--- a/manual/downloads/creating-a-model.docx
+++ b/manual/downloads/creating-a-model.docx
@@ -12,7 +12,7 @@
       </w:r>
     </w:p>
     <w:bookmarkEnd w:id="20"/>
-    <w:bookmarkStart w:id="21" w:name="introduction"/>
+    <w:bookmarkStart w:id="21" w:name="SPEC-sec1"/>
     <w:p>
       <w:pPr>
         <w:pStyle w:val="Heading1"/>
@@ -392,7 +392,7 @@
       </w:r>
     </w:p>
     <w:bookmarkEnd w:id="21"/>
-    <w:bookmarkStart w:id="22" w:name="quick-start-template"/>
+    <w:bookmarkStart w:id="22" w:name="SPEC-sec2"/>
     <w:p>
       <w:pPr>
         <w:pStyle w:val="Heading1"/>
@@ -415,12 +415,12 @@
     </w:p>
     <w:p>
       <w:pPr>
-        <w:spacing w:lineRule="exact" w:before="0" w:after="0" w:line="20"/>
+        <w:spacing w:lineRule="exact" w:line="20" w:before="0" w:after="0"/>
         <w:rPr>
           <w:sz w:val="2"/>
         </w:rPr>
       </w:pPr>
-      <w:bookmarkStart w:id="32204" w:name="listing-src-model-quickstart"/>
+      <w:bookmarkStart w:name="listing-src-model-quickstart" w:id="32204"/>
       <w:bookmarkEnd w:id="32204"/>
     </w:p>
     <w:p>
@@ -920,7 +920,7 @@
       </w:r>
     </w:p>
     <w:bookmarkEnd w:id="22"/>
-    <w:bookmarkStart w:id="23" w:name="X28a873432c06de18bd58c18d70a0f0b18060895"/>
+    <w:bookmarkStart w:id="23" w:name="SPEC-sec3"/>
     <w:p>
       <w:pPr>
         <w:pStyle w:val="Heading1"/>
@@ -963,12 +963,12 @@
     </w:p>
     <w:p>
       <w:pPr>
-        <w:spacing w:lineRule="exact" w:before="0" w:after="0" w:line="20"/>
+        <w:spacing w:lineRule="exact" w:line="20" w:before="0" w:after="0"/>
         <w:rPr>
           <w:sz w:val="2"/>
         </w:rPr>
       </w:pPr>
-      <w:bookmarkStart w:id="21471" w:name="listing-src-model-adr-layout"/>
+      <w:bookmarkStart w:name="listing-src-model-adr-layout" w:id="21471"/>
       <w:bookmarkEnd w:id="21471"/>
     </w:p>
     <w:p>
@@ -1074,12 +1074,12 @@
     </w:p>
     <w:p>
       <w:pPr>
-        <w:spacing w:lineRule="exact" w:before="0" w:after="0" w:line="20"/>
+        <w:spacing w:lineRule="exact" w:line="20" w:before="0" w:after="0"/>
         <w:rPr>
           <w:sz w:val="2"/>
         </w:rPr>
       </w:pPr>
-      <w:bookmarkStart w:id="36868" w:name="listing-src-model-adr-descriptor"/>
+      <w:bookmarkStart w:name="listing-src-model-adr-descriptor" w:id="36868"/>
       <w:bookmarkEnd w:id="36868"/>
     </w:p>
     <w:p>
@@ -1889,12 +1889,12 @@
     </w:p>
     <w:p>
       <w:pPr>
-        <w:spacing w:lineRule="exact" w:before="0" w:after="0" w:line="20"/>
+        <w:spacing w:lineRule="exact" w:line="20" w:before="0" w:after="0"/>
         <w:rPr>
           <w:sz w:val="2"/>
         </w:rPr>
       </w:pPr>
-      <w:bookmarkStart w:id="5934" w:name="listing-src-model-adr-usage"/>
+      <w:bookmarkStart w:name="listing-src-model-adr-usage" w:id="5934"/>
       <w:bookmarkEnd w:id="5934"/>
     </w:p>
     <w:p>
@@ -2079,7 +2079,7 @@
       </w:r>
     </w:p>
     <w:bookmarkEnd w:id="23"/>
-    <w:bookmarkStart w:id="24" w:name="overlay"/>
+    <w:bookmarkStart w:id="24" w:name="SPEC-sec4"/>
     <w:p>
       <w:pPr>
         <w:pStyle w:val="Heading1"/>
@@ -2221,7 +2221,7 @@
       </w:r>
     </w:p>
     <w:bookmarkEnd w:id="24"/>
-    <w:bookmarkStart w:id="25" w:name="model-directory-layout"/>
+    <w:bookmarkStart w:id="25" w:name="SPEC-sec5"/>
     <w:p>
       <w:pPr>
         <w:pStyle w:val="Heading1"/>
@@ -2236,12 +2236,12 @@
     </w:p>
     <w:p>
       <w:pPr>
-        <w:spacing w:lineRule="exact" w:before="0" w:after="0" w:line="20"/>
+        <w:spacing w:lineRule="exact" w:line="20" w:before="0" w:after="0"/>
         <w:rPr>
           <w:sz w:val="2"/>
         </w:rPr>
       </w:pPr>
-      <w:bookmarkStart w:id="46561" w:name="listing-src-model-directory-layout"/>
+      <w:bookmarkStart w:name="listing-src-model-directory-layout" w:id="46561"/>
       <w:bookmarkEnd w:id="46561"/>
     </w:p>
     <w:p>
@@ -2426,12 +2426,12 @@
     </w:p>
     <w:p>
       <w:pPr>
-        <w:spacing w:lineRule="exact" w:before="0" w:after="0" w:line="20"/>
+        <w:spacing w:lineRule="exact" w:line="20" w:before="0" w:after="0"/>
         <w:rPr>
           <w:sz w:val="2"/>
         </w:rPr>
       </w:pPr>
-      <w:bookmarkStart w:id="28870" w:name="listing-src-model-manifest"/>
+      <w:bookmarkStart w:name="listing-src-model-manifest" w:id="28870"/>
       <w:bookmarkEnd w:id="28870"/>
     </w:p>
     <w:p>
@@ -2651,7 +2651,7 @@
       </w:r>
     </w:p>
     <w:bookmarkEnd w:id="25"/>
-    <w:bookmarkStart w:id="26" w:name="type-categories"/>
+    <w:bookmarkStart w:id="26" w:name="SPEC-sec6"/>
     <w:p>
       <w:pPr>
         <w:pStyle w:val="Heading1"/>
@@ -2666,12 +2666,12 @@
     </w:p>
     <w:p>
       <w:pPr>
-        <w:spacing w:lineRule="exact" w:before="0" w:after="0" w:line="20"/>
+        <w:spacing w:lineRule="exact" w:line="20" w:before="0" w:after="0"/>
         <w:rPr>
           <w:sz w:val="2"/>
         </w:rPr>
       </w:pPr>
-      <w:bookmarkStart w:id="36631" w:name="csv-tbl-model-categories"/>
+      <w:bookmarkStart w:name="csv-tbl-model-categories" w:id="36631"/>
       <w:bookmarkEnd w:id="36631"/>
     </w:p>
     <w:p>
@@ -2708,12 +2708,12 @@
         <w:tblLook w:firstRow="1" w:lastRow="0" w:firstColumn="0" w:lastColumn="0" w:noHBand="0" w:noVBand="0" w:val="0020"/>
         <w:jc w:val="start"/>
         <w:tblBorders>
-          <w:top w:val="single" w:sz="6" w:color="000000" w:space="0"/>
-          <w:left w:val="single" w:sz="6" w:color="000000" w:space="0"/>
-          <w:bottom w:val="single" w:sz="6" w:color="000000" w:space="0"/>
-          <w:right w:val="single" w:sz="6" w:color="000000" w:space="0"/>
-          <w:insideH w:val="single" w:sz="6" w:color="000000" w:space="0"/>
-          <w:insideV w:val="single" w:sz="6" w:color="000000" w:space="0"/>
+          <w:top w:color="000000" w:val="single" w:sz="6" w:space="0"/>
+          <w:left w:color="000000" w:val="single" w:sz="6" w:space="0"/>
+          <w:bottom w:color="000000" w:val="single" w:sz="6" w:space="0"/>
+          <w:right w:color="000000" w:val="single" w:sz="6" w:space="0"/>
+          <w:insideH w:color="000000" w:val="single" w:sz="6" w:space="0"/>
+          <w:insideV w:color="000000" w:val="single" w:sz="6" w:space="0"/>
         </w:tblBorders>
         <w:tblCellMar>
           <w:top w:type="dxa" w:w="57"/>
@@ -2740,8 +2740,8 @@
             <w:pPr>
               <w:pStyle w:val="Compact"/>
               <w:jc w:val="left"/>
-              <w:ind w:left="0" w:right="0" w:firstLine="0"/>
-              <w:spacing w:lineRule="auto" w:before="40" w:line="240" w:after="40"/>
+              <w:ind w:firstLine="0" w:right="0" w:left="0"/>
+              <w:spacing w:lineRule="auto" w:line="240" w:before="40" w:after="40"/>
             </w:pPr>
             <w:r>
               <w:rPr>
@@ -2759,8 +2759,8 @@
             <w:pPr>
               <w:pStyle w:val="Compact"/>
               <w:jc w:val="left"/>
-              <w:ind w:left="0" w:right="0" w:firstLine="0"/>
-              <w:spacing w:lineRule="auto" w:before="40" w:line="240" w:after="40"/>
+              <w:ind w:firstLine="0" w:right="0" w:left="0"/>
+              <w:spacing w:lineRule="auto" w:line="240" w:before="40" w:after="40"/>
             </w:pPr>
             <w:r>
               <w:rPr>
@@ -2779,8 +2779,8 @@
             <w:pPr>
               <w:pStyle w:val="Compact"/>
               <w:jc w:val="left"/>
-              <w:ind w:left="0" w:right="0" w:firstLine="0"/>
-              <w:spacing w:lineRule="auto" w:before="40" w:line="240" w:after="40"/>
+              <w:ind w:firstLine="0" w:right="0" w:left="0"/>
+              <w:spacing w:lineRule="auto" w:line="240" w:before="40" w:after="40"/>
             </w:pPr>
             <w:r>
               <w:rPr>
@@ -2798,8 +2798,8 @@
             <w:pPr>
               <w:pStyle w:val="Compact"/>
               <w:jc w:val="left"/>
-              <w:ind w:left="0" w:right="0" w:firstLine="0"/>
-              <w:spacing w:lineRule="auto" w:before="40" w:line="240" w:after="40"/>
+              <w:ind w:firstLine="0" w:right="0" w:left="0"/>
+              <w:spacing w:lineRule="auto" w:line="240" w:before="40" w:after="40"/>
             </w:pPr>
             <w:r>
               <w:rPr>
@@ -2817,8 +2817,8 @@
             <w:pPr>
               <w:pStyle w:val="Compact"/>
               <w:jc w:val="left"/>
-              <w:ind w:left="0" w:right="0" w:firstLine="0"/>
-              <w:spacing w:lineRule="auto" w:before="40" w:line="240" w:after="40"/>
+              <w:ind w:firstLine="0" w:right="0" w:left="0"/>
+              <w:spacing w:lineRule="auto" w:line="240" w:before="40" w:after="40"/>
             </w:pPr>
             <w:r>
               <w:t xml:space="preserve">Object</w:t>
@@ -2831,8 +2831,8 @@
             <w:pPr>
               <w:pStyle w:val="Compact"/>
               <w:jc w:val="left"/>
-              <w:ind w:left="0" w:right="0" w:firstLine="0"/>
-              <w:spacing w:lineRule="auto" w:before="40" w:line="240" w:after="40"/>
+              <w:ind w:firstLine="0" w:right="0" w:left="0"/>
+              <w:spacing w:lineRule="auto" w:line="240" w:before="40" w:after="40"/>
             </w:pPr>
             <w:r>
               <w:rPr>
@@ -2848,8 +2848,8 @@
             <w:pPr>
               <w:pStyle w:val="Compact"/>
               <w:jc w:val="left"/>
-              <w:ind w:left="0" w:right="0" w:firstLine="0"/>
-              <w:spacing w:lineRule="auto" w:before="40" w:line="240" w:after="40"/>
+              <w:ind w:firstLine="0" w:right="0" w:left="0"/>
+              <w:spacing w:lineRule="auto" w:line="240" w:before="40" w:after="40"/>
             </w:pPr>
             <w:r>
               <w:rPr>
@@ -2865,8 +2865,8 @@
             <w:pPr>
               <w:pStyle w:val="Compact"/>
               <w:jc w:val="left"/>
-              <w:ind w:left="0" w:right="0" w:firstLine="0"/>
-              <w:spacing w:lineRule="auto" w:before="40" w:line="240" w:after="40"/>
+              <w:ind w:firstLine="0" w:right="0" w:left="0"/>
+              <w:spacing w:lineRule="auto" w:line="240" w:before="40" w:after="40"/>
             </w:pPr>
             <w:r>
               <w:t xml:space="preserve">none (omit</w:t>
@@ -2902,8 +2902,8 @@
             <w:pPr>
               <w:pStyle w:val="Compact"/>
               <w:jc w:val="left"/>
-              <w:ind w:left="0" w:right="0" w:firstLine="0"/>
-              <w:spacing w:lineRule="auto" w:before="40" w:line="240" w:after="40"/>
+              <w:ind w:firstLine="0" w:right="0" w:left="0"/>
+              <w:spacing w:lineRule="auto" w:line="240" w:before="40" w:after="40"/>
             </w:pPr>
             <w:r>
               <w:t xml:space="preserve">Float</w:t>
@@ -2916,8 +2916,8 @@
             <w:pPr>
               <w:pStyle w:val="Compact"/>
               <w:jc w:val="left"/>
-              <w:ind w:left="0" w:right="0" w:firstLine="0"/>
-              <w:spacing w:lineRule="auto" w:before="40" w:line="240" w:after="40"/>
+              <w:ind w:firstLine="0" w:right="0" w:left="0"/>
+              <w:spacing w:lineRule="auto" w:line="240" w:before="40" w:after="40"/>
             </w:pPr>
             <w:r>
               <w:rPr>
@@ -2933,8 +2933,8 @@
             <w:pPr>
               <w:pStyle w:val="Compact"/>
               <w:jc w:val="left"/>
-              <w:ind w:left="0" w:right="0" w:firstLine="0"/>
-              <w:spacing w:lineRule="auto" w:before="40" w:line="240" w:after="40"/>
+              <w:ind w:firstLine="0" w:right="0" w:left="0"/>
+              <w:spacing w:lineRule="auto" w:line="240" w:before="40" w:after="40"/>
             </w:pPr>
             <w:r>
               <w:rPr>
@@ -2950,8 +2950,8 @@
             <w:pPr>
               <w:pStyle w:val="Compact"/>
               <w:jc w:val="left"/>
-              <w:ind w:left="0" w:right="0" w:firstLine="0"/>
-              <w:spacing w:lineRule="auto" w:before="40" w:line="240" w:after="40"/>
+              <w:ind w:firstLine="0" w:right="0" w:left="0"/>
+              <w:spacing w:lineRule="auto" w:line="240" w:before="40" w:after="40"/>
             </w:pPr>
             <w:r>
               <w:rPr>
@@ -2996,8 +2996,8 @@
             <w:pPr>
               <w:pStyle w:val="Compact"/>
               <w:jc w:val="left"/>
-              <w:ind w:left="0" w:right="0" w:firstLine="0"/>
-              <w:spacing w:lineRule="auto" w:before="40" w:line="240" w:after="40"/>
+              <w:ind w:firstLine="0" w:right="0" w:left="0"/>
+              <w:spacing w:lineRule="auto" w:line="240" w:before="40" w:after="40"/>
             </w:pPr>
             <w:r>
               <w:t xml:space="preserve">Relation</w:t>
@@ -3010,8 +3010,8 @@
             <w:pPr>
               <w:pStyle w:val="Compact"/>
               <w:jc w:val="left"/>
-              <w:ind w:left="0" w:right="0" w:firstLine="0"/>
-              <w:spacing w:lineRule="auto" w:before="40" w:line="240" w:after="40"/>
+              <w:ind w:firstLine="0" w:right="0" w:left="0"/>
+              <w:spacing w:lineRule="auto" w:line="240" w:before="40" w:after="40"/>
             </w:pPr>
             <w:r>
               <w:rPr>
@@ -3027,8 +3027,8 @@
             <w:pPr>
               <w:pStyle w:val="Compact"/>
               <w:jc w:val="left"/>
-              <w:ind w:left="0" w:right="0" w:firstLine="0"/>
-              <w:spacing w:lineRule="auto" w:before="40" w:line="240" w:after="40"/>
+              <w:ind w:firstLine="0" w:right="0" w:left="0"/>
+              <w:spacing w:lineRule="auto" w:line="240" w:before="40" w:after="40"/>
             </w:pPr>
             <w:r>
               <w:rPr>
@@ -3044,8 +3044,8 @@
             <w:pPr>
               <w:pStyle w:val="Compact"/>
               <w:jc w:val="left"/>
-              <w:ind w:left="0" w:right="0" w:firstLine="0"/>
-              <w:spacing w:lineRule="auto" w:before="40" w:line="240" w:after="40"/>
+              <w:ind w:firstLine="0" w:right="0" w:left="0"/>
+              <w:spacing w:lineRule="auto" w:line="240" w:before="40" w:after="40"/>
             </w:pPr>
             <w:r>
               <w:t xml:space="preserve">none,</w:t>
@@ -3081,8 +3081,8 @@
             <w:pPr>
               <w:pStyle w:val="Compact"/>
               <w:jc w:val="left"/>
-              <w:ind w:left="0" w:right="0" w:firstLine="0"/>
-              <w:spacing w:lineRule="auto" w:before="40" w:line="240" w:after="40"/>
+              <w:ind w:firstLine="0" w:right="0" w:left="0"/>
+              <w:spacing w:lineRule="auto" w:line="240" w:before="40" w:after="40"/>
             </w:pPr>
             <w:r>
               <w:t xml:space="preserve">View</w:t>
@@ -3095,8 +3095,8 @@
             <w:pPr>
               <w:pStyle w:val="Compact"/>
               <w:jc w:val="left"/>
-              <w:ind w:left="0" w:right="0" w:firstLine="0"/>
-              <w:spacing w:lineRule="auto" w:before="40" w:line="240" w:after="40"/>
+              <w:ind w:firstLine="0" w:right="0" w:left="0"/>
+              <w:spacing w:lineRule="auto" w:line="240" w:before="40" w:after="40"/>
             </w:pPr>
             <w:r>
               <w:rPr>
@@ -3112,8 +3112,8 @@
             <w:pPr>
               <w:pStyle w:val="Compact"/>
               <w:jc w:val="left"/>
-              <w:ind w:left="0" w:right="0" w:firstLine="0"/>
-              <w:spacing w:lineRule="auto" w:before="40" w:line="240" w:after="40"/>
+              <w:ind w:firstLine="0" w:right="0" w:left="0"/>
+              <w:spacing w:lineRule="auto" w:line="240" w:before="40" w:after="40"/>
             </w:pPr>
             <w:r>
               <w:rPr>
@@ -3129,8 +3129,8 @@
             <w:pPr>
               <w:pStyle w:val="Compact"/>
               <w:jc w:val="left"/>
-              <w:ind w:left="0" w:right="0" w:firstLine="0"/>
-              <w:spacing w:lineRule="auto" w:before="40" w:line="240" w:after="40"/>
+              <w:ind w:firstLine="0" w:right="0" w:left="0"/>
+              <w:spacing w:lineRule="auto" w:line="240" w:before="40" w:after="40"/>
             </w:pPr>
             <w:r>
               <w:rPr>
@@ -3184,8 +3184,8 @@
             <w:pPr>
               <w:pStyle w:val="Compact"/>
               <w:jc w:val="left"/>
-              <w:ind w:left="0" w:right="0" w:firstLine="0"/>
-              <w:spacing w:lineRule="auto" w:before="40" w:line="240" w:after="40"/>
+              <w:ind w:firstLine="0" w:right="0" w:left="0"/>
+              <w:spacing w:lineRule="auto" w:line="240" w:before="40" w:after="40"/>
             </w:pPr>
             <w:r>
               <w:t xml:space="preserve">Specification</w:t>
@@ -3198,8 +3198,8 @@
             <w:pPr>
               <w:pStyle w:val="Compact"/>
               <w:jc w:val="left"/>
-              <w:ind w:left="0" w:right="0" w:firstLine="0"/>
-              <w:spacing w:lineRule="auto" w:before="40" w:line="240" w:after="40"/>
+              <w:ind w:firstLine="0" w:right="0" w:left="0"/>
+              <w:spacing w:lineRule="auto" w:line="240" w:before="40" w:after="40"/>
             </w:pPr>
             <w:r>
               <w:rPr>
@@ -3215,8 +3215,8 @@
             <w:pPr>
               <w:pStyle w:val="Compact"/>
               <w:jc w:val="left"/>
-              <w:ind w:left="0" w:right="0" w:firstLine="0"/>
-              <w:spacing w:lineRule="auto" w:before="40" w:line="240" w:after="40"/>
+              <w:ind w:firstLine="0" w:right="0" w:left="0"/>
+              <w:spacing w:lineRule="auto" w:line="240" w:before="40" w:after="40"/>
             </w:pPr>
             <w:r>
               <w:rPr>
@@ -3232,8 +3232,8 @@
             <w:pPr>
               <w:pStyle w:val="Compact"/>
               <w:jc w:val="left"/>
-              <w:ind w:left="0" w:right="0" w:firstLine="0"/>
-              <w:spacing w:lineRule="auto" w:before="40" w:line="240" w:after="40"/>
+              <w:ind w:firstLine="0" w:right="0" w:left="0"/>
+              <w:spacing w:lineRule="auto" w:line="240" w:before="40" w:after="40"/>
             </w:pPr>
             <w:r>
               <w:t xml:space="preserve">none (omit</w:t>
@@ -3260,8 +3260,8 @@
             <w:pPr>
               <w:pStyle w:val="Compact"/>
               <w:jc w:val="left"/>
-              <w:ind w:left="0" w:right="0" w:firstLine="0"/>
-              <w:spacing w:lineRule="auto" w:before="40" w:line="240" w:after="40"/>
+              <w:ind w:firstLine="0" w:right="0" w:left="0"/>
+              <w:spacing w:lineRule="auto" w:line="240" w:before="40" w:after="40"/>
             </w:pPr>
             <w:r>
               <w:t xml:space="preserve">Analyze query</w:t>
@@ -3274,8 +3274,8 @@
             <w:pPr>
               <w:pStyle w:val="Compact"/>
               <w:jc w:val="left"/>
-              <w:ind w:left="0" w:right="0" w:firstLine="0"/>
-              <w:spacing w:lineRule="auto" w:before="40" w:line="240" w:after="40"/>
+              <w:ind w:firstLine="0" w:right="0" w:left="0"/>
+              <w:spacing w:lineRule="auto" w:line="240" w:before="40" w:after="40"/>
             </w:pPr>
             <w:r>
               <w:rPr>
@@ -3291,8 +3291,8 @@
             <w:pPr>
               <w:pStyle w:val="Compact"/>
               <w:jc w:val="left"/>
-              <w:ind w:left="0" w:right="0" w:firstLine="0"/>
-              <w:spacing w:lineRule="auto" w:before="40" w:line="240" w:after="40"/>
+              <w:ind w:firstLine="0" w:right="0" w:left="0"/>
+              <w:spacing w:lineRule="auto" w:line="240" w:before="40" w:after="40"/>
             </w:pPr>
             <w:r>
               <w:rPr>
@@ -3308,8 +3308,8 @@
             <w:pPr>
               <w:pStyle w:val="Compact"/>
               <w:jc w:val="left"/>
-              <w:ind w:left="0" w:right="0" w:firstLine="0"/>
-              <w:spacing w:lineRule="auto" w:before="40" w:line="240" w:after="40"/>
+              <w:ind w:firstLine="0" w:right="0" w:left="0"/>
+              <w:spacing w:lineRule="auto" w:line="240" w:before="40" w:after="40"/>
             </w:pPr>
             <w:r>
               <w:rPr>
@@ -3322,7 +3322,7 @@
       </w:tr>
     </w:tbl>
     <w:bookmarkEnd w:id="26"/>
-    <w:bookmarkStart w:id="27" w:name="the-descriptor-and-hook-contract"/>
+    <w:bookmarkStart w:id="27" w:name="SPEC-sec7"/>
     <w:p>
       <w:pPr>
         <w:pStyle w:val="Heading1"/>
@@ -3593,12 +3593,12 @@
     </w:p>
     <w:p>
       <w:pPr>
-        <w:spacing w:lineRule="exact" w:before="0" w:after="0" w:line="20"/>
+        <w:spacing w:lineRule="exact" w:line="20" w:before="0" w:after="0"/>
         <w:rPr>
           <w:sz w:val="2"/>
         </w:rPr>
       </w:pPr>
-      <w:bookmarkStart w:id="5146" w:name="csv-tbl-model-hook-catalogue"/>
+      <w:bookmarkStart w:name="csv-tbl-model-hook-catalogue" w:id="5146"/>
       <w:bookmarkEnd w:id="5146"/>
     </w:p>
     <w:p>
@@ -3635,12 +3635,12 @@
         <w:tblLook w:firstRow="1" w:lastRow="0" w:firstColumn="0" w:lastColumn="0" w:noHBand="0" w:noVBand="0" w:val="0020"/>
         <w:jc w:val="start"/>
         <w:tblBorders>
-          <w:top w:val="single" w:sz="6" w:color="000000" w:space="0"/>
-          <w:left w:val="single" w:sz="6" w:color="000000" w:space="0"/>
-          <w:bottom w:val="single" w:sz="6" w:color="000000" w:space="0"/>
-          <w:right w:val="single" w:sz="6" w:color="000000" w:space="0"/>
-          <w:insideH w:val="single" w:sz="6" w:color="000000" w:space="0"/>
-          <w:insideV w:val="single" w:sz="6" w:color="000000" w:space="0"/>
+          <w:top w:color="000000" w:val="single" w:sz="6" w:space="0"/>
+          <w:left w:color="000000" w:val="single" w:sz="6" w:space="0"/>
+          <w:bottom w:color="000000" w:val="single" w:sz="6" w:space="0"/>
+          <w:right w:color="000000" w:val="single" w:sz="6" w:space="0"/>
+          <w:insideH w:color="000000" w:val="single" w:sz="6" w:space="0"/>
+          <w:insideV w:color="000000" w:val="single" w:sz="6" w:space="0"/>
         </w:tblBorders>
         <w:tblCellMar>
           <w:top w:type="dxa" w:w="57"/>
@@ -3668,8 +3668,8 @@
             <w:pPr>
               <w:pStyle w:val="Compact"/>
               <w:jc w:val="left"/>
-              <w:ind w:left="0" w:right="0" w:firstLine="0"/>
-              <w:spacing w:lineRule="auto" w:before="40" w:line="240" w:after="40"/>
+              <w:ind w:firstLine="0" w:right="0" w:left="0"/>
+              <w:spacing w:lineRule="auto" w:line="240" w:before="40" w:after="40"/>
             </w:pPr>
             <w:r>
               <w:rPr>
@@ -3687,8 +3687,8 @@
             <w:pPr>
               <w:pStyle w:val="Compact"/>
               <w:jc w:val="left"/>
-              <w:ind w:left="0" w:right="0" w:firstLine="0"/>
-              <w:spacing w:lineRule="auto" w:before="40" w:line="240" w:after="40"/>
+              <w:ind w:firstLine="0" w:right="0" w:left="0"/>
+              <w:spacing w:lineRule="auto" w:line="240" w:before="40" w:after="40"/>
             </w:pPr>
             <w:r>
               <w:rPr>
@@ -3706,8 +3706,8 @@
             <w:pPr>
               <w:pStyle w:val="Compact"/>
               <w:jc w:val="left"/>
-              <w:ind w:left="0" w:right="0" w:firstLine="0"/>
-              <w:spacing w:lineRule="auto" w:before="40" w:line="240" w:after="40"/>
+              <w:ind w:firstLine="0" w:right="0" w:left="0"/>
+              <w:spacing w:lineRule="auto" w:line="240" w:before="40" w:after="40"/>
             </w:pPr>
             <w:r>
               <w:rPr>
@@ -3725,8 +3725,8 @@
             <w:pPr>
               <w:pStyle w:val="Compact"/>
               <w:jc w:val="left"/>
-              <w:ind w:left="0" w:right="0" w:firstLine="0"/>
-              <w:spacing w:lineRule="auto" w:before="40" w:line="240" w:after="40"/>
+              <w:ind w:firstLine="0" w:right="0" w:left="0"/>
+              <w:spacing w:lineRule="auto" w:line="240" w:before="40" w:after="40"/>
             </w:pPr>
             <w:r>
               <w:rPr>
@@ -3744,8 +3744,8 @@
             <w:pPr>
               <w:pStyle w:val="Compact"/>
               <w:jc w:val="left"/>
-              <w:ind w:left="0" w:right="0" w:firstLine="0"/>
-              <w:spacing w:lineRule="auto" w:before="40" w:line="240" w:after="40"/>
+              <w:ind w:firstLine="0" w:right="0" w:left="0"/>
+              <w:spacing w:lineRule="auto" w:line="240" w:before="40" w:after="40"/>
             </w:pPr>
             <w:r>
               <w:rPr>
@@ -3763,8 +3763,8 @@
             <w:pPr>
               <w:pStyle w:val="Compact"/>
               <w:jc w:val="left"/>
-              <w:ind w:left="0" w:right="0" w:firstLine="0"/>
-              <w:spacing w:lineRule="auto" w:before="40" w:line="240" w:after="40"/>
+              <w:ind w:firstLine="0" w:right="0" w:left="0"/>
+              <w:spacing w:lineRule="auto" w:line="240" w:before="40" w:after="40"/>
             </w:pPr>
             <w:r>
               <w:rPr>
@@ -3780,8 +3780,8 @@
             <w:pPr>
               <w:pStyle w:val="Compact"/>
               <w:jc w:val="left"/>
-              <w:ind w:left="0" w:right="0" w:firstLine="0"/>
-              <w:spacing w:lineRule="auto" w:before="40" w:line="240" w:after="40"/>
+              <w:ind w:firstLine="0" w:right="0" w:left="0"/>
+              <w:spacing w:lineRule="auto" w:line="240" w:before="40" w:after="40"/>
             </w:pPr>
             <w:r>
               <w:t xml:space="preserve">object, specification, float, view</w:t>
@@ -3794,8 +3794,8 @@
             <w:pPr>
               <w:pStyle w:val="Compact"/>
               <w:jc w:val="left"/>
-              <w:ind w:left="0" w:right="0" w:firstLine="0"/>
-              <w:spacing w:lineRule="auto" w:before="40" w:line="240" w:after="40"/>
+              <w:ind w:firstLine="0" w:right="0" w:left="0"/>
+              <w:spacing w:lineRule="auto" w:line="240" w:before="40" w:after="40"/>
             </w:pPr>
             <w:r>
               <w:t xml:space="preserve">render</w:t>
@@ -3808,8 +3808,8 @@
             <w:pPr>
               <w:pStyle w:val="Compact"/>
               <w:jc w:val="left"/>
-              <w:ind w:left="0" w:right="0" w:firstLine="0"/>
-              <w:spacing w:lineRule="auto" w:before="40" w:line="240" w:after="40"/>
+              <w:ind w:firstLine="0" w:right="0" w:left="0"/>
+              <w:spacing w:lineRule="auto" w:line="240" w:before="40" w:after="40"/>
             </w:pPr>
             <w:r>
               <w:t xml:space="preserve">Pandoc Block(s) / Inlines</w:t>
@@ -3822,8 +3822,8 @@
             <w:pPr>
               <w:pStyle w:val="Compact"/>
               <w:jc w:val="left"/>
-              <w:ind w:left="0" w:right="0" w:firstLine="0"/>
-              <w:spacing w:lineRule="auto" w:before="40" w:line="240" w:after="40"/>
+              <w:ind w:firstLine="0" w:right="0" w:left="0"/>
+              <w:spacing w:lineRule="auto" w:line="240" w:before="40" w:after="40"/>
             </w:pPr>
             <w:r>
               <w:t xml:space="preserve">EMIT, when the element of this type is being rendered.</w:t>
@@ -3838,8 +3838,8 @@
             <w:pPr>
               <w:pStyle w:val="Compact"/>
               <w:jc w:val="left"/>
-              <w:ind w:left="0" w:right="0" w:firstLine="0"/>
-              <w:spacing w:lineRule="auto" w:before="40" w:line="240" w:after="40"/>
+              <w:ind w:firstLine="0" w:right="0" w:left="0"/>
+              <w:spacing w:lineRule="auto" w:line="240" w:before="40" w:after="40"/>
             </w:pPr>
             <w:r>
               <w:rPr>
@@ -3855,8 +3855,8 @@
             <w:pPr>
               <w:pStyle w:val="Compact"/>
               <w:jc w:val="left"/>
-              <w:ind w:left="0" w:right="0" w:firstLine="0"/>
-              <w:spacing w:lineRule="auto" w:before="40" w:line="240" w:after="40"/>
+              <w:ind w:firstLine="0" w:right="0" w:left="0"/>
+              <w:spacing w:lineRule="auto" w:line="240" w:before="40" w:after="40"/>
             </w:pPr>
             <w:r>
               <w:t xml:space="preserve">view</w:t>
@@ -3869,8 +3869,8 @@
             <w:pPr>
               <w:pStyle w:val="Compact"/>
               <w:jc w:val="left"/>
-              <w:ind w:left="0" w:right="0" w:firstLine="0"/>
-              <w:spacing w:lineRule="auto" w:before="40" w:line="240" w:after="40"/>
+              <w:ind w:firstLine="0" w:right="0" w:left="0"/>
+              <w:spacing w:lineRule="auto" w:line="240" w:before="40" w:after="40"/>
             </w:pPr>
             <w:r>
               <w:t xml:space="preserve">render</w:t>
@@ -3883,8 +3883,8 @@
             <w:pPr>
               <w:pStyle w:val="Compact"/>
               <w:jc w:val="left"/>
-              <w:ind w:left="0" w:right="0" w:firstLine="0"/>
-              <w:spacing w:lineRule="auto" w:before="40" w:line="240" w:after="40"/>
+              <w:ind w:firstLine="0" w:right="0" w:left="0"/>
+              <w:spacing w:lineRule="auto" w:line="240" w:before="40" w:after="40"/>
             </w:pPr>
             <w:r>
               <w:t xml:space="preserve">Pandoc Block</w:t>
@@ -3897,8 +3897,8 @@
             <w:pPr>
               <w:pStyle w:val="Compact"/>
               <w:jc w:val="left"/>
-              <w:ind w:left="0" w:right="0" w:firstLine="0"/>
-              <w:spacing w:lineRule="auto" w:before="40" w:line="240" w:after="40"/>
+              <w:ind w:firstLine="0" w:right="0" w:left="0"/>
+              <w:spacing w:lineRule="auto" w:line="240" w:before="40" w:after="40"/>
             </w:pPr>
             <w:r>
               <w:t xml:space="preserve">EMIT, for a block view written as a fenced</w:t>
@@ -3928,8 +3928,8 @@
             <w:pPr>
               <w:pStyle w:val="Compact"/>
               <w:jc w:val="left"/>
-              <w:ind w:left="0" w:right="0" w:firstLine="0"/>
-              <w:spacing w:lineRule="auto" w:before="40" w:line="240" w:after="40"/>
+              <w:ind w:firstLine="0" w:right="0" w:left="0"/>
+              <w:spacing w:lineRule="auto" w:line="240" w:before="40" w:after="40"/>
             </w:pPr>
             <w:r>
               <w:rPr>
@@ -3945,8 +3945,8 @@
             <w:pPr>
               <w:pStyle w:val="Compact"/>
               <w:jc w:val="left"/>
-              <w:ind w:left="0" w:right="0" w:firstLine="0"/>
-              <w:spacing w:lineRule="auto" w:before="40" w:line="240" w:after="40"/>
+              <w:ind w:firstLine="0" w:right="0" w:left="0"/>
+              <w:spacing w:lineRule="auto" w:line="240" w:before="40" w:after="40"/>
             </w:pPr>
             <w:r>
               <w:t xml:space="preserve">relation</w:t>
@@ -3959,8 +3959,8 @@
             <w:pPr>
               <w:pStyle w:val="Compact"/>
               <w:jc w:val="left"/>
-              <w:ind w:left="0" w:right="0" w:firstLine="0"/>
-              <w:spacing w:lineRule="auto" w:before="40" w:line="240" w:after="40"/>
+              <w:ind w:firstLine="0" w:right="0" w:left="0"/>
+              <w:spacing w:lineRule="auto" w:line="240" w:before="40" w:after="40"/>
             </w:pPr>
             <w:r>
               <w:t xml:space="preserve">render</w:t>
@@ -3973,8 +3973,8 @@
             <w:pPr>
               <w:pStyle w:val="Compact"/>
               <w:jc w:val="left"/>
-              <w:ind w:left="0" w:right="0" w:firstLine="0"/>
-              <w:spacing w:lineRule="auto" w:before="40" w:line="240" w:after="40"/>
+              <w:ind w:firstLine="0" w:right="0" w:left="0"/>
+              <w:spacing w:lineRule="auto" w:line="240" w:before="40" w:after="40"/>
             </w:pPr>
             <w:r>
               <w:t xml:space="preserve">display string (or</w:t>
@@ -3999,8 +3999,8 @@
             <w:pPr>
               <w:pStyle w:val="Compact"/>
               <w:jc w:val="left"/>
-              <w:ind w:left="0" w:right="0" w:firstLine="0"/>
-              <w:spacing w:lineRule="auto" w:before="40" w:line="240" w:after="40"/>
+              <w:ind w:firstLine="0" w:right="0" w:left="0"/>
+              <w:spacing w:lineRule="auto" w:line="240" w:before="40" w:after="40"/>
             </w:pPr>
             <w:r>
               <w:t xml:space="preserve">EMIT, to produce the visible text of a link of this relation type.</w:t>
@@ -4015,8 +4015,8 @@
             <w:pPr>
               <w:pStyle w:val="Compact"/>
               <w:jc w:val="left"/>
-              <w:ind w:left="0" w:right="0" w:firstLine="0"/>
-              <w:spacing w:lineRule="auto" w:before="40" w:line="240" w:after="40"/>
+              <w:ind w:firstLine="0" w:right="0" w:left="0"/>
+              <w:spacing w:lineRule="auto" w:line="240" w:before="40" w:after="40"/>
             </w:pPr>
             <w:r>
               <w:rPr>
@@ -4032,8 +4032,8 @@
             <w:pPr>
               <w:pStyle w:val="Compact"/>
               <w:jc w:val="left"/>
-              <w:ind w:left="0" w:right="0" w:firstLine="0"/>
-              <w:spacing w:lineRule="auto" w:before="40" w:line="240" w:after="40"/>
+              <w:ind w:firstLine="0" w:right="0" w:left="0"/>
+              <w:spacing w:lineRule="auto" w:line="240" w:before="40" w:after="40"/>
             </w:pPr>
             <w:r>
               <w:t xml:space="preserve">analyze</w:t>
@@ -4046,8 +4046,8 @@
             <w:pPr>
               <w:pStyle w:val="Compact"/>
               <w:jc w:val="left"/>
-              <w:ind w:left="0" w:right="0" w:firstLine="0"/>
-              <w:spacing w:lineRule="auto" w:before="40" w:line="240" w:after="40"/>
+              <w:ind w:firstLine="0" w:right="0" w:left="0"/>
+              <w:spacing w:lineRule="auto" w:line="240" w:before="40" w:after="40"/>
             </w:pPr>
             <w:r>
               <w:t xml:space="preserve">render</w:t>
@@ -4060,8 +4060,8 @@
             <w:pPr>
               <w:pStyle w:val="Compact"/>
               <w:jc w:val="left"/>
-              <w:ind w:left="0" w:right="0" w:firstLine="0"/>
-              <w:spacing w:lineRule="auto" w:before="40" w:line="240" w:after="40"/>
+              <w:ind w:firstLine="0" w:right="0" w:left="0"/>
+              <w:spacing w:lineRule="auto" w:line="240" w:before="40" w:after="40"/>
             </w:pPr>
             <w:r>
               <w:t xml:space="preserve">diagnostic string</w:t>
@@ -4074,8 +4074,8 @@
             <w:pPr>
               <w:pStyle w:val="Compact"/>
               <w:jc w:val="left"/>
-              <w:ind w:left="0" w:right="0" w:firstLine="0"/>
-              <w:spacing w:lineRule="auto" w:before="40" w:line="240" w:after="40"/>
+              <w:ind w:firstLine="0" w:right="0" w:left="0"/>
+              <w:spacing w:lineRule="auto" w:line="240" w:before="40" w:after="40"/>
             </w:pPr>
             <w:r>
               <w:t xml:space="preserve">ANALYZE, once per row the SQL view returns.</w:t>
@@ -4090,8 +4090,8 @@
             <w:pPr>
               <w:pStyle w:val="Compact"/>
               <w:jc w:val="left"/>
-              <w:ind w:left="0" w:right="0" w:firstLine="0"/>
-              <w:spacing w:lineRule="auto" w:before="40" w:line="240" w:after="40"/>
+              <w:ind w:firstLine="0" w:right="0" w:left="0"/>
+              <w:spacing w:lineRule="auto" w:line="240" w:before="40" w:after="40"/>
             </w:pPr>
             <w:r>
               <w:rPr>
@@ -4107,8 +4107,8 @@
             <w:pPr>
               <w:pStyle w:val="Compact"/>
               <w:jc w:val="left"/>
-              <w:ind w:left="0" w:right="0" w:firstLine="0"/>
-              <w:spacing w:lineRule="auto" w:before="40" w:line="240" w:after="40"/>
+              <w:ind w:firstLine="0" w:right="0" w:left="0"/>
+              <w:spacing w:lineRule="auto" w:line="240" w:before="40" w:after="40"/>
             </w:pPr>
             <w:r>
               <w:t xml:space="preserve">view</w:t>
@@ -4121,8 +4121,8 @@
             <w:pPr>
               <w:pStyle w:val="Compact"/>
               <w:jc w:val="left"/>
-              <w:ind w:left="0" w:right="0" w:firstLine="0"/>
-              <w:spacing w:lineRule="auto" w:before="40" w:line="240" w:after="40"/>
+              <w:ind w:firstLine="0" w:right="0" w:left="0"/>
+              <w:spacing w:lineRule="auto" w:line="240" w:before="40" w:after="40"/>
             </w:pPr>
             <w:r>
               <w:t xml:space="preserve">data</w:t>
@@ -4135,8 +4135,8 @@
             <w:pPr>
               <w:pStyle w:val="Compact"/>
               <w:jc w:val="left"/>
-              <w:ind w:left="0" w:right="0" w:firstLine="0"/>
-              <w:spacing w:lineRule="auto" w:before="40" w:line="240" w:after="40"/>
+              <w:ind w:firstLine="0" w:right="0" w:left="0"/>
+              <w:spacing w:lineRule="auto" w:line="240" w:before="40" w:after="40"/>
             </w:pPr>
             <w:r>
               <w:rPr>
@@ -4152,8 +4152,8 @@
             <w:pPr>
               <w:pStyle w:val="Compact"/>
               <w:jc w:val="left"/>
-              <w:ind w:left="0" w:right="0" w:firstLine="0"/>
-              <w:spacing w:lineRule="auto" w:before="40" w:line="240" w:after="40"/>
+              <w:ind w:firstLine="0" w:right="0" w:left="0"/>
+              <w:spacing w:lineRule="auto" w:line="240" w:before="40" w:after="40"/>
             </w:pPr>
             <w:r>
               <w:t xml:space="preserve">When a chart/data view needs its dataset (</w:t>
@@ -4177,8 +4177,8 @@
             <w:pPr>
               <w:pStyle w:val="Compact"/>
               <w:jc w:val="left"/>
-              <w:ind w:left="0" w:right="0" w:firstLine="0"/>
-              <w:spacing w:lineRule="auto" w:before="40" w:line="240" w:after="40"/>
+              <w:ind w:firstLine="0" w:right="0" w:left="0"/>
+              <w:spacing w:lineRule="auto" w:line="240" w:before="40" w:after="40"/>
             </w:pPr>
             <w:r>
               <w:rPr>
@@ -4194,8 +4194,8 @@
             <w:pPr>
               <w:pStyle w:val="Compact"/>
               <w:jc w:val="left"/>
-              <w:ind w:left="0" w:right="0" w:firstLine="0"/>
-              <w:spacing w:lineRule="auto" w:before="40" w:line="240" w:after="40"/>
+              <w:ind w:firstLine="0" w:right="0" w:left="0"/>
+              <w:spacing w:lineRule="auto" w:line="240" w:before="40" w:after="40"/>
             </w:pPr>
             <w:r>
               <w:t xml:space="preserve">view</w:t>
@@ -4208,8 +4208,8 @@
             <w:pPr>
               <w:pStyle w:val="Compact"/>
               <w:jc w:val="left"/>
-              <w:ind w:left="0" w:right="0" w:firstLine="0"/>
-              <w:spacing w:lineRule="auto" w:before="40" w:line="240" w:after="40"/>
+              <w:ind w:firstLine="0" w:right="0" w:left="0"/>
+              <w:spacing w:lineRule="auto" w:line="240" w:before="40" w:after="40"/>
             </w:pPr>
             <w:r>
               <w:t xml:space="preserve">data</w:t>
@@ -4222,8 +4222,8 @@
             <w:pPr>
               <w:pStyle w:val="Compact"/>
               <w:jc w:val="left"/>
-              <w:ind w:left="0" w:right="0" w:firstLine="0"/>
-              <w:spacing w:lineRule="auto" w:before="40" w:line="240" w:after="40"/>
+              <w:ind w:firstLine="0" w:right="0" w:left="0"/>
+              <w:spacing w:lineRule="auto" w:line="240" w:before="40" w:after="40"/>
             </w:pPr>
             <w:r>
               <w:t xml:space="preserve">Pandoc Block</w:t>
@@ -4236,8 +4236,8 @@
             <w:pPr>
               <w:pStyle w:val="Compact"/>
               <w:jc w:val="left"/>
-              <w:ind w:left="0" w:right="0" w:firstLine="0"/>
-              <w:spacing w:lineRule="auto" w:before="40" w:line="240" w:after="40"/>
+              <w:ind w:firstLine="0" w:right="0" w:left="0"/>
+              <w:spacing w:lineRule="auto" w:line="240" w:before="40" w:after="40"/>
             </w:pPr>
             <w:r>
               <w:t xml:space="preserve">When a</w:t>
@@ -4267,8 +4267,8 @@
             <w:pPr>
               <w:pStyle w:val="Compact"/>
               <w:jc w:val="left"/>
-              <w:ind w:left="0" w:right="0" w:firstLine="0"/>
-              <w:spacing w:lineRule="auto" w:before="40" w:line="240" w:after="40"/>
+              <w:ind w:firstLine="0" w:right="0" w:left="0"/>
+              <w:spacing w:lineRule="auto" w:line="240" w:before="40" w:after="40"/>
             </w:pPr>
             <w:r>
               <w:rPr>
@@ -4284,8 +4284,8 @@
             <w:pPr>
               <w:pStyle w:val="Compact"/>
               <w:jc w:val="left"/>
-              <w:ind w:left="0" w:right="0" w:firstLine="0"/>
-              <w:spacing w:lineRule="auto" w:before="40" w:line="240" w:after="40"/>
+              <w:ind w:firstLine="0" w:right="0" w:left="0"/>
+              <w:spacing w:lineRule="auto" w:line="240" w:before="40" w:after="40"/>
             </w:pPr>
             <w:r>
               <w:t xml:space="preserve">float</w:t>
@@ -4298,8 +4298,8 @@
             <w:pPr>
               <w:pStyle w:val="Compact"/>
               <w:jc w:val="left"/>
-              <w:ind w:left="0" w:right="0" w:firstLine="0"/>
-              <w:spacing w:lineRule="auto" w:before="40" w:line="240" w:after="40"/>
+              <w:ind w:firstLine="0" w:right="0" w:left="0"/>
+              <w:spacing w:lineRule="auto" w:line="240" w:before="40" w:after="40"/>
             </w:pPr>
             <w:r>
               <w:t xml:space="preserve">data</w:t>
@@ -4312,8 +4312,8 @@
             <w:pPr>
               <w:pStyle w:val="Compact"/>
               <w:jc w:val="left"/>
-              <w:ind w:left="0" w:right="0" w:firstLine="0"/>
-              <w:spacing w:lineRule="auto" w:before="40" w:line="240" w:after="40"/>
+              <w:ind w:firstLine="0" w:right="0" w:left="0"/>
+              <w:spacing w:lineRule="auto" w:line="240" w:before="40" w:after="40"/>
             </w:pPr>
             <w:r>
               <w:t xml:space="preserve">resolved-AST string</w:t>
@@ -4326,8 +4326,8 @@
             <w:pPr>
               <w:pStyle w:val="Compact"/>
               <w:jc w:val="left"/>
-              <w:ind w:left="0" w:right="0" w:firstLine="0"/>
-              <w:spacing w:lineRule="auto" w:before="40" w:line="240" w:after="40"/>
+              <w:ind w:firstLine="0" w:right="0" w:left="0"/>
+              <w:spacing w:lineRule="auto" w:line="240" w:before="40" w:after="40"/>
             </w:pPr>
             <w:r>
               <w:t xml:space="preserve">TRANSFORM, to resolve a float internally (</w:t>
@@ -4363,8 +4363,8 @@
             <w:pPr>
               <w:pStyle w:val="Compact"/>
               <w:jc w:val="left"/>
-              <w:ind w:left="0" w:right="0" w:firstLine="0"/>
-              <w:spacing w:lineRule="auto" w:before="40" w:line="240" w:after="40"/>
+              <w:ind w:firstLine="0" w:right="0" w:left="0"/>
+              <w:spacing w:lineRule="auto" w:line="240" w:before="40" w:after="40"/>
             </w:pPr>
             <w:r>
               <w:rPr>
@@ -4380,8 +4380,8 @@
             <w:pPr>
               <w:pStyle w:val="Compact"/>
               <w:jc w:val="left"/>
-              <w:ind w:left="0" w:right="0" w:firstLine="0"/>
-              <w:spacing w:lineRule="auto" w:before="40" w:line="240" w:after="40"/>
+              <w:ind w:firstLine="0" w:right="0" w:left="0"/>
+              <w:spacing w:lineRule="auto" w:line="240" w:before="40" w:after="40"/>
             </w:pPr>
             <w:r>
               <w:t xml:space="preserve">float</w:t>
@@ -4394,8 +4394,8 @@
             <w:pPr>
               <w:pStyle w:val="Compact"/>
               <w:jc w:val="left"/>
-              <w:ind w:left="0" w:right="0" w:firstLine="0"/>
-              <w:spacing w:lineRule="auto" w:before="40" w:line="240" w:after="40"/>
+              <w:ind w:firstLine="0" w:right="0" w:left="0"/>
+              <w:spacing w:lineRule="auto" w:line="240" w:before="40" w:after="40"/>
             </w:pPr>
             <w:r>
               <w:t xml:space="preserve">data</w:t>
@@ -4408,8 +4408,8 @@
             <w:pPr>
               <w:pStyle w:val="Compact"/>
               <w:jc w:val="left"/>
-              <w:ind w:left="0" w:right="0" w:firstLine="0"/>
-              <w:spacing w:lineRule="auto" w:before="40" w:line="240" w:after="40"/>
+              <w:ind w:firstLine="0" w:right="0" w:left="0"/>
+              <w:spacing w:lineRule="auto" w:line="240" w:before="40" w:after="40"/>
             </w:pPr>
             <w:r>
               <w:t xml:space="preserve">task table (or</w:t>
@@ -4437,8 +4437,8 @@
             <w:pPr>
               <w:pStyle w:val="Compact"/>
               <w:jc w:val="left"/>
-              <w:ind w:left="0" w:right="0" w:firstLine="0"/>
-              <w:spacing w:lineRule="auto" w:before="40" w:line="240" w:after="40"/>
+              <w:ind w:firstLine="0" w:right="0" w:left="0"/>
+              <w:spacing w:lineRule="auto" w:line="240" w:before="40" w:after="40"/>
             </w:pPr>
             <w:r>
               <w:t xml:space="preserve">TRANSFORM, to spawn an external tool (</w:t>
@@ -4474,8 +4474,8 @@
             <w:pPr>
               <w:pStyle w:val="Compact"/>
               <w:jc w:val="left"/>
-              <w:ind w:left="0" w:right="0" w:firstLine="0"/>
-              <w:spacing w:lineRule="auto" w:before="40" w:line="240" w:after="40"/>
+              <w:ind w:firstLine="0" w:right="0" w:left="0"/>
+              <w:spacing w:lineRule="auto" w:line="240" w:before="40" w:after="40"/>
             </w:pPr>
             <w:r>
               <w:rPr>
@@ -4491,8 +4491,8 @@
             <w:pPr>
               <w:pStyle w:val="Compact"/>
               <w:jc w:val="left"/>
-              <w:ind w:left="0" w:right="0" w:firstLine="0"/>
-              <w:spacing w:lineRule="auto" w:before="40" w:line="240" w:after="40"/>
+              <w:ind w:firstLine="0" w:right="0" w:left="0"/>
+              <w:spacing w:lineRule="auto" w:line="240" w:before="40" w:after="40"/>
             </w:pPr>
             <w:r>
               <w:t xml:space="preserve">float</w:t>
@@ -4505,8 +4505,8 @@
             <w:pPr>
               <w:pStyle w:val="Compact"/>
               <w:jc w:val="left"/>
-              <w:ind w:left="0" w:right="0" w:firstLine="0"/>
-              <w:spacing w:lineRule="auto" w:before="40" w:line="240" w:after="40"/>
+              <w:ind w:firstLine="0" w:right="0" w:left="0"/>
+              <w:spacing w:lineRule="auto" w:line="240" w:before="40" w:after="40"/>
             </w:pPr>
             <w:r>
               <w:t xml:space="preserve">data</w:t>
@@ -4519,8 +4519,8 @@
             <w:pPr>
               <w:pStyle w:val="Compact"/>
               <w:jc w:val="left"/>
-              <w:ind w:left="0" w:right="0" w:firstLine="0"/>
-              <w:spacing w:lineRule="auto" w:before="40" w:line="240" w:after="40"/>
+              <w:ind w:firstLine="0" w:right="0" w:left="0"/>
+              <w:spacing w:lineRule="auto" w:line="240" w:before="40" w:after="40"/>
             </w:pPr>
             <w:r>
               <w:t xml:space="preserve">(writes resolved AST)</w:t>
@@ -4533,8 +4533,8 @@
             <w:pPr>
               <w:pStyle w:val="Compact"/>
               <w:jc w:val="left"/>
-              <w:ind w:left="0" w:right="0" w:firstLine="0"/>
-              <w:spacing w:lineRule="auto" w:before="40" w:line="240" w:after="40"/>
+              <w:ind w:firstLine="0" w:right="0" w:left="0"/>
+              <w:spacing w:lineRule="auto" w:line="240" w:before="40" w:after="40"/>
             </w:pPr>
             <w:r>
               <w:t xml:space="preserve">After the external tool finishes (</w:t>
@@ -4582,8 +4582,8 @@
             <w:pPr>
               <w:pStyle w:val="Compact"/>
               <w:jc w:val="left"/>
-              <w:ind w:left="0" w:right="0" w:firstLine="0"/>
-              <w:spacing w:lineRule="auto" w:before="40" w:line="240" w:after="40"/>
+              <w:ind w:firstLine="0" w:right="0" w:left="0"/>
+              <w:spacing w:lineRule="auto" w:line="240" w:before="40" w:after="40"/>
             </w:pPr>
             <w:r>
               <w:rPr>
@@ -4599,8 +4599,8 @@
             <w:pPr>
               <w:pStyle w:val="Compact"/>
               <w:jc w:val="left"/>
-              <w:ind w:left="0" w:right="0" w:firstLine="0"/>
-              <w:spacing w:lineRule="auto" w:before="40" w:line="240" w:after="40"/>
+              <w:ind w:firstLine="0" w:right="0" w:left="0"/>
+              <w:spacing w:lineRule="auto" w:line="240" w:before="40" w:after="40"/>
             </w:pPr>
             <w:r>
               <w:t xml:space="preserve">relation</w:t>
@@ -4613,8 +4613,8 @@
             <w:pPr>
               <w:pStyle w:val="Compact"/>
               <w:jc w:val="left"/>
-              <w:ind w:left="0" w:right="0" w:firstLine="0"/>
-              <w:spacing w:lineRule="auto" w:before="40" w:line="240" w:after="40"/>
+              <w:ind w:firstLine="0" w:right="0" w:left="0"/>
+              <w:spacing w:lineRule="auto" w:line="240" w:before="40" w:after="40"/>
             </w:pPr>
             <w:r>
               <w:t xml:space="preserve">data</w:t>
@@ -4627,8 +4627,8 @@
             <w:pPr>
               <w:pStyle w:val="Compact"/>
               <w:jc w:val="left"/>
-              <w:ind w:left="0" w:right="0" w:firstLine="0"/>
-              <w:spacing w:lineRule="auto" w:before="40" w:line="240" w:after="40"/>
+              <w:ind w:firstLine="0" w:right="0" w:left="0"/>
+              <w:spacing w:lineRule="auto" w:line="240" w:before="40" w:after="40"/>
             </w:pPr>
             <w:r>
               <w:rPr>
@@ -4644,8 +4644,8 @@
             <w:pPr>
               <w:pStyle w:val="Compact"/>
               <w:jc w:val="left"/>
-              <w:ind w:left="0" w:right="0" w:firstLine="0"/>
-              <w:spacing w:lineRule="auto" w:before="40" w:line="240" w:after="40"/>
+              <w:ind w:firstLine="0" w:right="0" w:left="0"/>
+              <w:spacing w:lineRule="auto" w:line="240" w:before="40" w:after="40"/>
             </w:pPr>
             <w:r>
               <w:t xml:space="preserve">ANALYZE, to resolve a link of this relation type (</w:t>
@@ -4740,12 +4740,12 @@
     </w:p>
     <w:p>
       <w:pPr>
-        <w:spacing w:lineRule="exact" w:before="0" w:after="0" w:line="20"/>
+        <w:spacing w:lineRule="exact" w:line="20" w:before="0" w:after="0"/>
         <w:rPr>
           <w:sz w:val="2"/>
         </w:rPr>
       </w:pPr>
-      <w:bookmarkStart w:id="43610" w:name="csv-tbl-model-ctx-fields"/>
+      <w:bookmarkStart w:name="csv-tbl-model-ctx-fields" w:id="43610"/>
       <w:bookmarkEnd w:id="43610"/>
     </w:p>
     <w:p>
@@ -4782,12 +4782,12 @@
         <w:tblLook w:firstRow="1" w:lastRow="0" w:firstColumn="0" w:lastColumn="0" w:noHBand="0" w:noVBand="0" w:val="0020"/>
         <w:jc w:val="start"/>
         <w:tblBorders>
-          <w:top w:val="single" w:sz="6" w:color="000000" w:space="0"/>
-          <w:left w:val="single" w:sz="6" w:color="000000" w:space="0"/>
-          <w:bottom w:val="single" w:sz="6" w:color="000000" w:space="0"/>
-          <w:right w:val="single" w:sz="6" w:color="000000" w:space="0"/>
-          <w:insideH w:val="single" w:sz="6" w:color="000000" w:space="0"/>
-          <w:insideV w:val="single" w:sz="6" w:color="000000" w:space="0"/>
+          <w:top w:color="000000" w:val="single" w:sz="6" w:space="0"/>
+          <w:left w:color="000000" w:val="single" w:sz="6" w:space="0"/>
+          <w:bottom w:color="000000" w:val="single" w:sz="6" w:space="0"/>
+          <w:right w:color="000000" w:val="single" w:sz="6" w:space="0"/>
+          <w:insideH w:color="000000" w:val="single" w:sz="6" w:space="0"/>
+          <w:insideV w:color="000000" w:val="single" w:sz="6" w:space="0"/>
         </w:tblBorders>
         <w:tblCellMar>
           <w:top w:type="dxa" w:w="57"/>
@@ -4812,8 +4812,8 @@
             <w:pPr>
               <w:pStyle w:val="Compact"/>
               <w:jc w:val="left"/>
-              <w:ind w:left="0" w:right="0" w:firstLine="0"/>
-              <w:spacing w:lineRule="auto" w:before="40" w:line="240" w:after="40"/>
+              <w:ind w:firstLine="0" w:right="0" w:left="0"/>
+              <w:spacing w:lineRule="auto" w:line="240" w:before="40" w:after="40"/>
             </w:pPr>
             <w:r>
               <w:rPr>
@@ -4831,8 +4831,8 @@
             <w:pPr>
               <w:pStyle w:val="Compact"/>
               <w:jc w:val="left"/>
-              <w:ind w:left="0" w:right="0" w:firstLine="0"/>
-              <w:spacing w:lineRule="auto" w:before="40" w:line="240" w:after="40"/>
+              <w:ind w:firstLine="0" w:right="0" w:left="0"/>
+              <w:spacing w:lineRule="auto" w:line="240" w:before="40" w:after="40"/>
             </w:pPr>
             <w:r>
               <w:rPr>
@@ -4850,8 +4850,8 @@
             <w:pPr>
               <w:pStyle w:val="Compact"/>
               <w:jc w:val="left"/>
-              <w:ind w:left="0" w:right="0" w:firstLine="0"/>
-              <w:spacing w:lineRule="auto" w:before="40" w:line="240" w:after="40"/>
+              <w:ind w:firstLine="0" w:right="0" w:left="0"/>
+              <w:spacing w:lineRule="auto" w:line="240" w:before="40" w:after="40"/>
             </w:pPr>
             <w:r>
               <w:rPr>
@@ -4867,8 +4867,8 @@
             <w:pPr>
               <w:pStyle w:val="Compact"/>
               <w:jc w:val="left"/>
-              <w:ind w:left="0" w:right="0" w:firstLine="0"/>
-              <w:spacing w:lineRule="auto" w:before="40" w:line="240" w:after="40"/>
+              <w:ind w:firstLine="0" w:right="0" w:left="0"/>
+              <w:spacing w:lineRule="auto" w:line="240" w:before="40" w:after="40"/>
             </w:pPr>
             <w:r>
               <w:t xml:space="preserve">The hook-specific payload. Examples include an object, float, view parameters, relation target, or analyze-query row.</w:t>
@@ -4883,8 +4883,8 @@
             <w:pPr>
               <w:pStyle w:val="Compact"/>
               <w:jc w:val="left"/>
-              <w:ind w:left="0" w:right="0" w:firstLine="0"/>
-              <w:spacing w:lineRule="auto" w:before="40" w:line="240" w:after="40"/>
+              <w:ind w:firstLine="0" w:right="0" w:left="0"/>
+              <w:spacing w:lineRule="auto" w:line="240" w:before="40" w:after="40"/>
             </w:pPr>
             <w:r>
               <w:rPr>
@@ -4900,8 +4900,8 @@
             <w:pPr>
               <w:pStyle w:val="Compact"/>
               <w:jc w:val="left"/>
-              <w:ind w:left="0" w:right="0" w:firstLine="0"/>
-              <w:spacing w:lineRule="auto" w:before="40" w:line="240" w:after="40"/>
+              <w:ind w:firstLine="0" w:right="0" w:left="0"/>
+              <w:spacing w:lineRule="auto" w:line="240" w:before="40" w:after="40"/>
             </w:pPr>
             <w:r>
               <w:t xml:space="preserve">The</w:t>
@@ -4931,8 +4931,8 @@
             <w:pPr>
               <w:pStyle w:val="Compact"/>
               <w:jc w:val="left"/>
-              <w:ind w:left="0" w:right="0" w:firstLine="0"/>
-              <w:spacing w:lineRule="auto" w:before="40" w:line="240" w:after="40"/>
+              <w:ind w:firstLine="0" w:right="0" w:left="0"/>
+              <w:spacing w:lineRule="auto" w:line="240" w:before="40" w:after="40"/>
             </w:pPr>
             <w:r>
               <w:rPr>
@@ -4948,8 +4948,8 @@
             <w:pPr>
               <w:pStyle w:val="Compact"/>
               <w:jc w:val="left"/>
-              <w:ind w:left="0" w:right="0" w:firstLine="0"/>
-              <w:spacing w:lineRule="auto" w:before="40" w:line="240" w:after="40"/>
+              <w:ind w:firstLine="0" w:right="0" w:left="0"/>
+              <w:spacing w:lineRule="auto" w:line="240" w:before="40" w:after="40"/>
             </w:pPr>
             <w:r>
               <w:t xml:space="preserve">Identifier of the specification being processed. Present on both tiers.</w:t>
@@ -4964,8 +4964,8 @@
             <w:pPr>
               <w:pStyle w:val="Compact"/>
               <w:jc w:val="left"/>
-              <w:ind w:left="0" w:right="0" w:firstLine="0"/>
-              <w:spacing w:lineRule="auto" w:before="40" w:line="240" w:after="40"/>
+              <w:ind w:firstLine="0" w:right="0" w:left="0"/>
+              <w:spacing w:lineRule="auto" w:line="240" w:before="40" w:after="40"/>
             </w:pPr>
             <w:r>
               <w:rPr>
@@ -4981,8 +4981,8 @@
             <w:pPr>
               <w:pStyle w:val="Compact"/>
               <w:jc w:val="left"/>
-              <w:ind w:left="0" w:right="0" w:firstLine="0"/>
-              <w:spacing w:lineRule="auto" w:before="40" w:line="240" w:after="40"/>
+              <w:ind w:firstLine="0" w:right="0" w:left="0"/>
+              <w:spacing w:lineRule="auto" w:line="240" w:before="40" w:after="40"/>
             </w:pPr>
             <w:r>
               <w:t xml:space="preserve">Logger (</w:t>
@@ -5018,8 +5018,8 @@
             <w:pPr>
               <w:pStyle w:val="Compact"/>
               <w:jc w:val="left"/>
-              <w:ind w:left="0" w:right="0" w:firstLine="0"/>
-              <w:spacing w:lineRule="auto" w:before="40" w:line="240" w:after="40"/>
+              <w:ind w:firstLine="0" w:right="0" w:left="0"/>
+              <w:spacing w:lineRule="auto" w:line="240" w:before="40" w:after="40"/>
             </w:pPr>
             <w:r>
               <w:rPr>
@@ -5035,8 +5035,8 @@
             <w:pPr>
               <w:pStyle w:val="Compact"/>
               <w:jc w:val="left"/>
-              <w:ind w:left="0" w:right="0" w:firstLine="0"/>
-              <w:spacing w:lineRule="auto" w:before="40" w:line="240" w:after="40"/>
+              <w:ind w:firstLine="0" w:right="0" w:left="0"/>
+              <w:spacing w:lineRule="auto" w:line="240" w:before="40" w:after="40"/>
             </w:pPr>
             <w:r>
               <w:t xml:space="preserve">The Pandoc module.</w:t>
@@ -5067,8 +5067,8 @@
             <w:pPr>
               <w:pStyle w:val="Compact"/>
               <w:jc w:val="left"/>
-              <w:ind w:left="0" w:right="0" w:firstLine="0"/>
-              <w:spacing w:lineRule="auto" w:before="40" w:line="240" w:after="40"/>
+              <w:ind w:firstLine="0" w:right="0" w:left="0"/>
+              <w:spacing w:lineRule="auto" w:line="240" w:before="40" w:after="40"/>
             </w:pPr>
             <w:r>
               <w:rPr>
@@ -5084,8 +5084,8 @@
             <w:pPr>
               <w:pStyle w:val="Compact"/>
               <w:jc w:val="left"/>
-              <w:ind w:left="0" w:right="0" w:firstLine="0"/>
-              <w:spacing w:lineRule="auto" w:before="40" w:line="240" w:after="40"/>
+              <w:ind w:firstLine="0" w:right="0" w:left="0"/>
+              <w:spacing w:lineRule="auto" w:line="240" w:before="40" w:after="40"/>
             </w:pPr>
             <w:r>
               <w:t xml:space="preserve">Target output format (</w:t>
@@ -5155,8 +5155,8 @@
             <w:pPr>
               <w:pStyle w:val="Compact"/>
               <w:jc w:val="left"/>
-              <w:ind w:left="0" w:right="0" w:firstLine="0"/>
-              <w:spacing w:lineRule="auto" w:before="40" w:line="240" w:after="40"/>
+              <w:ind w:firstLine="0" w:right="0" w:left="0"/>
+              <w:spacing w:lineRule="auto" w:line="240" w:before="40" w:after="40"/>
             </w:pPr>
             <w:r>
               <w:rPr>
@@ -5196,8 +5196,8 @@
             <w:pPr>
               <w:pStyle w:val="Compact"/>
               <w:jc w:val="left"/>
-              <w:ind w:left="0" w:right="0" w:firstLine="0"/>
-              <w:spacing w:lineRule="auto" w:before="40" w:line="240" w:after="40"/>
+              <w:ind w:firstLine="0" w:right="0" w:left="0"/>
+              <w:spacing w:lineRule="auto" w:line="240" w:before="40" w:after="40"/>
             </w:pPr>
             <w:r>
               <w:t xml:space="preserve">Diagnostics sink, model name, and project config. These fields are always in the render tier. A data context contains them when available.</w:t>
@@ -5212,8 +5212,8 @@
             <w:pPr>
               <w:pStyle w:val="Compact"/>
               <w:jc w:val="left"/>
-              <w:ind w:left="0" w:right="0" w:firstLine="0"/>
-              <w:spacing w:lineRule="auto" w:before="40" w:line="240" w:after="40"/>
+              <w:ind w:firstLine="0" w:right="0" w:left="0"/>
+              <w:spacing w:lineRule="auto" w:line="240" w:before="40" w:after="40"/>
             </w:pPr>
             <w:r>
               <w:rPr>
@@ -5229,8 +5229,8 @@
             <w:pPr>
               <w:pStyle w:val="Compact"/>
               <w:jc w:val="left"/>
-              <w:ind w:left="0" w:right="0" w:firstLine="0"/>
-              <w:spacing w:lineRule="auto" w:before="40" w:line="240" w:after="40"/>
+              <w:ind w:firstLine="0" w:right="0" w:left="0"/>
+              <w:spacing w:lineRule="auto" w:line="240" w:before="40" w:after="40"/>
             </w:pPr>
             <w:r>
               <w:t xml:space="preserve">The registry, for cross-hook dispatch (e.g. </w:t>
@@ -5269,7 +5269,7 @@
       </w:r>
     </w:p>
     <w:bookmarkEnd w:id="27"/>
-    <w:bookmarkStart w:id="33" w:name="five-canonical-templates"/>
+    <w:bookmarkStart w:id="33" w:name="SPEC-sec8"/>
     <w:p>
       <w:pPr>
         <w:pStyle w:val="Heading1"/>
@@ -5282,7 +5282,7 @@
         <w:t xml:space="preserve">Five canonical templates</w:t>
       </w:r>
     </w:p>
-    <w:bookmarkStart w:id="28" w:name="object-type"/>
+    <w:bookmarkStart w:id="28" w:name="SPEC-sec8.1"/>
     <w:p>
       <w:pPr>
         <w:pStyle w:val="Heading2"/>
@@ -5317,12 +5317,12 @@
     </w:p>
     <w:p>
       <w:pPr>
-        <w:spacing w:lineRule="exact" w:before="0" w:after="0" w:line="20"/>
+        <w:spacing w:lineRule="exact" w:line="20" w:before="0" w:after="0"/>
         <w:rPr>
           <w:sz w:val="2"/>
         </w:rPr>
       </w:pPr>
-      <w:bookmarkStart w:id="99581" w:name="listing-src-model-template-object"/>
+      <w:bookmarkStart w:name="listing-src-model-template-object" w:id="99581"/>
       <w:bookmarkEnd w:id="99581"/>
     </w:p>
     <w:p>
@@ -7593,12 +7593,12 @@
     </w:p>
     <w:p>
       <w:pPr>
-        <w:spacing w:lineRule="exact" w:before="0" w:after="0" w:line="20"/>
+        <w:spacing w:lineRule="exact" w:line="20" w:before="0" w:after="0"/>
         <w:rPr>
           <w:sz w:val="2"/>
         </w:rPr>
       </w:pPr>
-      <w:bookmarkStart w:id="40209" w:name="listing-src-model-template-object-usage"/>
+      <w:bookmarkStart w:name="listing-src-model-template-object-usage" w:id="40209"/>
       <w:bookmarkEnd w:id="40209"/>
     </w:p>
     <w:p>
@@ -7654,6 +7654,9 @@
         <w:br/>
       </w:r>
       <w:r>
+        <w:br/>
+      </w:r>
+      <w:r>
         <w:rPr>
           <w:rStyle w:val="AttributeTok"/>
         </w:rPr>
@@ -7711,7 +7714,7 @@
       </w:r>
     </w:p>
     <w:bookmarkEnd w:id="28"/>
-    <w:bookmarkStart w:id="29" w:name="relation-type"/>
+    <w:bookmarkStart w:id="29" w:name="SPEC-sec8.2"/>
     <w:p>
       <w:pPr>
         <w:pStyle w:val="Heading2"/>
@@ -7803,12 +7806,12 @@
     </w:p>
     <w:p>
       <w:pPr>
-        <w:spacing w:lineRule="exact" w:before="0" w:after="0" w:line="20"/>
+        <w:spacing w:lineRule="exact" w:line="20" w:before="0" w:after="0"/>
         <w:rPr>
           <w:sz w:val="2"/>
         </w:rPr>
       </w:pPr>
-      <w:bookmarkStart w:id="47527" w:name="listing-src-model-template-relation-simple"/>
+      <w:bookmarkStart w:name="listing-src-model-template-relation-simple" w:id="47527"/>
       <w:bookmarkEnd w:id="47527"/>
     </w:p>
     <w:p>
@@ -8344,12 +8347,12 @@
     </w:p>
     <w:p>
       <w:pPr>
-        <w:spacing w:lineRule="exact" w:before="0" w:after="0" w:line="20"/>
+        <w:spacing w:lineRule="exact" w:line="20" w:before="0" w:after="0"/>
         <w:rPr>
           <w:sz w:val="2"/>
         </w:rPr>
       </w:pPr>
-      <w:bookmarkStart w:id="59215" w:name="listing-src-model-template-relation-display"/>
+      <w:bookmarkStart w:name="listing-src-model-template-relation-display" w:id="59215"/>
       <w:bookmarkEnd w:id="59215"/>
     </w:p>
     <w:p>
@@ -9256,7 +9259,7 @@
       </w:r>
     </w:p>
     <w:bookmarkEnd w:id="29"/>
-    <w:bookmarkStart w:id="30" w:name="walkthrough-custom-view"/>
+    <w:bookmarkStart w:id="30" w:name="SPEC-sec8.3"/>
     <w:p>
       <w:pPr>
         <w:pStyle w:val="Heading2"/>
@@ -9371,12 +9374,12 @@
     </w:p>
     <w:p>
       <w:pPr>
-        <w:spacing w:lineRule="exact" w:before="0" w:after="0" w:line="20"/>
+        <w:spacing w:lineRule="exact" w:line="20" w:before="0" w:after="0"/>
         <w:rPr>
           <w:sz w:val="2"/>
         </w:rPr>
       </w:pPr>
-      <w:bookmarkStart w:id="84323" w:name="listing-src-model-template-view"/>
+      <w:bookmarkStart w:name="listing-src-model-template-view" w:id="84323"/>
       <w:bookmarkEnd w:id="84323"/>
     </w:p>
     <w:p>
@@ -10546,12 +10549,12 @@
     </w:p>
     <w:p>
       <w:pPr>
-        <w:spacing w:lineRule="exact" w:before="0" w:after="0" w:line="20"/>
+        <w:spacing w:lineRule="exact" w:line="20" w:before="0" w:after="0"/>
         <w:rPr>
           <w:sz w:val="2"/>
         </w:rPr>
       </w:pPr>
-      <w:bookmarkStart w:id="33411" w:name="listing-src-model-template-view-block"/>
+      <w:bookmarkStart w:name="listing-src-model-template-view-block" w:id="33411"/>
       <w:bookmarkEnd w:id="33411"/>
     </w:p>
     <w:p>
@@ -12818,7 +12821,7 @@
       </w:r>
     </w:p>
     <w:bookmarkEnd w:id="30"/>
-    <w:bookmarkStart w:id="31" w:name="walkthrough-custom-float-type"/>
+    <w:bookmarkStart w:id="31" w:name="SPEC-sec8.4"/>
     <w:p>
       <w:pPr>
         <w:pStyle w:val="Heading2"/>
@@ -12853,12 +12856,12 @@
     </w:p>
     <w:p>
       <w:pPr>
-        <w:spacing w:lineRule="exact" w:before="0" w:after="0" w:line="20"/>
+        <w:spacing w:lineRule="exact" w:line="20" w:before="0" w:after="0"/>
         <w:rPr>
           <w:sz w:val="2"/>
         </w:rPr>
       </w:pPr>
-      <w:bookmarkStart w:id="36064" w:name="listing-src-model-template-float"/>
+      <w:bookmarkStart w:name="listing-src-model-template-float" w:id="36064"/>
       <w:bookmarkEnd w:id="36064"/>
     </w:p>
     <w:p>
@@ -13302,12 +13305,12 @@
     </w:p>
     <w:p>
       <w:pPr>
-        <w:spacing w:lineRule="exact" w:before="0" w:after="0" w:line="20"/>
+        <w:spacing w:lineRule="exact" w:line="20" w:before="0" w:after="0"/>
         <w:rPr>
           <w:sz w:val="2"/>
         </w:rPr>
       </w:pPr>
-      <w:bookmarkStart w:id="34132" w:name="listing-src-model-template-float-usage"/>
+      <w:bookmarkStart w:name="listing-src-model-template-float-usage" w:id="34132"/>
       <w:bookmarkEnd w:id="34132"/>
     </w:p>
     <w:p>
@@ -13418,12 +13421,12 @@
       <w:r>
         <w:t xml:space="preserve"> </w:t>
       </w:r>
-      <w:hyperlink w:anchor="external-renderers">
+      <w:hyperlink w:anchor="SPEC-sec12">
         <w:r>
           <w:rPr>
             <w:rStyle w:val="Hyperlink"/>
           </w:rPr>
-          <w:t xml:space="preserve">External renderers</w:t>
+          <w:t xml:space="preserve">12 External renderers</w:t>
         </w:r>
       </w:hyperlink>
       <w:r>
@@ -13434,7 +13437,7 @@
       </w:r>
     </w:p>
     <w:bookmarkEnd w:id="31"/>
-    <w:bookmarkStart w:id="32" w:name="specification-type"/>
+    <w:bookmarkStart w:id="32" w:name="SPEC-sec8.5"/>
     <w:p>
       <w:pPr>
         <w:pStyle w:val="Heading2"/>
@@ -13472,12 +13475,12 @@
     </w:p>
     <w:p>
       <w:pPr>
-        <w:spacing w:lineRule="exact" w:before="0" w:after="0" w:line="20"/>
+        <w:spacing w:lineRule="exact" w:line="20" w:before="0" w:after="0"/>
         <w:rPr>
           <w:sz w:val="2"/>
         </w:rPr>
       </w:pPr>
-      <w:bookmarkStart w:id="1657" w:name="listing-src-model-template-spec"/>
+      <w:bookmarkStart w:name="listing-src-model-template-spec" w:id="1657"/>
       <w:bookmarkEnd w:id="1657"/>
     </w:p>
     <w:p>
@@ -14203,7 +14206,7 @@
     </w:p>
     <w:bookmarkEnd w:id="32"/>
     <w:bookmarkEnd w:id="33"/>
-    <w:bookmarkStart w:id="40" w:name="schema-field-reference"/>
+    <w:bookmarkStart w:id="40" w:name="SPEC-sec9"/>
     <w:p>
       <w:pPr>
         <w:pStyle w:val="Heading1"/>
@@ -14224,7 +14227,7 @@
         <w:t xml:space="preserve">The following tables define common schema fields. Some model hooks also read additional schema fields for rendering.</w:t>
       </w:r>
     </w:p>
-    <w:bookmarkStart w:id="34" w:name="object-schema"/>
+    <w:bookmarkStart w:id="34" w:name="SPEC-sec9.1"/>
     <w:p>
       <w:pPr>
         <w:pStyle w:val="Heading2"/>
@@ -14239,12 +14242,12 @@
     </w:p>
     <w:p>
       <w:pPr>
-        <w:spacing w:lineRule="exact" w:before="0" w:after="0" w:line="20"/>
+        <w:spacing w:lineRule="exact" w:line="20" w:before="0" w:after="0"/>
         <w:rPr>
           <w:sz w:val="2"/>
         </w:rPr>
       </w:pPr>
-      <w:bookmarkStart w:id="1646" w:name="csv-tbl-model-object-fields"/>
+      <w:bookmarkStart w:name="csv-tbl-model-object-fields" w:id="1646"/>
       <w:bookmarkEnd w:id="1646"/>
     </w:p>
     <w:p>
@@ -14281,12 +14284,12 @@
         <w:tblLook w:firstRow="1" w:lastRow="0" w:firstColumn="0" w:lastColumn="0" w:noHBand="0" w:noVBand="0" w:val="0020"/>
         <w:jc w:val="start"/>
         <w:tblBorders>
-          <w:top w:val="single" w:sz="6" w:color="000000" w:space="0"/>
-          <w:left w:val="single" w:sz="6" w:color="000000" w:space="0"/>
-          <w:bottom w:val="single" w:sz="6" w:color="000000" w:space="0"/>
-          <w:right w:val="single" w:sz="6" w:color="000000" w:space="0"/>
-          <w:insideH w:val="single" w:sz="6" w:color="000000" w:space="0"/>
-          <w:insideV w:val="single" w:sz="6" w:color="000000" w:space="0"/>
+          <w:top w:color="000000" w:val="single" w:sz="6" w:space="0"/>
+          <w:left w:color="000000" w:val="single" w:sz="6" w:space="0"/>
+          <w:bottom w:color="000000" w:val="single" w:sz="6" w:space="0"/>
+          <w:right w:color="000000" w:val="single" w:sz="6" w:space="0"/>
+          <w:insideH w:color="000000" w:val="single" w:sz="6" w:space="0"/>
+          <w:insideV w:color="000000" w:val="single" w:sz="6" w:space="0"/>
         </w:tblBorders>
         <w:tblCellMar>
           <w:top w:type="dxa" w:w="57"/>
@@ -14313,8 +14316,8 @@
             <w:pPr>
               <w:pStyle w:val="Compact"/>
               <w:jc w:val="left"/>
-              <w:ind w:left="0" w:right="0" w:firstLine="0"/>
-              <w:spacing w:lineRule="auto" w:before="40" w:line="240" w:after="40"/>
+              <w:ind w:firstLine="0" w:right="0" w:left="0"/>
+              <w:spacing w:lineRule="auto" w:line="240" w:before="40" w:after="40"/>
             </w:pPr>
             <w:r>
               <w:rPr>
@@ -14332,8 +14335,8 @@
             <w:pPr>
               <w:pStyle w:val="Compact"/>
               <w:jc w:val="left"/>
-              <w:ind w:left="0" w:right="0" w:firstLine="0"/>
-              <w:spacing w:lineRule="auto" w:before="40" w:line="240" w:after="40"/>
+              <w:ind w:firstLine="0" w:right="0" w:left="0"/>
+              <w:spacing w:lineRule="auto" w:line="240" w:before="40" w:after="40"/>
             </w:pPr>
             <w:r>
               <w:rPr>
@@ -14351,8 +14354,8 @@
             <w:pPr>
               <w:pStyle w:val="Compact"/>
               <w:jc w:val="left"/>
-              <w:ind w:left="0" w:right="0" w:firstLine="0"/>
-              <w:spacing w:lineRule="auto" w:before="40" w:line="240" w:after="40"/>
+              <w:ind w:firstLine="0" w:right="0" w:left="0"/>
+              <w:spacing w:lineRule="auto" w:line="240" w:before="40" w:after="40"/>
             </w:pPr>
             <w:r>
               <w:rPr>
@@ -14370,8 +14373,8 @@
             <w:pPr>
               <w:pStyle w:val="Compact"/>
               <w:jc w:val="left"/>
-              <w:ind w:left="0" w:right="0" w:firstLine="0"/>
-              <w:spacing w:lineRule="auto" w:before="40" w:line="240" w:after="40"/>
+              <w:ind w:firstLine="0" w:right="0" w:left="0"/>
+              <w:spacing w:lineRule="auto" w:line="240" w:before="40" w:after="40"/>
             </w:pPr>
             <w:r>
               <w:rPr>
@@ -14389,8 +14392,8 @@
             <w:pPr>
               <w:pStyle w:val="Compact"/>
               <w:jc w:val="left"/>
-              <w:ind w:left="0" w:right="0" w:firstLine="0"/>
-              <w:spacing w:lineRule="auto" w:before="40" w:line="240" w:after="40"/>
+              <w:ind w:firstLine="0" w:right="0" w:left="0"/>
+              <w:spacing w:lineRule="auto" w:line="240" w:before="40" w:after="40"/>
             </w:pPr>
             <w:r>
               <w:rPr>
@@ -14406,8 +14409,8 @@
             <w:pPr>
               <w:pStyle w:val="Compact"/>
               <w:jc w:val="left"/>
-              <w:ind w:left="0" w:right="0" w:firstLine="0"/>
-              <w:spacing w:lineRule="auto" w:before="40" w:line="240" w:after="40"/>
+              <w:ind w:firstLine="0" w:right="0" w:left="0"/>
+              <w:spacing w:lineRule="auto" w:line="240" w:before="40" w:after="40"/>
             </w:pPr>
             <w:r>
               <w:t xml:space="preserve">string</w:t>
@@ -14420,8 +14423,8 @@
             <w:pPr>
               <w:pStyle w:val="Compact"/>
               <w:jc w:val="left"/>
-              <w:ind w:left="0" w:right="0" w:firstLine="0"/>
-              <w:spacing w:lineRule="auto" w:before="40" w:line="240" w:after="40"/>
+              <w:ind w:firstLine="0" w:right="0" w:left="0"/>
+              <w:spacing w:lineRule="auto" w:line="240" w:before="40" w:after="40"/>
             </w:pPr>
             <w:r>
               <w:t xml:space="preserve">required</w:t>
@@ -14434,8 +14437,8 @@
             <w:pPr>
               <w:pStyle w:val="Compact"/>
               <w:jc w:val="left"/>
-              <w:ind w:left="0" w:right="0" w:firstLine="0"/>
-              <w:spacing w:lineRule="auto" w:before="40" w:line="240" w:after="40"/>
+              <w:ind w:firstLine="0" w:right="0" w:left="0"/>
+              <w:spacing w:lineRule="auto" w:line="240" w:before="40" w:after="40"/>
             </w:pPr>
             <w:r>
               <w:t xml:space="preserve">Unique identifier (uppercase convention).</w:t>
@@ -14450,8 +14453,8 @@
             <w:pPr>
               <w:pStyle w:val="Compact"/>
               <w:jc w:val="left"/>
-              <w:ind w:left="0" w:right="0" w:firstLine="0"/>
-              <w:spacing w:lineRule="auto" w:before="40" w:line="240" w:after="40"/>
+              <w:ind w:firstLine="0" w:right="0" w:left="0"/>
+              <w:spacing w:lineRule="auto" w:line="240" w:before="40" w:after="40"/>
             </w:pPr>
             <w:r>
               <w:rPr>
@@ -14467,8 +14470,8 @@
             <w:pPr>
               <w:pStyle w:val="Compact"/>
               <w:jc w:val="left"/>
-              <w:ind w:left="0" w:right="0" w:firstLine="0"/>
-              <w:spacing w:lineRule="auto" w:before="40" w:line="240" w:after="40"/>
+              <w:ind w:firstLine="0" w:right="0" w:left="0"/>
+              <w:spacing w:lineRule="auto" w:line="240" w:before="40" w:after="40"/>
             </w:pPr>
             <w:r>
               <w:t xml:space="preserve">string</w:t>
@@ -14481,8 +14484,8 @@
             <w:pPr>
               <w:pStyle w:val="Compact"/>
               <w:jc w:val="left"/>
-              <w:ind w:left="0" w:right="0" w:firstLine="0"/>
-              <w:spacing w:lineRule="auto" w:before="40" w:line="240" w:after="40"/>
+              <w:ind w:firstLine="0" w:right="0" w:left="0"/>
+              <w:spacing w:lineRule="auto" w:line="240" w:before="40" w:after="40"/>
             </w:pPr>
             <w:r>
               <w:t xml:space="preserve">same as</w:t>
@@ -14504,8 +14507,8 @@
             <w:pPr>
               <w:pStyle w:val="Compact"/>
               <w:jc w:val="left"/>
-              <w:ind w:left="0" w:right="0" w:firstLine="0"/>
-              <w:spacing w:lineRule="auto" w:before="40" w:line="240" w:after="40"/>
+              <w:ind w:firstLine="0" w:right="0" w:left="0"/>
+              <w:spacing w:lineRule="auto" w:line="240" w:before="40" w:after="40"/>
             </w:pPr>
             <w:r>
               <w:t xml:space="preserve">Human-readable name.</w:t>
@@ -14520,8 +14523,8 @@
             <w:pPr>
               <w:pStyle w:val="Compact"/>
               <w:jc w:val="left"/>
-              <w:ind w:left="0" w:right="0" w:firstLine="0"/>
-              <w:spacing w:lineRule="auto" w:before="40" w:line="240" w:after="40"/>
+              <w:ind w:firstLine="0" w:right="0" w:left="0"/>
+              <w:spacing w:lineRule="auto" w:line="240" w:before="40" w:after="40"/>
             </w:pPr>
             <w:r>
               <w:rPr>
@@ -14537,8 +14540,8 @@
             <w:pPr>
               <w:pStyle w:val="Compact"/>
               <w:jc w:val="left"/>
-              <w:ind w:left="0" w:right="0" w:firstLine="0"/>
-              <w:spacing w:lineRule="auto" w:before="40" w:line="240" w:after="40"/>
+              <w:ind w:firstLine="0" w:right="0" w:left="0"/>
+              <w:spacing w:lineRule="auto" w:line="240" w:before="40" w:after="40"/>
             </w:pPr>
             <w:r>
               <w:t xml:space="preserve">string</w:t>
@@ -14551,8 +14554,8 @@
             <w:pPr>
               <w:pStyle w:val="Compact"/>
               <w:jc w:val="left"/>
-              <w:ind w:left="0" w:right="0" w:firstLine="0"/>
-              <w:spacing w:lineRule="auto" w:before="40" w:line="240" w:after="40"/>
+              <w:ind w:firstLine="0" w:right="0" w:left="0"/>
+              <w:spacing w:lineRule="auto" w:line="240" w:before="40" w:after="40"/>
             </w:pPr>
             <w:r>
               <w:rPr>
@@ -14568,8 +14571,8 @@
             <w:pPr>
               <w:pStyle w:val="Compact"/>
               <w:jc w:val="left"/>
-              <w:ind w:left="0" w:right="0" w:firstLine="0"/>
-              <w:spacing w:lineRule="auto" w:before="40" w:line="240" w:after="40"/>
+              <w:ind w:firstLine="0" w:right="0" w:left="0"/>
+              <w:spacing w:lineRule="auto" w:line="240" w:before="40" w:after="40"/>
             </w:pPr>
             <w:r>
               <w:t xml:space="preserve">Description text.</w:t>
@@ -14584,8 +14587,8 @@
             <w:pPr>
               <w:pStyle w:val="Compact"/>
               <w:jc w:val="left"/>
-              <w:ind w:left="0" w:right="0" w:firstLine="0"/>
-              <w:spacing w:lineRule="auto" w:before="40" w:line="240" w:after="40"/>
+              <w:ind w:firstLine="0" w:right="0" w:left="0"/>
+              <w:spacing w:lineRule="auto" w:line="240" w:before="40" w:after="40"/>
             </w:pPr>
             <w:r>
               <w:rPr>
@@ -14601,8 +14604,8 @@
             <w:pPr>
               <w:pStyle w:val="Compact"/>
               <w:jc w:val="left"/>
-              <w:ind w:left="0" w:right="0" w:firstLine="0"/>
-              <w:spacing w:lineRule="auto" w:before="40" w:line="240" w:after="40"/>
+              <w:ind w:firstLine="0" w:right="0" w:left="0"/>
+              <w:spacing w:lineRule="auto" w:line="240" w:before="40" w:after="40"/>
             </w:pPr>
             <w:r>
               <w:t xml:space="preserve">string</w:t>
@@ -14615,8 +14618,8 @@
             <w:pPr>
               <w:pStyle w:val="Compact"/>
               <w:jc w:val="left"/>
-              <w:ind w:left="0" w:right="0" w:firstLine="0"/>
-              <w:spacing w:lineRule="auto" w:before="40" w:line="240" w:after="40"/>
+              <w:ind w:firstLine="0" w:right="0" w:left="0"/>
+              <w:spacing w:lineRule="auto" w:line="240" w:before="40" w:after="40"/>
             </w:pPr>
             <w:r>
               <w:t xml:space="preserve">nil</w:t>
@@ -14629,8 +14632,8 @@
             <w:pPr>
               <w:pStyle w:val="Compact"/>
               <w:jc w:val="left"/>
-              <w:ind w:left="0" w:right="0" w:firstLine="0"/>
-              <w:spacing w:lineRule="auto" w:before="40" w:line="240" w:after="40"/>
+              <w:ind w:firstLine="0" w:right="0" w:left="0"/>
+              <w:spacing w:lineRule="auto" w:line="240" w:before="40" w:after="40"/>
             </w:pPr>
             <w:r>
               <w:t xml:space="preserve">Base type for attribute + hook inheritance (e.g. </w:t>
@@ -14654,8 +14657,8 @@
             <w:pPr>
               <w:pStyle w:val="Compact"/>
               <w:jc w:val="left"/>
-              <w:ind w:left="0" w:right="0" w:firstLine="0"/>
-              <w:spacing w:lineRule="auto" w:before="40" w:line="240" w:after="40"/>
+              <w:ind w:firstLine="0" w:right="0" w:left="0"/>
+              <w:spacing w:lineRule="auto" w:line="240" w:before="40" w:after="40"/>
             </w:pPr>
             <w:r>
               <w:rPr>
@@ -14671,8 +14674,8 @@
             <w:pPr>
               <w:pStyle w:val="Compact"/>
               <w:jc w:val="left"/>
-              <w:ind w:left="0" w:right="0" w:firstLine="0"/>
-              <w:spacing w:lineRule="auto" w:before="40" w:line="240" w:after="40"/>
+              <w:ind w:firstLine="0" w:right="0" w:left="0"/>
+              <w:spacing w:lineRule="auto" w:line="240" w:before="40" w:after="40"/>
             </w:pPr>
             <w:r>
               <w:t xml:space="preserve">boolean</w:t>
@@ -14685,8 +14688,8 @@
             <w:pPr>
               <w:pStyle w:val="Compact"/>
               <w:jc w:val="left"/>
-              <w:ind w:left="0" w:right="0" w:firstLine="0"/>
-              <w:spacing w:lineRule="auto" w:before="40" w:line="240" w:after="40"/>
+              <w:ind w:firstLine="0" w:right="0" w:left="0"/>
+              <w:spacing w:lineRule="auto" w:line="240" w:before="40" w:after="40"/>
             </w:pPr>
             <w:r>
               <w:t xml:space="preserve">false</w:t>
@@ -14699,8 +14702,8 @@
             <w:pPr>
               <w:pStyle w:val="Compact"/>
               <w:jc w:val="left"/>
-              <w:ind w:left="0" w:right="0" w:firstLine="0"/>
-              <w:spacing w:lineRule="auto" w:before="40" w:line="240" w:after="40"/>
+              <w:ind w:firstLine="0" w:right="0" w:left="0"/>
+              <w:spacing w:lineRule="auto" w:line="240" w:before="40" w:after="40"/>
             </w:pPr>
             <w:r>
               <w:t xml:space="preserve">Headers without an explicit type match this type.</w:t>
@@ -14715,8 +14718,8 @@
             <w:pPr>
               <w:pStyle w:val="Compact"/>
               <w:jc w:val="left"/>
-              <w:ind w:left="0" w:right="0" w:firstLine="0"/>
-              <w:spacing w:lineRule="auto" w:before="40" w:line="240" w:after="40"/>
+              <w:ind w:firstLine="0" w:right="0" w:left="0"/>
+              <w:spacing w:lineRule="auto" w:line="240" w:before="40" w:after="40"/>
             </w:pPr>
             <w:r>
               <w:rPr>
@@ -14732,8 +14735,8 @@
             <w:pPr>
               <w:pStyle w:val="Compact"/>
               <w:jc w:val="left"/>
-              <w:ind w:left="0" w:right="0" w:firstLine="0"/>
-              <w:spacing w:lineRule="auto" w:before="40" w:line="240" w:after="40"/>
+              <w:ind w:firstLine="0" w:right="0" w:left="0"/>
+              <w:spacing w:lineRule="auto" w:line="240" w:before="40" w:after="40"/>
             </w:pPr>
             <w:r>
               <w:t xml:space="preserve">boolean</w:t>
@@ -14746,8 +14749,8 @@
             <w:pPr>
               <w:pStyle w:val="Compact"/>
               <w:jc w:val="left"/>
-              <w:ind w:left="0" w:right="0" w:firstLine="0"/>
-              <w:spacing w:lineRule="auto" w:before="40" w:line="240" w:after="40"/>
+              <w:ind w:firstLine="0" w:right="0" w:left="0"/>
+              <w:spacing w:lineRule="auto" w:line="240" w:before="40" w:after="40"/>
             </w:pPr>
             <w:r>
               <w:t xml:space="preserve">false</w:t>
@@ -14760,8 +14763,8 @@
             <w:pPr>
               <w:pStyle w:val="Compact"/>
               <w:jc w:val="left"/>
-              <w:ind w:left="0" w:right="0" w:firstLine="0"/>
-              <w:spacing w:lineRule="auto" w:before="40" w:line="240" w:after="40"/>
+              <w:ind w:firstLine="0" w:right="0" w:left="0"/>
+              <w:spacing w:lineRule="auto" w:line="240" w:before="40" w:after="40"/>
             </w:pPr>
             <w:r>
               <w:t xml:space="preserve">Hierarchical object (contains children with their own PIDs).</w:t>
@@ -14776,8 +14779,8 @@
             <w:pPr>
               <w:pStyle w:val="Compact"/>
               <w:jc w:val="left"/>
-              <w:ind w:left="0" w:right="0" w:firstLine="0"/>
-              <w:spacing w:lineRule="auto" w:before="40" w:line="240" w:after="40"/>
+              <w:ind w:firstLine="0" w:right="0" w:left="0"/>
+              <w:spacing w:lineRule="auto" w:line="240" w:before="40" w:after="40"/>
             </w:pPr>
             <w:r>
               <w:rPr>
@@ -14793,8 +14796,8 @@
             <w:pPr>
               <w:pStyle w:val="Compact"/>
               <w:jc w:val="left"/>
-              <w:ind w:left="0" w:right="0" w:firstLine="0"/>
-              <w:spacing w:lineRule="auto" w:before="40" w:line="240" w:after="40"/>
+              <w:ind w:firstLine="0" w:right="0" w:left="0"/>
+              <w:spacing w:lineRule="auto" w:line="240" w:before="40" w:after="40"/>
             </w:pPr>
             <w:r>
               <w:t xml:space="preserve">boolean</w:t>
@@ -14807,8 +14810,8 @@
             <w:pPr>
               <w:pStyle w:val="Compact"/>
               <w:jc w:val="left"/>
-              <w:ind w:left="0" w:right="0" w:firstLine="0"/>
-              <w:spacing w:lineRule="auto" w:before="40" w:line="240" w:after="40"/>
+              <w:ind w:firstLine="0" w:right="0" w:left="0"/>
+              <w:spacing w:lineRule="auto" w:line="240" w:before="40" w:after="40"/>
             </w:pPr>
             <w:r>
               <w:t xml:space="preserve">false</w:t>
@@ -14821,8 +14824,8 @@
             <w:pPr>
               <w:pStyle w:val="Compact"/>
               <w:jc w:val="left"/>
-              <w:ind w:left="0" w:right="0" w:firstLine="0"/>
-              <w:spacing w:lineRule="auto" w:before="40" w:line="240" w:after="40"/>
+              <w:ind w:firstLine="0" w:right="0" w:left="0"/>
+              <w:spacing w:lineRule="auto" w:line="240" w:before="40" w:after="40"/>
             </w:pPr>
             <w:r>
               <w:t xml:space="preserve">The specification must contain at least one object of this type.</w:t>
@@ -14837,8 +14840,8 @@
             <w:pPr>
               <w:pStyle w:val="Compact"/>
               <w:jc w:val="left"/>
-              <w:ind w:left="0" w:right="0" w:firstLine="0"/>
-              <w:spacing w:lineRule="auto" w:before="40" w:line="240" w:after="40"/>
+              <w:ind w:firstLine="0" w:right="0" w:left="0"/>
+              <w:spacing w:lineRule="auto" w:line="240" w:before="40" w:after="40"/>
             </w:pPr>
             <w:r>
               <w:rPr>
@@ -14854,8 +14857,8 @@
             <w:pPr>
               <w:pStyle w:val="Compact"/>
               <w:jc w:val="left"/>
-              <w:ind w:left="0" w:right="0" w:firstLine="0"/>
-              <w:spacing w:lineRule="auto" w:before="40" w:line="240" w:after="40"/>
+              <w:ind w:firstLine="0" w:right="0" w:left="0"/>
+              <w:spacing w:lineRule="auto" w:line="240" w:before="40" w:after="40"/>
             </w:pPr>
             <w:r>
               <w:t xml:space="preserve">string</w:t>
@@ -14868,8 +14871,8 @@
             <w:pPr>
               <w:pStyle w:val="Compact"/>
               <w:jc w:val="left"/>
-              <w:ind w:left="0" w:right="0" w:firstLine="0"/>
-              <w:spacing w:lineRule="auto" w:before="40" w:line="240" w:after="40"/>
+              <w:ind w:firstLine="0" w:right="0" w:left="0"/>
+              <w:spacing w:lineRule="auto" w:line="240" w:before="40" w:after="40"/>
             </w:pPr>
             <w:r>
               <w:t xml:space="preserve">nil</w:t>
@@ -14882,8 +14885,8 @@
             <w:pPr>
               <w:pStyle w:val="Compact"/>
               <w:jc w:val="left"/>
-              <w:ind w:left="0" w:right="0" w:firstLine="0"/>
-              <w:spacing w:lineRule="auto" w:before="40" w:line="240" w:after="40"/>
+              <w:ind w:firstLine="0" w:right="0" w:left="0"/>
+              <w:spacing w:lineRule="auto" w:line="240" w:before="40" w:after="40"/>
             </w:pPr>
             <w:r>
               <w:t xml:space="preserve">Prefix for auto-generated PIDs.</w:t>
@@ -14898,8 +14901,8 @@
             <w:pPr>
               <w:pStyle w:val="Compact"/>
               <w:jc w:val="left"/>
-              <w:ind w:left="0" w:right="0" w:firstLine="0"/>
-              <w:spacing w:lineRule="auto" w:before="40" w:line="240" w:after="40"/>
+              <w:ind w:firstLine="0" w:right="0" w:left="0"/>
+              <w:spacing w:lineRule="auto" w:line="240" w:before="40" w:after="40"/>
             </w:pPr>
             <w:r>
               <w:rPr>
@@ -14915,8 +14918,8 @@
             <w:pPr>
               <w:pStyle w:val="Compact"/>
               <w:jc w:val="left"/>
-              <w:ind w:left="0" w:right="0" w:firstLine="0"/>
-              <w:spacing w:lineRule="auto" w:before="40" w:line="240" w:after="40"/>
+              <w:ind w:firstLine="0" w:right="0" w:left="0"/>
+              <w:spacing w:lineRule="auto" w:line="240" w:before="40" w:after="40"/>
             </w:pPr>
             <w:r>
               <w:t xml:space="preserve">string</w:t>
@@ -14929,8 +14932,8 @@
             <w:pPr>
               <w:pStyle w:val="Compact"/>
               <w:jc w:val="left"/>
-              <w:ind w:left="0" w:right="0" w:firstLine="0"/>
-              <w:spacing w:lineRule="auto" w:before="40" w:line="240" w:after="40"/>
+              <w:ind w:firstLine="0" w:right="0" w:left="0"/>
+              <w:spacing w:lineRule="auto" w:line="240" w:before="40" w:after="40"/>
             </w:pPr>
             <w:r>
               <w:t xml:space="preserve">nil</w:t>
@@ -14943,8 +14946,8 @@
             <w:pPr>
               <w:pStyle w:val="Compact"/>
               <w:jc w:val="left"/>
-              <w:ind w:left="0" w:right="0" w:firstLine="0"/>
-              <w:spacing w:lineRule="auto" w:before="40" w:line="240" w:after="40"/>
+              <w:ind w:firstLine="0" w:right="0" w:left="0"/>
+              <w:spacing w:lineRule="auto" w:line="240" w:before="40" w:after="40"/>
             </w:pPr>
             <w:r>
               <w:t xml:space="preserve">Printf format (e.g. </w:t>
@@ -14968,8 +14971,8 @@
             <w:pPr>
               <w:pStyle w:val="Compact"/>
               <w:jc w:val="left"/>
-              <w:ind w:left="0" w:right="0" w:firstLine="0"/>
-              <w:spacing w:lineRule="auto" w:before="40" w:line="240" w:after="40"/>
+              <w:ind w:firstLine="0" w:right="0" w:left="0"/>
+              <w:spacing w:lineRule="auto" w:line="240" w:before="40" w:after="40"/>
             </w:pPr>
             <w:r>
               <w:rPr>
@@ -14985,8 +14988,8 @@
             <w:pPr>
               <w:pStyle w:val="Compact"/>
               <w:jc w:val="left"/>
-              <w:ind w:left="0" w:right="0" w:firstLine="0"/>
-              <w:spacing w:lineRule="auto" w:before="40" w:line="240" w:after="40"/>
+              <w:ind w:firstLine="0" w:right="0" w:left="0"/>
+              <w:spacing w:lineRule="auto" w:line="240" w:before="40" w:after="40"/>
             </w:pPr>
             <w:r>
               <w:t xml:space="preserve">list</w:t>
@@ -14999,8 +15002,8 @@
             <w:pPr>
               <w:pStyle w:val="Compact"/>
               <w:jc w:val="left"/>
-              <w:ind w:left="0" w:right="0" w:firstLine="0"/>
-              <w:spacing w:lineRule="auto" w:before="40" w:line="240" w:after="40"/>
+              <w:ind w:firstLine="0" w:right="0" w:left="0"/>
+              <w:spacing w:lineRule="auto" w:line="240" w:before="40" w:after="40"/>
             </w:pPr>
             <w:r>
               <w:t xml:space="preserve">nil</w:t>
@@ -15013,8 +15016,8 @@
             <w:pPr>
               <w:pStyle w:val="Compact"/>
               <w:jc w:val="left"/>
-              <w:ind w:left="0" w:right="0" w:firstLine="0"/>
-              <w:spacing w:lineRule="auto" w:before="40" w:line="240" w:after="40"/>
+              <w:ind w:firstLine="0" w:right="0" w:left="0"/>
+              <w:spacing w:lineRule="auto" w:line="240" w:before="40" w:after="40"/>
             </w:pPr>
             <w:r>
               <w:t xml:space="preserve">Alternative identifiers for syntax matching.</w:t>
@@ -15029,8 +15032,8 @@
             <w:pPr>
               <w:pStyle w:val="Compact"/>
               <w:jc w:val="left"/>
-              <w:ind w:left="0" w:right="0" w:firstLine="0"/>
-              <w:spacing w:lineRule="auto" w:before="40" w:line="240" w:after="40"/>
+              <w:ind w:firstLine="0" w:right="0" w:left="0"/>
+              <w:spacing w:lineRule="auto" w:line="240" w:before="40" w:after="40"/>
             </w:pPr>
             <w:r>
               <w:rPr>
@@ -15046,8 +15049,8 @@
             <w:pPr>
               <w:pStyle w:val="Compact"/>
               <w:jc w:val="left"/>
-              <w:ind w:left="0" w:right="0" w:firstLine="0"/>
-              <w:spacing w:lineRule="auto" w:before="40" w:line="240" w:after="40"/>
+              <w:ind w:firstLine="0" w:right="0" w:left="0"/>
+              <w:spacing w:lineRule="auto" w:line="240" w:before="40" w:after="40"/>
             </w:pPr>
             <w:r>
               <w:t xml:space="preserve">list</w:t>
@@ -15060,8 +15063,8 @@
             <w:pPr>
               <w:pStyle w:val="Compact"/>
               <w:jc w:val="left"/>
-              <w:ind w:left="0" w:right="0" w:firstLine="0"/>
-              <w:spacing w:lineRule="auto" w:before="40" w:line="240" w:after="40"/>
+              <w:ind w:firstLine="0" w:right="0" w:left="0"/>
+              <w:spacing w:lineRule="auto" w:line="240" w:before="40" w:after="40"/>
             </w:pPr>
             <w:r>
               <w:t xml:space="preserve">nil</w:t>
@@ -15074,8 +15077,8 @@
             <w:pPr>
               <w:pStyle w:val="Compact"/>
               <w:jc w:val="left"/>
-              <w:ind w:left="0" w:right="0" w:firstLine="0"/>
-              <w:spacing w:lineRule="auto" w:before="40" w:line="240" w:after="40"/>
+              <w:ind w:firstLine="0" w:right="0" w:left="0"/>
+              <w:spacing w:lineRule="auto" w:line="240" w:before="40" w:after="40"/>
             </w:pPr>
             <w:r>
               <w:t xml:space="preserve">Titles that auto-resolve to this type (e.g. </w:t>
@@ -15114,8 +15117,8 @@
             <w:pPr>
               <w:pStyle w:val="Compact"/>
               <w:jc w:val="left"/>
-              <w:ind w:left="0" w:right="0" w:firstLine="0"/>
-              <w:spacing w:lineRule="auto" w:before="40" w:line="240" w:after="40"/>
+              <w:ind w:firstLine="0" w:right="0" w:left="0"/>
+              <w:spacing w:lineRule="auto" w:line="240" w:before="40" w:after="40"/>
             </w:pPr>
             <w:r>
               <w:rPr>
@@ -15131,8 +15134,8 @@
             <w:pPr>
               <w:pStyle w:val="Compact"/>
               <w:jc w:val="left"/>
-              <w:ind w:left="0" w:right="0" w:firstLine="0"/>
-              <w:spacing w:lineRule="auto" w:before="40" w:line="240" w:after="40"/>
+              <w:ind w:firstLine="0" w:right="0" w:left="0"/>
+              <w:spacing w:lineRule="auto" w:line="240" w:before="40" w:after="40"/>
             </w:pPr>
             <w:r>
               <w:t xml:space="preserve">list</w:t>
@@ -15145,8 +15148,8 @@
             <w:pPr>
               <w:pStyle w:val="Compact"/>
               <w:jc w:val="left"/>
-              <w:ind w:left="0" w:right="0" w:firstLine="0"/>
-              <w:spacing w:lineRule="auto" w:before="40" w:line="240" w:after="40"/>
+              <w:ind w:firstLine="0" w:right="0" w:left="0"/>
+              <w:spacing w:lineRule="auto" w:line="240" w:before="40" w:after="40"/>
             </w:pPr>
             <w:r>
               <w:t xml:space="preserve">nil</w:t>
@@ -15159,8 +15162,8 @@
             <w:pPr>
               <w:pStyle w:val="Compact"/>
               <w:jc w:val="left"/>
-              <w:ind w:left="0" w:right="0" w:firstLine="0"/>
-              <w:spacing w:lineRule="auto" w:before="40" w:line="240" w:after="40"/>
+              <w:ind w:firstLine="0" w:right="0" w:left="0"/>
+              <w:spacing w:lineRule="auto" w:line="240" w:before="40" w:after="40"/>
             </w:pPr>
             <w:r>
               <w:t xml:space="preserve">Attribute definitions (see below).</w:t>
@@ -15170,7 +15173,7 @@
       </w:tr>
     </w:tbl>
     <w:bookmarkEnd w:id="34"/>
-    <w:bookmarkStart w:id="35" w:name="attribute-definitions"/>
+    <w:bookmarkStart w:id="35" w:name="SPEC-sec9.2"/>
     <w:p>
       <w:pPr>
         <w:pStyle w:val="Heading2"/>
@@ -15185,12 +15188,12 @@
     </w:p>
     <w:p>
       <w:pPr>
-        <w:spacing w:lineRule="exact" w:before="0" w:after="0" w:line="20"/>
+        <w:spacing w:lineRule="exact" w:line="20" w:before="0" w:after="0"/>
         <w:rPr>
           <w:sz w:val="2"/>
         </w:rPr>
       </w:pPr>
-      <w:bookmarkStart w:id="62565" w:name="csv-tbl-model-attribute-fields"/>
+      <w:bookmarkStart w:name="csv-tbl-model-attribute-fields" w:id="62565"/>
       <w:bookmarkEnd w:id="62565"/>
     </w:p>
     <w:p>
@@ -15227,12 +15230,12 @@
         <w:tblLook w:firstRow="1" w:lastRow="0" w:firstColumn="0" w:lastColumn="0" w:noHBand="0" w:noVBand="0" w:val="0020"/>
         <w:jc w:val="start"/>
         <w:tblBorders>
-          <w:top w:val="single" w:sz="6" w:color="000000" w:space="0"/>
-          <w:left w:val="single" w:sz="6" w:color="000000" w:space="0"/>
-          <w:bottom w:val="single" w:sz="6" w:color="000000" w:space="0"/>
-          <w:right w:val="single" w:sz="6" w:color="000000" w:space="0"/>
-          <w:insideH w:val="single" w:sz="6" w:color="000000" w:space="0"/>
-          <w:insideV w:val="single" w:sz="6" w:color="000000" w:space="0"/>
+          <w:top w:color="000000" w:val="single" w:sz="6" w:space="0"/>
+          <w:left w:color="000000" w:val="single" w:sz="6" w:space="0"/>
+          <w:bottom w:color="000000" w:val="single" w:sz="6" w:space="0"/>
+          <w:right w:color="000000" w:val="single" w:sz="6" w:space="0"/>
+          <w:insideH w:color="000000" w:val="single" w:sz="6" w:space="0"/>
+          <w:insideV w:color="000000" w:val="single" w:sz="6" w:space="0"/>
         </w:tblBorders>
         <w:tblCellMar>
           <w:top w:type="dxa" w:w="57"/>
@@ -15259,8 +15262,8 @@
             <w:pPr>
               <w:pStyle w:val="Compact"/>
               <w:jc w:val="left"/>
-              <w:ind w:left="0" w:right="0" w:firstLine="0"/>
-              <w:spacing w:lineRule="auto" w:before="40" w:line="240" w:after="40"/>
+              <w:ind w:firstLine="0" w:right="0" w:left="0"/>
+              <w:spacing w:lineRule="auto" w:line="240" w:before="40" w:after="40"/>
             </w:pPr>
             <w:r>
               <w:rPr>
@@ -15278,8 +15281,8 @@
             <w:pPr>
               <w:pStyle w:val="Compact"/>
               <w:jc w:val="left"/>
-              <w:ind w:left="0" w:right="0" w:firstLine="0"/>
-              <w:spacing w:lineRule="auto" w:before="40" w:line="240" w:after="40"/>
+              <w:ind w:firstLine="0" w:right="0" w:left="0"/>
+              <w:spacing w:lineRule="auto" w:line="240" w:before="40" w:after="40"/>
             </w:pPr>
             <w:r>
               <w:rPr>
@@ -15297,8 +15300,8 @@
             <w:pPr>
               <w:pStyle w:val="Compact"/>
               <w:jc w:val="left"/>
-              <w:ind w:left="0" w:right="0" w:firstLine="0"/>
-              <w:spacing w:lineRule="auto" w:before="40" w:line="240" w:after="40"/>
+              <w:ind w:firstLine="0" w:right="0" w:left="0"/>
+              <w:spacing w:lineRule="auto" w:line="240" w:before="40" w:after="40"/>
             </w:pPr>
             <w:r>
               <w:rPr>
@@ -15316,8 +15319,8 @@
             <w:pPr>
               <w:pStyle w:val="Compact"/>
               <w:jc w:val="left"/>
-              <w:ind w:left="0" w:right="0" w:firstLine="0"/>
-              <w:spacing w:lineRule="auto" w:before="40" w:line="240" w:after="40"/>
+              <w:ind w:firstLine="0" w:right="0" w:left="0"/>
+              <w:spacing w:lineRule="auto" w:line="240" w:before="40" w:after="40"/>
             </w:pPr>
             <w:r>
               <w:rPr>
@@ -15335,8 +15338,8 @@
             <w:pPr>
               <w:pStyle w:val="Compact"/>
               <w:jc w:val="left"/>
-              <w:ind w:left="0" w:right="0" w:firstLine="0"/>
-              <w:spacing w:lineRule="auto" w:before="40" w:line="240" w:after="40"/>
+              <w:ind w:firstLine="0" w:right="0" w:left="0"/>
+              <w:spacing w:lineRule="auto" w:line="240" w:before="40" w:after="40"/>
             </w:pPr>
             <w:r>
               <w:rPr>
@@ -15352,8 +15355,8 @@
             <w:pPr>
               <w:pStyle w:val="Compact"/>
               <w:jc w:val="left"/>
-              <w:ind w:left="0" w:right="0" w:firstLine="0"/>
-              <w:spacing w:lineRule="auto" w:before="40" w:line="240" w:after="40"/>
+              <w:ind w:firstLine="0" w:right="0" w:left="0"/>
+              <w:spacing w:lineRule="auto" w:line="240" w:before="40" w:after="40"/>
             </w:pPr>
             <w:r>
               <w:t xml:space="preserve">string</w:t>
@@ -15366,8 +15369,8 @@
             <w:pPr>
               <w:pStyle w:val="Compact"/>
               <w:jc w:val="left"/>
-              <w:ind w:left="0" w:right="0" w:firstLine="0"/>
-              <w:spacing w:lineRule="auto" w:before="40" w:line="240" w:after="40"/>
+              <w:ind w:firstLine="0" w:right="0" w:left="0"/>
+              <w:spacing w:lineRule="auto" w:line="240" w:before="40" w:after="40"/>
             </w:pPr>
             <w:r>
               <w:t xml:space="preserve">required</w:t>
@@ -15380,8 +15383,8 @@
             <w:pPr>
               <w:pStyle w:val="Compact"/>
               <w:jc w:val="left"/>
-              <w:ind w:left="0" w:right="0" w:firstLine="0"/>
-              <w:spacing w:lineRule="auto" w:before="40" w:line="240" w:after="40"/>
+              <w:ind w:firstLine="0" w:right="0" w:left="0"/>
+              <w:spacing w:lineRule="auto" w:line="240" w:before="40" w:after="40"/>
             </w:pPr>
             <w:r>
               <w:t xml:space="preserve">Attribute identifier.</w:t>
@@ -15396,8 +15399,8 @@
             <w:pPr>
               <w:pStyle w:val="Compact"/>
               <w:jc w:val="left"/>
-              <w:ind w:left="0" w:right="0" w:firstLine="0"/>
-              <w:spacing w:lineRule="auto" w:before="40" w:line="240" w:after="40"/>
+              <w:ind w:firstLine="0" w:right="0" w:left="0"/>
+              <w:spacing w:lineRule="auto" w:line="240" w:before="40" w:after="40"/>
             </w:pPr>
             <w:r>
               <w:rPr>
@@ -15413,8 +15416,8 @@
             <w:pPr>
               <w:pStyle w:val="Compact"/>
               <w:jc w:val="left"/>
-              <w:ind w:left="0" w:right="0" w:firstLine="0"/>
-              <w:spacing w:lineRule="auto" w:before="40" w:line="240" w:after="40"/>
+              <w:ind w:firstLine="0" w:right="0" w:left="0"/>
+              <w:spacing w:lineRule="auto" w:line="240" w:before="40" w:after="40"/>
             </w:pPr>
             <w:r>
               <w:t xml:space="preserve">string</w:t>
@@ -15427,8 +15430,8 @@
             <w:pPr>
               <w:pStyle w:val="Compact"/>
               <w:jc w:val="left"/>
-              <w:ind w:left="0" w:right="0" w:firstLine="0"/>
-              <w:spacing w:lineRule="auto" w:before="40" w:line="240" w:after="40"/>
+              <w:ind w:firstLine="0" w:right="0" w:left="0"/>
+              <w:spacing w:lineRule="auto" w:line="240" w:before="40" w:after="40"/>
             </w:pPr>
             <w:r>
               <w:rPr>
@@ -15444,8 +15447,8 @@
             <w:pPr>
               <w:pStyle w:val="Compact"/>
               <w:jc w:val="left"/>
-              <w:ind w:left="0" w:right="0" w:firstLine="0"/>
-              <w:spacing w:lineRule="auto" w:before="40" w:line="240" w:after="40"/>
+              <w:ind w:firstLine="0" w:right="0" w:left="0"/>
+              <w:spacing w:lineRule="auto" w:line="240" w:before="40" w:after="40"/>
             </w:pPr>
             <w:r>
               <w:t xml:space="preserve">One of:</w:t>
@@ -15559,8 +15562,8 @@
             <w:pPr>
               <w:pStyle w:val="Compact"/>
               <w:jc w:val="left"/>
-              <w:ind w:left="0" w:right="0" w:firstLine="0"/>
-              <w:spacing w:lineRule="auto" w:before="40" w:line="240" w:after="40"/>
+              <w:ind w:firstLine="0" w:right="0" w:left="0"/>
+              <w:spacing w:lineRule="auto" w:line="240" w:before="40" w:after="40"/>
             </w:pPr>
             <w:r>
               <w:rPr>
@@ -15576,8 +15579,8 @@
             <w:pPr>
               <w:pStyle w:val="Compact"/>
               <w:jc w:val="left"/>
-              <w:ind w:left="0" w:right="0" w:firstLine="0"/>
-              <w:spacing w:lineRule="auto" w:before="40" w:line="240" w:after="40"/>
+              <w:ind w:firstLine="0" w:right="0" w:left="0"/>
+              <w:spacing w:lineRule="auto" w:line="240" w:before="40" w:after="40"/>
             </w:pPr>
             <w:r>
               <w:t xml:space="preserve">integer</w:t>
@@ -15590,8 +15593,8 @@
             <w:pPr>
               <w:pStyle w:val="Compact"/>
               <w:jc w:val="left"/>
-              <w:ind w:left="0" w:right="0" w:firstLine="0"/>
-              <w:spacing w:lineRule="auto" w:before="40" w:line="240" w:after="40"/>
+              <w:ind w:firstLine="0" w:right="0" w:left="0"/>
+              <w:spacing w:lineRule="auto" w:line="240" w:before="40" w:after="40"/>
             </w:pPr>
             <w:r>
               <w:t xml:space="preserve">0</w:t>
@@ -15604,8 +15607,8 @@
             <w:pPr>
               <w:pStyle w:val="Compact"/>
               <w:jc w:val="left"/>
-              <w:ind w:left="0" w:right="0" w:firstLine="0"/>
-              <w:spacing w:lineRule="auto" w:before="40" w:line="240" w:after="40"/>
+              <w:ind w:firstLine="0" w:right="0" w:left="0"/>
+              <w:spacing w:lineRule="auto" w:line="240" w:before="40" w:after="40"/>
             </w:pPr>
             <w:r>
               <w:t xml:space="preserve">0 = optional, 1 = required.</w:t>
@@ -15620,8 +15623,8 @@
             <w:pPr>
               <w:pStyle w:val="Compact"/>
               <w:jc w:val="left"/>
-              <w:ind w:left="0" w:right="0" w:firstLine="0"/>
-              <w:spacing w:lineRule="auto" w:before="40" w:line="240" w:after="40"/>
+              <w:ind w:firstLine="0" w:right="0" w:left="0"/>
+              <w:spacing w:lineRule="auto" w:line="240" w:before="40" w:after="40"/>
             </w:pPr>
             <w:r>
               <w:rPr>
@@ -15637,8 +15640,8 @@
             <w:pPr>
               <w:pStyle w:val="Compact"/>
               <w:jc w:val="left"/>
-              <w:ind w:left="0" w:right="0" w:firstLine="0"/>
-              <w:spacing w:lineRule="auto" w:before="40" w:line="240" w:after="40"/>
+              <w:ind w:firstLine="0" w:right="0" w:left="0"/>
+              <w:spacing w:lineRule="auto" w:line="240" w:before="40" w:after="40"/>
             </w:pPr>
             <w:r>
               <w:t xml:space="preserve">integer</w:t>
@@ -15651,8 +15654,8 @@
             <w:pPr>
               <w:pStyle w:val="Compact"/>
               <w:jc w:val="left"/>
-              <w:ind w:left="0" w:right="0" w:firstLine="0"/>
-              <w:spacing w:lineRule="auto" w:before="40" w:line="240" w:after="40"/>
+              <w:ind w:firstLine="0" w:right="0" w:left="0"/>
+              <w:spacing w:lineRule="auto" w:line="240" w:before="40" w:after="40"/>
             </w:pPr>
             <w:r>
               <w:t xml:space="preserve">1</w:t>
@@ -15665,8 +15668,8 @@
             <w:pPr>
               <w:pStyle w:val="Compact"/>
               <w:jc w:val="left"/>
-              <w:ind w:left="0" w:right="0" w:firstLine="0"/>
-              <w:spacing w:lineRule="auto" w:before="40" w:line="240" w:after="40"/>
+              <w:ind w:firstLine="0" w:right="0" w:left="0"/>
+              <w:spacing w:lineRule="auto" w:line="240" w:before="40" w:after="40"/>
             </w:pPr>
             <w:r>
               <w:t xml:space="preserve">Maximum number of values.</w:t>
@@ -15681,8 +15684,8 @@
             <w:pPr>
               <w:pStyle w:val="Compact"/>
               <w:jc w:val="left"/>
-              <w:ind w:left="0" w:right="0" w:firstLine="0"/>
-              <w:spacing w:lineRule="auto" w:before="40" w:line="240" w:after="40"/>
+              <w:ind w:firstLine="0" w:right="0" w:left="0"/>
+              <w:spacing w:lineRule="auto" w:line="240" w:before="40" w:after="40"/>
             </w:pPr>
             <w:r>
               <w:rPr>
@@ -15713,8 +15716,8 @@
             <w:pPr>
               <w:pStyle w:val="Compact"/>
               <w:jc w:val="left"/>
-              <w:ind w:left="0" w:right="0" w:firstLine="0"/>
-              <w:spacing w:lineRule="auto" w:before="40" w:line="240" w:after="40"/>
+              <w:ind w:firstLine="0" w:right="0" w:left="0"/>
+              <w:spacing w:lineRule="auto" w:line="240" w:before="40" w:after="40"/>
             </w:pPr>
             <w:r>
               <w:t xml:space="preserve">number</w:t>
@@ -15727,8 +15730,8 @@
             <w:pPr>
               <w:pStyle w:val="Compact"/>
               <w:jc w:val="left"/>
-              <w:ind w:left="0" w:right="0" w:firstLine="0"/>
-              <w:spacing w:lineRule="auto" w:before="40" w:line="240" w:after="40"/>
+              <w:ind w:firstLine="0" w:right="0" w:left="0"/>
+              <w:spacing w:lineRule="auto" w:line="240" w:before="40" w:after="40"/>
             </w:pPr>
             <w:r>
               <w:t xml:space="preserve">nil</w:t>
@@ -15741,8 +15744,8 @@
             <w:pPr>
               <w:pStyle w:val="Compact"/>
               <w:jc w:val="left"/>
-              <w:ind w:left="0" w:right="0" w:firstLine="0"/>
-              <w:spacing w:lineRule="auto" w:before="40" w:line="240" w:after="40"/>
+              <w:ind w:firstLine="0" w:right="0" w:left="0"/>
+              <w:spacing w:lineRule="auto" w:line="240" w:before="40" w:after="40"/>
             </w:pPr>
             <w:r>
               <w:t xml:space="preserve">Bounds for numeric types.</w:t>
@@ -15757,8 +15760,8 @@
             <w:pPr>
               <w:pStyle w:val="Compact"/>
               <w:jc w:val="left"/>
-              <w:ind w:left="0" w:right="0" w:firstLine="0"/>
-              <w:spacing w:lineRule="auto" w:before="40" w:line="240" w:after="40"/>
+              <w:ind w:firstLine="0" w:right="0" w:left="0"/>
+              <w:spacing w:lineRule="auto" w:line="240" w:before="40" w:after="40"/>
             </w:pPr>
             <w:r>
               <w:rPr>
@@ -15774,8 +15777,8 @@
             <w:pPr>
               <w:pStyle w:val="Compact"/>
               <w:jc w:val="left"/>
-              <w:ind w:left="0" w:right="0" w:firstLine="0"/>
-              <w:spacing w:lineRule="auto" w:before="40" w:line="240" w:after="40"/>
+              <w:ind w:firstLine="0" w:right="0" w:left="0"/>
+              <w:spacing w:lineRule="auto" w:line="240" w:before="40" w:after="40"/>
             </w:pPr>
             <w:r>
               <w:t xml:space="preserve">list</w:t>
@@ -15788,8 +15791,8 @@
             <w:pPr>
               <w:pStyle w:val="Compact"/>
               <w:jc w:val="left"/>
-              <w:ind w:left="0" w:right="0" w:firstLine="0"/>
-              <w:spacing w:lineRule="auto" w:before="40" w:line="240" w:after="40"/>
+              <w:ind w:firstLine="0" w:right="0" w:left="0"/>
+              <w:spacing w:lineRule="auto" w:line="240" w:before="40" w:after="40"/>
             </w:pPr>
             <w:r>
               <w:t xml:space="preserve">nil</w:t>
@@ -15802,8 +15805,8 @@
             <w:pPr>
               <w:pStyle w:val="Compact"/>
               <w:jc w:val="left"/>
-              <w:ind w:left="0" w:right="0" w:firstLine="0"/>
-              <w:spacing w:lineRule="auto" w:before="40" w:line="240" w:after="40"/>
+              <w:ind w:firstLine="0" w:right="0" w:left="0"/>
+              <w:spacing w:lineRule="auto" w:line="240" w:before="40" w:after="40"/>
             </w:pPr>
             <w:r>
               <w:t xml:space="preserve">Required when</w:t>
@@ -15830,8 +15833,8 @@
             <w:pPr>
               <w:pStyle w:val="Compact"/>
               <w:jc w:val="left"/>
-              <w:ind w:left="0" w:right="0" w:firstLine="0"/>
-              <w:spacing w:lineRule="auto" w:before="40" w:line="240" w:after="40"/>
+              <w:ind w:firstLine="0" w:right="0" w:left="0"/>
+              <w:spacing w:lineRule="auto" w:line="240" w:before="40" w:after="40"/>
             </w:pPr>
             <w:r>
               <w:rPr>
@@ -15847,8 +15850,8 @@
             <w:pPr>
               <w:pStyle w:val="Compact"/>
               <w:jc w:val="left"/>
-              <w:ind w:left="0" w:right="0" w:firstLine="0"/>
-              <w:spacing w:lineRule="auto" w:before="40" w:line="240" w:after="40"/>
+              <w:ind w:firstLine="0" w:right="0" w:left="0"/>
+              <w:spacing w:lineRule="auto" w:line="240" w:before="40" w:after="40"/>
             </w:pPr>
             <w:r>
               <w:t xml:space="preserve">string</w:t>
@@ -15861,8 +15864,8 @@
             <w:pPr>
               <w:pStyle w:val="Compact"/>
               <w:jc w:val="left"/>
-              <w:ind w:left="0" w:right="0" w:firstLine="0"/>
-              <w:spacing w:lineRule="auto" w:before="40" w:line="240" w:after="40"/>
+              <w:ind w:firstLine="0" w:right="0" w:left="0"/>
+              <w:spacing w:lineRule="auto" w:line="240" w:before="40" w:after="40"/>
             </w:pPr>
             <w:r>
               <w:t xml:space="preserve">auto</w:t>
@@ -15875,8 +15878,8 @@
             <w:pPr>
               <w:pStyle w:val="Compact"/>
               <w:jc w:val="left"/>
-              <w:ind w:left="0" w:right="0" w:firstLine="0"/>
-              <w:spacing w:lineRule="auto" w:before="40" w:line="240" w:after="40"/>
+              <w:ind w:firstLine="0" w:right="0" w:left="0"/>
+              <w:spacing w:lineRule="auto" w:line="240" w:before="40" w:after="40"/>
             </w:pPr>
             <w:r>
               <w:t xml:space="preserve">Override the auto-generated datatype id. For</w:t>
@@ -15913,7 +15916,7 @@
       </w:tr>
     </w:tbl>
     <w:bookmarkEnd w:id="35"/>
-    <w:bookmarkStart w:id="36" w:name="float-schema"/>
+    <w:bookmarkStart w:id="36" w:name="SPEC-sec9.3"/>
     <w:p>
       <w:pPr>
         <w:pStyle w:val="Heading2"/>
@@ -15928,12 +15931,12 @@
     </w:p>
     <w:p>
       <w:pPr>
-        <w:spacing w:lineRule="exact" w:before="0" w:after="0" w:line="20"/>
+        <w:spacing w:lineRule="exact" w:line="20" w:before="0" w:after="0"/>
         <w:rPr>
           <w:sz w:val="2"/>
         </w:rPr>
       </w:pPr>
-      <w:bookmarkStart w:id="38789" w:name="csv-tbl-model-float-fields"/>
+      <w:bookmarkStart w:name="csv-tbl-model-float-fields" w:id="38789"/>
       <w:bookmarkEnd w:id="38789"/>
     </w:p>
     <w:p>
@@ -15970,12 +15973,12 @@
         <w:tblLook w:firstRow="1" w:lastRow="0" w:firstColumn="0" w:lastColumn="0" w:noHBand="0" w:noVBand="0" w:val="0020"/>
         <w:jc w:val="start"/>
         <w:tblBorders>
-          <w:top w:val="single" w:sz="6" w:color="000000" w:space="0"/>
-          <w:left w:val="single" w:sz="6" w:color="000000" w:space="0"/>
-          <w:bottom w:val="single" w:sz="6" w:color="000000" w:space="0"/>
-          <w:right w:val="single" w:sz="6" w:color="000000" w:space="0"/>
-          <w:insideH w:val="single" w:sz="6" w:color="000000" w:space="0"/>
-          <w:insideV w:val="single" w:sz="6" w:color="000000" w:space="0"/>
+          <w:top w:color="000000" w:val="single" w:sz="6" w:space="0"/>
+          <w:left w:color="000000" w:val="single" w:sz="6" w:space="0"/>
+          <w:bottom w:color="000000" w:val="single" w:sz="6" w:space="0"/>
+          <w:right w:color="000000" w:val="single" w:sz="6" w:space="0"/>
+          <w:insideH w:color="000000" w:val="single" w:sz="6" w:space="0"/>
+          <w:insideV w:color="000000" w:val="single" w:sz="6" w:space="0"/>
         </w:tblBorders>
         <w:tblCellMar>
           <w:top w:type="dxa" w:w="57"/>
@@ -16002,8 +16005,8 @@
             <w:pPr>
               <w:pStyle w:val="Compact"/>
               <w:jc w:val="left"/>
-              <w:ind w:left="0" w:right="0" w:firstLine="0"/>
-              <w:spacing w:lineRule="auto" w:before="40" w:line="240" w:after="40"/>
+              <w:ind w:firstLine="0" w:right="0" w:left="0"/>
+              <w:spacing w:lineRule="auto" w:line="240" w:before="40" w:after="40"/>
             </w:pPr>
             <w:r>
               <w:rPr>
@@ -16021,8 +16024,8 @@
             <w:pPr>
               <w:pStyle w:val="Compact"/>
               <w:jc w:val="left"/>
-              <w:ind w:left="0" w:right="0" w:firstLine="0"/>
-              <w:spacing w:lineRule="auto" w:before="40" w:line="240" w:after="40"/>
+              <w:ind w:firstLine="0" w:right="0" w:left="0"/>
+              <w:spacing w:lineRule="auto" w:line="240" w:before="40" w:after="40"/>
             </w:pPr>
             <w:r>
               <w:rPr>
@@ -16040,8 +16043,8 @@
             <w:pPr>
               <w:pStyle w:val="Compact"/>
               <w:jc w:val="left"/>
-              <w:ind w:left="0" w:right="0" w:firstLine="0"/>
-              <w:spacing w:lineRule="auto" w:before="40" w:line="240" w:after="40"/>
+              <w:ind w:firstLine="0" w:right="0" w:left="0"/>
+              <w:spacing w:lineRule="auto" w:line="240" w:before="40" w:after="40"/>
             </w:pPr>
             <w:r>
               <w:rPr>
@@ -16059,8 +16062,8 @@
             <w:pPr>
               <w:pStyle w:val="Compact"/>
               <w:jc w:val="left"/>
-              <w:ind w:left="0" w:right="0" w:firstLine="0"/>
-              <w:spacing w:lineRule="auto" w:before="40" w:line="240" w:after="40"/>
+              <w:ind w:firstLine="0" w:right="0" w:left="0"/>
+              <w:spacing w:lineRule="auto" w:line="240" w:before="40" w:after="40"/>
             </w:pPr>
             <w:r>
               <w:rPr>
@@ -16078,8 +16081,8 @@
             <w:pPr>
               <w:pStyle w:val="Compact"/>
               <w:jc w:val="left"/>
-              <w:ind w:left="0" w:right="0" w:firstLine="0"/>
-              <w:spacing w:lineRule="auto" w:before="40" w:line="240" w:after="40"/>
+              <w:ind w:firstLine="0" w:right="0" w:left="0"/>
+              <w:spacing w:lineRule="auto" w:line="240" w:before="40" w:after="40"/>
             </w:pPr>
             <w:r>
               <w:rPr>
@@ -16095,8 +16098,8 @@
             <w:pPr>
               <w:pStyle w:val="Compact"/>
               <w:jc w:val="left"/>
-              <w:ind w:left="0" w:right="0" w:firstLine="0"/>
-              <w:spacing w:lineRule="auto" w:before="40" w:line="240" w:after="40"/>
+              <w:ind w:firstLine="0" w:right="0" w:left="0"/>
+              <w:spacing w:lineRule="auto" w:line="240" w:before="40" w:after="40"/>
             </w:pPr>
             <w:r>
               <w:t xml:space="preserve">string</w:t>
@@ -16109,8 +16112,8 @@
             <w:pPr>
               <w:pStyle w:val="Compact"/>
               <w:jc w:val="left"/>
-              <w:ind w:left="0" w:right="0" w:firstLine="0"/>
-              <w:spacing w:lineRule="auto" w:before="40" w:line="240" w:after="40"/>
+              <w:ind w:firstLine="0" w:right="0" w:left="0"/>
+              <w:spacing w:lineRule="auto" w:line="240" w:before="40" w:after="40"/>
             </w:pPr>
             <w:r>
               <w:t xml:space="preserve">required</w:t>
@@ -16123,8 +16126,8 @@
             <w:pPr>
               <w:pStyle w:val="Compact"/>
               <w:jc w:val="left"/>
-              <w:ind w:left="0" w:right="0" w:firstLine="0"/>
-              <w:spacing w:lineRule="auto" w:before="40" w:line="240" w:after="40"/>
+              <w:ind w:firstLine="0" w:right="0" w:left="0"/>
+              <w:spacing w:lineRule="auto" w:line="240" w:before="40" w:after="40"/>
             </w:pPr>
             <w:r>
               <w:t xml:space="preserve">Unique identifier.</w:t>
@@ -16139,8 +16142,8 @@
             <w:pPr>
               <w:pStyle w:val="Compact"/>
               <w:jc w:val="left"/>
-              <w:ind w:left="0" w:right="0" w:firstLine="0"/>
-              <w:spacing w:lineRule="auto" w:before="40" w:line="240" w:after="40"/>
+              <w:ind w:firstLine="0" w:right="0" w:left="0"/>
+              <w:spacing w:lineRule="auto" w:line="240" w:before="40" w:after="40"/>
             </w:pPr>
             <w:r>
               <w:rPr>
@@ -16156,8 +16159,8 @@
             <w:pPr>
               <w:pStyle w:val="Compact"/>
               <w:jc w:val="left"/>
-              <w:ind w:left="0" w:right="0" w:firstLine="0"/>
-              <w:spacing w:lineRule="auto" w:before="40" w:line="240" w:after="40"/>
+              <w:ind w:firstLine="0" w:right="0" w:left="0"/>
+              <w:spacing w:lineRule="auto" w:line="240" w:before="40" w:after="40"/>
             </w:pPr>
             <w:r>
               <w:t xml:space="preserve">string</w:t>
@@ -16170,8 +16173,8 @@
             <w:pPr>
               <w:pStyle w:val="Compact"/>
               <w:jc w:val="left"/>
-              <w:ind w:left="0" w:right="0" w:firstLine="0"/>
-              <w:spacing w:lineRule="auto" w:before="40" w:line="240" w:after="40"/>
+              <w:ind w:firstLine="0" w:right="0" w:left="0"/>
+              <w:spacing w:lineRule="auto" w:line="240" w:before="40" w:after="40"/>
             </w:pPr>
             <w:r>
               <w:t xml:space="preserve">same as</w:t>
@@ -16193,8 +16196,8 @@
             <w:pPr>
               <w:pStyle w:val="Compact"/>
               <w:jc w:val="left"/>
-              <w:ind w:left="0" w:right="0" w:firstLine="0"/>
-              <w:spacing w:lineRule="auto" w:before="40" w:line="240" w:after="40"/>
+              <w:ind w:firstLine="0" w:right="0" w:left="0"/>
+              <w:spacing w:lineRule="auto" w:line="240" w:before="40" w:after="40"/>
             </w:pPr>
             <w:r>
               <w:t xml:space="preserve">Human-readable name.</w:t>
@@ -16209,8 +16212,8 @@
             <w:pPr>
               <w:pStyle w:val="Compact"/>
               <w:jc w:val="left"/>
-              <w:ind w:left="0" w:right="0" w:firstLine="0"/>
-              <w:spacing w:lineRule="auto" w:before="40" w:line="240" w:after="40"/>
+              <w:ind w:firstLine="0" w:right="0" w:left="0"/>
+              <w:spacing w:lineRule="auto" w:line="240" w:before="40" w:after="40"/>
             </w:pPr>
             <w:r>
               <w:rPr>
@@ -16226,8 +16229,8 @@
             <w:pPr>
               <w:pStyle w:val="Compact"/>
               <w:jc w:val="left"/>
-              <w:ind w:left="0" w:right="0" w:firstLine="0"/>
-              <w:spacing w:lineRule="auto" w:before="40" w:line="240" w:after="40"/>
+              <w:ind w:firstLine="0" w:right="0" w:left="0"/>
+              <w:spacing w:lineRule="auto" w:line="240" w:before="40" w:after="40"/>
             </w:pPr>
             <w:r>
               <w:t xml:space="preserve">string</w:t>
@@ -16240,8 +16243,8 @@
             <w:pPr>
               <w:pStyle w:val="Compact"/>
               <w:jc w:val="left"/>
-              <w:ind w:left="0" w:right="0" w:firstLine="0"/>
-              <w:spacing w:lineRule="auto" w:before="40" w:line="240" w:after="40"/>
+              <w:ind w:firstLine="0" w:right="0" w:left="0"/>
+              <w:spacing w:lineRule="auto" w:line="240" w:before="40" w:after="40"/>
             </w:pPr>
             <w:r>
               <w:rPr>
@@ -16257,8 +16260,8 @@
             <w:pPr>
               <w:pStyle w:val="Compact"/>
               <w:jc w:val="left"/>
-              <w:ind w:left="0" w:right="0" w:firstLine="0"/>
-              <w:spacing w:lineRule="auto" w:before="40" w:line="240" w:after="40"/>
+              <w:ind w:firstLine="0" w:right="0" w:left="0"/>
+              <w:spacing w:lineRule="auto" w:line="240" w:before="40" w:after="40"/>
             </w:pPr>
             <w:r>
               <w:t xml:space="preserve">Description text.</w:t>
@@ -16273,8 +16276,8 @@
             <w:pPr>
               <w:pStyle w:val="Compact"/>
               <w:jc w:val="left"/>
-              <w:ind w:left="0" w:right="0" w:firstLine="0"/>
-              <w:spacing w:lineRule="auto" w:before="40" w:line="240" w:after="40"/>
+              <w:ind w:firstLine="0" w:right="0" w:left="0"/>
+              <w:spacing w:lineRule="auto" w:line="240" w:before="40" w:after="40"/>
             </w:pPr>
             <w:r>
               <w:rPr>
@@ -16290,8 +16293,8 @@
             <w:pPr>
               <w:pStyle w:val="Compact"/>
               <w:jc w:val="left"/>
-              <w:ind w:left="0" w:right="0" w:firstLine="0"/>
-              <w:spacing w:lineRule="auto" w:before="40" w:line="240" w:after="40"/>
+              <w:ind w:firstLine="0" w:right="0" w:left="0"/>
+              <w:spacing w:lineRule="auto" w:line="240" w:before="40" w:after="40"/>
             </w:pPr>
             <w:r>
               <w:t xml:space="preserve">string</w:t>
@@ -16304,8 +16307,8 @@
             <w:pPr>
               <w:pStyle w:val="Compact"/>
               <w:jc w:val="left"/>
-              <w:ind w:left="0" w:right="0" w:firstLine="0"/>
-              <w:spacing w:lineRule="auto" w:before="40" w:line="240" w:after="40"/>
+              <w:ind w:firstLine="0" w:right="0" w:left="0"/>
+              <w:spacing w:lineRule="auto" w:line="240" w:before="40" w:after="40"/>
             </w:pPr>
             <w:r>
               <w:t xml:space="preserve">same as</w:t>
@@ -16327,8 +16330,8 @@
             <w:pPr>
               <w:pStyle w:val="Compact"/>
               <w:jc w:val="left"/>
-              <w:ind w:left="0" w:right="0" w:firstLine="0"/>
-              <w:spacing w:lineRule="auto" w:before="40" w:line="240" w:after="40"/>
+              <w:ind w:firstLine="0" w:right="0" w:left="0"/>
+              <w:spacing w:lineRule="auto" w:line="240" w:before="40" w:after="40"/>
             </w:pPr>
             <w:r>
               <w:t xml:space="preserve">Prefix used in output captions (e.g. </w:t>
@@ -16352,8 +16355,8 @@
             <w:pPr>
               <w:pStyle w:val="Compact"/>
               <w:jc w:val="left"/>
-              <w:ind w:left="0" w:right="0" w:firstLine="0"/>
-              <w:spacing w:lineRule="auto" w:before="40" w:line="240" w:after="40"/>
+              <w:ind w:firstLine="0" w:right="0" w:left="0"/>
+              <w:spacing w:lineRule="auto" w:line="240" w:before="40" w:after="40"/>
             </w:pPr>
             <w:r>
               <w:rPr>
@@ -16369,8 +16372,8 @@
             <w:pPr>
               <w:pStyle w:val="Compact"/>
               <w:jc w:val="left"/>
-              <w:ind w:left="0" w:right="0" w:firstLine="0"/>
-              <w:spacing w:lineRule="auto" w:before="40" w:line="240" w:after="40"/>
+              <w:ind w:firstLine="0" w:right="0" w:left="0"/>
+              <w:spacing w:lineRule="auto" w:line="240" w:before="40" w:after="40"/>
             </w:pPr>
             <w:r>
               <w:t xml:space="preserve">string</w:t>
@@ -16383,8 +16386,8 @@
             <w:pPr>
               <w:pStyle w:val="Compact"/>
               <w:jc w:val="left"/>
-              <w:ind w:left="0" w:right="0" w:firstLine="0"/>
-              <w:spacing w:lineRule="auto" w:before="40" w:line="240" w:after="40"/>
+              <w:ind w:firstLine="0" w:right="0" w:left="0"/>
+              <w:spacing w:lineRule="auto" w:line="240" w:before="40" w:after="40"/>
             </w:pPr>
             <w:r>
               <w:t xml:space="preserve">same as</w:t>
@@ -16406,8 +16409,8 @@
             <w:pPr>
               <w:pStyle w:val="Compact"/>
               <w:jc w:val="left"/>
-              <w:ind w:left="0" w:right="0" w:firstLine="0"/>
-              <w:spacing w:lineRule="auto" w:before="40" w:line="240" w:after="40"/>
+              <w:ind w:firstLine="0" w:right="0" w:left="0"/>
+              <w:spacing w:lineRule="auto" w:line="240" w:before="40" w:after="40"/>
             </w:pPr>
             <w:r>
               <w:t xml:space="preserve">Counter sharing group. Floats with the same</w:t>
@@ -16437,8 +16440,8 @@
             <w:pPr>
               <w:pStyle w:val="Compact"/>
               <w:jc w:val="left"/>
-              <w:ind w:left="0" w:right="0" w:firstLine="0"/>
-              <w:spacing w:lineRule="auto" w:before="40" w:line="240" w:after="40"/>
+              <w:ind w:firstLine="0" w:right="0" w:left="0"/>
+              <w:spacing w:lineRule="auto" w:line="240" w:before="40" w:after="40"/>
             </w:pPr>
             <w:r>
               <w:rPr>
@@ -16454,8 +16457,8 @@
             <w:pPr>
               <w:pStyle w:val="Compact"/>
               <w:jc w:val="left"/>
-              <w:ind w:left="0" w:right="0" w:firstLine="0"/>
-              <w:spacing w:lineRule="auto" w:before="40" w:line="240" w:after="40"/>
+              <w:ind w:firstLine="0" w:right="0" w:left="0"/>
+              <w:spacing w:lineRule="auto" w:line="240" w:before="40" w:after="40"/>
             </w:pPr>
             <w:r>
               <w:t xml:space="preserve">list</w:t>
@@ -16468,8 +16471,8 @@
             <w:pPr>
               <w:pStyle w:val="Compact"/>
               <w:jc w:val="left"/>
-              <w:ind w:left="0" w:right="0" w:firstLine="0"/>
-              <w:spacing w:lineRule="auto" w:before="40" w:line="240" w:after="40"/>
+              <w:ind w:firstLine="0" w:right="0" w:left="0"/>
+              <w:spacing w:lineRule="auto" w:line="240" w:before="40" w:after="40"/>
             </w:pPr>
             <w:r>
               <w:t xml:space="preserve">nil</w:t>
@@ -16482,8 +16485,8 @@
             <w:pPr>
               <w:pStyle w:val="Compact"/>
               <w:jc w:val="left"/>
-              <w:ind w:left="0" w:right="0" w:firstLine="0"/>
-              <w:spacing w:lineRule="auto" w:before="40" w:line="240" w:after="40"/>
+              <w:ind w:firstLine="0" w:right="0" w:left="0"/>
+              <w:spacing w:lineRule="auto" w:line="240" w:before="40" w:after="40"/>
             </w:pPr>
             <w:r>
               <w:t xml:space="preserve">Alternative fence prefixes.</w:t>
@@ -16498,8 +16501,8 @@
             <w:pPr>
               <w:pStyle w:val="Compact"/>
               <w:jc w:val="left"/>
-              <w:ind w:left="0" w:right="0" w:firstLine="0"/>
-              <w:spacing w:lineRule="auto" w:before="40" w:line="240" w:after="40"/>
+              <w:ind w:firstLine="0" w:right="0" w:left="0"/>
+              <w:spacing w:lineRule="auto" w:line="240" w:before="40" w:after="40"/>
             </w:pPr>
             <w:r>
               <w:rPr>
@@ -16515,8 +16518,8 @@
             <w:pPr>
               <w:pStyle w:val="Compact"/>
               <w:jc w:val="left"/>
-              <w:ind w:left="0" w:right="0" w:firstLine="0"/>
-              <w:spacing w:lineRule="auto" w:before="40" w:line="240" w:after="40"/>
+              <w:ind w:firstLine="0" w:right="0" w:left="0"/>
+              <w:spacing w:lineRule="auto" w:line="240" w:before="40" w:after="40"/>
             </w:pPr>
             <w:r>
               <w:t xml:space="preserve">boolean</w:t>
@@ -16529,8 +16532,8 @@
             <w:pPr>
               <w:pStyle w:val="Compact"/>
               <w:jc w:val="left"/>
-              <w:ind w:left="0" w:right="0" w:firstLine="0"/>
-              <w:spacing w:lineRule="auto" w:before="40" w:line="240" w:after="40"/>
+              <w:ind w:firstLine="0" w:right="0" w:left="0"/>
+              <w:spacing w:lineRule="auto" w:line="240" w:before="40" w:after="40"/>
             </w:pPr>
             <w:r>
               <w:t xml:space="preserve">false</w:t>
@@ -16543,8 +16546,8 @@
             <w:pPr>
               <w:pStyle w:val="Compact"/>
               <w:jc w:val="left"/>
-              <w:ind w:left="0" w:right="0" w:firstLine="0"/>
-              <w:spacing w:lineRule="auto" w:before="40" w:line="240" w:after="40"/>
+              <w:ind w:firstLine="0" w:right="0" w:left="0"/>
+              <w:spacing w:lineRule="auto" w:line="240" w:before="40" w:after="40"/>
             </w:pPr>
             <w:r>
               <w:t xml:space="preserve">See</w:t>
@@ -16552,12 +16555,12 @@
             <w:r>
               <w:t xml:space="preserve"> </w:t>
             </w:r>
-            <w:hyperlink w:anchor="external-renderers">
+            <w:hyperlink w:anchor="SPEC-sec12">
               <w:r>
                 <w:rPr>
                   <w:rStyle w:val="Hyperlink"/>
                 </w:rPr>
-                <w:t xml:space="preserve">External renderers</w:t>
+                <w:t xml:space="preserve">12 External renderers</w:t>
               </w:r>
             </w:hyperlink>
             <w:r>
@@ -16568,7 +16571,7 @@
       </w:tr>
     </w:tbl>
     <w:bookmarkEnd w:id="36"/>
-    <w:bookmarkStart w:id="37" w:name="relation-schema"/>
+    <w:bookmarkStart w:id="37" w:name="SPEC-sec9.4"/>
     <w:p>
       <w:pPr>
         <w:pStyle w:val="Heading2"/>
@@ -16583,12 +16586,12 @@
     </w:p>
     <w:p>
       <w:pPr>
-        <w:spacing w:lineRule="exact" w:before="0" w:after="0" w:line="20"/>
+        <w:spacing w:lineRule="exact" w:line="20" w:before="0" w:after="0"/>
         <w:rPr>
           <w:sz w:val="2"/>
         </w:rPr>
       </w:pPr>
-      <w:bookmarkStart w:id="4017" w:name="csv-tbl-model-relation-fields"/>
+      <w:bookmarkStart w:name="csv-tbl-model-relation-fields" w:id="4017"/>
       <w:bookmarkEnd w:id="4017"/>
     </w:p>
     <w:p>
@@ -16625,12 +16628,12 @@
         <w:tblLook w:firstRow="1" w:lastRow="0" w:firstColumn="0" w:lastColumn="0" w:noHBand="0" w:noVBand="0" w:val="0020"/>
         <w:jc w:val="start"/>
         <w:tblBorders>
-          <w:top w:val="single" w:sz="6" w:color="000000" w:space="0"/>
-          <w:left w:val="single" w:sz="6" w:color="000000" w:space="0"/>
-          <w:bottom w:val="single" w:sz="6" w:color="000000" w:space="0"/>
-          <w:right w:val="single" w:sz="6" w:color="000000" w:space="0"/>
-          <w:insideH w:val="single" w:sz="6" w:color="000000" w:space="0"/>
-          <w:insideV w:val="single" w:sz="6" w:color="000000" w:space="0"/>
+          <w:top w:color="000000" w:val="single" w:sz="6" w:space="0"/>
+          <w:left w:color="000000" w:val="single" w:sz="6" w:space="0"/>
+          <w:bottom w:color="000000" w:val="single" w:sz="6" w:space="0"/>
+          <w:right w:color="000000" w:val="single" w:sz="6" w:space="0"/>
+          <w:insideH w:color="000000" w:val="single" w:sz="6" w:space="0"/>
+          <w:insideV w:color="000000" w:val="single" w:sz="6" w:space="0"/>
         </w:tblBorders>
         <w:tblCellMar>
           <w:top w:type="dxa" w:w="57"/>
@@ -16657,8 +16660,8 @@
             <w:pPr>
               <w:pStyle w:val="Compact"/>
               <w:jc w:val="left"/>
-              <w:ind w:left="0" w:right="0" w:firstLine="0"/>
-              <w:spacing w:lineRule="auto" w:before="40" w:line="240" w:after="40"/>
+              <w:ind w:firstLine="0" w:right="0" w:left="0"/>
+              <w:spacing w:lineRule="auto" w:line="240" w:before="40" w:after="40"/>
             </w:pPr>
             <w:r>
               <w:rPr>
@@ -16676,8 +16679,8 @@
             <w:pPr>
               <w:pStyle w:val="Compact"/>
               <w:jc w:val="left"/>
-              <w:ind w:left="0" w:right="0" w:firstLine="0"/>
-              <w:spacing w:lineRule="auto" w:before="40" w:line="240" w:after="40"/>
+              <w:ind w:firstLine="0" w:right="0" w:left="0"/>
+              <w:spacing w:lineRule="auto" w:line="240" w:before="40" w:after="40"/>
             </w:pPr>
             <w:r>
               <w:rPr>
@@ -16695,8 +16698,8 @@
             <w:pPr>
               <w:pStyle w:val="Compact"/>
               <w:jc w:val="left"/>
-              <w:ind w:left="0" w:right="0" w:firstLine="0"/>
-              <w:spacing w:lineRule="auto" w:before="40" w:line="240" w:after="40"/>
+              <w:ind w:firstLine="0" w:right="0" w:left="0"/>
+              <w:spacing w:lineRule="auto" w:line="240" w:before="40" w:after="40"/>
             </w:pPr>
             <w:r>
               <w:rPr>
@@ -16714,8 +16717,8 @@
             <w:pPr>
               <w:pStyle w:val="Compact"/>
               <w:jc w:val="left"/>
-              <w:ind w:left="0" w:right="0" w:firstLine="0"/>
-              <w:spacing w:lineRule="auto" w:before="40" w:line="240" w:after="40"/>
+              <w:ind w:firstLine="0" w:right="0" w:left="0"/>
+              <w:spacing w:lineRule="auto" w:line="240" w:before="40" w:after="40"/>
             </w:pPr>
             <w:r>
               <w:rPr>
@@ -16733,8 +16736,8 @@
             <w:pPr>
               <w:pStyle w:val="Compact"/>
               <w:jc w:val="left"/>
-              <w:ind w:left="0" w:right="0" w:firstLine="0"/>
-              <w:spacing w:lineRule="auto" w:before="40" w:line="240" w:after="40"/>
+              <w:ind w:firstLine="0" w:right="0" w:left="0"/>
+              <w:spacing w:lineRule="auto" w:line="240" w:before="40" w:after="40"/>
             </w:pPr>
             <w:r>
               <w:rPr>
@@ -16750,8 +16753,8 @@
             <w:pPr>
               <w:pStyle w:val="Compact"/>
               <w:jc w:val="left"/>
-              <w:ind w:left="0" w:right="0" w:firstLine="0"/>
-              <w:spacing w:lineRule="auto" w:before="40" w:line="240" w:after="40"/>
+              <w:ind w:firstLine="0" w:right="0" w:left="0"/>
+              <w:spacing w:lineRule="auto" w:line="240" w:before="40" w:after="40"/>
             </w:pPr>
             <w:r>
               <w:t xml:space="preserve">string</w:t>
@@ -16764,8 +16767,8 @@
             <w:pPr>
               <w:pStyle w:val="Compact"/>
               <w:jc w:val="left"/>
-              <w:ind w:left="0" w:right="0" w:firstLine="0"/>
-              <w:spacing w:lineRule="auto" w:before="40" w:line="240" w:after="40"/>
+              <w:ind w:firstLine="0" w:right="0" w:left="0"/>
+              <w:spacing w:lineRule="auto" w:line="240" w:before="40" w:after="40"/>
             </w:pPr>
             <w:r>
               <w:t xml:space="preserve">required</w:t>
@@ -16778,8 +16781,8 @@
             <w:pPr>
               <w:pStyle w:val="Compact"/>
               <w:jc w:val="left"/>
-              <w:ind w:left="0" w:right="0" w:firstLine="0"/>
-              <w:spacing w:lineRule="auto" w:before="40" w:line="240" w:after="40"/>
+              <w:ind w:firstLine="0" w:right="0" w:left="0"/>
+              <w:spacing w:lineRule="auto" w:line="240" w:before="40" w:after="40"/>
             </w:pPr>
             <w:r>
               <w:t xml:space="preserve">Unique identifier.</w:t>
@@ -16794,8 +16797,8 @@
             <w:pPr>
               <w:pStyle w:val="Compact"/>
               <w:jc w:val="left"/>
-              <w:ind w:left="0" w:right="0" w:firstLine="0"/>
-              <w:spacing w:lineRule="auto" w:before="40" w:line="240" w:after="40"/>
+              <w:ind w:firstLine="0" w:right="0" w:left="0"/>
+              <w:spacing w:lineRule="auto" w:line="240" w:before="40" w:after="40"/>
             </w:pPr>
             <w:r>
               <w:rPr>
@@ -16811,8 +16814,8 @@
             <w:pPr>
               <w:pStyle w:val="Compact"/>
               <w:jc w:val="left"/>
-              <w:ind w:left="0" w:right="0" w:firstLine="0"/>
-              <w:spacing w:lineRule="auto" w:before="40" w:line="240" w:after="40"/>
+              <w:ind w:firstLine="0" w:right="0" w:left="0"/>
+              <w:spacing w:lineRule="auto" w:line="240" w:before="40" w:after="40"/>
             </w:pPr>
             <w:r>
               <w:t xml:space="preserve">string</w:t>
@@ -16825,8 +16828,8 @@
             <w:pPr>
               <w:pStyle w:val="Compact"/>
               <w:jc w:val="left"/>
-              <w:ind w:left="0" w:right="0" w:firstLine="0"/>
-              <w:spacing w:lineRule="auto" w:before="40" w:line="240" w:after="40"/>
+              <w:ind w:firstLine="0" w:right="0" w:left="0"/>
+              <w:spacing w:lineRule="auto" w:line="240" w:before="40" w:after="40"/>
             </w:pPr>
             <w:r>
               <w:t xml:space="preserve">nil</w:t>
@@ -16839,8 +16842,8 @@
             <w:pPr>
               <w:pStyle w:val="Compact"/>
               <w:jc w:val="left"/>
-              <w:ind w:left="0" w:right="0" w:firstLine="0"/>
-              <w:spacing w:lineRule="auto" w:before="40" w:line="240" w:after="40"/>
+              <w:ind w:firstLine="0" w:right="0" w:left="0"/>
+              <w:spacing w:lineRule="auto" w:line="240" w:before="40" w:after="40"/>
             </w:pPr>
             <w:r>
               <w:t xml:space="preserve">Base relation type. Typically</w:t>
@@ -16927,8 +16930,8 @@
             <w:pPr>
               <w:pStyle w:val="Compact"/>
               <w:jc w:val="left"/>
-              <w:ind w:left="0" w:right="0" w:firstLine="0"/>
-              <w:spacing w:lineRule="auto" w:before="40" w:line="240" w:after="40"/>
+              <w:ind w:firstLine="0" w:right="0" w:left="0"/>
+              <w:spacing w:lineRule="auto" w:line="240" w:before="40" w:after="40"/>
             </w:pPr>
             <w:r>
               <w:rPr>
@@ -16944,8 +16947,8 @@
             <w:pPr>
               <w:pStyle w:val="Compact"/>
               <w:jc w:val="left"/>
-              <w:ind w:left="0" w:right="0" w:firstLine="0"/>
-              <w:spacing w:lineRule="auto" w:before="40" w:line="240" w:after="40"/>
+              <w:ind w:firstLine="0" w:right="0" w:left="0"/>
+              <w:spacing w:lineRule="auto" w:line="240" w:before="40" w:after="40"/>
             </w:pPr>
             <w:r>
               <w:t xml:space="preserve">string</w:t>
@@ -16958,8 +16961,8 @@
             <w:pPr>
               <w:pStyle w:val="Compact"/>
               <w:jc w:val="left"/>
-              <w:ind w:left="0" w:right="0" w:firstLine="0"/>
-              <w:spacing w:lineRule="auto" w:before="40" w:line="240" w:after="40"/>
+              <w:ind w:firstLine="0" w:right="0" w:left="0"/>
+              <w:spacing w:lineRule="auto" w:line="240" w:before="40" w:after="40"/>
             </w:pPr>
             <w:r>
               <w:t xml:space="preserve">inherited</w:t>
@@ -16972,8 +16975,8 @@
             <w:pPr>
               <w:pStyle w:val="Compact"/>
               <w:jc w:val="left"/>
-              <w:ind w:left="0" w:right="0" w:firstLine="0"/>
-              <w:spacing w:lineRule="auto" w:before="40" w:line="240" w:after="40"/>
+              <w:ind w:firstLine="0" w:right="0" w:left="0"/>
+              <w:spacing w:lineRule="auto" w:line="240" w:before="40" w:after="40"/>
             </w:pPr>
             <w:r>
               <w:t xml:space="preserve">Override the inherited selector (</w:t>
@@ -17012,8 +17015,8 @@
             <w:pPr>
               <w:pStyle w:val="Compact"/>
               <w:jc w:val="left"/>
-              <w:ind w:left="0" w:right="0" w:firstLine="0"/>
-              <w:spacing w:lineRule="auto" w:before="40" w:line="240" w:after="40"/>
+              <w:ind w:firstLine="0" w:right="0" w:left="0"/>
+              <w:spacing w:lineRule="auto" w:line="240" w:before="40" w:after="40"/>
             </w:pPr>
             <w:r>
               <w:rPr>
@@ -17029,8 +17032,8 @@
             <w:pPr>
               <w:pStyle w:val="Compact"/>
               <w:jc w:val="left"/>
-              <w:ind w:left="0" w:right="0" w:firstLine="0"/>
-              <w:spacing w:lineRule="auto" w:before="40" w:line="240" w:after="40"/>
+              <w:ind w:firstLine="0" w:right="0" w:left="0"/>
+              <w:spacing w:lineRule="auto" w:line="240" w:before="40" w:after="40"/>
             </w:pPr>
             <w:r>
               <w:t xml:space="preserve">string</w:t>
@@ -17043,8 +17046,8 @@
             <w:pPr>
               <w:pStyle w:val="Compact"/>
               <w:jc w:val="left"/>
-              <w:ind w:left="0" w:right="0" w:firstLine="0"/>
-              <w:spacing w:lineRule="auto" w:before="40" w:line="240" w:after="40"/>
+              <w:ind w:firstLine="0" w:right="0" w:left="0"/>
+              <w:spacing w:lineRule="auto" w:line="240" w:before="40" w:after="40"/>
             </w:pPr>
             <w:r>
               <w:t xml:space="preserve">nil</w:t>
@@ -17057,8 +17060,8 @@
             <w:pPr>
               <w:pStyle w:val="Compact"/>
               <w:jc w:val="left"/>
-              <w:ind w:left="0" w:right="0" w:firstLine="0"/>
-              <w:spacing w:lineRule="auto" w:before="40" w:line="240" w:after="40"/>
+              <w:ind w:firstLine="0" w:right="0" w:left="0"/>
+              <w:spacing w:lineRule="auto" w:line="240" w:before="40" w:after="40"/>
             </w:pPr>
             <w:r>
               <w:t xml:space="preserve">Constrain the source object type (nil = any).</w:t>
@@ -17073,8 +17076,8 @@
             <w:pPr>
               <w:pStyle w:val="Compact"/>
               <w:jc w:val="left"/>
-              <w:ind w:left="0" w:right="0" w:firstLine="0"/>
-              <w:spacing w:lineRule="auto" w:before="40" w:line="240" w:after="40"/>
+              <w:ind w:firstLine="0" w:right="0" w:left="0"/>
+              <w:spacing w:lineRule="auto" w:line="240" w:before="40" w:after="40"/>
             </w:pPr>
             <w:r>
               <w:rPr>
@@ -17090,8 +17093,8 @@
             <w:pPr>
               <w:pStyle w:val="Compact"/>
               <w:jc w:val="left"/>
-              <w:ind w:left="0" w:right="0" w:firstLine="0"/>
-              <w:spacing w:lineRule="auto" w:before="40" w:line="240" w:after="40"/>
+              <w:ind w:firstLine="0" w:right="0" w:left="0"/>
+              <w:spacing w:lineRule="auto" w:line="240" w:before="40" w:after="40"/>
             </w:pPr>
             <w:r>
               <w:t xml:space="preserve">string</w:t>
@@ -17104,8 +17107,8 @@
             <w:pPr>
               <w:pStyle w:val="Compact"/>
               <w:jc w:val="left"/>
-              <w:ind w:left="0" w:right="0" w:firstLine="0"/>
-              <w:spacing w:lineRule="auto" w:before="40" w:line="240" w:after="40"/>
+              <w:ind w:firstLine="0" w:right="0" w:left="0"/>
+              <w:spacing w:lineRule="auto" w:line="240" w:before="40" w:after="40"/>
             </w:pPr>
             <w:r>
               <w:t xml:space="preserve">nil</w:t>
@@ -17118,8 +17121,8 @@
             <w:pPr>
               <w:pStyle w:val="Compact"/>
               <w:jc w:val="left"/>
-              <w:ind w:left="0" w:right="0" w:firstLine="0"/>
-              <w:spacing w:lineRule="auto" w:before="40" w:line="240" w:after="40"/>
+              <w:ind w:firstLine="0" w:right="0" w:left="0"/>
+              <w:spacing w:lineRule="auto" w:line="240" w:before="40" w:after="40"/>
             </w:pPr>
             <w:r>
               <w:t xml:space="preserve">Constrain the target type (nil = any). Comma-separated list accepted.</w:t>
@@ -17134,8 +17137,8 @@
             <w:pPr>
               <w:pStyle w:val="Compact"/>
               <w:jc w:val="left"/>
-              <w:ind w:left="0" w:right="0" w:firstLine="0"/>
-              <w:spacing w:lineRule="auto" w:before="40" w:line="240" w:after="40"/>
+              <w:ind w:firstLine="0" w:right="0" w:left="0"/>
+              <w:spacing w:lineRule="auto" w:line="240" w:before="40" w:after="40"/>
             </w:pPr>
             <w:r>
               <w:rPr>
@@ -17151,8 +17154,8 @@
             <w:pPr>
               <w:pStyle w:val="Compact"/>
               <w:jc w:val="left"/>
-              <w:ind w:left="0" w:right="0" w:firstLine="0"/>
-              <w:spacing w:lineRule="auto" w:before="40" w:line="240" w:after="40"/>
+              <w:ind w:firstLine="0" w:right="0" w:left="0"/>
+              <w:spacing w:lineRule="auto" w:line="240" w:before="40" w:after="40"/>
             </w:pPr>
             <w:r>
               <w:t xml:space="preserve">string</w:t>
@@ -17165,8 +17168,8 @@
             <w:pPr>
               <w:pStyle w:val="Compact"/>
               <w:jc w:val="left"/>
-              <w:ind w:left="0" w:right="0" w:firstLine="0"/>
-              <w:spacing w:lineRule="auto" w:before="40" w:line="240" w:after="40"/>
+              <w:ind w:firstLine="0" w:right="0" w:left="0"/>
+              <w:spacing w:lineRule="auto" w:line="240" w:before="40" w:after="40"/>
             </w:pPr>
             <w:r>
               <w:t xml:space="preserve">nil</w:t>
@@ -17179,8 +17182,8 @@
             <w:pPr>
               <w:pStyle w:val="Compact"/>
               <w:jc w:val="left"/>
-              <w:ind w:left="0" w:right="0" w:firstLine="0"/>
-              <w:spacing w:lineRule="auto" w:before="40" w:line="240" w:after="40"/>
+              <w:ind w:firstLine="0" w:right="0" w:left="0"/>
+              <w:spacing w:lineRule="auto" w:line="240" w:before="40" w:after="40"/>
             </w:pPr>
             <w:r>
               <w:t xml:space="preserve">Constrain to links inside this attribute.</w:t>
@@ -17195,8 +17198,8 @@
             <w:pPr>
               <w:pStyle w:val="Compact"/>
               <w:jc w:val="left"/>
-              <w:ind w:left="0" w:right="0" w:firstLine="0"/>
-              <w:spacing w:lineRule="auto" w:before="40" w:line="240" w:after="40"/>
+              <w:ind w:firstLine="0" w:right="0" w:left="0"/>
+              <w:spacing w:lineRule="auto" w:line="240" w:before="40" w:after="40"/>
             </w:pPr>
             <w:r>
               <w:rPr>
@@ -17212,8 +17215,8 @@
             <w:pPr>
               <w:pStyle w:val="Compact"/>
               <w:jc w:val="left"/>
-              <w:ind w:left="0" w:right="0" w:firstLine="0"/>
-              <w:spacing w:lineRule="auto" w:before="40" w:line="240" w:after="40"/>
+              <w:ind w:firstLine="0" w:right="0" w:left="0"/>
+              <w:spacing w:lineRule="auto" w:line="240" w:before="40" w:after="40"/>
             </w:pPr>
             <w:r>
               <w:t xml:space="preserve">boolean</w:t>
@@ -17226,8 +17229,8 @@
             <w:pPr>
               <w:pStyle w:val="Compact"/>
               <w:jc w:val="left"/>
-              <w:ind w:left="0" w:right="0" w:firstLine="0"/>
-              <w:spacing w:lineRule="auto" w:before="40" w:line="240" w:after="40"/>
+              <w:ind w:firstLine="0" w:right="0" w:left="0"/>
+              <w:spacing w:lineRule="auto" w:line="240" w:before="40" w:after="40"/>
             </w:pPr>
             <w:r>
               <w:t xml:space="preserve">false</w:t>
@@ -17240,8 +17243,8 @@
             <w:pPr>
               <w:pStyle w:val="Compact"/>
               <w:jc w:val="left"/>
-              <w:ind w:left="0" w:right="0" w:firstLine="0"/>
-              <w:spacing w:lineRule="auto" w:before="40" w:line="240" w:after="40"/>
+              <w:ind w:firstLine="0" w:right="0" w:left="0"/>
+              <w:spacing w:lineRule="auto" w:line="240" w:before="40" w:after="40"/>
             </w:pPr>
             <w:r>
               <w:t xml:space="preserve">Derive from the containment hierarchy instead of an explicit link.</w:t>
@@ -17251,7 +17254,7 @@
       </w:tr>
     </w:tbl>
     <w:bookmarkEnd w:id="37"/>
-    <w:bookmarkStart w:id="38" w:name="inference-scoring"/>
+    <w:bookmarkStart w:id="38" w:name="SPEC-sec9.5"/>
     <w:p>
       <w:pPr>
         <w:pStyle w:val="Heading2"/>
@@ -17303,7 +17306,7 @@
       </w:r>
     </w:p>
     <w:bookmarkEnd w:id="38"/>
-    <w:bookmarkStart w:id="39" w:name="view-schema"/>
+    <w:bookmarkStart w:id="39" w:name="SPEC-sec9.6"/>
     <w:p>
       <w:pPr>
         <w:pStyle w:val="Heading2"/>
@@ -17318,12 +17321,12 @@
     </w:p>
     <w:p>
       <w:pPr>
-        <w:spacing w:lineRule="exact" w:before="0" w:after="0" w:line="20"/>
+        <w:spacing w:lineRule="exact" w:line="20" w:before="0" w:after="0"/>
         <w:rPr>
           <w:sz w:val="2"/>
         </w:rPr>
       </w:pPr>
-      <w:bookmarkStart w:id="48168" w:name="csv-tbl-model-view-fields"/>
+      <w:bookmarkStart w:name="csv-tbl-model-view-fields" w:id="48168"/>
       <w:bookmarkEnd w:id="48168"/>
     </w:p>
     <w:p>
@@ -17360,12 +17363,12 @@
         <w:tblLook w:firstRow="1" w:lastRow="0" w:firstColumn="0" w:lastColumn="0" w:noHBand="0" w:noVBand="0" w:val="0020"/>
         <w:jc w:val="start"/>
         <w:tblBorders>
-          <w:top w:val="single" w:sz="6" w:color="000000" w:space="0"/>
-          <w:left w:val="single" w:sz="6" w:color="000000" w:space="0"/>
-          <w:bottom w:val="single" w:sz="6" w:color="000000" w:space="0"/>
-          <w:right w:val="single" w:sz="6" w:color="000000" w:space="0"/>
-          <w:insideH w:val="single" w:sz="6" w:color="000000" w:space="0"/>
-          <w:insideV w:val="single" w:sz="6" w:color="000000" w:space="0"/>
+          <w:top w:color="000000" w:val="single" w:sz="6" w:space="0"/>
+          <w:left w:color="000000" w:val="single" w:sz="6" w:space="0"/>
+          <w:bottom w:color="000000" w:val="single" w:sz="6" w:space="0"/>
+          <w:right w:color="000000" w:val="single" w:sz="6" w:space="0"/>
+          <w:insideH w:color="000000" w:val="single" w:sz="6" w:space="0"/>
+          <w:insideV w:color="000000" w:val="single" w:sz="6" w:space="0"/>
         </w:tblBorders>
         <w:tblCellMar>
           <w:top w:type="dxa" w:w="57"/>
@@ -17392,8 +17395,8 @@
             <w:pPr>
               <w:pStyle w:val="Compact"/>
               <w:jc w:val="left"/>
-              <w:ind w:left="0" w:right="0" w:firstLine="0"/>
-              <w:spacing w:lineRule="auto" w:before="40" w:line="240" w:after="40"/>
+              <w:ind w:firstLine="0" w:right="0" w:left="0"/>
+              <w:spacing w:lineRule="auto" w:line="240" w:before="40" w:after="40"/>
             </w:pPr>
             <w:r>
               <w:rPr>
@@ -17411,8 +17414,8 @@
             <w:pPr>
               <w:pStyle w:val="Compact"/>
               <w:jc w:val="left"/>
-              <w:ind w:left="0" w:right="0" w:firstLine="0"/>
-              <w:spacing w:lineRule="auto" w:before="40" w:line="240" w:after="40"/>
+              <w:ind w:firstLine="0" w:right="0" w:left="0"/>
+              <w:spacing w:lineRule="auto" w:line="240" w:before="40" w:after="40"/>
             </w:pPr>
             <w:r>
               <w:rPr>
@@ -17430,8 +17433,8 @@
             <w:pPr>
               <w:pStyle w:val="Compact"/>
               <w:jc w:val="left"/>
-              <w:ind w:left="0" w:right="0" w:firstLine="0"/>
-              <w:spacing w:lineRule="auto" w:before="40" w:line="240" w:after="40"/>
+              <w:ind w:firstLine="0" w:right="0" w:left="0"/>
+              <w:spacing w:lineRule="auto" w:line="240" w:before="40" w:after="40"/>
             </w:pPr>
             <w:r>
               <w:rPr>
@@ -17449,8 +17452,8 @@
             <w:pPr>
               <w:pStyle w:val="Compact"/>
               <w:jc w:val="left"/>
-              <w:ind w:left="0" w:right="0" w:firstLine="0"/>
-              <w:spacing w:lineRule="auto" w:before="40" w:line="240" w:after="40"/>
+              <w:ind w:firstLine="0" w:right="0" w:left="0"/>
+              <w:spacing w:lineRule="auto" w:line="240" w:before="40" w:after="40"/>
             </w:pPr>
             <w:r>
               <w:rPr>
@@ -17468,8 +17471,8 @@
             <w:pPr>
               <w:pStyle w:val="Compact"/>
               <w:jc w:val="left"/>
-              <w:ind w:left="0" w:right="0" w:firstLine="0"/>
-              <w:spacing w:lineRule="auto" w:before="40" w:line="240" w:after="40"/>
+              <w:ind w:firstLine="0" w:right="0" w:left="0"/>
+              <w:spacing w:lineRule="auto" w:line="240" w:before="40" w:after="40"/>
             </w:pPr>
             <w:r>
               <w:rPr>
@@ -17485,8 +17488,8 @@
             <w:pPr>
               <w:pStyle w:val="Compact"/>
               <w:jc w:val="left"/>
-              <w:ind w:left="0" w:right="0" w:firstLine="0"/>
-              <w:spacing w:lineRule="auto" w:before="40" w:line="240" w:after="40"/>
+              <w:ind w:firstLine="0" w:right="0" w:left="0"/>
+              <w:spacing w:lineRule="auto" w:line="240" w:before="40" w:after="40"/>
             </w:pPr>
             <w:r>
               <w:t xml:space="preserve">string</w:t>
@@ -17499,8 +17502,8 @@
             <w:pPr>
               <w:pStyle w:val="Compact"/>
               <w:jc w:val="left"/>
-              <w:ind w:left="0" w:right="0" w:firstLine="0"/>
-              <w:spacing w:lineRule="auto" w:before="40" w:line="240" w:after="40"/>
+              <w:ind w:firstLine="0" w:right="0" w:left="0"/>
+              <w:spacing w:lineRule="auto" w:line="240" w:before="40" w:after="40"/>
             </w:pPr>
             <w:r>
               <w:t xml:space="preserve">required</w:t>
@@ -17513,8 +17516,8 @@
             <w:pPr>
               <w:pStyle w:val="Compact"/>
               <w:jc w:val="left"/>
-              <w:ind w:left="0" w:right="0" w:firstLine="0"/>
-              <w:spacing w:lineRule="auto" w:before="40" w:line="240" w:after="40"/>
+              <w:ind w:firstLine="0" w:right="0" w:left="0"/>
+              <w:spacing w:lineRule="auto" w:line="240" w:before="40" w:after="40"/>
             </w:pPr>
             <w:r>
               <w:t xml:space="preserve">Unique identifier.</w:t>
@@ -17529,8 +17532,8 @@
             <w:pPr>
               <w:pStyle w:val="Compact"/>
               <w:jc w:val="left"/>
-              <w:ind w:left="0" w:right="0" w:firstLine="0"/>
-              <w:spacing w:lineRule="auto" w:before="40" w:line="240" w:after="40"/>
+              <w:ind w:firstLine="0" w:right="0" w:left="0"/>
+              <w:spacing w:lineRule="auto" w:line="240" w:before="40" w:after="40"/>
             </w:pPr>
             <w:r>
               <w:rPr>
@@ -17546,8 +17549,8 @@
             <w:pPr>
               <w:pStyle w:val="Compact"/>
               <w:jc w:val="left"/>
-              <w:ind w:left="0" w:right="0" w:firstLine="0"/>
-              <w:spacing w:lineRule="auto" w:before="40" w:line="240" w:after="40"/>
+              <w:ind w:firstLine="0" w:right="0" w:left="0"/>
+              <w:spacing w:lineRule="auto" w:line="240" w:before="40" w:after="40"/>
             </w:pPr>
             <w:r>
               <w:t xml:space="preserve">string</w:t>
@@ -17560,8 +17563,8 @@
             <w:pPr>
               <w:pStyle w:val="Compact"/>
               <w:jc w:val="left"/>
-              <w:ind w:left="0" w:right="0" w:firstLine="0"/>
-              <w:spacing w:lineRule="auto" w:before="40" w:line="240" w:after="40"/>
+              <w:ind w:firstLine="0" w:right="0" w:left="0"/>
+              <w:spacing w:lineRule="auto" w:line="240" w:before="40" w:after="40"/>
             </w:pPr>
             <w:r>
               <w:t xml:space="preserve">same as</w:t>
@@ -17583,8 +17586,8 @@
             <w:pPr>
               <w:pStyle w:val="Compact"/>
               <w:jc w:val="left"/>
-              <w:ind w:left="0" w:right="0" w:firstLine="0"/>
-              <w:spacing w:lineRule="auto" w:before="40" w:line="240" w:after="40"/>
+              <w:ind w:firstLine="0" w:right="0" w:left="0"/>
+              <w:spacing w:lineRule="auto" w:line="240" w:before="40" w:after="40"/>
             </w:pPr>
             <w:r>
               <w:t xml:space="preserve">Human-readable name.</w:t>
@@ -17599,8 +17602,8 @@
             <w:pPr>
               <w:pStyle w:val="Compact"/>
               <w:jc w:val="left"/>
-              <w:ind w:left="0" w:right="0" w:firstLine="0"/>
-              <w:spacing w:lineRule="auto" w:before="40" w:line="240" w:after="40"/>
+              <w:ind w:firstLine="0" w:right="0" w:left="0"/>
+              <w:spacing w:lineRule="auto" w:line="240" w:before="40" w:after="40"/>
             </w:pPr>
             <w:r>
               <w:rPr>
@@ -17616,8 +17619,8 @@
             <w:pPr>
               <w:pStyle w:val="Compact"/>
               <w:jc w:val="left"/>
-              <w:ind w:left="0" w:right="0" w:firstLine="0"/>
-              <w:spacing w:lineRule="auto" w:before="40" w:line="240" w:after="40"/>
+              <w:ind w:firstLine="0" w:right="0" w:left="0"/>
+              <w:spacing w:lineRule="auto" w:line="240" w:before="40" w:after="40"/>
             </w:pPr>
             <w:r>
               <w:t xml:space="preserve">string</w:t>
@@ -17630,8 +17633,8 @@
             <w:pPr>
               <w:pStyle w:val="Compact"/>
               <w:jc w:val="left"/>
-              <w:ind w:left="0" w:right="0" w:firstLine="0"/>
-              <w:spacing w:lineRule="auto" w:before="40" w:line="240" w:after="40"/>
+              <w:ind w:firstLine="0" w:right="0" w:left="0"/>
+              <w:spacing w:lineRule="auto" w:line="240" w:before="40" w:after="40"/>
             </w:pPr>
             <w:r>
               <w:t xml:space="preserve">nil</w:t>
@@ -17644,8 +17647,8 @@
             <w:pPr>
               <w:pStyle w:val="Compact"/>
               <w:jc w:val="left"/>
-              <w:ind w:left="0" w:right="0" w:firstLine="0"/>
-              <w:spacing w:lineRule="auto" w:before="40" w:line="240" w:after="40"/>
+              <w:ind w:firstLine="0" w:right="0" w:left="0"/>
+              <w:spacing w:lineRule="auto" w:line="240" w:before="40" w:after="40"/>
             </w:pPr>
             <w:r>
               <w:t xml:space="preserve">Prefix for inline-code dispatch (</w:t>
@@ -17684,8 +17687,8 @@
             <w:pPr>
               <w:pStyle w:val="Compact"/>
               <w:jc w:val="left"/>
-              <w:ind w:left="0" w:right="0" w:firstLine="0"/>
-              <w:spacing w:lineRule="auto" w:before="40" w:line="240" w:after="40"/>
+              <w:ind w:firstLine="0" w:right="0" w:left="0"/>
+              <w:spacing w:lineRule="auto" w:line="240" w:before="40" w:after="40"/>
             </w:pPr>
             <w:r>
               <w:rPr>
@@ -17701,8 +17704,8 @@
             <w:pPr>
               <w:pStyle w:val="Compact"/>
               <w:jc w:val="left"/>
-              <w:ind w:left="0" w:right="0" w:firstLine="0"/>
-              <w:spacing w:lineRule="auto" w:before="40" w:line="240" w:after="40"/>
+              <w:ind w:firstLine="0" w:right="0" w:left="0"/>
+              <w:spacing w:lineRule="auto" w:line="240" w:before="40" w:after="40"/>
             </w:pPr>
             <w:r>
               <w:t xml:space="preserve">list</w:t>
@@ -17715,8 +17718,8 @@
             <w:pPr>
               <w:pStyle w:val="Compact"/>
               <w:jc w:val="left"/>
-              <w:ind w:left="0" w:right="0" w:firstLine="0"/>
-              <w:spacing w:lineRule="auto" w:before="40" w:line="240" w:after="40"/>
+              <w:ind w:firstLine="0" w:right="0" w:left="0"/>
+              <w:spacing w:lineRule="auto" w:line="240" w:before="40" w:after="40"/>
             </w:pPr>
             <w:r>
               <w:t xml:space="preserve">nil</w:t>
@@ -17729,8 +17732,8 @@
             <w:pPr>
               <w:pStyle w:val="Compact"/>
               <w:jc w:val="left"/>
-              <w:ind w:left="0" w:right="0" w:firstLine="0"/>
-              <w:spacing w:lineRule="auto" w:before="40" w:line="240" w:after="40"/>
+              <w:ind w:firstLine="0" w:right="0" w:left="0"/>
+              <w:spacing w:lineRule="auto" w:line="240" w:before="40" w:after="40"/>
             </w:pPr>
             <w:r>
               <w:t xml:space="preserve">Alternative prefixes for the same view type.</w:t>
@@ -17745,8 +17748,8 @@
             <w:pPr>
               <w:pStyle w:val="Compact"/>
               <w:jc w:val="left"/>
-              <w:ind w:left="0" w:right="0" w:firstLine="0"/>
-              <w:spacing w:lineRule="auto" w:before="40" w:line="240" w:after="40"/>
+              <w:ind w:firstLine="0" w:right="0" w:left="0"/>
+              <w:spacing w:lineRule="auto" w:line="240" w:before="40" w:after="40"/>
             </w:pPr>
             <w:r>
               <w:rPr>
@@ -17762,8 +17765,8 @@
             <w:pPr>
               <w:pStyle w:val="Compact"/>
               <w:jc w:val="left"/>
-              <w:ind w:left="0" w:right="0" w:firstLine="0"/>
-              <w:spacing w:lineRule="auto" w:before="40" w:line="240" w:after="40"/>
+              <w:ind w:firstLine="0" w:right="0" w:left="0"/>
+              <w:spacing w:lineRule="auto" w:line="240" w:before="40" w:after="40"/>
             </w:pPr>
             <w:r>
               <w:t xml:space="preserve">string</w:t>
@@ -17776,8 +17779,8 @@
             <w:pPr>
               <w:pStyle w:val="Compact"/>
               <w:jc w:val="left"/>
-              <w:ind w:left="0" w:right="0" w:firstLine="0"/>
-              <w:spacing w:lineRule="auto" w:before="40" w:line="240" w:after="40"/>
+              <w:ind w:firstLine="0" w:right="0" w:left="0"/>
+              <w:spacing w:lineRule="auto" w:line="240" w:before="40" w:after="40"/>
             </w:pPr>
             <w:r>
               <w:t xml:space="preserve">nil</w:t>
@@ -17790,8 +17793,8 @@
             <w:pPr>
               <w:pStyle w:val="Compact"/>
               <w:jc w:val="left"/>
-              <w:ind w:left="0" w:right="0" w:firstLine="0"/>
-              <w:spacing w:lineRule="auto" w:before="40" w:line="240" w:after="40"/>
+              <w:ind w:firstLine="0" w:right="0" w:left="0"/>
+              <w:spacing w:lineRule="auto" w:line="240" w:before="40" w:after="40"/>
             </w:pPr>
             <w:r>
               <w:t xml:space="preserve">Strategy (</w:t>
@@ -17827,8 +17830,8 @@
             <w:pPr>
               <w:pStyle w:val="Compact"/>
               <w:jc w:val="left"/>
-              <w:ind w:left="0" w:right="0" w:firstLine="0"/>
-              <w:spacing w:lineRule="auto" w:before="40" w:line="240" w:after="40"/>
+              <w:ind w:firstLine="0" w:right="0" w:left="0"/>
+              <w:spacing w:lineRule="auto" w:line="240" w:before="40" w:after="40"/>
             </w:pPr>
             <w:r>
               <w:rPr>
@@ -17844,8 +17847,8 @@
             <w:pPr>
               <w:pStyle w:val="Compact"/>
               <w:jc w:val="left"/>
-              <w:ind w:left="0" w:right="0" w:firstLine="0"/>
-              <w:spacing w:lineRule="auto" w:before="40" w:line="240" w:after="40"/>
+              <w:ind w:firstLine="0" w:right="0" w:left="0"/>
+              <w:spacing w:lineRule="auto" w:line="240" w:before="40" w:after="40"/>
             </w:pPr>
             <w:r>
               <w:t xml:space="preserve">string</w:t>
@@ -17858,8 +17861,8 @@
             <w:pPr>
               <w:pStyle w:val="Compact"/>
               <w:jc w:val="left"/>
-              <w:ind w:left="0" w:right="0" w:firstLine="0"/>
-              <w:spacing w:lineRule="auto" w:before="40" w:line="240" w:after="40"/>
+              <w:ind w:firstLine="0" w:right="0" w:left="0"/>
+              <w:spacing w:lineRule="auto" w:line="240" w:before="40" w:after="40"/>
             </w:pPr>
             <w:r>
               <w:t xml:space="preserve">nil</w:t>
@@ -17872,8 +17875,8 @@
             <w:pPr>
               <w:pStyle w:val="Compact"/>
               <w:jc w:val="left"/>
-              <w:ind w:left="0" w:right="0" w:firstLine="0"/>
-              <w:spacing w:lineRule="auto" w:before="40" w:line="240" w:after="40"/>
+              <w:ind w:firstLine="0" w:right="0" w:left="0"/>
+              <w:spacing w:lineRule="auto" w:line="240" w:before="40" w:after="40"/>
             </w:pPr>
             <w:r>
               <w:t xml:space="preserve">Counter group for numbered views.</w:t>
@@ -17888,8 +17891,8 @@
             <w:pPr>
               <w:pStyle w:val="Compact"/>
               <w:jc w:val="left"/>
-              <w:ind w:left="0" w:right="0" w:firstLine="0"/>
-              <w:spacing w:lineRule="auto" w:before="40" w:line="240" w:after="40"/>
+              <w:ind w:firstLine="0" w:right="0" w:left="0"/>
+              <w:spacing w:lineRule="auto" w:line="240" w:before="40" w:after="40"/>
             </w:pPr>
             <w:r>
               <w:rPr>
@@ -17905,8 +17908,8 @@
             <w:pPr>
               <w:pStyle w:val="Compact"/>
               <w:jc w:val="left"/>
-              <w:ind w:left="0" w:right="0" w:firstLine="0"/>
-              <w:spacing w:lineRule="auto" w:before="40" w:line="240" w:after="40"/>
+              <w:ind w:firstLine="0" w:right="0" w:left="0"/>
+              <w:spacing w:lineRule="auto" w:line="240" w:before="40" w:after="40"/>
             </w:pPr>
             <w:r>
               <w:t xml:space="preserve">string</w:t>
@@ -17919,8 +17922,8 @@
             <w:pPr>
               <w:pStyle w:val="Compact"/>
               <w:jc w:val="left"/>
-              <w:ind w:left="0" w:right="0" w:firstLine="0"/>
-              <w:spacing w:lineRule="auto" w:before="40" w:line="240" w:after="40"/>
+              <w:ind w:firstLine="0" w:right="0" w:left="0"/>
+              <w:spacing w:lineRule="auto" w:line="240" w:before="40" w:after="40"/>
             </w:pPr>
             <w:r>
               <w:t xml:space="preserve">nil</w:t>
@@ -17933,8 +17936,8 @@
             <w:pPr>
               <w:pStyle w:val="Compact"/>
               <w:jc w:val="left"/>
-              <w:ind w:left="0" w:right="0" w:firstLine="0"/>
-              <w:spacing w:lineRule="auto" w:before="40" w:line="240" w:after="40"/>
+              <w:ind w:firstLine="0" w:right="0" w:left="0"/>
+              <w:spacing w:lineRule="auto" w:line="240" w:before="40" w:after="40"/>
             </w:pPr>
             <w:r>
               <w:t xml:space="preserve">The view-element subtype this view aggregates (e.g. </w:t>
@@ -17958,8 +17961,8 @@
             <w:pPr>
               <w:pStyle w:val="Compact"/>
               <w:jc w:val="left"/>
-              <w:ind w:left="0" w:right="0" w:firstLine="0"/>
-              <w:spacing w:lineRule="auto" w:before="40" w:line="240" w:after="40"/>
+              <w:ind w:firstLine="0" w:right="0" w:left="0"/>
+              <w:spacing w:lineRule="auto" w:line="240" w:before="40" w:after="40"/>
             </w:pPr>
             <w:r>
               <w:rPr>
@@ -17975,8 +17978,8 @@
             <w:pPr>
               <w:pStyle w:val="Compact"/>
               <w:jc w:val="left"/>
-              <w:ind w:left="0" w:right="0" w:firstLine="0"/>
-              <w:spacing w:lineRule="auto" w:before="40" w:line="240" w:after="40"/>
+              <w:ind w:firstLine="0" w:right="0" w:left="0"/>
+              <w:spacing w:lineRule="auto" w:line="240" w:before="40" w:after="40"/>
             </w:pPr>
             <w:r>
               <w:t xml:space="preserve">boolean</w:t>
@@ -17989,8 +17992,8 @@
             <w:pPr>
               <w:pStyle w:val="Compact"/>
               <w:jc w:val="left"/>
-              <w:ind w:left="0" w:right="0" w:firstLine="0"/>
-              <w:spacing w:lineRule="auto" w:before="40" w:line="240" w:after="40"/>
+              <w:ind w:firstLine="0" w:right="0" w:left="0"/>
+              <w:spacing w:lineRule="auto" w:line="240" w:before="40" w:after="40"/>
             </w:pPr>
             <w:r>
               <w:t xml:space="preserve">false</w:t>
@@ -18003,8 +18006,8 @@
             <w:pPr>
               <w:pStyle w:val="Compact"/>
               <w:jc w:val="left"/>
-              <w:ind w:left="0" w:right="0" w:firstLine="0"/>
-              <w:spacing w:lineRule="auto" w:before="40" w:line="240" w:after="40"/>
+              <w:ind w:firstLine="0" w:right="0" w:left="0"/>
+              <w:spacing w:lineRule="auto" w:line="240" w:before="40" w:after="40"/>
             </w:pPr>
             <w:r>
               <w:t xml:space="preserve">See</w:t>
@@ -18012,12 +18015,12 @@
             <w:r>
               <w:t xml:space="preserve"> </w:t>
             </w:r>
-            <w:hyperlink w:anchor="external-renderers">
+            <w:hyperlink w:anchor="SPEC-sec12">
               <w:r>
                 <w:rPr>
                   <w:rStyle w:val="Hyperlink"/>
                 </w:rPr>
-                <w:t xml:space="preserve">External renderers</w:t>
+                <w:t xml:space="preserve">12 External renderers</w:t>
               </w:r>
             </w:hyperlink>
             <w:r>
@@ -18029,7 +18032,7 @@
     </w:tbl>
     <w:bookmarkEnd w:id="39"/>
     <w:bookmarkEnd w:id="40"/>
-    <w:bookmarkStart w:id="41" w:name="extension-checklist"/>
+    <w:bookmarkStart w:id="41" w:name="SPEC-sec10"/>
     <w:p>
       <w:pPr>
         <w:pStyle w:val="Heading1"/>
@@ -18223,7 +18226,7 @@
       </w:r>
     </w:p>
     <w:bookmarkEnd w:id="41"/>
-    <w:bookmarkStart w:id="42" w:name="analyze-queries"/>
+    <w:bookmarkStart w:id="42" w:name="SPEC-sec11"/>
     <w:p>
       <w:pPr>
         <w:pStyle w:val="Heading1"/>
@@ -18293,12 +18296,12 @@
     </w:p>
     <w:p>
       <w:pPr>
-        <w:spacing w:lineRule="exact" w:before="0" w:after="0" w:line="20"/>
+        <w:spacing w:lineRule="exact" w:line="20" w:before="0" w:after="0"/>
         <w:rPr>
           <w:sz w:val="2"/>
         </w:rPr>
       </w:pPr>
-      <w:bookmarkStart w:id="60226" w:name="listing-src-model-verification-view"/>
+      <w:bookmarkStart w:name="listing-src-model-verification-view" w:id="60226"/>
       <w:bookmarkEnd w:id="60226"/>
     </w:p>
     <w:p>
@@ -19237,12 +19240,12 @@
     </w:p>
     <w:p>
       <w:pPr>
-        <w:spacing w:lineRule="exact" w:before="0" w:after="0" w:line="20"/>
+        <w:spacing w:lineRule="exact" w:line="20" w:before="0" w:after="0"/>
         <w:rPr>
           <w:sz w:val="2"/>
         </w:rPr>
       </w:pPr>
-      <w:bookmarkStart w:id="31062" w:name="listing-src-model-suppress-verification-view"/>
+      <w:bookmarkStart w:name="listing-src-model-suppress-verification-view" w:id="31062"/>
       <w:bookmarkEnd w:id="31062"/>
     </w:p>
     <w:p>
@@ -19317,7 +19320,7 @@
       </w:r>
     </w:p>
     <w:bookmarkEnd w:id="42"/>
-    <w:bookmarkStart w:id="43" w:name="external-renderers"/>
+    <w:bookmarkStart w:id="43" w:name="SPEC-sec12"/>
     <w:p>
       <w:pPr>
         <w:pStyle w:val="Heading1"/>
@@ -19435,12 +19438,12 @@
     </w:p>
     <w:p>
       <w:pPr>
-        <w:spacing w:lineRule="exact" w:before="0" w:after="0" w:line="20"/>
+        <w:spacing w:lineRule="exact" w:line="20" w:before="0" w:after="0"/>
         <w:rPr>
           <w:sz w:val="2"/>
         </w:rPr>
       </w:pPr>
-      <w:bookmarkStart w:id="36387" w:name="listing-src-model-external-render"/>
+      <w:bookmarkStart w:name="listing-src-model-external-render" w:id="36387"/>
       <w:bookmarkEnd w:id="36387"/>
     </w:p>
     <w:p>
@@ -22111,12 +22114,12 @@
     </w:p>
     <w:p>
       <w:pPr>
-        <w:spacing w:lineRule="exact" w:before="0" w:after="0" w:line="20"/>
+        <w:spacing w:lineRule="exact" w:line="20" w:before="0" w:after="0"/>
         <w:rPr>
           <w:sz w:val="2"/>
         </w:rPr>
       </w:pPr>
-      <w:bookmarkStart w:id="11166" w:name="csv-tbl-model-task-descriptor"/>
+      <w:bookmarkStart w:name="csv-tbl-model-task-descriptor" w:id="11166"/>
       <w:bookmarkEnd w:id="11166"/>
     </w:p>
     <w:p>
@@ -22153,12 +22156,12 @@
         <w:tblLook w:firstRow="1" w:lastRow="0" w:firstColumn="0" w:lastColumn="0" w:noHBand="0" w:noVBand="0" w:val="0020"/>
         <w:jc w:val="start"/>
         <w:tblBorders>
-          <w:top w:val="single" w:sz="6" w:color="000000" w:space="0"/>
-          <w:left w:val="single" w:sz="6" w:color="000000" w:space="0"/>
-          <w:bottom w:val="single" w:sz="6" w:color="000000" w:space="0"/>
-          <w:right w:val="single" w:sz="6" w:color="000000" w:space="0"/>
-          <w:insideH w:val="single" w:sz="6" w:color="000000" w:space="0"/>
-          <w:insideV w:val="single" w:sz="6" w:color="000000" w:space="0"/>
+          <w:top w:color="000000" w:val="single" w:sz="6" w:space="0"/>
+          <w:left w:color="000000" w:val="single" w:sz="6" w:space="0"/>
+          <w:bottom w:color="000000" w:val="single" w:sz="6" w:space="0"/>
+          <w:right w:color="000000" w:val="single" w:sz="6" w:space="0"/>
+          <w:insideH w:color="000000" w:val="single" w:sz="6" w:space="0"/>
+          <w:insideV w:color="000000" w:val="single" w:sz="6" w:space="0"/>
         </w:tblBorders>
         <w:tblCellMar>
           <w:top w:type="dxa" w:w="57"/>
@@ -22183,8 +22186,8 @@
             <w:pPr>
               <w:pStyle w:val="Compact"/>
               <w:jc w:val="left"/>
-              <w:ind w:left="0" w:right="0" w:firstLine="0"/>
-              <w:spacing w:lineRule="auto" w:before="40" w:line="240" w:after="40"/>
+              <w:ind w:firstLine="0" w:right="0" w:left="0"/>
+              <w:spacing w:lineRule="auto" w:line="240" w:before="40" w:after="40"/>
             </w:pPr>
             <w:r>
               <w:rPr>
@@ -22202,8 +22205,8 @@
             <w:pPr>
               <w:pStyle w:val="Compact"/>
               <w:jc w:val="left"/>
-              <w:ind w:left="0" w:right="0" w:firstLine="0"/>
-              <w:spacing w:lineRule="auto" w:before="40" w:line="240" w:after="40"/>
+              <w:ind w:firstLine="0" w:right="0" w:left="0"/>
+              <w:spacing w:lineRule="auto" w:line="240" w:before="40" w:after="40"/>
             </w:pPr>
             <w:r>
               <w:rPr>
@@ -22221,8 +22224,8 @@
             <w:pPr>
               <w:pStyle w:val="Compact"/>
               <w:jc w:val="left"/>
-              <w:ind w:left="0" w:right="0" w:firstLine="0"/>
-              <w:spacing w:lineRule="auto" w:before="40" w:line="240" w:after="40"/>
+              <w:ind w:firstLine="0" w:right="0" w:left="0"/>
+              <w:spacing w:lineRule="auto" w:line="240" w:before="40" w:after="40"/>
             </w:pPr>
             <w:r>
               <w:rPr>
@@ -22262,8 +22265,8 @@
             <w:pPr>
               <w:pStyle w:val="Compact"/>
               <w:jc w:val="left"/>
-              <w:ind w:left="0" w:right="0" w:firstLine="0"/>
-              <w:spacing w:lineRule="auto" w:before="40" w:line="240" w:after="40"/>
+              <w:ind w:firstLine="0" w:right="0" w:left="0"/>
+              <w:spacing w:lineRule="auto" w:line="240" w:before="40" w:after="40"/>
             </w:pPr>
             <w:r>
               <w:t xml:space="preserve">Process and options.</w:t>
@@ -22308,8 +22311,8 @@
             <w:pPr>
               <w:pStyle w:val="Compact"/>
               <w:jc w:val="left"/>
-              <w:ind w:left="0" w:right="0" w:firstLine="0"/>
-              <w:spacing w:lineRule="auto" w:before="40" w:line="240" w:after="40"/>
+              <w:ind w:firstLine="0" w:right="0" w:left="0"/>
+              <w:spacing w:lineRule="auto" w:line="240" w:before="40" w:after="40"/>
             </w:pPr>
             <w:r>
               <w:rPr>
@@ -22325,8 +22328,8 @@
             <w:pPr>
               <w:pStyle w:val="Compact"/>
               <w:jc w:val="left"/>
-              <w:ind w:left="0" w:right="0" w:firstLine="0"/>
-              <w:spacing w:lineRule="auto" w:before="40" w:line="240" w:after="40"/>
+              <w:ind w:firstLine="0" w:right="0" w:left="0"/>
+              <w:spacing w:lineRule="auto" w:line="240" w:before="40" w:after="40"/>
             </w:pPr>
             <w:r>
               <w:t xml:space="preserve">File-based cache key. If the file already exists, the process is not spawned —</w:t>
@@ -22356,8 +22359,8 @@
             <w:pPr>
               <w:pStyle w:val="Compact"/>
               <w:jc w:val="left"/>
-              <w:ind w:left="0" w:right="0" w:firstLine="0"/>
-              <w:spacing w:lineRule="auto" w:before="40" w:line="240" w:after="40"/>
+              <w:ind w:firstLine="0" w:right="0" w:left="0"/>
+              <w:spacing w:lineRule="auto" w:line="240" w:before="40" w:after="40"/>
             </w:pPr>
             <w:r>
               <w:rPr>
@@ -22373,8 +22376,8 @@
             <w:pPr>
               <w:pStyle w:val="Compact"/>
               <w:jc w:val="left"/>
-              <w:ind w:left="0" w:right="0" w:firstLine="0"/>
-              <w:spacing w:lineRule="auto" w:before="40" w:line="240" w:after="40"/>
+              <w:ind w:firstLine="0" w:right="0" w:left="0"/>
+              <w:spacing w:lineRule="auto" w:line="240" w:before="40" w:after="40"/>
             </w:pPr>
             <w:r>
               <w:t xml:space="preserve">Arbitrary table passed through to</w:t>
@@ -22411,7 +22414,7 @@
       </w:tr>
     </w:tbl>
     <w:bookmarkEnd w:id="43"/>
-    <w:bookmarkStart w:id="44" w:name="project-integration"/>
+    <w:bookmarkStart w:id="44" w:name="SPEC-sec13"/>
     <w:p>
       <w:pPr>
         <w:pStyle w:val="Heading1"/>
@@ -22426,12 +22429,12 @@
     </w:p>
     <w:p>
       <w:pPr>
-        <w:spacing w:lineRule="exact" w:before="0" w:after="0" w:line="20"/>
+        <w:spacing w:lineRule="exact" w:line="20" w:before="0" w:after="0"/>
         <w:rPr>
           <w:sz w:val="2"/>
         </w:rPr>
       </w:pPr>
-      <w:bookmarkStart w:id="53074" w:name="listing-src-model-project-yaml"/>
+      <w:bookmarkStart w:name="listing-src-model-project-yaml" w:id="53074"/>
       <w:bookmarkEnd w:id="53074"/>
     </w:p>
     <w:p>
@@ -22602,7 +22605,7 @@
       </w:r>
     </w:p>
     <w:bookmarkEnd w:id="44"/>
-    <w:bookmarkStart w:id="45" w:name="troubleshooting"/>
+    <w:bookmarkStart w:id="45" w:name="SPEC-sec14"/>
     <w:p>
       <w:pPr>
         <w:pStyle w:val="Heading1"/>
@@ -22790,7 +22793,7 @@
       </w:r>
     </w:p>
     <w:bookmarkEnd w:id="45"/>
-    <w:bookmarkStart w:id="51" w:name="pointers"/>
+    <w:bookmarkStart w:id="51" w:name="SPEC-sec15"/>
     <w:p>
       <w:pPr>
         <w:pStyle w:val="Heading1"/>
@@ -22914,9 +22917,9 @@
     </w:p>
     <w:bookmarkEnd w:id="51"/>
     <w:sectPr>
-      <w:footerReference r:id="rId9200" w:type="default"/>
-      <w:headerReference r:id="rId9101" w:type="default"/>
-      <w:headerReference r:id="rId9100" w:type="first"/>
+      <w:footerReference w:type="default" r:id="rId9200"/>
+      <w:headerReference w:type="default" r:id="rId9101"/>
+      <w:headerReference w:type="first" r:id="rId9100"/>
       <w:titlePg/>
     </w:sectPr>
   </w:body>
@@ -22928,17 +22931,17 @@
 </file>
 
 <file path=word/footer1.xml><?xml version="1.0" encoding="utf-8"?>
-<w:ftr xmlns:r="http://schemas.openxmlformats.org/officeDocument/2006/relationships" xmlns:w="http://schemas.openxmlformats.org/wordprocessingml/2006/main">
+<w:ftr xmlns:w="http://schemas.openxmlformats.org/wordprocessingml/2006/main" xmlns:r="http://schemas.openxmlformats.org/officeDocument/2006/relationships">
   <w:tbl>
     <w:tblPr>
       <w:tblW w:type="pct" w:w="5000"/>
       <w:tblBorders>
-        <w:top w:val="single" w:sz="4" w:color="CCCCCC" w:space="1"/>
-        <w:bottom w:val="none" w:sz="0" w:color="auto" w:space="0"/>
-        <w:left w:val="none" w:sz="0" w:color="auto" w:space="0"/>
-        <w:right w:val="none" w:sz="0" w:color="auto" w:space="0"/>
-        <w:insideH w:val="none" w:sz="0" w:color="auto" w:space="0"/>
-        <w:insideV w:val="none" w:sz="0" w:color="auto" w:space="0"/>
+        <w:top w:color="CCCCCC" w:val="single" w:sz="4" w:space="1"/>
+        <w:bottom w:color="auto" w:val="none" w:sz="0" w:space="0"/>
+        <w:left w:color="auto" w:val="none" w:sz="0" w:space="0"/>
+        <w:right w:color="auto" w:val="none" w:sz="0" w:space="0"/>
+        <w:insideH w:color="auto" w:val="none" w:sz="0" w:space="0"/>
+        <w:insideV w:color="auto" w:val="none" w:sz="0" w:space="0"/>
       </w:tblBorders>
       <w:tblLayout w:type="fixed"/>
     </w:tblPr>
@@ -23054,7 +23057,7 @@
 </file>
 
 <file path=word/header1.xml><?xml version="1.0" encoding="utf-8"?>
-<w:hdr xmlns:r="http://schemas.openxmlformats.org/officeDocument/2006/relationships" xmlns:w="http://schemas.openxmlformats.org/wordprocessingml/2006/main">
+<w:hdr xmlns:w="http://schemas.openxmlformats.org/wordprocessingml/2006/main" xmlns:r="http://schemas.openxmlformats.org/officeDocument/2006/relationships">
   <w:p>
     <w:pPr>
       <w:pStyle w:val="Header"/>
@@ -23064,7 +23067,7 @@
 </file>
 
 <file path=word/header2.xml><?xml version="1.0" encoding="utf-8"?>
-<w:hdr xmlns:r="http://schemas.openxmlformats.org/officeDocument/2006/relationships" xmlns:w="http://schemas.openxmlformats.org/wordprocessingml/2006/main">
+<w:hdr xmlns:w="http://schemas.openxmlformats.org/wordprocessingml/2006/main" xmlns:r="http://schemas.openxmlformats.org/officeDocument/2006/relationships">
   <w:p>
     <w:pPr>
       <w:pStyle w:val="Header"/>
@@ -24219,14 +24222,14 @@
     <w:basedOn w:val="VerbatimChar"/>
     <w:rPr/>
   </w:style>
-  <w:style w:styleId="SpecObjectHeader" w:type="paragraph" w:customStyle="1">
+  <w:style w:type="paragraph" w:styleId="SpecObjectHeader" w:customStyle="1">
     <w:name w:val="Spec Object Header"/>
     <w:basedOn w:val="Normal"/>
     <w:next w:val="FirstParagraph"/>
     <w:qFormat/>
     <w:pPr>
       <w:keepNext/>
-      <w:spacing w:lineRule="auto" w:before="280" w:line="276" w:after="120"/>
+      <w:spacing w:lineRule="auto" w:line="276" w:before="280" w:after="120"/>
       <w:outlineLvl w:val="0"/>
     </w:pPr>
     <w:rPr>

--- a/manual/downloads/creating-a-model.docx
+++ b/manual/downloads/creating-a-model.docx
@@ -415,7 +415,7 @@
     </w:p>
     <w:p>
       <w:pPr>
-        <w:spacing w:lineRule="exact" w:line="20" w:before="0" w:after="0"/>
+        <w:spacing w:after="0" w:lineRule="exact" w:before="0" w:line="20"/>
         <w:rPr>
           <w:sz w:val="2"/>
         </w:rPr>
@@ -963,7 +963,7 @@
     </w:p>
     <w:p>
       <w:pPr>
-        <w:spacing w:lineRule="exact" w:line="20" w:before="0" w:after="0"/>
+        <w:spacing w:after="0" w:lineRule="exact" w:before="0" w:line="20"/>
         <w:rPr>
           <w:sz w:val="2"/>
         </w:rPr>
@@ -1074,7 +1074,7 @@
     </w:p>
     <w:p>
       <w:pPr>
-        <w:spacing w:lineRule="exact" w:line="20" w:before="0" w:after="0"/>
+        <w:spacing w:after="0" w:lineRule="exact" w:before="0" w:line="20"/>
         <w:rPr>
           <w:sz w:val="2"/>
         </w:rPr>
@@ -1889,7 +1889,7 @@
     </w:p>
     <w:p>
       <w:pPr>
-        <w:spacing w:lineRule="exact" w:line="20" w:before="0" w:after="0"/>
+        <w:spacing w:after="0" w:lineRule="exact" w:before="0" w:line="20"/>
         <w:rPr>
           <w:sz w:val="2"/>
         </w:rPr>
@@ -2236,7 +2236,7 @@
     </w:p>
     <w:p>
       <w:pPr>
-        <w:spacing w:lineRule="exact" w:line="20" w:before="0" w:after="0"/>
+        <w:spacing w:after="0" w:lineRule="exact" w:before="0" w:line="20"/>
         <w:rPr>
           <w:sz w:val="2"/>
         </w:rPr>
@@ -2426,7 +2426,7 @@
     </w:p>
     <w:p>
       <w:pPr>
-        <w:spacing w:lineRule="exact" w:line="20" w:before="0" w:after="0"/>
+        <w:spacing w:after="0" w:lineRule="exact" w:before="0" w:line="20"/>
         <w:rPr>
           <w:sz w:val="2"/>
         </w:rPr>
@@ -2666,7 +2666,7 @@
     </w:p>
     <w:p>
       <w:pPr>
-        <w:spacing w:lineRule="exact" w:line="20" w:before="0" w:after="0"/>
+        <w:spacing w:after="0" w:lineRule="exact" w:before="0" w:line="20"/>
         <w:rPr>
           <w:sz w:val="2"/>
         </w:rPr>
@@ -2708,18 +2708,18 @@
         <w:tblLook w:firstRow="1" w:lastRow="0" w:firstColumn="0" w:lastColumn="0" w:noHBand="0" w:noVBand="0" w:val="0020"/>
         <w:jc w:val="start"/>
         <w:tblBorders>
-          <w:top w:color="000000" w:val="single" w:sz="6" w:space="0"/>
-          <w:left w:color="000000" w:val="single" w:sz="6" w:space="0"/>
-          <w:bottom w:color="000000" w:val="single" w:sz="6" w:space="0"/>
-          <w:right w:color="000000" w:val="single" w:sz="6" w:space="0"/>
-          <w:insideH w:color="000000" w:val="single" w:sz="6" w:space="0"/>
-          <w:insideV w:color="000000" w:val="single" w:sz="6" w:space="0"/>
+          <w:top w:color="000000" w:sz="6" w:val="single" w:space="0"/>
+          <w:left w:color="000000" w:sz="6" w:val="single" w:space="0"/>
+          <w:bottom w:color="000000" w:sz="6" w:val="single" w:space="0"/>
+          <w:right w:color="000000" w:sz="6" w:val="single" w:space="0"/>
+          <w:insideH w:color="000000" w:sz="6" w:val="single" w:space="0"/>
+          <w:insideV w:color="000000" w:sz="6" w:val="single" w:space="0"/>
         </w:tblBorders>
         <w:tblCellMar>
-          <w:top w:type="dxa" w:w="57"/>
-          <w:left w:type="dxa" w:w="108"/>
-          <w:bottom w:type="dxa" w:w="57"/>
-          <w:right w:type="dxa" w:w="108"/>
+          <w:top w:w="57" w:type="dxa"/>
+          <w:left w:w="108" w:type="dxa"/>
+          <w:bottom w:w="57" w:type="dxa"/>
+          <w:right w:w="108" w:type="dxa"/>
         </w:tblCellMar>
       </w:tblPr>
       <w:tblGrid>
@@ -2734,14 +2734,14 @@
         </w:trPr>
         <w:tc>
           <w:tcPr>
-            <w:shd w:val="clear" w:color="auto" w:fill="E8E8E8"/>
+            <w:shd w:fill="E8E8E8" w:val="clear" w:color="auto"/>
           </w:tcPr>
           <w:p>
             <w:pPr>
               <w:pStyle w:val="Compact"/>
               <w:jc w:val="left"/>
-              <w:ind w:firstLine="0" w:right="0" w:left="0"/>
-              <w:spacing w:lineRule="auto" w:line="240" w:before="40" w:after="40"/>
+              <w:ind w:left="0" w:right="0" w:firstLine="0"/>
+              <w:spacing w:before="40" w:lineRule="auto" w:line="240" w:after="40"/>
             </w:pPr>
             <w:r>
               <w:rPr>
@@ -2753,14 +2753,14 @@
         </w:tc>
         <w:tc>
           <w:tcPr>
-            <w:shd w:val="clear" w:color="auto" w:fill="E8E8E8"/>
+            <w:shd w:fill="E8E8E8" w:val="clear" w:color="auto"/>
           </w:tcPr>
           <w:p>
             <w:pPr>
               <w:pStyle w:val="Compact"/>
               <w:jc w:val="left"/>
-              <w:ind w:firstLine="0" w:right="0" w:left="0"/>
-              <w:spacing w:lineRule="auto" w:line="240" w:before="40" w:after="40"/>
+              <w:ind w:left="0" w:right="0" w:firstLine="0"/>
+              <w:spacing w:before="40" w:lineRule="auto" w:line="240" w:after="40"/>
             </w:pPr>
             <w:r>
               <w:rPr>
@@ -2773,14 +2773,14 @@
         </w:tc>
         <w:tc>
           <w:tcPr>
-            <w:shd w:val="clear" w:color="auto" w:fill="E8E8E8"/>
+            <w:shd w:fill="E8E8E8" w:val="clear" w:color="auto"/>
           </w:tcPr>
           <w:p>
             <w:pPr>
               <w:pStyle w:val="Compact"/>
               <w:jc w:val="left"/>
-              <w:ind w:firstLine="0" w:right="0" w:left="0"/>
-              <w:spacing w:lineRule="auto" w:line="240" w:before="40" w:after="40"/>
+              <w:ind w:left="0" w:right="0" w:firstLine="0"/>
+              <w:spacing w:before="40" w:lineRule="auto" w:line="240" w:after="40"/>
             </w:pPr>
             <w:r>
               <w:rPr>
@@ -2792,14 +2792,14 @@
         </w:tc>
         <w:tc>
           <w:tcPr>
-            <w:shd w:val="clear" w:color="auto" w:fill="E8E8E8"/>
+            <w:shd w:fill="E8E8E8" w:val="clear" w:color="auto"/>
           </w:tcPr>
           <w:p>
             <w:pPr>
               <w:pStyle w:val="Compact"/>
               <w:jc w:val="left"/>
-              <w:ind w:firstLine="0" w:right="0" w:left="0"/>
-              <w:spacing w:lineRule="auto" w:line="240" w:before="40" w:after="40"/>
+              <w:ind w:left="0" w:right="0" w:firstLine="0"/>
+              <w:spacing w:before="40" w:lineRule="auto" w:line="240" w:after="40"/>
             </w:pPr>
             <w:r>
               <w:rPr>
@@ -2817,8 +2817,8 @@
             <w:pPr>
               <w:pStyle w:val="Compact"/>
               <w:jc w:val="left"/>
-              <w:ind w:firstLine="0" w:right="0" w:left="0"/>
-              <w:spacing w:lineRule="auto" w:line="240" w:before="40" w:after="40"/>
+              <w:ind w:left="0" w:right="0" w:firstLine="0"/>
+              <w:spacing w:before="40" w:lineRule="auto" w:line="240" w:after="40"/>
             </w:pPr>
             <w:r>
               <w:t xml:space="preserve">Object</w:t>
@@ -2831,8 +2831,8 @@
             <w:pPr>
               <w:pStyle w:val="Compact"/>
               <w:jc w:val="left"/>
-              <w:ind w:firstLine="0" w:right="0" w:left="0"/>
-              <w:spacing w:lineRule="auto" w:line="240" w:before="40" w:after="40"/>
+              <w:ind w:left="0" w:right="0" w:firstLine="0"/>
+              <w:spacing w:before="40" w:lineRule="auto" w:line="240" w:after="40"/>
             </w:pPr>
             <w:r>
               <w:rPr>
@@ -2848,8 +2848,8 @@
             <w:pPr>
               <w:pStyle w:val="Compact"/>
               <w:jc w:val="left"/>
-              <w:ind w:firstLine="0" w:right="0" w:left="0"/>
-              <w:spacing w:lineRule="auto" w:line="240" w:before="40" w:after="40"/>
+              <w:ind w:left="0" w:right="0" w:firstLine="0"/>
+              <w:spacing w:before="40" w:lineRule="auto" w:line="240" w:after="40"/>
             </w:pPr>
             <w:r>
               <w:rPr>
@@ -2865,8 +2865,8 @@
             <w:pPr>
               <w:pStyle w:val="Compact"/>
               <w:jc w:val="left"/>
-              <w:ind w:firstLine="0" w:right="0" w:left="0"/>
-              <w:spacing w:lineRule="auto" w:line="240" w:before="40" w:after="40"/>
+              <w:ind w:left="0" w:right="0" w:firstLine="0"/>
+              <w:spacing w:before="40" w:lineRule="auto" w:line="240" w:after="40"/>
             </w:pPr>
             <w:r>
               <w:t xml:space="preserve">none (omit</w:t>
@@ -2902,8 +2902,8 @@
             <w:pPr>
               <w:pStyle w:val="Compact"/>
               <w:jc w:val="left"/>
-              <w:ind w:firstLine="0" w:right="0" w:left="0"/>
-              <w:spacing w:lineRule="auto" w:line="240" w:before="40" w:after="40"/>
+              <w:ind w:left="0" w:right="0" w:firstLine="0"/>
+              <w:spacing w:before="40" w:lineRule="auto" w:line="240" w:after="40"/>
             </w:pPr>
             <w:r>
               <w:t xml:space="preserve">Float</w:t>
@@ -2916,8 +2916,8 @@
             <w:pPr>
               <w:pStyle w:val="Compact"/>
               <w:jc w:val="left"/>
-              <w:ind w:firstLine="0" w:right="0" w:left="0"/>
-              <w:spacing w:lineRule="auto" w:line="240" w:before="40" w:after="40"/>
+              <w:ind w:left="0" w:right="0" w:firstLine="0"/>
+              <w:spacing w:before="40" w:lineRule="auto" w:line="240" w:after="40"/>
             </w:pPr>
             <w:r>
               <w:rPr>
@@ -2933,8 +2933,8 @@
             <w:pPr>
               <w:pStyle w:val="Compact"/>
               <w:jc w:val="left"/>
-              <w:ind w:firstLine="0" w:right="0" w:left="0"/>
-              <w:spacing w:lineRule="auto" w:line="240" w:before="40" w:after="40"/>
+              <w:ind w:left="0" w:right="0" w:firstLine="0"/>
+              <w:spacing w:before="40" w:lineRule="auto" w:line="240" w:after="40"/>
             </w:pPr>
             <w:r>
               <w:rPr>
@@ -2950,8 +2950,8 @@
             <w:pPr>
               <w:pStyle w:val="Compact"/>
               <w:jc w:val="left"/>
-              <w:ind w:firstLine="0" w:right="0" w:left="0"/>
-              <w:spacing w:lineRule="auto" w:line="240" w:before="40" w:after="40"/>
+              <w:ind w:left="0" w:right="0" w:firstLine="0"/>
+              <w:spacing w:before="40" w:lineRule="auto" w:line="240" w:after="40"/>
             </w:pPr>
             <w:r>
               <w:rPr>
@@ -2996,8 +2996,8 @@
             <w:pPr>
               <w:pStyle w:val="Compact"/>
               <w:jc w:val="left"/>
-              <w:ind w:firstLine="0" w:right="0" w:left="0"/>
-              <w:spacing w:lineRule="auto" w:line="240" w:before="40" w:after="40"/>
+              <w:ind w:left="0" w:right="0" w:firstLine="0"/>
+              <w:spacing w:before="40" w:lineRule="auto" w:line="240" w:after="40"/>
             </w:pPr>
             <w:r>
               <w:t xml:space="preserve">Relation</w:t>
@@ -3010,8 +3010,8 @@
             <w:pPr>
               <w:pStyle w:val="Compact"/>
               <w:jc w:val="left"/>
-              <w:ind w:firstLine="0" w:right="0" w:left="0"/>
-              <w:spacing w:lineRule="auto" w:line="240" w:before="40" w:after="40"/>
+              <w:ind w:left="0" w:right="0" w:firstLine="0"/>
+              <w:spacing w:before="40" w:lineRule="auto" w:line="240" w:after="40"/>
             </w:pPr>
             <w:r>
               <w:rPr>
@@ -3027,8 +3027,8 @@
             <w:pPr>
               <w:pStyle w:val="Compact"/>
               <w:jc w:val="left"/>
-              <w:ind w:firstLine="0" w:right="0" w:left="0"/>
-              <w:spacing w:lineRule="auto" w:line="240" w:before="40" w:after="40"/>
+              <w:ind w:left="0" w:right="0" w:firstLine="0"/>
+              <w:spacing w:before="40" w:lineRule="auto" w:line="240" w:after="40"/>
             </w:pPr>
             <w:r>
               <w:rPr>
@@ -3044,8 +3044,8 @@
             <w:pPr>
               <w:pStyle w:val="Compact"/>
               <w:jc w:val="left"/>
-              <w:ind w:firstLine="0" w:right="0" w:left="0"/>
-              <w:spacing w:lineRule="auto" w:line="240" w:before="40" w:after="40"/>
+              <w:ind w:left="0" w:right="0" w:firstLine="0"/>
+              <w:spacing w:before="40" w:lineRule="auto" w:line="240" w:after="40"/>
             </w:pPr>
             <w:r>
               <w:t xml:space="preserve">none,</w:t>
@@ -3081,8 +3081,8 @@
             <w:pPr>
               <w:pStyle w:val="Compact"/>
               <w:jc w:val="left"/>
-              <w:ind w:firstLine="0" w:right="0" w:left="0"/>
-              <w:spacing w:lineRule="auto" w:line="240" w:before="40" w:after="40"/>
+              <w:ind w:left="0" w:right="0" w:firstLine="0"/>
+              <w:spacing w:before="40" w:lineRule="auto" w:line="240" w:after="40"/>
             </w:pPr>
             <w:r>
               <w:t xml:space="preserve">View</w:t>
@@ -3095,8 +3095,8 @@
             <w:pPr>
               <w:pStyle w:val="Compact"/>
               <w:jc w:val="left"/>
-              <w:ind w:firstLine="0" w:right="0" w:left="0"/>
-              <w:spacing w:lineRule="auto" w:line="240" w:before="40" w:after="40"/>
+              <w:ind w:left="0" w:right="0" w:firstLine="0"/>
+              <w:spacing w:before="40" w:lineRule="auto" w:line="240" w:after="40"/>
             </w:pPr>
             <w:r>
               <w:rPr>
@@ -3112,8 +3112,8 @@
             <w:pPr>
               <w:pStyle w:val="Compact"/>
               <w:jc w:val="left"/>
-              <w:ind w:firstLine="0" w:right="0" w:left="0"/>
-              <w:spacing w:lineRule="auto" w:line="240" w:before="40" w:after="40"/>
+              <w:ind w:left="0" w:right="0" w:firstLine="0"/>
+              <w:spacing w:before="40" w:lineRule="auto" w:line="240" w:after="40"/>
             </w:pPr>
             <w:r>
               <w:rPr>
@@ -3129,8 +3129,8 @@
             <w:pPr>
               <w:pStyle w:val="Compact"/>
               <w:jc w:val="left"/>
-              <w:ind w:firstLine="0" w:right="0" w:left="0"/>
-              <w:spacing w:lineRule="auto" w:line="240" w:before="40" w:after="40"/>
+              <w:ind w:left="0" w:right="0" w:firstLine="0"/>
+              <w:spacing w:before="40" w:lineRule="auto" w:line="240" w:after="40"/>
             </w:pPr>
             <w:r>
               <w:rPr>
@@ -3184,8 +3184,8 @@
             <w:pPr>
               <w:pStyle w:val="Compact"/>
               <w:jc w:val="left"/>
-              <w:ind w:firstLine="0" w:right="0" w:left="0"/>
-              <w:spacing w:lineRule="auto" w:line="240" w:before="40" w:after="40"/>
+              <w:ind w:left="0" w:right="0" w:firstLine="0"/>
+              <w:spacing w:before="40" w:lineRule="auto" w:line="240" w:after="40"/>
             </w:pPr>
             <w:r>
               <w:t xml:space="preserve">Specification</w:t>
@@ -3198,8 +3198,8 @@
             <w:pPr>
               <w:pStyle w:val="Compact"/>
               <w:jc w:val="left"/>
-              <w:ind w:firstLine="0" w:right="0" w:left="0"/>
-              <w:spacing w:lineRule="auto" w:line="240" w:before="40" w:after="40"/>
+              <w:ind w:left="0" w:right="0" w:firstLine="0"/>
+              <w:spacing w:before="40" w:lineRule="auto" w:line="240" w:after="40"/>
             </w:pPr>
             <w:r>
               <w:rPr>
@@ -3215,8 +3215,8 @@
             <w:pPr>
               <w:pStyle w:val="Compact"/>
               <w:jc w:val="left"/>
-              <w:ind w:firstLine="0" w:right="0" w:left="0"/>
-              <w:spacing w:lineRule="auto" w:line="240" w:before="40" w:after="40"/>
+              <w:ind w:left="0" w:right="0" w:firstLine="0"/>
+              <w:spacing w:before="40" w:lineRule="auto" w:line="240" w:after="40"/>
             </w:pPr>
             <w:r>
               <w:rPr>
@@ -3232,8 +3232,8 @@
             <w:pPr>
               <w:pStyle w:val="Compact"/>
               <w:jc w:val="left"/>
-              <w:ind w:firstLine="0" w:right="0" w:left="0"/>
-              <w:spacing w:lineRule="auto" w:line="240" w:before="40" w:after="40"/>
+              <w:ind w:left="0" w:right="0" w:firstLine="0"/>
+              <w:spacing w:before="40" w:lineRule="auto" w:line="240" w:after="40"/>
             </w:pPr>
             <w:r>
               <w:t xml:space="preserve">none (omit</w:t>
@@ -3260,8 +3260,8 @@
             <w:pPr>
               <w:pStyle w:val="Compact"/>
               <w:jc w:val="left"/>
-              <w:ind w:firstLine="0" w:right="0" w:left="0"/>
-              <w:spacing w:lineRule="auto" w:line="240" w:before="40" w:after="40"/>
+              <w:ind w:left="0" w:right="0" w:firstLine="0"/>
+              <w:spacing w:before="40" w:lineRule="auto" w:line="240" w:after="40"/>
             </w:pPr>
             <w:r>
               <w:t xml:space="preserve">Analyze query</w:t>
@@ -3274,8 +3274,8 @@
             <w:pPr>
               <w:pStyle w:val="Compact"/>
               <w:jc w:val="left"/>
-              <w:ind w:firstLine="0" w:right="0" w:left="0"/>
-              <w:spacing w:lineRule="auto" w:line="240" w:before="40" w:after="40"/>
+              <w:ind w:left="0" w:right="0" w:firstLine="0"/>
+              <w:spacing w:before="40" w:lineRule="auto" w:line="240" w:after="40"/>
             </w:pPr>
             <w:r>
               <w:rPr>
@@ -3291,8 +3291,8 @@
             <w:pPr>
               <w:pStyle w:val="Compact"/>
               <w:jc w:val="left"/>
-              <w:ind w:firstLine="0" w:right="0" w:left="0"/>
-              <w:spacing w:lineRule="auto" w:line="240" w:before="40" w:after="40"/>
+              <w:ind w:left="0" w:right="0" w:firstLine="0"/>
+              <w:spacing w:before="40" w:lineRule="auto" w:line="240" w:after="40"/>
             </w:pPr>
             <w:r>
               <w:rPr>
@@ -3308,8 +3308,8 @@
             <w:pPr>
               <w:pStyle w:val="Compact"/>
               <w:jc w:val="left"/>
-              <w:ind w:firstLine="0" w:right="0" w:left="0"/>
-              <w:spacing w:lineRule="auto" w:line="240" w:before="40" w:after="40"/>
+              <w:ind w:left="0" w:right="0" w:firstLine="0"/>
+              <w:spacing w:before="40" w:lineRule="auto" w:line="240" w:after="40"/>
             </w:pPr>
             <w:r>
               <w:rPr>
@@ -3593,7 +3593,7 @@
     </w:p>
     <w:p>
       <w:pPr>
-        <w:spacing w:lineRule="exact" w:line="20" w:before="0" w:after="0"/>
+        <w:spacing w:after="0" w:lineRule="exact" w:before="0" w:line="20"/>
         <w:rPr>
           <w:sz w:val="2"/>
         </w:rPr>
@@ -3635,18 +3635,18 @@
         <w:tblLook w:firstRow="1" w:lastRow="0" w:firstColumn="0" w:lastColumn="0" w:noHBand="0" w:noVBand="0" w:val="0020"/>
         <w:jc w:val="start"/>
         <w:tblBorders>
-          <w:top w:color="000000" w:val="single" w:sz="6" w:space="0"/>
-          <w:left w:color="000000" w:val="single" w:sz="6" w:space="0"/>
-          <w:bottom w:color="000000" w:val="single" w:sz="6" w:space="0"/>
-          <w:right w:color="000000" w:val="single" w:sz="6" w:space="0"/>
-          <w:insideH w:color="000000" w:val="single" w:sz="6" w:space="0"/>
-          <w:insideV w:color="000000" w:val="single" w:sz="6" w:space="0"/>
+          <w:top w:color="000000" w:sz="6" w:val="single" w:space="0"/>
+          <w:left w:color="000000" w:sz="6" w:val="single" w:space="0"/>
+          <w:bottom w:color="000000" w:sz="6" w:val="single" w:space="0"/>
+          <w:right w:color="000000" w:sz="6" w:val="single" w:space="0"/>
+          <w:insideH w:color="000000" w:sz="6" w:val="single" w:space="0"/>
+          <w:insideV w:color="000000" w:sz="6" w:val="single" w:space="0"/>
         </w:tblBorders>
         <w:tblCellMar>
-          <w:top w:type="dxa" w:w="57"/>
-          <w:left w:type="dxa" w:w="108"/>
-          <w:bottom w:type="dxa" w:w="57"/>
-          <w:right w:type="dxa" w:w="108"/>
+          <w:top w:w="57" w:type="dxa"/>
+          <w:left w:w="108" w:type="dxa"/>
+          <w:bottom w:w="57" w:type="dxa"/>
+          <w:right w:w="108" w:type="dxa"/>
         </w:tblCellMar>
       </w:tblPr>
       <w:tblGrid>
@@ -3662,14 +3662,14 @@
         </w:trPr>
         <w:tc>
           <w:tcPr>
-            <w:shd w:val="clear" w:color="auto" w:fill="E8E8E8"/>
+            <w:shd w:fill="E8E8E8" w:val="clear" w:color="auto"/>
           </w:tcPr>
           <w:p>
             <w:pPr>
               <w:pStyle w:val="Compact"/>
               <w:jc w:val="left"/>
-              <w:ind w:firstLine="0" w:right="0" w:left="0"/>
-              <w:spacing w:lineRule="auto" w:line="240" w:before="40" w:after="40"/>
+              <w:ind w:left="0" w:right="0" w:firstLine="0"/>
+              <w:spacing w:before="40" w:lineRule="auto" w:line="240" w:after="40"/>
             </w:pPr>
             <w:r>
               <w:rPr>
@@ -3681,14 +3681,14 @@
         </w:tc>
         <w:tc>
           <w:tcPr>
-            <w:shd w:val="clear" w:color="auto" w:fill="E8E8E8"/>
+            <w:shd w:fill="E8E8E8" w:val="clear" w:color="auto"/>
           </w:tcPr>
           <w:p>
             <w:pPr>
               <w:pStyle w:val="Compact"/>
               <w:jc w:val="left"/>
-              <w:ind w:firstLine="0" w:right="0" w:left="0"/>
-              <w:spacing w:lineRule="auto" w:line="240" w:before="40" w:after="40"/>
+              <w:ind w:left="0" w:right="0" w:firstLine="0"/>
+              <w:spacing w:before="40" w:lineRule="auto" w:line="240" w:after="40"/>
             </w:pPr>
             <w:r>
               <w:rPr>
@@ -3700,14 +3700,14 @@
         </w:tc>
         <w:tc>
           <w:tcPr>
-            <w:shd w:val="clear" w:color="auto" w:fill="E8E8E8"/>
+            <w:shd w:fill="E8E8E8" w:val="clear" w:color="auto"/>
           </w:tcPr>
           <w:p>
             <w:pPr>
               <w:pStyle w:val="Compact"/>
               <w:jc w:val="left"/>
-              <w:ind w:firstLine="0" w:right="0" w:left="0"/>
-              <w:spacing w:lineRule="auto" w:line="240" w:before="40" w:after="40"/>
+              <w:ind w:left="0" w:right="0" w:firstLine="0"/>
+              <w:spacing w:before="40" w:lineRule="auto" w:line="240" w:after="40"/>
             </w:pPr>
             <w:r>
               <w:rPr>
@@ -3719,14 +3719,14 @@
         </w:tc>
         <w:tc>
           <w:tcPr>
-            <w:shd w:val="clear" w:color="auto" w:fill="E8E8E8"/>
+            <w:shd w:fill="E8E8E8" w:val="clear" w:color="auto"/>
           </w:tcPr>
           <w:p>
             <w:pPr>
               <w:pStyle w:val="Compact"/>
               <w:jc w:val="left"/>
-              <w:ind w:firstLine="0" w:right="0" w:left="0"/>
-              <w:spacing w:lineRule="auto" w:line="240" w:before="40" w:after="40"/>
+              <w:ind w:left="0" w:right="0" w:firstLine="0"/>
+              <w:spacing w:before="40" w:lineRule="auto" w:line="240" w:after="40"/>
             </w:pPr>
             <w:r>
               <w:rPr>
@@ -3738,14 +3738,14 @@
         </w:tc>
         <w:tc>
           <w:tcPr>
-            <w:shd w:val="clear" w:color="auto" w:fill="E8E8E8"/>
+            <w:shd w:fill="E8E8E8" w:val="clear" w:color="auto"/>
           </w:tcPr>
           <w:p>
             <w:pPr>
               <w:pStyle w:val="Compact"/>
               <w:jc w:val="left"/>
-              <w:ind w:firstLine="0" w:right="0" w:left="0"/>
-              <w:spacing w:lineRule="auto" w:line="240" w:before="40" w:after="40"/>
+              <w:ind w:left="0" w:right="0" w:firstLine="0"/>
+              <w:spacing w:before="40" w:lineRule="auto" w:line="240" w:after="40"/>
             </w:pPr>
             <w:r>
               <w:rPr>
@@ -3763,8 +3763,8 @@
             <w:pPr>
               <w:pStyle w:val="Compact"/>
               <w:jc w:val="left"/>
-              <w:ind w:firstLine="0" w:right="0" w:left="0"/>
-              <w:spacing w:lineRule="auto" w:line="240" w:before="40" w:after="40"/>
+              <w:ind w:left="0" w:right="0" w:firstLine="0"/>
+              <w:spacing w:before="40" w:lineRule="auto" w:line="240" w:after="40"/>
             </w:pPr>
             <w:r>
               <w:rPr>
@@ -3780,8 +3780,8 @@
             <w:pPr>
               <w:pStyle w:val="Compact"/>
               <w:jc w:val="left"/>
-              <w:ind w:firstLine="0" w:right="0" w:left="0"/>
-              <w:spacing w:lineRule="auto" w:line="240" w:before="40" w:after="40"/>
+              <w:ind w:left="0" w:right="0" w:firstLine="0"/>
+              <w:spacing w:before="40" w:lineRule="auto" w:line="240" w:after="40"/>
             </w:pPr>
             <w:r>
               <w:t xml:space="preserve">object, specification, float, view</w:t>
@@ -3794,8 +3794,8 @@
             <w:pPr>
               <w:pStyle w:val="Compact"/>
               <w:jc w:val="left"/>
-              <w:ind w:firstLine="0" w:right="0" w:left="0"/>
-              <w:spacing w:lineRule="auto" w:line="240" w:before="40" w:after="40"/>
+              <w:ind w:left="0" w:right="0" w:firstLine="0"/>
+              <w:spacing w:before="40" w:lineRule="auto" w:line="240" w:after="40"/>
             </w:pPr>
             <w:r>
               <w:t xml:space="preserve">render</w:t>
@@ -3808,8 +3808,8 @@
             <w:pPr>
               <w:pStyle w:val="Compact"/>
               <w:jc w:val="left"/>
-              <w:ind w:firstLine="0" w:right="0" w:left="0"/>
-              <w:spacing w:lineRule="auto" w:line="240" w:before="40" w:after="40"/>
+              <w:ind w:left="0" w:right="0" w:firstLine="0"/>
+              <w:spacing w:before="40" w:lineRule="auto" w:line="240" w:after="40"/>
             </w:pPr>
             <w:r>
               <w:t xml:space="preserve">Pandoc Block(s) / Inlines</w:t>
@@ -3822,8 +3822,8 @@
             <w:pPr>
               <w:pStyle w:val="Compact"/>
               <w:jc w:val="left"/>
-              <w:ind w:firstLine="0" w:right="0" w:left="0"/>
-              <w:spacing w:lineRule="auto" w:line="240" w:before="40" w:after="40"/>
+              <w:ind w:left="0" w:right="0" w:firstLine="0"/>
+              <w:spacing w:before="40" w:lineRule="auto" w:line="240" w:after="40"/>
             </w:pPr>
             <w:r>
               <w:t xml:space="preserve">EMIT, when the element of this type is being rendered.</w:t>
@@ -3838,8 +3838,8 @@
             <w:pPr>
               <w:pStyle w:val="Compact"/>
               <w:jc w:val="left"/>
-              <w:ind w:firstLine="0" w:right="0" w:left="0"/>
-              <w:spacing w:lineRule="auto" w:line="240" w:before="40" w:after="40"/>
+              <w:ind w:left="0" w:right="0" w:firstLine="0"/>
+              <w:spacing w:before="40" w:lineRule="auto" w:line="240" w:after="40"/>
             </w:pPr>
             <w:r>
               <w:rPr>
@@ -3855,8 +3855,8 @@
             <w:pPr>
               <w:pStyle w:val="Compact"/>
               <w:jc w:val="left"/>
-              <w:ind w:firstLine="0" w:right="0" w:left="0"/>
-              <w:spacing w:lineRule="auto" w:line="240" w:before="40" w:after="40"/>
+              <w:ind w:left="0" w:right="0" w:firstLine="0"/>
+              <w:spacing w:before="40" w:lineRule="auto" w:line="240" w:after="40"/>
             </w:pPr>
             <w:r>
               <w:t xml:space="preserve">view</w:t>
@@ -3869,8 +3869,8 @@
             <w:pPr>
               <w:pStyle w:val="Compact"/>
               <w:jc w:val="left"/>
-              <w:ind w:firstLine="0" w:right="0" w:left="0"/>
-              <w:spacing w:lineRule="auto" w:line="240" w:before="40" w:after="40"/>
+              <w:ind w:left="0" w:right="0" w:firstLine="0"/>
+              <w:spacing w:before="40" w:lineRule="auto" w:line="240" w:after="40"/>
             </w:pPr>
             <w:r>
               <w:t xml:space="preserve">render</w:t>
@@ -3883,8 +3883,8 @@
             <w:pPr>
               <w:pStyle w:val="Compact"/>
               <w:jc w:val="left"/>
-              <w:ind w:firstLine="0" w:right="0" w:left="0"/>
-              <w:spacing w:lineRule="auto" w:line="240" w:before="40" w:after="40"/>
+              <w:ind w:left="0" w:right="0" w:firstLine="0"/>
+              <w:spacing w:before="40" w:lineRule="auto" w:line="240" w:after="40"/>
             </w:pPr>
             <w:r>
               <w:t xml:space="preserve">Pandoc Block</w:t>
@@ -3897,8 +3897,8 @@
             <w:pPr>
               <w:pStyle w:val="Compact"/>
               <w:jc w:val="left"/>
-              <w:ind w:firstLine="0" w:right="0" w:left="0"/>
-              <w:spacing w:lineRule="auto" w:line="240" w:before="40" w:after="40"/>
+              <w:ind w:left="0" w:right="0" w:firstLine="0"/>
+              <w:spacing w:before="40" w:lineRule="auto" w:line="240" w:after="40"/>
             </w:pPr>
             <w:r>
               <w:t xml:space="preserve">EMIT, for a block view written as a fenced</w:t>
@@ -3928,8 +3928,8 @@
             <w:pPr>
               <w:pStyle w:val="Compact"/>
               <w:jc w:val="left"/>
-              <w:ind w:firstLine="0" w:right="0" w:left="0"/>
-              <w:spacing w:lineRule="auto" w:line="240" w:before="40" w:after="40"/>
+              <w:ind w:left="0" w:right="0" w:firstLine="0"/>
+              <w:spacing w:before="40" w:lineRule="auto" w:line="240" w:after="40"/>
             </w:pPr>
             <w:r>
               <w:rPr>
@@ -3945,8 +3945,8 @@
             <w:pPr>
               <w:pStyle w:val="Compact"/>
               <w:jc w:val="left"/>
-              <w:ind w:firstLine="0" w:right="0" w:left="0"/>
-              <w:spacing w:lineRule="auto" w:line="240" w:before="40" w:after="40"/>
+              <w:ind w:left="0" w:right="0" w:firstLine="0"/>
+              <w:spacing w:before="40" w:lineRule="auto" w:line="240" w:after="40"/>
             </w:pPr>
             <w:r>
               <w:t xml:space="preserve">relation</w:t>
@@ -3959,8 +3959,8 @@
             <w:pPr>
               <w:pStyle w:val="Compact"/>
               <w:jc w:val="left"/>
-              <w:ind w:firstLine="0" w:right="0" w:left="0"/>
-              <w:spacing w:lineRule="auto" w:line="240" w:before="40" w:after="40"/>
+              <w:ind w:left="0" w:right="0" w:firstLine="0"/>
+              <w:spacing w:before="40" w:lineRule="auto" w:line="240" w:after="40"/>
             </w:pPr>
             <w:r>
               <w:t xml:space="preserve">render</w:t>
@@ -3973,8 +3973,8 @@
             <w:pPr>
               <w:pStyle w:val="Compact"/>
               <w:jc w:val="left"/>
-              <w:ind w:firstLine="0" w:right="0" w:left="0"/>
-              <w:spacing w:lineRule="auto" w:line="240" w:before="40" w:after="40"/>
+              <w:ind w:left="0" w:right="0" w:firstLine="0"/>
+              <w:spacing w:before="40" w:lineRule="auto" w:line="240" w:after="40"/>
             </w:pPr>
             <w:r>
               <w:t xml:space="preserve">display string (or</w:t>
@@ -3999,8 +3999,8 @@
             <w:pPr>
               <w:pStyle w:val="Compact"/>
               <w:jc w:val="left"/>
-              <w:ind w:firstLine="0" w:right="0" w:left="0"/>
-              <w:spacing w:lineRule="auto" w:line="240" w:before="40" w:after="40"/>
+              <w:ind w:left="0" w:right="0" w:firstLine="0"/>
+              <w:spacing w:before="40" w:lineRule="auto" w:line="240" w:after="40"/>
             </w:pPr>
             <w:r>
               <w:t xml:space="preserve">EMIT, to produce the visible text of a link of this relation type.</w:t>
@@ -4015,8 +4015,8 @@
             <w:pPr>
               <w:pStyle w:val="Compact"/>
               <w:jc w:val="left"/>
-              <w:ind w:firstLine="0" w:right="0" w:left="0"/>
-              <w:spacing w:lineRule="auto" w:line="240" w:before="40" w:after="40"/>
+              <w:ind w:left="0" w:right="0" w:firstLine="0"/>
+              <w:spacing w:before="40" w:lineRule="auto" w:line="240" w:after="40"/>
             </w:pPr>
             <w:r>
               <w:rPr>
@@ -4032,8 +4032,8 @@
             <w:pPr>
               <w:pStyle w:val="Compact"/>
               <w:jc w:val="left"/>
-              <w:ind w:firstLine="0" w:right="0" w:left="0"/>
-              <w:spacing w:lineRule="auto" w:line="240" w:before="40" w:after="40"/>
+              <w:ind w:left="0" w:right="0" w:firstLine="0"/>
+              <w:spacing w:before="40" w:lineRule="auto" w:line="240" w:after="40"/>
             </w:pPr>
             <w:r>
               <w:t xml:space="preserve">analyze</w:t>
@@ -4046,8 +4046,8 @@
             <w:pPr>
               <w:pStyle w:val="Compact"/>
               <w:jc w:val="left"/>
-              <w:ind w:firstLine="0" w:right="0" w:left="0"/>
-              <w:spacing w:lineRule="auto" w:line="240" w:before="40" w:after="40"/>
+              <w:ind w:left="0" w:right="0" w:firstLine="0"/>
+              <w:spacing w:before="40" w:lineRule="auto" w:line="240" w:after="40"/>
             </w:pPr>
             <w:r>
               <w:t xml:space="preserve">render</w:t>
@@ -4060,8 +4060,8 @@
             <w:pPr>
               <w:pStyle w:val="Compact"/>
               <w:jc w:val="left"/>
-              <w:ind w:firstLine="0" w:right="0" w:left="0"/>
-              <w:spacing w:lineRule="auto" w:line="240" w:before="40" w:after="40"/>
+              <w:ind w:left="0" w:right="0" w:firstLine="0"/>
+              <w:spacing w:before="40" w:lineRule="auto" w:line="240" w:after="40"/>
             </w:pPr>
             <w:r>
               <w:t xml:space="preserve">diagnostic string</w:t>
@@ -4074,8 +4074,8 @@
             <w:pPr>
               <w:pStyle w:val="Compact"/>
               <w:jc w:val="left"/>
-              <w:ind w:firstLine="0" w:right="0" w:left="0"/>
-              <w:spacing w:lineRule="auto" w:line="240" w:before="40" w:after="40"/>
+              <w:ind w:left="0" w:right="0" w:firstLine="0"/>
+              <w:spacing w:before="40" w:lineRule="auto" w:line="240" w:after="40"/>
             </w:pPr>
             <w:r>
               <w:t xml:space="preserve">ANALYZE, once per row the SQL view returns.</w:t>
@@ -4090,8 +4090,8 @@
             <w:pPr>
               <w:pStyle w:val="Compact"/>
               <w:jc w:val="left"/>
-              <w:ind w:firstLine="0" w:right="0" w:left="0"/>
-              <w:spacing w:lineRule="auto" w:line="240" w:before="40" w:after="40"/>
+              <w:ind w:left="0" w:right="0" w:firstLine="0"/>
+              <w:spacing w:before="40" w:lineRule="auto" w:line="240" w:after="40"/>
             </w:pPr>
             <w:r>
               <w:rPr>
@@ -4107,8 +4107,8 @@
             <w:pPr>
               <w:pStyle w:val="Compact"/>
               <w:jc w:val="left"/>
-              <w:ind w:firstLine="0" w:right="0" w:left="0"/>
-              <w:spacing w:lineRule="auto" w:line="240" w:before="40" w:after="40"/>
+              <w:ind w:left="0" w:right="0" w:firstLine="0"/>
+              <w:spacing w:before="40" w:lineRule="auto" w:line="240" w:after="40"/>
             </w:pPr>
             <w:r>
               <w:t xml:space="preserve">view</w:t>
@@ -4121,8 +4121,8 @@
             <w:pPr>
               <w:pStyle w:val="Compact"/>
               <w:jc w:val="left"/>
-              <w:ind w:firstLine="0" w:right="0" w:left="0"/>
-              <w:spacing w:lineRule="auto" w:line="240" w:before="40" w:after="40"/>
+              <w:ind w:left="0" w:right="0" w:firstLine="0"/>
+              <w:spacing w:before="40" w:lineRule="auto" w:line="240" w:after="40"/>
             </w:pPr>
             <w:r>
               <w:t xml:space="preserve">data</w:t>
@@ -4135,8 +4135,8 @@
             <w:pPr>
               <w:pStyle w:val="Compact"/>
               <w:jc w:val="left"/>
-              <w:ind w:firstLine="0" w:right="0" w:left="0"/>
-              <w:spacing w:lineRule="auto" w:line="240" w:before="40" w:after="40"/>
+              <w:ind w:left="0" w:right="0" w:firstLine="0"/>
+              <w:spacing w:before="40" w:lineRule="auto" w:line="240" w:after="40"/>
             </w:pPr>
             <w:r>
               <w:rPr>
@@ -4152,8 +4152,8 @@
             <w:pPr>
               <w:pStyle w:val="Compact"/>
               <w:jc w:val="left"/>
-              <w:ind w:firstLine="0" w:right="0" w:left="0"/>
-              <w:spacing w:lineRule="auto" w:line="240" w:before="40" w:after="40"/>
+              <w:ind w:left="0" w:right="0" w:firstLine="0"/>
+              <w:spacing w:before="40" w:lineRule="auto" w:line="240" w:after="40"/>
             </w:pPr>
             <w:r>
               <w:t xml:space="preserve">When a chart/data view needs its dataset (</w:t>
@@ -4177,8 +4177,8 @@
             <w:pPr>
               <w:pStyle w:val="Compact"/>
               <w:jc w:val="left"/>
-              <w:ind w:firstLine="0" w:right="0" w:left="0"/>
-              <w:spacing w:lineRule="auto" w:line="240" w:before="40" w:after="40"/>
+              <w:ind w:left="0" w:right="0" w:firstLine="0"/>
+              <w:spacing w:before="40" w:lineRule="auto" w:line="240" w:after="40"/>
             </w:pPr>
             <w:r>
               <w:rPr>
@@ -4194,8 +4194,8 @@
             <w:pPr>
               <w:pStyle w:val="Compact"/>
               <w:jc w:val="left"/>
-              <w:ind w:firstLine="0" w:right="0" w:left="0"/>
-              <w:spacing w:lineRule="auto" w:line="240" w:before="40" w:after="40"/>
+              <w:ind w:left="0" w:right="0" w:firstLine="0"/>
+              <w:spacing w:before="40" w:lineRule="auto" w:line="240" w:after="40"/>
             </w:pPr>
             <w:r>
               <w:t xml:space="preserve">view</w:t>
@@ -4208,8 +4208,8 @@
             <w:pPr>
               <w:pStyle w:val="Compact"/>
               <w:jc w:val="left"/>
-              <w:ind w:firstLine="0" w:right="0" w:left="0"/>
-              <w:spacing w:lineRule="auto" w:line="240" w:before="40" w:after="40"/>
+              <w:ind w:left="0" w:right="0" w:firstLine="0"/>
+              <w:spacing w:before="40" w:lineRule="auto" w:line="240" w:after="40"/>
             </w:pPr>
             <w:r>
               <w:t xml:space="preserve">data</w:t>
@@ -4222,8 +4222,8 @@
             <w:pPr>
               <w:pStyle w:val="Compact"/>
               <w:jc w:val="left"/>
-              <w:ind w:firstLine="0" w:right="0" w:left="0"/>
-              <w:spacing w:lineRule="auto" w:line="240" w:before="40" w:after="40"/>
+              <w:ind w:left="0" w:right="0" w:firstLine="0"/>
+              <w:spacing w:before="40" w:lineRule="auto" w:line="240" w:after="40"/>
             </w:pPr>
             <w:r>
               <w:t xml:space="preserve">Pandoc Block</w:t>
@@ -4236,8 +4236,8 @@
             <w:pPr>
               <w:pStyle w:val="Compact"/>
               <w:jc w:val="left"/>
-              <w:ind w:firstLine="0" w:right="0" w:left="0"/>
-              <w:spacing w:lineRule="auto" w:line="240" w:before="40" w:after="40"/>
+              <w:ind w:left="0" w:right="0" w:firstLine="0"/>
+              <w:spacing w:before="40" w:lineRule="auto" w:line="240" w:after="40"/>
             </w:pPr>
             <w:r>
               <w:t xml:space="preserve">When a</w:t>
@@ -4267,8 +4267,8 @@
             <w:pPr>
               <w:pStyle w:val="Compact"/>
               <w:jc w:val="left"/>
-              <w:ind w:firstLine="0" w:right="0" w:left="0"/>
-              <w:spacing w:lineRule="auto" w:line="240" w:before="40" w:after="40"/>
+              <w:ind w:left="0" w:right="0" w:firstLine="0"/>
+              <w:spacing w:before="40" w:lineRule="auto" w:line="240" w:after="40"/>
             </w:pPr>
             <w:r>
               <w:rPr>
@@ -4284,8 +4284,8 @@
             <w:pPr>
               <w:pStyle w:val="Compact"/>
               <w:jc w:val="left"/>
-              <w:ind w:firstLine="0" w:right="0" w:left="0"/>
-              <w:spacing w:lineRule="auto" w:line="240" w:before="40" w:after="40"/>
+              <w:ind w:left="0" w:right="0" w:firstLine="0"/>
+              <w:spacing w:before="40" w:lineRule="auto" w:line="240" w:after="40"/>
             </w:pPr>
             <w:r>
               <w:t xml:space="preserve">float</w:t>
@@ -4298,8 +4298,8 @@
             <w:pPr>
               <w:pStyle w:val="Compact"/>
               <w:jc w:val="left"/>
-              <w:ind w:firstLine="0" w:right="0" w:left="0"/>
-              <w:spacing w:lineRule="auto" w:line="240" w:before="40" w:after="40"/>
+              <w:ind w:left="0" w:right="0" w:firstLine="0"/>
+              <w:spacing w:before="40" w:lineRule="auto" w:line="240" w:after="40"/>
             </w:pPr>
             <w:r>
               <w:t xml:space="preserve">data</w:t>
@@ -4312,8 +4312,8 @@
             <w:pPr>
               <w:pStyle w:val="Compact"/>
               <w:jc w:val="left"/>
-              <w:ind w:firstLine="0" w:right="0" w:left="0"/>
-              <w:spacing w:lineRule="auto" w:line="240" w:before="40" w:after="40"/>
+              <w:ind w:left="0" w:right="0" w:firstLine="0"/>
+              <w:spacing w:before="40" w:lineRule="auto" w:line="240" w:after="40"/>
             </w:pPr>
             <w:r>
               <w:t xml:space="preserve">resolved-AST string</w:t>
@@ -4326,8 +4326,8 @@
             <w:pPr>
               <w:pStyle w:val="Compact"/>
               <w:jc w:val="left"/>
-              <w:ind w:firstLine="0" w:right="0" w:left="0"/>
-              <w:spacing w:lineRule="auto" w:line="240" w:before="40" w:after="40"/>
+              <w:ind w:left="0" w:right="0" w:firstLine="0"/>
+              <w:spacing w:before="40" w:lineRule="auto" w:line="240" w:after="40"/>
             </w:pPr>
             <w:r>
               <w:t xml:space="preserve">TRANSFORM, to resolve a float internally (</w:t>
@@ -4363,8 +4363,8 @@
             <w:pPr>
               <w:pStyle w:val="Compact"/>
               <w:jc w:val="left"/>
-              <w:ind w:firstLine="0" w:right="0" w:left="0"/>
-              <w:spacing w:lineRule="auto" w:line="240" w:before="40" w:after="40"/>
+              <w:ind w:left="0" w:right="0" w:firstLine="0"/>
+              <w:spacing w:before="40" w:lineRule="auto" w:line="240" w:after="40"/>
             </w:pPr>
             <w:r>
               <w:rPr>
@@ -4380,8 +4380,8 @@
             <w:pPr>
               <w:pStyle w:val="Compact"/>
               <w:jc w:val="left"/>
-              <w:ind w:firstLine="0" w:right="0" w:left="0"/>
-              <w:spacing w:lineRule="auto" w:line="240" w:before="40" w:after="40"/>
+              <w:ind w:left="0" w:right="0" w:firstLine="0"/>
+              <w:spacing w:before="40" w:lineRule="auto" w:line="240" w:after="40"/>
             </w:pPr>
             <w:r>
               <w:t xml:space="preserve">float</w:t>
@@ -4394,8 +4394,8 @@
             <w:pPr>
               <w:pStyle w:val="Compact"/>
               <w:jc w:val="left"/>
-              <w:ind w:firstLine="0" w:right="0" w:left="0"/>
-              <w:spacing w:lineRule="auto" w:line="240" w:before="40" w:after="40"/>
+              <w:ind w:left="0" w:right="0" w:firstLine="0"/>
+              <w:spacing w:before="40" w:lineRule="auto" w:line="240" w:after="40"/>
             </w:pPr>
             <w:r>
               <w:t xml:space="preserve">data</w:t>
@@ -4408,8 +4408,8 @@
             <w:pPr>
               <w:pStyle w:val="Compact"/>
               <w:jc w:val="left"/>
-              <w:ind w:firstLine="0" w:right="0" w:left="0"/>
-              <w:spacing w:lineRule="auto" w:line="240" w:before="40" w:after="40"/>
+              <w:ind w:left="0" w:right="0" w:firstLine="0"/>
+              <w:spacing w:before="40" w:lineRule="auto" w:line="240" w:after="40"/>
             </w:pPr>
             <w:r>
               <w:t xml:space="preserve">task table (or</w:t>
@@ -4437,8 +4437,8 @@
             <w:pPr>
               <w:pStyle w:val="Compact"/>
               <w:jc w:val="left"/>
-              <w:ind w:firstLine="0" w:right="0" w:left="0"/>
-              <w:spacing w:lineRule="auto" w:line="240" w:before="40" w:after="40"/>
+              <w:ind w:left="0" w:right="0" w:firstLine="0"/>
+              <w:spacing w:before="40" w:lineRule="auto" w:line="240" w:after="40"/>
             </w:pPr>
             <w:r>
               <w:t xml:space="preserve">TRANSFORM, to spawn an external tool (</w:t>
@@ -4474,8 +4474,8 @@
             <w:pPr>
               <w:pStyle w:val="Compact"/>
               <w:jc w:val="left"/>
-              <w:ind w:firstLine="0" w:right="0" w:left="0"/>
-              <w:spacing w:lineRule="auto" w:line="240" w:before="40" w:after="40"/>
+              <w:ind w:left="0" w:right="0" w:firstLine="0"/>
+              <w:spacing w:before="40" w:lineRule="auto" w:line="240" w:after="40"/>
             </w:pPr>
             <w:r>
               <w:rPr>
@@ -4491,8 +4491,8 @@
             <w:pPr>
               <w:pStyle w:val="Compact"/>
               <w:jc w:val="left"/>
-              <w:ind w:firstLine="0" w:right="0" w:left="0"/>
-              <w:spacing w:lineRule="auto" w:line="240" w:before="40" w:after="40"/>
+              <w:ind w:left="0" w:right="0" w:firstLine="0"/>
+              <w:spacing w:before="40" w:lineRule="auto" w:line="240" w:after="40"/>
             </w:pPr>
             <w:r>
               <w:t xml:space="preserve">float</w:t>
@@ -4505,8 +4505,8 @@
             <w:pPr>
               <w:pStyle w:val="Compact"/>
               <w:jc w:val="left"/>
-              <w:ind w:firstLine="0" w:right="0" w:left="0"/>
-              <w:spacing w:lineRule="auto" w:line="240" w:before="40" w:after="40"/>
+              <w:ind w:left="0" w:right="0" w:firstLine="0"/>
+              <w:spacing w:before="40" w:lineRule="auto" w:line="240" w:after="40"/>
             </w:pPr>
             <w:r>
               <w:t xml:space="preserve">data</w:t>
@@ -4519,8 +4519,8 @@
             <w:pPr>
               <w:pStyle w:val="Compact"/>
               <w:jc w:val="left"/>
-              <w:ind w:firstLine="0" w:right="0" w:left="0"/>
-              <w:spacing w:lineRule="auto" w:line="240" w:before="40" w:after="40"/>
+              <w:ind w:left="0" w:right="0" w:firstLine="0"/>
+              <w:spacing w:before="40" w:lineRule="auto" w:line="240" w:after="40"/>
             </w:pPr>
             <w:r>
               <w:t xml:space="preserve">(writes resolved AST)</w:t>
@@ -4533,8 +4533,8 @@
             <w:pPr>
               <w:pStyle w:val="Compact"/>
               <w:jc w:val="left"/>
-              <w:ind w:firstLine="0" w:right="0" w:left="0"/>
-              <w:spacing w:lineRule="auto" w:line="240" w:before="40" w:after="40"/>
+              <w:ind w:left="0" w:right="0" w:firstLine="0"/>
+              <w:spacing w:before="40" w:lineRule="auto" w:line="240" w:after="40"/>
             </w:pPr>
             <w:r>
               <w:t xml:space="preserve">After the external tool finishes (</w:t>
@@ -4582,8 +4582,8 @@
             <w:pPr>
               <w:pStyle w:val="Compact"/>
               <w:jc w:val="left"/>
-              <w:ind w:firstLine="0" w:right="0" w:left="0"/>
-              <w:spacing w:lineRule="auto" w:line="240" w:before="40" w:after="40"/>
+              <w:ind w:left="0" w:right="0" w:firstLine="0"/>
+              <w:spacing w:before="40" w:lineRule="auto" w:line="240" w:after="40"/>
             </w:pPr>
             <w:r>
               <w:rPr>
@@ -4599,8 +4599,8 @@
             <w:pPr>
               <w:pStyle w:val="Compact"/>
               <w:jc w:val="left"/>
-              <w:ind w:firstLine="0" w:right="0" w:left="0"/>
-              <w:spacing w:lineRule="auto" w:line="240" w:before="40" w:after="40"/>
+              <w:ind w:left="0" w:right="0" w:firstLine="0"/>
+              <w:spacing w:before="40" w:lineRule="auto" w:line="240" w:after="40"/>
             </w:pPr>
             <w:r>
               <w:t xml:space="preserve">relation</w:t>
@@ -4613,8 +4613,8 @@
             <w:pPr>
               <w:pStyle w:val="Compact"/>
               <w:jc w:val="left"/>
-              <w:ind w:firstLine="0" w:right="0" w:left="0"/>
-              <w:spacing w:lineRule="auto" w:line="240" w:before="40" w:after="40"/>
+              <w:ind w:left="0" w:right="0" w:firstLine="0"/>
+              <w:spacing w:before="40" w:lineRule="auto" w:line="240" w:after="40"/>
             </w:pPr>
             <w:r>
               <w:t xml:space="preserve">data</w:t>
@@ -4627,8 +4627,8 @@
             <w:pPr>
               <w:pStyle w:val="Compact"/>
               <w:jc w:val="left"/>
-              <w:ind w:firstLine="0" w:right="0" w:left="0"/>
-              <w:spacing w:lineRule="auto" w:line="240" w:before="40" w:after="40"/>
+              <w:ind w:left="0" w:right="0" w:firstLine="0"/>
+              <w:spacing w:before="40" w:lineRule="auto" w:line="240" w:after="40"/>
             </w:pPr>
             <w:r>
               <w:rPr>
@@ -4644,8 +4644,8 @@
             <w:pPr>
               <w:pStyle w:val="Compact"/>
               <w:jc w:val="left"/>
-              <w:ind w:firstLine="0" w:right="0" w:left="0"/>
-              <w:spacing w:lineRule="auto" w:line="240" w:before="40" w:after="40"/>
+              <w:ind w:left="0" w:right="0" w:firstLine="0"/>
+              <w:spacing w:before="40" w:lineRule="auto" w:line="240" w:after="40"/>
             </w:pPr>
             <w:r>
               <w:t xml:space="preserve">ANALYZE, to resolve a link of this relation type (</w:t>
@@ -4740,7 +4740,7 @@
     </w:p>
     <w:p>
       <w:pPr>
-        <w:spacing w:lineRule="exact" w:line="20" w:before="0" w:after="0"/>
+        <w:spacing w:after="0" w:lineRule="exact" w:before="0" w:line="20"/>
         <w:rPr>
           <w:sz w:val="2"/>
         </w:rPr>
@@ -4782,18 +4782,18 @@
         <w:tblLook w:firstRow="1" w:lastRow="0" w:firstColumn="0" w:lastColumn="0" w:noHBand="0" w:noVBand="0" w:val="0020"/>
         <w:jc w:val="start"/>
         <w:tblBorders>
-          <w:top w:color="000000" w:val="single" w:sz="6" w:space="0"/>
-          <w:left w:color="000000" w:val="single" w:sz="6" w:space="0"/>
-          <w:bottom w:color="000000" w:val="single" w:sz="6" w:space="0"/>
-          <w:right w:color="000000" w:val="single" w:sz="6" w:space="0"/>
-          <w:insideH w:color="000000" w:val="single" w:sz="6" w:space="0"/>
-          <w:insideV w:color="000000" w:val="single" w:sz="6" w:space="0"/>
+          <w:top w:color="000000" w:sz="6" w:val="single" w:space="0"/>
+          <w:left w:color="000000" w:sz="6" w:val="single" w:space="0"/>
+          <w:bottom w:color="000000" w:sz="6" w:val="single" w:space="0"/>
+          <w:right w:color="000000" w:sz="6" w:val="single" w:space="0"/>
+          <w:insideH w:color="000000" w:sz="6" w:val="single" w:space="0"/>
+          <w:insideV w:color="000000" w:sz="6" w:val="single" w:space="0"/>
         </w:tblBorders>
         <w:tblCellMar>
-          <w:top w:type="dxa" w:w="57"/>
-          <w:left w:type="dxa" w:w="108"/>
-          <w:bottom w:type="dxa" w:w="57"/>
-          <w:right w:type="dxa" w:w="108"/>
+          <w:top w:w="57" w:type="dxa"/>
+          <w:left w:w="108" w:type="dxa"/>
+          <w:bottom w:w="57" w:type="dxa"/>
+          <w:right w:w="108" w:type="dxa"/>
         </w:tblCellMar>
       </w:tblPr>
       <w:tblGrid>
@@ -4806,14 +4806,14 @@
         </w:trPr>
         <w:tc>
           <w:tcPr>
-            <w:shd w:val="clear" w:color="auto" w:fill="E8E8E8"/>
+            <w:shd w:fill="E8E8E8" w:val="clear" w:color="auto"/>
           </w:tcPr>
           <w:p>
             <w:pPr>
               <w:pStyle w:val="Compact"/>
               <w:jc w:val="left"/>
-              <w:ind w:firstLine="0" w:right="0" w:left="0"/>
-              <w:spacing w:lineRule="auto" w:line="240" w:before="40" w:after="40"/>
+              <w:ind w:left="0" w:right="0" w:firstLine="0"/>
+              <w:spacing w:before="40" w:lineRule="auto" w:line="240" w:after="40"/>
             </w:pPr>
             <w:r>
               <w:rPr>
@@ -4825,14 +4825,14 @@
         </w:tc>
         <w:tc>
           <w:tcPr>
-            <w:shd w:val="clear" w:color="auto" w:fill="E8E8E8"/>
+            <w:shd w:fill="E8E8E8" w:val="clear" w:color="auto"/>
           </w:tcPr>
           <w:p>
             <w:pPr>
               <w:pStyle w:val="Compact"/>
               <w:jc w:val="left"/>
-              <w:ind w:firstLine="0" w:right="0" w:left="0"/>
-              <w:spacing w:lineRule="auto" w:line="240" w:before="40" w:after="40"/>
+              <w:ind w:left="0" w:right="0" w:firstLine="0"/>
+              <w:spacing w:before="40" w:lineRule="auto" w:line="240" w:after="40"/>
             </w:pPr>
             <w:r>
               <w:rPr>
@@ -4850,8 +4850,8 @@
             <w:pPr>
               <w:pStyle w:val="Compact"/>
               <w:jc w:val="left"/>
-              <w:ind w:firstLine="0" w:right="0" w:left="0"/>
-              <w:spacing w:lineRule="auto" w:line="240" w:before="40" w:after="40"/>
+              <w:ind w:left="0" w:right="0" w:firstLine="0"/>
+              <w:spacing w:before="40" w:lineRule="auto" w:line="240" w:after="40"/>
             </w:pPr>
             <w:r>
               <w:rPr>
@@ -4867,8 +4867,8 @@
             <w:pPr>
               <w:pStyle w:val="Compact"/>
               <w:jc w:val="left"/>
-              <w:ind w:firstLine="0" w:right="0" w:left="0"/>
-              <w:spacing w:lineRule="auto" w:line="240" w:before="40" w:after="40"/>
+              <w:ind w:left="0" w:right="0" w:firstLine="0"/>
+              <w:spacing w:before="40" w:lineRule="auto" w:line="240" w:after="40"/>
             </w:pPr>
             <w:r>
               <w:t xml:space="preserve">The hook-specific payload. Examples include an object, float, view parameters, relation target, or analyze-query row.</w:t>
@@ -4883,8 +4883,8 @@
             <w:pPr>
               <w:pStyle w:val="Compact"/>
               <w:jc w:val="left"/>
-              <w:ind w:firstLine="0" w:right="0" w:left="0"/>
-              <w:spacing w:lineRule="auto" w:line="240" w:before="40" w:after="40"/>
+              <w:ind w:left="0" w:right="0" w:firstLine="0"/>
+              <w:spacing w:before="40" w:lineRule="auto" w:line="240" w:after="40"/>
             </w:pPr>
             <w:r>
               <w:rPr>
@@ -4900,8 +4900,8 @@
             <w:pPr>
               <w:pStyle w:val="Compact"/>
               <w:jc w:val="left"/>
-              <w:ind w:firstLine="0" w:right="0" w:left="0"/>
-              <w:spacing w:lineRule="auto" w:line="240" w:before="40" w:after="40"/>
+              <w:ind w:left="0" w:right="0" w:firstLine="0"/>
+              <w:spacing w:before="40" w:lineRule="auto" w:line="240" w:after="40"/>
             </w:pPr>
             <w:r>
               <w:t xml:space="preserve">The</w:t>
@@ -4931,8 +4931,8 @@
             <w:pPr>
               <w:pStyle w:val="Compact"/>
               <w:jc w:val="left"/>
-              <w:ind w:firstLine="0" w:right="0" w:left="0"/>
-              <w:spacing w:lineRule="auto" w:line="240" w:before="40" w:after="40"/>
+              <w:ind w:left="0" w:right="0" w:firstLine="0"/>
+              <w:spacing w:before="40" w:lineRule="auto" w:line="240" w:after="40"/>
             </w:pPr>
             <w:r>
               <w:rPr>
@@ -4948,8 +4948,8 @@
             <w:pPr>
               <w:pStyle w:val="Compact"/>
               <w:jc w:val="left"/>
-              <w:ind w:firstLine="0" w:right="0" w:left="0"/>
-              <w:spacing w:lineRule="auto" w:line="240" w:before="40" w:after="40"/>
+              <w:ind w:left="0" w:right="0" w:firstLine="0"/>
+              <w:spacing w:before="40" w:lineRule="auto" w:line="240" w:after="40"/>
             </w:pPr>
             <w:r>
               <w:t xml:space="preserve">Identifier of the specification being processed. Present on both tiers.</w:t>
@@ -4964,8 +4964,8 @@
             <w:pPr>
               <w:pStyle w:val="Compact"/>
               <w:jc w:val="left"/>
-              <w:ind w:firstLine="0" w:right="0" w:left="0"/>
-              <w:spacing w:lineRule="auto" w:line="240" w:before="40" w:after="40"/>
+              <w:ind w:left="0" w:right="0" w:firstLine="0"/>
+              <w:spacing w:before="40" w:lineRule="auto" w:line="240" w:after="40"/>
             </w:pPr>
             <w:r>
               <w:rPr>
@@ -4981,8 +4981,8 @@
             <w:pPr>
               <w:pStyle w:val="Compact"/>
               <w:jc w:val="left"/>
-              <w:ind w:firstLine="0" w:right="0" w:left="0"/>
-              <w:spacing w:lineRule="auto" w:line="240" w:before="40" w:after="40"/>
+              <w:ind w:left="0" w:right="0" w:firstLine="0"/>
+              <w:spacing w:before="40" w:lineRule="auto" w:line="240" w:after="40"/>
             </w:pPr>
             <w:r>
               <w:t xml:space="preserve">Logger (</w:t>
@@ -5018,8 +5018,8 @@
             <w:pPr>
               <w:pStyle w:val="Compact"/>
               <w:jc w:val="left"/>
-              <w:ind w:firstLine="0" w:right="0" w:left="0"/>
-              <w:spacing w:lineRule="auto" w:line="240" w:before="40" w:after="40"/>
+              <w:ind w:left="0" w:right="0" w:firstLine="0"/>
+              <w:spacing w:before="40" w:lineRule="auto" w:line="240" w:after="40"/>
             </w:pPr>
             <w:r>
               <w:rPr>
@@ -5035,8 +5035,8 @@
             <w:pPr>
               <w:pStyle w:val="Compact"/>
               <w:jc w:val="left"/>
-              <w:ind w:firstLine="0" w:right="0" w:left="0"/>
-              <w:spacing w:lineRule="auto" w:line="240" w:before="40" w:after="40"/>
+              <w:ind w:left="0" w:right="0" w:firstLine="0"/>
+              <w:spacing w:before="40" w:lineRule="auto" w:line="240" w:after="40"/>
             </w:pPr>
             <w:r>
               <w:t xml:space="preserve">The Pandoc module.</w:t>
@@ -5067,8 +5067,8 @@
             <w:pPr>
               <w:pStyle w:val="Compact"/>
               <w:jc w:val="left"/>
-              <w:ind w:firstLine="0" w:right="0" w:left="0"/>
-              <w:spacing w:lineRule="auto" w:line="240" w:before="40" w:after="40"/>
+              <w:ind w:left="0" w:right="0" w:firstLine="0"/>
+              <w:spacing w:before="40" w:lineRule="auto" w:line="240" w:after="40"/>
             </w:pPr>
             <w:r>
               <w:rPr>
@@ -5084,8 +5084,8 @@
             <w:pPr>
               <w:pStyle w:val="Compact"/>
               <w:jc w:val="left"/>
-              <w:ind w:firstLine="0" w:right="0" w:left="0"/>
-              <w:spacing w:lineRule="auto" w:line="240" w:before="40" w:after="40"/>
+              <w:ind w:left="0" w:right="0" w:firstLine="0"/>
+              <w:spacing w:before="40" w:lineRule="auto" w:line="240" w:after="40"/>
             </w:pPr>
             <w:r>
               <w:t xml:space="preserve">Target output format (</w:t>
@@ -5155,8 +5155,8 @@
             <w:pPr>
               <w:pStyle w:val="Compact"/>
               <w:jc w:val="left"/>
-              <w:ind w:firstLine="0" w:right="0" w:left="0"/>
-              <w:spacing w:lineRule="auto" w:line="240" w:before="40" w:after="40"/>
+              <w:ind w:left="0" w:right="0" w:firstLine="0"/>
+              <w:spacing w:before="40" w:lineRule="auto" w:line="240" w:after="40"/>
             </w:pPr>
             <w:r>
               <w:rPr>
@@ -5196,8 +5196,8 @@
             <w:pPr>
               <w:pStyle w:val="Compact"/>
               <w:jc w:val="left"/>
-              <w:ind w:firstLine="0" w:right="0" w:left="0"/>
-              <w:spacing w:lineRule="auto" w:line="240" w:before="40" w:after="40"/>
+              <w:ind w:left="0" w:right="0" w:firstLine="0"/>
+              <w:spacing w:before="40" w:lineRule="auto" w:line="240" w:after="40"/>
             </w:pPr>
             <w:r>
               <w:t xml:space="preserve">Diagnostics sink, model name, and project config. These fields are always in the render tier. A data context contains them when available.</w:t>
@@ -5212,8 +5212,8 @@
             <w:pPr>
               <w:pStyle w:val="Compact"/>
               <w:jc w:val="left"/>
-              <w:ind w:firstLine="0" w:right="0" w:left="0"/>
-              <w:spacing w:lineRule="auto" w:line="240" w:before="40" w:after="40"/>
+              <w:ind w:left="0" w:right="0" w:firstLine="0"/>
+              <w:spacing w:before="40" w:lineRule="auto" w:line="240" w:after="40"/>
             </w:pPr>
             <w:r>
               <w:rPr>
@@ -5229,8 +5229,8 @@
             <w:pPr>
               <w:pStyle w:val="Compact"/>
               <w:jc w:val="left"/>
-              <w:ind w:firstLine="0" w:right="0" w:left="0"/>
-              <w:spacing w:lineRule="auto" w:line="240" w:before="40" w:after="40"/>
+              <w:ind w:left="0" w:right="0" w:firstLine="0"/>
+              <w:spacing w:before="40" w:lineRule="auto" w:line="240" w:after="40"/>
             </w:pPr>
             <w:r>
               <w:t xml:space="preserve">The registry, for cross-hook dispatch (e.g. </w:t>
@@ -5317,7 +5317,7 @@
     </w:p>
     <w:p>
       <w:pPr>
-        <w:spacing w:lineRule="exact" w:line="20" w:before="0" w:after="0"/>
+        <w:spacing w:after="0" w:lineRule="exact" w:before="0" w:line="20"/>
         <w:rPr>
           <w:sz w:val="2"/>
         </w:rPr>
@@ -7593,7 +7593,7 @@
     </w:p>
     <w:p>
       <w:pPr>
-        <w:spacing w:lineRule="exact" w:line="20" w:before="0" w:after="0"/>
+        <w:spacing w:after="0" w:lineRule="exact" w:before="0" w:line="20"/>
         <w:rPr>
           <w:sz w:val="2"/>
         </w:rPr>
@@ -7806,7 +7806,7 @@
     </w:p>
     <w:p>
       <w:pPr>
-        <w:spacing w:lineRule="exact" w:line="20" w:before="0" w:after="0"/>
+        <w:spacing w:after="0" w:lineRule="exact" w:before="0" w:line="20"/>
         <w:rPr>
           <w:sz w:val="2"/>
         </w:rPr>
@@ -8347,7 +8347,7 @@
     </w:p>
     <w:p>
       <w:pPr>
-        <w:spacing w:lineRule="exact" w:line="20" w:before="0" w:after="0"/>
+        <w:spacing w:after="0" w:lineRule="exact" w:before="0" w:line="20"/>
         <w:rPr>
           <w:sz w:val="2"/>
         </w:rPr>
@@ -9374,7 +9374,7 @@
     </w:p>
     <w:p>
       <w:pPr>
-        <w:spacing w:lineRule="exact" w:line="20" w:before="0" w:after="0"/>
+        <w:spacing w:after="0" w:lineRule="exact" w:before="0" w:line="20"/>
         <w:rPr>
           <w:sz w:val="2"/>
         </w:rPr>
@@ -10549,7 +10549,7 @@
     </w:p>
     <w:p>
       <w:pPr>
-        <w:spacing w:lineRule="exact" w:line="20" w:before="0" w:after="0"/>
+        <w:spacing w:after="0" w:lineRule="exact" w:before="0" w:line="20"/>
         <w:rPr>
           <w:sz w:val="2"/>
         </w:rPr>
@@ -12856,7 +12856,7 @@
     </w:p>
     <w:p>
       <w:pPr>
-        <w:spacing w:lineRule="exact" w:line="20" w:before="0" w:after="0"/>
+        <w:spacing w:after="0" w:lineRule="exact" w:before="0" w:line="20"/>
         <w:rPr>
           <w:sz w:val="2"/>
         </w:rPr>
@@ -13305,7 +13305,7 @@
     </w:p>
     <w:p>
       <w:pPr>
-        <w:spacing w:lineRule="exact" w:line="20" w:before="0" w:after="0"/>
+        <w:spacing w:after="0" w:lineRule="exact" w:before="0" w:line="20"/>
         <w:rPr>
           <w:sz w:val="2"/>
         </w:rPr>
@@ -13475,7 +13475,7 @@
     </w:p>
     <w:p>
       <w:pPr>
-        <w:spacing w:lineRule="exact" w:line="20" w:before="0" w:after="0"/>
+        <w:spacing w:after="0" w:lineRule="exact" w:before="0" w:line="20"/>
         <w:rPr>
           <w:sz w:val="2"/>
         </w:rPr>
@@ -14242,7 +14242,7 @@
     </w:p>
     <w:p>
       <w:pPr>
-        <w:spacing w:lineRule="exact" w:line="20" w:before="0" w:after="0"/>
+        <w:spacing w:after="0" w:lineRule="exact" w:before="0" w:line="20"/>
         <w:rPr>
           <w:sz w:val="2"/>
         </w:rPr>
@@ -14284,18 +14284,18 @@
         <w:tblLook w:firstRow="1" w:lastRow="0" w:firstColumn="0" w:lastColumn="0" w:noHBand="0" w:noVBand="0" w:val="0020"/>
         <w:jc w:val="start"/>
         <w:tblBorders>
-          <w:top w:color="000000" w:val="single" w:sz="6" w:space="0"/>
-          <w:left w:color="000000" w:val="single" w:sz="6" w:space="0"/>
-          <w:bottom w:color="000000" w:val="single" w:sz="6" w:space="0"/>
-          <w:right w:color="000000" w:val="single" w:sz="6" w:space="0"/>
-          <w:insideH w:color="000000" w:val="single" w:sz="6" w:space="0"/>
-          <w:insideV w:color="000000" w:val="single" w:sz="6" w:space="0"/>
+          <w:top w:color="000000" w:sz="6" w:val="single" w:space="0"/>
+          <w:left w:color="000000" w:sz="6" w:val="single" w:space="0"/>
+          <w:bottom w:color="000000" w:sz="6" w:val="single" w:space="0"/>
+          <w:right w:color="000000" w:sz="6" w:val="single" w:space="0"/>
+          <w:insideH w:color="000000" w:sz="6" w:val="single" w:space="0"/>
+          <w:insideV w:color="000000" w:sz="6" w:val="single" w:space="0"/>
         </w:tblBorders>
         <w:tblCellMar>
-          <w:top w:type="dxa" w:w="57"/>
-          <w:left w:type="dxa" w:w="108"/>
-          <w:bottom w:type="dxa" w:w="57"/>
-          <w:right w:type="dxa" w:w="108"/>
+          <w:top w:w="57" w:type="dxa"/>
+          <w:left w:w="108" w:type="dxa"/>
+          <w:bottom w:w="57" w:type="dxa"/>
+          <w:right w:w="108" w:type="dxa"/>
         </w:tblCellMar>
       </w:tblPr>
       <w:tblGrid>
@@ -14310,14 +14310,14 @@
         </w:trPr>
         <w:tc>
           <w:tcPr>
-            <w:shd w:val="clear" w:color="auto" w:fill="E8E8E8"/>
+            <w:shd w:fill="E8E8E8" w:val="clear" w:color="auto"/>
           </w:tcPr>
           <w:p>
             <w:pPr>
               <w:pStyle w:val="Compact"/>
               <w:jc w:val="left"/>
-              <w:ind w:firstLine="0" w:right="0" w:left="0"/>
-              <w:spacing w:lineRule="auto" w:line="240" w:before="40" w:after="40"/>
+              <w:ind w:left="0" w:right="0" w:firstLine="0"/>
+              <w:spacing w:before="40" w:lineRule="auto" w:line="240" w:after="40"/>
             </w:pPr>
             <w:r>
               <w:rPr>
@@ -14329,14 +14329,14 @@
         </w:tc>
         <w:tc>
           <w:tcPr>
-            <w:shd w:val="clear" w:color="auto" w:fill="E8E8E8"/>
+            <w:shd w:fill="E8E8E8" w:val="clear" w:color="auto"/>
           </w:tcPr>
           <w:p>
             <w:pPr>
               <w:pStyle w:val="Compact"/>
               <w:jc w:val="left"/>
-              <w:ind w:firstLine="0" w:right="0" w:left="0"/>
-              <w:spacing w:lineRule="auto" w:line="240" w:before="40" w:after="40"/>
+              <w:ind w:left="0" w:right="0" w:firstLine="0"/>
+              <w:spacing w:before="40" w:lineRule="auto" w:line="240" w:after="40"/>
             </w:pPr>
             <w:r>
               <w:rPr>
@@ -14348,14 +14348,14 @@
         </w:tc>
         <w:tc>
           <w:tcPr>
-            <w:shd w:val="clear" w:color="auto" w:fill="E8E8E8"/>
+            <w:shd w:fill="E8E8E8" w:val="clear" w:color="auto"/>
           </w:tcPr>
           <w:p>
             <w:pPr>
               <w:pStyle w:val="Compact"/>
               <w:jc w:val="left"/>
-              <w:ind w:firstLine="0" w:right="0" w:left="0"/>
-              <w:spacing w:lineRule="auto" w:line="240" w:before="40" w:after="40"/>
+              <w:ind w:left="0" w:right="0" w:firstLine="0"/>
+              <w:spacing w:before="40" w:lineRule="auto" w:line="240" w:after="40"/>
             </w:pPr>
             <w:r>
               <w:rPr>
@@ -14367,14 +14367,14 @@
         </w:tc>
         <w:tc>
           <w:tcPr>
-            <w:shd w:val="clear" w:color="auto" w:fill="E8E8E8"/>
+            <w:shd w:fill="E8E8E8" w:val="clear" w:color="auto"/>
           </w:tcPr>
           <w:p>
             <w:pPr>
               <w:pStyle w:val="Compact"/>
               <w:jc w:val="left"/>
-              <w:ind w:firstLine="0" w:right="0" w:left="0"/>
-              <w:spacing w:lineRule="auto" w:line="240" w:before="40" w:after="40"/>
+              <w:ind w:left="0" w:right="0" w:firstLine="0"/>
+              <w:spacing w:before="40" w:lineRule="auto" w:line="240" w:after="40"/>
             </w:pPr>
             <w:r>
               <w:rPr>
@@ -14392,8 +14392,8 @@
             <w:pPr>
               <w:pStyle w:val="Compact"/>
               <w:jc w:val="left"/>
-              <w:ind w:firstLine="0" w:right="0" w:left="0"/>
-              <w:spacing w:lineRule="auto" w:line="240" w:before="40" w:after="40"/>
+              <w:ind w:left="0" w:right="0" w:firstLine="0"/>
+              <w:spacing w:before="40" w:lineRule="auto" w:line="240" w:after="40"/>
             </w:pPr>
             <w:r>
               <w:rPr>
@@ -14409,8 +14409,8 @@
             <w:pPr>
               <w:pStyle w:val="Compact"/>
               <w:jc w:val="left"/>
-              <w:ind w:firstLine="0" w:right="0" w:left="0"/>
-              <w:spacing w:lineRule="auto" w:line="240" w:before="40" w:after="40"/>
+              <w:ind w:left="0" w:right="0" w:firstLine="0"/>
+              <w:spacing w:before="40" w:lineRule="auto" w:line="240" w:after="40"/>
             </w:pPr>
             <w:r>
               <w:t xml:space="preserve">string</w:t>
@@ -14423,8 +14423,8 @@
             <w:pPr>
               <w:pStyle w:val="Compact"/>
               <w:jc w:val="left"/>
-              <w:ind w:firstLine="0" w:right="0" w:left="0"/>
-              <w:spacing w:lineRule="auto" w:line="240" w:before="40" w:after="40"/>
+              <w:ind w:left="0" w:right="0" w:firstLine="0"/>
+              <w:spacing w:before="40" w:lineRule="auto" w:line="240" w:after="40"/>
             </w:pPr>
             <w:r>
               <w:t xml:space="preserve">required</w:t>
@@ -14437,8 +14437,8 @@
             <w:pPr>
               <w:pStyle w:val="Compact"/>
               <w:jc w:val="left"/>
-              <w:ind w:firstLine="0" w:right="0" w:left="0"/>
-              <w:spacing w:lineRule="auto" w:line="240" w:before="40" w:after="40"/>
+              <w:ind w:left="0" w:right="0" w:firstLine="0"/>
+              <w:spacing w:before="40" w:lineRule="auto" w:line="240" w:after="40"/>
             </w:pPr>
             <w:r>
               <w:t xml:space="preserve">Unique identifier (uppercase convention).</w:t>
@@ -14453,8 +14453,8 @@
             <w:pPr>
               <w:pStyle w:val="Compact"/>
               <w:jc w:val="left"/>
-              <w:ind w:firstLine="0" w:right="0" w:left="0"/>
-              <w:spacing w:lineRule="auto" w:line="240" w:before="40" w:after="40"/>
+              <w:ind w:left="0" w:right="0" w:firstLine="0"/>
+              <w:spacing w:before="40" w:lineRule="auto" w:line="240" w:after="40"/>
             </w:pPr>
             <w:r>
               <w:rPr>
@@ -14470,8 +14470,8 @@
             <w:pPr>
               <w:pStyle w:val="Compact"/>
               <w:jc w:val="left"/>
-              <w:ind w:firstLine="0" w:right="0" w:left="0"/>
-              <w:spacing w:lineRule="auto" w:line="240" w:before="40" w:after="40"/>
+              <w:ind w:left="0" w:right="0" w:firstLine="0"/>
+              <w:spacing w:before="40" w:lineRule="auto" w:line="240" w:after="40"/>
             </w:pPr>
             <w:r>
               <w:t xml:space="preserve">string</w:t>
@@ -14484,8 +14484,8 @@
             <w:pPr>
               <w:pStyle w:val="Compact"/>
               <w:jc w:val="left"/>
-              <w:ind w:firstLine="0" w:right="0" w:left="0"/>
-              <w:spacing w:lineRule="auto" w:line="240" w:before="40" w:after="40"/>
+              <w:ind w:left="0" w:right="0" w:firstLine="0"/>
+              <w:spacing w:before="40" w:lineRule="auto" w:line="240" w:after="40"/>
             </w:pPr>
             <w:r>
               <w:t xml:space="preserve">same as</w:t>
@@ -14507,8 +14507,8 @@
             <w:pPr>
               <w:pStyle w:val="Compact"/>
               <w:jc w:val="left"/>
-              <w:ind w:firstLine="0" w:right="0" w:left="0"/>
-              <w:spacing w:lineRule="auto" w:line="240" w:before="40" w:after="40"/>
+              <w:ind w:left="0" w:right="0" w:firstLine="0"/>
+              <w:spacing w:before="40" w:lineRule="auto" w:line="240" w:after="40"/>
             </w:pPr>
             <w:r>
               <w:t xml:space="preserve">Human-readable name.</w:t>
@@ -14523,8 +14523,8 @@
             <w:pPr>
               <w:pStyle w:val="Compact"/>
               <w:jc w:val="left"/>
-              <w:ind w:firstLine="0" w:right="0" w:left="0"/>
-              <w:spacing w:lineRule="auto" w:line="240" w:before="40" w:after="40"/>
+              <w:ind w:left="0" w:right="0" w:firstLine="0"/>
+              <w:spacing w:before="40" w:lineRule="auto" w:line="240" w:after="40"/>
             </w:pPr>
             <w:r>
               <w:rPr>
@@ -14540,8 +14540,8 @@
             <w:pPr>
               <w:pStyle w:val="Compact"/>
               <w:jc w:val="left"/>
-              <w:ind w:firstLine="0" w:right="0" w:left="0"/>
-              <w:spacing w:lineRule="auto" w:line="240" w:before="40" w:after="40"/>
+              <w:ind w:left="0" w:right="0" w:firstLine="0"/>
+              <w:spacing w:before="40" w:lineRule="auto" w:line="240" w:after="40"/>
             </w:pPr>
             <w:r>
               <w:t xml:space="preserve">string</w:t>
@@ -14554,8 +14554,8 @@
             <w:pPr>
               <w:pStyle w:val="Compact"/>
               <w:jc w:val="left"/>
-              <w:ind w:firstLine="0" w:right="0" w:left="0"/>
-              <w:spacing w:lineRule="auto" w:line="240" w:before="40" w:after="40"/>
+              <w:ind w:left="0" w:right="0" w:firstLine="0"/>
+              <w:spacing w:before="40" w:lineRule="auto" w:line="240" w:after="40"/>
             </w:pPr>
             <w:r>
               <w:rPr>
@@ -14571,8 +14571,8 @@
             <w:pPr>
               <w:pStyle w:val="Compact"/>
               <w:jc w:val="left"/>
-              <w:ind w:firstLine="0" w:right="0" w:left="0"/>
-              <w:spacing w:lineRule="auto" w:line="240" w:before="40" w:after="40"/>
+              <w:ind w:left="0" w:right="0" w:firstLine="0"/>
+              <w:spacing w:before="40" w:lineRule="auto" w:line="240" w:after="40"/>
             </w:pPr>
             <w:r>
               <w:t xml:space="preserve">Description text.</w:t>
@@ -14587,8 +14587,8 @@
             <w:pPr>
               <w:pStyle w:val="Compact"/>
               <w:jc w:val="left"/>
-              <w:ind w:firstLine="0" w:right="0" w:left="0"/>
-              <w:spacing w:lineRule="auto" w:line="240" w:before="40" w:after="40"/>
+              <w:ind w:left="0" w:right="0" w:firstLine="0"/>
+              <w:spacing w:before="40" w:lineRule="auto" w:line="240" w:after="40"/>
             </w:pPr>
             <w:r>
               <w:rPr>
@@ -14604,8 +14604,8 @@
             <w:pPr>
               <w:pStyle w:val="Compact"/>
               <w:jc w:val="left"/>
-              <w:ind w:firstLine="0" w:right="0" w:left="0"/>
-              <w:spacing w:lineRule="auto" w:line="240" w:before="40" w:after="40"/>
+              <w:ind w:left="0" w:right="0" w:firstLine="0"/>
+              <w:spacing w:before="40" w:lineRule="auto" w:line="240" w:after="40"/>
             </w:pPr>
             <w:r>
               <w:t xml:space="preserve">string</w:t>
@@ -14618,8 +14618,8 @@
             <w:pPr>
               <w:pStyle w:val="Compact"/>
               <w:jc w:val="left"/>
-              <w:ind w:firstLine="0" w:right="0" w:left="0"/>
-              <w:spacing w:lineRule="auto" w:line="240" w:before="40" w:after="40"/>
+              <w:ind w:left="0" w:right="0" w:firstLine="0"/>
+              <w:spacing w:before="40" w:lineRule="auto" w:line="240" w:after="40"/>
             </w:pPr>
             <w:r>
               <w:t xml:space="preserve">nil</w:t>
@@ -14632,8 +14632,8 @@
             <w:pPr>
               <w:pStyle w:val="Compact"/>
               <w:jc w:val="left"/>
-              <w:ind w:firstLine="0" w:right="0" w:left="0"/>
-              <w:spacing w:lineRule="auto" w:line="240" w:before="40" w:after="40"/>
+              <w:ind w:left="0" w:right="0" w:firstLine="0"/>
+              <w:spacing w:before="40" w:lineRule="auto" w:line="240" w:after="40"/>
             </w:pPr>
             <w:r>
               <w:t xml:space="preserve">Base type for attribute + hook inheritance (e.g. </w:t>
@@ -14657,8 +14657,8 @@
             <w:pPr>
               <w:pStyle w:val="Compact"/>
               <w:jc w:val="left"/>
-              <w:ind w:firstLine="0" w:right="0" w:left="0"/>
-              <w:spacing w:lineRule="auto" w:line="240" w:before="40" w:after="40"/>
+              <w:ind w:left="0" w:right="0" w:firstLine="0"/>
+              <w:spacing w:before="40" w:lineRule="auto" w:line="240" w:after="40"/>
             </w:pPr>
             <w:r>
               <w:rPr>
@@ -14674,8 +14674,8 @@
             <w:pPr>
               <w:pStyle w:val="Compact"/>
               <w:jc w:val="left"/>
-              <w:ind w:firstLine="0" w:right="0" w:left="0"/>
-              <w:spacing w:lineRule="auto" w:line="240" w:before="40" w:after="40"/>
+              <w:ind w:left="0" w:right="0" w:firstLine="0"/>
+              <w:spacing w:before="40" w:lineRule="auto" w:line="240" w:after="40"/>
             </w:pPr>
             <w:r>
               <w:t xml:space="preserve">boolean</w:t>
@@ -14688,8 +14688,8 @@
             <w:pPr>
               <w:pStyle w:val="Compact"/>
               <w:jc w:val="left"/>
-              <w:ind w:firstLine="0" w:right="0" w:left="0"/>
-              <w:spacing w:lineRule="auto" w:line="240" w:before="40" w:after="40"/>
+              <w:ind w:left="0" w:right="0" w:firstLine="0"/>
+              <w:spacing w:before="40" w:lineRule="auto" w:line="240" w:after="40"/>
             </w:pPr>
             <w:r>
               <w:t xml:space="preserve">false</w:t>
@@ -14702,8 +14702,8 @@
             <w:pPr>
               <w:pStyle w:val="Compact"/>
               <w:jc w:val="left"/>
-              <w:ind w:firstLine="0" w:right="0" w:left="0"/>
-              <w:spacing w:lineRule="auto" w:line="240" w:before="40" w:after="40"/>
+              <w:ind w:left="0" w:right="0" w:firstLine="0"/>
+              <w:spacing w:before="40" w:lineRule="auto" w:line="240" w:after="40"/>
             </w:pPr>
             <w:r>
               <w:t xml:space="preserve">Headers without an explicit type match this type.</w:t>
@@ -14718,8 +14718,8 @@
             <w:pPr>
               <w:pStyle w:val="Compact"/>
               <w:jc w:val="left"/>
-              <w:ind w:firstLine="0" w:right="0" w:left="0"/>
-              <w:spacing w:lineRule="auto" w:line="240" w:before="40" w:after="40"/>
+              <w:ind w:left="0" w:right="0" w:firstLine="0"/>
+              <w:spacing w:before="40" w:lineRule="auto" w:line="240" w:after="40"/>
             </w:pPr>
             <w:r>
               <w:rPr>
@@ -14735,8 +14735,8 @@
             <w:pPr>
               <w:pStyle w:val="Compact"/>
               <w:jc w:val="left"/>
-              <w:ind w:firstLine="0" w:right="0" w:left="0"/>
-              <w:spacing w:lineRule="auto" w:line="240" w:before="40" w:after="40"/>
+              <w:ind w:left="0" w:right="0" w:firstLine="0"/>
+              <w:spacing w:before="40" w:lineRule="auto" w:line="240" w:after="40"/>
             </w:pPr>
             <w:r>
               <w:t xml:space="preserve">boolean</w:t>
@@ -14749,8 +14749,8 @@
             <w:pPr>
               <w:pStyle w:val="Compact"/>
               <w:jc w:val="left"/>
-              <w:ind w:firstLine="0" w:right="0" w:left="0"/>
-              <w:spacing w:lineRule="auto" w:line="240" w:before="40" w:after="40"/>
+              <w:ind w:left="0" w:right="0" w:firstLine="0"/>
+              <w:spacing w:before="40" w:lineRule="auto" w:line="240" w:after="40"/>
             </w:pPr>
             <w:r>
               <w:t xml:space="preserve">false</w:t>
@@ -14763,8 +14763,8 @@
             <w:pPr>
               <w:pStyle w:val="Compact"/>
               <w:jc w:val="left"/>
-              <w:ind w:firstLine="0" w:right="0" w:left="0"/>
-              <w:spacing w:lineRule="auto" w:line="240" w:before="40" w:after="40"/>
+              <w:ind w:left="0" w:right="0" w:firstLine="0"/>
+              <w:spacing w:before="40" w:lineRule="auto" w:line="240" w:after="40"/>
             </w:pPr>
             <w:r>
               <w:t xml:space="preserve">Hierarchical object (contains children with their own PIDs).</w:t>
@@ -14779,8 +14779,8 @@
             <w:pPr>
               <w:pStyle w:val="Compact"/>
               <w:jc w:val="left"/>
-              <w:ind w:firstLine="0" w:right="0" w:left="0"/>
-              <w:spacing w:lineRule="auto" w:line="240" w:before="40" w:after="40"/>
+              <w:ind w:left="0" w:right="0" w:firstLine="0"/>
+              <w:spacing w:before="40" w:lineRule="auto" w:line="240" w:after="40"/>
             </w:pPr>
             <w:r>
               <w:rPr>
@@ -14796,8 +14796,8 @@
             <w:pPr>
               <w:pStyle w:val="Compact"/>
               <w:jc w:val="left"/>
-              <w:ind w:firstLine="0" w:right="0" w:left="0"/>
-              <w:spacing w:lineRule="auto" w:line="240" w:before="40" w:after="40"/>
+              <w:ind w:left="0" w:right="0" w:firstLine="0"/>
+              <w:spacing w:before="40" w:lineRule="auto" w:line="240" w:after="40"/>
             </w:pPr>
             <w:r>
               <w:t xml:space="preserve">boolean</w:t>
@@ -14810,8 +14810,8 @@
             <w:pPr>
               <w:pStyle w:val="Compact"/>
               <w:jc w:val="left"/>
-              <w:ind w:firstLine="0" w:right="0" w:left="0"/>
-              <w:spacing w:lineRule="auto" w:line="240" w:before="40" w:after="40"/>
+              <w:ind w:left="0" w:right="0" w:firstLine="0"/>
+              <w:spacing w:before="40" w:lineRule="auto" w:line="240" w:after="40"/>
             </w:pPr>
             <w:r>
               <w:t xml:space="preserve">false</w:t>
@@ -14824,8 +14824,8 @@
             <w:pPr>
               <w:pStyle w:val="Compact"/>
               <w:jc w:val="left"/>
-              <w:ind w:firstLine="0" w:right="0" w:left="0"/>
-              <w:spacing w:lineRule="auto" w:line="240" w:before="40" w:after="40"/>
+              <w:ind w:left="0" w:right="0" w:firstLine="0"/>
+              <w:spacing w:before="40" w:lineRule="auto" w:line="240" w:after="40"/>
             </w:pPr>
             <w:r>
               <w:t xml:space="preserve">The specification must contain at least one object of this type.</w:t>
@@ -14840,8 +14840,8 @@
             <w:pPr>
               <w:pStyle w:val="Compact"/>
               <w:jc w:val="left"/>
-              <w:ind w:firstLine="0" w:right="0" w:left="0"/>
-              <w:spacing w:lineRule="auto" w:line="240" w:before="40" w:after="40"/>
+              <w:ind w:left="0" w:right="0" w:firstLine="0"/>
+              <w:spacing w:before="40" w:lineRule="auto" w:line="240" w:after="40"/>
             </w:pPr>
             <w:r>
               <w:rPr>
@@ -14857,8 +14857,8 @@
             <w:pPr>
               <w:pStyle w:val="Compact"/>
               <w:jc w:val="left"/>
-              <w:ind w:firstLine="0" w:right="0" w:left="0"/>
-              <w:spacing w:lineRule="auto" w:line="240" w:before="40" w:after="40"/>
+              <w:ind w:left="0" w:right="0" w:firstLine="0"/>
+              <w:spacing w:before="40" w:lineRule="auto" w:line="240" w:after="40"/>
             </w:pPr>
             <w:r>
               <w:t xml:space="preserve">string</w:t>
@@ -14871,8 +14871,8 @@
             <w:pPr>
               <w:pStyle w:val="Compact"/>
               <w:jc w:val="left"/>
-              <w:ind w:firstLine="0" w:right="0" w:left="0"/>
-              <w:spacing w:lineRule="auto" w:line="240" w:before="40" w:after="40"/>
+              <w:ind w:left="0" w:right="0" w:firstLine="0"/>
+              <w:spacing w:before="40" w:lineRule="auto" w:line="240" w:after="40"/>
             </w:pPr>
             <w:r>
               <w:t xml:space="preserve">nil</w:t>
@@ -14885,8 +14885,8 @@
             <w:pPr>
               <w:pStyle w:val="Compact"/>
               <w:jc w:val="left"/>
-              <w:ind w:firstLine="0" w:right="0" w:left="0"/>
-              <w:spacing w:lineRule="auto" w:line="240" w:before="40" w:after="40"/>
+              <w:ind w:left="0" w:right="0" w:firstLine="0"/>
+              <w:spacing w:before="40" w:lineRule="auto" w:line="240" w:after="40"/>
             </w:pPr>
             <w:r>
               <w:t xml:space="preserve">Prefix for auto-generated PIDs.</w:t>
@@ -14901,8 +14901,8 @@
             <w:pPr>
               <w:pStyle w:val="Compact"/>
               <w:jc w:val="left"/>
-              <w:ind w:firstLine="0" w:right="0" w:left="0"/>
-              <w:spacing w:lineRule="auto" w:line="240" w:before="40" w:after="40"/>
+              <w:ind w:left="0" w:right="0" w:firstLine="0"/>
+              <w:spacing w:before="40" w:lineRule="auto" w:line="240" w:after="40"/>
             </w:pPr>
             <w:r>
               <w:rPr>
@@ -14918,8 +14918,8 @@
             <w:pPr>
               <w:pStyle w:val="Compact"/>
               <w:jc w:val="left"/>
-              <w:ind w:firstLine="0" w:right="0" w:left="0"/>
-              <w:spacing w:lineRule="auto" w:line="240" w:before="40" w:after="40"/>
+              <w:ind w:left="0" w:right="0" w:firstLine="0"/>
+              <w:spacing w:before="40" w:lineRule="auto" w:line="240" w:after="40"/>
             </w:pPr>
             <w:r>
               <w:t xml:space="preserve">string</w:t>
@@ -14932,8 +14932,8 @@
             <w:pPr>
               <w:pStyle w:val="Compact"/>
               <w:jc w:val="left"/>
-              <w:ind w:firstLine="0" w:right="0" w:left="0"/>
-              <w:spacing w:lineRule="auto" w:line="240" w:before="40" w:after="40"/>
+              <w:ind w:left="0" w:right="0" w:firstLine="0"/>
+              <w:spacing w:before="40" w:lineRule="auto" w:line="240" w:after="40"/>
             </w:pPr>
             <w:r>
               <w:t xml:space="preserve">nil</w:t>
@@ -14946,8 +14946,8 @@
             <w:pPr>
               <w:pStyle w:val="Compact"/>
               <w:jc w:val="left"/>
-              <w:ind w:firstLine="0" w:right="0" w:left="0"/>
-              <w:spacing w:lineRule="auto" w:line="240" w:before="40" w:after="40"/>
+              <w:ind w:left="0" w:right="0" w:firstLine="0"/>
+              <w:spacing w:before="40" w:lineRule="auto" w:line="240" w:after="40"/>
             </w:pPr>
             <w:r>
               <w:t xml:space="preserve">Printf format (e.g. </w:t>
@@ -14971,8 +14971,8 @@
             <w:pPr>
               <w:pStyle w:val="Compact"/>
               <w:jc w:val="left"/>
-              <w:ind w:firstLine="0" w:right="0" w:left="0"/>
-              <w:spacing w:lineRule="auto" w:line="240" w:before="40" w:after="40"/>
+              <w:ind w:left="0" w:right="0" w:firstLine="0"/>
+              <w:spacing w:before="40" w:lineRule="auto" w:line="240" w:after="40"/>
             </w:pPr>
             <w:r>
               <w:rPr>
@@ -14988,8 +14988,8 @@
             <w:pPr>
               <w:pStyle w:val="Compact"/>
               <w:jc w:val="left"/>
-              <w:ind w:firstLine="0" w:right="0" w:left="0"/>
-              <w:spacing w:lineRule="auto" w:line="240" w:before="40" w:after="40"/>
+              <w:ind w:left="0" w:right="0" w:firstLine="0"/>
+              <w:spacing w:before="40" w:lineRule="auto" w:line="240" w:after="40"/>
             </w:pPr>
             <w:r>
               <w:t xml:space="preserve">list</w:t>
@@ -15002,8 +15002,8 @@
             <w:pPr>
               <w:pStyle w:val="Compact"/>
               <w:jc w:val="left"/>
-              <w:ind w:firstLine="0" w:right="0" w:left="0"/>
-              <w:spacing w:lineRule="auto" w:line="240" w:before="40" w:after="40"/>
+              <w:ind w:left="0" w:right="0" w:firstLine="0"/>
+              <w:spacing w:before="40" w:lineRule="auto" w:line="240" w:after="40"/>
             </w:pPr>
             <w:r>
               <w:t xml:space="preserve">nil</w:t>
@@ -15016,8 +15016,8 @@
             <w:pPr>
               <w:pStyle w:val="Compact"/>
               <w:jc w:val="left"/>
-              <w:ind w:firstLine="0" w:right="0" w:left="0"/>
-              <w:spacing w:lineRule="auto" w:line="240" w:before="40" w:after="40"/>
+              <w:ind w:left="0" w:right="0" w:firstLine="0"/>
+              <w:spacing w:before="40" w:lineRule="auto" w:line="240" w:after="40"/>
             </w:pPr>
             <w:r>
               <w:t xml:space="preserve">Alternative identifiers for syntax matching.</w:t>
@@ -15032,8 +15032,8 @@
             <w:pPr>
               <w:pStyle w:val="Compact"/>
               <w:jc w:val="left"/>
-              <w:ind w:firstLine="0" w:right="0" w:left="0"/>
-              <w:spacing w:lineRule="auto" w:line="240" w:before="40" w:after="40"/>
+              <w:ind w:left="0" w:right="0" w:firstLine="0"/>
+              <w:spacing w:before="40" w:lineRule="auto" w:line="240" w:after="40"/>
             </w:pPr>
             <w:r>
               <w:rPr>
@@ -15049,8 +15049,8 @@
             <w:pPr>
               <w:pStyle w:val="Compact"/>
               <w:jc w:val="left"/>
-              <w:ind w:firstLine="0" w:right="0" w:left="0"/>
-              <w:spacing w:lineRule="auto" w:line="240" w:before="40" w:after="40"/>
+              <w:ind w:left="0" w:right="0" w:firstLine="0"/>
+              <w:spacing w:before="40" w:lineRule="auto" w:line="240" w:after="40"/>
             </w:pPr>
             <w:r>
               <w:t xml:space="preserve">list</w:t>
@@ -15063,8 +15063,8 @@
             <w:pPr>
               <w:pStyle w:val="Compact"/>
               <w:jc w:val="left"/>
-              <w:ind w:firstLine="0" w:right="0" w:left="0"/>
-              <w:spacing w:lineRule="auto" w:line="240" w:before="40" w:after="40"/>
+              <w:ind w:left="0" w:right="0" w:firstLine="0"/>
+              <w:spacing w:before="40" w:lineRule="auto" w:line="240" w:after="40"/>
             </w:pPr>
             <w:r>
               <w:t xml:space="preserve">nil</w:t>
@@ -15077,8 +15077,8 @@
             <w:pPr>
               <w:pStyle w:val="Compact"/>
               <w:jc w:val="left"/>
-              <w:ind w:firstLine="0" w:right="0" w:left="0"/>
-              <w:spacing w:lineRule="auto" w:line="240" w:before="40" w:after="40"/>
+              <w:ind w:left="0" w:right="0" w:firstLine="0"/>
+              <w:spacing w:before="40" w:lineRule="auto" w:line="240" w:after="40"/>
             </w:pPr>
             <w:r>
               <w:t xml:space="preserve">Titles that auto-resolve to this type (e.g. </w:t>
@@ -15117,8 +15117,8 @@
             <w:pPr>
               <w:pStyle w:val="Compact"/>
               <w:jc w:val="left"/>
-              <w:ind w:firstLine="0" w:right="0" w:left="0"/>
-              <w:spacing w:lineRule="auto" w:line="240" w:before="40" w:after="40"/>
+              <w:ind w:left="0" w:right="0" w:firstLine="0"/>
+              <w:spacing w:before="40" w:lineRule="auto" w:line="240" w:after="40"/>
             </w:pPr>
             <w:r>
               <w:rPr>
@@ -15134,8 +15134,8 @@
             <w:pPr>
               <w:pStyle w:val="Compact"/>
               <w:jc w:val="left"/>
-              <w:ind w:firstLine="0" w:right="0" w:left="0"/>
-              <w:spacing w:lineRule="auto" w:line="240" w:before="40" w:after="40"/>
+              <w:ind w:left="0" w:right="0" w:firstLine="0"/>
+              <w:spacing w:before="40" w:lineRule="auto" w:line="240" w:after="40"/>
             </w:pPr>
             <w:r>
               <w:t xml:space="preserve">list</w:t>
@@ -15148,8 +15148,8 @@
             <w:pPr>
               <w:pStyle w:val="Compact"/>
               <w:jc w:val="left"/>
-              <w:ind w:firstLine="0" w:right="0" w:left="0"/>
-              <w:spacing w:lineRule="auto" w:line="240" w:before="40" w:after="40"/>
+              <w:ind w:left="0" w:right="0" w:firstLine="0"/>
+              <w:spacing w:before="40" w:lineRule="auto" w:line="240" w:after="40"/>
             </w:pPr>
             <w:r>
               <w:t xml:space="preserve">nil</w:t>
@@ -15162,8 +15162,8 @@
             <w:pPr>
               <w:pStyle w:val="Compact"/>
               <w:jc w:val="left"/>
-              <w:ind w:firstLine="0" w:right="0" w:left="0"/>
-              <w:spacing w:lineRule="auto" w:line="240" w:before="40" w:after="40"/>
+              <w:ind w:left="0" w:right="0" w:firstLine="0"/>
+              <w:spacing w:before="40" w:lineRule="auto" w:line="240" w:after="40"/>
             </w:pPr>
             <w:r>
               <w:t xml:space="preserve">Attribute definitions (see below).</w:t>
@@ -15188,7 +15188,7 @@
     </w:p>
     <w:p>
       <w:pPr>
-        <w:spacing w:lineRule="exact" w:line="20" w:before="0" w:after="0"/>
+        <w:spacing w:after="0" w:lineRule="exact" w:before="0" w:line="20"/>
         <w:rPr>
           <w:sz w:val="2"/>
         </w:rPr>
@@ -15230,18 +15230,18 @@
         <w:tblLook w:firstRow="1" w:lastRow="0" w:firstColumn="0" w:lastColumn="0" w:noHBand="0" w:noVBand="0" w:val="0020"/>
         <w:jc w:val="start"/>
         <w:tblBorders>
-          <w:top w:color="000000" w:val="single" w:sz="6" w:space="0"/>
-          <w:left w:color="000000" w:val="single" w:sz="6" w:space="0"/>
-          <w:bottom w:color="000000" w:val="single" w:sz="6" w:space="0"/>
-          <w:right w:color="000000" w:val="single" w:sz="6" w:space="0"/>
-          <w:insideH w:color="000000" w:val="single" w:sz="6" w:space="0"/>
-          <w:insideV w:color="000000" w:val="single" w:sz="6" w:space="0"/>
+          <w:top w:color="000000" w:sz="6" w:val="single" w:space="0"/>
+          <w:left w:color="000000" w:sz="6" w:val="single" w:space="0"/>
+          <w:bottom w:color="000000" w:sz="6" w:val="single" w:space="0"/>
+          <w:right w:color="000000" w:sz="6" w:val="single" w:space="0"/>
+          <w:insideH w:color="000000" w:sz="6" w:val="single" w:space="0"/>
+          <w:insideV w:color="000000" w:sz="6" w:val="single" w:space="0"/>
         </w:tblBorders>
         <w:tblCellMar>
-          <w:top w:type="dxa" w:w="57"/>
-          <w:left w:type="dxa" w:w="108"/>
-          <w:bottom w:type="dxa" w:w="57"/>
-          <w:right w:type="dxa" w:w="108"/>
+          <w:top w:w="57" w:type="dxa"/>
+          <w:left w:w="108" w:type="dxa"/>
+          <w:bottom w:w="57" w:type="dxa"/>
+          <w:right w:w="108" w:type="dxa"/>
         </w:tblCellMar>
       </w:tblPr>
       <w:tblGrid>
@@ -15256,14 +15256,14 @@
         </w:trPr>
         <w:tc>
           <w:tcPr>
-            <w:shd w:val="clear" w:color="auto" w:fill="E8E8E8"/>
+            <w:shd w:fill="E8E8E8" w:val="clear" w:color="auto"/>
           </w:tcPr>
           <w:p>
             <w:pPr>
               <w:pStyle w:val="Compact"/>
               <w:jc w:val="left"/>
-              <w:ind w:firstLine="0" w:right="0" w:left="0"/>
-              <w:spacing w:lineRule="auto" w:line="240" w:before="40" w:after="40"/>
+              <w:ind w:left="0" w:right="0" w:firstLine="0"/>
+              <w:spacing w:before="40" w:lineRule="auto" w:line="240" w:after="40"/>
             </w:pPr>
             <w:r>
               <w:rPr>
@@ -15275,14 +15275,14 @@
         </w:tc>
         <w:tc>
           <w:tcPr>
-            <w:shd w:val="clear" w:color="auto" w:fill="E8E8E8"/>
+            <w:shd w:fill="E8E8E8" w:val="clear" w:color="auto"/>
           </w:tcPr>
           <w:p>
             <w:pPr>
               <w:pStyle w:val="Compact"/>
               <w:jc w:val="left"/>
-              <w:ind w:firstLine="0" w:right="0" w:left="0"/>
-              <w:spacing w:lineRule="auto" w:line="240" w:before="40" w:after="40"/>
+              <w:ind w:left="0" w:right="0" w:firstLine="0"/>
+              <w:spacing w:before="40" w:lineRule="auto" w:line="240" w:after="40"/>
             </w:pPr>
             <w:r>
               <w:rPr>
@@ -15294,14 +15294,14 @@
         </w:tc>
         <w:tc>
           <w:tcPr>
-            <w:shd w:val="clear" w:color="auto" w:fill="E8E8E8"/>
+            <w:shd w:fill="E8E8E8" w:val="clear" w:color="auto"/>
           </w:tcPr>
           <w:p>
             <w:pPr>
               <w:pStyle w:val="Compact"/>
               <w:jc w:val="left"/>
-              <w:ind w:firstLine="0" w:right="0" w:left="0"/>
-              <w:spacing w:lineRule="auto" w:line="240" w:before="40" w:after="40"/>
+              <w:ind w:left="0" w:right="0" w:firstLine="0"/>
+              <w:spacing w:before="40" w:lineRule="auto" w:line="240" w:after="40"/>
             </w:pPr>
             <w:r>
               <w:rPr>
@@ -15313,14 +15313,14 @@
         </w:tc>
         <w:tc>
           <w:tcPr>
-            <w:shd w:val="clear" w:color="auto" w:fill="E8E8E8"/>
+            <w:shd w:fill="E8E8E8" w:val="clear" w:color="auto"/>
           </w:tcPr>
           <w:p>
             <w:pPr>
               <w:pStyle w:val="Compact"/>
               <w:jc w:val="left"/>
-              <w:ind w:firstLine="0" w:right="0" w:left="0"/>
-              <w:spacing w:lineRule="auto" w:line="240" w:before="40" w:after="40"/>
+              <w:ind w:left="0" w:right="0" w:firstLine="0"/>
+              <w:spacing w:before="40" w:lineRule="auto" w:line="240" w:after="40"/>
             </w:pPr>
             <w:r>
               <w:rPr>
@@ -15338,8 +15338,8 @@
             <w:pPr>
               <w:pStyle w:val="Compact"/>
               <w:jc w:val="left"/>
-              <w:ind w:firstLine="0" w:right="0" w:left="0"/>
-              <w:spacing w:lineRule="auto" w:line="240" w:before="40" w:after="40"/>
+              <w:ind w:left="0" w:right="0" w:firstLine="0"/>
+              <w:spacing w:before="40" w:lineRule="auto" w:line="240" w:after="40"/>
             </w:pPr>
             <w:r>
               <w:rPr>
@@ -15355,8 +15355,8 @@
             <w:pPr>
               <w:pStyle w:val="Compact"/>
               <w:jc w:val="left"/>
-              <w:ind w:firstLine="0" w:right="0" w:left="0"/>
-              <w:spacing w:lineRule="auto" w:line="240" w:before="40" w:after="40"/>
+              <w:ind w:left="0" w:right="0" w:firstLine="0"/>
+              <w:spacing w:before="40" w:lineRule="auto" w:line="240" w:after="40"/>
             </w:pPr>
             <w:r>
               <w:t xml:space="preserve">string</w:t>
@@ -15369,8 +15369,8 @@
             <w:pPr>
               <w:pStyle w:val="Compact"/>
               <w:jc w:val="left"/>
-              <w:ind w:firstLine="0" w:right="0" w:left="0"/>
-              <w:spacing w:lineRule="auto" w:line="240" w:before="40" w:after="40"/>
+              <w:ind w:left="0" w:right="0" w:firstLine="0"/>
+              <w:spacing w:before="40" w:lineRule="auto" w:line="240" w:after="40"/>
             </w:pPr>
             <w:r>
               <w:t xml:space="preserve">required</w:t>
@@ -15383,8 +15383,8 @@
             <w:pPr>
               <w:pStyle w:val="Compact"/>
               <w:jc w:val="left"/>
-              <w:ind w:firstLine="0" w:right="0" w:left="0"/>
-              <w:spacing w:lineRule="auto" w:line="240" w:before="40" w:after="40"/>
+              <w:ind w:left="0" w:right="0" w:firstLine="0"/>
+              <w:spacing w:before="40" w:lineRule="auto" w:line="240" w:after="40"/>
             </w:pPr>
             <w:r>
               <w:t xml:space="preserve">Attribute identifier.</w:t>
@@ -15399,8 +15399,8 @@
             <w:pPr>
               <w:pStyle w:val="Compact"/>
               <w:jc w:val="left"/>
-              <w:ind w:firstLine="0" w:right="0" w:left="0"/>
-              <w:spacing w:lineRule="auto" w:line="240" w:before="40" w:after="40"/>
+              <w:ind w:left="0" w:right="0" w:firstLine="0"/>
+              <w:spacing w:before="40" w:lineRule="auto" w:line="240" w:after="40"/>
             </w:pPr>
             <w:r>
               <w:rPr>
@@ -15416,8 +15416,8 @@
             <w:pPr>
               <w:pStyle w:val="Compact"/>
               <w:jc w:val="left"/>
-              <w:ind w:firstLine="0" w:right="0" w:left="0"/>
-              <w:spacing w:lineRule="auto" w:line="240" w:before="40" w:after="40"/>
+              <w:ind w:left="0" w:right="0" w:firstLine="0"/>
+              <w:spacing w:before="40" w:lineRule="auto" w:line="240" w:after="40"/>
             </w:pPr>
             <w:r>
               <w:t xml:space="preserve">string</w:t>
@@ -15430,8 +15430,8 @@
             <w:pPr>
               <w:pStyle w:val="Compact"/>
               <w:jc w:val="left"/>
-              <w:ind w:firstLine="0" w:right="0" w:left="0"/>
-              <w:spacing w:lineRule="auto" w:line="240" w:before="40" w:after="40"/>
+              <w:ind w:left="0" w:right="0" w:firstLine="0"/>
+              <w:spacing w:before="40" w:lineRule="auto" w:line="240" w:after="40"/>
             </w:pPr>
             <w:r>
               <w:rPr>
@@ -15447,8 +15447,8 @@
             <w:pPr>
               <w:pStyle w:val="Compact"/>
               <w:jc w:val="left"/>
-              <w:ind w:firstLine="0" w:right="0" w:left="0"/>
-              <w:spacing w:lineRule="auto" w:line="240" w:before="40" w:after="40"/>
+              <w:ind w:left="0" w:right="0" w:firstLine="0"/>
+              <w:spacing w:before="40" w:lineRule="auto" w:line="240" w:after="40"/>
             </w:pPr>
             <w:r>
               <w:t xml:space="preserve">One of:</w:t>
@@ -15562,8 +15562,8 @@
             <w:pPr>
               <w:pStyle w:val="Compact"/>
               <w:jc w:val="left"/>
-              <w:ind w:firstLine="0" w:right="0" w:left="0"/>
-              <w:spacing w:lineRule="auto" w:line="240" w:before="40" w:after="40"/>
+              <w:ind w:left="0" w:right="0" w:firstLine="0"/>
+              <w:spacing w:before="40" w:lineRule="auto" w:line="240" w:after="40"/>
             </w:pPr>
             <w:r>
               <w:rPr>
@@ -15579,8 +15579,8 @@
             <w:pPr>
               <w:pStyle w:val="Compact"/>
               <w:jc w:val="left"/>
-              <w:ind w:firstLine="0" w:right="0" w:left="0"/>
-              <w:spacing w:lineRule="auto" w:line="240" w:before="40" w:after="40"/>
+              <w:ind w:left="0" w:right="0" w:firstLine="0"/>
+              <w:spacing w:before="40" w:lineRule="auto" w:line="240" w:after="40"/>
             </w:pPr>
             <w:r>
               <w:t xml:space="preserve">integer</w:t>
@@ -15593,8 +15593,8 @@
             <w:pPr>
               <w:pStyle w:val="Compact"/>
               <w:jc w:val="left"/>
-              <w:ind w:firstLine="0" w:right="0" w:left="0"/>
-              <w:spacing w:lineRule="auto" w:line="240" w:before="40" w:after="40"/>
+              <w:ind w:left="0" w:right="0" w:firstLine="0"/>
+              <w:spacing w:before="40" w:lineRule="auto" w:line="240" w:after="40"/>
             </w:pPr>
             <w:r>
               <w:t xml:space="preserve">0</w:t>
@@ -15607,8 +15607,8 @@
             <w:pPr>
               <w:pStyle w:val="Compact"/>
               <w:jc w:val="left"/>
-              <w:ind w:firstLine="0" w:right="0" w:left="0"/>
-              <w:spacing w:lineRule="auto" w:line="240" w:before="40" w:after="40"/>
+              <w:ind w:left="0" w:right="0" w:firstLine="0"/>
+              <w:spacing w:before="40" w:lineRule="auto" w:line="240" w:after="40"/>
             </w:pPr>
             <w:r>
               <w:t xml:space="preserve">0 = optional, 1 = required.</w:t>
@@ -15623,8 +15623,8 @@
             <w:pPr>
               <w:pStyle w:val="Compact"/>
               <w:jc w:val="left"/>
-              <w:ind w:firstLine="0" w:right="0" w:left="0"/>
-              <w:spacing w:lineRule="auto" w:line="240" w:before="40" w:after="40"/>
+              <w:ind w:left="0" w:right="0" w:firstLine="0"/>
+              <w:spacing w:before="40" w:lineRule="auto" w:line="240" w:after="40"/>
             </w:pPr>
             <w:r>
               <w:rPr>
@@ -15640,8 +15640,8 @@
             <w:pPr>
               <w:pStyle w:val="Compact"/>
               <w:jc w:val="left"/>
-              <w:ind w:firstLine="0" w:right="0" w:left="0"/>
-              <w:spacing w:lineRule="auto" w:line="240" w:before="40" w:after="40"/>
+              <w:ind w:left="0" w:right="0" w:firstLine="0"/>
+              <w:spacing w:before="40" w:lineRule="auto" w:line="240" w:after="40"/>
             </w:pPr>
             <w:r>
               <w:t xml:space="preserve">integer</w:t>
@@ -15654,8 +15654,8 @@
             <w:pPr>
               <w:pStyle w:val="Compact"/>
               <w:jc w:val="left"/>
-              <w:ind w:firstLine="0" w:right="0" w:left="0"/>
-              <w:spacing w:lineRule="auto" w:line="240" w:before="40" w:after="40"/>
+              <w:ind w:left="0" w:right="0" w:firstLine="0"/>
+              <w:spacing w:before="40" w:lineRule="auto" w:line="240" w:after="40"/>
             </w:pPr>
             <w:r>
               <w:t xml:space="preserve">1</w:t>
@@ -15668,8 +15668,8 @@
             <w:pPr>
               <w:pStyle w:val="Compact"/>
               <w:jc w:val="left"/>
-              <w:ind w:firstLine="0" w:right="0" w:left="0"/>
-              <w:spacing w:lineRule="auto" w:line="240" w:before="40" w:after="40"/>
+              <w:ind w:left="0" w:right="0" w:firstLine="0"/>
+              <w:spacing w:before="40" w:lineRule="auto" w:line="240" w:after="40"/>
             </w:pPr>
             <w:r>
               <w:t xml:space="preserve">Maximum number of values.</w:t>
@@ -15684,8 +15684,8 @@
             <w:pPr>
               <w:pStyle w:val="Compact"/>
               <w:jc w:val="left"/>
-              <w:ind w:firstLine="0" w:right="0" w:left="0"/>
-              <w:spacing w:lineRule="auto" w:line="240" w:before="40" w:after="40"/>
+              <w:ind w:left="0" w:right="0" w:firstLine="0"/>
+              <w:spacing w:before="40" w:lineRule="auto" w:line="240" w:after="40"/>
             </w:pPr>
             <w:r>
               <w:rPr>
@@ -15716,8 +15716,8 @@
             <w:pPr>
               <w:pStyle w:val="Compact"/>
               <w:jc w:val="left"/>
-              <w:ind w:firstLine="0" w:right="0" w:left="0"/>
-              <w:spacing w:lineRule="auto" w:line="240" w:before="40" w:after="40"/>
+              <w:ind w:left="0" w:right="0" w:firstLine="0"/>
+              <w:spacing w:before="40" w:lineRule="auto" w:line="240" w:after="40"/>
             </w:pPr>
             <w:r>
               <w:t xml:space="preserve">number</w:t>
@@ -15730,8 +15730,8 @@
             <w:pPr>
               <w:pStyle w:val="Compact"/>
               <w:jc w:val="left"/>
-              <w:ind w:firstLine="0" w:right="0" w:left="0"/>
-              <w:spacing w:lineRule="auto" w:line="240" w:before="40" w:after="40"/>
+              <w:ind w:left="0" w:right="0" w:firstLine="0"/>
+              <w:spacing w:before="40" w:lineRule="auto" w:line="240" w:after="40"/>
             </w:pPr>
             <w:r>
               <w:t xml:space="preserve">nil</w:t>
@@ -15744,8 +15744,8 @@
             <w:pPr>
               <w:pStyle w:val="Compact"/>
               <w:jc w:val="left"/>
-              <w:ind w:firstLine="0" w:right="0" w:left="0"/>
-              <w:spacing w:lineRule="auto" w:line="240" w:before="40" w:after="40"/>
+              <w:ind w:left="0" w:right="0" w:firstLine="0"/>
+              <w:spacing w:before="40" w:lineRule="auto" w:line="240" w:after="40"/>
             </w:pPr>
             <w:r>
               <w:t xml:space="preserve">Bounds for numeric types.</w:t>
@@ -15760,8 +15760,8 @@
             <w:pPr>
               <w:pStyle w:val="Compact"/>
               <w:jc w:val="left"/>
-              <w:ind w:firstLine="0" w:right="0" w:left="0"/>
-              <w:spacing w:lineRule="auto" w:line="240" w:before="40" w:after="40"/>
+              <w:ind w:left="0" w:right="0" w:firstLine="0"/>
+              <w:spacing w:before="40" w:lineRule="auto" w:line="240" w:after="40"/>
             </w:pPr>
             <w:r>
               <w:rPr>
@@ -15777,8 +15777,8 @@
             <w:pPr>
               <w:pStyle w:val="Compact"/>
               <w:jc w:val="left"/>
-              <w:ind w:firstLine="0" w:right="0" w:left="0"/>
-              <w:spacing w:lineRule="auto" w:line="240" w:before="40" w:after="40"/>
+              <w:ind w:left="0" w:right="0" w:firstLine="0"/>
+              <w:spacing w:before="40" w:lineRule="auto" w:line="240" w:after="40"/>
             </w:pPr>
             <w:r>
               <w:t xml:space="preserve">list</w:t>
@@ -15791,8 +15791,8 @@
             <w:pPr>
               <w:pStyle w:val="Compact"/>
               <w:jc w:val="left"/>
-              <w:ind w:firstLine="0" w:right="0" w:left="0"/>
-              <w:spacing w:lineRule="auto" w:line="240" w:before="40" w:after="40"/>
+              <w:ind w:left="0" w:right="0" w:firstLine="0"/>
+              <w:spacing w:before="40" w:lineRule="auto" w:line="240" w:after="40"/>
             </w:pPr>
             <w:r>
               <w:t xml:space="preserve">nil</w:t>
@@ -15805,8 +15805,8 @@
             <w:pPr>
               <w:pStyle w:val="Compact"/>
               <w:jc w:val="left"/>
-              <w:ind w:firstLine="0" w:right="0" w:left="0"/>
-              <w:spacing w:lineRule="auto" w:line="240" w:before="40" w:after="40"/>
+              <w:ind w:left="0" w:right="0" w:firstLine="0"/>
+              <w:spacing w:before="40" w:lineRule="auto" w:line="240" w:after="40"/>
             </w:pPr>
             <w:r>
               <w:t xml:space="preserve">Required when</w:t>
@@ -15833,8 +15833,8 @@
             <w:pPr>
               <w:pStyle w:val="Compact"/>
               <w:jc w:val="left"/>
-              <w:ind w:firstLine="0" w:right="0" w:left="0"/>
-              <w:spacing w:lineRule="auto" w:line="240" w:before="40" w:after="40"/>
+              <w:ind w:left="0" w:right="0" w:firstLine="0"/>
+              <w:spacing w:before="40" w:lineRule="auto" w:line="240" w:after="40"/>
             </w:pPr>
             <w:r>
               <w:rPr>
@@ -15850,8 +15850,8 @@
             <w:pPr>
               <w:pStyle w:val="Compact"/>
               <w:jc w:val="left"/>
-              <w:ind w:firstLine="0" w:right="0" w:left="0"/>
-              <w:spacing w:lineRule="auto" w:line="240" w:before="40" w:after="40"/>
+              <w:ind w:left="0" w:right="0" w:firstLine="0"/>
+              <w:spacing w:before="40" w:lineRule="auto" w:line="240" w:after="40"/>
             </w:pPr>
             <w:r>
               <w:t xml:space="preserve">string</w:t>
@@ -15864,8 +15864,8 @@
             <w:pPr>
               <w:pStyle w:val="Compact"/>
               <w:jc w:val="left"/>
-              <w:ind w:firstLine="0" w:right="0" w:left="0"/>
-              <w:spacing w:lineRule="auto" w:line="240" w:before="40" w:after="40"/>
+              <w:ind w:left="0" w:right="0" w:firstLine="0"/>
+              <w:spacing w:before="40" w:lineRule="auto" w:line="240" w:after="40"/>
             </w:pPr>
             <w:r>
               <w:t xml:space="preserve">auto</w:t>
@@ -15878,8 +15878,8 @@
             <w:pPr>
               <w:pStyle w:val="Compact"/>
               <w:jc w:val="left"/>
-              <w:ind w:firstLine="0" w:right="0" w:left="0"/>
-              <w:spacing w:lineRule="auto" w:line="240" w:before="40" w:after="40"/>
+              <w:ind w:left="0" w:right="0" w:firstLine="0"/>
+              <w:spacing w:before="40" w:lineRule="auto" w:line="240" w:after="40"/>
             </w:pPr>
             <w:r>
               <w:t xml:space="preserve">Override the auto-generated datatype id. For</w:t>
@@ -15931,7 +15931,7 @@
     </w:p>
     <w:p>
       <w:pPr>
-        <w:spacing w:lineRule="exact" w:line="20" w:before="0" w:after="0"/>
+        <w:spacing w:after="0" w:lineRule="exact" w:before="0" w:line="20"/>
         <w:rPr>
           <w:sz w:val="2"/>
         </w:rPr>
@@ -15973,18 +15973,18 @@
         <w:tblLook w:firstRow="1" w:lastRow="0" w:firstColumn="0" w:lastColumn="0" w:noHBand="0" w:noVBand="0" w:val="0020"/>
         <w:jc w:val="start"/>
         <w:tblBorders>
-          <w:top w:color="000000" w:val="single" w:sz="6" w:space="0"/>
-          <w:left w:color="000000" w:val="single" w:sz="6" w:space="0"/>
-          <w:bottom w:color="000000" w:val="single" w:sz="6" w:space="0"/>
-          <w:right w:color="000000" w:val="single" w:sz="6" w:space="0"/>
-          <w:insideH w:color="000000" w:val="single" w:sz="6" w:space="0"/>
-          <w:insideV w:color="000000" w:val="single" w:sz="6" w:space="0"/>
+          <w:top w:color="000000" w:sz="6" w:val="single" w:space="0"/>
+          <w:left w:color="000000" w:sz="6" w:val="single" w:space="0"/>
+          <w:bottom w:color="000000" w:sz="6" w:val="single" w:space="0"/>
+          <w:right w:color="000000" w:sz="6" w:val="single" w:space="0"/>
+          <w:insideH w:color="000000" w:sz="6" w:val="single" w:space="0"/>
+          <w:insideV w:color="000000" w:sz="6" w:val="single" w:space="0"/>
         </w:tblBorders>
         <w:tblCellMar>
-          <w:top w:type="dxa" w:w="57"/>
-          <w:left w:type="dxa" w:w="108"/>
-          <w:bottom w:type="dxa" w:w="57"/>
-          <w:right w:type="dxa" w:w="108"/>
+          <w:top w:w="57" w:type="dxa"/>
+          <w:left w:w="108" w:type="dxa"/>
+          <w:bottom w:w="57" w:type="dxa"/>
+          <w:right w:w="108" w:type="dxa"/>
         </w:tblCellMar>
       </w:tblPr>
       <w:tblGrid>
@@ -15999,14 +15999,14 @@
         </w:trPr>
         <w:tc>
           <w:tcPr>
-            <w:shd w:val="clear" w:color="auto" w:fill="E8E8E8"/>
+            <w:shd w:fill="E8E8E8" w:val="clear" w:color="auto"/>
           </w:tcPr>
           <w:p>
             <w:pPr>
               <w:pStyle w:val="Compact"/>
               <w:jc w:val="left"/>
-              <w:ind w:firstLine="0" w:right="0" w:left="0"/>
-              <w:spacing w:lineRule="auto" w:line="240" w:before="40" w:after="40"/>
+              <w:ind w:left="0" w:right="0" w:firstLine="0"/>
+              <w:spacing w:before="40" w:lineRule="auto" w:line="240" w:after="40"/>
             </w:pPr>
             <w:r>
               <w:rPr>
@@ -16018,14 +16018,14 @@
         </w:tc>
         <w:tc>
           <w:tcPr>
-            <w:shd w:val="clear" w:color="auto" w:fill="E8E8E8"/>
+            <w:shd w:fill="E8E8E8" w:val="clear" w:color="auto"/>
           </w:tcPr>
           <w:p>
             <w:pPr>
               <w:pStyle w:val="Compact"/>
               <w:jc w:val="left"/>
-              <w:ind w:firstLine="0" w:right="0" w:left="0"/>
-              <w:spacing w:lineRule="auto" w:line="240" w:before="40" w:after="40"/>
+              <w:ind w:left="0" w:right="0" w:firstLine="0"/>
+              <w:spacing w:before="40" w:lineRule="auto" w:line="240" w:after="40"/>
             </w:pPr>
             <w:r>
               <w:rPr>
@@ -16037,14 +16037,14 @@
         </w:tc>
         <w:tc>
           <w:tcPr>
-            <w:shd w:val="clear" w:color="auto" w:fill="E8E8E8"/>
+            <w:shd w:fill="E8E8E8" w:val="clear" w:color="auto"/>
           </w:tcPr>
           <w:p>
             <w:pPr>
               <w:pStyle w:val="Compact"/>
               <w:jc w:val="left"/>
-              <w:ind w:firstLine="0" w:right="0" w:left="0"/>
-              <w:spacing w:lineRule="auto" w:line="240" w:before="40" w:after="40"/>
+              <w:ind w:left="0" w:right="0" w:firstLine="0"/>
+              <w:spacing w:before="40" w:lineRule="auto" w:line="240" w:after="40"/>
             </w:pPr>
             <w:r>
               <w:rPr>
@@ -16056,14 +16056,14 @@
         </w:tc>
         <w:tc>
           <w:tcPr>
-            <w:shd w:val="clear" w:color="auto" w:fill="E8E8E8"/>
+            <w:shd w:fill="E8E8E8" w:val="clear" w:color="auto"/>
           </w:tcPr>
           <w:p>
             <w:pPr>
               <w:pStyle w:val="Compact"/>
               <w:jc w:val="left"/>
-              <w:ind w:firstLine="0" w:right="0" w:left="0"/>
-              <w:spacing w:lineRule="auto" w:line="240" w:before="40" w:after="40"/>
+              <w:ind w:left="0" w:right="0" w:firstLine="0"/>
+              <w:spacing w:before="40" w:lineRule="auto" w:line="240" w:after="40"/>
             </w:pPr>
             <w:r>
               <w:rPr>
@@ -16081,8 +16081,8 @@
             <w:pPr>
               <w:pStyle w:val="Compact"/>
               <w:jc w:val="left"/>
-              <w:ind w:firstLine="0" w:right="0" w:left="0"/>
-              <w:spacing w:lineRule="auto" w:line="240" w:before="40" w:after="40"/>
+              <w:ind w:left="0" w:right="0" w:firstLine="0"/>
+              <w:spacing w:before="40" w:lineRule="auto" w:line="240" w:after="40"/>
             </w:pPr>
             <w:r>
               <w:rPr>
@@ -16098,8 +16098,8 @@
             <w:pPr>
               <w:pStyle w:val="Compact"/>
               <w:jc w:val="left"/>
-              <w:ind w:firstLine="0" w:right="0" w:left="0"/>
-              <w:spacing w:lineRule="auto" w:line="240" w:before="40" w:after="40"/>
+              <w:ind w:left="0" w:right="0" w:firstLine="0"/>
+              <w:spacing w:before="40" w:lineRule="auto" w:line="240" w:after="40"/>
             </w:pPr>
             <w:r>
               <w:t xml:space="preserve">string</w:t>
@@ -16112,8 +16112,8 @@
             <w:pPr>
               <w:pStyle w:val="Compact"/>
               <w:jc w:val="left"/>
-              <w:ind w:firstLine="0" w:right="0" w:left="0"/>
-              <w:spacing w:lineRule="auto" w:line="240" w:before="40" w:after="40"/>
+              <w:ind w:left="0" w:right="0" w:firstLine="0"/>
+              <w:spacing w:before="40" w:lineRule="auto" w:line="240" w:after="40"/>
             </w:pPr>
             <w:r>
               <w:t xml:space="preserve">required</w:t>
@@ -16126,8 +16126,8 @@
             <w:pPr>
               <w:pStyle w:val="Compact"/>
               <w:jc w:val="left"/>
-              <w:ind w:firstLine="0" w:right="0" w:left="0"/>
-              <w:spacing w:lineRule="auto" w:line="240" w:before="40" w:after="40"/>
+              <w:ind w:left="0" w:right="0" w:firstLine="0"/>
+              <w:spacing w:before="40" w:lineRule="auto" w:line="240" w:after="40"/>
             </w:pPr>
             <w:r>
               <w:t xml:space="preserve">Unique identifier.</w:t>
@@ -16142,8 +16142,8 @@
             <w:pPr>
               <w:pStyle w:val="Compact"/>
               <w:jc w:val="left"/>
-              <w:ind w:firstLine="0" w:right="0" w:left="0"/>
-              <w:spacing w:lineRule="auto" w:line="240" w:before="40" w:after="40"/>
+              <w:ind w:left="0" w:right="0" w:firstLine="0"/>
+              <w:spacing w:before="40" w:lineRule="auto" w:line="240" w:after="40"/>
             </w:pPr>
             <w:r>
               <w:rPr>
@@ -16159,8 +16159,8 @@
             <w:pPr>
               <w:pStyle w:val="Compact"/>
               <w:jc w:val="left"/>
-              <w:ind w:firstLine="0" w:right="0" w:left="0"/>
-              <w:spacing w:lineRule="auto" w:line="240" w:before="40" w:after="40"/>
+              <w:ind w:left="0" w:right="0" w:firstLine="0"/>
+              <w:spacing w:before="40" w:lineRule="auto" w:line="240" w:after="40"/>
             </w:pPr>
             <w:r>
               <w:t xml:space="preserve">string</w:t>
@@ -16173,8 +16173,8 @@
             <w:pPr>
               <w:pStyle w:val="Compact"/>
               <w:jc w:val="left"/>
-              <w:ind w:firstLine="0" w:right="0" w:left="0"/>
-              <w:spacing w:lineRule="auto" w:line="240" w:before="40" w:after="40"/>
+              <w:ind w:left="0" w:right="0" w:firstLine="0"/>
+              <w:spacing w:before="40" w:lineRule="auto" w:line="240" w:after="40"/>
             </w:pPr>
             <w:r>
               <w:t xml:space="preserve">same as</w:t>
@@ -16196,8 +16196,8 @@
             <w:pPr>
               <w:pStyle w:val="Compact"/>
               <w:jc w:val="left"/>
-              <w:ind w:firstLine="0" w:right="0" w:left="0"/>
-              <w:spacing w:lineRule="auto" w:line="240" w:before="40" w:after="40"/>
+              <w:ind w:left="0" w:right="0" w:firstLine="0"/>
+              <w:spacing w:before="40" w:lineRule="auto" w:line="240" w:after="40"/>
             </w:pPr>
             <w:r>
               <w:t xml:space="preserve">Human-readable name.</w:t>
@@ -16212,8 +16212,8 @@
             <w:pPr>
               <w:pStyle w:val="Compact"/>
               <w:jc w:val="left"/>
-              <w:ind w:firstLine="0" w:right="0" w:left="0"/>
-              <w:spacing w:lineRule="auto" w:line="240" w:before="40" w:after="40"/>
+              <w:ind w:left="0" w:right="0" w:firstLine="0"/>
+              <w:spacing w:before="40" w:lineRule="auto" w:line="240" w:after="40"/>
             </w:pPr>
             <w:r>
               <w:rPr>
@@ -16229,8 +16229,8 @@
             <w:pPr>
               <w:pStyle w:val="Compact"/>
               <w:jc w:val="left"/>
-              <w:ind w:firstLine="0" w:right="0" w:left="0"/>
-              <w:spacing w:lineRule="auto" w:line="240" w:before="40" w:after="40"/>
+              <w:ind w:left="0" w:right="0" w:firstLine="0"/>
+              <w:spacing w:before="40" w:lineRule="auto" w:line="240" w:after="40"/>
             </w:pPr>
             <w:r>
               <w:t xml:space="preserve">string</w:t>
@@ -16243,8 +16243,8 @@
             <w:pPr>
               <w:pStyle w:val="Compact"/>
               <w:jc w:val="left"/>
-              <w:ind w:firstLine="0" w:right="0" w:left="0"/>
-              <w:spacing w:lineRule="auto" w:line="240" w:before="40" w:after="40"/>
+              <w:ind w:left="0" w:right="0" w:firstLine="0"/>
+              <w:spacing w:before="40" w:lineRule="auto" w:line="240" w:after="40"/>
             </w:pPr>
             <w:r>
               <w:rPr>
@@ -16260,8 +16260,8 @@
             <w:pPr>
               <w:pStyle w:val="Compact"/>
               <w:jc w:val="left"/>
-              <w:ind w:firstLine="0" w:right="0" w:left="0"/>
-              <w:spacing w:lineRule="auto" w:line="240" w:before="40" w:after="40"/>
+              <w:ind w:left="0" w:right="0" w:firstLine="0"/>
+              <w:spacing w:before="40" w:lineRule="auto" w:line="240" w:after="40"/>
             </w:pPr>
             <w:r>
               <w:t xml:space="preserve">Description text.</w:t>
@@ -16276,8 +16276,8 @@
             <w:pPr>
               <w:pStyle w:val="Compact"/>
               <w:jc w:val="left"/>
-              <w:ind w:firstLine="0" w:right="0" w:left="0"/>
-              <w:spacing w:lineRule="auto" w:line="240" w:before="40" w:after="40"/>
+              <w:ind w:left="0" w:right="0" w:firstLine="0"/>
+              <w:spacing w:before="40" w:lineRule="auto" w:line="240" w:after="40"/>
             </w:pPr>
             <w:r>
               <w:rPr>
@@ -16293,8 +16293,8 @@
             <w:pPr>
               <w:pStyle w:val="Compact"/>
               <w:jc w:val="left"/>
-              <w:ind w:firstLine="0" w:right="0" w:left="0"/>
-              <w:spacing w:lineRule="auto" w:line="240" w:before="40" w:after="40"/>
+              <w:ind w:left="0" w:right="0" w:firstLine="0"/>
+              <w:spacing w:before="40" w:lineRule="auto" w:line="240" w:after="40"/>
             </w:pPr>
             <w:r>
               <w:t xml:space="preserve">string</w:t>
@@ -16307,8 +16307,8 @@
             <w:pPr>
               <w:pStyle w:val="Compact"/>
               <w:jc w:val="left"/>
-              <w:ind w:firstLine="0" w:right="0" w:left="0"/>
-              <w:spacing w:lineRule="auto" w:line="240" w:before="40" w:after="40"/>
+              <w:ind w:left="0" w:right="0" w:firstLine="0"/>
+              <w:spacing w:before="40" w:lineRule="auto" w:line="240" w:after="40"/>
             </w:pPr>
             <w:r>
               <w:t xml:space="preserve">same as</w:t>
@@ -16330,8 +16330,8 @@
             <w:pPr>
               <w:pStyle w:val="Compact"/>
               <w:jc w:val="left"/>
-              <w:ind w:firstLine="0" w:right="0" w:left="0"/>
-              <w:spacing w:lineRule="auto" w:line="240" w:before="40" w:after="40"/>
+              <w:ind w:left="0" w:right="0" w:firstLine="0"/>
+              <w:spacing w:before="40" w:lineRule="auto" w:line="240" w:after="40"/>
             </w:pPr>
             <w:r>
               <w:t xml:space="preserve">Prefix used in output captions (e.g. </w:t>
@@ -16355,8 +16355,8 @@
             <w:pPr>
               <w:pStyle w:val="Compact"/>
               <w:jc w:val="left"/>
-              <w:ind w:firstLine="0" w:right="0" w:left="0"/>
-              <w:spacing w:lineRule="auto" w:line="240" w:before="40" w:after="40"/>
+              <w:ind w:left="0" w:right="0" w:firstLine="0"/>
+              <w:spacing w:before="40" w:lineRule="auto" w:line="240" w:after="40"/>
             </w:pPr>
             <w:r>
               <w:rPr>
@@ -16372,8 +16372,8 @@
             <w:pPr>
               <w:pStyle w:val="Compact"/>
               <w:jc w:val="left"/>
-              <w:ind w:firstLine="0" w:right="0" w:left="0"/>
-              <w:spacing w:lineRule="auto" w:line="240" w:before="40" w:after="40"/>
+              <w:ind w:left="0" w:right="0" w:firstLine="0"/>
+              <w:spacing w:before="40" w:lineRule="auto" w:line="240" w:after="40"/>
             </w:pPr>
             <w:r>
               <w:t xml:space="preserve">string</w:t>
@@ -16386,8 +16386,8 @@
             <w:pPr>
               <w:pStyle w:val="Compact"/>
               <w:jc w:val="left"/>
-              <w:ind w:firstLine="0" w:right="0" w:left="0"/>
-              <w:spacing w:lineRule="auto" w:line="240" w:before="40" w:after="40"/>
+              <w:ind w:left="0" w:right="0" w:firstLine="0"/>
+              <w:spacing w:before="40" w:lineRule="auto" w:line="240" w:after="40"/>
             </w:pPr>
             <w:r>
               <w:t xml:space="preserve">same as</w:t>
@@ -16409,8 +16409,8 @@
             <w:pPr>
               <w:pStyle w:val="Compact"/>
               <w:jc w:val="left"/>
-              <w:ind w:firstLine="0" w:right="0" w:left="0"/>
-              <w:spacing w:lineRule="auto" w:line="240" w:before="40" w:after="40"/>
+              <w:ind w:left="0" w:right="0" w:firstLine="0"/>
+              <w:spacing w:before="40" w:lineRule="auto" w:line="240" w:after="40"/>
             </w:pPr>
             <w:r>
               <w:t xml:space="preserve">Counter sharing group. Floats with the same</w:t>
@@ -16440,8 +16440,8 @@
             <w:pPr>
               <w:pStyle w:val="Compact"/>
               <w:jc w:val="left"/>
-              <w:ind w:firstLine="0" w:right="0" w:left="0"/>
-              <w:spacing w:lineRule="auto" w:line="240" w:before="40" w:after="40"/>
+              <w:ind w:left="0" w:right="0" w:firstLine="0"/>
+              <w:spacing w:before="40" w:lineRule="auto" w:line="240" w:after="40"/>
             </w:pPr>
             <w:r>
               <w:rPr>
@@ -16457,8 +16457,8 @@
             <w:pPr>
               <w:pStyle w:val="Compact"/>
               <w:jc w:val="left"/>
-              <w:ind w:firstLine="0" w:right="0" w:left="0"/>
-              <w:spacing w:lineRule="auto" w:line="240" w:before="40" w:after="40"/>
+              <w:ind w:left="0" w:right="0" w:firstLine="0"/>
+              <w:spacing w:before="40" w:lineRule="auto" w:line="240" w:after="40"/>
             </w:pPr>
             <w:r>
               <w:t xml:space="preserve">list</w:t>
@@ -16471,8 +16471,8 @@
             <w:pPr>
               <w:pStyle w:val="Compact"/>
               <w:jc w:val="left"/>
-              <w:ind w:firstLine="0" w:right="0" w:left="0"/>
-              <w:spacing w:lineRule="auto" w:line="240" w:before="40" w:after="40"/>
+              <w:ind w:left="0" w:right="0" w:firstLine="0"/>
+              <w:spacing w:before="40" w:lineRule="auto" w:line="240" w:after="40"/>
             </w:pPr>
             <w:r>
               <w:t xml:space="preserve">nil</w:t>
@@ -16485,8 +16485,8 @@
             <w:pPr>
               <w:pStyle w:val="Compact"/>
               <w:jc w:val="left"/>
-              <w:ind w:firstLine="0" w:right="0" w:left="0"/>
-              <w:spacing w:lineRule="auto" w:line="240" w:before="40" w:after="40"/>
+              <w:ind w:left="0" w:right="0" w:firstLine="0"/>
+              <w:spacing w:before="40" w:lineRule="auto" w:line="240" w:after="40"/>
             </w:pPr>
             <w:r>
               <w:t xml:space="preserve">Alternative fence prefixes.</w:t>
@@ -16501,8 +16501,8 @@
             <w:pPr>
               <w:pStyle w:val="Compact"/>
               <w:jc w:val="left"/>
-              <w:ind w:firstLine="0" w:right="0" w:left="0"/>
-              <w:spacing w:lineRule="auto" w:line="240" w:before="40" w:after="40"/>
+              <w:ind w:left="0" w:right="0" w:firstLine="0"/>
+              <w:spacing w:before="40" w:lineRule="auto" w:line="240" w:after="40"/>
             </w:pPr>
             <w:r>
               <w:rPr>
@@ -16518,8 +16518,8 @@
             <w:pPr>
               <w:pStyle w:val="Compact"/>
               <w:jc w:val="left"/>
-              <w:ind w:firstLine="0" w:right="0" w:left="0"/>
-              <w:spacing w:lineRule="auto" w:line="240" w:before="40" w:after="40"/>
+              <w:ind w:left="0" w:right="0" w:firstLine="0"/>
+              <w:spacing w:before="40" w:lineRule="auto" w:line="240" w:after="40"/>
             </w:pPr>
             <w:r>
               <w:t xml:space="preserve">boolean</w:t>
@@ -16532,8 +16532,8 @@
             <w:pPr>
               <w:pStyle w:val="Compact"/>
               <w:jc w:val="left"/>
-              <w:ind w:firstLine="0" w:right="0" w:left="0"/>
-              <w:spacing w:lineRule="auto" w:line="240" w:before="40" w:after="40"/>
+              <w:ind w:left="0" w:right="0" w:firstLine="0"/>
+              <w:spacing w:before="40" w:lineRule="auto" w:line="240" w:after="40"/>
             </w:pPr>
             <w:r>
               <w:t xml:space="preserve">false</w:t>
@@ -16546,8 +16546,8 @@
             <w:pPr>
               <w:pStyle w:val="Compact"/>
               <w:jc w:val="left"/>
-              <w:ind w:firstLine="0" w:right="0" w:left="0"/>
-              <w:spacing w:lineRule="auto" w:line="240" w:before="40" w:after="40"/>
+              <w:ind w:left="0" w:right="0" w:firstLine="0"/>
+              <w:spacing w:before="40" w:lineRule="auto" w:line="240" w:after="40"/>
             </w:pPr>
             <w:r>
               <w:t xml:space="preserve">See</w:t>
@@ -16586,7 +16586,7 @@
     </w:p>
     <w:p>
       <w:pPr>
-        <w:spacing w:lineRule="exact" w:line="20" w:before="0" w:after="0"/>
+        <w:spacing w:after="0" w:lineRule="exact" w:before="0" w:line="20"/>
         <w:rPr>
           <w:sz w:val="2"/>
         </w:rPr>
@@ -16628,18 +16628,18 @@
         <w:tblLook w:firstRow="1" w:lastRow="0" w:firstColumn="0" w:lastColumn="0" w:noHBand="0" w:noVBand="0" w:val="0020"/>
         <w:jc w:val="start"/>
         <w:tblBorders>
-          <w:top w:color="000000" w:val="single" w:sz="6" w:space="0"/>
-          <w:left w:color="000000" w:val="single" w:sz="6" w:space="0"/>
-          <w:bottom w:color="000000" w:val="single" w:sz="6" w:space="0"/>
-          <w:right w:color="000000" w:val="single" w:sz="6" w:space="0"/>
-          <w:insideH w:color="000000" w:val="single" w:sz="6" w:space="0"/>
-          <w:insideV w:color="000000" w:val="single" w:sz="6" w:space="0"/>
+          <w:top w:color="000000" w:sz="6" w:val="single" w:space="0"/>
+          <w:left w:color="000000" w:sz="6" w:val="single" w:space="0"/>
+          <w:bottom w:color="000000" w:sz="6" w:val="single" w:space="0"/>
+          <w:right w:color="000000" w:sz="6" w:val="single" w:space="0"/>
+          <w:insideH w:color="000000" w:sz="6" w:val="single" w:space="0"/>
+          <w:insideV w:color="000000" w:sz="6" w:val="single" w:space="0"/>
         </w:tblBorders>
         <w:tblCellMar>
-          <w:top w:type="dxa" w:w="57"/>
-          <w:left w:type="dxa" w:w="108"/>
-          <w:bottom w:type="dxa" w:w="57"/>
-          <w:right w:type="dxa" w:w="108"/>
+          <w:top w:w="57" w:type="dxa"/>
+          <w:left w:w="108" w:type="dxa"/>
+          <w:bottom w:w="57" w:type="dxa"/>
+          <w:right w:w="108" w:type="dxa"/>
         </w:tblCellMar>
       </w:tblPr>
       <w:tblGrid>
@@ -16654,14 +16654,14 @@
         </w:trPr>
         <w:tc>
           <w:tcPr>
-            <w:shd w:val="clear" w:color="auto" w:fill="E8E8E8"/>
+            <w:shd w:fill="E8E8E8" w:val="clear" w:color="auto"/>
           </w:tcPr>
           <w:p>
             <w:pPr>
               <w:pStyle w:val="Compact"/>
               <w:jc w:val="left"/>
-              <w:ind w:firstLine="0" w:right="0" w:left="0"/>
-              <w:spacing w:lineRule="auto" w:line="240" w:before="40" w:after="40"/>
+              <w:ind w:left="0" w:right="0" w:firstLine="0"/>
+              <w:spacing w:before="40" w:lineRule="auto" w:line="240" w:after="40"/>
             </w:pPr>
             <w:r>
               <w:rPr>
@@ -16673,14 +16673,14 @@
         </w:tc>
         <w:tc>
           <w:tcPr>
-            <w:shd w:val="clear" w:color="auto" w:fill="E8E8E8"/>
+            <w:shd w:fill="E8E8E8" w:val="clear" w:color="auto"/>
           </w:tcPr>
           <w:p>
             <w:pPr>
               <w:pStyle w:val="Compact"/>
               <w:jc w:val="left"/>
-              <w:ind w:firstLine="0" w:right="0" w:left="0"/>
-              <w:spacing w:lineRule="auto" w:line="240" w:before="40" w:after="40"/>
+              <w:ind w:left="0" w:right="0" w:firstLine="0"/>
+              <w:spacing w:before="40" w:lineRule="auto" w:line="240" w:after="40"/>
             </w:pPr>
             <w:r>
               <w:rPr>
@@ -16692,14 +16692,14 @@
         </w:tc>
         <w:tc>
           <w:tcPr>
-            <w:shd w:val="clear" w:color="auto" w:fill="E8E8E8"/>
+            <w:shd w:fill="E8E8E8" w:val="clear" w:color="auto"/>
           </w:tcPr>
           <w:p>
             <w:pPr>
               <w:pStyle w:val="Compact"/>
               <w:jc w:val="left"/>
-              <w:ind w:firstLine="0" w:right="0" w:left="0"/>
-              <w:spacing w:lineRule="auto" w:line="240" w:before="40" w:after="40"/>
+              <w:ind w:left="0" w:right="0" w:firstLine="0"/>
+              <w:spacing w:before="40" w:lineRule="auto" w:line="240" w:after="40"/>
             </w:pPr>
             <w:r>
               <w:rPr>
@@ -16711,14 +16711,14 @@
         </w:tc>
         <w:tc>
           <w:tcPr>
-            <w:shd w:val="clear" w:color="auto" w:fill="E8E8E8"/>
+            <w:shd w:fill="E8E8E8" w:val="clear" w:color="auto"/>
           </w:tcPr>
           <w:p>
             <w:pPr>
               <w:pStyle w:val="Compact"/>
               <w:jc w:val="left"/>
-              <w:ind w:firstLine="0" w:right="0" w:left="0"/>
-              <w:spacing w:lineRule="auto" w:line="240" w:before="40" w:after="40"/>
+              <w:ind w:left="0" w:right="0" w:firstLine="0"/>
+              <w:spacing w:before="40" w:lineRule="auto" w:line="240" w:after="40"/>
             </w:pPr>
             <w:r>
               <w:rPr>
@@ -16736,8 +16736,8 @@
             <w:pPr>
               <w:pStyle w:val="Compact"/>
               <w:jc w:val="left"/>
-              <w:ind w:firstLine="0" w:right="0" w:left="0"/>
-              <w:spacing w:lineRule="auto" w:line="240" w:before="40" w:after="40"/>
+              <w:ind w:left="0" w:right="0" w:firstLine="0"/>
+              <w:spacing w:before="40" w:lineRule="auto" w:line="240" w:after="40"/>
             </w:pPr>
             <w:r>
               <w:rPr>
@@ -16753,8 +16753,8 @@
             <w:pPr>
               <w:pStyle w:val="Compact"/>
               <w:jc w:val="left"/>
-              <w:ind w:firstLine="0" w:right="0" w:left="0"/>
-              <w:spacing w:lineRule="auto" w:line="240" w:before="40" w:after="40"/>
+              <w:ind w:left="0" w:right="0" w:firstLine="0"/>
+              <w:spacing w:before="40" w:lineRule="auto" w:line="240" w:after="40"/>
             </w:pPr>
             <w:r>
               <w:t xml:space="preserve">string</w:t>
@@ -16767,8 +16767,8 @@
             <w:pPr>
               <w:pStyle w:val="Compact"/>
               <w:jc w:val="left"/>
-              <w:ind w:firstLine="0" w:right="0" w:left="0"/>
-              <w:spacing w:lineRule="auto" w:line="240" w:before="40" w:after="40"/>
+              <w:ind w:left="0" w:right="0" w:firstLine="0"/>
+              <w:spacing w:before="40" w:lineRule="auto" w:line="240" w:after="40"/>
             </w:pPr>
             <w:r>
               <w:t xml:space="preserve">required</w:t>
@@ -16781,8 +16781,8 @@
             <w:pPr>
               <w:pStyle w:val="Compact"/>
               <w:jc w:val="left"/>
-              <w:ind w:firstLine="0" w:right="0" w:left="0"/>
-              <w:spacing w:lineRule="auto" w:line="240" w:before="40" w:after="40"/>
+              <w:ind w:left="0" w:right="0" w:firstLine="0"/>
+              <w:spacing w:before="40" w:lineRule="auto" w:line="240" w:after="40"/>
             </w:pPr>
             <w:r>
               <w:t xml:space="preserve">Unique identifier.</w:t>
@@ -16797,8 +16797,8 @@
             <w:pPr>
               <w:pStyle w:val="Compact"/>
               <w:jc w:val="left"/>
-              <w:ind w:firstLine="0" w:right="0" w:left="0"/>
-              <w:spacing w:lineRule="auto" w:line="240" w:before="40" w:after="40"/>
+              <w:ind w:left="0" w:right="0" w:firstLine="0"/>
+              <w:spacing w:before="40" w:lineRule="auto" w:line="240" w:after="40"/>
             </w:pPr>
             <w:r>
               <w:rPr>
@@ -16814,8 +16814,8 @@
             <w:pPr>
               <w:pStyle w:val="Compact"/>
               <w:jc w:val="left"/>
-              <w:ind w:firstLine="0" w:right="0" w:left="0"/>
-              <w:spacing w:lineRule="auto" w:line="240" w:before="40" w:after="40"/>
+              <w:ind w:left="0" w:right="0" w:firstLine="0"/>
+              <w:spacing w:before="40" w:lineRule="auto" w:line="240" w:after="40"/>
             </w:pPr>
             <w:r>
               <w:t xml:space="preserve">string</w:t>
@@ -16828,8 +16828,8 @@
             <w:pPr>
               <w:pStyle w:val="Compact"/>
               <w:jc w:val="left"/>
-              <w:ind w:firstLine="0" w:right="0" w:left="0"/>
-              <w:spacing w:lineRule="auto" w:line="240" w:before="40" w:after="40"/>
+              <w:ind w:left="0" w:right="0" w:firstLine="0"/>
+              <w:spacing w:before="40" w:lineRule="auto" w:line="240" w:after="40"/>
             </w:pPr>
             <w:r>
               <w:t xml:space="preserve">nil</w:t>
@@ -16842,8 +16842,8 @@
             <w:pPr>
               <w:pStyle w:val="Compact"/>
               <w:jc w:val="left"/>
-              <w:ind w:firstLine="0" w:right="0" w:left="0"/>
-              <w:spacing w:lineRule="auto" w:line="240" w:before="40" w:after="40"/>
+              <w:ind w:left="0" w:right="0" w:firstLine="0"/>
+              <w:spacing w:before="40" w:lineRule="auto" w:line="240" w:after="40"/>
             </w:pPr>
             <w:r>
               <w:t xml:space="preserve">Base relation type. Typically</w:t>
@@ -16930,8 +16930,8 @@
             <w:pPr>
               <w:pStyle w:val="Compact"/>
               <w:jc w:val="left"/>
-              <w:ind w:firstLine="0" w:right="0" w:left="0"/>
-              <w:spacing w:lineRule="auto" w:line="240" w:before="40" w:after="40"/>
+              <w:ind w:left="0" w:right="0" w:firstLine="0"/>
+              <w:spacing w:before="40" w:lineRule="auto" w:line="240" w:after="40"/>
             </w:pPr>
             <w:r>
               <w:rPr>
@@ -16947,8 +16947,8 @@
             <w:pPr>
               <w:pStyle w:val="Compact"/>
               <w:jc w:val="left"/>
-              <w:ind w:firstLine="0" w:right="0" w:left="0"/>
-              <w:spacing w:lineRule="auto" w:line="240" w:before="40" w:after="40"/>
+              <w:ind w:left="0" w:right="0" w:firstLine="0"/>
+              <w:spacing w:before="40" w:lineRule="auto" w:line="240" w:after="40"/>
             </w:pPr>
             <w:r>
               <w:t xml:space="preserve">string</w:t>
@@ -16961,8 +16961,8 @@
             <w:pPr>
               <w:pStyle w:val="Compact"/>
               <w:jc w:val="left"/>
-              <w:ind w:firstLine="0" w:right="0" w:left="0"/>
-              <w:spacing w:lineRule="auto" w:line="240" w:before="40" w:after="40"/>
+              <w:ind w:left="0" w:right="0" w:firstLine="0"/>
+              <w:spacing w:before="40" w:lineRule="auto" w:line="240" w:after="40"/>
             </w:pPr>
             <w:r>
               <w:t xml:space="preserve">inherited</w:t>
@@ -16975,8 +16975,8 @@
             <w:pPr>
               <w:pStyle w:val="Compact"/>
               <w:jc w:val="left"/>
-              <w:ind w:firstLine="0" w:right="0" w:left="0"/>
-              <w:spacing w:lineRule="auto" w:line="240" w:before="40" w:after="40"/>
+              <w:ind w:left="0" w:right="0" w:firstLine="0"/>
+              <w:spacing w:before="40" w:lineRule="auto" w:line="240" w:after="40"/>
             </w:pPr>
             <w:r>
               <w:t xml:space="preserve">Override the inherited selector (</w:t>
@@ -17015,8 +17015,8 @@
             <w:pPr>
               <w:pStyle w:val="Compact"/>
               <w:jc w:val="left"/>
-              <w:ind w:firstLine="0" w:right="0" w:left="0"/>
-              <w:spacing w:lineRule="auto" w:line="240" w:before="40" w:after="40"/>
+              <w:ind w:left="0" w:right="0" w:firstLine="0"/>
+              <w:spacing w:before="40" w:lineRule="auto" w:line="240" w:after="40"/>
             </w:pPr>
             <w:r>
               <w:rPr>
@@ -17032,8 +17032,8 @@
             <w:pPr>
               <w:pStyle w:val="Compact"/>
               <w:jc w:val="left"/>
-              <w:ind w:firstLine="0" w:right="0" w:left="0"/>
-              <w:spacing w:lineRule="auto" w:line="240" w:before="40" w:after="40"/>
+              <w:ind w:left="0" w:right="0" w:firstLine="0"/>
+              <w:spacing w:before="40" w:lineRule="auto" w:line="240" w:after="40"/>
             </w:pPr>
             <w:r>
               <w:t xml:space="preserve">string</w:t>
@@ -17046,8 +17046,8 @@
             <w:pPr>
               <w:pStyle w:val="Compact"/>
               <w:jc w:val="left"/>
-              <w:ind w:firstLine="0" w:right="0" w:left="0"/>
-              <w:spacing w:lineRule="auto" w:line="240" w:before="40" w:after="40"/>
+              <w:ind w:left="0" w:right="0" w:firstLine="0"/>
+              <w:spacing w:before="40" w:lineRule="auto" w:line="240" w:after="40"/>
             </w:pPr>
             <w:r>
               <w:t xml:space="preserve">nil</w:t>
@@ -17060,8 +17060,8 @@
             <w:pPr>
               <w:pStyle w:val="Compact"/>
               <w:jc w:val="left"/>
-              <w:ind w:firstLine="0" w:right="0" w:left="0"/>
-              <w:spacing w:lineRule="auto" w:line="240" w:before="40" w:after="40"/>
+              <w:ind w:left="0" w:right="0" w:firstLine="0"/>
+              <w:spacing w:before="40" w:lineRule="auto" w:line="240" w:after="40"/>
             </w:pPr>
             <w:r>
               <w:t xml:space="preserve">Constrain the source object type (nil = any).</w:t>
@@ -17076,8 +17076,8 @@
             <w:pPr>
               <w:pStyle w:val="Compact"/>
               <w:jc w:val="left"/>
-              <w:ind w:firstLine="0" w:right="0" w:left="0"/>
-              <w:spacing w:lineRule="auto" w:line="240" w:before="40" w:after="40"/>
+              <w:ind w:left="0" w:right="0" w:firstLine="0"/>
+              <w:spacing w:before="40" w:lineRule="auto" w:line="240" w:after="40"/>
             </w:pPr>
             <w:r>
               <w:rPr>
@@ -17093,8 +17093,8 @@
             <w:pPr>
               <w:pStyle w:val="Compact"/>
               <w:jc w:val="left"/>
-              <w:ind w:firstLine="0" w:right="0" w:left="0"/>
-              <w:spacing w:lineRule="auto" w:line="240" w:before="40" w:after="40"/>
+              <w:ind w:left="0" w:right="0" w:firstLine="0"/>
+              <w:spacing w:before="40" w:lineRule="auto" w:line="240" w:after="40"/>
             </w:pPr>
             <w:r>
               <w:t xml:space="preserve">string</w:t>
@@ -17107,8 +17107,8 @@
             <w:pPr>
               <w:pStyle w:val="Compact"/>
               <w:jc w:val="left"/>
-              <w:ind w:firstLine="0" w:right="0" w:left="0"/>
-              <w:spacing w:lineRule="auto" w:line="240" w:before="40" w:after="40"/>
+              <w:ind w:left="0" w:right="0" w:firstLine="0"/>
+              <w:spacing w:before="40" w:lineRule="auto" w:line="240" w:after="40"/>
             </w:pPr>
             <w:r>
               <w:t xml:space="preserve">nil</w:t>
@@ -17121,8 +17121,8 @@
             <w:pPr>
               <w:pStyle w:val="Compact"/>
               <w:jc w:val="left"/>
-              <w:ind w:firstLine="0" w:right="0" w:left="0"/>
-              <w:spacing w:lineRule="auto" w:line="240" w:before="40" w:after="40"/>
+              <w:ind w:left="0" w:right="0" w:firstLine="0"/>
+              <w:spacing w:before="40" w:lineRule="auto" w:line="240" w:after="40"/>
             </w:pPr>
             <w:r>
               <w:t xml:space="preserve">Constrain the target type (nil = any). Comma-separated list accepted.</w:t>
@@ -17137,8 +17137,8 @@
             <w:pPr>
               <w:pStyle w:val="Compact"/>
               <w:jc w:val="left"/>
-              <w:ind w:firstLine="0" w:right="0" w:left="0"/>
-              <w:spacing w:lineRule="auto" w:line="240" w:before="40" w:after="40"/>
+              <w:ind w:left="0" w:right="0" w:firstLine="0"/>
+              <w:spacing w:before="40" w:lineRule="auto" w:line="240" w:after="40"/>
             </w:pPr>
             <w:r>
               <w:rPr>
@@ -17154,8 +17154,8 @@
             <w:pPr>
               <w:pStyle w:val="Compact"/>
               <w:jc w:val="left"/>
-              <w:ind w:firstLine="0" w:right="0" w:left="0"/>
-              <w:spacing w:lineRule="auto" w:line="240" w:before="40" w:after="40"/>
+              <w:ind w:left="0" w:right="0" w:firstLine="0"/>
+              <w:spacing w:before="40" w:lineRule="auto" w:line="240" w:after="40"/>
             </w:pPr>
             <w:r>
               <w:t xml:space="preserve">string</w:t>
@@ -17168,8 +17168,8 @@
             <w:pPr>
               <w:pStyle w:val="Compact"/>
               <w:jc w:val="left"/>
-              <w:ind w:firstLine="0" w:right="0" w:left="0"/>
-              <w:spacing w:lineRule="auto" w:line="240" w:before="40" w:after="40"/>
+              <w:ind w:left="0" w:right="0" w:firstLine="0"/>
+              <w:spacing w:before="40" w:lineRule="auto" w:line="240" w:after="40"/>
             </w:pPr>
             <w:r>
               <w:t xml:space="preserve">nil</w:t>
@@ -17182,8 +17182,8 @@
             <w:pPr>
               <w:pStyle w:val="Compact"/>
               <w:jc w:val="left"/>
-              <w:ind w:firstLine="0" w:right="0" w:left="0"/>
-              <w:spacing w:lineRule="auto" w:line="240" w:before="40" w:after="40"/>
+              <w:ind w:left="0" w:right="0" w:firstLine="0"/>
+              <w:spacing w:before="40" w:lineRule="auto" w:line="240" w:after="40"/>
             </w:pPr>
             <w:r>
               <w:t xml:space="preserve">Constrain to links inside this attribute.</w:t>
@@ -17198,8 +17198,8 @@
             <w:pPr>
               <w:pStyle w:val="Compact"/>
               <w:jc w:val="left"/>
-              <w:ind w:firstLine="0" w:right="0" w:left="0"/>
-              <w:spacing w:lineRule="auto" w:line="240" w:before="40" w:after="40"/>
+              <w:ind w:left="0" w:right="0" w:firstLine="0"/>
+              <w:spacing w:before="40" w:lineRule="auto" w:line="240" w:after="40"/>
             </w:pPr>
             <w:r>
               <w:rPr>
@@ -17215,8 +17215,8 @@
             <w:pPr>
               <w:pStyle w:val="Compact"/>
               <w:jc w:val="left"/>
-              <w:ind w:firstLine="0" w:right="0" w:left="0"/>
-              <w:spacing w:lineRule="auto" w:line="240" w:before="40" w:after="40"/>
+              <w:ind w:left="0" w:right="0" w:firstLine="0"/>
+              <w:spacing w:before="40" w:lineRule="auto" w:line="240" w:after="40"/>
             </w:pPr>
             <w:r>
               <w:t xml:space="preserve">boolean</w:t>
@@ -17229,8 +17229,8 @@
             <w:pPr>
               <w:pStyle w:val="Compact"/>
               <w:jc w:val="left"/>
-              <w:ind w:firstLine="0" w:right="0" w:left="0"/>
-              <w:spacing w:lineRule="auto" w:line="240" w:before="40" w:after="40"/>
+              <w:ind w:left="0" w:right="0" w:firstLine="0"/>
+              <w:spacing w:before="40" w:lineRule="auto" w:line="240" w:after="40"/>
             </w:pPr>
             <w:r>
               <w:t xml:space="preserve">false</w:t>
@@ -17243,8 +17243,8 @@
             <w:pPr>
               <w:pStyle w:val="Compact"/>
               <w:jc w:val="left"/>
-              <w:ind w:firstLine="0" w:right="0" w:left="0"/>
-              <w:spacing w:lineRule="auto" w:line="240" w:before="40" w:after="40"/>
+              <w:ind w:left="0" w:right="0" w:firstLine="0"/>
+              <w:spacing w:before="40" w:lineRule="auto" w:line="240" w:after="40"/>
             </w:pPr>
             <w:r>
               <w:t xml:space="preserve">Derive from the containment hierarchy instead of an explicit link.</w:t>
@@ -17321,7 +17321,7 @@
     </w:p>
     <w:p>
       <w:pPr>
-        <w:spacing w:lineRule="exact" w:line="20" w:before="0" w:after="0"/>
+        <w:spacing w:after="0" w:lineRule="exact" w:before="0" w:line="20"/>
         <w:rPr>
           <w:sz w:val="2"/>
         </w:rPr>
@@ -17363,18 +17363,18 @@
         <w:tblLook w:firstRow="1" w:lastRow="0" w:firstColumn="0" w:lastColumn="0" w:noHBand="0" w:noVBand="0" w:val="0020"/>
         <w:jc w:val="start"/>
         <w:tblBorders>
-          <w:top w:color="000000" w:val="single" w:sz="6" w:space="0"/>
-          <w:left w:color="000000" w:val="single" w:sz="6" w:space="0"/>
-          <w:bottom w:color="000000" w:val="single" w:sz="6" w:space="0"/>
-          <w:right w:color="000000" w:val="single" w:sz="6" w:space="0"/>
-          <w:insideH w:color="000000" w:val="single" w:sz="6" w:space="0"/>
-          <w:insideV w:color="000000" w:val="single" w:sz="6" w:space="0"/>
+          <w:top w:color="000000" w:sz="6" w:val="single" w:space="0"/>
+          <w:left w:color="000000" w:sz="6" w:val="single" w:space="0"/>
+          <w:bottom w:color="000000" w:sz="6" w:val="single" w:space="0"/>
+          <w:right w:color="000000" w:sz="6" w:val="single" w:space="0"/>
+          <w:insideH w:color="000000" w:sz="6" w:val="single" w:space="0"/>
+          <w:insideV w:color="000000" w:sz="6" w:val="single" w:space="0"/>
         </w:tblBorders>
         <w:tblCellMar>
-          <w:top w:type="dxa" w:w="57"/>
-          <w:left w:type="dxa" w:w="108"/>
-          <w:bottom w:type="dxa" w:w="57"/>
-          <w:right w:type="dxa" w:w="108"/>
+          <w:top w:w="57" w:type="dxa"/>
+          <w:left w:w="108" w:type="dxa"/>
+          <w:bottom w:w="57" w:type="dxa"/>
+          <w:right w:w="108" w:type="dxa"/>
         </w:tblCellMar>
       </w:tblPr>
       <w:tblGrid>
@@ -17389,14 +17389,14 @@
         </w:trPr>
         <w:tc>
           <w:tcPr>
-            <w:shd w:val="clear" w:color="auto" w:fill="E8E8E8"/>
+            <w:shd w:fill="E8E8E8" w:val="clear" w:color="auto"/>
           </w:tcPr>
           <w:p>
             <w:pPr>
               <w:pStyle w:val="Compact"/>
               <w:jc w:val="left"/>
-              <w:ind w:firstLine="0" w:right="0" w:left="0"/>
-              <w:spacing w:lineRule="auto" w:line="240" w:before="40" w:after="40"/>
+              <w:ind w:left="0" w:right="0" w:firstLine="0"/>
+              <w:spacing w:before="40" w:lineRule="auto" w:line="240" w:after="40"/>
             </w:pPr>
             <w:r>
               <w:rPr>
@@ -17408,14 +17408,14 @@
         </w:tc>
         <w:tc>
           <w:tcPr>
-            <w:shd w:val="clear" w:color="auto" w:fill="E8E8E8"/>
+            <w:shd w:fill="E8E8E8" w:val="clear" w:color="auto"/>
           </w:tcPr>
           <w:p>
             <w:pPr>
               <w:pStyle w:val="Compact"/>
               <w:jc w:val="left"/>
-              <w:ind w:firstLine="0" w:right="0" w:left="0"/>
-              <w:spacing w:lineRule="auto" w:line="240" w:before="40" w:after="40"/>
+              <w:ind w:left="0" w:right="0" w:firstLine="0"/>
+              <w:spacing w:before="40" w:lineRule="auto" w:line="240" w:after="40"/>
             </w:pPr>
             <w:r>
               <w:rPr>
@@ -17427,14 +17427,14 @@
         </w:tc>
         <w:tc>
           <w:tcPr>
-            <w:shd w:val="clear" w:color="auto" w:fill="E8E8E8"/>
+            <w:shd w:fill="E8E8E8" w:val="clear" w:color="auto"/>
           </w:tcPr>
           <w:p>
             <w:pPr>
               <w:pStyle w:val="Compact"/>
               <w:jc w:val="left"/>
-              <w:ind w:firstLine="0" w:right="0" w:left="0"/>
-              <w:spacing w:lineRule="auto" w:line="240" w:before="40" w:after="40"/>
+              <w:ind w:left="0" w:right="0" w:firstLine="0"/>
+              <w:spacing w:before="40" w:lineRule="auto" w:line="240" w:after="40"/>
             </w:pPr>
             <w:r>
               <w:rPr>
@@ -17446,14 +17446,14 @@
         </w:tc>
         <w:tc>
           <w:tcPr>
-            <w:shd w:val="clear" w:color="auto" w:fill="E8E8E8"/>
+            <w:shd w:fill="E8E8E8" w:val="clear" w:color="auto"/>
           </w:tcPr>
           <w:p>
             <w:pPr>
               <w:pStyle w:val="Compact"/>
               <w:jc w:val="left"/>
-              <w:ind w:firstLine="0" w:right="0" w:left="0"/>
-              <w:spacing w:lineRule="auto" w:line="240" w:before="40" w:after="40"/>
+              <w:ind w:left="0" w:right="0" w:firstLine="0"/>
+              <w:spacing w:before="40" w:lineRule="auto" w:line="240" w:after="40"/>
             </w:pPr>
             <w:r>
               <w:rPr>
@@ -17471,8 +17471,8 @@
             <w:pPr>
               <w:pStyle w:val="Compact"/>
               <w:jc w:val="left"/>
-              <w:ind w:firstLine="0" w:right="0" w:left="0"/>
-              <w:spacing w:lineRule="auto" w:line="240" w:before="40" w:after="40"/>
+              <w:ind w:left="0" w:right="0" w:firstLine="0"/>
+              <w:spacing w:before="40" w:lineRule="auto" w:line="240" w:after="40"/>
             </w:pPr>
             <w:r>
               <w:rPr>
@@ -17488,8 +17488,8 @@
             <w:pPr>
               <w:pStyle w:val="Compact"/>
               <w:jc w:val="left"/>
-              <w:ind w:firstLine="0" w:right="0" w:left="0"/>
-              <w:spacing w:lineRule="auto" w:line="240" w:before="40" w:after="40"/>
+              <w:ind w:left="0" w:right="0" w:firstLine="0"/>
+              <w:spacing w:before="40" w:lineRule="auto" w:line="240" w:after="40"/>
             </w:pPr>
             <w:r>
               <w:t xml:space="preserve">string</w:t>
@@ -17502,8 +17502,8 @@
             <w:pPr>
               <w:pStyle w:val="Compact"/>
               <w:jc w:val="left"/>
-              <w:ind w:firstLine="0" w:right="0" w:left="0"/>
-              <w:spacing w:lineRule="auto" w:line="240" w:before="40" w:after="40"/>
+              <w:ind w:left="0" w:right="0" w:firstLine="0"/>
+              <w:spacing w:before="40" w:lineRule="auto" w:line="240" w:after="40"/>
             </w:pPr>
             <w:r>
               <w:t xml:space="preserve">required</w:t>
@@ -17516,8 +17516,8 @@
             <w:pPr>
               <w:pStyle w:val="Compact"/>
               <w:jc w:val="left"/>
-              <w:ind w:firstLine="0" w:right="0" w:left="0"/>
-              <w:spacing w:lineRule="auto" w:line="240" w:before="40" w:after="40"/>
+              <w:ind w:left="0" w:right="0" w:firstLine="0"/>
+              <w:spacing w:before="40" w:lineRule="auto" w:line="240" w:after="40"/>
             </w:pPr>
             <w:r>
               <w:t xml:space="preserve">Unique identifier.</w:t>
@@ -17532,8 +17532,8 @@
             <w:pPr>
               <w:pStyle w:val="Compact"/>
               <w:jc w:val="left"/>
-              <w:ind w:firstLine="0" w:right="0" w:left="0"/>
-              <w:spacing w:lineRule="auto" w:line="240" w:before="40" w:after="40"/>
+              <w:ind w:left="0" w:right="0" w:firstLine="0"/>
+              <w:spacing w:before="40" w:lineRule="auto" w:line="240" w:after="40"/>
             </w:pPr>
             <w:r>
               <w:rPr>
@@ -17549,8 +17549,8 @@
             <w:pPr>
               <w:pStyle w:val="Compact"/>
               <w:jc w:val="left"/>
-              <w:ind w:firstLine="0" w:right="0" w:left="0"/>
-              <w:spacing w:lineRule="auto" w:line="240" w:before="40" w:after="40"/>
+              <w:ind w:left="0" w:right="0" w:firstLine="0"/>
+              <w:spacing w:before="40" w:lineRule="auto" w:line="240" w:after="40"/>
             </w:pPr>
             <w:r>
               <w:t xml:space="preserve">string</w:t>
@@ -17563,8 +17563,8 @@
             <w:pPr>
               <w:pStyle w:val="Compact"/>
               <w:jc w:val="left"/>
-              <w:ind w:firstLine="0" w:right="0" w:left="0"/>
-              <w:spacing w:lineRule="auto" w:line="240" w:before="40" w:after="40"/>
+              <w:ind w:left="0" w:right="0" w:firstLine="0"/>
+              <w:spacing w:before="40" w:lineRule="auto" w:line="240" w:after="40"/>
             </w:pPr>
             <w:r>
               <w:t xml:space="preserve">same as</w:t>
@@ -17586,8 +17586,8 @@
             <w:pPr>
               <w:pStyle w:val="Compact"/>
               <w:jc w:val="left"/>
-              <w:ind w:firstLine="0" w:right="0" w:left="0"/>
-              <w:spacing w:lineRule="auto" w:line="240" w:before="40" w:after="40"/>
+              <w:ind w:left="0" w:right="0" w:firstLine="0"/>
+              <w:spacing w:before="40" w:lineRule="auto" w:line="240" w:after="40"/>
             </w:pPr>
             <w:r>
               <w:t xml:space="preserve">Human-readable name.</w:t>
@@ -17602,8 +17602,8 @@
             <w:pPr>
               <w:pStyle w:val="Compact"/>
               <w:jc w:val="left"/>
-              <w:ind w:firstLine="0" w:right="0" w:left="0"/>
-              <w:spacing w:lineRule="auto" w:line="240" w:before="40" w:after="40"/>
+              <w:ind w:left="0" w:right="0" w:firstLine="0"/>
+              <w:spacing w:before="40" w:lineRule="auto" w:line="240" w:after="40"/>
             </w:pPr>
             <w:r>
               <w:rPr>
@@ -17619,8 +17619,8 @@
             <w:pPr>
               <w:pStyle w:val="Compact"/>
               <w:jc w:val="left"/>
-              <w:ind w:firstLine="0" w:right="0" w:left="0"/>
-              <w:spacing w:lineRule="auto" w:line="240" w:before="40" w:after="40"/>
+              <w:ind w:left="0" w:right="0" w:firstLine="0"/>
+              <w:spacing w:before="40" w:lineRule="auto" w:line="240" w:after="40"/>
             </w:pPr>
             <w:r>
               <w:t xml:space="preserve">string</w:t>
@@ -17633,8 +17633,8 @@
             <w:pPr>
               <w:pStyle w:val="Compact"/>
               <w:jc w:val="left"/>
-              <w:ind w:firstLine="0" w:right="0" w:left="0"/>
-              <w:spacing w:lineRule="auto" w:line="240" w:before="40" w:after="40"/>
+              <w:ind w:left="0" w:right="0" w:firstLine="0"/>
+              <w:spacing w:before="40" w:lineRule="auto" w:line="240" w:after="40"/>
             </w:pPr>
             <w:r>
               <w:t xml:space="preserve">nil</w:t>
@@ -17647,8 +17647,8 @@
             <w:pPr>
               <w:pStyle w:val="Compact"/>
               <w:jc w:val="left"/>
-              <w:ind w:firstLine="0" w:right="0" w:left="0"/>
-              <w:spacing w:lineRule="auto" w:line="240" w:before="40" w:after="40"/>
+              <w:ind w:left="0" w:right="0" w:firstLine="0"/>
+              <w:spacing w:before="40" w:lineRule="auto" w:line="240" w:after="40"/>
             </w:pPr>
             <w:r>
               <w:t xml:space="preserve">Prefix for inline-code dispatch (</w:t>
@@ -17687,8 +17687,8 @@
             <w:pPr>
               <w:pStyle w:val="Compact"/>
               <w:jc w:val="left"/>
-              <w:ind w:firstLine="0" w:right="0" w:left="0"/>
-              <w:spacing w:lineRule="auto" w:line="240" w:before="40" w:after="40"/>
+              <w:ind w:left="0" w:right="0" w:firstLine="0"/>
+              <w:spacing w:before="40" w:lineRule="auto" w:line="240" w:after="40"/>
             </w:pPr>
             <w:r>
               <w:rPr>
@@ -17704,8 +17704,8 @@
             <w:pPr>
               <w:pStyle w:val="Compact"/>
               <w:jc w:val="left"/>
-              <w:ind w:firstLine="0" w:right="0" w:left="0"/>
-              <w:spacing w:lineRule="auto" w:line="240" w:before="40" w:after="40"/>
+              <w:ind w:left="0" w:right="0" w:firstLine="0"/>
+              <w:spacing w:before="40" w:lineRule="auto" w:line="240" w:after="40"/>
             </w:pPr>
             <w:r>
               <w:t xml:space="preserve">list</w:t>
@@ -17718,8 +17718,8 @@
             <w:pPr>
               <w:pStyle w:val="Compact"/>
               <w:jc w:val="left"/>
-              <w:ind w:firstLine="0" w:right="0" w:left="0"/>
-              <w:spacing w:lineRule="auto" w:line="240" w:before="40" w:after="40"/>
+              <w:ind w:left="0" w:right="0" w:firstLine="0"/>
+              <w:spacing w:before="40" w:lineRule="auto" w:line="240" w:after="40"/>
             </w:pPr>
             <w:r>
               <w:t xml:space="preserve">nil</w:t>
@@ -17732,8 +17732,8 @@
             <w:pPr>
               <w:pStyle w:val="Compact"/>
               <w:jc w:val="left"/>
-              <w:ind w:firstLine="0" w:right="0" w:left="0"/>
-              <w:spacing w:lineRule="auto" w:line="240" w:before="40" w:after="40"/>
+              <w:ind w:left="0" w:right="0" w:firstLine="0"/>
+              <w:spacing w:before="40" w:lineRule="auto" w:line="240" w:after="40"/>
             </w:pPr>
             <w:r>
               <w:t xml:space="preserve">Alternative prefixes for the same view type.</w:t>
@@ -17748,8 +17748,8 @@
             <w:pPr>
               <w:pStyle w:val="Compact"/>
               <w:jc w:val="left"/>
-              <w:ind w:firstLine="0" w:right="0" w:left="0"/>
-              <w:spacing w:lineRule="auto" w:line="240" w:before="40" w:after="40"/>
+              <w:ind w:left="0" w:right="0" w:firstLine="0"/>
+              <w:spacing w:before="40" w:lineRule="auto" w:line="240" w:after="40"/>
             </w:pPr>
             <w:r>
               <w:rPr>
@@ -17765,8 +17765,8 @@
             <w:pPr>
               <w:pStyle w:val="Compact"/>
               <w:jc w:val="left"/>
-              <w:ind w:firstLine="0" w:right="0" w:left="0"/>
-              <w:spacing w:lineRule="auto" w:line="240" w:before="40" w:after="40"/>
+              <w:ind w:left="0" w:right="0" w:firstLine="0"/>
+              <w:spacing w:before="40" w:lineRule="auto" w:line="240" w:after="40"/>
             </w:pPr>
             <w:r>
               <w:t xml:space="preserve">string</w:t>
@@ -17779,8 +17779,8 @@
             <w:pPr>
               <w:pStyle w:val="Compact"/>
               <w:jc w:val="left"/>
-              <w:ind w:firstLine="0" w:right="0" w:left="0"/>
-              <w:spacing w:lineRule="auto" w:line="240" w:before="40" w:after="40"/>
+              <w:ind w:left="0" w:right="0" w:firstLine="0"/>
+              <w:spacing w:before="40" w:lineRule="auto" w:line="240" w:after="40"/>
             </w:pPr>
             <w:r>
               <w:t xml:space="preserve">nil</w:t>
@@ -17793,8 +17793,8 @@
             <w:pPr>
               <w:pStyle w:val="Compact"/>
               <w:jc w:val="left"/>
-              <w:ind w:firstLine="0" w:right="0" w:left="0"/>
-              <w:spacing w:lineRule="auto" w:line="240" w:before="40" w:after="40"/>
+              <w:ind w:left="0" w:right="0" w:firstLine="0"/>
+              <w:spacing w:before="40" w:lineRule="auto" w:line="240" w:after="40"/>
             </w:pPr>
             <w:r>
               <w:t xml:space="preserve">Strategy (</w:t>
@@ -17830,8 +17830,8 @@
             <w:pPr>
               <w:pStyle w:val="Compact"/>
               <w:jc w:val="left"/>
-              <w:ind w:firstLine="0" w:right="0" w:left="0"/>
-              <w:spacing w:lineRule="auto" w:line="240" w:before="40" w:after="40"/>
+              <w:ind w:left="0" w:right="0" w:firstLine="0"/>
+              <w:spacing w:before="40" w:lineRule="auto" w:line="240" w:after="40"/>
             </w:pPr>
             <w:r>
               <w:rPr>
@@ -17847,8 +17847,8 @@
             <w:pPr>
               <w:pStyle w:val="Compact"/>
               <w:jc w:val="left"/>
-              <w:ind w:firstLine="0" w:right="0" w:left="0"/>
-              <w:spacing w:lineRule="auto" w:line="240" w:before="40" w:after="40"/>
+              <w:ind w:left="0" w:right="0" w:firstLine="0"/>
+              <w:spacing w:before="40" w:lineRule="auto" w:line="240" w:after="40"/>
             </w:pPr>
             <w:r>
               <w:t xml:space="preserve">string</w:t>
@@ -17861,8 +17861,8 @@
             <w:pPr>
               <w:pStyle w:val="Compact"/>
               <w:jc w:val="left"/>
-              <w:ind w:firstLine="0" w:right="0" w:left="0"/>
-              <w:spacing w:lineRule="auto" w:line="240" w:before="40" w:after="40"/>
+              <w:ind w:left="0" w:right="0" w:firstLine="0"/>
+              <w:spacing w:before="40" w:lineRule="auto" w:line="240" w:after="40"/>
             </w:pPr>
             <w:r>
               <w:t xml:space="preserve">nil</w:t>
@@ -17875,8 +17875,8 @@
             <w:pPr>
               <w:pStyle w:val="Compact"/>
               <w:jc w:val="left"/>
-              <w:ind w:firstLine="0" w:right="0" w:left="0"/>
-              <w:spacing w:lineRule="auto" w:line="240" w:before="40" w:after="40"/>
+              <w:ind w:left="0" w:right="0" w:firstLine="0"/>
+              <w:spacing w:before="40" w:lineRule="auto" w:line="240" w:after="40"/>
             </w:pPr>
             <w:r>
               <w:t xml:space="preserve">Counter group for numbered views.</w:t>
@@ -17891,8 +17891,8 @@
             <w:pPr>
               <w:pStyle w:val="Compact"/>
               <w:jc w:val="left"/>
-              <w:ind w:firstLine="0" w:right="0" w:left="0"/>
-              <w:spacing w:lineRule="auto" w:line="240" w:before="40" w:after="40"/>
+              <w:ind w:left="0" w:right="0" w:firstLine="0"/>
+              <w:spacing w:before="40" w:lineRule="auto" w:line="240" w:after="40"/>
             </w:pPr>
             <w:r>
               <w:rPr>
@@ -17908,8 +17908,8 @@
             <w:pPr>
               <w:pStyle w:val="Compact"/>
               <w:jc w:val="left"/>
-              <w:ind w:firstLine="0" w:right="0" w:left="0"/>
-              <w:spacing w:lineRule="auto" w:line="240" w:before="40" w:after="40"/>
+              <w:ind w:left="0" w:right="0" w:firstLine="0"/>
+              <w:spacing w:before="40" w:lineRule="auto" w:line="240" w:after="40"/>
             </w:pPr>
             <w:r>
               <w:t xml:space="preserve">string</w:t>
@@ -17922,8 +17922,8 @@
             <w:pPr>
               <w:pStyle w:val="Compact"/>
               <w:jc w:val="left"/>
-              <w:ind w:firstLine="0" w:right="0" w:left="0"/>
-              <w:spacing w:lineRule="auto" w:line="240" w:before="40" w:after="40"/>
+              <w:ind w:left="0" w:right="0" w:firstLine="0"/>
+              <w:spacing w:before="40" w:lineRule="auto" w:line="240" w:after="40"/>
             </w:pPr>
             <w:r>
               <w:t xml:space="preserve">nil</w:t>
@@ -17936,8 +17936,8 @@
             <w:pPr>
               <w:pStyle w:val="Compact"/>
               <w:jc w:val="left"/>
-              <w:ind w:firstLine="0" w:right="0" w:left="0"/>
-              <w:spacing w:lineRule="auto" w:line="240" w:before="40" w:after="40"/>
+              <w:ind w:left="0" w:right="0" w:firstLine="0"/>
+              <w:spacing w:before="40" w:lineRule="auto" w:line="240" w:after="40"/>
             </w:pPr>
             <w:r>
               <w:t xml:space="preserve">The view-element subtype this view aggregates (e.g. </w:t>
@@ -17961,8 +17961,8 @@
             <w:pPr>
               <w:pStyle w:val="Compact"/>
               <w:jc w:val="left"/>
-              <w:ind w:firstLine="0" w:right="0" w:left="0"/>
-              <w:spacing w:lineRule="auto" w:line="240" w:before="40" w:after="40"/>
+              <w:ind w:left="0" w:right="0" w:firstLine="0"/>
+              <w:spacing w:before="40" w:lineRule="auto" w:line="240" w:after="40"/>
             </w:pPr>
             <w:r>
               <w:rPr>
@@ -17978,8 +17978,8 @@
             <w:pPr>
               <w:pStyle w:val="Compact"/>
               <w:jc w:val="left"/>
-              <w:ind w:firstLine="0" w:right="0" w:left="0"/>
-              <w:spacing w:lineRule="auto" w:line="240" w:before="40" w:after="40"/>
+              <w:ind w:left="0" w:right="0" w:firstLine="0"/>
+              <w:spacing w:before="40" w:lineRule="auto" w:line="240" w:after="40"/>
             </w:pPr>
             <w:r>
               <w:t xml:space="preserve">boolean</w:t>
@@ -17992,8 +17992,8 @@
             <w:pPr>
               <w:pStyle w:val="Compact"/>
               <w:jc w:val="left"/>
-              <w:ind w:firstLine="0" w:right="0" w:left="0"/>
-              <w:spacing w:lineRule="auto" w:line="240" w:before="40" w:after="40"/>
+              <w:ind w:left="0" w:right="0" w:firstLine="0"/>
+              <w:spacing w:before="40" w:lineRule="auto" w:line="240" w:after="40"/>
             </w:pPr>
             <w:r>
               <w:t xml:space="preserve">false</w:t>
@@ -18006,8 +18006,8 @@
             <w:pPr>
               <w:pStyle w:val="Compact"/>
               <w:jc w:val="left"/>
-              <w:ind w:firstLine="0" w:right="0" w:left="0"/>
-              <w:spacing w:lineRule="auto" w:line="240" w:before="40" w:after="40"/>
+              <w:ind w:left="0" w:right="0" w:firstLine="0"/>
+              <w:spacing w:before="40" w:lineRule="auto" w:line="240" w:after="40"/>
             </w:pPr>
             <w:r>
               <w:t xml:space="preserve">See</w:t>
@@ -18296,7 +18296,7 @@
     </w:p>
     <w:p>
       <w:pPr>
-        <w:spacing w:lineRule="exact" w:line="20" w:before="0" w:after="0"/>
+        <w:spacing w:after="0" w:lineRule="exact" w:before="0" w:line="20"/>
         <w:rPr>
           <w:sz w:val="2"/>
         </w:rPr>
@@ -19240,7 +19240,7 @@
     </w:p>
     <w:p>
       <w:pPr>
-        <w:spacing w:lineRule="exact" w:line="20" w:before="0" w:after="0"/>
+        <w:spacing w:after="0" w:lineRule="exact" w:before="0" w:line="20"/>
         <w:rPr>
           <w:sz w:val="2"/>
         </w:rPr>
@@ -19438,7 +19438,7 @@
     </w:p>
     <w:p>
       <w:pPr>
-        <w:spacing w:lineRule="exact" w:line="20" w:before="0" w:after="0"/>
+        <w:spacing w:after="0" w:lineRule="exact" w:before="0" w:line="20"/>
         <w:rPr>
           <w:sz w:val="2"/>
         </w:rPr>
@@ -22114,7 +22114,7 @@
     </w:p>
     <w:p>
       <w:pPr>
-        <w:spacing w:lineRule="exact" w:line="20" w:before="0" w:after="0"/>
+        <w:spacing w:after="0" w:lineRule="exact" w:before="0" w:line="20"/>
         <w:rPr>
           <w:sz w:val="2"/>
         </w:rPr>
@@ -22156,18 +22156,18 @@
         <w:tblLook w:firstRow="1" w:lastRow="0" w:firstColumn="0" w:lastColumn="0" w:noHBand="0" w:noVBand="0" w:val="0020"/>
         <w:jc w:val="start"/>
         <w:tblBorders>
-          <w:top w:color="000000" w:val="single" w:sz="6" w:space="0"/>
-          <w:left w:color="000000" w:val="single" w:sz="6" w:space="0"/>
-          <w:bottom w:color="000000" w:val="single" w:sz="6" w:space="0"/>
-          <w:right w:color="000000" w:val="single" w:sz="6" w:space="0"/>
-          <w:insideH w:color="000000" w:val="single" w:sz="6" w:space="0"/>
-          <w:insideV w:color="000000" w:val="single" w:sz="6" w:space="0"/>
+          <w:top w:color="000000" w:sz="6" w:val="single" w:space="0"/>
+          <w:left w:color="000000" w:sz="6" w:val="single" w:space="0"/>
+          <w:bottom w:color="000000" w:sz="6" w:val="single" w:space="0"/>
+          <w:right w:color="000000" w:sz="6" w:val="single" w:space="0"/>
+          <w:insideH w:color="000000" w:sz="6" w:val="single" w:space="0"/>
+          <w:insideV w:color="000000" w:sz="6" w:val="single" w:space="0"/>
         </w:tblBorders>
         <w:tblCellMar>
-          <w:top w:type="dxa" w:w="57"/>
-          <w:left w:type="dxa" w:w="108"/>
-          <w:bottom w:type="dxa" w:w="57"/>
-          <w:right w:type="dxa" w:w="108"/>
+          <w:top w:w="57" w:type="dxa"/>
+          <w:left w:w="108" w:type="dxa"/>
+          <w:bottom w:w="57" w:type="dxa"/>
+          <w:right w:w="108" w:type="dxa"/>
         </w:tblCellMar>
       </w:tblPr>
       <w:tblGrid>
@@ -22180,14 +22180,14 @@
         </w:trPr>
         <w:tc>
           <w:tcPr>
-            <w:shd w:val="clear" w:color="auto" w:fill="E8E8E8"/>
+            <w:shd w:fill="E8E8E8" w:val="clear" w:color="auto"/>
           </w:tcPr>
           <w:p>
             <w:pPr>
               <w:pStyle w:val="Compact"/>
               <w:jc w:val="left"/>
-              <w:ind w:firstLine="0" w:right="0" w:left="0"/>
-              <w:spacing w:lineRule="auto" w:line="240" w:before="40" w:after="40"/>
+              <w:ind w:left="0" w:right="0" w:firstLine="0"/>
+              <w:spacing w:before="40" w:lineRule="auto" w:line="240" w:after="40"/>
             </w:pPr>
             <w:r>
               <w:rPr>
@@ -22199,14 +22199,14 @@
         </w:tc>
         <w:tc>
           <w:tcPr>
-            <w:shd w:val="clear" w:color="auto" w:fill="E8E8E8"/>
+            <w:shd w:fill="E8E8E8" w:val="clear" w:color="auto"/>
           </w:tcPr>
           <w:p>
             <w:pPr>
               <w:pStyle w:val="Compact"/>
               <w:jc w:val="left"/>
-              <w:ind w:firstLine="0" w:right="0" w:left="0"/>
-              <w:spacing w:lineRule="auto" w:line="240" w:before="40" w:after="40"/>
+              <w:ind w:left="0" w:right="0" w:firstLine="0"/>
+              <w:spacing w:before="40" w:lineRule="auto" w:line="240" w:after="40"/>
             </w:pPr>
             <w:r>
               <w:rPr>
@@ -22224,8 +22224,8 @@
             <w:pPr>
               <w:pStyle w:val="Compact"/>
               <w:jc w:val="left"/>
-              <w:ind w:firstLine="0" w:right="0" w:left="0"/>
-              <w:spacing w:lineRule="auto" w:line="240" w:before="40" w:after="40"/>
+              <w:ind w:left="0" w:right="0" w:firstLine="0"/>
+              <w:spacing w:before="40" w:lineRule="auto" w:line="240" w:after="40"/>
             </w:pPr>
             <w:r>
               <w:rPr>
@@ -22265,8 +22265,8 @@
             <w:pPr>
               <w:pStyle w:val="Compact"/>
               <w:jc w:val="left"/>
-              <w:ind w:firstLine="0" w:right="0" w:left="0"/>
-              <w:spacing w:lineRule="auto" w:line="240" w:before="40" w:after="40"/>
+              <w:ind w:left="0" w:right="0" w:firstLine="0"/>
+              <w:spacing w:before="40" w:lineRule="auto" w:line="240" w:after="40"/>
             </w:pPr>
             <w:r>
               <w:t xml:space="preserve">Process and options.</w:t>
@@ -22311,8 +22311,8 @@
             <w:pPr>
               <w:pStyle w:val="Compact"/>
               <w:jc w:val="left"/>
-              <w:ind w:firstLine="0" w:right="0" w:left="0"/>
-              <w:spacing w:lineRule="auto" w:line="240" w:before="40" w:after="40"/>
+              <w:ind w:left="0" w:right="0" w:firstLine="0"/>
+              <w:spacing w:before="40" w:lineRule="auto" w:line="240" w:after="40"/>
             </w:pPr>
             <w:r>
               <w:rPr>
@@ -22328,8 +22328,8 @@
             <w:pPr>
               <w:pStyle w:val="Compact"/>
               <w:jc w:val="left"/>
-              <w:ind w:firstLine="0" w:right="0" w:left="0"/>
-              <w:spacing w:lineRule="auto" w:line="240" w:before="40" w:after="40"/>
+              <w:ind w:left="0" w:right="0" w:firstLine="0"/>
+              <w:spacing w:before="40" w:lineRule="auto" w:line="240" w:after="40"/>
             </w:pPr>
             <w:r>
               <w:t xml:space="preserve">File-based cache key. If the file already exists, the process is not spawned —</w:t>
@@ -22359,8 +22359,8 @@
             <w:pPr>
               <w:pStyle w:val="Compact"/>
               <w:jc w:val="left"/>
-              <w:ind w:firstLine="0" w:right="0" w:left="0"/>
-              <w:spacing w:lineRule="auto" w:line="240" w:before="40" w:after="40"/>
+              <w:ind w:left="0" w:right="0" w:firstLine="0"/>
+              <w:spacing w:before="40" w:lineRule="auto" w:line="240" w:after="40"/>
             </w:pPr>
             <w:r>
               <w:rPr>
@@ -22376,8 +22376,8 @@
             <w:pPr>
               <w:pStyle w:val="Compact"/>
               <w:jc w:val="left"/>
-              <w:ind w:firstLine="0" w:right="0" w:left="0"/>
-              <w:spacing w:lineRule="auto" w:line="240" w:before="40" w:after="40"/>
+              <w:ind w:left="0" w:right="0" w:firstLine="0"/>
+              <w:spacing w:before="40" w:lineRule="auto" w:line="240" w:after="40"/>
             </w:pPr>
             <w:r>
               <w:t xml:space="preserve">Arbitrary table passed through to</w:t>
@@ -22429,7 +22429,7 @@
     </w:p>
     <w:p>
       <w:pPr>
-        <w:spacing w:lineRule="exact" w:line="20" w:before="0" w:after="0"/>
+        <w:spacing w:after="0" w:lineRule="exact" w:before="0" w:line="20"/>
         <w:rPr>
           <w:sz w:val="2"/>
         </w:rPr>
@@ -22931,17 +22931,17 @@
 </file>
 
 <file path=word/footer1.xml><?xml version="1.0" encoding="utf-8"?>
-<w:ftr xmlns:w="http://schemas.openxmlformats.org/wordprocessingml/2006/main" xmlns:r="http://schemas.openxmlformats.org/officeDocument/2006/relationships">
+<w:ftr xmlns:r="http://schemas.openxmlformats.org/officeDocument/2006/relationships" xmlns:w="http://schemas.openxmlformats.org/wordprocessingml/2006/main">
   <w:tbl>
     <w:tblPr>
-      <w:tblW w:type="pct" w:w="5000"/>
+      <w:tblW w:w="5000" w:type="pct"/>
       <w:tblBorders>
-        <w:top w:color="CCCCCC" w:val="single" w:sz="4" w:space="1"/>
-        <w:bottom w:color="auto" w:val="none" w:sz="0" w:space="0"/>
-        <w:left w:color="auto" w:val="none" w:sz="0" w:space="0"/>
-        <w:right w:color="auto" w:val="none" w:sz="0" w:space="0"/>
-        <w:insideH w:color="auto" w:val="none" w:sz="0" w:space="0"/>
-        <w:insideV w:color="auto" w:val="none" w:sz="0" w:space="0"/>
+        <w:top w:color="CCCCCC" w:sz="4" w:val="single" w:space="1"/>
+        <w:bottom w:color="auto" w:sz="0" w:val="none" w:space="0"/>
+        <w:left w:color="auto" w:sz="0" w:val="none" w:space="0"/>
+        <w:right w:color="auto" w:sz="0" w:val="none" w:space="0"/>
+        <w:insideH w:color="auto" w:sz="0" w:val="none" w:space="0"/>
+        <w:insideV w:color="auto" w:sz="0" w:val="none" w:space="0"/>
       </w:tblBorders>
       <w:tblLayout w:type="fixed"/>
     </w:tblPr>
@@ -22953,7 +22953,7 @@
     <w:tr>
       <w:tc>
         <w:tcPr>
-          <w:tcW w:type="pct" w:w="1667"/>
+          <w:tcW w:w="1667" w:type="pct"/>
         </w:tcPr>
         <w:p>
           <w:pPr>
@@ -22967,7 +22967,7 @@
       </w:tc>
       <w:tc>
         <w:tcPr>
-          <w:tcW w:type="pct" w:w="1667"/>
+          <w:tcW w:w="1667" w:type="pct"/>
         </w:tcPr>
         <w:p>
           <w:pPr>
@@ -22981,7 +22981,7 @@
       </w:tc>
       <w:tc>
         <w:tcPr>
-          <w:tcW w:type="pct" w:w="1667"/>
+          <w:tcW w:w="1667" w:type="pct"/>
         </w:tcPr>
         <w:p>
           <w:pPr>
@@ -23057,7 +23057,7 @@
 </file>
 
 <file path=word/header1.xml><?xml version="1.0" encoding="utf-8"?>
-<w:hdr xmlns:w="http://schemas.openxmlformats.org/wordprocessingml/2006/main" xmlns:r="http://schemas.openxmlformats.org/officeDocument/2006/relationships">
+<w:hdr xmlns:r="http://schemas.openxmlformats.org/officeDocument/2006/relationships" xmlns:w="http://schemas.openxmlformats.org/wordprocessingml/2006/main">
   <w:p>
     <w:pPr>
       <w:pStyle w:val="Header"/>
@@ -23067,7 +23067,7 @@
 </file>
 
 <file path=word/header2.xml><?xml version="1.0" encoding="utf-8"?>
-<w:hdr xmlns:w="http://schemas.openxmlformats.org/wordprocessingml/2006/main" xmlns:r="http://schemas.openxmlformats.org/officeDocument/2006/relationships">
+<w:hdr xmlns:r="http://schemas.openxmlformats.org/officeDocument/2006/relationships" xmlns:w="http://schemas.openxmlformats.org/wordprocessingml/2006/main">
   <w:p>
     <w:pPr>
       <w:pStyle w:val="Header"/>
@@ -23110,7 +23110,7 @@
       <w:lvlText w:val="%1"/>
       <w:lvlJc w:val="left"/>
       <w:pPr>
-        <w:ind w:hanging="0" w:left="0"/>
+        <w:ind w:left="0" w:hanging="0"/>
       </w:pPr>
     </w:lvl>
     <w:lvl w:ilvl="1">
@@ -23122,7 +23122,7 @@
       <w:lvlText w:val="%1.%2"/>
       <w:lvlJc w:val="left"/>
       <w:pPr>
-        <w:ind w:hanging="0" w:left="0"/>
+        <w:ind w:left="0" w:hanging="0"/>
       </w:pPr>
     </w:lvl>
     <w:lvl w:ilvl="2">
@@ -23134,7 +23134,7 @@
       <w:lvlText w:val="%1.%2.%3"/>
       <w:lvlJc w:val="left"/>
       <w:pPr>
-        <w:ind w:hanging="0" w:left="0"/>
+        <w:ind w:left="0" w:hanging="0"/>
       </w:pPr>
     </w:lvl>
     <w:lvl w:ilvl="3">
@@ -23146,7 +23146,7 @@
       <w:lvlText w:val="%1.%2.%3.%4"/>
       <w:lvlJc w:val="left"/>
       <w:pPr>
-        <w:ind w:hanging="0" w:left="0"/>
+        <w:ind w:left="0" w:hanging="0"/>
       </w:pPr>
     </w:lvl>
     <w:lvl w:ilvl="4">
@@ -23158,7 +23158,7 @@
       <w:lvlText w:val="%1.%2.%3.%4.%5"/>
       <w:lvlJc w:val="left"/>
       <w:pPr>
-        <w:ind w:hanging="0" w:left="0"/>
+        <w:ind w:left="0" w:hanging="0"/>
       </w:pPr>
     </w:lvl>
   </w:abstractNum>
@@ -24222,18 +24222,18 @@
     <w:basedOn w:val="VerbatimChar"/>
     <w:rPr/>
   </w:style>
-  <w:style w:type="paragraph" w:styleId="SpecObjectHeader" w:customStyle="1">
+  <w:style w:type="paragraph" w:customStyle="1" w:styleId="SpecObjectHeader">
     <w:name w:val="Spec Object Header"/>
     <w:basedOn w:val="Normal"/>
     <w:next w:val="FirstParagraph"/>
     <w:qFormat/>
     <w:pPr>
       <w:keepNext/>
-      <w:spacing w:lineRule="auto" w:line="276" w:before="280" w:after="120"/>
+      <w:spacing w:before="280" w:lineRule="auto" w:line="276" w:after="120"/>
       <w:outlineLvl w:val="0"/>
     </w:pPr>
     <w:rPr>
-      <w:rFonts w:hAnsi="Calibri Light" w:ascii="Calibri Light" w:cs="Calibri Light"/>
+      <w:rFonts w:cs="Calibri Light" w:ascii="Calibri Light" w:hAnsi="Calibri Light"/>
       <w:b/>
       <w:bCs/>
       <w:color w:val="0F4C64"/>

--- a/manual/downloads/creating-a-model.docx
+++ b/manual/downloads/creating-a-model.docx
@@ -420,7 +420,7 @@
           <w:sz w:val="2"/>
         </w:rPr>
       </w:pPr>
-      <w:bookmarkStart w:name="listing-src-model-quickstart" w:id="32204"/>
+      <w:bookmarkStart w:id="32204" w:name="listing-src-model-quickstart"/>
       <w:bookmarkEnd w:id="32204"/>
     </w:p>
     <w:p>
@@ -968,7 +968,7 @@
           <w:sz w:val="2"/>
         </w:rPr>
       </w:pPr>
-      <w:bookmarkStart w:name="listing-src-model-adr-layout" w:id="21471"/>
+      <w:bookmarkStart w:id="21471" w:name="listing-src-model-adr-layout"/>
       <w:bookmarkEnd w:id="21471"/>
     </w:p>
     <w:p>
@@ -1079,7 +1079,7 @@
           <w:sz w:val="2"/>
         </w:rPr>
       </w:pPr>
-      <w:bookmarkStart w:name="listing-src-model-adr-descriptor" w:id="36868"/>
+      <w:bookmarkStart w:id="36868" w:name="listing-src-model-adr-descriptor"/>
       <w:bookmarkEnd w:id="36868"/>
     </w:p>
     <w:p>
@@ -1894,7 +1894,7 @@
           <w:sz w:val="2"/>
         </w:rPr>
       </w:pPr>
-      <w:bookmarkStart w:name="listing-src-model-adr-usage" w:id="5934"/>
+      <w:bookmarkStart w:id="5934" w:name="listing-src-model-adr-usage"/>
       <w:bookmarkEnd w:id="5934"/>
     </w:p>
     <w:p>
@@ -2241,7 +2241,7 @@
           <w:sz w:val="2"/>
         </w:rPr>
       </w:pPr>
-      <w:bookmarkStart w:name="listing-src-model-directory-layout" w:id="46561"/>
+      <w:bookmarkStart w:id="46561" w:name="listing-src-model-directory-layout"/>
       <w:bookmarkEnd w:id="46561"/>
     </w:p>
     <w:p>
@@ -2431,7 +2431,7 @@
           <w:sz w:val="2"/>
         </w:rPr>
       </w:pPr>
-      <w:bookmarkStart w:name="listing-src-model-manifest" w:id="28870"/>
+      <w:bookmarkStart w:id="28870" w:name="listing-src-model-manifest"/>
       <w:bookmarkEnd w:id="28870"/>
     </w:p>
     <w:p>
@@ -2671,7 +2671,7 @@
           <w:sz w:val="2"/>
         </w:rPr>
       </w:pPr>
-      <w:bookmarkStart w:name="csv-tbl-model-categories" w:id="36631"/>
+      <w:bookmarkStart w:id="36631" w:name="csv-tbl-model-categories"/>
       <w:bookmarkEnd w:id="36631"/>
     </w:p>
     <w:p>
@@ -2708,18 +2708,18 @@
         <w:tblLook w:firstRow="1" w:lastRow="0" w:firstColumn="0" w:lastColumn="0" w:noHBand="0" w:noVBand="0" w:val="0020"/>
         <w:jc w:val="start"/>
         <w:tblBorders>
-          <w:top w:color="000000" w:sz="6" w:val="single" w:space="0"/>
-          <w:left w:color="000000" w:sz="6" w:val="single" w:space="0"/>
-          <w:bottom w:color="000000" w:sz="6" w:val="single" w:space="0"/>
-          <w:right w:color="000000" w:sz="6" w:val="single" w:space="0"/>
-          <w:insideH w:color="000000" w:sz="6" w:val="single" w:space="0"/>
-          <w:insideV w:color="000000" w:sz="6" w:val="single" w:space="0"/>
+          <w:top w:sz="6" w:val="single" w:space="0" w:color="000000"/>
+          <w:left w:sz="6" w:val="single" w:space="0" w:color="000000"/>
+          <w:bottom w:sz="6" w:val="single" w:space="0" w:color="000000"/>
+          <w:right w:sz="6" w:val="single" w:space="0" w:color="000000"/>
+          <w:insideH w:sz="6" w:val="single" w:space="0" w:color="000000"/>
+          <w:insideV w:sz="6" w:val="single" w:space="0" w:color="000000"/>
         </w:tblBorders>
         <w:tblCellMar>
-          <w:top w:w="57" w:type="dxa"/>
-          <w:left w:w="108" w:type="dxa"/>
-          <w:bottom w:w="57" w:type="dxa"/>
-          <w:right w:w="108" w:type="dxa"/>
+          <w:top w:type="dxa" w:w="57"/>
+          <w:left w:type="dxa" w:w="108"/>
+          <w:bottom w:type="dxa" w:w="57"/>
+          <w:right w:type="dxa" w:w="108"/>
         </w:tblCellMar>
       </w:tblPr>
       <w:tblGrid>
@@ -2734,14 +2734,14 @@
         </w:trPr>
         <w:tc>
           <w:tcPr>
-            <w:shd w:fill="E8E8E8" w:val="clear" w:color="auto"/>
+            <w:shd w:val="clear" w:fill="E8E8E8" w:color="auto"/>
           </w:tcPr>
           <w:p>
             <w:pPr>
               <w:pStyle w:val="Compact"/>
               <w:jc w:val="left"/>
-              <w:ind w:left="0" w:right="0" w:firstLine="0"/>
-              <w:spacing w:before="40" w:lineRule="auto" w:line="240" w:after="40"/>
+              <w:ind w:left="0" w:firstLine="0" w:right="0"/>
+              <w:spacing w:line="240" w:lineRule="auto" w:before="40" w:after="40"/>
             </w:pPr>
             <w:r>
               <w:rPr>
@@ -2753,14 +2753,14 @@
         </w:tc>
         <w:tc>
           <w:tcPr>
-            <w:shd w:fill="E8E8E8" w:val="clear" w:color="auto"/>
+            <w:shd w:val="clear" w:fill="E8E8E8" w:color="auto"/>
           </w:tcPr>
           <w:p>
             <w:pPr>
               <w:pStyle w:val="Compact"/>
               <w:jc w:val="left"/>
-              <w:ind w:left="0" w:right="0" w:firstLine="0"/>
-              <w:spacing w:before="40" w:lineRule="auto" w:line="240" w:after="40"/>
+              <w:ind w:left="0" w:firstLine="0" w:right="0"/>
+              <w:spacing w:line="240" w:lineRule="auto" w:before="40" w:after="40"/>
             </w:pPr>
             <w:r>
               <w:rPr>
@@ -2773,14 +2773,14 @@
         </w:tc>
         <w:tc>
           <w:tcPr>
-            <w:shd w:fill="E8E8E8" w:val="clear" w:color="auto"/>
+            <w:shd w:val="clear" w:fill="E8E8E8" w:color="auto"/>
           </w:tcPr>
           <w:p>
             <w:pPr>
               <w:pStyle w:val="Compact"/>
               <w:jc w:val="left"/>
-              <w:ind w:left="0" w:right="0" w:firstLine="0"/>
-              <w:spacing w:before="40" w:lineRule="auto" w:line="240" w:after="40"/>
+              <w:ind w:left="0" w:firstLine="0" w:right="0"/>
+              <w:spacing w:line="240" w:lineRule="auto" w:before="40" w:after="40"/>
             </w:pPr>
             <w:r>
               <w:rPr>
@@ -2792,14 +2792,14 @@
         </w:tc>
         <w:tc>
           <w:tcPr>
-            <w:shd w:fill="E8E8E8" w:val="clear" w:color="auto"/>
+            <w:shd w:val="clear" w:fill="E8E8E8" w:color="auto"/>
           </w:tcPr>
           <w:p>
             <w:pPr>
               <w:pStyle w:val="Compact"/>
               <w:jc w:val="left"/>
-              <w:ind w:left="0" w:right="0" w:firstLine="0"/>
-              <w:spacing w:before="40" w:lineRule="auto" w:line="240" w:after="40"/>
+              <w:ind w:left="0" w:firstLine="0" w:right="0"/>
+              <w:spacing w:line="240" w:lineRule="auto" w:before="40" w:after="40"/>
             </w:pPr>
             <w:r>
               <w:rPr>
@@ -2817,8 +2817,8 @@
             <w:pPr>
               <w:pStyle w:val="Compact"/>
               <w:jc w:val="left"/>
-              <w:ind w:left="0" w:right="0" w:firstLine="0"/>
-              <w:spacing w:before="40" w:lineRule="auto" w:line="240" w:after="40"/>
+              <w:ind w:left="0" w:firstLine="0" w:right="0"/>
+              <w:spacing w:line="240" w:lineRule="auto" w:before="40" w:after="40"/>
             </w:pPr>
             <w:r>
               <w:t xml:space="preserve">Object</w:t>
@@ -2831,8 +2831,8 @@
             <w:pPr>
               <w:pStyle w:val="Compact"/>
               <w:jc w:val="left"/>
-              <w:ind w:left="0" w:right="0" w:firstLine="0"/>
-              <w:spacing w:before="40" w:lineRule="auto" w:line="240" w:after="40"/>
+              <w:ind w:left="0" w:firstLine="0" w:right="0"/>
+              <w:spacing w:line="240" w:lineRule="auto" w:before="40" w:after="40"/>
             </w:pPr>
             <w:r>
               <w:rPr>
@@ -2848,8 +2848,8 @@
             <w:pPr>
               <w:pStyle w:val="Compact"/>
               <w:jc w:val="left"/>
-              <w:ind w:left="0" w:right="0" w:firstLine="0"/>
-              <w:spacing w:before="40" w:lineRule="auto" w:line="240" w:after="40"/>
+              <w:ind w:left="0" w:firstLine="0" w:right="0"/>
+              <w:spacing w:line="240" w:lineRule="auto" w:before="40" w:after="40"/>
             </w:pPr>
             <w:r>
               <w:rPr>
@@ -2865,8 +2865,8 @@
             <w:pPr>
               <w:pStyle w:val="Compact"/>
               <w:jc w:val="left"/>
-              <w:ind w:left="0" w:right="0" w:firstLine="0"/>
-              <w:spacing w:before="40" w:lineRule="auto" w:line="240" w:after="40"/>
+              <w:ind w:left="0" w:firstLine="0" w:right="0"/>
+              <w:spacing w:line="240" w:lineRule="auto" w:before="40" w:after="40"/>
             </w:pPr>
             <w:r>
               <w:t xml:space="preserve">none (omit</w:t>
@@ -2902,8 +2902,8 @@
             <w:pPr>
               <w:pStyle w:val="Compact"/>
               <w:jc w:val="left"/>
-              <w:ind w:left="0" w:right="0" w:firstLine="0"/>
-              <w:spacing w:before="40" w:lineRule="auto" w:line="240" w:after="40"/>
+              <w:ind w:left="0" w:firstLine="0" w:right="0"/>
+              <w:spacing w:line="240" w:lineRule="auto" w:before="40" w:after="40"/>
             </w:pPr>
             <w:r>
               <w:t xml:space="preserve">Float</w:t>
@@ -2916,8 +2916,8 @@
             <w:pPr>
               <w:pStyle w:val="Compact"/>
               <w:jc w:val="left"/>
-              <w:ind w:left="0" w:right="0" w:firstLine="0"/>
-              <w:spacing w:before="40" w:lineRule="auto" w:line="240" w:after="40"/>
+              <w:ind w:left="0" w:firstLine="0" w:right="0"/>
+              <w:spacing w:line="240" w:lineRule="auto" w:before="40" w:after="40"/>
             </w:pPr>
             <w:r>
               <w:rPr>
@@ -2933,8 +2933,8 @@
             <w:pPr>
               <w:pStyle w:val="Compact"/>
               <w:jc w:val="left"/>
-              <w:ind w:left="0" w:right="0" w:firstLine="0"/>
-              <w:spacing w:before="40" w:lineRule="auto" w:line="240" w:after="40"/>
+              <w:ind w:left="0" w:firstLine="0" w:right="0"/>
+              <w:spacing w:line="240" w:lineRule="auto" w:before="40" w:after="40"/>
             </w:pPr>
             <w:r>
               <w:rPr>
@@ -2950,8 +2950,8 @@
             <w:pPr>
               <w:pStyle w:val="Compact"/>
               <w:jc w:val="left"/>
-              <w:ind w:left="0" w:right="0" w:firstLine="0"/>
-              <w:spacing w:before="40" w:lineRule="auto" w:line="240" w:after="40"/>
+              <w:ind w:left="0" w:firstLine="0" w:right="0"/>
+              <w:spacing w:line="240" w:lineRule="auto" w:before="40" w:after="40"/>
             </w:pPr>
             <w:r>
               <w:rPr>
@@ -2996,8 +2996,8 @@
             <w:pPr>
               <w:pStyle w:val="Compact"/>
               <w:jc w:val="left"/>
-              <w:ind w:left="0" w:right="0" w:firstLine="0"/>
-              <w:spacing w:before="40" w:lineRule="auto" w:line="240" w:after="40"/>
+              <w:ind w:left="0" w:firstLine="0" w:right="0"/>
+              <w:spacing w:line="240" w:lineRule="auto" w:before="40" w:after="40"/>
             </w:pPr>
             <w:r>
               <w:t xml:space="preserve">Relation</w:t>
@@ -3010,8 +3010,8 @@
             <w:pPr>
               <w:pStyle w:val="Compact"/>
               <w:jc w:val="left"/>
-              <w:ind w:left="0" w:right="0" w:firstLine="0"/>
-              <w:spacing w:before="40" w:lineRule="auto" w:line="240" w:after="40"/>
+              <w:ind w:left="0" w:firstLine="0" w:right="0"/>
+              <w:spacing w:line="240" w:lineRule="auto" w:before="40" w:after="40"/>
             </w:pPr>
             <w:r>
               <w:rPr>
@@ -3027,8 +3027,8 @@
             <w:pPr>
               <w:pStyle w:val="Compact"/>
               <w:jc w:val="left"/>
-              <w:ind w:left="0" w:right="0" w:firstLine="0"/>
-              <w:spacing w:before="40" w:lineRule="auto" w:line="240" w:after="40"/>
+              <w:ind w:left="0" w:firstLine="0" w:right="0"/>
+              <w:spacing w:line="240" w:lineRule="auto" w:before="40" w:after="40"/>
             </w:pPr>
             <w:r>
               <w:rPr>
@@ -3044,8 +3044,8 @@
             <w:pPr>
               <w:pStyle w:val="Compact"/>
               <w:jc w:val="left"/>
-              <w:ind w:left="0" w:right="0" w:firstLine="0"/>
-              <w:spacing w:before="40" w:lineRule="auto" w:line="240" w:after="40"/>
+              <w:ind w:left="0" w:firstLine="0" w:right="0"/>
+              <w:spacing w:line="240" w:lineRule="auto" w:before="40" w:after="40"/>
             </w:pPr>
             <w:r>
               <w:t xml:space="preserve">none,</w:t>
@@ -3081,8 +3081,8 @@
             <w:pPr>
               <w:pStyle w:val="Compact"/>
               <w:jc w:val="left"/>
-              <w:ind w:left="0" w:right="0" w:firstLine="0"/>
-              <w:spacing w:before="40" w:lineRule="auto" w:line="240" w:after="40"/>
+              <w:ind w:left="0" w:firstLine="0" w:right="0"/>
+              <w:spacing w:line="240" w:lineRule="auto" w:before="40" w:after="40"/>
             </w:pPr>
             <w:r>
               <w:t xml:space="preserve">View</w:t>
@@ -3095,8 +3095,8 @@
             <w:pPr>
               <w:pStyle w:val="Compact"/>
               <w:jc w:val="left"/>
-              <w:ind w:left="0" w:right="0" w:firstLine="0"/>
-              <w:spacing w:before="40" w:lineRule="auto" w:line="240" w:after="40"/>
+              <w:ind w:left="0" w:firstLine="0" w:right="0"/>
+              <w:spacing w:line="240" w:lineRule="auto" w:before="40" w:after="40"/>
             </w:pPr>
             <w:r>
               <w:rPr>
@@ -3112,8 +3112,8 @@
             <w:pPr>
               <w:pStyle w:val="Compact"/>
               <w:jc w:val="left"/>
-              <w:ind w:left="0" w:right="0" w:firstLine="0"/>
-              <w:spacing w:before="40" w:lineRule="auto" w:line="240" w:after="40"/>
+              <w:ind w:left="0" w:firstLine="0" w:right="0"/>
+              <w:spacing w:line="240" w:lineRule="auto" w:before="40" w:after="40"/>
             </w:pPr>
             <w:r>
               <w:rPr>
@@ -3129,8 +3129,8 @@
             <w:pPr>
               <w:pStyle w:val="Compact"/>
               <w:jc w:val="left"/>
-              <w:ind w:left="0" w:right="0" w:firstLine="0"/>
-              <w:spacing w:before="40" w:lineRule="auto" w:line="240" w:after="40"/>
+              <w:ind w:left="0" w:firstLine="0" w:right="0"/>
+              <w:spacing w:line="240" w:lineRule="auto" w:before="40" w:after="40"/>
             </w:pPr>
             <w:r>
               <w:rPr>
@@ -3184,8 +3184,8 @@
             <w:pPr>
               <w:pStyle w:val="Compact"/>
               <w:jc w:val="left"/>
-              <w:ind w:left="0" w:right="0" w:firstLine="0"/>
-              <w:spacing w:before="40" w:lineRule="auto" w:line="240" w:after="40"/>
+              <w:ind w:left="0" w:firstLine="0" w:right="0"/>
+              <w:spacing w:line="240" w:lineRule="auto" w:before="40" w:after="40"/>
             </w:pPr>
             <w:r>
               <w:t xml:space="preserve">Specification</w:t>
@@ -3198,8 +3198,8 @@
             <w:pPr>
               <w:pStyle w:val="Compact"/>
               <w:jc w:val="left"/>
-              <w:ind w:left="0" w:right="0" w:firstLine="0"/>
-              <w:spacing w:before="40" w:lineRule="auto" w:line="240" w:after="40"/>
+              <w:ind w:left="0" w:firstLine="0" w:right="0"/>
+              <w:spacing w:line="240" w:lineRule="auto" w:before="40" w:after="40"/>
             </w:pPr>
             <w:r>
               <w:rPr>
@@ -3215,8 +3215,8 @@
             <w:pPr>
               <w:pStyle w:val="Compact"/>
               <w:jc w:val="left"/>
-              <w:ind w:left="0" w:right="0" w:firstLine="0"/>
-              <w:spacing w:before="40" w:lineRule="auto" w:line="240" w:after="40"/>
+              <w:ind w:left="0" w:firstLine="0" w:right="0"/>
+              <w:spacing w:line="240" w:lineRule="auto" w:before="40" w:after="40"/>
             </w:pPr>
             <w:r>
               <w:rPr>
@@ -3232,8 +3232,8 @@
             <w:pPr>
               <w:pStyle w:val="Compact"/>
               <w:jc w:val="left"/>
-              <w:ind w:left="0" w:right="0" w:firstLine="0"/>
-              <w:spacing w:before="40" w:lineRule="auto" w:line="240" w:after="40"/>
+              <w:ind w:left="0" w:firstLine="0" w:right="0"/>
+              <w:spacing w:line="240" w:lineRule="auto" w:before="40" w:after="40"/>
             </w:pPr>
             <w:r>
               <w:t xml:space="preserve">none (omit</w:t>
@@ -3260,8 +3260,8 @@
             <w:pPr>
               <w:pStyle w:val="Compact"/>
               <w:jc w:val="left"/>
-              <w:ind w:left="0" w:right="0" w:firstLine="0"/>
-              <w:spacing w:before="40" w:lineRule="auto" w:line="240" w:after="40"/>
+              <w:ind w:left="0" w:firstLine="0" w:right="0"/>
+              <w:spacing w:line="240" w:lineRule="auto" w:before="40" w:after="40"/>
             </w:pPr>
             <w:r>
               <w:t xml:space="preserve">Analyze query</w:t>
@@ -3274,8 +3274,8 @@
             <w:pPr>
               <w:pStyle w:val="Compact"/>
               <w:jc w:val="left"/>
-              <w:ind w:left="0" w:right="0" w:firstLine="0"/>
-              <w:spacing w:before="40" w:lineRule="auto" w:line="240" w:after="40"/>
+              <w:ind w:left="0" w:firstLine="0" w:right="0"/>
+              <w:spacing w:line="240" w:lineRule="auto" w:before="40" w:after="40"/>
             </w:pPr>
             <w:r>
               <w:rPr>
@@ -3291,8 +3291,8 @@
             <w:pPr>
               <w:pStyle w:val="Compact"/>
               <w:jc w:val="left"/>
-              <w:ind w:left="0" w:right="0" w:firstLine="0"/>
-              <w:spacing w:before="40" w:lineRule="auto" w:line="240" w:after="40"/>
+              <w:ind w:left="0" w:firstLine="0" w:right="0"/>
+              <w:spacing w:line="240" w:lineRule="auto" w:before="40" w:after="40"/>
             </w:pPr>
             <w:r>
               <w:rPr>
@@ -3308,8 +3308,8 @@
             <w:pPr>
               <w:pStyle w:val="Compact"/>
               <w:jc w:val="left"/>
-              <w:ind w:left="0" w:right="0" w:firstLine="0"/>
-              <w:spacing w:before="40" w:lineRule="auto" w:line="240" w:after="40"/>
+              <w:ind w:left="0" w:firstLine="0" w:right="0"/>
+              <w:spacing w:line="240" w:lineRule="auto" w:before="40" w:after="40"/>
             </w:pPr>
             <w:r>
               <w:rPr>
@@ -3598,7 +3598,7 @@
           <w:sz w:val="2"/>
         </w:rPr>
       </w:pPr>
-      <w:bookmarkStart w:name="csv-tbl-model-hook-catalogue" w:id="5146"/>
+      <w:bookmarkStart w:id="5146" w:name="csv-tbl-model-hook-catalogue"/>
       <w:bookmarkEnd w:id="5146"/>
     </w:p>
     <w:p>
@@ -3635,18 +3635,18 @@
         <w:tblLook w:firstRow="1" w:lastRow="0" w:firstColumn="0" w:lastColumn="0" w:noHBand="0" w:noVBand="0" w:val="0020"/>
         <w:jc w:val="start"/>
         <w:tblBorders>
-          <w:top w:color="000000" w:sz="6" w:val="single" w:space="0"/>
-          <w:left w:color="000000" w:sz="6" w:val="single" w:space="0"/>
-          <w:bottom w:color="000000" w:sz="6" w:val="single" w:space="0"/>
-          <w:right w:color="000000" w:sz="6" w:val="single" w:space="0"/>
-          <w:insideH w:color="000000" w:sz="6" w:val="single" w:space="0"/>
-          <w:insideV w:color="000000" w:sz="6" w:val="single" w:space="0"/>
+          <w:top w:sz="6" w:val="single" w:space="0" w:color="000000"/>
+          <w:left w:sz="6" w:val="single" w:space="0" w:color="000000"/>
+          <w:bottom w:sz="6" w:val="single" w:space="0" w:color="000000"/>
+          <w:right w:sz="6" w:val="single" w:space="0" w:color="000000"/>
+          <w:insideH w:sz="6" w:val="single" w:space="0" w:color="000000"/>
+          <w:insideV w:sz="6" w:val="single" w:space="0" w:color="000000"/>
         </w:tblBorders>
         <w:tblCellMar>
-          <w:top w:w="57" w:type="dxa"/>
-          <w:left w:w="108" w:type="dxa"/>
-          <w:bottom w:w="57" w:type="dxa"/>
-          <w:right w:w="108" w:type="dxa"/>
+          <w:top w:type="dxa" w:w="57"/>
+          <w:left w:type="dxa" w:w="108"/>
+          <w:bottom w:type="dxa" w:w="57"/>
+          <w:right w:type="dxa" w:w="108"/>
         </w:tblCellMar>
       </w:tblPr>
       <w:tblGrid>
@@ -3662,14 +3662,14 @@
         </w:trPr>
         <w:tc>
           <w:tcPr>
-            <w:shd w:fill="E8E8E8" w:val="clear" w:color="auto"/>
+            <w:shd w:val="clear" w:fill="E8E8E8" w:color="auto"/>
           </w:tcPr>
           <w:p>
             <w:pPr>
               <w:pStyle w:val="Compact"/>
               <w:jc w:val="left"/>
-              <w:ind w:left="0" w:right="0" w:firstLine="0"/>
-              <w:spacing w:before="40" w:lineRule="auto" w:line="240" w:after="40"/>
+              <w:ind w:left="0" w:firstLine="0" w:right="0"/>
+              <w:spacing w:line="240" w:lineRule="auto" w:before="40" w:after="40"/>
             </w:pPr>
             <w:r>
               <w:rPr>
@@ -3681,14 +3681,14 @@
         </w:tc>
         <w:tc>
           <w:tcPr>
-            <w:shd w:fill="E8E8E8" w:val="clear" w:color="auto"/>
+            <w:shd w:val="clear" w:fill="E8E8E8" w:color="auto"/>
           </w:tcPr>
           <w:p>
             <w:pPr>
               <w:pStyle w:val="Compact"/>
               <w:jc w:val="left"/>
-              <w:ind w:left="0" w:right="0" w:firstLine="0"/>
-              <w:spacing w:before="40" w:lineRule="auto" w:line="240" w:after="40"/>
+              <w:ind w:left="0" w:firstLine="0" w:right="0"/>
+              <w:spacing w:line="240" w:lineRule="auto" w:before="40" w:after="40"/>
             </w:pPr>
             <w:r>
               <w:rPr>
@@ -3700,14 +3700,14 @@
         </w:tc>
         <w:tc>
           <w:tcPr>
-            <w:shd w:fill="E8E8E8" w:val="clear" w:color="auto"/>
+            <w:shd w:val="clear" w:fill="E8E8E8" w:color="auto"/>
           </w:tcPr>
           <w:p>
             <w:pPr>
               <w:pStyle w:val="Compact"/>
               <w:jc w:val="left"/>
-              <w:ind w:left="0" w:right="0" w:firstLine="0"/>
-              <w:spacing w:before="40" w:lineRule="auto" w:line="240" w:after="40"/>
+              <w:ind w:left="0" w:firstLine="0" w:right="0"/>
+              <w:spacing w:line="240" w:lineRule="auto" w:before="40" w:after="40"/>
             </w:pPr>
             <w:r>
               <w:rPr>
@@ -3719,14 +3719,14 @@
         </w:tc>
         <w:tc>
           <w:tcPr>
-            <w:shd w:fill="E8E8E8" w:val="clear" w:color="auto"/>
+            <w:shd w:val="clear" w:fill="E8E8E8" w:color="auto"/>
           </w:tcPr>
           <w:p>
             <w:pPr>
               <w:pStyle w:val="Compact"/>
               <w:jc w:val="left"/>
-              <w:ind w:left="0" w:right="0" w:firstLine="0"/>
-              <w:spacing w:before="40" w:lineRule="auto" w:line="240" w:after="40"/>
+              <w:ind w:left="0" w:firstLine="0" w:right="0"/>
+              <w:spacing w:line="240" w:lineRule="auto" w:before="40" w:after="40"/>
             </w:pPr>
             <w:r>
               <w:rPr>
@@ -3738,14 +3738,14 @@
         </w:tc>
         <w:tc>
           <w:tcPr>
-            <w:shd w:fill="E8E8E8" w:val="clear" w:color="auto"/>
+            <w:shd w:val="clear" w:fill="E8E8E8" w:color="auto"/>
           </w:tcPr>
           <w:p>
             <w:pPr>
               <w:pStyle w:val="Compact"/>
               <w:jc w:val="left"/>
-              <w:ind w:left="0" w:right="0" w:firstLine="0"/>
-              <w:spacing w:before="40" w:lineRule="auto" w:line="240" w:after="40"/>
+              <w:ind w:left="0" w:firstLine="0" w:right="0"/>
+              <w:spacing w:line="240" w:lineRule="auto" w:before="40" w:after="40"/>
             </w:pPr>
             <w:r>
               <w:rPr>
@@ -3763,8 +3763,8 @@
             <w:pPr>
               <w:pStyle w:val="Compact"/>
               <w:jc w:val="left"/>
-              <w:ind w:left="0" w:right="0" w:firstLine="0"/>
-              <w:spacing w:before="40" w:lineRule="auto" w:line="240" w:after="40"/>
+              <w:ind w:left="0" w:firstLine="0" w:right="0"/>
+              <w:spacing w:line="240" w:lineRule="auto" w:before="40" w:after="40"/>
             </w:pPr>
             <w:r>
               <w:rPr>
@@ -3780,8 +3780,8 @@
             <w:pPr>
               <w:pStyle w:val="Compact"/>
               <w:jc w:val="left"/>
-              <w:ind w:left="0" w:right="0" w:firstLine="0"/>
-              <w:spacing w:before="40" w:lineRule="auto" w:line="240" w:after="40"/>
+              <w:ind w:left="0" w:firstLine="0" w:right="0"/>
+              <w:spacing w:line="240" w:lineRule="auto" w:before="40" w:after="40"/>
             </w:pPr>
             <w:r>
               <w:t xml:space="preserve">object, specification, float, view</w:t>
@@ -3794,8 +3794,8 @@
             <w:pPr>
               <w:pStyle w:val="Compact"/>
               <w:jc w:val="left"/>
-              <w:ind w:left="0" w:right="0" w:firstLine="0"/>
-              <w:spacing w:before="40" w:lineRule="auto" w:line="240" w:after="40"/>
+              <w:ind w:left="0" w:firstLine="0" w:right="0"/>
+              <w:spacing w:line="240" w:lineRule="auto" w:before="40" w:after="40"/>
             </w:pPr>
             <w:r>
               <w:t xml:space="preserve">render</w:t>
@@ -3808,8 +3808,8 @@
             <w:pPr>
               <w:pStyle w:val="Compact"/>
               <w:jc w:val="left"/>
-              <w:ind w:left="0" w:right="0" w:firstLine="0"/>
-              <w:spacing w:before="40" w:lineRule="auto" w:line="240" w:after="40"/>
+              <w:ind w:left="0" w:firstLine="0" w:right="0"/>
+              <w:spacing w:line="240" w:lineRule="auto" w:before="40" w:after="40"/>
             </w:pPr>
             <w:r>
               <w:t xml:space="preserve">Pandoc Block(s) / Inlines</w:t>
@@ -3822,8 +3822,8 @@
             <w:pPr>
               <w:pStyle w:val="Compact"/>
               <w:jc w:val="left"/>
-              <w:ind w:left="0" w:right="0" w:firstLine="0"/>
-              <w:spacing w:before="40" w:lineRule="auto" w:line="240" w:after="40"/>
+              <w:ind w:left="0" w:firstLine="0" w:right="0"/>
+              <w:spacing w:line="240" w:lineRule="auto" w:before="40" w:after="40"/>
             </w:pPr>
             <w:r>
               <w:t xml:space="preserve">EMIT, when the element of this type is being rendered.</w:t>
@@ -3838,8 +3838,8 @@
             <w:pPr>
               <w:pStyle w:val="Compact"/>
               <w:jc w:val="left"/>
-              <w:ind w:left="0" w:right="0" w:firstLine="0"/>
-              <w:spacing w:before="40" w:lineRule="auto" w:line="240" w:after="40"/>
+              <w:ind w:left="0" w:firstLine="0" w:right="0"/>
+              <w:spacing w:line="240" w:lineRule="auto" w:before="40" w:after="40"/>
             </w:pPr>
             <w:r>
               <w:rPr>
@@ -3855,8 +3855,8 @@
             <w:pPr>
               <w:pStyle w:val="Compact"/>
               <w:jc w:val="left"/>
-              <w:ind w:left="0" w:right="0" w:firstLine="0"/>
-              <w:spacing w:before="40" w:lineRule="auto" w:line="240" w:after="40"/>
+              <w:ind w:left="0" w:firstLine="0" w:right="0"/>
+              <w:spacing w:line="240" w:lineRule="auto" w:before="40" w:after="40"/>
             </w:pPr>
             <w:r>
               <w:t xml:space="preserve">view</w:t>
@@ -3869,8 +3869,8 @@
             <w:pPr>
               <w:pStyle w:val="Compact"/>
               <w:jc w:val="left"/>
-              <w:ind w:left="0" w:right="0" w:firstLine="0"/>
-              <w:spacing w:before="40" w:lineRule="auto" w:line="240" w:after="40"/>
+              <w:ind w:left="0" w:firstLine="0" w:right="0"/>
+              <w:spacing w:line="240" w:lineRule="auto" w:before="40" w:after="40"/>
             </w:pPr>
             <w:r>
               <w:t xml:space="preserve">render</w:t>
@@ -3883,8 +3883,8 @@
             <w:pPr>
               <w:pStyle w:val="Compact"/>
               <w:jc w:val="left"/>
-              <w:ind w:left="0" w:right="0" w:firstLine="0"/>
-              <w:spacing w:before="40" w:lineRule="auto" w:line="240" w:after="40"/>
+              <w:ind w:left="0" w:firstLine="0" w:right="0"/>
+              <w:spacing w:line="240" w:lineRule="auto" w:before="40" w:after="40"/>
             </w:pPr>
             <w:r>
               <w:t xml:space="preserve">Pandoc Block</w:t>
@@ -3897,8 +3897,8 @@
             <w:pPr>
               <w:pStyle w:val="Compact"/>
               <w:jc w:val="left"/>
-              <w:ind w:left="0" w:right="0" w:firstLine="0"/>
-              <w:spacing w:before="40" w:lineRule="auto" w:line="240" w:after="40"/>
+              <w:ind w:left="0" w:firstLine="0" w:right="0"/>
+              <w:spacing w:line="240" w:lineRule="auto" w:before="40" w:after="40"/>
             </w:pPr>
             <w:r>
               <w:t xml:space="preserve">EMIT, for a block view written as a fenced</w:t>
@@ -3928,8 +3928,8 @@
             <w:pPr>
               <w:pStyle w:val="Compact"/>
               <w:jc w:val="left"/>
-              <w:ind w:left="0" w:right="0" w:firstLine="0"/>
-              <w:spacing w:before="40" w:lineRule="auto" w:line="240" w:after="40"/>
+              <w:ind w:left="0" w:firstLine="0" w:right="0"/>
+              <w:spacing w:line="240" w:lineRule="auto" w:before="40" w:after="40"/>
             </w:pPr>
             <w:r>
               <w:rPr>
@@ -3945,8 +3945,8 @@
             <w:pPr>
               <w:pStyle w:val="Compact"/>
               <w:jc w:val="left"/>
-              <w:ind w:left="0" w:right="0" w:firstLine="0"/>
-              <w:spacing w:before="40" w:lineRule="auto" w:line="240" w:after="40"/>
+              <w:ind w:left="0" w:firstLine="0" w:right="0"/>
+              <w:spacing w:line="240" w:lineRule="auto" w:before="40" w:after="40"/>
             </w:pPr>
             <w:r>
               <w:t xml:space="preserve">relation</w:t>
@@ -3959,8 +3959,8 @@
             <w:pPr>
               <w:pStyle w:val="Compact"/>
               <w:jc w:val="left"/>
-              <w:ind w:left="0" w:right="0" w:firstLine="0"/>
-              <w:spacing w:before="40" w:lineRule="auto" w:line="240" w:after="40"/>
+              <w:ind w:left="0" w:firstLine="0" w:right="0"/>
+              <w:spacing w:line="240" w:lineRule="auto" w:before="40" w:after="40"/>
             </w:pPr>
             <w:r>
               <w:t xml:space="preserve">render</w:t>
@@ -3973,8 +3973,8 @@
             <w:pPr>
               <w:pStyle w:val="Compact"/>
               <w:jc w:val="left"/>
-              <w:ind w:left="0" w:right="0" w:firstLine="0"/>
-              <w:spacing w:before="40" w:lineRule="auto" w:line="240" w:after="40"/>
+              <w:ind w:left="0" w:firstLine="0" w:right="0"/>
+              <w:spacing w:line="240" w:lineRule="auto" w:before="40" w:after="40"/>
             </w:pPr>
             <w:r>
               <w:t xml:space="preserve">display string (or</w:t>
@@ -3999,8 +3999,8 @@
             <w:pPr>
               <w:pStyle w:val="Compact"/>
               <w:jc w:val="left"/>
-              <w:ind w:left="0" w:right="0" w:firstLine="0"/>
-              <w:spacing w:before="40" w:lineRule="auto" w:line="240" w:after="40"/>
+              <w:ind w:left="0" w:firstLine="0" w:right="0"/>
+              <w:spacing w:line="240" w:lineRule="auto" w:before="40" w:after="40"/>
             </w:pPr>
             <w:r>
               <w:t xml:space="preserve">EMIT, to produce the visible text of a link of this relation type.</w:t>
@@ -4015,8 +4015,8 @@
             <w:pPr>
               <w:pStyle w:val="Compact"/>
               <w:jc w:val="left"/>
-              <w:ind w:left="0" w:right="0" w:firstLine="0"/>
-              <w:spacing w:before="40" w:lineRule="auto" w:line="240" w:after="40"/>
+              <w:ind w:left="0" w:firstLine="0" w:right="0"/>
+              <w:spacing w:line="240" w:lineRule="auto" w:before="40" w:after="40"/>
             </w:pPr>
             <w:r>
               <w:rPr>
@@ -4032,8 +4032,8 @@
             <w:pPr>
               <w:pStyle w:val="Compact"/>
               <w:jc w:val="left"/>
-              <w:ind w:left="0" w:right="0" w:firstLine="0"/>
-              <w:spacing w:before="40" w:lineRule="auto" w:line="240" w:after="40"/>
+              <w:ind w:left="0" w:firstLine="0" w:right="0"/>
+              <w:spacing w:line="240" w:lineRule="auto" w:before="40" w:after="40"/>
             </w:pPr>
             <w:r>
               <w:t xml:space="preserve">analyze</w:t>
@@ -4046,8 +4046,8 @@
             <w:pPr>
               <w:pStyle w:val="Compact"/>
               <w:jc w:val="left"/>
-              <w:ind w:left="0" w:right="0" w:firstLine="0"/>
-              <w:spacing w:before="40" w:lineRule="auto" w:line="240" w:after="40"/>
+              <w:ind w:left="0" w:firstLine="0" w:right="0"/>
+              <w:spacing w:line="240" w:lineRule="auto" w:before="40" w:after="40"/>
             </w:pPr>
             <w:r>
               <w:t xml:space="preserve">render</w:t>
@@ -4060,8 +4060,8 @@
             <w:pPr>
               <w:pStyle w:val="Compact"/>
               <w:jc w:val="left"/>
-              <w:ind w:left="0" w:right="0" w:firstLine="0"/>
-              <w:spacing w:before="40" w:lineRule="auto" w:line="240" w:after="40"/>
+              <w:ind w:left="0" w:firstLine="0" w:right="0"/>
+              <w:spacing w:line="240" w:lineRule="auto" w:before="40" w:after="40"/>
             </w:pPr>
             <w:r>
               <w:t xml:space="preserve">diagnostic string</w:t>
@@ -4074,8 +4074,8 @@
             <w:pPr>
               <w:pStyle w:val="Compact"/>
               <w:jc w:val="left"/>
-              <w:ind w:left="0" w:right="0" w:firstLine="0"/>
-              <w:spacing w:before="40" w:lineRule="auto" w:line="240" w:after="40"/>
+              <w:ind w:left="0" w:firstLine="0" w:right="0"/>
+              <w:spacing w:line="240" w:lineRule="auto" w:before="40" w:after="40"/>
             </w:pPr>
             <w:r>
               <w:t xml:space="preserve">ANALYZE, once per row the SQL view returns.</w:t>
@@ -4090,8 +4090,8 @@
             <w:pPr>
               <w:pStyle w:val="Compact"/>
               <w:jc w:val="left"/>
-              <w:ind w:left="0" w:right="0" w:firstLine="0"/>
-              <w:spacing w:before="40" w:lineRule="auto" w:line="240" w:after="40"/>
+              <w:ind w:left="0" w:firstLine="0" w:right="0"/>
+              <w:spacing w:line="240" w:lineRule="auto" w:before="40" w:after="40"/>
             </w:pPr>
             <w:r>
               <w:rPr>
@@ -4107,8 +4107,8 @@
             <w:pPr>
               <w:pStyle w:val="Compact"/>
               <w:jc w:val="left"/>
-              <w:ind w:left="0" w:right="0" w:firstLine="0"/>
-              <w:spacing w:before="40" w:lineRule="auto" w:line="240" w:after="40"/>
+              <w:ind w:left="0" w:firstLine="0" w:right="0"/>
+              <w:spacing w:line="240" w:lineRule="auto" w:before="40" w:after="40"/>
             </w:pPr>
             <w:r>
               <w:t xml:space="preserve">view</w:t>
@@ -4121,8 +4121,8 @@
             <w:pPr>
               <w:pStyle w:val="Compact"/>
               <w:jc w:val="left"/>
-              <w:ind w:left="0" w:right="0" w:firstLine="0"/>
-              <w:spacing w:before="40" w:lineRule="auto" w:line="240" w:after="40"/>
+              <w:ind w:left="0" w:firstLine="0" w:right="0"/>
+              <w:spacing w:line="240" w:lineRule="auto" w:before="40" w:after="40"/>
             </w:pPr>
             <w:r>
               <w:t xml:space="preserve">data</w:t>
@@ -4135,8 +4135,8 @@
             <w:pPr>
               <w:pStyle w:val="Compact"/>
               <w:jc w:val="left"/>
-              <w:ind w:left="0" w:right="0" w:firstLine="0"/>
-              <w:spacing w:before="40" w:lineRule="auto" w:line="240" w:after="40"/>
+              <w:ind w:left="0" w:firstLine="0" w:right="0"/>
+              <w:spacing w:line="240" w:lineRule="auto" w:before="40" w:after="40"/>
             </w:pPr>
             <w:r>
               <w:rPr>
@@ -4152,8 +4152,8 @@
             <w:pPr>
               <w:pStyle w:val="Compact"/>
               <w:jc w:val="left"/>
-              <w:ind w:left="0" w:right="0" w:firstLine="0"/>
-              <w:spacing w:before="40" w:lineRule="auto" w:line="240" w:after="40"/>
+              <w:ind w:left="0" w:firstLine="0" w:right="0"/>
+              <w:spacing w:line="240" w:lineRule="auto" w:before="40" w:after="40"/>
             </w:pPr>
             <w:r>
               <w:t xml:space="preserve">When a chart/data view needs its dataset (</w:t>
@@ -4177,8 +4177,8 @@
             <w:pPr>
               <w:pStyle w:val="Compact"/>
               <w:jc w:val="left"/>
-              <w:ind w:left="0" w:right="0" w:firstLine="0"/>
-              <w:spacing w:before="40" w:lineRule="auto" w:line="240" w:after="40"/>
+              <w:ind w:left="0" w:firstLine="0" w:right="0"/>
+              <w:spacing w:line="240" w:lineRule="auto" w:before="40" w:after="40"/>
             </w:pPr>
             <w:r>
               <w:rPr>
@@ -4194,8 +4194,8 @@
             <w:pPr>
               <w:pStyle w:val="Compact"/>
               <w:jc w:val="left"/>
-              <w:ind w:left="0" w:right="0" w:firstLine="0"/>
-              <w:spacing w:before="40" w:lineRule="auto" w:line="240" w:after="40"/>
+              <w:ind w:left="0" w:firstLine="0" w:right="0"/>
+              <w:spacing w:line="240" w:lineRule="auto" w:before="40" w:after="40"/>
             </w:pPr>
             <w:r>
               <w:t xml:space="preserve">view</w:t>
@@ -4208,8 +4208,8 @@
             <w:pPr>
               <w:pStyle w:val="Compact"/>
               <w:jc w:val="left"/>
-              <w:ind w:left="0" w:right="0" w:firstLine="0"/>
-              <w:spacing w:before="40" w:lineRule="auto" w:line="240" w:after="40"/>
+              <w:ind w:left="0" w:firstLine="0" w:right="0"/>
+              <w:spacing w:line="240" w:lineRule="auto" w:before="40" w:after="40"/>
             </w:pPr>
             <w:r>
               <w:t xml:space="preserve">data</w:t>
@@ -4222,8 +4222,8 @@
             <w:pPr>
               <w:pStyle w:val="Compact"/>
               <w:jc w:val="left"/>
-              <w:ind w:left="0" w:right="0" w:firstLine="0"/>
-              <w:spacing w:before="40" w:lineRule="auto" w:line="240" w:after="40"/>
+              <w:ind w:left="0" w:firstLine="0" w:right="0"/>
+              <w:spacing w:line="240" w:lineRule="auto" w:before="40" w:after="40"/>
             </w:pPr>
             <w:r>
               <w:t xml:space="preserve">Pandoc Block</w:t>
@@ -4236,8 +4236,8 @@
             <w:pPr>
               <w:pStyle w:val="Compact"/>
               <w:jc w:val="left"/>
-              <w:ind w:left="0" w:right="0" w:firstLine="0"/>
-              <w:spacing w:before="40" w:lineRule="auto" w:line="240" w:after="40"/>
+              <w:ind w:left="0" w:firstLine="0" w:right="0"/>
+              <w:spacing w:line="240" w:lineRule="auto" w:before="40" w:after="40"/>
             </w:pPr>
             <w:r>
               <w:t xml:space="preserve">When a</w:t>
@@ -4267,8 +4267,8 @@
             <w:pPr>
               <w:pStyle w:val="Compact"/>
               <w:jc w:val="left"/>
-              <w:ind w:left="0" w:right="0" w:firstLine="0"/>
-              <w:spacing w:before="40" w:lineRule="auto" w:line="240" w:after="40"/>
+              <w:ind w:left="0" w:firstLine="0" w:right="0"/>
+              <w:spacing w:line="240" w:lineRule="auto" w:before="40" w:after="40"/>
             </w:pPr>
             <w:r>
               <w:rPr>
@@ -4284,8 +4284,8 @@
             <w:pPr>
               <w:pStyle w:val="Compact"/>
               <w:jc w:val="left"/>
-              <w:ind w:left="0" w:right="0" w:firstLine="0"/>
-              <w:spacing w:before="40" w:lineRule="auto" w:line="240" w:after="40"/>
+              <w:ind w:left="0" w:firstLine="0" w:right="0"/>
+              <w:spacing w:line="240" w:lineRule="auto" w:before="40" w:after="40"/>
             </w:pPr>
             <w:r>
               <w:t xml:space="preserve">float</w:t>
@@ -4298,8 +4298,8 @@
             <w:pPr>
               <w:pStyle w:val="Compact"/>
               <w:jc w:val="left"/>
-              <w:ind w:left="0" w:right="0" w:firstLine="0"/>
-              <w:spacing w:before="40" w:lineRule="auto" w:line="240" w:after="40"/>
+              <w:ind w:left="0" w:firstLine="0" w:right="0"/>
+              <w:spacing w:line="240" w:lineRule="auto" w:before="40" w:after="40"/>
             </w:pPr>
             <w:r>
               <w:t xml:space="preserve">data</w:t>
@@ -4312,8 +4312,8 @@
             <w:pPr>
               <w:pStyle w:val="Compact"/>
               <w:jc w:val="left"/>
-              <w:ind w:left="0" w:right="0" w:firstLine="0"/>
-              <w:spacing w:before="40" w:lineRule="auto" w:line="240" w:after="40"/>
+              <w:ind w:left="0" w:firstLine="0" w:right="0"/>
+              <w:spacing w:line="240" w:lineRule="auto" w:before="40" w:after="40"/>
             </w:pPr>
             <w:r>
               <w:t xml:space="preserve">resolved-AST string</w:t>
@@ -4326,8 +4326,8 @@
             <w:pPr>
               <w:pStyle w:val="Compact"/>
               <w:jc w:val="left"/>
-              <w:ind w:left="0" w:right="0" w:firstLine="0"/>
-              <w:spacing w:before="40" w:lineRule="auto" w:line="240" w:after="40"/>
+              <w:ind w:left="0" w:firstLine="0" w:right="0"/>
+              <w:spacing w:line="240" w:lineRule="auto" w:before="40" w:after="40"/>
             </w:pPr>
             <w:r>
               <w:t xml:space="preserve">TRANSFORM, to resolve a float internally (</w:t>
@@ -4363,8 +4363,8 @@
             <w:pPr>
               <w:pStyle w:val="Compact"/>
               <w:jc w:val="left"/>
-              <w:ind w:left="0" w:right="0" w:firstLine="0"/>
-              <w:spacing w:before="40" w:lineRule="auto" w:line="240" w:after="40"/>
+              <w:ind w:left="0" w:firstLine="0" w:right="0"/>
+              <w:spacing w:line="240" w:lineRule="auto" w:before="40" w:after="40"/>
             </w:pPr>
             <w:r>
               <w:rPr>
@@ -4380,8 +4380,8 @@
             <w:pPr>
               <w:pStyle w:val="Compact"/>
               <w:jc w:val="left"/>
-              <w:ind w:left="0" w:right="0" w:firstLine="0"/>
-              <w:spacing w:before="40" w:lineRule="auto" w:line="240" w:after="40"/>
+              <w:ind w:left="0" w:firstLine="0" w:right="0"/>
+              <w:spacing w:line="240" w:lineRule="auto" w:before="40" w:after="40"/>
             </w:pPr>
             <w:r>
               <w:t xml:space="preserve">float</w:t>
@@ -4394,8 +4394,8 @@
             <w:pPr>
               <w:pStyle w:val="Compact"/>
               <w:jc w:val="left"/>
-              <w:ind w:left="0" w:right="0" w:firstLine="0"/>
-              <w:spacing w:before="40" w:lineRule="auto" w:line="240" w:after="40"/>
+              <w:ind w:left="0" w:firstLine="0" w:right="0"/>
+              <w:spacing w:line="240" w:lineRule="auto" w:before="40" w:after="40"/>
             </w:pPr>
             <w:r>
               <w:t xml:space="preserve">data</w:t>
@@ -4408,8 +4408,8 @@
             <w:pPr>
               <w:pStyle w:val="Compact"/>
               <w:jc w:val="left"/>
-              <w:ind w:left="0" w:right="0" w:firstLine="0"/>
-              <w:spacing w:before="40" w:lineRule="auto" w:line="240" w:after="40"/>
+              <w:ind w:left="0" w:firstLine="0" w:right="0"/>
+              <w:spacing w:line="240" w:lineRule="auto" w:before="40" w:after="40"/>
             </w:pPr>
             <w:r>
               <w:t xml:space="preserve">task table (or</w:t>
@@ -4437,8 +4437,8 @@
             <w:pPr>
               <w:pStyle w:val="Compact"/>
               <w:jc w:val="left"/>
-              <w:ind w:left="0" w:right="0" w:firstLine="0"/>
-              <w:spacing w:before="40" w:lineRule="auto" w:line="240" w:after="40"/>
+              <w:ind w:left="0" w:firstLine="0" w:right="0"/>
+              <w:spacing w:line="240" w:lineRule="auto" w:before="40" w:after="40"/>
             </w:pPr>
             <w:r>
               <w:t xml:space="preserve">TRANSFORM, to spawn an external tool (</w:t>
@@ -4474,8 +4474,8 @@
             <w:pPr>
               <w:pStyle w:val="Compact"/>
               <w:jc w:val="left"/>
-              <w:ind w:left="0" w:right="0" w:firstLine="0"/>
-              <w:spacing w:before="40" w:lineRule="auto" w:line="240" w:after="40"/>
+              <w:ind w:left="0" w:firstLine="0" w:right="0"/>
+              <w:spacing w:line="240" w:lineRule="auto" w:before="40" w:after="40"/>
             </w:pPr>
             <w:r>
               <w:rPr>
@@ -4491,8 +4491,8 @@
             <w:pPr>
               <w:pStyle w:val="Compact"/>
               <w:jc w:val="left"/>
-              <w:ind w:left="0" w:right="0" w:firstLine="0"/>
-              <w:spacing w:before="40" w:lineRule="auto" w:line="240" w:after="40"/>
+              <w:ind w:left="0" w:firstLine="0" w:right="0"/>
+              <w:spacing w:line="240" w:lineRule="auto" w:before="40" w:after="40"/>
             </w:pPr>
             <w:r>
               <w:t xml:space="preserve">float</w:t>
@@ -4505,8 +4505,8 @@
             <w:pPr>
               <w:pStyle w:val="Compact"/>
               <w:jc w:val="left"/>
-              <w:ind w:left="0" w:right="0" w:firstLine="0"/>
-              <w:spacing w:before="40" w:lineRule="auto" w:line="240" w:after="40"/>
+              <w:ind w:left="0" w:firstLine="0" w:right="0"/>
+              <w:spacing w:line="240" w:lineRule="auto" w:before="40" w:after="40"/>
             </w:pPr>
             <w:r>
               <w:t xml:space="preserve">data</w:t>
@@ -4519,8 +4519,8 @@
             <w:pPr>
               <w:pStyle w:val="Compact"/>
               <w:jc w:val="left"/>
-              <w:ind w:left="0" w:right="0" w:firstLine="0"/>
-              <w:spacing w:before="40" w:lineRule="auto" w:line="240" w:after="40"/>
+              <w:ind w:left="0" w:firstLine="0" w:right="0"/>
+              <w:spacing w:line="240" w:lineRule="auto" w:before="40" w:after="40"/>
             </w:pPr>
             <w:r>
               <w:t xml:space="preserve">(writes resolved AST)</w:t>
@@ -4533,8 +4533,8 @@
             <w:pPr>
               <w:pStyle w:val="Compact"/>
               <w:jc w:val="left"/>
-              <w:ind w:left="0" w:right="0" w:firstLine="0"/>
-              <w:spacing w:before="40" w:lineRule="auto" w:line="240" w:after="40"/>
+              <w:ind w:left="0" w:firstLine="0" w:right="0"/>
+              <w:spacing w:line="240" w:lineRule="auto" w:before="40" w:after="40"/>
             </w:pPr>
             <w:r>
               <w:t xml:space="preserve">After the external tool finishes (</w:t>
@@ -4582,8 +4582,8 @@
             <w:pPr>
               <w:pStyle w:val="Compact"/>
               <w:jc w:val="left"/>
-              <w:ind w:left="0" w:right="0" w:firstLine="0"/>
-              <w:spacing w:before="40" w:lineRule="auto" w:line="240" w:after="40"/>
+              <w:ind w:left="0" w:firstLine="0" w:right="0"/>
+              <w:spacing w:line="240" w:lineRule="auto" w:before="40" w:after="40"/>
             </w:pPr>
             <w:r>
               <w:rPr>
@@ -4599,8 +4599,8 @@
             <w:pPr>
               <w:pStyle w:val="Compact"/>
               <w:jc w:val="left"/>
-              <w:ind w:left="0" w:right="0" w:firstLine="0"/>
-              <w:spacing w:before="40" w:lineRule="auto" w:line="240" w:after="40"/>
+              <w:ind w:left="0" w:firstLine="0" w:right="0"/>
+              <w:spacing w:line="240" w:lineRule="auto" w:before="40" w:after="40"/>
             </w:pPr>
             <w:r>
               <w:t xml:space="preserve">relation</w:t>
@@ -4613,8 +4613,8 @@
             <w:pPr>
               <w:pStyle w:val="Compact"/>
               <w:jc w:val="left"/>
-              <w:ind w:left="0" w:right="0" w:firstLine="0"/>
-              <w:spacing w:before="40" w:lineRule="auto" w:line="240" w:after="40"/>
+              <w:ind w:left="0" w:firstLine="0" w:right="0"/>
+              <w:spacing w:line="240" w:lineRule="auto" w:before="40" w:after="40"/>
             </w:pPr>
             <w:r>
               <w:t xml:space="preserve">data</w:t>
@@ -4627,8 +4627,8 @@
             <w:pPr>
               <w:pStyle w:val="Compact"/>
               <w:jc w:val="left"/>
-              <w:ind w:left="0" w:right="0" w:firstLine="0"/>
-              <w:spacing w:before="40" w:lineRule="auto" w:line="240" w:after="40"/>
+              <w:ind w:left="0" w:firstLine="0" w:right="0"/>
+              <w:spacing w:line="240" w:lineRule="auto" w:before="40" w:after="40"/>
             </w:pPr>
             <w:r>
               <w:rPr>
@@ -4644,8 +4644,8 @@
             <w:pPr>
               <w:pStyle w:val="Compact"/>
               <w:jc w:val="left"/>
-              <w:ind w:left="0" w:right="0" w:firstLine="0"/>
-              <w:spacing w:before="40" w:lineRule="auto" w:line="240" w:after="40"/>
+              <w:ind w:left="0" w:firstLine="0" w:right="0"/>
+              <w:spacing w:line="240" w:lineRule="auto" w:before="40" w:after="40"/>
             </w:pPr>
             <w:r>
               <w:t xml:space="preserve">ANALYZE, to resolve a link of this relation type (</w:t>
@@ -4745,7 +4745,7 @@
           <w:sz w:val="2"/>
         </w:rPr>
       </w:pPr>
-      <w:bookmarkStart w:name="csv-tbl-model-ctx-fields" w:id="43610"/>
+      <w:bookmarkStart w:id="43610" w:name="csv-tbl-model-ctx-fields"/>
       <w:bookmarkEnd w:id="43610"/>
     </w:p>
     <w:p>
@@ -4782,18 +4782,18 @@
         <w:tblLook w:firstRow="1" w:lastRow="0" w:firstColumn="0" w:lastColumn="0" w:noHBand="0" w:noVBand="0" w:val="0020"/>
         <w:jc w:val="start"/>
         <w:tblBorders>
-          <w:top w:color="000000" w:sz="6" w:val="single" w:space="0"/>
-          <w:left w:color="000000" w:sz="6" w:val="single" w:space="0"/>
-          <w:bottom w:color="000000" w:sz="6" w:val="single" w:space="0"/>
-          <w:right w:color="000000" w:sz="6" w:val="single" w:space="0"/>
-          <w:insideH w:color="000000" w:sz="6" w:val="single" w:space="0"/>
-          <w:insideV w:color="000000" w:sz="6" w:val="single" w:space="0"/>
+          <w:top w:sz="6" w:val="single" w:space="0" w:color="000000"/>
+          <w:left w:sz="6" w:val="single" w:space="0" w:color="000000"/>
+          <w:bottom w:sz="6" w:val="single" w:space="0" w:color="000000"/>
+          <w:right w:sz="6" w:val="single" w:space="0" w:color="000000"/>
+          <w:insideH w:sz="6" w:val="single" w:space="0" w:color="000000"/>
+          <w:insideV w:sz="6" w:val="single" w:space="0" w:color="000000"/>
         </w:tblBorders>
         <w:tblCellMar>
-          <w:top w:w="57" w:type="dxa"/>
-          <w:left w:w="108" w:type="dxa"/>
-          <w:bottom w:w="57" w:type="dxa"/>
-          <w:right w:w="108" w:type="dxa"/>
+          <w:top w:type="dxa" w:w="57"/>
+          <w:left w:type="dxa" w:w="108"/>
+          <w:bottom w:type="dxa" w:w="57"/>
+          <w:right w:type="dxa" w:w="108"/>
         </w:tblCellMar>
       </w:tblPr>
       <w:tblGrid>
@@ -4806,14 +4806,14 @@
         </w:trPr>
         <w:tc>
           <w:tcPr>
-            <w:shd w:fill="E8E8E8" w:val="clear" w:color="auto"/>
+            <w:shd w:val="clear" w:fill="E8E8E8" w:color="auto"/>
           </w:tcPr>
           <w:p>
             <w:pPr>
               <w:pStyle w:val="Compact"/>
               <w:jc w:val="left"/>
-              <w:ind w:left="0" w:right="0" w:firstLine="0"/>
-              <w:spacing w:before="40" w:lineRule="auto" w:line="240" w:after="40"/>
+              <w:ind w:left="0" w:firstLine="0" w:right="0"/>
+              <w:spacing w:line="240" w:lineRule="auto" w:before="40" w:after="40"/>
             </w:pPr>
             <w:r>
               <w:rPr>
@@ -4825,14 +4825,14 @@
         </w:tc>
         <w:tc>
           <w:tcPr>
-            <w:shd w:fill="E8E8E8" w:val="clear" w:color="auto"/>
+            <w:shd w:val="clear" w:fill="E8E8E8" w:color="auto"/>
           </w:tcPr>
           <w:p>
             <w:pPr>
               <w:pStyle w:val="Compact"/>
               <w:jc w:val="left"/>
-              <w:ind w:left="0" w:right="0" w:firstLine="0"/>
-              <w:spacing w:before="40" w:lineRule="auto" w:line="240" w:after="40"/>
+              <w:ind w:left="0" w:firstLine="0" w:right="0"/>
+              <w:spacing w:line="240" w:lineRule="auto" w:before="40" w:after="40"/>
             </w:pPr>
             <w:r>
               <w:rPr>
@@ -4850,8 +4850,8 @@
             <w:pPr>
               <w:pStyle w:val="Compact"/>
               <w:jc w:val="left"/>
-              <w:ind w:left="0" w:right="0" w:firstLine="0"/>
-              <w:spacing w:before="40" w:lineRule="auto" w:line="240" w:after="40"/>
+              <w:ind w:left="0" w:firstLine="0" w:right="0"/>
+              <w:spacing w:line="240" w:lineRule="auto" w:before="40" w:after="40"/>
             </w:pPr>
             <w:r>
               <w:rPr>
@@ -4867,8 +4867,8 @@
             <w:pPr>
               <w:pStyle w:val="Compact"/>
               <w:jc w:val="left"/>
-              <w:ind w:left="0" w:right="0" w:firstLine="0"/>
-              <w:spacing w:before="40" w:lineRule="auto" w:line="240" w:after="40"/>
+              <w:ind w:left="0" w:firstLine="0" w:right="0"/>
+              <w:spacing w:line="240" w:lineRule="auto" w:before="40" w:after="40"/>
             </w:pPr>
             <w:r>
               <w:t xml:space="preserve">The hook-specific payload. Examples include an object, float, view parameters, relation target, or analyze-query row.</w:t>
@@ -4883,8 +4883,8 @@
             <w:pPr>
               <w:pStyle w:val="Compact"/>
               <w:jc w:val="left"/>
-              <w:ind w:left="0" w:right="0" w:firstLine="0"/>
-              <w:spacing w:before="40" w:lineRule="auto" w:line="240" w:after="40"/>
+              <w:ind w:left="0" w:firstLine="0" w:right="0"/>
+              <w:spacing w:line="240" w:lineRule="auto" w:before="40" w:after="40"/>
             </w:pPr>
             <w:r>
               <w:rPr>
@@ -4900,8 +4900,8 @@
             <w:pPr>
               <w:pStyle w:val="Compact"/>
               <w:jc w:val="left"/>
-              <w:ind w:left="0" w:right="0" w:firstLine="0"/>
-              <w:spacing w:before="40" w:lineRule="auto" w:line="240" w:after="40"/>
+              <w:ind w:left="0" w:firstLine="0" w:right="0"/>
+              <w:spacing w:line="240" w:lineRule="auto" w:before="40" w:after="40"/>
             </w:pPr>
             <w:r>
               <w:t xml:space="preserve">The</w:t>
@@ -4931,8 +4931,8 @@
             <w:pPr>
               <w:pStyle w:val="Compact"/>
               <w:jc w:val="left"/>
-              <w:ind w:left="0" w:right="0" w:firstLine="0"/>
-              <w:spacing w:before="40" w:lineRule="auto" w:line="240" w:after="40"/>
+              <w:ind w:left="0" w:firstLine="0" w:right="0"/>
+              <w:spacing w:line="240" w:lineRule="auto" w:before="40" w:after="40"/>
             </w:pPr>
             <w:r>
               <w:rPr>
@@ -4948,8 +4948,8 @@
             <w:pPr>
               <w:pStyle w:val="Compact"/>
               <w:jc w:val="left"/>
-              <w:ind w:left="0" w:right="0" w:firstLine="0"/>
-              <w:spacing w:before="40" w:lineRule="auto" w:line="240" w:after="40"/>
+              <w:ind w:left="0" w:firstLine="0" w:right="0"/>
+              <w:spacing w:line="240" w:lineRule="auto" w:before="40" w:after="40"/>
             </w:pPr>
             <w:r>
               <w:t xml:space="preserve">Identifier of the specification being processed. Present on both tiers.</w:t>
@@ -4964,8 +4964,8 @@
             <w:pPr>
               <w:pStyle w:val="Compact"/>
               <w:jc w:val="left"/>
-              <w:ind w:left="0" w:right="0" w:firstLine="0"/>
-              <w:spacing w:before="40" w:lineRule="auto" w:line="240" w:after="40"/>
+              <w:ind w:left="0" w:firstLine="0" w:right="0"/>
+              <w:spacing w:line="240" w:lineRule="auto" w:before="40" w:after="40"/>
             </w:pPr>
             <w:r>
               <w:rPr>
@@ -4981,8 +4981,8 @@
             <w:pPr>
               <w:pStyle w:val="Compact"/>
               <w:jc w:val="left"/>
-              <w:ind w:left="0" w:right="0" w:firstLine="0"/>
-              <w:spacing w:before="40" w:lineRule="auto" w:line="240" w:after="40"/>
+              <w:ind w:left="0" w:firstLine="0" w:right="0"/>
+              <w:spacing w:line="240" w:lineRule="auto" w:before="40" w:after="40"/>
             </w:pPr>
             <w:r>
               <w:t xml:space="preserve">Logger (</w:t>
@@ -5018,8 +5018,8 @@
             <w:pPr>
               <w:pStyle w:val="Compact"/>
               <w:jc w:val="left"/>
-              <w:ind w:left="0" w:right="0" w:firstLine="0"/>
-              <w:spacing w:before="40" w:lineRule="auto" w:line="240" w:after="40"/>
+              <w:ind w:left="0" w:firstLine="0" w:right="0"/>
+              <w:spacing w:line="240" w:lineRule="auto" w:before="40" w:after="40"/>
             </w:pPr>
             <w:r>
               <w:rPr>
@@ -5035,8 +5035,8 @@
             <w:pPr>
               <w:pStyle w:val="Compact"/>
               <w:jc w:val="left"/>
-              <w:ind w:left="0" w:right="0" w:firstLine="0"/>
-              <w:spacing w:before="40" w:lineRule="auto" w:line="240" w:after="40"/>
+              <w:ind w:left="0" w:firstLine="0" w:right="0"/>
+              <w:spacing w:line="240" w:lineRule="auto" w:before="40" w:after="40"/>
             </w:pPr>
             <w:r>
               <w:t xml:space="preserve">The Pandoc module.</w:t>
@@ -5067,8 +5067,8 @@
             <w:pPr>
               <w:pStyle w:val="Compact"/>
               <w:jc w:val="left"/>
-              <w:ind w:left="0" w:right="0" w:firstLine="0"/>
-              <w:spacing w:before="40" w:lineRule="auto" w:line="240" w:after="40"/>
+              <w:ind w:left="0" w:firstLine="0" w:right="0"/>
+              <w:spacing w:line="240" w:lineRule="auto" w:before="40" w:after="40"/>
             </w:pPr>
             <w:r>
               <w:rPr>
@@ -5084,8 +5084,8 @@
             <w:pPr>
               <w:pStyle w:val="Compact"/>
               <w:jc w:val="left"/>
-              <w:ind w:left="0" w:right="0" w:firstLine="0"/>
-              <w:spacing w:before="40" w:lineRule="auto" w:line="240" w:after="40"/>
+              <w:ind w:left="0" w:firstLine="0" w:right="0"/>
+              <w:spacing w:line="240" w:lineRule="auto" w:before="40" w:after="40"/>
             </w:pPr>
             <w:r>
               <w:t xml:space="preserve">Target output format (</w:t>
@@ -5155,8 +5155,8 @@
             <w:pPr>
               <w:pStyle w:val="Compact"/>
               <w:jc w:val="left"/>
-              <w:ind w:left="0" w:right="0" w:firstLine="0"/>
-              <w:spacing w:before="40" w:lineRule="auto" w:line="240" w:after="40"/>
+              <w:ind w:left="0" w:firstLine="0" w:right="0"/>
+              <w:spacing w:line="240" w:lineRule="auto" w:before="40" w:after="40"/>
             </w:pPr>
             <w:r>
               <w:rPr>
@@ -5196,8 +5196,8 @@
             <w:pPr>
               <w:pStyle w:val="Compact"/>
               <w:jc w:val="left"/>
-              <w:ind w:left="0" w:right="0" w:firstLine="0"/>
-              <w:spacing w:before="40" w:lineRule="auto" w:line="240" w:after="40"/>
+              <w:ind w:left="0" w:firstLine="0" w:right="0"/>
+              <w:spacing w:line="240" w:lineRule="auto" w:before="40" w:after="40"/>
             </w:pPr>
             <w:r>
               <w:t xml:space="preserve">Diagnostics sink, model name, and project config. These fields are always in the render tier. A data context contains them when available.</w:t>
@@ -5212,8 +5212,8 @@
             <w:pPr>
               <w:pStyle w:val="Compact"/>
               <w:jc w:val="left"/>
-              <w:ind w:left="0" w:right="0" w:firstLine="0"/>
-              <w:spacing w:before="40" w:lineRule="auto" w:line="240" w:after="40"/>
+              <w:ind w:left="0" w:firstLine="0" w:right="0"/>
+              <w:spacing w:line="240" w:lineRule="auto" w:before="40" w:after="40"/>
             </w:pPr>
             <w:r>
               <w:rPr>
@@ -5229,8 +5229,8 @@
             <w:pPr>
               <w:pStyle w:val="Compact"/>
               <w:jc w:val="left"/>
-              <w:ind w:left="0" w:right="0" w:firstLine="0"/>
-              <w:spacing w:before="40" w:lineRule="auto" w:line="240" w:after="40"/>
+              <w:ind w:left="0" w:firstLine="0" w:right="0"/>
+              <w:spacing w:line="240" w:lineRule="auto" w:before="40" w:after="40"/>
             </w:pPr>
             <w:r>
               <w:t xml:space="preserve">The registry, for cross-hook dispatch (e.g. </w:t>
@@ -5322,7 +5322,7 @@
           <w:sz w:val="2"/>
         </w:rPr>
       </w:pPr>
-      <w:bookmarkStart w:name="listing-src-model-template-object" w:id="99581"/>
+      <w:bookmarkStart w:id="99581" w:name="listing-src-model-template-object"/>
       <w:bookmarkEnd w:id="99581"/>
     </w:p>
     <w:p>
@@ -7598,7 +7598,7 @@
           <w:sz w:val="2"/>
         </w:rPr>
       </w:pPr>
-      <w:bookmarkStart w:name="listing-src-model-template-object-usage" w:id="40209"/>
+      <w:bookmarkStart w:id="40209" w:name="listing-src-model-template-object-usage"/>
       <w:bookmarkEnd w:id="40209"/>
     </w:p>
     <w:p>
@@ -7811,7 +7811,7 @@
           <w:sz w:val="2"/>
         </w:rPr>
       </w:pPr>
-      <w:bookmarkStart w:name="listing-src-model-template-relation-simple" w:id="47527"/>
+      <w:bookmarkStart w:id="47527" w:name="listing-src-model-template-relation-simple"/>
       <w:bookmarkEnd w:id="47527"/>
     </w:p>
     <w:p>
@@ -8352,7 +8352,7 @@
           <w:sz w:val="2"/>
         </w:rPr>
       </w:pPr>
-      <w:bookmarkStart w:name="listing-src-model-template-relation-display" w:id="59215"/>
+      <w:bookmarkStart w:id="59215" w:name="listing-src-model-template-relation-display"/>
       <w:bookmarkEnd w:id="59215"/>
     </w:p>
     <w:p>
@@ -9379,7 +9379,7 @@
           <w:sz w:val="2"/>
         </w:rPr>
       </w:pPr>
-      <w:bookmarkStart w:name="listing-src-model-template-view" w:id="84323"/>
+      <w:bookmarkStart w:id="84323" w:name="listing-src-model-template-view"/>
       <w:bookmarkEnd w:id="84323"/>
     </w:p>
     <w:p>
@@ -10554,7 +10554,7 @@
           <w:sz w:val="2"/>
         </w:rPr>
       </w:pPr>
-      <w:bookmarkStart w:name="listing-src-model-template-view-block" w:id="33411"/>
+      <w:bookmarkStart w:id="33411" w:name="listing-src-model-template-view-block"/>
       <w:bookmarkEnd w:id="33411"/>
     </w:p>
     <w:p>
@@ -12861,7 +12861,7 @@
           <w:sz w:val="2"/>
         </w:rPr>
       </w:pPr>
-      <w:bookmarkStart w:name="listing-src-model-template-float" w:id="36064"/>
+      <w:bookmarkStart w:id="36064" w:name="listing-src-model-template-float"/>
       <w:bookmarkEnd w:id="36064"/>
     </w:p>
     <w:p>
@@ -13310,7 +13310,7 @@
           <w:sz w:val="2"/>
         </w:rPr>
       </w:pPr>
-      <w:bookmarkStart w:name="listing-src-model-template-float-usage" w:id="34132"/>
+      <w:bookmarkStart w:id="34132" w:name="listing-src-model-template-float-usage"/>
       <w:bookmarkEnd w:id="34132"/>
     </w:p>
     <w:p>
@@ -13480,7 +13480,7 @@
           <w:sz w:val="2"/>
         </w:rPr>
       </w:pPr>
-      <w:bookmarkStart w:name="listing-src-model-template-spec" w:id="1657"/>
+      <w:bookmarkStart w:id="1657" w:name="listing-src-model-template-spec"/>
       <w:bookmarkEnd w:id="1657"/>
     </w:p>
     <w:p>
@@ -14247,7 +14247,7 @@
           <w:sz w:val="2"/>
         </w:rPr>
       </w:pPr>
-      <w:bookmarkStart w:name="csv-tbl-model-object-fields" w:id="1646"/>
+      <w:bookmarkStart w:id="1646" w:name="csv-tbl-model-object-fields"/>
       <w:bookmarkEnd w:id="1646"/>
     </w:p>
     <w:p>
@@ -14284,18 +14284,18 @@
         <w:tblLook w:firstRow="1" w:lastRow="0" w:firstColumn="0" w:lastColumn="0" w:noHBand="0" w:noVBand="0" w:val="0020"/>
         <w:jc w:val="start"/>
         <w:tblBorders>
-          <w:top w:color="000000" w:sz="6" w:val="single" w:space="0"/>
-          <w:left w:color="000000" w:sz="6" w:val="single" w:space="0"/>
-          <w:bottom w:color="000000" w:sz="6" w:val="single" w:space="0"/>
-          <w:right w:color="000000" w:sz="6" w:val="single" w:space="0"/>
-          <w:insideH w:color="000000" w:sz="6" w:val="single" w:space="0"/>
-          <w:insideV w:color="000000" w:sz="6" w:val="single" w:space="0"/>
+          <w:top w:sz="6" w:val="single" w:space="0" w:color="000000"/>
+          <w:left w:sz="6" w:val="single" w:space="0" w:color="000000"/>
+          <w:bottom w:sz="6" w:val="single" w:space="0" w:color="000000"/>
+          <w:right w:sz="6" w:val="single" w:space="0" w:color="000000"/>
+          <w:insideH w:sz="6" w:val="single" w:space="0" w:color="000000"/>
+          <w:insideV w:sz="6" w:val="single" w:space="0" w:color="000000"/>
         </w:tblBorders>
         <w:tblCellMar>
-          <w:top w:w="57" w:type="dxa"/>
-          <w:left w:w="108" w:type="dxa"/>
-          <w:bottom w:w="57" w:type="dxa"/>
-          <w:right w:w="108" w:type="dxa"/>
+          <w:top w:type="dxa" w:w="57"/>
+          <w:left w:type="dxa" w:w="108"/>
+          <w:bottom w:type="dxa" w:w="57"/>
+          <w:right w:type="dxa" w:w="108"/>
         </w:tblCellMar>
       </w:tblPr>
       <w:tblGrid>
@@ -14310,14 +14310,14 @@
         </w:trPr>
         <w:tc>
           <w:tcPr>
-            <w:shd w:fill="E8E8E8" w:val="clear" w:color="auto"/>
+            <w:shd w:val="clear" w:fill="E8E8E8" w:color="auto"/>
           </w:tcPr>
           <w:p>
             <w:pPr>
               <w:pStyle w:val="Compact"/>
               <w:jc w:val="left"/>
-              <w:ind w:left="0" w:right="0" w:firstLine="0"/>
-              <w:spacing w:before="40" w:lineRule="auto" w:line="240" w:after="40"/>
+              <w:ind w:left="0" w:firstLine="0" w:right="0"/>
+              <w:spacing w:line="240" w:lineRule="auto" w:before="40" w:after="40"/>
             </w:pPr>
             <w:r>
               <w:rPr>
@@ -14329,14 +14329,14 @@
         </w:tc>
         <w:tc>
           <w:tcPr>
-            <w:shd w:fill="E8E8E8" w:val="clear" w:color="auto"/>
+            <w:shd w:val="clear" w:fill="E8E8E8" w:color="auto"/>
           </w:tcPr>
           <w:p>
             <w:pPr>
               <w:pStyle w:val="Compact"/>
               <w:jc w:val="left"/>
-              <w:ind w:left="0" w:right="0" w:firstLine="0"/>
-              <w:spacing w:before="40" w:lineRule="auto" w:line="240" w:after="40"/>
+              <w:ind w:left="0" w:firstLine="0" w:right="0"/>
+              <w:spacing w:line="240" w:lineRule="auto" w:before="40" w:after="40"/>
             </w:pPr>
             <w:r>
               <w:rPr>
@@ -14348,14 +14348,14 @@
         </w:tc>
         <w:tc>
           <w:tcPr>
-            <w:shd w:fill="E8E8E8" w:val="clear" w:color="auto"/>
+            <w:shd w:val="clear" w:fill="E8E8E8" w:color="auto"/>
           </w:tcPr>
           <w:p>
             <w:pPr>
               <w:pStyle w:val="Compact"/>
               <w:jc w:val="left"/>
-              <w:ind w:left="0" w:right="0" w:firstLine="0"/>
-              <w:spacing w:before="40" w:lineRule="auto" w:line="240" w:after="40"/>
+              <w:ind w:left="0" w:firstLine="0" w:right="0"/>
+              <w:spacing w:line="240" w:lineRule="auto" w:before="40" w:after="40"/>
             </w:pPr>
             <w:r>
               <w:rPr>
@@ -14367,14 +14367,14 @@
         </w:tc>
         <w:tc>
           <w:tcPr>
-            <w:shd w:fill="E8E8E8" w:val="clear" w:color="auto"/>
+            <w:shd w:val="clear" w:fill="E8E8E8" w:color="auto"/>
           </w:tcPr>
           <w:p>
             <w:pPr>
               <w:pStyle w:val="Compact"/>
               <w:jc w:val="left"/>
-              <w:ind w:left="0" w:right="0" w:firstLine="0"/>
-              <w:spacing w:before="40" w:lineRule="auto" w:line="240" w:after="40"/>
+              <w:ind w:left="0" w:firstLine="0" w:right="0"/>
+              <w:spacing w:line="240" w:lineRule="auto" w:before="40" w:after="40"/>
             </w:pPr>
             <w:r>
               <w:rPr>
@@ -14392,8 +14392,8 @@
             <w:pPr>
               <w:pStyle w:val="Compact"/>
               <w:jc w:val="left"/>
-              <w:ind w:left="0" w:right="0" w:firstLine="0"/>
-              <w:spacing w:before="40" w:lineRule="auto" w:line="240" w:after="40"/>
+              <w:ind w:left="0" w:firstLine="0" w:right="0"/>
+              <w:spacing w:line="240" w:lineRule="auto" w:before="40" w:after="40"/>
             </w:pPr>
             <w:r>
               <w:rPr>
@@ -14409,8 +14409,8 @@
             <w:pPr>
               <w:pStyle w:val="Compact"/>
               <w:jc w:val="left"/>
-              <w:ind w:left="0" w:right="0" w:firstLine="0"/>
-              <w:spacing w:before="40" w:lineRule="auto" w:line="240" w:after="40"/>
+              <w:ind w:left="0" w:firstLine="0" w:right="0"/>
+              <w:spacing w:line="240" w:lineRule="auto" w:before="40" w:after="40"/>
             </w:pPr>
             <w:r>
               <w:t xml:space="preserve">string</w:t>
@@ -14423,8 +14423,8 @@
             <w:pPr>
               <w:pStyle w:val="Compact"/>
               <w:jc w:val="left"/>
-              <w:ind w:left="0" w:right="0" w:firstLine="0"/>
-              <w:spacing w:before="40" w:lineRule="auto" w:line="240" w:after="40"/>
+              <w:ind w:left="0" w:firstLine="0" w:right="0"/>
+              <w:spacing w:line="240" w:lineRule="auto" w:before="40" w:after="40"/>
             </w:pPr>
             <w:r>
               <w:t xml:space="preserve">required</w:t>
@@ -14437,8 +14437,8 @@
             <w:pPr>
               <w:pStyle w:val="Compact"/>
               <w:jc w:val="left"/>
-              <w:ind w:left="0" w:right="0" w:firstLine="0"/>
-              <w:spacing w:before="40" w:lineRule="auto" w:line="240" w:after="40"/>
+              <w:ind w:left="0" w:firstLine="0" w:right="0"/>
+              <w:spacing w:line="240" w:lineRule="auto" w:before="40" w:after="40"/>
             </w:pPr>
             <w:r>
               <w:t xml:space="preserve">Unique identifier (uppercase convention).</w:t>
@@ -14453,8 +14453,8 @@
             <w:pPr>
               <w:pStyle w:val="Compact"/>
               <w:jc w:val="left"/>
-              <w:ind w:left="0" w:right="0" w:firstLine="0"/>
-              <w:spacing w:before="40" w:lineRule="auto" w:line="240" w:after="40"/>
+              <w:ind w:left="0" w:firstLine="0" w:right="0"/>
+              <w:spacing w:line="240" w:lineRule="auto" w:before="40" w:after="40"/>
             </w:pPr>
             <w:r>
               <w:rPr>
@@ -14470,8 +14470,8 @@
             <w:pPr>
               <w:pStyle w:val="Compact"/>
               <w:jc w:val="left"/>
-              <w:ind w:left="0" w:right="0" w:firstLine="0"/>
-              <w:spacing w:before="40" w:lineRule="auto" w:line="240" w:after="40"/>
+              <w:ind w:left="0" w:firstLine="0" w:right="0"/>
+              <w:spacing w:line="240" w:lineRule="auto" w:before="40" w:after="40"/>
             </w:pPr>
             <w:r>
               <w:t xml:space="preserve">string</w:t>
@@ -14484,8 +14484,8 @@
             <w:pPr>
               <w:pStyle w:val="Compact"/>
               <w:jc w:val="left"/>
-              <w:ind w:left="0" w:right="0" w:firstLine="0"/>
-              <w:spacing w:before="40" w:lineRule="auto" w:line="240" w:after="40"/>
+              <w:ind w:left="0" w:firstLine="0" w:right="0"/>
+              <w:spacing w:line="240" w:lineRule="auto" w:before="40" w:after="40"/>
             </w:pPr>
             <w:r>
               <w:t xml:space="preserve">same as</w:t>
@@ -14507,8 +14507,8 @@
             <w:pPr>
               <w:pStyle w:val="Compact"/>
               <w:jc w:val="left"/>
-              <w:ind w:left="0" w:right="0" w:firstLine="0"/>
-              <w:spacing w:before="40" w:lineRule="auto" w:line="240" w:after="40"/>
+              <w:ind w:left="0" w:firstLine="0" w:right="0"/>
+              <w:spacing w:line="240" w:lineRule="auto" w:before="40" w:after="40"/>
             </w:pPr>
             <w:r>
               <w:t xml:space="preserve">Human-readable name.</w:t>
@@ -14523,8 +14523,8 @@
             <w:pPr>
               <w:pStyle w:val="Compact"/>
               <w:jc w:val="left"/>
-              <w:ind w:left="0" w:right="0" w:firstLine="0"/>
-              <w:spacing w:before="40" w:lineRule="auto" w:line="240" w:after="40"/>
+              <w:ind w:left="0" w:firstLine="0" w:right="0"/>
+              <w:spacing w:line="240" w:lineRule="auto" w:before="40" w:after="40"/>
             </w:pPr>
             <w:r>
               <w:rPr>
@@ -14540,8 +14540,8 @@
             <w:pPr>
               <w:pStyle w:val="Compact"/>
               <w:jc w:val="left"/>
-              <w:ind w:left="0" w:right="0" w:firstLine="0"/>
-              <w:spacing w:before="40" w:lineRule="auto" w:line="240" w:after="40"/>
+              <w:ind w:left="0" w:firstLine="0" w:right="0"/>
+              <w:spacing w:line="240" w:lineRule="auto" w:before="40" w:after="40"/>
             </w:pPr>
             <w:r>
               <w:t xml:space="preserve">string</w:t>
@@ -14554,8 +14554,8 @@
             <w:pPr>
               <w:pStyle w:val="Compact"/>
               <w:jc w:val="left"/>
-              <w:ind w:left="0" w:right="0" w:firstLine="0"/>
-              <w:spacing w:before="40" w:lineRule="auto" w:line="240" w:after="40"/>
+              <w:ind w:left="0" w:firstLine="0" w:right="0"/>
+              <w:spacing w:line="240" w:lineRule="auto" w:before="40" w:after="40"/>
             </w:pPr>
             <w:r>
               <w:rPr>
@@ -14571,8 +14571,8 @@
             <w:pPr>
               <w:pStyle w:val="Compact"/>
               <w:jc w:val="left"/>
-              <w:ind w:left="0" w:right="0" w:firstLine="0"/>
-              <w:spacing w:before="40" w:lineRule="auto" w:line="240" w:after="40"/>
+              <w:ind w:left="0" w:firstLine="0" w:right="0"/>
+              <w:spacing w:line="240" w:lineRule="auto" w:before="40" w:after="40"/>
             </w:pPr>
             <w:r>
               <w:t xml:space="preserve">Description text.</w:t>
@@ -14587,8 +14587,8 @@
             <w:pPr>
               <w:pStyle w:val="Compact"/>
               <w:jc w:val="left"/>
-              <w:ind w:left="0" w:right="0" w:firstLine="0"/>
-              <w:spacing w:before="40" w:lineRule="auto" w:line="240" w:after="40"/>
+              <w:ind w:left="0" w:firstLine="0" w:right="0"/>
+              <w:spacing w:line="240" w:lineRule="auto" w:before="40" w:after="40"/>
             </w:pPr>
             <w:r>
               <w:rPr>
@@ -14604,8 +14604,8 @@
             <w:pPr>
               <w:pStyle w:val="Compact"/>
               <w:jc w:val="left"/>
-              <w:ind w:left="0" w:right="0" w:firstLine="0"/>
-              <w:spacing w:before="40" w:lineRule="auto" w:line="240" w:after="40"/>
+              <w:ind w:left="0" w:firstLine="0" w:right="0"/>
+              <w:spacing w:line="240" w:lineRule="auto" w:before="40" w:after="40"/>
             </w:pPr>
             <w:r>
               <w:t xml:space="preserve">string</w:t>
@@ -14618,8 +14618,8 @@
             <w:pPr>
               <w:pStyle w:val="Compact"/>
               <w:jc w:val="left"/>
-              <w:ind w:left="0" w:right="0" w:firstLine="0"/>
-              <w:spacing w:before="40" w:lineRule="auto" w:line="240" w:after="40"/>
+              <w:ind w:left="0" w:firstLine="0" w:right="0"/>
+              <w:spacing w:line="240" w:lineRule="auto" w:before="40" w:after="40"/>
             </w:pPr>
             <w:r>
               <w:t xml:space="preserve">nil</w:t>
@@ -14632,8 +14632,8 @@
             <w:pPr>
               <w:pStyle w:val="Compact"/>
               <w:jc w:val="left"/>
-              <w:ind w:left="0" w:right="0" w:firstLine="0"/>
-              <w:spacing w:before="40" w:lineRule="auto" w:line="240" w:after="40"/>
+              <w:ind w:left="0" w:firstLine="0" w:right="0"/>
+              <w:spacing w:line="240" w:lineRule="auto" w:before="40" w:after="40"/>
             </w:pPr>
             <w:r>
               <w:t xml:space="preserve">Base type for attribute + hook inheritance (e.g. </w:t>
@@ -14657,8 +14657,8 @@
             <w:pPr>
               <w:pStyle w:val="Compact"/>
               <w:jc w:val="left"/>
-              <w:ind w:left="0" w:right="0" w:firstLine="0"/>
-              <w:spacing w:before="40" w:lineRule="auto" w:line="240" w:after="40"/>
+              <w:ind w:left="0" w:firstLine="0" w:right="0"/>
+              <w:spacing w:line="240" w:lineRule="auto" w:before="40" w:after="40"/>
             </w:pPr>
             <w:r>
               <w:rPr>
@@ -14674,8 +14674,8 @@
             <w:pPr>
               <w:pStyle w:val="Compact"/>
               <w:jc w:val="left"/>
-              <w:ind w:left="0" w:right="0" w:firstLine="0"/>
-              <w:spacing w:before="40" w:lineRule="auto" w:line="240" w:after="40"/>
+              <w:ind w:left="0" w:firstLine="0" w:right="0"/>
+              <w:spacing w:line="240" w:lineRule="auto" w:before="40" w:after="40"/>
             </w:pPr>
             <w:r>
               <w:t xml:space="preserve">boolean</w:t>
@@ -14688,8 +14688,8 @@
             <w:pPr>
               <w:pStyle w:val="Compact"/>
               <w:jc w:val="left"/>
-              <w:ind w:left="0" w:right="0" w:firstLine="0"/>
-              <w:spacing w:before="40" w:lineRule="auto" w:line="240" w:after="40"/>
+              <w:ind w:left="0" w:firstLine="0" w:right="0"/>
+              <w:spacing w:line="240" w:lineRule="auto" w:before="40" w:after="40"/>
             </w:pPr>
             <w:r>
               <w:t xml:space="preserve">false</w:t>
@@ -14702,8 +14702,8 @@
             <w:pPr>
               <w:pStyle w:val="Compact"/>
               <w:jc w:val="left"/>
-              <w:ind w:left="0" w:right="0" w:firstLine="0"/>
-              <w:spacing w:before="40" w:lineRule="auto" w:line="240" w:after="40"/>
+              <w:ind w:left="0" w:firstLine="0" w:right="0"/>
+              <w:spacing w:line="240" w:lineRule="auto" w:before="40" w:after="40"/>
             </w:pPr>
             <w:r>
               <w:t xml:space="preserve">Headers without an explicit type match this type.</w:t>
@@ -14718,8 +14718,8 @@
             <w:pPr>
               <w:pStyle w:val="Compact"/>
               <w:jc w:val="left"/>
-              <w:ind w:left="0" w:right="0" w:firstLine="0"/>
-              <w:spacing w:before="40" w:lineRule="auto" w:line="240" w:after="40"/>
+              <w:ind w:left="0" w:firstLine="0" w:right="0"/>
+              <w:spacing w:line="240" w:lineRule="auto" w:before="40" w:after="40"/>
             </w:pPr>
             <w:r>
               <w:rPr>
@@ -14735,8 +14735,8 @@
             <w:pPr>
               <w:pStyle w:val="Compact"/>
               <w:jc w:val="left"/>
-              <w:ind w:left="0" w:right="0" w:firstLine="0"/>
-              <w:spacing w:before="40" w:lineRule="auto" w:line="240" w:after="40"/>
+              <w:ind w:left="0" w:firstLine="0" w:right="0"/>
+              <w:spacing w:line="240" w:lineRule="auto" w:before="40" w:after="40"/>
             </w:pPr>
             <w:r>
               <w:t xml:space="preserve">boolean</w:t>
@@ -14749,8 +14749,8 @@
             <w:pPr>
               <w:pStyle w:val="Compact"/>
               <w:jc w:val="left"/>
-              <w:ind w:left="0" w:right="0" w:firstLine="0"/>
-              <w:spacing w:before="40" w:lineRule="auto" w:line="240" w:after="40"/>
+              <w:ind w:left="0" w:firstLine="0" w:right="0"/>
+              <w:spacing w:line="240" w:lineRule="auto" w:before="40" w:after="40"/>
             </w:pPr>
             <w:r>
               <w:t xml:space="preserve">false</w:t>
@@ -14763,8 +14763,8 @@
             <w:pPr>
               <w:pStyle w:val="Compact"/>
               <w:jc w:val="left"/>
-              <w:ind w:left="0" w:right="0" w:firstLine="0"/>
-              <w:spacing w:before="40" w:lineRule="auto" w:line="240" w:after="40"/>
+              <w:ind w:left="0" w:firstLine="0" w:right="0"/>
+              <w:spacing w:line="240" w:lineRule="auto" w:before="40" w:after="40"/>
             </w:pPr>
             <w:r>
               <w:t xml:space="preserve">Hierarchical object (contains children with their own PIDs).</w:t>
@@ -14779,8 +14779,8 @@
             <w:pPr>
               <w:pStyle w:val="Compact"/>
               <w:jc w:val="left"/>
-              <w:ind w:left="0" w:right="0" w:firstLine="0"/>
-              <w:spacing w:before="40" w:lineRule="auto" w:line="240" w:after="40"/>
+              <w:ind w:left="0" w:firstLine="0" w:right="0"/>
+              <w:spacing w:line="240" w:lineRule="auto" w:before="40" w:after="40"/>
             </w:pPr>
             <w:r>
               <w:rPr>
@@ -14796,8 +14796,8 @@
             <w:pPr>
               <w:pStyle w:val="Compact"/>
               <w:jc w:val="left"/>
-              <w:ind w:left="0" w:right="0" w:firstLine="0"/>
-              <w:spacing w:before="40" w:lineRule="auto" w:line="240" w:after="40"/>
+              <w:ind w:left="0" w:firstLine="0" w:right="0"/>
+              <w:spacing w:line="240" w:lineRule="auto" w:before="40" w:after="40"/>
             </w:pPr>
             <w:r>
               <w:t xml:space="preserve">boolean</w:t>
@@ -14810,8 +14810,8 @@
             <w:pPr>
               <w:pStyle w:val="Compact"/>
               <w:jc w:val="left"/>
-              <w:ind w:left="0" w:right="0" w:firstLine="0"/>
-              <w:spacing w:before="40" w:lineRule="auto" w:line="240" w:after="40"/>
+              <w:ind w:left="0" w:firstLine="0" w:right="0"/>
+              <w:spacing w:line="240" w:lineRule="auto" w:before="40" w:after="40"/>
             </w:pPr>
             <w:r>
               <w:t xml:space="preserve">false</w:t>
@@ -14824,8 +14824,8 @@
             <w:pPr>
               <w:pStyle w:val="Compact"/>
               <w:jc w:val="left"/>
-              <w:ind w:left="0" w:right="0" w:firstLine="0"/>
-              <w:spacing w:before="40" w:lineRule="auto" w:line="240" w:after="40"/>
+              <w:ind w:left="0" w:firstLine="0" w:right="0"/>
+              <w:spacing w:line="240" w:lineRule="auto" w:before="40" w:after="40"/>
             </w:pPr>
             <w:r>
               <w:t xml:space="preserve">The specification must contain at least one object of this type.</w:t>
@@ -14840,8 +14840,8 @@
             <w:pPr>
               <w:pStyle w:val="Compact"/>
               <w:jc w:val="left"/>
-              <w:ind w:left="0" w:right="0" w:firstLine="0"/>
-              <w:spacing w:before="40" w:lineRule="auto" w:line="240" w:after="40"/>
+              <w:ind w:left="0" w:firstLine="0" w:right="0"/>
+              <w:spacing w:line="240" w:lineRule="auto" w:before="40" w:after="40"/>
             </w:pPr>
             <w:r>
               <w:rPr>
@@ -14857,8 +14857,8 @@
             <w:pPr>
               <w:pStyle w:val="Compact"/>
               <w:jc w:val="left"/>
-              <w:ind w:left="0" w:right="0" w:firstLine="0"/>
-              <w:spacing w:before="40" w:lineRule="auto" w:line="240" w:after="40"/>
+              <w:ind w:left="0" w:firstLine="0" w:right="0"/>
+              <w:spacing w:line="240" w:lineRule="auto" w:before="40" w:after="40"/>
             </w:pPr>
             <w:r>
               <w:t xml:space="preserve">string</w:t>
@@ -14871,8 +14871,8 @@
             <w:pPr>
               <w:pStyle w:val="Compact"/>
               <w:jc w:val="left"/>
-              <w:ind w:left="0" w:right="0" w:firstLine="0"/>
-              <w:spacing w:before="40" w:lineRule="auto" w:line="240" w:after="40"/>
+              <w:ind w:left="0" w:firstLine="0" w:right="0"/>
+              <w:spacing w:line="240" w:lineRule="auto" w:before="40" w:after="40"/>
             </w:pPr>
             <w:r>
               <w:t xml:space="preserve">nil</w:t>
@@ -14885,8 +14885,8 @@
             <w:pPr>
               <w:pStyle w:val="Compact"/>
               <w:jc w:val="left"/>
-              <w:ind w:left="0" w:right="0" w:firstLine="0"/>
-              <w:spacing w:before="40" w:lineRule="auto" w:line="240" w:after="40"/>
+              <w:ind w:left="0" w:firstLine="0" w:right="0"/>
+              <w:spacing w:line="240" w:lineRule="auto" w:before="40" w:after="40"/>
             </w:pPr>
             <w:r>
               <w:t xml:space="preserve">Prefix for auto-generated PIDs.</w:t>
@@ -14901,8 +14901,8 @@
             <w:pPr>
               <w:pStyle w:val="Compact"/>
               <w:jc w:val="left"/>
-              <w:ind w:left="0" w:right="0" w:firstLine="0"/>
-              <w:spacing w:before="40" w:lineRule="auto" w:line="240" w:after="40"/>
+              <w:ind w:left="0" w:firstLine="0" w:right="0"/>
+              <w:spacing w:line="240" w:lineRule="auto" w:before="40" w:after="40"/>
             </w:pPr>
             <w:r>
               <w:rPr>
@@ -14918,8 +14918,8 @@
             <w:pPr>
               <w:pStyle w:val="Compact"/>
               <w:jc w:val="left"/>
-              <w:ind w:left="0" w:right="0" w:firstLine="0"/>
-              <w:spacing w:before="40" w:lineRule="auto" w:line="240" w:after="40"/>
+              <w:ind w:left="0" w:firstLine="0" w:right="0"/>
+              <w:spacing w:line="240" w:lineRule="auto" w:before="40" w:after="40"/>
             </w:pPr>
             <w:r>
               <w:t xml:space="preserve">string</w:t>
@@ -14932,8 +14932,8 @@
             <w:pPr>
               <w:pStyle w:val="Compact"/>
               <w:jc w:val="left"/>
-              <w:ind w:left="0" w:right="0" w:firstLine="0"/>
-              <w:spacing w:before="40" w:lineRule="auto" w:line="240" w:after="40"/>
+              <w:ind w:left="0" w:firstLine="0" w:right="0"/>
+              <w:spacing w:line="240" w:lineRule="auto" w:before="40" w:after="40"/>
             </w:pPr>
             <w:r>
               <w:t xml:space="preserve">nil</w:t>
@@ -14946,8 +14946,8 @@
             <w:pPr>
               <w:pStyle w:val="Compact"/>
               <w:jc w:val="left"/>
-              <w:ind w:left="0" w:right="0" w:firstLine="0"/>
-              <w:spacing w:before="40" w:lineRule="auto" w:line="240" w:after="40"/>
+              <w:ind w:left="0" w:firstLine="0" w:right="0"/>
+              <w:spacing w:line="240" w:lineRule="auto" w:before="40" w:after="40"/>
             </w:pPr>
             <w:r>
               <w:t xml:space="preserve">Printf format (e.g. </w:t>
@@ -14971,8 +14971,8 @@
             <w:pPr>
               <w:pStyle w:val="Compact"/>
               <w:jc w:val="left"/>
-              <w:ind w:left="0" w:right="0" w:firstLine="0"/>
-              <w:spacing w:before="40" w:lineRule="auto" w:line="240" w:after="40"/>
+              <w:ind w:left="0" w:firstLine="0" w:right="0"/>
+              <w:spacing w:line="240" w:lineRule="auto" w:before="40" w:after="40"/>
             </w:pPr>
             <w:r>
               <w:rPr>
@@ -14988,8 +14988,8 @@
             <w:pPr>
               <w:pStyle w:val="Compact"/>
               <w:jc w:val="left"/>
-              <w:ind w:left="0" w:right="0" w:firstLine="0"/>
-              <w:spacing w:before="40" w:lineRule="auto" w:line="240" w:after="40"/>
+              <w:ind w:left="0" w:firstLine="0" w:right="0"/>
+              <w:spacing w:line="240" w:lineRule="auto" w:before="40" w:after="40"/>
             </w:pPr>
             <w:r>
               <w:t xml:space="preserve">list</w:t>
@@ -15002,8 +15002,8 @@
             <w:pPr>
               <w:pStyle w:val="Compact"/>
               <w:jc w:val="left"/>
-              <w:ind w:left="0" w:right="0" w:firstLine="0"/>
-              <w:spacing w:before="40" w:lineRule="auto" w:line="240" w:after="40"/>
+              <w:ind w:left="0" w:firstLine="0" w:right="0"/>
+              <w:spacing w:line="240" w:lineRule="auto" w:before="40" w:after="40"/>
             </w:pPr>
             <w:r>
               <w:t xml:space="preserve">nil</w:t>
@@ -15016,8 +15016,8 @@
             <w:pPr>
               <w:pStyle w:val="Compact"/>
               <w:jc w:val="left"/>
-              <w:ind w:left="0" w:right="0" w:firstLine="0"/>
-              <w:spacing w:before="40" w:lineRule="auto" w:line="240" w:after="40"/>
+              <w:ind w:left="0" w:firstLine="0" w:right="0"/>
+              <w:spacing w:line="240" w:lineRule="auto" w:before="40" w:after="40"/>
             </w:pPr>
             <w:r>
               <w:t xml:space="preserve">Alternative identifiers for syntax matching.</w:t>
@@ -15032,8 +15032,8 @@
             <w:pPr>
               <w:pStyle w:val="Compact"/>
               <w:jc w:val="left"/>
-              <w:ind w:left="0" w:right="0" w:firstLine="0"/>
-              <w:spacing w:before="40" w:lineRule="auto" w:line="240" w:after="40"/>
+              <w:ind w:left="0" w:firstLine="0" w:right="0"/>
+              <w:spacing w:line="240" w:lineRule="auto" w:before="40" w:after="40"/>
             </w:pPr>
             <w:r>
               <w:rPr>
@@ -15049,8 +15049,8 @@
             <w:pPr>
               <w:pStyle w:val="Compact"/>
               <w:jc w:val="left"/>
-              <w:ind w:left="0" w:right="0" w:firstLine="0"/>
-              <w:spacing w:before="40" w:lineRule="auto" w:line="240" w:after="40"/>
+              <w:ind w:left="0" w:firstLine="0" w:right="0"/>
+              <w:spacing w:line="240" w:lineRule="auto" w:before="40" w:after="40"/>
             </w:pPr>
             <w:r>
               <w:t xml:space="preserve">list</w:t>
@@ -15063,8 +15063,8 @@
             <w:pPr>
               <w:pStyle w:val="Compact"/>
               <w:jc w:val="left"/>
-              <w:ind w:left="0" w:right="0" w:firstLine="0"/>
-              <w:spacing w:before="40" w:lineRule="auto" w:line="240" w:after="40"/>
+              <w:ind w:left="0" w:firstLine="0" w:right="0"/>
+              <w:spacing w:line="240" w:lineRule="auto" w:before="40" w:after="40"/>
             </w:pPr>
             <w:r>
               <w:t xml:space="preserve">nil</w:t>
@@ -15077,8 +15077,8 @@
             <w:pPr>
               <w:pStyle w:val="Compact"/>
               <w:jc w:val="left"/>
-              <w:ind w:left="0" w:right="0" w:firstLine="0"/>
-              <w:spacing w:before="40" w:lineRule="auto" w:line="240" w:after="40"/>
+              <w:ind w:left="0" w:firstLine="0" w:right="0"/>
+              <w:spacing w:line="240" w:lineRule="auto" w:before="40" w:after="40"/>
             </w:pPr>
             <w:r>
               <w:t xml:space="preserve">Titles that auto-resolve to this type (e.g. </w:t>
@@ -15117,8 +15117,8 @@
             <w:pPr>
               <w:pStyle w:val="Compact"/>
               <w:jc w:val="left"/>
-              <w:ind w:left="0" w:right="0" w:firstLine="0"/>
-              <w:spacing w:before="40" w:lineRule="auto" w:line="240" w:after="40"/>
+              <w:ind w:left="0" w:firstLine="0" w:right="0"/>
+              <w:spacing w:line="240" w:lineRule="auto" w:before="40" w:after="40"/>
             </w:pPr>
             <w:r>
               <w:rPr>
@@ -15134,8 +15134,8 @@
             <w:pPr>
               <w:pStyle w:val="Compact"/>
               <w:jc w:val="left"/>
-              <w:ind w:left="0" w:right="0" w:firstLine="0"/>
-              <w:spacing w:before="40" w:lineRule="auto" w:line="240" w:after="40"/>
+              <w:ind w:left="0" w:firstLine="0" w:right="0"/>
+              <w:spacing w:line="240" w:lineRule="auto" w:before="40" w:after="40"/>
             </w:pPr>
             <w:r>
               <w:t xml:space="preserve">list</w:t>
@@ -15148,8 +15148,8 @@
             <w:pPr>
               <w:pStyle w:val="Compact"/>
               <w:jc w:val="left"/>
-              <w:ind w:left="0" w:right="0" w:firstLine="0"/>
-              <w:spacing w:before="40" w:lineRule="auto" w:line="240" w:after="40"/>
+              <w:ind w:left="0" w:firstLine="0" w:right="0"/>
+              <w:spacing w:line="240" w:lineRule="auto" w:before="40" w:after="40"/>
             </w:pPr>
             <w:r>
               <w:t xml:space="preserve">nil</w:t>
@@ -15162,8 +15162,8 @@
             <w:pPr>
               <w:pStyle w:val="Compact"/>
               <w:jc w:val="left"/>
-              <w:ind w:left="0" w:right="0" w:firstLine="0"/>
-              <w:spacing w:before="40" w:lineRule="auto" w:line="240" w:after="40"/>
+              <w:ind w:left="0" w:firstLine="0" w:right="0"/>
+              <w:spacing w:line="240" w:lineRule="auto" w:before="40" w:after="40"/>
             </w:pPr>
             <w:r>
               <w:t xml:space="preserve">Attribute definitions (see below).</w:t>
@@ -15193,7 +15193,7 @@
           <w:sz w:val="2"/>
         </w:rPr>
       </w:pPr>
-      <w:bookmarkStart w:name="csv-tbl-model-attribute-fields" w:id="62565"/>
+      <w:bookmarkStart w:id="62565" w:name="csv-tbl-model-attribute-fields"/>
       <w:bookmarkEnd w:id="62565"/>
     </w:p>
     <w:p>
@@ -15230,18 +15230,18 @@
         <w:tblLook w:firstRow="1" w:lastRow="0" w:firstColumn="0" w:lastColumn="0" w:noHBand="0" w:noVBand="0" w:val="0020"/>
         <w:jc w:val="start"/>
         <w:tblBorders>
-          <w:top w:color="000000" w:sz="6" w:val="single" w:space="0"/>
-          <w:left w:color="000000" w:sz="6" w:val="single" w:space="0"/>
-          <w:bottom w:color="000000" w:sz="6" w:val="single" w:space="0"/>
-          <w:right w:color="000000" w:sz="6" w:val="single" w:space="0"/>
-          <w:insideH w:color="000000" w:sz="6" w:val="single" w:space="0"/>
-          <w:insideV w:color="000000" w:sz="6" w:val="single" w:space="0"/>
+          <w:top w:sz="6" w:val="single" w:space="0" w:color="000000"/>
+          <w:left w:sz="6" w:val="single" w:space="0" w:color="000000"/>
+          <w:bottom w:sz="6" w:val="single" w:space="0" w:color="000000"/>
+          <w:right w:sz="6" w:val="single" w:space="0" w:color="000000"/>
+          <w:insideH w:sz="6" w:val="single" w:space="0" w:color="000000"/>
+          <w:insideV w:sz="6" w:val="single" w:space="0" w:color="000000"/>
         </w:tblBorders>
         <w:tblCellMar>
-          <w:top w:w="57" w:type="dxa"/>
-          <w:left w:w="108" w:type="dxa"/>
-          <w:bottom w:w="57" w:type="dxa"/>
-          <w:right w:w="108" w:type="dxa"/>
+          <w:top w:type="dxa" w:w="57"/>
+          <w:left w:type="dxa" w:w="108"/>
+          <w:bottom w:type="dxa" w:w="57"/>
+          <w:right w:type="dxa" w:w="108"/>
         </w:tblCellMar>
       </w:tblPr>
       <w:tblGrid>
@@ -15256,14 +15256,14 @@
         </w:trPr>
         <w:tc>
           <w:tcPr>
-            <w:shd w:fill="E8E8E8" w:val="clear" w:color="auto"/>
+            <w:shd w:val="clear" w:fill="E8E8E8" w:color="auto"/>
           </w:tcPr>
           <w:p>
             <w:pPr>
               <w:pStyle w:val="Compact"/>
               <w:jc w:val="left"/>
-              <w:ind w:left="0" w:right="0" w:firstLine="0"/>
-              <w:spacing w:before="40" w:lineRule="auto" w:line="240" w:after="40"/>
+              <w:ind w:left="0" w:firstLine="0" w:right="0"/>
+              <w:spacing w:line="240" w:lineRule="auto" w:before="40" w:after="40"/>
             </w:pPr>
             <w:r>
               <w:rPr>
@@ -15275,14 +15275,14 @@
         </w:tc>
         <w:tc>
           <w:tcPr>
-            <w:shd w:fill="E8E8E8" w:val="clear" w:color="auto"/>
+            <w:shd w:val="clear" w:fill="E8E8E8" w:color="auto"/>
           </w:tcPr>
           <w:p>
             <w:pPr>
               <w:pStyle w:val="Compact"/>
               <w:jc w:val="left"/>
-              <w:ind w:left="0" w:right="0" w:firstLine="0"/>
-              <w:spacing w:before="40" w:lineRule="auto" w:line="240" w:after="40"/>
+              <w:ind w:left="0" w:firstLine="0" w:right="0"/>
+              <w:spacing w:line="240" w:lineRule="auto" w:before="40" w:after="40"/>
             </w:pPr>
             <w:r>
               <w:rPr>
@@ -15294,14 +15294,14 @@
         </w:tc>
         <w:tc>
           <w:tcPr>
-            <w:shd w:fill="E8E8E8" w:val="clear" w:color="auto"/>
+            <w:shd w:val="clear" w:fill="E8E8E8" w:color="auto"/>
           </w:tcPr>
           <w:p>
             <w:pPr>
               <w:pStyle w:val="Compact"/>
               <w:jc w:val="left"/>
-              <w:ind w:left="0" w:right="0" w:firstLine="0"/>
-              <w:spacing w:before="40" w:lineRule="auto" w:line="240" w:after="40"/>
+              <w:ind w:left="0" w:firstLine="0" w:right="0"/>
+              <w:spacing w:line="240" w:lineRule="auto" w:before="40" w:after="40"/>
             </w:pPr>
             <w:r>
               <w:rPr>
@@ -15313,14 +15313,14 @@
         </w:tc>
         <w:tc>
           <w:tcPr>
-            <w:shd w:fill="E8E8E8" w:val="clear" w:color="auto"/>
+            <w:shd w:val="clear" w:fill="E8E8E8" w:color="auto"/>
           </w:tcPr>
           <w:p>
             <w:pPr>
               <w:pStyle w:val="Compact"/>
               <w:jc w:val="left"/>
-              <w:ind w:left="0" w:right="0" w:firstLine="0"/>
-              <w:spacing w:before="40" w:lineRule="auto" w:line="240" w:after="40"/>
+              <w:ind w:left="0" w:firstLine="0" w:right="0"/>
+              <w:spacing w:line="240" w:lineRule="auto" w:before="40" w:after="40"/>
             </w:pPr>
             <w:r>
               <w:rPr>
@@ -15338,8 +15338,8 @@
             <w:pPr>
               <w:pStyle w:val="Compact"/>
               <w:jc w:val="left"/>
-              <w:ind w:left="0" w:right="0" w:firstLine="0"/>
-              <w:spacing w:before="40" w:lineRule="auto" w:line="240" w:after="40"/>
+              <w:ind w:left="0" w:firstLine="0" w:right="0"/>
+              <w:spacing w:line="240" w:lineRule="auto" w:before="40" w:after="40"/>
             </w:pPr>
             <w:r>
               <w:rPr>
@@ -15355,8 +15355,8 @@
             <w:pPr>
               <w:pStyle w:val="Compact"/>
               <w:jc w:val="left"/>
-              <w:ind w:left="0" w:right="0" w:firstLine="0"/>
-              <w:spacing w:before="40" w:lineRule="auto" w:line="240" w:after="40"/>
+              <w:ind w:left="0" w:firstLine="0" w:right="0"/>
+              <w:spacing w:line="240" w:lineRule="auto" w:before="40" w:after="40"/>
             </w:pPr>
             <w:r>
               <w:t xml:space="preserve">string</w:t>
@@ -15369,8 +15369,8 @@
             <w:pPr>
               <w:pStyle w:val="Compact"/>
               <w:jc w:val="left"/>
-              <w:ind w:left="0" w:right="0" w:firstLine="0"/>
-              <w:spacing w:before="40" w:lineRule="auto" w:line="240" w:after="40"/>
+              <w:ind w:left="0" w:firstLine="0" w:right="0"/>
+              <w:spacing w:line="240" w:lineRule="auto" w:before="40" w:after="40"/>
             </w:pPr>
             <w:r>
               <w:t xml:space="preserve">required</w:t>
@@ -15383,8 +15383,8 @@
             <w:pPr>
               <w:pStyle w:val="Compact"/>
               <w:jc w:val="left"/>
-              <w:ind w:left="0" w:right="0" w:firstLine="0"/>
-              <w:spacing w:before="40" w:lineRule="auto" w:line="240" w:after="40"/>
+              <w:ind w:left="0" w:firstLine="0" w:right="0"/>
+              <w:spacing w:line="240" w:lineRule="auto" w:before="40" w:after="40"/>
             </w:pPr>
             <w:r>
               <w:t xml:space="preserve">Attribute identifier.</w:t>
@@ -15399,8 +15399,8 @@
             <w:pPr>
               <w:pStyle w:val="Compact"/>
               <w:jc w:val="left"/>
-              <w:ind w:left="0" w:right="0" w:firstLine="0"/>
-              <w:spacing w:before="40" w:lineRule="auto" w:line="240" w:after="40"/>
+              <w:ind w:left="0" w:firstLine="0" w:right="0"/>
+              <w:spacing w:line="240" w:lineRule="auto" w:before="40" w:after="40"/>
             </w:pPr>
             <w:r>
               <w:rPr>
@@ -15416,8 +15416,8 @@
             <w:pPr>
               <w:pStyle w:val="Compact"/>
               <w:jc w:val="left"/>
-              <w:ind w:left="0" w:right="0" w:firstLine="0"/>
-              <w:spacing w:before="40" w:lineRule="auto" w:line="240" w:after="40"/>
+              <w:ind w:left="0" w:firstLine="0" w:right="0"/>
+              <w:spacing w:line="240" w:lineRule="auto" w:before="40" w:after="40"/>
             </w:pPr>
             <w:r>
               <w:t xml:space="preserve">string</w:t>
@@ -15430,8 +15430,8 @@
             <w:pPr>
               <w:pStyle w:val="Compact"/>
               <w:jc w:val="left"/>
-              <w:ind w:left="0" w:right="0" w:firstLine="0"/>
-              <w:spacing w:before="40" w:lineRule="auto" w:line="240" w:after="40"/>
+              <w:ind w:left="0" w:firstLine="0" w:right="0"/>
+              <w:spacing w:line="240" w:lineRule="auto" w:before="40" w:after="40"/>
             </w:pPr>
             <w:r>
               <w:rPr>
@@ -15447,8 +15447,8 @@
             <w:pPr>
               <w:pStyle w:val="Compact"/>
               <w:jc w:val="left"/>
-              <w:ind w:left="0" w:right="0" w:firstLine="0"/>
-              <w:spacing w:before="40" w:lineRule="auto" w:line="240" w:after="40"/>
+              <w:ind w:left="0" w:firstLine="0" w:right="0"/>
+              <w:spacing w:line="240" w:lineRule="auto" w:before="40" w:after="40"/>
             </w:pPr>
             <w:r>
               <w:t xml:space="preserve">One of:</w:t>
@@ -15562,8 +15562,8 @@
             <w:pPr>
               <w:pStyle w:val="Compact"/>
               <w:jc w:val="left"/>
-              <w:ind w:left="0" w:right="0" w:firstLine="0"/>
-              <w:spacing w:before="40" w:lineRule="auto" w:line="240" w:after="40"/>
+              <w:ind w:left="0" w:firstLine="0" w:right="0"/>
+              <w:spacing w:line="240" w:lineRule="auto" w:before="40" w:after="40"/>
             </w:pPr>
             <w:r>
               <w:rPr>
@@ -15579,8 +15579,8 @@
             <w:pPr>
               <w:pStyle w:val="Compact"/>
               <w:jc w:val="left"/>
-              <w:ind w:left="0" w:right="0" w:firstLine="0"/>
-              <w:spacing w:before="40" w:lineRule="auto" w:line="240" w:after="40"/>
+              <w:ind w:left="0" w:firstLine="0" w:right="0"/>
+              <w:spacing w:line="240" w:lineRule="auto" w:before="40" w:after="40"/>
             </w:pPr>
             <w:r>
               <w:t xml:space="preserve">integer</w:t>
@@ -15593,8 +15593,8 @@
             <w:pPr>
               <w:pStyle w:val="Compact"/>
               <w:jc w:val="left"/>
-              <w:ind w:left="0" w:right="0" w:firstLine="0"/>
-              <w:spacing w:before="40" w:lineRule="auto" w:line="240" w:after="40"/>
+              <w:ind w:left="0" w:firstLine="0" w:right="0"/>
+              <w:spacing w:line="240" w:lineRule="auto" w:before="40" w:after="40"/>
             </w:pPr>
             <w:r>
               <w:t xml:space="preserve">0</w:t>
@@ -15607,8 +15607,8 @@
             <w:pPr>
               <w:pStyle w:val="Compact"/>
               <w:jc w:val="left"/>
-              <w:ind w:left="0" w:right="0" w:firstLine="0"/>
-              <w:spacing w:before="40" w:lineRule="auto" w:line="240" w:after="40"/>
+              <w:ind w:left="0" w:firstLine="0" w:right="0"/>
+              <w:spacing w:line="240" w:lineRule="auto" w:before="40" w:after="40"/>
             </w:pPr>
             <w:r>
               <w:t xml:space="preserve">0 = optional, 1 = required.</w:t>
@@ -15623,8 +15623,8 @@
             <w:pPr>
               <w:pStyle w:val="Compact"/>
               <w:jc w:val="left"/>
-              <w:ind w:left="0" w:right="0" w:firstLine="0"/>
-              <w:spacing w:before="40" w:lineRule="auto" w:line="240" w:after="40"/>
+              <w:ind w:left="0" w:firstLine="0" w:right="0"/>
+              <w:spacing w:line="240" w:lineRule="auto" w:before="40" w:after="40"/>
             </w:pPr>
             <w:r>
               <w:rPr>
@@ -15640,8 +15640,8 @@
             <w:pPr>
               <w:pStyle w:val="Compact"/>
               <w:jc w:val="left"/>
-              <w:ind w:left="0" w:right="0" w:firstLine="0"/>
-              <w:spacing w:before="40" w:lineRule="auto" w:line="240" w:after="40"/>
+              <w:ind w:left="0" w:firstLine="0" w:right="0"/>
+              <w:spacing w:line="240" w:lineRule="auto" w:before="40" w:after="40"/>
             </w:pPr>
             <w:r>
               <w:t xml:space="preserve">integer</w:t>
@@ -15654,8 +15654,8 @@
             <w:pPr>
               <w:pStyle w:val="Compact"/>
               <w:jc w:val="left"/>
-              <w:ind w:left="0" w:right="0" w:firstLine="0"/>
-              <w:spacing w:before="40" w:lineRule="auto" w:line="240" w:after="40"/>
+              <w:ind w:left="0" w:firstLine="0" w:right="0"/>
+              <w:spacing w:line="240" w:lineRule="auto" w:before="40" w:after="40"/>
             </w:pPr>
             <w:r>
               <w:t xml:space="preserve">1</w:t>
@@ -15668,8 +15668,8 @@
             <w:pPr>
               <w:pStyle w:val="Compact"/>
               <w:jc w:val="left"/>
-              <w:ind w:left="0" w:right="0" w:firstLine="0"/>
-              <w:spacing w:before="40" w:lineRule="auto" w:line="240" w:after="40"/>
+              <w:ind w:left="0" w:firstLine="0" w:right="0"/>
+              <w:spacing w:line="240" w:lineRule="auto" w:before="40" w:after="40"/>
             </w:pPr>
             <w:r>
               <w:t xml:space="preserve">Maximum number of values.</w:t>
@@ -15684,8 +15684,8 @@
             <w:pPr>
               <w:pStyle w:val="Compact"/>
               <w:jc w:val="left"/>
-              <w:ind w:left="0" w:right="0" w:firstLine="0"/>
-              <w:spacing w:before="40" w:lineRule="auto" w:line="240" w:after="40"/>
+              <w:ind w:left="0" w:firstLine="0" w:right="0"/>
+              <w:spacing w:line="240" w:lineRule="auto" w:before="40" w:after="40"/>
             </w:pPr>
             <w:r>
               <w:rPr>
@@ -15716,8 +15716,8 @@
             <w:pPr>
               <w:pStyle w:val="Compact"/>
               <w:jc w:val="left"/>
-              <w:ind w:left="0" w:right="0" w:firstLine="0"/>
-              <w:spacing w:before="40" w:lineRule="auto" w:line="240" w:after="40"/>
+              <w:ind w:left="0" w:firstLine="0" w:right="0"/>
+              <w:spacing w:line="240" w:lineRule="auto" w:before="40" w:after="40"/>
             </w:pPr>
             <w:r>
               <w:t xml:space="preserve">number</w:t>
@@ -15730,8 +15730,8 @@
             <w:pPr>
               <w:pStyle w:val="Compact"/>
               <w:jc w:val="left"/>
-              <w:ind w:left="0" w:right="0" w:firstLine="0"/>
-              <w:spacing w:before="40" w:lineRule="auto" w:line="240" w:after="40"/>
+              <w:ind w:left="0" w:firstLine="0" w:right="0"/>
+              <w:spacing w:line="240" w:lineRule="auto" w:before="40" w:after="40"/>
             </w:pPr>
             <w:r>
               <w:t xml:space="preserve">nil</w:t>
@@ -15744,8 +15744,8 @@
             <w:pPr>
               <w:pStyle w:val="Compact"/>
               <w:jc w:val="left"/>
-              <w:ind w:left="0" w:right="0" w:firstLine="0"/>
-              <w:spacing w:before="40" w:lineRule="auto" w:line="240" w:after="40"/>
+              <w:ind w:left="0" w:firstLine="0" w:right="0"/>
+              <w:spacing w:line="240" w:lineRule="auto" w:before="40" w:after="40"/>
             </w:pPr>
             <w:r>
               <w:t xml:space="preserve">Bounds for numeric types.</w:t>
@@ -15760,8 +15760,8 @@
             <w:pPr>
               <w:pStyle w:val="Compact"/>
               <w:jc w:val="left"/>
-              <w:ind w:left="0" w:right="0" w:firstLine="0"/>
-              <w:spacing w:before="40" w:lineRule="auto" w:line="240" w:after="40"/>
+              <w:ind w:left="0" w:firstLine="0" w:right="0"/>
+              <w:spacing w:line="240" w:lineRule="auto" w:before="40" w:after="40"/>
             </w:pPr>
             <w:r>
               <w:rPr>
@@ -15777,8 +15777,8 @@
             <w:pPr>
               <w:pStyle w:val="Compact"/>
               <w:jc w:val="left"/>
-              <w:ind w:left="0" w:right="0" w:firstLine="0"/>
-              <w:spacing w:before="40" w:lineRule="auto" w:line="240" w:after="40"/>
+              <w:ind w:left="0" w:firstLine="0" w:right="0"/>
+              <w:spacing w:line="240" w:lineRule="auto" w:before="40" w:after="40"/>
             </w:pPr>
             <w:r>
               <w:t xml:space="preserve">list</w:t>
@@ -15791,8 +15791,8 @@
             <w:pPr>
               <w:pStyle w:val="Compact"/>
               <w:jc w:val="left"/>
-              <w:ind w:left="0" w:right="0" w:firstLine="0"/>
-              <w:spacing w:before="40" w:lineRule="auto" w:line="240" w:after="40"/>
+              <w:ind w:left="0" w:firstLine="0" w:right="0"/>
+              <w:spacing w:line="240" w:lineRule="auto" w:before="40" w:after="40"/>
             </w:pPr>
             <w:r>
               <w:t xml:space="preserve">nil</w:t>
@@ -15805,8 +15805,8 @@
             <w:pPr>
               <w:pStyle w:val="Compact"/>
               <w:jc w:val="left"/>
-              <w:ind w:left="0" w:right="0" w:firstLine="0"/>
-              <w:spacing w:before="40" w:lineRule="auto" w:line="240" w:after="40"/>
+              <w:ind w:left="0" w:firstLine="0" w:right="0"/>
+              <w:spacing w:line="240" w:lineRule="auto" w:before="40" w:after="40"/>
             </w:pPr>
             <w:r>
               <w:t xml:space="preserve">Required when</w:t>
@@ -15833,8 +15833,8 @@
             <w:pPr>
               <w:pStyle w:val="Compact"/>
               <w:jc w:val="left"/>
-              <w:ind w:left="0" w:right="0" w:firstLine="0"/>
-              <w:spacing w:before="40" w:lineRule="auto" w:line="240" w:after="40"/>
+              <w:ind w:left="0" w:firstLine="0" w:right="0"/>
+              <w:spacing w:line="240" w:lineRule="auto" w:before="40" w:after="40"/>
             </w:pPr>
             <w:r>
               <w:rPr>
@@ -15850,8 +15850,8 @@
             <w:pPr>
               <w:pStyle w:val="Compact"/>
               <w:jc w:val="left"/>
-              <w:ind w:left="0" w:right="0" w:firstLine="0"/>
-              <w:spacing w:before="40" w:lineRule="auto" w:line="240" w:after="40"/>
+              <w:ind w:left="0" w:firstLine="0" w:right="0"/>
+              <w:spacing w:line="240" w:lineRule="auto" w:before="40" w:after="40"/>
             </w:pPr>
             <w:r>
               <w:t xml:space="preserve">string</w:t>
@@ -15864,8 +15864,8 @@
             <w:pPr>
               <w:pStyle w:val="Compact"/>
               <w:jc w:val="left"/>
-              <w:ind w:left="0" w:right="0" w:firstLine="0"/>
-              <w:spacing w:before="40" w:lineRule="auto" w:line="240" w:after="40"/>
+              <w:ind w:left="0" w:firstLine="0" w:right="0"/>
+              <w:spacing w:line="240" w:lineRule="auto" w:before="40" w:after="40"/>
             </w:pPr>
             <w:r>
               <w:t xml:space="preserve">auto</w:t>
@@ -15878,8 +15878,8 @@
             <w:pPr>
               <w:pStyle w:val="Compact"/>
               <w:jc w:val="left"/>
-              <w:ind w:left="0" w:right="0" w:firstLine="0"/>
-              <w:spacing w:before="40" w:lineRule="auto" w:line="240" w:after="40"/>
+              <w:ind w:left="0" w:firstLine="0" w:right="0"/>
+              <w:spacing w:line="240" w:lineRule="auto" w:before="40" w:after="40"/>
             </w:pPr>
             <w:r>
               <w:t xml:space="preserve">Override the auto-generated datatype id. For</w:t>
@@ -15936,7 +15936,7 @@
           <w:sz w:val="2"/>
         </w:rPr>
       </w:pPr>
-      <w:bookmarkStart w:name="csv-tbl-model-float-fields" w:id="38789"/>
+      <w:bookmarkStart w:id="38789" w:name="csv-tbl-model-float-fields"/>
       <w:bookmarkEnd w:id="38789"/>
     </w:p>
     <w:p>
@@ -15973,18 +15973,18 @@
         <w:tblLook w:firstRow="1" w:lastRow="0" w:firstColumn="0" w:lastColumn="0" w:noHBand="0" w:noVBand="0" w:val="0020"/>
         <w:jc w:val="start"/>
         <w:tblBorders>
-          <w:top w:color="000000" w:sz="6" w:val="single" w:space="0"/>
-          <w:left w:color="000000" w:sz="6" w:val="single" w:space="0"/>
-          <w:bottom w:color="000000" w:sz="6" w:val="single" w:space="0"/>
-          <w:right w:color="000000" w:sz="6" w:val="single" w:space="0"/>
-          <w:insideH w:color="000000" w:sz="6" w:val="single" w:space="0"/>
-          <w:insideV w:color="000000" w:sz="6" w:val="single" w:space="0"/>
+          <w:top w:sz="6" w:val="single" w:space="0" w:color="000000"/>
+          <w:left w:sz="6" w:val="single" w:space="0" w:color="000000"/>
+          <w:bottom w:sz="6" w:val="single" w:space="0" w:color="000000"/>
+          <w:right w:sz="6" w:val="single" w:space="0" w:color="000000"/>
+          <w:insideH w:sz="6" w:val="single" w:space="0" w:color="000000"/>
+          <w:insideV w:sz="6" w:val="single" w:space="0" w:color="000000"/>
         </w:tblBorders>
         <w:tblCellMar>
-          <w:top w:w="57" w:type="dxa"/>
-          <w:left w:w="108" w:type="dxa"/>
-          <w:bottom w:w="57" w:type="dxa"/>
-          <w:right w:w="108" w:type="dxa"/>
+          <w:top w:type="dxa" w:w="57"/>
+          <w:left w:type="dxa" w:w="108"/>
+          <w:bottom w:type="dxa" w:w="57"/>
+          <w:right w:type="dxa" w:w="108"/>
         </w:tblCellMar>
       </w:tblPr>
       <w:tblGrid>
@@ -15999,14 +15999,14 @@
         </w:trPr>
         <w:tc>
           <w:tcPr>
-            <w:shd w:fill="E8E8E8" w:val="clear" w:color="auto"/>
+            <w:shd w:val="clear" w:fill="E8E8E8" w:color="auto"/>
           </w:tcPr>
           <w:p>
             <w:pPr>
               <w:pStyle w:val="Compact"/>
               <w:jc w:val="left"/>
-              <w:ind w:left="0" w:right="0" w:firstLine="0"/>
-              <w:spacing w:before="40" w:lineRule="auto" w:line="240" w:after="40"/>
+              <w:ind w:left="0" w:firstLine="0" w:right="0"/>
+              <w:spacing w:line="240" w:lineRule="auto" w:before="40" w:after="40"/>
             </w:pPr>
             <w:r>
               <w:rPr>
@@ -16018,14 +16018,14 @@
         </w:tc>
         <w:tc>
           <w:tcPr>
-            <w:shd w:fill="E8E8E8" w:val="clear" w:color="auto"/>
+            <w:shd w:val="clear" w:fill="E8E8E8" w:color="auto"/>
           </w:tcPr>
           <w:p>
             <w:pPr>
               <w:pStyle w:val="Compact"/>
               <w:jc w:val="left"/>
-              <w:ind w:left="0" w:right="0" w:firstLine="0"/>
-              <w:spacing w:before="40" w:lineRule="auto" w:line="240" w:after="40"/>
+              <w:ind w:left="0" w:firstLine="0" w:right="0"/>
+              <w:spacing w:line="240" w:lineRule="auto" w:before="40" w:after="40"/>
             </w:pPr>
             <w:r>
               <w:rPr>
@@ -16037,14 +16037,14 @@
         </w:tc>
         <w:tc>
           <w:tcPr>
-            <w:shd w:fill="E8E8E8" w:val="clear" w:color="auto"/>
+            <w:shd w:val="clear" w:fill="E8E8E8" w:color="auto"/>
           </w:tcPr>
           <w:p>
             <w:pPr>
               <w:pStyle w:val="Compact"/>
               <w:jc w:val="left"/>
-              <w:ind w:left="0" w:right="0" w:firstLine="0"/>
-              <w:spacing w:before="40" w:lineRule="auto" w:line="240" w:after="40"/>
+              <w:ind w:left="0" w:firstLine="0" w:right="0"/>
+              <w:spacing w:line="240" w:lineRule="auto" w:before="40" w:after="40"/>
             </w:pPr>
             <w:r>
               <w:rPr>
@@ -16056,14 +16056,14 @@
         </w:tc>
         <w:tc>
           <w:tcPr>
-            <w:shd w:fill="E8E8E8" w:val="clear" w:color="auto"/>
+            <w:shd w:val="clear" w:fill="E8E8E8" w:color="auto"/>
           </w:tcPr>
           <w:p>
             <w:pPr>
               <w:pStyle w:val="Compact"/>
               <w:jc w:val="left"/>
-              <w:ind w:left="0" w:right="0" w:firstLine="0"/>
-              <w:spacing w:before="40" w:lineRule="auto" w:line="240" w:after="40"/>
+              <w:ind w:left="0" w:firstLine="0" w:right="0"/>
+              <w:spacing w:line="240" w:lineRule="auto" w:before="40" w:after="40"/>
             </w:pPr>
             <w:r>
               <w:rPr>
@@ -16081,8 +16081,8 @@
             <w:pPr>
               <w:pStyle w:val="Compact"/>
               <w:jc w:val="left"/>
-              <w:ind w:left="0" w:right="0" w:firstLine="0"/>
-              <w:spacing w:before="40" w:lineRule="auto" w:line="240" w:after="40"/>
+              <w:ind w:left="0" w:firstLine="0" w:right="0"/>
+              <w:spacing w:line="240" w:lineRule="auto" w:before="40" w:after="40"/>
             </w:pPr>
             <w:r>
               <w:rPr>
@@ -16098,8 +16098,8 @@
             <w:pPr>
               <w:pStyle w:val="Compact"/>
               <w:jc w:val="left"/>
-              <w:ind w:left="0" w:right="0" w:firstLine="0"/>
-              <w:spacing w:before="40" w:lineRule="auto" w:line="240" w:after="40"/>
+              <w:ind w:left="0" w:firstLine="0" w:right="0"/>
+              <w:spacing w:line="240" w:lineRule="auto" w:before="40" w:after="40"/>
             </w:pPr>
             <w:r>
               <w:t xml:space="preserve">string</w:t>
@@ -16112,8 +16112,8 @@
             <w:pPr>
               <w:pStyle w:val="Compact"/>
               <w:jc w:val="left"/>
-              <w:ind w:left="0" w:right="0" w:firstLine="0"/>
-              <w:spacing w:before="40" w:lineRule="auto" w:line="240" w:after="40"/>
+              <w:ind w:left="0" w:firstLine="0" w:right="0"/>
+              <w:spacing w:line="240" w:lineRule="auto" w:before="40" w:after="40"/>
             </w:pPr>
             <w:r>
               <w:t xml:space="preserve">required</w:t>
@@ -16126,8 +16126,8 @@
             <w:pPr>
               <w:pStyle w:val="Compact"/>
               <w:jc w:val="left"/>
-              <w:ind w:left="0" w:right="0" w:firstLine="0"/>
-              <w:spacing w:before="40" w:lineRule="auto" w:line="240" w:after="40"/>
+              <w:ind w:left="0" w:firstLine="0" w:right="0"/>
+              <w:spacing w:line="240" w:lineRule="auto" w:before="40" w:after="40"/>
             </w:pPr>
             <w:r>
               <w:t xml:space="preserve">Unique identifier.</w:t>
@@ -16142,8 +16142,8 @@
             <w:pPr>
               <w:pStyle w:val="Compact"/>
               <w:jc w:val="left"/>
-              <w:ind w:left="0" w:right="0" w:firstLine="0"/>
-              <w:spacing w:before="40" w:lineRule="auto" w:line="240" w:after="40"/>
+              <w:ind w:left="0" w:firstLine="0" w:right="0"/>
+              <w:spacing w:line="240" w:lineRule="auto" w:before="40" w:after="40"/>
             </w:pPr>
             <w:r>
               <w:rPr>
@@ -16159,8 +16159,8 @@
             <w:pPr>
               <w:pStyle w:val="Compact"/>
               <w:jc w:val="left"/>
-              <w:ind w:left="0" w:right="0" w:firstLine="0"/>
-              <w:spacing w:before="40" w:lineRule="auto" w:line="240" w:after="40"/>
+              <w:ind w:left="0" w:firstLine="0" w:right="0"/>
+              <w:spacing w:line="240" w:lineRule="auto" w:before="40" w:after="40"/>
             </w:pPr>
             <w:r>
               <w:t xml:space="preserve">string</w:t>
@@ -16173,8 +16173,8 @@
             <w:pPr>
               <w:pStyle w:val="Compact"/>
               <w:jc w:val="left"/>
-              <w:ind w:left="0" w:right="0" w:firstLine="0"/>
-              <w:spacing w:before="40" w:lineRule="auto" w:line="240" w:after="40"/>
+              <w:ind w:left="0" w:firstLine="0" w:right="0"/>
+              <w:spacing w:line="240" w:lineRule="auto" w:before="40" w:after="40"/>
             </w:pPr>
             <w:r>
               <w:t xml:space="preserve">same as</w:t>
@@ -16196,8 +16196,8 @@
             <w:pPr>
               <w:pStyle w:val="Compact"/>
               <w:jc w:val="left"/>
-              <w:ind w:left="0" w:right="0" w:firstLine="0"/>
-              <w:spacing w:before="40" w:lineRule="auto" w:line="240" w:after="40"/>
+              <w:ind w:left="0" w:firstLine="0" w:right="0"/>
+              <w:spacing w:line="240" w:lineRule="auto" w:before="40" w:after="40"/>
             </w:pPr>
             <w:r>
               <w:t xml:space="preserve">Human-readable name.</w:t>
@@ -16212,8 +16212,8 @@
             <w:pPr>
               <w:pStyle w:val="Compact"/>
               <w:jc w:val="left"/>
-              <w:ind w:left="0" w:right="0" w:firstLine="0"/>
-              <w:spacing w:before="40" w:lineRule="auto" w:line="240" w:after="40"/>
+              <w:ind w:left="0" w:firstLine="0" w:right="0"/>
+              <w:spacing w:line="240" w:lineRule="auto" w:before="40" w:after="40"/>
             </w:pPr>
             <w:r>
               <w:rPr>
@@ -16229,8 +16229,8 @@
             <w:pPr>
               <w:pStyle w:val="Compact"/>
               <w:jc w:val="left"/>
-              <w:ind w:left="0" w:right="0" w:firstLine="0"/>
-              <w:spacing w:before="40" w:lineRule="auto" w:line="240" w:after="40"/>
+              <w:ind w:left="0" w:firstLine="0" w:right="0"/>
+              <w:spacing w:line="240" w:lineRule="auto" w:before="40" w:after="40"/>
             </w:pPr>
             <w:r>
               <w:t xml:space="preserve">string</w:t>
@@ -16243,8 +16243,8 @@
             <w:pPr>
               <w:pStyle w:val="Compact"/>
               <w:jc w:val="left"/>
-              <w:ind w:left="0" w:right="0" w:firstLine="0"/>
-              <w:spacing w:before="40" w:lineRule="auto" w:line="240" w:after="40"/>
+              <w:ind w:left="0" w:firstLine="0" w:right="0"/>
+              <w:spacing w:line="240" w:lineRule="auto" w:before="40" w:after="40"/>
             </w:pPr>
             <w:r>
               <w:rPr>
@@ -16260,8 +16260,8 @@
             <w:pPr>
               <w:pStyle w:val="Compact"/>
               <w:jc w:val="left"/>
-              <w:ind w:left="0" w:right="0" w:firstLine="0"/>
-              <w:spacing w:before="40" w:lineRule="auto" w:line="240" w:after="40"/>
+              <w:ind w:left="0" w:firstLine="0" w:right="0"/>
+              <w:spacing w:line="240" w:lineRule="auto" w:before="40" w:after="40"/>
             </w:pPr>
             <w:r>
               <w:t xml:space="preserve">Description text.</w:t>
@@ -16276,8 +16276,8 @@
             <w:pPr>
               <w:pStyle w:val="Compact"/>
               <w:jc w:val="left"/>
-              <w:ind w:left="0" w:right="0" w:firstLine="0"/>
-              <w:spacing w:before="40" w:lineRule="auto" w:line="240" w:after="40"/>
+              <w:ind w:left="0" w:firstLine="0" w:right="0"/>
+              <w:spacing w:line="240" w:lineRule="auto" w:before="40" w:after="40"/>
             </w:pPr>
             <w:r>
               <w:rPr>
@@ -16293,8 +16293,8 @@
             <w:pPr>
               <w:pStyle w:val="Compact"/>
               <w:jc w:val="left"/>
-              <w:ind w:left="0" w:right="0" w:firstLine="0"/>
-              <w:spacing w:before="40" w:lineRule="auto" w:line="240" w:after="40"/>
+              <w:ind w:left="0" w:firstLine="0" w:right="0"/>
+              <w:spacing w:line="240" w:lineRule="auto" w:before="40" w:after="40"/>
             </w:pPr>
             <w:r>
               <w:t xml:space="preserve">string</w:t>
@@ -16307,8 +16307,8 @@
             <w:pPr>
               <w:pStyle w:val="Compact"/>
               <w:jc w:val="left"/>
-              <w:ind w:left="0" w:right="0" w:firstLine="0"/>
-              <w:spacing w:before="40" w:lineRule="auto" w:line="240" w:after="40"/>
+              <w:ind w:left="0" w:firstLine="0" w:right="0"/>
+              <w:spacing w:line="240" w:lineRule="auto" w:before="40" w:after="40"/>
             </w:pPr>
             <w:r>
               <w:t xml:space="preserve">same as</w:t>
@@ -16330,8 +16330,8 @@
             <w:pPr>
               <w:pStyle w:val="Compact"/>
               <w:jc w:val="left"/>
-              <w:ind w:left="0" w:right="0" w:firstLine="0"/>
-              <w:spacing w:before="40" w:lineRule="auto" w:line="240" w:after="40"/>
+              <w:ind w:left="0" w:firstLine="0" w:right="0"/>
+              <w:spacing w:line="240" w:lineRule="auto" w:before="40" w:after="40"/>
             </w:pPr>
             <w:r>
               <w:t xml:space="preserve">Prefix used in output captions (e.g. </w:t>
@@ -16355,8 +16355,8 @@
             <w:pPr>
               <w:pStyle w:val="Compact"/>
               <w:jc w:val="left"/>
-              <w:ind w:left="0" w:right="0" w:firstLine="0"/>
-              <w:spacing w:before="40" w:lineRule="auto" w:line="240" w:after="40"/>
+              <w:ind w:left="0" w:firstLine="0" w:right="0"/>
+              <w:spacing w:line="240" w:lineRule="auto" w:before="40" w:after="40"/>
             </w:pPr>
             <w:r>
               <w:rPr>
@@ -16372,8 +16372,8 @@
             <w:pPr>
               <w:pStyle w:val="Compact"/>
               <w:jc w:val="left"/>
-              <w:ind w:left="0" w:right="0" w:firstLine="0"/>
-              <w:spacing w:before="40" w:lineRule="auto" w:line="240" w:after="40"/>
+              <w:ind w:left="0" w:firstLine="0" w:right="0"/>
+              <w:spacing w:line="240" w:lineRule="auto" w:before="40" w:after="40"/>
             </w:pPr>
             <w:r>
               <w:t xml:space="preserve">string</w:t>
@@ -16386,8 +16386,8 @@
             <w:pPr>
               <w:pStyle w:val="Compact"/>
               <w:jc w:val="left"/>
-              <w:ind w:left="0" w:right="0" w:firstLine="0"/>
-              <w:spacing w:before="40" w:lineRule="auto" w:line="240" w:after="40"/>
+              <w:ind w:left="0" w:firstLine="0" w:right="0"/>
+              <w:spacing w:line="240" w:lineRule="auto" w:before="40" w:after="40"/>
             </w:pPr>
             <w:r>
               <w:t xml:space="preserve">same as</w:t>
@@ -16409,8 +16409,8 @@
             <w:pPr>
               <w:pStyle w:val="Compact"/>
               <w:jc w:val="left"/>
-              <w:ind w:left="0" w:right="0" w:firstLine="0"/>
-              <w:spacing w:before="40" w:lineRule="auto" w:line="240" w:after="40"/>
+              <w:ind w:left="0" w:firstLine="0" w:right="0"/>
+              <w:spacing w:line="240" w:lineRule="auto" w:before="40" w:after="40"/>
             </w:pPr>
             <w:r>
               <w:t xml:space="preserve">Counter sharing group. Floats with the same</w:t>
@@ -16440,8 +16440,8 @@
             <w:pPr>
               <w:pStyle w:val="Compact"/>
               <w:jc w:val="left"/>
-              <w:ind w:left="0" w:right="0" w:firstLine="0"/>
-              <w:spacing w:before="40" w:lineRule="auto" w:line="240" w:after="40"/>
+              <w:ind w:left="0" w:firstLine="0" w:right="0"/>
+              <w:spacing w:line="240" w:lineRule="auto" w:before="40" w:after="40"/>
             </w:pPr>
             <w:r>
               <w:rPr>
@@ -16457,8 +16457,8 @@
             <w:pPr>
               <w:pStyle w:val="Compact"/>
               <w:jc w:val="left"/>
-              <w:ind w:left="0" w:right="0" w:firstLine="0"/>
-              <w:spacing w:before="40" w:lineRule="auto" w:line="240" w:after="40"/>
+              <w:ind w:left="0" w:firstLine="0" w:right="0"/>
+              <w:spacing w:line="240" w:lineRule="auto" w:before="40" w:after="40"/>
             </w:pPr>
             <w:r>
               <w:t xml:space="preserve">list</w:t>
@@ -16471,8 +16471,8 @@
             <w:pPr>
               <w:pStyle w:val="Compact"/>
               <w:jc w:val="left"/>
-              <w:ind w:left="0" w:right="0" w:firstLine="0"/>
-              <w:spacing w:before="40" w:lineRule="auto" w:line="240" w:after="40"/>
+              <w:ind w:left="0" w:firstLine="0" w:right="0"/>
+              <w:spacing w:line="240" w:lineRule="auto" w:before="40" w:after="40"/>
             </w:pPr>
             <w:r>
               <w:t xml:space="preserve">nil</w:t>
@@ -16485,8 +16485,8 @@
             <w:pPr>
               <w:pStyle w:val="Compact"/>
               <w:jc w:val="left"/>
-              <w:ind w:left="0" w:right="0" w:firstLine="0"/>
-              <w:spacing w:before="40" w:lineRule="auto" w:line="240" w:after="40"/>
+              <w:ind w:left="0" w:firstLine="0" w:right="0"/>
+              <w:spacing w:line="240" w:lineRule="auto" w:before="40" w:after="40"/>
             </w:pPr>
             <w:r>
               <w:t xml:space="preserve">Alternative fence prefixes.</w:t>
@@ -16501,8 +16501,8 @@
             <w:pPr>
               <w:pStyle w:val="Compact"/>
               <w:jc w:val="left"/>
-              <w:ind w:left="0" w:right="0" w:firstLine="0"/>
-              <w:spacing w:before="40" w:lineRule="auto" w:line="240" w:after="40"/>
+              <w:ind w:left="0" w:firstLine="0" w:right="0"/>
+              <w:spacing w:line="240" w:lineRule="auto" w:before="40" w:after="40"/>
             </w:pPr>
             <w:r>
               <w:rPr>
@@ -16518,8 +16518,8 @@
             <w:pPr>
               <w:pStyle w:val="Compact"/>
               <w:jc w:val="left"/>
-              <w:ind w:left="0" w:right="0" w:firstLine="0"/>
-              <w:spacing w:before="40" w:lineRule="auto" w:line="240" w:after="40"/>
+              <w:ind w:left="0" w:firstLine="0" w:right="0"/>
+              <w:spacing w:line="240" w:lineRule="auto" w:before="40" w:after="40"/>
             </w:pPr>
             <w:r>
               <w:t xml:space="preserve">boolean</w:t>
@@ -16532,8 +16532,8 @@
             <w:pPr>
               <w:pStyle w:val="Compact"/>
               <w:jc w:val="left"/>
-              <w:ind w:left="0" w:right="0" w:firstLine="0"/>
-              <w:spacing w:before="40" w:lineRule="auto" w:line="240" w:after="40"/>
+              <w:ind w:left="0" w:firstLine="0" w:right="0"/>
+              <w:spacing w:line="240" w:lineRule="auto" w:before="40" w:after="40"/>
             </w:pPr>
             <w:r>
               <w:t xml:space="preserve">false</w:t>
@@ -16546,8 +16546,8 @@
             <w:pPr>
               <w:pStyle w:val="Compact"/>
               <w:jc w:val="left"/>
-              <w:ind w:left="0" w:right="0" w:firstLine="0"/>
-              <w:spacing w:before="40" w:lineRule="auto" w:line="240" w:after="40"/>
+              <w:ind w:left="0" w:firstLine="0" w:right="0"/>
+              <w:spacing w:line="240" w:lineRule="auto" w:before="40" w:after="40"/>
             </w:pPr>
             <w:r>
               <w:t xml:space="preserve">See</w:t>
@@ -16591,7 +16591,7 @@
           <w:sz w:val="2"/>
         </w:rPr>
       </w:pPr>
-      <w:bookmarkStart w:name="csv-tbl-model-relation-fields" w:id="4017"/>
+      <w:bookmarkStart w:id="4017" w:name="csv-tbl-model-relation-fields"/>
       <w:bookmarkEnd w:id="4017"/>
     </w:p>
     <w:p>
@@ -16628,18 +16628,18 @@
         <w:tblLook w:firstRow="1" w:lastRow="0" w:firstColumn="0" w:lastColumn="0" w:noHBand="0" w:noVBand="0" w:val="0020"/>
         <w:jc w:val="start"/>
         <w:tblBorders>
-          <w:top w:color="000000" w:sz="6" w:val="single" w:space="0"/>
-          <w:left w:color="000000" w:sz="6" w:val="single" w:space="0"/>
-          <w:bottom w:color="000000" w:sz="6" w:val="single" w:space="0"/>
-          <w:right w:color="000000" w:sz="6" w:val="single" w:space="0"/>
-          <w:insideH w:color="000000" w:sz="6" w:val="single" w:space="0"/>
-          <w:insideV w:color="000000" w:sz="6" w:val="single" w:space="0"/>
+          <w:top w:sz="6" w:val="single" w:space="0" w:color="000000"/>
+          <w:left w:sz="6" w:val="single" w:space="0" w:color="000000"/>
+          <w:bottom w:sz="6" w:val="single" w:space="0" w:color="000000"/>
+          <w:right w:sz="6" w:val="single" w:space="0" w:color="000000"/>
+          <w:insideH w:sz="6" w:val="single" w:space="0" w:color="000000"/>
+          <w:insideV w:sz="6" w:val="single" w:space="0" w:color="000000"/>
         </w:tblBorders>
         <w:tblCellMar>
-          <w:top w:w="57" w:type="dxa"/>
-          <w:left w:w="108" w:type="dxa"/>
-          <w:bottom w:w="57" w:type="dxa"/>
-          <w:right w:w="108" w:type="dxa"/>
+          <w:top w:type="dxa" w:w="57"/>
+          <w:left w:type="dxa" w:w="108"/>
+          <w:bottom w:type="dxa" w:w="57"/>
+          <w:right w:type="dxa" w:w="108"/>
         </w:tblCellMar>
       </w:tblPr>
       <w:tblGrid>
@@ -16654,14 +16654,14 @@
         </w:trPr>
         <w:tc>
           <w:tcPr>
-            <w:shd w:fill="E8E8E8" w:val="clear" w:color="auto"/>
+            <w:shd w:val="clear" w:fill="E8E8E8" w:color="auto"/>
           </w:tcPr>
           <w:p>
             <w:pPr>
               <w:pStyle w:val="Compact"/>
               <w:jc w:val="left"/>
-              <w:ind w:left="0" w:right="0" w:firstLine="0"/>
-              <w:spacing w:before="40" w:lineRule="auto" w:line="240" w:after="40"/>
+              <w:ind w:left="0" w:firstLine="0" w:right="0"/>
+              <w:spacing w:line="240" w:lineRule="auto" w:before="40" w:after="40"/>
             </w:pPr>
             <w:r>
               <w:rPr>
@@ -16673,14 +16673,14 @@
         </w:tc>
         <w:tc>
           <w:tcPr>
-            <w:shd w:fill="E8E8E8" w:val="clear" w:color="auto"/>
+            <w:shd w:val="clear" w:fill="E8E8E8" w:color="auto"/>
           </w:tcPr>
           <w:p>
             <w:pPr>
               <w:pStyle w:val="Compact"/>
               <w:jc w:val="left"/>
-              <w:ind w:left="0" w:right="0" w:firstLine="0"/>
-              <w:spacing w:before="40" w:lineRule="auto" w:line="240" w:after="40"/>
+              <w:ind w:left="0" w:firstLine="0" w:right="0"/>
+              <w:spacing w:line="240" w:lineRule="auto" w:before="40" w:after="40"/>
             </w:pPr>
             <w:r>
               <w:rPr>
@@ -16692,14 +16692,14 @@
         </w:tc>
         <w:tc>
           <w:tcPr>
-            <w:shd w:fill="E8E8E8" w:val="clear" w:color="auto"/>
+            <w:shd w:val="clear" w:fill="E8E8E8" w:color="auto"/>
           </w:tcPr>
           <w:p>
             <w:pPr>
               <w:pStyle w:val="Compact"/>
               <w:jc w:val="left"/>
-              <w:ind w:left="0" w:right="0" w:firstLine="0"/>
-              <w:spacing w:before="40" w:lineRule="auto" w:line="240" w:after="40"/>
+              <w:ind w:left="0" w:firstLine="0" w:right="0"/>
+              <w:spacing w:line="240" w:lineRule="auto" w:before="40" w:after="40"/>
             </w:pPr>
             <w:r>
               <w:rPr>
@@ -16711,14 +16711,14 @@
         </w:tc>
         <w:tc>
           <w:tcPr>
-            <w:shd w:fill="E8E8E8" w:val="clear" w:color="auto"/>
+            <w:shd w:val="clear" w:fill="E8E8E8" w:color="auto"/>
           </w:tcPr>
           <w:p>
             <w:pPr>
               <w:pStyle w:val="Compact"/>
               <w:jc w:val="left"/>
-              <w:ind w:left="0" w:right="0" w:firstLine="0"/>
-              <w:spacing w:before="40" w:lineRule="auto" w:line="240" w:after="40"/>
+              <w:ind w:left="0" w:firstLine="0" w:right="0"/>
+              <w:spacing w:line="240" w:lineRule="auto" w:before="40" w:after="40"/>
             </w:pPr>
             <w:r>
               <w:rPr>
@@ -16736,8 +16736,8 @@
             <w:pPr>
               <w:pStyle w:val="Compact"/>
               <w:jc w:val="left"/>
-              <w:ind w:left="0" w:right="0" w:firstLine="0"/>
-              <w:spacing w:before="40" w:lineRule="auto" w:line="240" w:after="40"/>
+              <w:ind w:left="0" w:firstLine="0" w:right="0"/>
+              <w:spacing w:line="240" w:lineRule="auto" w:before="40" w:after="40"/>
             </w:pPr>
             <w:r>
               <w:rPr>
@@ -16753,8 +16753,8 @@
             <w:pPr>
               <w:pStyle w:val="Compact"/>
               <w:jc w:val="left"/>
-              <w:ind w:left="0" w:right="0" w:firstLine="0"/>
-              <w:spacing w:before="40" w:lineRule="auto" w:line="240" w:after="40"/>
+              <w:ind w:left="0" w:firstLine="0" w:right="0"/>
+              <w:spacing w:line="240" w:lineRule="auto" w:before="40" w:after="40"/>
             </w:pPr>
             <w:r>
               <w:t xml:space="preserve">string</w:t>
@@ -16767,8 +16767,8 @@
             <w:pPr>
               <w:pStyle w:val="Compact"/>
               <w:jc w:val="left"/>
-              <w:ind w:left="0" w:right="0" w:firstLine="0"/>
-              <w:spacing w:before="40" w:lineRule="auto" w:line="240" w:after="40"/>
+              <w:ind w:left="0" w:firstLine="0" w:right="0"/>
+              <w:spacing w:line="240" w:lineRule="auto" w:before="40" w:after="40"/>
             </w:pPr>
             <w:r>
               <w:t xml:space="preserve">required</w:t>
@@ -16781,8 +16781,8 @@
             <w:pPr>
               <w:pStyle w:val="Compact"/>
               <w:jc w:val="left"/>
-              <w:ind w:left="0" w:right="0" w:firstLine="0"/>
-              <w:spacing w:before="40" w:lineRule="auto" w:line="240" w:after="40"/>
+              <w:ind w:left="0" w:firstLine="0" w:right="0"/>
+              <w:spacing w:line="240" w:lineRule="auto" w:before="40" w:after="40"/>
             </w:pPr>
             <w:r>
               <w:t xml:space="preserve">Unique identifier.</w:t>
@@ -16797,8 +16797,8 @@
             <w:pPr>
               <w:pStyle w:val="Compact"/>
               <w:jc w:val="left"/>
-              <w:ind w:left="0" w:right="0" w:firstLine="0"/>
-              <w:spacing w:before="40" w:lineRule="auto" w:line="240" w:after="40"/>
+              <w:ind w:left="0" w:firstLine="0" w:right="0"/>
+              <w:spacing w:line="240" w:lineRule="auto" w:before="40" w:after="40"/>
             </w:pPr>
             <w:r>
               <w:rPr>
@@ -16814,8 +16814,8 @@
             <w:pPr>
               <w:pStyle w:val="Compact"/>
               <w:jc w:val="left"/>
-              <w:ind w:left="0" w:right="0" w:firstLine="0"/>
-              <w:spacing w:before="40" w:lineRule="auto" w:line="240" w:after="40"/>
+              <w:ind w:left="0" w:firstLine="0" w:right="0"/>
+              <w:spacing w:line="240" w:lineRule="auto" w:before="40" w:after="40"/>
             </w:pPr>
             <w:r>
               <w:t xml:space="preserve">string</w:t>
@@ -16828,8 +16828,8 @@
             <w:pPr>
               <w:pStyle w:val="Compact"/>
               <w:jc w:val="left"/>
-              <w:ind w:left="0" w:right="0" w:firstLine="0"/>
-              <w:spacing w:before="40" w:lineRule="auto" w:line="240" w:after="40"/>
+              <w:ind w:left="0" w:firstLine="0" w:right="0"/>
+              <w:spacing w:line="240" w:lineRule="auto" w:before="40" w:after="40"/>
             </w:pPr>
             <w:r>
               <w:t xml:space="preserve">nil</w:t>
@@ -16842,8 +16842,8 @@
             <w:pPr>
               <w:pStyle w:val="Compact"/>
               <w:jc w:val="left"/>
-              <w:ind w:left="0" w:right="0" w:firstLine="0"/>
-              <w:spacing w:before="40" w:lineRule="auto" w:line="240" w:after="40"/>
+              <w:ind w:left="0" w:firstLine="0" w:right="0"/>
+              <w:spacing w:line="240" w:lineRule="auto" w:before="40" w:after="40"/>
             </w:pPr>
             <w:r>
               <w:t xml:space="preserve">Base relation type. Typically</w:t>
@@ -16930,8 +16930,8 @@
             <w:pPr>
               <w:pStyle w:val="Compact"/>
               <w:jc w:val="left"/>
-              <w:ind w:left="0" w:right="0" w:firstLine="0"/>
-              <w:spacing w:before="40" w:lineRule="auto" w:line="240" w:after="40"/>
+              <w:ind w:left="0" w:firstLine="0" w:right="0"/>
+              <w:spacing w:line="240" w:lineRule="auto" w:before="40" w:after="40"/>
             </w:pPr>
             <w:r>
               <w:rPr>
@@ -16947,8 +16947,8 @@
             <w:pPr>
               <w:pStyle w:val="Compact"/>
               <w:jc w:val="left"/>
-              <w:ind w:left="0" w:right="0" w:firstLine="0"/>
-              <w:spacing w:before="40" w:lineRule="auto" w:line="240" w:after="40"/>
+              <w:ind w:left="0" w:firstLine="0" w:right="0"/>
+              <w:spacing w:line="240" w:lineRule="auto" w:before="40" w:after="40"/>
             </w:pPr>
             <w:r>
               <w:t xml:space="preserve">string</w:t>
@@ -16961,8 +16961,8 @@
             <w:pPr>
               <w:pStyle w:val="Compact"/>
               <w:jc w:val="left"/>
-              <w:ind w:left="0" w:right="0" w:firstLine="0"/>
-              <w:spacing w:before="40" w:lineRule="auto" w:line="240" w:after="40"/>
+              <w:ind w:left="0" w:firstLine="0" w:right="0"/>
+              <w:spacing w:line="240" w:lineRule="auto" w:before="40" w:after="40"/>
             </w:pPr>
             <w:r>
               <w:t xml:space="preserve">inherited</w:t>
@@ -16975,8 +16975,8 @@
             <w:pPr>
               <w:pStyle w:val="Compact"/>
               <w:jc w:val="left"/>
-              <w:ind w:left="0" w:right="0" w:firstLine="0"/>
-              <w:spacing w:before="40" w:lineRule="auto" w:line="240" w:after="40"/>
+              <w:ind w:left="0" w:firstLine="0" w:right="0"/>
+              <w:spacing w:line="240" w:lineRule="auto" w:before="40" w:after="40"/>
             </w:pPr>
             <w:r>
               <w:t xml:space="preserve">Override the inherited selector (</w:t>
@@ -17015,8 +17015,8 @@
             <w:pPr>
               <w:pStyle w:val="Compact"/>
               <w:jc w:val="left"/>
-              <w:ind w:left="0" w:right="0" w:firstLine="0"/>
-              <w:spacing w:before="40" w:lineRule="auto" w:line="240" w:after="40"/>
+              <w:ind w:left="0" w:firstLine="0" w:right="0"/>
+              <w:spacing w:line="240" w:lineRule="auto" w:before="40" w:after="40"/>
             </w:pPr>
             <w:r>
               <w:rPr>
@@ -17032,8 +17032,8 @@
             <w:pPr>
               <w:pStyle w:val="Compact"/>
               <w:jc w:val="left"/>
-              <w:ind w:left="0" w:right="0" w:firstLine="0"/>
-              <w:spacing w:before="40" w:lineRule="auto" w:line="240" w:after="40"/>
+              <w:ind w:left="0" w:firstLine="0" w:right="0"/>
+              <w:spacing w:line="240" w:lineRule="auto" w:before="40" w:after="40"/>
             </w:pPr>
             <w:r>
               <w:t xml:space="preserve">string</w:t>
@@ -17046,8 +17046,8 @@
             <w:pPr>
               <w:pStyle w:val="Compact"/>
               <w:jc w:val="left"/>
-              <w:ind w:left="0" w:right="0" w:firstLine="0"/>
-              <w:spacing w:before="40" w:lineRule="auto" w:line="240" w:after="40"/>
+              <w:ind w:left="0" w:firstLine="0" w:right="0"/>
+              <w:spacing w:line="240" w:lineRule="auto" w:before="40" w:after="40"/>
             </w:pPr>
             <w:r>
               <w:t xml:space="preserve">nil</w:t>
@@ -17060,8 +17060,8 @@
             <w:pPr>
               <w:pStyle w:val="Compact"/>
               <w:jc w:val="left"/>
-              <w:ind w:left="0" w:right="0" w:firstLine="0"/>
-              <w:spacing w:before="40" w:lineRule="auto" w:line="240" w:after="40"/>
+              <w:ind w:left="0" w:firstLine="0" w:right="0"/>
+              <w:spacing w:line="240" w:lineRule="auto" w:before="40" w:after="40"/>
             </w:pPr>
             <w:r>
               <w:t xml:space="preserve">Constrain the source object type (nil = any).</w:t>
@@ -17076,8 +17076,8 @@
             <w:pPr>
               <w:pStyle w:val="Compact"/>
               <w:jc w:val="left"/>
-              <w:ind w:left="0" w:right="0" w:firstLine="0"/>
-              <w:spacing w:before="40" w:lineRule="auto" w:line="240" w:after="40"/>
+              <w:ind w:left="0" w:firstLine="0" w:right="0"/>
+              <w:spacing w:line="240" w:lineRule="auto" w:before="40" w:after="40"/>
             </w:pPr>
             <w:r>
               <w:rPr>
@@ -17093,8 +17093,8 @@
             <w:pPr>
               <w:pStyle w:val="Compact"/>
               <w:jc w:val="left"/>
-              <w:ind w:left="0" w:right="0" w:firstLine="0"/>
-              <w:spacing w:before="40" w:lineRule="auto" w:line="240" w:after="40"/>
+              <w:ind w:left="0" w:firstLine="0" w:right="0"/>
+              <w:spacing w:line="240" w:lineRule="auto" w:before="40" w:after="40"/>
             </w:pPr>
             <w:r>
               <w:t xml:space="preserve">string</w:t>
@@ -17107,8 +17107,8 @@
             <w:pPr>
               <w:pStyle w:val="Compact"/>
               <w:jc w:val="left"/>
-              <w:ind w:left="0" w:right="0" w:firstLine="0"/>
-              <w:spacing w:before="40" w:lineRule="auto" w:line="240" w:after="40"/>
+              <w:ind w:left="0" w:firstLine="0" w:right="0"/>
+              <w:spacing w:line="240" w:lineRule="auto" w:before="40" w:after="40"/>
             </w:pPr>
             <w:r>
               <w:t xml:space="preserve">nil</w:t>
@@ -17121,8 +17121,8 @@
             <w:pPr>
               <w:pStyle w:val="Compact"/>
               <w:jc w:val="left"/>
-              <w:ind w:left="0" w:right="0" w:firstLine="0"/>
-              <w:spacing w:before="40" w:lineRule="auto" w:line="240" w:after="40"/>
+              <w:ind w:left="0" w:firstLine="0" w:right="0"/>
+              <w:spacing w:line="240" w:lineRule="auto" w:before="40" w:after="40"/>
             </w:pPr>
             <w:r>
               <w:t xml:space="preserve">Constrain the target type (nil = any). Comma-separated list accepted.</w:t>
@@ -17137,8 +17137,8 @@
             <w:pPr>
               <w:pStyle w:val="Compact"/>
               <w:jc w:val="left"/>
-              <w:ind w:left="0" w:right="0" w:firstLine="0"/>
-              <w:spacing w:before="40" w:lineRule="auto" w:line="240" w:after="40"/>
+              <w:ind w:left="0" w:firstLine="0" w:right="0"/>
+              <w:spacing w:line="240" w:lineRule="auto" w:before="40" w:after="40"/>
             </w:pPr>
             <w:r>
               <w:rPr>
@@ -17154,8 +17154,8 @@
             <w:pPr>
               <w:pStyle w:val="Compact"/>
               <w:jc w:val="left"/>
-              <w:ind w:left="0" w:right="0" w:firstLine="0"/>
-              <w:spacing w:before="40" w:lineRule="auto" w:line="240" w:after="40"/>
+              <w:ind w:left="0" w:firstLine="0" w:right="0"/>
+              <w:spacing w:line="240" w:lineRule="auto" w:before="40" w:after="40"/>
             </w:pPr>
             <w:r>
               <w:t xml:space="preserve">string</w:t>
@@ -17168,8 +17168,8 @@
             <w:pPr>
               <w:pStyle w:val="Compact"/>
               <w:jc w:val="left"/>
-              <w:ind w:left="0" w:right="0" w:firstLine="0"/>
-              <w:spacing w:before="40" w:lineRule="auto" w:line="240" w:after="40"/>
+              <w:ind w:left="0" w:firstLine="0" w:right="0"/>
+              <w:spacing w:line="240" w:lineRule="auto" w:before="40" w:after="40"/>
             </w:pPr>
             <w:r>
               <w:t xml:space="preserve">nil</w:t>
@@ -17182,8 +17182,8 @@
             <w:pPr>
               <w:pStyle w:val="Compact"/>
               <w:jc w:val="left"/>
-              <w:ind w:left="0" w:right="0" w:firstLine="0"/>
-              <w:spacing w:before="40" w:lineRule="auto" w:line="240" w:after="40"/>
+              <w:ind w:left="0" w:firstLine="0" w:right="0"/>
+              <w:spacing w:line="240" w:lineRule="auto" w:before="40" w:after="40"/>
             </w:pPr>
             <w:r>
               <w:t xml:space="preserve">Constrain to links inside this attribute.</w:t>
@@ -17198,8 +17198,8 @@
             <w:pPr>
               <w:pStyle w:val="Compact"/>
               <w:jc w:val="left"/>
-              <w:ind w:left="0" w:right="0" w:firstLine="0"/>
-              <w:spacing w:before="40" w:lineRule="auto" w:line="240" w:after="40"/>
+              <w:ind w:left="0" w:firstLine="0" w:right="0"/>
+              <w:spacing w:line="240" w:lineRule="auto" w:before="40" w:after="40"/>
             </w:pPr>
             <w:r>
               <w:rPr>
@@ -17215,8 +17215,8 @@
             <w:pPr>
               <w:pStyle w:val="Compact"/>
               <w:jc w:val="left"/>
-              <w:ind w:left="0" w:right="0" w:firstLine="0"/>
-              <w:spacing w:before="40" w:lineRule="auto" w:line="240" w:after="40"/>
+              <w:ind w:left="0" w:firstLine="0" w:right="0"/>
+              <w:spacing w:line="240" w:lineRule="auto" w:before="40" w:after="40"/>
             </w:pPr>
             <w:r>
               <w:t xml:space="preserve">boolean</w:t>
@@ -17229,8 +17229,8 @@
             <w:pPr>
               <w:pStyle w:val="Compact"/>
               <w:jc w:val="left"/>
-              <w:ind w:left="0" w:right="0" w:firstLine="0"/>
-              <w:spacing w:before="40" w:lineRule="auto" w:line="240" w:after="40"/>
+              <w:ind w:left="0" w:firstLine="0" w:right="0"/>
+              <w:spacing w:line="240" w:lineRule="auto" w:before="40" w:after="40"/>
             </w:pPr>
             <w:r>
               <w:t xml:space="preserve">false</w:t>
@@ -17243,8 +17243,8 @@
             <w:pPr>
               <w:pStyle w:val="Compact"/>
               <w:jc w:val="left"/>
-              <w:ind w:left="0" w:right="0" w:firstLine="0"/>
-              <w:spacing w:before="40" w:lineRule="auto" w:line="240" w:after="40"/>
+              <w:ind w:left="0" w:firstLine="0" w:right="0"/>
+              <w:spacing w:line="240" w:lineRule="auto" w:before="40" w:after="40"/>
             </w:pPr>
             <w:r>
               <w:t xml:space="preserve">Derive from the containment hierarchy instead of an explicit link.</w:t>
@@ -17326,7 +17326,7 @@
           <w:sz w:val="2"/>
         </w:rPr>
       </w:pPr>
-      <w:bookmarkStart w:name="csv-tbl-model-view-fields" w:id="48168"/>
+      <w:bookmarkStart w:id="48168" w:name="csv-tbl-model-view-fields"/>
       <w:bookmarkEnd w:id="48168"/>
     </w:p>
     <w:p>
@@ -17363,18 +17363,18 @@
         <w:tblLook w:firstRow="1" w:lastRow="0" w:firstColumn="0" w:lastColumn="0" w:noHBand="0" w:noVBand="0" w:val="0020"/>
         <w:jc w:val="start"/>
         <w:tblBorders>
-          <w:top w:color="000000" w:sz="6" w:val="single" w:space="0"/>
-          <w:left w:color="000000" w:sz="6" w:val="single" w:space="0"/>
-          <w:bottom w:color="000000" w:sz="6" w:val="single" w:space="0"/>
-          <w:right w:color="000000" w:sz="6" w:val="single" w:space="0"/>
-          <w:insideH w:color="000000" w:sz="6" w:val="single" w:space="0"/>
-          <w:insideV w:color="000000" w:sz="6" w:val="single" w:space="0"/>
+          <w:top w:sz="6" w:val="single" w:space="0" w:color="000000"/>
+          <w:left w:sz="6" w:val="single" w:space="0" w:color="000000"/>
+          <w:bottom w:sz="6" w:val="single" w:space="0" w:color="000000"/>
+          <w:right w:sz="6" w:val="single" w:space="0" w:color="000000"/>
+          <w:insideH w:sz="6" w:val="single" w:space="0" w:color="000000"/>
+          <w:insideV w:sz="6" w:val="single" w:space="0" w:color="000000"/>
         </w:tblBorders>
         <w:tblCellMar>
-          <w:top w:w="57" w:type="dxa"/>
-          <w:left w:w="108" w:type="dxa"/>
-          <w:bottom w:w="57" w:type="dxa"/>
-          <w:right w:w="108" w:type="dxa"/>
+          <w:top w:type="dxa" w:w="57"/>
+          <w:left w:type="dxa" w:w="108"/>
+          <w:bottom w:type="dxa" w:w="57"/>
+          <w:right w:type="dxa" w:w="108"/>
         </w:tblCellMar>
       </w:tblPr>
       <w:tblGrid>
@@ -17389,14 +17389,14 @@
         </w:trPr>
         <w:tc>
           <w:tcPr>
-            <w:shd w:fill="E8E8E8" w:val="clear" w:color="auto"/>
+            <w:shd w:val="clear" w:fill="E8E8E8" w:color="auto"/>
           </w:tcPr>
           <w:p>
             <w:pPr>
               <w:pStyle w:val="Compact"/>
               <w:jc w:val="left"/>
-              <w:ind w:left="0" w:right="0" w:firstLine="0"/>
-              <w:spacing w:before="40" w:lineRule="auto" w:line="240" w:after="40"/>
+              <w:ind w:left="0" w:firstLine="0" w:right="0"/>
+              <w:spacing w:line="240" w:lineRule="auto" w:before="40" w:after="40"/>
             </w:pPr>
             <w:r>
               <w:rPr>
@@ -17408,14 +17408,14 @@
         </w:tc>
         <w:tc>
           <w:tcPr>
-            <w:shd w:fill="E8E8E8" w:val="clear" w:color="auto"/>
+            <w:shd w:val="clear" w:fill="E8E8E8" w:color="auto"/>
           </w:tcPr>
           <w:p>
             <w:pPr>
               <w:pStyle w:val="Compact"/>
               <w:jc w:val="left"/>
-              <w:ind w:left="0" w:right="0" w:firstLine="0"/>
-              <w:spacing w:before="40" w:lineRule="auto" w:line="240" w:after="40"/>
+              <w:ind w:left="0" w:firstLine="0" w:right="0"/>
+              <w:spacing w:line="240" w:lineRule="auto" w:before="40" w:after="40"/>
             </w:pPr>
             <w:r>
               <w:rPr>
@@ -17427,14 +17427,14 @@
         </w:tc>
         <w:tc>
           <w:tcPr>
-            <w:shd w:fill="E8E8E8" w:val="clear" w:color="auto"/>
+            <w:shd w:val="clear" w:fill="E8E8E8" w:color="auto"/>
           </w:tcPr>
           <w:p>
             <w:pPr>
               <w:pStyle w:val="Compact"/>
               <w:jc w:val="left"/>
-              <w:ind w:left="0" w:right="0" w:firstLine="0"/>
-              <w:spacing w:before="40" w:lineRule="auto" w:line="240" w:after="40"/>
+              <w:ind w:left="0" w:firstLine="0" w:right="0"/>
+              <w:spacing w:line="240" w:lineRule="auto" w:before="40" w:after="40"/>
             </w:pPr>
             <w:r>
               <w:rPr>
@@ -17446,14 +17446,14 @@
         </w:tc>
         <w:tc>
           <w:tcPr>
-            <w:shd w:fill="E8E8E8" w:val="clear" w:color="auto"/>
+            <w:shd w:val="clear" w:fill="E8E8E8" w:color="auto"/>
           </w:tcPr>
           <w:p>
             <w:pPr>
               <w:pStyle w:val="Compact"/>
               <w:jc w:val="left"/>
-              <w:ind w:left="0" w:right="0" w:firstLine="0"/>
-              <w:spacing w:before="40" w:lineRule="auto" w:line="240" w:after="40"/>
+              <w:ind w:left="0" w:firstLine="0" w:right="0"/>
+              <w:spacing w:line="240" w:lineRule="auto" w:before="40" w:after="40"/>
             </w:pPr>
             <w:r>
               <w:rPr>
@@ -17471,8 +17471,8 @@
             <w:pPr>
               <w:pStyle w:val="Compact"/>
               <w:jc w:val="left"/>
-              <w:ind w:left="0" w:right="0" w:firstLine="0"/>
-              <w:spacing w:before="40" w:lineRule="auto" w:line="240" w:after="40"/>
+              <w:ind w:left="0" w:firstLine="0" w:right="0"/>
+              <w:spacing w:line="240" w:lineRule="auto" w:before="40" w:after="40"/>
             </w:pPr>
             <w:r>
               <w:rPr>
@@ -17488,8 +17488,8 @@
             <w:pPr>
               <w:pStyle w:val="Compact"/>
               <w:jc w:val="left"/>
-              <w:ind w:left="0" w:right="0" w:firstLine="0"/>
-              <w:spacing w:before="40" w:lineRule="auto" w:line="240" w:after="40"/>
+              <w:ind w:left="0" w:firstLine="0" w:right="0"/>
+              <w:spacing w:line="240" w:lineRule="auto" w:before="40" w:after="40"/>
             </w:pPr>
             <w:r>
               <w:t xml:space="preserve">string</w:t>
@@ -17502,8 +17502,8 @@
             <w:pPr>
               <w:pStyle w:val="Compact"/>
               <w:jc w:val="left"/>
-              <w:ind w:left="0" w:right="0" w:firstLine="0"/>
-              <w:spacing w:before="40" w:lineRule="auto" w:line="240" w:after="40"/>
+              <w:ind w:left="0" w:firstLine="0" w:right="0"/>
+              <w:spacing w:line="240" w:lineRule="auto" w:before="40" w:after="40"/>
             </w:pPr>
             <w:r>
               <w:t xml:space="preserve">required</w:t>
@@ -17516,8 +17516,8 @@
             <w:pPr>
               <w:pStyle w:val="Compact"/>
               <w:jc w:val="left"/>
-              <w:ind w:left="0" w:right="0" w:firstLine="0"/>
-              <w:spacing w:before="40" w:lineRule="auto" w:line="240" w:after="40"/>
+              <w:ind w:left="0" w:firstLine="0" w:right="0"/>
+              <w:spacing w:line="240" w:lineRule="auto" w:before="40" w:after="40"/>
             </w:pPr>
             <w:r>
               <w:t xml:space="preserve">Unique identifier.</w:t>
@@ -17532,8 +17532,8 @@
             <w:pPr>
               <w:pStyle w:val="Compact"/>
               <w:jc w:val="left"/>
-              <w:ind w:left="0" w:right="0" w:firstLine="0"/>
-              <w:spacing w:before="40" w:lineRule="auto" w:line="240" w:after="40"/>
+              <w:ind w:left="0" w:firstLine="0" w:right="0"/>
+              <w:spacing w:line="240" w:lineRule="auto" w:before="40" w:after="40"/>
             </w:pPr>
             <w:r>
               <w:rPr>
@@ -17549,8 +17549,8 @@
             <w:pPr>
               <w:pStyle w:val="Compact"/>
               <w:jc w:val="left"/>
-              <w:ind w:left="0" w:right="0" w:firstLine="0"/>
-              <w:spacing w:before="40" w:lineRule="auto" w:line="240" w:after="40"/>
+              <w:ind w:left="0" w:firstLine="0" w:right="0"/>
+              <w:spacing w:line="240" w:lineRule="auto" w:before="40" w:after="40"/>
             </w:pPr>
             <w:r>
               <w:t xml:space="preserve">string</w:t>
@@ -17563,8 +17563,8 @@
             <w:pPr>
               <w:pStyle w:val="Compact"/>
               <w:jc w:val="left"/>
-              <w:ind w:left="0" w:right="0" w:firstLine="0"/>
-              <w:spacing w:before="40" w:lineRule="auto" w:line="240" w:after="40"/>
+              <w:ind w:left="0" w:firstLine="0" w:right="0"/>
+              <w:spacing w:line="240" w:lineRule="auto" w:before="40" w:after="40"/>
             </w:pPr>
             <w:r>
               <w:t xml:space="preserve">same as</w:t>
@@ -17586,8 +17586,8 @@
             <w:pPr>
               <w:pStyle w:val="Compact"/>
               <w:jc w:val="left"/>
-              <w:ind w:left="0" w:right="0" w:firstLine="0"/>
-              <w:spacing w:before="40" w:lineRule="auto" w:line="240" w:after="40"/>
+              <w:ind w:left="0" w:firstLine="0" w:right="0"/>
+              <w:spacing w:line="240" w:lineRule="auto" w:before="40" w:after="40"/>
             </w:pPr>
             <w:r>
               <w:t xml:space="preserve">Human-readable name.</w:t>
@@ -17602,8 +17602,8 @@
             <w:pPr>
               <w:pStyle w:val="Compact"/>
               <w:jc w:val="left"/>
-              <w:ind w:left="0" w:right="0" w:firstLine="0"/>
-              <w:spacing w:before="40" w:lineRule="auto" w:line="240" w:after="40"/>
+              <w:ind w:left="0" w:firstLine="0" w:right="0"/>
+              <w:spacing w:line="240" w:lineRule="auto" w:before="40" w:after="40"/>
             </w:pPr>
             <w:r>
               <w:rPr>
@@ -17619,8 +17619,8 @@
             <w:pPr>
               <w:pStyle w:val="Compact"/>
               <w:jc w:val="left"/>
-              <w:ind w:left="0" w:right="0" w:firstLine="0"/>
-              <w:spacing w:before="40" w:lineRule="auto" w:line="240" w:after="40"/>
+              <w:ind w:left="0" w:firstLine="0" w:right="0"/>
+              <w:spacing w:line="240" w:lineRule="auto" w:before="40" w:after="40"/>
             </w:pPr>
             <w:r>
               <w:t xml:space="preserve">string</w:t>
@@ -17633,8 +17633,8 @@
             <w:pPr>
               <w:pStyle w:val="Compact"/>
               <w:jc w:val="left"/>
-              <w:ind w:left="0" w:right="0" w:firstLine="0"/>
-              <w:spacing w:before="40" w:lineRule="auto" w:line="240" w:after="40"/>
+              <w:ind w:left="0" w:firstLine="0" w:right="0"/>
+              <w:spacing w:line="240" w:lineRule="auto" w:before="40" w:after="40"/>
             </w:pPr>
             <w:r>
               <w:t xml:space="preserve">nil</w:t>
@@ -17647,8 +17647,8 @@
             <w:pPr>
               <w:pStyle w:val="Compact"/>
               <w:jc w:val="left"/>
-              <w:ind w:left="0" w:right="0" w:firstLine="0"/>
-              <w:spacing w:before="40" w:lineRule="auto" w:line="240" w:after="40"/>
+              <w:ind w:left="0" w:firstLine="0" w:right="0"/>
+              <w:spacing w:line="240" w:lineRule="auto" w:before="40" w:after="40"/>
             </w:pPr>
             <w:r>
               <w:t xml:space="preserve">Prefix for inline-code dispatch (</w:t>
@@ -17687,8 +17687,8 @@
             <w:pPr>
               <w:pStyle w:val="Compact"/>
               <w:jc w:val="left"/>
-              <w:ind w:left="0" w:right="0" w:firstLine="0"/>
-              <w:spacing w:before="40" w:lineRule="auto" w:line="240" w:after="40"/>
+              <w:ind w:left="0" w:firstLine="0" w:right="0"/>
+              <w:spacing w:line="240" w:lineRule="auto" w:before="40" w:after="40"/>
             </w:pPr>
             <w:r>
               <w:rPr>
@@ -17704,8 +17704,8 @@
             <w:pPr>
               <w:pStyle w:val="Compact"/>
               <w:jc w:val="left"/>
-              <w:ind w:left="0" w:right="0" w:firstLine="0"/>
-              <w:spacing w:before="40" w:lineRule="auto" w:line="240" w:after="40"/>
+              <w:ind w:left="0" w:firstLine="0" w:right="0"/>
+              <w:spacing w:line="240" w:lineRule="auto" w:before="40" w:after="40"/>
             </w:pPr>
             <w:r>
               <w:t xml:space="preserve">list</w:t>
@@ -17718,8 +17718,8 @@
             <w:pPr>
               <w:pStyle w:val="Compact"/>
               <w:jc w:val="left"/>
-              <w:ind w:left="0" w:right="0" w:firstLine="0"/>
-              <w:spacing w:before="40" w:lineRule="auto" w:line="240" w:after="40"/>
+              <w:ind w:left="0" w:firstLine="0" w:right="0"/>
+              <w:spacing w:line="240" w:lineRule="auto" w:before="40" w:after="40"/>
             </w:pPr>
             <w:r>
               <w:t xml:space="preserve">nil</w:t>
@@ -17732,8 +17732,8 @@
             <w:pPr>
               <w:pStyle w:val="Compact"/>
               <w:jc w:val="left"/>
-              <w:ind w:left="0" w:right="0" w:firstLine="0"/>
-              <w:spacing w:before="40" w:lineRule="auto" w:line="240" w:after="40"/>
+              <w:ind w:left="0" w:firstLine="0" w:right="0"/>
+              <w:spacing w:line="240" w:lineRule="auto" w:before="40" w:after="40"/>
             </w:pPr>
             <w:r>
               <w:t xml:space="preserve">Alternative prefixes for the same view type.</w:t>
@@ -17748,8 +17748,8 @@
             <w:pPr>
               <w:pStyle w:val="Compact"/>
               <w:jc w:val="left"/>
-              <w:ind w:left="0" w:right="0" w:firstLine="0"/>
-              <w:spacing w:before="40" w:lineRule="auto" w:line="240" w:after="40"/>
+              <w:ind w:left="0" w:firstLine="0" w:right="0"/>
+              <w:spacing w:line="240" w:lineRule="auto" w:before="40" w:after="40"/>
             </w:pPr>
             <w:r>
               <w:rPr>
@@ -17765,8 +17765,8 @@
             <w:pPr>
               <w:pStyle w:val="Compact"/>
               <w:jc w:val="left"/>
-              <w:ind w:left="0" w:right="0" w:firstLine="0"/>
-              <w:spacing w:before="40" w:lineRule="auto" w:line="240" w:after="40"/>
+              <w:ind w:left="0" w:firstLine="0" w:right="0"/>
+              <w:spacing w:line="240" w:lineRule="auto" w:before="40" w:after="40"/>
             </w:pPr>
             <w:r>
               <w:t xml:space="preserve">string</w:t>
@@ -17779,8 +17779,8 @@
             <w:pPr>
               <w:pStyle w:val="Compact"/>
               <w:jc w:val="left"/>
-              <w:ind w:left="0" w:right="0" w:firstLine="0"/>
-              <w:spacing w:before="40" w:lineRule="auto" w:line="240" w:after="40"/>
+              <w:ind w:left="0" w:firstLine="0" w:right="0"/>
+              <w:spacing w:line="240" w:lineRule="auto" w:before="40" w:after="40"/>
             </w:pPr>
             <w:r>
               <w:t xml:space="preserve">nil</w:t>
@@ -17793,8 +17793,8 @@
             <w:pPr>
               <w:pStyle w:val="Compact"/>
               <w:jc w:val="left"/>
-              <w:ind w:left="0" w:right="0" w:firstLine="0"/>
-              <w:spacing w:before="40" w:lineRule="auto" w:line="240" w:after="40"/>
+              <w:ind w:left="0" w:firstLine="0" w:right="0"/>
+              <w:spacing w:line="240" w:lineRule="auto" w:before="40" w:after="40"/>
             </w:pPr>
             <w:r>
               <w:t xml:space="preserve">Strategy (</w:t>
@@ -17830,8 +17830,8 @@
             <w:pPr>
               <w:pStyle w:val="Compact"/>
               <w:jc w:val="left"/>
-              <w:ind w:left="0" w:right="0" w:firstLine="0"/>
-              <w:spacing w:before="40" w:lineRule="auto" w:line="240" w:after="40"/>
+              <w:ind w:left="0" w:firstLine="0" w:right="0"/>
+              <w:spacing w:line="240" w:lineRule="auto" w:before="40" w:after="40"/>
             </w:pPr>
             <w:r>
               <w:rPr>
@@ -17847,8 +17847,8 @@
             <w:pPr>
               <w:pStyle w:val="Compact"/>
               <w:jc w:val="left"/>
-              <w:ind w:left="0" w:right="0" w:firstLine="0"/>
-              <w:spacing w:before="40" w:lineRule="auto" w:line="240" w:after="40"/>
+              <w:ind w:left="0" w:firstLine="0" w:right="0"/>
+              <w:spacing w:line="240" w:lineRule="auto" w:before="40" w:after="40"/>
             </w:pPr>
             <w:r>
               <w:t xml:space="preserve">string</w:t>
@@ -17861,8 +17861,8 @@
             <w:pPr>
               <w:pStyle w:val="Compact"/>
               <w:jc w:val="left"/>
-              <w:ind w:left="0" w:right="0" w:firstLine="0"/>
-              <w:spacing w:before="40" w:lineRule="auto" w:line="240" w:after="40"/>
+              <w:ind w:left="0" w:firstLine="0" w:right="0"/>
+              <w:spacing w:line="240" w:lineRule="auto" w:before="40" w:after="40"/>
             </w:pPr>
             <w:r>
               <w:t xml:space="preserve">nil</w:t>
@@ -17875,8 +17875,8 @@
             <w:pPr>
               <w:pStyle w:val="Compact"/>
               <w:jc w:val="left"/>
-              <w:ind w:left="0" w:right="0" w:firstLine="0"/>
-              <w:spacing w:before="40" w:lineRule="auto" w:line="240" w:after="40"/>
+              <w:ind w:left="0" w:firstLine="0" w:right="0"/>
+              <w:spacing w:line="240" w:lineRule="auto" w:before="40" w:after="40"/>
             </w:pPr>
             <w:r>
               <w:t xml:space="preserve">Counter group for numbered views.</w:t>
@@ -17891,8 +17891,8 @@
             <w:pPr>
               <w:pStyle w:val="Compact"/>
               <w:jc w:val="left"/>
-              <w:ind w:left="0" w:right="0" w:firstLine="0"/>
-              <w:spacing w:before="40" w:lineRule="auto" w:line="240" w:after="40"/>
+              <w:ind w:left="0" w:firstLine="0" w:right="0"/>
+              <w:spacing w:line="240" w:lineRule="auto" w:before="40" w:after="40"/>
             </w:pPr>
             <w:r>
               <w:rPr>
@@ -17908,8 +17908,8 @@
             <w:pPr>
               <w:pStyle w:val="Compact"/>
               <w:jc w:val="left"/>
-              <w:ind w:left="0" w:right="0" w:firstLine="0"/>
-              <w:spacing w:before="40" w:lineRule="auto" w:line="240" w:after="40"/>
+              <w:ind w:left="0" w:firstLine="0" w:right="0"/>
+              <w:spacing w:line="240" w:lineRule="auto" w:before="40" w:after="40"/>
             </w:pPr>
             <w:r>
               <w:t xml:space="preserve">string</w:t>
@@ -17922,8 +17922,8 @@
             <w:pPr>
               <w:pStyle w:val="Compact"/>
               <w:jc w:val="left"/>
-              <w:ind w:left="0" w:right="0" w:firstLine="0"/>
-              <w:spacing w:before="40" w:lineRule="auto" w:line="240" w:after="40"/>
+              <w:ind w:left="0" w:firstLine="0" w:right="0"/>
+              <w:spacing w:line="240" w:lineRule="auto" w:before="40" w:after="40"/>
             </w:pPr>
             <w:r>
               <w:t xml:space="preserve">nil</w:t>
@@ -17936,8 +17936,8 @@
             <w:pPr>
               <w:pStyle w:val="Compact"/>
               <w:jc w:val="left"/>
-              <w:ind w:left="0" w:right="0" w:firstLine="0"/>
-              <w:spacing w:before="40" w:lineRule="auto" w:line="240" w:after="40"/>
+              <w:ind w:left="0" w:firstLine="0" w:right="0"/>
+              <w:spacing w:line="240" w:lineRule="auto" w:before="40" w:after="40"/>
             </w:pPr>
             <w:r>
               <w:t xml:space="preserve">The view-element subtype this view aggregates (e.g. </w:t>
@@ -17961,8 +17961,8 @@
             <w:pPr>
               <w:pStyle w:val="Compact"/>
               <w:jc w:val="left"/>
-              <w:ind w:left="0" w:right="0" w:firstLine="0"/>
-              <w:spacing w:before="40" w:lineRule="auto" w:line="240" w:after="40"/>
+              <w:ind w:left="0" w:firstLine="0" w:right="0"/>
+              <w:spacing w:line="240" w:lineRule="auto" w:before="40" w:after="40"/>
             </w:pPr>
             <w:r>
               <w:rPr>
@@ -17978,8 +17978,8 @@
             <w:pPr>
               <w:pStyle w:val="Compact"/>
               <w:jc w:val="left"/>
-              <w:ind w:left="0" w:right="0" w:firstLine="0"/>
-              <w:spacing w:before="40" w:lineRule="auto" w:line="240" w:after="40"/>
+              <w:ind w:left="0" w:firstLine="0" w:right="0"/>
+              <w:spacing w:line="240" w:lineRule="auto" w:before="40" w:after="40"/>
             </w:pPr>
             <w:r>
               <w:t xml:space="preserve">boolean</w:t>
@@ -17992,8 +17992,8 @@
             <w:pPr>
               <w:pStyle w:val="Compact"/>
               <w:jc w:val="left"/>
-              <w:ind w:left="0" w:right="0" w:firstLine="0"/>
-              <w:spacing w:before="40" w:lineRule="auto" w:line="240" w:after="40"/>
+              <w:ind w:left="0" w:firstLine="0" w:right="0"/>
+              <w:spacing w:line="240" w:lineRule="auto" w:before="40" w:after="40"/>
             </w:pPr>
             <w:r>
               <w:t xml:space="preserve">false</w:t>
@@ -18006,8 +18006,8 @@
             <w:pPr>
               <w:pStyle w:val="Compact"/>
               <w:jc w:val="left"/>
-              <w:ind w:left="0" w:right="0" w:firstLine="0"/>
-              <w:spacing w:before="40" w:lineRule="auto" w:line="240" w:after="40"/>
+              <w:ind w:left="0" w:firstLine="0" w:right="0"/>
+              <w:spacing w:line="240" w:lineRule="auto" w:before="40" w:after="40"/>
             </w:pPr>
             <w:r>
               <w:t xml:space="preserve">See</w:t>
@@ -18301,7 +18301,7 @@
           <w:sz w:val="2"/>
         </w:rPr>
       </w:pPr>
-      <w:bookmarkStart w:name="listing-src-model-verification-view" w:id="60226"/>
+      <w:bookmarkStart w:id="60226" w:name="listing-src-model-verification-view"/>
       <w:bookmarkEnd w:id="60226"/>
     </w:p>
     <w:p>
@@ -19245,7 +19245,7 @@
           <w:sz w:val="2"/>
         </w:rPr>
       </w:pPr>
-      <w:bookmarkStart w:name="listing-src-model-suppress-verification-view" w:id="31062"/>
+      <w:bookmarkStart w:id="31062" w:name="listing-src-model-suppress-verification-view"/>
       <w:bookmarkEnd w:id="31062"/>
     </w:p>
     <w:p>
@@ -19443,7 +19443,7 @@
           <w:sz w:val="2"/>
         </w:rPr>
       </w:pPr>
-      <w:bookmarkStart w:name="listing-src-model-external-render" w:id="36387"/>
+      <w:bookmarkStart w:id="36387" w:name="listing-src-model-external-render"/>
       <w:bookmarkEnd w:id="36387"/>
     </w:p>
     <w:p>
@@ -22119,7 +22119,7 @@
           <w:sz w:val="2"/>
         </w:rPr>
       </w:pPr>
-      <w:bookmarkStart w:name="csv-tbl-model-task-descriptor" w:id="11166"/>
+      <w:bookmarkStart w:id="11166" w:name="csv-tbl-model-task-descriptor"/>
       <w:bookmarkEnd w:id="11166"/>
     </w:p>
     <w:p>
@@ -22156,18 +22156,18 @@
         <w:tblLook w:firstRow="1" w:lastRow="0" w:firstColumn="0" w:lastColumn="0" w:noHBand="0" w:noVBand="0" w:val="0020"/>
         <w:jc w:val="start"/>
         <w:tblBorders>
-          <w:top w:color="000000" w:sz="6" w:val="single" w:space="0"/>
-          <w:left w:color="000000" w:sz="6" w:val="single" w:space="0"/>
-          <w:bottom w:color="000000" w:sz="6" w:val="single" w:space="0"/>
-          <w:right w:color="000000" w:sz="6" w:val="single" w:space="0"/>
-          <w:insideH w:color="000000" w:sz="6" w:val="single" w:space="0"/>
-          <w:insideV w:color="000000" w:sz="6" w:val="single" w:space="0"/>
+          <w:top w:sz="6" w:val="single" w:space="0" w:color="000000"/>
+          <w:left w:sz="6" w:val="single" w:space="0" w:color="000000"/>
+          <w:bottom w:sz="6" w:val="single" w:space="0" w:color="000000"/>
+          <w:right w:sz="6" w:val="single" w:space="0" w:color="000000"/>
+          <w:insideH w:sz="6" w:val="single" w:space="0" w:color="000000"/>
+          <w:insideV w:sz="6" w:val="single" w:space="0" w:color="000000"/>
         </w:tblBorders>
         <w:tblCellMar>
-          <w:top w:w="57" w:type="dxa"/>
-          <w:left w:w="108" w:type="dxa"/>
-          <w:bottom w:w="57" w:type="dxa"/>
-          <w:right w:w="108" w:type="dxa"/>
+          <w:top w:type="dxa" w:w="57"/>
+          <w:left w:type="dxa" w:w="108"/>
+          <w:bottom w:type="dxa" w:w="57"/>
+          <w:right w:type="dxa" w:w="108"/>
         </w:tblCellMar>
       </w:tblPr>
       <w:tblGrid>
@@ -22180,14 +22180,14 @@
         </w:trPr>
         <w:tc>
           <w:tcPr>
-            <w:shd w:fill="E8E8E8" w:val="clear" w:color="auto"/>
+            <w:shd w:val="clear" w:fill="E8E8E8" w:color="auto"/>
           </w:tcPr>
           <w:p>
             <w:pPr>
               <w:pStyle w:val="Compact"/>
               <w:jc w:val="left"/>
-              <w:ind w:left="0" w:right="0" w:firstLine="0"/>
-              <w:spacing w:before="40" w:lineRule="auto" w:line="240" w:after="40"/>
+              <w:ind w:left="0" w:firstLine="0" w:right="0"/>
+              <w:spacing w:line="240" w:lineRule="auto" w:before="40" w:after="40"/>
             </w:pPr>
             <w:r>
               <w:rPr>
@@ -22199,14 +22199,14 @@
         </w:tc>
         <w:tc>
           <w:tcPr>
-            <w:shd w:fill="E8E8E8" w:val="clear" w:color="auto"/>
+            <w:shd w:val="clear" w:fill="E8E8E8" w:color="auto"/>
           </w:tcPr>
           <w:p>
             <w:pPr>
               <w:pStyle w:val="Compact"/>
               <w:jc w:val="left"/>
-              <w:ind w:left="0" w:right="0" w:firstLine="0"/>
-              <w:spacing w:before="40" w:lineRule="auto" w:line="240" w:after="40"/>
+              <w:ind w:left="0" w:firstLine="0" w:right="0"/>
+              <w:spacing w:line="240" w:lineRule="auto" w:before="40" w:after="40"/>
             </w:pPr>
             <w:r>
               <w:rPr>
@@ -22224,8 +22224,8 @@
             <w:pPr>
               <w:pStyle w:val="Compact"/>
               <w:jc w:val="left"/>
-              <w:ind w:left="0" w:right="0" w:firstLine="0"/>
-              <w:spacing w:before="40" w:lineRule="auto" w:line="240" w:after="40"/>
+              <w:ind w:left="0" w:firstLine="0" w:right="0"/>
+              <w:spacing w:line="240" w:lineRule="auto" w:before="40" w:after="40"/>
             </w:pPr>
             <w:r>
               <w:rPr>
@@ -22265,8 +22265,8 @@
             <w:pPr>
               <w:pStyle w:val="Compact"/>
               <w:jc w:val="left"/>
-              <w:ind w:left="0" w:right="0" w:firstLine="0"/>
-              <w:spacing w:before="40" w:lineRule="auto" w:line="240" w:after="40"/>
+              <w:ind w:left="0" w:firstLine="0" w:right="0"/>
+              <w:spacing w:line="240" w:lineRule="auto" w:before="40" w:after="40"/>
             </w:pPr>
             <w:r>
               <w:t xml:space="preserve">Process and options.</w:t>
@@ -22311,8 +22311,8 @@
             <w:pPr>
               <w:pStyle w:val="Compact"/>
               <w:jc w:val="left"/>
-              <w:ind w:left="0" w:right="0" w:firstLine="0"/>
-              <w:spacing w:before="40" w:lineRule="auto" w:line="240" w:after="40"/>
+              <w:ind w:left="0" w:firstLine="0" w:right="0"/>
+              <w:spacing w:line="240" w:lineRule="auto" w:before="40" w:after="40"/>
             </w:pPr>
             <w:r>
               <w:rPr>
@@ -22328,8 +22328,8 @@
             <w:pPr>
               <w:pStyle w:val="Compact"/>
               <w:jc w:val="left"/>
-              <w:ind w:left="0" w:right="0" w:firstLine="0"/>
-              <w:spacing w:before="40" w:lineRule="auto" w:line="240" w:after="40"/>
+              <w:ind w:left="0" w:firstLine="0" w:right="0"/>
+              <w:spacing w:line="240" w:lineRule="auto" w:before="40" w:after="40"/>
             </w:pPr>
             <w:r>
               <w:t xml:space="preserve">File-based cache key. If the file already exists, the process is not spawned —</w:t>
@@ -22359,8 +22359,8 @@
             <w:pPr>
               <w:pStyle w:val="Compact"/>
               <w:jc w:val="left"/>
-              <w:ind w:left="0" w:right="0" w:firstLine="0"/>
-              <w:spacing w:before="40" w:lineRule="auto" w:line="240" w:after="40"/>
+              <w:ind w:left="0" w:firstLine="0" w:right="0"/>
+              <w:spacing w:line="240" w:lineRule="auto" w:before="40" w:after="40"/>
             </w:pPr>
             <w:r>
               <w:rPr>
@@ -22376,8 +22376,8 @@
             <w:pPr>
               <w:pStyle w:val="Compact"/>
               <w:jc w:val="left"/>
-              <w:ind w:left="0" w:right="0" w:firstLine="0"/>
-              <w:spacing w:before="40" w:lineRule="auto" w:line="240" w:after="40"/>
+              <w:ind w:left="0" w:firstLine="0" w:right="0"/>
+              <w:spacing w:line="240" w:lineRule="auto" w:before="40" w:after="40"/>
             </w:pPr>
             <w:r>
               <w:t xml:space="preserve">Arbitrary table passed through to</w:t>
@@ -22434,7 +22434,7 @@
           <w:sz w:val="2"/>
         </w:rPr>
       </w:pPr>
-      <w:bookmarkStart w:name="listing-src-model-project-yaml" w:id="53074"/>
+      <w:bookmarkStart w:id="53074" w:name="listing-src-model-project-yaml"/>
       <w:bookmarkEnd w:id="53074"/>
     </w:p>
     <w:p>
@@ -22934,14 +22934,14 @@
 <w:ftr xmlns:r="http://schemas.openxmlformats.org/officeDocument/2006/relationships" xmlns:w="http://schemas.openxmlformats.org/wordprocessingml/2006/main">
   <w:tbl>
     <w:tblPr>
-      <w:tblW w:w="5000" w:type="pct"/>
+      <w:tblW w:type="pct" w:w="5000"/>
       <w:tblBorders>
-        <w:top w:color="CCCCCC" w:sz="4" w:val="single" w:space="1"/>
-        <w:bottom w:color="auto" w:sz="0" w:val="none" w:space="0"/>
-        <w:left w:color="auto" w:sz="0" w:val="none" w:space="0"/>
-        <w:right w:color="auto" w:sz="0" w:val="none" w:space="0"/>
-        <w:insideH w:color="auto" w:sz="0" w:val="none" w:space="0"/>
-        <w:insideV w:color="auto" w:sz="0" w:val="none" w:space="0"/>
+        <w:top w:sz="4" w:val="single" w:space="1" w:color="CCCCCC"/>
+        <w:bottom w:sz="0" w:val="none" w:space="0" w:color="auto"/>
+        <w:left w:sz="0" w:val="none" w:space="0" w:color="auto"/>
+        <w:right w:sz="0" w:val="none" w:space="0" w:color="auto"/>
+        <w:insideH w:sz="0" w:val="none" w:space="0" w:color="auto"/>
+        <w:insideV w:sz="0" w:val="none" w:space="0" w:color="auto"/>
       </w:tblBorders>
       <w:tblLayout w:type="fixed"/>
     </w:tblPr>
@@ -22953,7 +22953,7 @@
     <w:tr>
       <w:tc>
         <w:tcPr>
-          <w:tcW w:w="1667" w:type="pct"/>
+          <w:tcW w:type="pct" w:w="1667"/>
         </w:tcPr>
         <w:p>
           <w:pPr>
@@ -22967,7 +22967,7 @@
       </w:tc>
       <w:tc>
         <w:tcPr>
-          <w:tcW w:w="1667" w:type="pct"/>
+          <w:tcW w:type="pct" w:w="1667"/>
         </w:tcPr>
         <w:p>
           <w:pPr>
@@ -22981,7 +22981,7 @@
       </w:tc>
       <w:tc>
         <w:tcPr>
-          <w:tcW w:w="1667" w:type="pct"/>
+          <w:tcW w:type="pct" w:w="1667"/>
         </w:tcPr>
         <w:p>
           <w:pPr>
@@ -24229,11 +24229,11 @@
     <w:qFormat/>
     <w:pPr>
       <w:keepNext/>
-      <w:spacing w:before="280" w:lineRule="auto" w:line="276" w:after="120"/>
+      <w:spacing w:line="276" w:lineRule="auto" w:before="280" w:after="120"/>
       <w:outlineLvl w:val="0"/>
     </w:pPr>
     <w:rPr>
-      <w:rFonts w:cs="Calibri Light" w:ascii="Calibri Light" w:hAnsi="Calibri Light"/>
+      <w:rFonts w:hAnsi="Calibri Light" w:cs="Calibri Light" w:ascii="Calibri Light"/>
       <w:b/>
       <w:bCs/>
       <w:color w:val="0F4C64"/>

--- a/manual/downloads/creating-a-model.docx
+++ b/manual/downloads/creating-a-model.docx
@@ -415,12 +415,12 @@
     </w:p>
     <w:p>
       <w:pPr>
-        <w:spacing w:after="0" w:lineRule="exact" w:before="0" w:line="20"/>
+        <w:spacing w:after="0" w:before="0" w:line="20" w:lineRule="exact"/>
         <w:rPr>
           <w:sz w:val="2"/>
         </w:rPr>
       </w:pPr>
-      <w:bookmarkStart w:id="32204" w:name="listing-src-model-quickstart"/>
+      <w:bookmarkStart w:name="listing-src-model-quickstart" w:id="32204"/>
       <w:bookmarkEnd w:id="32204"/>
     </w:p>
     <w:p>
@@ -963,12 +963,12 @@
     </w:p>
     <w:p>
       <w:pPr>
-        <w:spacing w:after="0" w:lineRule="exact" w:before="0" w:line="20"/>
+        <w:spacing w:after="0" w:before="0" w:line="20" w:lineRule="exact"/>
         <w:rPr>
           <w:sz w:val="2"/>
         </w:rPr>
       </w:pPr>
-      <w:bookmarkStart w:id="21471" w:name="listing-src-model-adr-layout"/>
+      <w:bookmarkStart w:name="listing-src-model-adr-layout" w:id="21471"/>
       <w:bookmarkEnd w:id="21471"/>
     </w:p>
     <w:p>
@@ -1074,12 +1074,12 @@
     </w:p>
     <w:p>
       <w:pPr>
-        <w:spacing w:after="0" w:lineRule="exact" w:before="0" w:line="20"/>
+        <w:spacing w:after="0" w:before="0" w:line="20" w:lineRule="exact"/>
         <w:rPr>
           <w:sz w:val="2"/>
         </w:rPr>
       </w:pPr>
-      <w:bookmarkStart w:id="36868" w:name="listing-src-model-adr-descriptor"/>
+      <w:bookmarkStart w:name="listing-src-model-adr-descriptor" w:id="36868"/>
       <w:bookmarkEnd w:id="36868"/>
     </w:p>
     <w:p>
@@ -1889,12 +1889,12 @@
     </w:p>
     <w:p>
       <w:pPr>
-        <w:spacing w:after="0" w:lineRule="exact" w:before="0" w:line="20"/>
+        <w:spacing w:after="0" w:before="0" w:line="20" w:lineRule="exact"/>
         <w:rPr>
           <w:sz w:val="2"/>
         </w:rPr>
       </w:pPr>
-      <w:bookmarkStart w:id="5934" w:name="listing-src-model-adr-usage"/>
+      <w:bookmarkStart w:name="listing-src-model-adr-usage" w:id="5934"/>
       <w:bookmarkEnd w:id="5934"/>
     </w:p>
     <w:p>
@@ -2236,12 +2236,12 @@
     </w:p>
     <w:p>
       <w:pPr>
-        <w:spacing w:after="0" w:lineRule="exact" w:before="0" w:line="20"/>
+        <w:spacing w:after="0" w:before="0" w:line="20" w:lineRule="exact"/>
         <w:rPr>
           <w:sz w:val="2"/>
         </w:rPr>
       </w:pPr>
-      <w:bookmarkStart w:id="46561" w:name="listing-src-model-directory-layout"/>
+      <w:bookmarkStart w:name="listing-src-model-directory-layout" w:id="46561"/>
       <w:bookmarkEnd w:id="46561"/>
     </w:p>
     <w:p>
@@ -2426,12 +2426,12 @@
     </w:p>
     <w:p>
       <w:pPr>
-        <w:spacing w:after="0" w:lineRule="exact" w:before="0" w:line="20"/>
+        <w:spacing w:after="0" w:before="0" w:line="20" w:lineRule="exact"/>
         <w:rPr>
           <w:sz w:val="2"/>
         </w:rPr>
       </w:pPr>
-      <w:bookmarkStart w:id="28870" w:name="listing-src-model-manifest"/>
+      <w:bookmarkStart w:name="listing-src-model-manifest" w:id="28870"/>
       <w:bookmarkEnd w:id="28870"/>
     </w:p>
     <w:p>
@@ -2666,12 +2666,12 @@
     </w:p>
     <w:p>
       <w:pPr>
-        <w:spacing w:after="0" w:lineRule="exact" w:before="0" w:line="20"/>
+        <w:spacing w:after="0" w:before="0" w:line="20" w:lineRule="exact"/>
         <w:rPr>
           <w:sz w:val="2"/>
         </w:rPr>
       </w:pPr>
-      <w:bookmarkStart w:id="36631" w:name="csv-tbl-model-categories"/>
+      <w:bookmarkStart w:name="csv-tbl-model-categories" w:id="36631"/>
       <w:bookmarkEnd w:id="36631"/>
     </w:p>
     <w:p>
@@ -2708,18 +2708,18 @@
         <w:tblLook w:firstRow="1" w:lastRow="0" w:firstColumn="0" w:lastColumn="0" w:noHBand="0" w:noVBand="0" w:val="0020"/>
         <w:jc w:val="start"/>
         <w:tblBorders>
-          <w:top w:sz="6" w:val="single" w:space="0" w:color="000000"/>
-          <w:left w:sz="6" w:val="single" w:space="0" w:color="000000"/>
-          <w:bottom w:sz="6" w:val="single" w:space="0" w:color="000000"/>
-          <w:right w:sz="6" w:val="single" w:space="0" w:color="000000"/>
-          <w:insideH w:sz="6" w:val="single" w:space="0" w:color="000000"/>
-          <w:insideV w:sz="6" w:val="single" w:space="0" w:color="000000"/>
+          <w:top w:color="000000" w:space="0" w:sz="6" w:val="single"/>
+          <w:left w:color="000000" w:space="0" w:sz="6" w:val="single"/>
+          <w:bottom w:color="000000" w:space="0" w:sz="6" w:val="single"/>
+          <w:right w:color="000000" w:space="0" w:sz="6" w:val="single"/>
+          <w:insideH w:color="000000" w:space="0" w:sz="6" w:val="single"/>
+          <w:insideV w:color="000000" w:space="0" w:sz="6" w:val="single"/>
         </w:tblBorders>
         <w:tblCellMar>
-          <w:top w:type="dxa" w:w="57"/>
-          <w:left w:type="dxa" w:w="108"/>
-          <w:bottom w:type="dxa" w:w="57"/>
-          <w:right w:type="dxa" w:w="108"/>
+          <w:top w:w="57" w:type="dxa"/>
+          <w:left w:w="108" w:type="dxa"/>
+          <w:bottom w:w="57" w:type="dxa"/>
+          <w:right w:w="108" w:type="dxa"/>
         </w:tblCellMar>
       </w:tblPr>
       <w:tblGrid>
@@ -2734,14 +2734,14 @@
         </w:trPr>
         <w:tc>
           <w:tcPr>
-            <w:shd w:val="clear" w:fill="E8E8E8" w:color="auto"/>
+            <w:shd w:color="auto" w:fill="E8E8E8" w:val="clear"/>
           </w:tcPr>
           <w:p>
             <w:pPr>
               <w:pStyle w:val="Compact"/>
               <w:jc w:val="left"/>
-              <w:ind w:left="0" w:firstLine="0" w:right="0"/>
-              <w:spacing w:line="240" w:lineRule="auto" w:before="40" w:after="40"/>
+              <w:ind w:firstLine="0" w:left="0" w:right="0"/>
+              <w:spacing w:lineRule="auto" w:before="40" w:line="240" w:after="40"/>
             </w:pPr>
             <w:r>
               <w:rPr>
@@ -2753,14 +2753,14 @@
         </w:tc>
         <w:tc>
           <w:tcPr>
-            <w:shd w:val="clear" w:fill="E8E8E8" w:color="auto"/>
+            <w:shd w:color="auto" w:fill="E8E8E8" w:val="clear"/>
           </w:tcPr>
           <w:p>
             <w:pPr>
               <w:pStyle w:val="Compact"/>
               <w:jc w:val="left"/>
-              <w:ind w:left="0" w:firstLine="0" w:right="0"/>
-              <w:spacing w:line="240" w:lineRule="auto" w:before="40" w:after="40"/>
+              <w:ind w:firstLine="0" w:left="0" w:right="0"/>
+              <w:spacing w:lineRule="auto" w:before="40" w:line="240" w:after="40"/>
             </w:pPr>
             <w:r>
               <w:rPr>
@@ -2773,14 +2773,14 @@
         </w:tc>
         <w:tc>
           <w:tcPr>
-            <w:shd w:val="clear" w:fill="E8E8E8" w:color="auto"/>
+            <w:shd w:color="auto" w:fill="E8E8E8" w:val="clear"/>
           </w:tcPr>
           <w:p>
             <w:pPr>
               <w:pStyle w:val="Compact"/>
               <w:jc w:val="left"/>
-              <w:ind w:left="0" w:firstLine="0" w:right="0"/>
-              <w:spacing w:line="240" w:lineRule="auto" w:before="40" w:after="40"/>
+              <w:ind w:firstLine="0" w:left="0" w:right="0"/>
+              <w:spacing w:lineRule="auto" w:before="40" w:line="240" w:after="40"/>
             </w:pPr>
             <w:r>
               <w:rPr>
@@ -2792,14 +2792,14 @@
         </w:tc>
         <w:tc>
           <w:tcPr>
-            <w:shd w:val="clear" w:fill="E8E8E8" w:color="auto"/>
+            <w:shd w:color="auto" w:fill="E8E8E8" w:val="clear"/>
           </w:tcPr>
           <w:p>
             <w:pPr>
               <w:pStyle w:val="Compact"/>
               <w:jc w:val="left"/>
-              <w:ind w:left="0" w:firstLine="0" w:right="0"/>
-              <w:spacing w:line="240" w:lineRule="auto" w:before="40" w:after="40"/>
+              <w:ind w:firstLine="0" w:left="0" w:right="0"/>
+              <w:spacing w:lineRule="auto" w:before="40" w:line="240" w:after="40"/>
             </w:pPr>
             <w:r>
               <w:rPr>
@@ -2817,8 +2817,8 @@
             <w:pPr>
               <w:pStyle w:val="Compact"/>
               <w:jc w:val="left"/>
-              <w:ind w:left="0" w:firstLine="0" w:right="0"/>
-              <w:spacing w:line="240" w:lineRule="auto" w:before="40" w:after="40"/>
+              <w:ind w:firstLine="0" w:left="0" w:right="0"/>
+              <w:spacing w:lineRule="auto" w:before="40" w:line="240" w:after="40"/>
             </w:pPr>
             <w:r>
               <w:t xml:space="preserve">Object</w:t>
@@ -2831,8 +2831,8 @@
             <w:pPr>
               <w:pStyle w:val="Compact"/>
               <w:jc w:val="left"/>
-              <w:ind w:left="0" w:firstLine="0" w:right="0"/>
-              <w:spacing w:line="240" w:lineRule="auto" w:before="40" w:after="40"/>
+              <w:ind w:firstLine="0" w:left="0" w:right="0"/>
+              <w:spacing w:lineRule="auto" w:before="40" w:line="240" w:after="40"/>
             </w:pPr>
             <w:r>
               <w:rPr>
@@ -2848,8 +2848,8 @@
             <w:pPr>
               <w:pStyle w:val="Compact"/>
               <w:jc w:val="left"/>
-              <w:ind w:left="0" w:firstLine="0" w:right="0"/>
-              <w:spacing w:line="240" w:lineRule="auto" w:before="40" w:after="40"/>
+              <w:ind w:firstLine="0" w:left="0" w:right="0"/>
+              <w:spacing w:lineRule="auto" w:before="40" w:line="240" w:after="40"/>
             </w:pPr>
             <w:r>
               <w:rPr>
@@ -2865,8 +2865,8 @@
             <w:pPr>
               <w:pStyle w:val="Compact"/>
               <w:jc w:val="left"/>
-              <w:ind w:left="0" w:firstLine="0" w:right="0"/>
-              <w:spacing w:line="240" w:lineRule="auto" w:before="40" w:after="40"/>
+              <w:ind w:firstLine="0" w:left="0" w:right="0"/>
+              <w:spacing w:lineRule="auto" w:before="40" w:line="240" w:after="40"/>
             </w:pPr>
             <w:r>
               <w:t xml:space="preserve">none (omit</w:t>
@@ -2902,8 +2902,8 @@
             <w:pPr>
               <w:pStyle w:val="Compact"/>
               <w:jc w:val="left"/>
-              <w:ind w:left="0" w:firstLine="0" w:right="0"/>
-              <w:spacing w:line="240" w:lineRule="auto" w:before="40" w:after="40"/>
+              <w:ind w:firstLine="0" w:left="0" w:right="0"/>
+              <w:spacing w:lineRule="auto" w:before="40" w:line="240" w:after="40"/>
             </w:pPr>
             <w:r>
               <w:t xml:space="preserve">Float</w:t>
@@ -2916,8 +2916,8 @@
             <w:pPr>
               <w:pStyle w:val="Compact"/>
               <w:jc w:val="left"/>
-              <w:ind w:left="0" w:firstLine="0" w:right="0"/>
-              <w:spacing w:line="240" w:lineRule="auto" w:before="40" w:after="40"/>
+              <w:ind w:firstLine="0" w:left="0" w:right="0"/>
+              <w:spacing w:lineRule="auto" w:before="40" w:line="240" w:after="40"/>
             </w:pPr>
             <w:r>
               <w:rPr>
@@ -2933,8 +2933,8 @@
             <w:pPr>
               <w:pStyle w:val="Compact"/>
               <w:jc w:val="left"/>
-              <w:ind w:left="0" w:firstLine="0" w:right="0"/>
-              <w:spacing w:line="240" w:lineRule="auto" w:before="40" w:after="40"/>
+              <w:ind w:firstLine="0" w:left="0" w:right="0"/>
+              <w:spacing w:lineRule="auto" w:before="40" w:line="240" w:after="40"/>
             </w:pPr>
             <w:r>
               <w:rPr>
@@ -2950,8 +2950,8 @@
             <w:pPr>
               <w:pStyle w:val="Compact"/>
               <w:jc w:val="left"/>
-              <w:ind w:left="0" w:firstLine="0" w:right="0"/>
-              <w:spacing w:line="240" w:lineRule="auto" w:before="40" w:after="40"/>
+              <w:ind w:firstLine="0" w:left="0" w:right="0"/>
+              <w:spacing w:lineRule="auto" w:before="40" w:line="240" w:after="40"/>
             </w:pPr>
             <w:r>
               <w:rPr>
@@ -2996,8 +2996,8 @@
             <w:pPr>
               <w:pStyle w:val="Compact"/>
               <w:jc w:val="left"/>
-              <w:ind w:left="0" w:firstLine="0" w:right="0"/>
-              <w:spacing w:line="240" w:lineRule="auto" w:before="40" w:after="40"/>
+              <w:ind w:firstLine="0" w:left="0" w:right="0"/>
+              <w:spacing w:lineRule="auto" w:before="40" w:line="240" w:after="40"/>
             </w:pPr>
             <w:r>
               <w:t xml:space="preserve">Relation</w:t>
@@ -3010,8 +3010,8 @@
             <w:pPr>
               <w:pStyle w:val="Compact"/>
               <w:jc w:val="left"/>
-              <w:ind w:left="0" w:firstLine="0" w:right="0"/>
-              <w:spacing w:line="240" w:lineRule="auto" w:before="40" w:after="40"/>
+              <w:ind w:firstLine="0" w:left="0" w:right="0"/>
+              <w:spacing w:lineRule="auto" w:before="40" w:line="240" w:after="40"/>
             </w:pPr>
             <w:r>
               <w:rPr>
@@ -3027,8 +3027,8 @@
             <w:pPr>
               <w:pStyle w:val="Compact"/>
               <w:jc w:val="left"/>
-              <w:ind w:left="0" w:firstLine="0" w:right="0"/>
-              <w:spacing w:line="240" w:lineRule="auto" w:before="40" w:after="40"/>
+              <w:ind w:firstLine="0" w:left="0" w:right="0"/>
+              <w:spacing w:lineRule="auto" w:before="40" w:line="240" w:after="40"/>
             </w:pPr>
             <w:r>
               <w:rPr>
@@ -3044,8 +3044,8 @@
             <w:pPr>
               <w:pStyle w:val="Compact"/>
               <w:jc w:val="left"/>
-              <w:ind w:left="0" w:firstLine="0" w:right="0"/>
-              <w:spacing w:line="240" w:lineRule="auto" w:before="40" w:after="40"/>
+              <w:ind w:firstLine="0" w:left="0" w:right="0"/>
+              <w:spacing w:lineRule="auto" w:before="40" w:line="240" w:after="40"/>
             </w:pPr>
             <w:r>
               <w:t xml:space="preserve">none,</w:t>
@@ -3081,8 +3081,8 @@
             <w:pPr>
               <w:pStyle w:val="Compact"/>
               <w:jc w:val="left"/>
-              <w:ind w:left="0" w:firstLine="0" w:right="0"/>
-              <w:spacing w:line="240" w:lineRule="auto" w:before="40" w:after="40"/>
+              <w:ind w:firstLine="0" w:left="0" w:right="0"/>
+              <w:spacing w:lineRule="auto" w:before="40" w:line="240" w:after="40"/>
             </w:pPr>
             <w:r>
               <w:t xml:space="preserve">View</w:t>
@@ -3095,8 +3095,8 @@
             <w:pPr>
               <w:pStyle w:val="Compact"/>
               <w:jc w:val="left"/>
-              <w:ind w:left="0" w:firstLine="0" w:right="0"/>
-              <w:spacing w:line="240" w:lineRule="auto" w:before="40" w:after="40"/>
+              <w:ind w:firstLine="0" w:left="0" w:right="0"/>
+              <w:spacing w:lineRule="auto" w:before="40" w:line="240" w:after="40"/>
             </w:pPr>
             <w:r>
               <w:rPr>
@@ -3112,8 +3112,8 @@
             <w:pPr>
               <w:pStyle w:val="Compact"/>
               <w:jc w:val="left"/>
-              <w:ind w:left="0" w:firstLine="0" w:right="0"/>
-              <w:spacing w:line="240" w:lineRule="auto" w:before="40" w:after="40"/>
+              <w:ind w:firstLine="0" w:left="0" w:right="0"/>
+              <w:spacing w:lineRule="auto" w:before="40" w:line="240" w:after="40"/>
             </w:pPr>
             <w:r>
               <w:rPr>
@@ -3129,8 +3129,8 @@
             <w:pPr>
               <w:pStyle w:val="Compact"/>
               <w:jc w:val="left"/>
-              <w:ind w:left="0" w:firstLine="0" w:right="0"/>
-              <w:spacing w:line="240" w:lineRule="auto" w:before="40" w:after="40"/>
+              <w:ind w:firstLine="0" w:left="0" w:right="0"/>
+              <w:spacing w:lineRule="auto" w:before="40" w:line="240" w:after="40"/>
             </w:pPr>
             <w:r>
               <w:rPr>
@@ -3184,8 +3184,8 @@
             <w:pPr>
               <w:pStyle w:val="Compact"/>
               <w:jc w:val="left"/>
-              <w:ind w:left="0" w:firstLine="0" w:right="0"/>
-              <w:spacing w:line="240" w:lineRule="auto" w:before="40" w:after="40"/>
+              <w:ind w:firstLine="0" w:left="0" w:right="0"/>
+              <w:spacing w:lineRule="auto" w:before="40" w:line="240" w:after="40"/>
             </w:pPr>
             <w:r>
               <w:t xml:space="preserve">Specification</w:t>
@@ -3198,8 +3198,8 @@
             <w:pPr>
               <w:pStyle w:val="Compact"/>
               <w:jc w:val="left"/>
-              <w:ind w:left="0" w:firstLine="0" w:right="0"/>
-              <w:spacing w:line="240" w:lineRule="auto" w:before="40" w:after="40"/>
+              <w:ind w:firstLine="0" w:left="0" w:right="0"/>
+              <w:spacing w:lineRule="auto" w:before="40" w:line="240" w:after="40"/>
             </w:pPr>
             <w:r>
               <w:rPr>
@@ -3215,8 +3215,8 @@
             <w:pPr>
               <w:pStyle w:val="Compact"/>
               <w:jc w:val="left"/>
-              <w:ind w:left="0" w:firstLine="0" w:right="0"/>
-              <w:spacing w:line="240" w:lineRule="auto" w:before="40" w:after="40"/>
+              <w:ind w:firstLine="0" w:left="0" w:right="0"/>
+              <w:spacing w:lineRule="auto" w:before="40" w:line="240" w:after="40"/>
             </w:pPr>
             <w:r>
               <w:rPr>
@@ -3232,8 +3232,8 @@
             <w:pPr>
               <w:pStyle w:val="Compact"/>
               <w:jc w:val="left"/>
-              <w:ind w:left="0" w:firstLine="0" w:right="0"/>
-              <w:spacing w:line="240" w:lineRule="auto" w:before="40" w:after="40"/>
+              <w:ind w:firstLine="0" w:left="0" w:right="0"/>
+              <w:spacing w:lineRule="auto" w:before="40" w:line="240" w:after="40"/>
             </w:pPr>
             <w:r>
               <w:t xml:space="preserve">none (omit</w:t>
@@ -3260,8 +3260,8 @@
             <w:pPr>
               <w:pStyle w:val="Compact"/>
               <w:jc w:val="left"/>
-              <w:ind w:left="0" w:firstLine="0" w:right="0"/>
-              <w:spacing w:line="240" w:lineRule="auto" w:before="40" w:after="40"/>
+              <w:ind w:firstLine="0" w:left="0" w:right="0"/>
+              <w:spacing w:lineRule="auto" w:before="40" w:line="240" w:after="40"/>
             </w:pPr>
             <w:r>
               <w:t xml:space="preserve">Analyze query</w:t>
@@ -3274,8 +3274,8 @@
             <w:pPr>
               <w:pStyle w:val="Compact"/>
               <w:jc w:val="left"/>
-              <w:ind w:left="0" w:firstLine="0" w:right="0"/>
-              <w:spacing w:line="240" w:lineRule="auto" w:before="40" w:after="40"/>
+              <w:ind w:firstLine="0" w:left="0" w:right="0"/>
+              <w:spacing w:lineRule="auto" w:before="40" w:line="240" w:after="40"/>
             </w:pPr>
             <w:r>
               <w:rPr>
@@ -3291,8 +3291,8 @@
             <w:pPr>
               <w:pStyle w:val="Compact"/>
               <w:jc w:val="left"/>
-              <w:ind w:left="0" w:firstLine="0" w:right="0"/>
-              <w:spacing w:line="240" w:lineRule="auto" w:before="40" w:after="40"/>
+              <w:ind w:firstLine="0" w:left="0" w:right="0"/>
+              <w:spacing w:lineRule="auto" w:before="40" w:line="240" w:after="40"/>
             </w:pPr>
             <w:r>
               <w:rPr>
@@ -3308,8 +3308,8 @@
             <w:pPr>
               <w:pStyle w:val="Compact"/>
               <w:jc w:val="left"/>
-              <w:ind w:left="0" w:firstLine="0" w:right="0"/>
-              <w:spacing w:line="240" w:lineRule="auto" w:before="40" w:after="40"/>
+              <w:ind w:firstLine="0" w:left="0" w:right="0"/>
+              <w:spacing w:lineRule="auto" w:before="40" w:line="240" w:after="40"/>
             </w:pPr>
             <w:r>
               <w:rPr>
@@ -3593,12 +3593,12 @@
     </w:p>
     <w:p>
       <w:pPr>
-        <w:spacing w:after="0" w:lineRule="exact" w:before="0" w:line="20"/>
+        <w:spacing w:after="0" w:before="0" w:line="20" w:lineRule="exact"/>
         <w:rPr>
           <w:sz w:val="2"/>
         </w:rPr>
       </w:pPr>
-      <w:bookmarkStart w:id="5146" w:name="csv-tbl-model-hook-catalogue"/>
+      <w:bookmarkStart w:name="csv-tbl-model-hook-catalogue" w:id="5146"/>
       <w:bookmarkEnd w:id="5146"/>
     </w:p>
     <w:p>
@@ -3635,18 +3635,18 @@
         <w:tblLook w:firstRow="1" w:lastRow="0" w:firstColumn="0" w:lastColumn="0" w:noHBand="0" w:noVBand="0" w:val="0020"/>
         <w:jc w:val="start"/>
         <w:tblBorders>
-          <w:top w:sz="6" w:val="single" w:space="0" w:color="000000"/>
-          <w:left w:sz="6" w:val="single" w:space="0" w:color="000000"/>
-          <w:bottom w:sz="6" w:val="single" w:space="0" w:color="000000"/>
-          <w:right w:sz="6" w:val="single" w:space="0" w:color="000000"/>
-          <w:insideH w:sz="6" w:val="single" w:space="0" w:color="000000"/>
-          <w:insideV w:sz="6" w:val="single" w:space="0" w:color="000000"/>
+          <w:top w:color="000000" w:space="0" w:sz="6" w:val="single"/>
+          <w:left w:color="000000" w:space="0" w:sz="6" w:val="single"/>
+          <w:bottom w:color="000000" w:space="0" w:sz="6" w:val="single"/>
+          <w:right w:color="000000" w:space="0" w:sz="6" w:val="single"/>
+          <w:insideH w:color="000000" w:space="0" w:sz="6" w:val="single"/>
+          <w:insideV w:color="000000" w:space="0" w:sz="6" w:val="single"/>
         </w:tblBorders>
         <w:tblCellMar>
-          <w:top w:type="dxa" w:w="57"/>
-          <w:left w:type="dxa" w:w="108"/>
-          <w:bottom w:type="dxa" w:w="57"/>
-          <w:right w:type="dxa" w:w="108"/>
+          <w:top w:w="57" w:type="dxa"/>
+          <w:left w:w="108" w:type="dxa"/>
+          <w:bottom w:w="57" w:type="dxa"/>
+          <w:right w:w="108" w:type="dxa"/>
         </w:tblCellMar>
       </w:tblPr>
       <w:tblGrid>
@@ -3662,14 +3662,14 @@
         </w:trPr>
         <w:tc>
           <w:tcPr>
-            <w:shd w:val="clear" w:fill="E8E8E8" w:color="auto"/>
+            <w:shd w:color="auto" w:fill="E8E8E8" w:val="clear"/>
           </w:tcPr>
           <w:p>
             <w:pPr>
               <w:pStyle w:val="Compact"/>
               <w:jc w:val="left"/>
-              <w:ind w:left="0" w:firstLine="0" w:right="0"/>
-              <w:spacing w:line="240" w:lineRule="auto" w:before="40" w:after="40"/>
+              <w:ind w:firstLine="0" w:left="0" w:right="0"/>
+              <w:spacing w:lineRule="auto" w:before="40" w:line="240" w:after="40"/>
             </w:pPr>
             <w:r>
               <w:rPr>
@@ -3681,14 +3681,14 @@
         </w:tc>
         <w:tc>
           <w:tcPr>
-            <w:shd w:val="clear" w:fill="E8E8E8" w:color="auto"/>
+            <w:shd w:color="auto" w:fill="E8E8E8" w:val="clear"/>
           </w:tcPr>
           <w:p>
             <w:pPr>
               <w:pStyle w:val="Compact"/>
               <w:jc w:val="left"/>
-              <w:ind w:left="0" w:firstLine="0" w:right="0"/>
-              <w:spacing w:line="240" w:lineRule="auto" w:before="40" w:after="40"/>
+              <w:ind w:firstLine="0" w:left="0" w:right="0"/>
+              <w:spacing w:lineRule="auto" w:before="40" w:line="240" w:after="40"/>
             </w:pPr>
             <w:r>
               <w:rPr>
@@ -3700,14 +3700,14 @@
         </w:tc>
         <w:tc>
           <w:tcPr>
-            <w:shd w:val="clear" w:fill="E8E8E8" w:color="auto"/>
+            <w:shd w:color="auto" w:fill="E8E8E8" w:val="clear"/>
           </w:tcPr>
           <w:p>
             <w:pPr>
               <w:pStyle w:val="Compact"/>
               <w:jc w:val="left"/>
-              <w:ind w:left="0" w:firstLine="0" w:right="0"/>
-              <w:spacing w:line="240" w:lineRule="auto" w:before="40" w:after="40"/>
+              <w:ind w:firstLine="0" w:left="0" w:right="0"/>
+              <w:spacing w:lineRule="auto" w:before="40" w:line="240" w:after="40"/>
             </w:pPr>
             <w:r>
               <w:rPr>
@@ -3719,14 +3719,14 @@
         </w:tc>
         <w:tc>
           <w:tcPr>
-            <w:shd w:val="clear" w:fill="E8E8E8" w:color="auto"/>
+            <w:shd w:color="auto" w:fill="E8E8E8" w:val="clear"/>
           </w:tcPr>
           <w:p>
             <w:pPr>
               <w:pStyle w:val="Compact"/>
               <w:jc w:val="left"/>
-              <w:ind w:left="0" w:firstLine="0" w:right="0"/>
-              <w:spacing w:line="240" w:lineRule="auto" w:before="40" w:after="40"/>
+              <w:ind w:firstLine="0" w:left="0" w:right="0"/>
+              <w:spacing w:lineRule="auto" w:before="40" w:line="240" w:after="40"/>
             </w:pPr>
             <w:r>
               <w:rPr>
@@ -3738,14 +3738,14 @@
         </w:tc>
         <w:tc>
           <w:tcPr>
-            <w:shd w:val="clear" w:fill="E8E8E8" w:color="auto"/>
+            <w:shd w:color="auto" w:fill="E8E8E8" w:val="clear"/>
           </w:tcPr>
           <w:p>
             <w:pPr>
               <w:pStyle w:val="Compact"/>
               <w:jc w:val="left"/>
-              <w:ind w:left="0" w:firstLine="0" w:right="0"/>
-              <w:spacing w:line="240" w:lineRule="auto" w:before="40" w:after="40"/>
+              <w:ind w:firstLine="0" w:left="0" w:right="0"/>
+              <w:spacing w:lineRule="auto" w:before="40" w:line="240" w:after="40"/>
             </w:pPr>
             <w:r>
               <w:rPr>
@@ -3763,8 +3763,8 @@
             <w:pPr>
               <w:pStyle w:val="Compact"/>
               <w:jc w:val="left"/>
-              <w:ind w:left="0" w:firstLine="0" w:right="0"/>
-              <w:spacing w:line="240" w:lineRule="auto" w:before="40" w:after="40"/>
+              <w:ind w:firstLine="0" w:left="0" w:right="0"/>
+              <w:spacing w:lineRule="auto" w:before="40" w:line="240" w:after="40"/>
             </w:pPr>
             <w:r>
               <w:rPr>
@@ -3780,8 +3780,8 @@
             <w:pPr>
               <w:pStyle w:val="Compact"/>
               <w:jc w:val="left"/>
-              <w:ind w:left="0" w:firstLine="0" w:right="0"/>
-              <w:spacing w:line="240" w:lineRule="auto" w:before="40" w:after="40"/>
+              <w:ind w:firstLine="0" w:left="0" w:right="0"/>
+              <w:spacing w:lineRule="auto" w:before="40" w:line="240" w:after="40"/>
             </w:pPr>
             <w:r>
               <w:t xml:space="preserve">object, specification, float, view</w:t>
@@ -3794,8 +3794,8 @@
             <w:pPr>
               <w:pStyle w:val="Compact"/>
               <w:jc w:val="left"/>
-              <w:ind w:left="0" w:firstLine="0" w:right="0"/>
-              <w:spacing w:line="240" w:lineRule="auto" w:before="40" w:after="40"/>
+              <w:ind w:firstLine="0" w:left="0" w:right="0"/>
+              <w:spacing w:lineRule="auto" w:before="40" w:line="240" w:after="40"/>
             </w:pPr>
             <w:r>
               <w:t xml:space="preserve">render</w:t>
@@ -3808,8 +3808,8 @@
             <w:pPr>
               <w:pStyle w:val="Compact"/>
               <w:jc w:val="left"/>
-              <w:ind w:left="0" w:firstLine="0" w:right="0"/>
-              <w:spacing w:line="240" w:lineRule="auto" w:before="40" w:after="40"/>
+              <w:ind w:firstLine="0" w:left="0" w:right="0"/>
+              <w:spacing w:lineRule="auto" w:before="40" w:line="240" w:after="40"/>
             </w:pPr>
             <w:r>
               <w:t xml:space="preserve">Pandoc Block(s) / Inlines</w:t>
@@ -3822,8 +3822,8 @@
             <w:pPr>
               <w:pStyle w:val="Compact"/>
               <w:jc w:val="left"/>
-              <w:ind w:left="0" w:firstLine="0" w:right="0"/>
-              <w:spacing w:line="240" w:lineRule="auto" w:before="40" w:after="40"/>
+              <w:ind w:firstLine="0" w:left="0" w:right="0"/>
+              <w:spacing w:lineRule="auto" w:before="40" w:line="240" w:after="40"/>
             </w:pPr>
             <w:r>
               <w:t xml:space="preserve">EMIT, when the element of this type is being rendered.</w:t>
@@ -3838,8 +3838,8 @@
             <w:pPr>
               <w:pStyle w:val="Compact"/>
               <w:jc w:val="left"/>
-              <w:ind w:left="0" w:firstLine="0" w:right="0"/>
-              <w:spacing w:line="240" w:lineRule="auto" w:before="40" w:after="40"/>
+              <w:ind w:firstLine="0" w:left="0" w:right="0"/>
+              <w:spacing w:lineRule="auto" w:before="40" w:line="240" w:after="40"/>
             </w:pPr>
             <w:r>
               <w:rPr>
@@ -3855,8 +3855,8 @@
             <w:pPr>
               <w:pStyle w:val="Compact"/>
               <w:jc w:val="left"/>
-              <w:ind w:left="0" w:firstLine="0" w:right="0"/>
-              <w:spacing w:line="240" w:lineRule="auto" w:before="40" w:after="40"/>
+              <w:ind w:firstLine="0" w:left="0" w:right="0"/>
+              <w:spacing w:lineRule="auto" w:before="40" w:line="240" w:after="40"/>
             </w:pPr>
             <w:r>
               <w:t xml:space="preserve">view</w:t>
@@ -3869,8 +3869,8 @@
             <w:pPr>
               <w:pStyle w:val="Compact"/>
               <w:jc w:val="left"/>
-              <w:ind w:left="0" w:firstLine="0" w:right="0"/>
-              <w:spacing w:line="240" w:lineRule="auto" w:before="40" w:after="40"/>
+              <w:ind w:firstLine="0" w:left="0" w:right="0"/>
+              <w:spacing w:lineRule="auto" w:before="40" w:line="240" w:after="40"/>
             </w:pPr>
             <w:r>
               <w:t xml:space="preserve">render</w:t>
@@ -3883,8 +3883,8 @@
             <w:pPr>
               <w:pStyle w:val="Compact"/>
               <w:jc w:val="left"/>
-              <w:ind w:left="0" w:firstLine="0" w:right="0"/>
-              <w:spacing w:line="240" w:lineRule="auto" w:before="40" w:after="40"/>
+              <w:ind w:firstLine="0" w:left="0" w:right="0"/>
+              <w:spacing w:lineRule="auto" w:before="40" w:line="240" w:after="40"/>
             </w:pPr>
             <w:r>
               <w:t xml:space="preserve">Pandoc Block</w:t>
@@ -3897,8 +3897,8 @@
             <w:pPr>
               <w:pStyle w:val="Compact"/>
               <w:jc w:val="left"/>
-              <w:ind w:left="0" w:firstLine="0" w:right="0"/>
-              <w:spacing w:line="240" w:lineRule="auto" w:before="40" w:after="40"/>
+              <w:ind w:firstLine="0" w:left="0" w:right="0"/>
+              <w:spacing w:lineRule="auto" w:before="40" w:line="240" w:after="40"/>
             </w:pPr>
             <w:r>
               <w:t xml:space="preserve">EMIT, for a block view written as a fenced</w:t>
@@ -3928,8 +3928,8 @@
             <w:pPr>
               <w:pStyle w:val="Compact"/>
               <w:jc w:val="left"/>
-              <w:ind w:left="0" w:firstLine="0" w:right="0"/>
-              <w:spacing w:line="240" w:lineRule="auto" w:before="40" w:after="40"/>
+              <w:ind w:firstLine="0" w:left="0" w:right="0"/>
+              <w:spacing w:lineRule="auto" w:before="40" w:line="240" w:after="40"/>
             </w:pPr>
             <w:r>
               <w:rPr>
@@ -3945,8 +3945,8 @@
             <w:pPr>
               <w:pStyle w:val="Compact"/>
               <w:jc w:val="left"/>
-              <w:ind w:left="0" w:firstLine="0" w:right="0"/>
-              <w:spacing w:line="240" w:lineRule="auto" w:before="40" w:after="40"/>
+              <w:ind w:firstLine="0" w:left="0" w:right="0"/>
+              <w:spacing w:lineRule="auto" w:before="40" w:line="240" w:after="40"/>
             </w:pPr>
             <w:r>
               <w:t xml:space="preserve">relation</w:t>
@@ -3959,8 +3959,8 @@
             <w:pPr>
               <w:pStyle w:val="Compact"/>
               <w:jc w:val="left"/>
-              <w:ind w:left="0" w:firstLine="0" w:right="0"/>
-              <w:spacing w:line="240" w:lineRule="auto" w:before="40" w:after="40"/>
+              <w:ind w:firstLine="0" w:left="0" w:right="0"/>
+              <w:spacing w:lineRule="auto" w:before="40" w:line="240" w:after="40"/>
             </w:pPr>
             <w:r>
               <w:t xml:space="preserve">render</w:t>
@@ -3973,8 +3973,8 @@
             <w:pPr>
               <w:pStyle w:val="Compact"/>
               <w:jc w:val="left"/>
-              <w:ind w:left="0" w:firstLine="0" w:right="0"/>
-              <w:spacing w:line="240" w:lineRule="auto" w:before="40" w:after="40"/>
+              <w:ind w:firstLine="0" w:left="0" w:right="0"/>
+              <w:spacing w:lineRule="auto" w:before="40" w:line="240" w:after="40"/>
             </w:pPr>
             <w:r>
               <w:t xml:space="preserve">display string (or</w:t>
@@ -3999,8 +3999,8 @@
             <w:pPr>
               <w:pStyle w:val="Compact"/>
               <w:jc w:val="left"/>
-              <w:ind w:left="0" w:firstLine="0" w:right="0"/>
-              <w:spacing w:line="240" w:lineRule="auto" w:before="40" w:after="40"/>
+              <w:ind w:firstLine="0" w:left="0" w:right="0"/>
+              <w:spacing w:lineRule="auto" w:before="40" w:line="240" w:after="40"/>
             </w:pPr>
             <w:r>
               <w:t xml:space="preserve">EMIT, to produce the visible text of a link of this relation type.</w:t>
@@ -4015,8 +4015,8 @@
             <w:pPr>
               <w:pStyle w:val="Compact"/>
               <w:jc w:val="left"/>
-              <w:ind w:left="0" w:firstLine="0" w:right="0"/>
-              <w:spacing w:line="240" w:lineRule="auto" w:before="40" w:after="40"/>
+              <w:ind w:firstLine="0" w:left="0" w:right="0"/>
+              <w:spacing w:lineRule="auto" w:before="40" w:line="240" w:after="40"/>
             </w:pPr>
             <w:r>
               <w:rPr>
@@ -4032,8 +4032,8 @@
             <w:pPr>
               <w:pStyle w:val="Compact"/>
               <w:jc w:val="left"/>
-              <w:ind w:left="0" w:firstLine="0" w:right="0"/>
-              <w:spacing w:line="240" w:lineRule="auto" w:before="40" w:after="40"/>
+              <w:ind w:firstLine="0" w:left="0" w:right="0"/>
+              <w:spacing w:lineRule="auto" w:before="40" w:line="240" w:after="40"/>
             </w:pPr>
             <w:r>
               <w:t xml:space="preserve">analyze</w:t>
@@ -4046,8 +4046,8 @@
             <w:pPr>
               <w:pStyle w:val="Compact"/>
               <w:jc w:val="left"/>
-              <w:ind w:left="0" w:firstLine="0" w:right="0"/>
-              <w:spacing w:line="240" w:lineRule="auto" w:before="40" w:after="40"/>
+              <w:ind w:firstLine="0" w:left="0" w:right="0"/>
+              <w:spacing w:lineRule="auto" w:before="40" w:line="240" w:after="40"/>
             </w:pPr>
             <w:r>
               <w:t xml:space="preserve">render</w:t>
@@ -4060,8 +4060,8 @@
             <w:pPr>
               <w:pStyle w:val="Compact"/>
               <w:jc w:val="left"/>
-              <w:ind w:left="0" w:firstLine="0" w:right="0"/>
-              <w:spacing w:line="240" w:lineRule="auto" w:before="40" w:after="40"/>
+              <w:ind w:firstLine="0" w:left="0" w:right="0"/>
+              <w:spacing w:lineRule="auto" w:before="40" w:line="240" w:after="40"/>
             </w:pPr>
             <w:r>
               <w:t xml:space="preserve">diagnostic string</w:t>
@@ -4074,8 +4074,8 @@
             <w:pPr>
               <w:pStyle w:val="Compact"/>
               <w:jc w:val="left"/>
-              <w:ind w:left="0" w:firstLine="0" w:right="0"/>
-              <w:spacing w:line="240" w:lineRule="auto" w:before="40" w:after="40"/>
+              <w:ind w:firstLine="0" w:left="0" w:right="0"/>
+              <w:spacing w:lineRule="auto" w:before="40" w:line="240" w:after="40"/>
             </w:pPr>
             <w:r>
               <w:t xml:space="preserve">ANALYZE, once per row the SQL view returns.</w:t>
@@ -4090,8 +4090,8 @@
             <w:pPr>
               <w:pStyle w:val="Compact"/>
               <w:jc w:val="left"/>
-              <w:ind w:left="0" w:firstLine="0" w:right="0"/>
-              <w:spacing w:line="240" w:lineRule="auto" w:before="40" w:after="40"/>
+              <w:ind w:firstLine="0" w:left="0" w:right="0"/>
+              <w:spacing w:lineRule="auto" w:before="40" w:line="240" w:after="40"/>
             </w:pPr>
             <w:r>
               <w:rPr>
@@ -4107,8 +4107,8 @@
             <w:pPr>
               <w:pStyle w:val="Compact"/>
               <w:jc w:val="left"/>
-              <w:ind w:left="0" w:firstLine="0" w:right="0"/>
-              <w:spacing w:line="240" w:lineRule="auto" w:before="40" w:after="40"/>
+              <w:ind w:firstLine="0" w:left="0" w:right="0"/>
+              <w:spacing w:lineRule="auto" w:before="40" w:line="240" w:after="40"/>
             </w:pPr>
             <w:r>
               <w:t xml:space="preserve">view</w:t>
@@ -4121,8 +4121,8 @@
             <w:pPr>
               <w:pStyle w:val="Compact"/>
               <w:jc w:val="left"/>
-              <w:ind w:left="0" w:firstLine="0" w:right="0"/>
-              <w:spacing w:line="240" w:lineRule="auto" w:before="40" w:after="40"/>
+              <w:ind w:firstLine="0" w:left="0" w:right="0"/>
+              <w:spacing w:lineRule="auto" w:before="40" w:line="240" w:after="40"/>
             </w:pPr>
             <w:r>
               <w:t xml:space="preserve">data</w:t>
@@ -4135,8 +4135,8 @@
             <w:pPr>
               <w:pStyle w:val="Compact"/>
               <w:jc w:val="left"/>
-              <w:ind w:left="0" w:firstLine="0" w:right="0"/>
-              <w:spacing w:line="240" w:lineRule="auto" w:before="40" w:after="40"/>
+              <w:ind w:firstLine="0" w:left="0" w:right="0"/>
+              <w:spacing w:lineRule="auto" w:before="40" w:line="240" w:after="40"/>
             </w:pPr>
             <w:r>
               <w:rPr>
@@ -4152,8 +4152,8 @@
             <w:pPr>
               <w:pStyle w:val="Compact"/>
               <w:jc w:val="left"/>
-              <w:ind w:left="0" w:firstLine="0" w:right="0"/>
-              <w:spacing w:line="240" w:lineRule="auto" w:before="40" w:after="40"/>
+              <w:ind w:firstLine="0" w:left="0" w:right="0"/>
+              <w:spacing w:lineRule="auto" w:before="40" w:line="240" w:after="40"/>
             </w:pPr>
             <w:r>
               <w:t xml:space="preserve">When a chart/data view needs its dataset (</w:t>
@@ -4177,8 +4177,8 @@
             <w:pPr>
               <w:pStyle w:val="Compact"/>
               <w:jc w:val="left"/>
-              <w:ind w:left="0" w:firstLine="0" w:right="0"/>
-              <w:spacing w:line="240" w:lineRule="auto" w:before="40" w:after="40"/>
+              <w:ind w:firstLine="0" w:left="0" w:right="0"/>
+              <w:spacing w:lineRule="auto" w:before="40" w:line="240" w:after="40"/>
             </w:pPr>
             <w:r>
               <w:rPr>
@@ -4194,8 +4194,8 @@
             <w:pPr>
               <w:pStyle w:val="Compact"/>
               <w:jc w:val="left"/>
-              <w:ind w:left="0" w:firstLine="0" w:right="0"/>
-              <w:spacing w:line="240" w:lineRule="auto" w:before="40" w:after="40"/>
+              <w:ind w:firstLine="0" w:left="0" w:right="0"/>
+              <w:spacing w:lineRule="auto" w:before="40" w:line="240" w:after="40"/>
             </w:pPr>
             <w:r>
               <w:t xml:space="preserve">view</w:t>
@@ -4208,8 +4208,8 @@
             <w:pPr>
               <w:pStyle w:val="Compact"/>
               <w:jc w:val="left"/>
-              <w:ind w:left="0" w:firstLine="0" w:right="0"/>
-              <w:spacing w:line="240" w:lineRule="auto" w:before="40" w:after="40"/>
+              <w:ind w:firstLine="0" w:left="0" w:right="0"/>
+              <w:spacing w:lineRule="auto" w:before="40" w:line="240" w:after="40"/>
             </w:pPr>
             <w:r>
               <w:t xml:space="preserve">data</w:t>
@@ -4222,8 +4222,8 @@
             <w:pPr>
               <w:pStyle w:val="Compact"/>
               <w:jc w:val="left"/>
-              <w:ind w:left="0" w:firstLine="0" w:right="0"/>
-              <w:spacing w:line="240" w:lineRule="auto" w:before="40" w:after="40"/>
+              <w:ind w:firstLine="0" w:left="0" w:right="0"/>
+              <w:spacing w:lineRule="auto" w:before="40" w:line="240" w:after="40"/>
             </w:pPr>
             <w:r>
               <w:t xml:space="preserve">Pandoc Block</w:t>
@@ -4236,8 +4236,8 @@
             <w:pPr>
               <w:pStyle w:val="Compact"/>
               <w:jc w:val="left"/>
-              <w:ind w:left="0" w:firstLine="0" w:right="0"/>
-              <w:spacing w:line="240" w:lineRule="auto" w:before="40" w:after="40"/>
+              <w:ind w:firstLine="0" w:left="0" w:right="0"/>
+              <w:spacing w:lineRule="auto" w:before="40" w:line="240" w:after="40"/>
             </w:pPr>
             <w:r>
               <w:t xml:space="preserve">When a</w:t>
@@ -4267,8 +4267,8 @@
             <w:pPr>
               <w:pStyle w:val="Compact"/>
               <w:jc w:val="left"/>
-              <w:ind w:left="0" w:firstLine="0" w:right="0"/>
-              <w:spacing w:line="240" w:lineRule="auto" w:before="40" w:after="40"/>
+              <w:ind w:firstLine="0" w:left="0" w:right="0"/>
+              <w:spacing w:lineRule="auto" w:before="40" w:line="240" w:after="40"/>
             </w:pPr>
             <w:r>
               <w:rPr>
@@ -4284,8 +4284,8 @@
             <w:pPr>
               <w:pStyle w:val="Compact"/>
               <w:jc w:val="left"/>
-              <w:ind w:left="0" w:firstLine="0" w:right="0"/>
-              <w:spacing w:line="240" w:lineRule="auto" w:before="40" w:after="40"/>
+              <w:ind w:firstLine="0" w:left="0" w:right="0"/>
+              <w:spacing w:lineRule="auto" w:before="40" w:line="240" w:after="40"/>
             </w:pPr>
             <w:r>
               <w:t xml:space="preserve">float</w:t>
@@ -4298,8 +4298,8 @@
             <w:pPr>
               <w:pStyle w:val="Compact"/>
               <w:jc w:val="left"/>
-              <w:ind w:left="0" w:firstLine="0" w:right="0"/>
-              <w:spacing w:line="240" w:lineRule="auto" w:before="40" w:after="40"/>
+              <w:ind w:firstLine="0" w:left="0" w:right="0"/>
+              <w:spacing w:lineRule="auto" w:before="40" w:line="240" w:after="40"/>
             </w:pPr>
             <w:r>
               <w:t xml:space="preserve">data</w:t>
@@ -4312,8 +4312,8 @@
             <w:pPr>
               <w:pStyle w:val="Compact"/>
               <w:jc w:val="left"/>
-              <w:ind w:left="0" w:firstLine="0" w:right="0"/>
-              <w:spacing w:line="240" w:lineRule="auto" w:before="40" w:after="40"/>
+              <w:ind w:firstLine="0" w:left="0" w:right="0"/>
+              <w:spacing w:lineRule="auto" w:before="40" w:line="240" w:after="40"/>
             </w:pPr>
             <w:r>
               <w:t xml:space="preserve">resolved-AST string</w:t>
@@ -4326,8 +4326,8 @@
             <w:pPr>
               <w:pStyle w:val="Compact"/>
               <w:jc w:val="left"/>
-              <w:ind w:left="0" w:firstLine="0" w:right="0"/>
-              <w:spacing w:line="240" w:lineRule="auto" w:before="40" w:after="40"/>
+              <w:ind w:firstLine="0" w:left="0" w:right="0"/>
+              <w:spacing w:lineRule="auto" w:before="40" w:line="240" w:after="40"/>
             </w:pPr>
             <w:r>
               <w:t xml:space="preserve">TRANSFORM, to resolve a float internally (</w:t>
@@ -4363,8 +4363,8 @@
             <w:pPr>
               <w:pStyle w:val="Compact"/>
               <w:jc w:val="left"/>
-              <w:ind w:left="0" w:firstLine="0" w:right="0"/>
-              <w:spacing w:line="240" w:lineRule="auto" w:before="40" w:after="40"/>
+              <w:ind w:firstLine="0" w:left="0" w:right="0"/>
+              <w:spacing w:lineRule="auto" w:before="40" w:line="240" w:after="40"/>
             </w:pPr>
             <w:r>
               <w:rPr>
@@ -4380,8 +4380,8 @@
             <w:pPr>
               <w:pStyle w:val="Compact"/>
               <w:jc w:val="left"/>
-              <w:ind w:left="0" w:firstLine="0" w:right="0"/>
-              <w:spacing w:line="240" w:lineRule="auto" w:before="40" w:after="40"/>
+              <w:ind w:firstLine="0" w:left="0" w:right="0"/>
+              <w:spacing w:lineRule="auto" w:before="40" w:line="240" w:after="40"/>
             </w:pPr>
             <w:r>
               <w:t xml:space="preserve">float</w:t>
@@ -4394,8 +4394,8 @@
             <w:pPr>
               <w:pStyle w:val="Compact"/>
               <w:jc w:val="left"/>
-              <w:ind w:left="0" w:firstLine="0" w:right="0"/>
-              <w:spacing w:line="240" w:lineRule="auto" w:before="40" w:after="40"/>
+              <w:ind w:firstLine="0" w:left="0" w:right="0"/>
+              <w:spacing w:lineRule="auto" w:before="40" w:line="240" w:after="40"/>
             </w:pPr>
             <w:r>
               <w:t xml:space="preserve">data</w:t>
@@ -4408,8 +4408,8 @@
             <w:pPr>
               <w:pStyle w:val="Compact"/>
               <w:jc w:val="left"/>
-              <w:ind w:left="0" w:firstLine="0" w:right="0"/>
-              <w:spacing w:line="240" w:lineRule="auto" w:before="40" w:after="40"/>
+              <w:ind w:firstLine="0" w:left="0" w:right="0"/>
+              <w:spacing w:lineRule="auto" w:before="40" w:line="240" w:after="40"/>
             </w:pPr>
             <w:r>
               <w:t xml:space="preserve">task table (or</w:t>
@@ -4437,8 +4437,8 @@
             <w:pPr>
               <w:pStyle w:val="Compact"/>
               <w:jc w:val="left"/>
-              <w:ind w:left="0" w:firstLine="0" w:right="0"/>
-              <w:spacing w:line="240" w:lineRule="auto" w:before="40" w:after="40"/>
+              <w:ind w:firstLine="0" w:left="0" w:right="0"/>
+              <w:spacing w:lineRule="auto" w:before="40" w:line="240" w:after="40"/>
             </w:pPr>
             <w:r>
               <w:t xml:space="preserve">TRANSFORM, to spawn an external tool (</w:t>
@@ -4474,8 +4474,8 @@
             <w:pPr>
               <w:pStyle w:val="Compact"/>
               <w:jc w:val="left"/>
-              <w:ind w:left="0" w:firstLine="0" w:right="0"/>
-              <w:spacing w:line="240" w:lineRule="auto" w:before="40" w:after="40"/>
+              <w:ind w:firstLine="0" w:left="0" w:right="0"/>
+              <w:spacing w:lineRule="auto" w:before="40" w:line="240" w:after="40"/>
             </w:pPr>
             <w:r>
               <w:rPr>
@@ -4491,8 +4491,8 @@
             <w:pPr>
               <w:pStyle w:val="Compact"/>
               <w:jc w:val="left"/>
-              <w:ind w:left="0" w:firstLine="0" w:right="0"/>
-              <w:spacing w:line="240" w:lineRule="auto" w:before="40" w:after="40"/>
+              <w:ind w:firstLine="0" w:left="0" w:right="0"/>
+              <w:spacing w:lineRule="auto" w:before="40" w:line="240" w:after="40"/>
             </w:pPr>
             <w:r>
               <w:t xml:space="preserve">float</w:t>
@@ -4505,8 +4505,8 @@
             <w:pPr>
               <w:pStyle w:val="Compact"/>
               <w:jc w:val="left"/>
-              <w:ind w:left="0" w:firstLine="0" w:right="0"/>
-              <w:spacing w:line="240" w:lineRule="auto" w:before="40" w:after="40"/>
+              <w:ind w:firstLine="0" w:left="0" w:right="0"/>
+              <w:spacing w:lineRule="auto" w:before="40" w:line="240" w:after="40"/>
             </w:pPr>
             <w:r>
               <w:t xml:space="preserve">data</w:t>
@@ -4519,8 +4519,8 @@
             <w:pPr>
               <w:pStyle w:val="Compact"/>
               <w:jc w:val="left"/>
-              <w:ind w:left="0" w:firstLine="0" w:right="0"/>
-              <w:spacing w:line="240" w:lineRule="auto" w:before="40" w:after="40"/>
+              <w:ind w:firstLine="0" w:left="0" w:right="0"/>
+              <w:spacing w:lineRule="auto" w:before="40" w:line="240" w:after="40"/>
             </w:pPr>
             <w:r>
               <w:t xml:space="preserve">(writes resolved AST)</w:t>
@@ -4533,8 +4533,8 @@
             <w:pPr>
               <w:pStyle w:val="Compact"/>
               <w:jc w:val="left"/>
-              <w:ind w:left="0" w:firstLine="0" w:right="0"/>
-              <w:spacing w:line="240" w:lineRule="auto" w:before="40" w:after="40"/>
+              <w:ind w:firstLine="0" w:left="0" w:right="0"/>
+              <w:spacing w:lineRule="auto" w:before="40" w:line="240" w:after="40"/>
             </w:pPr>
             <w:r>
               <w:t xml:space="preserve">After the external tool finishes (</w:t>
@@ -4582,8 +4582,8 @@
             <w:pPr>
               <w:pStyle w:val="Compact"/>
               <w:jc w:val="left"/>
-              <w:ind w:left="0" w:firstLine="0" w:right="0"/>
-              <w:spacing w:line="240" w:lineRule="auto" w:before="40" w:after="40"/>
+              <w:ind w:firstLine="0" w:left="0" w:right="0"/>
+              <w:spacing w:lineRule="auto" w:before="40" w:line="240" w:after="40"/>
             </w:pPr>
             <w:r>
               <w:rPr>
@@ -4599,8 +4599,8 @@
             <w:pPr>
               <w:pStyle w:val="Compact"/>
               <w:jc w:val="left"/>
-              <w:ind w:left="0" w:firstLine="0" w:right="0"/>
-              <w:spacing w:line="240" w:lineRule="auto" w:before="40" w:after="40"/>
+              <w:ind w:firstLine="0" w:left="0" w:right="0"/>
+              <w:spacing w:lineRule="auto" w:before="40" w:line="240" w:after="40"/>
             </w:pPr>
             <w:r>
               <w:t xml:space="preserve">relation</w:t>
@@ -4613,8 +4613,8 @@
             <w:pPr>
               <w:pStyle w:val="Compact"/>
               <w:jc w:val="left"/>
-              <w:ind w:left="0" w:firstLine="0" w:right="0"/>
-              <w:spacing w:line="240" w:lineRule="auto" w:before="40" w:after="40"/>
+              <w:ind w:firstLine="0" w:left="0" w:right="0"/>
+              <w:spacing w:lineRule="auto" w:before="40" w:line="240" w:after="40"/>
             </w:pPr>
             <w:r>
               <w:t xml:space="preserve">data</w:t>
@@ -4627,8 +4627,8 @@
             <w:pPr>
               <w:pStyle w:val="Compact"/>
               <w:jc w:val="left"/>
-              <w:ind w:left="0" w:firstLine="0" w:right="0"/>
-              <w:spacing w:line="240" w:lineRule="auto" w:before="40" w:after="40"/>
+              <w:ind w:firstLine="0" w:left="0" w:right="0"/>
+              <w:spacing w:lineRule="auto" w:before="40" w:line="240" w:after="40"/>
             </w:pPr>
             <w:r>
               <w:rPr>
@@ -4644,8 +4644,8 @@
             <w:pPr>
               <w:pStyle w:val="Compact"/>
               <w:jc w:val="left"/>
-              <w:ind w:left="0" w:firstLine="0" w:right="0"/>
-              <w:spacing w:line="240" w:lineRule="auto" w:before="40" w:after="40"/>
+              <w:ind w:firstLine="0" w:left="0" w:right="0"/>
+              <w:spacing w:lineRule="auto" w:before="40" w:line="240" w:after="40"/>
             </w:pPr>
             <w:r>
               <w:t xml:space="preserve">ANALYZE, to resolve a link of this relation type (</w:t>
@@ -4740,12 +4740,12 @@
     </w:p>
     <w:p>
       <w:pPr>
-        <w:spacing w:after="0" w:lineRule="exact" w:before="0" w:line="20"/>
+        <w:spacing w:after="0" w:before="0" w:line="20" w:lineRule="exact"/>
         <w:rPr>
           <w:sz w:val="2"/>
         </w:rPr>
       </w:pPr>
-      <w:bookmarkStart w:id="43610" w:name="csv-tbl-model-ctx-fields"/>
+      <w:bookmarkStart w:name="csv-tbl-model-ctx-fields" w:id="43610"/>
       <w:bookmarkEnd w:id="43610"/>
     </w:p>
     <w:p>
@@ -4782,18 +4782,18 @@
         <w:tblLook w:firstRow="1" w:lastRow="0" w:firstColumn="0" w:lastColumn="0" w:noHBand="0" w:noVBand="0" w:val="0020"/>
         <w:jc w:val="start"/>
         <w:tblBorders>
-          <w:top w:sz="6" w:val="single" w:space="0" w:color="000000"/>
-          <w:left w:sz="6" w:val="single" w:space="0" w:color="000000"/>
-          <w:bottom w:sz="6" w:val="single" w:space="0" w:color="000000"/>
-          <w:right w:sz="6" w:val="single" w:space="0" w:color="000000"/>
-          <w:insideH w:sz="6" w:val="single" w:space="0" w:color="000000"/>
-          <w:insideV w:sz="6" w:val="single" w:space="0" w:color="000000"/>
+          <w:top w:color="000000" w:space="0" w:sz="6" w:val="single"/>
+          <w:left w:color="000000" w:space="0" w:sz="6" w:val="single"/>
+          <w:bottom w:color="000000" w:space="0" w:sz="6" w:val="single"/>
+          <w:right w:color="000000" w:space="0" w:sz="6" w:val="single"/>
+          <w:insideH w:color="000000" w:space="0" w:sz="6" w:val="single"/>
+          <w:insideV w:color="000000" w:space="0" w:sz="6" w:val="single"/>
         </w:tblBorders>
         <w:tblCellMar>
-          <w:top w:type="dxa" w:w="57"/>
-          <w:left w:type="dxa" w:w="108"/>
-          <w:bottom w:type="dxa" w:w="57"/>
-          <w:right w:type="dxa" w:w="108"/>
+          <w:top w:w="57" w:type="dxa"/>
+          <w:left w:w="108" w:type="dxa"/>
+          <w:bottom w:w="57" w:type="dxa"/>
+          <w:right w:w="108" w:type="dxa"/>
         </w:tblCellMar>
       </w:tblPr>
       <w:tblGrid>
@@ -4806,14 +4806,14 @@
         </w:trPr>
         <w:tc>
           <w:tcPr>
-            <w:shd w:val="clear" w:fill="E8E8E8" w:color="auto"/>
+            <w:shd w:color="auto" w:fill="E8E8E8" w:val="clear"/>
           </w:tcPr>
           <w:p>
             <w:pPr>
               <w:pStyle w:val="Compact"/>
               <w:jc w:val="left"/>
-              <w:ind w:left="0" w:firstLine="0" w:right="0"/>
-              <w:spacing w:line="240" w:lineRule="auto" w:before="40" w:after="40"/>
+              <w:ind w:firstLine="0" w:left="0" w:right="0"/>
+              <w:spacing w:lineRule="auto" w:before="40" w:line="240" w:after="40"/>
             </w:pPr>
             <w:r>
               <w:rPr>
@@ -4825,14 +4825,14 @@
         </w:tc>
         <w:tc>
           <w:tcPr>
-            <w:shd w:val="clear" w:fill="E8E8E8" w:color="auto"/>
+            <w:shd w:color="auto" w:fill="E8E8E8" w:val="clear"/>
           </w:tcPr>
           <w:p>
             <w:pPr>
               <w:pStyle w:val="Compact"/>
               <w:jc w:val="left"/>
-              <w:ind w:left="0" w:firstLine="0" w:right="0"/>
-              <w:spacing w:line="240" w:lineRule="auto" w:before="40" w:after="40"/>
+              <w:ind w:firstLine="0" w:left="0" w:right="0"/>
+              <w:spacing w:lineRule="auto" w:before="40" w:line="240" w:after="40"/>
             </w:pPr>
             <w:r>
               <w:rPr>
@@ -4850,8 +4850,8 @@
             <w:pPr>
               <w:pStyle w:val="Compact"/>
               <w:jc w:val="left"/>
-              <w:ind w:left="0" w:firstLine="0" w:right="0"/>
-              <w:spacing w:line="240" w:lineRule="auto" w:before="40" w:after="40"/>
+              <w:ind w:firstLine="0" w:left="0" w:right="0"/>
+              <w:spacing w:lineRule="auto" w:before="40" w:line="240" w:after="40"/>
             </w:pPr>
             <w:r>
               <w:rPr>
@@ -4867,8 +4867,8 @@
             <w:pPr>
               <w:pStyle w:val="Compact"/>
               <w:jc w:val="left"/>
-              <w:ind w:left="0" w:firstLine="0" w:right="0"/>
-              <w:spacing w:line="240" w:lineRule="auto" w:before="40" w:after="40"/>
+              <w:ind w:firstLine="0" w:left="0" w:right="0"/>
+              <w:spacing w:lineRule="auto" w:before="40" w:line="240" w:after="40"/>
             </w:pPr>
             <w:r>
               <w:t xml:space="preserve">The hook-specific payload. Examples include an object, float, view parameters, relation target, or analyze-query row.</w:t>
@@ -4883,8 +4883,8 @@
             <w:pPr>
               <w:pStyle w:val="Compact"/>
               <w:jc w:val="left"/>
-              <w:ind w:left="0" w:firstLine="0" w:right="0"/>
-              <w:spacing w:line="240" w:lineRule="auto" w:before="40" w:after="40"/>
+              <w:ind w:firstLine="0" w:left="0" w:right="0"/>
+              <w:spacing w:lineRule="auto" w:before="40" w:line="240" w:after="40"/>
             </w:pPr>
             <w:r>
               <w:rPr>
@@ -4900,8 +4900,8 @@
             <w:pPr>
               <w:pStyle w:val="Compact"/>
               <w:jc w:val="left"/>
-              <w:ind w:left="0" w:firstLine="0" w:right="0"/>
-              <w:spacing w:line="240" w:lineRule="auto" w:before="40" w:after="40"/>
+              <w:ind w:firstLine="0" w:left="0" w:right="0"/>
+              <w:spacing w:lineRule="auto" w:before="40" w:line="240" w:after="40"/>
             </w:pPr>
             <w:r>
               <w:t xml:space="preserve">The</w:t>
@@ -4931,8 +4931,8 @@
             <w:pPr>
               <w:pStyle w:val="Compact"/>
               <w:jc w:val="left"/>
-              <w:ind w:left="0" w:firstLine="0" w:right="0"/>
-              <w:spacing w:line="240" w:lineRule="auto" w:before="40" w:after="40"/>
+              <w:ind w:firstLine="0" w:left="0" w:right="0"/>
+              <w:spacing w:lineRule="auto" w:before="40" w:line="240" w:after="40"/>
             </w:pPr>
             <w:r>
               <w:rPr>
@@ -4948,8 +4948,8 @@
             <w:pPr>
               <w:pStyle w:val="Compact"/>
               <w:jc w:val="left"/>
-              <w:ind w:left="0" w:firstLine="0" w:right="0"/>
-              <w:spacing w:line="240" w:lineRule="auto" w:before="40" w:after="40"/>
+              <w:ind w:firstLine="0" w:left="0" w:right="0"/>
+              <w:spacing w:lineRule="auto" w:before="40" w:line="240" w:after="40"/>
             </w:pPr>
             <w:r>
               <w:t xml:space="preserve">Identifier of the specification being processed. Present on both tiers.</w:t>
@@ -4964,8 +4964,8 @@
             <w:pPr>
               <w:pStyle w:val="Compact"/>
               <w:jc w:val="left"/>
-              <w:ind w:left="0" w:firstLine="0" w:right="0"/>
-              <w:spacing w:line="240" w:lineRule="auto" w:before="40" w:after="40"/>
+              <w:ind w:firstLine="0" w:left="0" w:right="0"/>
+              <w:spacing w:lineRule="auto" w:before="40" w:line="240" w:after="40"/>
             </w:pPr>
             <w:r>
               <w:rPr>
@@ -4981,8 +4981,8 @@
             <w:pPr>
               <w:pStyle w:val="Compact"/>
               <w:jc w:val="left"/>
-              <w:ind w:left="0" w:firstLine="0" w:right="0"/>
-              <w:spacing w:line="240" w:lineRule="auto" w:before="40" w:after="40"/>
+              <w:ind w:firstLine="0" w:left="0" w:right="0"/>
+              <w:spacing w:lineRule="auto" w:before="40" w:line="240" w:after="40"/>
             </w:pPr>
             <w:r>
               <w:t xml:space="preserve">Logger (</w:t>
@@ -5018,8 +5018,8 @@
             <w:pPr>
               <w:pStyle w:val="Compact"/>
               <w:jc w:val="left"/>
-              <w:ind w:left="0" w:firstLine="0" w:right="0"/>
-              <w:spacing w:line="240" w:lineRule="auto" w:before="40" w:after="40"/>
+              <w:ind w:firstLine="0" w:left="0" w:right="0"/>
+              <w:spacing w:lineRule="auto" w:before="40" w:line="240" w:after="40"/>
             </w:pPr>
             <w:r>
               <w:rPr>
@@ -5035,8 +5035,8 @@
             <w:pPr>
               <w:pStyle w:val="Compact"/>
               <w:jc w:val="left"/>
-              <w:ind w:left="0" w:firstLine="0" w:right="0"/>
-              <w:spacing w:line="240" w:lineRule="auto" w:before="40" w:after="40"/>
+              <w:ind w:firstLine="0" w:left="0" w:right="0"/>
+              <w:spacing w:lineRule="auto" w:before="40" w:line="240" w:after="40"/>
             </w:pPr>
             <w:r>
               <w:t xml:space="preserve">The Pandoc module.</w:t>
@@ -5067,8 +5067,8 @@
             <w:pPr>
               <w:pStyle w:val="Compact"/>
               <w:jc w:val="left"/>
-              <w:ind w:left="0" w:firstLine="0" w:right="0"/>
-              <w:spacing w:line="240" w:lineRule="auto" w:before="40" w:after="40"/>
+              <w:ind w:firstLine="0" w:left="0" w:right="0"/>
+              <w:spacing w:lineRule="auto" w:before="40" w:line="240" w:after="40"/>
             </w:pPr>
             <w:r>
               <w:rPr>
@@ -5084,8 +5084,8 @@
             <w:pPr>
               <w:pStyle w:val="Compact"/>
               <w:jc w:val="left"/>
-              <w:ind w:left="0" w:firstLine="0" w:right="0"/>
-              <w:spacing w:line="240" w:lineRule="auto" w:before="40" w:after="40"/>
+              <w:ind w:firstLine="0" w:left="0" w:right="0"/>
+              <w:spacing w:lineRule="auto" w:before="40" w:line="240" w:after="40"/>
             </w:pPr>
             <w:r>
               <w:t xml:space="preserve">Target output format (</w:t>
@@ -5155,8 +5155,8 @@
             <w:pPr>
               <w:pStyle w:val="Compact"/>
               <w:jc w:val="left"/>
-              <w:ind w:left="0" w:firstLine="0" w:right="0"/>
-              <w:spacing w:line="240" w:lineRule="auto" w:before="40" w:after="40"/>
+              <w:ind w:firstLine="0" w:left="0" w:right="0"/>
+              <w:spacing w:lineRule="auto" w:before="40" w:line="240" w:after="40"/>
             </w:pPr>
             <w:r>
               <w:rPr>
@@ -5196,8 +5196,8 @@
             <w:pPr>
               <w:pStyle w:val="Compact"/>
               <w:jc w:val="left"/>
-              <w:ind w:left="0" w:firstLine="0" w:right="0"/>
-              <w:spacing w:line="240" w:lineRule="auto" w:before="40" w:after="40"/>
+              <w:ind w:firstLine="0" w:left="0" w:right="0"/>
+              <w:spacing w:lineRule="auto" w:before="40" w:line="240" w:after="40"/>
             </w:pPr>
             <w:r>
               <w:t xml:space="preserve">Diagnostics sink, model name, and project config. These fields are always in the render tier. A data context contains them when available.</w:t>
@@ -5212,8 +5212,8 @@
             <w:pPr>
               <w:pStyle w:val="Compact"/>
               <w:jc w:val="left"/>
-              <w:ind w:left="0" w:firstLine="0" w:right="0"/>
-              <w:spacing w:line="240" w:lineRule="auto" w:before="40" w:after="40"/>
+              <w:ind w:firstLine="0" w:left="0" w:right="0"/>
+              <w:spacing w:lineRule="auto" w:before="40" w:line="240" w:after="40"/>
             </w:pPr>
             <w:r>
               <w:rPr>
@@ -5229,8 +5229,8 @@
             <w:pPr>
               <w:pStyle w:val="Compact"/>
               <w:jc w:val="left"/>
-              <w:ind w:left="0" w:firstLine="0" w:right="0"/>
-              <w:spacing w:line="240" w:lineRule="auto" w:before="40" w:after="40"/>
+              <w:ind w:firstLine="0" w:left="0" w:right="0"/>
+              <w:spacing w:lineRule="auto" w:before="40" w:line="240" w:after="40"/>
             </w:pPr>
             <w:r>
               <w:t xml:space="preserve">The registry, for cross-hook dispatch (e.g. </w:t>
@@ -5317,12 +5317,12 @@
     </w:p>
     <w:p>
       <w:pPr>
-        <w:spacing w:after="0" w:lineRule="exact" w:before="0" w:line="20"/>
+        <w:spacing w:after="0" w:before="0" w:line="20" w:lineRule="exact"/>
         <w:rPr>
           <w:sz w:val="2"/>
         </w:rPr>
       </w:pPr>
-      <w:bookmarkStart w:id="99581" w:name="listing-src-model-template-object"/>
+      <w:bookmarkStart w:name="listing-src-model-template-object" w:id="99581"/>
       <w:bookmarkEnd w:id="99581"/>
     </w:p>
     <w:p>
@@ -7593,12 +7593,12 @@
     </w:p>
     <w:p>
       <w:pPr>
-        <w:spacing w:after="0" w:lineRule="exact" w:before="0" w:line="20"/>
+        <w:spacing w:after="0" w:before="0" w:line="20" w:lineRule="exact"/>
         <w:rPr>
           <w:sz w:val="2"/>
         </w:rPr>
       </w:pPr>
-      <w:bookmarkStart w:id="40209" w:name="listing-src-model-template-object-usage"/>
+      <w:bookmarkStart w:name="listing-src-model-template-object-usage" w:id="40209"/>
       <w:bookmarkEnd w:id="40209"/>
     </w:p>
     <w:p>
@@ -7806,12 +7806,12 @@
     </w:p>
     <w:p>
       <w:pPr>
-        <w:spacing w:after="0" w:lineRule="exact" w:before="0" w:line="20"/>
+        <w:spacing w:after="0" w:before="0" w:line="20" w:lineRule="exact"/>
         <w:rPr>
           <w:sz w:val="2"/>
         </w:rPr>
       </w:pPr>
-      <w:bookmarkStart w:id="47527" w:name="listing-src-model-template-relation-simple"/>
+      <w:bookmarkStart w:name="listing-src-model-template-relation-simple" w:id="47527"/>
       <w:bookmarkEnd w:id="47527"/>
     </w:p>
     <w:p>
@@ -8347,12 +8347,12 @@
     </w:p>
     <w:p>
       <w:pPr>
-        <w:spacing w:after="0" w:lineRule="exact" w:before="0" w:line="20"/>
+        <w:spacing w:after="0" w:before="0" w:line="20" w:lineRule="exact"/>
         <w:rPr>
           <w:sz w:val="2"/>
         </w:rPr>
       </w:pPr>
-      <w:bookmarkStart w:id="59215" w:name="listing-src-model-template-relation-display"/>
+      <w:bookmarkStart w:name="listing-src-model-template-relation-display" w:id="59215"/>
       <w:bookmarkEnd w:id="59215"/>
     </w:p>
     <w:p>
@@ -9374,12 +9374,12 @@
     </w:p>
     <w:p>
       <w:pPr>
-        <w:spacing w:after="0" w:lineRule="exact" w:before="0" w:line="20"/>
+        <w:spacing w:after="0" w:before="0" w:line="20" w:lineRule="exact"/>
         <w:rPr>
           <w:sz w:val="2"/>
         </w:rPr>
       </w:pPr>
-      <w:bookmarkStart w:id="84323" w:name="listing-src-model-template-view"/>
+      <w:bookmarkStart w:name="listing-src-model-template-view" w:id="84323"/>
       <w:bookmarkEnd w:id="84323"/>
     </w:p>
     <w:p>
@@ -10549,12 +10549,12 @@
     </w:p>
     <w:p>
       <w:pPr>
-        <w:spacing w:after="0" w:lineRule="exact" w:before="0" w:line="20"/>
+        <w:spacing w:after="0" w:before="0" w:line="20" w:lineRule="exact"/>
         <w:rPr>
           <w:sz w:val="2"/>
         </w:rPr>
       </w:pPr>
-      <w:bookmarkStart w:id="33411" w:name="listing-src-model-template-view-block"/>
+      <w:bookmarkStart w:name="listing-src-model-template-view-block" w:id="33411"/>
       <w:bookmarkEnd w:id="33411"/>
     </w:p>
     <w:p>
@@ -12856,12 +12856,12 @@
     </w:p>
     <w:p>
       <w:pPr>
-        <w:spacing w:after="0" w:lineRule="exact" w:before="0" w:line="20"/>
+        <w:spacing w:after="0" w:before="0" w:line="20" w:lineRule="exact"/>
         <w:rPr>
           <w:sz w:val="2"/>
         </w:rPr>
       </w:pPr>
-      <w:bookmarkStart w:id="36064" w:name="listing-src-model-template-float"/>
+      <w:bookmarkStart w:name="listing-src-model-template-float" w:id="36064"/>
       <w:bookmarkEnd w:id="36064"/>
     </w:p>
     <w:p>
@@ -13305,12 +13305,12 @@
     </w:p>
     <w:p>
       <w:pPr>
-        <w:spacing w:after="0" w:lineRule="exact" w:before="0" w:line="20"/>
+        <w:spacing w:after="0" w:before="0" w:line="20" w:lineRule="exact"/>
         <w:rPr>
           <w:sz w:val="2"/>
         </w:rPr>
       </w:pPr>
-      <w:bookmarkStart w:id="34132" w:name="listing-src-model-template-float-usage"/>
+      <w:bookmarkStart w:name="listing-src-model-template-float-usage" w:id="34132"/>
       <w:bookmarkEnd w:id="34132"/>
     </w:p>
     <w:p>
@@ -13475,12 +13475,12 @@
     </w:p>
     <w:p>
       <w:pPr>
-        <w:spacing w:after="0" w:lineRule="exact" w:before="0" w:line="20"/>
+        <w:spacing w:after="0" w:before="0" w:line="20" w:lineRule="exact"/>
         <w:rPr>
           <w:sz w:val="2"/>
         </w:rPr>
       </w:pPr>
-      <w:bookmarkStart w:id="1657" w:name="listing-src-model-template-spec"/>
+      <w:bookmarkStart w:name="listing-src-model-template-spec" w:id="1657"/>
       <w:bookmarkEnd w:id="1657"/>
     </w:p>
     <w:p>
@@ -14242,12 +14242,12 @@
     </w:p>
     <w:p>
       <w:pPr>
-        <w:spacing w:after="0" w:lineRule="exact" w:before="0" w:line="20"/>
+        <w:spacing w:after="0" w:before="0" w:line="20" w:lineRule="exact"/>
         <w:rPr>
           <w:sz w:val="2"/>
         </w:rPr>
       </w:pPr>
-      <w:bookmarkStart w:id="1646" w:name="csv-tbl-model-object-fields"/>
+      <w:bookmarkStart w:name="csv-tbl-model-object-fields" w:id="1646"/>
       <w:bookmarkEnd w:id="1646"/>
     </w:p>
     <w:p>
@@ -14284,18 +14284,18 @@
         <w:tblLook w:firstRow="1" w:lastRow="0" w:firstColumn="0" w:lastColumn="0" w:noHBand="0" w:noVBand="0" w:val="0020"/>
         <w:jc w:val="start"/>
         <w:tblBorders>
-          <w:top w:sz="6" w:val="single" w:space="0" w:color="000000"/>
-          <w:left w:sz="6" w:val="single" w:space="0" w:color="000000"/>
-          <w:bottom w:sz="6" w:val="single" w:space="0" w:color="000000"/>
-          <w:right w:sz="6" w:val="single" w:space="0" w:color="000000"/>
-          <w:insideH w:sz="6" w:val="single" w:space="0" w:color="000000"/>
-          <w:insideV w:sz="6" w:val="single" w:space="0" w:color="000000"/>
+          <w:top w:color="000000" w:space="0" w:sz="6" w:val="single"/>
+          <w:left w:color="000000" w:space="0" w:sz="6" w:val="single"/>
+          <w:bottom w:color="000000" w:space="0" w:sz="6" w:val="single"/>
+          <w:right w:color="000000" w:space="0" w:sz="6" w:val="single"/>
+          <w:insideH w:color="000000" w:space="0" w:sz="6" w:val="single"/>
+          <w:insideV w:color="000000" w:space="0" w:sz="6" w:val="single"/>
         </w:tblBorders>
         <w:tblCellMar>
-          <w:top w:type="dxa" w:w="57"/>
-          <w:left w:type="dxa" w:w="108"/>
-          <w:bottom w:type="dxa" w:w="57"/>
-          <w:right w:type="dxa" w:w="108"/>
+          <w:top w:w="57" w:type="dxa"/>
+          <w:left w:w="108" w:type="dxa"/>
+          <w:bottom w:w="57" w:type="dxa"/>
+          <w:right w:w="108" w:type="dxa"/>
         </w:tblCellMar>
       </w:tblPr>
       <w:tblGrid>
@@ -14310,14 +14310,14 @@
         </w:trPr>
         <w:tc>
           <w:tcPr>
-            <w:shd w:val="clear" w:fill="E8E8E8" w:color="auto"/>
+            <w:shd w:color="auto" w:fill="E8E8E8" w:val="clear"/>
           </w:tcPr>
           <w:p>
             <w:pPr>
               <w:pStyle w:val="Compact"/>
               <w:jc w:val="left"/>
-              <w:ind w:left="0" w:firstLine="0" w:right="0"/>
-              <w:spacing w:line="240" w:lineRule="auto" w:before="40" w:after="40"/>
+              <w:ind w:firstLine="0" w:left="0" w:right="0"/>
+              <w:spacing w:lineRule="auto" w:before="40" w:line="240" w:after="40"/>
             </w:pPr>
             <w:r>
               <w:rPr>
@@ -14329,14 +14329,14 @@
         </w:tc>
         <w:tc>
           <w:tcPr>
-            <w:shd w:val="clear" w:fill="E8E8E8" w:color="auto"/>
+            <w:shd w:color="auto" w:fill="E8E8E8" w:val="clear"/>
           </w:tcPr>
           <w:p>
             <w:pPr>
               <w:pStyle w:val="Compact"/>
               <w:jc w:val="left"/>
-              <w:ind w:left="0" w:firstLine="0" w:right="0"/>
-              <w:spacing w:line="240" w:lineRule="auto" w:before="40" w:after="40"/>
+              <w:ind w:firstLine="0" w:left="0" w:right="0"/>
+              <w:spacing w:lineRule="auto" w:before="40" w:line="240" w:after="40"/>
             </w:pPr>
             <w:r>
               <w:rPr>
@@ -14348,14 +14348,14 @@
         </w:tc>
         <w:tc>
           <w:tcPr>
-            <w:shd w:val="clear" w:fill="E8E8E8" w:color="auto"/>
+            <w:shd w:color="auto" w:fill="E8E8E8" w:val="clear"/>
           </w:tcPr>
           <w:p>
             <w:pPr>
               <w:pStyle w:val="Compact"/>
               <w:jc w:val="left"/>
-              <w:ind w:left="0" w:firstLine="0" w:right="0"/>
-              <w:spacing w:line="240" w:lineRule="auto" w:before="40" w:after="40"/>
+              <w:ind w:firstLine="0" w:left="0" w:right="0"/>
+              <w:spacing w:lineRule="auto" w:before="40" w:line="240" w:after="40"/>
             </w:pPr>
             <w:r>
               <w:rPr>
@@ -14367,14 +14367,14 @@
         </w:tc>
         <w:tc>
           <w:tcPr>
-            <w:shd w:val="clear" w:fill="E8E8E8" w:color="auto"/>
+            <w:shd w:color="auto" w:fill="E8E8E8" w:val="clear"/>
           </w:tcPr>
           <w:p>
             <w:pPr>
               <w:pStyle w:val="Compact"/>
               <w:jc w:val="left"/>
-              <w:ind w:left="0" w:firstLine="0" w:right="0"/>
-              <w:spacing w:line="240" w:lineRule="auto" w:before="40" w:after="40"/>
+              <w:ind w:firstLine="0" w:left="0" w:right="0"/>
+              <w:spacing w:lineRule="auto" w:before="40" w:line="240" w:after="40"/>
             </w:pPr>
             <w:r>
               <w:rPr>
@@ -14392,8 +14392,8 @@
             <w:pPr>
               <w:pStyle w:val="Compact"/>
               <w:jc w:val="left"/>
-              <w:ind w:left="0" w:firstLine="0" w:right="0"/>
-              <w:spacing w:line="240" w:lineRule="auto" w:before="40" w:after="40"/>
+              <w:ind w:firstLine="0" w:left="0" w:right="0"/>
+              <w:spacing w:lineRule="auto" w:before="40" w:line="240" w:after="40"/>
             </w:pPr>
             <w:r>
               <w:rPr>
@@ -14409,8 +14409,8 @@
             <w:pPr>
               <w:pStyle w:val="Compact"/>
               <w:jc w:val="left"/>
-              <w:ind w:left="0" w:firstLine="0" w:right="0"/>
-              <w:spacing w:line="240" w:lineRule="auto" w:before="40" w:after="40"/>
+              <w:ind w:firstLine="0" w:left="0" w:right="0"/>
+              <w:spacing w:lineRule="auto" w:before="40" w:line="240" w:after="40"/>
             </w:pPr>
             <w:r>
               <w:t xml:space="preserve">string</w:t>
@@ -14423,8 +14423,8 @@
             <w:pPr>
               <w:pStyle w:val="Compact"/>
               <w:jc w:val="left"/>
-              <w:ind w:left="0" w:firstLine="0" w:right="0"/>
-              <w:spacing w:line="240" w:lineRule="auto" w:before="40" w:after="40"/>
+              <w:ind w:firstLine="0" w:left="0" w:right="0"/>
+              <w:spacing w:lineRule="auto" w:before="40" w:line="240" w:after="40"/>
             </w:pPr>
             <w:r>
               <w:t xml:space="preserve">required</w:t>
@@ -14437,8 +14437,8 @@
             <w:pPr>
               <w:pStyle w:val="Compact"/>
               <w:jc w:val="left"/>
-              <w:ind w:left="0" w:firstLine="0" w:right="0"/>
-              <w:spacing w:line="240" w:lineRule="auto" w:before="40" w:after="40"/>
+              <w:ind w:firstLine="0" w:left="0" w:right="0"/>
+              <w:spacing w:lineRule="auto" w:before="40" w:line="240" w:after="40"/>
             </w:pPr>
             <w:r>
               <w:t xml:space="preserve">Unique identifier (uppercase convention).</w:t>
@@ -14453,8 +14453,8 @@
             <w:pPr>
               <w:pStyle w:val="Compact"/>
               <w:jc w:val="left"/>
-              <w:ind w:left="0" w:firstLine="0" w:right="0"/>
-              <w:spacing w:line="240" w:lineRule="auto" w:before="40" w:after="40"/>
+              <w:ind w:firstLine="0" w:left="0" w:right="0"/>
+              <w:spacing w:lineRule="auto" w:before="40" w:line="240" w:after="40"/>
             </w:pPr>
             <w:r>
               <w:rPr>
@@ -14470,8 +14470,8 @@
             <w:pPr>
               <w:pStyle w:val="Compact"/>
               <w:jc w:val="left"/>
-              <w:ind w:left="0" w:firstLine="0" w:right="0"/>
-              <w:spacing w:line="240" w:lineRule="auto" w:before="40" w:after="40"/>
+              <w:ind w:firstLine="0" w:left="0" w:right="0"/>
+              <w:spacing w:lineRule="auto" w:before="40" w:line="240" w:after="40"/>
             </w:pPr>
             <w:r>
               <w:t xml:space="preserve">string</w:t>
@@ -14484,8 +14484,8 @@
             <w:pPr>
               <w:pStyle w:val="Compact"/>
               <w:jc w:val="left"/>
-              <w:ind w:left="0" w:firstLine="0" w:right="0"/>
-              <w:spacing w:line="240" w:lineRule="auto" w:before="40" w:after="40"/>
+              <w:ind w:firstLine="0" w:left="0" w:right="0"/>
+              <w:spacing w:lineRule="auto" w:before="40" w:line="240" w:after="40"/>
             </w:pPr>
             <w:r>
               <w:t xml:space="preserve">same as</w:t>
@@ -14507,8 +14507,8 @@
             <w:pPr>
               <w:pStyle w:val="Compact"/>
               <w:jc w:val="left"/>
-              <w:ind w:left="0" w:firstLine="0" w:right="0"/>
-              <w:spacing w:line="240" w:lineRule="auto" w:before="40" w:after="40"/>
+              <w:ind w:firstLine="0" w:left="0" w:right="0"/>
+              <w:spacing w:lineRule="auto" w:before="40" w:line="240" w:after="40"/>
             </w:pPr>
             <w:r>
               <w:t xml:space="preserve">Human-readable name.</w:t>
@@ -14523,8 +14523,8 @@
             <w:pPr>
               <w:pStyle w:val="Compact"/>
               <w:jc w:val="left"/>
-              <w:ind w:left="0" w:firstLine="0" w:right="0"/>
-              <w:spacing w:line="240" w:lineRule="auto" w:before="40" w:after="40"/>
+              <w:ind w:firstLine="0" w:left="0" w:right="0"/>
+              <w:spacing w:lineRule="auto" w:before="40" w:line="240" w:after="40"/>
             </w:pPr>
             <w:r>
               <w:rPr>
@@ -14540,8 +14540,8 @@
             <w:pPr>
               <w:pStyle w:val="Compact"/>
               <w:jc w:val="left"/>
-              <w:ind w:left="0" w:firstLine="0" w:right="0"/>
-              <w:spacing w:line="240" w:lineRule="auto" w:before="40" w:after="40"/>
+              <w:ind w:firstLine="0" w:left="0" w:right="0"/>
+              <w:spacing w:lineRule="auto" w:before="40" w:line="240" w:after="40"/>
             </w:pPr>
             <w:r>
               <w:t xml:space="preserve">string</w:t>
@@ -14554,8 +14554,8 @@
             <w:pPr>
               <w:pStyle w:val="Compact"/>
               <w:jc w:val="left"/>
-              <w:ind w:left="0" w:firstLine="0" w:right="0"/>
-              <w:spacing w:line="240" w:lineRule="auto" w:before="40" w:after="40"/>
+              <w:ind w:firstLine="0" w:left="0" w:right="0"/>
+              <w:spacing w:lineRule="auto" w:before="40" w:line="240" w:after="40"/>
             </w:pPr>
             <w:r>
               <w:rPr>
@@ -14571,8 +14571,8 @@
             <w:pPr>
               <w:pStyle w:val="Compact"/>
               <w:jc w:val="left"/>
-              <w:ind w:left="0" w:firstLine="0" w:right="0"/>
-              <w:spacing w:line="240" w:lineRule="auto" w:before="40" w:after="40"/>
+              <w:ind w:firstLine="0" w:left="0" w:right="0"/>
+              <w:spacing w:lineRule="auto" w:before="40" w:line="240" w:after="40"/>
             </w:pPr>
             <w:r>
               <w:t xml:space="preserve">Description text.</w:t>
@@ -14587,8 +14587,8 @@
             <w:pPr>
               <w:pStyle w:val="Compact"/>
               <w:jc w:val="left"/>
-              <w:ind w:left="0" w:firstLine="0" w:right="0"/>
-              <w:spacing w:line="240" w:lineRule="auto" w:before="40" w:after="40"/>
+              <w:ind w:firstLine="0" w:left="0" w:right="0"/>
+              <w:spacing w:lineRule="auto" w:before="40" w:line="240" w:after="40"/>
             </w:pPr>
             <w:r>
               <w:rPr>
@@ -14604,8 +14604,8 @@
             <w:pPr>
               <w:pStyle w:val="Compact"/>
               <w:jc w:val="left"/>
-              <w:ind w:left="0" w:firstLine="0" w:right="0"/>
-              <w:spacing w:line="240" w:lineRule="auto" w:before="40" w:after="40"/>
+              <w:ind w:firstLine="0" w:left="0" w:right="0"/>
+              <w:spacing w:lineRule="auto" w:before="40" w:line="240" w:after="40"/>
             </w:pPr>
             <w:r>
               <w:t xml:space="preserve">string</w:t>
@@ -14618,8 +14618,8 @@
             <w:pPr>
               <w:pStyle w:val="Compact"/>
               <w:jc w:val="left"/>
-              <w:ind w:left="0" w:firstLine="0" w:right="0"/>
-              <w:spacing w:line="240" w:lineRule="auto" w:before="40" w:after="40"/>
+              <w:ind w:firstLine="0" w:left="0" w:right="0"/>
+              <w:spacing w:lineRule="auto" w:before="40" w:line="240" w:after="40"/>
             </w:pPr>
             <w:r>
               <w:t xml:space="preserve">nil</w:t>
@@ -14632,8 +14632,8 @@
             <w:pPr>
               <w:pStyle w:val="Compact"/>
               <w:jc w:val="left"/>
-              <w:ind w:left="0" w:firstLine="0" w:right="0"/>
-              <w:spacing w:line="240" w:lineRule="auto" w:before="40" w:after="40"/>
+              <w:ind w:firstLine="0" w:left="0" w:right="0"/>
+              <w:spacing w:lineRule="auto" w:before="40" w:line="240" w:after="40"/>
             </w:pPr>
             <w:r>
               <w:t xml:space="preserve">Base type for attribute + hook inheritance (e.g. </w:t>
@@ -14657,8 +14657,8 @@
             <w:pPr>
               <w:pStyle w:val="Compact"/>
               <w:jc w:val="left"/>
-              <w:ind w:left="0" w:firstLine="0" w:right="0"/>
-              <w:spacing w:line="240" w:lineRule="auto" w:before="40" w:after="40"/>
+              <w:ind w:firstLine="0" w:left="0" w:right="0"/>
+              <w:spacing w:lineRule="auto" w:before="40" w:line="240" w:after="40"/>
             </w:pPr>
             <w:r>
               <w:rPr>
@@ -14674,8 +14674,8 @@
             <w:pPr>
               <w:pStyle w:val="Compact"/>
               <w:jc w:val="left"/>
-              <w:ind w:left="0" w:firstLine="0" w:right="0"/>
-              <w:spacing w:line="240" w:lineRule="auto" w:before="40" w:after="40"/>
+              <w:ind w:firstLine="0" w:left="0" w:right="0"/>
+              <w:spacing w:lineRule="auto" w:before="40" w:line="240" w:after="40"/>
             </w:pPr>
             <w:r>
               <w:t xml:space="preserve">boolean</w:t>
@@ -14688,8 +14688,8 @@
             <w:pPr>
               <w:pStyle w:val="Compact"/>
               <w:jc w:val="left"/>
-              <w:ind w:left="0" w:firstLine="0" w:right="0"/>
-              <w:spacing w:line="240" w:lineRule="auto" w:before="40" w:after="40"/>
+              <w:ind w:firstLine="0" w:left="0" w:right="0"/>
+              <w:spacing w:lineRule="auto" w:before="40" w:line="240" w:after="40"/>
             </w:pPr>
             <w:r>
               <w:t xml:space="preserve">false</w:t>
@@ -14702,8 +14702,8 @@
             <w:pPr>
               <w:pStyle w:val="Compact"/>
               <w:jc w:val="left"/>
-              <w:ind w:left="0" w:firstLine="0" w:right="0"/>
-              <w:spacing w:line="240" w:lineRule="auto" w:before="40" w:after="40"/>
+              <w:ind w:firstLine="0" w:left="0" w:right="0"/>
+              <w:spacing w:lineRule="auto" w:before="40" w:line="240" w:after="40"/>
             </w:pPr>
             <w:r>
               <w:t xml:space="preserve">Headers without an explicit type match this type.</w:t>
@@ -14718,8 +14718,8 @@
             <w:pPr>
               <w:pStyle w:val="Compact"/>
               <w:jc w:val="left"/>
-              <w:ind w:left="0" w:firstLine="0" w:right="0"/>
-              <w:spacing w:line="240" w:lineRule="auto" w:before="40" w:after="40"/>
+              <w:ind w:firstLine="0" w:left="0" w:right="0"/>
+              <w:spacing w:lineRule="auto" w:before="40" w:line="240" w:after="40"/>
             </w:pPr>
             <w:r>
               <w:rPr>
@@ -14735,8 +14735,8 @@
             <w:pPr>
               <w:pStyle w:val="Compact"/>
               <w:jc w:val="left"/>
-              <w:ind w:left="0" w:firstLine="0" w:right="0"/>
-              <w:spacing w:line="240" w:lineRule="auto" w:before="40" w:after="40"/>
+              <w:ind w:firstLine="0" w:left="0" w:right="0"/>
+              <w:spacing w:lineRule="auto" w:before="40" w:line="240" w:after="40"/>
             </w:pPr>
             <w:r>
               <w:t xml:space="preserve">boolean</w:t>
@@ -14749,8 +14749,8 @@
             <w:pPr>
               <w:pStyle w:val="Compact"/>
               <w:jc w:val="left"/>
-              <w:ind w:left="0" w:firstLine="0" w:right="0"/>
-              <w:spacing w:line="240" w:lineRule="auto" w:before="40" w:after="40"/>
+              <w:ind w:firstLine="0" w:left="0" w:right="0"/>
+              <w:spacing w:lineRule="auto" w:before="40" w:line="240" w:after="40"/>
             </w:pPr>
             <w:r>
               <w:t xml:space="preserve">false</w:t>
@@ -14763,8 +14763,8 @@
             <w:pPr>
               <w:pStyle w:val="Compact"/>
               <w:jc w:val="left"/>
-              <w:ind w:left="0" w:firstLine="0" w:right="0"/>
-              <w:spacing w:line="240" w:lineRule="auto" w:before="40" w:after="40"/>
+              <w:ind w:firstLine="0" w:left="0" w:right="0"/>
+              <w:spacing w:lineRule="auto" w:before="40" w:line="240" w:after="40"/>
             </w:pPr>
             <w:r>
               <w:t xml:space="preserve">Hierarchical object (contains children with their own PIDs).</w:t>
@@ -14779,8 +14779,8 @@
             <w:pPr>
               <w:pStyle w:val="Compact"/>
               <w:jc w:val="left"/>
-              <w:ind w:left="0" w:firstLine="0" w:right="0"/>
-              <w:spacing w:line="240" w:lineRule="auto" w:before="40" w:after="40"/>
+              <w:ind w:firstLine="0" w:left="0" w:right="0"/>
+              <w:spacing w:lineRule="auto" w:before="40" w:line="240" w:after="40"/>
             </w:pPr>
             <w:r>
               <w:rPr>
@@ -14796,8 +14796,8 @@
             <w:pPr>
               <w:pStyle w:val="Compact"/>
               <w:jc w:val="left"/>
-              <w:ind w:left="0" w:firstLine="0" w:right="0"/>
-              <w:spacing w:line="240" w:lineRule="auto" w:before="40" w:after="40"/>
+              <w:ind w:firstLine="0" w:left="0" w:right="0"/>
+              <w:spacing w:lineRule="auto" w:before="40" w:line="240" w:after="40"/>
             </w:pPr>
             <w:r>
               <w:t xml:space="preserve">boolean</w:t>
@@ -14810,8 +14810,8 @@
             <w:pPr>
               <w:pStyle w:val="Compact"/>
               <w:jc w:val="left"/>
-              <w:ind w:left="0" w:firstLine="0" w:right="0"/>
-              <w:spacing w:line="240" w:lineRule="auto" w:before="40" w:after="40"/>
+              <w:ind w:firstLine="0" w:left="0" w:right="0"/>
+              <w:spacing w:lineRule="auto" w:before="40" w:line="240" w:after="40"/>
             </w:pPr>
             <w:r>
               <w:t xml:space="preserve">false</w:t>
@@ -14824,8 +14824,8 @@
             <w:pPr>
               <w:pStyle w:val="Compact"/>
               <w:jc w:val="left"/>
-              <w:ind w:left="0" w:firstLine="0" w:right="0"/>
-              <w:spacing w:line="240" w:lineRule="auto" w:before="40" w:after="40"/>
+              <w:ind w:firstLine="0" w:left="0" w:right="0"/>
+              <w:spacing w:lineRule="auto" w:before="40" w:line="240" w:after="40"/>
             </w:pPr>
             <w:r>
               <w:t xml:space="preserve">The specification must contain at least one object of this type.</w:t>
@@ -14840,8 +14840,8 @@
             <w:pPr>
               <w:pStyle w:val="Compact"/>
               <w:jc w:val="left"/>
-              <w:ind w:left="0" w:firstLine="0" w:right="0"/>
-              <w:spacing w:line="240" w:lineRule="auto" w:before="40" w:after="40"/>
+              <w:ind w:firstLine="0" w:left="0" w:right="0"/>
+              <w:spacing w:lineRule="auto" w:before="40" w:line="240" w:after="40"/>
             </w:pPr>
             <w:r>
               <w:rPr>
@@ -14857,8 +14857,8 @@
             <w:pPr>
               <w:pStyle w:val="Compact"/>
               <w:jc w:val="left"/>
-              <w:ind w:left="0" w:firstLine="0" w:right="0"/>
-              <w:spacing w:line="240" w:lineRule="auto" w:before="40" w:after="40"/>
+              <w:ind w:firstLine="0" w:left="0" w:right="0"/>
+              <w:spacing w:lineRule="auto" w:before="40" w:line="240" w:after="40"/>
             </w:pPr>
             <w:r>
               <w:t xml:space="preserve">string</w:t>
@@ -14871,8 +14871,8 @@
             <w:pPr>
               <w:pStyle w:val="Compact"/>
               <w:jc w:val="left"/>
-              <w:ind w:left="0" w:firstLine="0" w:right="0"/>
-              <w:spacing w:line="240" w:lineRule="auto" w:before="40" w:after="40"/>
+              <w:ind w:firstLine="0" w:left="0" w:right="0"/>
+              <w:spacing w:lineRule="auto" w:before="40" w:line="240" w:after="40"/>
             </w:pPr>
             <w:r>
               <w:t xml:space="preserve">nil</w:t>
@@ -14885,8 +14885,8 @@
             <w:pPr>
               <w:pStyle w:val="Compact"/>
               <w:jc w:val="left"/>
-              <w:ind w:left="0" w:firstLine="0" w:right="0"/>
-              <w:spacing w:line="240" w:lineRule="auto" w:before="40" w:after="40"/>
+              <w:ind w:firstLine="0" w:left="0" w:right="0"/>
+              <w:spacing w:lineRule="auto" w:before="40" w:line="240" w:after="40"/>
             </w:pPr>
             <w:r>
               <w:t xml:space="preserve">Prefix for auto-generated PIDs.</w:t>
@@ -14901,8 +14901,8 @@
             <w:pPr>
               <w:pStyle w:val="Compact"/>
               <w:jc w:val="left"/>
-              <w:ind w:left="0" w:firstLine="0" w:right="0"/>
-              <w:spacing w:line="240" w:lineRule="auto" w:before="40" w:after="40"/>
+              <w:ind w:firstLine="0" w:left="0" w:right="0"/>
+              <w:spacing w:lineRule="auto" w:before="40" w:line="240" w:after="40"/>
             </w:pPr>
             <w:r>
               <w:rPr>
@@ -14918,8 +14918,8 @@
             <w:pPr>
               <w:pStyle w:val="Compact"/>
               <w:jc w:val="left"/>
-              <w:ind w:left="0" w:firstLine="0" w:right="0"/>
-              <w:spacing w:line="240" w:lineRule="auto" w:before="40" w:after="40"/>
+              <w:ind w:firstLine="0" w:left="0" w:right="0"/>
+              <w:spacing w:lineRule="auto" w:before="40" w:line="240" w:after="40"/>
             </w:pPr>
             <w:r>
               <w:t xml:space="preserve">string</w:t>
@@ -14932,8 +14932,8 @@
             <w:pPr>
               <w:pStyle w:val="Compact"/>
               <w:jc w:val="left"/>
-              <w:ind w:left="0" w:firstLine="0" w:right="0"/>
-              <w:spacing w:line="240" w:lineRule="auto" w:before="40" w:after="40"/>
+              <w:ind w:firstLine="0" w:left="0" w:right="0"/>
+              <w:spacing w:lineRule="auto" w:before="40" w:line="240" w:after="40"/>
             </w:pPr>
             <w:r>
               <w:t xml:space="preserve">nil</w:t>
@@ -14946,8 +14946,8 @@
             <w:pPr>
               <w:pStyle w:val="Compact"/>
               <w:jc w:val="left"/>
-              <w:ind w:left="0" w:firstLine="0" w:right="0"/>
-              <w:spacing w:line="240" w:lineRule="auto" w:before="40" w:after="40"/>
+              <w:ind w:firstLine="0" w:left="0" w:right="0"/>
+              <w:spacing w:lineRule="auto" w:before="40" w:line="240" w:after="40"/>
             </w:pPr>
             <w:r>
               <w:t xml:space="preserve">Printf format (e.g. </w:t>
@@ -14971,8 +14971,8 @@
             <w:pPr>
               <w:pStyle w:val="Compact"/>
               <w:jc w:val="left"/>
-              <w:ind w:left="0" w:firstLine="0" w:right="0"/>
-              <w:spacing w:line="240" w:lineRule="auto" w:before="40" w:after="40"/>
+              <w:ind w:firstLine="0" w:left="0" w:right="0"/>
+              <w:spacing w:lineRule="auto" w:before="40" w:line="240" w:after="40"/>
             </w:pPr>
             <w:r>
               <w:rPr>
@@ -14988,8 +14988,8 @@
             <w:pPr>
               <w:pStyle w:val="Compact"/>
               <w:jc w:val="left"/>
-              <w:ind w:left="0" w:firstLine="0" w:right="0"/>
-              <w:spacing w:line="240" w:lineRule="auto" w:before="40" w:after="40"/>
+              <w:ind w:firstLine="0" w:left="0" w:right="0"/>
+              <w:spacing w:lineRule="auto" w:before="40" w:line="240" w:after="40"/>
             </w:pPr>
             <w:r>
               <w:t xml:space="preserve">list</w:t>
@@ -15002,8 +15002,8 @@
             <w:pPr>
               <w:pStyle w:val="Compact"/>
               <w:jc w:val="left"/>
-              <w:ind w:left="0" w:firstLine="0" w:right="0"/>
-              <w:spacing w:line="240" w:lineRule="auto" w:before="40" w:after="40"/>
+              <w:ind w:firstLine="0" w:left="0" w:right="0"/>
+              <w:spacing w:lineRule="auto" w:before="40" w:line="240" w:after="40"/>
             </w:pPr>
             <w:r>
               <w:t xml:space="preserve">nil</w:t>
@@ -15016,8 +15016,8 @@
             <w:pPr>
               <w:pStyle w:val="Compact"/>
               <w:jc w:val="left"/>
-              <w:ind w:left="0" w:firstLine="0" w:right="0"/>
-              <w:spacing w:line="240" w:lineRule="auto" w:before="40" w:after="40"/>
+              <w:ind w:firstLine="0" w:left="0" w:right="0"/>
+              <w:spacing w:lineRule="auto" w:before="40" w:line="240" w:after="40"/>
             </w:pPr>
             <w:r>
               <w:t xml:space="preserve">Alternative identifiers for syntax matching.</w:t>
@@ -15032,8 +15032,8 @@
             <w:pPr>
               <w:pStyle w:val="Compact"/>
               <w:jc w:val="left"/>
-              <w:ind w:left="0" w:firstLine="0" w:right="0"/>
-              <w:spacing w:line="240" w:lineRule="auto" w:before="40" w:after="40"/>
+              <w:ind w:firstLine="0" w:left="0" w:right="0"/>
+              <w:spacing w:lineRule="auto" w:before="40" w:line="240" w:after="40"/>
             </w:pPr>
             <w:r>
               <w:rPr>
@@ -15049,8 +15049,8 @@
             <w:pPr>
               <w:pStyle w:val="Compact"/>
               <w:jc w:val="left"/>
-              <w:ind w:left="0" w:firstLine="0" w:right="0"/>
-              <w:spacing w:line="240" w:lineRule="auto" w:before="40" w:after="40"/>
+              <w:ind w:firstLine="0" w:left="0" w:right="0"/>
+              <w:spacing w:lineRule="auto" w:before="40" w:line="240" w:after="40"/>
             </w:pPr>
             <w:r>
               <w:t xml:space="preserve">list</w:t>
@@ -15063,8 +15063,8 @@
             <w:pPr>
               <w:pStyle w:val="Compact"/>
               <w:jc w:val="left"/>
-              <w:ind w:left="0" w:firstLine="0" w:right="0"/>
-              <w:spacing w:line="240" w:lineRule="auto" w:before="40" w:after="40"/>
+              <w:ind w:firstLine="0" w:left="0" w:right="0"/>
+              <w:spacing w:lineRule="auto" w:before="40" w:line="240" w:after="40"/>
             </w:pPr>
             <w:r>
               <w:t xml:space="preserve">nil</w:t>
@@ -15077,8 +15077,8 @@
             <w:pPr>
               <w:pStyle w:val="Compact"/>
               <w:jc w:val="left"/>
-              <w:ind w:left="0" w:firstLine="0" w:right="0"/>
-              <w:spacing w:line="240" w:lineRule="auto" w:before="40" w:after="40"/>
+              <w:ind w:firstLine="0" w:left="0" w:right="0"/>
+              <w:spacing w:lineRule="auto" w:before="40" w:line="240" w:after="40"/>
             </w:pPr>
             <w:r>
               <w:t xml:space="preserve">Titles that auto-resolve to this type (e.g. </w:t>
@@ -15117,8 +15117,8 @@
             <w:pPr>
               <w:pStyle w:val="Compact"/>
               <w:jc w:val="left"/>
-              <w:ind w:left="0" w:firstLine="0" w:right="0"/>
-              <w:spacing w:line="240" w:lineRule="auto" w:before="40" w:after="40"/>
+              <w:ind w:firstLine="0" w:left="0" w:right="0"/>
+              <w:spacing w:lineRule="auto" w:before="40" w:line="240" w:after="40"/>
             </w:pPr>
             <w:r>
               <w:rPr>
@@ -15134,8 +15134,8 @@
             <w:pPr>
               <w:pStyle w:val="Compact"/>
               <w:jc w:val="left"/>
-              <w:ind w:left="0" w:firstLine="0" w:right="0"/>
-              <w:spacing w:line="240" w:lineRule="auto" w:before="40" w:after="40"/>
+              <w:ind w:firstLine="0" w:left="0" w:right="0"/>
+              <w:spacing w:lineRule="auto" w:before="40" w:line="240" w:after="40"/>
             </w:pPr>
             <w:r>
               <w:t xml:space="preserve">list</w:t>
@@ -15148,8 +15148,8 @@
             <w:pPr>
               <w:pStyle w:val="Compact"/>
               <w:jc w:val="left"/>
-              <w:ind w:left="0" w:firstLine="0" w:right="0"/>
-              <w:spacing w:line="240" w:lineRule="auto" w:before="40" w:after="40"/>
+              <w:ind w:firstLine="0" w:left="0" w:right="0"/>
+              <w:spacing w:lineRule="auto" w:before="40" w:line="240" w:after="40"/>
             </w:pPr>
             <w:r>
               <w:t xml:space="preserve">nil</w:t>
@@ -15162,8 +15162,8 @@
             <w:pPr>
               <w:pStyle w:val="Compact"/>
               <w:jc w:val="left"/>
-              <w:ind w:left="0" w:firstLine="0" w:right="0"/>
-              <w:spacing w:line="240" w:lineRule="auto" w:before="40" w:after="40"/>
+              <w:ind w:firstLine="0" w:left="0" w:right="0"/>
+              <w:spacing w:lineRule="auto" w:before="40" w:line="240" w:after="40"/>
             </w:pPr>
             <w:r>
               <w:t xml:space="preserve">Attribute definitions (see below).</w:t>
@@ -15188,12 +15188,12 @@
     </w:p>
     <w:p>
       <w:pPr>
-        <w:spacing w:after="0" w:lineRule="exact" w:before="0" w:line="20"/>
+        <w:spacing w:after="0" w:before="0" w:line="20" w:lineRule="exact"/>
         <w:rPr>
           <w:sz w:val="2"/>
         </w:rPr>
       </w:pPr>
-      <w:bookmarkStart w:id="62565" w:name="csv-tbl-model-attribute-fields"/>
+      <w:bookmarkStart w:name="csv-tbl-model-attribute-fields" w:id="62565"/>
       <w:bookmarkEnd w:id="62565"/>
     </w:p>
     <w:p>
@@ -15230,18 +15230,18 @@
         <w:tblLook w:firstRow="1" w:lastRow="0" w:firstColumn="0" w:lastColumn="0" w:noHBand="0" w:noVBand="0" w:val="0020"/>
         <w:jc w:val="start"/>
         <w:tblBorders>
-          <w:top w:sz="6" w:val="single" w:space="0" w:color="000000"/>
-          <w:left w:sz="6" w:val="single" w:space="0" w:color="000000"/>
-          <w:bottom w:sz="6" w:val="single" w:space="0" w:color="000000"/>
-          <w:right w:sz="6" w:val="single" w:space="0" w:color="000000"/>
-          <w:insideH w:sz="6" w:val="single" w:space="0" w:color="000000"/>
-          <w:insideV w:sz="6" w:val="single" w:space="0" w:color="000000"/>
+          <w:top w:color="000000" w:space="0" w:sz="6" w:val="single"/>
+          <w:left w:color="000000" w:space="0" w:sz="6" w:val="single"/>
+          <w:bottom w:color="000000" w:space="0" w:sz="6" w:val="single"/>
+          <w:right w:color="000000" w:space="0" w:sz="6" w:val="single"/>
+          <w:insideH w:color="000000" w:space="0" w:sz="6" w:val="single"/>
+          <w:insideV w:color="000000" w:space="0" w:sz="6" w:val="single"/>
         </w:tblBorders>
         <w:tblCellMar>
-          <w:top w:type="dxa" w:w="57"/>
-          <w:left w:type="dxa" w:w="108"/>
-          <w:bottom w:type="dxa" w:w="57"/>
-          <w:right w:type="dxa" w:w="108"/>
+          <w:top w:w="57" w:type="dxa"/>
+          <w:left w:w="108" w:type="dxa"/>
+          <w:bottom w:w="57" w:type="dxa"/>
+          <w:right w:w="108" w:type="dxa"/>
         </w:tblCellMar>
       </w:tblPr>
       <w:tblGrid>
@@ -15256,14 +15256,14 @@
         </w:trPr>
         <w:tc>
           <w:tcPr>
-            <w:shd w:val="clear" w:fill="E8E8E8" w:color="auto"/>
+            <w:shd w:color="auto" w:fill="E8E8E8" w:val="clear"/>
           </w:tcPr>
           <w:p>
             <w:pPr>
               <w:pStyle w:val="Compact"/>
               <w:jc w:val="left"/>
-              <w:ind w:left="0" w:firstLine="0" w:right="0"/>
-              <w:spacing w:line="240" w:lineRule="auto" w:before="40" w:after="40"/>
+              <w:ind w:firstLine="0" w:left="0" w:right="0"/>
+              <w:spacing w:lineRule="auto" w:before="40" w:line="240" w:after="40"/>
             </w:pPr>
             <w:r>
               <w:rPr>
@@ -15275,14 +15275,14 @@
         </w:tc>
         <w:tc>
           <w:tcPr>
-            <w:shd w:val="clear" w:fill="E8E8E8" w:color="auto"/>
+            <w:shd w:color="auto" w:fill="E8E8E8" w:val="clear"/>
           </w:tcPr>
           <w:p>
             <w:pPr>
               <w:pStyle w:val="Compact"/>
               <w:jc w:val="left"/>
-              <w:ind w:left="0" w:firstLine="0" w:right="0"/>
-              <w:spacing w:line="240" w:lineRule="auto" w:before="40" w:after="40"/>
+              <w:ind w:firstLine="0" w:left="0" w:right="0"/>
+              <w:spacing w:lineRule="auto" w:before="40" w:line="240" w:after="40"/>
             </w:pPr>
             <w:r>
               <w:rPr>
@@ -15294,14 +15294,14 @@
         </w:tc>
         <w:tc>
           <w:tcPr>
-            <w:shd w:val="clear" w:fill="E8E8E8" w:color="auto"/>
+            <w:shd w:color="auto" w:fill="E8E8E8" w:val="clear"/>
           </w:tcPr>
           <w:p>
             <w:pPr>
               <w:pStyle w:val="Compact"/>
               <w:jc w:val="left"/>
-              <w:ind w:left="0" w:firstLine="0" w:right="0"/>
-              <w:spacing w:line="240" w:lineRule="auto" w:before="40" w:after="40"/>
+              <w:ind w:firstLine="0" w:left="0" w:right="0"/>
+              <w:spacing w:lineRule="auto" w:before="40" w:line="240" w:after="40"/>
             </w:pPr>
             <w:r>
               <w:rPr>
@@ -15313,14 +15313,14 @@
         </w:tc>
         <w:tc>
           <w:tcPr>
-            <w:shd w:val="clear" w:fill="E8E8E8" w:color="auto"/>
+            <w:shd w:color="auto" w:fill="E8E8E8" w:val="clear"/>
           </w:tcPr>
           <w:p>
             <w:pPr>
               <w:pStyle w:val="Compact"/>
               <w:jc w:val="left"/>
-              <w:ind w:left="0" w:firstLine="0" w:right="0"/>
-              <w:spacing w:line="240" w:lineRule="auto" w:before="40" w:after="40"/>
+              <w:ind w:firstLine="0" w:left="0" w:right="0"/>
+              <w:spacing w:lineRule="auto" w:before="40" w:line="240" w:after="40"/>
             </w:pPr>
             <w:r>
               <w:rPr>
@@ -15338,8 +15338,8 @@
             <w:pPr>
               <w:pStyle w:val="Compact"/>
               <w:jc w:val="left"/>
-              <w:ind w:left="0" w:firstLine="0" w:right="0"/>
-              <w:spacing w:line="240" w:lineRule="auto" w:before="40" w:after="40"/>
+              <w:ind w:firstLine="0" w:left="0" w:right="0"/>
+              <w:spacing w:lineRule="auto" w:before="40" w:line="240" w:after="40"/>
             </w:pPr>
             <w:r>
               <w:rPr>
@@ -15355,8 +15355,8 @@
             <w:pPr>
               <w:pStyle w:val="Compact"/>
               <w:jc w:val="left"/>
-              <w:ind w:left="0" w:firstLine="0" w:right="0"/>
-              <w:spacing w:line="240" w:lineRule="auto" w:before="40" w:after="40"/>
+              <w:ind w:firstLine="0" w:left="0" w:right="0"/>
+              <w:spacing w:lineRule="auto" w:before="40" w:line="240" w:after="40"/>
             </w:pPr>
             <w:r>
               <w:t xml:space="preserve">string</w:t>
@@ -15369,8 +15369,8 @@
             <w:pPr>
               <w:pStyle w:val="Compact"/>
               <w:jc w:val="left"/>
-              <w:ind w:left="0" w:firstLine="0" w:right="0"/>
-              <w:spacing w:line="240" w:lineRule="auto" w:before="40" w:after="40"/>
+              <w:ind w:firstLine="0" w:left="0" w:right="0"/>
+              <w:spacing w:lineRule="auto" w:before="40" w:line="240" w:after="40"/>
             </w:pPr>
             <w:r>
               <w:t xml:space="preserve">required</w:t>
@@ -15383,8 +15383,8 @@
             <w:pPr>
               <w:pStyle w:val="Compact"/>
               <w:jc w:val="left"/>
-              <w:ind w:left="0" w:firstLine="0" w:right="0"/>
-              <w:spacing w:line="240" w:lineRule="auto" w:before="40" w:after="40"/>
+              <w:ind w:firstLine="0" w:left="0" w:right="0"/>
+              <w:spacing w:lineRule="auto" w:before="40" w:line="240" w:after="40"/>
             </w:pPr>
             <w:r>
               <w:t xml:space="preserve">Attribute identifier.</w:t>
@@ -15399,8 +15399,8 @@
             <w:pPr>
               <w:pStyle w:val="Compact"/>
               <w:jc w:val="left"/>
-              <w:ind w:left="0" w:firstLine="0" w:right="0"/>
-              <w:spacing w:line="240" w:lineRule="auto" w:before="40" w:after="40"/>
+              <w:ind w:firstLine="0" w:left="0" w:right="0"/>
+              <w:spacing w:lineRule="auto" w:before="40" w:line="240" w:after="40"/>
             </w:pPr>
             <w:r>
               <w:rPr>
@@ -15416,8 +15416,8 @@
             <w:pPr>
               <w:pStyle w:val="Compact"/>
               <w:jc w:val="left"/>
-              <w:ind w:left="0" w:firstLine="0" w:right="0"/>
-              <w:spacing w:line="240" w:lineRule="auto" w:before="40" w:after="40"/>
+              <w:ind w:firstLine="0" w:left="0" w:right="0"/>
+              <w:spacing w:lineRule="auto" w:before="40" w:line="240" w:after="40"/>
             </w:pPr>
             <w:r>
               <w:t xml:space="preserve">string</w:t>
@@ -15430,8 +15430,8 @@
             <w:pPr>
               <w:pStyle w:val="Compact"/>
               <w:jc w:val="left"/>
-              <w:ind w:left="0" w:firstLine="0" w:right="0"/>
-              <w:spacing w:line="240" w:lineRule="auto" w:before="40" w:after="40"/>
+              <w:ind w:firstLine="0" w:left="0" w:right="0"/>
+              <w:spacing w:lineRule="auto" w:before="40" w:line="240" w:after="40"/>
             </w:pPr>
             <w:r>
               <w:rPr>
@@ -15447,8 +15447,8 @@
             <w:pPr>
               <w:pStyle w:val="Compact"/>
               <w:jc w:val="left"/>
-              <w:ind w:left="0" w:firstLine="0" w:right="0"/>
-              <w:spacing w:line="240" w:lineRule="auto" w:before="40" w:after="40"/>
+              <w:ind w:firstLine="0" w:left="0" w:right="0"/>
+              <w:spacing w:lineRule="auto" w:before="40" w:line="240" w:after="40"/>
             </w:pPr>
             <w:r>
               <w:t xml:space="preserve">One of:</w:t>
@@ -15562,8 +15562,8 @@
             <w:pPr>
               <w:pStyle w:val="Compact"/>
               <w:jc w:val="left"/>
-              <w:ind w:left="0" w:firstLine="0" w:right="0"/>
-              <w:spacing w:line="240" w:lineRule="auto" w:before="40" w:after="40"/>
+              <w:ind w:firstLine="0" w:left="0" w:right="0"/>
+              <w:spacing w:lineRule="auto" w:before="40" w:line="240" w:after="40"/>
             </w:pPr>
             <w:r>
               <w:rPr>
@@ -15579,8 +15579,8 @@
             <w:pPr>
               <w:pStyle w:val="Compact"/>
               <w:jc w:val="left"/>
-              <w:ind w:left="0" w:firstLine="0" w:right="0"/>
-              <w:spacing w:line="240" w:lineRule="auto" w:before="40" w:after="40"/>
+              <w:ind w:firstLine="0" w:left="0" w:right="0"/>
+              <w:spacing w:lineRule="auto" w:before="40" w:line="240" w:after="40"/>
             </w:pPr>
             <w:r>
               <w:t xml:space="preserve">integer</w:t>
@@ -15593,8 +15593,8 @@
             <w:pPr>
               <w:pStyle w:val="Compact"/>
               <w:jc w:val="left"/>
-              <w:ind w:left="0" w:firstLine="0" w:right="0"/>
-              <w:spacing w:line="240" w:lineRule="auto" w:before="40" w:after="40"/>
+              <w:ind w:firstLine="0" w:left="0" w:right="0"/>
+              <w:spacing w:lineRule="auto" w:before="40" w:line="240" w:after="40"/>
             </w:pPr>
             <w:r>
               <w:t xml:space="preserve">0</w:t>
@@ -15607,8 +15607,8 @@
             <w:pPr>
               <w:pStyle w:val="Compact"/>
               <w:jc w:val="left"/>
-              <w:ind w:left="0" w:firstLine="0" w:right="0"/>
-              <w:spacing w:line="240" w:lineRule="auto" w:before="40" w:after="40"/>
+              <w:ind w:firstLine="0" w:left="0" w:right="0"/>
+              <w:spacing w:lineRule="auto" w:before="40" w:line="240" w:after="40"/>
             </w:pPr>
             <w:r>
               <w:t xml:space="preserve">0 = optional, 1 = required.</w:t>
@@ -15623,8 +15623,8 @@
             <w:pPr>
               <w:pStyle w:val="Compact"/>
               <w:jc w:val="left"/>
-              <w:ind w:left="0" w:firstLine="0" w:right="0"/>
-              <w:spacing w:line="240" w:lineRule="auto" w:before="40" w:after="40"/>
+              <w:ind w:firstLine="0" w:left="0" w:right="0"/>
+              <w:spacing w:lineRule="auto" w:before="40" w:line="240" w:after="40"/>
             </w:pPr>
             <w:r>
               <w:rPr>
@@ -15640,8 +15640,8 @@
             <w:pPr>
               <w:pStyle w:val="Compact"/>
               <w:jc w:val="left"/>
-              <w:ind w:left="0" w:firstLine="0" w:right="0"/>
-              <w:spacing w:line="240" w:lineRule="auto" w:before="40" w:after="40"/>
+              <w:ind w:firstLine="0" w:left="0" w:right="0"/>
+              <w:spacing w:lineRule="auto" w:before="40" w:line="240" w:after="40"/>
             </w:pPr>
             <w:r>
               <w:t xml:space="preserve">integer</w:t>
@@ -15654,8 +15654,8 @@
             <w:pPr>
               <w:pStyle w:val="Compact"/>
               <w:jc w:val="left"/>
-              <w:ind w:left="0" w:firstLine="0" w:right="0"/>
-              <w:spacing w:line="240" w:lineRule="auto" w:before="40" w:after="40"/>
+              <w:ind w:firstLine="0" w:left="0" w:right="0"/>
+              <w:spacing w:lineRule="auto" w:before="40" w:line="240" w:after="40"/>
             </w:pPr>
             <w:r>
               <w:t xml:space="preserve">1</w:t>
@@ -15668,8 +15668,8 @@
             <w:pPr>
               <w:pStyle w:val="Compact"/>
               <w:jc w:val="left"/>
-              <w:ind w:left="0" w:firstLine="0" w:right="0"/>
-              <w:spacing w:line="240" w:lineRule="auto" w:before="40" w:after="40"/>
+              <w:ind w:firstLine="0" w:left="0" w:right="0"/>
+              <w:spacing w:lineRule="auto" w:before="40" w:line="240" w:after="40"/>
             </w:pPr>
             <w:r>
               <w:t xml:space="preserve">Maximum number of values.</w:t>
@@ -15684,8 +15684,8 @@
             <w:pPr>
               <w:pStyle w:val="Compact"/>
               <w:jc w:val="left"/>
-              <w:ind w:left="0" w:firstLine="0" w:right="0"/>
-              <w:spacing w:line="240" w:lineRule="auto" w:before="40" w:after="40"/>
+              <w:ind w:firstLine="0" w:left="0" w:right="0"/>
+              <w:spacing w:lineRule="auto" w:before="40" w:line="240" w:after="40"/>
             </w:pPr>
             <w:r>
               <w:rPr>
@@ -15716,8 +15716,8 @@
             <w:pPr>
               <w:pStyle w:val="Compact"/>
               <w:jc w:val="left"/>
-              <w:ind w:left="0" w:firstLine="0" w:right="0"/>
-              <w:spacing w:line="240" w:lineRule="auto" w:before="40" w:after="40"/>
+              <w:ind w:firstLine="0" w:left="0" w:right="0"/>
+              <w:spacing w:lineRule="auto" w:before="40" w:line="240" w:after="40"/>
             </w:pPr>
             <w:r>
               <w:t xml:space="preserve">number</w:t>
@@ -15730,8 +15730,8 @@
             <w:pPr>
               <w:pStyle w:val="Compact"/>
               <w:jc w:val="left"/>
-              <w:ind w:left="0" w:firstLine="0" w:right="0"/>
-              <w:spacing w:line="240" w:lineRule="auto" w:before="40" w:after="40"/>
+              <w:ind w:firstLine="0" w:left="0" w:right="0"/>
+              <w:spacing w:lineRule="auto" w:before="40" w:line="240" w:after="40"/>
             </w:pPr>
             <w:r>
               <w:t xml:space="preserve">nil</w:t>
@@ -15744,8 +15744,8 @@
             <w:pPr>
               <w:pStyle w:val="Compact"/>
               <w:jc w:val="left"/>
-              <w:ind w:left="0" w:firstLine="0" w:right="0"/>
-              <w:spacing w:line="240" w:lineRule="auto" w:before="40" w:after="40"/>
+              <w:ind w:firstLine="0" w:left="0" w:right="0"/>
+              <w:spacing w:lineRule="auto" w:before="40" w:line="240" w:after="40"/>
             </w:pPr>
             <w:r>
               <w:t xml:space="preserve">Bounds for numeric types.</w:t>
@@ -15760,8 +15760,8 @@
             <w:pPr>
               <w:pStyle w:val="Compact"/>
               <w:jc w:val="left"/>
-              <w:ind w:left="0" w:firstLine="0" w:right="0"/>
-              <w:spacing w:line="240" w:lineRule="auto" w:before="40" w:after="40"/>
+              <w:ind w:firstLine="0" w:left="0" w:right="0"/>
+              <w:spacing w:lineRule="auto" w:before="40" w:line="240" w:after="40"/>
             </w:pPr>
             <w:r>
               <w:rPr>
@@ -15777,8 +15777,8 @@
             <w:pPr>
               <w:pStyle w:val="Compact"/>
               <w:jc w:val="left"/>
-              <w:ind w:left="0" w:firstLine="0" w:right="0"/>
-              <w:spacing w:line="240" w:lineRule="auto" w:before="40" w:after="40"/>
+              <w:ind w:firstLine="0" w:left="0" w:right="0"/>
+              <w:spacing w:lineRule="auto" w:before="40" w:line="240" w:after="40"/>
             </w:pPr>
             <w:r>
               <w:t xml:space="preserve">list</w:t>
@@ -15791,8 +15791,8 @@
             <w:pPr>
               <w:pStyle w:val="Compact"/>
               <w:jc w:val="left"/>
-              <w:ind w:left="0" w:firstLine="0" w:right="0"/>
-              <w:spacing w:line="240" w:lineRule="auto" w:before="40" w:after="40"/>
+              <w:ind w:firstLine="0" w:left="0" w:right="0"/>
+              <w:spacing w:lineRule="auto" w:before="40" w:line="240" w:after="40"/>
             </w:pPr>
             <w:r>
               <w:t xml:space="preserve">nil</w:t>
@@ -15805,8 +15805,8 @@
             <w:pPr>
               <w:pStyle w:val="Compact"/>
               <w:jc w:val="left"/>
-              <w:ind w:left="0" w:firstLine="0" w:right="0"/>
-              <w:spacing w:line="240" w:lineRule="auto" w:before="40" w:after="40"/>
+              <w:ind w:firstLine="0" w:left="0" w:right="0"/>
+              <w:spacing w:lineRule="auto" w:before="40" w:line="240" w:after="40"/>
             </w:pPr>
             <w:r>
               <w:t xml:space="preserve">Required when</w:t>
@@ -15833,8 +15833,8 @@
             <w:pPr>
               <w:pStyle w:val="Compact"/>
               <w:jc w:val="left"/>
-              <w:ind w:left="0" w:firstLine="0" w:right="0"/>
-              <w:spacing w:line="240" w:lineRule="auto" w:before="40" w:after="40"/>
+              <w:ind w:firstLine="0" w:left="0" w:right="0"/>
+              <w:spacing w:lineRule="auto" w:before="40" w:line="240" w:after="40"/>
             </w:pPr>
             <w:r>
               <w:rPr>
@@ -15850,8 +15850,8 @@
             <w:pPr>
               <w:pStyle w:val="Compact"/>
               <w:jc w:val="left"/>
-              <w:ind w:left="0" w:firstLine="0" w:right="0"/>
-              <w:spacing w:line="240" w:lineRule="auto" w:before="40" w:after="40"/>
+              <w:ind w:firstLine="0" w:left="0" w:right="0"/>
+              <w:spacing w:lineRule="auto" w:before="40" w:line="240" w:after="40"/>
             </w:pPr>
             <w:r>
               <w:t xml:space="preserve">string</w:t>
@@ -15864,8 +15864,8 @@
             <w:pPr>
               <w:pStyle w:val="Compact"/>
               <w:jc w:val="left"/>
-              <w:ind w:left="0" w:firstLine="0" w:right="0"/>
-              <w:spacing w:line="240" w:lineRule="auto" w:before="40" w:after="40"/>
+              <w:ind w:firstLine="0" w:left="0" w:right="0"/>
+              <w:spacing w:lineRule="auto" w:before="40" w:line="240" w:after="40"/>
             </w:pPr>
             <w:r>
               <w:t xml:space="preserve">auto</w:t>
@@ -15878,8 +15878,8 @@
             <w:pPr>
               <w:pStyle w:val="Compact"/>
               <w:jc w:val="left"/>
-              <w:ind w:left="0" w:firstLine="0" w:right="0"/>
-              <w:spacing w:line="240" w:lineRule="auto" w:before="40" w:after="40"/>
+              <w:ind w:firstLine="0" w:left="0" w:right="0"/>
+              <w:spacing w:lineRule="auto" w:before="40" w:line="240" w:after="40"/>
             </w:pPr>
             <w:r>
               <w:t xml:space="preserve">Override the auto-generated datatype id. For</w:t>
@@ -15931,12 +15931,12 @@
     </w:p>
     <w:p>
       <w:pPr>
-        <w:spacing w:after="0" w:lineRule="exact" w:before="0" w:line="20"/>
+        <w:spacing w:after="0" w:before="0" w:line="20" w:lineRule="exact"/>
         <w:rPr>
           <w:sz w:val="2"/>
         </w:rPr>
       </w:pPr>
-      <w:bookmarkStart w:id="38789" w:name="csv-tbl-model-float-fields"/>
+      <w:bookmarkStart w:name="csv-tbl-model-float-fields" w:id="38789"/>
       <w:bookmarkEnd w:id="38789"/>
     </w:p>
     <w:p>
@@ -15973,18 +15973,18 @@
         <w:tblLook w:firstRow="1" w:lastRow="0" w:firstColumn="0" w:lastColumn="0" w:noHBand="0" w:noVBand="0" w:val="0020"/>
         <w:jc w:val="start"/>
         <w:tblBorders>
-          <w:top w:sz="6" w:val="single" w:space="0" w:color="000000"/>
-          <w:left w:sz="6" w:val="single" w:space="0" w:color="000000"/>
-          <w:bottom w:sz="6" w:val="single" w:space="0" w:color="000000"/>
-          <w:right w:sz="6" w:val="single" w:space="0" w:color="000000"/>
-          <w:insideH w:sz="6" w:val="single" w:space="0" w:color="000000"/>
-          <w:insideV w:sz="6" w:val="single" w:space="0" w:color="000000"/>
+          <w:top w:color="000000" w:space="0" w:sz="6" w:val="single"/>
+          <w:left w:color="000000" w:space="0" w:sz="6" w:val="single"/>
+          <w:bottom w:color="000000" w:space="0" w:sz="6" w:val="single"/>
+          <w:right w:color="000000" w:space="0" w:sz="6" w:val="single"/>
+          <w:insideH w:color="000000" w:space="0" w:sz="6" w:val="single"/>
+          <w:insideV w:color="000000" w:space="0" w:sz="6" w:val="single"/>
         </w:tblBorders>
         <w:tblCellMar>
-          <w:top w:type="dxa" w:w="57"/>
-          <w:left w:type="dxa" w:w="108"/>
-          <w:bottom w:type="dxa" w:w="57"/>
-          <w:right w:type="dxa" w:w="108"/>
+          <w:top w:w="57" w:type="dxa"/>
+          <w:left w:w="108" w:type="dxa"/>
+          <w:bottom w:w="57" w:type="dxa"/>
+          <w:right w:w="108" w:type="dxa"/>
         </w:tblCellMar>
       </w:tblPr>
       <w:tblGrid>
@@ -15999,14 +15999,14 @@
         </w:trPr>
         <w:tc>
           <w:tcPr>
-            <w:shd w:val="clear" w:fill="E8E8E8" w:color="auto"/>
+            <w:shd w:color="auto" w:fill="E8E8E8" w:val="clear"/>
           </w:tcPr>
           <w:p>
             <w:pPr>
               <w:pStyle w:val="Compact"/>
               <w:jc w:val="left"/>
-              <w:ind w:left="0" w:firstLine="0" w:right="0"/>
-              <w:spacing w:line="240" w:lineRule="auto" w:before="40" w:after="40"/>
+              <w:ind w:firstLine="0" w:left="0" w:right="0"/>
+              <w:spacing w:lineRule="auto" w:before="40" w:line="240" w:after="40"/>
             </w:pPr>
             <w:r>
               <w:rPr>
@@ -16018,14 +16018,14 @@
         </w:tc>
         <w:tc>
           <w:tcPr>
-            <w:shd w:val="clear" w:fill="E8E8E8" w:color="auto"/>
+            <w:shd w:color="auto" w:fill="E8E8E8" w:val="clear"/>
           </w:tcPr>
           <w:p>
             <w:pPr>
               <w:pStyle w:val="Compact"/>
               <w:jc w:val="left"/>
-              <w:ind w:left="0" w:firstLine="0" w:right="0"/>
-              <w:spacing w:line="240" w:lineRule="auto" w:before="40" w:after="40"/>
+              <w:ind w:firstLine="0" w:left="0" w:right="0"/>
+              <w:spacing w:lineRule="auto" w:before="40" w:line="240" w:after="40"/>
             </w:pPr>
             <w:r>
               <w:rPr>
@@ -16037,14 +16037,14 @@
         </w:tc>
         <w:tc>
           <w:tcPr>
-            <w:shd w:val="clear" w:fill="E8E8E8" w:color="auto"/>
+            <w:shd w:color="auto" w:fill="E8E8E8" w:val="clear"/>
           </w:tcPr>
           <w:p>
             <w:pPr>
               <w:pStyle w:val="Compact"/>
               <w:jc w:val="left"/>
-              <w:ind w:left="0" w:firstLine="0" w:right="0"/>
-              <w:spacing w:line="240" w:lineRule="auto" w:before="40" w:after="40"/>
+              <w:ind w:firstLine="0" w:left="0" w:right="0"/>
+              <w:spacing w:lineRule="auto" w:before="40" w:line="240" w:after="40"/>
             </w:pPr>
             <w:r>
               <w:rPr>
@@ -16056,14 +16056,14 @@
         </w:tc>
         <w:tc>
           <w:tcPr>
-            <w:shd w:val="clear" w:fill="E8E8E8" w:color="auto"/>
+            <w:shd w:color="auto" w:fill="E8E8E8" w:val="clear"/>
           </w:tcPr>
           <w:p>
             <w:pPr>
               <w:pStyle w:val="Compact"/>
               <w:jc w:val="left"/>
-              <w:ind w:left="0" w:firstLine="0" w:right="0"/>
-              <w:spacing w:line="240" w:lineRule="auto" w:before="40" w:after="40"/>
+              <w:ind w:firstLine="0" w:left="0" w:right="0"/>
+              <w:spacing w:lineRule="auto" w:before="40" w:line="240" w:after="40"/>
             </w:pPr>
             <w:r>
               <w:rPr>
@@ -16081,8 +16081,8 @@
             <w:pPr>
               <w:pStyle w:val="Compact"/>
               <w:jc w:val="left"/>
-              <w:ind w:left="0" w:firstLine="0" w:right="0"/>
-              <w:spacing w:line="240" w:lineRule="auto" w:before="40" w:after="40"/>
+              <w:ind w:firstLine="0" w:left="0" w:right="0"/>
+              <w:spacing w:lineRule="auto" w:before="40" w:line="240" w:after="40"/>
             </w:pPr>
             <w:r>
               <w:rPr>
@@ -16098,8 +16098,8 @@
             <w:pPr>
               <w:pStyle w:val="Compact"/>
               <w:jc w:val="left"/>
-              <w:ind w:left="0" w:firstLine="0" w:right="0"/>
-              <w:spacing w:line="240" w:lineRule="auto" w:before="40" w:after="40"/>
+              <w:ind w:firstLine="0" w:left="0" w:right="0"/>
+              <w:spacing w:lineRule="auto" w:before="40" w:line="240" w:after="40"/>
             </w:pPr>
             <w:r>
               <w:t xml:space="preserve">string</w:t>
@@ -16112,8 +16112,8 @@
             <w:pPr>
               <w:pStyle w:val="Compact"/>
               <w:jc w:val="left"/>
-              <w:ind w:left="0" w:firstLine="0" w:right="0"/>
-              <w:spacing w:line="240" w:lineRule="auto" w:before="40" w:after="40"/>
+              <w:ind w:firstLine="0" w:left="0" w:right="0"/>
+              <w:spacing w:lineRule="auto" w:before="40" w:line="240" w:after="40"/>
             </w:pPr>
             <w:r>
               <w:t xml:space="preserve">required</w:t>
@@ -16126,8 +16126,8 @@
             <w:pPr>
               <w:pStyle w:val="Compact"/>
               <w:jc w:val="left"/>
-              <w:ind w:left="0" w:firstLine="0" w:right="0"/>
-              <w:spacing w:line="240" w:lineRule="auto" w:before="40" w:after="40"/>
+              <w:ind w:firstLine="0" w:left="0" w:right="0"/>
+              <w:spacing w:lineRule="auto" w:before="40" w:line="240" w:after="40"/>
             </w:pPr>
             <w:r>
               <w:t xml:space="preserve">Unique identifier.</w:t>
@@ -16142,8 +16142,8 @@
             <w:pPr>
               <w:pStyle w:val="Compact"/>
               <w:jc w:val="left"/>
-              <w:ind w:left="0" w:firstLine="0" w:right="0"/>
-              <w:spacing w:line="240" w:lineRule="auto" w:before="40" w:after="40"/>
+              <w:ind w:firstLine="0" w:left="0" w:right="0"/>
+              <w:spacing w:lineRule="auto" w:before="40" w:line="240" w:after="40"/>
             </w:pPr>
             <w:r>
               <w:rPr>
@@ -16159,8 +16159,8 @@
             <w:pPr>
               <w:pStyle w:val="Compact"/>
               <w:jc w:val="left"/>
-              <w:ind w:left="0" w:firstLine="0" w:right="0"/>
-              <w:spacing w:line="240" w:lineRule="auto" w:before="40" w:after="40"/>
+              <w:ind w:firstLine="0" w:left="0" w:right="0"/>
+              <w:spacing w:lineRule="auto" w:before="40" w:line="240" w:after="40"/>
             </w:pPr>
             <w:r>
               <w:t xml:space="preserve">string</w:t>
@@ -16173,8 +16173,8 @@
             <w:pPr>
               <w:pStyle w:val="Compact"/>
               <w:jc w:val="left"/>
-              <w:ind w:left="0" w:firstLine="0" w:right="0"/>
-              <w:spacing w:line="240" w:lineRule="auto" w:before="40" w:after="40"/>
+              <w:ind w:firstLine="0" w:left="0" w:right="0"/>
+              <w:spacing w:lineRule="auto" w:before="40" w:line="240" w:after="40"/>
             </w:pPr>
             <w:r>
               <w:t xml:space="preserve">same as</w:t>
@@ -16196,8 +16196,8 @@
             <w:pPr>
               <w:pStyle w:val="Compact"/>
               <w:jc w:val="left"/>
-              <w:ind w:left="0" w:firstLine="0" w:right="0"/>
-              <w:spacing w:line="240" w:lineRule="auto" w:before="40" w:after="40"/>
+              <w:ind w:firstLine="0" w:left="0" w:right="0"/>
+              <w:spacing w:lineRule="auto" w:before="40" w:line="240" w:after="40"/>
             </w:pPr>
             <w:r>
               <w:t xml:space="preserve">Human-readable name.</w:t>
@@ -16212,8 +16212,8 @@
             <w:pPr>
               <w:pStyle w:val="Compact"/>
               <w:jc w:val="left"/>
-              <w:ind w:left="0" w:firstLine="0" w:right="0"/>
-              <w:spacing w:line="240" w:lineRule="auto" w:before="40" w:after="40"/>
+              <w:ind w:firstLine="0" w:left="0" w:right="0"/>
+              <w:spacing w:lineRule="auto" w:before="40" w:line="240" w:after="40"/>
             </w:pPr>
             <w:r>
               <w:rPr>
@@ -16229,8 +16229,8 @@
             <w:pPr>
               <w:pStyle w:val="Compact"/>
               <w:jc w:val="left"/>
-              <w:ind w:left="0" w:firstLine="0" w:right="0"/>
-              <w:spacing w:line="240" w:lineRule="auto" w:before="40" w:after="40"/>
+              <w:ind w:firstLine="0" w:left="0" w:right="0"/>
+              <w:spacing w:lineRule="auto" w:before="40" w:line="240" w:after="40"/>
             </w:pPr>
             <w:r>
               <w:t xml:space="preserve">string</w:t>
@@ -16243,8 +16243,8 @@
             <w:pPr>
               <w:pStyle w:val="Compact"/>
               <w:jc w:val="left"/>
-              <w:ind w:left="0" w:firstLine="0" w:right="0"/>
-              <w:spacing w:line="240" w:lineRule="auto" w:before="40" w:after="40"/>
+              <w:ind w:firstLine="0" w:left="0" w:right="0"/>
+              <w:spacing w:lineRule="auto" w:before="40" w:line="240" w:after="40"/>
             </w:pPr>
             <w:r>
               <w:rPr>
@@ -16260,8 +16260,8 @@
             <w:pPr>
               <w:pStyle w:val="Compact"/>
               <w:jc w:val="left"/>
-              <w:ind w:left="0" w:firstLine="0" w:right="0"/>
-              <w:spacing w:line="240" w:lineRule="auto" w:before="40" w:after="40"/>
+              <w:ind w:firstLine="0" w:left="0" w:right="0"/>
+              <w:spacing w:lineRule="auto" w:before="40" w:line="240" w:after="40"/>
             </w:pPr>
             <w:r>
               <w:t xml:space="preserve">Description text.</w:t>
@@ -16276,8 +16276,8 @@
             <w:pPr>
               <w:pStyle w:val="Compact"/>
               <w:jc w:val="left"/>
-              <w:ind w:left="0" w:firstLine="0" w:right="0"/>
-              <w:spacing w:line="240" w:lineRule="auto" w:before="40" w:after="40"/>
+              <w:ind w:firstLine="0" w:left="0" w:right="0"/>
+              <w:spacing w:lineRule="auto" w:before="40" w:line="240" w:after="40"/>
             </w:pPr>
             <w:r>
               <w:rPr>
@@ -16293,8 +16293,8 @@
             <w:pPr>
               <w:pStyle w:val="Compact"/>
               <w:jc w:val="left"/>
-              <w:ind w:left="0" w:firstLine="0" w:right="0"/>
-              <w:spacing w:line="240" w:lineRule="auto" w:before="40" w:after="40"/>
+              <w:ind w:firstLine="0" w:left="0" w:right="0"/>
+              <w:spacing w:lineRule="auto" w:before="40" w:line="240" w:after="40"/>
             </w:pPr>
             <w:r>
               <w:t xml:space="preserve">string</w:t>
@@ -16307,8 +16307,8 @@
             <w:pPr>
               <w:pStyle w:val="Compact"/>
               <w:jc w:val="left"/>
-              <w:ind w:left="0" w:firstLine="0" w:right="0"/>
-              <w:spacing w:line="240" w:lineRule="auto" w:before="40" w:after="40"/>
+              <w:ind w:firstLine="0" w:left="0" w:right="0"/>
+              <w:spacing w:lineRule="auto" w:before="40" w:line="240" w:after="40"/>
             </w:pPr>
             <w:r>
               <w:t xml:space="preserve">same as</w:t>
@@ -16330,8 +16330,8 @@
             <w:pPr>
               <w:pStyle w:val="Compact"/>
               <w:jc w:val="left"/>
-              <w:ind w:left="0" w:firstLine="0" w:right="0"/>
-              <w:spacing w:line="240" w:lineRule="auto" w:before="40" w:after="40"/>
+              <w:ind w:firstLine="0" w:left="0" w:right="0"/>
+              <w:spacing w:lineRule="auto" w:before="40" w:line="240" w:after="40"/>
             </w:pPr>
             <w:r>
               <w:t xml:space="preserve">Prefix used in output captions (e.g. </w:t>
@@ -16355,8 +16355,8 @@
             <w:pPr>
               <w:pStyle w:val="Compact"/>
               <w:jc w:val="left"/>
-              <w:ind w:left="0" w:firstLine="0" w:right="0"/>
-              <w:spacing w:line="240" w:lineRule="auto" w:before="40" w:after="40"/>
+              <w:ind w:firstLine="0" w:left="0" w:right="0"/>
+              <w:spacing w:lineRule="auto" w:before="40" w:line="240" w:after="40"/>
             </w:pPr>
             <w:r>
               <w:rPr>
@@ -16372,8 +16372,8 @@
             <w:pPr>
               <w:pStyle w:val="Compact"/>
               <w:jc w:val="left"/>
-              <w:ind w:left="0" w:firstLine="0" w:right="0"/>
-              <w:spacing w:line="240" w:lineRule="auto" w:before="40" w:after="40"/>
+              <w:ind w:firstLine="0" w:left="0" w:right="0"/>
+              <w:spacing w:lineRule="auto" w:before="40" w:line="240" w:after="40"/>
             </w:pPr>
             <w:r>
               <w:t xml:space="preserve">string</w:t>
@@ -16386,8 +16386,8 @@
             <w:pPr>
               <w:pStyle w:val="Compact"/>
               <w:jc w:val="left"/>
-              <w:ind w:left="0" w:firstLine="0" w:right="0"/>
-              <w:spacing w:line="240" w:lineRule="auto" w:before="40" w:after="40"/>
+              <w:ind w:firstLine="0" w:left="0" w:right="0"/>
+              <w:spacing w:lineRule="auto" w:before="40" w:line="240" w:after="40"/>
             </w:pPr>
             <w:r>
               <w:t xml:space="preserve">same as</w:t>
@@ -16409,8 +16409,8 @@
             <w:pPr>
               <w:pStyle w:val="Compact"/>
               <w:jc w:val="left"/>
-              <w:ind w:left="0" w:firstLine="0" w:right="0"/>
-              <w:spacing w:line="240" w:lineRule="auto" w:before="40" w:after="40"/>
+              <w:ind w:firstLine="0" w:left="0" w:right="0"/>
+              <w:spacing w:lineRule="auto" w:before="40" w:line="240" w:after="40"/>
             </w:pPr>
             <w:r>
               <w:t xml:space="preserve">Counter sharing group. Floats with the same</w:t>
@@ -16440,8 +16440,8 @@
             <w:pPr>
               <w:pStyle w:val="Compact"/>
               <w:jc w:val="left"/>
-              <w:ind w:left="0" w:firstLine="0" w:right="0"/>
-              <w:spacing w:line="240" w:lineRule="auto" w:before="40" w:after="40"/>
+              <w:ind w:firstLine="0" w:left="0" w:right="0"/>
+              <w:spacing w:lineRule="auto" w:before="40" w:line="240" w:after="40"/>
             </w:pPr>
             <w:r>
               <w:rPr>
@@ -16457,8 +16457,8 @@
             <w:pPr>
               <w:pStyle w:val="Compact"/>
               <w:jc w:val="left"/>
-              <w:ind w:left="0" w:firstLine="0" w:right="0"/>
-              <w:spacing w:line="240" w:lineRule="auto" w:before="40" w:after="40"/>
+              <w:ind w:firstLine="0" w:left="0" w:right="0"/>
+              <w:spacing w:lineRule="auto" w:before="40" w:line="240" w:after="40"/>
             </w:pPr>
             <w:r>
               <w:t xml:space="preserve">list</w:t>
@@ -16471,8 +16471,8 @@
             <w:pPr>
               <w:pStyle w:val="Compact"/>
               <w:jc w:val="left"/>
-              <w:ind w:left="0" w:firstLine="0" w:right="0"/>
-              <w:spacing w:line="240" w:lineRule="auto" w:before="40" w:after="40"/>
+              <w:ind w:firstLine="0" w:left="0" w:right="0"/>
+              <w:spacing w:lineRule="auto" w:before="40" w:line="240" w:after="40"/>
             </w:pPr>
             <w:r>
               <w:t xml:space="preserve">nil</w:t>
@@ -16485,8 +16485,8 @@
             <w:pPr>
               <w:pStyle w:val="Compact"/>
               <w:jc w:val="left"/>
-              <w:ind w:left="0" w:firstLine="0" w:right="0"/>
-              <w:spacing w:line="240" w:lineRule="auto" w:before="40" w:after="40"/>
+              <w:ind w:firstLine="0" w:left="0" w:right="0"/>
+              <w:spacing w:lineRule="auto" w:before="40" w:line="240" w:after="40"/>
             </w:pPr>
             <w:r>
               <w:t xml:space="preserve">Alternative fence prefixes.</w:t>
@@ -16501,8 +16501,8 @@
             <w:pPr>
               <w:pStyle w:val="Compact"/>
               <w:jc w:val="left"/>
-              <w:ind w:left="0" w:firstLine="0" w:right="0"/>
-              <w:spacing w:line="240" w:lineRule="auto" w:before="40" w:after="40"/>
+              <w:ind w:firstLine="0" w:left="0" w:right="0"/>
+              <w:spacing w:lineRule="auto" w:before="40" w:line="240" w:after="40"/>
             </w:pPr>
             <w:r>
               <w:rPr>
@@ -16518,8 +16518,8 @@
             <w:pPr>
               <w:pStyle w:val="Compact"/>
               <w:jc w:val="left"/>
-              <w:ind w:left="0" w:firstLine="0" w:right="0"/>
-              <w:spacing w:line="240" w:lineRule="auto" w:before="40" w:after="40"/>
+              <w:ind w:firstLine="0" w:left="0" w:right="0"/>
+              <w:spacing w:lineRule="auto" w:before="40" w:line="240" w:after="40"/>
             </w:pPr>
             <w:r>
               <w:t xml:space="preserve">boolean</w:t>
@@ -16532,8 +16532,8 @@
             <w:pPr>
               <w:pStyle w:val="Compact"/>
               <w:jc w:val="left"/>
-              <w:ind w:left="0" w:firstLine="0" w:right="0"/>
-              <w:spacing w:line="240" w:lineRule="auto" w:before="40" w:after="40"/>
+              <w:ind w:firstLine="0" w:left="0" w:right="0"/>
+              <w:spacing w:lineRule="auto" w:before="40" w:line="240" w:after="40"/>
             </w:pPr>
             <w:r>
               <w:t xml:space="preserve">false</w:t>
@@ -16546,8 +16546,8 @@
             <w:pPr>
               <w:pStyle w:val="Compact"/>
               <w:jc w:val="left"/>
-              <w:ind w:left="0" w:firstLine="0" w:right="0"/>
-              <w:spacing w:line="240" w:lineRule="auto" w:before="40" w:after="40"/>
+              <w:ind w:firstLine="0" w:left="0" w:right="0"/>
+              <w:spacing w:lineRule="auto" w:before="40" w:line="240" w:after="40"/>
             </w:pPr>
             <w:r>
               <w:t xml:space="preserve">See</w:t>
@@ -16586,12 +16586,12 @@
     </w:p>
     <w:p>
       <w:pPr>
-        <w:spacing w:after="0" w:lineRule="exact" w:before="0" w:line="20"/>
+        <w:spacing w:after="0" w:before="0" w:line="20" w:lineRule="exact"/>
         <w:rPr>
           <w:sz w:val="2"/>
         </w:rPr>
       </w:pPr>
-      <w:bookmarkStart w:id="4017" w:name="csv-tbl-model-relation-fields"/>
+      <w:bookmarkStart w:name="csv-tbl-model-relation-fields" w:id="4017"/>
       <w:bookmarkEnd w:id="4017"/>
     </w:p>
     <w:p>
@@ -16628,18 +16628,18 @@
         <w:tblLook w:firstRow="1" w:lastRow="0" w:firstColumn="0" w:lastColumn="0" w:noHBand="0" w:noVBand="0" w:val="0020"/>
         <w:jc w:val="start"/>
         <w:tblBorders>
-          <w:top w:sz="6" w:val="single" w:space="0" w:color="000000"/>
-          <w:left w:sz="6" w:val="single" w:space="0" w:color="000000"/>
-          <w:bottom w:sz="6" w:val="single" w:space="0" w:color="000000"/>
-          <w:right w:sz="6" w:val="single" w:space="0" w:color="000000"/>
-          <w:insideH w:sz="6" w:val="single" w:space="0" w:color="000000"/>
-          <w:insideV w:sz="6" w:val="single" w:space="0" w:color="000000"/>
+          <w:top w:color="000000" w:space="0" w:sz="6" w:val="single"/>
+          <w:left w:color="000000" w:space="0" w:sz="6" w:val="single"/>
+          <w:bottom w:color="000000" w:space="0" w:sz="6" w:val="single"/>
+          <w:right w:color="000000" w:space="0" w:sz="6" w:val="single"/>
+          <w:insideH w:color="000000" w:space="0" w:sz="6" w:val="single"/>
+          <w:insideV w:color="000000" w:space="0" w:sz="6" w:val="single"/>
         </w:tblBorders>
         <w:tblCellMar>
-          <w:top w:type="dxa" w:w="57"/>
-          <w:left w:type="dxa" w:w="108"/>
-          <w:bottom w:type="dxa" w:w="57"/>
-          <w:right w:type="dxa" w:w="108"/>
+          <w:top w:w="57" w:type="dxa"/>
+          <w:left w:w="108" w:type="dxa"/>
+          <w:bottom w:w="57" w:type="dxa"/>
+          <w:right w:w="108" w:type="dxa"/>
         </w:tblCellMar>
       </w:tblPr>
       <w:tblGrid>
@@ -16654,14 +16654,14 @@
         </w:trPr>
         <w:tc>
           <w:tcPr>
-            <w:shd w:val="clear" w:fill="E8E8E8" w:color="auto"/>
+            <w:shd w:color="auto" w:fill="E8E8E8" w:val="clear"/>
           </w:tcPr>
           <w:p>
             <w:pPr>
               <w:pStyle w:val="Compact"/>
               <w:jc w:val="left"/>
-              <w:ind w:left="0" w:firstLine="0" w:right="0"/>
-              <w:spacing w:line="240" w:lineRule="auto" w:before="40" w:after="40"/>
+              <w:ind w:firstLine="0" w:left="0" w:right="0"/>
+              <w:spacing w:lineRule="auto" w:before="40" w:line="240" w:after="40"/>
             </w:pPr>
             <w:r>
               <w:rPr>
@@ -16673,14 +16673,14 @@
         </w:tc>
         <w:tc>
           <w:tcPr>
-            <w:shd w:val="clear" w:fill="E8E8E8" w:color="auto"/>
+            <w:shd w:color="auto" w:fill="E8E8E8" w:val="clear"/>
           </w:tcPr>
           <w:p>
             <w:pPr>
               <w:pStyle w:val="Compact"/>
               <w:jc w:val="left"/>
-              <w:ind w:left="0" w:firstLine="0" w:right="0"/>
-              <w:spacing w:line="240" w:lineRule="auto" w:before="40" w:after="40"/>
+              <w:ind w:firstLine="0" w:left="0" w:right="0"/>
+              <w:spacing w:lineRule="auto" w:before="40" w:line="240" w:after="40"/>
             </w:pPr>
             <w:r>
               <w:rPr>
@@ -16692,14 +16692,14 @@
         </w:tc>
         <w:tc>
           <w:tcPr>
-            <w:shd w:val="clear" w:fill="E8E8E8" w:color="auto"/>
+            <w:shd w:color="auto" w:fill="E8E8E8" w:val="clear"/>
           </w:tcPr>
           <w:p>
             <w:pPr>
               <w:pStyle w:val="Compact"/>
               <w:jc w:val="left"/>
-              <w:ind w:left="0" w:firstLine="0" w:right="0"/>
-              <w:spacing w:line="240" w:lineRule="auto" w:before="40" w:after="40"/>
+              <w:ind w:firstLine="0" w:left="0" w:right="0"/>
+              <w:spacing w:lineRule="auto" w:before="40" w:line="240" w:after="40"/>
             </w:pPr>
             <w:r>
               <w:rPr>
@@ -16711,14 +16711,14 @@
         </w:tc>
         <w:tc>
           <w:tcPr>
-            <w:shd w:val="clear" w:fill="E8E8E8" w:color="auto"/>
+            <w:shd w:color="auto" w:fill="E8E8E8" w:val="clear"/>
           </w:tcPr>
           <w:p>
             <w:pPr>
               <w:pStyle w:val="Compact"/>
               <w:jc w:val="left"/>
-              <w:ind w:left="0" w:firstLine="0" w:right="0"/>
-              <w:spacing w:line="240" w:lineRule="auto" w:before="40" w:after="40"/>
+              <w:ind w:firstLine="0" w:left="0" w:right="0"/>
+              <w:spacing w:lineRule="auto" w:before="40" w:line="240" w:after="40"/>
             </w:pPr>
             <w:r>
               <w:rPr>
@@ -16736,8 +16736,8 @@
             <w:pPr>
               <w:pStyle w:val="Compact"/>
               <w:jc w:val="left"/>
-              <w:ind w:left="0" w:firstLine="0" w:right="0"/>
-              <w:spacing w:line="240" w:lineRule="auto" w:before="40" w:after="40"/>
+              <w:ind w:firstLine="0" w:left="0" w:right="0"/>
+              <w:spacing w:lineRule="auto" w:before="40" w:line="240" w:after="40"/>
             </w:pPr>
             <w:r>
               <w:rPr>
@@ -16753,8 +16753,8 @@
             <w:pPr>
               <w:pStyle w:val="Compact"/>
               <w:jc w:val="left"/>
-              <w:ind w:left="0" w:firstLine="0" w:right="0"/>
-              <w:spacing w:line="240" w:lineRule="auto" w:before="40" w:after="40"/>
+              <w:ind w:firstLine="0" w:left="0" w:right="0"/>
+              <w:spacing w:lineRule="auto" w:before="40" w:line="240" w:after="40"/>
             </w:pPr>
             <w:r>
               <w:t xml:space="preserve">string</w:t>
@@ -16767,8 +16767,8 @@
             <w:pPr>
               <w:pStyle w:val="Compact"/>
               <w:jc w:val="left"/>
-              <w:ind w:left="0" w:firstLine="0" w:right="0"/>
-              <w:spacing w:line="240" w:lineRule="auto" w:before="40" w:after="40"/>
+              <w:ind w:firstLine="0" w:left="0" w:right="0"/>
+              <w:spacing w:lineRule="auto" w:before="40" w:line="240" w:after="40"/>
             </w:pPr>
             <w:r>
               <w:t xml:space="preserve">required</w:t>
@@ -16781,8 +16781,8 @@
             <w:pPr>
               <w:pStyle w:val="Compact"/>
               <w:jc w:val="left"/>
-              <w:ind w:left="0" w:firstLine="0" w:right="0"/>
-              <w:spacing w:line="240" w:lineRule="auto" w:before="40" w:after="40"/>
+              <w:ind w:firstLine="0" w:left="0" w:right="0"/>
+              <w:spacing w:lineRule="auto" w:before="40" w:line="240" w:after="40"/>
             </w:pPr>
             <w:r>
               <w:t xml:space="preserve">Unique identifier.</w:t>
@@ -16797,8 +16797,8 @@
             <w:pPr>
               <w:pStyle w:val="Compact"/>
               <w:jc w:val="left"/>
-              <w:ind w:left="0" w:firstLine="0" w:right="0"/>
-              <w:spacing w:line="240" w:lineRule="auto" w:before="40" w:after="40"/>
+              <w:ind w:firstLine="0" w:left="0" w:right="0"/>
+              <w:spacing w:lineRule="auto" w:before="40" w:line="240" w:after="40"/>
             </w:pPr>
             <w:r>
               <w:rPr>
@@ -16814,8 +16814,8 @@
             <w:pPr>
               <w:pStyle w:val="Compact"/>
               <w:jc w:val="left"/>
-              <w:ind w:left="0" w:firstLine="0" w:right="0"/>
-              <w:spacing w:line="240" w:lineRule="auto" w:before="40" w:after="40"/>
+              <w:ind w:firstLine="0" w:left="0" w:right="0"/>
+              <w:spacing w:lineRule="auto" w:before="40" w:line="240" w:after="40"/>
             </w:pPr>
             <w:r>
               <w:t xml:space="preserve">string</w:t>
@@ -16828,8 +16828,8 @@
             <w:pPr>
               <w:pStyle w:val="Compact"/>
               <w:jc w:val="left"/>
-              <w:ind w:left="0" w:firstLine="0" w:right="0"/>
-              <w:spacing w:line="240" w:lineRule="auto" w:before="40" w:after="40"/>
+              <w:ind w:firstLine="0" w:left="0" w:right="0"/>
+              <w:spacing w:lineRule="auto" w:before="40" w:line="240" w:after="40"/>
             </w:pPr>
             <w:r>
               <w:t xml:space="preserve">nil</w:t>
@@ -16842,8 +16842,8 @@
             <w:pPr>
               <w:pStyle w:val="Compact"/>
               <w:jc w:val="left"/>
-              <w:ind w:left="0" w:firstLine="0" w:right="0"/>
-              <w:spacing w:line="240" w:lineRule="auto" w:before="40" w:after="40"/>
+              <w:ind w:firstLine="0" w:left="0" w:right="0"/>
+              <w:spacing w:lineRule="auto" w:before="40" w:line="240" w:after="40"/>
             </w:pPr>
             <w:r>
               <w:t xml:space="preserve">Base relation type. Typically</w:t>
@@ -16930,8 +16930,8 @@
             <w:pPr>
               <w:pStyle w:val="Compact"/>
               <w:jc w:val="left"/>
-              <w:ind w:left="0" w:firstLine="0" w:right="0"/>
-              <w:spacing w:line="240" w:lineRule="auto" w:before="40" w:after="40"/>
+              <w:ind w:firstLine="0" w:left="0" w:right="0"/>
+              <w:spacing w:lineRule="auto" w:before="40" w:line="240" w:after="40"/>
             </w:pPr>
             <w:r>
               <w:rPr>
@@ -16947,8 +16947,8 @@
             <w:pPr>
               <w:pStyle w:val="Compact"/>
               <w:jc w:val="left"/>
-              <w:ind w:left="0" w:firstLine="0" w:right="0"/>
-              <w:spacing w:line="240" w:lineRule="auto" w:before="40" w:after="40"/>
+              <w:ind w:firstLine="0" w:left="0" w:right="0"/>
+              <w:spacing w:lineRule="auto" w:before="40" w:line="240" w:after="40"/>
             </w:pPr>
             <w:r>
               <w:t xml:space="preserve">string</w:t>
@@ -16961,8 +16961,8 @@
             <w:pPr>
               <w:pStyle w:val="Compact"/>
               <w:jc w:val="left"/>
-              <w:ind w:left="0" w:firstLine="0" w:right="0"/>
-              <w:spacing w:line="240" w:lineRule="auto" w:before="40" w:after="40"/>
+              <w:ind w:firstLine="0" w:left="0" w:right="0"/>
+              <w:spacing w:lineRule="auto" w:before="40" w:line="240" w:after="40"/>
             </w:pPr>
             <w:r>
               <w:t xml:space="preserve">inherited</w:t>
@@ -16975,8 +16975,8 @@
             <w:pPr>
               <w:pStyle w:val="Compact"/>
               <w:jc w:val="left"/>
-              <w:ind w:left="0" w:firstLine="0" w:right="0"/>
-              <w:spacing w:line="240" w:lineRule="auto" w:before="40" w:after="40"/>
+              <w:ind w:firstLine="0" w:left="0" w:right="0"/>
+              <w:spacing w:lineRule="auto" w:before="40" w:line="240" w:after="40"/>
             </w:pPr>
             <w:r>
               <w:t xml:space="preserve">Override the inherited selector (</w:t>
@@ -17015,8 +17015,8 @@
             <w:pPr>
               <w:pStyle w:val="Compact"/>
               <w:jc w:val="left"/>
-              <w:ind w:left="0" w:firstLine="0" w:right="0"/>
-              <w:spacing w:line="240" w:lineRule="auto" w:before="40" w:after="40"/>
+              <w:ind w:firstLine="0" w:left="0" w:right="0"/>
+              <w:spacing w:lineRule="auto" w:before="40" w:line="240" w:after="40"/>
             </w:pPr>
             <w:r>
               <w:rPr>
@@ -17032,8 +17032,8 @@
             <w:pPr>
               <w:pStyle w:val="Compact"/>
               <w:jc w:val="left"/>
-              <w:ind w:left="0" w:firstLine="0" w:right="0"/>
-              <w:spacing w:line="240" w:lineRule="auto" w:before="40" w:after="40"/>
+              <w:ind w:firstLine="0" w:left="0" w:right="0"/>
+              <w:spacing w:lineRule="auto" w:before="40" w:line="240" w:after="40"/>
             </w:pPr>
             <w:r>
               <w:t xml:space="preserve">string</w:t>
@@ -17046,8 +17046,8 @@
             <w:pPr>
               <w:pStyle w:val="Compact"/>
               <w:jc w:val="left"/>
-              <w:ind w:left="0" w:firstLine="0" w:right="0"/>
-              <w:spacing w:line="240" w:lineRule="auto" w:before="40" w:after="40"/>
+              <w:ind w:firstLine="0" w:left="0" w:right="0"/>
+              <w:spacing w:lineRule="auto" w:before="40" w:line="240" w:after="40"/>
             </w:pPr>
             <w:r>
               <w:t xml:space="preserve">nil</w:t>
@@ -17060,8 +17060,8 @@
             <w:pPr>
               <w:pStyle w:val="Compact"/>
               <w:jc w:val="left"/>
-              <w:ind w:left="0" w:firstLine="0" w:right="0"/>
-              <w:spacing w:line="240" w:lineRule="auto" w:before="40" w:after="40"/>
+              <w:ind w:firstLine="0" w:left="0" w:right="0"/>
+              <w:spacing w:lineRule="auto" w:before="40" w:line="240" w:after="40"/>
             </w:pPr>
             <w:r>
               <w:t xml:space="preserve">Constrain the source object type (nil = any).</w:t>
@@ -17076,8 +17076,8 @@
             <w:pPr>
               <w:pStyle w:val="Compact"/>
               <w:jc w:val="left"/>
-              <w:ind w:left="0" w:firstLine="0" w:right="0"/>
-              <w:spacing w:line="240" w:lineRule="auto" w:before="40" w:after="40"/>
+              <w:ind w:firstLine="0" w:left="0" w:right="0"/>
+              <w:spacing w:lineRule="auto" w:before="40" w:line="240" w:after="40"/>
             </w:pPr>
             <w:r>
               <w:rPr>
@@ -17093,8 +17093,8 @@
             <w:pPr>
               <w:pStyle w:val="Compact"/>
               <w:jc w:val="left"/>
-              <w:ind w:left="0" w:firstLine="0" w:right="0"/>
-              <w:spacing w:line="240" w:lineRule="auto" w:before="40" w:after="40"/>
+              <w:ind w:firstLine="0" w:left="0" w:right="0"/>
+              <w:spacing w:lineRule="auto" w:before="40" w:line="240" w:after="40"/>
             </w:pPr>
             <w:r>
               <w:t xml:space="preserve">string</w:t>
@@ -17107,8 +17107,8 @@
             <w:pPr>
               <w:pStyle w:val="Compact"/>
               <w:jc w:val="left"/>
-              <w:ind w:left="0" w:firstLine="0" w:right="0"/>
-              <w:spacing w:line="240" w:lineRule="auto" w:before="40" w:after="40"/>
+              <w:ind w:firstLine="0" w:left="0" w:right="0"/>
+              <w:spacing w:lineRule="auto" w:before="40" w:line="240" w:after="40"/>
             </w:pPr>
             <w:r>
               <w:t xml:space="preserve">nil</w:t>
@@ -17121,8 +17121,8 @@
             <w:pPr>
               <w:pStyle w:val="Compact"/>
               <w:jc w:val="left"/>
-              <w:ind w:left="0" w:firstLine="0" w:right="0"/>
-              <w:spacing w:line="240" w:lineRule="auto" w:before="40" w:after="40"/>
+              <w:ind w:firstLine="0" w:left="0" w:right="0"/>
+              <w:spacing w:lineRule="auto" w:before="40" w:line="240" w:after="40"/>
             </w:pPr>
             <w:r>
               <w:t xml:space="preserve">Constrain the target type (nil = any). Comma-separated list accepted.</w:t>
@@ -17137,8 +17137,8 @@
             <w:pPr>
               <w:pStyle w:val="Compact"/>
               <w:jc w:val="left"/>
-              <w:ind w:left="0" w:firstLine="0" w:right="0"/>
-              <w:spacing w:line="240" w:lineRule="auto" w:before="40" w:after="40"/>
+              <w:ind w:firstLine="0" w:left="0" w:right="0"/>
+              <w:spacing w:lineRule="auto" w:before="40" w:line="240" w:after="40"/>
             </w:pPr>
             <w:r>
               <w:rPr>
@@ -17154,8 +17154,8 @@
             <w:pPr>
               <w:pStyle w:val="Compact"/>
               <w:jc w:val="left"/>
-              <w:ind w:left="0" w:firstLine="0" w:right="0"/>
-              <w:spacing w:line="240" w:lineRule="auto" w:before="40" w:after="40"/>
+              <w:ind w:firstLine="0" w:left="0" w:right="0"/>
+              <w:spacing w:lineRule="auto" w:before="40" w:line="240" w:after="40"/>
             </w:pPr>
             <w:r>
               <w:t xml:space="preserve">string</w:t>
@@ -17168,8 +17168,8 @@
             <w:pPr>
               <w:pStyle w:val="Compact"/>
               <w:jc w:val="left"/>
-              <w:ind w:left="0" w:firstLine="0" w:right="0"/>
-              <w:spacing w:line="240" w:lineRule="auto" w:before="40" w:after="40"/>
+              <w:ind w:firstLine="0" w:left="0" w:right="0"/>
+              <w:spacing w:lineRule="auto" w:before="40" w:line="240" w:after="40"/>
             </w:pPr>
             <w:r>
               <w:t xml:space="preserve">nil</w:t>
@@ -17182,8 +17182,8 @@
             <w:pPr>
               <w:pStyle w:val="Compact"/>
               <w:jc w:val="left"/>
-              <w:ind w:left="0" w:firstLine="0" w:right="0"/>
-              <w:spacing w:line="240" w:lineRule="auto" w:before="40" w:after="40"/>
+              <w:ind w:firstLine="0" w:left="0" w:right="0"/>
+              <w:spacing w:lineRule="auto" w:before="40" w:line="240" w:after="40"/>
             </w:pPr>
             <w:r>
               <w:t xml:space="preserve">Constrain to links inside this attribute.</w:t>
@@ -17198,8 +17198,8 @@
             <w:pPr>
               <w:pStyle w:val="Compact"/>
               <w:jc w:val="left"/>
-              <w:ind w:left="0" w:firstLine="0" w:right="0"/>
-              <w:spacing w:line="240" w:lineRule="auto" w:before="40" w:after="40"/>
+              <w:ind w:firstLine="0" w:left="0" w:right="0"/>
+              <w:spacing w:lineRule="auto" w:before="40" w:line="240" w:after="40"/>
             </w:pPr>
             <w:r>
               <w:rPr>
@@ -17215,8 +17215,8 @@
             <w:pPr>
               <w:pStyle w:val="Compact"/>
               <w:jc w:val="left"/>
-              <w:ind w:left="0" w:firstLine="0" w:right="0"/>
-              <w:spacing w:line="240" w:lineRule="auto" w:before="40" w:after="40"/>
+              <w:ind w:firstLine="0" w:left="0" w:right="0"/>
+              <w:spacing w:lineRule="auto" w:before="40" w:line="240" w:after="40"/>
             </w:pPr>
             <w:r>
               <w:t xml:space="preserve">boolean</w:t>
@@ -17229,8 +17229,8 @@
             <w:pPr>
               <w:pStyle w:val="Compact"/>
               <w:jc w:val="left"/>
-              <w:ind w:left="0" w:firstLine="0" w:right="0"/>
-              <w:spacing w:line="240" w:lineRule="auto" w:before="40" w:after="40"/>
+              <w:ind w:firstLine="0" w:left="0" w:right="0"/>
+              <w:spacing w:lineRule="auto" w:before="40" w:line="240" w:after="40"/>
             </w:pPr>
             <w:r>
               <w:t xml:space="preserve">false</w:t>
@@ -17243,8 +17243,8 @@
             <w:pPr>
               <w:pStyle w:val="Compact"/>
               <w:jc w:val="left"/>
-              <w:ind w:left="0" w:firstLine="0" w:right="0"/>
-              <w:spacing w:line="240" w:lineRule="auto" w:before="40" w:after="40"/>
+              <w:ind w:firstLine="0" w:left="0" w:right="0"/>
+              <w:spacing w:lineRule="auto" w:before="40" w:line="240" w:after="40"/>
             </w:pPr>
             <w:r>
               <w:t xml:space="preserve">Derive from the containment hierarchy instead of an explicit link.</w:t>
@@ -17321,12 +17321,12 @@
     </w:p>
     <w:p>
       <w:pPr>
-        <w:spacing w:after="0" w:lineRule="exact" w:before="0" w:line="20"/>
+        <w:spacing w:after="0" w:before="0" w:line="20" w:lineRule="exact"/>
         <w:rPr>
           <w:sz w:val="2"/>
         </w:rPr>
       </w:pPr>
-      <w:bookmarkStart w:id="48168" w:name="csv-tbl-model-view-fields"/>
+      <w:bookmarkStart w:name="csv-tbl-model-view-fields" w:id="48168"/>
       <w:bookmarkEnd w:id="48168"/>
     </w:p>
     <w:p>
@@ -17363,18 +17363,18 @@
         <w:tblLook w:firstRow="1" w:lastRow="0" w:firstColumn="0" w:lastColumn="0" w:noHBand="0" w:noVBand="0" w:val="0020"/>
         <w:jc w:val="start"/>
         <w:tblBorders>
-          <w:top w:sz="6" w:val="single" w:space="0" w:color="000000"/>
-          <w:left w:sz="6" w:val="single" w:space="0" w:color="000000"/>
-          <w:bottom w:sz="6" w:val="single" w:space="0" w:color="000000"/>
-          <w:right w:sz="6" w:val="single" w:space="0" w:color="000000"/>
-          <w:insideH w:sz="6" w:val="single" w:space="0" w:color="000000"/>
-          <w:insideV w:sz="6" w:val="single" w:space="0" w:color="000000"/>
+          <w:top w:color="000000" w:space="0" w:sz="6" w:val="single"/>
+          <w:left w:color="000000" w:space="0" w:sz="6" w:val="single"/>
+          <w:bottom w:color="000000" w:space="0" w:sz="6" w:val="single"/>
+          <w:right w:color="000000" w:space="0" w:sz="6" w:val="single"/>
+          <w:insideH w:color="000000" w:space="0" w:sz="6" w:val="single"/>
+          <w:insideV w:color="000000" w:space="0" w:sz="6" w:val="single"/>
         </w:tblBorders>
         <w:tblCellMar>
-          <w:top w:type="dxa" w:w="57"/>
-          <w:left w:type="dxa" w:w="108"/>
-          <w:bottom w:type="dxa" w:w="57"/>
-          <w:right w:type="dxa" w:w="108"/>
+          <w:top w:w="57" w:type="dxa"/>
+          <w:left w:w="108" w:type="dxa"/>
+          <w:bottom w:w="57" w:type="dxa"/>
+          <w:right w:w="108" w:type="dxa"/>
         </w:tblCellMar>
       </w:tblPr>
       <w:tblGrid>
@@ -17389,14 +17389,14 @@
         </w:trPr>
         <w:tc>
           <w:tcPr>
-            <w:shd w:val="clear" w:fill="E8E8E8" w:color="auto"/>
+            <w:shd w:color="auto" w:fill="E8E8E8" w:val="clear"/>
           </w:tcPr>
           <w:p>
             <w:pPr>
               <w:pStyle w:val="Compact"/>
               <w:jc w:val="left"/>
-              <w:ind w:left="0" w:firstLine="0" w:right="0"/>
-              <w:spacing w:line="240" w:lineRule="auto" w:before="40" w:after="40"/>
+              <w:ind w:firstLine="0" w:left="0" w:right="0"/>
+              <w:spacing w:lineRule="auto" w:before="40" w:line="240" w:after="40"/>
             </w:pPr>
             <w:r>
               <w:rPr>
@@ -17408,14 +17408,14 @@
         </w:tc>
         <w:tc>
           <w:tcPr>
-            <w:shd w:val="clear" w:fill="E8E8E8" w:color="auto"/>
+            <w:shd w:color="auto" w:fill="E8E8E8" w:val="clear"/>
           </w:tcPr>
           <w:p>
             <w:pPr>
               <w:pStyle w:val="Compact"/>
               <w:jc w:val="left"/>
-              <w:ind w:left="0" w:firstLine="0" w:right="0"/>
-              <w:spacing w:line="240" w:lineRule="auto" w:before="40" w:after="40"/>
+              <w:ind w:firstLine="0" w:left="0" w:right="0"/>
+              <w:spacing w:lineRule="auto" w:before="40" w:line="240" w:after="40"/>
             </w:pPr>
             <w:r>
               <w:rPr>
@@ -17427,14 +17427,14 @@
         </w:tc>
         <w:tc>
           <w:tcPr>
-            <w:shd w:val="clear" w:fill="E8E8E8" w:color="auto"/>
+            <w:shd w:color="auto" w:fill="E8E8E8" w:val="clear"/>
           </w:tcPr>
           <w:p>
             <w:pPr>
               <w:pStyle w:val="Compact"/>
               <w:jc w:val="left"/>
-              <w:ind w:left="0" w:firstLine="0" w:right="0"/>
-              <w:spacing w:line="240" w:lineRule="auto" w:before="40" w:after="40"/>
+              <w:ind w:firstLine="0" w:left="0" w:right="0"/>
+              <w:spacing w:lineRule="auto" w:before="40" w:line="240" w:after="40"/>
             </w:pPr>
             <w:r>
               <w:rPr>
@@ -17446,14 +17446,14 @@
         </w:tc>
         <w:tc>
           <w:tcPr>
-            <w:shd w:val="clear" w:fill="E8E8E8" w:color="auto"/>
+            <w:shd w:color="auto" w:fill="E8E8E8" w:val="clear"/>
           </w:tcPr>
           <w:p>
             <w:pPr>
               <w:pStyle w:val="Compact"/>
               <w:jc w:val="left"/>
-              <w:ind w:left="0" w:firstLine="0" w:right="0"/>
-              <w:spacing w:line="240" w:lineRule="auto" w:before="40" w:after="40"/>
+              <w:ind w:firstLine="0" w:left="0" w:right="0"/>
+              <w:spacing w:lineRule="auto" w:before="40" w:line="240" w:after="40"/>
             </w:pPr>
             <w:r>
               <w:rPr>
@@ -17471,8 +17471,8 @@
             <w:pPr>
               <w:pStyle w:val="Compact"/>
               <w:jc w:val="left"/>
-              <w:ind w:left="0" w:firstLine="0" w:right="0"/>
-              <w:spacing w:line="240" w:lineRule="auto" w:before="40" w:after="40"/>
+              <w:ind w:firstLine="0" w:left="0" w:right="0"/>
+              <w:spacing w:lineRule="auto" w:before="40" w:line="240" w:after="40"/>
             </w:pPr>
             <w:r>
               <w:rPr>
@@ -17488,8 +17488,8 @@
             <w:pPr>
               <w:pStyle w:val="Compact"/>
               <w:jc w:val="left"/>
-              <w:ind w:left="0" w:firstLine="0" w:right="0"/>
-              <w:spacing w:line="240" w:lineRule="auto" w:before="40" w:after="40"/>
+              <w:ind w:firstLine="0" w:left="0" w:right="0"/>
+              <w:spacing w:lineRule="auto" w:before="40" w:line="240" w:after="40"/>
             </w:pPr>
             <w:r>
               <w:t xml:space="preserve">string</w:t>
@@ -17502,8 +17502,8 @@
             <w:pPr>
               <w:pStyle w:val="Compact"/>
               <w:jc w:val="left"/>
-              <w:ind w:left="0" w:firstLine="0" w:right="0"/>
-              <w:spacing w:line="240" w:lineRule="auto" w:before="40" w:after="40"/>
+              <w:ind w:firstLine="0" w:left="0" w:right="0"/>
+              <w:spacing w:lineRule="auto" w:before="40" w:line="240" w:after="40"/>
             </w:pPr>
             <w:r>
               <w:t xml:space="preserve">required</w:t>
@@ -17516,8 +17516,8 @@
             <w:pPr>
               <w:pStyle w:val="Compact"/>
               <w:jc w:val="left"/>
-              <w:ind w:left="0" w:firstLine="0" w:right="0"/>
-              <w:spacing w:line="240" w:lineRule="auto" w:before="40" w:after="40"/>
+              <w:ind w:firstLine="0" w:left="0" w:right="0"/>
+              <w:spacing w:lineRule="auto" w:before="40" w:line="240" w:after="40"/>
             </w:pPr>
             <w:r>
               <w:t xml:space="preserve">Unique identifier.</w:t>
@@ -17532,8 +17532,8 @@
             <w:pPr>
               <w:pStyle w:val="Compact"/>
               <w:jc w:val="left"/>
-              <w:ind w:left="0" w:firstLine="0" w:right="0"/>
-              <w:spacing w:line="240" w:lineRule="auto" w:before="40" w:after="40"/>
+              <w:ind w:firstLine="0" w:left="0" w:right="0"/>
+              <w:spacing w:lineRule="auto" w:before="40" w:line="240" w:after="40"/>
             </w:pPr>
             <w:r>
               <w:rPr>
@@ -17549,8 +17549,8 @@
             <w:pPr>
               <w:pStyle w:val="Compact"/>
               <w:jc w:val="left"/>
-              <w:ind w:left="0" w:firstLine="0" w:right="0"/>
-              <w:spacing w:line="240" w:lineRule="auto" w:before="40" w:after="40"/>
+              <w:ind w:firstLine="0" w:left="0" w:right="0"/>
+              <w:spacing w:lineRule="auto" w:before="40" w:line="240" w:after="40"/>
             </w:pPr>
             <w:r>
               <w:t xml:space="preserve">string</w:t>
@@ -17563,8 +17563,8 @@
             <w:pPr>
               <w:pStyle w:val="Compact"/>
               <w:jc w:val="left"/>
-              <w:ind w:left="0" w:firstLine="0" w:right="0"/>
-              <w:spacing w:line="240" w:lineRule="auto" w:before="40" w:after="40"/>
+              <w:ind w:firstLine="0" w:left="0" w:right="0"/>
+              <w:spacing w:lineRule="auto" w:before="40" w:line="240" w:after="40"/>
             </w:pPr>
             <w:r>
               <w:t xml:space="preserve">same as</w:t>
@@ -17586,8 +17586,8 @@
             <w:pPr>
               <w:pStyle w:val="Compact"/>
               <w:jc w:val="left"/>
-              <w:ind w:left="0" w:firstLine="0" w:right="0"/>
-              <w:spacing w:line="240" w:lineRule="auto" w:before="40" w:after="40"/>
+              <w:ind w:firstLine="0" w:left="0" w:right="0"/>
+              <w:spacing w:lineRule="auto" w:before="40" w:line="240" w:after="40"/>
             </w:pPr>
             <w:r>
               <w:t xml:space="preserve">Human-readable name.</w:t>
@@ -17602,8 +17602,8 @@
             <w:pPr>
               <w:pStyle w:val="Compact"/>
               <w:jc w:val="left"/>
-              <w:ind w:left="0" w:firstLine="0" w:right="0"/>
-              <w:spacing w:line="240" w:lineRule="auto" w:before="40" w:after="40"/>
+              <w:ind w:firstLine="0" w:left="0" w:right="0"/>
+              <w:spacing w:lineRule="auto" w:before="40" w:line="240" w:after="40"/>
             </w:pPr>
             <w:r>
               <w:rPr>
@@ -17619,8 +17619,8 @@
             <w:pPr>
               <w:pStyle w:val="Compact"/>
               <w:jc w:val="left"/>
-              <w:ind w:left="0" w:firstLine="0" w:right="0"/>
-              <w:spacing w:line="240" w:lineRule="auto" w:before="40" w:after="40"/>
+              <w:ind w:firstLine="0" w:left="0" w:right="0"/>
+              <w:spacing w:lineRule="auto" w:before="40" w:line="240" w:after="40"/>
             </w:pPr>
             <w:r>
               <w:t xml:space="preserve">string</w:t>
@@ -17633,8 +17633,8 @@
             <w:pPr>
               <w:pStyle w:val="Compact"/>
               <w:jc w:val="left"/>
-              <w:ind w:left="0" w:firstLine="0" w:right="0"/>
-              <w:spacing w:line="240" w:lineRule="auto" w:before="40" w:after="40"/>
+              <w:ind w:firstLine="0" w:left="0" w:right="0"/>
+              <w:spacing w:lineRule="auto" w:before="40" w:line="240" w:after="40"/>
             </w:pPr>
             <w:r>
               <w:t xml:space="preserve">nil</w:t>
@@ -17647,8 +17647,8 @@
             <w:pPr>
               <w:pStyle w:val="Compact"/>
               <w:jc w:val="left"/>
-              <w:ind w:left="0" w:firstLine="0" w:right="0"/>
-              <w:spacing w:line="240" w:lineRule="auto" w:before="40" w:after="40"/>
+              <w:ind w:firstLine="0" w:left="0" w:right="0"/>
+              <w:spacing w:lineRule="auto" w:before="40" w:line="240" w:after="40"/>
             </w:pPr>
             <w:r>
               <w:t xml:space="preserve">Prefix for inline-code dispatch (</w:t>
@@ -17687,8 +17687,8 @@
             <w:pPr>
               <w:pStyle w:val="Compact"/>
               <w:jc w:val="left"/>
-              <w:ind w:left="0" w:firstLine="0" w:right="0"/>
-              <w:spacing w:line="240" w:lineRule="auto" w:before="40" w:after="40"/>
+              <w:ind w:firstLine="0" w:left="0" w:right="0"/>
+              <w:spacing w:lineRule="auto" w:before="40" w:line="240" w:after="40"/>
             </w:pPr>
             <w:r>
               <w:rPr>
@@ -17704,8 +17704,8 @@
             <w:pPr>
               <w:pStyle w:val="Compact"/>
               <w:jc w:val="left"/>
-              <w:ind w:left="0" w:firstLine="0" w:right="0"/>
-              <w:spacing w:line="240" w:lineRule="auto" w:before="40" w:after="40"/>
+              <w:ind w:firstLine="0" w:left="0" w:right="0"/>
+              <w:spacing w:lineRule="auto" w:before="40" w:line="240" w:after="40"/>
             </w:pPr>
             <w:r>
               <w:t xml:space="preserve">list</w:t>
@@ -17718,8 +17718,8 @@
             <w:pPr>
               <w:pStyle w:val="Compact"/>
               <w:jc w:val="left"/>
-              <w:ind w:left="0" w:firstLine="0" w:right="0"/>
-              <w:spacing w:line="240" w:lineRule="auto" w:before="40" w:after="40"/>
+              <w:ind w:firstLine="0" w:left="0" w:right="0"/>
+              <w:spacing w:lineRule="auto" w:before="40" w:line="240" w:after="40"/>
             </w:pPr>
             <w:r>
               <w:t xml:space="preserve">nil</w:t>
@@ -17732,8 +17732,8 @@
             <w:pPr>
               <w:pStyle w:val="Compact"/>
               <w:jc w:val="left"/>
-              <w:ind w:left="0" w:firstLine="0" w:right="0"/>
-              <w:spacing w:line="240" w:lineRule="auto" w:before="40" w:after="40"/>
+              <w:ind w:firstLine="0" w:left="0" w:right="0"/>
+              <w:spacing w:lineRule="auto" w:before="40" w:line="240" w:after="40"/>
             </w:pPr>
             <w:r>
               <w:t xml:space="preserve">Alternative prefixes for the same view type.</w:t>
@@ -17748,8 +17748,8 @@
             <w:pPr>
               <w:pStyle w:val="Compact"/>
               <w:jc w:val="left"/>
-              <w:ind w:left="0" w:firstLine="0" w:right="0"/>
-              <w:spacing w:line="240" w:lineRule="auto" w:before="40" w:after="40"/>
+              <w:ind w:firstLine="0" w:left="0" w:right="0"/>
+              <w:spacing w:lineRule="auto" w:before="40" w:line="240" w:after="40"/>
             </w:pPr>
             <w:r>
               <w:rPr>
@@ -17765,8 +17765,8 @@
             <w:pPr>
               <w:pStyle w:val="Compact"/>
               <w:jc w:val="left"/>
-              <w:ind w:left="0" w:firstLine="0" w:right="0"/>
-              <w:spacing w:line="240" w:lineRule="auto" w:before="40" w:after="40"/>
+              <w:ind w:firstLine="0" w:left="0" w:right="0"/>
+              <w:spacing w:lineRule="auto" w:before="40" w:line="240" w:after="40"/>
             </w:pPr>
             <w:r>
               <w:t xml:space="preserve">string</w:t>
@@ -17779,8 +17779,8 @@
             <w:pPr>
               <w:pStyle w:val="Compact"/>
               <w:jc w:val="left"/>
-              <w:ind w:left="0" w:firstLine="0" w:right="0"/>
-              <w:spacing w:line="240" w:lineRule="auto" w:before="40" w:after="40"/>
+              <w:ind w:firstLine="0" w:left="0" w:right="0"/>
+              <w:spacing w:lineRule="auto" w:before="40" w:line="240" w:after="40"/>
             </w:pPr>
             <w:r>
               <w:t xml:space="preserve">nil</w:t>
@@ -17793,8 +17793,8 @@
             <w:pPr>
               <w:pStyle w:val="Compact"/>
               <w:jc w:val="left"/>
-              <w:ind w:left="0" w:firstLine="0" w:right="0"/>
-              <w:spacing w:line="240" w:lineRule="auto" w:before="40" w:after="40"/>
+              <w:ind w:firstLine="0" w:left="0" w:right="0"/>
+              <w:spacing w:lineRule="auto" w:before="40" w:line="240" w:after="40"/>
             </w:pPr>
             <w:r>
               <w:t xml:space="preserve">Strategy (</w:t>
@@ -17830,8 +17830,8 @@
             <w:pPr>
               <w:pStyle w:val="Compact"/>
               <w:jc w:val="left"/>
-              <w:ind w:left="0" w:firstLine="0" w:right="0"/>
-              <w:spacing w:line="240" w:lineRule="auto" w:before="40" w:after="40"/>
+              <w:ind w:firstLine="0" w:left="0" w:right="0"/>
+              <w:spacing w:lineRule="auto" w:before="40" w:line="240" w:after="40"/>
             </w:pPr>
             <w:r>
               <w:rPr>
@@ -17847,8 +17847,8 @@
             <w:pPr>
               <w:pStyle w:val="Compact"/>
               <w:jc w:val="left"/>
-              <w:ind w:left="0" w:firstLine="0" w:right="0"/>
-              <w:spacing w:line="240" w:lineRule="auto" w:before="40" w:after="40"/>
+              <w:ind w:firstLine="0" w:left="0" w:right="0"/>
+              <w:spacing w:lineRule="auto" w:before="40" w:line="240" w:after="40"/>
             </w:pPr>
             <w:r>
               <w:t xml:space="preserve">string</w:t>
@@ -17861,8 +17861,8 @@
             <w:pPr>
               <w:pStyle w:val="Compact"/>
               <w:jc w:val="left"/>
-              <w:ind w:left="0" w:firstLine="0" w:right="0"/>
-              <w:spacing w:line="240" w:lineRule="auto" w:before="40" w:after="40"/>
+              <w:ind w:firstLine="0" w:left="0" w:right="0"/>
+              <w:spacing w:lineRule="auto" w:before="40" w:line="240" w:after="40"/>
             </w:pPr>
             <w:r>
               <w:t xml:space="preserve">nil</w:t>
@@ -17875,8 +17875,8 @@
             <w:pPr>
               <w:pStyle w:val="Compact"/>
               <w:jc w:val="left"/>
-              <w:ind w:left="0" w:firstLine="0" w:right="0"/>
-              <w:spacing w:line="240" w:lineRule="auto" w:before="40" w:after="40"/>
+              <w:ind w:firstLine="0" w:left="0" w:right="0"/>
+              <w:spacing w:lineRule="auto" w:before="40" w:line="240" w:after="40"/>
             </w:pPr>
             <w:r>
               <w:t xml:space="preserve">Counter group for numbered views.</w:t>
@@ -17891,8 +17891,8 @@
             <w:pPr>
               <w:pStyle w:val="Compact"/>
               <w:jc w:val="left"/>
-              <w:ind w:left="0" w:firstLine="0" w:right="0"/>
-              <w:spacing w:line="240" w:lineRule="auto" w:before="40" w:after="40"/>
+              <w:ind w:firstLine="0" w:left="0" w:right="0"/>
+              <w:spacing w:lineRule="auto" w:before="40" w:line="240" w:after="40"/>
             </w:pPr>
             <w:r>
               <w:rPr>
@@ -17908,8 +17908,8 @@
             <w:pPr>
               <w:pStyle w:val="Compact"/>
               <w:jc w:val="left"/>
-              <w:ind w:left="0" w:firstLine="0" w:right="0"/>
-              <w:spacing w:line="240" w:lineRule="auto" w:before="40" w:after="40"/>
+              <w:ind w:firstLine="0" w:left="0" w:right="0"/>
+              <w:spacing w:lineRule="auto" w:before="40" w:line="240" w:after="40"/>
             </w:pPr>
             <w:r>
               <w:t xml:space="preserve">string</w:t>
@@ -17922,8 +17922,8 @@
             <w:pPr>
               <w:pStyle w:val="Compact"/>
               <w:jc w:val="left"/>
-              <w:ind w:left="0" w:firstLine="0" w:right="0"/>
-              <w:spacing w:line="240" w:lineRule="auto" w:before="40" w:after="40"/>
+              <w:ind w:firstLine="0" w:left="0" w:right="0"/>
+              <w:spacing w:lineRule="auto" w:before="40" w:line="240" w:after="40"/>
             </w:pPr>
             <w:r>
               <w:t xml:space="preserve">nil</w:t>
@@ -17936,8 +17936,8 @@
             <w:pPr>
               <w:pStyle w:val="Compact"/>
               <w:jc w:val="left"/>
-              <w:ind w:left="0" w:firstLine="0" w:right="0"/>
-              <w:spacing w:line="240" w:lineRule="auto" w:before="40" w:after="40"/>
+              <w:ind w:firstLine="0" w:left="0" w:right="0"/>
+              <w:spacing w:lineRule="auto" w:before="40" w:line="240" w:after="40"/>
             </w:pPr>
             <w:r>
               <w:t xml:space="preserve">The view-element subtype this view aggregates (e.g. </w:t>
@@ -17961,8 +17961,8 @@
             <w:pPr>
               <w:pStyle w:val="Compact"/>
               <w:jc w:val="left"/>
-              <w:ind w:left="0" w:firstLine="0" w:right="0"/>
-              <w:spacing w:line="240" w:lineRule="auto" w:before="40" w:after="40"/>
+              <w:ind w:firstLine="0" w:left="0" w:right="0"/>
+              <w:spacing w:lineRule="auto" w:before="40" w:line="240" w:after="40"/>
             </w:pPr>
             <w:r>
               <w:rPr>
@@ -17978,8 +17978,8 @@
             <w:pPr>
               <w:pStyle w:val="Compact"/>
               <w:jc w:val="left"/>
-              <w:ind w:left="0" w:firstLine="0" w:right="0"/>
-              <w:spacing w:line="240" w:lineRule="auto" w:before="40" w:after="40"/>
+              <w:ind w:firstLine="0" w:left="0" w:right="0"/>
+              <w:spacing w:lineRule="auto" w:before="40" w:line="240" w:after="40"/>
             </w:pPr>
             <w:r>
               <w:t xml:space="preserve">boolean</w:t>
@@ -17992,8 +17992,8 @@
             <w:pPr>
               <w:pStyle w:val="Compact"/>
               <w:jc w:val="left"/>
-              <w:ind w:left="0" w:firstLine="0" w:right="0"/>
-              <w:spacing w:line="240" w:lineRule="auto" w:before="40" w:after="40"/>
+              <w:ind w:firstLine="0" w:left="0" w:right="0"/>
+              <w:spacing w:lineRule="auto" w:before="40" w:line="240" w:after="40"/>
             </w:pPr>
             <w:r>
               <w:t xml:space="preserve">false</w:t>
@@ -18006,8 +18006,8 @@
             <w:pPr>
               <w:pStyle w:val="Compact"/>
               <w:jc w:val="left"/>
-              <w:ind w:left="0" w:firstLine="0" w:right="0"/>
-              <w:spacing w:line="240" w:lineRule="auto" w:before="40" w:after="40"/>
+              <w:ind w:firstLine="0" w:left="0" w:right="0"/>
+              <w:spacing w:lineRule="auto" w:before="40" w:line="240" w:after="40"/>
             </w:pPr>
             <w:r>
               <w:t xml:space="preserve">See</w:t>
@@ -18296,12 +18296,12 @@
     </w:p>
     <w:p>
       <w:pPr>
-        <w:spacing w:after="0" w:lineRule="exact" w:before="0" w:line="20"/>
+        <w:spacing w:after="0" w:before="0" w:line="20" w:lineRule="exact"/>
         <w:rPr>
           <w:sz w:val="2"/>
         </w:rPr>
       </w:pPr>
-      <w:bookmarkStart w:id="60226" w:name="listing-src-model-verification-view"/>
+      <w:bookmarkStart w:name="listing-src-model-verification-view" w:id="60226"/>
       <w:bookmarkEnd w:id="60226"/>
     </w:p>
     <w:p>
@@ -19240,12 +19240,12 @@
     </w:p>
     <w:p>
       <w:pPr>
-        <w:spacing w:after="0" w:lineRule="exact" w:before="0" w:line="20"/>
+        <w:spacing w:after="0" w:before="0" w:line="20" w:lineRule="exact"/>
         <w:rPr>
           <w:sz w:val="2"/>
         </w:rPr>
       </w:pPr>
-      <w:bookmarkStart w:id="31062" w:name="listing-src-model-suppress-verification-view"/>
+      <w:bookmarkStart w:name="listing-src-model-suppress-verification-view" w:id="31062"/>
       <w:bookmarkEnd w:id="31062"/>
     </w:p>
     <w:p>
@@ -19438,12 +19438,12 @@
     </w:p>
     <w:p>
       <w:pPr>
-        <w:spacing w:after="0" w:lineRule="exact" w:before="0" w:line="20"/>
+        <w:spacing w:after="0" w:before="0" w:line="20" w:lineRule="exact"/>
         <w:rPr>
           <w:sz w:val="2"/>
         </w:rPr>
       </w:pPr>
-      <w:bookmarkStart w:id="36387" w:name="listing-src-model-external-render"/>
+      <w:bookmarkStart w:name="listing-src-model-external-render" w:id="36387"/>
       <w:bookmarkEnd w:id="36387"/>
     </w:p>
     <w:p>
@@ -22114,12 +22114,12 @@
     </w:p>
     <w:p>
       <w:pPr>
-        <w:spacing w:after="0" w:lineRule="exact" w:before="0" w:line="20"/>
+        <w:spacing w:after="0" w:before="0" w:line="20" w:lineRule="exact"/>
         <w:rPr>
           <w:sz w:val="2"/>
         </w:rPr>
       </w:pPr>
-      <w:bookmarkStart w:id="11166" w:name="csv-tbl-model-task-descriptor"/>
+      <w:bookmarkStart w:name="csv-tbl-model-task-descriptor" w:id="11166"/>
       <w:bookmarkEnd w:id="11166"/>
     </w:p>
     <w:p>
@@ -22156,18 +22156,18 @@
         <w:tblLook w:firstRow="1" w:lastRow="0" w:firstColumn="0" w:lastColumn="0" w:noHBand="0" w:noVBand="0" w:val="0020"/>
         <w:jc w:val="start"/>
         <w:tblBorders>
-          <w:top w:sz="6" w:val="single" w:space="0" w:color="000000"/>
-          <w:left w:sz="6" w:val="single" w:space="0" w:color="000000"/>
-          <w:bottom w:sz="6" w:val="single" w:space="0" w:color="000000"/>
-          <w:right w:sz="6" w:val="single" w:space="0" w:color="000000"/>
-          <w:insideH w:sz="6" w:val="single" w:space="0" w:color="000000"/>
-          <w:insideV w:sz="6" w:val="single" w:space="0" w:color="000000"/>
+          <w:top w:color="000000" w:space="0" w:sz="6" w:val="single"/>
+          <w:left w:color="000000" w:space="0" w:sz="6" w:val="single"/>
+          <w:bottom w:color="000000" w:space="0" w:sz="6" w:val="single"/>
+          <w:right w:color="000000" w:space="0" w:sz="6" w:val="single"/>
+          <w:insideH w:color="000000" w:space="0" w:sz="6" w:val="single"/>
+          <w:insideV w:color="000000" w:space="0" w:sz="6" w:val="single"/>
         </w:tblBorders>
         <w:tblCellMar>
-          <w:top w:type="dxa" w:w="57"/>
-          <w:left w:type="dxa" w:w="108"/>
-          <w:bottom w:type="dxa" w:w="57"/>
-          <w:right w:type="dxa" w:w="108"/>
+          <w:top w:w="57" w:type="dxa"/>
+          <w:left w:w="108" w:type="dxa"/>
+          <w:bottom w:w="57" w:type="dxa"/>
+          <w:right w:w="108" w:type="dxa"/>
         </w:tblCellMar>
       </w:tblPr>
       <w:tblGrid>
@@ -22180,14 +22180,14 @@
         </w:trPr>
         <w:tc>
           <w:tcPr>
-            <w:shd w:val="clear" w:fill="E8E8E8" w:color="auto"/>
+            <w:shd w:color="auto" w:fill="E8E8E8" w:val="clear"/>
           </w:tcPr>
           <w:p>
             <w:pPr>
               <w:pStyle w:val="Compact"/>
               <w:jc w:val="left"/>
-              <w:ind w:left="0" w:firstLine="0" w:right="0"/>
-              <w:spacing w:line="240" w:lineRule="auto" w:before="40" w:after="40"/>
+              <w:ind w:firstLine="0" w:left="0" w:right="0"/>
+              <w:spacing w:lineRule="auto" w:before="40" w:line="240" w:after="40"/>
             </w:pPr>
             <w:r>
               <w:rPr>
@@ -22199,14 +22199,14 @@
         </w:tc>
         <w:tc>
           <w:tcPr>
-            <w:shd w:val="clear" w:fill="E8E8E8" w:color="auto"/>
+            <w:shd w:color="auto" w:fill="E8E8E8" w:val="clear"/>
           </w:tcPr>
           <w:p>
             <w:pPr>
               <w:pStyle w:val="Compact"/>
               <w:jc w:val="left"/>
-              <w:ind w:left="0" w:firstLine="0" w:right="0"/>
-              <w:spacing w:line="240" w:lineRule="auto" w:before="40" w:after="40"/>
+              <w:ind w:firstLine="0" w:left="0" w:right="0"/>
+              <w:spacing w:lineRule="auto" w:before="40" w:line="240" w:after="40"/>
             </w:pPr>
             <w:r>
               <w:rPr>
@@ -22224,8 +22224,8 @@
             <w:pPr>
               <w:pStyle w:val="Compact"/>
               <w:jc w:val="left"/>
-              <w:ind w:left="0" w:firstLine="0" w:right="0"/>
-              <w:spacing w:line="240" w:lineRule="auto" w:before="40" w:after="40"/>
+              <w:ind w:firstLine="0" w:left="0" w:right="0"/>
+              <w:spacing w:lineRule="auto" w:before="40" w:line="240" w:after="40"/>
             </w:pPr>
             <w:r>
               <w:rPr>
@@ -22265,8 +22265,8 @@
             <w:pPr>
               <w:pStyle w:val="Compact"/>
               <w:jc w:val="left"/>
-              <w:ind w:left="0" w:firstLine="0" w:right="0"/>
-              <w:spacing w:line="240" w:lineRule="auto" w:before="40" w:after="40"/>
+              <w:ind w:firstLine="0" w:left="0" w:right="0"/>
+              <w:spacing w:lineRule="auto" w:before="40" w:line="240" w:after="40"/>
             </w:pPr>
             <w:r>
               <w:t xml:space="preserve">Process and options.</w:t>
@@ -22311,8 +22311,8 @@
             <w:pPr>
               <w:pStyle w:val="Compact"/>
               <w:jc w:val="left"/>
-              <w:ind w:left="0" w:firstLine="0" w:right="0"/>
-              <w:spacing w:line="240" w:lineRule="auto" w:before="40" w:after="40"/>
+              <w:ind w:firstLine="0" w:left="0" w:right="0"/>
+              <w:spacing w:lineRule="auto" w:before="40" w:line="240" w:after="40"/>
             </w:pPr>
             <w:r>
               <w:rPr>
@@ -22328,8 +22328,8 @@
             <w:pPr>
               <w:pStyle w:val="Compact"/>
               <w:jc w:val="left"/>
-              <w:ind w:left="0" w:firstLine="0" w:right="0"/>
-              <w:spacing w:line="240" w:lineRule="auto" w:before="40" w:after="40"/>
+              <w:ind w:firstLine="0" w:left="0" w:right="0"/>
+              <w:spacing w:lineRule="auto" w:before="40" w:line="240" w:after="40"/>
             </w:pPr>
             <w:r>
               <w:t xml:space="preserve">File-based cache key. If the file already exists, the process is not spawned —</w:t>
@@ -22359,8 +22359,8 @@
             <w:pPr>
               <w:pStyle w:val="Compact"/>
               <w:jc w:val="left"/>
-              <w:ind w:left="0" w:firstLine="0" w:right="0"/>
-              <w:spacing w:line="240" w:lineRule="auto" w:before="40" w:after="40"/>
+              <w:ind w:firstLine="0" w:left="0" w:right="0"/>
+              <w:spacing w:lineRule="auto" w:before="40" w:line="240" w:after="40"/>
             </w:pPr>
             <w:r>
               <w:rPr>
@@ -22376,8 +22376,8 @@
             <w:pPr>
               <w:pStyle w:val="Compact"/>
               <w:jc w:val="left"/>
-              <w:ind w:left="0" w:firstLine="0" w:right="0"/>
-              <w:spacing w:line="240" w:lineRule="auto" w:before="40" w:after="40"/>
+              <w:ind w:firstLine="0" w:left="0" w:right="0"/>
+              <w:spacing w:lineRule="auto" w:before="40" w:line="240" w:after="40"/>
             </w:pPr>
             <w:r>
               <w:t xml:space="preserve">Arbitrary table passed through to</w:t>
@@ -22429,12 +22429,12 @@
     </w:p>
     <w:p>
       <w:pPr>
-        <w:spacing w:after="0" w:lineRule="exact" w:before="0" w:line="20"/>
+        <w:spacing w:after="0" w:before="0" w:line="20" w:lineRule="exact"/>
         <w:rPr>
           <w:sz w:val="2"/>
         </w:rPr>
       </w:pPr>
-      <w:bookmarkStart w:id="53074" w:name="listing-src-model-project-yaml"/>
+      <w:bookmarkStart w:name="listing-src-model-project-yaml" w:id="53074"/>
       <w:bookmarkEnd w:id="53074"/>
     </w:p>
     <w:p>
@@ -22934,14 +22934,14 @@
 <w:ftr xmlns:r="http://schemas.openxmlformats.org/officeDocument/2006/relationships" xmlns:w="http://schemas.openxmlformats.org/wordprocessingml/2006/main">
   <w:tbl>
     <w:tblPr>
-      <w:tblW w:type="pct" w:w="5000"/>
+      <w:tblW w:w="5000" w:type="pct"/>
       <w:tblBorders>
-        <w:top w:sz="4" w:val="single" w:space="1" w:color="CCCCCC"/>
-        <w:bottom w:sz="0" w:val="none" w:space="0" w:color="auto"/>
-        <w:left w:sz="0" w:val="none" w:space="0" w:color="auto"/>
-        <w:right w:sz="0" w:val="none" w:space="0" w:color="auto"/>
-        <w:insideH w:sz="0" w:val="none" w:space="0" w:color="auto"/>
-        <w:insideV w:sz="0" w:val="none" w:space="0" w:color="auto"/>
+        <w:top w:color="CCCCCC" w:space="1" w:sz="4" w:val="single"/>
+        <w:bottom w:color="auto" w:space="0" w:sz="0" w:val="none"/>
+        <w:left w:color="auto" w:space="0" w:sz="0" w:val="none"/>
+        <w:right w:color="auto" w:space="0" w:sz="0" w:val="none"/>
+        <w:insideH w:color="auto" w:space="0" w:sz="0" w:val="none"/>
+        <w:insideV w:color="auto" w:space="0" w:sz="0" w:val="none"/>
       </w:tblBorders>
       <w:tblLayout w:type="fixed"/>
     </w:tblPr>
@@ -22953,7 +22953,7 @@
     <w:tr>
       <w:tc>
         <w:tcPr>
-          <w:tcW w:type="pct" w:w="1667"/>
+          <w:tcW w:w="1667" w:type="pct"/>
         </w:tcPr>
         <w:p>
           <w:pPr>
@@ -22967,7 +22967,7 @@
       </w:tc>
       <w:tc>
         <w:tcPr>
-          <w:tcW w:type="pct" w:w="1667"/>
+          <w:tcW w:w="1667" w:type="pct"/>
         </w:tcPr>
         <w:p>
           <w:pPr>
@@ -22981,7 +22981,7 @@
       </w:tc>
       <w:tc>
         <w:tcPr>
-          <w:tcW w:type="pct" w:w="1667"/>
+          <w:tcW w:w="1667" w:type="pct"/>
         </w:tcPr>
         <w:p>
           <w:pPr>
@@ -24222,18 +24222,18 @@
     <w:basedOn w:val="VerbatimChar"/>
     <w:rPr/>
   </w:style>
-  <w:style w:type="paragraph" w:customStyle="1" w:styleId="SpecObjectHeader">
+  <w:style w:styleId="SpecObjectHeader" w:type="paragraph" w:customStyle="1">
     <w:name w:val="Spec Object Header"/>
     <w:basedOn w:val="Normal"/>
     <w:next w:val="FirstParagraph"/>
     <w:qFormat/>
     <w:pPr>
       <w:keepNext/>
-      <w:spacing w:line="276" w:lineRule="auto" w:before="280" w:after="120"/>
+      <w:spacing w:lineRule="auto" w:before="280" w:line="276" w:after="120"/>
       <w:outlineLvl w:val="0"/>
     </w:pPr>
     <w:rPr>
-      <w:rFonts w:hAnsi="Calibri Light" w:cs="Calibri Light" w:ascii="Calibri Light"/>
+      <w:rFonts w:hAnsi="Calibri Light" w:ascii="Calibri Light" w:cs="Calibri Light"/>
       <w:b/>
       <w:bCs/>
       <w:color w:val="0F4C64"/>

--- a/manual/downloads/creating-a-model.docx
+++ b/manual/downloads/creating-a-model.docx
@@ -415,7 +415,7 @@
     </w:p>
     <w:p>
       <w:pPr>
-        <w:spacing w:after="0" w:before="0" w:line="20" w:lineRule="exact"/>
+        <w:spacing w:line="20" w:lineRule="exact" w:before="0" w:after="0"/>
         <w:rPr>
           <w:sz w:val="2"/>
         </w:rPr>
@@ -963,7 +963,7 @@
     </w:p>
     <w:p>
       <w:pPr>
-        <w:spacing w:after="0" w:before="0" w:line="20" w:lineRule="exact"/>
+        <w:spacing w:line="20" w:lineRule="exact" w:before="0" w:after="0"/>
         <w:rPr>
           <w:sz w:val="2"/>
         </w:rPr>
@@ -1074,7 +1074,7 @@
     </w:p>
     <w:p>
       <w:pPr>
-        <w:spacing w:after="0" w:before="0" w:line="20" w:lineRule="exact"/>
+        <w:spacing w:line="20" w:lineRule="exact" w:before="0" w:after="0"/>
         <w:rPr>
           <w:sz w:val="2"/>
         </w:rPr>
@@ -1889,7 +1889,7 @@
     </w:p>
     <w:p>
       <w:pPr>
-        <w:spacing w:after="0" w:before="0" w:line="20" w:lineRule="exact"/>
+        <w:spacing w:line="20" w:lineRule="exact" w:before="0" w:after="0"/>
         <w:rPr>
           <w:sz w:val="2"/>
         </w:rPr>
@@ -2236,7 +2236,7 @@
     </w:p>
     <w:p>
       <w:pPr>
-        <w:spacing w:after="0" w:before="0" w:line="20" w:lineRule="exact"/>
+        <w:spacing w:line="20" w:lineRule="exact" w:before="0" w:after="0"/>
         <w:rPr>
           <w:sz w:val="2"/>
         </w:rPr>
@@ -2426,7 +2426,7 @@
     </w:p>
     <w:p>
       <w:pPr>
-        <w:spacing w:after="0" w:before="0" w:line="20" w:lineRule="exact"/>
+        <w:spacing w:line="20" w:lineRule="exact" w:before="0" w:after="0"/>
         <w:rPr>
           <w:sz w:val="2"/>
         </w:rPr>
@@ -2666,7 +2666,7 @@
     </w:p>
     <w:p>
       <w:pPr>
-        <w:spacing w:after="0" w:before="0" w:line="20" w:lineRule="exact"/>
+        <w:spacing w:line="20" w:lineRule="exact" w:before="0" w:after="0"/>
         <w:rPr>
           <w:sz w:val="2"/>
         </w:rPr>
@@ -2708,18 +2708,18 @@
         <w:tblLook w:firstRow="1" w:lastRow="0" w:firstColumn="0" w:lastColumn="0" w:noHBand="0" w:noVBand="0" w:val="0020"/>
         <w:jc w:val="start"/>
         <w:tblBorders>
-          <w:top w:color="000000" w:space="0" w:sz="6" w:val="single"/>
-          <w:left w:color="000000" w:space="0" w:sz="6" w:val="single"/>
-          <w:bottom w:color="000000" w:space="0" w:sz="6" w:val="single"/>
-          <w:right w:color="000000" w:space="0" w:sz="6" w:val="single"/>
-          <w:insideH w:color="000000" w:space="0" w:sz="6" w:val="single"/>
-          <w:insideV w:color="000000" w:space="0" w:sz="6" w:val="single"/>
+          <w:top w:space="0" w:color="000000" w:val="single" w:sz="6"/>
+          <w:left w:space="0" w:color="000000" w:val="single" w:sz="6"/>
+          <w:bottom w:space="0" w:color="000000" w:val="single" w:sz="6"/>
+          <w:right w:space="0" w:color="000000" w:val="single" w:sz="6"/>
+          <w:insideH w:space="0" w:color="000000" w:val="single" w:sz="6"/>
+          <w:insideV w:space="0" w:color="000000" w:val="single" w:sz="6"/>
         </w:tblBorders>
         <w:tblCellMar>
-          <w:top w:w="57" w:type="dxa"/>
-          <w:left w:w="108" w:type="dxa"/>
-          <w:bottom w:w="57" w:type="dxa"/>
-          <w:right w:w="108" w:type="dxa"/>
+          <w:top w:type="dxa" w:w="57"/>
+          <w:left w:type="dxa" w:w="108"/>
+          <w:bottom w:type="dxa" w:w="57"/>
+          <w:right w:type="dxa" w:w="108"/>
         </w:tblCellMar>
       </w:tblPr>
       <w:tblGrid>
@@ -2734,14 +2734,14 @@
         </w:trPr>
         <w:tc>
           <w:tcPr>
-            <w:shd w:color="auto" w:fill="E8E8E8" w:val="clear"/>
+            <w:shd w:color="auto" w:val="clear" w:fill="E8E8E8"/>
           </w:tcPr>
           <w:p>
             <w:pPr>
               <w:pStyle w:val="Compact"/>
               <w:jc w:val="left"/>
-              <w:ind w:firstLine="0" w:left="0" w:right="0"/>
-              <w:spacing w:lineRule="auto" w:before="40" w:line="240" w:after="40"/>
+              <w:ind w:right="0" w:firstLine="0" w:left="0"/>
+              <w:spacing w:after="40" w:lineRule="auto" w:line="240" w:before="40"/>
             </w:pPr>
             <w:r>
               <w:rPr>
@@ -2753,14 +2753,14 @@
         </w:tc>
         <w:tc>
           <w:tcPr>
-            <w:shd w:color="auto" w:fill="E8E8E8" w:val="clear"/>
+            <w:shd w:color="auto" w:val="clear" w:fill="E8E8E8"/>
           </w:tcPr>
           <w:p>
             <w:pPr>
               <w:pStyle w:val="Compact"/>
               <w:jc w:val="left"/>
-              <w:ind w:firstLine="0" w:left="0" w:right="0"/>
-              <w:spacing w:lineRule="auto" w:before="40" w:line="240" w:after="40"/>
+              <w:ind w:right="0" w:firstLine="0" w:left="0"/>
+              <w:spacing w:after="40" w:lineRule="auto" w:line="240" w:before="40"/>
             </w:pPr>
             <w:r>
               <w:rPr>
@@ -2773,14 +2773,14 @@
         </w:tc>
         <w:tc>
           <w:tcPr>
-            <w:shd w:color="auto" w:fill="E8E8E8" w:val="clear"/>
+            <w:shd w:color="auto" w:val="clear" w:fill="E8E8E8"/>
           </w:tcPr>
           <w:p>
             <w:pPr>
               <w:pStyle w:val="Compact"/>
               <w:jc w:val="left"/>
-              <w:ind w:firstLine="0" w:left="0" w:right="0"/>
-              <w:spacing w:lineRule="auto" w:before="40" w:line="240" w:after="40"/>
+              <w:ind w:right="0" w:firstLine="0" w:left="0"/>
+              <w:spacing w:after="40" w:lineRule="auto" w:line="240" w:before="40"/>
             </w:pPr>
             <w:r>
               <w:rPr>
@@ -2792,14 +2792,14 @@
         </w:tc>
         <w:tc>
           <w:tcPr>
-            <w:shd w:color="auto" w:fill="E8E8E8" w:val="clear"/>
+            <w:shd w:color="auto" w:val="clear" w:fill="E8E8E8"/>
           </w:tcPr>
           <w:p>
             <w:pPr>
               <w:pStyle w:val="Compact"/>
               <w:jc w:val="left"/>
-              <w:ind w:firstLine="0" w:left="0" w:right="0"/>
-              <w:spacing w:lineRule="auto" w:before="40" w:line="240" w:after="40"/>
+              <w:ind w:right="0" w:firstLine="0" w:left="0"/>
+              <w:spacing w:after="40" w:lineRule="auto" w:line="240" w:before="40"/>
             </w:pPr>
             <w:r>
               <w:rPr>
@@ -2817,8 +2817,8 @@
             <w:pPr>
               <w:pStyle w:val="Compact"/>
               <w:jc w:val="left"/>
-              <w:ind w:firstLine="0" w:left="0" w:right="0"/>
-              <w:spacing w:lineRule="auto" w:before="40" w:line="240" w:after="40"/>
+              <w:ind w:right="0" w:firstLine="0" w:left="0"/>
+              <w:spacing w:after="40" w:lineRule="auto" w:line="240" w:before="40"/>
             </w:pPr>
             <w:r>
               <w:t xml:space="preserve">Object</w:t>
@@ -2831,8 +2831,8 @@
             <w:pPr>
               <w:pStyle w:val="Compact"/>
               <w:jc w:val="left"/>
-              <w:ind w:firstLine="0" w:left="0" w:right="0"/>
-              <w:spacing w:lineRule="auto" w:before="40" w:line="240" w:after="40"/>
+              <w:ind w:right="0" w:firstLine="0" w:left="0"/>
+              <w:spacing w:after="40" w:lineRule="auto" w:line="240" w:before="40"/>
             </w:pPr>
             <w:r>
               <w:rPr>
@@ -2848,8 +2848,8 @@
             <w:pPr>
               <w:pStyle w:val="Compact"/>
               <w:jc w:val="left"/>
-              <w:ind w:firstLine="0" w:left="0" w:right="0"/>
-              <w:spacing w:lineRule="auto" w:before="40" w:line="240" w:after="40"/>
+              <w:ind w:right="0" w:firstLine="0" w:left="0"/>
+              <w:spacing w:after="40" w:lineRule="auto" w:line="240" w:before="40"/>
             </w:pPr>
             <w:r>
               <w:rPr>
@@ -2865,8 +2865,8 @@
             <w:pPr>
               <w:pStyle w:val="Compact"/>
               <w:jc w:val="left"/>
-              <w:ind w:firstLine="0" w:left="0" w:right="0"/>
-              <w:spacing w:lineRule="auto" w:before="40" w:line="240" w:after="40"/>
+              <w:ind w:right="0" w:firstLine="0" w:left="0"/>
+              <w:spacing w:after="40" w:lineRule="auto" w:line="240" w:before="40"/>
             </w:pPr>
             <w:r>
               <w:t xml:space="preserve">none (omit</w:t>
@@ -2902,8 +2902,8 @@
             <w:pPr>
               <w:pStyle w:val="Compact"/>
               <w:jc w:val="left"/>
-              <w:ind w:firstLine="0" w:left="0" w:right="0"/>
-              <w:spacing w:lineRule="auto" w:before="40" w:line="240" w:after="40"/>
+              <w:ind w:right="0" w:firstLine="0" w:left="0"/>
+              <w:spacing w:after="40" w:lineRule="auto" w:line="240" w:before="40"/>
             </w:pPr>
             <w:r>
               <w:t xml:space="preserve">Float</w:t>
@@ -2916,8 +2916,8 @@
             <w:pPr>
               <w:pStyle w:val="Compact"/>
               <w:jc w:val="left"/>
-              <w:ind w:firstLine="0" w:left="0" w:right="0"/>
-              <w:spacing w:lineRule="auto" w:before="40" w:line="240" w:after="40"/>
+              <w:ind w:right="0" w:firstLine="0" w:left="0"/>
+              <w:spacing w:after="40" w:lineRule="auto" w:line="240" w:before="40"/>
             </w:pPr>
             <w:r>
               <w:rPr>
@@ -2933,8 +2933,8 @@
             <w:pPr>
               <w:pStyle w:val="Compact"/>
               <w:jc w:val="left"/>
-              <w:ind w:firstLine="0" w:left="0" w:right="0"/>
-              <w:spacing w:lineRule="auto" w:before="40" w:line="240" w:after="40"/>
+              <w:ind w:right="0" w:firstLine="0" w:left="0"/>
+              <w:spacing w:after="40" w:lineRule="auto" w:line="240" w:before="40"/>
             </w:pPr>
             <w:r>
               <w:rPr>
@@ -2950,8 +2950,8 @@
             <w:pPr>
               <w:pStyle w:val="Compact"/>
               <w:jc w:val="left"/>
-              <w:ind w:firstLine="0" w:left="0" w:right="0"/>
-              <w:spacing w:lineRule="auto" w:before="40" w:line="240" w:after="40"/>
+              <w:ind w:right="0" w:firstLine="0" w:left="0"/>
+              <w:spacing w:after="40" w:lineRule="auto" w:line="240" w:before="40"/>
             </w:pPr>
             <w:r>
               <w:rPr>
@@ -2996,8 +2996,8 @@
             <w:pPr>
               <w:pStyle w:val="Compact"/>
               <w:jc w:val="left"/>
-              <w:ind w:firstLine="0" w:left="0" w:right="0"/>
-              <w:spacing w:lineRule="auto" w:before="40" w:line="240" w:after="40"/>
+              <w:ind w:right="0" w:firstLine="0" w:left="0"/>
+              <w:spacing w:after="40" w:lineRule="auto" w:line="240" w:before="40"/>
             </w:pPr>
             <w:r>
               <w:t xml:space="preserve">Relation</w:t>
@@ -3010,8 +3010,8 @@
             <w:pPr>
               <w:pStyle w:val="Compact"/>
               <w:jc w:val="left"/>
-              <w:ind w:firstLine="0" w:left="0" w:right="0"/>
-              <w:spacing w:lineRule="auto" w:before="40" w:line="240" w:after="40"/>
+              <w:ind w:right="0" w:firstLine="0" w:left="0"/>
+              <w:spacing w:after="40" w:lineRule="auto" w:line="240" w:before="40"/>
             </w:pPr>
             <w:r>
               <w:rPr>
@@ -3027,8 +3027,8 @@
             <w:pPr>
               <w:pStyle w:val="Compact"/>
               <w:jc w:val="left"/>
-              <w:ind w:firstLine="0" w:left="0" w:right="0"/>
-              <w:spacing w:lineRule="auto" w:before="40" w:line="240" w:after="40"/>
+              <w:ind w:right="0" w:firstLine="0" w:left="0"/>
+              <w:spacing w:after="40" w:lineRule="auto" w:line="240" w:before="40"/>
             </w:pPr>
             <w:r>
               <w:rPr>
@@ -3044,8 +3044,8 @@
             <w:pPr>
               <w:pStyle w:val="Compact"/>
               <w:jc w:val="left"/>
-              <w:ind w:firstLine="0" w:left="0" w:right="0"/>
-              <w:spacing w:lineRule="auto" w:before="40" w:line="240" w:after="40"/>
+              <w:ind w:right="0" w:firstLine="0" w:left="0"/>
+              <w:spacing w:after="40" w:lineRule="auto" w:line="240" w:before="40"/>
             </w:pPr>
             <w:r>
               <w:t xml:space="preserve">none,</w:t>
@@ -3081,8 +3081,8 @@
             <w:pPr>
               <w:pStyle w:val="Compact"/>
               <w:jc w:val="left"/>
-              <w:ind w:firstLine="0" w:left="0" w:right="0"/>
-              <w:spacing w:lineRule="auto" w:before="40" w:line="240" w:after="40"/>
+              <w:ind w:right="0" w:firstLine="0" w:left="0"/>
+              <w:spacing w:after="40" w:lineRule="auto" w:line="240" w:before="40"/>
             </w:pPr>
             <w:r>
               <w:t xml:space="preserve">View</w:t>
@@ -3095,8 +3095,8 @@
             <w:pPr>
               <w:pStyle w:val="Compact"/>
               <w:jc w:val="left"/>
-              <w:ind w:firstLine="0" w:left="0" w:right="0"/>
-              <w:spacing w:lineRule="auto" w:before="40" w:line="240" w:after="40"/>
+              <w:ind w:right="0" w:firstLine="0" w:left="0"/>
+              <w:spacing w:after="40" w:lineRule="auto" w:line="240" w:before="40"/>
             </w:pPr>
             <w:r>
               <w:rPr>
@@ -3112,8 +3112,8 @@
             <w:pPr>
               <w:pStyle w:val="Compact"/>
               <w:jc w:val="left"/>
-              <w:ind w:firstLine="0" w:left="0" w:right="0"/>
-              <w:spacing w:lineRule="auto" w:before="40" w:line="240" w:after="40"/>
+              <w:ind w:right="0" w:firstLine="0" w:left="0"/>
+              <w:spacing w:after="40" w:lineRule="auto" w:line="240" w:before="40"/>
             </w:pPr>
             <w:r>
               <w:rPr>
@@ -3129,8 +3129,8 @@
             <w:pPr>
               <w:pStyle w:val="Compact"/>
               <w:jc w:val="left"/>
-              <w:ind w:firstLine="0" w:left="0" w:right="0"/>
-              <w:spacing w:lineRule="auto" w:before="40" w:line="240" w:after="40"/>
+              <w:ind w:right="0" w:firstLine="0" w:left="0"/>
+              <w:spacing w:after="40" w:lineRule="auto" w:line="240" w:before="40"/>
             </w:pPr>
             <w:r>
               <w:rPr>
@@ -3184,8 +3184,8 @@
             <w:pPr>
               <w:pStyle w:val="Compact"/>
               <w:jc w:val="left"/>
-              <w:ind w:firstLine="0" w:left="0" w:right="0"/>
-              <w:spacing w:lineRule="auto" w:before="40" w:line="240" w:after="40"/>
+              <w:ind w:right="0" w:firstLine="0" w:left="0"/>
+              <w:spacing w:after="40" w:lineRule="auto" w:line="240" w:before="40"/>
             </w:pPr>
             <w:r>
               <w:t xml:space="preserve">Specification</w:t>
@@ -3198,8 +3198,8 @@
             <w:pPr>
               <w:pStyle w:val="Compact"/>
               <w:jc w:val="left"/>
-              <w:ind w:firstLine="0" w:left="0" w:right="0"/>
-              <w:spacing w:lineRule="auto" w:before="40" w:line="240" w:after="40"/>
+              <w:ind w:right="0" w:firstLine="0" w:left="0"/>
+              <w:spacing w:after="40" w:lineRule="auto" w:line="240" w:before="40"/>
             </w:pPr>
             <w:r>
               <w:rPr>
@@ -3215,8 +3215,8 @@
             <w:pPr>
               <w:pStyle w:val="Compact"/>
               <w:jc w:val="left"/>
-              <w:ind w:firstLine="0" w:left="0" w:right="0"/>
-              <w:spacing w:lineRule="auto" w:before="40" w:line="240" w:after="40"/>
+              <w:ind w:right="0" w:firstLine="0" w:left="0"/>
+              <w:spacing w:after="40" w:lineRule="auto" w:line="240" w:before="40"/>
             </w:pPr>
             <w:r>
               <w:rPr>
@@ -3232,8 +3232,8 @@
             <w:pPr>
               <w:pStyle w:val="Compact"/>
               <w:jc w:val="left"/>
-              <w:ind w:firstLine="0" w:left="0" w:right="0"/>
-              <w:spacing w:lineRule="auto" w:before="40" w:line="240" w:after="40"/>
+              <w:ind w:right="0" w:firstLine="0" w:left="0"/>
+              <w:spacing w:after="40" w:lineRule="auto" w:line="240" w:before="40"/>
             </w:pPr>
             <w:r>
               <w:t xml:space="preserve">none (omit</w:t>
@@ -3260,8 +3260,8 @@
             <w:pPr>
               <w:pStyle w:val="Compact"/>
               <w:jc w:val="left"/>
-              <w:ind w:firstLine="0" w:left="0" w:right="0"/>
-              <w:spacing w:lineRule="auto" w:before="40" w:line="240" w:after="40"/>
+              <w:ind w:right="0" w:firstLine="0" w:left="0"/>
+              <w:spacing w:after="40" w:lineRule="auto" w:line="240" w:before="40"/>
             </w:pPr>
             <w:r>
               <w:t xml:space="preserve">Analyze query</w:t>
@@ -3274,8 +3274,8 @@
             <w:pPr>
               <w:pStyle w:val="Compact"/>
               <w:jc w:val="left"/>
-              <w:ind w:firstLine="0" w:left="0" w:right="0"/>
-              <w:spacing w:lineRule="auto" w:before="40" w:line="240" w:after="40"/>
+              <w:ind w:right="0" w:firstLine="0" w:left="0"/>
+              <w:spacing w:after="40" w:lineRule="auto" w:line="240" w:before="40"/>
             </w:pPr>
             <w:r>
               <w:rPr>
@@ -3291,8 +3291,8 @@
             <w:pPr>
               <w:pStyle w:val="Compact"/>
               <w:jc w:val="left"/>
-              <w:ind w:firstLine="0" w:left="0" w:right="0"/>
-              <w:spacing w:lineRule="auto" w:before="40" w:line="240" w:after="40"/>
+              <w:ind w:right="0" w:firstLine="0" w:left="0"/>
+              <w:spacing w:after="40" w:lineRule="auto" w:line="240" w:before="40"/>
             </w:pPr>
             <w:r>
               <w:rPr>
@@ -3308,8 +3308,8 @@
             <w:pPr>
               <w:pStyle w:val="Compact"/>
               <w:jc w:val="left"/>
-              <w:ind w:firstLine="0" w:left="0" w:right="0"/>
-              <w:spacing w:lineRule="auto" w:before="40" w:line="240" w:after="40"/>
+              <w:ind w:right="0" w:firstLine="0" w:left="0"/>
+              <w:spacing w:after="40" w:lineRule="auto" w:line="240" w:before="40"/>
             </w:pPr>
             <w:r>
               <w:rPr>
@@ -3593,7 +3593,7 @@
     </w:p>
     <w:p>
       <w:pPr>
-        <w:spacing w:after="0" w:before="0" w:line="20" w:lineRule="exact"/>
+        <w:spacing w:line="20" w:lineRule="exact" w:before="0" w:after="0"/>
         <w:rPr>
           <w:sz w:val="2"/>
         </w:rPr>
@@ -3635,18 +3635,18 @@
         <w:tblLook w:firstRow="1" w:lastRow="0" w:firstColumn="0" w:lastColumn="0" w:noHBand="0" w:noVBand="0" w:val="0020"/>
         <w:jc w:val="start"/>
         <w:tblBorders>
-          <w:top w:color="000000" w:space="0" w:sz="6" w:val="single"/>
-          <w:left w:color="000000" w:space="0" w:sz="6" w:val="single"/>
-          <w:bottom w:color="000000" w:space="0" w:sz="6" w:val="single"/>
-          <w:right w:color="000000" w:space="0" w:sz="6" w:val="single"/>
-          <w:insideH w:color="000000" w:space="0" w:sz="6" w:val="single"/>
-          <w:insideV w:color="000000" w:space="0" w:sz="6" w:val="single"/>
+          <w:top w:space="0" w:color="000000" w:val="single" w:sz="6"/>
+          <w:left w:space="0" w:color="000000" w:val="single" w:sz="6"/>
+          <w:bottom w:space="0" w:color="000000" w:val="single" w:sz="6"/>
+          <w:right w:space="0" w:color="000000" w:val="single" w:sz="6"/>
+          <w:insideH w:space="0" w:color="000000" w:val="single" w:sz="6"/>
+          <w:insideV w:space="0" w:color="000000" w:val="single" w:sz="6"/>
         </w:tblBorders>
         <w:tblCellMar>
-          <w:top w:w="57" w:type="dxa"/>
-          <w:left w:w="108" w:type="dxa"/>
-          <w:bottom w:w="57" w:type="dxa"/>
-          <w:right w:w="108" w:type="dxa"/>
+          <w:top w:type="dxa" w:w="57"/>
+          <w:left w:type="dxa" w:w="108"/>
+          <w:bottom w:type="dxa" w:w="57"/>
+          <w:right w:type="dxa" w:w="108"/>
         </w:tblCellMar>
       </w:tblPr>
       <w:tblGrid>
@@ -3662,14 +3662,14 @@
         </w:trPr>
         <w:tc>
           <w:tcPr>
-            <w:shd w:color="auto" w:fill="E8E8E8" w:val="clear"/>
+            <w:shd w:color="auto" w:val="clear" w:fill="E8E8E8"/>
           </w:tcPr>
           <w:p>
             <w:pPr>
               <w:pStyle w:val="Compact"/>
               <w:jc w:val="left"/>
-              <w:ind w:firstLine="0" w:left="0" w:right="0"/>
-              <w:spacing w:lineRule="auto" w:before="40" w:line="240" w:after="40"/>
+              <w:ind w:right="0" w:firstLine="0" w:left="0"/>
+              <w:spacing w:after="40" w:lineRule="auto" w:line="240" w:before="40"/>
             </w:pPr>
             <w:r>
               <w:rPr>
@@ -3681,14 +3681,14 @@
         </w:tc>
         <w:tc>
           <w:tcPr>
-            <w:shd w:color="auto" w:fill="E8E8E8" w:val="clear"/>
+            <w:shd w:color="auto" w:val="clear" w:fill="E8E8E8"/>
           </w:tcPr>
           <w:p>
             <w:pPr>
               <w:pStyle w:val="Compact"/>
               <w:jc w:val="left"/>
-              <w:ind w:firstLine="0" w:left="0" w:right="0"/>
-              <w:spacing w:lineRule="auto" w:before="40" w:line="240" w:after="40"/>
+              <w:ind w:right="0" w:firstLine="0" w:left="0"/>
+              <w:spacing w:after="40" w:lineRule="auto" w:line="240" w:before="40"/>
             </w:pPr>
             <w:r>
               <w:rPr>
@@ -3700,14 +3700,14 @@
         </w:tc>
         <w:tc>
           <w:tcPr>
-            <w:shd w:color="auto" w:fill="E8E8E8" w:val="clear"/>
+            <w:shd w:color="auto" w:val="clear" w:fill="E8E8E8"/>
           </w:tcPr>
           <w:p>
             <w:pPr>
               <w:pStyle w:val="Compact"/>
               <w:jc w:val="left"/>
-              <w:ind w:firstLine="0" w:left="0" w:right="0"/>
-              <w:spacing w:lineRule="auto" w:before="40" w:line="240" w:after="40"/>
+              <w:ind w:right="0" w:firstLine="0" w:left="0"/>
+              <w:spacing w:after="40" w:lineRule="auto" w:line="240" w:before="40"/>
             </w:pPr>
             <w:r>
               <w:rPr>
@@ -3719,14 +3719,14 @@
         </w:tc>
         <w:tc>
           <w:tcPr>
-            <w:shd w:color="auto" w:fill="E8E8E8" w:val="clear"/>
+            <w:shd w:color="auto" w:val="clear" w:fill="E8E8E8"/>
           </w:tcPr>
           <w:p>
             <w:pPr>
               <w:pStyle w:val="Compact"/>
               <w:jc w:val="left"/>
-              <w:ind w:firstLine="0" w:left="0" w:right="0"/>
-              <w:spacing w:lineRule="auto" w:before="40" w:line="240" w:after="40"/>
+              <w:ind w:right="0" w:firstLine="0" w:left="0"/>
+              <w:spacing w:after="40" w:lineRule="auto" w:line="240" w:before="40"/>
             </w:pPr>
             <w:r>
               <w:rPr>
@@ -3738,14 +3738,14 @@
         </w:tc>
         <w:tc>
           <w:tcPr>
-            <w:shd w:color="auto" w:fill="E8E8E8" w:val="clear"/>
+            <w:shd w:color="auto" w:val="clear" w:fill="E8E8E8"/>
           </w:tcPr>
           <w:p>
             <w:pPr>
               <w:pStyle w:val="Compact"/>
               <w:jc w:val="left"/>
-              <w:ind w:firstLine="0" w:left="0" w:right="0"/>
-              <w:spacing w:lineRule="auto" w:before="40" w:line="240" w:after="40"/>
+              <w:ind w:right="0" w:firstLine="0" w:left="0"/>
+              <w:spacing w:after="40" w:lineRule="auto" w:line="240" w:before="40"/>
             </w:pPr>
             <w:r>
               <w:rPr>
@@ -3763,8 +3763,8 @@
             <w:pPr>
               <w:pStyle w:val="Compact"/>
               <w:jc w:val="left"/>
-              <w:ind w:firstLine="0" w:left="0" w:right="0"/>
-              <w:spacing w:lineRule="auto" w:before="40" w:line="240" w:after="40"/>
+              <w:ind w:right="0" w:firstLine="0" w:left="0"/>
+              <w:spacing w:after="40" w:lineRule="auto" w:line="240" w:before="40"/>
             </w:pPr>
             <w:r>
               <w:rPr>
@@ -3780,8 +3780,8 @@
             <w:pPr>
               <w:pStyle w:val="Compact"/>
               <w:jc w:val="left"/>
-              <w:ind w:firstLine="0" w:left="0" w:right="0"/>
-              <w:spacing w:lineRule="auto" w:before="40" w:line="240" w:after="40"/>
+              <w:ind w:right="0" w:firstLine="0" w:left="0"/>
+              <w:spacing w:after="40" w:lineRule="auto" w:line="240" w:before="40"/>
             </w:pPr>
             <w:r>
               <w:t xml:space="preserve">object, specification, float, view</w:t>
@@ -3794,8 +3794,8 @@
             <w:pPr>
               <w:pStyle w:val="Compact"/>
               <w:jc w:val="left"/>
-              <w:ind w:firstLine="0" w:left="0" w:right="0"/>
-              <w:spacing w:lineRule="auto" w:before="40" w:line="240" w:after="40"/>
+              <w:ind w:right="0" w:firstLine="0" w:left="0"/>
+              <w:spacing w:after="40" w:lineRule="auto" w:line="240" w:before="40"/>
             </w:pPr>
             <w:r>
               <w:t xml:space="preserve">render</w:t>
@@ -3808,8 +3808,8 @@
             <w:pPr>
               <w:pStyle w:val="Compact"/>
               <w:jc w:val="left"/>
-              <w:ind w:firstLine="0" w:left="0" w:right="0"/>
-              <w:spacing w:lineRule="auto" w:before="40" w:line="240" w:after="40"/>
+              <w:ind w:right="0" w:firstLine="0" w:left="0"/>
+              <w:spacing w:after="40" w:lineRule="auto" w:line="240" w:before="40"/>
             </w:pPr>
             <w:r>
               <w:t xml:space="preserve">Pandoc Block(s) / Inlines</w:t>
@@ -3822,8 +3822,8 @@
             <w:pPr>
               <w:pStyle w:val="Compact"/>
               <w:jc w:val="left"/>
-              <w:ind w:firstLine="0" w:left="0" w:right="0"/>
-              <w:spacing w:lineRule="auto" w:before="40" w:line="240" w:after="40"/>
+              <w:ind w:right="0" w:firstLine="0" w:left="0"/>
+              <w:spacing w:after="40" w:lineRule="auto" w:line="240" w:before="40"/>
             </w:pPr>
             <w:r>
               <w:t xml:space="preserve">EMIT, when the element of this type is being rendered.</w:t>
@@ -3838,8 +3838,8 @@
             <w:pPr>
               <w:pStyle w:val="Compact"/>
               <w:jc w:val="left"/>
-              <w:ind w:firstLine="0" w:left="0" w:right="0"/>
-              <w:spacing w:lineRule="auto" w:before="40" w:line="240" w:after="40"/>
+              <w:ind w:right="0" w:firstLine="0" w:left="0"/>
+              <w:spacing w:after="40" w:lineRule="auto" w:line="240" w:before="40"/>
             </w:pPr>
             <w:r>
               <w:rPr>
@@ -3855,8 +3855,8 @@
             <w:pPr>
               <w:pStyle w:val="Compact"/>
               <w:jc w:val="left"/>
-              <w:ind w:firstLine="0" w:left="0" w:right="0"/>
-              <w:spacing w:lineRule="auto" w:before="40" w:line="240" w:after="40"/>
+              <w:ind w:right="0" w:firstLine="0" w:left="0"/>
+              <w:spacing w:after="40" w:lineRule="auto" w:line="240" w:before="40"/>
             </w:pPr>
             <w:r>
               <w:t xml:space="preserve">view</w:t>
@@ -3869,8 +3869,8 @@
             <w:pPr>
               <w:pStyle w:val="Compact"/>
               <w:jc w:val="left"/>
-              <w:ind w:firstLine="0" w:left="0" w:right="0"/>
-              <w:spacing w:lineRule="auto" w:before="40" w:line="240" w:after="40"/>
+              <w:ind w:right="0" w:firstLine="0" w:left="0"/>
+              <w:spacing w:after="40" w:lineRule="auto" w:line="240" w:before="40"/>
             </w:pPr>
             <w:r>
               <w:t xml:space="preserve">render</w:t>
@@ -3883,8 +3883,8 @@
             <w:pPr>
               <w:pStyle w:val="Compact"/>
               <w:jc w:val="left"/>
-              <w:ind w:firstLine="0" w:left="0" w:right="0"/>
-              <w:spacing w:lineRule="auto" w:before="40" w:line="240" w:after="40"/>
+              <w:ind w:right="0" w:firstLine="0" w:left="0"/>
+              <w:spacing w:after="40" w:lineRule="auto" w:line="240" w:before="40"/>
             </w:pPr>
             <w:r>
               <w:t xml:space="preserve">Pandoc Block</w:t>
@@ -3897,8 +3897,8 @@
             <w:pPr>
               <w:pStyle w:val="Compact"/>
               <w:jc w:val="left"/>
-              <w:ind w:firstLine="0" w:left="0" w:right="0"/>
-              <w:spacing w:lineRule="auto" w:before="40" w:line="240" w:after="40"/>
+              <w:ind w:right="0" w:firstLine="0" w:left="0"/>
+              <w:spacing w:after="40" w:lineRule="auto" w:line="240" w:before="40"/>
             </w:pPr>
             <w:r>
               <w:t xml:space="preserve">EMIT, for a block view written as a fenced</w:t>
@@ -3928,8 +3928,8 @@
             <w:pPr>
               <w:pStyle w:val="Compact"/>
               <w:jc w:val="left"/>
-              <w:ind w:firstLine="0" w:left="0" w:right="0"/>
-              <w:spacing w:lineRule="auto" w:before="40" w:line="240" w:after="40"/>
+              <w:ind w:right="0" w:firstLine="0" w:left="0"/>
+              <w:spacing w:after="40" w:lineRule="auto" w:line="240" w:before="40"/>
             </w:pPr>
             <w:r>
               <w:rPr>
@@ -3945,8 +3945,8 @@
             <w:pPr>
               <w:pStyle w:val="Compact"/>
               <w:jc w:val="left"/>
-              <w:ind w:firstLine="0" w:left="0" w:right="0"/>
-              <w:spacing w:lineRule="auto" w:before="40" w:line="240" w:after="40"/>
+              <w:ind w:right="0" w:firstLine="0" w:left="0"/>
+              <w:spacing w:after="40" w:lineRule="auto" w:line="240" w:before="40"/>
             </w:pPr>
             <w:r>
               <w:t xml:space="preserve">relation</w:t>
@@ -3959,8 +3959,8 @@
             <w:pPr>
               <w:pStyle w:val="Compact"/>
               <w:jc w:val="left"/>
-              <w:ind w:firstLine="0" w:left="0" w:right="0"/>
-              <w:spacing w:lineRule="auto" w:before="40" w:line="240" w:after="40"/>
+              <w:ind w:right="0" w:firstLine="0" w:left="0"/>
+              <w:spacing w:after="40" w:lineRule="auto" w:line="240" w:before="40"/>
             </w:pPr>
             <w:r>
               <w:t xml:space="preserve">render</w:t>
@@ -3973,8 +3973,8 @@
             <w:pPr>
               <w:pStyle w:val="Compact"/>
               <w:jc w:val="left"/>
-              <w:ind w:firstLine="0" w:left="0" w:right="0"/>
-              <w:spacing w:lineRule="auto" w:before="40" w:line="240" w:after="40"/>
+              <w:ind w:right="0" w:firstLine="0" w:left="0"/>
+              <w:spacing w:after="40" w:lineRule="auto" w:line="240" w:before="40"/>
             </w:pPr>
             <w:r>
               <w:t xml:space="preserve">display string (or</w:t>
@@ -3999,8 +3999,8 @@
             <w:pPr>
               <w:pStyle w:val="Compact"/>
               <w:jc w:val="left"/>
-              <w:ind w:firstLine="0" w:left="0" w:right="0"/>
-              <w:spacing w:lineRule="auto" w:before="40" w:line="240" w:after="40"/>
+              <w:ind w:right="0" w:firstLine="0" w:left="0"/>
+              <w:spacing w:after="40" w:lineRule="auto" w:line="240" w:before="40"/>
             </w:pPr>
             <w:r>
               <w:t xml:space="preserve">EMIT, to produce the visible text of a link of this relation type.</w:t>
@@ -4015,8 +4015,8 @@
             <w:pPr>
               <w:pStyle w:val="Compact"/>
               <w:jc w:val="left"/>
-              <w:ind w:firstLine="0" w:left="0" w:right="0"/>
-              <w:spacing w:lineRule="auto" w:before="40" w:line="240" w:after="40"/>
+              <w:ind w:right="0" w:firstLine="0" w:left="0"/>
+              <w:spacing w:after="40" w:lineRule="auto" w:line="240" w:before="40"/>
             </w:pPr>
             <w:r>
               <w:rPr>
@@ -4032,8 +4032,8 @@
             <w:pPr>
               <w:pStyle w:val="Compact"/>
               <w:jc w:val="left"/>
-              <w:ind w:firstLine="0" w:left="0" w:right="0"/>
-              <w:spacing w:lineRule="auto" w:before="40" w:line="240" w:after="40"/>
+              <w:ind w:right="0" w:firstLine="0" w:left="0"/>
+              <w:spacing w:after="40" w:lineRule="auto" w:line="240" w:before="40"/>
             </w:pPr>
             <w:r>
               <w:t xml:space="preserve">analyze</w:t>
@@ -4046,8 +4046,8 @@
             <w:pPr>
               <w:pStyle w:val="Compact"/>
               <w:jc w:val="left"/>
-              <w:ind w:firstLine="0" w:left="0" w:right="0"/>
-              <w:spacing w:lineRule="auto" w:before="40" w:line="240" w:after="40"/>
+              <w:ind w:right="0" w:firstLine="0" w:left="0"/>
+              <w:spacing w:after="40" w:lineRule="auto" w:line="240" w:before="40"/>
             </w:pPr>
             <w:r>
               <w:t xml:space="preserve">render</w:t>
@@ -4060,8 +4060,8 @@
             <w:pPr>
               <w:pStyle w:val="Compact"/>
               <w:jc w:val="left"/>
-              <w:ind w:firstLine="0" w:left="0" w:right="0"/>
-              <w:spacing w:lineRule="auto" w:before="40" w:line="240" w:after="40"/>
+              <w:ind w:right="0" w:firstLine="0" w:left="0"/>
+              <w:spacing w:after="40" w:lineRule="auto" w:line="240" w:before="40"/>
             </w:pPr>
             <w:r>
               <w:t xml:space="preserve">diagnostic string</w:t>
@@ -4074,8 +4074,8 @@
             <w:pPr>
               <w:pStyle w:val="Compact"/>
               <w:jc w:val="left"/>
-              <w:ind w:firstLine="0" w:left="0" w:right="0"/>
-              <w:spacing w:lineRule="auto" w:before="40" w:line="240" w:after="40"/>
+              <w:ind w:right="0" w:firstLine="0" w:left="0"/>
+              <w:spacing w:after="40" w:lineRule="auto" w:line="240" w:before="40"/>
             </w:pPr>
             <w:r>
               <w:t xml:space="preserve">ANALYZE, once per row the SQL view returns.</w:t>
@@ -4090,8 +4090,8 @@
             <w:pPr>
               <w:pStyle w:val="Compact"/>
               <w:jc w:val="left"/>
-              <w:ind w:firstLine="0" w:left="0" w:right="0"/>
-              <w:spacing w:lineRule="auto" w:before="40" w:line="240" w:after="40"/>
+              <w:ind w:right="0" w:firstLine="0" w:left="0"/>
+              <w:spacing w:after="40" w:lineRule="auto" w:line="240" w:before="40"/>
             </w:pPr>
             <w:r>
               <w:rPr>
@@ -4107,8 +4107,8 @@
             <w:pPr>
               <w:pStyle w:val="Compact"/>
               <w:jc w:val="left"/>
-              <w:ind w:firstLine="0" w:left="0" w:right="0"/>
-              <w:spacing w:lineRule="auto" w:before="40" w:line="240" w:after="40"/>
+              <w:ind w:right="0" w:firstLine="0" w:left="0"/>
+              <w:spacing w:after="40" w:lineRule="auto" w:line="240" w:before="40"/>
             </w:pPr>
             <w:r>
               <w:t xml:space="preserve">view</w:t>
@@ -4121,8 +4121,8 @@
             <w:pPr>
               <w:pStyle w:val="Compact"/>
               <w:jc w:val="left"/>
-              <w:ind w:firstLine="0" w:left="0" w:right="0"/>
-              <w:spacing w:lineRule="auto" w:before="40" w:line="240" w:after="40"/>
+              <w:ind w:right="0" w:firstLine="0" w:left="0"/>
+              <w:spacing w:after="40" w:lineRule="auto" w:line="240" w:before="40"/>
             </w:pPr>
             <w:r>
               <w:t xml:space="preserve">data</w:t>
@@ -4135,8 +4135,8 @@
             <w:pPr>
               <w:pStyle w:val="Compact"/>
               <w:jc w:val="left"/>
-              <w:ind w:firstLine="0" w:left="0" w:right="0"/>
-              <w:spacing w:lineRule="auto" w:before="40" w:line="240" w:after="40"/>
+              <w:ind w:right="0" w:firstLine="0" w:left="0"/>
+              <w:spacing w:after="40" w:lineRule="auto" w:line="240" w:before="40"/>
             </w:pPr>
             <w:r>
               <w:rPr>
@@ -4152,8 +4152,8 @@
             <w:pPr>
               <w:pStyle w:val="Compact"/>
               <w:jc w:val="left"/>
-              <w:ind w:firstLine="0" w:left="0" w:right="0"/>
-              <w:spacing w:lineRule="auto" w:before="40" w:line="240" w:after="40"/>
+              <w:ind w:right="0" w:firstLine="0" w:left="0"/>
+              <w:spacing w:after="40" w:lineRule="auto" w:line="240" w:before="40"/>
             </w:pPr>
             <w:r>
               <w:t xml:space="preserve">When a chart/data view needs its dataset (</w:t>
@@ -4177,8 +4177,8 @@
             <w:pPr>
               <w:pStyle w:val="Compact"/>
               <w:jc w:val="left"/>
-              <w:ind w:firstLine="0" w:left="0" w:right="0"/>
-              <w:spacing w:lineRule="auto" w:before="40" w:line="240" w:after="40"/>
+              <w:ind w:right="0" w:firstLine="0" w:left="0"/>
+              <w:spacing w:after="40" w:lineRule="auto" w:line="240" w:before="40"/>
             </w:pPr>
             <w:r>
               <w:rPr>
@@ -4194,8 +4194,8 @@
             <w:pPr>
               <w:pStyle w:val="Compact"/>
               <w:jc w:val="left"/>
-              <w:ind w:firstLine="0" w:left="0" w:right="0"/>
-              <w:spacing w:lineRule="auto" w:before="40" w:line="240" w:after="40"/>
+              <w:ind w:right="0" w:firstLine="0" w:left="0"/>
+              <w:spacing w:after="40" w:lineRule="auto" w:line="240" w:before="40"/>
             </w:pPr>
             <w:r>
               <w:t xml:space="preserve">view</w:t>
@@ -4208,8 +4208,8 @@
             <w:pPr>
               <w:pStyle w:val="Compact"/>
               <w:jc w:val="left"/>
-              <w:ind w:firstLine="0" w:left="0" w:right="0"/>
-              <w:spacing w:lineRule="auto" w:before="40" w:line="240" w:after="40"/>
+              <w:ind w:right="0" w:firstLine="0" w:left="0"/>
+              <w:spacing w:after="40" w:lineRule="auto" w:line="240" w:before="40"/>
             </w:pPr>
             <w:r>
               <w:t xml:space="preserve">data</w:t>
@@ -4222,8 +4222,8 @@
             <w:pPr>
               <w:pStyle w:val="Compact"/>
               <w:jc w:val="left"/>
-              <w:ind w:firstLine="0" w:left="0" w:right="0"/>
-              <w:spacing w:lineRule="auto" w:before="40" w:line="240" w:after="40"/>
+              <w:ind w:right="0" w:firstLine="0" w:left="0"/>
+              <w:spacing w:after="40" w:lineRule="auto" w:line="240" w:before="40"/>
             </w:pPr>
             <w:r>
               <w:t xml:space="preserve">Pandoc Block</w:t>
@@ -4236,8 +4236,8 @@
             <w:pPr>
               <w:pStyle w:val="Compact"/>
               <w:jc w:val="left"/>
-              <w:ind w:firstLine="0" w:left="0" w:right="0"/>
-              <w:spacing w:lineRule="auto" w:before="40" w:line="240" w:after="40"/>
+              <w:ind w:right="0" w:firstLine="0" w:left="0"/>
+              <w:spacing w:after="40" w:lineRule="auto" w:line="240" w:before="40"/>
             </w:pPr>
             <w:r>
               <w:t xml:space="preserve">When a</w:t>
@@ -4267,8 +4267,8 @@
             <w:pPr>
               <w:pStyle w:val="Compact"/>
               <w:jc w:val="left"/>
-              <w:ind w:firstLine="0" w:left="0" w:right="0"/>
-              <w:spacing w:lineRule="auto" w:before="40" w:line="240" w:after="40"/>
+              <w:ind w:right="0" w:firstLine="0" w:left="0"/>
+              <w:spacing w:after="40" w:lineRule="auto" w:line="240" w:before="40"/>
             </w:pPr>
             <w:r>
               <w:rPr>
@@ -4284,8 +4284,8 @@
             <w:pPr>
               <w:pStyle w:val="Compact"/>
               <w:jc w:val="left"/>
-              <w:ind w:firstLine="0" w:left="0" w:right="0"/>
-              <w:spacing w:lineRule="auto" w:before="40" w:line="240" w:after="40"/>
+              <w:ind w:right="0" w:firstLine="0" w:left="0"/>
+              <w:spacing w:after="40" w:lineRule="auto" w:line="240" w:before="40"/>
             </w:pPr>
             <w:r>
               <w:t xml:space="preserve">float</w:t>
@@ -4298,8 +4298,8 @@
             <w:pPr>
               <w:pStyle w:val="Compact"/>
               <w:jc w:val="left"/>
-              <w:ind w:firstLine="0" w:left="0" w:right="0"/>
-              <w:spacing w:lineRule="auto" w:before="40" w:line="240" w:after="40"/>
+              <w:ind w:right="0" w:firstLine="0" w:left="0"/>
+              <w:spacing w:after="40" w:lineRule="auto" w:line="240" w:before="40"/>
             </w:pPr>
             <w:r>
               <w:t xml:space="preserve">data</w:t>
@@ -4312,8 +4312,8 @@
             <w:pPr>
               <w:pStyle w:val="Compact"/>
               <w:jc w:val="left"/>
-              <w:ind w:firstLine="0" w:left="0" w:right="0"/>
-              <w:spacing w:lineRule="auto" w:before="40" w:line="240" w:after="40"/>
+              <w:ind w:right="0" w:firstLine="0" w:left="0"/>
+              <w:spacing w:after="40" w:lineRule="auto" w:line="240" w:before="40"/>
             </w:pPr>
             <w:r>
               <w:t xml:space="preserve">resolved-AST string</w:t>
@@ -4326,8 +4326,8 @@
             <w:pPr>
               <w:pStyle w:val="Compact"/>
               <w:jc w:val="left"/>
-              <w:ind w:firstLine="0" w:left="0" w:right="0"/>
-              <w:spacing w:lineRule="auto" w:before="40" w:line="240" w:after="40"/>
+              <w:ind w:right="0" w:firstLine="0" w:left="0"/>
+              <w:spacing w:after="40" w:lineRule="auto" w:line="240" w:before="40"/>
             </w:pPr>
             <w:r>
               <w:t xml:space="preserve">TRANSFORM, to resolve a float internally (</w:t>
@@ -4363,8 +4363,8 @@
             <w:pPr>
               <w:pStyle w:val="Compact"/>
               <w:jc w:val="left"/>
-              <w:ind w:firstLine="0" w:left="0" w:right="0"/>
-              <w:spacing w:lineRule="auto" w:before="40" w:line="240" w:after="40"/>
+              <w:ind w:right="0" w:firstLine="0" w:left="0"/>
+              <w:spacing w:after="40" w:lineRule="auto" w:line="240" w:before="40"/>
             </w:pPr>
             <w:r>
               <w:rPr>
@@ -4380,8 +4380,8 @@
             <w:pPr>
               <w:pStyle w:val="Compact"/>
               <w:jc w:val="left"/>
-              <w:ind w:firstLine="0" w:left="0" w:right="0"/>
-              <w:spacing w:lineRule="auto" w:before="40" w:line="240" w:after="40"/>
+              <w:ind w:right="0" w:firstLine="0" w:left="0"/>
+              <w:spacing w:after="40" w:lineRule="auto" w:line="240" w:before="40"/>
             </w:pPr>
             <w:r>
               <w:t xml:space="preserve">float</w:t>
@@ -4394,8 +4394,8 @@
             <w:pPr>
               <w:pStyle w:val="Compact"/>
               <w:jc w:val="left"/>
-              <w:ind w:firstLine="0" w:left="0" w:right="0"/>
-              <w:spacing w:lineRule="auto" w:before="40" w:line="240" w:after="40"/>
+              <w:ind w:right="0" w:firstLine="0" w:left="0"/>
+              <w:spacing w:after="40" w:lineRule="auto" w:line="240" w:before="40"/>
             </w:pPr>
             <w:r>
               <w:t xml:space="preserve">data</w:t>
@@ -4408,8 +4408,8 @@
             <w:pPr>
               <w:pStyle w:val="Compact"/>
               <w:jc w:val="left"/>
-              <w:ind w:firstLine="0" w:left="0" w:right="0"/>
-              <w:spacing w:lineRule="auto" w:before="40" w:line="240" w:after="40"/>
+              <w:ind w:right="0" w:firstLine="0" w:left="0"/>
+              <w:spacing w:after="40" w:lineRule="auto" w:line="240" w:before="40"/>
             </w:pPr>
             <w:r>
               <w:t xml:space="preserve">task table (or</w:t>
@@ -4437,8 +4437,8 @@
             <w:pPr>
               <w:pStyle w:val="Compact"/>
               <w:jc w:val="left"/>
-              <w:ind w:firstLine="0" w:left="0" w:right="0"/>
-              <w:spacing w:lineRule="auto" w:before="40" w:line="240" w:after="40"/>
+              <w:ind w:right="0" w:firstLine="0" w:left="0"/>
+              <w:spacing w:after="40" w:lineRule="auto" w:line="240" w:before="40"/>
             </w:pPr>
             <w:r>
               <w:t xml:space="preserve">TRANSFORM, to spawn an external tool (</w:t>
@@ -4474,8 +4474,8 @@
             <w:pPr>
               <w:pStyle w:val="Compact"/>
               <w:jc w:val="left"/>
-              <w:ind w:firstLine="0" w:left="0" w:right="0"/>
-              <w:spacing w:lineRule="auto" w:before="40" w:line="240" w:after="40"/>
+              <w:ind w:right="0" w:firstLine="0" w:left="0"/>
+              <w:spacing w:after="40" w:lineRule="auto" w:line="240" w:before="40"/>
             </w:pPr>
             <w:r>
               <w:rPr>
@@ -4491,8 +4491,8 @@
             <w:pPr>
               <w:pStyle w:val="Compact"/>
               <w:jc w:val="left"/>
-              <w:ind w:firstLine="0" w:left="0" w:right="0"/>
-              <w:spacing w:lineRule="auto" w:before="40" w:line="240" w:after="40"/>
+              <w:ind w:right="0" w:firstLine="0" w:left="0"/>
+              <w:spacing w:after="40" w:lineRule="auto" w:line="240" w:before="40"/>
             </w:pPr>
             <w:r>
               <w:t xml:space="preserve">float</w:t>
@@ -4505,8 +4505,8 @@
             <w:pPr>
               <w:pStyle w:val="Compact"/>
               <w:jc w:val="left"/>
-              <w:ind w:firstLine="0" w:left="0" w:right="0"/>
-              <w:spacing w:lineRule="auto" w:before="40" w:line="240" w:after="40"/>
+              <w:ind w:right="0" w:firstLine="0" w:left="0"/>
+              <w:spacing w:after="40" w:lineRule="auto" w:line="240" w:before="40"/>
             </w:pPr>
             <w:r>
               <w:t xml:space="preserve">data</w:t>
@@ -4519,8 +4519,8 @@
             <w:pPr>
               <w:pStyle w:val="Compact"/>
               <w:jc w:val="left"/>
-              <w:ind w:firstLine="0" w:left="0" w:right="0"/>
-              <w:spacing w:lineRule="auto" w:before="40" w:line="240" w:after="40"/>
+              <w:ind w:right="0" w:firstLine="0" w:left="0"/>
+              <w:spacing w:after="40" w:lineRule="auto" w:line="240" w:before="40"/>
             </w:pPr>
             <w:r>
               <w:t xml:space="preserve">(writes resolved AST)</w:t>
@@ -4533,8 +4533,8 @@
             <w:pPr>
               <w:pStyle w:val="Compact"/>
               <w:jc w:val="left"/>
-              <w:ind w:firstLine="0" w:left="0" w:right="0"/>
-              <w:spacing w:lineRule="auto" w:before="40" w:line="240" w:after="40"/>
+              <w:ind w:right="0" w:firstLine="0" w:left="0"/>
+              <w:spacing w:after="40" w:lineRule="auto" w:line="240" w:before="40"/>
             </w:pPr>
             <w:r>
               <w:t xml:space="preserve">After the external tool finishes (</w:t>
@@ -4582,8 +4582,8 @@
             <w:pPr>
               <w:pStyle w:val="Compact"/>
               <w:jc w:val="left"/>
-              <w:ind w:firstLine="0" w:left="0" w:right="0"/>
-              <w:spacing w:lineRule="auto" w:before="40" w:line="240" w:after="40"/>
+              <w:ind w:right="0" w:firstLine="0" w:left="0"/>
+              <w:spacing w:after="40" w:lineRule="auto" w:line="240" w:before="40"/>
             </w:pPr>
             <w:r>
               <w:rPr>
@@ -4599,8 +4599,8 @@
             <w:pPr>
               <w:pStyle w:val="Compact"/>
               <w:jc w:val="left"/>
-              <w:ind w:firstLine="0" w:left="0" w:right="0"/>
-              <w:spacing w:lineRule="auto" w:before="40" w:line="240" w:after="40"/>
+              <w:ind w:right="0" w:firstLine="0" w:left="0"/>
+              <w:spacing w:after="40" w:lineRule="auto" w:line="240" w:before="40"/>
             </w:pPr>
             <w:r>
               <w:t xml:space="preserve">relation</w:t>
@@ -4613,8 +4613,8 @@
             <w:pPr>
               <w:pStyle w:val="Compact"/>
               <w:jc w:val="left"/>
-              <w:ind w:firstLine="0" w:left="0" w:right="0"/>
-              <w:spacing w:lineRule="auto" w:before="40" w:line="240" w:after="40"/>
+              <w:ind w:right="0" w:firstLine="0" w:left="0"/>
+              <w:spacing w:after="40" w:lineRule="auto" w:line="240" w:before="40"/>
             </w:pPr>
             <w:r>
               <w:t xml:space="preserve">data</w:t>
@@ -4627,8 +4627,8 @@
             <w:pPr>
               <w:pStyle w:val="Compact"/>
               <w:jc w:val="left"/>
-              <w:ind w:firstLine="0" w:left="0" w:right="0"/>
-              <w:spacing w:lineRule="auto" w:before="40" w:line="240" w:after="40"/>
+              <w:ind w:right="0" w:firstLine="0" w:left="0"/>
+              <w:spacing w:after="40" w:lineRule="auto" w:line="240" w:before="40"/>
             </w:pPr>
             <w:r>
               <w:rPr>
@@ -4644,8 +4644,8 @@
             <w:pPr>
               <w:pStyle w:val="Compact"/>
               <w:jc w:val="left"/>
-              <w:ind w:firstLine="0" w:left="0" w:right="0"/>
-              <w:spacing w:lineRule="auto" w:before="40" w:line="240" w:after="40"/>
+              <w:ind w:right="0" w:firstLine="0" w:left="0"/>
+              <w:spacing w:after="40" w:lineRule="auto" w:line="240" w:before="40"/>
             </w:pPr>
             <w:r>
               <w:t xml:space="preserve">ANALYZE, to resolve a link of this relation type (</w:t>
@@ -4740,7 +4740,7 @@
     </w:p>
     <w:p>
       <w:pPr>
-        <w:spacing w:after="0" w:before="0" w:line="20" w:lineRule="exact"/>
+        <w:spacing w:line="20" w:lineRule="exact" w:before="0" w:after="0"/>
         <w:rPr>
           <w:sz w:val="2"/>
         </w:rPr>
@@ -4782,18 +4782,18 @@
         <w:tblLook w:firstRow="1" w:lastRow="0" w:firstColumn="0" w:lastColumn="0" w:noHBand="0" w:noVBand="0" w:val="0020"/>
         <w:jc w:val="start"/>
         <w:tblBorders>
-          <w:top w:color="000000" w:space="0" w:sz="6" w:val="single"/>
-          <w:left w:color="000000" w:space="0" w:sz="6" w:val="single"/>
-          <w:bottom w:color="000000" w:space="0" w:sz="6" w:val="single"/>
-          <w:right w:color="000000" w:space="0" w:sz="6" w:val="single"/>
-          <w:insideH w:color="000000" w:space="0" w:sz="6" w:val="single"/>
-          <w:insideV w:color="000000" w:space="0" w:sz="6" w:val="single"/>
+          <w:top w:space="0" w:color="000000" w:val="single" w:sz="6"/>
+          <w:left w:space="0" w:color="000000" w:val="single" w:sz="6"/>
+          <w:bottom w:space="0" w:color="000000" w:val="single" w:sz="6"/>
+          <w:right w:space="0" w:color="000000" w:val="single" w:sz="6"/>
+          <w:insideH w:space="0" w:color="000000" w:val="single" w:sz="6"/>
+          <w:insideV w:space="0" w:color="000000" w:val="single" w:sz="6"/>
         </w:tblBorders>
         <w:tblCellMar>
-          <w:top w:w="57" w:type="dxa"/>
-          <w:left w:w="108" w:type="dxa"/>
-          <w:bottom w:w="57" w:type="dxa"/>
-          <w:right w:w="108" w:type="dxa"/>
+          <w:top w:type="dxa" w:w="57"/>
+          <w:left w:type="dxa" w:w="108"/>
+          <w:bottom w:type="dxa" w:w="57"/>
+          <w:right w:type="dxa" w:w="108"/>
         </w:tblCellMar>
       </w:tblPr>
       <w:tblGrid>
@@ -4806,14 +4806,14 @@
         </w:trPr>
         <w:tc>
           <w:tcPr>
-            <w:shd w:color="auto" w:fill="E8E8E8" w:val="clear"/>
+            <w:shd w:color="auto" w:val="clear" w:fill="E8E8E8"/>
           </w:tcPr>
           <w:p>
             <w:pPr>
               <w:pStyle w:val="Compact"/>
               <w:jc w:val="left"/>
-              <w:ind w:firstLine="0" w:left="0" w:right="0"/>
-              <w:spacing w:lineRule="auto" w:before="40" w:line="240" w:after="40"/>
+              <w:ind w:right="0" w:firstLine="0" w:left="0"/>
+              <w:spacing w:after="40" w:lineRule="auto" w:line="240" w:before="40"/>
             </w:pPr>
             <w:r>
               <w:rPr>
@@ -4825,14 +4825,14 @@
         </w:tc>
         <w:tc>
           <w:tcPr>
-            <w:shd w:color="auto" w:fill="E8E8E8" w:val="clear"/>
+            <w:shd w:color="auto" w:val="clear" w:fill="E8E8E8"/>
           </w:tcPr>
           <w:p>
             <w:pPr>
               <w:pStyle w:val="Compact"/>
               <w:jc w:val="left"/>
-              <w:ind w:firstLine="0" w:left="0" w:right="0"/>
-              <w:spacing w:lineRule="auto" w:before="40" w:line="240" w:after="40"/>
+              <w:ind w:right="0" w:firstLine="0" w:left="0"/>
+              <w:spacing w:after="40" w:lineRule="auto" w:line="240" w:before="40"/>
             </w:pPr>
             <w:r>
               <w:rPr>
@@ -4850,8 +4850,8 @@
             <w:pPr>
               <w:pStyle w:val="Compact"/>
               <w:jc w:val="left"/>
-              <w:ind w:firstLine="0" w:left="0" w:right="0"/>
-              <w:spacing w:lineRule="auto" w:before="40" w:line="240" w:after="40"/>
+              <w:ind w:right="0" w:firstLine="0" w:left="0"/>
+              <w:spacing w:after="40" w:lineRule="auto" w:line="240" w:before="40"/>
             </w:pPr>
             <w:r>
               <w:rPr>
@@ -4867,8 +4867,8 @@
             <w:pPr>
               <w:pStyle w:val="Compact"/>
               <w:jc w:val="left"/>
-              <w:ind w:firstLine="0" w:left="0" w:right="0"/>
-              <w:spacing w:lineRule="auto" w:before="40" w:line="240" w:after="40"/>
+              <w:ind w:right="0" w:firstLine="0" w:left="0"/>
+              <w:spacing w:after="40" w:lineRule="auto" w:line="240" w:before="40"/>
             </w:pPr>
             <w:r>
               <w:t xml:space="preserve">The hook-specific payload. Examples include an object, float, view parameters, relation target, or analyze-query row.</w:t>
@@ -4883,8 +4883,8 @@
             <w:pPr>
               <w:pStyle w:val="Compact"/>
               <w:jc w:val="left"/>
-              <w:ind w:firstLine="0" w:left="0" w:right="0"/>
-              <w:spacing w:lineRule="auto" w:before="40" w:line="240" w:after="40"/>
+              <w:ind w:right="0" w:firstLine="0" w:left="0"/>
+              <w:spacing w:after="40" w:lineRule="auto" w:line="240" w:before="40"/>
             </w:pPr>
             <w:r>
               <w:rPr>
@@ -4900,8 +4900,8 @@
             <w:pPr>
               <w:pStyle w:val="Compact"/>
               <w:jc w:val="left"/>
-              <w:ind w:firstLine="0" w:left="0" w:right="0"/>
-              <w:spacing w:lineRule="auto" w:before="40" w:line="240" w:after="40"/>
+              <w:ind w:right="0" w:firstLine="0" w:left="0"/>
+              <w:spacing w:after="40" w:lineRule="auto" w:line="240" w:before="40"/>
             </w:pPr>
             <w:r>
               <w:t xml:space="preserve">The</w:t>
@@ -4931,8 +4931,8 @@
             <w:pPr>
               <w:pStyle w:val="Compact"/>
               <w:jc w:val="left"/>
-              <w:ind w:firstLine="0" w:left="0" w:right="0"/>
-              <w:spacing w:lineRule="auto" w:before="40" w:line="240" w:after="40"/>
+              <w:ind w:right="0" w:firstLine="0" w:left="0"/>
+              <w:spacing w:after="40" w:lineRule="auto" w:line="240" w:before="40"/>
             </w:pPr>
             <w:r>
               <w:rPr>
@@ -4948,8 +4948,8 @@
             <w:pPr>
               <w:pStyle w:val="Compact"/>
               <w:jc w:val="left"/>
-              <w:ind w:firstLine="0" w:left="0" w:right="0"/>
-              <w:spacing w:lineRule="auto" w:before="40" w:line="240" w:after="40"/>
+              <w:ind w:right="0" w:firstLine="0" w:left="0"/>
+              <w:spacing w:after="40" w:lineRule="auto" w:line="240" w:before="40"/>
             </w:pPr>
             <w:r>
               <w:t xml:space="preserve">Identifier of the specification being processed. Present on both tiers.</w:t>
@@ -4964,8 +4964,8 @@
             <w:pPr>
               <w:pStyle w:val="Compact"/>
               <w:jc w:val="left"/>
-              <w:ind w:firstLine="0" w:left="0" w:right="0"/>
-              <w:spacing w:lineRule="auto" w:before="40" w:line="240" w:after="40"/>
+              <w:ind w:right="0" w:firstLine="0" w:left="0"/>
+              <w:spacing w:after="40" w:lineRule="auto" w:line="240" w:before="40"/>
             </w:pPr>
             <w:r>
               <w:rPr>
@@ -4981,8 +4981,8 @@
             <w:pPr>
               <w:pStyle w:val="Compact"/>
               <w:jc w:val="left"/>
-              <w:ind w:firstLine="0" w:left="0" w:right="0"/>
-              <w:spacing w:lineRule="auto" w:before="40" w:line="240" w:after="40"/>
+              <w:ind w:right="0" w:firstLine="0" w:left="0"/>
+              <w:spacing w:after="40" w:lineRule="auto" w:line="240" w:before="40"/>
             </w:pPr>
             <w:r>
               <w:t xml:space="preserve">Logger (</w:t>
@@ -5018,8 +5018,8 @@
             <w:pPr>
               <w:pStyle w:val="Compact"/>
               <w:jc w:val="left"/>
-              <w:ind w:firstLine="0" w:left="0" w:right="0"/>
-              <w:spacing w:lineRule="auto" w:before="40" w:line="240" w:after="40"/>
+              <w:ind w:right="0" w:firstLine="0" w:left="0"/>
+              <w:spacing w:after="40" w:lineRule="auto" w:line="240" w:before="40"/>
             </w:pPr>
             <w:r>
               <w:rPr>
@@ -5035,8 +5035,8 @@
             <w:pPr>
               <w:pStyle w:val="Compact"/>
               <w:jc w:val="left"/>
-              <w:ind w:firstLine="0" w:left="0" w:right="0"/>
-              <w:spacing w:lineRule="auto" w:before="40" w:line="240" w:after="40"/>
+              <w:ind w:right="0" w:firstLine="0" w:left="0"/>
+              <w:spacing w:after="40" w:lineRule="auto" w:line="240" w:before="40"/>
             </w:pPr>
             <w:r>
               <w:t xml:space="preserve">The Pandoc module.</w:t>
@@ -5067,8 +5067,8 @@
             <w:pPr>
               <w:pStyle w:val="Compact"/>
               <w:jc w:val="left"/>
-              <w:ind w:firstLine="0" w:left="0" w:right="0"/>
-              <w:spacing w:lineRule="auto" w:before="40" w:line="240" w:after="40"/>
+              <w:ind w:right="0" w:firstLine="0" w:left="0"/>
+              <w:spacing w:after="40" w:lineRule="auto" w:line="240" w:before="40"/>
             </w:pPr>
             <w:r>
               <w:rPr>
@@ -5084,8 +5084,8 @@
             <w:pPr>
               <w:pStyle w:val="Compact"/>
               <w:jc w:val="left"/>
-              <w:ind w:firstLine="0" w:left="0" w:right="0"/>
-              <w:spacing w:lineRule="auto" w:before="40" w:line="240" w:after="40"/>
+              <w:ind w:right="0" w:firstLine="0" w:left="0"/>
+              <w:spacing w:after="40" w:lineRule="auto" w:line="240" w:before="40"/>
             </w:pPr>
             <w:r>
               <w:t xml:space="preserve">Target output format (</w:t>
@@ -5155,8 +5155,8 @@
             <w:pPr>
               <w:pStyle w:val="Compact"/>
               <w:jc w:val="left"/>
-              <w:ind w:firstLine="0" w:left="0" w:right="0"/>
-              <w:spacing w:lineRule="auto" w:before="40" w:line="240" w:after="40"/>
+              <w:ind w:right="0" w:firstLine="0" w:left="0"/>
+              <w:spacing w:after="40" w:lineRule="auto" w:line="240" w:before="40"/>
             </w:pPr>
             <w:r>
               <w:rPr>
@@ -5196,8 +5196,8 @@
             <w:pPr>
               <w:pStyle w:val="Compact"/>
               <w:jc w:val="left"/>
-              <w:ind w:firstLine="0" w:left="0" w:right="0"/>
-              <w:spacing w:lineRule="auto" w:before="40" w:line="240" w:after="40"/>
+              <w:ind w:right="0" w:firstLine="0" w:left="0"/>
+              <w:spacing w:after="40" w:lineRule="auto" w:line="240" w:before="40"/>
             </w:pPr>
             <w:r>
               <w:t xml:space="preserve">Diagnostics sink, model name, and project config. These fields are always in the render tier. A data context contains them when available.</w:t>
@@ -5212,8 +5212,8 @@
             <w:pPr>
               <w:pStyle w:val="Compact"/>
               <w:jc w:val="left"/>
-              <w:ind w:firstLine="0" w:left="0" w:right="0"/>
-              <w:spacing w:lineRule="auto" w:before="40" w:line="240" w:after="40"/>
+              <w:ind w:right="0" w:firstLine="0" w:left="0"/>
+              <w:spacing w:after="40" w:lineRule="auto" w:line="240" w:before="40"/>
             </w:pPr>
             <w:r>
               <w:rPr>
@@ -5229,8 +5229,8 @@
             <w:pPr>
               <w:pStyle w:val="Compact"/>
               <w:jc w:val="left"/>
-              <w:ind w:firstLine="0" w:left="0" w:right="0"/>
-              <w:spacing w:lineRule="auto" w:before="40" w:line="240" w:after="40"/>
+              <w:ind w:right="0" w:firstLine="0" w:left="0"/>
+              <w:spacing w:after="40" w:lineRule="auto" w:line="240" w:before="40"/>
             </w:pPr>
             <w:r>
               <w:t xml:space="preserve">The registry, for cross-hook dispatch (e.g. </w:t>
@@ -5317,7 +5317,7 @@
     </w:p>
     <w:p>
       <w:pPr>
-        <w:spacing w:after="0" w:before="0" w:line="20" w:lineRule="exact"/>
+        <w:spacing w:line="20" w:lineRule="exact" w:before="0" w:after="0"/>
         <w:rPr>
           <w:sz w:val="2"/>
         </w:rPr>
@@ -7593,7 +7593,7 @@
     </w:p>
     <w:p>
       <w:pPr>
-        <w:spacing w:after="0" w:before="0" w:line="20" w:lineRule="exact"/>
+        <w:spacing w:line="20" w:lineRule="exact" w:before="0" w:after="0"/>
         <w:rPr>
           <w:sz w:val="2"/>
         </w:rPr>
@@ -7806,7 +7806,7 @@
     </w:p>
     <w:p>
       <w:pPr>
-        <w:spacing w:after="0" w:before="0" w:line="20" w:lineRule="exact"/>
+        <w:spacing w:line="20" w:lineRule="exact" w:before="0" w:after="0"/>
         <w:rPr>
           <w:sz w:val="2"/>
         </w:rPr>
@@ -8347,7 +8347,7 @@
     </w:p>
     <w:p>
       <w:pPr>
-        <w:spacing w:after="0" w:before="0" w:line="20" w:lineRule="exact"/>
+        <w:spacing w:line="20" w:lineRule="exact" w:before="0" w:after="0"/>
         <w:rPr>
           <w:sz w:val="2"/>
         </w:rPr>
@@ -9374,7 +9374,7 @@
     </w:p>
     <w:p>
       <w:pPr>
-        <w:spacing w:after="0" w:before="0" w:line="20" w:lineRule="exact"/>
+        <w:spacing w:line="20" w:lineRule="exact" w:before="0" w:after="0"/>
         <w:rPr>
           <w:sz w:val="2"/>
         </w:rPr>
@@ -10549,7 +10549,7 @@
     </w:p>
     <w:p>
       <w:pPr>
-        <w:spacing w:after="0" w:before="0" w:line="20" w:lineRule="exact"/>
+        <w:spacing w:line="20" w:lineRule="exact" w:before="0" w:after="0"/>
         <w:rPr>
           <w:sz w:val="2"/>
         </w:rPr>
@@ -12856,7 +12856,7 @@
     </w:p>
     <w:p>
       <w:pPr>
-        <w:spacing w:after="0" w:before="0" w:line="20" w:lineRule="exact"/>
+        <w:spacing w:line="20" w:lineRule="exact" w:before="0" w:after="0"/>
         <w:rPr>
           <w:sz w:val="2"/>
         </w:rPr>
@@ -13305,7 +13305,7 @@
     </w:p>
     <w:p>
       <w:pPr>
-        <w:spacing w:after="0" w:before="0" w:line="20" w:lineRule="exact"/>
+        <w:spacing w:line="20" w:lineRule="exact" w:before="0" w:after="0"/>
         <w:rPr>
           <w:sz w:val="2"/>
         </w:rPr>
@@ -13475,7 +13475,7 @@
     </w:p>
     <w:p>
       <w:pPr>
-        <w:spacing w:after="0" w:before="0" w:line="20" w:lineRule="exact"/>
+        <w:spacing w:line="20" w:lineRule="exact" w:before="0" w:after="0"/>
         <w:rPr>
           <w:sz w:val="2"/>
         </w:rPr>
@@ -14242,7 +14242,7 @@
     </w:p>
     <w:p>
       <w:pPr>
-        <w:spacing w:after="0" w:before="0" w:line="20" w:lineRule="exact"/>
+        <w:spacing w:line="20" w:lineRule="exact" w:before="0" w:after="0"/>
         <w:rPr>
           <w:sz w:val="2"/>
         </w:rPr>
@@ -14284,18 +14284,18 @@
         <w:tblLook w:firstRow="1" w:lastRow="0" w:firstColumn="0" w:lastColumn="0" w:noHBand="0" w:noVBand="0" w:val="0020"/>
         <w:jc w:val="start"/>
         <w:tblBorders>
-          <w:top w:color="000000" w:space="0" w:sz="6" w:val="single"/>
-          <w:left w:color="000000" w:space="0" w:sz="6" w:val="single"/>
-          <w:bottom w:color="000000" w:space="0" w:sz="6" w:val="single"/>
-          <w:right w:color="000000" w:space="0" w:sz="6" w:val="single"/>
-          <w:insideH w:color="000000" w:space="0" w:sz="6" w:val="single"/>
-          <w:insideV w:color="000000" w:space="0" w:sz="6" w:val="single"/>
+          <w:top w:space="0" w:color="000000" w:val="single" w:sz="6"/>
+          <w:left w:space="0" w:color="000000" w:val="single" w:sz="6"/>
+          <w:bottom w:space="0" w:color="000000" w:val="single" w:sz="6"/>
+          <w:right w:space="0" w:color="000000" w:val="single" w:sz="6"/>
+          <w:insideH w:space="0" w:color="000000" w:val="single" w:sz="6"/>
+          <w:insideV w:space="0" w:color="000000" w:val="single" w:sz="6"/>
         </w:tblBorders>
         <w:tblCellMar>
-          <w:top w:w="57" w:type="dxa"/>
-          <w:left w:w="108" w:type="dxa"/>
-          <w:bottom w:w="57" w:type="dxa"/>
-          <w:right w:w="108" w:type="dxa"/>
+          <w:top w:type="dxa" w:w="57"/>
+          <w:left w:type="dxa" w:w="108"/>
+          <w:bottom w:type="dxa" w:w="57"/>
+          <w:right w:type="dxa" w:w="108"/>
         </w:tblCellMar>
       </w:tblPr>
       <w:tblGrid>
@@ -14310,14 +14310,14 @@
         </w:trPr>
         <w:tc>
           <w:tcPr>
-            <w:shd w:color="auto" w:fill="E8E8E8" w:val="clear"/>
+            <w:shd w:color="auto" w:val="clear" w:fill="E8E8E8"/>
           </w:tcPr>
           <w:p>
             <w:pPr>
               <w:pStyle w:val="Compact"/>
               <w:jc w:val="left"/>
-              <w:ind w:firstLine="0" w:left="0" w:right="0"/>
-              <w:spacing w:lineRule="auto" w:before="40" w:line="240" w:after="40"/>
+              <w:ind w:right="0" w:firstLine="0" w:left="0"/>
+              <w:spacing w:after="40" w:lineRule="auto" w:line="240" w:before="40"/>
             </w:pPr>
             <w:r>
               <w:rPr>
@@ -14329,14 +14329,14 @@
         </w:tc>
         <w:tc>
           <w:tcPr>
-            <w:shd w:color="auto" w:fill="E8E8E8" w:val="clear"/>
+            <w:shd w:color="auto" w:val="clear" w:fill="E8E8E8"/>
           </w:tcPr>
           <w:p>
             <w:pPr>
               <w:pStyle w:val="Compact"/>
               <w:jc w:val="left"/>
-              <w:ind w:firstLine="0" w:left="0" w:right="0"/>
-              <w:spacing w:lineRule="auto" w:before="40" w:line="240" w:after="40"/>
+              <w:ind w:right="0" w:firstLine="0" w:left="0"/>
+              <w:spacing w:after="40" w:lineRule="auto" w:line="240" w:before="40"/>
             </w:pPr>
             <w:r>
               <w:rPr>
@@ -14348,14 +14348,14 @@
         </w:tc>
         <w:tc>
           <w:tcPr>
-            <w:shd w:color="auto" w:fill="E8E8E8" w:val="clear"/>
+            <w:shd w:color="auto" w:val="clear" w:fill="E8E8E8"/>
           </w:tcPr>
           <w:p>
             <w:pPr>
               <w:pStyle w:val="Compact"/>
               <w:jc w:val="left"/>
-              <w:ind w:firstLine="0" w:left="0" w:right="0"/>
-              <w:spacing w:lineRule="auto" w:before="40" w:line="240" w:after="40"/>
+              <w:ind w:right="0" w:firstLine="0" w:left="0"/>
+              <w:spacing w:after="40" w:lineRule="auto" w:line="240" w:before="40"/>
             </w:pPr>
             <w:r>
               <w:rPr>
@@ -14367,14 +14367,14 @@
         </w:tc>
         <w:tc>
           <w:tcPr>
-            <w:shd w:color="auto" w:fill="E8E8E8" w:val="clear"/>
+            <w:shd w:color="auto" w:val="clear" w:fill="E8E8E8"/>
           </w:tcPr>
           <w:p>
             <w:pPr>
               <w:pStyle w:val="Compact"/>
               <w:jc w:val="left"/>
-              <w:ind w:firstLine="0" w:left="0" w:right="0"/>
-              <w:spacing w:lineRule="auto" w:before="40" w:line="240" w:after="40"/>
+              <w:ind w:right="0" w:firstLine="0" w:left="0"/>
+              <w:spacing w:after="40" w:lineRule="auto" w:line="240" w:before="40"/>
             </w:pPr>
             <w:r>
               <w:rPr>
@@ -14392,8 +14392,8 @@
             <w:pPr>
               <w:pStyle w:val="Compact"/>
               <w:jc w:val="left"/>
-              <w:ind w:firstLine="0" w:left="0" w:right="0"/>
-              <w:spacing w:lineRule="auto" w:before="40" w:line="240" w:after="40"/>
+              <w:ind w:right="0" w:firstLine="0" w:left="0"/>
+              <w:spacing w:after="40" w:lineRule="auto" w:line="240" w:before="40"/>
             </w:pPr>
             <w:r>
               <w:rPr>
@@ -14409,8 +14409,8 @@
             <w:pPr>
               <w:pStyle w:val="Compact"/>
               <w:jc w:val="left"/>
-              <w:ind w:firstLine="0" w:left="0" w:right="0"/>
-              <w:spacing w:lineRule="auto" w:before="40" w:line="240" w:after="40"/>
+              <w:ind w:right="0" w:firstLine="0" w:left="0"/>
+              <w:spacing w:after="40" w:lineRule="auto" w:line="240" w:before="40"/>
             </w:pPr>
             <w:r>
               <w:t xml:space="preserve">string</w:t>
@@ -14423,8 +14423,8 @@
             <w:pPr>
               <w:pStyle w:val="Compact"/>
               <w:jc w:val="left"/>
-              <w:ind w:firstLine="0" w:left="0" w:right="0"/>
-              <w:spacing w:lineRule="auto" w:before="40" w:line="240" w:after="40"/>
+              <w:ind w:right="0" w:firstLine="0" w:left="0"/>
+              <w:spacing w:after="40" w:lineRule="auto" w:line="240" w:before="40"/>
             </w:pPr>
             <w:r>
               <w:t xml:space="preserve">required</w:t>
@@ -14437,8 +14437,8 @@
             <w:pPr>
               <w:pStyle w:val="Compact"/>
               <w:jc w:val="left"/>
-              <w:ind w:firstLine="0" w:left="0" w:right="0"/>
-              <w:spacing w:lineRule="auto" w:before="40" w:line="240" w:after="40"/>
+              <w:ind w:right="0" w:firstLine="0" w:left="0"/>
+              <w:spacing w:after="40" w:lineRule="auto" w:line="240" w:before="40"/>
             </w:pPr>
             <w:r>
               <w:t xml:space="preserve">Unique identifier (uppercase convention).</w:t>
@@ -14453,8 +14453,8 @@
             <w:pPr>
               <w:pStyle w:val="Compact"/>
               <w:jc w:val="left"/>
-              <w:ind w:firstLine="0" w:left="0" w:right="0"/>
-              <w:spacing w:lineRule="auto" w:before="40" w:line="240" w:after="40"/>
+              <w:ind w:right="0" w:firstLine="0" w:left="0"/>
+              <w:spacing w:after="40" w:lineRule="auto" w:line="240" w:before="40"/>
             </w:pPr>
             <w:r>
               <w:rPr>
@@ -14470,8 +14470,8 @@
             <w:pPr>
               <w:pStyle w:val="Compact"/>
               <w:jc w:val="left"/>
-              <w:ind w:firstLine="0" w:left="0" w:right="0"/>
-              <w:spacing w:lineRule="auto" w:before="40" w:line="240" w:after="40"/>
+              <w:ind w:right="0" w:firstLine="0" w:left="0"/>
+              <w:spacing w:after="40" w:lineRule="auto" w:line="240" w:before="40"/>
             </w:pPr>
             <w:r>
               <w:t xml:space="preserve">string</w:t>
@@ -14484,8 +14484,8 @@
             <w:pPr>
               <w:pStyle w:val="Compact"/>
               <w:jc w:val="left"/>
-              <w:ind w:firstLine="0" w:left="0" w:right="0"/>
-              <w:spacing w:lineRule="auto" w:before="40" w:line="240" w:after="40"/>
+              <w:ind w:right="0" w:firstLine="0" w:left="0"/>
+              <w:spacing w:after="40" w:lineRule="auto" w:line="240" w:before="40"/>
             </w:pPr>
             <w:r>
               <w:t xml:space="preserve">same as</w:t>
@@ -14507,8 +14507,8 @@
             <w:pPr>
               <w:pStyle w:val="Compact"/>
               <w:jc w:val="left"/>
-              <w:ind w:firstLine="0" w:left="0" w:right="0"/>
-              <w:spacing w:lineRule="auto" w:before="40" w:line="240" w:after="40"/>
+              <w:ind w:right="0" w:firstLine="0" w:left="0"/>
+              <w:spacing w:after="40" w:lineRule="auto" w:line="240" w:before="40"/>
             </w:pPr>
             <w:r>
               <w:t xml:space="preserve">Human-readable name.</w:t>
@@ -14523,8 +14523,8 @@
             <w:pPr>
               <w:pStyle w:val="Compact"/>
               <w:jc w:val="left"/>
-              <w:ind w:firstLine="0" w:left="0" w:right="0"/>
-              <w:spacing w:lineRule="auto" w:before="40" w:line="240" w:after="40"/>
+              <w:ind w:right="0" w:firstLine="0" w:left="0"/>
+              <w:spacing w:after="40" w:lineRule="auto" w:line="240" w:before="40"/>
             </w:pPr>
             <w:r>
               <w:rPr>
@@ -14540,8 +14540,8 @@
             <w:pPr>
               <w:pStyle w:val="Compact"/>
               <w:jc w:val="left"/>
-              <w:ind w:firstLine="0" w:left="0" w:right="0"/>
-              <w:spacing w:lineRule="auto" w:before="40" w:line="240" w:after="40"/>
+              <w:ind w:right="0" w:firstLine="0" w:left="0"/>
+              <w:spacing w:after="40" w:lineRule="auto" w:line="240" w:before="40"/>
             </w:pPr>
             <w:r>
               <w:t xml:space="preserve">string</w:t>
@@ -14554,8 +14554,8 @@
             <w:pPr>
               <w:pStyle w:val="Compact"/>
               <w:jc w:val="left"/>
-              <w:ind w:firstLine="0" w:left="0" w:right="0"/>
-              <w:spacing w:lineRule="auto" w:before="40" w:line="240" w:after="40"/>
+              <w:ind w:right="0" w:firstLine="0" w:left="0"/>
+              <w:spacing w:after="40" w:lineRule="auto" w:line="240" w:before="40"/>
             </w:pPr>
             <w:r>
               <w:rPr>
@@ -14571,8 +14571,8 @@
             <w:pPr>
               <w:pStyle w:val="Compact"/>
               <w:jc w:val="left"/>
-              <w:ind w:firstLine="0" w:left="0" w:right="0"/>
-              <w:spacing w:lineRule="auto" w:before="40" w:line="240" w:after="40"/>
+              <w:ind w:right="0" w:firstLine="0" w:left="0"/>
+              <w:spacing w:after="40" w:lineRule="auto" w:line="240" w:before="40"/>
             </w:pPr>
             <w:r>
               <w:t xml:space="preserve">Description text.</w:t>
@@ -14587,8 +14587,8 @@
             <w:pPr>
               <w:pStyle w:val="Compact"/>
               <w:jc w:val="left"/>
-              <w:ind w:firstLine="0" w:left="0" w:right="0"/>
-              <w:spacing w:lineRule="auto" w:before="40" w:line="240" w:after="40"/>
+              <w:ind w:right="0" w:firstLine="0" w:left="0"/>
+              <w:spacing w:after="40" w:lineRule="auto" w:line="240" w:before="40"/>
             </w:pPr>
             <w:r>
               <w:rPr>
@@ -14604,8 +14604,8 @@
             <w:pPr>
               <w:pStyle w:val="Compact"/>
               <w:jc w:val="left"/>
-              <w:ind w:firstLine="0" w:left="0" w:right="0"/>
-              <w:spacing w:lineRule="auto" w:before="40" w:line="240" w:after="40"/>
+              <w:ind w:right="0" w:firstLine="0" w:left="0"/>
+              <w:spacing w:after="40" w:lineRule="auto" w:line="240" w:before="40"/>
             </w:pPr>
             <w:r>
               <w:t xml:space="preserve">string</w:t>
@@ -14618,8 +14618,8 @@
             <w:pPr>
               <w:pStyle w:val="Compact"/>
               <w:jc w:val="left"/>
-              <w:ind w:firstLine="0" w:left="0" w:right="0"/>
-              <w:spacing w:lineRule="auto" w:before="40" w:line="240" w:after="40"/>
+              <w:ind w:right="0" w:firstLine="0" w:left="0"/>
+              <w:spacing w:after="40" w:lineRule="auto" w:line="240" w:before="40"/>
             </w:pPr>
             <w:r>
               <w:t xml:space="preserve">nil</w:t>
@@ -14632,8 +14632,8 @@
             <w:pPr>
               <w:pStyle w:val="Compact"/>
               <w:jc w:val="left"/>
-              <w:ind w:firstLine="0" w:left="0" w:right="0"/>
-              <w:spacing w:lineRule="auto" w:before="40" w:line="240" w:after="40"/>
+              <w:ind w:right="0" w:firstLine="0" w:left="0"/>
+              <w:spacing w:after="40" w:lineRule="auto" w:line="240" w:before="40"/>
             </w:pPr>
             <w:r>
               <w:t xml:space="preserve">Base type for attribute + hook inheritance (e.g. </w:t>
@@ -14657,8 +14657,8 @@
             <w:pPr>
               <w:pStyle w:val="Compact"/>
               <w:jc w:val="left"/>
-              <w:ind w:firstLine="0" w:left="0" w:right="0"/>
-              <w:spacing w:lineRule="auto" w:before="40" w:line="240" w:after="40"/>
+              <w:ind w:right="0" w:firstLine="0" w:left="0"/>
+              <w:spacing w:after="40" w:lineRule="auto" w:line="240" w:before="40"/>
             </w:pPr>
             <w:r>
               <w:rPr>
@@ -14674,8 +14674,8 @@
             <w:pPr>
               <w:pStyle w:val="Compact"/>
               <w:jc w:val="left"/>
-              <w:ind w:firstLine="0" w:left="0" w:right="0"/>
-              <w:spacing w:lineRule="auto" w:before="40" w:line="240" w:after="40"/>
+              <w:ind w:right="0" w:firstLine="0" w:left="0"/>
+              <w:spacing w:after="40" w:lineRule="auto" w:line="240" w:before="40"/>
             </w:pPr>
             <w:r>
               <w:t xml:space="preserve">boolean</w:t>
@@ -14688,8 +14688,8 @@
             <w:pPr>
               <w:pStyle w:val="Compact"/>
               <w:jc w:val="left"/>
-              <w:ind w:firstLine="0" w:left="0" w:right="0"/>
-              <w:spacing w:lineRule="auto" w:before="40" w:line="240" w:after="40"/>
+              <w:ind w:right="0" w:firstLine="0" w:left="0"/>
+              <w:spacing w:after="40" w:lineRule="auto" w:line="240" w:before="40"/>
             </w:pPr>
             <w:r>
               <w:t xml:space="preserve">false</w:t>
@@ -14702,8 +14702,8 @@
             <w:pPr>
               <w:pStyle w:val="Compact"/>
               <w:jc w:val="left"/>
-              <w:ind w:firstLine="0" w:left="0" w:right="0"/>
-              <w:spacing w:lineRule="auto" w:before="40" w:line="240" w:after="40"/>
+              <w:ind w:right="0" w:firstLine="0" w:left="0"/>
+              <w:spacing w:after="40" w:lineRule="auto" w:line="240" w:before="40"/>
             </w:pPr>
             <w:r>
               <w:t xml:space="preserve">Headers without an explicit type match this type.</w:t>
@@ -14718,8 +14718,8 @@
             <w:pPr>
               <w:pStyle w:val="Compact"/>
               <w:jc w:val="left"/>
-              <w:ind w:firstLine="0" w:left="0" w:right="0"/>
-              <w:spacing w:lineRule="auto" w:before="40" w:line="240" w:after="40"/>
+              <w:ind w:right="0" w:firstLine="0" w:left="0"/>
+              <w:spacing w:after="40" w:lineRule="auto" w:line="240" w:before="40"/>
             </w:pPr>
             <w:r>
               <w:rPr>
@@ -14735,8 +14735,8 @@
             <w:pPr>
               <w:pStyle w:val="Compact"/>
               <w:jc w:val="left"/>
-              <w:ind w:firstLine="0" w:left="0" w:right="0"/>
-              <w:spacing w:lineRule="auto" w:before="40" w:line="240" w:after="40"/>
+              <w:ind w:right="0" w:firstLine="0" w:left="0"/>
+              <w:spacing w:after="40" w:lineRule="auto" w:line="240" w:before="40"/>
             </w:pPr>
             <w:r>
               <w:t xml:space="preserve">boolean</w:t>
@@ -14749,8 +14749,8 @@
             <w:pPr>
               <w:pStyle w:val="Compact"/>
               <w:jc w:val="left"/>
-              <w:ind w:firstLine="0" w:left="0" w:right="0"/>
-              <w:spacing w:lineRule="auto" w:before="40" w:line="240" w:after="40"/>
+              <w:ind w:right="0" w:firstLine="0" w:left="0"/>
+              <w:spacing w:after="40" w:lineRule="auto" w:line="240" w:before="40"/>
             </w:pPr>
             <w:r>
               <w:t xml:space="preserve">false</w:t>
@@ -14763,8 +14763,8 @@
             <w:pPr>
               <w:pStyle w:val="Compact"/>
               <w:jc w:val="left"/>
-              <w:ind w:firstLine="0" w:left="0" w:right="0"/>
-              <w:spacing w:lineRule="auto" w:before="40" w:line="240" w:after="40"/>
+              <w:ind w:right="0" w:firstLine="0" w:left="0"/>
+              <w:spacing w:after="40" w:lineRule="auto" w:line="240" w:before="40"/>
             </w:pPr>
             <w:r>
               <w:t xml:space="preserve">Hierarchical object (contains children with their own PIDs).</w:t>
@@ -14779,8 +14779,8 @@
             <w:pPr>
               <w:pStyle w:val="Compact"/>
               <w:jc w:val="left"/>
-              <w:ind w:firstLine="0" w:left="0" w:right="0"/>
-              <w:spacing w:lineRule="auto" w:before="40" w:line="240" w:after="40"/>
+              <w:ind w:right="0" w:firstLine="0" w:left="0"/>
+              <w:spacing w:after="40" w:lineRule="auto" w:line="240" w:before="40"/>
             </w:pPr>
             <w:r>
               <w:rPr>
@@ -14796,8 +14796,8 @@
             <w:pPr>
               <w:pStyle w:val="Compact"/>
               <w:jc w:val="left"/>
-              <w:ind w:firstLine="0" w:left="0" w:right="0"/>
-              <w:spacing w:lineRule="auto" w:before="40" w:line="240" w:after="40"/>
+              <w:ind w:right="0" w:firstLine="0" w:left="0"/>
+              <w:spacing w:after="40" w:lineRule="auto" w:line="240" w:before="40"/>
             </w:pPr>
             <w:r>
               <w:t xml:space="preserve">boolean</w:t>
@@ -14810,8 +14810,8 @@
             <w:pPr>
               <w:pStyle w:val="Compact"/>
               <w:jc w:val="left"/>
-              <w:ind w:firstLine="0" w:left="0" w:right="0"/>
-              <w:spacing w:lineRule="auto" w:before="40" w:line="240" w:after="40"/>
+              <w:ind w:right="0" w:firstLine="0" w:left="0"/>
+              <w:spacing w:after="40" w:lineRule="auto" w:line="240" w:before="40"/>
             </w:pPr>
             <w:r>
               <w:t xml:space="preserve">false</w:t>
@@ -14824,8 +14824,8 @@
             <w:pPr>
               <w:pStyle w:val="Compact"/>
               <w:jc w:val="left"/>
-              <w:ind w:firstLine="0" w:left="0" w:right="0"/>
-              <w:spacing w:lineRule="auto" w:before="40" w:line="240" w:after="40"/>
+              <w:ind w:right="0" w:firstLine="0" w:left="0"/>
+              <w:spacing w:after="40" w:lineRule="auto" w:line="240" w:before="40"/>
             </w:pPr>
             <w:r>
               <w:t xml:space="preserve">The specification must contain at least one object of this type.</w:t>
@@ -14840,8 +14840,8 @@
             <w:pPr>
               <w:pStyle w:val="Compact"/>
               <w:jc w:val="left"/>
-              <w:ind w:firstLine="0" w:left="0" w:right="0"/>
-              <w:spacing w:lineRule="auto" w:before="40" w:line="240" w:after="40"/>
+              <w:ind w:right="0" w:firstLine="0" w:left="0"/>
+              <w:spacing w:after="40" w:lineRule="auto" w:line="240" w:before="40"/>
             </w:pPr>
             <w:r>
               <w:rPr>
@@ -14857,8 +14857,8 @@
             <w:pPr>
               <w:pStyle w:val="Compact"/>
               <w:jc w:val="left"/>
-              <w:ind w:firstLine="0" w:left="0" w:right="0"/>
-              <w:spacing w:lineRule="auto" w:before="40" w:line="240" w:after="40"/>
+              <w:ind w:right="0" w:firstLine="0" w:left="0"/>
+              <w:spacing w:after="40" w:lineRule="auto" w:line="240" w:before="40"/>
             </w:pPr>
             <w:r>
               <w:t xml:space="preserve">string</w:t>
@@ -14871,8 +14871,8 @@
             <w:pPr>
               <w:pStyle w:val="Compact"/>
               <w:jc w:val="left"/>
-              <w:ind w:firstLine="0" w:left="0" w:right="0"/>
-              <w:spacing w:lineRule="auto" w:before="40" w:line="240" w:after="40"/>
+              <w:ind w:right="0" w:firstLine="0" w:left="0"/>
+              <w:spacing w:after="40" w:lineRule="auto" w:line="240" w:before="40"/>
             </w:pPr>
             <w:r>
               <w:t xml:space="preserve">nil</w:t>
@@ -14885,8 +14885,8 @@
             <w:pPr>
               <w:pStyle w:val="Compact"/>
               <w:jc w:val="left"/>
-              <w:ind w:firstLine="0" w:left="0" w:right="0"/>
-              <w:spacing w:lineRule="auto" w:before="40" w:line="240" w:after="40"/>
+              <w:ind w:right="0" w:firstLine="0" w:left="0"/>
+              <w:spacing w:after="40" w:lineRule="auto" w:line="240" w:before="40"/>
             </w:pPr>
             <w:r>
               <w:t xml:space="preserve">Prefix for auto-generated PIDs.</w:t>
@@ -14901,8 +14901,8 @@
             <w:pPr>
               <w:pStyle w:val="Compact"/>
               <w:jc w:val="left"/>
-              <w:ind w:firstLine="0" w:left="0" w:right="0"/>
-              <w:spacing w:lineRule="auto" w:before="40" w:line="240" w:after="40"/>
+              <w:ind w:right="0" w:firstLine="0" w:left="0"/>
+              <w:spacing w:after="40" w:lineRule="auto" w:line="240" w:before="40"/>
             </w:pPr>
             <w:r>
               <w:rPr>
@@ -14918,8 +14918,8 @@
             <w:pPr>
               <w:pStyle w:val="Compact"/>
               <w:jc w:val="left"/>
-              <w:ind w:firstLine="0" w:left="0" w:right="0"/>
-              <w:spacing w:lineRule="auto" w:before="40" w:line="240" w:after="40"/>
+              <w:ind w:right="0" w:firstLine="0" w:left="0"/>
+              <w:spacing w:after="40" w:lineRule="auto" w:line="240" w:before="40"/>
             </w:pPr>
             <w:r>
               <w:t xml:space="preserve">string</w:t>
@@ -14932,8 +14932,8 @@
             <w:pPr>
               <w:pStyle w:val="Compact"/>
               <w:jc w:val="left"/>
-              <w:ind w:firstLine="0" w:left="0" w:right="0"/>
-              <w:spacing w:lineRule="auto" w:before="40" w:line="240" w:after="40"/>
+              <w:ind w:right="0" w:firstLine="0" w:left="0"/>
+              <w:spacing w:after="40" w:lineRule="auto" w:line="240" w:before="40"/>
             </w:pPr>
             <w:r>
               <w:t xml:space="preserve">nil</w:t>
@@ -14946,8 +14946,8 @@
             <w:pPr>
               <w:pStyle w:val="Compact"/>
               <w:jc w:val="left"/>
-              <w:ind w:firstLine="0" w:left="0" w:right="0"/>
-              <w:spacing w:lineRule="auto" w:before="40" w:line="240" w:after="40"/>
+              <w:ind w:right="0" w:firstLine="0" w:left="0"/>
+              <w:spacing w:after="40" w:lineRule="auto" w:line="240" w:before="40"/>
             </w:pPr>
             <w:r>
               <w:t xml:space="preserve">Printf format (e.g. </w:t>
@@ -14971,8 +14971,8 @@
             <w:pPr>
               <w:pStyle w:val="Compact"/>
               <w:jc w:val="left"/>
-              <w:ind w:firstLine="0" w:left="0" w:right="0"/>
-              <w:spacing w:lineRule="auto" w:before="40" w:line="240" w:after="40"/>
+              <w:ind w:right="0" w:firstLine="0" w:left="0"/>
+              <w:spacing w:after="40" w:lineRule="auto" w:line="240" w:before="40"/>
             </w:pPr>
             <w:r>
               <w:rPr>
@@ -14988,8 +14988,8 @@
             <w:pPr>
               <w:pStyle w:val="Compact"/>
               <w:jc w:val="left"/>
-              <w:ind w:firstLine="0" w:left="0" w:right="0"/>
-              <w:spacing w:lineRule="auto" w:before="40" w:line="240" w:after="40"/>
+              <w:ind w:right="0" w:firstLine="0" w:left="0"/>
+              <w:spacing w:after="40" w:lineRule="auto" w:line="240" w:before="40"/>
             </w:pPr>
             <w:r>
               <w:t xml:space="preserve">list</w:t>
@@ -15002,8 +15002,8 @@
             <w:pPr>
               <w:pStyle w:val="Compact"/>
               <w:jc w:val="left"/>
-              <w:ind w:firstLine="0" w:left="0" w:right="0"/>
-              <w:spacing w:lineRule="auto" w:before="40" w:line="240" w:after="40"/>
+              <w:ind w:right="0" w:firstLine="0" w:left="0"/>
+              <w:spacing w:after="40" w:lineRule="auto" w:line="240" w:before="40"/>
             </w:pPr>
             <w:r>
               <w:t xml:space="preserve">nil</w:t>
@@ -15016,8 +15016,8 @@
             <w:pPr>
               <w:pStyle w:val="Compact"/>
               <w:jc w:val="left"/>
-              <w:ind w:firstLine="0" w:left="0" w:right="0"/>
-              <w:spacing w:lineRule="auto" w:before="40" w:line="240" w:after="40"/>
+              <w:ind w:right="0" w:firstLine="0" w:left="0"/>
+              <w:spacing w:after="40" w:lineRule="auto" w:line="240" w:before="40"/>
             </w:pPr>
             <w:r>
               <w:t xml:space="preserve">Alternative identifiers for syntax matching.</w:t>
@@ -15032,8 +15032,8 @@
             <w:pPr>
               <w:pStyle w:val="Compact"/>
               <w:jc w:val="left"/>
-              <w:ind w:firstLine="0" w:left="0" w:right="0"/>
-              <w:spacing w:lineRule="auto" w:before="40" w:line="240" w:after="40"/>
+              <w:ind w:right="0" w:firstLine="0" w:left="0"/>
+              <w:spacing w:after="40" w:lineRule="auto" w:line="240" w:before="40"/>
             </w:pPr>
             <w:r>
               <w:rPr>
@@ -15049,8 +15049,8 @@
             <w:pPr>
               <w:pStyle w:val="Compact"/>
               <w:jc w:val="left"/>
-              <w:ind w:firstLine="0" w:left="0" w:right="0"/>
-              <w:spacing w:lineRule="auto" w:before="40" w:line="240" w:after="40"/>
+              <w:ind w:right="0" w:firstLine="0" w:left="0"/>
+              <w:spacing w:after="40" w:lineRule="auto" w:line="240" w:before="40"/>
             </w:pPr>
             <w:r>
               <w:t xml:space="preserve">list</w:t>
@@ -15063,8 +15063,8 @@
             <w:pPr>
               <w:pStyle w:val="Compact"/>
               <w:jc w:val="left"/>
-              <w:ind w:firstLine="0" w:left="0" w:right="0"/>
-              <w:spacing w:lineRule="auto" w:before="40" w:line="240" w:after="40"/>
+              <w:ind w:right="0" w:firstLine="0" w:left="0"/>
+              <w:spacing w:after="40" w:lineRule="auto" w:line="240" w:before="40"/>
             </w:pPr>
             <w:r>
               <w:t xml:space="preserve">nil</w:t>
@@ -15077,8 +15077,8 @@
             <w:pPr>
               <w:pStyle w:val="Compact"/>
               <w:jc w:val="left"/>
-              <w:ind w:firstLine="0" w:left="0" w:right="0"/>
-              <w:spacing w:lineRule="auto" w:before="40" w:line="240" w:after="40"/>
+              <w:ind w:right="0" w:firstLine="0" w:left="0"/>
+              <w:spacing w:after="40" w:lineRule="auto" w:line="240" w:before="40"/>
             </w:pPr>
             <w:r>
               <w:t xml:space="preserve">Titles that auto-resolve to this type (e.g. </w:t>
@@ -15117,8 +15117,8 @@
             <w:pPr>
               <w:pStyle w:val="Compact"/>
               <w:jc w:val="left"/>
-              <w:ind w:firstLine="0" w:left="0" w:right="0"/>
-              <w:spacing w:lineRule="auto" w:before="40" w:line="240" w:after="40"/>
+              <w:ind w:right="0" w:firstLine="0" w:left="0"/>
+              <w:spacing w:after="40" w:lineRule="auto" w:line="240" w:before="40"/>
             </w:pPr>
             <w:r>
               <w:rPr>
@@ -15134,8 +15134,8 @@
             <w:pPr>
               <w:pStyle w:val="Compact"/>
               <w:jc w:val="left"/>
-              <w:ind w:firstLine="0" w:left="0" w:right="0"/>
-              <w:spacing w:lineRule="auto" w:before="40" w:line="240" w:after="40"/>
+              <w:ind w:right="0" w:firstLine="0" w:left="0"/>
+              <w:spacing w:after="40" w:lineRule="auto" w:line="240" w:before="40"/>
             </w:pPr>
             <w:r>
               <w:t xml:space="preserve">list</w:t>
@@ -15148,8 +15148,8 @@
             <w:pPr>
               <w:pStyle w:val="Compact"/>
               <w:jc w:val="left"/>
-              <w:ind w:firstLine="0" w:left="0" w:right="0"/>
-              <w:spacing w:lineRule="auto" w:before="40" w:line="240" w:after="40"/>
+              <w:ind w:right="0" w:firstLine="0" w:left="0"/>
+              <w:spacing w:after="40" w:lineRule="auto" w:line="240" w:before="40"/>
             </w:pPr>
             <w:r>
               <w:t xml:space="preserve">nil</w:t>
@@ -15162,8 +15162,8 @@
             <w:pPr>
               <w:pStyle w:val="Compact"/>
               <w:jc w:val="left"/>
-              <w:ind w:firstLine="0" w:left="0" w:right="0"/>
-              <w:spacing w:lineRule="auto" w:before="40" w:line="240" w:after="40"/>
+              <w:ind w:right="0" w:firstLine="0" w:left="0"/>
+              <w:spacing w:after="40" w:lineRule="auto" w:line="240" w:before="40"/>
             </w:pPr>
             <w:r>
               <w:t xml:space="preserve">Attribute definitions (see below).</w:t>
@@ -15188,7 +15188,7 @@
     </w:p>
     <w:p>
       <w:pPr>
-        <w:spacing w:after="0" w:before="0" w:line="20" w:lineRule="exact"/>
+        <w:spacing w:line="20" w:lineRule="exact" w:before="0" w:after="0"/>
         <w:rPr>
           <w:sz w:val="2"/>
         </w:rPr>
@@ -15230,18 +15230,18 @@
         <w:tblLook w:firstRow="1" w:lastRow="0" w:firstColumn="0" w:lastColumn="0" w:noHBand="0" w:noVBand="0" w:val="0020"/>
         <w:jc w:val="start"/>
         <w:tblBorders>
-          <w:top w:color="000000" w:space="0" w:sz="6" w:val="single"/>
-          <w:left w:color="000000" w:space="0" w:sz="6" w:val="single"/>
-          <w:bottom w:color="000000" w:space="0" w:sz="6" w:val="single"/>
-          <w:right w:color="000000" w:space="0" w:sz="6" w:val="single"/>
-          <w:insideH w:color="000000" w:space="0" w:sz="6" w:val="single"/>
-          <w:insideV w:color="000000" w:space="0" w:sz="6" w:val="single"/>
+          <w:top w:space="0" w:color="000000" w:val="single" w:sz="6"/>
+          <w:left w:space="0" w:color="000000" w:val="single" w:sz="6"/>
+          <w:bottom w:space="0" w:color="000000" w:val="single" w:sz="6"/>
+          <w:right w:space="0" w:color="000000" w:val="single" w:sz="6"/>
+          <w:insideH w:space="0" w:color="000000" w:val="single" w:sz="6"/>
+          <w:insideV w:space="0" w:color="000000" w:val="single" w:sz="6"/>
         </w:tblBorders>
         <w:tblCellMar>
-          <w:top w:w="57" w:type="dxa"/>
-          <w:left w:w="108" w:type="dxa"/>
-          <w:bottom w:w="57" w:type="dxa"/>
-          <w:right w:w="108" w:type="dxa"/>
+          <w:top w:type="dxa" w:w="57"/>
+          <w:left w:type="dxa" w:w="108"/>
+          <w:bottom w:type="dxa" w:w="57"/>
+          <w:right w:type="dxa" w:w="108"/>
         </w:tblCellMar>
       </w:tblPr>
       <w:tblGrid>
@@ -15256,14 +15256,14 @@
         </w:trPr>
         <w:tc>
           <w:tcPr>
-            <w:shd w:color="auto" w:fill="E8E8E8" w:val="clear"/>
+            <w:shd w:color="auto" w:val="clear" w:fill="E8E8E8"/>
           </w:tcPr>
           <w:p>
             <w:pPr>
               <w:pStyle w:val="Compact"/>
               <w:jc w:val="left"/>
-              <w:ind w:firstLine="0" w:left="0" w:right="0"/>
-              <w:spacing w:lineRule="auto" w:before="40" w:line="240" w:after="40"/>
+              <w:ind w:right="0" w:firstLine="0" w:left="0"/>
+              <w:spacing w:after="40" w:lineRule="auto" w:line="240" w:before="40"/>
             </w:pPr>
             <w:r>
               <w:rPr>
@@ -15275,14 +15275,14 @@
         </w:tc>
         <w:tc>
           <w:tcPr>
-            <w:shd w:color="auto" w:fill="E8E8E8" w:val="clear"/>
+            <w:shd w:color="auto" w:val="clear" w:fill="E8E8E8"/>
           </w:tcPr>
           <w:p>
             <w:pPr>
               <w:pStyle w:val="Compact"/>
               <w:jc w:val="left"/>
-              <w:ind w:firstLine="0" w:left="0" w:right="0"/>
-              <w:spacing w:lineRule="auto" w:before="40" w:line="240" w:after="40"/>
+              <w:ind w:right="0" w:firstLine="0" w:left="0"/>
+              <w:spacing w:after="40" w:lineRule="auto" w:line="240" w:before="40"/>
             </w:pPr>
             <w:r>
               <w:rPr>
@@ -15294,14 +15294,14 @@
         </w:tc>
         <w:tc>
           <w:tcPr>
-            <w:shd w:color="auto" w:fill="E8E8E8" w:val="clear"/>
+            <w:shd w:color="auto" w:val="clear" w:fill="E8E8E8"/>
           </w:tcPr>
           <w:p>
             <w:pPr>
               <w:pStyle w:val="Compact"/>
               <w:jc w:val="left"/>
-              <w:ind w:firstLine="0" w:left="0" w:right="0"/>
-              <w:spacing w:lineRule="auto" w:before="40" w:line="240" w:after="40"/>
+              <w:ind w:right="0" w:firstLine="0" w:left="0"/>
+              <w:spacing w:after="40" w:lineRule="auto" w:line="240" w:before="40"/>
             </w:pPr>
             <w:r>
               <w:rPr>
@@ -15313,14 +15313,14 @@
         </w:tc>
         <w:tc>
           <w:tcPr>
-            <w:shd w:color="auto" w:fill="E8E8E8" w:val="clear"/>
+            <w:shd w:color="auto" w:val="clear" w:fill="E8E8E8"/>
           </w:tcPr>
           <w:p>
             <w:pPr>
               <w:pStyle w:val="Compact"/>
               <w:jc w:val="left"/>
-              <w:ind w:firstLine="0" w:left="0" w:right="0"/>
-              <w:spacing w:lineRule="auto" w:before="40" w:line="240" w:after="40"/>
+              <w:ind w:right="0" w:firstLine="0" w:left="0"/>
+              <w:spacing w:after="40" w:lineRule="auto" w:line="240" w:before="40"/>
             </w:pPr>
             <w:r>
               <w:rPr>
@@ -15338,8 +15338,8 @@
             <w:pPr>
               <w:pStyle w:val="Compact"/>
               <w:jc w:val="left"/>
-              <w:ind w:firstLine="0" w:left="0" w:right="0"/>
-              <w:spacing w:lineRule="auto" w:before="40" w:line="240" w:after="40"/>
+              <w:ind w:right="0" w:firstLine="0" w:left="0"/>
+              <w:spacing w:after="40" w:lineRule="auto" w:line="240" w:before="40"/>
             </w:pPr>
             <w:r>
               <w:rPr>
@@ -15355,8 +15355,8 @@
             <w:pPr>
               <w:pStyle w:val="Compact"/>
               <w:jc w:val="left"/>
-              <w:ind w:firstLine="0" w:left="0" w:right="0"/>
-              <w:spacing w:lineRule="auto" w:before="40" w:line="240" w:after="40"/>
+              <w:ind w:right="0" w:firstLine="0" w:left="0"/>
+              <w:spacing w:after="40" w:lineRule="auto" w:line="240" w:before="40"/>
             </w:pPr>
             <w:r>
               <w:t xml:space="preserve">string</w:t>
@@ -15369,8 +15369,8 @@
             <w:pPr>
               <w:pStyle w:val="Compact"/>
               <w:jc w:val="left"/>
-              <w:ind w:firstLine="0" w:left="0" w:right="0"/>
-              <w:spacing w:lineRule="auto" w:before="40" w:line="240" w:after="40"/>
+              <w:ind w:right="0" w:firstLine="0" w:left="0"/>
+              <w:spacing w:after="40" w:lineRule="auto" w:line="240" w:before="40"/>
             </w:pPr>
             <w:r>
               <w:t xml:space="preserve">required</w:t>
@@ -15383,8 +15383,8 @@
             <w:pPr>
               <w:pStyle w:val="Compact"/>
               <w:jc w:val="left"/>
-              <w:ind w:firstLine="0" w:left="0" w:right="0"/>
-              <w:spacing w:lineRule="auto" w:before="40" w:line="240" w:after="40"/>
+              <w:ind w:right="0" w:firstLine="0" w:left="0"/>
+              <w:spacing w:after="40" w:lineRule="auto" w:line="240" w:before="40"/>
             </w:pPr>
             <w:r>
               <w:t xml:space="preserve">Attribute identifier.</w:t>
@@ -15399,8 +15399,8 @@
             <w:pPr>
               <w:pStyle w:val="Compact"/>
               <w:jc w:val="left"/>
-              <w:ind w:firstLine="0" w:left="0" w:right="0"/>
-              <w:spacing w:lineRule="auto" w:before="40" w:line="240" w:after="40"/>
+              <w:ind w:right="0" w:firstLine="0" w:left="0"/>
+              <w:spacing w:after="40" w:lineRule="auto" w:line="240" w:before="40"/>
             </w:pPr>
             <w:r>
               <w:rPr>
@@ -15416,8 +15416,8 @@
             <w:pPr>
               <w:pStyle w:val="Compact"/>
               <w:jc w:val="left"/>
-              <w:ind w:firstLine="0" w:left="0" w:right="0"/>
-              <w:spacing w:lineRule="auto" w:before="40" w:line="240" w:after="40"/>
+              <w:ind w:right="0" w:firstLine="0" w:left="0"/>
+              <w:spacing w:after="40" w:lineRule="auto" w:line="240" w:before="40"/>
             </w:pPr>
             <w:r>
               <w:t xml:space="preserve">string</w:t>
@@ -15430,8 +15430,8 @@
             <w:pPr>
               <w:pStyle w:val="Compact"/>
               <w:jc w:val="left"/>
-              <w:ind w:firstLine="0" w:left="0" w:right="0"/>
-              <w:spacing w:lineRule="auto" w:before="40" w:line="240" w:after="40"/>
+              <w:ind w:right="0" w:firstLine="0" w:left="0"/>
+              <w:spacing w:after="40" w:lineRule="auto" w:line="240" w:before="40"/>
             </w:pPr>
             <w:r>
               <w:rPr>
@@ -15447,8 +15447,8 @@
             <w:pPr>
               <w:pStyle w:val="Compact"/>
               <w:jc w:val="left"/>
-              <w:ind w:firstLine="0" w:left="0" w:right="0"/>
-              <w:spacing w:lineRule="auto" w:before="40" w:line="240" w:after="40"/>
+              <w:ind w:right="0" w:firstLine="0" w:left="0"/>
+              <w:spacing w:after="40" w:lineRule="auto" w:line="240" w:before="40"/>
             </w:pPr>
             <w:r>
               <w:t xml:space="preserve">One of:</w:t>
@@ -15562,8 +15562,8 @@
             <w:pPr>
               <w:pStyle w:val="Compact"/>
               <w:jc w:val="left"/>
-              <w:ind w:firstLine="0" w:left="0" w:right="0"/>
-              <w:spacing w:lineRule="auto" w:before="40" w:line="240" w:after="40"/>
+              <w:ind w:right="0" w:firstLine="0" w:left="0"/>
+              <w:spacing w:after="40" w:lineRule="auto" w:line="240" w:before="40"/>
             </w:pPr>
             <w:r>
               <w:rPr>
@@ -15579,8 +15579,8 @@
             <w:pPr>
               <w:pStyle w:val="Compact"/>
               <w:jc w:val="left"/>
-              <w:ind w:firstLine="0" w:left="0" w:right="0"/>
-              <w:spacing w:lineRule="auto" w:before="40" w:line="240" w:after="40"/>
+              <w:ind w:right="0" w:firstLine="0" w:left="0"/>
+              <w:spacing w:after="40" w:lineRule="auto" w:line="240" w:before="40"/>
             </w:pPr>
             <w:r>
               <w:t xml:space="preserve">integer</w:t>
@@ -15593,8 +15593,8 @@
             <w:pPr>
               <w:pStyle w:val="Compact"/>
               <w:jc w:val="left"/>
-              <w:ind w:firstLine="0" w:left="0" w:right="0"/>
-              <w:spacing w:lineRule="auto" w:before="40" w:line="240" w:after="40"/>
+              <w:ind w:right="0" w:firstLine="0" w:left="0"/>
+              <w:spacing w:after="40" w:lineRule="auto" w:line="240" w:before="40"/>
             </w:pPr>
             <w:r>
               <w:t xml:space="preserve">0</w:t>
@@ -15607,8 +15607,8 @@
             <w:pPr>
               <w:pStyle w:val="Compact"/>
               <w:jc w:val="left"/>
-              <w:ind w:firstLine="0" w:left="0" w:right="0"/>
-              <w:spacing w:lineRule="auto" w:before="40" w:line="240" w:after="40"/>
+              <w:ind w:right="0" w:firstLine="0" w:left="0"/>
+              <w:spacing w:after="40" w:lineRule="auto" w:line="240" w:before="40"/>
             </w:pPr>
             <w:r>
               <w:t xml:space="preserve">0 = optional, 1 = required.</w:t>
@@ -15623,8 +15623,8 @@
             <w:pPr>
               <w:pStyle w:val="Compact"/>
               <w:jc w:val="left"/>
-              <w:ind w:firstLine="0" w:left="0" w:right="0"/>
-              <w:spacing w:lineRule="auto" w:before="40" w:line="240" w:after="40"/>
+              <w:ind w:right="0" w:firstLine="0" w:left="0"/>
+              <w:spacing w:after="40" w:lineRule="auto" w:line="240" w:before="40"/>
             </w:pPr>
             <w:r>
               <w:rPr>
@@ -15640,8 +15640,8 @@
             <w:pPr>
               <w:pStyle w:val="Compact"/>
               <w:jc w:val="left"/>
-              <w:ind w:firstLine="0" w:left="0" w:right="0"/>
-              <w:spacing w:lineRule="auto" w:before="40" w:line="240" w:after="40"/>
+              <w:ind w:right="0" w:firstLine="0" w:left="0"/>
+              <w:spacing w:after="40" w:lineRule="auto" w:line="240" w:before="40"/>
             </w:pPr>
             <w:r>
               <w:t xml:space="preserve">integer</w:t>
@@ -15654,8 +15654,8 @@
             <w:pPr>
               <w:pStyle w:val="Compact"/>
               <w:jc w:val="left"/>
-              <w:ind w:firstLine="0" w:left="0" w:right="0"/>
-              <w:spacing w:lineRule="auto" w:before="40" w:line="240" w:after="40"/>
+              <w:ind w:right="0" w:firstLine="0" w:left="0"/>
+              <w:spacing w:after="40" w:lineRule="auto" w:line="240" w:before="40"/>
             </w:pPr>
             <w:r>
               <w:t xml:space="preserve">1</w:t>
@@ -15668,8 +15668,8 @@
             <w:pPr>
               <w:pStyle w:val="Compact"/>
               <w:jc w:val="left"/>
-              <w:ind w:firstLine="0" w:left="0" w:right="0"/>
-              <w:spacing w:lineRule="auto" w:before="40" w:line="240" w:after="40"/>
+              <w:ind w:right="0" w:firstLine="0" w:left="0"/>
+              <w:spacing w:after="40" w:lineRule="auto" w:line="240" w:before="40"/>
             </w:pPr>
             <w:r>
               <w:t xml:space="preserve">Maximum number of values.</w:t>
@@ -15684,8 +15684,8 @@
             <w:pPr>
               <w:pStyle w:val="Compact"/>
               <w:jc w:val="left"/>
-              <w:ind w:firstLine="0" w:left="0" w:right="0"/>
-              <w:spacing w:lineRule="auto" w:before="40" w:line="240" w:after="40"/>
+              <w:ind w:right="0" w:firstLine="0" w:left="0"/>
+              <w:spacing w:after="40" w:lineRule="auto" w:line="240" w:before="40"/>
             </w:pPr>
             <w:r>
               <w:rPr>
@@ -15716,8 +15716,8 @@
             <w:pPr>
               <w:pStyle w:val="Compact"/>
               <w:jc w:val="left"/>
-              <w:ind w:firstLine="0" w:left="0" w:right="0"/>
-              <w:spacing w:lineRule="auto" w:before="40" w:line="240" w:after="40"/>
+              <w:ind w:right="0" w:firstLine="0" w:left="0"/>
+              <w:spacing w:after="40" w:lineRule="auto" w:line="240" w:before="40"/>
             </w:pPr>
             <w:r>
               <w:t xml:space="preserve">number</w:t>
@@ -15730,8 +15730,8 @@
             <w:pPr>
               <w:pStyle w:val="Compact"/>
               <w:jc w:val="left"/>
-              <w:ind w:firstLine="0" w:left="0" w:right="0"/>
-              <w:spacing w:lineRule="auto" w:before="40" w:line="240" w:after="40"/>
+              <w:ind w:right="0" w:firstLine="0" w:left="0"/>
+              <w:spacing w:after="40" w:lineRule="auto" w:line="240" w:before="40"/>
             </w:pPr>
             <w:r>
               <w:t xml:space="preserve">nil</w:t>
@@ -15744,8 +15744,8 @@
             <w:pPr>
               <w:pStyle w:val="Compact"/>
               <w:jc w:val="left"/>
-              <w:ind w:firstLine="0" w:left="0" w:right="0"/>
-              <w:spacing w:lineRule="auto" w:before="40" w:line="240" w:after="40"/>
+              <w:ind w:right="0" w:firstLine="0" w:left="0"/>
+              <w:spacing w:after="40" w:lineRule="auto" w:line="240" w:before="40"/>
             </w:pPr>
             <w:r>
               <w:t xml:space="preserve">Bounds for numeric types.</w:t>
@@ -15760,8 +15760,8 @@
             <w:pPr>
               <w:pStyle w:val="Compact"/>
               <w:jc w:val="left"/>
-              <w:ind w:firstLine="0" w:left="0" w:right="0"/>
-              <w:spacing w:lineRule="auto" w:before="40" w:line="240" w:after="40"/>
+              <w:ind w:right="0" w:firstLine="0" w:left="0"/>
+              <w:spacing w:after="40" w:lineRule="auto" w:line="240" w:before="40"/>
             </w:pPr>
             <w:r>
               <w:rPr>
@@ -15777,8 +15777,8 @@
             <w:pPr>
               <w:pStyle w:val="Compact"/>
               <w:jc w:val="left"/>
-              <w:ind w:firstLine="0" w:left="0" w:right="0"/>
-              <w:spacing w:lineRule="auto" w:before="40" w:line="240" w:after="40"/>
+              <w:ind w:right="0" w:firstLine="0" w:left="0"/>
+              <w:spacing w:after="40" w:lineRule="auto" w:line="240" w:before="40"/>
             </w:pPr>
             <w:r>
               <w:t xml:space="preserve">list</w:t>
@@ -15791,8 +15791,8 @@
             <w:pPr>
               <w:pStyle w:val="Compact"/>
               <w:jc w:val="left"/>
-              <w:ind w:firstLine="0" w:left="0" w:right="0"/>
-              <w:spacing w:lineRule="auto" w:before="40" w:line="240" w:after="40"/>
+              <w:ind w:right="0" w:firstLine="0" w:left="0"/>
+              <w:spacing w:after="40" w:lineRule="auto" w:line="240" w:before="40"/>
             </w:pPr>
             <w:r>
               <w:t xml:space="preserve">nil</w:t>
@@ -15805,8 +15805,8 @@
             <w:pPr>
               <w:pStyle w:val="Compact"/>
               <w:jc w:val="left"/>
-              <w:ind w:firstLine="0" w:left="0" w:right="0"/>
-              <w:spacing w:lineRule="auto" w:before="40" w:line="240" w:after="40"/>
+              <w:ind w:right="0" w:firstLine="0" w:left="0"/>
+              <w:spacing w:after="40" w:lineRule="auto" w:line="240" w:before="40"/>
             </w:pPr>
             <w:r>
               <w:t xml:space="preserve">Required when</w:t>
@@ -15833,8 +15833,8 @@
             <w:pPr>
               <w:pStyle w:val="Compact"/>
               <w:jc w:val="left"/>
-              <w:ind w:firstLine="0" w:left="0" w:right="0"/>
-              <w:spacing w:lineRule="auto" w:before="40" w:line="240" w:after="40"/>
+              <w:ind w:right="0" w:firstLine="0" w:left="0"/>
+              <w:spacing w:after="40" w:lineRule="auto" w:line="240" w:before="40"/>
             </w:pPr>
             <w:r>
               <w:rPr>
@@ -15850,8 +15850,8 @@
             <w:pPr>
               <w:pStyle w:val="Compact"/>
               <w:jc w:val="left"/>
-              <w:ind w:firstLine="0" w:left="0" w:right="0"/>
-              <w:spacing w:lineRule="auto" w:before="40" w:line="240" w:after="40"/>
+              <w:ind w:right="0" w:firstLine="0" w:left="0"/>
+              <w:spacing w:after="40" w:lineRule="auto" w:line="240" w:before="40"/>
             </w:pPr>
             <w:r>
               <w:t xml:space="preserve">string</w:t>
@@ -15864,8 +15864,8 @@
             <w:pPr>
               <w:pStyle w:val="Compact"/>
               <w:jc w:val="left"/>
-              <w:ind w:firstLine="0" w:left="0" w:right="0"/>
-              <w:spacing w:lineRule="auto" w:before="40" w:line="240" w:after="40"/>
+              <w:ind w:right="0" w:firstLine="0" w:left="0"/>
+              <w:spacing w:after="40" w:lineRule="auto" w:line="240" w:before="40"/>
             </w:pPr>
             <w:r>
               <w:t xml:space="preserve">auto</w:t>
@@ -15878,8 +15878,8 @@
             <w:pPr>
               <w:pStyle w:val="Compact"/>
               <w:jc w:val="left"/>
-              <w:ind w:firstLine="0" w:left="0" w:right="0"/>
-              <w:spacing w:lineRule="auto" w:before="40" w:line="240" w:after="40"/>
+              <w:ind w:right="0" w:firstLine="0" w:left="0"/>
+              <w:spacing w:after="40" w:lineRule="auto" w:line="240" w:before="40"/>
             </w:pPr>
             <w:r>
               <w:t xml:space="preserve">Override the auto-generated datatype id. For</w:t>
@@ -15931,7 +15931,7 @@
     </w:p>
     <w:p>
       <w:pPr>
-        <w:spacing w:after="0" w:before="0" w:line="20" w:lineRule="exact"/>
+        <w:spacing w:line="20" w:lineRule="exact" w:before="0" w:after="0"/>
         <w:rPr>
           <w:sz w:val="2"/>
         </w:rPr>
@@ -15973,18 +15973,18 @@
         <w:tblLook w:firstRow="1" w:lastRow="0" w:firstColumn="0" w:lastColumn="0" w:noHBand="0" w:noVBand="0" w:val="0020"/>
         <w:jc w:val="start"/>
         <w:tblBorders>
-          <w:top w:color="000000" w:space="0" w:sz="6" w:val="single"/>
-          <w:left w:color="000000" w:space="0" w:sz="6" w:val="single"/>
-          <w:bottom w:color="000000" w:space="0" w:sz="6" w:val="single"/>
-          <w:right w:color="000000" w:space="0" w:sz="6" w:val="single"/>
-          <w:insideH w:color="000000" w:space="0" w:sz="6" w:val="single"/>
-          <w:insideV w:color="000000" w:space="0" w:sz="6" w:val="single"/>
+          <w:top w:space="0" w:color="000000" w:val="single" w:sz="6"/>
+          <w:left w:space="0" w:color="000000" w:val="single" w:sz="6"/>
+          <w:bottom w:space="0" w:color="000000" w:val="single" w:sz="6"/>
+          <w:right w:space="0" w:color="000000" w:val="single" w:sz="6"/>
+          <w:insideH w:space="0" w:color="000000" w:val="single" w:sz="6"/>
+          <w:insideV w:space="0" w:color="000000" w:val="single" w:sz="6"/>
         </w:tblBorders>
         <w:tblCellMar>
-          <w:top w:w="57" w:type="dxa"/>
-          <w:left w:w="108" w:type="dxa"/>
-          <w:bottom w:w="57" w:type="dxa"/>
-          <w:right w:w="108" w:type="dxa"/>
+          <w:top w:type="dxa" w:w="57"/>
+          <w:left w:type="dxa" w:w="108"/>
+          <w:bottom w:type="dxa" w:w="57"/>
+          <w:right w:type="dxa" w:w="108"/>
         </w:tblCellMar>
       </w:tblPr>
       <w:tblGrid>
@@ -15999,14 +15999,14 @@
         </w:trPr>
         <w:tc>
           <w:tcPr>
-            <w:shd w:color="auto" w:fill="E8E8E8" w:val="clear"/>
+            <w:shd w:color="auto" w:val="clear" w:fill="E8E8E8"/>
           </w:tcPr>
           <w:p>
             <w:pPr>
               <w:pStyle w:val="Compact"/>
               <w:jc w:val="left"/>
-              <w:ind w:firstLine="0" w:left="0" w:right="0"/>
-              <w:spacing w:lineRule="auto" w:before="40" w:line="240" w:after="40"/>
+              <w:ind w:right="0" w:firstLine="0" w:left="0"/>
+              <w:spacing w:after="40" w:lineRule="auto" w:line="240" w:before="40"/>
             </w:pPr>
             <w:r>
               <w:rPr>
@@ -16018,14 +16018,14 @@
         </w:tc>
         <w:tc>
           <w:tcPr>
-            <w:shd w:color="auto" w:fill="E8E8E8" w:val="clear"/>
+            <w:shd w:color="auto" w:val="clear" w:fill="E8E8E8"/>
           </w:tcPr>
           <w:p>
             <w:pPr>
               <w:pStyle w:val="Compact"/>
               <w:jc w:val="left"/>
-              <w:ind w:firstLine="0" w:left="0" w:right="0"/>
-              <w:spacing w:lineRule="auto" w:before="40" w:line="240" w:after="40"/>
+              <w:ind w:right="0" w:firstLine="0" w:left="0"/>
+              <w:spacing w:after="40" w:lineRule="auto" w:line="240" w:before="40"/>
             </w:pPr>
             <w:r>
               <w:rPr>
@@ -16037,14 +16037,14 @@
         </w:tc>
         <w:tc>
           <w:tcPr>
-            <w:shd w:color="auto" w:fill="E8E8E8" w:val="clear"/>
+            <w:shd w:color="auto" w:val="clear" w:fill="E8E8E8"/>
           </w:tcPr>
           <w:p>
             <w:pPr>
               <w:pStyle w:val="Compact"/>
               <w:jc w:val="left"/>
-              <w:ind w:firstLine="0" w:left="0" w:right="0"/>
-              <w:spacing w:lineRule="auto" w:before="40" w:line="240" w:after="40"/>
+              <w:ind w:right="0" w:firstLine="0" w:left="0"/>
+              <w:spacing w:after="40" w:lineRule="auto" w:line="240" w:before="40"/>
             </w:pPr>
             <w:r>
               <w:rPr>
@@ -16056,14 +16056,14 @@
         </w:tc>
         <w:tc>
           <w:tcPr>
-            <w:shd w:color="auto" w:fill="E8E8E8" w:val="clear"/>
+            <w:shd w:color="auto" w:val="clear" w:fill="E8E8E8"/>
           </w:tcPr>
           <w:p>
             <w:pPr>
               <w:pStyle w:val="Compact"/>
               <w:jc w:val="left"/>
-              <w:ind w:firstLine="0" w:left="0" w:right="0"/>
-              <w:spacing w:lineRule="auto" w:before="40" w:line="240" w:after="40"/>
+              <w:ind w:right="0" w:firstLine="0" w:left="0"/>
+              <w:spacing w:after="40" w:lineRule="auto" w:line="240" w:before="40"/>
             </w:pPr>
             <w:r>
               <w:rPr>
@@ -16081,8 +16081,8 @@
             <w:pPr>
               <w:pStyle w:val="Compact"/>
               <w:jc w:val="left"/>
-              <w:ind w:firstLine="0" w:left="0" w:right="0"/>
-              <w:spacing w:lineRule="auto" w:before="40" w:line="240" w:after="40"/>
+              <w:ind w:right="0" w:firstLine="0" w:left="0"/>
+              <w:spacing w:after="40" w:lineRule="auto" w:line="240" w:before="40"/>
             </w:pPr>
             <w:r>
               <w:rPr>
@@ -16098,8 +16098,8 @@
             <w:pPr>
               <w:pStyle w:val="Compact"/>
               <w:jc w:val="left"/>
-              <w:ind w:firstLine="0" w:left="0" w:right="0"/>
-              <w:spacing w:lineRule="auto" w:before="40" w:line="240" w:after="40"/>
+              <w:ind w:right="0" w:firstLine="0" w:left="0"/>
+              <w:spacing w:after="40" w:lineRule="auto" w:line="240" w:before="40"/>
             </w:pPr>
             <w:r>
               <w:t xml:space="preserve">string</w:t>
@@ -16112,8 +16112,8 @@
             <w:pPr>
               <w:pStyle w:val="Compact"/>
               <w:jc w:val="left"/>
-              <w:ind w:firstLine="0" w:left="0" w:right="0"/>
-              <w:spacing w:lineRule="auto" w:before="40" w:line="240" w:after="40"/>
+              <w:ind w:right="0" w:firstLine="0" w:left="0"/>
+              <w:spacing w:after="40" w:lineRule="auto" w:line="240" w:before="40"/>
             </w:pPr>
             <w:r>
               <w:t xml:space="preserve">required</w:t>
@@ -16126,8 +16126,8 @@
             <w:pPr>
               <w:pStyle w:val="Compact"/>
               <w:jc w:val="left"/>
-              <w:ind w:firstLine="0" w:left="0" w:right="0"/>
-              <w:spacing w:lineRule="auto" w:before="40" w:line="240" w:after="40"/>
+              <w:ind w:right="0" w:firstLine="0" w:left="0"/>
+              <w:spacing w:after="40" w:lineRule="auto" w:line="240" w:before="40"/>
             </w:pPr>
             <w:r>
               <w:t xml:space="preserve">Unique identifier.</w:t>
@@ -16142,8 +16142,8 @@
             <w:pPr>
               <w:pStyle w:val="Compact"/>
               <w:jc w:val="left"/>
-              <w:ind w:firstLine="0" w:left="0" w:right="0"/>
-              <w:spacing w:lineRule="auto" w:before="40" w:line="240" w:after="40"/>
+              <w:ind w:right="0" w:firstLine="0" w:left="0"/>
+              <w:spacing w:after="40" w:lineRule="auto" w:line="240" w:before="40"/>
             </w:pPr>
             <w:r>
               <w:rPr>
@@ -16159,8 +16159,8 @@
             <w:pPr>
               <w:pStyle w:val="Compact"/>
               <w:jc w:val="left"/>
-              <w:ind w:firstLine="0" w:left="0" w:right="0"/>
-              <w:spacing w:lineRule="auto" w:before="40" w:line="240" w:after="40"/>
+              <w:ind w:right="0" w:firstLine="0" w:left="0"/>
+              <w:spacing w:after="40" w:lineRule="auto" w:line="240" w:before="40"/>
             </w:pPr>
             <w:r>
               <w:t xml:space="preserve">string</w:t>
@@ -16173,8 +16173,8 @@
             <w:pPr>
               <w:pStyle w:val="Compact"/>
               <w:jc w:val="left"/>
-              <w:ind w:firstLine="0" w:left="0" w:right="0"/>
-              <w:spacing w:lineRule="auto" w:before="40" w:line="240" w:after="40"/>
+              <w:ind w:right="0" w:firstLine="0" w:left="0"/>
+              <w:spacing w:after="40" w:lineRule="auto" w:line="240" w:before="40"/>
             </w:pPr>
             <w:r>
               <w:t xml:space="preserve">same as</w:t>
@@ -16196,8 +16196,8 @@
             <w:pPr>
               <w:pStyle w:val="Compact"/>
               <w:jc w:val="left"/>
-              <w:ind w:firstLine="0" w:left="0" w:right="0"/>
-              <w:spacing w:lineRule="auto" w:before="40" w:line="240" w:after="40"/>
+              <w:ind w:right="0" w:firstLine="0" w:left="0"/>
+              <w:spacing w:after="40" w:lineRule="auto" w:line="240" w:before="40"/>
             </w:pPr>
             <w:r>
               <w:t xml:space="preserve">Human-readable name.</w:t>
@@ -16212,8 +16212,8 @@
             <w:pPr>
               <w:pStyle w:val="Compact"/>
               <w:jc w:val="left"/>
-              <w:ind w:firstLine="0" w:left="0" w:right="0"/>
-              <w:spacing w:lineRule="auto" w:before="40" w:line="240" w:after="40"/>
+              <w:ind w:right="0" w:firstLine="0" w:left="0"/>
+              <w:spacing w:after="40" w:lineRule="auto" w:line="240" w:before="40"/>
             </w:pPr>
             <w:r>
               <w:rPr>
@@ -16229,8 +16229,8 @@
             <w:pPr>
               <w:pStyle w:val="Compact"/>
               <w:jc w:val="left"/>
-              <w:ind w:firstLine="0" w:left="0" w:right="0"/>
-              <w:spacing w:lineRule="auto" w:before="40" w:line="240" w:after="40"/>
+              <w:ind w:right="0" w:firstLine="0" w:left="0"/>
+              <w:spacing w:after="40" w:lineRule="auto" w:line="240" w:before="40"/>
             </w:pPr>
             <w:r>
               <w:t xml:space="preserve">string</w:t>
@@ -16243,8 +16243,8 @@
             <w:pPr>
               <w:pStyle w:val="Compact"/>
               <w:jc w:val="left"/>
-              <w:ind w:firstLine="0" w:left="0" w:right="0"/>
-              <w:spacing w:lineRule="auto" w:before="40" w:line="240" w:after="40"/>
+              <w:ind w:right="0" w:firstLine="0" w:left="0"/>
+              <w:spacing w:after="40" w:lineRule="auto" w:line="240" w:before="40"/>
             </w:pPr>
             <w:r>
               <w:rPr>
@@ -16260,8 +16260,8 @@
             <w:pPr>
               <w:pStyle w:val="Compact"/>
               <w:jc w:val="left"/>
-              <w:ind w:firstLine="0" w:left="0" w:right="0"/>
-              <w:spacing w:lineRule="auto" w:before="40" w:line="240" w:after="40"/>
+              <w:ind w:right="0" w:firstLine="0" w:left="0"/>
+              <w:spacing w:after="40" w:lineRule="auto" w:line="240" w:before="40"/>
             </w:pPr>
             <w:r>
               <w:t xml:space="preserve">Description text.</w:t>
@@ -16276,8 +16276,8 @@
             <w:pPr>
               <w:pStyle w:val="Compact"/>
               <w:jc w:val="left"/>
-              <w:ind w:firstLine="0" w:left="0" w:right="0"/>
-              <w:spacing w:lineRule="auto" w:before="40" w:line="240" w:after="40"/>
+              <w:ind w:right="0" w:firstLine="0" w:left="0"/>
+              <w:spacing w:after="40" w:lineRule="auto" w:line="240" w:before="40"/>
             </w:pPr>
             <w:r>
               <w:rPr>
@@ -16293,8 +16293,8 @@
             <w:pPr>
               <w:pStyle w:val="Compact"/>
               <w:jc w:val="left"/>
-              <w:ind w:firstLine="0" w:left="0" w:right="0"/>
-              <w:spacing w:lineRule="auto" w:before="40" w:line="240" w:after="40"/>
+              <w:ind w:right="0" w:firstLine="0" w:left="0"/>
+              <w:spacing w:after="40" w:lineRule="auto" w:line="240" w:before="40"/>
             </w:pPr>
             <w:r>
               <w:t xml:space="preserve">string</w:t>
@@ -16307,8 +16307,8 @@
             <w:pPr>
               <w:pStyle w:val="Compact"/>
               <w:jc w:val="left"/>
-              <w:ind w:firstLine="0" w:left="0" w:right="0"/>
-              <w:spacing w:lineRule="auto" w:before="40" w:line="240" w:after="40"/>
+              <w:ind w:right="0" w:firstLine="0" w:left="0"/>
+              <w:spacing w:after="40" w:lineRule="auto" w:line="240" w:before="40"/>
             </w:pPr>
             <w:r>
               <w:t xml:space="preserve">same as</w:t>
@@ -16330,8 +16330,8 @@
             <w:pPr>
               <w:pStyle w:val="Compact"/>
               <w:jc w:val="left"/>
-              <w:ind w:firstLine="0" w:left="0" w:right="0"/>
-              <w:spacing w:lineRule="auto" w:before="40" w:line="240" w:after="40"/>
+              <w:ind w:right="0" w:firstLine="0" w:left="0"/>
+              <w:spacing w:after="40" w:lineRule="auto" w:line="240" w:before="40"/>
             </w:pPr>
             <w:r>
               <w:t xml:space="preserve">Prefix used in output captions (e.g. </w:t>
@@ -16355,8 +16355,8 @@
             <w:pPr>
               <w:pStyle w:val="Compact"/>
               <w:jc w:val="left"/>
-              <w:ind w:firstLine="0" w:left="0" w:right="0"/>
-              <w:spacing w:lineRule="auto" w:before="40" w:line="240" w:after="40"/>
+              <w:ind w:right="0" w:firstLine="0" w:left="0"/>
+              <w:spacing w:after="40" w:lineRule="auto" w:line="240" w:before="40"/>
             </w:pPr>
             <w:r>
               <w:rPr>
@@ -16372,8 +16372,8 @@
             <w:pPr>
               <w:pStyle w:val="Compact"/>
               <w:jc w:val="left"/>
-              <w:ind w:firstLine="0" w:left="0" w:right="0"/>
-              <w:spacing w:lineRule="auto" w:before="40" w:line="240" w:after="40"/>
+              <w:ind w:right="0" w:firstLine="0" w:left="0"/>
+              <w:spacing w:after="40" w:lineRule="auto" w:line="240" w:before="40"/>
             </w:pPr>
             <w:r>
               <w:t xml:space="preserve">string</w:t>
@@ -16386,8 +16386,8 @@
             <w:pPr>
               <w:pStyle w:val="Compact"/>
               <w:jc w:val="left"/>
-              <w:ind w:firstLine="0" w:left="0" w:right="0"/>
-              <w:spacing w:lineRule="auto" w:before="40" w:line="240" w:after="40"/>
+              <w:ind w:right="0" w:firstLine="0" w:left="0"/>
+              <w:spacing w:after="40" w:lineRule="auto" w:line="240" w:before="40"/>
             </w:pPr>
             <w:r>
               <w:t xml:space="preserve">same as</w:t>
@@ -16409,8 +16409,8 @@
             <w:pPr>
               <w:pStyle w:val="Compact"/>
               <w:jc w:val="left"/>
-              <w:ind w:firstLine="0" w:left="0" w:right="0"/>
-              <w:spacing w:lineRule="auto" w:before="40" w:line="240" w:after="40"/>
+              <w:ind w:right="0" w:firstLine="0" w:left="0"/>
+              <w:spacing w:after="40" w:lineRule="auto" w:line="240" w:before="40"/>
             </w:pPr>
             <w:r>
               <w:t xml:space="preserve">Counter sharing group. Floats with the same</w:t>
@@ -16440,8 +16440,8 @@
             <w:pPr>
               <w:pStyle w:val="Compact"/>
               <w:jc w:val="left"/>
-              <w:ind w:firstLine="0" w:left="0" w:right="0"/>
-              <w:spacing w:lineRule="auto" w:before="40" w:line="240" w:after="40"/>
+              <w:ind w:right="0" w:firstLine="0" w:left="0"/>
+              <w:spacing w:after="40" w:lineRule="auto" w:line="240" w:before="40"/>
             </w:pPr>
             <w:r>
               <w:rPr>
@@ -16457,8 +16457,8 @@
             <w:pPr>
               <w:pStyle w:val="Compact"/>
               <w:jc w:val="left"/>
-              <w:ind w:firstLine="0" w:left="0" w:right="0"/>
-              <w:spacing w:lineRule="auto" w:before="40" w:line="240" w:after="40"/>
+              <w:ind w:right="0" w:firstLine="0" w:left="0"/>
+              <w:spacing w:after="40" w:lineRule="auto" w:line="240" w:before="40"/>
             </w:pPr>
             <w:r>
               <w:t xml:space="preserve">list</w:t>
@@ -16471,8 +16471,8 @@
             <w:pPr>
               <w:pStyle w:val="Compact"/>
               <w:jc w:val="left"/>
-              <w:ind w:firstLine="0" w:left="0" w:right="0"/>
-              <w:spacing w:lineRule="auto" w:before="40" w:line="240" w:after="40"/>
+              <w:ind w:right="0" w:firstLine="0" w:left="0"/>
+              <w:spacing w:after="40" w:lineRule="auto" w:line="240" w:before="40"/>
             </w:pPr>
             <w:r>
               <w:t xml:space="preserve">nil</w:t>
@@ -16485,8 +16485,8 @@
             <w:pPr>
               <w:pStyle w:val="Compact"/>
               <w:jc w:val="left"/>
-              <w:ind w:firstLine="0" w:left="0" w:right="0"/>
-              <w:spacing w:lineRule="auto" w:before="40" w:line="240" w:after="40"/>
+              <w:ind w:right="0" w:firstLine="0" w:left="0"/>
+              <w:spacing w:after="40" w:lineRule="auto" w:line="240" w:before="40"/>
             </w:pPr>
             <w:r>
               <w:t xml:space="preserve">Alternative fence prefixes.</w:t>
@@ -16501,8 +16501,8 @@
             <w:pPr>
               <w:pStyle w:val="Compact"/>
               <w:jc w:val="left"/>
-              <w:ind w:firstLine="0" w:left="0" w:right="0"/>
-              <w:spacing w:lineRule="auto" w:before="40" w:line="240" w:after="40"/>
+              <w:ind w:right="0" w:firstLine="0" w:left="0"/>
+              <w:spacing w:after="40" w:lineRule="auto" w:line="240" w:before="40"/>
             </w:pPr>
             <w:r>
               <w:rPr>
@@ -16518,8 +16518,8 @@
             <w:pPr>
               <w:pStyle w:val="Compact"/>
               <w:jc w:val="left"/>
-              <w:ind w:firstLine="0" w:left="0" w:right="0"/>
-              <w:spacing w:lineRule="auto" w:before="40" w:line="240" w:after="40"/>
+              <w:ind w:right="0" w:firstLine="0" w:left="0"/>
+              <w:spacing w:after="40" w:lineRule="auto" w:line="240" w:before="40"/>
             </w:pPr>
             <w:r>
               <w:t xml:space="preserve">boolean</w:t>
@@ -16532,8 +16532,8 @@
             <w:pPr>
               <w:pStyle w:val="Compact"/>
               <w:jc w:val="left"/>
-              <w:ind w:firstLine="0" w:left="0" w:right="0"/>
-              <w:spacing w:lineRule="auto" w:before="40" w:line="240" w:after="40"/>
+              <w:ind w:right="0" w:firstLine="0" w:left="0"/>
+              <w:spacing w:after="40" w:lineRule="auto" w:line="240" w:before="40"/>
             </w:pPr>
             <w:r>
               <w:t xml:space="preserve">false</w:t>
@@ -16546,8 +16546,8 @@
             <w:pPr>
               <w:pStyle w:val="Compact"/>
               <w:jc w:val="left"/>
-              <w:ind w:firstLine="0" w:left="0" w:right="0"/>
-              <w:spacing w:lineRule="auto" w:before="40" w:line="240" w:after="40"/>
+              <w:ind w:right="0" w:firstLine="0" w:left="0"/>
+              <w:spacing w:after="40" w:lineRule="auto" w:line="240" w:before="40"/>
             </w:pPr>
             <w:r>
               <w:t xml:space="preserve">See</w:t>
@@ -16586,7 +16586,7 @@
     </w:p>
     <w:p>
       <w:pPr>
-        <w:spacing w:after="0" w:before="0" w:line="20" w:lineRule="exact"/>
+        <w:spacing w:line="20" w:lineRule="exact" w:before="0" w:after="0"/>
         <w:rPr>
           <w:sz w:val="2"/>
         </w:rPr>
@@ -16628,18 +16628,18 @@
         <w:tblLook w:firstRow="1" w:lastRow="0" w:firstColumn="0" w:lastColumn="0" w:noHBand="0" w:noVBand="0" w:val="0020"/>
         <w:jc w:val="start"/>
         <w:tblBorders>
-          <w:top w:color="000000" w:space="0" w:sz="6" w:val="single"/>
-          <w:left w:color="000000" w:space="0" w:sz="6" w:val="single"/>
-          <w:bottom w:color="000000" w:space="0" w:sz="6" w:val="single"/>
-          <w:right w:color="000000" w:space="0" w:sz="6" w:val="single"/>
-          <w:insideH w:color="000000" w:space="0" w:sz="6" w:val="single"/>
-          <w:insideV w:color="000000" w:space="0" w:sz="6" w:val="single"/>
+          <w:top w:space="0" w:color="000000" w:val="single" w:sz="6"/>
+          <w:left w:space="0" w:color="000000" w:val="single" w:sz="6"/>
+          <w:bottom w:space="0" w:color="000000" w:val="single" w:sz="6"/>
+          <w:right w:space="0" w:color="000000" w:val="single" w:sz="6"/>
+          <w:insideH w:space="0" w:color="000000" w:val="single" w:sz="6"/>
+          <w:insideV w:space="0" w:color="000000" w:val="single" w:sz="6"/>
         </w:tblBorders>
         <w:tblCellMar>
-          <w:top w:w="57" w:type="dxa"/>
-          <w:left w:w="108" w:type="dxa"/>
-          <w:bottom w:w="57" w:type="dxa"/>
-          <w:right w:w="108" w:type="dxa"/>
+          <w:top w:type="dxa" w:w="57"/>
+          <w:left w:type="dxa" w:w="108"/>
+          <w:bottom w:type="dxa" w:w="57"/>
+          <w:right w:type="dxa" w:w="108"/>
         </w:tblCellMar>
       </w:tblPr>
       <w:tblGrid>
@@ -16654,14 +16654,14 @@
         </w:trPr>
         <w:tc>
           <w:tcPr>
-            <w:shd w:color="auto" w:fill="E8E8E8" w:val="clear"/>
+            <w:shd w:color="auto" w:val="clear" w:fill="E8E8E8"/>
           </w:tcPr>
           <w:p>
             <w:pPr>
               <w:pStyle w:val="Compact"/>
               <w:jc w:val="left"/>
-              <w:ind w:firstLine="0" w:left="0" w:right="0"/>
-              <w:spacing w:lineRule="auto" w:before="40" w:line="240" w:after="40"/>
+              <w:ind w:right="0" w:firstLine="0" w:left="0"/>
+              <w:spacing w:after="40" w:lineRule="auto" w:line="240" w:before="40"/>
             </w:pPr>
             <w:r>
               <w:rPr>
@@ -16673,14 +16673,14 @@
         </w:tc>
         <w:tc>
           <w:tcPr>
-            <w:shd w:color="auto" w:fill="E8E8E8" w:val="clear"/>
+            <w:shd w:color="auto" w:val="clear" w:fill="E8E8E8"/>
           </w:tcPr>
           <w:p>
             <w:pPr>
               <w:pStyle w:val="Compact"/>
               <w:jc w:val="left"/>
-              <w:ind w:firstLine="0" w:left="0" w:right="0"/>
-              <w:spacing w:lineRule="auto" w:before="40" w:line="240" w:after="40"/>
+              <w:ind w:right="0" w:firstLine="0" w:left="0"/>
+              <w:spacing w:after="40" w:lineRule="auto" w:line="240" w:before="40"/>
             </w:pPr>
             <w:r>
               <w:rPr>
@@ -16692,14 +16692,14 @@
         </w:tc>
         <w:tc>
           <w:tcPr>
-            <w:shd w:color="auto" w:fill="E8E8E8" w:val="clear"/>
+            <w:shd w:color="auto" w:val="clear" w:fill="E8E8E8"/>
           </w:tcPr>
           <w:p>
             <w:pPr>
               <w:pStyle w:val="Compact"/>
               <w:jc w:val="left"/>
-              <w:ind w:firstLine="0" w:left="0" w:right="0"/>
-              <w:spacing w:lineRule="auto" w:before="40" w:line="240" w:after="40"/>
+              <w:ind w:right="0" w:firstLine="0" w:left="0"/>
+              <w:spacing w:after="40" w:lineRule="auto" w:line="240" w:before="40"/>
             </w:pPr>
             <w:r>
               <w:rPr>
@@ -16711,14 +16711,14 @@
         </w:tc>
         <w:tc>
           <w:tcPr>
-            <w:shd w:color="auto" w:fill="E8E8E8" w:val="clear"/>
+            <w:shd w:color="auto" w:val="clear" w:fill="E8E8E8"/>
           </w:tcPr>
           <w:p>
             <w:pPr>
               <w:pStyle w:val="Compact"/>
               <w:jc w:val="left"/>
-              <w:ind w:firstLine="0" w:left="0" w:right="0"/>
-              <w:spacing w:lineRule="auto" w:before="40" w:line="240" w:after="40"/>
+              <w:ind w:right="0" w:firstLine="0" w:left="0"/>
+              <w:spacing w:after="40" w:lineRule="auto" w:line="240" w:before="40"/>
             </w:pPr>
             <w:r>
               <w:rPr>
@@ -16736,8 +16736,8 @@
             <w:pPr>
               <w:pStyle w:val="Compact"/>
               <w:jc w:val="left"/>
-              <w:ind w:firstLine="0" w:left="0" w:right="0"/>
-              <w:spacing w:lineRule="auto" w:before="40" w:line="240" w:after="40"/>
+              <w:ind w:right="0" w:firstLine="0" w:left="0"/>
+              <w:spacing w:after="40" w:lineRule="auto" w:line="240" w:before="40"/>
             </w:pPr>
             <w:r>
               <w:rPr>
@@ -16753,8 +16753,8 @@
             <w:pPr>
               <w:pStyle w:val="Compact"/>
               <w:jc w:val="left"/>
-              <w:ind w:firstLine="0" w:left="0" w:right="0"/>
-              <w:spacing w:lineRule="auto" w:before="40" w:line="240" w:after="40"/>
+              <w:ind w:right="0" w:firstLine="0" w:left="0"/>
+              <w:spacing w:after="40" w:lineRule="auto" w:line="240" w:before="40"/>
             </w:pPr>
             <w:r>
               <w:t xml:space="preserve">string</w:t>
@@ -16767,8 +16767,8 @@
             <w:pPr>
               <w:pStyle w:val="Compact"/>
               <w:jc w:val="left"/>
-              <w:ind w:firstLine="0" w:left="0" w:right="0"/>
-              <w:spacing w:lineRule="auto" w:before="40" w:line="240" w:after="40"/>
+              <w:ind w:right="0" w:firstLine="0" w:left="0"/>
+              <w:spacing w:after="40" w:lineRule="auto" w:line="240" w:before="40"/>
             </w:pPr>
             <w:r>
               <w:t xml:space="preserve">required</w:t>
@@ -16781,8 +16781,8 @@
             <w:pPr>
               <w:pStyle w:val="Compact"/>
               <w:jc w:val="left"/>
-              <w:ind w:firstLine="0" w:left="0" w:right="0"/>
-              <w:spacing w:lineRule="auto" w:before="40" w:line="240" w:after="40"/>
+              <w:ind w:right="0" w:firstLine="0" w:left="0"/>
+              <w:spacing w:after="40" w:lineRule="auto" w:line="240" w:before="40"/>
             </w:pPr>
             <w:r>
               <w:t xml:space="preserve">Unique identifier.</w:t>
@@ -16797,8 +16797,8 @@
             <w:pPr>
               <w:pStyle w:val="Compact"/>
               <w:jc w:val="left"/>
-              <w:ind w:firstLine="0" w:left="0" w:right="0"/>
-              <w:spacing w:lineRule="auto" w:before="40" w:line="240" w:after="40"/>
+              <w:ind w:right="0" w:firstLine="0" w:left="0"/>
+              <w:spacing w:after="40" w:lineRule="auto" w:line="240" w:before="40"/>
             </w:pPr>
             <w:r>
               <w:rPr>
@@ -16814,8 +16814,8 @@
             <w:pPr>
               <w:pStyle w:val="Compact"/>
               <w:jc w:val="left"/>
-              <w:ind w:firstLine="0" w:left="0" w:right="0"/>
-              <w:spacing w:lineRule="auto" w:before="40" w:line="240" w:after="40"/>
+              <w:ind w:right="0" w:firstLine="0" w:left="0"/>
+              <w:spacing w:after="40" w:lineRule="auto" w:line="240" w:before="40"/>
             </w:pPr>
             <w:r>
               <w:t xml:space="preserve">string</w:t>
@@ -16828,8 +16828,8 @@
             <w:pPr>
               <w:pStyle w:val="Compact"/>
               <w:jc w:val="left"/>
-              <w:ind w:firstLine="0" w:left="0" w:right="0"/>
-              <w:spacing w:lineRule="auto" w:before="40" w:line="240" w:after="40"/>
+              <w:ind w:right="0" w:firstLine="0" w:left="0"/>
+              <w:spacing w:after="40" w:lineRule="auto" w:line="240" w:before="40"/>
             </w:pPr>
             <w:r>
               <w:t xml:space="preserve">nil</w:t>
@@ -16842,8 +16842,8 @@
             <w:pPr>
               <w:pStyle w:val="Compact"/>
               <w:jc w:val="left"/>
-              <w:ind w:firstLine="0" w:left="0" w:right="0"/>
-              <w:spacing w:lineRule="auto" w:before="40" w:line="240" w:after="40"/>
+              <w:ind w:right="0" w:firstLine="0" w:left="0"/>
+              <w:spacing w:after="40" w:lineRule="auto" w:line="240" w:before="40"/>
             </w:pPr>
             <w:r>
               <w:t xml:space="preserve">Base relation type. Typically</w:t>
@@ -16930,8 +16930,8 @@
             <w:pPr>
               <w:pStyle w:val="Compact"/>
               <w:jc w:val="left"/>
-              <w:ind w:firstLine="0" w:left="0" w:right="0"/>
-              <w:spacing w:lineRule="auto" w:before="40" w:line="240" w:after="40"/>
+              <w:ind w:right="0" w:firstLine="0" w:left="0"/>
+              <w:spacing w:after="40" w:lineRule="auto" w:line="240" w:before="40"/>
             </w:pPr>
             <w:r>
               <w:rPr>
@@ -16947,8 +16947,8 @@
             <w:pPr>
               <w:pStyle w:val="Compact"/>
               <w:jc w:val="left"/>
-              <w:ind w:firstLine="0" w:left="0" w:right="0"/>
-              <w:spacing w:lineRule="auto" w:before="40" w:line="240" w:after="40"/>
+              <w:ind w:right="0" w:firstLine="0" w:left="0"/>
+              <w:spacing w:after="40" w:lineRule="auto" w:line="240" w:before="40"/>
             </w:pPr>
             <w:r>
               <w:t xml:space="preserve">string</w:t>
@@ -16961,8 +16961,8 @@
             <w:pPr>
               <w:pStyle w:val="Compact"/>
               <w:jc w:val="left"/>
-              <w:ind w:firstLine="0" w:left="0" w:right="0"/>
-              <w:spacing w:lineRule="auto" w:before="40" w:line="240" w:after="40"/>
+              <w:ind w:right="0" w:firstLine="0" w:left="0"/>
+              <w:spacing w:after="40" w:lineRule="auto" w:line="240" w:before="40"/>
             </w:pPr>
             <w:r>
               <w:t xml:space="preserve">inherited</w:t>
@@ -16975,8 +16975,8 @@
             <w:pPr>
               <w:pStyle w:val="Compact"/>
               <w:jc w:val="left"/>
-              <w:ind w:firstLine="0" w:left="0" w:right="0"/>
-              <w:spacing w:lineRule="auto" w:before="40" w:line="240" w:after="40"/>
+              <w:ind w:right="0" w:firstLine="0" w:left="0"/>
+              <w:spacing w:after="40" w:lineRule="auto" w:line="240" w:before="40"/>
             </w:pPr>
             <w:r>
               <w:t xml:space="preserve">Override the inherited selector (</w:t>
@@ -17015,8 +17015,8 @@
             <w:pPr>
               <w:pStyle w:val="Compact"/>
               <w:jc w:val="left"/>
-              <w:ind w:firstLine="0" w:left="0" w:right="0"/>
-              <w:spacing w:lineRule="auto" w:before="40" w:line="240" w:after="40"/>
+              <w:ind w:right="0" w:firstLine="0" w:left="0"/>
+              <w:spacing w:after="40" w:lineRule="auto" w:line="240" w:before="40"/>
             </w:pPr>
             <w:r>
               <w:rPr>
@@ -17032,8 +17032,8 @@
             <w:pPr>
               <w:pStyle w:val="Compact"/>
               <w:jc w:val="left"/>
-              <w:ind w:firstLine="0" w:left="0" w:right="0"/>
-              <w:spacing w:lineRule="auto" w:before="40" w:line="240" w:after="40"/>
+              <w:ind w:right="0" w:firstLine="0" w:left="0"/>
+              <w:spacing w:after="40" w:lineRule="auto" w:line="240" w:before="40"/>
             </w:pPr>
             <w:r>
               <w:t xml:space="preserve">string</w:t>
@@ -17046,8 +17046,8 @@
             <w:pPr>
               <w:pStyle w:val="Compact"/>
               <w:jc w:val="left"/>
-              <w:ind w:firstLine="0" w:left="0" w:right="0"/>
-              <w:spacing w:lineRule="auto" w:before="40" w:line="240" w:after="40"/>
+              <w:ind w:right="0" w:firstLine="0" w:left="0"/>
+              <w:spacing w:after="40" w:lineRule="auto" w:line="240" w:before="40"/>
             </w:pPr>
             <w:r>
               <w:t xml:space="preserve">nil</w:t>
@@ -17060,8 +17060,8 @@
             <w:pPr>
               <w:pStyle w:val="Compact"/>
               <w:jc w:val="left"/>
-              <w:ind w:firstLine="0" w:left="0" w:right="0"/>
-              <w:spacing w:lineRule="auto" w:before="40" w:line="240" w:after="40"/>
+              <w:ind w:right="0" w:firstLine="0" w:left="0"/>
+              <w:spacing w:after="40" w:lineRule="auto" w:line="240" w:before="40"/>
             </w:pPr>
             <w:r>
               <w:t xml:space="preserve">Constrain the source object type (nil = any).</w:t>
@@ -17076,8 +17076,8 @@
             <w:pPr>
               <w:pStyle w:val="Compact"/>
               <w:jc w:val="left"/>
-              <w:ind w:firstLine="0" w:left="0" w:right="0"/>
-              <w:spacing w:lineRule="auto" w:before="40" w:line="240" w:after="40"/>
+              <w:ind w:right="0" w:firstLine="0" w:left="0"/>
+              <w:spacing w:after="40" w:lineRule="auto" w:line="240" w:before="40"/>
             </w:pPr>
             <w:r>
               <w:rPr>
@@ -17093,8 +17093,8 @@
             <w:pPr>
               <w:pStyle w:val="Compact"/>
               <w:jc w:val="left"/>
-              <w:ind w:firstLine="0" w:left="0" w:right="0"/>
-              <w:spacing w:lineRule="auto" w:before="40" w:line="240" w:after="40"/>
+              <w:ind w:right="0" w:firstLine="0" w:left="0"/>
+              <w:spacing w:after="40" w:lineRule="auto" w:line="240" w:before="40"/>
             </w:pPr>
             <w:r>
               <w:t xml:space="preserve">string</w:t>
@@ -17107,8 +17107,8 @@
             <w:pPr>
               <w:pStyle w:val="Compact"/>
               <w:jc w:val="left"/>
-              <w:ind w:firstLine="0" w:left="0" w:right="0"/>
-              <w:spacing w:lineRule="auto" w:before="40" w:line="240" w:after="40"/>
+              <w:ind w:right="0" w:firstLine="0" w:left="0"/>
+              <w:spacing w:after="40" w:lineRule="auto" w:line="240" w:before="40"/>
             </w:pPr>
             <w:r>
               <w:t xml:space="preserve">nil</w:t>
@@ -17121,8 +17121,8 @@
             <w:pPr>
               <w:pStyle w:val="Compact"/>
               <w:jc w:val="left"/>
-              <w:ind w:firstLine="0" w:left="0" w:right="0"/>
-              <w:spacing w:lineRule="auto" w:before="40" w:line="240" w:after="40"/>
+              <w:ind w:right="0" w:firstLine="0" w:left="0"/>
+              <w:spacing w:after="40" w:lineRule="auto" w:line="240" w:before="40"/>
             </w:pPr>
             <w:r>
               <w:t xml:space="preserve">Constrain the target type (nil = any). Comma-separated list accepted.</w:t>
@@ -17137,8 +17137,8 @@
             <w:pPr>
               <w:pStyle w:val="Compact"/>
               <w:jc w:val="left"/>
-              <w:ind w:firstLine="0" w:left="0" w:right="0"/>
-              <w:spacing w:lineRule="auto" w:before="40" w:line="240" w:after="40"/>
+              <w:ind w:right="0" w:firstLine="0" w:left="0"/>
+              <w:spacing w:after="40" w:lineRule="auto" w:line="240" w:before="40"/>
             </w:pPr>
             <w:r>
               <w:rPr>
@@ -17154,8 +17154,8 @@
             <w:pPr>
               <w:pStyle w:val="Compact"/>
               <w:jc w:val="left"/>
-              <w:ind w:firstLine="0" w:left="0" w:right="0"/>
-              <w:spacing w:lineRule="auto" w:before="40" w:line="240" w:after="40"/>
+              <w:ind w:right="0" w:firstLine="0" w:left="0"/>
+              <w:spacing w:after="40" w:lineRule="auto" w:line="240" w:before="40"/>
             </w:pPr>
             <w:r>
               <w:t xml:space="preserve">string</w:t>
@@ -17168,8 +17168,8 @@
             <w:pPr>
               <w:pStyle w:val="Compact"/>
               <w:jc w:val="left"/>
-              <w:ind w:firstLine="0" w:left="0" w:right="0"/>
-              <w:spacing w:lineRule="auto" w:before="40" w:line="240" w:after="40"/>
+              <w:ind w:right="0" w:firstLine="0" w:left="0"/>
+              <w:spacing w:after="40" w:lineRule="auto" w:line="240" w:before="40"/>
             </w:pPr>
             <w:r>
               <w:t xml:space="preserve">nil</w:t>
@@ -17182,8 +17182,8 @@
             <w:pPr>
               <w:pStyle w:val="Compact"/>
               <w:jc w:val="left"/>
-              <w:ind w:firstLine="0" w:left="0" w:right="0"/>
-              <w:spacing w:lineRule="auto" w:before="40" w:line="240" w:after="40"/>
+              <w:ind w:right="0" w:firstLine="0" w:left="0"/>
+              <w:spacing w:after="40" w:lineRule="auto" w:line="240" w:before="40"/>
             </w:pPr>
             <w:r>
               <w:t xml:space="preserve">Constrain to links inside this attribute.</w:t>
@@ -17198,8 +17198,8 @@
             <w:pPr>
               <w:pStyle w:val="Compact"/>
               <w:jc w:val="left"/>
-              <w:ind w:firstLine="0" w:left="0" w:right="0"/>
-              <w:spacing w:lineRule="auto" w:before="40" w:line="240" w:after="40"/>
+              <w:ind w:right="0" w:firstLine="0" w:left="0"/>
+              <w:spacing w:after="40" w:lineRule="auto" w:line="240" w:before="40"/>
             </w:pPr>
             <w:r>
               <w:rPr>
@@ -17215,8 +17215,8 @@
             <w:pPr>
               <w:pStyle w:val="Compact"/>
               <w:jc w:val="left"/>
-              <w:ind w:firstLine="0" w:left="0" w:right="0"/>
-              <w:spacing w:lineRule="auto" w:before="40" w:line="240" w:after="40"/>
+              <w:ind w:right="0" w:firstLine="0" w:left="0"/>
+              <w:spacing w:after="40" w:lineRule="auto" w:line="240" w:before="40"/>
             </w:pPr>
             <w:r>
               <w:t xml:space="preserve">boolean</w:t>
@@ -17229,8 +17229,8 @@
             <w:pPr>
               <w:pStyle w:val="Compact"/>
               <w:jc w:val="left"/>
-              <w:ind w:firstLine="0" w:left="0" w:right="0"/>
-              <w:spacing w:lineRule="auto" w:before="40" w:line="240" w:after="40"/>
+              <w:ind w:right="0" w:firstLine="0" w:left="0"/>
+              <w:spacing w:after="40" w:lineRule="auto" w:line="240" w:before="40"/>
             </w:pPr>
             <w:r>
               <w:t xml:space="preserve">false</w:t>
@@ -17243,8 +17243,8 @@
             <w:pPr>
               <w:pStyle w:val="Compact"/>
               <w:jc w:val="left"/>
-              <w:ind w:firstLine="0" w:left="0" w:right="0"/>
-              <w:spacing w:lineRule="auto" w:before="40" w:line="240" w:after="40"/>
+              <w:ind w:right="0" w:firstLine="0" w:left="0"/>
+              <w:spacing w:after="40" w:lineRule="auto" w:line="240" w:before="40"/>
             </w:pPr>
             <w:r>
               <w:t xml:space="preserve">Derive from the containment hierarchy instead of an explicit link.</w:t>
@@ -17321,7 +17321,7 @@
     </w:p>
     <w:p>
       <w:pPr>
-        <w:spacing w:after="0" w:before="0" w:line="20" w:lineRule="exact"/>
+        <w:spacing w:line="20" w:lineRule="exact" w:before="0" w:after="0"/>
         <w:rPr>
           <w:sz w:val="2"/>
         </w:rPr>
@@ -17363,18 +17363,18 @@
         <w:tblLook w:firstRow="1" w:lastRow="0" w:firstColumn="0" w:lastColumn="0" w:noHBand="0" w:noVBand="0" w:val="0020"/>
         <w:jc w:val="start"/>
         <w:tblBorders>
-          <w:top w:color="000000" w:space="0" w:sz="6" w:val="single"/>
-          <w:left w:color="000000" w:space="0" w:sz="6" w:val="single"/>
-          <w:bottom w:color="000000" w:space="0" w:sz="6" w:val="single"/>
-          <w:right w:color="000000" w:space="0" w:sz="6" w:val="single"/>
-          <w:insideH w:color="000000" w:space="0" w:sz="6" w:val="single"/>
-          <w:insideV w:color="000000" w:space="0" w:sz="6" w:val="single"/>
+          <w:top w:space="0" w:color="000000" w:val="single" w:sz="6"/>
+          <w:left w:space="0" w:color="000000" w:val="single" w:sz="6"/>
+          <w:bottom w:space="0" w:color="000000" w:val="single" w:sz="6"/>
+          <w:right w:space="0" w:color="000000" w:val="single" w:sz="6"/>
+          <w:insideH w:space="0" w:color="000000" w:val="single" w:sz="6"/>
+          <w:insideV w:space="0" w:color="000000" w:val="single" w:sz="6"/>
         </w:tblBorders>
         <w:tblCellMar>
-          <w:top w:w="57" w:type="dxa"/>
-          <w:left w:w="108" w:type="dxa"/>
-          <w:bottom w:w="57" w:type="dxa"/>
-          <w:right w:w="108" w:type="dxa"/>
+          <w:top w:type="dxa" w:w="57"/>
+          <w:left w:type="dxa" w:w="108"/>
+          <w:bottom w:type="dxa" w:w="57"/>
+          <w:right w:type="dxa" w:w="108"/>
         </w:tblCellMar>
       </w:tblPr>
       <w:tblGrid>
@@ -17389,14 +17389,14 @@
         </w:trPr>
         <w:tc>
           <w:tcPr>
-            <w:shd w:color="auto" w:fill="E8E8E8" w:val="clear"/>
+            <w:shd w:color="auto" w:val="clear" w:fill="E8E8E8"/>
           </w:tcPr>
           <w:p>
             <w:pPr>
               <w:pStyle w:val="Compact"/>
               <w:jc w:val="left"/>
-              <w:ind w:firstLine="0" w:left="0" w:right="0"/>
-              <w:spacing w:lineRule="auto" w:before="40" w:line="240" w:after="40"/>
+              <w:ind w:right="0" w:firstLine="0" w:left="0"/>
+              <w:spacing w:after="40" w:lineRule="auto" w:line="240" w:before="40"/>
             </w:pPr>
             <w:r>
               <w:rPr>
@@ -17408,14 +17408,14 @@
         </w:tc>
         <w:tc>
           <w:tcPr>
-            <w:shd w:color="auto" w:fill="E8E8E8" w:val="clear"/>
+            <w:shd w:color="auto" w:val="clear" w:fill="E8E8E8"/>
           </w:tcPr>
           <w:p>
             <w:pPr>
               <w:pStyle w:val="Compact"/>
               <w:jc w:val="left"/>
-              <w:ind w:firstLine="0" w:left="0" w:right="0"/>
-              <w:spacing w:lineRule="auto" w:before="40" w:line="240" w:after="40"/>
+              <w:ind w:right="0" w:firstLine="0" w:left="0"/>
+              <w:spacing w:after="40" w:lineRule="auto" w:line="240" w:before="40"/>
             </w:pPr>
             <w:r>
               <w:rPr>
@@ -17427,14 +17427,14 @@
         </w:tc>
         <w:tc>
           <w:tcPr>
-            <w:shd w:color="auto" w:fill="E8E8E8" w:val="clear"/>
+            <w:shd w:color="auto" w:val="clear" w:fill="E8E8E8"/>
           </w:tcPr>
           <w:p>
             <w:pPr>
               <w:pStyle w:val="Compact"/>
               <w:jc w:val="left"/>
-              <w:ind w:firstLine="0" w:left="0" w:right="0"/>
-              <w:spacing w:lineRule="auto" w:before="40" w:line="240" w:after="40"/>
+              <w:ind w:right="0" w:firstLine="0" w:left="0"/>
+              <w:spacing w:after="40" w:lineRule="auto" w:line="240" w:before="40"/>
             </w:pPr>
             <w:r>
               <w:rPr>
@@ -17446,14 +17446,14 @@
         </w:tc>
         <w:tc>
           <w:tcPr>
-            <w:shd w:color="auto" w:fill="E8E8E8" w:val="clear"/>
+            <w:shd w:color="auto" w:val="clear" w:fill="E8E8E8"/>
           </w:tcPr>
           <w:p>
             <w:pPr>
               <w:pStyle w:val="Compact"/>
               <w:jc w:val="left"/>
-              <w:ind w:firstLine="0" w:left="0" w:right="0"/>
-              <w:spacing w:lineRule="auto" w:before="40" w:line="240" w:after="40"/>
+              <w:ind w:right="0" w:firstLine="0" w:left="0"/>
+              <w:spacing w:after="40" w:lineRule="auto" w:line="240" w:before="40"/>
             </w:pPr>
             <w:r>
               <w:rPr>
@@ -17471,8 +17471,8 @@
             <w:pPr>
               <w:pStyle w:val="Compact"/>
               <w:jc w:val="left"/>
-              <w:ind w:firstLine="0" w:left="0" w:right="0"/>
-              <w:spacing w:lineRule="auto" w:before="40" w:line="240" w:after="40"/>
+              <w:ind w:right="0" w:firstLine="0" w:left="0"/>
+              <w:spacing w:after="40" w:lineRule="auto" w:line="240" w:before="40"/>
             </w:pPr>
             <w:r>
               <w:rPr>
@@ -17488,8 +17488,8 @@
             <w:pPr>
               <w:pStyle w:val="Compact"/>
               <w:jc w:val="left"/>
-              <w:ind w:firstLine="0" w:left="0" w:right="0"/>
-              <w:spacing w:lineRule="auto" w:before="40" w:line="240" w:after="40"/>
+              <w:ind w:right="0" w:firstLine="0" w:left="0"/>
+              <w:spacing w:after="40" w:lineRule="auto" w:line="240" w:before="40"/>
             </w:pPr>
             <w:r>
               <w:t xml:space="preserve">string</w:t>
@@ -17502,8 +17502,8 @@
             <w:pPr>
               <w:pStyle w:val="Compact"/>
               <w:jc w:val="left"/>
-              <w:ind w:firstLine="0" w:left="0" w:right="0"/>
-              <w:spacing w:lineRule="auto" w:before="40" w:line="240" w:after="40"/>
+              <w:ind w:right="0" w:firstLine="0" w:left="0"/>
+              <w:spacing w:after="40" w:lineRule="auto" w:line="240" w:before="40"/>
             </w:pPr>
             <w:r>
               <w:t xml:space="preserve">required</w:t>
@@ -17516,8 +17516,8 @@
             <w:pPr>
               <w:pStyle w:val="Compact"/>
               <w:jc w:val="left"/>
-              <w:ind w:firstLine="0" w:left="0" w:right="0"/>
-              <w:spacing w:lineRule="auto" w:before="40" w:line="240" w:after="40"/>
+              <w:ind w:right="0" w:firstLine="0" w:left="0"/>
+              <w:spacing w:after="40" w:lineRule="auto" w:line="240" w:before="40"/>
             </w:pPr>
             <w:r>
               <w:t xml:space="preserve">Unique identifier.</w:t>
@@ -17532,8 +17532,8 @@
             <w:pPr>
               <w:pStyle w:val="Compact"/>
               <w:jc w:val="left"/>
-              <w:ind w:firstLine="0" w:left="0" w:right="0"/>
-              <w:spacing w:lineRule="auto" w:before="40" w:line="240" w:after="40"/>
+              <w:ind w:right="0" w:firstLine="0" w:left="0"/>
+              <w:spacing w:after="40" w:lineRule="auto" w:line="240" w:before="40"/>
             </w:pPr>
             <w:r>
               <w:rPr>
@@ -17549,8 +17549,8 @@
             <w:pPr>
               <w:pStyle w:val="Compact"/>
               <w:jc w:val="left"/>
-              <w:ind w:firstLine="0" w:left="0" w:right="0"/>
-              <w:spacing w:lineRule="auto" w:before="40" w:line="240" w:after="40"/>
+              <w:ind w:right="0" w:firstLine="0" w:left="0"/>
+              <w:spacing w:after="40" w:lineRule="auto" w:line="240" w:before="40"/>
             </w:pPr>
             <w:r>
               <w:t xml:space="preserve">string</w:t>
@@ -17563,8 +17563,8 @@
             <w:pPr>
               <w:pStyle w:val="Compact"/>
               <w:jc w:val="left"/>
-              <w:ind w:firstLine="0" w:left="0" w:right="0"/>
-              <w:spacing w:lineRule="auto" w:before="40" w:line="240" w:after="40"/>
+              <w:ind w:right="0" w:firstLine="0" w:left="0"/>
+              <w:spacing w:after="40" w:lineRule="auto" w:line="240" w:before="40"/>
             </w:pPr>
             <w:r>
               <w:t xml:space="preserve">same as</w:t>
@@ -17586,8 +17586,8 @@
             <w:pPr>
               <w:pStyle w:val="Compact"/>
               <w:jc w:val="left"/>
-              <w:ind w:firstLine="0" w:left="0" w:right="0"/>
-              <w:spacing w:lineRule="auto" w:before="40" w:line="240" w:after="40"/>
+              <w:ind w:right="0" w:firstLine="0" w:left="0"/>
+              <w:spacing w:after="40" w:lineRule="auto" w:line="240" w:before="40"/>
             </w:pPr>
             <w:r>
               <w:t xml:space="preserve">Human-readable name.</w:t>
@@ -17602,8 +17602,8 @@
             <w:pPr>
               <w:pStyle w:val="Compact"/>
               <w:jc w:val="left"/>
-              <w:ind w:firstLine="0" w:left="0" w:right="0"/>
-              <w:spacing w:lineRule="auto" w:before="40" w:line="240" w:after="40"/>
+              <w:ind w:right="0" w:firstLine="0" w:left="0"/>
+              <w:spacing w:after="40" w:lineRule="auto" w:line="240" w:before="40"/>
             </w:pPr>
             <w:r>
               <w:rPr>
@@ -17619,8 +17619,8 @@
             <w:pPr>
               <w:pStyle w:val="Compact"/>
               <w:jc w:val="left"/>
-              <w:ind w:firstLine="0" w:left="0" w:right="0"/>
-              <w:spacing w:lineRule="auto" w:before="40" w:line="240" w:after="40"/>
+              <w:ind w:right="0" w:firstLine="0" w:left="0"/>
+              <w:spacing w:after="40" w:lineRule="auto" w:line="240" w:before="40"/>
             </w:pPr>
             <w:r>
               <w:t xml:space="preserve">string</w:t>
@@ -17633,8 +17633,8 @@
             <w:pPr>
               <w:pStyle w:val="Compact"/>
               <w:jc w:val="left"/>
-              <w:ind w:firstLine="0" w:left="0" w:right="0"/>
-              <w:spacing w:lineRule="auto" w:before="40" w:line="240" w:after="40"/>
+              <w:ind w:right="0" w:firstLine="0" w:left="0"/>
+              <w:spacing w:after="40" w:lineRule="auto" w:line="240" w:before="40"/>
             </w:pPr>
             <w:r>
               <w:t xml:space="preserve">nil</w:t>
@@ -17647,8 +17647,8 @@
             <w:pPr>
               <w:pStyle w:val="Compact"/>
               <w:jc w:val="left"/>
-              <w:ind w:firstLine="0" w:left="0" w:right="0"/>
-              <w:spacing w:lineRule="auto" w:before="40" w:line="240" w:after="40"/>
+              <w:ind w:right="0" w:firstLine="0" w:left="0"/>
+              <w:spacing w:after="40" w:lineRule="auto" w:line="240" w:before="40"/>
             </w:pPr>
             <w:r>
               <w:t xml:space="preserve">Prefix for inline-code dispatch (</w:t>
@@ -17687,8 +17687,8 @@
             <w:pPr>
               <w:pStyle w:val="Compact"/>
               <w:jc w:val="left"/>
-              <w:ind w:firstLine="0" w:left="0" w:right="0"/>
-              <w:spacing w:lineRule="auto" w:before="40" w:line="240" w:after="40"/>
+              <w:ind w:right="0" w:firstLine="0" w:left="0"/>
+              <w:spacing w:after="40" w:lineRule="auto" w:line="240" w:before="40"/>
             </w:pPr>
             <w:r>
               <w:rPr>
@@ -17704,8 +17704,8 @@
             <w:pPr>
               <w:pStyle w:val="Compact"/>
               <w:jc w:val="left"/>
-              <w:ind w:firstLine="0" w:left="0" w:right="0"/>
-              <w:spacing w:lineRule="auto" w:before="40" w:line="240" w:after="40"/>
+              <w:ind w:right="0" w:firstLine="0" w:left="0"/>
+              <w:spacing w:after="40" w:lineRule="auto" w:line="240" w:before="40"/>
             </w:pPr>
             <w:r>
               <w:t xml:space="preserve">list</w:t>
@@ -17718,8 +17718,8 @@
             <w:pPr>
               <w:pStyle w:val="Compact"/>
               <w:jc w:val="left"/>
-              <w:ind w:firstLine="0" w:left="0" w:right="0"/>
-              <w:spacing w:lineRule="auto" w:before="40" w:line="240" w:after="40"/>
+              <w:ind w:right="0" w:firstLine="0" w:left="0"/>
+              <w:spacing w:after="40" w:lineRule="auto" w:line="240" w:before="40"/>
             </w:pPr>
             <w:r>
               <w:t xml:space="preserve">nil</w:t>
@@ -17732,8 +17732,8 @@
             <w:pPr>
               <w:pStyle w:val="Compact"/>
               <w:jc w:val="left"/>
-              <w:ind w:firstLine="0" w:left="0" w:right="0"/>
-              <w:spacing w:lineRule="auto" w:before="40" w:line="240" w:after="40"/>
+              <w:ind w:right="0" w:firstLine="0" w:left="0"/>
+              <w:spacing w:after="40" w:lineRule="auto" w:line="240" w:before="40"/>
             </w:pPr>
             <w:r>
               <w:t xml:space="preserve">Alternative prefixes for the same view type.</w:t>
@@ -17748,8 +17748,8 @@
             <w:pPr>
               <w:pStyle w:val="Compact"/>
               <w:jc w:val="left"/>
-              <w:ind w:firstLine="0" w:left="0" w:right="0"/>
-              <w:spacing w:lineRule="auto" w:before="40" w:line="240" w:after="40"/>
+              <w:ind w:right="0" w:firstLine="0" w:left="0"/>
+              <w:spacing w:after="40" w:lineRule="auto" w:line="240" w:before="40"/>
             </w:pPr>
             <w:r>
               <w:rPr>
@@ -17765,8 +17765,8 @@
             <w:pPr>
               <w:pStyle w:val="Compact"/>
               <w:jc w:val="left"/>
-              <w:ind w:firstLine="0" w:left="0" w:right="0"/>
-              <w:spacing w:lineRule="auto" w:before="40" w:line="240" w:after="40"/>
+              <w:ind w:right="0" w:firstLine="0" w:left="0"/>
+              <w:spacing w:after="40" w:lineRule="auto" w:line="240" w:before="40"/>
             </w:pPr>
             <w:r>
               <w:t xml:space="preserve">string</w:t>
@@ -17779,8 +17779,8 @@
             <w:pPr>
               <w:pStyle w:val="Compact"/>
               <w:jc w:val="left"/>
-              <w:ind w:firstLine="0" w:left="0" w:right="0"/>
-              <w:spacing w:lineRule="auto" w:before="40" w:line="240" w:after="40"/>
+              <w:ind w:right="0" w:firstLine="0" w:left="0"/>
+              <w:spacing w:after="40" w:lineRule="auto" w:line="240" w:before="40"/>
             </w:pPr>
             <w:r>
               <w:t xml:space="preserve">nil</w:t>
@@ -17793,8 +17793,8 @@
             <w:pPr>
               <w:pStyle w:val="Compact"/>
               <w:jc w:val="left"/>
-              <w:ind w:firstLine="0" w:left="0" w:right="0"/>
-              <w:spacing w:lineRule="auto" w:before="40" w:line="240" w:after="40"/>
+              <w:ind w:right="0" w:firstLine="0" w:left="0"/>
+              <w:spacing w:after="40" w:lineRule="auto" w:line="240" w:before="40"/>
             </w:pPr>
             <w:r>
               <w:t xml:space="preserve">Strategy (</w:t>
@@ -17830,8 +17830,8 @@
             <w:pPr>
               <w:pStyle w:val="Compact"/>
               <w:jc w:val="left"/>
-              <w:ind w:firstLine="0" w:left="0" w:right="0"/>
-              <w:spacing w:lineRule="auto" w:before="40" w:line="240" w:after="40"/>
+              <w:ind w:right="0" w:firstLine="0" w:left="0"/>
+              <w:spacing w:after="40" w:lineRule="auto" w:line="240" w:before="40"/>
             </w:pPr>
             <w:r>
               <w:rPr>
@@ -17847,8 +17847,8 @@
             <w:pPr>
               <w:pStyle w:val="Compact"/>
               <w:jc w:val="left"/>
-              <w:ind w:firstLine="0" w:left="0" w:right="0"/>
-              <w:spacing w:lineRule="auto" w:before="40" w:line="240" w:after="40"/>
+              <w:ind w:right="0" w:firstLine="0" w:left="0"/>
+              <w:spacing w:after="40" w:lineRule="auto" w:line="240" w:before="40"/>
             </w:pPr>
             <w:r>
               <w:t xml:space="preserve">string</w:t>
@@ -17861,8 +17861,8 @@
             <w:pPr>
               <w:pStyle w:val="Compact"/>
               <w:jc w:val="left"/>
-              <w:ind w:firstLine="0" w:left="0" w:right="0"/>
-              <w:spacing w:lineRule="auto" w:before="40" w:line="240" w:after="40"/>
+              <w:ind w:right="0" w:firstLine="0" w:left="0"/>
+              <w:spacing w:after="40" w:lineRule="auto" w:line="240" w:before="40"/>
             </w:pPr>
             <w:r>
               <w:t xml:space="preserve">nil</w:t>
@@ -17875,8 +17875,8 @@
             <w:pPr>
               <w:pStyle w:val="Compact"/>
               <w:jc w:val="left"/>
-              <w:ind w:firstLine="0" w:left="0" w:right="0"/>
-              <w:spacing w:lineRule="auto" w:before="40" w:line="240" w:after="40"/>
+              <w:ind w:right="0" w:firstLine="0" w:left="0"/>
+              <w:spacing w:after="40" w:lineRule="auto" w:line="240" w:before="40"/>
             </w:pPr>
             <w:r>
               <w:t xml:space="preserve">Counter group for numbered views.</w:t>
@@ -17891,8 +17891,8 @@
             <w:pPr>
               <w:pStyle w:val="Compact"/>
               <w:jc w:val="left"/>
-              <w:ind w:firstLine="0" w:left="0" w:right="0"/>
-              <w:spacing w:lineRule="auto" w:before="40" w:line="240" w:after="40"/>
+              <w:ind w:right="0" w:firstLine="0" w:left="0"/>
+              <w:spacing w:after="40" w:lineRule="auto" w:line="240" w:before="40"/>
             </w:pPr>
             <w:r>
               <w:rPr>
@@ -17908,8 +17908,8 @@
             <w:pPr>
               <w:pStyle w:val="Compact"/>
               <w:jc w:val="left"/>
-              <w:ind w:firstLine="0" w:left="0" w:right="0"/>
-              <w:spacing w:lineRule="auto" w:before="40" w:line="240" w:after="40"/>
+              <w:ind w:right="0" w:firstLine="0" w:left="0"/>
+              <w:spacing w:after="40" w:lineRule="auto" w:line="240" w:before="40"/>
             </w:pPr>
             <w:r>
               <w:t xml:space="preserve">string</w:t>
@@ -17922,8 +17922,8 @@
             <w:pPr>
               <w:pStyle w:val="Compact"/>
               <w:jc w:val="left"/>
-              <w:ind w:firstLine="0" w:left="0" w:right="0"/>
-              <w:spacing w:lineRule="auto" w:before="40" w:line="240" w:after="40"/>
+              <w:ind w:right="0" w:firstLine="0" w:left="0"/>
+              <w:spacing w:after="40" w:lineRule="auto" w:line="240" w:before="40"/>
             </w:pPr>
             <w:r>
               <w:t xml:space="preserve">nil</w:t>
@@ -17936,8 +17936,8 @@
             <w:pPr>
               <w:pStyle w:val="Compact"/>
               <w:jc w:val="left"/>
-              <w:ind w:firstLine="0" w:left="0" w:right="0"/>
-              <w:spacing w:lineRule="auto" w:before="40" w:line="240" w:after="40"/>
+              <w:ind w:right="0" w:firstLine="0" w:left="0"/>
+              <w:spacing w:after="40" w:lineRule="auto" w:line="240" w:before="40"/>
             </w:pPr>
             <w:r>
               <w:t xml:space="preserve">The view-element subtype this view aggregates (e.g. </w:t>
@@ -17961,8 +17961,8 @@
             <w:pPr>
               <w:pStyle w:val="Compact"/>
               <w:jc w:val="left"/>
-              <w:ind w:firstLine="0" w:left="0" w:right="0"/>
-              <w:spacing w:lineRule="auto" w:before="40" w:line="240" w:after="40"/>
+              <w:ind w:right="0" w:firstLine="0" w:left="0"/>
+              <w:spacing w:after="40" w:lineRule="auto" w:line="240" w:before="40"/>
             </w:pPr>
             <w:r>
               <w:rPr>
@@ -17978,8 +17978,8 @@
             <w:pPr>
               <w:pStyle w:val="Compact"/>
               <w:jc w:val="left"/>
-              <w:ind w:firstLine="0" w:left="0" w:right="0"/>
-              <w:spacing w:lineRule="auto" w:before="40" w:line="240" w:after="40"/>
+              <w:ind w:right="0" w:firstLine="0" w:left="0"/>
+              <w:spacing w:after="40" w:lineRule="auto" w:line="240" w:before="40"/>
             </w:pPr>
             <w:r>
               <w:t xml:space="preserve">boolean</w:t>
@@ -17992,8 +17992,8 @@
             <w:pPr>
               <w:pStyle w:val="Compact"/>
               <w:jc w:val="left"/>
-              <w:ind w:firstLine="0" w:left="0" w:right="0"/>
-              <w:spacing w:lineRule="auto" w:before="40" w:line="240" w:after="40"/>
+              <w:ind w:right="0" w:firstLine="0" w:left="0"/>
+              <w:spacing w:after="40" w:lineRule="auto" w:line="240" w:before="40"/>
             </w:pPr>
             <w:r>
               <w:t xml:space="preserve">false</w:t>
@@ -18006,8 +18006,8 @@
             <w:pPr>
               <w:pStyle w:val="Compact"/>
               <w:jc w:val="left"/>
-              <w:ind w:firstLine="0" w:left="0" w:right="0"/>
-              <w:spacing w:lineRule="auto" w:before="40" w:line="240" w:after="40"/>
+              <w:ind w:right="0" w:firstLine="0" w:left="0"/>
+              <w:spacing w:after="40" w:lineRule="auto" w:line="240" w:before="40"/>
             </w:pPr>
             <w:r>
               <w:t xml:space="preserve">See</w:t>
@@ -18296,7 +18296,7 @@
     </w:p>
     <w:p>
       <w:pPr>
-        <w:spacing w:after="0" w:before="0" w:line="20" w:lineRule="exact"/>
+        <w:spacing w:line="20" w:lineRule="exact" w:before="0" w:after="0"/>
         <w:rPr>
           <w:sz w:val="2"/>
         </w:rPr>
@@ -19240,7 +19240,7 @@
     </w:p>
     <w:p>
       <w:pPr>
-        <w:spacing w:after="0" w:before="0" w:line="20" w:lineRule="exact"/>
+        <w:spacing w:line="20" w:lineRule="exact" w:before="0" w:after="0"/>
         <w:rPr>
           <w:sz w:val="2"/>
         </w:rPr>
@@ -19438,7 +19438,7 @@
     </w:p>
     <w:p>
       <w:pPr>
-        <w:spacing w:after="0" w:before="0" w:line="20" w:lineRule="exact"/>
+        <w:spacing w:line="20" w:lineRule="exact" w:before="0" w:after="0"/>
         <w:rPr>
           <w:sz w:val="2"/>
         </w:rPr>
@@ -22114,7 +22114,7 @@
     </w:p>
     <w:p>
       <w:pPr>
-        <w:spacing w:after="0" w:before="0" w:line="20" w:lineRule="exact"/>
+        <w:spacing w:line="20" w:lineRule="exact" w:before="0" w:after="0"/>
         <w:rPr>
           <w:sz w:val="2"/>
         </w:rPr>
@@ -22156,18 +22156,18 @@
         <w:tblLook w:firstRow="1" w:lastRow="0" w:firstColumn="0" w:lastColumn="0" w:noHBand="0" w:noVBand="0" w:val="0020"/>
         <w:jc w:val="start"/>
         <w:tblBorders>
-          <w:top w:color="000000" w:space="0" w:sz="6" w:val="single"/>
-          <w:left w:color="000000" w:space="0" w:sz="6" w:val="single"/>
-          <w:bottom w:color="000000" w:space="0" w:sz="6" w:val="single"/>
-          <w:right w:color="000000" w:space="0" w:sz="6" w:val="single"/>
-          <w:insideH w:color="000000" w:space="0" w:sz="6" w:val="single"/>
-          <w:insideV w:color="000000" w:space="0" w:sz="6" w:val="single"/>
+          <w:top w:space="0" w:color="000000" w:val="single" w:sz="6"/>
+          <w:left w:space="0" w:color="000000" w:val="single" w:sz="6"/>
+          <w:bottom w:space="0" w:color="000000" w:val="single" w:sz="6"/>
+          <w:right w:space="0" w:color="000000" w:val="single" w:sz="6"/>
+          <w:insideH w:space="0" w:color="000000" w:val="single" w:sz="6"/>
+          <w:insideV w:space="0" w:color="000000" w:val="single" w:sz="6"/>
         </w:tblBorders>
         <w:tblCellMar>
-          <w:top w:w="57" w:type="dxa"/>
-          <w:left w:w="108" w:type="dxa"/>
-          <w:bottom w:w="57" w:type="dxa"/>
-          <w:right w:w="108" w:type="dxa"/>
+          <w:top w:type="dxa" w:w="57"/>
+          <w:left w:type="dxa" w:w="108"/>
+          <w:bottom w:type="dxa" w:w="57"/>
+          <w:right w:type="dxa" w:w="108"/>
         </w:tblCellMar>
       </w:tblPr>
       <w:tblGrid>
@@ -22180,14 +22180,14 @@
         </w:trPr>
         <w:tc>
           <w:tcPr>
-            <w:shd w:color="auto" w:fill="E8E8E8" w:val="clear"/>
+            <w:shd w:color="auto" w:val="clear" w:fill="E8E8E8"/>
           </w:tcPr>
           <w:p>
             <w:pPr>
               <w:pStyle w:val="Compact"/>
               <w:jc w:val="left"/>
-              <w:ind w:firstLine="0" w:left="0" w:right="0"/>
-              <w:spacing w:lineRule="auto" w:before="40" w:line="240" w:after="40"/>
+              <w:ind w:right="0" w:firstLine="0" w:left="0"/>
+              <w:spacing w:after="40" w:lineRule="auto" w:line="240" w:before="40"/>
             </w:pPr>
             <w:r>
               <w:rPr>
@@ -22199,14 +22199,14 @@
         </w:tc>
         <w:tc>
           <w:tcPr>
-            <w:shd w:color="auto" w:fill="E8E8E8" w:val="clear"/>
+            <w:shd w:color="auto" w:val="clear" w:fill="E8E8E8"/>
           </w:tcPr>
           <w:p>
             <w:pPr>
               <w:pStyle w:val="Compact"/>
               <w:jc w:val="left"/>
-              <w:ind w:firstLine="0" w:left="0" w:right="0"/>
-              <w:spacing w:lineRule="auto" w:before="40" w:line="240" w:after="40"/>
+              <w:ind w:right="0" w:firstLine="0" w:left="0"/>
+              <w:spacing w:after="40" w:lineRule="auto" w:line="240" w:before="40"/>
             </w:pPr>
             <w:r>
               <w:rPr>
@@ -22224,8 +22224,8 @@
             <w:pPr>
               <w:pStyle w:val="Compact"/>
               <w:jc w:val="left"/>
-              <w:ind w:firstLine="0" w:left="0" w:right="0"/>
-              <w:spacing w:lineRule="auto" w:before="40" w:line="240" w:after="40"/>
+              <w:ind w:right="0" w:firstLine="0" w:left="0"/>
+              <w:spacing w:after="40" w:lineRule="auto" w:line="240" w:before="40"/>
             </w:pPr>
             <w:r>
               <w:rPr>
@@ -22265,8 +22265,8 @@
             <w:pPr>
               <w:pStyle w:val="Compact"/>
               <w:jc w:val="left"/>
-              <w:ind w:firstLine="0" w:left="0" w:right="0"/>
-              <w:spacing w:lineRule="auto" w:before="40" w:line="240" w:after="40"/>
+              <w:ind w:right="0" w:firstLine="0" w:left="0"/>
+              <w:spacing w:after="40" w:lineRule="auto" w:line="240" w:before="40"/>
             </w:pPr>
             <w:r>
               <w:t xml:space="preserve">Process and options.</w:t>
@@ -22311,8 +22311,8 @@
             <w:pPr>
               <w:pStyle w:val="Compact"/>
               <w:jc w:val="left"/>
-              <w:ind w:firstLine="0" w:left="0" w:right="0"/>
-              <w:spacing w:lineRule="auto" w:before="40" w:line="240" w:after="40"/>
+              <w:ind w:right="0" w:firstLine="0" w:left="0"/>
+              <w:spacing w:after="40" w:lineRule="auto" w:line="240" w:before="40"/>
             </w:pPr>
             <w:r>
               <w:rPr>
@@ -22328,8 +22328,8 @@
             <w:pPr>
               <w:pStyle w:val="Compact"/>
               <w:jc w:val="left"/>
-              <w:ind w:firstLine="0" w:left="0" w:right="0"/>
-              <w:spacing w:lineRule="auto" w:before="40" w:line="240" w:after="40"/>
+              <w:ind w:right="0" w:firstLine="0" w:left="0"/>
+              <w:spacing w:after="40" w:lineRule="auto" w:line="240" w:before="40"/>
             </w:pPr>
             <w:r>
               <w:t xml:space="preserve">File-based cache key. If the file already exists, the process is not spawned —</w:t>
@@ -22359,8 +22359,8 @@
             <w:pPr>
               <w:pStyle w:val="Compact"/>
               <w:jc w:val="left"/>
-              <w:ind w:firstLine="0" w:left="0" w:right="0"/>
-              <w:spacing w:lineRule="auto" w:before="40" w:line="240" w:after="40"/>
+              <w:ind w:right="0" w:firstLine="0" w:left="0"/>
+              <w:spacing w:after="40" w:lineRule="auto" w:line="240" w:before="40"/>
             </w:pPr>
             <w:r>
               <w:rPr>
@@ -22376,8 +22376,8 @@
             <w:pPr>
               <w:pStyle w:val="Compact"/>
               <w:jc w:val="left"/>
-              <w:ind w:firstLine="0" w:left="0" w:right="0"/>
-              <w:spacing w:lineRule="auto" w:before="40" w:line="240" w:after="40"/>
+              <w:ind w:right="0" w:firstLine="0" w:left="0"/>
+              <w:spacing w:after="40" w:lineRule="auto" w:line="240" w:before="40"/>
             </w:pPr>
             <w:r>
               <w:t xml:space="preserve">Arbitrary table passed through to</w:t>
@@ -22429,7 +22429,7 @@
     </w:p>
     <w:p>
       <w:pPr>
-        <w:spacing w:after="0" w:before="0" w:line="20" w:lineRule="exact"/>
+        <w:spacing w:line="20" w:lineRule="exact" w:before="0" w:after="0"/>
         <w:rPr>
           <w:sz w:val="2"/>
         </w:rPr>
@@ -22917,9 +22917,9 @@
     </w:p>
     <w:bookmarkEnd w:id="51"/>
     <w:sectPr>
-      <w:footerReference w:type="default" r:id="rId9200"/>
-      <w:headerReference w:type="default" r:id="rId9101"/>
-      <w:headerReference w:type="first" r:id="rId9100"/>
+      <w:footerReference r:id="rId9200" w:type="default"/>
+      <w:headerReference r:id="rId9101" w:type="default"/>
+      <w:headerReference r:id="rId9100" w:type="first"/>
       <w:titlePg/>
     </w:sectPr>
   </w:body>
@@ -22931,17 +22931,17 @@
 </file>
 
 <file path=word/footer1.xml><?xml version="1.0" encoding="utf-8"?>
-<w:ftr xmlns:r="http://schemas.openxmlformats.org/officeDocument/2006/relationships" xmlns:w="http://schemas.openxmlformats.org/wordprocessingml/2006/main">
+<w:ftr xmlns:w="http://schemas.openxmlformats.org/wordprocessingml/2006/main" xmlns:r="http://schemas.openxmlformats.org/officeDocument/2006/relationships">
   <w:tbl>
     <w:tblPr>
-      <w:tblW w:w="5000" w:type="pct"/>
+      <w:tblW w:type="pct" w:w="5000"/>
       <w:tblBorders>
-        <w:top w:color="CCCCCC" w:space="1" w:sz="4" w:val="single"/>
-        <w:bottom w:color="auto" w:space="0" w:sz="0" w:val="none"/>
-        <w:left w:color="auto" w:space="0" w:sz="0" w:val="none"/>
-        <w:right w:color="auto" w:space="0" w:sz="0" w:val="none"/>
-        <w:insideH w:color="auto" w:space="0" w:sz="0" w:val="none"/>
-        <w:insideV w:color="auto" w:space="0" w:sz="0" w:val="none"/>
+        <w:top w:space="1" w:color="CCCCCC" w:val="single" w:sz="4"/>
+        <w:bottom w:space="0" w:color="auto" w:val="none" w:sz="0"/>
+        <w:left w:space="0" w:color="auto" w:val="none" w:sz="0"/>
+        <w:right w:space="0" w:color="auto" w:val="none" w:sz="0"/>
+        <w:insideH w:space="0" w:color="auto" w:val="none" w:sz="0"/>
+        <w:insideV w:space="0" w:color="auto" w:val="none" w:sz="0"/>
       </w:tblBorders>
       <w:tblLayout w:type="fixed"/>
     </w:tblPr>
@@ -22953,7 +22953,7 @@
     <w:tr>
       <w:tc>
         <w:tcPr>
-          <w:tcW w:w="1667" w:type="pct"/>
+          <w:tcW w:type="pct" w:w="1667"/>
         </w:tcPr>
         <w:p>
           <w:pPr>
@@ -22967,7 +22967,7 @@
       </w:tc>
       <w:tc>
         <w:tcPr>
-          <w:tcW w:w="1667" w:type="pct"/>
+          <w:tcW w:type="pct" w:w="1667"/>
         </w:tcPr>
         <w:p>
           <w:pPr>
@@ -22981,7 +22981,7 @@
       </w:tc>
       <w:tc>
         <w:tcPr>
-          <w:tcW w:w="1667" w:type="pct"/>
+          <w:tcW w:type="pct" w:w="1667"/>
         </w:tcPr>
         <w:p>
           <w:pPr>
@@ -23057,7 +23057,7 @@
 </file>
 
 <file path=word/header1.xml><?xml version="1.0" encoding="utf-8"?>
-<w:hdr xmlns:r="http://schemas.openxmlformats.org/officeDocument/2006/relationships" xmlns:w="http://schemas.openxmlformats.org/wordprocessingml/2006/main">
+<w:hdr xmlns:w="http://schemas.openxmlformats.org/wordprocessingml/2006/main" xmlns:r="http://schemas.openxmlformats.org/officeDocument/2006/relationships">
   <w:p>
     <w:pPr>
       <w:pStyle w:val="Header"/>
@@ -23067,7 +23067,7 @@
 </file>
 
 <file path=word/header2.xml><?xml version="1.0" encoding="utf-8"?>
-<w:hdr xmlns:r="http://schemas.openxmlformats.org/officeDocument/2006/relationships" xmlns:w="http://schemas.openxmlformats.org/wordprocessingml/2006/main">
+<w:hdr xmlns:w="http://schemas.openxmlformats.org/wordprocessingml/2006/main" xmlns:r="http://schemas.openxmlformats.org/officeDocument/2006/relationships">
   <w:p>
     <w:pPr>
       <w:pStyle w:val="Header"/>
@@ -23110,7 +23110,7 @@
       <w:lvlText w:val="%1"/>
       <w:lvlJc w:val="left"/>
       <w:pPr>
-        <w:ind w:left="0" w:hanging="0"/>
+        <w:ind w:hanging="0" w:left="0"/>
       </w:pPr>
     </w:lvl>
     <w:lvl w:ilvl="1">
@@ -23122,7 +23122,7 @@
       <w:lvlText w:val="%1.%2"/>
       <w:lvlJc w:val="left"/>
       <w:pPr>
-        <w:ind w:left="0" w:hanging="0"/>
+        <w:ind w:hanging="0" w:left="0"/>
       </w:pPr>
     </w:lvl>
     <w:lvl w:ilvl="2">
@@ -23134,7 +23134,7 @@
       <w:lvlText w:val="%1.%2.%3"/>
       <w:lvlJc w:val="left"/>
       <w:pPr>
-        <w:ind w:left="0" w:hanging="0"/>
+        <w:ind w:hanging="0" w:left="0"/>
       </w:pPr>
     </w:lvl>
     <w:lvl w:ilvl="3">
@@ -23146,7 +23146,7 @@
       <w:lvlText w:val="%1.%2.%3.%4"/>
       <w:lvlJc w:val="left"/>
       <w:pPr>
-        <w:ind w:left="0" w:hanging="0"/>
+        <w:ind w:hanging="0" w:left="0"/>
       </w:pPr>
     </w:lvl>
     <w:lvl w:ilvl="4">
@@ -23158,7 +23158,7 @@
       <w:lvlText w:val="%1.%2.%3.%4.%5"/>
       <w:lvlJc w:val="left"/>
       <w:pPr>
-        <w:ind w:left="0" w:hanging="0"/>
+        <w:ind w:hanging="0" w:left="0"/>
       </w:pPr>
     </w:lvl>
   </w:abstractNum>
@@ -24222,18 +24222,18 @@
     <w:basedOn w:val="VerbatimChar"/>
     <w:rPr/>
   </w:style>
-  <w:style w:styleId="SpecObjectHeader" w:type="paragraph" w:customStyle="1">
+  <w:style w:customStyle="1" w:styleId="SpecObjectHeader" w:type="paragraph">
     <w:name w:val="Spec Object Header"/>
     <w:basedOn w:val="Normal"/>
     <w:next w:val="FirstParagraph"/>
     <w:qFormat/>
     <w:pPr>
       <w:keepNext/>
-      <w:spacing w:lineRule="auto" w:before="280" w:line="276" w:after="120"/>
+      <w:spacing w:after="120" w:lineRule="auto" w:line="276" w:before="280"/>
       <w:outlineLvl w:val="0"/>
     </w:pPr>
     <w:rPr>
-      <w:rFonts w:hAnsi="Calibri Light" w:ascii="Calibri Light" w:cs="Calibri Light"/>
+      <w:rFonts w:ascii="Calibri Light" w:hAnsi="Calibri Light" w:cs="Calibri Light"/>
       <w:b/>
       <w:bCs/>
       <w:color w:val="0F4C64"/>

--- a/manual/downloads/creating-a-model.docx
+++ b/manual/downloads/creating-a-model.docx
@@ -420,7 +420,7 @@
           <w:sz w:val="2"/>
         </w:rPr>
       </w:pPr>
-      <w:bookmarkStart w:name="listing-src-model-quickstart" w:id="32204"/>
+      <w:bookmarkStart w:id="32204" w:name="listing-src-model-quickstart"/>
       <w:bookmarkEnd w:id="32204"/>
     </w:p>
     <w:p>
@@ -968,7 +968,7 @@
           <w:sz w:val="2"/>
         </w:rPr>
       </w:pPr>
-      <w:bookmarkStart w:name="listing-src-model-adr-layout" w:id="21471"/>
+      <w:bookmarkStart w:id="21471" w:name="listing-src-model-adr-layout"/>
       <w:bookmarkEnd w:id="21471"/>
     </w:p>
     <w:p>
@@ -1079,7 +1079,7 @@
           <w:sz w:val="2"/>
         </w:rPr>
       </w:pPr>
-      <w:bookmarkStart w:name="listing-src-model-adr-descriptor" w:id="36868"/>
+      <w:bookmarkStart w:id="36868" w:name="listing-src-model-adr-descriptor"/>
       <w:bookmarkEnd w:id="36868"/>
     </w:p>
     <w:p>
@@ -1894,7 +1894,7 @@
           <w:sz w:val="2"/>
         </w:rPr>
       </w:pPr>
-      <w:bookmarkStart w:name="listing-src-model-adr-usage" w:id="5934"/>
+      <w:bookmarkStart w:id="5934" w:name="listing-src-model-adr-usage"/>
       <w:bookmarkEnd w:id="5934"/>
     </w:p>
     <w:p>
@@ -2241,7 +2241,7 @@
           <w:sz w:val="2"/>
         </w:rPr>
       </w:pPr>
-      <w:bookmarkStart w:name="listing-src-model-directory-layout" w:id="46561"/>
+      <w:bookmarkStart w:id="46561" w:name="listing-src-model-directory-layout"/>
       <w:bookmarkEnd w:id="46561"/>
     </w:p>
     <w:p>
@@ -2431,7 +2431,7 @@
           <w:sz w:val="2"/>
         </w:rPr>
       </w:pPr>
-      <w:bookmarkStart w:name="listing-src-model-manifest" w:id="28870"/>
+      <w:bookmarkStart w:id="28870" w:name="listing-src-model-manifest"/>
       <w:bookmarkEnd w:id="28870"/>
     </w:p>
     <w:p>
@@ -2671,7 +2671,7 @@
           <w:sz w:val="2"/>
         </w:rPr>
       </w:pPr>
-      <w:bookmarkStart w:name="csv-tbl-model-categories" w:id="36631"/>
+      <w:bookmarkStart w:id="36631" w:name="csv-tbl-model-categories"/>
       <w:bookmarkEnd w:id="36631"/>
     </w:p>
     <w:p>
@@ -2708,18 +2708,18 @@
         <w:tblLook w:firstRow="1" w:lastRow="0" w:firstColumn="0" w:lastColumn="0" w:noHBand="0" w:noVBand="0" w:val="0020"/>
         <w:jc w:val="start"/>
         <w:tblBorders>
-          <w:top w:space="0" w:color="000000" w:val="single" w:sz="6"/>
-          <w:left w:space="0" w:color="000000" w:val="single" w:sz="6"/>
-          <w:bottom w:space="0" w:color="000000" w:val="single" w:sz="6"/>
-          <w:right w:space="0" w:color="000000" w:val="single" w:sz="6"/>
-          <w:insideH w:space="0" w:color="000000" w:val="single" w:sz="6"/>
-          <w:insideV w:space="0" w:color="000000" w:val="single" w:sz="6"/>
+          <w:top w:space="0" w:val="single" w:color="000000" w:sz="6"/>
+          <w:left w:space="0" w:val="single" w:color="000000" w:sz="6"/>
+          <w:bottom w:space="0" w:val="single" w:color="000000" w:sz="6"/>
+          <w:right w:space="0" w:val="single" w:color="000000" w:sz="6"/>
+          <w:insideH w:space="0" w:val="single" w:color="000000" w:sz="6"/>
+          <w:insideV w:space="0" w:val="single" w:color="000000" w:sz="6"/>
         </w:tblBorders>
         <w:tblCellMar>
-          <w:top w:type="dxa" w:w="57"/>
-          <w:left w:type="dxa" w:w="108"/>
-          <w:bottom w:type="dxa" w:w="57"/>
-          <w:right w:type="dxa" w:w="108"/>
+          <w:top w:w="57" w:type="dxa"/>
+          <w:left w:w="108" w:type="dxa"/>
+          <w:bottom w:w="57" w:type="dxa"/>
+          <w:right w:w="108" w:type="dxa"/>
         </w:tblCellMar>
       </w:tblPr>
       <w:tblGrid>
@@ -2740,8 +2740,8 @@
             <w:pPr>
               <w:pStyle w:val="Compact"/>
               <w:jc w:val="left"/>
-              <w:ind w:right="0" w:firstLine="0" w:left="0"/>
-              <w:spacing w:after="40" w:lineRule="auto" w:line="240" w:before="40"/>
+              <w:ind w:right="0" w:left="0" w:firstLine="0"/>
+              <w:spacing w:after="40" w:lineRule="auto" w:before="40" w:line="240"/>
             </w:pPr>
             <w:r>
               <w:rPr>
@@ -2759,8 +2759,8 @@
             <w:pPr>
               <w:pStyle w:val="Compact"/>
               <w:jc w:val="left"/>
-              <w:ind w:right="0" w:firstLine="0" w:left="0"/>
-              <w:spacing w:after="40" w:lineRule="auto" w:line="240" w:before="40"/>
+              <w:ind w:right="0" w:left="0" w:firstLine="0"/>
+              <w:spacing w:after="40" w:lineRule="auto" w:before="40" w:line="240"/>
             </w:pPr>
             <w:r>
               <w:rPr>
@@ -2779,8 +2779,8 @@
             <w:pPr>
               <w:pStyle w:val="Compact"/>
               <w:jc w:val="left"/>
-              <w:ind w:right="0" w:firstLine="0" w:left="0"/>
-              <w:spacing w:after="40" w:lineRule="auto" w:line="240" w:before="40"/>
+              <w:ind w:right="0" w:left="0" w:firstLine="0"/>
+              <w:spacing w:after="40" w:lineRule="auto" w:before="40" w:line="240"/>
             </w:pPr>
             <w:r>
               <w:rPr>
@@ -2798,8 +2798,8 @@
             <w:pPr>
               <w:pStyle w:val="Compact"/>
               <w:jc w:val="left"/>
-              <w:ind w:right="0" w:firstLine="0" w:left="0"/>
-              <w:spacing w:after="40" w:lineRule="auto" w:line="240" w:before="40"/>
+              <w:ind w:right="0" w:left="0" w:firstLine="0"/>
+              <w:spacing w:after="40" w:lineRule="auto" w:before="40" w:line="240"/>
             </w:pPr>
             <w:r>
               <w:rPr>
@@ -2817,8 +2817,8 @@
             <w:pPr>
               <w:pStyle w:val="Compact"/>
               <w:jc w:val="left"/>
-              <w:ind w:right="0" w:firstLine="0" w:left="0"/>
-              <w:spacing w:after="40" w:lineRule="auto" w:line="240" w:before="40"/>
+              <w:ind w:right="0" w:left="0" w:firstLine="0"/>
+              <w:spacing w:after="40" w:lineRule="auto" w:before="40" w:line="240"/>
             </w:pPr>
             <w:r>
               <w:t xml:space="preserve">Object</w:t>
@@ -2831,8 +2831,8 @@
             <w:pPr>
               <w:pStyle w:val="Compact"/>
               <w:jc w:val="left"/>
-              <w:ind w:right="0" w:firstLine="0" w:left="0"/>
-              <w:spacing w:after="40" w:lineRule="auto" w:line="240" w:before="40"/>
+              <w:ind w:right="0" w:left="0" w:firstLine="0"/>
+              <w:spacing w:after="40" w:lineRule="auto" w:before="40" w:line="240"/>
             </w:pPr>
             <w:r>
               <w:rPr>
@@ -2848,8 +2848,8 @@
             <w:pPr>
               <w:pStyle w:val="Compact"/>
               <w:jc w:val="left"/>
-              <w:ind w:right="0" w:firstLine="0" w:left="0"/>
-              <w:spacing w:after="40" w:lineRule="auto" w:line="240" w:before="40"/>
+              <w:ind w:right="0" w:left="0" w:firstLine="0"/>
+              <w:spacing w:after="40" w:lineRule="auto" w:before="40" w:line="240"/>
             </w:pPr>
             <w:r>
               <w:rPr>
@@ -2865,8 +2865,8 @@
             <w:pPr>
               <w:pStyle w:val="Compact"/>
               <w:jc w:val="left"/>
-              <w:ind w:right="0" w:firstLine="0" w:left="0"/>
-              <w:spacing w:after="40" w:lineRule="auto" w:line="240" w:before="40"/>
+              <w:ind w:right="0" w:left="0" w:firstLine="0"/>
+              <w:spacing w:after="40" w:lineRule="auto" w:before="40" w:line="240"/>
             </w:pPr>
             <w:r>
               <w:t xml:space="preserve">none (omit</w:t>
@@ -2902,8 +2902,8 @@
             <w:pPr>
               <w:pStyle w:val="Compact"/>
               <w:jc w:val="left"/>
-              <w:ind w:right="0" w:firstLine="0" w:left="0"/>
-              <w:spacing w:after="40" w:lineRule="auto" w:line="240" w:before="40"/>
+              <w:ind w:right="0" w:left="0" w:firstLine="0"/>
+              <w:spacing w:after="40" w:lineRule="auto" w:before="40" w:line="240"/>
             </w:pPr>
             <w:r>
               <w:t xml:space="preserve">Float</w:t>
@@ -2916,8 +2916,8 @@
             <w:pPr>
               <w:pStyle w:val="Compact"/>
               <w:jc w:val="left"/>
-              <w:ind w:right="0" w:firstLine="0" w:left="0"/>
-              <w:spacing w:after="40" w:lineRule="auto" w:line="240" w:before="40"/>
+              <w:ind w:right="0" w:left="0" w:firstLine="0"/>
+              <w:spacing w:after="40" w:lineRule="auto" w:before="40" w:line="240"/>
             </w:pPr>
             <w:r>
               <w:rPr>
@@ -2933,8 +2933,8 @@
             <w:pPr>
               <w:pStyle w:val="Compact"/>
               <w:jc w:val="left"/>
-              <w:ind w:right="0" w:firstLine="0" w:left="0"/>
-              <w:spacing w:after="40" w:lineRule="auto" w:line="240" w:before="40"/>
+              <w:ind w:right="0" w:left="0" w:firstLine="0"/>
+              <w:spacing w:after="40" w:lineRule="auto" w:before="40" w:line="240"/>
             </w:pPr>
             <w:r>
               <w:rPr>
@@ -2950,8 +2950,8 @@
             <w:pPr>
               <w:pStyle w:val="Compact"/>
               <w:jc w:val="left"/>
-              <w:ind w:right="0" w:firstLine="0" w:left="0"/>
-              <w:spacing w:after="40" w:lineRule="auto" w:line="240" w:before="40"/>
+              <w:ind w:right="0" w:left="0" w:firstLine="0"/>
+              <w:spacing w:after="40" w:lineRule="auto" w:before="40" w:line="240"/>
             </w:pPr>
             <w:r>
               <w:rPr>
@@ -2986,6 +2986,36 @@
               </w:rPr>
               <w:t xml:space="preserve">handle_result</w:t>
             </w:r>
+            <w:r>
+              <w:t xml:space="preserve"> </w:t>
+            </w:r>
+            <w:r>
+              <w:t xml:space="preserve">(optionally</w:t>
+            </w:r>
+            <w:r>
+              <w:t xml:space="preserve"> </w:t>
+            </w:r>
+            <w:r>
+              <w:rPr>
+                <w:rStyle w:val="VerbatimChar"/>
+              </w:rPr>
+              <w:t xml:space="preserve">format_link</w:t>
+            </w:r>
+            <w:r>
+              <w:t xml:space="preserve">,</w:t>
+            </w:r>
+            <w:r>
+              <w:t xml:space="preserve"> </w:t>
+            </w:r>
+            <w:r>
+              <w:rPr>
+                <w:rStyle w:val="VerbatimChar"/>
+              </w:rPr>
+              <w:t xml:space="preserve">mask_comments</w:t>
+            </w:r>
+            <w:r>
+              <w:t xml:space="preserve">)</w:t>
+            </w:r>
           </w:p>
         </w:tc>
       </w:tr>
@@ -2996,8 +3026,8 @@
             <w:pPr>
               <w:pStyle w:val="Compact"/>
               <w:jc w:val="left"/>
-              <w:ind w:right="0" w:firstLine="0" w:left="0"/>
-              <w:spacing w:after="40" w:lineRule="auto" w:line="240" w:before="40"/>
+              <w:ind w:right="0" w:left="0" w:firstLine="0"/>
+              <w:spacing w:after="40" w:lineRule="auto" w:before="40" w:line="240"/>
             </w:pPr>
             <w:r>
               <w:t xml:space="preserve">Relation</w:t>
@@ -3010,8 +3040,8 @@
             <w:pPr>
               <w:pStyle w:val="Compact"/>
               <w:jc w:val="left"/>
-              <w:ind w:right="0" w:firstLine="0" w:left="0"/>
-              <w:spacing w:after="40" w:lineRule="auto" w:line="240" w:before="40"/>
+              <w:ind w:right="0" w:left="0" w:firstLine="0"/>
+              <w:spacing w:after="40" w:lineRule="auto" w:before="40" w:line="240"/>
             </w:pPr>
             <w:r>
               <w:rPr>
@@ -3027,8 +3057,8 @@
             <w:pPr>
               <w:pStyle w:val="Compact"/>
               <w:jc w:val="left"/>
-              <w:ind w:right="0" w:firstLine="0" w:left="0"/>
-              <w:spacing w:after="40" w:lineRule="auto" w:line="240" w:before="40"/>
+              <w:ind w:right="0" w:left="0" w:firstLine="0"/>
+              <w:spacing w:after="40" w:lineRule="auto" w:before="40" w:line="240"/>
             </w:pPr>
             <w:r>
               <w:rPr>
@@ -3044,8 +3074,8 @@
             <w:pPr>
               <w:pStyle w:val="Compact"/>
               <w:jc w:val="left"/>
-              <w:ind w:right="0" w:firstLine="0" w:left="0"/>
-              <w:spacing w:after="40" w:lineRule="auto" w:line="240" w:before="40"/>
+              <w:ind w:right="0" w:left="0" w:firstLine="0"/>
+              <w:spacing w:after="40" w:lineRule="auto" w:before="40" w:line="240"/>
             </w:pPr>
             <w:r>
               <w:t xml:space="preserve">none,</w:t>
@@ -3081,8 +3111,8 @@
             <w:pPr>
               <w:pStyle w:val="Compact"/>
               <w:jc w:val="left"/>
-              <w:ind w:right="0" w:firstLine="0" w:left="0"/>
-              <w:spacing w:after="40" w:lineRule="auto" w:line="240" w:before="40"/>
+              <w:ind w:right="0" w:left="0" w:firstLine="0"/>
+              <w:spacing w:after="40" w:lineRule="auto" w:before="40" w:line="240"/>
             </w:pPr>
             <w:r>
               <w:t xml:space="preserve">View</w:t>
@@ -3095,8 +3125,8 @@
             <w:pPr>
               <w:pStyle w:val="Compact"/>
               <w:jc w:val="left"/>
-              <w:ind w:right="0" w:firstLine="0" w:left="0"/>
-              <w:spacing w:after="40" w:lineRule="auto" w:line="240" w:before="40"/>
+              <w:ind w:right="0" w:left="0" w:firstLine="0"/>
+              <w:spacing w:after="40" w:lineRule="auto" w:before="40" w:line="240"/>
             </w:pPr>
             <w:r>
               <w:rPr>
@@ -3112,8 +3142,8 @@
             <w:pPr>
               <w:pStyle w:val="Compact"/>
               <w:jc w:val="left"/>
-              <w:ind w:right="0" w:firstLine="0" w:left="0"/>
-              <w:spacing w:after="40" w:lineRule="auto" w:line="240" w:before="40"/>
+              <w:ind w:right="0" w:left="0" w:firstLine="0"/>
+              <w:spacing w:after="40" w:lineRule="auto" w:before="40" w:line="240"/>
             </w:pPr>
             <w:r>
               <w:rPr>
@@ -3129,8 +3159,8 @@
             <w:pPr>
               <w:pStyle w:val="Compact"/>
               <w:jc w:val="left"/>
-              <w:ind w:right="0" w:firstLine="0" w:left="0"/>
-              <w:spacing w:after="40" w:lineRule="auto" w:line="240" w:before="40"/>
+              <w:ind w:right="0" w:left="0" w:firstLine="0"/>
+              <w:spacing w:after="40" w:lineRule="auto" w:before="40" w:line="240"/>
             </w:pPr>
             <w:r>
               <w:rPr>
@@ -3184,8 +3214,8 @@
             <w:pPr>
               <w:pStyle w:val="Compact"/>
               <w:jc w:val="left"/>
-              <w:ind w:right="0" w:firstLine="0" w:left="0"/>
-              <w:spacing w:after="40" w:lineRule="auto" w:line="240" w:before="40"/>
+              <w:ind w:right="0" w:left="0" w:firstLine="0"/>
+              <w:spacing w:after="40" w:lineRule="auto" w:before="40" w:line="240"/>
             </w:pPr>
             <w:r>
               <w:t xml:space="preserve">Specification</w:t>
@@ -3198,8 +3228,8 @@
             <w:pPr>
               <w:pStyle w:val="Compact"/>
               <w:jc w:val="left"/>
-              <w:ind w:right="0" w:firstLine="0" w:left="0"/>
-              <w:spacing w:after="40" w:lineRule="auto" w:line="240" w:before="40"/>
+              <w:ind w:right="0" w:left="0" w:firstLine="0"/>
+              <w:spacing w:after="40" w:lineRule="auto" w:before="40" w:line="240"/>
             </w:pPr>
             <w:r>
               <w:rPr>
@@ -3215,8 +3245,8 @@
             <w:pPr>
               <w:pStyle w:val="Compact"/>
               <w:jc w:val="left"/>
-              <w:ind w:right="0" w:firstLine="0" w:left="0"/>
-              <w:spacing w:after="40" w:lineRule="auto" w:line="240" w:before="40"/>
+              <w:ind w:right="0" w:left="0" w:firstLine="0"/>
+              <w:spacing w:after="40" w:lineRule="auto" w:before="40" w:line="240"/>
             </w:pPr>
             <w:r>
               <w:rPr>
@@ -3232,8 +3262,8 @@
             <w:pPr>
               <w:pStyle w:val="Compact"/>
               <w:jc w:val="left"/>
-              <w:ind w:right="0" w:firstLine="0" w:left="0"/>
-              <w:spacing w:after="40" w:lineRule="auto" w:line="240" w:before="40"/>
+              <w:ind w:right="0" w:left="0" w:firstLine="0"/>
+              <w:spacing w:after="40" w:lineRule="auto" w:before="40" w:line="240"/>
             </w:pPr>
             <w:r>
               <w:t xml:space="preserve">none (omit</w:t>
@@ -3260,8 +3290,8 @@
             <w:pPr>
               <w:pStyle w:val="Compact"/>
               <w:jc w:val="left"/>
-              <w:ind w:right="0" w:firstLine="0" w:left="0"/>
-              <w:spacing w:after="40" w:lineRule="auto" w:line="240" w:before="40"/>
+              <w:ind w:right="0" w:left="0" w:firstLine="0"/>
+              <w:spacing w:after="40" w:lineRule="auto" w:before="40" w:line="240"/>
             </w:pPr>
             <w:r>
               <w:t xml:space="preserve">Analyze query</w:t>
@@ -3274,8 +3304,8 @@
             <w:pPr>
               <w:pStyle w:val="Compact"/>
               <w:jc w:val="left"/>
-              <w:ind w:right="0" w:firstLine="0" w:left="0"/>
-              <w:spacing w:after="40" w:lineRule="auto" w:line="240" w:before="40"/>
+              <w:ind w:right="0" w:left="0" w:firstLine="0"/>
+              <w:spacing w:after="40" w:lineRule="auto" w:before="40" w:line="240"/>
             </w:pPr>
             <w:r>
               <w:rPr>
@@ -3291,8 +3321,8 @@
             <w:pPr>
               <w:pStyle w:val="Compact"/>
               <w:jc w:val="left"/>
-              <w:ind w:right="0" w:firstLine="0" w:left="0"/>
-              <w:spacing w:after="40" w:lineRule="auto" w:line="240" w:before="40"/>
+              <w:ind w:right="0" w:left="0" w:firstLine="0"/>
+              <w:spacing w:after="40" w:lineRule="auto" w:before="40" w:line="240"/>
             </w:pPr>
             <w:r>
               <w:rPr>
@@ -3308,8 +3338,8 @@
             <w:pPr>
               <w:pStyle w:val="Compact"/>
               <w:jc w:val="left"/>
-              <w:ind w:right="0" w:firstLine="0" w:left="0"/>
-              <w:spacing w:after="40" w:lineRule="auto" w:line="240" w:before="40"/>
+              <w:ind w:right="0" w:left="0" w:firstLine="0"/>
+              <w:spacing w:after="40" w:lineRule="auto" w:before="40" w:line="240"/>
             </w:pPr>
             <w:r>
               <w:rPr>
@@ -3598,7 +3628,7 @@
           <w:sz w:val="2"/>
         </w:rPr>
       </w:pPr>
-      <w:bookmarkStart w:name="csv-tbl-model-hook-catalogue" w:id="5146"/>
+      <w:bookmarkStart w:id="5146" w:name="csv-tbl-model-hook-catalogue"/>
       <w:bookmarkEnd w:id="5146"/>
     </w:p>
     <w:p>
@@ -3635,18 +3665,18 @@
         <w:tblLook w:firstRow="1" w:lastRow="0" w:firstColumn="0" w:lastColumn="0" w:noHBand="0" w:noVBand="0" w:val="0020"/>
         <w:jc w:val="start"/>
         <w:tblBorders>
-          <w:top w:space="0" w:color="000000" w:val="single" w:sz="6"/>
-          <w:left w:space="0" w:color="000000" w:val="single" w:sz="6"/>
-          <w:bottom w:space="0" w:color="000000" w:val="single" w:sz="6"/>
-          <w:right w:space="0" w:color="000000" w:val="single" w:sz="6"/>
-          <w:insideH w:space="0" w:color="000000" w:val="single" w:sz="6"/>
-          <w:insideV w:space="0" w:color="000000" w:val="single" w:sz="6"/>
+          <w:top w:space="0" w:val="single" w:color="000000" w:sz="6"/>
+          <w:left w:space="0" w:val="single" w:color="000000" w:sz="6"/>
+          <w:bottom w:space="0" w:val="single" w:color="000000" w:sz="6"/>
+          <w:right w:space="0" w:val="single" w:color="000000" w:sz="6"/>
+          <w:insideH w:space="0" w:val="single" w:color="000000" w:sz="6"/>
+          <w:insideV w:space="0" w:val="single" w:color="000000" w:sz="6"/>
         </w:tblBorders>
         <w:tblCellMar>
-          <w:top w:type="dxa" w:w="57"/>
-          <w:left w:type="dxa" w:w="108"/>
-          <w:bottom w:type="dxa" w:w="57"/>
-          <w:right w:type="dxa" w:w="108"/>
+          <w:top w:w="57" w:type="dxa"/>
+          <w:left w:w="108" w:type="dxa"/>
+          <w:bottom w:w="57" w:type="dxa"/>
+          <w:right w:w="108" w:type="dxa"/>
         </w:tblCellMar>
       </w:tblPr>
       <w:tblGrid>
@@ -3668,8 +3698,8 @@
             <w:pPr>
               <w:pStyle w:val="Compact"/>
               <w:jc w:val="left"/>
-              <w:ind w:right="0" w:firstLine="0" w:left="0"/>
-              <w:spacing w:after="40" w:lineRule="auto" w:line="240" w:before="40"/>
+              <w:ind w:right="0" w:left="0" w:firstLine="0"/>
+              <w:spacing w:after="40" w:lineRule="auto" w:before="40" w:line="240"/>
             </w:pPr>
             <w:r>
               <w:rPr>
@@ -3687,8 +3717,8 @@
             <w:pPr>
               <w:pStyle w:val="Compact"/>
               <w:jc w:val="left"/>
-              <w:ind w:right="0" w:firstLine="0" w:left="0"/>
-              <w:spacing w:after="40" w:lineRule="auto" w:line="240" w:before="40"/>
+              <w:ind w:right="0" w:left="0" w:firstLine="0"/>
+              <w:spacing w:after="40" w:lineRule="auto" w:before="40" w:line="240"/>
             </w:pPr>
             <w:r>
               <w:rPr>
@@ -3706,8 +3736,8 @@
             <w:pPr>
               <w:pStyle w:val="Compact"/>
               <w:jc w:val="left"/>
-              <w:ind w:right="0" w:firstLine="0" w:left="0"/>
-              <w:spacing w:after="40" w:lineRule="auto" w:line="240" w:before="40"/>
+              <w:ind w:right="0" w:left="0" w:firstLine="0"/>
+              <w:spacing w:after="40" w:lineRule="auto" w:before="40" w:line="240"/>
             </w:pPr>
             <w:r>
               <w:rPr>
@@ -3725,8 +3755,8 @@
             <w:pPr>
               <w:pStyle w:val="Compact"/>
               <w:jc w:val="left"/>
-              <w:ind w:right="0" w:firstLine="0" w:left="0"/>
-              <w:spacing w:after="40" w:lineRule="auto" w:line="240" w:before="40"/>
+              <w:ind w:right="0" w:left="0" w:firstLine="0"/>
+              <w:spacing w:after="40" w:lineRule="auto" w:before="40" w:line="240"/>
             </w:pPr>
             <w:r>
               <w:rPr>
@@ -3744,8 +3774,8 @@
             <w:pPr>
               <w:pStyle w:val="Compact"/>
               <w:jc w:val="left"/>
-              <w:ind w:right="0" w:firstLine="0" w:left="0"/>
-              <w:spacing w:after="40" w:lineRule="auto" w:line="240" w:before="40"/>
+              <w:ind w:right="0" w:left="0" w:firstLine="0"/>
+              <w:spacing w:after="40" w:lineRule="auto" w:before="40" w:line="240"/>
             </w:pPr>
             <w:r>
               <w:rPr>
@@ -3763,8 +3793,8 @@
             <w:pPr>
               <w:pStyle w:val="Compact"/>
               <w:jc w:val="left"/>
-              <w:ind w:right="0" w:firstLine="0" w:left="0"/>
-              <w:spacing w:after="40" w:lineRule="auto" w:line="240" w:before="40"/>
+              <w:ind w:right="0" w:left="0" w:firstLine="0"/>
+              <w:spacing w:after="40" w:lineRule="auto" w:before="40" w:line="240"/>
             </w:pPr>
             <w:r>
               <w:rPr>
@@ -3780,8 +3810,8 @@
             <w:pPr>
               <w:pStyle w:val="Compact"/>
               <w:jc w:val="left"/>
-              <w:ind w:right="0" w:firstLine="0" w:left="0"/>
-              <w:spacing w:after="40" w:lineRule="auto" w:line="240" w:before="40"/>
+              <w:ind w:right="0" w:left="0" w:firstLine="0"/>
+              <w:spacing w:after="40" w:lineRule="auto" w:before="40" w:line="240"/>
             </w:pPr>
             <w:r>
               <w:t xml:space="preserve">object, specification, float, view</w:t>
@@ -3794,8 +3824,8 @@
             <w:pPr>
               <w:pStyle w:val="Compact"/>
               <w:jc w:val="left"/>
-              <w:ind w:right="0" w:firstLine="0" w:left="0"/>
-              <w:spacing w:after="40" w:lineRule="auto" w:line="240" w:before="40"/>
+              <w:ind w:right="0" w:left="0" w:firstLine="0"/>
+              <w:spacing w:after="40" w:lineRule="auto" w:before="40" w:line="240"/>
             </w:pPr>
             <w:r>
               <w:t xml:space="preserve">render</w:t>
@@ -3808,8 +3838,8 @@
             <w:pPr>
               <w:pStyle w:val="Compact"/>
               <w:jc w:val="left"/>
-              <w:ind w:right="0" w:firstLine="0" w:left="0"/>
-              <w:spacing w:after="40" w:lineRule="auto" w:line="240" w:before="40"/>
+              <w:ind w:right="0" w:left="0" w:firstLine="0"/>
+              <w:spacing w:after="40" w:lineRule="auto" w:before="40" w:line="240"/>
             </w:pPr>
             <w:r>
               <w:t xml:space="preserve">Pandoc Block(s) / Inlines</w:t>
@@ -3822,8 +3852,8 @@
             <w:pPr>
               <w:pStyle w:val="Compact"/>
               <w:jc w:val="left"/>
-              <w:ind w:right="0" w:firstLine="0" w:left="0"/>
-              <w:spacing w:after="40" w:lineRule="auto" w:line="240" w:before="40"/>
+              <w:ind w:right="0" w:left="0" w:firstLine="0"/>
+              <w:spacing w:after="40" w:lineRule="auto" w:before="40" w:line="240"/>
             </w:pPr>
             <w:r>
               <w:t xml:space="preserve">EMIT, when the element of this type is being rendered.</w:t>
@@ -3838,8 +3868,8 @@
             <w:pPr>
               <w:pStyle w:val="Compact"/>
               <w:jc w:val="left"/>
-              <w:ind w:right="0" w:firstLine="0" w:left="0"/>
-              <w:spacing w:after="40" w:lineRule="auto" w:line="240" w:before="40"/>
+              <w:ind w:right="0" w:left="0" w:firstLine="0"/>
+              <w:spacing w:after="40" w:lineRule="auto" w:before="40" w:line="240"/>
             </w:pPr>
             <w:r>
               <w:rPr>
@@ -3855,8 +3885,8 @@
             <w:pPr>
               <w:pStyle w:val="Compact"/>
               <w:jc w:val="left"/>
-              <w:ind w:right="0" w:firstLine="0" w:left="0"/>
-              <w:spacing w:after="40" w:lineRule="auto" w:line="240" w:before="40"/>
+              <w:ind w:right="0" w:left="0" w:firstLine="0"/>
+              <w:spacing w:after="40" w:lineRule="auto" w:before="40" w:line="240"/>
             </w:pPr>
             <w:r>
               <w:t xml:space="preserve">view</w:t>
@@ -3869,8 +3899,8 @@
             <w:pPr>
               <w:pStyle w:val="Compact"/>
               <w:jc w:val="left"/>
-              <w:ind w:right="0" w:firstLine="0" w:left="0"/>
-              <w:spacing w:after="40" w:lineRule="auto" w:line="240" w:before="40"/>
+              <w:ind w:right="0" w:left="0" w:firstLine="0"/>
+              <w:spacing w:after="40" w:lineRule="auto" w:before="40" w:line="240"/>
             </w:pPr>
             <w:r>
               <w:t xml:space="preserve">render</w:t>
@@ -3883,8 +3913,8 @@
             <w:pPr>
               <w:pStyle w:val="Compact"/>
               <w:jc w:val="left"/>
-              <w:ind w:right="0" w:firstLine="0" w:left="0"/>
-              <w:spacing w:after="40" w:lineRule="auto" w:line="240" w:before="40"/>
+              <w:ind w:right="0" w:left="0" w:firstLine="0"/>
+              <w:spacing w:after="40" w:lineRule="auto" w:before="40" w:line="240"/>
             </w:pPr>
             <w:r>
               <w:t xml:space="preserve">Pandoc Block</w:t>
@@ -3897,8 +3927,8 @@
             <w:pPr>
               <w:pStyle w:val="Compact"/>
               <w:jc w:val="left"/>
-              <w:ind w:right="0" w:firstLine="0" w:left="0"/>
-              <w:spacing w:after="40" w:lineRule="auto" w:line="240" w:before="40"/>
+              <w:ind w:right="0" w:left="0" w:firstLine="0"/>
+              <w:spacing w:after="40" w:lineRule="auto" w:before="40" w:line="240"/>
             </w:pPr>
             <w:r>
               <w:t xml:space="preserve">EMIT, for a block view written as a fenced</w:t>
@@ -3928,8 +3958,8 @@
             <w:pPr>
               <w:pStyle w:val="Compact"/>
               <w:jc w:val="left"/>
-              <w:ind w:right="0" w:firstLine="0" w:left="0"/>
-              <w:spacing w:after="40" w:lineRule="auto" w:line="240" w:before="40"/>
+              <w:ind w:right="0" w:left="0" w:firstLine="0"/>
+              <w:spacing w:after="40" w:lineRule="auto" w:before="40" w:line="240"/>
             </w:pPr>
             <w:r>
               <w:rPr>
@@ -3945,8 +3975,8 @@
             <w:pPr>
               <w:pStyle w:val="Compact"/>
               <w:jc w:val="left"/>
-              <w:ind w:right="0" w:firstLine="0" w:left="0"/>
-              <w:spacing w:after="40" w:lineRule="auto" w:line="240" w:before="40"/>
+              <w:ind w:right="0" w:left="0" w:firstLine="0"/>
+              <w:spacing w:after="40" w:lineRule="auto" w:before="40" w:line="240"/>
             </w:pPr>
             <w:r>
               <w:t xml:space="preserve">relation</w:t>
@@ -3959,8 +3989,8 @@
             <w:pPr>
               <w:pStyle w:val="Compact"/>
               <w:jc w:val="left"/>
-              <w:ind w:right="0" w:firstLine="0" w:left="0"/>
-              <w:spacing w:after="40" w:lineRule="auto" w:line="240" w:before="40"/>
+              <w:ind w:right="0" w:left="0" w:firstLine="0"/>
+              <w:spacing w:after="40" w:lineRule="auto" w:before="40" w:line="240"/>
             </w:pPr>
             <w:r>
               <w:t xml:space="preserve">render</w:t>
@@ -3973,8 +4003,8 @@
             <w:pPr>
               <w:pStyle w:val="Compact"/>
               <w:jc w:val="left"/>
-              <w:ind w:right="0" w:firstLine="0" w:left="0"/>
-              <w:spacing w:after="40" w:lineRule="auto" w:line="240" w:before="40"/>
+              <w:ind w:right="0" w:left="0" w:firstLine="0"/>
+              <w:spacing w:after="40" w:lineRule="auto" w:before="40" w:line="240"/>
             </w:pPr>
             <w:r>
               <w:t xml:space="preserve">display string (or</w:t>
@@ -3999,8 +4029,8 @@
             <w:pPr>
               <w:pStyle w:val="Compact"/>
               <w:jc w:val="left"/>
-              <w:ind w:right="0" w:firstLine="0" w:left="0"/>
-              <w:spacing w:after="40" w:lineRule="auto" w:line="240" w:before="40"/>
+              <w:ind w:right="0" w:left="0" w:firstLine="0"/>
+              <w:spacing w:after="40" w:lineRule="auto" w:before="40" w:line="240"/>
             </w:pPr>
             <w:r>
               <w:t xml:space="preserve">EMIT, to produce the visible text of a link of this relation type.</w:t>
@@ -4015,8 +4045,8 @@
             <w:pPr>
               <w:pStyle w:val="Compact"/>
               <w:jc w:val="left"/>
-              <w:ind w:right="0" w:firstLine="0" w:left="0"/>
-              <w:spacing w:after="40" w:lineRule="auto" w:line="240" w:before="40"/>
+              <w:ind w:right="0" w:left="0" w:firstLine="0"/>
+              <w:spacing w:after="40" w:lineRule="auto" w:before="40" w:line="240"/>
             </w:pPr>
             <w:r>
               <w:rPr>
@@ -4032,8 +4062,8 @@
             <w:pPr>
               <w:pStyle w:val="Compact"/>
               <w:jc w:val="left"/>
-              <w:ind w:right="0" w:firstLine="0" w:left="0"/>
-              <w:spacing w:after="40" w:lineRule="auto" w:line="240" w:before="40"/>
+              <w:ind w:right="0" w:left="0" w:firstLine="0"/>
+              <w:spacing w:after="40" w:lineRule="auto" w:before="40" w:line="240"/>
             </w:pPr>
             <w:r>
               <w:t xml:space="preserve">analyze</w:t>
@@ -4046,8 +4076,8 @@
             <w:pPr>
               <w:pStyle w:val="Compact"/>
               <w:jc w:val="left"/>
-              <w:ind w:right="0" w:firstLine="0" w:left="0"/>
-              <w:spacing w:after="40" w:lineRule="auto" w:line="240" w:before="40"/>
+              <w:ind w:right="0" w:left="0" w:firstLine="0"/>
+              <w:spacing w:after="40" w:lineRule="auto" w:before="40" w:line="240"/>
             </w:pPr>
             <w:r>
               <w:t xml:space="preserve">render</w:t>
@@ -4060,8 +4090,8 @@
             <w:pPr>
               <w:pStyle w:val="Compact"/>
               <w:jc w:val="left"/>
-              <w:ind w:right="0" w:firstLine="0" w:left="0"/>
-              <w:spacing w:after="40" w:lineRule="auto" w:line="240" w:before="40"/>
+              <w:ind w:right="0" w:left="0" w:firstLine="0"/>
+              <w:spacing w:after="40" w:lineRule="auto" w:before="40" w:line="240"/>
             </w:pPr>
             <w:r>
               <w:t xml:space="preserve">diagnostic string</w:t>
@@ -4074,8 +4104,8 @@
             <w:pPr>
               <w:pStyle w:val="Compact"/>
               <w:jc w:val="left"/>
-              <w:ind w:right="0" w:firstLine="0" w:left="0"/>
-              <w:spacing w:after="40" w:lineRule="auto" w:line="240" w:before="40"/>
+              <w:ind w:right="0" w:left="0" w:firstLine="0"/>
+              <w:spacing w:after="40" w:lineRule="auto" w:before="40" w:line="240"/>
             </w:pPr>
             <w:r>
               <w:t xml:space="preserve">ANALYZE, once per row the SQL view returns.</w:t>
@@ -4090,8 +4120,8 @@
             <w:pPr>
               <w:pStyle w:val="Compact"/>
               <w:jc w:val="left"/>
-              <w:ind w:right="0" w:firstLine="0" w:left="0"/>
-              <w:spacing w:after="40" w:lineRule="auto" w:line="240" w:before="40"/>
+              <w:ind w:right="0" w:left="0" w:firstLine="0"/>
+              <w:spacing w:after="40" w:lineRule="auto" w:before="40" w:line="240"/>
             </w:pPr>
             <w:r>
               <w:rPr>
@@ -4107,8 +4137,8 @@
             <w:pPr>
               <w:pStyle w:val="Compact"/>
               <w:jc w:val="left"/>
-              <w:ind w:right="0" w:firstLine="0" w:left="0"/>
-              <w:spacing w:after="40" w:lineRule="auto" w:line="240" w:before="40"/>
+              <w:ind w:right="0" w:left="0" w:firstLine="0"/>
+              <w:spacing w:after="40" w:lineRule="auto" w:before="40" w:line="240"/>
             </w:pPr>
             <w:r>
               <w:t xml:space="preserve">view</w:t>
@@ -4121,8 +4151,8 @@
             <w:pPr>
               <w:pStyle w:val="Compact"/>
               <w:jc w:val="left"/>
-              <w:ind w:right="0" w:firstLine="0" w:left="0"/>
-              <w:spacing w:after="40" w:lineRule="auto" w:line="240" w:before="40"/>
+              <w:ind w:right="0" w:left="0" w:firstLine="0"/>
+              <w:spacing w:after="40" w:lineRule="auto" w:before="40" w:line="240"/>
             </w:pPr>
             <w:r>
               <w:t xml:space="preserve">data</w:t>
@@ -4135,8 +4165,8 @@
             <w:pPr>
               <w:pStyle w:val="Compact"/>
               <w:jc w:val="left"/>
-              <w:ind w:right="0" w:firstLine="0" w:left="0"/>
-              <w:spacing w:after="40" w:lineRule="auto" w:line="240" w:before="40"/>
+              <w:ind w:right="0" w:left="0" w:firstLine="0"/>
+              <w:spacing w:after="40" w:lineRule="auto" w:before="40" w:line="240"/>
             </w:pPr>
             <w:r>
               <w:rPr>
@@ -4152,8 +4182,8 @@
             <w:pPr>
               <w:pStyle w:val="Compact"/>
               <w:jc w:val="left"/>
-              <w:ind w:right="0" w:firstLine="0" w:left="0"/>
-              <w:spacing w:after="40" w:lineRule="auto" w:line="240" w:before="40"/>
+              <w:ind w:right="0" w:left="0" w:firstLine="0"/>
+              <w:spacing w:after="40" w:lineRule="auto" w:before="40" w:line="240"/>
             </w:pPr>
             <w:r>
               <w:t xml:space="preserve">When a chart/data view needs its dataset (</w:t>
@@ -4177,8 +4207,8 @@
             <w:pPr>
               <w:pStyle w:val="Compact"/>
               <w:jc w:val="left"/>
-              <w:ind w:right="0" w:firstLine="0" w:left="0"/>
-              <w:spacing w:after="40" w:lineRule="auto" w:line="240" w:before="40"/>
+              <w:ind w:right="0" w:left="0" w:firstLine="0"/>
+              <w:spacing w:after="40" w:lineRule="auto" w:before="40" w:line="240"/>
             </w:pPr>
             <w:r>
               <w:rPr>
@@ -4194,8 +4224,8 @@
             <w:pPr>
               <w:pStyle w:val="Compact"/>
               <w:jc w:val="left"/>
-              <w:ind w:right="0" w:firstLine="0" w:left="0"/>
-              <w:spacing w:after="40" w:lineRule="auto" w:line="240" w:before="40"/>
+              <w:ind w:right="0" w:left="0" w:firstLine="0"/>
+              <w:spacing w:after="40" w:lineRule="auto" w:before="40" w:line="240"/>
             </w:pPr>
             <w:r>
               <w:t xml:space="preserve">view</w:t>
@@ -4208,8 +4238,8 @@
             <w:pPr>
               <w:pStyle w:val="Compact"/>
               <w:jc w:val="left"/>
-              <w:ind w:right="0" w:firstLine="0" w:left="0"/>
-              <w:spacing w:after="40" w:lineRule="auto" w:line="240" w:before="40"/>
+              <w:ind w:right="0" w:left="0" w:firstLine="0"/>
+              <w:spacing w:after="40" w:lineRule="auto" w:before="40" w:line="240"/>
             </w:pPr>
             <w:r>
               <w:t xml:space="preserve">data</w:t>
@@ -4222,8 +4252,8 @@
             <w:pPr>
               <w:pStyle w:val="Compact"/>
               <w:jc w:val="left"/>
-              <w:ind w:right="0" w:firstLine="0" w:left="0"/>
-              <w:spacing w:after="40" w:lineRule="auto" w:line="240" w:before="40"/>
+              <w:ind w:right="0" w:left="0" w:firstLine="0"/>
+              <w:spacing w:after="40" w:lineRule="auto" w:before="40" w:line="240"/>
             </w:pPr>
             <w:r>
               <w:t xml:space="preserve">Pandoc Block</w:t>
@@ -4236,8 +4266,8 @@
             <w:pPr>
               <w:pStyle w:val="Compact"/>
               <w:jc w:val="left"/>
-              <w:ind w:right="0" w:firstLine="0" w:left="0"/>
-              <w:spacing w:after="40" w:lineRule="auto" w:line="240" w:before="40"/>
+              <w:ind w:right="0" w:left="0" w:firstLine="0"/>
+              <w:spacing w:after="40" w:lineRule="auto" w:before="40" w:line="240"/>
             </w:pPr>
             <w:r>
               <w:t xml:space="preserve">When a</w:t>
@@ -4267,8 +4297,8 @@
             <w:pPr>
               <w:pStyle w:val="Compact"/>
               <w:jc w:val="left"/>
-              <w:ind w:right="0" w:firstLine="0" w:left="0"/>
-              <w:spacing w:after="40" w:lineRule="auto" w:line="240" w:before="40"/>
+              <w:ind w:right="0" w:left="0" w:firstLine="0"/>
+              <w:spacing w:after="40" w:lineRule="auto" w:before="40" w:line="240"/>
             </w:pPr>
             <w:r>
               <w:rPr>
@@ -4284,8 +4314,8 @@
             <w:pPr>
               <w:pStyle w:val="Compact"/>
               <w:jc w:val="left"/>
-              <w:ind w:right="0" w:firstLine="0" w:left="0"/>
-              <w:spacing w:after="40" w:lineRule="auto" w:line="240" w:before="40"/>
+              <w:ind w:right="0" w:left="0" w:firstLine="0"/>
+              <w:spacing w:after="40" w:lineRule="auto" w:before="40" w:line="240"/>
             </w:pPr>
             <w:r>
               <w:t xml:space="preserve">float</w:t>
@@ -4298,8 +4328,8 @@
             <w:pPr>
               <w:pStyle w:val="Compact"/>
               <w:jc w:val="left"/>
-              <w:ind w:right="0" w:firstLine="0" w:left="0"/>
-              <w:spacing w:after="40" w:lineRule="auto" w:line="240" w:before="40"/>
+              <w:ind w:right="0" w:left="0" w:firstLine="0"/>
+              <w:spacing w:after="40" w:lineRule="auto" w:before="40" w:line="240"/>
             </w:pPr>
             <w:r>
               <w:t xml:space="preserve">data</w:t>
@@ -4312,8 +4342,8 @@
             <w:pPr>
               <w:pStyle w:val="Compact"/>
               <w:jc w:val="left"/>
-              <w:ind w:right="0" w:firstLine="0" w:left="0"/>
-              <w:spacing w:after="40" w:lineRule="auto" w:line="240" w:before="40"/>
+              <w:ind w:right="0" w:left="0" w:firstLine="0"/>
+              <w:spacing w:after="40" w:lineRule="auto" w:before="40" w:line="240"/>
             </w:pPr>
             <w:r>
               <w:t xml:space="preserve">resolved-AST string</w:t>
@@ -4326,8 +4356,8 @@
             <w:pPr>
               <w:pStyle w:val="Compact"/>
               <w:jc w:val="left"/>
-              <w:ind w:right="0" w:firstLine="0" w:left="0"/>
-              <w:spacing w:after="40" w:lineRule="auto" w:line="240" w:before="40"/>
+              <w:ind w:right="0" w:left="0" w:firstLine="0"/>
+              <w:spacing w:after="40" w:lineRule="auto" w:before="40" w:line="240"/>
             </w:pPr>
             <w:r>
               <w:t xml:space="preserve">TRANSFORM, to resolve a float internally (</w:t>
@@ -4363,8 +4393,8 @@
             <w:pPr>
               <w:pStyle w:val="Compact"/>
               <w:jc w:val="left"/>
-              <w:ind w:right="0" w:firstLine="0" w:left="0"/>
-              <w:spacing w:after="40" w:lineRule="auto" w:line="240" w:before="40"/>
+              <w:ind w:right="0" w:left="0" w:firstLine="0"/>
+              <w:spacing w:after="40" w:lineRule="auto" w:before="40" w:line="240"/>
             </w:pPr>
             <w:r>
               <w:rPr>
@@ -4380,8 +4410,8 @@
             <w:pPr>
               <w:pStyle w:val="Compact"/>
               <w:jc w:val="left"/>
-              <w:ind w:right="0" w:firstLine="0" w:left="0"/>
-              <w:spacing w:after="40" w:lineRule="auto" w:line="240" w:before="40"/>
+              <w:ind w:right="0" w:left="0" w:firstLine="0"/>
+              <w:spacing w:after="40" w:lineRule="auto" w:before="40" w:line="240"/>
             </w:pPr>
             <w:r>
               <w:t xml:space="preserve">float</w:t>
@@ -4394,8 +4424,8 @@
             <w:pPr>
               <w:pStyle w:val="Compact"/>
               <w:jc w:val="left"/>
-              <w:ind w:right="0" w:firstLine="0" w:left="0"/>
-              <w:spacing w:after="40" w:lineRule="auto" w:line="240" w:before="40"/>
+              <w:ind w:right="0" w:left="0" w:firstLine="0"/>
+              <w:spacing w:after="40" w:lineRule="auto" w:before="40" w:line="240"/>
             </w:pPr>
             <w:r>
               <w:t xml:space="preserve">data</w:t>
@@ -4408,8 +4438,8 @@
             <w:pPr>
               <w:pStyle w:val="Compact"/>
               <w:jc w:val="left"/>
-              <w:ind w:right="0" w:firstLine="0" w:left="0"/>
-              <w:spacing w:after="40" w:lineRule="auto" w:line="240" w:before="40"/>
+              <w:ind w:right="0" w:left="0" w:firstLine="0"/>
+              <w:spacing w:after="40" w:lineRule="auto" w:before="40" w:line="240"/>
             </w:pPr>
             <w:r>
               <w:t xml:space="preserve">task table (or</w:t>
@@ -4437,8 +4467,8 @@
             <w:pPr>
               <w:pStyle w:val="Compact"/>
               <w:jc w:val="left"/>
-              <w:ind w:right="0" w:firstLine="0" w:left="0"/>
-              <w:spacing w:after="40" w:lineRule="auto" w:line="240" w:before="40"/>
+              <w:ind w:right="0" w:left="0" w:firstLine="0"/>
+              <w:spacing w:after="40" w:lineRule="auto" w:before="40" w:line="240"/>
             </w:pPr>
             <w:r>
               <w:t xml:space="preserve">TRANSFORM, to spawn an external tool (</w:t>
@@ -4474,8 +4504,8 @@
             <w:pPr>
               <w:pStyle w:val="Compact"/>
               <w:jc w:val="left"/>
-              <w:ind w:right="0" w:firstLine="0" w:left="0"/>
-              <w:spacing w:after="40" w:lineRule="auto" w:line="240" w:before="40"/>
+              <w:ind w:right="0" w:left="0" w:firstLine="0"/>
+              <w:spacing w:after="40" w:lineRule="auto" w:before="40" w:line="240"/>
             </w:pPr>
             <w:r>
               <w:rPr>
@@ -4491,8 +4521,8 @@
             <w:pPr>
               <w:pStyle w:val="Compact"/>
               <w:jc w:val="left"/>
-              <w:ind w:right="0" w:firstLine="0" w:left="0"/>
-              <w:spacing w:after="40" w:lineRule="auto" w:line="240" w:before="40"/>
+              <w:ind w:right="0" w:left="0" w:firstLine="0"/>
+              <w:spacing w:after="40" w:lineRule="auto" w:before="40" w:line="240"/>
             </w:pPr>
             <w:r>
               <w:t xml:space="preserve">float</w:t>
@@ -4505,8 +4535,8 @@
             <w:pPr>
               <w:pStyle w:val="Compact"/>
               <w:jc w:val="left"/>
-              <w:ind w:right="0" w:firstLine="0" w:left="0"/>
-              <w:spacing w:after="40" w:lineRule="auto" w:line="240" w:before="40"/>
+              <w:ind w:right="0" w:left="0" w:firstLine="0"/>
+              <w:spacing w:after="40" w:lineRule="auto" w:before="40" w:line="240"/>
             </w:pPr>
             <w:r>
               <w:t xml:space="preserve">data</w:t>
@@ -4519,8 +4549,8 @@
             <w:pPr>
               <w:pStyle w:val="Compact"/>
               <w:jc w:val="left"/>
-              <w:ind w:right="0" w:firstLine="0" w:left="0"/>
-              <w:spacing w:after="40" w:lineRule="auto" w:line="240" w:before="40"/>
+              <w:ind w:right="0" w:left="0" w:firstLine="0"/>
+              <w:spacing w:after="40" w:lineRule="auto" w:before="40" w:line="240"/>
             </w:pPr>
             <w:r>
               <w:t xml:space="preserve">(writes resolved AST)</w:t>
@@ -4533,8 +4563,8 @@
             <w:pPr>
               <w:pStyle w:val="Compact"/>
               <w:jc w:val="left"/>
-              <w:ind w:right="0" w:firstLine="0" w:left="0"/>
-              <w:spacing w:after="40" w:lineRule="auto" w:line="240" w:before="40"/>
+              <w:ind w:right="0" w:left="0" w:firstLine="0"/>
+              <w:spacing w:after="40" w:lineRule="auto" w:before="40" w:line="240"/>
             </w:pPr>
             <w:r>
               <w:t xml:space="preserve">After the external tool finishes (</w:t>
@@ -4582,8 +4612,212 @@
             <w:pPr>
               <w:pStyle w:val="Compact"/>
               <w:jc w:val="left"/>
-              <w:ind w:right="0" w:firstLine="0" w:left="0"/>
-              <w:spacing w:after="40" w:lineRule="auto" w:line="240" w:before="40"/>
+              <w:ind w:right="0" w:left="0" w:firstLine="0"/>
+              <w:spacing w:after="40" w:lineRule="auto" w:before="40" w:line="240"/>
+            </w:pPr>
+            <w:r>
+              <w:rPr>
+                <w:rStyle w:val="VerbatimChar"/>
+              </w:rPr>
+              <w:t xml:space="preserve">format_link</w:t>
+            </w:r>
+          </w:p>
+        </w:tc>
+        <w:tc>
+          <w:tcPr/>
+          <w:p>
+            <w:pPr>
+              <w:pStyle w:val="Compact"/>
+              <w:jc w:val="left"/>
+              <w:ind w:right="0" w:left="0" w:firstLine="0"/>
+              <w:spacing w:after="40" w:lineRule="auto" w:before="40" w:line="240"/>
+            </w:pPr>
+            <w:r>
+              <w:t xml:space="preserve">float</w:t>
+            </w:r>
+          </w:p>
+        </w:tc>
+        <w:tc>
+          <w:tcPr/>
+          <w:p>
+            <w:pPr>
+              <w:pStyle w:val="Compact"/>
+              <w:jc w:val="left"/>
+              <w:ind w:right="0" w:left="0" w:firstLine="0"/>
+              <w:spacing w:after="40" w:lineRule="auto" w:before="40" w:line="240"/>
+            </w:pPr>
+            <w:r>
+              <w:t xml:space="preserve">data</w:t>
+            </w:r>
+          </w:p>
+        </w:tc>
+        <w:tc>
+          <w:tcPr/>
+          <w:p>
+            <w:pPr>
+              <w:pStyle w:val="Compact"/>
+              <w:jc w:val="left"/>
+              <w:ind w:right="0" w:left="0" w:firstLine="0"/>
+              <w:spacing w:after="40" w:lineRule="auto" w:before="40" w:line="240"/>
+            </w:pPr>
+            <w:r>
+              <w:t xml:space="preserve">link in the source’s native syntax (string)</w:t>
+            </w:r>
+          </w:p>
+        </w:tc>
+        <w:tc>
+          <w:tcPr/>
+          <w:p>
+            <w:pPr>
+              <w:pStyle w:val="Compact"/>
+              <w:jc w:val="left"/>
+              <w:ind w:right="0" w:left="0" w:firstLine="0"/>
+              <w:spacing w:after="40" w:lineRule="auto" w:before="40" w:line="240"/>
+            </w:pPr>
+            <w:r>
+              <w:t xml:space="preserve">TRANSFORM, before</w:t>
+            </w:r>
+            <w:r>
+              <w:t xml:space="preserve"> </w:t>
+            </w:r>
+            <w:r>
+              <w:rPr>
+                <w:rStyle w:val="VerbatimChar"/>
+              </w:rPr>
+              <w:t xml:space="preserve">prepare_task</w:t>
+            </w:r>
+            <w:r>
+              <w:t xml:space="preserve">, once per CommonSpec link in the float source (</w:t>
+            </w:r>
+            <w:r>
+              <w:rPr>
+                <w:rStyle w:val="VerbatimChar"/>
+              </w:rPr>
+              <w:t xml:space="preserve">ctx.subject.href</w:t>
+            </w:r>
+            <w:r>
+              <w:t xml:space="preserve">,</w:t>
+            </w:r>
+            <w:r>
+              <w:t xml:space="preserve"> </w:t>
+            </w:r>
+            <w:r>
+              <w:rPr>
+                <w:rStyle w:val="VerbatimChar"/>
+              </w:rPr>
+              <w:t xml:space="preserve">.display_text</w:t>
+            </w:r>
+            <w:r>
+              <w:t xml:space="preserve">).</w:t>
+            </w:r>
+          </w:p>
+        </w:tc>
+      </w:tr>
+      <w:tr>
+        <w:tc>
+          <w:tcPr/>
+          <w:p>
+            <w:pPr>
+              <w:pStyle w:val="Compact"/>
+              <w:jc w:val="left"/>
+              <w:ind w:right="0" w:left="0" w:firstLine="0"/>
+              <w:spacing w:after="40" w:lineRule="auto" w:before="40" w:line="240"/>
+            </w:pPr>
+            <w:r>
+              <w:rPr>
+                <w:rStyle w:val="VerbatimChar"/>
+              </w:rPr>
+              <w:t xml:space="preserve">mask_comments</w:t>
+            </w:r>
+          </w:p>
+        </w:tc>
+        <w:tc>
+          <w:tcPr/>
+          <w:p>
+            <w:pPr>
+              <w:pStyle w:val="Compact"/>
+              <w:jc w:val="left"/>
+              <w:ind w:right="0" w:left="0" w:firstLine="0"/>
+              <w:spacing w:after="40" w:lineRule="auto" w:before="40" w:line="240"/>
+            </w:pPr>
+            <w:r>
+              <w:t xml:space="preserve">float</w:t>
+            </w:r>
+          </w:p>
+        </w:tc>
+        <w:tc>
+          <w:tcPr/>
+          <w:p>
+            <w:pPr>
+              <w:pStyle w:val="Compact"/>
+              <w:jc w:val="left"/>
+              <w:ind w:right="0" w:left="0" w:firstLine="0"/>
+              <w:spacing w:after="40" w:lineRule="auto" w:before="40" w:line="240"/>
+            </w:pPr>
+            <w:r>
+              <w:t xml:space="preserve">data</w:t>
+            </w:r>
+          </w:p>
+        </w:tc>
+        <w:tc>
+          <w:tcPr/>
+          <w:p>
+            <w:pPr>
+              <w:pStyle w:val="Compact"/>
+              <w:jc w:val="left"/>
+              <w:ind w:right="0" w:left="0" w:firstLine="0"/>
+              <w:spacing w:after="40" w:lineRule="auto" w:before="40" w:line="240"/>
+            </w:pPr>
+            <w:r>
+              <w:t xml:space="preserve">source with comments blanked (string)</w:t>
+            </w:r>
+          </w:p>
+        </w:tc>
+        <w:tc>
+          <w:tcPr/>
+          <w:p>
+            <w:pPr>
+              <w:pStyle w:val="Compact"/>
+              <w:jc w:val="left"/>
+              <w:ind w:right="0" w:left="0" w:firstLine="0"/>
+              <w:spacing w:after="40" w:lineRule="auto" w:before="40" w:line="240"/>
+            </w:pPr>
+            <w:r>
+              <w:t xml:space="preserve">INITIALIZE, before links in the float source are registered (</w:t>
+            </w:r>
+            <w:r>
+              <w:rPr>
+                <w:rStyle w:val="VerbatimChar"/>
+              </w:rPr>
+              <w:t xml:space="preserve">ctx.subject.raw_content</w:t>
+            </w:r>
+            <w:r>
+              <w:t xml:space="preserve">,</w:t>
+            </w:r>
+            <w:r>
+              <w:t xml:space="preserve"> </w:t>
+            </w:r>
+            <w:r>
+              <w:rPr>
+                <w:rStyle w:val="VerbatimChar"/>
+              </w:rPr>
+              <w:t xml:space="preserve">.float</w:t>
+            </w:r>
+            <w:r>
+              <w:t xml:space="preserve">). Keep length and newlines.</w:t>
+            </w:r>
+          </w:p>
+        </w:tc>
+      </w:tr>
+      <w:tr>
+        <w:tc>
+          <w:tcPr/>
+          <w:p>
+            <w:pPr>
+              <w:pStyle w:val="Compact"/>
+              <w:jc w:val="left"/>
+              <w:ind w:right="0" w:left="0" w:firstLine="0"/>
+              <w:spacing w:after="40" w:lineRule="auto" w:before="40" w:line="240"/>
             </w:pPr>
             <w:r>
               <w:rPr>
@@ -4599,8 +4833,8 @@
             <w:pPr>
               <w:pStyle w:val="Compact"/>
               <w:jc w:val="left"/>
-              <w:ind w:right="0" w:firstLine="0" w:left="0"/>
-              <w:spacing w:after="40" w:lineRule="auto" w:line="240" w:before="40"/>
+              <w:ind w:right="0" w:left="0" w:firstLine="0"/>
+              <w:spacing w:after="40" w:lineRule="auto" w:before="40" w:line="240"/>
             </w:pPr>
             <w:r>
               <w:t xml:space="preserve">relation</w:t>
@@ -4613,8 +4847,8 @@
             <w:pPr>
               <w:pStyle w:val="Compact"/>
               <w:jc w:val="left"/>
-              <w:ind w:right="0" w:firstLine="0" w:left="0"/>
-              <w:spacing w:after="40" w:lineRule="auto" w:line="240" w:before="40"/>
+              <w:ind w:right="0" w:left="0" w:firstLine="0"/>
+              <w:spacing w:after="40" w:lineRule="auto" w:before="40" w:line="240"/>
             </w:pPr>
             <w:r>
               <w:t xml:space="preserve">data</w:t>
@@ -4627,8 +4861,8 @@
             <w:pPr>
               <w:pStyle w:val="Compact"/>
               <w:jc w:val="left"/>
-              <w:ind w:right="0" w:firstLine="0" w:left="0"/>
-              <w:spacing w:after="40" w:lineRule="auto" w:line="240" w:before="40"/>
+              <w:ind w:right="0" w:left="0" w:firstLine="0"/>
+              <w:spacing w:after="40" w:lineRule="auto" w:before="40" w:line="240"/>
             </w:pPr>
             <w:r>
               <w:rPr>
@@ -4644,8 +4878,8 @@
             <w:pPr>
               <w:pStyle w:val="Compact"/>
               <w:jc w:val="left"/>
-              <w:ind w:right="0" w:firstLine="0" w:left="0"/>
-              <w:spacing w:after="40" w:lineRule="auto" w:line="240" w:before="40"/>
+              <w:ind w:right="0" w:left="0" w:firstLine="0"/>
+              <w:spacing w:after="40" w:lineRule="auto" w:before="40" w:line="240"/>
             </w:pPr>
             <w:r>
               <w:t xml:space="preserve">ANALYZE, to resolve a link of this relation type (</w:t>
@@ -4745,7 +4979,7 @@
           <w:sz w:val="2"/>
         </w:rPr>
       </w:pPr>
-      <w:bookmarkStart w:name="csv-tbl-model-ctx-fields" w:id="43610"/>
+      <w:bookmarkStart w:id="43610" w:name="csv-tbl-model-ctx-fields"/>
       <w:bookmarkEnd w:id="43610"/>
     </w:p>
     <w:p>
@@ -4782,18 +5016,18 @@
         <w:tblLook w:firstRow="1" w:lastRow="0" w:firstColumn="0" w:lastColumn="0" w:noHBand="0" w:noVBand="0" w:val="0020"/>
         <w:jc w:val="start"/>
         <w:tblBorders>
-          <w:top w:space="0" w:color="000000" w:val="single" w:sz="6"/>
-          <w:left w:space="0" w:color="000000" w:val="single" w:sz="6"/>
-          <w:bottom w:space="0" w:color="000000" w:val="single" w:sz="6"/>
-          <w:right w:space="0" w:color="000000" w:val="single" w:sz="6"/>
-          <w:insideH w:space="0" w:color="000000" w:val="single" w:sz="6"/>
-          <w:insideV w:space="0" w:color="000000" w:val="single" w:sz="6"/>
+          <w:top w:space="0" w:val="single" w:color="000000" w:sz="6"/>
+          <w:left w:space="0" w:val="single" w:color="000000" w:sz="6"/>
+          <w:bottom w:space="0" w:val="single" w:color="000000" w:sz="6"/>
+          <w:right w:space="0" w:val="single" w:color="000000" w:sz="6"/>
+          <w:insideH w:space="0" w:val="single" w:color="000000" w:sz="6"/>
+          <w:insideV w:space="0" w:val="single" w:color="000000" w:sz="6"/>
         </w:tblBorders>
         <w:tblCellMar>
-          <w:top w:type="dxa" w:w="57"/>
-          <w:left w:type="dxa" w:w="108"/>
-          <w:bottom w:type="dxa" w:w="57"/>
-          <w:right w:type="dxa" w:w="108"/>
+          <w:top w:w="57" w:type="dxa"/>
+          <w:left w:w="108" w:type="dxa"/>
+          <w:bottom w:w="57" w:type="dxa"/>
+          <w:right w:w="108" w:type="dxa"/>
         </w:tblCellMar>
       </w:tblPr>
       <w:tblGrid>
@@ -4812,8 +5046,8 @@
             <w:pPr>
               <w:pStyle w:val="Compact"/>
               <w:jc w:val="left"/>
-              <w:ind w:right="0" w:firstLine="0" w:left="0"/>
-              <w:spacing w:after="40" w:lineRule="auto" w:line="240" w:before="40"/>
+              <w:ind w:right="0" w:left="0" w:firstLine="0"/>
+              <w:spacing w:after="40" w:lineRule="auto" w:before="40" w:line="240"/>
             </w:pPr>
             <w:r>
               <w:rPr>
@@ -4831,8 +5065,8 @@
             <w:pPr>
               <w:pStyle w:val="Compact"/>
               <w:jc w:val="left"/>
-              <w:ind w:right="0" w:firstLine="0" w:left="0"/>
-              <w:spacing w:after="40" w:lineRule="auto" w:line="240" w:before="40"/>
+              <w:ind w:right="0" w:left="0" w:firstLine="0"/>
+              <w:spacing w:after="40" w:lineRule="auto" w:before="40" w:line="240"/>
             </w:pPr>
             <w:r>
               <w:rPr>
@@ -4850,8 +5084,8 @@
             <w:pPr>
               <w:pStyle w:val="Compact"/>
               <w:jc w:val="left"/>
-              <w:ind w:right="0" w:firstLine="0" w:left="0"/>
-              <w:spacing w:after="40" w:lineRule="auto" w:line="240" w:before="40"/>
+              <w:ind w:right="0" w:left="0" w:firstLine="0"/>
+              <w:spacing w:after="40" w:lineRule="auto" w:before="40" w:line="240"/>
             </w:pPr>
             <w:r>
               <w:rPr>
@@ -4867,8 +5101,8 @@
             <w:pPr>
               <w:pStyle w:val="Compact"/>
               <w:jc w:val="left"/>
-              <w:ind w:right="0" w:firstLine="0" w:left="0"/>
-              <w:spacing w:after="40" w:lineRule="auto" w:line="240" w:before="40"/>
+              <w:ind w:right="0" w:left="0" w:firstLine="0"/>
+              <w:spacing w:after="40" w:lineRule="auto" w:before="40" w:line="240"/>
             </w:pPr>
             <w:r>
               <w:t xml:space="preserve">The hook-specific payload. Examples include an object, float, view parameters, relation target, or analyze-query row.</w:t>
@@ -4883,8 +5117,8 @@
             <w:pPr>
               <w:pStyle w:val="Compact"/>
               <w:jc w:val="left"/>
-              <w:ind w:right="0" w:firstLine="0" w:left="0"/>
-              <w:spacing w:after="40" w:lineRule="auto" w:line="240" w:before="40"/>
+              <w:ind w:right="0" w:left="0" w:firstLine="0"/>
+              <w:spacing w:after="40" w:lineRule="auto" w:before="40" w:line="240"/>
             </w:pPr>
             <w:r>
               <w:rPr>
@@ -4900,8 +5134,8 @@
             <w:pPr>
               <w:pStyle w:val="Compact"/>
               <w:jc w:val="left"/>
-              <w:ind w:right="0" w:firstLine="0" w:left="0"/>
-              <w:spacing w:after="40" w:lineRule="auto" w:line="240" w:before="40"/>
+              <w:ind w:right="0" w:left="0" w:firstLine="0"/>
+              <w:spacing w:after="40" w:lineRule="auto" w:before="40" w:line="240"/>
             </w:pPr>
             <w:r>
               <w:t xml:space="preserve">The</w:t>
@@ -4931,8 +5165,8 @@
             <w:pPr>
               <w:pStyle w:val="Compact"/>
               <w:jc w:val="left"/>
-              <w:ind w:right="0" w:firstLine="0" w:left="0"/>
-              <w:spacing w:after="40" w:lineRule="auto" w:line="240" w:before="40"/>
+              <w:ind w:right="0" w:left="0" w:firstLine="0"/>
+              <w:spacing w:after="40" w:lineRule="auto" w:before="40" w:line="240"/>
             </w:pPr>
             <w:r>
               <w:rPr>
@@ -4948,8 +5182,8 @@
             <w:pPr>
               <w:pStyle w:val="Compact"/>
               <w:jc w:val="left"/>
-              <w:ind w:right="0" w:firstLine="0" w:left="0"/>
-              <w:spacing w:after="40" w:lineRule="auto" w:line="240" w:before="40"/>
+              <w:ind w:right="0" w:left="0" w:firstLine="0"/>
+              <w:spacing w:after="40" w:lineRule="auto" w:before="40" w:line="240"/>
             </w:pPr>
             <w:r>
               <w:t xml:space="preserve">Identifier of the specification being processed. Present on both tiers.</w:t>
@@ -4964,8 +5198,8 @@
             <w:pPr>
               <w:pStyle w:val="Compact"/>
               <w:jc w:val="left"/>
-              <w:ind w:right="0" w:firstLine="0" w:left="0"/>
-              <w:spacing w:after="40" w:lineRule="auto" w:line="240" w:before="40"/>
+              <w:ind w:right="0" w:left="0" w:firstLine="0"/>
+              <w:spacing w:after="40" w:lineRule="auto" w:before="40" w:line="240"/>
             </w:pPr>
             <w:r>
               <w:rPr>
@@ -4981,8 +5215,8 @@
             <w:pPr>
               <w:pStyle w:val="Compact"/>
               <w:jc w:val="left"/>
-              <w:ind w:right="0" w:firstLine="0" w:left="0"/>
-              <w:spacing w:after="40" w:lineRule="auto" w:line="240" w:before="40"/>
+              <w:ind w:right="0" w:left="0" w:firstLine="0"/>
+              <w:spacing w:after="40" w:lineRule="auto" w:before="40" w:line="240"/>
             </w:pPr>
             <w:r>
               <w:t xml:space="preserve">Logger (</w:t>
@@ -5018,8 +5252,8 @@
             <w:pPr>
               <w:pStyle w:val="Compact"/>
               <w:jc w:val="left"/>
-              <w:ind w:right="0" w:firstLine="0" w:left="0"/>
-              <w:spacing w:after="40" w:lineRule="auto" w:line="240" w:before="40"/>
+              <w:ind w:right="0" w:left="0" w:firstLine="0"/>
+              <w:spacing w:after="40" w:lineRule="auto" w:before="40" w:line="240"/>
             </w:pPr>
             <w:r>
               <w:rPr>
@@ -5035,8 +5269,8 @@
             <w:pPr>
               <w:pStyle w:val="Compact"/>
               <w:jc w:val="left"/>
-              <w:ind w:right="0" w:firstLine="0" w:left="0"/>
-              <w:spacing w:after="40" w:lineRule="auto" w:line="240" w:before="40"/>
+              <w:ind w:right="0" w:left="0" w:firstLine="0"/>
+              <w:spacing w:after="40" w:lineRule="auto" w:before="40" w:line="240"/>
             </w:pPr>
             <w:r>
               <w:t xml:space="preserve">The Pandoc module.</w:t>
@@ -5067,8 +5301,8 @@
             <w:pPr>
               <w:pStyle w:val="Compact"/>
               <w:jc w:val="left"/>
-              <w:ind w:right="0" w:firstLine="0" w:left="0"/>
-              <w:spacing w:after="40" w:lineRule="auto" w:line="240" w:before="40"/>
+              <w:ind w:right="0" w:left="0" w:firstLine="0"/>
+              <w:spacing w:after="40" w:lineRule="auto" w:before="40" w:line="240"/>
             </w:pPr>
             <w:r>
               <w:rPr>
@@ -5084,8 +5318,8 @@
             <w:pPr>
               <w:pStyle w:val="Compact"/>
               <w:jc w:val="left"/>
-              <w:ind w:right="0" w:firstLine="0" w:left="0"/>
-              <w:spacing w:after="40" w:lineRule="auto" w:line="240" w:before="40"/>
+              <w:ind w:right="0" w:left="0" w:firstLine="0"/>
+              <w:spacing w:after="40" w:lineRule="auto" w:before="40" w:line="240"/>
             </w:pPr>
             <w:r>
               <w:t xml:space="preserve">Target output format (</w:t>
@@ -5155,8 +5389,8 @@
             <w:pPr>
               <w:pStyle w:val="Compact"/>
               <w:jc w:val="left"/>
-              <w:ind w:right="0" w:firstLine="0" w:left="0"/>
-              <w:spacing w:after="40" w:lineRule="auto" w:line="240" w:before="40"/>
+              <w:ind w:right="0" w:left="0" w:firstLine="0"/>
+              <w:spacing w:after="40" w:lineRule="auto" w:before="40" w:line="240"/>
             </w:pPr>
             <w:r>
               <w:rPr>
@@ -5196,8 +5430,8 @@
             <w:pPr>
               <w:pStyle w:val="Compact"/>
               <w:jc w:val="left"/>
-              <w:ind w:right="0" w:firstLine="0" w:left="0"/>
-              <w:spacing w:after="40" w:lineRule="auto" w:line="240" w:before="40"/>
+              <w:ind w:right="0" w:left="0" w:firstLine="0"/>
+              <w:spacing w:after="40" w:lineRule="auto" w:before="40" w:line="240"/>
             </w:pPr>
             <w:r>
               <w:t xml:space="preserve">Diagnostics sink, model name, and project config. These fields are always in the render tier. A data context contains them when available.</w:t>
@@ -5212,8 +5446,8 @@
             <w:pPr>
               <w:pStyle w:val="Compact"/>
               <w:jc w:val="left"/>
-              <w:ind w:right="0" w:firstLine="0" w:left="0"/>
-              <w:spacing w:after="40" w:lineRule="auto" w:line="240" w:before="40"/>
+              <w:ind w:right="0" w:left="0" w:firstLine="0"/>
+              <w:spacing w:after="40" w:lineRule="auto" w:before="40" w:line="240"/>
             </w:pPr>
             <w:r>
               <w:rPr>
@@ -5229,8 +5463,8 @@
             <w:pPr>
               <w:pStyle w:val="Compact"/>
               <w:jc w:val="left"/>
-              <w:ind w:right="0" w:firstLine="0" w:left="0"/>
-              <w:spacing w:after="40" w:lineRule="auto" w:line="240" w:before="40"/>
+              <w:ind w:right="0" w:left="0" w:firstLine="0"/>
+              <w:spacing w:after="40" w:lineRule="auto" w:before="40" w:line="240"/>
             </w:pPr>
             <w:r>
               <w:t xml:space="preserve">The registry, for cross-hook dispatch (e.g. </w:t>
@@ -5322,7 +5556,7 @@
           <w:sz w:val="2"/>
         </w:rPr>
       </w:pPr>
-      <w:bookmarkStart w:name="listing-src-model-template-object" w:id="99581"/>
+      <w:bookmarkStart w:id="99581" w:name="listing-src-model-template-object"/>
       <w:bookmarkEnd w:id="99581"/>
     </w:p>
     <w:p>
@@ -7598,7 +7832,7 @@
           <w:sz w:val="2"/>
         </w:rPr>
       </w:pPr>
-      <w:bookmarkStart w:name="listing-src-model-template-object-usage" w:id="40209"/>
+      <w:bookmarkStart w:id="40209" w:name="listing-src-model-template-object-usage"/>
       <w:bookmarkEnd w:id="40209"/>
     </w:p>
     <w:p>
@@ -7811,7 +8045,7 @@
           <w:sz w:val="2"/>
         </w:rPr>
       </w:pPr>
-      <w:bookmarkStart w:name="listing-src-model-template-relation-simple" w:id="47527"/>
+      <w:bookmarkStart w:id="47527" w:name="listing-src-model-template-relation-simple"/>
       <w:bookmarkEnd w:id="47527"/>
     </w:p>
     <w:p>
@@ -8352,7 +8586,7 @@
           <w:sz w:val="2"/>
         </w:rPr>
       </w:pPr>
-      <w:bookmarkStart w:name="listing-src-model-template-relation-display" w:id="59215"/>
+      <w:bookmarkStart w:id="59215" w:name="listing-src-model-template-relation-display"/>
       <w:bookmarkEnd w:id="59215"/>
     </w:p>
     <w:p>
@@ -9379,7 +9613,7 @@
           <w:sz w:val="2"/>
         </w:rPr>
       </w:pPr>
-      <w:bookmarkStart w:name="listing-src-model-template-view" w:id="84323"/>
+      <w:bookmarkStart w:id="84323" w:name="listing-src-model-template-view"/>
       <w:bookmarkEnd w:id="84323"/>
     </w:p>
     <w:p>
@@ -10554,7 +10788,7 @@
           <w:sz w:val="2"/>
         </w:rPr>
       </w:pPr>
-      <w:bookmarkStart w:name="listing-src-model-template-view-block" w:id="33411"/>
+      <w:bookmarkStart w:id="33411" w:name="listing-src-model-template-view-block"/>
       <w:bookmarkEnd w:id="33411"/>
     </w:p>
     <w:p>
@@ -12861,7 +13095,7 @@
           <w:sz w:val="2"/>
         </w:rPr>
       </w:pPr>
-      <w:bookmarkStart w:name="listing-src-model-template-float" w:id="36064"/>
+      <w:bookmarkStart w:id="36064" w:name="listing-src-model-template-float"/>
       <w:bookmarkEnd w:id="36064"/>
     </w:p>
     <w:p>
@@ -13310,7 +13544,7 @@
           <w:sz w:val="2"/>
         </w:rPr>
       </w:pPr>
-      <w:bookmarkStart w:name="listing-src-model-template-float-usage" w:id="34132"/>
+      <w:bookmarkStart w:id="34132" w:name="listing-src-model-template-float-usage"/>
       <w:bookmarkEnd w:id="34132"/>
     </w:p>
     <w:p>
@@ -13480,7 +13714,7 @@
           <w:sz w:val="2"/>
         </w:rPr>
       </w:pPr>
-      <w:bookmarkStart w:name="listing-src-model-template-spec" w:id="1657"/>
+      <w:bookmarkStart w:id="1657" w:name="listing-src-model-template-spec"/>
       <w:bookmarkEnd w:id="1657"/>
     </w:p>
     <w:p>
@@ -14247,7 +14481,7 @@
           <w:sz w:val="2"/>
         </w:rPr>
       </w:pPr>
-      <w:bookmarkStart w:name="csv-tbl-model-object-fields" w:id="1646"/>
+      <w:bookmarkStart w:id="1646" w:name="csv-tbl-model-object-fields"/>
       <w:bookmarkEnd w:id="1646"/>
     </w:p>
     <w:p>
@@ -14284,18 +14518,18 @@
         <w:tblLook w:firstRow="1" w:lastRow="0" w:firstColumn="0" w:lastColumn="0" w:noHBand="0" w:noVBand="0" w:val="0020"/>
         <w:jc w:val="start"/>
         <w:tblBorders>
-          <w:top w:space="0" w:color="000000" w:val="single" w:sz="6"/>
-          <w:left w:space="0" w:color="000000" w:val="single" w:sz="6"/>
-          <w:bottom w:space="0" w:color="000000" w:val="single" w:sz="6"/>
-          <w:right w:space="0" w:color="000000" w:val="single" w:sz="6"/>
-          <w:insideH w:space="0" w:color="000000" w:val="single" w:sz="6"/>
-          <w:insideV w:space="0" w:color="000000" w:val="single" w:sz="6"/>
+          <w:top w:space="0" w:val="single" w:color="000000" w:sz="6"/>
+          <w:left w:space="0" w:val="single" w:color="000000" w:sz="6"/>
+          <w:bottom w:space="0" w:val="single" w:color="000000" w:sz="6"/>
+          <w:right w:space="0" w:val="single" w:color="000000" w:sz="6"/>
+          <w:insideH w:space="0" w:val="single" w:color="000000" w:sz="6"/>
+          <w:insideV w:space="0" w:val="single" w:color="000000" w:sz="6"/>
         </w:tblBorders>
         <w:tblCellMar>
-          <w:top w:type="dxa" w:w="57"/>
-          <w:left w:type="dxa" w:w="108"/>
-          <w:bottom w:type="dxa" w:w="57"/>
-          <w:right w:type="dxa" w:w="108"/>
+          <w:top w:w="57" w:type="dxa"/>
+          <w:left w:w="108" w:type="dxa"/>
+          <w:bottom w:w="57" w:type="dxa"/>
+          <w:right w:w="108" w:type="dxa"/>
         </w:tblCellMar>
       </w:tblPr>
       <w:tblGrid>
@@ -14316,8 +14550,8 @@
             <w:pPr>
               <w:pStyle w:val="Compact"/>
               <w:jc w:val="left"/>
-              <w:ind w:right="0" w:firstLine="0" w:left="0"/>
-              <w:spacing w:after="40" w:lineRule="auto" w:line="240" w:before="40"/>
+              <w:ind w:right="0" w:left="0" w:firstLine="0"/>
+              <w:spacing w:after="40" w:lineRule="auto" w:before="40" w:line="240"/>
             </w:pPr>
             <w:r>
               <w:rPr>
@@ -14335,8 +14569,8 @@
             <w:pPr>
               <w:pStyle w:val="Compact"/>
               <w:jc w:val="left"/>
-              <w:ind w:right="0" w:firstLine="0" w:left="0"/>
-              <w:spacing w:after="40" w:lineRule="auto" w:line="240" w:before="40"/>
+              <w:ind w:right="0" w:left="0" w:firstLine="0"/>
+              <w:spacing w:after="40" w:lineRule="auto" w:before="40" w:line="240"/>
             </w:pPr>
             <w:r>
               <w:rPr>
@@ -14354,8 +14588,8 @@
             <w:pPr>
               <w:pStyle w:val="Compact"/>
               <w:jc w:val="left"/>
-              <w:ind w:right="0" w:firstLine="0" w:left="0"/>
-              <w:spacing w:after="40" w:lineRule="auto" w:line="240" w:before="40"/>
+              <w:ind w:right="0" w:left="0" w:firstLine="0"/>
+              <w:spacing w:after="40" w:lineRule="auto" w:before="40" w:line="240"/>
             </w:pPr>
             <w:r>
               <w:rPr>
@@ -14373,8 +14607,8 @@
             <w:pPr>
               <w:pStyle w:val="Compact"/>
               <w:jc w:val="left"/>
-              <w:ind w:right="0" w:firstLine="0" w:left="0"/>
-              <w:spacing w:after="40" w:lineRule="auto" w:line="240" w:before="40"/>
+              <w:ind w:right="0" w:left="0" w:firstLine="0"/>
+              <w:spacing w:after="40" w:lineRule="auto" w:before="40" w:line="240"/>
             </w:pPr>
             <w:r>
               <w:rPr>
@@ -14392,8 +14626,8 @@
             <w:pPr>
               <w:pStyle w:val="Compact"/>
               <w:jc w:val="left"/>
-              <w:ind w:right="0" w:firstLine="0" w:left="0"/>
-              <w:spacing w:after="40" w:lineRule="auto" w:line="240" w:before="40"/>
+              <w:ind w:right="0" w:left="0" w:firstLine="0"/>
+              <w:spacing w:after="40" w:lineRule="auto" w:before="40" w:line="240"/>
             </w:pPr>
             <w:r>
               <w:rPr>
@@ -14409,8 +14643,8 @@
             <w:pPr>
               <w:pStyle w:val="Compact"/>
               <w:jc w:val="left"/>
-              <w:ind w:right="0" w:firstLine="0" w:left="0"/>
-              <w:spacing w:after="40" w:lineRule="auto" w:line="240" w:before="40"/>
+              <w:ind w:right="0" w:left="0" w:firstLine="0"/>
+              <w:spacing w:after="40" w:lineRule="auto" w:before="40" w:line="240"/>
             </w:pPr>
             <w:r>
               <w:t xml:space="preserve">string</w:t>
@@ -14423,8 +14657,8 @@
             <w:pPr>
               <w:pStyle w:val="Compact"/>
               <w:jc w:val="left"/>
-              <w:ind w:right="0" w:firstLine="0" w:left="0"/>
-              <w:spacing w:after="40" w:lineRule="auto" w:line="240" w:before="40"/>
+              <w:ind w:right="0" w:left="0" w:firstLine="0"/>
+              <w:spacing w:after="40" w:lineRule="auto" w:before="40" w:line="240"/>
             </w:pPr>
             <w:r>
               <w:t xml:space="preserve">required</w:t>
@@ -14437,8 +14671,8 @@
             <w:pPr>
               <w:pStyle w:val="Compact"/>
               <w:jc w:val="left"/>
-              <w:ind w:right="0" w:firstLine="0" w:left="0"/>
-              <w:spacing w:after="40" w:lineRule="auto" w:line="240" w:before="40"/>
+              <w:ind w:right="0" w:left="0" w:firstLine="0"/>
+              <w:spacing w:after="40" w:lineRule="auto" w:before="40" w:line="240"/>
             </w:pPr>
             <w:r>
               <w:t xml:space="preserve">Unique identifier (uppercase convention).</w:t>
@@ -14453,8 +14687,8 @@
             <w:pPr>
               <w:pStyle w:val="Compact"/>
               <w:jc w:val="left"/>
-              <w:ind w:right="0" w:firstLine="0" w:left="0"/>
-              <w:spacing w:after="40" w:lineRule="auto" w:line="240" w:before="40"/>
+              <w:ind w:right="0" w:left="0" w:firstLine="0"/>
+              <w:spacing w:after="40" w:lineRule="auto" w:before="40" w:line="240"/>
             </w:pPr>
             <w:r>
               <w:rPr>
@@ -14470,8 +14704,8 @@
             <w:pPr>
               <w:pStyle w:val="Compact"/>
               <w:jc w:val="left"/>
-              <w:ind w:right="0" w:firstLine="0" w:left="0"/>
-              <w:spacing w:after="40" w:lineRule="auto" w:line="240" w:before="40"/>
+              <w:ind w:right="0" w:left="0" w:firstLine="0"/>
+              <w:spacing w:after="40" w:lineRule="auto" w:before="40" w:line="240"/>
             </w:pPr>
             <w:r>
               <w:t xml:space="preserve">string</w:t>
@@ -14484,8 +14718,8 @@
             <w:pPr>
               <w:pStyle w:val="Compact"/>
               <w:jc w:val="left"/>
-              <w:ind w:right="0" w:firstLine="0" w:left="0"/>
-              <w:spacing w:after="40" w:lineRule="auto" w:line="240" w:before="40"/>
+              <w:ind w:right="0" w:left="0" w:firstLine="0"/>
+              <w:spacing w:after="40" w:lineRule="auto" w:before="40" w:line="240"/>
             </w:pPr>
             <w:r>
               <w:t xml:space="preserve">same as</w:t>
@@ -14507,8 +14741,8 @@
             <w:pPr>
               <w:pStyle w:val="Compact"/>
               <w:jc w:val="left"/>
-              <w:ind w:right="0" w:firstLine="0" w:left="0"/>
-              <w:spacing w:after="40" w:lineRule="auto" w:line="240" w:before="40"/>
+              <w:ind w:right="0" w:left="0" w:firstLine="0"/>
+              <w:spacing w:after="40" w:lineRule="auto" w:before="40" w:line="240"/>
             </w:pPr>
             <w:r>
               <w:t xml:space="preserve">Human-readable name.</w:t>
@@ -14523,8 +14757,8 @@
             <w:pPr>
               <w:pStyle w:val="Compact"/>
               <w:jc w:val="left"/>
-              <w:ind w:right="0" w:firstLine="0" w:left="0"/>
-              <w:spacing w:after="40" w:lineRule="auto" w:line="240" w:before="40"/>
+              <w:ind w:right="0" w:left="0" w:firstLine="0"/>
+              <w:spacing w:after="40" w:lineRule="auto" w:before="40" w:line="240"/>
             </w:pPr>
             <w:r>
               <w:rPr>
@@ -14540,8 +14774,8 @@
             <w:pPr>
               <w:pStyle w:val="Compact"/>
               <w:jc w:val="left"/>
-              <w:ind w:right="0" w:firstLine="0" w:left="0"/>
-              <w:spacing w:after="40" w:lineRule="auto" w:line="240" w:before="40"/>
+              <w:ind w:right="0" w:left="0" w:firstLine="0"/>
+              <w:spacing w:after="40" w:lineRule="auto" w:before="40" w:line="240"/>
             </w:pPr>
             <w:r>
               <w:t xml:space="preserve">string</w:t>
@@ -14554,8 +14788,8 @@
             <w:pPr>
               <w:pStyle w:val="Compact"/>
               <w:jc w:val="left"/>
-              <w:ind w:right="0" w:firstLine="0" w:left="0"/>
-              <w:spacing w:after="40" w:lineRule="auto" w:line="240" w:before="40"/>
+              <w:ind w:right="0" w:left="0" w:firstLine="0"/>
+              <w:spacing w:after="40" w:lineRule="auto" w:before="40" w:line="240"/>
             </w:pPr>
             <w:r>
               <w:rPr>
@@ -14571,8 +14805,8 @@
             <w:pPr>
               <w:pStyle w:val="Compact"/>
               <w:jc w:val="left"/>
-              <w:ind w:right="0" w:firstLine="0" w:left="0"/>
-              <w:spacing w:after="40" w:lineRule="auto" w:line="240" w:before="40"/>
+              <w:ind w:right="0" w:left="0" w:firstLine="0"/>
+              <w:spacing w:after="40" w:lineRule="auto" w:before="40" w:line="240"/>
             </w:pPr>
             <w:r>
               <w:t xml:space="preserve">Description text.</w:t>
@@ -14587,8 +14821,8 @@
             <w:pPr>
               <w:pStyle w:val="Compact"/>
               <w:jc w:val="left"/>
-              <w:ind w:right="0" w:firstLine="0" w:left="0"/>
-              <w:spacing w:after="40" w:lineRule="auto" w:line="240" w:before="40"/>
+              <w:ind w:right="0" w:left="0" w:firstLine="0"/>
+              <w:spacing w:after="40" w:lineRule="auto" w:before="40" w:line="240"/>
             </w:pPr>
             <w:r>
               <w:rPr>
@@ -14604,8 +14838,8 @@
             <w:pPr>
               <w:pStyle w:val="Compact"/>
               <w:jc w:val="left"/>
-              <w:ind w:right="0" w:firstLine="0" w:left="0"/>
-              <w:spacing w:after="40" w:lineRule="auto" w:line="240" w:before="40"/>
+              <w:ind w:right="0" w:left="0" w:firstLine="0"/>
+              <w:spacing w:after="40" w:lineRule="auto" w:before="40" w:line="240"/>
             </w:pPr>
             <w:r>
               <w:t xml:space="preserve">string</w:t>
@@ -14618,8 +14852,8 @@
             <w:pPr>
               <w:pStyle w:val="Compact"/>
               <w:jc w:val="left"/>
-              <w:ind w:right="0" w:firstLine="0" w:left="0"/>
-              <w:spacing w:after="40" w:lineRule="auto" w:line="240" w:before="40"/>
+              <w:ind w:right="0" w:left="0" w:firstLine="0"/>
+              <w:spacing w:after="40" w:lineRule="auto" w:before="40" w:line="240"/>
             </w:pPr>
             <w:r>
               <w:t xml:space="preserve">nil</w:t>
@@ -14632,8 +14866,8 @@
             <w:pPr>
               <w:pStyle w:val="Compact"/>
               <w:jc w:val="left"/>
-              <w:ind w:right="0" w:firstLine="0" w:left="0"/>
-              <w:spacing w:after="40" w:lineRule="auto" w:line="240" w:before="40"/>
+              <w:ind w:right="0" w:left="0" w:firstLine="0"/>
+              <w:spacing w:after="40" w:lineRule="auto" w:before="40" w:line="240"/>
             </w:pPr>
             <w:r>
               <w:t xml:space="preserve">Base type for attribute + hook inheritance (e.g. </w:t>
@@ -14657,8 +14891,8 @@
             <w:pPr>
               <w:pStyle w:val="Compact"/>
               <w:jc w:val="left"/>
-              <w:ind w:right="0" w:firstLine="0" w:left="0"/>
-              <w:spacing w:after="40" w:lineRule="auto" w:line="240" w:before="40"/>
+              <w:ind w:right="0" w:left="0" w:firstLine="0"/>
+              <w:spacing w:after="40" w:lineRule="auto" w:before="40" w:line="240"/>
             </w:pPr>
             <w:r>
               <w:rPr>
@@ -14674,8 +14908,8 @@
             <w:pPr>
               <w:pStyle w:val="Compact"/>
               <w:jc w:val="left"/>
-              <w:ind w:right="0" w:firstLine="0" w:left="0"/>
-              <w:spacing w:after="40" w:lineRule="auto" w:line="240" w:before="40"/>
+              <w:ind w:right="0" w:left="0" w:firstLine="0"/>
+              <w:spacing w:after="40" w:lineRule="auto" w:before="40" w:line="240"/>
             </w:pPr>
             <w:r>
               <w:t xml:space="preserve">boolean</w:t>
@@ -14688,8 +14922,8 @@
             <w:pPr>
               <w:pStyle w:val="Compact"/>
               <w:jc w:val="left"/>
-              <w:ind w:right="0" w:firstLine="0" w:left="0"/>
-              <w:spacing w:after="40" w:lineRule="auto" w:line="240" w:before="40"/>
+              <w:ind w:right="0" w:left="0" w:firstLine="0"/>
+              <w:spacing w:after="40" w:lineRule="auto" w:before="40" w:line="240"/>
             </w:pPr>
             <w:r>
               <w:t xml:space="preserve">false</w:t>
@@ -14702,8 +14936,8 @@
             <w:pPr>
               <w:pStyle w:val="Compact"/>
               <w:jc w:val="left"/>
-              <w:ind w:right="0" w:firstLine="0" w:left="0"/>
-              <w:spacing w:after="40" w:lineRule="auto" w:line="240" w:before="40"/>
+              <w:ind w:right="0" w:left="0" w:firstLine="0"/>
+              <w:spacing w:after="40" w:lineRule="auto" w:before="40" w:line="240"/>
             </w:pPr>
             <w:r>
               <w:t xml:space="preserve">Headers without an explicit type match this type.</w:t>
@@ -14718,8 +14952,8 @@
             <w:pPr>
               <w:pStyle w:val="Compact"/>
               <w:jc w:val="left"/>
-              <w:ind w:right="0" w:firstLine="0" w:left="0"/>
-              <w:spacing w:after="40" w:lineRule="auto" w:line="240" w:before="40"/>
+              <w:ind w:right="0" w:left="0" w:firstLine="0"/>
+              <w:spacing w:after="40" w:lineRule="auto" w:before="40" w:line="240"/>
             </w:pPr>
             <w:r>
               <w:rPr>
@@ -14735,8 +14969,8 @@
             <w:pPr>
               <w:pStyle w:val="Compact"/>
               <w:jc w:val="left"/>
-              <w:ind w:right="0" w:firstLine="0" w:left="0"/>
-              <w:spacing w:after="40" w:lineRule="auto" w:line="240" w:before="40"/>
+              <w:ind w:right="0" w:left="0" w:firstLine="0"/>
+              <w:spacing w:after="40" w:lineRule="auto" w:before="40" w:line="240"/>
             </w:pPr>
             <w:r>
               <w:t xml:space="preserve">boolean</w:t>
@@ -14749,8 +14983,8 @@
             <w:pPr>
               <w:pStyle w:val="Compact"/>
               <w:jc w:val="left"/>
-              <w:ind w:right="0" w:firstLine="0" w:left="0"/>
-              <w:spacing w:after="40" w:lineRule="auto" w:line="240" w:before="40"/>
+              <w:ind w:right="0" w:left="0" w:firstLine="0"/>
+              <w:spacing w:after="40" w:lineRule="auto" w:before="40" w:line="240"/>
             </w:pPr>
             <w:r>
               <w:t xml:space="preserve">false</w:t>
@@ -14763,8 +14997,8 @@
             <w:pPr>
               <w:pStyle w:val="Compact"/>
               <w:jc w:val="left"/>
-              <w:ind w:right="0" w:firstLine="0" w:left="0"/>
-              <w:spacing w:after="40" w:lineRule="auto" w:line="240" w:before="40"/>
+              <w:ind w:right="0" w:left="0" w:firstLine="0"/>
+              <w:spacing w:after="40" w:lineRule="auto" w:before="40" w:line="240"/>
             </w:pPr>
             <w:r>
               <w:t xml:space="preserve">Hierarchical object (contains children with their own PIDs).</w:t>
@@ -14779,8 +15013,8 @@
             <w:pPr>
               <w:pStyle w:val="Compact"/>
               <w:jc w:val="left"/>
-              <w:ind w:right="0" w:firstLine="0" w:left="0"/>
-              <w:spacing w:after="40" w:lineRule="auto" w:line="240" w:before="40"/>
+              <w:ind w:right="0" w:left="0" w:firstLine="0"/>
+              <w:spacing w:after="40" w:lineRule="auto" w:before="40" w:line="240"/>
             </w:pPr>
             <w:r>
               <w:rPr>
@@ -14796,8 +15030,8 @@
             <w:pPr>
               <w:pStyle w:val="Compact"/>
               <w:jc w:val="left"/>
-              <w:ind w:right="0" w:firstLine="0" w:left="0"/>
-              <w:spacing w:after="40" w:lineRule="auto" w:line="240" w:before="40"/>
+              <w:ind w:right="0" w:left="0" w:firstLine="0"/>
+              <w:spacing w:after="40" w:lineRule="auto" w:before="40" w:line="240"/>
             </w:pPr>
             <w:r>
               <w:t xml:space="preserve">boolean</w:t>
@@ -14810,8 +15044,8 @@
             <w:pPr>
               <w:pStyle w:val="Compact"/>
               <w:jc w:val="left"/>
-              <w:ind w:right="0" w:firstLine="0" w:left="0"/>
-              <w:spacing w:after="40" w:lineRule="auto" w:line="240" w:before="40"/>
+              <w:ind w:right="0" w:left="0" w:firstLine="0"/>
+              <w:spacing w:after="40" w:lineRule="auto" w:before="40" w:line="240"/>
             </w:pPr>
             <w:r>
               <w:t xml:space="preserve">false</w:t>
@@ -14824,8 +15058,8 @@
             <w:pPr>
               <w:pStyle w:val="Compact"/>
               <w:jc w:val="left"/>
-              <w:ind w:right="0" w:firstLine="0" w:left="0"/>
-              <w:spacing w:after="40" w:lineRule="auto" w:line="240" w:before="40"/>
+              <w:ind w:right="0" w:left="0" w:firstLine="0"/>
+              <w:spacing w:after="40" w:lineRule="auto" w:before="40" w:line="240"/>
             </w:pPr>
             <w:r>
               <w:t xml:space="preserve">The specification must contain at least one object of this type.</w:t>
@@ -14840,8 +15074,8 @@
             <w:pPr>
               <w:pStyle w:val="Compact"/>
               <w:jc w:val="left"/>
-              <w:ind w:right="0" w:firstLine="0" w:left="0"/>
-              <w:spacing w:after="40" w:lineRule="auto" w:line="240" w:before="40"/>
+              <w:ind w:right="0" w:left="0" w:firstLine="0"/>
+              <w:spacing w:after="40" w:lineRule="auto" w:before="40" w:line="240"/>
             </w:pPr>
             <w:r>
               <w:rPr>
@@ -14857,8 +15091,8 @@
             <w:pPr>
               <w:pStyle w:val="Compact"/>
               <w:jc w:val="left"/>
-              <w:ind w:right="0" w:firstLine="0" w:left="0"/>
-              <w:spacing w:after="40" w:lineRule="auto" w:line="240" w:before="40"/>
+              <w:ind w:right="0" w:left="0" w:firstLine="0"/>
+              <w:spacing w:after="40" w:lineRule="auto" w:before="40" w:line="240"/>
             </w:pPr>
             <w:r>
               <w:t xml:space="preserve">string</w:t>
@@ -14871,8 +15105,8 @@
             <w:pPr>
               <w:pStyle w:val="Compact"/>
               <w:jc w:val="left"/>
-              <w:ind w:right="0" w:firstLine="0" w:left="0"/>
-              <w:spacing w:after="40" w:lineRule="auto" w:line="240" w:before="40"/>
+              <w:ind w:right="0" w:left="0" w:firstLine="0"/>
+              <w:spacing w:after="40" w:lineRule="auto" w:before="40" w:line="240"/>
             </w:pPr>
             <w:r>
               <w:t xml:space="preserve">nil</w:t>
@@ -14885,8 +15119,8 @@
             <w:pPr>
               <w:pStyle w:val="Compact"/>
               <w:jc w:val="left"/>
-              <w:ind w:right="0" w:firstLine="0" w:left="0"/>
-              <w:spacing w:after="40" w:lineRule="auto" w:line="240" w:before="40"/>
+              <w:ind w:right="0" w:left="0" w:firstLine="0"/>
+              <w:spacing w:after="40" w:lineRule="auto" w:before="40" w:line="240"/>
             </w:pPr>
             <w:r>
               <w:t xml:space="preserve">Prefix for auto-generated PIDs.</w:t>
@@ -14901,8 +15135,8 @@
             <w:pPr>
               <w:pStyle w:val="Compact"/>
               <w:jc w:val="left"/>
-              <w:ind w:right="0" w:firstLine="0" w:left="0"/>
-              <w:spacing w:after="40" w:lineRule="auto" w:line="240" w:before="40"/>
+              <w:ind w:right="0" w:left="0" w:firstLine="0"/>
+              <w:spacing w:after="40" w:lineRule="auto" w:before="40" w:line="240"/>
             </w:pPr>
             <w:r>
               <w:rPr>
@@ -14918,8 +15152,8 @@
             <w:pPr>
               <w:pStyle w:val="Compact"/>
               <w:jc w:val="left"/>
-              <w:ind w:right="0" w:firstLine="0" w:left="0"/>
-              <w:spacing w:after="40" w:lineRule="auto" w:line="240" w:before="40"/>
+              <w:ind w:right="0" w:left="0" w:firstLine="0"/>
+              <w:spacing w:after="40" w:lineRule="auto" w:before="40" w:line="240"/>
             </w:pPr>
             <w:r>
               <w:t xml:space="preserve">string</w:t>
@@ -14932,8 +15166,8 @@
             <w:pPr>
               <w:pStyle w:val="Compact"/>
               <w:jc w:val="left"/>
-              <w:ind w:right="0" w:firstLine="0" w:left="0"/>
-              <w:spacing w:after="40" w:lineRule="auto" w:line="240" w:before="40"/>
+              <w:ind w:right="0" w:left="0" w:firstLine="0"/>
+              <w:spacing w:after="40" w:lineRule="auto" w:before="40" w:line="240"/>
             </w:pPr>
             <w:r>
               <w:t xml:space="preserve">nil</w:t>
@@ -14946,8 +15180,8 @@
             <w:pPr>
               <w:pStyle w:val="Compact"/>
               <w:jc w:val="left"/>
-              <w:ind w:right="0" w:firstLine="0" w:left="0"/>
-              <w:spacing w:after="40" w:lineRule="auto" w:line="240" w:before="40"/>
+              <w:ind w:right="0" w:left="0" w:firstLine="0"/>
+              <w:spacing w:after="40" w:lineRule="auto" w:before="40" w:line="240"/>
             </w:pPr>
             <w:r>
               <w:t xml:space="preserve">Printf format (e.g. </w:t>
@@ -14971,8 +15205,8 @@
             <w:pPr>
               <w:pStyle w:val="Compact"/>
               <w:jc w:val="left"/>
-              <w:ind w:right="0" w:firstLine="0" w:left="0"/>
-              <w:spacing w:after="40" w:lineRule="auto" w:line="240" w:before="40"/>
+              <w:ind w:right="0" w:left="0" w:firstLine="0"/>
+              <w:spacing w:after="40" w:lineRule="auto" w:before="40" w:line="240"/>
             </w:pPr>
             <w:r>
               <w:rPr>
@@ -14988,8 +15222,8 @@
             <w:pPr>
               <w:pStyle w:val="Compact"/>
               <w:jc w:val="left"/>
-              <w:ind w:right="0" w:firstLine="0" w:left="0"/>
-              <w:spacing w:after="40" w:lineRule="auto" w:line="240" w:before="40"/>
+              <w:ind w:right="0" w:left="0" w:firstLine="0"/>
+              <w:spacing w:after="40" w:lineRule="auto" w:before="40" w:line="240"/>
             </w:pPr>
             <w:r>
               <w:t xml:space="preserve">list</w:t>
@@ -15002,8 +15236,8 @@
             <w:pPr>
               <w:pStyle w:val="Compact"/>
               <w:jc w:val="left"/>
-              <w:ind w:right="0" w:firstLine="0" w:left="0"/>
-              <w:spacing w:after="40" w:lineRule="auto" w:line="240" w:before="40"/>
+              <w:ind w:right="0" w:left="0" w:firstLine="0"/>
+              <w:spacing w:after="40" w:lineRule="auto" w:before="40" w:line="240"/>
             </w:pPr>
             <w:r>
               <w:t xml:space="preserve">nil</w:t>
@@ -15016,8 +15250,8 @@
             <w:pPr>
               <w:pStyle w:val="Compact"/>
               <w:jc w:val="left"/>
-              <w:ind w:right="0" w:firstLine="0" w:left="0"/>
-              <w:spacing w:after="40" w:lineRule="auto" w:line="240" w:before="40"/>
+              <w:ind w:right="0" w:left="0" w:firstLine="0"/>
+              <w:spacing w:after="40" w:lineRule="auto" w:before="40" w:line="240"/>
             </w:pPr>
             <w:r>
               <w:t xml:space="preserve">Alternative identifiers for syntax matching.</w:t>
@@ -15032,8 +15266,8 @@
             <w:pPr>
               <w:pStyle w:val="Compact"/>
               <w:jc w:val="left"/>
-              <w:ind w:right="0" w:firstLine="0" w:left="0"/>
-              <w:spacing w:after="40" w:lineRule="auto" w:line="240" w:before="40"/>
+              <w:ind w:right="0" w:left="0" w:firstLine="0"/>
+              <w:spacing w:after="40" w:lineRule="auto" w:before="40" w:line="240"/>
             </w:pPr>
             <w:r>
               <w:rPr>
@@ -15049,8 +15283,8 @@
             <w:pPr>
               <w:pStyle w:val="Compact"/>
               <w:jc w:val="left"/>
-              <w:ind w:right="0" w:firstLine="0" w:left="0"/>
-              <w:spacing w:after="40" w:lineRule="auto" w:line="240" w:before="40"/>
+              <w:ind w:right="0" w:left="0" w:firstLine="0"/>
+              <w:spacing w:after="40" w:lineRule="auto" w:before="40" w:line="240"/>
             </w:pPr>
             <w:r>
               <w:t xml:space="preserve">list</w:t>
@@ -15063,8 +15297,8 @@
             <w:pPr>
               <w:pStyle w:val="Compact"/>
               <w:jc w:val="left"/>
-              <w:ind w:right="0" w:firstLine="0" w:left="0"/>
-              <w:spacing w:after="40" w:lineRule="auto" w:line="240" w:before="40"/>
+              <w:ind w:right="0" w:left="0" w:firstLine="0"/>
+              <w:spacing w:after="40" w:lineRule="auto" w:before="40" w:line="240"/>
             </w:pPr>
             <w:r>
               <w:t xml:space="preserve">nil</w:t>
@@ -15077,8 +15311,8 @@
             <w:pPr>
               <w:pStyle w:val="Compact"/>
               <w:jc w:val="left"/>
-              <w:ind w:right="0" w:firstLine="0" w:left="0"/>
-              <w:spacing w:after="40" w:lineRule="auto" w:line="240" w:before="40"/>
+              <w:ind w:right="0" w:left="0" w:firstLine="0"/>
+              <w:spacing w:after="40" w:lineRule="auto" w:before="40" w:line="240"/>
             </w:pPr>
             <w:r>
               <w:t xml:space="preserve">Titles that auto-resolve to this type (e.g. </w:t>
@@ -15117,8 +15351,8 @@
             <w:pPr>
               <w:pStyle w:val="Compact"/>
               <w:jc w:val="left"/>
-              <w:ind w:right="0" w:firstLine="0" w:left="0"/>
-              <w:spacing w:after="40" w:lineRule="auto" w:line="240" w:before="40"/>
+              <w:ind w:right="0" w:left="0" w:firstLine="0"/>
+              <w:spacing w:after="40" w:lineRule="auto" w:before="40" w:line="240"/>
             </w:pPr>
             <w:r>
               <w:rPr>
@@ -15134,8 +15368,8 @@
             <w:pPr>
               <w:pStyle w:val="Compact"/>
               <w:jc w:val="left"/>
-              <w:ind w:right="0" w:firstLine="0" w:left="0"/>
-              <w:spacing w:after="40" w:lineRule="auto" w:line="240" w:before="40"/>
+              <w:ind w:right="0" w:left="0" w:firstLine="0"/>
+              <w:spacing w:after="40" w:lineRule="auto" w:before="40" w:line="240"/>
             </w:pPr>
             <w:r>
               <w:t xml:space="preserve">list</w:t>
@@ -15148,8 +15382,8 @@
             <w:pPr>
               <w:pStyle w:val="Compact"/>
               <w:jc w:val="left"/>
-              <w:ind w:right="0" w:firstLine="0" w:left="0"/>
-              <w:spacing w:after="40" w:lineRule="auto" w:line="240" w:before="40"/>
+              <w:ind w:right="0" w:left="0" w:firstLine="0"/>
+              <w:spacing w:after="40" w:lineRule="auto" w:before="40" w:line="240"/>
             </w:pPr>
             <w:r>
               <w:t xml:space="preserve">nil</w:t>
@@ -15162,8 +15396,8 @@
             <w:pPr>
               <w:pStyle w:val="Compact"/>
               <w:jc w:val="left"/>
-              <w:ind w:right="0" w:firstLine="0" w:left="0"/>
-              <w:spacing w:after="40" w:lineRule="auto" w:line="240" w:before="40"/>
+              <w:ind w:right="0" w:left="0" w:firstLine="0"/>
+              <w:spacing w:after="40" w:lineRule="auto" w:before="40" w:line="240"/>
             </w:pPr>
             <w:r>
               <w:t xml:space="preserve">Attribute definitions (see below).</w:t>
@@ -15193,7 +15427,7 @@
           <w:sz w:val="2"/>
         </w:rPr>
       </w:pPr>
-      <w:bookmarkStart w:name="csv-tbl-model-attribute-fields" w:id="62565"/>
+      <w:bookmarkStart w:id="62565" w:name="csv-tbl-model-attribute-fields"/>
       <w:bookmarkEnd w:id="62565"/>
     </w:p>
     <w:p>
@@ -15230,18 +15464,18 @@
         <w:tblLook w:firstRow="1" w:lastRow="0" w:firstColumn="0" w:lastColumn="0" w:noHBand="0" w:noVBand="0" w:val="0020"/>
         <w:jc w:val="start"/>
         <w:tblBorders>
-          <w:top w:space="0" w:color="000000" w:val="single" w:sz="6"/>
-          <w:left w:space="0" w:color="000000" w:val="single" w:sz="6"/>
-          <w:bottom w:space="0" w:color="000000" w:val="single" w:sz="6"/>
-          <w:right w:space="0" w:color="000000" w:val="single" w:sz="6"/>
-          <w:insideH w:space="0" w:color="000000" w:val="single" w:sz="6"/>
-          <w:insideV w:space="0" w:color="000000" w:val="single" w:sz="6"/>
+          <w:top w:space="0" w:val="single" w:color="000000" w:sz="6"/>
+          <w:left w:space="0" w:val="single" w:color="000000" w:sz="6"/>
+          <w:bottom w:space="0" w:val="single" w:color="000000" w:sz="6"/>
+          <w:right w:space="0" w:val="single" w:color="000000" w:sz="6"/>
+          <w:insideH w:space="0" w:val="single" w:color="000000" w:sz="6"/>
+          <w:insideV w:space="0" w:val="single" w:color="000000" w:sz="6"/>
         </w:tblBorders>
         <w:tblCellMar>
-          <w:top w:type="dxa" w:w="57"/>
-          <w:left w:type="dxa" w:w="108"/>
-          <w:bottom w:type="dxa" w:w="57"/>
-          <w:right w:type="dxa" w:w="108"/>
+          <w:top w:w="57" w:type="dxa"/>
+          <w:left w:w="108" w:type="dxa"/>
+          <w:bottom w:w="57" w:type="dxa"/>
+          <w:right w:w="108" w:type="dxa"/>
         </w:tblCellMar>
       </w:tblPr>
       <w:tblGrid>
@@ -15262,8 +15496,8 @@
             <w:pPr>
               <w:pStyle w:val="Compact"/>
               <w:jc w:val="left"/>
-              <w:ind w:right="0" w:firstLine="0" w:left="0"/>
-              <w:spacing w:after="40" w:lineRule="auto" w:line="240" w:before="40"/>
+              <w:ind w:right="0" w:left="0" w:firstLine="0"/>
+              <w:spacing w:after="40" w:lineRule="auto" w:before="40" w:line="240"/>
             </w:pPr>
             <w:r>
               <w:rPr>
@@ -15281,8 +15515,8 @@
             <w:pPr>
               <w:pStyle w:val="Compact"/>
               <w:jc w:val="left"/>
-              <w:ind w:right="0" w:firstLine="0" w:left="0"/>
-              <w:spacing w:after="40" w:lineRule="auto" w:line="240" w:before="40"/>
+              <w:ind w:right="0" w:left="0" w:firstLine="0"/>
+              <w:spacing w:after="40" w:lineRule="auto" w:before="40" w:line="240"/>
             </w:pPr>
             <w:r>
               <w:rPr>
@@ -15300,8 +15534,8 @@
             <w:pPr>
               <w:pStyle w:val="Compact"/>
               <w:jc w:val="left"/>
-              <w:ind w:right="0" w:firstLine="0" w:left="0"/>
-              <w:spacing w:after="40" w:lineRule="auto" w:line="240" w:before="40"/>
+              <w:ind w:right="0" w:left="0" w:firstLine="0"/>
+              <w:spacing w:after="40" w:lineRule="auto" w:before="40" w:line="240"/>
             </w:pPr>
             <w:r>
               <w:rPr>
@@ -15319,8 +15553,8 @@
             <w:pPr>
               <w:pStyle w:val="Compact"/>
               <w:jc w:val="left"/>
-              <w:ind w:right="0" w:firstLine="0" w:left="0"/>
-              <w:spacing w:after="40" w:lineRule="auto" w:line="240" w:before="40"/>
+              <w:ind w:right="0" w:left="0" w:firstLine="0"/>
+              <w:spacing w:after="40" w:lineRule="auto" w:before="40" w:line="240"/>
             </w:pPr>
             <w:r>
               <w:rPr>
@@ -15338,8 +15572,8 @@
             <w:pPr>
               <w:pStyle w:val="Compact"/>
               <w:jc w:val="left"/>
-              <w:ind w:right="0" w:firstLine="0" w:left="0"/>
-              <w:spacing w:after="40" w:lineRule="auto" w:line="240" w:before="40"/>
+              <w:ind w:right="0" w:left="0" w:firstLine="0"/>
+              <w:spacing w:after="40" w:lineRule="auto" w:before="40" w:line="240"/>
             </w:pPr>
             <w:r>
               <w:rPr>
@@ -15355,8 +15589,8 @@
             <w:pPr>
               <w:pStyle w:val="Compact"/>
               <w:jc w:val="left"/>
-              <w:ind w:right="0" w:firstLine="0" w:left="0"/>
-              <w:spacing w:after="40" w:lineRule="auto" w:line="240" w:before="40"/>
+              <w:ind w:right="0" w:left="0" w:firstLine="0"/>
+              <w:spacing w:after="40" w:lineRule="auto" w:before="40" w:line="240"/>
             </w:pPr>
             <w:r>
               <w:t xml:space="preserve">string</w:t>
@@ -15369,8 +15603,8 @@
             <w:pPr>
               <w:pStyle w:val="Compact"/>
               <w:jc w:val="left"/>
-              <w:ind w:right="0" w:firstLine="0" w:left="0"/>
-              <w:spacing w:after="40" w:lineRule="auto" w:line="240" w:before="40"/>
+              <w:ind w:right="0" w:left="0" w:firstLine="0"/>
+              <w:spacing w:after="40" w:lineRule="auto" w:before="40" w:line="240"/>
             </w:pPr>
             <w:r>
               <w:t xml:space="preserve">required</w:t>
@@ -15383,8 +15617,8 @@
             <w:pPr>
               <w:pStyle w:val="Compact"/>
               <w:jc w:val="left"/>
-              <w:ind w:right="0" w:firstLine="0" w:left="0"/>
-              <w:spacing w:after="40" w:lineRule="auto" w:line="240" w:before="40"/>
+              <w:ind w:right="0" w:left="0" w:firstLine="0"/>
+              <w:spacing w:after="40" w:lineRule="auto" w:before="40" w:line="240"/>
             </w:pPr>
             <w:r>
               <w:t xml:space="preserve">Attribute identifier.</w:t>
@@ -15399,8 +15633,8 @@
             <w:pPr>
               <w:pStyle w:val="Compact"/>
               <w:jc w:val="left"/>
-              <w:ind w:right="0" w:firstLine="0" w:left="0"/>
-              <w:spacing w:after="40" w:lineRule="auto" w:line="240" w:before="40"/>
+              <w:ind w:right="0" w:left="0" w:firstLine="0"/>
+              <w:spacing w:after="40" w:lineRule="auto" w:before="40" w:line="240"/>
             </w:pPr>
             <w:r>
               <w:rPr>
@@ -15416,8 +15650,8 @@
             <w:pPr>
               <w:pStyle w:val="Compact"/>
               <w:jc w:val="left"/>
-              <w:ind w:right="0" w:firstLine="0" w:left="0"/>
-              <w:spacing w:after="40" w:lineRule="auto" w:line="240" w:before="40"/>
+              <w:ind w:right="0" w:left="0" w:firstLine="0"/>
+              <w:spacing w:after="40" w:lineRule="auto" w:before="40" w:line="240"/>
             </w:pPr>
             <w:r>
               <w:t xml:space="preserve">string</w:t>
@@ -15430,8 +15664,8 @@
             <w:pPr>
               <w:pStyle w:val="Compact"/>
               <w:jc w:val="left"/>
-              <w:ind w:right="0" w:firstLine="0" w:left="0"/>
-              <w:spacing w:after="40" w:lineRule="auto" w:line="240" w:before="40"/>
+              <w:ind w:right="0" w:left="0" w:firstLine="0"/>
+              <w:spacing w:after="40" w:lineRule="auto" w:before="40" w:line="240"/>
             </w:pPr>
             <w:r>
               <w:rPr>
@@ -15447,8 +15681,8 @@
             <w:pPr>
               <w:pStyle w:val="Compact"/>
               <w:jc w:val="left"/>
-              <w:ind w:right="0" w:firstLine="0" w:left="0"/>
-              <w:spacing w:after="40" w:lineRule="auto" w:line="240" w:before="40"/>
+              <w:ind w:right="0" w:left="0" w:firstLine="0"/>
+              <w:spacing w:after="40" w:lineRule="auto" w:before="40" w:line="240"/>
             </w:pPr>
             <w:r>
               <w:t xml:space="preserve">One of:</w:t>
@@ -15562,8 +15796,8 @@
             <w:pPr>
               <w:pStyle w:val="Compact"/>
               <w:jc w:val="left"/>
-              <w:ind w:right="0" w:firstLine="0" w:left="0"/>
-              <w:spacing w:after="40" w:lineRule="auto" w:line="240" w:before="40"/>
+              <w:ind w:right="0" w:left="0" w:firstLine="0"/>
+              <w:spacing w:after="40" w:lineRule="auto" w:before="40" w:line="240"/>
             </w:pPr>
             <w:r>
               <w:rPr>
@@ -15579,8 +15813,8 @@
             <w:pPr>
               <w:pStyle w:val="Compact"/>
               <w:jc w:val="left"/>
-              <w:ind w:right="0" w:firstLine="0" w:left="0"/>
-              <w:spacing w:after="40" w:lineRule="auto" w:line="240" w:before="40"/>
+              <w:ind w:right="0" w:left="0" w:firstLine="0"/>
+              <w:spacing w:after="40" w:lineRule="auto" w:before="40" w:line="240"/>
             </w:pPr>
             <w:r>
               <w:t xml:space="preserve">integer</w:t>
@@ -15593,8 +15827,8 @@
             <w:pPr>
               <w:pStyle w:val="Compact"/>
               <w:jc w:val="left"/>
-              <w:ind w:right="0" w:firstLine="0" w:left="0"/>
-              <w:spacing w:after="40" w:lineRule="auto" w:line="240" w:before="40"/>
+              <w:ind w:right="0" w:left="0" w:firstLine="0"/>
+              <w:spacing w:after="40" w:lineRule="auto" w:before="40" w:line="240"/>
             </w:pPr>
             <w:r>
               <w:t xml:space="preserve">0</w:t>
@@ -15607,8 +15841,8 @@
             <w:pPr>
               <w:pStyle w:val="Compact"/>
               <w:jc w:val="left"/>
-              <w:ind w:right="0" w:firstLine="0" w:left="0"/>
-              <w:spacing w:after="40" w:lineRule="auto" w:line="240" w:before="40"/>
+              <w:ind w:right="0" w:left="0" w:firstLine="0"/>
+              <w:spacing w:after="40" w:lineRule="auto" w:before="40" w:line="240"/>
             </w:pPr>
             <w:r>
               <w:t xml:space="preserve">0 = optional, 1 = required.</w:t>
@@ -15623,8 +15857,8 @@
             <w:pPr>
               <w:pStyle w:val="Compact"/>
               <w:jc w:val="left"/>
-              <w:ind w:right="0" w:firstLine="0" w:left="0"/>
-              <w:spacing w:after="40" w:lineRule="auto" w:line="240" w:before="40"/>
+              <w:ind w:right="0" w:left="0" w:firstLine="0"/>
+              <w:spacing w:after="40" w:lineRule="auto" w:before="40" w:line="240"/>
             </w:pPr>
             <w:r>
               <w:rPr>
@@ -15640,8 +15874,8 @@
             <w:pPr>
               <w:pStyle w:val="Compact"/>
               <w:jc w:val="left"/>
-              <w:ind w:right="0" w:firstLine="0" w:left="0"/>
-              <w:spacing w:after="40" w:lineRule="auto" w:line="240" w:before="40"/>
+              <w:ind w:right="0" w:left="0" w:firstLine="0"/>
+              <w:spacing w:after="40" w:lineRule="auto" w:before="40" w:line="240"/>
             </w:pPr>
             <w:r>
               <w:t xml:space="preserve">integer</w:t>
@@ -15654,8 +15888,8 @@
             <w:pPr>
               <w:pStyle w:val="Compact"/>
               <w:jc w:val="left"/>
-              <w:ind w:right="0" w:firstLine="0" w:left="0"/>
-              <w:spacing w:after="40" w:lineRule="auto" w:line="240" w:before="40"/>
+              <w:ind w:right="0" w:left="0" w:firstLine="0"/>
+              <w:spacing w:after="40" w:lineRule="auto" w:before="40" w:line="240"/>
             </w:pPr>
             <w:r>
               <w:t xml:space="preserve">1</w:t>
@@ -15668,8 +15902,8 @@
             <w:pPr>
               <w:pStyle w:val="Compact"/>
               <w:jc w:val="left"/>
-              <w:ind w:right="0" w:firstLine="0" w:left="0"/>
-              <w:spacing w:after="40" w:lineRule="auto" w:line="240" w:before="40"/>
+              <w:ind w:right="0" w:left="0" w:firstLine="0"/>
+              <w:spacing w:after="40" w:lineRule="auto" w:before="40" w:line="240"/>
             </w:pPr>
             <w:r>
               <w:t xml:space="preserve">Maximum number of values.</w:t>
@@ -15684,8 +15918,8 @@
             <w:pPr>
               <w:pStyle w:val="Compact"/>
               <w:jc w:val="left"/>
-              <w:ind w:right="0" w:firstLine="0" w:left="0"/>
-              <w:spacing w:after="40" w:lineRule="auto" w:line="240" w:before="40"/>
+              <w:ind w:right="0" w:left="0" w:firstLine="0"/>
+              <w:spacing w:after="40" w:lineRule="auto" w:before="40" w:line="240"/>
             </w:pPr>
             <w:r>
               <w:rPr>
@@ -15716,8 +15950,8 @@
             <w:pPr>
               <w:pStyle w:val="Compact"/>
               <w:jc w:val="left"/>
-              <w:ind w:right="0" w:firstLine="0" w:left="0"/>
-              <w:spacing w:after="40" w:lineRule="auto" w:line="240" w:before="40"/>
+              <w:ind w:right="0" w:left="0" w:firstLine="0"/>
+              <w:spacing w:after="40" w:lineRule="auto" w:before="40" w:line="240"/>
             </w:pPr>
             <w:r>
               <w:t xml:space="preserve">number</w:t>
@@ -15730,8 +15964,8 @@
             <w:pPr>
               <w:pStyle w:val="Compact"/>
               <w:jc w:val="left"/>
-              <w:ind w:right="0" w:firstLine="0" w:left="0"/>
-              <w:spacing w:after="40" w:lineRule="auto" w:line="240" w:before="40"/>
+              <w:ind w:right="0" w:left="0" w:firstLine="0"/>
+              <w:spacing w:after="40" w:lineRule="auto" w:before="40" w:line="240"/>
             </w:pPr>
             <w:r>
               <w:t xml:space="preserve">nil</w:t>
@@ -15744,8 +15978,8 @@
             <w:pPr>
               <w:pStyle w:val="Compact"/>
               <w:jc w:val="left"/>
-              <w:ind w:right="0" w:firstLine="0" w:left="0"/>
-              <w:spacing w:after="40" w:lineRule="auto" w:line="240" w:before="40"/>
+              <w:ind w:right="0" w:left="0" w:firstLine="0"/>
+              <w:spacing w:after="40" w:lineRule="auto" w:before="40" w:line="240"/>
             </w:pPr>
             <w:r>
               <w:t xml:space="preserve">Bounds for numeric types.</w:t>
@@ -15760,8 +15994,8 @@
             <w:pPr>
               <w:pStyle w:val="Compact"/>
               <w:jc w:val="left"/>
-              <w:ind w:right="0" w:firstLine="0" w:left="0"/>
-              <w:spacing w:after="40" w:lineRule="auto" w:line="240" w:before="40"/>
+              <w:ind w:right="0" w:left="0" w:firstLine="0"/>
+              <w:spacing w:after="40" w:lineRule="auto" w:before="40" w:line="240"/>
             </w:pPr>
             <w:r>
               <w:rPr>
@@ -15777,8 +16011,8 @@
             <w:pPr>
               <w:pStyle w:val="Compact"/>
               <w:jc w:val="left"/>
-              <w:ind w:right="0" w:firstLine="0" w:left="0"/>
-              <w:spacing w:after="40" w:lineRule="auto" w:line="240" w:before="40"/>
+              <w:ind w:right="0" w:left="0" w:firstLine="0"/>
+              <w:spacing w:after="40" w:lineRule="auto" w:before="40" w:line="240"/>
             </w:pPr>
             <w:r>
               <w:t xml:space="preserve">list</w:t>
@@ -15791,8 +16025,8 @@
             <w:pPr>
               <w:pStyle w:val="Compact"/>
               <w:jc w:val="left"/>
-              <w:ind w:right="0" w:firstLine="0" w:left="0"/>
-              <w:spacing w:after="40" w:lineRule="auto" w:line="240" w:before="40"/>
+              <w:ind w:right="0" w:left="0" w:firstLine="0"/>
+              <w:spacing w:after="40" w:lineRule="auto" w:before="40" w:line="240"/>
             </w:pPr>
             <w:r>
               <w:t xml:space="preserve">nil</w:t>
@@ -15805,8 +16039,8 @@
             <w:pPr>
               <w:pStyle w:val="Compact"/>
               <w:jc w:val="left"/>
-              <w:ind w:right="0" w:firstLine="0" w:left="0"/>
-              <w:spacing w:after="40" w:lineRule="auto" w:line="240" w:before="40"/>
+              <w:ind w:right="0" w:left="0" w:firstLine="0"/>
+              <w:spacing w:after="40" w:lineRule="auto" w:before="40" w:line="240"/>
             </w:pPr>
             <w:r>
               <w:t xml:space="preserve">Required when</w:t>
@@ -15833,8 +16067,8 @@
             <w:pPr>
               <w:pStyle w:val="Compact"/>
               <w:jc w:val="left"/>
-              <w:ind w:right="0" w:firstLine="0" w:left="0"/>
-              <w:spacing w:after="40" w:lineRule="auto" w:line="240" w:before="40"/>
+              <w:ind w:right="0" w:left="0" w:firstLine="0"/>
+              <w:spacing w:after="40" w:lineRule="auto" w:before="40" w:line="240"/>
             </w:pPr>
             <w:r>
               <w:rPr>
@@ -15850,8 +16084,8 @@
             <w:pPr>
               <w:pStyle w:val="Compact"/>
               <w:jc w:val="left"/>
-              <w:ind w:right="0" w:firstLine="0" w:left="0"/>
-              <w:spacing w:after="40" w:lineRule="auto" w:line="240" w:before="40"/>
+              <w:ind w:right="0" w:left="0" w:firstLine="0"/>
+              <w:spacing w:after="40" w:lineRule="auto" w:before="40" w:line="240"/>
             </w:pPr>
             <w:r>
               <w:t xml:space="preserve">string</w:t>
@@ -15864,8 +16098,8 @@
             <w:pPr>
               <w:pStyle w:val="Compact"/>
               <w:jc w:val="left"/>
-              <w:ind w:right="0" w:firstLine="0" w:left="0"/>
-              <w:spacing w:after="40" w:lineRule="auto" w:line="240" w:before="40"/>
+              <w:ind w:right="0" w:left="0" w:firstLine="0"/>
+              <w:spacing w:after="40" w:lineRule="auto" w:before="40" w:line="240"/>
             </w:pPr>
             <w:r>
               <w:t xml:space="preserve">auto</w:t>
@@ -15878,8 +16112,8 @@
             <w:pPr>
               <w:pStyle w:val="Compact"/>
               <w:jc w:val="left"/>
-              <w:ind w:right="0" w:firstLine="0" w:left="0"/>
-              <w:spacing w:after="40" w:lineRule="auto" w:line="240" w:before="40"/>
+              <w:ind w:right="0" w:left="0" w:firstLine="0"/>
+              <w:spacing w:after="40" w:lineRule="auto" w:before="40" w:line="240"/>
             </w:pPr>
             <w:r>
               <w:t xml:space="preserve">Override the auto-generated datatype id. For</w:t>
@@ -15936,7 +16170,7 @@
           <w:sz w:val="2"/>
         </w:rPr>
       </w:pPr>
-      <w:bookmarkStart w:name="csv-tbl-model-float-fields" w:id="38789"/>
+      <w:bookmarkStart w:id="38789" w:name="csv-tbl-model-float-fields"/>
       <w:bookmarkEnd w:id="38789"/>
     </w:p>
     <w:p>
@@ -15973,18 +16207,18 @@
         <w:tblLook w:firstRow="1" w:lastRow="0" w:firstColumn="0" w:lastColumn="0" w:noHBand="0" w:noVBand="0" w:val="0020"/>
         <w:jc w:val="start"/>
         <w:tblBorders>
-          <w:top w:space="0" w:color="000000" w:val="single" w:sz="6"/>
-          <w:left w:space="0" w:color="000000" w:val="single" w:sz="6"/>
-          <w:bottom w:space="0" w:color="000000" w:val="single" w:sz="6"/>
-          <w:right w:space="0" w:color="000000" w:val="single" w:sz="6"/>
-          <w:insideH w:space="0" w:color="000000" w:val="single" w:sz="6"/>
-          <w:insideV w:space="0" w:color="000000" w:val="single" w:sz="6"/>
+          <w:top w:space="0" w:val="single" w:color="000000" w:sz="6"/>
+          <w:left w:space="0" w:val="single" w:color="000000" w:sz="6"/>
+          <w:bottom w:space="0" w:val="single" w:color="000000" w:sz="6"/>
+          <w:right w:space="0" w:val="single" w:color="000000" w:sz="6"/>
+          <w:insideH w:space="0" w:val="single" w:color="000000" w:sz="6"/>
+          <w:insideV w:space="0" w:val="single" w:color="000000" w:sz="6"/>
         </w:tblBorders>
         <w:tblCellMar>
-          <w:top w:type="dxa" w:w="57"/>
-          <w:left w:type="dxa" w:w="108"/>
-          <w:bottom w:type="dxa" w:w="57"/>
-          <w:right w:type="dxa" w:w="108"/>
+          <w:top w:w="57" w:type="dxa"/>
+          <w:left w:w="108" w:type="dxa"/>
+          <w:bottom w:w="57" w:type="dxa"/>
+          <w:right w:w="108" w:type="dxa"/>
         </w:tblCellMar>
       </w:tblPr>
       <w:tblGrid>
@@ -16005,8 +16239,8 @@
             <w:pPr>
               <w:pStyle w:val="Compact"/>
               <w:jc w:val="left"/>
-              <w:ind w:right="0" w:firstLine="0" w:left="0"/>
-              <w:spacing w:after="40" w:lineRule="auto" w:line="240" w:before="40"/>
+              <w:ind w:right="0" w:left="0" w:firstLine="0"/>
+              <w:spacing w:after="40" w:lineRule="auto" w:before="40" w:line="240"/>
             </w:pPr>
             <w:r>
               <w:rPr>
@@ -16024,8 +16258,8 @@
             <w:pPr>
               <w:pStyle w:val="Compact"/>
               <w:jc w:val="left"/>
-              <w:ind w:right="0" w:firstLine="0" w:left="0"/>
-              <w:spacing w:after="40" w:lineRule="auto" w:line="240" w:before="40"/>
+              <w:ind w:right="0" w:left="0" w:firstLine="0"/>
+              <w:spacing w:after="40" w:lineRule="auto" w:before="40" w:line="240"/>
             </w:pPr>
             <w:r>
               <w:rPr>
@@ -16043,8 +16277,8 @@
             <w:pPr>
               <w:pStyle w:val="Compact"/>
               <w:jc w:val="left"/>
-              <w:ind w:right="0" w:firstLine="0" w:left="0"/>
-              <w:spacing w:after="40" w:lineRule="auto" w:line="240" w:before="40"/>
+              <w:ind w:right="0" w:left="0" w:firstLine="0"/>
+              <w:spacing w:after="40" w:lineRule="auto" w:before="40" w:line="240"/>
             </w:pPr>
             <w:r>
               <w:rPr>
@@ -16062,8 +16296,8 @@
             <w:pPr>
               <w:pStyle w:val="Compact"/>
               <w:jc w:val="left"/>
-              <w:ind w:right="0" w:firstLine="0" w:left="0"/>
-              <w:spacing w:after="40" w:lineRule="auto" w:line="240" w:before="40"/>
+              <w:ind w:right="0" w:left="0" w:firstLine="0"/>
+              <w:spacing w:after="40" w:lineRule="auto" w:before="40" w:line="240"/>
             </w:pPr>
             <w:r>
               <w:rPr>
@@ -16081,8 +16315,8 @@
             <w:pPr>
               <w:pStyle w:val="Compact"/>
               <w:jc w:val="left"/>
-              <w:ind w:right="0" w:firstLine="0" w:left="0"/>
-              <w:spacing w:after="40" w:lineRule="auto" w:line="240" w:before="40"/>
+              <w:ind w:right="0" w:left="0" w:firstLine="0"/>
+              <w:spacing w:after="40" w:lineRule="auto" w:before="40" w:line="240"/>
             </w:pPr>
             <w:r>
               <w:rPr>
@@ -16098,8 +16332,8 @@
             <w:pPr>
               <w:pStyle w:val="Compact"/>
               <w:jc w:val="left"/>
-              <w:ind w:right="0" w:firstLine="0" w:left="0"/>
-              <w:spacing w:after="40" w:lineRule="auto" w:line="240" w:before="40"/>
+              <w:ind w:right="0" w:left="0" w:firstLine="0"/>
+              <w:spacing w:after="40" w:lineRule="auto" w:before="40" w:line="240"/>
             </w:pPr>
             <w:r>
               <w:t xml:space="preserve">string</w:t>
@@ -16112,8 +16346,8 @@
             <w:pPr>
               <w:pStyle w:val="Compact"/>
               <w:jc w:val="left"/>
-              <w:ind w:right="0" w:firstLine="0" w:left="0"/>
-              <w:spacing w:after="40" w:lineRule="auto" w:line="240" w:before="40"/>
+              <w:ind w:right="0" w:left="0" w:firstLine="0"/>
+              <w:spacing w:after="40" w:lineRule="auto" w:before="40" w:line="240"/>
             </w:pPr>
             <w:r>
               <w:t xml:space="preserve">required</w:t>
@@ -16126,8 +16360,8 @@
             <w:pPr>
               <w:pStyle w:val="Compact"/>
               <w:jc w:val="left"/>
-              <w:ind w:right="0" w:firstLine="0" w:left="0"/>
-              <w:spacing w:after="40" w:lineRule="auto" w:line="240" w:before="40"/>
+              <w:ind w:right="0" w:left="0" w:firstLine="0"/>
+              <w:spacing w:after="40" w:lineRule="auto" w:before="40" w:line="240"/>
             </w:pPr>
             <w:r>
               <w:t xml:space="preserve">Unique identifier.</w:t>
@@ -16142,8 +16376,8 @@
             <w:pPr>
               <w:pStyle w:val="Compact"/>
               <w:jc w:val="left"/>
-              <w:ind w:right="0" w:firstLine="0" w:left="0"/>
-              <w:spacing w:after="40" w:lineRule="auto" w:line="240" w:before="40"/>
+              <w:ind w:right="0" w:left="0" w:firstLine="0"/>
+              <w:spacing w:after="40" w:lineRule="auto" w:before="40" w:line="240"/>
             </w:pPr>
             <w:r>
               <w:rPr>
@@ -16159,8 +16393,8 @@
             <w:pPr>
               <w:pStyle w:val="Compact"/>
               <w:jc w:val="left"/>
-              <w:ind w:right="0" w:firstLine="0" w:left="0"/>
-              <w:spacing w:after="40" w:lineRule="auto" w:line="240" w:before="40"/>
+              <w:ind w:right="0" w:left="0" w:firstLine="0"/>
+              <w:spacing w:after="40" w:lineRule="auto" w:before="40" w:line="240"/>
             </w:pPr>
             <w:r>
               <w:t xml:space="preserve">string</w:t>
@@ -16173,8 +16407,8 @@
             <w:pPr>
               <w:pStyle w:val="Compact"/>
               <w:jc w:val="left"/>
-              <w:ind w:right="0" w:firstLine="0" w:left="0"/>
-              <w:spacing w:after="40" w:lineRule="auto" w:line="240" w:before="40"/>
+              <w:ind w:right="0" w:left="0" w:firstLine="0"/>
+              <w:spacing w:after="40" w:lineRule="auto" w:before="40" w:line="240"/>
             </w:pPr>
             <w:r>
               <w:t xml:space="preserve">same as</w:t>
@@ -16196,8 +16430,8 @@
             <w:pPr>
               <w:pStyle w:val="Compact"/>
               <w:jc w:val="left"/>
-              <w:ind w:right="0" w:firstLine="0" w:left="0"/>
-              <w:spacing w:after="40" w:lineRule="auto" w:line="240" w:before="40"/>
+              <w:ind w:right="0" w:left="0" w:firstLine="0"/>
+              <w:spacing w:after="40" w:lineRule="auto" w:before="40" w:line="240"/>
             </w:pPr>
             <w:r>
               <w:t xml:space="preserve">Human-readable name.</w:t>
@@ -16212,8 +16446,8 @@
             <w:pPr>
               <w:pStyle w:val="Compact"/>
               <w:jc w:val="left"/>
-              <w:ind w:right="0" w:firstLine="0" w:left="0"/>
-              <w:spacing w:after="40" w:lineRule="auto" w:line="240" w:before="40"/>
+              <w:ind w:right="0" w:left="0" w:firstLine="0"/>
+              <w:spacing w:after="40" w:lineRule="auto" w:before="40" w:line="240"/>
             </w:pPr>
             <w:r>
               <w:rPr>
@@ -16229,8 +16463,8 @@
             <w:pPr>
               <w:pStyle w:val="Compact"/>
               <w:jc w:val="left"/>
-              <w:ind w:right="0" w:firstLine="0" w:left="0"/>
-              <w:spacing w:after="40" w:lineRule="auto" w:line="240" w:before="40"/>
+              <w:ind w:right="0" w:left="0" w:firstLine="0"/>
+              <w:spacing w:after="40" w:lineRule="auto" w:before="40" w:line="240"/>
             </w:pPr>
             <w:r>
               <w:t xml:space="preserve">string</w:t>
@@ -16243,8 +16477,8 @@
             <w:pPr>
               <w:pStyle w:val="Compact"/>
               <w:jc w:val="left"/>
-              <w:ind w:right="0" w:firstLine="0" w:left="0"/>
-              <w:spacing w:after="40" w:lineRule="auto" w:line="240" w:before="40"/>
+              <w:ind w:right="0" w:left="0" w:firstLine="0"/>
+              <w:spacing w:after="40" w:lineRule="auto" w:before="40" w:line="240"/>
             </w:pPr>
             <w:r>
               <w:rPr>
@@ -16260,8 +16494,8 @@
             <w:pPr>
               <w:pStyle w:val="Compact"/>
               <w:jc w:val="left"/>
-              <w:ind w:right="0" w:firstLine="0" w:left="0"/>
-              <w:spacing w:after="40" w:lineRule="auto" w:line="240" w:before="40"/>
+              <w:ind w:right="0" w:left="0" w:firstLine="0"/>
+              <w:spacing w:after="40" w:lineRule="auto" w:before="40" w:line="240"/>
             </w:pPr>
             <w:r>
               <w:t xml:space="preserve">Description text.</w:t>
@@ -16276,8 +16510,8 @@
             <w:pPr>
               <w:pStyle w:val="Compact"/>
               <w:jc w:val="left"/>
-              <w:ind w:right="0" w:firstLine="0" w:left="0"/>
-              <w:spacing w:after="40" w:lineRule="auto" w:line="240" w:before="40"/>
+              <w:ind w:right="0" w:left="0" w:firstLine="0"/>
+              <w:spacing w:after="40" w:lineRule="auto" w:before="40" w:line="240"/>
             </w:pPr>
             <w:r>
               <w:rPr>
@@ -16293,8 +16527,8 @@
             <w:pPr>
               <w:pStyle w:val="Compact"/>
               <w:jc w:val="left"/>
-              <w:ind w:right="0" w:firstLine="0" w:left="0"/>
-              <w:spacing w:after="40" w:lineRule="auto" w:line="240" w:before="40"/>
+              <w:ind w:right="0" w:left="0" w:firstLine="0"/>
+              <w:spacing w:after="40" w:lineRule="auto" w:before="40" w:line="240"/>
             </w:pPr>
             <w:r>
               <w:t xml:space="preserve">string</w:t>
@@ -16307,8 +16541,8 @@
             <w:pPr>
               <w:pStyle w:val="Compact"/>
               <w:jc w:val="left"/>
-              <w:ind w:right="0" w:firstLine="0" w:left="0"/>
-              <w:spacing w:after="40" w:lineRule="auto" w:line="240" w:before="40"/>
+              <w:ind w:right="0" w:left="0" w:firstLine="0"/>
+              <w:spacing w:after="40" w:lineRule="auto" w:before="40" w:line="240"/>
             </w:pPr>
             <w:r>
               <w:t xml:space="preserve">same as</w:t>
@@ -16330,8 +16564,8 @@
             <w:pPr>
               <w:pStyle w:val="Compact"/>
               <w:jc w:val="left"/>
-              <w:ind w:right="0" w:firstLine="0" w:left="0"/>
-              <w:spacing w:after="40" w:lineRule="auto" w:line="240" w:before="40"/>
+              <w:ind w:right="0" w:left="0" w:firstLine="0"/>
+              <w:spacing w:after="40" w:lineRule="auto" w:before="40" w:line="240"/>
             </w:pPr>
             <w:r>
               <w:t xml:space="preserve">Prefix used in output captions (e.g. </w:t>
@@ -16355,8 +16589,8 @@
             <w:pPr>
               <w:pStyle w:val="Compact"/>
               <w:jc w:val="left"/>
-              <w:ind w:right="0" w:firstLine="0" w:left="0"/>
-              <w:spacing w:after="40" w:lineRule="auto" w:line="240" w:before="40"/>
+              <w:ind w:right="0" w:left="0" w:firstLine="0"/>
+              <w:spacing w:after="40" w:lineRule="auto" w:before="40" w:line="240"/>
             </w:pPr>
             <w:r>
               <w:rPr>
@@ -16372,8 +16606,8 @@
             <w:pPr>
               <w:pStyle w:val="Compact"/>
               <w:jc w:val="left"/>
-              <w:ind w:right="0" w:firstLine="0" w:left="0"/>
-              <w:spacing w:after="40" w:lineRule="auto" w:line="240" w:before="40"/>
+              <w:ind w:right="0" w:left="0" w:firstLine="0"/>
+              <w:spacing w:after="40" w:lineRule="auto" w:before="40" w:line="240"/>
             </w:pPr>
             <w:r>
               <w:t xml:space="preserve">string</w:t>
@@ -16386,8 +16620,8 @@
             <w:pPr>
               <w:pStyle w:val="Compact"/>
               <w:jc w:val="left"/>
-              <w:ind w:right="0" w:firstLine="0" w:left="0"/>
-              <w:spacing w:after="40" w:lineRule="auto" w:line="240" w:before="40"/>
+              <w:ind w:right="0" w:left="0" w:firstLine="0"/>
+              <w:spacing w:after="40" w:lineRule="auto" w:before="40" w:line="240"/>
             </w:pPr>
             <w:r>
               <w:t xml:space="preserve">same as</w:t>
@@ -16409,8 +16643,8 @@
             <w:pPr>
               <w:pStyle w:val="Compact"/>
               <w:jc w:val="left"/>
-              <w:ind w:right="0" w:firstLine="0" w:left="0"/>
-              <w:spacing w:after="40" w:lineRule="auto" w:line="240" w:before="40"/>
+              <w:ind w:right="0" w:left="0" w:firstLine="0"/>
+              <w:spacing w:after="40" w:lineRule="auto" w:before="40" w:line="240"/>
             </w:pPr>
             <w:r>
               <w:t xml:space="preserve">Counter sharing group. Floats with the same</w:t>
@@ -16440,8 +16674,8 @@
             <w:pPr>
               <w:pStyle w:val="Compact"/>
               <w:jc w:val="left"/>
-              <w:ind w:right="0" w:firstLine="0" w:left="0"/>
-              <w:spacing w:after="40" w:lineRule="auto" w:line="240" w:before="40"/>
+              <w:ind w:right="0" w:left="0" w:firstLine="0"/>
+              <w:spacing w:after="40" w:lineRule="auto" w:before="40" w:line="240"/>
             </w:pPr>
             <w:r>
               <w:rPr>
@@ -16457,8 +16691,8 @@
             <w:pPr>
               <w:pStyle w:val="Compact"/>
               <w:jc w:val="left"/>
-              <w:ind w:right="0" w:firstLine="0" w:left="0"/>
-              <w:spacing w:after="40" w:lineRule="auto" w:line="240" w:before="40"/>
+              <w:ind w:right="0" w:left="0" w:firstLine="0"/>
+              <w:spacing w:after="40" w:lineRule="auto" w:before="40" w:line="240"/>
             </w:pPr>
             <w:r>
               <w:t xml:space="preserve">list</w:t>
@@ -16471,8 +16705,8 @@
             <w:pPr>
               <w:pStyle w:val="Compact"/>
               <w:jc w:val="left"/>
-              <w:ind w:right="0" w:firstLine="0" w:left="0"/>
-              <w:spacing w:after="40" w:lineRule="auto" w:line="240" w:before="40"/>
+              <w:ind w:right="0" w:left="0" w:firstLine="0"/>
+              <w:spacing w:after="40" w:lineRule="auto" w:before="40" w:line="240"/>
             </w:pPr>
             <w:r>
               <w:t xml:space="preserve">nil</w:t>
@@ -16485,8 +16719,8 @@
             <w:pPr>
               <w:pStyle w:val="Compact"/>
               <w:jc w:val="left"/>
-              <w:ind w:right="0" w:firstLine="0" w:left="0"/>
-              <w:spacing w:after="40" w:lineRule="auto" w:line="240" w:before="40"/>
+              <w:ind w:right="0" w:left="0" w:firstLine="0"/>
+              <w:spacing w:after="40" w:lineRule="auto" w:before="40" w:line="240"/>
             </w:pPr>
             <w:r>
               <w:t xml:space="preserve">Alternative fence prefixes.</w:t>
@@ -16501,8 +16735,8 @@
             <w:pPr>
               <w:pStyle w:val="Compact"/>
               <w:jc w:val="left"/>
-              <w:ind w:right="0" w:firstLine="0" w:left="0"/>
-              <w:spacing w:after="40" w:lineRule="auto" w:line="240" w:before="40"/>
+              <w:ind w:right="0" w:left="0" w:firstLine="0"/>
+              <w:spacing w:after="40" w:lineRule="auto" w:before="40" w:line="240"/>
             </w:pPr>
             <w:r>
               <w:rPr>
@@ -16518,8 +16752,8 @@
             <w:pPr>
               <w:pStyle w:val="Compact"/>
               <w:jc w:val="left"/>
-              <w:ind w:right="0" w:firstLine="0" w:left="0"/>
-              <w:spacing w:after="40" w:lineRule="auto" w:line="240" w:before="40"/>
+              <w:ind w:right="0" w:left="0" w:firstLine="0"/>
+              <w:spacing w:after="40" w:lineRule="auto" w:before="40" w:line="240"/>
             </w:pPr>
             <w:r>
               <w:t xml:space="preserve">boolean</w:t>
@@ -16532,8 +16766,8 @@
             <w:pPr>
               <w:pStyle w:val="Compact"/>
               <w:jc w:val="left"/>
-              <w:ind w:right="0" w:firstLine="0" w:left="0"/>
-              <w:spacing w:after="40" w:lineRule="auto" w:line="240" w:before="40"/>
+              <w:ind w:right="0" w:left="0" w:firstLine="0"/>
+              <w:spacing w:after="40" w:lineRule="auto" w:before="40" w:line="240"/>
             </w:pPr>
             <w:r>
               <w:t xml:space="preserve">false</w:t>
@@ -16546,8 +16780,8 @@
             <w:pPr>
               <w:pStyle w:val="Compact"/>
               <w:jc w:val="left"/>
-              <w:ind w:right="0" w:firstLine="0" w:left="0"/>
-              <w:spacing w:after="40" w:lineRule="auto" w:line="240" w:before="40"/>
+              <w:ind w:right="0" w:left="0" w:firstLine="0"/>
+              <w:spacing w:after="40" w:lineRule="auto" w:before="40" w:line="240"/>
             </w:pPr>
             <w:r>
               <w:t xml:space="preserve">See</w:t>
@@ -16591,7 +16825,7 @@
           <w:sz w:val="2"/>
         </w:rPr>
       </w:pPr>
-      <w:bookmarkStart w:name="csv-tbl-model-relation-fields" w:id="4017"/>
+      <w:bookmarkStart w:id="4017" w:name="csv-tbl-model-relation-fields"/>
       <w:bookmarkEnd w:id="4017"/>
     </w:p>
     <w:p>
@@ -16628,18 +16862,18 @@
         <w:tblLook w:firstRow="1" w:lastRow="0" w:firstColumn="0" w:lastColumn="0" w:noHBand="0" w:noVBand="0" w:val="0020"/>
         <w:jc w:val="start"/>
         <w:tblBorders>
-          <w:top w:space="0" w:color="000000" w:val="single" w:sz="6"/>
-          <w:left w:space="0" w:color="000000" w:val="single" w:sz="6"/>
-          <w:bottom w:space="0" w:color="000000" w:val="single" w:sz="6"/>
-          <w:right w:space="0" w:color="000000" w:val="single" w:sz="6"/>
-          <w:insideH w:space="0" w:color="000000" w:val="single" w:sz="6"/>
-          <w:insideV w:space="0" w:color="000000" w:val="single" w:sz="6"/>
+          <w:top w:space="0" w:val="single" w:color="000000" w:sz="6"/>
+          <w:left w:space="0" w:val="single" w:color="000000" w:sz="6"/>
+          <w:bottom w:space="0" w:val="single" w:color="000000" w:sz="6"/>
+          <w:right w:space="0" w:val="single" w:color="000000" w:sz="6"/>
+          <w:insideH w:space="0" w:val="single" w:color="000000" w:sz="6"/>
+          <w:insideV w:space="0" w:val="single" w:color="000000" w:sz="6"/>
         </w:tblBorders>
         <w:tblCellMar>
-          <w:top w:type="dxa" w:w="57"/>
-          <w:left w:type="dxa" w:w="108"/>
-          <w:bottom w:type="dxa" w:w="57"/>
-          <w:right w:type="dxa" w:w="108"/>
+          <w:top w:w="57" w:type="dxa"/>
+          <w:left w:w="108" w:type="dxa"/>
+          <w:bottom w:w="57" w:type="dxa"/>
+          <w:right w:w="108" w:type="dxa"/>
         </w:tblCellMar>
       </w:tblPr>
       <w:tblGrid>
@@ -16660,8 +16894,8 @@
             <w:pPr>
               <w:pStyle w:val="Compact"/>
               <w:jc w:val="left"/>
-              <w:ind w:right="0" w:firstLine="0" w:left="0"/>
-              <w:spacing w:after="40" w:lineRule="auto" w:line="240" w:before="40"/>
+              <w:ind w:right="0" w:left="0" w:firstLine="0"/>
+              <w:spacing w:after="40" w:lineRule="auto" w:before="40" w:line="240"/>
             </w:pPr>
             <w:r>
               <w:rPr>
@@ -16679,8 +16913,8 @@
             <w:pPr>
               <w:pStyle w:val="Compact"/>
               <w:jc w:val="left"/>
-              <w:ind w:right="0" w:firstLine="0" w:left="0"/>
-              <w:spacing w:after="40" w:lineRule="auto" w:line="240" w:before="40"/>
+              <w:ind w:right="0" w:left="0" w:firstLine="0"/>
+              <w:spacing w:after="40" w:lineRule="auto" w:before="40" w:line="240"/>
             </w:pPr>
             <w:r>
               <w:rPr>
@@ -16698,8 +16932,8 @@
             <w:pPr>
               <w:pStyle w:val="Compact"/>
               <w:jc w:val="left"/>
-              <w:ind w:right="0" w:firstLine="0" w:left="0"/>
-              <w:spacing w:after="40" w:lineRule="auto" w:line="240" w:before="40"/>
+              <w:ind w:right="0" w:left="0" w:firstLine="0"/>
+              <w:spacing w:after="40" w:lineRule="auto" w:before="40" w:line="240"/>
             </w:pPr>
             <w:r>
               <w:rPr>
@@ -16717,8 +16951,8 @@
             <w:pPr>
               <w:pStyle w:val="Compact"/>
               <w:jc w:val="left"/>
-              <w:ind w:right="0" w:firstLine="0" w:left="0"/>
-              <w:spacing w:after="40" w:lineRule="auto" w:line="240" w:before="40"/>
+              <w:ind w:right="0" w:left="0" w:firstLine="0"/>
+              <w:spacing w:after="40" w:lineRule="auto" w:before="40" w:line="240"/>
             </w:pPr>
             <w:r>
               <w:rPr>
@@ -16736,8 +16970,8 @@
             <w:pPr>
               <w:pStyle w:val="Compact"/>
               <w:jc w:val="left"/>
-              <w:ind w:right="0" w:firstLine="0" w:left="0"/>
-              <w:spacing w:after="40" w:lineRule="auto" w:line="240" w:before="40"/>
+              <w:ind w:right="0" w:left="0" w:firstLine="0"/>
+              <w:spacing w:after="40" w:lineRule="auto" w:before="40" w:line="240"/>
             </w:pPr>
             <w:r>
               <w:rPr>
@@ -16753,8 +16987,8 @@
             <w:pPr>
               <w:pStyle w:val="Compact"/>
               <w:jc w:val="left"/>
-              <w:ind w:right="0" w:firstLine="0" w:left="0"/>
-              <w:spacing w:after="40" w:lineRule="auto" w:line="240" w:before="40"/>
+              <w:ind w:right="0" w:left="0" w:firstLine="0"/>
+              <w:spacing w:after="40" w:lineRule="auto" w:before="40" w:line="240"/>
             </w:pPr>
             <w:r>
               <w:t xml:space="preserve">string</w:t>
@@ -16767,8 +17001,8 @@
             <w:pPr>
               <w:pStyle w:val="Compact"/>
               <w:jc w:val="left"/>
-              <w:ind w:right="0" w:firstLine="0" w:left="0"/>
-              <w:spacing w:after="40" w:lineRule="auto" w:line="240" w:before="40"/>
+              <w:ind w:right="0" w:left="0" w:firstLine="0"/>
+              <w:spacing w:after="40" w:lineRule="auto" w:before="40" w:line="240"/>
             </w:pPr>
             <w:r>
               <w:t xml:space="preserve">required</w:t>
@@ -16781,8 +17015,8 @@
             <w:pPr>
               <w:pStyle w:val="Compact"/>
               <w:jc w:val="left"/>
-              <w:ind w:right="0" w:firstLine="0" w:left="0"/>
-              <w:spacing w:after="40" w:lineRule="auto" w:line="240" w:before="40"/>
+              <w:ind w:right="0" w:left="0" w:firstLine="0"/>
+              <w:spacing w:after="40" w:lineRule="auto" w:before="40" w:line="240"/>
             </w:pPr>
             <w:r>
               <w:t xml:space="preserve">Unique identifier.</w:t>
@@ -16797,8 +17031,8 @@
             <w:pPr>
               <w:pStyle w:val="Compact"/>
               <w:jc w:val="left"/>
-              <w:ind w:right="0" w:firstLine="0" w:left="0"/>
-              <w:spacing w:after="40" w:lineRule="auto" w:line="240" w:before="40"/>
+              <w:ind w:right="0" w:left="0" w:firstLine="0"/>
+              <w:spacing w:after="40" w:lineRule="auto" w:before="40" w:line="240"/>
             </w:pPr>
             <w:r>
               <w:rPr>
@@ -16814,8 +17048,8 @@
             <w:pPr>
               <w:pStyle w:val="Compact"/>
               <w:jc w:val="left"/>
-              <w:ind w:right="0" w:firstLine="0" w:left="0"/>
-              <w:spacing w:after="40" w:lineRule="auto" w:line="240" w:before="40"/>
+              <w:ind w:right="0" w:left="0" w:firstLine="0"/>
+              <w:spacing w:after="40" w:lineRule="auto" w:before="40" w:line="240"/>
             </w:pPr>
             <w:r>
               <w:t xml:space="preserve">string</w:t>
@@ -16828,8 +17062,8 @@
             <w:pPr>
               <w:pStyle w:val="Compact"/>
               <w:jc w:val="left"/>
-              <w:ind w:right="0" w:firstLine="0" w:left="0"/>
-              <w:spacing w:after="40" w:lineRule="auto" w:line="240" w:before="40"/>
+              <w:ind w:right="0" w:left="0" w:firstLine="0"/>
+              <w:spacing w:after="40" w:lineRule="auto" w:before="40" w:line="240"/>
             </w:pPr>
             <w:r>
               <w:t xml:space="preserve">nil</w:t>
@@ -16842,8 +17076,8 @@
             <w:pPr>
               <w:pStyle w:val="Compact"/>
               <w:jc w:val="left"/>
-              <w:ind w:right="0" w:firstLine="0" w:left="0"/>
-              <w:spacing w:after="40" w:lineRule="auto" w:line="240" w:before="40"/>
+              <w:ind w:right="0" w:left="0" w:firstLine="0"/>
+              <w:spacing w:after="40" w:lineRule="auto" w:before="40" w:line="240"/>
             </w:pPr>
             <w:r>
               <w:t xml:space="preserve">Base relation type. Typically</w:t>
@@ -16930,8 +17164,8 @@
             <w:pPr>
               <w:pStyle w:val="Compact"/>
               <w:jc w:val="left"/>
-              <w:ind w:right="0" w:firstLine="0" w:left="0"/>
-              <w:spacing w:after="40" w:lineRule="auto" w:line="240" w:before="40"/>
+              <w:ind w:right="0" w:left="0" w:firstLine="0"/>
+              <w:spacing w:after="40" w:lineRule="auto" w:before="40" w:line="240"/>
             </w:pPr>
             <w:r>
               <w:rPr>
@@ -16947,8 +17181,8 @@
             <w:pPr>
               <w:pStyle w:val="Compact"/>
               <w:jc w:val="left"/>
-              <w:ind w:right="0" w:firstLine="0" w:left="0"/>
-              <w:spacing w:after="40" w:lineRule="auto" w:line="240" w:before="40"/>
+              <w:ind w:right="0" w:left="0" w:firstLine="0"/>
+              <w:spacing w:after="40" w:lineRule="auto" w:before="40" w:line="240"/>
             </w:pPr>
             <w:r>
               <w:t xml:space="preserve">string</w:t>
@@ -16961,8 +17195,8 @@
             <w:pPr>
               <w:pStyle w:val="Compact"/>
               <w:jc w:val="left"/>
-              <w:ind w:right="0" w:firstLine="0" w:left="0"/>
-              <w:spacing w:after="40" w:lineRule="auto" w:line="240" w:before="40"/>
+              <w:ind w:right="0" w:left="0" w:firstLine="0"/>
+              <w:spacing w:after="40" w:lineRule="auto" w:before="40" w:line="240"/>
             </w:pPr>
             <w:r>
               <w:t xml:space="preserve">inherited</w:t>
@@ -16975,8 +17209,8 @@
             <w:pPr>
               <w:pStyle w:val="Compact"/>
               <w:jc w:val="left"/>
-              <w:ind w:right="0" w:firstLine="0" w:left="0"/>
-              <w:spacing w:after="40" w:lineRule="auto" w:line="240" w:before="40"/>
+              <w:ind w:right="0" w:left="0" w:firstLine="0"/>
+              <w:spacing w:after="40" w:lineRule="auto" w:before="40" w:line="240"/>
             </w:pPr>
             <w:r>
               <w:t xml:space="preserve">Override the inherited selector (</w:t>
@@ -17015,8 +17249,8 @@
             <w:pPr>
               <w:pStyle w:val="Compact"/>
               <w:jc w:val="left"/>
-              <w:ind w:right="0" w:firstLine="0" w:left="0"/>
-              <w:spacing w:after="40" w:lineRule="auto" w:line="240" w:before="40"/>
+              <w:ind w:right="0" w:left="0" w:firstLine="0"/>
+              <w:spacing w:after="40" w:lineRule="auto" w:before="40" w:line="240"/>
             </w:pPr>
             <w:r>
               <w:rPr>
@@ -17032,8 +17266,8 @@
             <w:pPr>
               <w:pStyle w:val="Compact"/>
               <w:jc w:val="left"/>
-              <w:ind w:right="0" w:firstLine="0" w:left="0"/>
-              <w:spacing w:after="40" w:lineRule="auto" w:line="240" w:before="40"/>
+              <w:ind w:right="0" w:left="0" w:firstLine="0"/>
+              <w:spacing w:after="40" w:lineRule="auto" w:before="40" w:line="240"/>
             </w:pPr>
             <w:r>
               <w:t xml:space="preserve">string</w:t>
@@ -17046,8 +17280,8 @@
             <w:pPr>
               <w:pStyle w:val="Compact"/>
               <w:jc w:val="left"/>
-              <w:ind w:right="0" w:firstLine="0" w:left="0"/>
-              <w:spacing w:after="40" w:lineRule="auto" w:line="240" w:before="40"/>
+              <w:ind w:right="0" w:left="0" w:firstLine="0"/>
+              <w:spacing w:after="40" w:lineRule="auto" w:before="40" w:line="240"/>
             </w:pPr>
             <w:r>
               <w:t xml:space="preserve">nil</w:t>
@@ -17060,8 +17294,8 @@
             <w:pPr>
               <w:pStyle w:val="Compact"/>
               <w:jc w:val="left"/>
-              <w:ind w:right="0" w:firstLine="0" w:left="0"/>
-              <w:spacing w:after="40" w:lineRule="auto" w:line="240" w:before="40"/>
+              <w:ind w:right="0" w:left="0" w:firstLine="0"/>
+              <w:spacing w:after="40" w:lineRule="auto" w:before="40" w:line="240"/>
             </w:pPr>
             <w:r>
               <w:t xml:space="preserve">Constrain the source object type (nil = any).</w:t>
@@ -17076,8 +17310,8 @@
             <w:pPr>
               <w:pStyle w:val="Compact"/>
               <w:jc w:val="left"/>
-              <w:ind w:right="0" w:firstLine="0" w:left="0"/>
-              <w:spacing w:after="40" w:lineRule="auto" w:line="240" w:before="40"/>
+              <w:ind w:right="0" w:left="0" w:firstLine="0"/>
+              <w:spacing w:after="40" w:lineRule="auto" w:before="40" w:line="240"/>
             </w:pPr>
             <w:r>
               <w:rPr>
@@ -17093,8 +17327,8 @@
             <w:pPr>
               <w:pStyle w:val="Compact"/>
               <w:jc w:val="left"/>
-              <w:ind w:right="0" w:firstLine="0" w:left="0"/>
-              <w:spacing w:after="40" w:lineRule="auto" w:line="240" w:before="40"/>
+              <w:ind w:right="0" w:left="0" w:firstLine="0"/>
+              <w:spacing w:after="40" w:lineRule="auto" w:before="40" w:line="240"/>
             </w:pPr>
             <w:r>
               <w:t xml:space="preserve">string</w:t>
@@ -17107,8 +17341,8 @@
             <w:pPr>
               <w:pStyle w:val="Compact"/>
               <w:jc w:val="left"/>
-              <w:ind w:right="0" w:firstLine="0" w:left="0"/>
-              <w:spacing w:after="40" w:lineRule="auto" w:line="240" w:before="40"/>
+              <w:ind w:right="0" w:left="0" w:firstLine="0"/>
+              <w:spacing w:after="40" w:lineRule="auto" w:before="40" w:line="240"/>
             </w:pPr>
             <w:r>
               <w:t xml:space="preserve">nil</w:t>
@@ -17121,8 +17355,8 @@
             <w:pPr>
               <w:pStyle w:val="Compact"/>
               <w:jc w:val="left"/>
-              <w:ind w:right="0" w:firstLine="0" w:left="0"/>
-              <w:spacing w:after="40" w:lineRule="auto" w:line="240" w:before="40"/>
+              <w:ind w:right="0" w:left="0" w:firstLine="0"/>
+              <w:spacing w:after="40" w:lineRule="auto" w:before="40" w:line="240"/>
             </w:pPr>
             <w:r>
               <w:t xml:space="preserve">Constrain the target type (nil = any). Comma-separated list accepted.</w:t>
@@ -17137,8 +17371,8 @@
             <w:pPr>
               <w:pStyle w:val="Compact"/>
               <w:jc w:val="left"/>
-              <w:ind w:right="0" w:firstLine="0" w:left="0"/>
-              <w:spacing w:after="40" w:lineRule="auto" w:line="240" w:before="40"/>
+              <w:ind w:right="0" w:left="0" w:firstLine="0"/>
+              <w:spacing w:after="40" w:lineRule="auto" w:before="40" w:line="240"/>
             </w:pPr>
             <w:r>
               <w:rPr>
@@ -17154,8 +17388,8 @@
             <w:pPr>
               <w:pStyle w:val="Compact"/>
               <w:jc w:val="left"/>
-              <w:ind w:right="0" w:firstLine="0" w:left="0"/>
-              <w:spacing w:after="40" w:lineRule="auto" w:line="240" w:before="40"/>
+              <w:ind w:right="0" w:left="0" w:firstLine="0"/>
+              <w:spacing w:after="40" w:lineRule="auto" w:before="40" w:line="240"/>
             </w:pPr>
             <w:r>
               <w:t xml:space="preserve">string</w:t>
@@ -17168,8 +17402,8 @@
             <w:pPr>
               <w:pStyle w:val="Compact"/>
               <w:jc w:val="left"/>
-              <w:ind w:right="0" w:firstLine="0" w:left="0"/>
-              <w:spacing w:after="40" w:lineRule="auto" w:line="240" w:before="40"/>
+              <w:ind w:right="0" w:left="0" w:firstLine="0"/>
+              <w:spacing w:after="40" w:lineRule="auto" w:before="40" w:line="240"/>
             </w:pPr>
             <w:r>
               <w:t xml:space="preserve">nil</w:t>
@@ -17182,8 +17416,8 @@
             <w:pPr>
               <w:pStyle w:val="Compact"/>
               <w:jc w:val="left"/>
-              <w:ind w:right="0" w:firstLine="0" w:left="0"/>
-              <w:spacing w:after="40" w:lineRule="auto" w:line="240" w:before="40"/>
+              <w:ind w:right="0" w:left="0" w:firstLine="0"/>
+              <w:spacing w:after="40" w:lineRule="auto" w:before="40" w:line="240"/>
             </w:pPr>
             <w:r>
               <w:t xml:space="preserve">Constrain to links inside this attribute.</w:t>
@@ -17198,8 +17432,8 @@
             <w:pPr>
               <w:pStyle w:val="Compact"/>
               <w:jc w:val="left"/>
-              <w:ind w:right="0" w:firstLine="0" w:left="0"/>
-              <w:spacing w:after="40" w:lineRule="auto" w:line="240" w:before="40"/>
+              <w:ind w:right="0" w:left="0" w:firstLine="0"/>
+              <w:spacing w:after="40" w:lineRule="auto" w:before="40" w:line="240"/>
             </w:pPr>
             <w:r>
               <w:rPr>
@@ -17215,8 +17449,8 @@
             <w:pPr>
               <w:pStyle w:val="Compact"/>
               <w:jc w:val="left"/>
-              <w:ind w:right="0" w:firstLine="0" w:left="0"/>
-              <w:spacing w:after="40" w:lineRule="auto" w:line="240" w:before="40"/>
+              <w:ind w:right="0" w:left="0" w:firstLine="0"/>
+              <w:spacing w:after="40" w:lineRule="auto" w:before="40" w:line="240"/>
             </w:pPr>
             <w:r>
               <w:t xml:space="preserve">boolean</w:t>
@@ -17229,8 +17463,8 @@
             <w:pPr>
               <w:pStyle w:val="Compact"/>
               <w:jc w:val="left"/>
-              <w:ind w:right="0" w:firstLine="0" w:left="0"/>
-              <w:spacing w:after="40" w:lineRule="auto" w:line="240" w:before="40"/>
+              <w:ind w:right="0" w:left="0" w:firstLine="0"/>
+              <w:spacing w:after="40" w:lineRule="auto" w:before="40" w:line="240"/>
             </w:pPr>
             <w:r>
               <w:t xml:space="preserve">false</w:t>
@@ -17243,8 +17477,8 @@
             <w:pPr>
               <w:pStyle w:val="Compact"/>
               <w:jc w:val="left"/>
-              <w:ind w:right="0" w:firstLine="0" w:left="0"/>
-              <w:spacing w:after="40" w:lineRule="auto" w:line="240" w:before="40"/>
+              <w:ind w:right="0" w:left="0" w:firstLine="0"/>
+              <w:spacing w:after="40" w:lineRule="auto" w:before="40" w:line="240"/>
             </w:pPr>
             <w:r>
               <w:t xml:space="preserve">Derive from the containment hierarchy instead of an explicit link.</w:t>
@@ -17326,7 +17560,7 @@
           <w:sz w:val="2"/>
         </w:rPr>
       </w:pPr>
-      <w:bookmarkStart w:name="csv-tbl-model-view-fields" w:id="48168"/>
+      <w:bookmarkStart w:id="48168" w:name="csv-tbl-model-view-fields"/>
       <w:bookmarkEnd w:id="48168"/>
     </w:p>
     <w:p>
@@ -17363,18 +17597,18 @@
         <w:tblLook w:firstRow="1" w:lastRow="0" w:firstColumn="0" w:lastColumn="0" w:noHBand="0" w:noVBand="0" w:val="0020"/>
         <w:jc w:val="start"/>
         <w:tblBorders>
-          <w:top w:space="0" w:color="000000" w:val="single" w:sz="6"/>
-          <w:left w:space="0" w:color="000000" w:val="single" w:sz="6"/>
-          <w:bottom w:space="0" w:color="000000" w:val="single" w:sz="6"/>
-          <w:right w:space="0" w:color="000000" w:val="single" w:sz="6"/>
-          <w:insideH w:space="0" w:color="000000" w:val="single" w:sz="6"/>
-          <w:insideV w:space="0" w:color="000000" w:val="single" w:sz="6"/>
+          <w:top w:space="0" w:val="single" w:color="000000" w:sz="6"/>
+          <w:left w:space="0" w:val="single" w:color="000000" w:sz="6"/>
+          <w:bottom w:space="0" w:val="single" w:color="000000" w:sz="6"/>
+          <w:right w:space="0" w:val="single" w:color="000000" w:sz="6"/>
+          <w:insideH w:space="0" w:val="single" w:color="000000" w:sz="6"/>
+          <w:insideV w:space="0" w:val="single" w:color="000000" w:sz="6"/>
         </w:tblBorders>
         <w:tblCellMar>
-          <w:top w:type="dxa" w:w="57"/>
-          <w:left w:type="dxa" w:w="108"/>
-          <w:bottom w:type="dxa" w:w="57"/>
-          <w:right w:type="dxa" w:w="108"/>
+          <w:top w:w="57" w:type="dxa"/>
+          <w:left w:w="108" w:type="dxa"/>
+          <w:bottom w:w="57" w:type="dxa"/>
+          <w:right w:w="108" w:type="dxa"/>
         </w:tblCellMar>
       </w:tblPr>
       <w:tblGrid>
@@ -17395,8 +17629,8 @@
             <w:pPr>
               <w:pStyle w:val="Compact"/>
               <w:jc w:val="left"/>
-              <w:ind w:right="0" w:firstLine="0" w:left="0"/>
-              <w:spacing w:after="40" w:lineRule="auto" w:line="240" w:before="40"/>
+              <w:ind w:right="0" w:left="0" w:firstLine="0"/>
+              <w:spacing w:after="40" w:lineRule="auto" w:before="40" w:line="240"/>
             </w:pPr>
             <w:r>
               <w:rPr>
@@ -17414,8 +17648,8 @@
             <w:pPr>
               <w:pStyle w:val="Compact"/>
               <w:jc w:val="left"/>
-              <w:ind w:right="0" w:firstLine="0" w:left="0"/>
-              <w:spacing w:after="40" w:lineRule="auto" w:line="240" w:before="40"/>
+              <w:ind w:right="0" w:left="0" w:firstLine="0"/>
+              <w:spacing w:after="40" w:lineRule="auto" w:before="40" w:line="240"/>
             </w:pPr>
             <w:r>
               <w:rPr>
@@ -17433,8 +17667,8 @@
             <w:pPr>
               <w:pStyle w:val="Compact"/>
               <w:jc w:val="left"/>
-              <w:ind w:right="0" w:firstLine="0" w:left="0"/>
-              <w:spacing w:after="40" w:lineRule="auto" w:line="240" w:before="40"/>
+              <w:ind w:right="0" w:left="0" w:firstLine="0"/>
+              <w:spacing w:after="40" w:lineRule="auto" w:before="40" w:line="240"/>
             </w:pPr>
             <w:r>
               <w:rPr>
@@ -17452,8 +17686,8 @@
             <w:pPr>
               <w:pStyle w:val="Compact"/>
               <w:jc w:val="left"/>
-              <w:ind w:right="0" w:firstLine="0" w:left="0"/>
-              <w:spacing w:after="40" w:lineRule="auto" w:line="240" w:before="40"/>
+              <w:ind w:right="0" w:left="0" w:firstLine="0"/>
+              <w:spacing w:after="40" w:lineRule="auto" w:before="40" w:line="240"/>
             </w:pPr>
             <w:r>
               <w:rPr>
@@ -17471,8 +17705,8 @@
             <w:pPr>
               <w:pStyle w:val="Compact"/>
               <w:jc w:val="left"/>
-              <w:ind w:right="0" w:firstLine="0" w:left="0"/>
-              <w:spacing w:after="40" w:lineRule="auto" w:line="240" w:before="40"/>
+              <w:ind w:right="0" w:left="0" w:firstLine="0"/>
+              <w:spacing w:after="40" w:lineRule="auto" w:before="40" w:line="240"/>
             </w:pPr>
             <w:r>
               <w:rPr>
@@ -17488,8 +17722,8 @@
             <w:pPr>
               <w:pStyle w:val="Compact"/>
               <w:jc w:val="left"/>
-              <w:ind w:right="0" w:firstLine="0" w:left="0"/>
-              <w:spacing w:after="40" w:lineRule="auto" w:line="240" w:before="40"/>
+              <w:ind w:right="0" w:left="0" w:firstLine="0"/>
+              <w:spacing w:after="40" w:lineRule="auto" w:before="40" w:line="240"/>
             </w:pPr>
             <w:r>
               <w:t xml:space="preserve">string</w:t>
@@ -17502,8 +17736,8 @@
             <w:pPr>
               <w:pStyle w:val="Compact"/>
               <w:jc w:val="left"/>
-              <w:ind w:right="0" w:firstLine="0" w:left="0"/>
-              <w:spacing w:after="40" w:lineRule="auto" w:line="240" w:before="40"/>
+              <w:ind w:right="0" w:left="0" w:firstLine="0"/>
+              <w:spacing w:after="40" w:lineRule="auto" w:before="40" w:line="240"/>
             </w:pPr>
             <w:r>
               <w:t xml:space="preserve">required</w:t>
@@ -17516,8 +17750,8 @@
             <w:pPr>
               <w:pStyle w:val="Compact"/>
               <w:jc w:val="left"/>
-              <w:ind w:right="0" w:firstLine="0" w:left="0"/>
-              <w:spacing w:after="40" w:lineRule="auto" w:line="240" w:before="40"/>
+              <w:ind w:right="0" w:left="0" w:firstLine="0"/>
+              <w:spacing w:after="40" w:lineRule="auto" w:before="40" w:line="240"/>
             </w:pPr>
             <w:r>
               <w:t xml:space="preserve">Unique identifier.</w:t>
@@ -17532,8 +17766,8 @@
             <w:pPr>
               <w:pStyle w:val="Compact"/>
               <w:jc w:val="left"/>
-              <w:ind w:right="0" w:firstLine="0" w:left="0"/>
-              <w:spacing w:after="40" w:lineRule="auto" w:line="240" w:before="40"/>
+              <w:ind w:right="0" w:left="0" w:firstLine="0"/>
+              <w:spacing w:after="40" w:lineRule="auto" w:before="40" w:line="240"/>
             </w:pPr>
             <w:r>
               <w:rPr>
@@ -17549,8 +17783,8 @@
             <w:pPr>
               <w:pStyle w:val="Compact"/>
               <w:jc w:val="left"/>
-              <w:ind w:right="0" w:firstLine="0" w:left="0"/>
-              <w:spacing w:after="40" w:lineRule="auto" w:line="240" w:before="40"/>
+              <w:ind w:right="0" w:left="0" w:firstLine="0"/>
+              <w:spacing w:after="40" w:lineRule="auto" w:before="40" w:line="240"/>
             </w:pPr>
             <w:r>
               <w:t xml:space="preserve">string</w:t>
@@ -17563,8 +17797,8 @@
             <w:pPr>
               <w:pStyle w:val="Compact"/>
               <w:jc w:val="left"/>
-              <w:ind w:right="0" w:firstLine="0" w:left="0"/>
-              <w:spacing w:after="40" w:lineRule="auto" w:line="240" w:before="40"/>
+              <w:ind w:right="0" w:left="0" w:firstLine="0"/>
+              <w:spacing w:after="40" w:lineRule="auto" w:before="40" w:line="240"/>
             </w:pPr>
             <w:r>
               <w:t xml:space="preserve">same as</w:t>
@@ -17586,8 +17820,8 @@
             <w:pPr>
               <w:pStyle w:val="Compact"/>
               <w:jc w:val="left"/>
-              <w:ind w:right="0" w:firstLine="0" w:left="0"/>
-              <w:spacing w:after="40" w:lineRule="auto" w:line="240" w:before="40"/>
+              <w:ind w:right="0" w:left="0" w:firstLine="0"/>
+              <w:spacing w:after="40" w:lineRule="auto" w:before="40" w:line="240"/>
             </w:pPr>
             <w:r>
               <w:t xml:space="preserve">Human-readable name.</w:t>
@@ -17602,8 +17836,8 @@
             <w:pPr>
               <w:pStyle w:val="Compact"/>
               <w:jc w:val="left"/>
-              <w:ind w:right="0" w:firstLine="0" w:left="0"/>
-              <w:spacing w:after="40" w:lineRule="auto" w:line="240" w:before="40"/>
+              <w:ind w:right="0" w:left="0" w:firstLine="0"/>
+              <w:spacing w:after="40" w:lineRule="auto" w:before="40" w:line="240"/>
             </w:pPr>
             <w:r>
               <w:rPr>
@@ -17619,8 +17853,8 @@
             <w:pPr>
               <w:pStyle w:val="Compact"/>
               <w:jc w:val="left"/>
-              <w:ind w:right="0" w:firstLine="0" w:left="0"/>
-              <w:spacing w:after="40" w:lineRule="auto" w:line="240" w:before="40"/>
+              <w:ind w:right="0" w:left="0" w:firstLine="0"/>
+              <w:spacing w:after="40" w:lineRule="auto" w:before="40" w:line="240"/>
             </w:pPr>
             <w:r>
               <w:t xml:space="preserve">string</w:t>
@@ -17633,8 +17867,8 @@
             <w:pPr>
               <w:pStyle w:val="Compact"/>
               <w:jc w:val="left"/>
-              <w:ind w:right="0" w:firstLine="0" w:left="0"/>
-              <w:spacing w:after="40" w:lineRule="auto" w:line="240" w:before="40"/>
+              <w:ind w:right="0" w:left="0" w:firstLine="0"/>
+              <w:spacing w:after="40" w:lineRule="auto" w:before="40" w:line="240"/>
             </w:pPr>
             <w:r>
               <w:t xml:space="preserve">nil</w:t>
@@ -17647,8 +17881,8 @@
             <w:pPr>
               <w:pStyle w:val="Compact"/>
               <w:jc w:val="left"/>
-              <w:ind w:right="0" w:firstLine="0" w:left="0"/>
-              <w:spacing w:after="40" w:lineRule="auto" w:line="240" w:before="40"/>
+              <w:ind w:right="0" w:left="0" w:firstLine="0"/>
+              <w:spacing w:after="40" w:lineRule="auto" w:before="40" w:line="240"/>
             </w:pPr>
             <w:r>
               <w:t xml:space="preserve">Prefix for inline-code dispatch (</w:t>
@@ -17687,8 +17921,8 @@
             <w:pPr>
               <w:pStyle w:val="Compact"/>
               <w:jc w:val="left"/>
-              <w:ind w:right="0" w:firstLine="0" w:left="0"/>
-              <w:spacing w:after="40" w:lineRule="auto" w:line="240" w:before="40"/>
+              <w:ind w:right="0" w:left="0" w:firstLine="0"/>
+              <w:spacing w:after="40" w:lineRule="auto" w:before="40" w:line="240"/>
             </w:pPr>
             <w:r>
               <w:rPr>
@@ -17704,8 +17938,8 @@
             <w:pPr>
               <w:pStyle w:val="Compact"/>
               <w:jc w:val="left"/>
-              <w:ind w:right="0" w:firstLine="0" w:left="0"/>
-              <w:spacing w:after="40" w:lineRule="auto" w:line="240" w:before="40"/>
+              <w:ind w:right="0" w:left="0" w:firstLine="0"/>
+              <w:spacing w:after="40" w:lineRule="auto" w:before="40" w:line="240"/>
             </w:pPr>
             <w:r>
               <w:t xml:space="preserve">list</w:t>
@@ -17718,8 +17952,8 @@
             <w:pPr>
               <w:pStyle w:val="Compact"/>
               <w:jc w:val="left"/>
-              <w:ind w:right="0" w:firstLine="0" w:left="0"/>
-              <w:spacing w:after="40" w:lineRule="auto" w:line="240" w:before="40"/>
+              <w:ind w:right="0" w:left="0" w:firstLine="0"/>
+              <w:spacing w:after="40" w:lineRule="auto" w:before="40" w:line="240"/>
             </w:pPr>
             <w:r>
               <w:t xml:space="preserve">nil</w:t>
@@ -17732,8 +17966,8 @@
             <w:pPr>
               <w:pStyle w:val="Compact"/>
               <w:jc w:val="left"/>
-              <w:ind w:right="0" w:firstLine="0" w:left="0"/>
-              <w:spacing w:after="40" w:lineRule="auto" w:line="240" w:before="40"/>
+              <w:ind w:right="0" w:left="0" w:firstLine="0"/>
+              <w:spacing w:after="40" w:lineRule="auto" w:before="40" w:line="240"/>
             </w:pPr>
             <w:r>
               <w:t xml:space="preserve">Alternative prefixes for the same view type.</w:t>
@@ -17748,8 +17982,8 @@
             <w:pPr>
               <w:pStyle w:val="Compact"/>
               <w:jc w:val="left"/>
-              <w:ind w:right="0" w:firstLine="0" w:left="0"/>
-              <w:spacing w:after="40" w:lineRule="auto" w:line="240" w:before="40"/>
+              <w:ind w:right="0" w:left="0" w:firstLine="0"/>
+              <w:spacing w:after="40" w:lineRule="auto" w:before="40" w:line="240"/>
             </w:pPr>
             <w:r>
               <w:rPr>
@@ -17765,8 +17999,8 @@
             <w:pPr>
               <w:pStyle w:val="Compact"/>
               <w:jc w:val="left"/>
-              <w:ind w:right="0" w:firstLine="0" w:left="0"/>
-              <w:spacing w:after="40" w:lineRule="auto" w:line="240" w:before="40"/>
+              <w:ind w:right="0" w:left="0" w:firstLine="0"/>
+              <w:spacing w:after="40" w:lineRule="auto" w:before="40" w:line="240"/>
             </w:pPr>
             <w:r>
               <w:t xml:space="preserve">string</w:t>
@@ -17779,8 +18013,8 @@
             <w:pPr>
               <w:pStyle w:val="Compact"/>
               <w:jc w:val="left"/>
-              <w:ind w:right="0" w:firstLine="0" w:left="0"/>
-              <w:spacing w:after="40" w:lineRule="auto" w:line="240" w:before="40"/>
+              <w:ind w:right="0" w:left="0" w:firstLine="0"/>
+              <w:spacing w:after="40" w:lineRule="auto" w:before="40" w:line="240"/>
             </w:pPr>
             <w:r>
               <w:t xml:space="preserve">nil</w:t>
@@ -17793,8 +18027,8 @@
             <w:pPr>
               <w:pStyle w:val="Compact"/>
               <w:jc w:val="left"/>
-              <w:ind w:right="0" w:firstLine="0" w:left="0"/>
-              <w:spacing w:after="40" w:lineRule="auto" w:line="240" w:before="40"/>
+              <w:ind w:right="0" w:left="0" w:firstLine="0"/>
+              <w:spacing w:after="40" w:lineRule="auto" w:before="40" w:line="240"/>
             </w:pPr>
             <w:r>
               <w:t xml:space="preserve">Strategy (</w:t>
@@ -17830,8 +18064,8 @@
             <w:pPr>
               <w:pStyle w:val="Compact"/>
               <w:jc w:val="left"/>
-              <w:ind w:right="0" w:firstLine="0" w:left="0"/>
-              <w:spacing w:after="40" w:lineRule="auto" w:line="240" w:before="40"/>
+              <w:ind w:right="0" w:left="0" w:firstLine="0"/>
+              <w:spacing w:after="40" w:lineRule="auto" w:before="40" w:line="240"/>
             </w:pPr>
             <w:r>
               <w:rPr>
@@ -17847,8 +18081,8 @@
             <w:pPr>
               <w:pStyle w:val="Compact"/>
               <w:jc w:val="left"/>
-              <w:ind w:right="0" w:firstLine="0" w:left="0"/>
-              <w:spacing w:after="40" w:lineRule="auto" w:line="240" w:before="40"/>
+              <w:ind w:right="0" w:left="0" w:firstLine="0"/>
+              <w:spacing w:after="40" w:lineRule="auto" w:before="40" w:line="240"/>
             </w:pPr>
             <w:r>
               <w:t xml:space="preserve">string</w:t>
@@ -17861,8 +18095,8 @@
             <w:pPr>
               <w:pStyle w:val="Compact"/>
               <w:jc w:val="left"/>
-              <w:ind w:right="0" w:firstLine="0" w:left="0"/>
-              <w:spacing w:after="40" w:lineRule="auto" w:line="240" w:before="40"/>
+              <w:ind w:right="0" w:left="0" w:firstLine="0"/>
+              <w:spacing w:after="40" w:lineRule="auto" w:before="40" w:line="240"/>
             </w:pPr>
             <w:r>
               <w:t xml:space="preserve">nil</w:t>
@@ -17875,8 +18109,8 @@
             <w:pPr>
               <w:pStyle w:val="Compact"/>
               <w:jc w:val="left"/>
-              <w:ind w:right="0" w:firstLine="0" w:left="0"/>
-              <w:spacing w:after="40" w:lineRule="auto" w:line="240" w:before="40"/>
+              <w:ind w:right="0" w:left="0" w:firstLine="0"/>
+              <w:spacing w:after="40" w:lineRule="auto" w:before="40" w:line="240"/>
             </w:pPr>
             <w:r>
               <w:t xml:space="preserve">Counter group for numbered views.</w:t>
@@ -17891,8 +18125,8 @@
             <w:pPr>
               <w:pStyle w:val="Compact"/>
               <w:jc w:val="left"/>
-              <w:ind w:right="0" w:firstLine="0" w:left="0"/>
-              <w:spacing w:after="40" w:lineRule="auto" w:line="240" w:before="40"/>
+              <w:ind w:right="0" w:left="0" w:firstLine="0"/>
+              <w:spacing w:after="40" w:lineRule="auto" w:before="40" w:line="240"/>
             </w:pPr>
             <w:r>
               <w:rPr>
@@ -17908,8 +18142,8 @@
             <w:pPr>
               <w:pStyle w:val="Compact"/>
               <w:jc w:val="left"/>
-              <w:ind w:right="0" w:firstLine="0" w:left="0"/>
-              <w:spacing w:after="40" w:lineRule="auto" w:line="240" w:before="40"/>
+              <w:ind w:right="0" w:left="0" w:firstLine="0"/>
+              <w:spacing w:after="40" w:lineRule="auto" w:before="40" w:line="240"/>
             </w:pPr>
             <w:r>
               <w:t xml:space="preserve">string</w:t>
@@ -17922,8 +18156,8 @@
             <w:pPr>
               <w:pStyle w:val="Compact"/>
               <w:jc w:val="left"/>
-              <w:ind w:right="0" w:firstLine="0" w:left="0"/>
-              <w:spacing w:after="40" w:lineRule="auto" w:line="240" w:before="40"/>
+              <w:ind w:right="0" w:left="0" w:firstLine="0"/>
+              <w:spacing w:after="40" w:lineRule="auto" w:before="40" w:line="240"/>
             </w:pPr>
             <w:r>
               <w:t xml:space="preserve">nil</w:t>
@@ -17936,8 +18170,8 @@
             <w:pPr>
               <w:pStyle w:val="Compact"/>
               <w:jc w:val="left"/>
-              <w:ind w:right="0" w:firstLine="0" w:left="0"/>
-              <w:spacing w:after="40" w:lineRule="auto" w:line="240" w:before="40"/>
+              <w:ind w:right="0" w:left="0" w:firstLine="0"/>
+              <w:spacing w:after="40" w:lineRule="auto" w:before="40" w:line="240"/>
             </w:pPr>
             <w:r>
               <w:t xml:space="preserve">The view-element subtype this view aggregates (e.g. </w:t>
@@ -17961,8 +18195,8 @@
             <w:pPr>
               <w:pStyle w:val="Compact"/>
               <w:jc w:val="left"/>
-              <w:ind w:right="0" w:firstLine="0" w:left="0"/>
-              <w:spacing w:after="40" w:lineRule="auto" w:line="240" w:before="40"/>
+              <w:ind w:right="0" w:left="0" w:firstLine="0"/>
+              <w:spacing w:after="40" w:lineRule="auto" w:before="40" w:line="240"/>
             </w:pPr>
             <w:r>
               <w:rPr>
@@ -17978,8 +18212,8 @@
             <w:pPr>
               <w:pStyle w:val="Compact"/>
               <w:jc w:val="left"/>
-              <w:ind w:right="0" w:firstLine="0" w:left="0"/>
-              <w:spacing w:after="40" w:lineRule="auto" w:line="240" w:before="40"/>
+              <w:ind w:right="0" w:left="0" w:firstLine="0"/>
+              <w:spacing w:after="40" w:lineRule="auto" w:before="40" w:line="240"/>
             </w:pPr>
             <w:r>
               <w:t xml:space="preserve">boolean</w:t>
@@ -17992,8 +18226,8 @@
             <w:pPr>
               <w:pStyle w:val="Compact"/>
               <w:jc w:val="left"/>
-              <w:ind w:right="0" w:firstLine="0" w:left="0"/>
-              <w:spacing w:after="40" w:lineRule="auto" w:line="240" w:before="40"/>
+              <w:ind w:right="0" w:left="0" w:firstLine="0"/>
+              <w:spacing w:after="40" w:lineRule="auto" w:before="40" w:line="240"/>
             </w:pPr>
             <w:r>
               <w:t xml:space="preserve">false</w:t>
@@ -18006,8 +18240,8 @@
             <w:pPr>
               <w:pStyle w:val="Compact"/>
               <w:jc w:val="left"/>
-              <w:ind w:right="0" w:firstLine="0" w:left="0"/>
-              <w:spacing w:after="40" w:lineRule="auto" w:line="240" w:before="40"/>
+              <w:ind w:right="0" w:left="0" w:firstLine="0"/>
+              <w:spacing w:after="40" w:lineRule="auto" w:before="40" w:line="240"/>
             </w:pPr>
             <w:r>
               <w:t xml:space="preserve">See</w:t>
@@ -18301,7 +18535,7 @@
           <w:sz w:val="2"/>
         </w:rPr>
       </w:pPr>
-      <w:bookmarkStart w:name="listing-src-model-verification-view" w:id="60226"/>
+      <w:bookmarkStart w:id="60226" w:name="listing-src-model-verification-view"/>
       <w:bookmarkEnd w:id="60226"/>
     </w:p>
     <w:p>
@@ -19245,7 +19479,7 @@
           <w:sz w:val="2"/>
         </w:rPr>
       </w:pPr>
-      <w:bookmarkStart w:name="listing-src-model-suppress-verification-view" w:id="31062"/>
+      <w:bookmarkStart w:id="31062" w:name="listing-src-model-suppress-verification-view"/>
       <w:bookmarkEnd w:id="31062"/>
     </w:p>
     <w:p>
@@ -19320,7 +19554,7 @@
       </w:r>
     </w:p>
     <w:bookmarkEnd w:id="42"/>
-    <w:bookmarkStart w:id="43" w:name="SPEC-sec12"/>
+    <w:bookmarkStart w:id="44" w:name="SPEC-sec12"/>
     <w:p>
       <w:pPr>
         <w:pStyle w:val="Heading1"/>
@@ -19380,7 +19614,38 @@
         <w:t xml:space="preserve"> </w:t>
       </w:r>
       <w:r>
-        <w:t xml:space="preserve">data hooks. The pipeline collects tasks, runs processes, and dispatches each result.</w:t>
+        <w:t xml:space="preserve">data hooks. The pipeline collects tasks, runs processes, and dispatches each result. A float may also declare</w:t>
+      </w:r>
+      <w:r>
+        <w:t xml:space="preserve"> </w:t>
+      </w:r>
+      <w:r>
+        <w:rPr>
+          <w:rStyle w:val="VerbatimChar"/>
+        </w:rPr>
+        <w:t xml:space="preserve">format_link</w:t>
+      </w:r>
+      <w:r>
+        <w:t xml:space="preserve"> </w:t>
+      </w:r>
+      <w:r>
+        <w:t xml:space="preserve">to support CommonSpec links in its source (see</w:t>
+      </w:r>
+      <w:r>
+        <w:t xml:space="preserve"> </w:t>
+      </w:r>
+      <w:r>
+        <w:rPr>
+          <w:iCs/>
+          <w:i/>
+        </w:rPr>
+        <w:t xml:space="preserve">Links in float source</w:t>
+      </w:r>
+      <w:r>
+        <w:t xml:space="preserve"> </w:t>
+      </w:r>
+      <w:r>
+        <w:t xml:space="preserve">below).</w:t>
       </w:r>
     </w:p>
     <w:p>
@@ -19443,7 +19708,7 @@
           <w:sz w:val="2"/>
         </w:rPr>
       </w:pPr>
-      <w:bookmarkStart w:name="listing-src-model-external-render" w:id="36387"/>
+      <w:bookmarkStart w:id="36387" w:name="listing-src-model-external-render"/>
       <w:bookmarkEnd w:id="36387"/>
     </w:p>
     <w:p>
@@ -20109,6 +20374,36 @@
       </w:r>
       <w:r>
         <w:rPr>
+          <w:rStyle w:val="CommentTok"/>
+        </w:rPr>
+        <w:t xml:space="preserve">-- Because this type declares format_link, float.raw_content arrives</w:t>
+      </w:r>
+      <w:r>
+        <w:br/>
+      </w:r>
+      <w:r>
+        <w:rPr>
+          <w:rStyle w:val="NormalTok"/>
+        </w:rPr>
+        <w:t xml:space="preserve">        </w:t>
+      </w:r>
+      <w:r>
+        <w:rPr>
+          <w:rStyle w:val="CommentTok"/>
+        </w:rPr>
+        <w:t xml:space="preserve">-- with its CommonSpec links already rewritten to [[href{tip} text]].</w:t>
+      </w:r>
+      <w:r>
+        <w:br/>
+      </w:r>
+      <w:r>
+        <w:rPr>
+          <w:rStyle w:val="NormalTok"/>
+        </w:rPr>
+        <w:t xml:space="preserve">        </w:t>
+      </w:r>
+      <w:r>
+        <w:rPr>
           <w:rStyle w:val="VariableTok"/>
         </w:rPr>
         <w:t xml:space="preserve">prepare_task</w:t>
@@ -20696,7 +20991,7 @@
         <w:rPr>
           <w:rStyle w:val="VariableTok"/>
         </w:rPr>
-        <w:t xml:space="preserve">png_file</w:t>
+        <w:t xml:space="preserve">svg_file</w:t>
       </w:r>
       <w:r>
         <w:rPr>
@@ -20792,7 +21087,7 @@
         <w:rPr>
           <w:rStyle w:val="StringTok"/>
         </w:rPr>
-        <w:t xml:space="preserve">".png"</w:t>
+        <w:t xml:space="preserve">".svg"</w:t>
       </w:r>
       <w:r>
         <w:br/>
@@ -20919,6 +21214,21 @@
       </w:r>
       <w:r>
         <w:rPr>
+          <w:rStyle w:val="CommentTok"/>
+        </w:rPr>
+        <w:t xml:space="preserve">-- PNG (DOCX, LaTeX, Markdown) first, then SVG (clickable links in HTML)</w:t>
+      </w:r>
+      <w:r>
+        <w:br/>
+      </w:r>
+      <w:r>
+        <w:rPr>
+          <w:rStyle w:val="NormalTok"/>
+        </w:rPr>
+        <w:t xml:space="preserve">            </w:t>
+      </w:r>
+      <w:r>
+        <w:rPr>
           <w:rStyle w:val="ControlFlowTok"/>
         </w:rPr>
         <w:t xml:space="preserve">return</w:t>
@@ -20972,7 +21282,7 @@
         <w:rPr>
           <w:rStyle w:val="StringTok"/>
         </w:rPr>
-        <w:t xml:space="preserve">"plantuml"</w:t>
+        <w:t xml:space="preserve">"sh"</w:t>
       </w:r>
       <w:r>
         <w:rPr>
@@ -21029,7 +21339,7 @@
         <w:rPr>
           <w:rStyle w:val="StringTok"/>
         </w:rPr>
-        <w:t xml:space="preserve">"-tpng"</w:t>
+        <w:t xml:space="preserve">"-c"</w:t>
       </w:r>
       <w:r>
         <w:rPr>
@@ -21045,6 +21355,42 @@
       </w:r>
       <w:r>
         <w:rPr>
+          <w:rStyle w:val="StringTok"/>
+        </w:rPr>
+        <w:t xml:space="preserve">'plantuml -tpng "$1" &amp;&amp; plantuml -tsvg "$1"'</w:t>
+      </w:r>
+      <w:r>
+        <w:rPr>
+          <w:rStyle w:val="OperatorTok"/>
+        </w:rPr>
+        <w:t xml:space="preserve">,</w:t>
+      </w:r>
+      <w:r>
+        <w:rPr>
+          <w:rStyle w:val="NormalTok"/>
+        </w:rPr>
+        <w:t xml:space="preserve"> </w:t>
+      </w:r>
+      <w:r>
+        <w:rPr>
+          <w:rStyle w:val="StringTok"/>
+        </w:rPr>
+        <w:t xml:space="preserve">"sh"</w:t>
+      </w:r>
+      <w:r>
+        <w:rPr>
+          <w:rStyle w:val="OperatorTok"/>
+        </w:rPr>
+        <w:t xml:space="preserve">,</w:t>
+      </w:r>
+      <w:r>
+        <w:rPr>
+          <w:rStyle w:val="NormalTok"/>
+        </w:rPr>
+        <w:t xml:space="preserve"> </w:t>
+      </w:r>
+      <w:r>
+        <w:rPr>
           <w:rStyle w:val="VariableTok"/>
         </w:rPr>
         <w:t xml:space="preserve">puml_file</w:t>
@@ -21185,7 +21531,7 @@
         <w:rPr>
           <w:rStyle w:val="VariableTok"/>
         </w:rPr>
-        <w:t xml:space="preserve">png_file</w:t>
+        <w:t xml:space="preserve">svg_file</w:t>
       </w:r>
       <w:r>
         <w:rPr>
@@ -21203,7 +21549,7 @@
         <w:rPr>
           <w:rStyle w:val="CommentTok"/>
         </w:rPr>
-        <w:t xml:space="preserve">-- cache key: skipped when the file exists</w:t>
+        <w:t xml:space="preserve">-- cache key: written last, so both files exist</w:t>
       </w:r>
       <w:r>
         <w:br/>
@@ -21296,7 +21642,7 @@
         <w:rPr>
           <w:rStyle w:val="VariableTok"/>
         </w:rPr>
-        <w:t xml:space="preserve">relative_path</w:t>
+        <w:t xml:space="preserve">hash</w:t>
       </w:r>
       <w:r>
         <w:rPr>
@@ -21318,27 +21664,588 @@
       </w:r>
       <w:r>
         <w:rPr>
+          <w:rStyle w:val="VariableTok"/>
+        </w:rPr>
+        <w:t xml:space="preserve">hash</w:t>
+      </w:r>
+      <w:r>
+        <w:rPr>
+          <w:rStyle w:val="NormalTok"/>
+        </w:rPr>
+        <w:t xml:space="preserve"> </w:t>
+      </w:r>
+      <w:r>
+        <w:rPr>
+          <w:rStyle w:val="OperatorTok"/>
+        </w:rPr>
+        <w:t xml:space="preserve">},</w:t>
+      </w:r>
+      <w:r>
+        <w:br/>
+      </w:r>
+      <w:r>
+        <w:rPr>
+          <w:rStyle w:val="NormalTok"/>
+        </w:rPr>
+        <w:t xml:space="preserve">            </w:t>
+      </w:r>
+      <w:r>
+        <w:rPr>
+          <w:rStyle w:val="OperatorTok"/>
+        </w:rPr>
+        <w:t xml:space="preserve">}</w:t>
+      </w:r>
+      <w:r>
+        <w:br/>
+      </w:r>
+      <w:r>
+        <w:rPr>
+          <w:rStyle w:val="NormalTok"/>
+        </w:rPr>
+        <w:t xml:space="preserve">        </w:t>
+      </w:r>
+      <w:r>
+        <w:rPr>
+          <w:rStyle w:val="KeywordTok"/>
+        </w:rPr>
+        <w:t xml:space="preserve">end</w:t>
+      </w:r>
+      <w:r>
+        <w:rPr>
+          <w:rStyle w:val="OperatorTok"/>
+        </w:rPr>
+        <w:t xml:space="preserve">,</w:t>
+      </w:r>
+      <w:r>
+        <w:br/>
+      </w:r>
+      <w:r>
+        <w:br/>
+      </w:r>
+      <w:r>
+        <w:rPr>
+          <w:rStyle w:val="NormalTok"/>
+        </w:rPr>
+        <w:t xml:space="preserve">        </w:t>
+      </w:r>
+      <w:r>
+        <w:rPr>
+          <w:rStyle w:val="CommentTok"/>
+        </w:rPr>
+        <w:t xml:space="preserve">-- DATA: write the resolved AST. dctx.subject carries</w:t>
+      </w:r>
+      <w:r>
+        <w:br/>
+      </w:r>
+      <w:r>
+        <w:rPr>
+          <w:rStyle w:val="NormalTok"/>
+        </w:rPr>
+        <w:t xml:space="preserve">        </w:t>
+      </w:r>
+      <w:r>
+        <w:rPr>
+          <w:rStyle w:val="CommentTok"/>
+        </w:rPr>
+        <w:t xml:space="preserve">-- { task, success, stdout, stderr }. dctx.data is the SpecIR database.</w:t>
+      </w:r>
+      <w:r>
+        <w:br/>
+      </w:r>
+      <w:r>
+        <w:rPr>
+          <w:rStyle w:val="NormalTok"/>
+        </w:rPr>
+        <w:t xml:space="preserve">        </w:t>
+      </w:r>
+      <w:r>
+        <w:rPr>
+          <w:rStyle w:val="VariableTok"/>
+        </w:rPr>
+        <w:t xml:space="preserve">handle_result</w:t>
+      </w:r>
+      <w:r>
+        <w:rPr>
+          <w:rStyle w:val="NormalTok"/>
+        </w:rPr>
+        <w:t xml:space="preserve"> </w:t>
+      </w:r>
+      <w:r>
+        <w:rPr>
+          <w:rStyle w:val="OperatorTok"/>
+        </w:rPr>
+        <w:t xml:space="preserve">=</w:t>
+      </w:r>
+      <w:r>
+        <w:rPr>
+          <w:rStyle w:val="NormalTok"/>
+        </w:rPr>
+        <w:t xml:space="preserve"> </w:t>
+      </w:r>
+      <w:r>
+        <w:rPr>
+          <w:rStyle w:val="KeywordTok"/>
+        </w:rPr>
+        <w:t xml:space="preserve">function</w:t>
+      </w:r>
+      <w:r>
+        <w:rPr>
+          <w:rStyle w:val="OperatorTok"/>
+        </w:rPr>
+        <w:t xml:space="preserve">(</w:t>
+      </w:r>
+      <w:r>
+        <w:rPr>
+          <w:rStyle w:val="VariableTok"/>
+        </w:rPr>
+        <w:t xml:space="preserve">dctx</w:t>
+      </w:r>
+      <w:r>
+        <w:rPr>
+          <w:rStyle w:val="OperatorTok"/>
+        </w:rPr>
+        <w:t xml:space="preserve">)</w:t>
+      </w:r>
+      <w:r>
+        <w:br/>
+      </w:r>
+      <w:r>
+        <w:rPr>
+          <w:rStyle w:val="NormalTok"/>
+        </w:rPr>
+        <w:t xml:space="preserve">            </w:t>
+      </w:r>
+      <w:r>
+        <w:rPr>
+          <w:rStyle w:val="KeywordTok"/>
+        </w:rPr>
+        <w:t xml:space="preserve">local</w:t>
+      </w:r>
+      <w:r>
+        <w:rPr>
+          <w:rStyle w:val="NormalTok"/>
+        </w:rPr>
+        <w:t xml:space="preserve"> </w:t>
+      </w:r>
+      <w:r>
+        <w:rPr>
+          <w:rStyle w:val="VariableTok"/>
+        </w:rPr>
+        <w:t xml:space="preserve">task</w:t>
+      </w:r>
+      <w:r>
+        <w:rPr>
+          <w:rStyle w:val="NormalTok"/>
+        </w:rPr>
+        <w:t xml:space="preserve"> </w:t>
+      </w:r>
+      <w:r>
+        <w:rPr>
+          <w:rStyle w:val="OperatorTok"/>
+        </w:rPr>
+        <w:t xml:space="preserve">=</w:t>
+      </w:r>
+      <w:r>
+        <w:rPr>
+          <w:rStyle w:val="NormalTok"/>
+        </w:rPr>
+        <w:t xml:space="preserve"> </w:t>
+      </w:r>
+      <w:r>
+        <w:rPr>
+          <w:rStyle w:val="VariableTok"/>
+        </w:rPr>
+        <w:t xml:space="preserve">dctx</w:t>
+      </w:r>
+      <w:r>
+        <w:rPr>
+          <w:rStyle w:val="OperatorTok"/>
+        </w:rPr>
+        <w:t xml:space="preserve">.</w:t>
+      </w:r>
+      <w:r>
+        <w:rPr>
+          <w:rStyle w:val="VariableTok"/>
+        </w:rPr>
+        <w:t xml:space="preserve">subject</w:t>
+      </w:r>
+      <w:r>
+        <w:rPr>
+          <w:rStyle w:val="OperatorTok"/>
+        </w:rPr>
+        <w:t xml:space="preserve">.</w:t>
+      </w:r>
+      <w:r>
+        <w:rPr>
+          <w:rStyle w:val="VariableTok"/>
+        </w:rPr>
+        <w:t xml:space="preserve">task</w:t>
+      </w:r>
+      <w:r>
+        <w:br/>
+      </w:r>
+      <w:r>
+        <w:rPr>
+          <w:rStyle w:val="NormalTok"/>
+        </w:rPr>
+        <w:t xml:space="preserve">            </w:t>
+      </w:r>
+      <w:r>
+        <w:rPr>
+          <w:rStyle w:val="KeywordTok"/>
+        </w:rPr>
+        <w:t xml:space="preserve">local</w:t>
+      </w:r>
+      <w:r>
+        <w:rPr>
+          <w:rStyle w:val="NormalTok"/>
+        </w:rPr>
+        <w:t xml:space="preserve"> </w:t>
+      </w:r>
+      <w:r>
+        <w:rPr>
+          <w:rStyle w:val="VariableTok"/>
+        </w:rPr>
+        <w:t xml:space="preserve">ctx</w:t>
+      </w:r>
+      <w:r>
+        <w:rPr>
+          <w:rStyle w:val="NormalTok"/>
+        </w:rPr>
+        <w:t xml:space="preserve">  </w:t>
+      </w:r>
+      <w:r>
+        <w:rPr>
+          <w:rStyle w:val="OperatorTok"/>
+        </w:rPr>
+        <w:t xml:space="preserve">=</w:t>
+      </w:r>
+      <w:r>
+        <w:rPr>
+          <w:rStyle w:val="NormalTok"/>
+        </w:rPr>
+        <w:t xml:space="preserve"> </w:t>
+      </w:r>
+      <w:r>
+        <w:rPr>
+          <w:rStyle w:val="VariableTok"/>
+        </w:rPr>
+        <w:t xml:space="preserve">task</w:t>
+      </w:r>
+      <w:r>
+        <w:rPr>
+          <w:rStyle w:val="OperatorTok"/>
+        </w:rPr>
+        <w:t xml:space="preserve">.</w:t>
+      </w:r>
+      <w:r>
+        <w:rPr>
+          <w:rStyle w:val="VariableTok"/>
+        </w:rPr>
+        <w:t xml:space="preserve">context</w:t>
+      </w:r>
+      <w:r>
+        <w:br/>
+      </w:r>
+      <w:r>
+        <w:rPr>
+          <w:rStyle w:val="NormalTok"/>
+        </w:rPr>
+        <w:t xml:space="preserve">            </w:t>
+      </w:r>
+      <w:r>
+        <w:rPr>
+          <w:rStyle w:val="ControlFlowTok"/>
+        </w:rPr>
+        <w:t xml:space="preserve">if</w:t>
+      </w:r>
+      <w:r>
+        <w:rPr>
+          <w:rStyle w:val="NormalTok"/>
+        </w:rPr>
+        <w:t xml:space="preserve"> </w:t>
+      </w:r>
+      <w:r>
+        <w:rPr>
+          <w:rStyle w:val="KeywordTok"/>
+        </w:rPr>
+        <w:t xml:space="preserve">not</w:t>
+      </w:r>
+      <w:r>
+        <w:rPr>
+          <w:rStyle w:val="NormalTok"/>
+        </w:rPr>
+        <w:t xml:space="preserve"> </w:t>
+      </w:r>
+      <w:r>
+        <w:rPr>
+          <w:rStyle w:val="VariableTok"/>
+        </w:rPr>
+        <w:t xml:space="preserve">dctx</w:t>
+      </w:r>
+      <w:r>
+        <w:rPr>
+          <w:rStyle w:val="OperatorTok"/>
+        </w:rPr>
+        <w:t xml:space="preserve">.</w:t>
+      </w:r>
+      <w:r>
+        <w:rPr>
+          <w:rStyle w:val="VariableTok"/>
+        </w:rPr>
+        <w:t xml:space="preserve">subject</w:t>
+      </w:r>
+      <w:r>
+        <w:rPr>
+          <w:rStyle w:val="OperatorTok"/>
+        </w:rPr>
+        <w:t xml:space="preserve">.</w:t>
+      </w:r>
+      <w:r>
+        <w:rPr>
+          <w:rStyle w:val="VariableTok"/>
+        </w:rPr>
+        <w:t xml:space="preserve">success</w:t>
+      </w:r>
+      <w:r>
+        <w:rPr>
+          <w:rStyle w:val="NormalTok"/>
+        </w:rPr>
+        <w:t xml:space="preserve"> </w:t>
+      </w:r>
+      <w:r>
+        <w:rPr>
+          <w:rStyle w:val="ControlFlowTok"/>
+        </w:rPr>
+        <w:t xml:space="preserve">then</w:t>
+      </w:r>
+      <w:r>
+        <w:br/>
+      </w:r>
+      <w:r>
+        <w:rPr>
+          <w:rStyle w:val="NormalTok"/>
+        </w:rPr>
+        <w:t xml:space="preserve">                </w:t>
+      </w:r>
+      <w:r>
+        <w:rPr>
+          <w:rStyle w:val="VariableTok"/>
+        </w:rPr>
+        <w:t xml:space="preserve">dctx</w:t>
+      </w:r>
+      <w:r>
+        <w:rPr>
+          <w:rStyle w:val="OperatorTok"/>
+        </w:rPr>
+        <w:t xml:space="preserve">.</w:t>
+      </w:r>
+      <w:r>
+        <w:rPr>
+          <w:rStyle w:val="VariableTok"/>
+        </w:rPr>
+        <w:t xml:space="preserve">log</w:t>
+      </w:r>
+      <w:r>
+        <w:rPr>
+          <w:rStyle w:val="OperatorTok"/>
+        </w:rPr>
+        <w:t xml:space="preserve">.</w:t>
+      </w:r>
+      <w:r>
+        <w:rPr>
+          <w:rStyle w:val="NormalTok"/>
+        </w:rPr>
+        <w:t xml:space="preserve">warn</w:t>
+      </w:r>
+      <w:r>
+        <w:rPr>
+          <w:rStyle w:val="OperatorTok"/>
+        </w:rPr>
+        <w:t xml:space="preserve">(</w:t>
+      </w:r>
+      <w:r>
+        <w:rPr>
           <w:rStyle w:val="StringTok"/>
         </w:rPr>
-        <w:t xml:space="preserve">"diagrams/"</w:t>
-      </w:r>
-      <w:r>
-        <w:rPr>
-          <w:rStyle w:val="NormalTok"/>
-        </w:rPr>
-        <w:t xml:space="preserve"> </w:t>
-      </w:r>
-      <w:r>
-        <w:rPr>
-          <w:rStyle w:val="OperatorTok"/>
-        </w:rPr>
-        <w:t xml:space="preserve">..</w:t>
-      </w:r>
-      <w:r>
-        <w:rPr>
-          <w:rStyle w:val="NormalTok"/>
-        </w:rPr>
-        <w:t xml:space="preserve"> </w:t>
+        <w:t xml:space="preserve">"PlantUML failed: %s"</w:t>
+      </w:r>
+      <w:r>
+        <w:rPr>
+          <w:rStyle w:val="OperatorTok"/>
+        </w:rPr>
+        <w:t xml:space="preserve">,</w:t>
+      </w:r>
+      <w:r>
+        <w:rPr>
+          <w:rStyle w:val="NormalTok"/>
+        </w:rPr>
+        <w:t xml:space="preserve"> </w:t>
+      </w:r>
+      <w:r>
+        <w:rPr>
+          <w:rStyle w:val="VariableTok"/>
+        </w:rPr>
+        <w:t xml:space="preserve">dctx</w:t>
+      </w:r>
+      <w:r>
+        <w:rPr>
+          <w:rStyle w:val="OperatorTok"/>
+        </w:rPr>
+        <w:t xml:space="preserve">.</w:t>
+      </w:r>
+      <w:r>
+        <w:rPr>
+          <w:rStyle w:val="VariableTok"/>
+        </w:rPr>
+        <w:t xml:space="preserve">subject</w:t>
+      </w:r>
+      <w:r>
+        <w:rPr>
+          <w:rStyle w:val="OperatorTok"/>
+        </w:rPr>
+        <w:t xml:space="preserve">.</w:t>
+      </w:r>
+      <w:r>
+        <w:rPr>
+          <w:rStyle w:val="VariableTok"/>
+        </w:rPr>
+        <w:t xml:space="preserve">stderr</w:t>
+      </w:r>
+      <w:r>
+        <w:rPr>
+          <w:rStyle w:val="OperatorTok"/>
+        </w:rPr>
+        <w:t xml:space="preserve">)</w:t>
+      </w:r>
+      <w:r>
+        <w:br/>
+      </w:r>
+      <w:r>
+        <w:rPr>
+          <w:rStyle w:val="NormalTok"/>
+        </w:rPr>
+        <w:t xml:space="preserve">                </w:t>
+      </w:r>
+      <w:r>
+        <w:rPr>
+          <w:rStyle w:val="ControlFlowTok"/>
+        </w:rPr>
+        <w:t xml:space="preserve">return</w:t>
+      </w:r>
+      <w:r>
+        <w:br/>
+      </w:r>
+      <w:r>
+        <w:rPr>
+          <w:rStyle w:val="NormalTok"/>
+        </w:rPr>
+        <w:t xml:space="preserve">            </w:t>
+      </w:r>
+      <w:r>
+        <w:rPr>
+          <w:rStyle w:val="ControlFlowTok"/>
+        </w:rPr>
+        <w:t xml:space="preserve">end</w:t>
+      </w:r>
+      <w:r>
+        <w:br/>
+      </w:r>
+      <w:r>
+        <w:rPr>
+          <w:rStyle w:val="NormalTok"/>
+        </w:rPr>
+        <w:t xml:space="preserve">            </w:t>
+      </w:r>
+      <w:r>
+        <w:rPr>
+          <w:rStyle w:val="KeywordTok"/>
+        </w:rPr>
+        <w:t xml:space="preserve">local</w:t>
+      </w:r>
+      <w:r>
+        <w:rPr>
+          <w:rStyle w:val="NormalTok"/>
+        </w:rPr>
+        <w:t xml:space="preserve"> </w:t>
+      </w:r>
+      <w:r>
+        <w:rPr>
+          <w:rStyle w:val="VariableTok"/>
+        </w:rPr>
+        <w:t xml:space="preserve">json</w:t>
+      </w:r>
+      <w:r>
+        <w:rPr>
+          <w:rStyle w:val="NormalTok"/>
+        </w:rPr>
+        <w:t xml:space="preserve"> </w:t>
+      </w:r>
+      <w:r>
+        <w:rPr>
+          <w:rStyle w:val="OperatorTok"/>
+        </w:rPr>
+        <w:t xml:space="preserve">=</w:t>
+      </w:r>
+      <w:r>
+        <w:rPr>
+          <w:rStyle w:val="NormalTok"/>
+        </w:rPr>
+        <w:t xml:space="preserve"> </w:t>
+      </w:r>
+      <w:r>
+        <w:rPr>
+          <w:rStyle w:val="FunctionTok"/>
+        </w:rPr>
+        <w:t xml:space="preserve">string.format</w:t>
+      </w:r>
+      <w:r>
+        <w:rPr>
+          <w:rStyle w:val="OperatorTok"/>
+        </w:rPr>
+        <w:t xml:space="preserve">(</w:t>
+      </w:r>
+      <w:r>
+        <w:br/>
+      </w:r>
+      <w:r>
+        <w:rPr>
+          <w:rStyle w:val="NormalTok"/>
+        </w:rPr>
+        <w:t xml:space="preserve">                </w:t>
+      </w:r>
+      <w:r>
+        <w:rPr>
+          <w:rStyle w:val="StringTok"/>
+        </w:rPr>
+        <w:t xml:space="preserve">'{"png_paths":["diagrams/%s.png"],"svg_paths":["diagrams/%s.svg"]}'</w:t>
+      </w:r>
+      <w:r>
+        <w:rPr>
+          <w:rStyle w:val="OperatorTok"/>
+        </w:rPr>
+        <w:t xml:space="preserve">,</w:t>
+      </w:r>
+      <w:r>
+        <w:br/>
+      </w:r>
+      <w:r>
+        <w:rPr>
+          <w:rStyle w:val="NormalTok"/>
+        </w:rPr>
+        <w:t xml:space="preserve">                </w:t>
+      </w:r>
+      <w:r>
+        <w:rPr>
+          <w:rStyle w:val="VariableTok"/>
+        </w:rPr>
+        <w:t xml:space="preserve">ctx</w:t>
+      </w:r>
+      <w:r>
+        <w:rPr>
+          <w:rStyle w:val="OperatorTok"/>
+        </w:rPr>
+        <w:t xml:space="preserve">.</w:t>
       </w:r>
       <w:r>
         <w:rPr>
@@ -21348,39 +22255,474 @@
       </w:r>
       <w:r>
         <w:rPr>
-          <w:rStyle w:val="NormalTok"/>
-        </w:rPr>
-        <w:t xml:space="preserve"> </w:t>
-      </w:r>
-      <w:r>
-        <w:rPr>
-          <w:rStyle w:val="OperatorTok"/>
-        </w:rPr>
-        <w:t xml:space="preserve">..</w:t>
-      </w:r>
-      <w:r>
-        <w:rPr>
-          <w:rStyle w:val="NormalTok"/>
-        </w:rPr>
-        <w:t xml:space="preserve"> </w:t>
+          <w:rStyle w:val="OperatorTok"/>
+        </w:rPr>
+        <w:t xml:space="preserve">,</w:t>
+      </w:r>
+      <w:r>
+        <w:rPr>
+          <w:rStyle w:val="NormalTok"/>
+        </w:rPr>
+        <w:t xml:space="preserve"> </w:t>
+      </w:r>
+      <w:r>
+        <w:rPr>
+          <w:rStyle w:val="VariableTok"/>
+        </w:rPr>
+        <w:t xml:space="preserve">ctx</w:t>
+      </w:r>
+      <w:r>
+        <w:rPr>
+          <w:rStyle w:val="OperatorTok"/>
+        </w:rPr>
+        <w:t xml:space="preserve">.</w:t>
+      </w:r>
+      <w:r>
+        <w:rPr>
+          <w:rStyle w:val="VariableTok"/>
+        </w:rPr>
+        <w:t xml:space="preserve">hash</w:t>
+      </w:r>
+      <w:r>
+        <w:rPr>
+          <w:rStyle w:val="OperatorTok"/>
+        </w:rPr>
+        <w:t xml:space="preserve">)</w:t>
+      </w:r>
+      <w:r>
+        <w:br/>
+      </w:r>
+      <w:r>
+        <w:rPr>
+          <w:rStyle w:val="NormalTok"/>
+        </w:rPr>
+        <w:t xml:space="preserve">            </w:t>
+      </w:r>
+      <w:r>
+        <w:rPr>
+          <w:rStyle w:val="VariableTok"/>
+        </w:rPr>
+        <w:t xml:space="preserve">float_base</w:t>
+      </w:r>
+      <w:r>
+        <w:rPr>
+          <w:rStyle w:val="OperatorTok"/>
+        </w:rPr>
+        <w:t xml:space="preserve">.</w:t>
+      </w:r>
+      <w:r>
+        <w:rPr>
+          <w:rStyle w:val="NormalTok"/>
+        </w:rPr>
+        <w:t xml:space="preserve">update_resolved_ast</w:t>
+      </w:r>
+      <w:r>
+        <w:rPr>
+          <w:rStyle w:val="OperatorTok"/>
+        </w:rPr>
+        <w:t xml:space="preserve">(</w:t>
+      </w:r>
+      <w:r>
+        <w:rPr>
+          <w:rStyle w:val="VariableTok"/>
+        </w:rPr>
+        <w:t xml:space="preserve">dctx</w:t>
+      </w:r>
+      <w:r>
+        <w:rPr>
+          <w:rStyle w:val="OperatorTok"/>
+        </w:rPr>
+        <w:t xml:space="preserve">.</w:t>
+      </w:r>
+      <w:r>
+        <w:rPr>
+          <w:rStyle w:val="VariableTok"/>
+        </w:rPr>
+        <w:t xml:space="preserve">data</w:t>
+      </w:r>
+      <w:r>
+        <w:rPr>
+          <w:rStyle w:val="OperatorTok"/>
+        </w:rPr>
+        <w:t xml:space="preserve">,</w:t>
+      </w:r>
+      <w:r>
+        <w:rPr>
+          <w:rStyle w:val="NormalTok"/>
+        </w:rPr>
+        <w:t xml:space="preserve"> </w:t>
+      </w:r>
+      <w:r>
+        <w:rPr>
+          <w:rStyle w:val="VariableTok"/>
+        </w:rPr>
+        <w:t xml:space="preserve">ctx</w:t>
+      </w:r>
+      <w:r>
+        <w:rPr>
+          <w:rStyle w:val="OperatorTok"/>
+        </w:rPr>
+        <w:t xml:space="preserve">.</w:t>
+      </w:r>
+      <w:r>
+        <w:rPr>
+          <w:rStyle w:val="VariableTok"/>
+        </w:rPr>
+        <w:t xml:space="preserve">float</w:t>
+      </w:r>
+      <w:r>
+        <w:rPr>
+          <w:rStyle w:val="OperatorTok"/>
+        </w:rPr>
+        <w:t xml:space="preserve">.</w:t>
+      </w:r>
+      <w:r>
+        <w:rPr>
+          <w:rStyle w:val="VariableTok"/>
+        </w:rPr>
+        <w:t xml:space="preserve">id</w:t>
+      </w:r>
+      <w:r>
+        <w:rPr>
+          <w:rStyle w:val="OperatorTok"/>
+        </w:rPr>
+        <w:t xml:space="preserve">,</w:t>
+      </w:r>
+      <w:r>
+        <w:rPr>
+          <w:rStyle w:val="NormalTok"/>
+        </w:rPr>
+        <w:t xml:space="preserve"> </w:t>
+      </w:r>
+      <w:r>
+        <w:rPr>
+          <w:rStyle w:val="VariableTok"/>
+        </w:rPr>
+        <w:t xml:space="preserve">json</w:t>
+      </w:r>
+      <w:r>
+        <w:rPr>
+          <w:rStyle w:val="OperatorTok"/>
+        </w:rPr>
+        <w:t xml:space="preserve">)</w:t>
+      </w:r>
+      <w:r>
+        <w:br/>
+      </w:r>
+      <w:r>
+        <w:rPr>
+          <w:rStyle w:val="NormalTok"/>
+        </w:rPr>
+        <w:t xml:space="preserve">        </w:t>
+      </w:r>
+      <w:r>
+        <w:rPr>
+          <w:rStyle w:val="KeywordTok"/>
+        </w:rPr>
+        <w:t xml:space="preserve">end</w:t>
+      </w:r>
+      <w:r>
+        <w:rPr>
+          <w:rStyle w:val="OperatorTok"/>
+        </w:rPr>
+        <w:t xml:space="preserve">,</w:t>
+      </w:r>
+      <w:r>
+        <w:br/>
+      </w:r>
+      <w:r>
+        <w:br/>
+      </w:r>
+      <w:r>
+        <w:rPr>
+          <w:rStyle w:val="NormalTok"/>
+        </w:rPr>
+        <w:t xml:space="preserve">        </w:t>
+      </w:r>
+      <w:r>
+        <w:rPr>
+          <w:rStyle w:val="CommentTok"/>
+        </w:rPr>
+        <w:t xml:space="preserve">-- DATA: write one resolved CommonSpec link in PlantUML syntax.</w:t>
+      </w:r>
+      <w:r>
+        <w:br/>
+      </w:r>
+      <w:r>
+        <w:rPr>
+          <w:rStyle w:val="NormalTok"/>
+        </w:rPr>
+        <w:t xml:space="preserve">        </w:t>
+      </w:r>
+      <w:r>
+        <w:rPr>
+          <w:rStyle w:val="CommentTok"/>
+        </w:rPr>
+        <w:t xml:space="preserve">-- dctx.subject carries { href, display_text }. Brackets and braces</w:t>
+      </w:r>
+      <w:r>
+        <w:br/>
+      </w:r>
+      <w:r>
+        <w:rPr>
+          <w:rStyle w:val="NormalTok"/>
+        </w:rPr>
+        <w:t xml:space="preserve">        </w:t>
+      </w:r>
+      <w:r>
+        <w:rPr>
+          <w:rStyle w:val="CommentTok"/>
+        </w:rPr>
+        <w:t xml:space="preserve">-- would end the PlantUML link early, and backslashes start escapes,</w:t>
+      </w:r>
+      <w:r>
+        <w:br/>
+      </w:r>
+      <w:r>
+        <w:rPr>
+          <w:rStyle w:val="NormalTok"/>
+        </w:rPr>
+        <w:t xml:space="preserve">        </w:t>
+      </w:r>
+      <w:r>
+        <w:rPr>
+          <w:rStyle w:val="CommentTok"/>
+        </w:rPr>
+        <w:t xml:space="preserve">-- so they are dropped or replaced; the URL ends at a space.</w:t>
+      </w:r>
+      <w:r>
+        <w:br/>
+      </w:r>
+      <w:r>
+        <w:rPr>
+          <w:rStyle w:val="NormalTok"/>
+        </w:rPr>
+        <w:t xml:space="preserve">        </w:t>
+      </w:r>
+      <w:r>
+        <w:rPr>
+          <w:rStyle w:val="VariableTok"/>
+        </w:rPr>
+        <w:t xml:space="preserve">format_link</w:t>
+      </w:r>
+      <w:r>
+        <w:rPr>
+          <w:rStyle w:val="NormalTok"/>
+        </w:rPr>
+        <w:t xml:space="preserve"> </w:t>
+      </w:r>
+      <w:r>
+        <w:rPr>
+          <w:rStyle w:val="OperatorTok"/>
+        </w:rPr>
+        <w:t xml:space="preserve">=</w:t>
+      </w:r>
+      <w:r>
+        <w:rPr>
+          <w:rStyle w:val="NormalTok"/>
+        </w:rPr>
+        <w:t xml:space="preserve"> </w:t>
+      </w:r>
+      <w:r>
+        <w:rPr>
+          <w:rStyle w:val="KeywordTok"/>
+        </w:rPr>
+        <w:t xml:space="preserve">function</w:t>
+      </w:r>
+      <w:r>
+        <w:rPr>
+          <w:rStyle w:val="OperatorTok"/>
+        </w:rPr>
+        <w:t xml:space="preserve">(</w:t>
+      </w:r>
+      <w:r>
+        <w:rPr>
+          <w:rStyle w:val="VariableTok"/>
+        </w:rPr>
+        <w:t xml:space="preserve">dctx</w:t>
+      </w:r>
+      <w:r>
+        <w:rPr>
+          <w:rStyle w:val="OperatorTok"/>
+        </w:rPr>
+        <w:t xml:space="preserve">)</w:t>
+      </w:r>
+      <w:r>
+        <w:br/>
+      </w:r>
+      <w:r>
+        <w:rPr>
+          <w:rStyle w:val="NormalTok"/>
+        </w:rPr>
+        <w:t xml:space="preserve">            </w:t>
+      </w:r>
+      <w:r>
+        <w:rPr>
+          <w:rStyle w:val="KeywordTok"/>
+        </w:rPr>
+        <w:t xml:space="preserve">local</w:t>
+      </w:r>
+      <w:r>
+        <w:rPr>
+          <w:rStyle w:val="NormalTok"/>
+        </w:rPr>
+        <w:t xml:space="preserve"> </w:t>
+      </w:r>
+      <w:r>
+        <w:rPr>
+          <w:rStyle w:val="VariableTok"/>
+        </w:rPr>
+        <w:t xml:space="preserve">text</w:t>
+      </w:r>
+      <w:r>
+        <w:rPr>
+          <w:rStyle w:val="NormalTok"/>
+        </w:rPr>
+        <w:t xml:space="preserve"> </w:t>
+      </w:r>
+      <w:r>
+        <w:rPr>
+          <w:rStyle w:val="OperatorTok"/>
+        </w:rPr>
+        <w:t xml:space="preserve">=</w:t>
+      </w:r>
+      <w:r>
+        <w:rPr>
+          <w:rStyle w:val="NormalTok"/>
+        </w:rPr>
+        <w:t xml:space="preserve"> </w:t>
+      </w:r>
+      <w:r>
+        <w:rPr>
+          <w:rStyle w:val="VariableTok"/>
+        </w:rPr>
+        <w:t xml:space="preserve">dctx</w:t>
+      </w:r>
+      <w:r>
+        <w:rPr>
+          <w:rStyle w:val="OperatorTok"/>
+        </w:rPr>
+        <w:t xml:space="preserve">.</w:t>
+      </w:r>
+      <w:r>
+        <w:rPr>
+          <w:rStyle w:val="VariableTok"/>
+        </w:rPr>
+        <w:t xml:space="preserve">subject</w:t>
+      </w:r>
+      <w:r>
+        <w:rPr>
+          <w:rStyle w:val="OperatorTok"/>
+        </w:rPr>
+        <w:t xml:space="preserve">.</w:t>
+      </w:r>
+      <w:r>
+        <w:rPr>
+          <w:rStyle w:val="VariableTok"/>
+        </w:rPr>
+        <w:t xml:space="preserve">display_text</w:t>
+      </w:r>
+      <w:r>
+        <w:rPr>
+          <w:rStyle w:val="OperatorTok"/>
+        </w:rPr>
+        <w:t xml:space="preserve">:</w:t>
+      </w:r>
+      <w:r>
+        <w:rPr>
+          <w:rStyle w:val="FunctionTok"/>
+        </w:rPr>
+        <w:t xml:space="preserve">gsub</w:t>
+      </w:r>
+      <w:r>
+        <w:rPr>
+          <w:rStyle w:val="OperatorTok"/>
+        </w:rPr>
+        <w:t xml:space="preserve">(</w:t>
       </w:r>
       <w:r>
         <w:rPr>
           <w:rStyle w:val="StringTok"/>
         </w:rPr>
-        <w:t xml:space="preserve">".png"</w:t>
-      </w:r>
-      <w:r>
-        <w:rPr>
-          <w:rStyle w:val="NormalTok"/>
-        </w:rPr>
-        <w:t xml:space="preserve"> </w:t>
-      </w:r>
-      <w:r>
-        <w:rPr>
-          <w:rStyle w:val="OperatorTok"/>
-        </w:rPr>
-        <w:t xml:space="preserve">},</w:t>
+        <w:t xml:space="preserve">"[%[%]{}]"</w:t>
+      </w:r>
+      <w:r>
+        <w:rPr>
+          <w:rStyle w:val="OperatorTok"/>
+        </w:rPr>
+        <w:t xml:space="preserve">,</w:t>
+      </w:r>
+      <w:r>
+        <w:rPr>
+          <w:rStyle w:val="NormalTok"/>
+        </w:rPr>
+        <w:t xml:space="preserve"> </w:t>
+      </w:r>
+      <w:r>
+        <w:rPr>
+          <w:rStyle w:val="StringTok"/>
+        </w:rPr>
+        <w:t xml:space="preserve">""</w:t>
+      </w:r>
+      <w:r>
+        <w:rPr>
+          <w:rStyle w:val="OperatorTok"/>
+        </w:rPr>
+        <w:t xml:space="preserve">):</w:t>
+      </w:r>
+      <w:r>
+        <w:rPr>
+          <w:rStyle w:val="FunctionTok"/>
+        </w:rPr>
+        <w:t xml:space="preserve">gsub</w:t>
+      </w:r>
+      <w:r>
+        <w:rPr>
+          <w:rStyle w:val="OperatorTok"/>
+        </w:rPr>
+        <w:t xml:space="preserve">(</w:t>
+      </w:r>
+      <w:r>
+        <w:rPr>
+          <w:rStyle w:val="StringTok"/>
+        </w:rPr>
+        <w:t xml:space="preserve">"</w:t>
+      </w:r>
+      <w:r>
+        <w:rPr>
+          <w:rStyle w:val="SpecialCharTok"/>
+        </w:rPr>
+        <w:t xml:space="preserve">\\</w:t>
+      </w:r>
+      <w:r>
+        <w:rPr>
+          <w:rStyle w:val="StringTok"/>
+        </w:rPr>
+        <w:t xml:space="preserve">"</w:t>
+      </w:r>
+      <w:r>
+        <w:rPr>
+          <w:rStyle w:val="OperatorTok"/>
+        </w:rPr>
+        <w:t xml:space="preserve">,</w:t>
+      </w:r>
+      <w:r>
+        <w:rPr>
+          <w:rStyle w:val="NormalTok"/>
+        </w:rPr>
+        <w:t xml:space="preserve"> </w:t>
+      </w:r>
+      <w:r>
+        <w:rPr>
+          <w:rStyle w:val="StringTok"/>
+        </w:rPr>
+        <w:t xml:space="preserve">"/"</w:t>
+      </w:r>
+      <w:r>
+        <w:rPr>
+          <w:rStyle w:val="OperatorTok"/>
+        </w:rPr>
+        <w:t xml:space="preserve">)</w:t>
       </w:r>
       <w:r>
         <w:br/>
@@ -21393,9 +22735,216 @@
       </w:r>
       <w:r>
         <w:rPr>
-          <w:rStyle w:val="OperatorTok"/>
-        </w:rPr>
-        <w:t xml:space="preserve">}</w:t>
+          <w:rStyle w:val="KeywordTok"/>
+        </w:rPr>
+        <w:t xml:space="preserve">local</w:t>
+      </w:r>
+      <w:r>
+        <w:rPr>
+          <w:rStyle w:val="NormalTok"/>
+        </w:rPr>
+        <w:t xml:space="preserve"> </w:t>
+      </w:r>
+      <w:r>
+        <w:rPr>
+          <w:rStyle w:val="VariableTok"/>
+        </w:rPr>
+        <w:t xml:space="preserve">href</w:t>
+      </w:r>
+      <w:r>
+        <w:rPr>
+          <w:rStyle w:val="NormalTok"/>
+        </w:rPr>
+        <w:t xml:space="preserve"> </w:t>
+      </w:r>
+      <w:r>
+        <w:rPr>
+          <w:rStyle w:val="OperatorTok"/>
+        </w:rPr>
+        <w:t xml:space="preserve">=</w:t>
+      </w:r>
+      <w:r>
+        <w:rPr>
+          <w:rStyle w:val="NormalTok"/>
+        </w:rPr>
+        <w:t xml:space="preserve"> </w:t>
+      </w:r>
+      <w:r>
+        <w:rPr>
+          <w:rStyle w:val="VariableTok"/>
+        </w:rPr>
+        <w:t xml:space="preserve">dctx</w:t>
+      </w:r>
+      <w:r>
+        <w:rPr>
+          <w:rStyle w:val="OperatorTok"/>
+        </w:rPr>
+        <w:t xml:space="preserve">.</w:t>
+      </w:r>
+      <w:r>
+        <w:rPr>
+          <w:rStyle w:val="VariableTok"/>
+        </w:rPr>
+        <w:t xml:space="preserve">subject</w:t>
+      </w:r>
+      <w:r>
+        <w:rPr>
+          <w:rStyle w:val="OperatorTok"/>
+        </w:rPr>
+        <w:t xml:space="preserve">.</w:t>
+      </w:r>
+      <w:r>
+        <w:rPr>
+          <w:rStyle w:val="VariableTok"/>
+        </w:rPr>
+        <w:t xml:space="preserve">href</w:t>
+      </w:r>
+      <w:r>
+        <w:rPr>
+          <w:rStyle w:val="OperatorTok"/>
+        </w:rPr>
+        <w:t xml:space="preserve">:</w:t>
+      </w:r>
+      <w:r>
+        <w:rPr>
+          <w:rStyle w:val="FunctionTok"/>
+        </w:rPr>
+        <w:t xml:space="preserve">gsub</w:t>
+      </w:r>
+      <w:r>
+        <w:rPr>
+          <w:rStyle w:val="OperatorTok"/>
+        </w:rPr>
+        <w:t xml:space="preserve">(</w:t>
+      </w:r>
+      <w:r>
+        <w:rPr>
+          <w:rStyle w:val="StringTok"/>
+        </w:rPr>
+        <w:t xml:space="preserve">" "</w:t>
+      </w:r>
+      <w:r>
+        <w:rPr>
+          <w:rStyle w:val="OperatorTok"/>
+        </w:rPr>
+        <w:t xml:space="preserve">,</w:t>
+      </w:r>
+      <w:r>
+        <w:rPr>
+          <w:rStyle w:val="NormalTok"/>
+        </w:rPr>
+        <w:t xml:space="preserve"> </w:t>
+      </w:r>
+      <w:r>
+        <w:rPr>
+          <w:rStyle w:val="StringTok"/>
+        </w:rPr>
+        <w:t xml:space="preserve">"%%20"</w:t>
+      </w:r>
+      <w:r>
+        <w:rPr>
+          <w:rStyle w:val="OperatorTok"/>
+        </w:rPr>
+        <w:t xml:space="preserve">)</w:t>
+      </w:r>
+      <w:r>
+        <w:br/>
+      </w:r>
+      <w:r>
+        <w:rPr>
+          <w:rStyle w:val="NormalTok"/>
+        </w:rPr>
+        <w:t xml:space="preserve">            </w:t>
+      </w:r>
+      <w:r>
+        <w:rPr>
+          <w:rStyle w:val="ControlFlowTok"/>
+        </w:rPr>
+        <w:t xml:space="preserve">return</w:t>
+      </w:r>
+      <w:r>
+        <w:rPr>
+          <w:rStyle w:val="NormalTok"/>
+        </w:rPr>
+        <w:t xml:space="preserve"> </w:t>
+      </w:r>
+      <w:r>
+        <w:rPr>
+          <w:rStyle w:val="FunctionTok"/>
+        </w:rPr>
+        <w:t xml:space="preserve">string.format</w:t>
+      </w:r>
+      <w:r>
+        <w:rPr>
+          <w:rStyle w:val="OperatorTok"/>
+        </w:rPr>
+        <w:t xml:space="preserve">(</w:t>
+      </w:r>
+      <w:r>
+        <w:rPr>
+          <w:rStyle w:val="StringTok"/>
+        </w:rPr>
+        <w:t xml:space="preserve">"[[%s{%s} %s]]"</w:t>
+      </w:r>
+      <w:r>
+        <w:rPr>
+          <w:rStyle w:val="OperatorTok"/>
+        </w:rPr>
+        <w:t xml:space="preserve">,</w:t>
+      </w:r>
+      <w:r>
+        <w:rPr>
+          <w:rStyle w:val="NormalTok"/>
+        </w:rPr>
+        <w:t xml:space="preserve"> </w:t>
+      </w:r>
+      <w:r>
+        <w:rPr>
+          <w:rStyle w:val="VariableTok"/>
+        </w:rPr>
+        <w:t xml:space="preserve">href</w:t>
+      </w:r>
+      <w:r>
+        <w:rPr>
+          <w:rStyle w:val="OperatorTok"/>
+        </w:rPr>
+        <w:t xml:space="preserve">,</w:t>
+      </w:r>
+      <w:r>
+        <w:rPr>
+          <w:rStyle w:val="NormalTok"/>
+        </w:rPr>
+        <w:t xml:space="preserve"> </w:t>
+      </w:r>
+      <w:r>
+        <w:rPr>
+          <w:rStyle w:val="VariableTok"/>
+        </w:rPr>
+        <w:t xml:space="preserve">text</w:t>
+      </w:r>
+      <w:r>
+        <w:rPr>
+          <w:rStyle w:val="OperatorTok"/>
+        </w:rPr>
+        <w:t xml:space="preserve">,</w:t>
+      </w:r>
+      <w:r>
+        <w:rPr>
+          <w:rStyle w:val="NormalTok"/>
+        </w:rPr>
+        <w:t xml:space="preserve"> </w:t>
+      </w:r>
+      <w:r>
+        <w:rPr>
+          <w:rStyle w:val="VariableTok"/>
+        </w:rPr>
+        <w:t xml:space="preserve">text</w:t>
+      </w:r>
+      <w:r>
+        <w:rPr>
+          <w:rStyle w:val="OperatorTok"/>
+        </w:rPr>
+        <w:t xml:space="preserve">)</w:t>
       </w:r>
       <w:r>
         <w:br/>
@@ -21434,7 +22983,7 @@
         <w:rPr>
           <w:rStyle w:val="CommentTok"/>
         </w:rPr>
-        <w:t xml:space="preserve">-- DATA: write the resolved AST. dctx.subject carries</w:t>
+        <w:t xml:space="preserve">-- DATA: blank out comments so links in them are not registered.</w:t>
       </w:r>
       <w:r>
         <w:br/>
@@ -21449,7 +22998,7 @@
         <w:rPr>
           <w:rStyle w:val="CommentTok"/>
         </w:rPr>
-        <w:t xml:space="preserve">-- { task, success, stdout, stderr }. dctx.data is the SpecIR database.</w:t>
+        <w:t xml:space="preserve">-- Keep length and newlines: link line numbers come from this text.</w:t>
       </w:r>
       <w:r>
         <w:br/>
@@ -21464,7 +23013,7 @@
         <w:rPr>
           <w:rStyle w:val="VariableTok"/>
         </w:rPr>
-        <w:t xml:space="preserve">handle_result</w:t>
+        <w:t xml:space="preserve">mask_comments</w:t>
       </w:r>
       <w:r>
         <w:rPr>
@@ -21531,9 +23080,162 @@
       </w:r>
       <w:r>
         <w:rPr>
-          <w:rStyle w:val="VariableTok"/>
-        </w:rPr>
-        <w:t xml:space="preserve">task</w:t>
+          <w:rStyle w:val="KeywordTok"/>
+        </w:rPr>
+        <w:t xml:space="preserve">function</w:t>
+      </w:r>
+      <w:r>
+        <w:rPr>
+          <w:rStyle w:val="NormalTok"/>
+        </w:rPr>
+        <w:t xml:space="preserve"> blank</w:t>
+      </w:r>
+      <w:r>
+        <w:rPr>
+          <w:rStyle w:val="OperatorTok"/>
+        </w:rPr>
+        <w:t xml:space="preserve">(</w:t>
+      </w:r>
+      <w:r>
+        <w:rPr>
+          <w:rStyle w:val="VariableTok"/>
+        </w:rPr>
+        <w:t xml:space="preserve">s</w:t>
+      </w:r>
+      <w:r>
+        <w:rPr>
+          <w:rStyle w:val="OperatorTok"/>
+        </w:rPr>
+        <w:t xml:space="preserve">)</w:t>
+      </w:r>
+      <w:r>
+        <w:rPr>
+          <w:rStyle w:val="NormalTok"/>
+        </w:rPr>
+        <w:t xml:space="preserve"> </w:t>
+      </w:r>
+      <w:r>
+        <w:rPr>
+          <w:rStyle w:val="ControlFlowTok"/>
+        </w:rPr>
+        <w:t xml:space="preserve">return</w:t>
+      </w:r>
+      <w:r>
+        <w:rPr>
+          <w:rStyle w:val="NormalTok"/>
+        </w:rPr>
+        <w:t xml:space="preserve"> </w:t>
+      </w:r>
+      <w:r>
+        <w:rPr>
+          <w:rStyle w:val="OperatorTok"/>
+        </w:rPr>
+        <w:t xml:space="preserve">(</w:t>
+      </w:r>
+      <w:r>
+        <w:rPr>
+          <w:rStyle w:val="VariableTok"/>
+        </w:rPr>
+        <w:t xml:space="preserve">s</w:t>
+      </w:r>
+      <w:r>
+        <w:rPr>
+          <w:rStyle w:val="OperatorTok"/>
+        </w:rPr>
+        <w:t xml:space="preserve">:</w:t>
+      </w:r>
+      <w:r>
+        <w:rPr>
+          <w:rStyle w:val="FunctionTok"/>
+        </w:rPr>
+        <w:t xml:space="preserve">gsub</w:t>
+      </w:r>
+      <w:r>
+        <w:rPr>
+          <w:rStyle w:val="OperatorTok"/>
+        </w:rPr>
+        <w:t xml:space="preserve">(</w:t>
+      </w:r>
+      <w:r>
+        <w:rPr>
+          <w:rStyle w:val="StringTok"/>
+        </w:rPr>
+        <w:t xml:space="preserve">"[^</w:t>
+      </w:r>
+      <w:r>
+        <w:rPr>
+          <w:rStyle w:val="SpecialCharTok"/>
+        </w:rPr>
+        <w:t xml:space="preserve">\n</w:t>
+      </w:r>
+      <w:r>
+        <w:rPr>
+          <w:rStyle w:val="StringTok"/>
+        </w:rPr>
+        <w:t xml:space="preserve">]"</w:t>
+      </w:r>
+      <w:r>
+        <w:rPr>
+          <w:rStyle w:val="OperatorTok"/>
+        </w:rPr>
+        <w:t xml:space="preserve">,</w:t>
+      </w:r>
+      <w:r>
+        <w:rPr>
+          <w:rStyle w:val="NormalTok"/>
+        </w:rPr>
+        <w:t xml:space="preserve"> </w:t>
+      </w:r>
+      <w:r>
+        <w:rPr>
+          <w:rStyle w:val="StringTok"/>
+        </w:rPr>
+        <w:t xml:space="preserve">" "</w:t>
+      </w:r>
+      <w:r>
+        <w:rPr>
+          <w:rStyle w:val="OperatorTok"/>
+        </w:rPr>
+        <w:t xml:space="preserve">))</w:t>
+      </w:r>
+      <w:r>
+        <w:rPr>
+          <w:rStyle w:val="NormalTok"/>
+        </w:rPr>
+        <w:t xml:space="preserve"> </w:t>
+      </w:r>
+      <w:r>
+        <w:rPr>
+          <w:rStyle w:val="KeywordTok"/>
+        </w:rPr>
+        <w:t xml:space="preserve">end</w:t>
+      </w:r>
+      <w:r>
+        <w:br/>
+      </w:r>
+      <w:r>
+        <w:rPr>
+          <w:rStyle w:val="NormalTok"/>
+        </w:rPr>
+        <w:t xml:space="preserve">            </w:t>
+      </w:r>
+      <w:r>
+        <w:rPr>
+          <w:rStyle w:val="KeywordTok"/>
+        </w:rPr>
+        <w:t xml:space="preserve">local</w:t>
+      </w:r>
+      <w:r>
+        <w:rPr>
+          <w:rStyle w:val="NormalTok"/>
+        </w:rPr>
+        <w:t xml:space="preserve"> </w:t>
+      </w:r>
+      <w:r>
+        <w:rPr>
+          <w:rStyle w:val="VariableTok"/>
+        </w:rPr>
+        <w:t xml:space="preserve">text</w:t>
       </w:r>
       <w:r>
         <w:rPr>
@@ -21581,7 +23283,55 @@
         <w:rPr>
           <w:rStyle w:val="VariableTok"/>
         </w:rPr>
-        <w:t xml:space="preserve">task</w:t>
+        <w:t xml:space="preserve">raw_content</w:t>
+      </w:r>
+      <w:r>
+        <w:rPr>
+          <w:rStyle w:val="OperatorTok"/>
+        </w:rPr>
+        <w:t xml:space="preserve">:</w:t>
+      </w:r>
+      <w:r>
+        <w:rPr>
+          <w:rStyle w:val="FunctionTok"/>
+        </w:rPr>
+        <w:t xml:space="preserve">gsub</w:t>
+      </w:r>
+      <w:r>
+        <w:rPr>
+          <w:rStyle w:val="OperatorTok"/>
+        </w:rPr>
+        <w:t xml:space="preserve">(</w:t>
+      </w:r>
+      <w:r>
+        <w:rPr>
+          <w:rStyle w:val="StringTok"/>
+        </w:rPr>
+        <w:t xml:space="preserve">"/'.-'/"</w:t>
+      </w:r>
+      <w:r>
+        <w:rPr>
+          <w:rStyle w:val="OperatorTok"/>
+        </w:rPr>
+        <w:t xml:space="preserve">,</w:t>
+      </w:r>
+      <w:r>
+        <w:rPr>
+          <w:rStyle w:val="NormalTok"/>
+        </w:rPr>
+        <w:t xml:space="preserve"> </w:t>
+      </w:r>
+      <w:r>
+        <w:rPr>
+          <w:rStyle w:val="VariableTok"/>
+        </w:rPr>
+        <w:t xml:space="preserve">blank</w:t>
+      </w:r>
+      <w:r>
+        <w:rPr>
+          <w:rStyle w:val="OperatorTok"/>
+        </w:rPr>
+        <w:t xml:space="preserve">)</w:t>
       </w:r>
       <w:r>
         <w:br/>
@@ -21594,57 +23344,216 @@
       </w:r>
       <w:r>
         <w:rPr>
+          <w:rStyle w:val="ControlFlowTok"/>
+        </w:rPr>
+        <w:t xml:space="preserve">return</w:t>
+      </w:r>
+      <w:r>
+        <w:rPr>
+          <w:rStyle w:val="NormalTok"/>
+        </w:rPr>
+        <w:t xml:space="preserve"> </w:t>
+      </w:r>
+      <w:r>
+        <w:rPr>
+          <w:rStyle w:val="OperatorTok"/>
+        </w:rPr>
+        <w:t xml:space="preserve">(</w:t>
+      </w:r>
+      <w:r>
+        <w:rPr>
+          <w:rStyle w:val="VariableTok"/>
+        </w:rPr>
+        <w:t xml:space="preserve">text</w:t>
+      </w:r>
+      <w:r>
+        <w:rPr>
+          <w:rStyle w:val="OperatorTok"/>
+        </w:rPr>
+        <w:t xml:space="preserve">:</w:t>
+      </w:r>
+      <w:r>
+        <w:rPr>
+          <w:rStyle w:val="FunctionTok"/>
+        </w:rPr>
+        <w:t xml:space="preserve">gsub</w:t>
+      </w:r>
+      <w:r>
+        <w:rPr>
+          <w:rStyle w:val="OperatorTok"/>
+        </w:rPr>
+        <w:t xml:space="preserve">(</w:t>
+      </w:r>
+      <w:r>
+        <w:rPr>
+          <w:rStyle w:val="StringTok"/>
+        </w:rPr>
+        <w:t xml:space="preserve">"[^</w:t>
+      </w:r>
+      <w:r>
+        <w:rPr>
+          <w:rStyle w:val="SpecialCharTok"/>
+        </w:rPr>
+        <w:t xml:space="preserve">\n</w:t>
+      </w:r>
+      <w:r>
+        <w:rPr>
+          <w:rStyle w:val="StringTok"/>
+        </w:rPr>
+        <w:t xml:space="preserve">]+"</w:t>
+      </w:r>
+      <w:r>
+        <w:rPr>
+          <w:rStyle w:val="OperatorTok"/>
+        </w:rPr>
+        <w:t xml:space="preserve">,</w:t>
+      </w:r>
+      <w:r>
+        <w:rPr>
+          <w:rStyle w:val="NormalTok"/>
+        </w:rPr>
+        <w:t xml:space="preserve"> </w:t>
+      </w:r>
+      <w:r>
+        <w:rPr>
           <w:rStyle w:val="KeywordTok"/>
         </w:rPr>
-        <w:t xml:space="preserve">local</w:t>
-      </w:r>
-      <w:r>
-        <w:rPr>
-          <w:rStyle w:val="NormalTok"/>
-        </w:rPr>
-        <w:t xml:space="preserve"> </w:t>
-      </w:r>
-      <w:r>
-        <w:rPr>
-          <w:rStyle w:val="VariableTok"/>
-        </w:rPr>
-        <w:t xml:space="preserve">ctx</w:t>
-      </w:r>
-      <w:r>
-        <w:rPr>
-          <w:rStyle w:val="NormalTok"/>
-        </w:rPr>
-        <w:t xml:space="preserve">  </w:t>
-      </w:r>
-      <w:r>
-        <w:rPr>
-          <w:rStyle w:val="OperatorTok"/>
-        </w:rPr>
-        <w:t xml:space="preserve">=</w:t>
-      </w:r>
-      <w:r>
-        <w:rPr>
-          <w:rStyle w:val="NormalTok"/>
-        </w:rPr>
-        <w:t xml:space="preserve"> </w:t>
-      </w:r>
-      <w:r>
-        <w:rPr>
-          <w:rStyle w:val="VariableTok"/>
-        </w:rPr>
-        <w:t xml:space="preserve">task</w:t>
-      </w:r>
-      <w:r>
-        <w:rPr>
-          <w:rStyle w:val="OperatorTok"/>
-        </w:rPr>
-        <w:t xml:space="preserve">.</w:t>
-      </w:r>
-      <w:r>
-        <w:rPr>
-          <w:rStyle w:val="VariableTok"/>
-        </w:rPr>
-        <w:t xml:space="preserve">context</w:t>
+        <w:t xml:space="preserve">function</w:t>
+      </w:r>
+      <w:r>
+        <w:rPr>
+          <w:rStyle w:val="OperatorTok"/>
+        </w:rPr>
+        <w:t xml:space="preserve">(</w:t>
+      </w:r>
+      <w:r>
+        <w:rPr>
+          <w:rStyle w:val="VariableTok"/>
+        </w:rPr>
+        <w:t xml:space="preserve">line</w:t>
+      </w:r>
+      <w:r>
+        <w:rPr>
+          <w:rStyle w:val="OperatorTok"/>
+        </w:rPr>
+        <w:t xml:space="preserve">)</w:t>
+      </w:r>
+      <w:r>
+        <w:br/>
+      </w:r>
+      <w:r>
+        <w:rPr>
+          <w:rStyle w:val="NormalTok"/>
+        </w:rPr>
+        <w:t xml:space="preserve">                </w:t>
+      </w:r>
+      <w:r>
+        <w:rPr>
+          <w:rStyle w:val="ControlFlowTok"/>
+        </w:rPr>
+        <w:t xml:space="preserve">if</w:t>
+      </w:r>
+      <w:r>
+        <w:rPr>
+          <w:rStyle w:val="NormalTok"/>
+        </w:rPr>
+        <w:t xml:space="preserve"> </w:t>
+      </w:r>
+      <w:r>
+        <w:rPr>
+          <w:rStyle w:val="VariableTok"/>
+        </w:rPr>
+        <w:t xml:space="preserve">line</w:t>
+      </w:r>
+      <w:r>
+        <w:rPr>
+          <w:rStyle w:val="OperatorTok"/>
+        </w:rPr>
+        <w:t xml:space="preserve">:</w:t>
+      </w:r>
+      <w:r>
+        <w:rPr>
+          <w:rStyle w:val="FunctionTok"/>
+        </w:rPr>
+        <w:t xml:space="preserve">match</w:t>
+      </w:r>
+      <w:r>
+        <w:rPr>
+          <w:rStyle w:val="OperatorTok"/>
+        </w:rPr>
+        <w:t xml:space="preserve">(</w:t>
+      </w:r>
+      <w:r>
+        <w:rPr>
+          <w:rStyle w:val="StringTok"/>
+        </w:rPr>
+        <w:t xml:space="preserve">"^%s*'"</w:t>
+      </w:r>
+      <w:r>
+        <w:rPr>
+          <w:rStyle w:val="OperatorTok"/>
+        </w:rPr>
+        <w:t xml:space="preserve">)</w:t>
+      </w:r>
+      <w:r>
+        <w:rPr>
+          <w:rStyle w:val="NormalTok"/>
+        </w:rPr>
+        <w:t xml:space="preserve"> </w:t>
+      </w:r>
+      <w:r>
+        <w:rPr>
+          <w:rStyle w:val="ControlFlowTok"/>
+        </w:rPr>
+        <w:t xml:space="preserve">then</w:t>
+      </w:r>
+      <w:r>
+        <w:rPr>
+          <w:rStyle w:val="NormalTok"/>
+        </w:rPr>
+        <w:t xml:space="preserve"> </w:t>
+      </w:r>
+      <w:r>
+        <w:rPr>
+          <w:rStyle w:val="ControlFlowTok"/>
+        </w:rPr>
+        <w:t xml:space="preserve">return</w:t>
+      </w:r>
+      <w:r>
+        <w:rPr>
+          <w:rStyle w:val="NormalTok"/>
+        </w:rPr>
+        <w:t xml:space="preserve"> blank</w:t>
+      </w:r>
+      <w:r>
+        <w:rPr>
+          <w:rStyle w:val="OperatorTok"/>
+        </w:rPr>
+        <w:t xml:space="preserve">(</w:t>
+      </w:r>
+      <w:r>
+        <w:rPr>
+          <w:rStyle w:val="VariableTok"/>
+        </w:rPr>
+        <w:t xml:space="preserve">line</w:t>
+      </w:r>
+      <w:r>
+        <w:rPr>
+          <w:rStyle w:val="OperatorTok"/>
+        </w:rPr>
+        <w:t xml:space="preserve">)</w:t>
+      </w:r>
+      <w:r>
+        <w:rPr>
+          <w:rStyle w:val="NormalTok"/>
+        </w:rPr>
+        <w:t xml:space="preserve"> </w:t>
+      </w:r>
+      <w:r>
+        <w:rPr>
+          <w:rStyle w:val="ControlFlowTok"/>
+        </w:rPr>
+        <w:t xml:space="preserve">end</w:t>
       </w:r>
       <w:r>
         <w:br/>
@@ -21657,414 +23566,15 @@
       </w:r>
       <w:r>
         <w:rPr>
-          <w:rStyle w:val="ControlFlowTok"/>
-        </w:rPr>
-        <w:t xml:space="preserve">if</w:t>
-      </w:r>
-      <w:r>
-        <w:rPr>
-          <w:rStyle w:val="NormalTok"/>
-        </w:rPr>
-        <w:t xml:space="preserve"> </w:t>
-      </w:r>
-      <w:r>
-        <w:rPr>
           <w:rStyle w:val="KeywordTok"/>
         </w:rPr>
-        <w:t xml:space="preserve">not</w:t>
-      </w:r>
-      <w:r>
-        <w:rPr>
-          <w:rStyle w:val="NormalTok"/>
-        </w:rPr>
-        <w:t xml:space="preserve"> </w:t>
-      </w:r>
-      <w:r>
-        <w:rPr>
-          <w:rStyle w:val="VariableTok"/>
-        </w:rPr>
-        <w:t xml:space="preserve">dctx</w:t>
-      </w:r>
-      <w:r>
-        <w:rPr>
-          <w:rStyle w:val="OperatorTok"/>
-        </w:rPr>
-        <w:t xml:space="preserve">.</w:t>
-      </w:r>
-      <w:r>
-        <w:rPr>
-          <w:rStyle w:val="VariableTok"/>
-        </w:rPr>
-        <w:t xml:space="preserve">subject</w:t>
-      </w:r>
-      <w:r>
-        <w:rPr>
-          <w:rStyle w:val="OperatorTok"/>
-        </w:rPr>
-        <w:t xml:space="preserve">.</w:t>
-      </w:r>
-      <w:r>
-        <w:rPr>
-          <w:rStyle w:val="VariableTok"/>
-        </w:rPr>
-        <w:t xml:space="preserve">success</w:t>
-      </w:r>
-      <w:r>
-        <w:rPr>
-          <w:rStyle w:val="NormalTok"/>
-        </w:rPr>
-        <w:t xml:space="preserve"> </w:t>
-      </w:r>
-      <w:r>
-        <w:rPr>
-          <w:rStyle w:val="ControlFlowTok"/>
-        </w:rPr>
-        <w:t xml:space="preserve">then</w:t>
-      </w:r>
-      <w:r>
-        <w:br/>
-      </w:r>
-      <w:r>
-        <w:rPr>
-          <w:rStyle w:val="NormalTok"/>
-        </w:rPr>
-        <w:t xml:space="preserve">                </w:t>
-      </w:r>
-      <w:r>
-        <w:rPr>
-          <w:rStyle w:val="VariableTok"/>
-        </w:rPr>
-        <w:t xml:space="preserve">dctx</w:t>
-      </w:r>
-      <w:r>
-        <w:rPr>
-          <w:rStyle w:val="OperatorTok"/>
-        </w:rPr>
-        <w:t xml:space="preserve">.</w:t>
-      </w:r>
-      <w:r>
-        <w:rPr>
-          <w:rStyle w:val="VariableTok"/>
-        </w:rPr>
-        <w:t xml:space="preserve">log</w:t>
-      </w:r>
-      <w:r>
-        <w:rPr>
-          <w:rStyle w:val="OperatorTok"/>
-        </w:rPr>
-        <w:t xml:space="preserve">.</w:t>
-      </w:r>
-      <w:r>
-        <w:rPr>
-          <w:rStyle w:val="NormalTok"/>
-        </w:rPr>
-        <w:t xml:space="preserve">warn</w:t>
-      </w:r>
-      <w:r>
-        <w:rPr>
-          <w:rStyle w:val="OperatorTok"/>
-        </w:rPr>
-        <w:t xml:space="preserve">(</w:t>
-      </w:r>
-      <w:r>
-        <w:rPr>
-          <w:rStyle w:val="StringTok"/>
-        </w:rPr>
-        <w:t xml:space="preserve">"PlantUML failed: %s"</w:t>
-      </w:r>
-      <w:r>
-        <w:rPr>
-          <w:rStyle w:val="OperatorTok"/>
-        </w:rPr>
-        <w:t xml:space="preserve">,</w:t>
-      </w:r>
-      <w:r>
-        <w:rPr>
-          <w:rStyle w:val="NormalTok"/>
-        </w:rPr>
-        <w:t xml:space="preserve"> </w:t>
-      </w:r>
-      <w:r>
-        <w:rPr>
-          <w:rStyle w:val="VariableTok"/>
-        </w:rPr>
-        <w:t xml:space="preserve">dctx</w:t>
-      </w:r>
-      <w:r>
-        <w:rPr>
-          <w:rStyle w:val="OperatorTok"/>
-        </w:rPr>
-        <w:t xml:space="preserve">.</w:t>
-      </w:r>
-      <w:r>
-        <w:rPr>
-          <w:rStyle w:val="VariableTok"/>
-        </w:rPr>
-        <w:t xml:space="preserve">subject</w:t>
-      </w:r>
-      <w:r>
-        <w:rPr>
-          <w:rStyle w:val="OperatorTok"/>
-        </w:rPr>
-        <w:t xml:space="preserve">.</w:t>
-      </w:r>
-      <w:r>
-        <w:rPr>
-          <w:rStyle w:val="VariableTok"/>
-        </w:rPr>
-        <w:t xml:space="preserve">stderr</w:t>
-      </w:r>
-      <w:r>
-        <w:rPr>
-          <w:rStyle w:val="OperatorTok"/>
-        </w:rPr>
-        <w:t xml:space="preserve">)</w:t>
-      </w:r>
-      <w:r>
-        <w:br/>
-      </w:r>
-      <w:r>
-        <w:rPr>
-          <w:rStyle w:val="NormalTok"/>
-        </w:rPr>
-        <w:t xml:space="preserve">                </w:t>
-      </w:r>
-      <w:r>
-        <w:rPr>
-          <w:rStyle w:val="ControlFlowTok"/>
-        </w:rPr>
-        <w:t xml:space="preserve">return</w:t>
-      </w:r>
-      <w:r>
-        <w:br/>
-      </w:r>
-      <w:r>
-        <w:rPr>
-          <w:rStyle w:val="NormalTok"/>
-        </w:rPr>
-        <w:t xml:space="preserve">            </w:t>
-      </w:r>
-      <w:r>
-        <w:rPr>
-          <w:rStyle w:val="ControlFlowTok"/>
-        </w:rPr>
         <w:t xml:space="preserve">end</w:t>
       </w:r>
       <w:r>
-        <w:br/>
-      </w:r>
-      <w:r>
-        <w:rPr>
-          <w:rStyle w:val="NormalTok"/>
-        </w:rPr>
-        <w:t xml:space="preserve">            </w:t>
-      </w:r>
-      <w:r>
-        <w:rPr>
-          <w:rStyle w:val="KeywordTok"/>
-        </w:rPr>
-        <w:t xml:space="preserve">local</w:t>
-      </w:r>
-      <w:r>
-        <w:rPr>
-          <w:rStyle w:val="NormalTok"/>
-        </w:rPr>
-        <w:t xml:space="preserve"> </w:t>
-      </w:r>
-      <w:r>
-        <w:rPr>
-          <w:rStyle w:val="VariableTok"/>
-        </w:rPr>
-        <w:t xml:space="preserve">json</w:t>
-      </w:r>
-      <w:r>
-        <w:rPr>
-          <w:rStyle w:val="NormalTok"/>
-        </w:rPr>
-        <w:t xml:space="preserve"> </w:t>
-      </w:r>
-      <w:r>
-        <w:rPr>
-          <w:rStyle w:val="OperatorTok"/>
-        </w:rPr>
-        <w:t xml:space="preserve">=</w:t>
-      </w:r>
-      <w:r>
-        <w:rPr>
-          <w:rStyle w:val="NormalTok"/>
-        </w:rPr>
-        <w:t xml:space="preserve"> </w:t>
-      </w:r>
-      <w:r>
-        <w:rPr>
-          <w:rStyle w:val="FunctionTok"/>
-        </w:rPr>
-        <w:t xml:space="preserve">string.format</w:t>
-      </w:r>
-      <w:r>
-        <w:rPr>
-          <w:rStyle w:val="OperatorTok"/>
-        </w:rPr>
-        <w:t xml:space="preserve">(</w:t>
-      </w:r>
-      <w:r>
-        <w:rPr>
-          <w:rStyle w:val="StringTok"/>
-        </w:rPr>
-        <w:t xml:space="preserve">'{"png_paths":["%s"]}'</w:t>
-      </w:r>
-      <w:r>
-        <w:rPr>
-          <w:rStyle w:val="OperatorTok"/>
-        </w:rPr>
-        <w:t xml:space="preserve">,</w:t>
-      </w:r>
-      <w:r>
-        <w:rPr>
-          <w:rStyle w:val="NormalTok"/>
-        </w:rPr>
-        <w:t xml:space="preserve"> </w:t>
-      </w:r>
-      <w:r>
-        <w:rPr>
-          <w:rStyle w:val="VariableTok"/>
-        </w:rPr>
-        <w:t xml:space="preserve">ctx</w:t>
-      </w:r>
-      <w:r>
-        <w:rPr>
-          <w:rStyle w:val="OperatorTok"/>
-        </w:rPr>
-        <w:t xml:space="preserve">.</w:t>
-      </w:r>
-      <w:r>
-        <w:rPr>
-          <w:rStyle w:val="VariableTok"/>
-        </w:rPr>
-        <w:t xml:space="preserve">relative_path</w:t>
-      </w:r>
-      <w:r>
-        <w:rPr>
-          <w:rStyle w:val="OperatorTok"/>
-        </w:rPr>
-        <w:t xml:space="preserve">)</w:t>
-      </w:r>
-      <w:r>
-        <w:br/>
-      </w:r>
-      <w:r>
-        <w:rPr>
-          <w:rStyle w:val="NormalTok"/>
-        </w:rPr>
-        <w:t xml:space="preserve">            </w:t>
-      </w:r>
-      <w:r>
-        <w:rPr>
-          <w:rStyle w:val="VariableTok"/>
-        </w:rPr>
-        <w:t xml:space="preserve">float_base</w:t>
-      </w:r>
-      <w:r>
-        <w:rPr>
-          <w:rStyle w:val="OperatorTok"/>
-        </w:rPr>
-        <w:t xml:space="preserve">.</w:t>
-      </w:r>
-      <w:r>
-        <w:rPr>
-          <w:rStyle w:val="NormalTok"/>
-        </w:rPr>
-        <w:t xml:space="preserve">update_resolved_ast</w:t>
-      </w:r>
-      <w:r>
-        <w:rPr>
-          <w:rStyle w:val="OperatorTok"/>
-        </w:rPr>
-        <w:t xml:space="preserve">(</w:t>
-      </w:r>
-      <w:r>
-        <w:rPr>
-          <w:rStyle w:val="VariableTok"/>
-        </w:rPr>
-        <w:t xml:space="preserve">dctx</w:t>
-      </w:r>
-      <w:r>
-        <w:rPr>
-          <w:rStyle w:val="OperatorTok"/>
-        </w:rPr>
-        <w:t xml:space="preserve">.</w:t>
-      </w:r>
-      <w:r>
-        <w:rPr>
-          <w:rStyle w:val="VariableTok"/>
-        </w:rPr>
-        <w:t xml:space="preserve">data</w:t>
-      </w:r>
-      <w:r>
-        <w:rPr>
-          <w:rStyle w:val="OperatorTok"/>
-        </w:rPr>
-        <w:t xml:space="preserve">,</w:t>
-      </w:r>
-      <w:r>
-        <w:rPr>
-          <w:rStyle w:val="NormalTok"/>
-        </w:rPr>
-        <w:t xml:space="preserve"> </w:t>
-      </w:r>
-      <w:r>
-        <w:rPr>
-          <w:rStyle w:val="VariableTok"/>
-        </w:rPr>
-        <w:t xml:space="preserve">ctx</w:t>
-      </w:r>
-      <w:r>
-        <w:rPr>
-          <w:rStyle w:val="OperatorTok"/>
-        </w:rPr>
-        <w:t xml:space="preserve">.</w:t>
-      </w:r>
-      <w:r>
-        <w:rPr>
-          <w:rStyle w:val="VariableTok"/>
-        </w:rPr>
-        <w:t xml:space="preserve">float</w:t>
-      </w:r>
-      <w:r>
-        <w:rPr>
-          <w:rStyle w:val="OperatorTok"/>
-        </w:rPr>
-        <w:t xml:space="preserve">.</w:t>
-      </w:r>
-      <w:r>
-        <w:rPr>
-          <w:rStyle w:val="VariableTok"/>
-        </w:rPr>
-        <w:t xml:space="preserve">id</w:t>
-      </w:r>
-      <w:r>
-        <w:rPr>
-          <w:rStyle w:val="OperatorTok"/>
-        </w:rPr>
-        <w:t xml:space="preserve">,</w:t>
-      </w:r>
-      <w:r>
-        <w:rPr>
-          <w:rStyle w:val="NormalTok"/>
-        </w:rPr>
-        <w:t xml:space="preserve"> </w:t>
-      </w:r>
-      <w:r>
-        <w:rPr>
-          <w:rStyle w:val="VariableTok"/>
-        </w:rPr>
-        <w:t xml:space="preserve">json</w:t>
-      </w:r>
-      <w:r>
-        <w:rPr>
-          <w:rStyle w:val="OperatorTok"/>
-        </w:rPr>
-        <w:t xml:space="preserve">)</w:t>
+        <w:rPr>
+          <w:rStyle w:val="OperatorTok"/>
+        </w:rPr>
+        <w:t xml:space="preserve">))</w:t>
       </w:r>
       <w:r>
         <w:br/>
@@ -22119,7 +23629,7 @@
           <w:sz w:val="2"/>
         </w:rPr>
       </w:pPr>
-      <w:bookmarkStart w:name="csv-tbl-model-task-descriptor" w:id="11166"/>
+      <w:bookmarkStart w:id="11166" w:name="csv-tbl-model-task-descriptor"/>
       <w:bookmarkEnd w:id="11166"/>
     </w:p>
     <w:p>
@@ -22156,18 +23666,18 @@
         <w:tblLook w:firstRow="1" w:lastRow="0" w:firstColumn="0" w:lastColumn="0" w:noHBand="0" w:noVBand="0" w:val="0020"/>
         <w:jc w:val="start"/>
         <w:tblBorders>
-          <w:top w:space="0" w:color="000000" w:val="single" w:sz="6"/>
-          <w:left w:space="0" w:color="000000" w:val="single" w:sz="6"/>
-          <w:bottom w:space="0" w:color="000000" w:val="single" w:sz="6"/>
-          <w:right w:space="0" w:color="000000" w:val="single" w:sz="6"/>
-          <w:insideH w:space="0" w:color="000000" w:val="single" w:sz="6"/>
-          <w:insideV w:space="0" w:color="000000" w:val="single" w:sz="6"/>
+          <w:top w:space="0" w:val="single" w:color="000000" w:sz="6"/>
+          <w:left w:space="0" w:val="single" w:color="000000" w:sz="6"/>
+          <w:bottom w:space="0" w:val="single" w:color="000000" w:sz="6"/>
+          <w:right w:space="0" w:val="single" w:color="000000" w:sz="6"/>
+          <w:insideH w:space="0" w:val="single" w:color="000000" w:sz="6"/>
+          <w:insideV w:space="0" w:val="single" w:color="000000" w:sz="6"/>
         </w:tblBorders>
         <w:tblCellMar>
-          <w:top w:type="dxa" w:w="57"/>
-          <w:left w:type="dxa" w:w="108"/>
-          <w:bottom w:type="dxa" w:w="57"/>
-          <w:right w:type="dxa" w:w="108"/>
+          <w:top w:w="57" w:type="dxa"/>
+          <w:left w:w="108" w:type="dxa"/>
+          <w:bottom w:w="57" w:type="dxa"/>
+          <w:right w:w="108" w:type="dxa"/>
         </w:tblCellMar>
       </w:tblPr>
       <w:tblGrid>
@@ -22186,8 +23696,8 @@
             <w:pPr>
               <w:pStyle w:val="Compact"/>
               <w:jc w:val="left"/>
-              <w:ind w:right="0" w:firstLine="0" w:left="0"/>
-              <w:spacing w:after="40" w:lineRule="auto" w:line="240" w:before="40"/>
+              <w:ind w:right="0" w:left="0" w:firstLine="0"/>
+              <w:spacing w:after="40" w:lineRule="auto" w:before="40" w:line="240"/>
             </w:pPr>
             <w:r>
               <w:rPr>
@@ -22205,8 +23715,8 @@
             <w:pPr>
               <w:pStyle w:val="Compact"/>
               <w:jc w:val="left"/>
-              <w:ind w:right="0" w:firstLine="0" w:left="0"/>
-              <w:spacing w:after="40" w:lineRule="auto" w:line="240" w:before="40"/>
+              <w:ind w:right="0" w:left="0" w:firstLine="0"/>
+              <w:spacing w:after="40" w:lineRule="auto" w:before="40" w:line="240"/>
             </w:pPr>
             <w:r>
               <w:rPr>
@@ -22224,8 +23734,8 @@
             <w:pPr>
               <w:pStyle w:val="Compact"/>
               <w:jc w:val="left"/>
-              <w:ind w:right="0" w:firstLine="0" w:left="0"/>
-              <w:spacing w:after="40" w:lineRule="auto" w:line="240" w:before="40"/>
+              <w:ind w:right="0" w:left="0" w:firstLine="0"/>
+              <w:spacing w:after="40" w:lineRule="auto" w:before="40" w:line="240"/>
             </w:pPr>
             <w:r>
               <w:rPr>
@@ -22265,8 +23775,8 @@
             <w:pPr>
               <w:pStyle w:val="Compact"/>
               <w:jc w:val="left"/>
-              <w:ind w:right="0" w:firstLine="0" w:left="0"/>
-              <w:spacing w:after="40" w:lineRule="auto" w:line="240" w:before="40"/>
+              <w:ind w:right="0" w:left="0" w:firstLine="0"/>
+              <w:spacing w:after="40" w:lineRule="auto" w:before="40" w:line="240"/>
             </w:pPr>
             <w:r>
               <w:t xml:space="preserve">Process and options.</w:t>
@@ -22311,8 +23821,8 @@
             <w:pPr>
               <w:pStyle w:val="Compact"/>
               <w:jc w:val="left"/>
-              <w:ind w:right="0" w:firstLine="0" w:left="0"/>
-              <w:spacing w:after="40" w:lineRule="auto" w:line="240" w:before="40"/>
+              <w:ind w:right="0" w:left="0" w:firstLine="0"/>
+              <w:spacing w:after="40" w:lineRule="auto" w:before="40" w:line="240"/>
             </w:pPr>
             <w:r>
               <w:rPr>
@@ -22328,8 +23838,8 @@
             <w:pPr>
               <w:pStyle w:val="Compact"/>
               <w:jc w:val="left"/>
-              <w:ind w:right="0" w:firstLine="0" w:left="0"/>
-              <w:spacing w:after="40" w:lineRule="auto" w:line="240" w:before="40"/>
+              <w:ind w:right="0" w:left="0" w:firstLine="0"/>
+              <w:spacing w:after="40" w:lineRule="auto" w:before="40" w:line="240"/>
             </w:pPr>
             <w:r>
               <w:t xml:space="preserve">File-based cache key. If the file already exists, the process is not spawned —</w:t>
@@ -22359,8 +23869,8 @@
             <w:pPr>
               <w:pStyle w:val="Compact"/>
               <w:jc w:val="left"/>
-              <w:ind w:right="0" w:firstLine="0" w:left="0"/>
-              <w:spacing w:after="40" w:lineRule="auto" w:line="240" w:before="40"/>
+              <w:ind w:right="0" w:left="0" w:firstLine="0"/>
+              <w:spacing w:after="40" w:lineRule="auto" w:before="40" w:line="240"/>
             </w:pPr>
             <w:r>
               <w:rPr>
@@ -22376,8 +23886,8 @@
             <w:pPr>
               <w:pStyle w:val="Compact"/>
               <w:jc w:val="left"/>
-              <w:ind w:right="0" w:firstLine="0" w:left="0"/>
-              <w:spacing w:after="40" w:lineRule="auto" w:line="240" w:before="40"/>
+              <w:ind w:right="0" w:left="0" w:firstLine="0"/>
+              <w:spacing w:after="40" w:lineRule="auto" w:before="40" w:line="240"/>
             </w:pPr>
             <w:r>
               <w:t xml:space="preserve">Arbitrary table passed through to</w:t>
@@ -22413,209 +23923,82 @@
         </w:tc>
       </w:tr>
     </w:tbl>
-    <w:bookmarkEnd w:id="43"/>
-    <w:bookmarkStart w:id="44" w:name="SPEC-sec13"/>
     <w:p>
       <w:pPr>
-        <w:pStyle w:val="Heading1"/>
+        <w:pStyle w:val="BodyText"/>
+      </w:pPr>
+      <w:r>
+        <w:t xml:space="preserve">The</w:t>
+      </w:r>
+      <w:r>
+        <w:t xml:space="preserve"> </w:t>
+      </w:r>
+      <w:r>
+        <w:rPr>
+          <w:rStyle w:val="VerbatimChar"/>
+        </w:rPr>
+        <w:t xml:space="preserve">resolved_ast</w:t>
+      </w:r>
+      <w:r>
+        <w:t xml:space="preserve"> </w:t>
+      </w:r>
+      <w:r>
+        <w:t xml:space="preserve">of an image float lists</w:t>
+      </w:r>
+      <w:r>
+        <w:t xml:space="preserve"> </w:t>
+      </w:r>
+      <w:r>
+        <w:rPr>
+          <w:rStyle w:val="VerbatimChar"/>
+        </w:rPr>
+        <w:t xml:space="preserve">png_paths</w:t>
+      </w:r>
+      <w:r>
+        <w:t xml:space="preserve"> </w:t>
+      </w:r>
+      <w:r>
+        <w:t xml:space="preserve">and, optionally,</w:t>
+      </w:r>
+      <w:r>
+        <w:t xml:space="preserve"> </w:t>
+      </w:r>
+      <w:r>
+        <w:rPr>
+          <w:rStyle w:val="VerbatimChar"/>
+        </w:rPr>
+        <w:t xml:space="preserve">svg_paths</w:t>
+      </w:r>
+      <w:r>
+        <w:t xml:space="preserve">, relative to the build directory. EMIT uses the PNG for DOCX, LaTeX, and Markdown. When an SVG is present, the image carries its path in an</w:t>
+      </w:r>
+      <w:r>
+        <w:t xml:space="preserve"> </w:t>
+      </w:r>
+      <w:r>
+        <w:rPr>
+          <w:rStyle w:val="VerbatimChar"/>
+        </w:rPr>
+        <w:t xml:space="preserve">svg</w:t>
+      </w:r>
+      <w:r>
+        <w:t xml:space="preserve"> </w:t>
+      </w:r>
+      <w:r>
+        <w:t xml:space="preserve">attribute that only HTML output sees (the emitter removes it for every other format), and the HTML filter inlines the SVG so that links inside it navigate.</w:t>
+      </w:r>
+    </w:p>
+    <w:bookmarkStart w:id="43" w:name="SPEC-sec12.1"/>
+    <w:p>
+      <w:pPr>
+        <w:pStyle w:val="Heading2"/>
         <w:numPr>
-          <w:ilvl w:val="0"/>
+          <w:ilvl w:val="1"/>
           <w:numId w:val="100"/>
         </w:numPr>
       </w:pPr>
       <w:r>
-        <w:t xml:space="preserve">Project integration</w:t>
-      </w:r>
-    </w:p>
-    <w:p>
-      <w:pPr>
-        <w:spacing w:line="20" w:lineRule="exact" w:before="0" w:after="0"/>
-        <w:rPr>
-          <w:sz w:val="2"/>
-        </w:rPr>
-      </w:pPr>
-      <w:bookmarkStart w:name="listing-src-model-project-yaml" w:id="53074"/>
-      <w:bookmarkEnd w:id="53074"/>
-    </w:p>
-    <w:p>
-      <w:pPr>
-        <w:pStyle w:val="Caption"/>
-        <w:keepNext/>
-      </w:pPr>
-      <w:r>
-        <w:t xml:space="preserve">Listing </w:t>
-      </w:r>
-      <w:r>
-        <w:fldChar w:fldCharType="begin"/>
-      </w:r>
-      <w:r>
-        <w:instrText xml:space="preserve"> SEQ LISTING \* ARABIC </w:instrText>
-      </w:r>
-      <w:r>
-        <w:fldChar w:fldCharType="separate"/>
-      </w:r>
-      <w:r>
-        <w:t>19</w:t>
-      </w:r>
-      <w:r>
-        <w:fldChar w:fldCharType="end"/>
-      </w:r>
-      <w:r>
-        <w:t xml:space="preserve"> :  Using a custom model in project.yaml</w:t>
-      </w:r>
-    </w:p>
-    <w:p>
-      <w:pPr>
-        <w:pStyle w:val="SourceCode"/>
-      </w:pPr>
-      <w:r>
-        <w:rPr>
-          <w:rStyle w:val="FunctionTok"/>
-        </w:rPr>
-        <w:t xml:space="preserve">project</w:t>
-      </w:r>
-      <w:r>
-        <w:rPr>
-          <w:rStyle w:val="KeywordTok"/>
-        </w:rPr>
-        <w:t xml:space="preserve">:</w:t>
-      </w:r>
-      <w:r>
-        <w:br/>
-      </w:r>
-      <w:r>
-        <w:rPr>
-          <w:rStyle w:val="AttributeTok"/>
-        </w:rPr>
-        <w:t xml:space="preserve">  </w:t>
-      </w:r>
-      <w:r>
-        <w:rPr>
-          <w:rStyle w:val="FunctionTok"/>
-        </w:rPr>
-        <w:t xml:space="preserve">code</w:t>
-      </w:r>
-      <w:r>
-        <w:rPr>
-          <w:rStyle w:val="KeywordTok"/>
-        </w:rPr>
-        <w:t xml:space="preserve">:</w:t>
-      </w:r>
-      <w:r>
-        <w:rPr>
-          <w:rStyle w:val="AttributeTok"/>
-        </w:rPr>
-        <w:t xml:space="preserve"> MYPROJ</w:t>
-      </w:r>
-      <w:r>
-        <w:br/>
-      </w:r>
-      <w:r>
-        <w:rPr>
-          <w:rStyle w:val="AttributeTok"/>
-        </w:rPr>
-        <w:t xml:space="preserve">  </w:t>
-      </w:r>
-      <w:r>
-        <w:rPr>
-          <w:rStyle w:val="FunctionTok"/>
-        </w:rPr>
-        <w:t xml:space="preserve">name</w:t>
-      </w:r>
-      <w:r>
-        <w:rPr>
-          <w:rStyle w:val="KeywordTok"/>
-        </w:rPr>
-        <w:t xml:space="preserve">:</w:t>
-      </w:r>
-      <w:r>
-        <w:rPr>
-          <w:rStyle w:val="AttributeTok"/>
-        </w:rPr>
-        <w:t xml:space="preserve"> My Project</w:t>
-      </w:r>
-      <w:r>
-        <w:br/>
-      </w:r>
-      <w:r>
-        <w:br/>
-      </w:r>
-      <w:r>
-        <w:rPr>
-          <w:rStyle w:val="FunctionTok"/>
-        </w:rPr>
-        <w:t xml:space="preserve">template</w:t>
-      </w:r>
-      <w:r>
-        <w:rPr>
-          <w:rStyle w:val="KeywordTok"/>
-        </w:rPr>
-        <w:t xml:space="preserve">:</w:t>
-      </w:r>
-      <w:r>
-        <w:rPr>
-          <w:rStyle w:val="AttributeTok"/>
-        </w:rPr>
-        <w:t xml:space="preserve"> mymodel</w:t>
-      </w:r>
-      <w:r>
-        <w:rPr>
-          <w:rStyle w:val="CommentTok"/>
-        </w:rPr>
-        <w:t xml:space="preserve">   # Loads models/default/ then models/mymodel/</w:t>
-      </w:r>
-      <w:r>
-        <w:br/>
-      </w:r>
-      <w:r>
-        <w:br/>
-      </w:r>
-      <w:r>
-        <w:rPr>
-          <w:rStyle w:val="FunctionTok"/>
-        </w:rPr>
-        <w:t xml:space="preserve">doc_files</w:t>
-      </w:r>
-      <w:r>
-        <w:rPr>
-          <w:rStyle w:val="KeywordTok"/>
-        </w:rPr>
-        <w:t xml:space="preserve">:</w:t>
-      </w:r>
-      <w:r>
-        <w:br/>
-      </w:r>
-      <w:r>
-        <w:rPr>
-          <w:rStyle w:val="AttributeTok"/>
-        </w:rPr>
-        <w:t xml:space="preserve">  </w:t>
-      </w:r>
-      <w:r>
-        <w:rPr>
-          <w:rStyle w:val="KeywordTok"/>
-        </w:rPr>
-        <w:t xml:space="preserve">-</w:t>
-      </w:r>
-      <w:r>
-        <w:rPr>
-          <w:rStyle w:val="AttributeTok"/>
-        </w:rPr>
-        <w:t xml:space="preserve"> srs.md</w:t>
-      </w:r>
-    </w:p>
-    <w:bookmarkEnd w:id="44"/>
-    <w:bookmarkStart w:id="45" w:name="SPEC-sec14"/>
-    <w:p>
-      <w:pPr>
-        <w:pStyle w:val="Heading1"/>
-        <w:numPr>
-          <w:ilvl w:val="0"/>
-          <w:numId w:val="100"/>
-        </w:numPr>
-      </w:pPr>
-      <w:r>
-        <w:t xml:space="preserve">Troubleshooting</w:t>
+        <w:t xml:space="preserve">Links in float source</w:t>
       </w:r>
     </w:p>
     <w:p>
@@ -22623,35 +24006,7 @@
         <w:pStyle w:val="FirstParagraph"/>
       </w:pPr>
       <w:r>
-        <w:rPr>
-          <w:bCs/>
-          <w:b/>
-        </w:rPr>
-        <w:t xml:space="preserve">A type does not load.</w:t>
-      </w:r>
-      <w:r>
-        <w:t xml:space="preserve"> </w:t>
-      </w:r>
-      <w:r>
-        <w:t xml:space="preserve">Check the file location and returned descriptor. The kind must match its category directory. Type-load errors stop the build. View module load errors produce warnings.</w:t>
-      </w:r>
-    </w:p>
-    <w:p>
-      <w:pPr>
-        <w:pStyle w:val="BodyText"/>
-      </w:pPr>
-      <w:r>
-        <w:rPr>
-          <w:bCs/>
-          <w:b/>
-        </w:rPr>
-        <w:t xml:space="preserve">The host rejects a hook.</w:t>
-      </w:r>
-      <w:r>
-        <w:t xml:space="preserve"> </w:t>
-      </w:r>
-      <w:r>
-        <w:t xml:space="preserve">Check that the hook is valid for the descriptor kind. Put all custom behavior in</w:t>
+        <w:t xml:space="preserve">A float type whose source is plain text (not Markdown) can let authors write CommonSpec links in it, such as</w:t>
       </w:r>
       <w:r>
         <w:t xml:space="preserve"> </w:t>
@@ -22660,28 +24015,10 @@
         <w:rPr>
           <w:rStyle w:val="VerbatimChar"/>
         </w:rPr>
-        <w:t xml:space="preserve">hooks</w:t>
-      </w:r>
-      <w:r>
-        <w:t xml:space="preserve">.</w:t>
-      </w:r>
-    </w:p>
-    <w:p>
-      <w:pPr>
-        <w:pStyle w:val="BodyText"/>
-      </w:pPr>
-      <w:r>
-        <w:rPr>
-          <w:bCs/>
-          <w:b/>
-        </w:rPr>
-        <w:t xml:space="preserve">An overlay does not replace a type.</w:t>
-      </w:r>
-      <w:r>
-        <w:t xml:space="preserve"> </w:t>
-      </w:r>
-      <w:r>
-        <w:t xml:space="preserve">Use the same case-sensitive</w:t>
+        <w:t xml:space="preserve">Foo --&gt; Bar : [SEC-2](@)</w:t>
+      </w:r>
+      <w:r>
+        <w:t xml:space="preserve">. Declaring the</w:t>
       </w:r>
       <w:r>
         <w:t xml:space="preserve"> </w:t>
@@ -22690,120 +24027,13 @@
         <w:rPr>
           <w:rStyle w:val="VerbatimChar"/>
         </w:rPr>
-        <w:t xml:space="preserve">schema.id</w:t>
-      </w:r>
-      <w:r>
-        <w:t xml:space="preserve"> </w:t>
-      </w:r>
-      <w:r>
-        <w:t xml:space="preserve">and kind as the base descriptor.</w:t>
-      </w:r>
-    </w:p>
-    <w:p>
-      <w:pPr>
-        <w:pStyle w:val="BodyText"/>
-      </w:pPr>
-      <w:r>
-        <w:rPr>
-          <w:bCs/>
-          <w:b/>
-        </w:rPr>
-        <w:t xml:space="preserve">A render hook produces no output.</w:t>
-      </w:r>
-      <w:r>
-        <w:t xml:space="preserve"> </w:t>
-      </w:r>
-      <w:r>
-        <w:t xml:space="preserve">A</w:t>
-      </w:r>
-      <w:r>
-        <w:t xml:space="preserve"> </w:t>
-      </w:r>
-      <w:r>
-        <w:rPr>
-          <w:rStyle w:val="VerbatimChar"/>
-        </w:rPr>
-        <w:t xml:space="preserve">TABLE_VIEW</w:t>
-      </w:r>
-      <w:r>
-        <w:t xml:space="preserve"> </w:t>
-      </w:r>
-      <w:r>
-        <w:t xml:space="preserve">subtype must declare</w:t>
-      </w:r>
-      <w:r>
-        <w:t xml:space="preserve"> </w:t>
-      </w:r>
-      <w:r>
-        <w:rPr>
-          <w:rStyle w:val="VerbatimChar"/>
-        </w:rPr>
-        <w:t xml:space="preserve">build_block</w:t>
-      </w:r>
-      <w:r>
-        <w:t xml:space="preserve">. An object hook that returns</w:t>
-      </w:r>
-      <w:r>
-        <w:t xml:space="preserve"> </w:t>
-      </w:r>
-      <w:r>
-        <w:rPr>
-          <w:rStyle w:val="VerbatimChar"/>
-        </w:rPr>
-        <w:t xml:space="preserve">nil</w:t>
-      </w:r>
-      <w:r>
-        <w:t xml:space="preserve"> </w:t>
-      </w:r>
-      <w:r>
-        <w:t xml:space="preserve">retains the original element. Return the generated blocks to replace it.</w:t>
-      </w:r>
-    </w:p>
-    <w:p>
-      <w:pPr>
-        <w:pStyle w:val="BodyText"/>
-      </w:pPr>
-      <w:r>
-        <w:rPr>
-          <w:bCs/>
-          <w:b/>
-        </w:rPr>
-        <w:t xml:space="preserve">An external renderer runs for unchanged input.</w:t>
-      </w:r>
-      <w:r>
-        <w:t xml:space="preserve"> </w:t>
-      </w:r>
-      <w:r>
-        <w:t xml:space="preserve">Include the content hash in</w:t>
-      </w:r>
-      <w:r>
-        <w:t xml:space="preserve"> </w:t>
-      </w:r>
-      <w:r>
-        <w:rPr>
-          <w:rStyle w:val="VerbatimChar"/>
-        </w:rPr>
-        <w:t xml:space="preserve">output_path</w:t>
-      </w:r>
-      <w:r>
-        <w:t xml:space="preserve"> </w:t>
-      </w:r>
-      <w:r>
-        <w:t xml:space="preserve">to use the file cache.</w:t>
-      </w:r>
-    </w:p>
-    <w:bookmarkEnd w:id="45"/>
-    <w:bookmarkStart w:id="51" w:name="SPEC-sec15"/>
-    <w:p>
-      <w:pPr>
-        <w:pStyle w:val="Heading1"/>
-        <w:numPr>
-          <w:ilvl w:val="0"/>
-          <w:numId w:val="100"/>
-        </w:numPr>
-      </w:pPr>
-      <w:r>
-        <w:t xml:space="preserve">Pointers</w:t>
+        <w:t xml:space="preserve">format_link</w:t>
+      </w:r>
+      <w:r>
+        <w:t xml:space="preserve"> </w:t>
+      </w:r>
+      <w:r>
+        <w:t xml:space="preserve">data hook turns this on. The pipeline then:</w:t>
       </w:r>
     </w:p>
     <w:p>
@@ -22814,19 +24044,38 @@
         </w:numPr>
         <w:pStyle w:val="Compact"/>
       </w:pPr>
-      <w:hyperlink r:id="rId46">
-        <w:r>
-          <w:rPr>
-            <w:rStyle w:val="Hyperlink"/>
-          </w:rPr>
-          <w:t xml:space="preserve">User manual</w:t>
-        </w:r>
-      </w:hyperlink>
-      <w:r>
-        <w:t xml:space="preserve"> </w:t>
-      </w:r>
-      <w:r>
-        <w:t xml:space="preserve">— day-to-day authoring syntax.</w:t>
+      <w:r>
+        <w:t xml:space="preserve">Registers each</w:t>
+      </w:r>
+      <w:r>
+        <w:t xml:space="preserve"> </w:t>
+      </w:r>
+      <w:r>
+        <w:rPr>
+          <w:rStyle w:val="VerbatimChar"/>
+        </w:rPr>
+        <w:t xml:space="preserve">[text](@...)</w:t>
+      </w:r>
+      <w:r>
+        <w:t xml:space="preserve"> </w:t>
+      </w:r>
+      <w:r>
+        <w:t xml:space="preserve">/</w:t>
+      </w:r>
+      <w:r>
+        <w:t xml:space="preserve"> </w:t>
+      </w:r>
+      <w:r>
+        <w:rPr>
+          <w:rStyle w:val="VerbatimChar"/>
+        </w:rPr>
+        <w:t xml:space="preserve">[text](#...)</w:t>
+      </w:r>
+      <w:r>
+        <w:t xml:space="preserve"> </w:t>
+      </w:r>
+      <w:r>
+        <w:t xml:space="preserve">in the source as a relation of the float’s parent object, at its exact line (INITIALIZE).</w:t>
       </w:r>
     </w:p>
     <w:p>
@@ -22838,58 +24087,7 @@
         <w:pStyle w:val="Compact"/>
       </w:pPr>
       <w:r>
-        <w:t xml:space="preserve">Engineering docs — the</w:t>
-      </w:r>
-      <w:r>
-        <w:t xml:space="preserve"> </w:t>
-      </w:r>
-      <w:hyperlink r:id="rId47">
-        <w:r>
-          <w:rPr>
-            <w:rStyle w:val="Hyperlink"/>
-          </w:rPr>
-          <w:t xml:space="preserve">type system SDD</w:t>
-        </w:r>
-      </w:hyperlink>
-      <w:r>
-        <w:t xml:space="preserve"> </w:t>
-      </w:r>
-      <w:r>
-        <w:t xml:space="preserve">defines the contract.</w:t>
-      </w:r>
-      <w:r>
-        <w:t xml:space="preserve"> </w:t>
-      </w:r>
-      <w:hyperlink r:id="rId48">
-        <w:r>
-          <w:rPr>
-            <w:rStyle w:val="Hyperlink"/>
-          </w:rPr>
-          <w:t xml:space="preserve">Type discovery</w:t>
-        </w:r>
-      </w:hyperlink>
-      <w:r>
-        <w:t xml:space="preserve"> </w:t>
-      </w:r>
-      <w:r>
-        <w:t xml:space="preserve">and</w:t>
-      </w:r>
-      <w:r>
-        <w:t xml:space="preserve"> </w:t>
-      </w:r>
-      <w:hyperlink r:id="rId49">
-        <w:r>
-          <w:rPr>
-            <w:rStyle w:val="Hyperlink"/>
-          </w:rPr>
-          <w:t xml:space="preserve">model design</w:t>
-        </w:r>
-      </w:hyperlink>
-      <w:r>
-        <w:t xml:space="preserve"> </w:t>
-      </w:r>
-      <w:r>
-        <w:t xml:space="preserve">define internal behavior.</w:t>
+        <w:t xml:space="preserve">Resolves it with the same rules and diagnostics as a body link (RESOLVE).</w:t>
       </w:r>
     </w:p>
     <w:p>
@@ -22900,7 +24098,1526 @@
         </w:numPr>
         <w:pStyle w:val="Compact"/>
       </w:pPr>
+      <w:r>
+        <w:t xml:space="preserve">Calls</w:t>
+      </w:r>
+      <w:r>
+        <w:t xml:space="preserve"> </w:t>
+      </w:r>
+      <w:r>
+        <w:rPr>
+          <w:rStyle w:val="VerbatimChar"/>
+        </w:rPr>
+        <w:t xml:space="preserve">format_link</w:t>
+      </w:r>
+      <w:r>
+        <w:t xml:space="preserve"> </w:t>
+      </w:r>
+      <w:r>
+        <w:t xml:space="preserve">once per link and replaces the link with the returned string, before</w:t>
+      </w:r>
+      <w:r>
+        <w:t xml:space="preserve"> </w:t>
+      </w:r>
+      <w:r>
+        <w:rPr>
+          <w:rStyle w:val="VerbatimChar"/>
+        </w:rPr>
+        <w:t xml:space="preserve">prepare_task</w:t>
+      </w:r>
+      <w:r>
+        <w:t xml:space="preserve"> </w:t>
+      </w:r>
+      <w:r>
+        <w:t xml:space="preserve">(TRANSFORM). The render cache therefore keys on the rewritten source.</w:t>
+      </w:r>
+    </w:p>
+    <w:p>
+      <w:pPr>
+        <w:spacing w:line="20" w:lineRule="exact" w:before="0" w:after="0"/>
+        <w:rPr>
+          <w:sz w:val="2"/>
+        </w:rPr>
+      </w:pPr>
+      <w:bookmarkStart w:id="59223" w:name="csv-tbl-model-format-link"/>
+      <w:bookmarkEnd w:id="59223"/>
+    </w:p>
+    <w:p>
+      <w:pPr>
+        <w:pStyle w:val="Caption"/>
+        <w:keepNext/>
+      </w:pPr>
+      <w:r>
+        <w:t xml:space="preserve">Table </w:t>
+      </w:r>
+      <w:r>
+        <w:fldChar w:fldCharType="begin"/>
+      </w:r>
+      <w:r>
+        <w:instrText xml:space="preserve"> SEQ TABLE \* ARABIC </w:instrText>
+      </w:r>
+      <w:r>
+        <w:fldChar w:fldCharType="separate"/>
+      </w:r>
+      <w:r>
+        <w:t>10</w:t>
+      </w:r>
+      <w:r>
+        <w:fldChar w:fldCharType="end"/>
+      </w:r>
+      <w:r>
+        <w:t xml:space="preserve"> :  The format_link hook contract</w:t>
+      </w:r>
+    </w:p>
+    <w:tbl>
+      <w:tblPr>
+        <w:tblStyle w:val="Table"/>
+        <w:tblW w:type="auto" w:w="0"/>
+        <w:tblLook w:firstRow="1" w:lastRow="0" w:firstColumn="0" w:lastColumn="0" w:noHBand="0" w:noVBand="0" w:val="0020"/>
+        <w:jc w:val="start"/>
+        <w:tblBorders>
+          <w:top w:space="0" w:val="single" w:color="000000" w:sz="6"/>
+          <w:left w:space="0" w:val="single" w:color="000000" w:sz="6"/>
+          <w:bottom w:space="0" w:val="single" w:color="000000" w:sz="6"/>
+          <w:right w:space="0" w:val="single" w:color="000000" w:sz="6"/>
+          <w:insideH w:space="0" w:val="single" w:color="000000" w:sz="6"/>
+          <w:insideV w:space="0" w:val="single" w:color="000000" w:sz="6"/>
+        </w:tblBorders>
+        <w:tblCellMar>
+          <w:top w:w="57" w:type="dxa"/>
+          <w:left w:w="108" w:type="dxa"/>
+          <w:bottom w:w="57" w:type="dxa"/>
+          <w:right w:w="108" w:type="dxa"/>
+        </w:tblCellMar>
+      </w:tblPr>
+      <w:tblGrid>
+        <w:gridCol w:w="3960"/>
+        <w:gridCol w:w="3960"/>
+      </w:tblGrid>
+      <w:tr>
+        <w:trPr>
+          <w:tblHeader w:val="true"/>
+        </w:trPr>
+        <w:tc>
+          <w:tcPr>
+            <w:shd w:color="auto" w:val="clear" w:fill="E8E8E8"/>
+          </w:tcPr>
+          <w:p>
+            <w:pPr>
+              <w:pStyle w:val="Compact"/>
+              <w:jc w:val="left"/>
+              <w:ind w:right="0" w:left="0" w:firstLine="0"/>
+              <w:spacing w:after="40" w:lineRule="auto" w:before="40" w:line="240"/>
+            </w:pPr>
+            <w:r>
+              <w:rPr>
+                <w:b/>
+              </w:rPr>
+              <w:t xml:space="preserve">Field</w:t>
+            </w:r>
+          </w:p>
+        </w:tc>
+        <w:tc>
+          <w:tcPr>
+            <w:shd w:color="auto" w:val="clear" w:fill="E8E8E8"/>
+          </w:tcPr>
+          <w:p>
+            <w:pPr>
+              <w:pStyle w:val="Compact"/>
+              <w:jc w:val="left"/>
+              <w:ind w:right="0" w:left="0" w:firstLine="0"/>
+              <w:spacing w:after="40" w:lineRule="auto" w:before="40" w:line="240"/>
+            </w:pPr>
+            <w:r>
+              <w:rPr>
+                <w:b/>
+              </w:rPr>
+              <w:t xml:space="preserve">Meaning</w:t>
+            </w:r>
+          </w:p>
+        </w:tc>
+      </w:tr>
+      <w:tr>
+        <w:tc>
+          <w:tcPr/>
+          <w:p>
+            <w:pPr>
+              <w:pStyle w:val="Compact"/>
+              <w:jc w:val="left"/>
+              <w:ind w:right="0" w:left="0" w:firstLine="0"/>
+              <w:spacing w:after="40" w:lineRule="auto" w:before="40" w:line="240"/>
+            </w:pPr>
+            <w:r>
+              <w:rPr>
+                <w:rStyle w:val="VerbatimChar"/>
+              </w:rPr>
+              <w:t xml:space="preserve">ctx.subject.href</w:t>
+            </w:r>
+          </w:p>
+        </w:tc>
+        <w:tc>
+          <w:tcPr/>
+          <w:p>
+            <w:pPr>
+              <w:pStyle w:val="Compact"/>
+              <w:jc w:val="left"/>
+              <w:ind w:right="0" w:left="0" w:firstLine="0"/>
+              <w:spacing w:after="40" w:lineRule="auto" w:before="40" w:line="240"/>
+            </w:pPr>
+            <w:r>
+              <w:t xml:space="preserve">Resolved target:</w:t>
+            </w:r>
+            <w:r>
+              <w:t xml:space="preserve"> </w:t>
+            </w:r>
+            <w:r>
+              <w:rPr>
+                <w:rStyle w:val="VerbatimChar"/>
+              </w:rPr>
+              <w:t xml:space="preserve">#anchor</w:t>
+            </w:r>
+            <w:r>
+              <w:t xml:space="preserve"> </w:t>
+            </w:r>
+            <w:r>
+              <w:t xml:space="preserve">in the same document, or</w:t>
+            </w:r>
+            <w:r>
+              <w:t xml:space="preserve"> </w:t>
+            </w:r>
+            <w:r>
+              <w:rPr>
+                <w:rStyle w:val="VerbatimChar"/>
+              </w:rPr>
+              <w:t xml:space="preserve">{spec}.ext#anchor</w:t>
+            </w:r>
+            <w:r>
+              <w:t xml:space="preserve"> </w:t>
+            </w:r>
+            <w:r>
+              <w:t xml:space="preserve">in another document. The output filter replaces</w:t>
+            </w:r>
+            <w:r>
+              <w:t xml:space="preserve"> </w:t>
+            </w:r>
+            <w:r>
+              <w:rPr>
+                <w:rStyle w:val="VerbatimChar"/>
+              </w:rPr>
+              <w:t xml:space="preserve">.ext</w:t>
+            </w:r>
+            <w:r>
+              <w:t xml:space="preserve"> </w:t>
+            </w:r>
+            <w:r>
+              <w:t xml:space="preserve">with the output extension. For an unresolved</w:t>
+            </w:r>
+            <w:r>
+              <w:t xml:space="preserve"> </w:t>
+            </w:r>
+            <w:r>
+              <w:rPr>
+                <w:rStyle w:val="VerbatimChar"/>
+              </w:rPr>
+              <w:t xml:space="preserve">@</w:t>
+            </w:r>
+            <w:r>
+              <w:t xml:space="preserve"> </w:t>
+            </w:r>
+            <w:r>
+              <w:t xml:space="preserve">or</w:t>
+            </w:r>
+            <w:r>
+              <w:t xml:space="preserve"> </w:t>
+            </w:r>
+            <w:r>
+              <w:rPr>
+                <w:rStyle w:val="VerbatimChar"/>
+              </w:rPr>
+              <w:t xml:space="preserve">#</w:t>
+            </w:r>
+            <w:r>
+              <w:t xml:space="preserve"> </w:t>
+            </w:r>
+            <w:r>
+              <w:t xml:space="preserve">link, it is the same fallback anchor a body link gets.</w:t>
+            </w:r>
+          </w:p>
+        </w:tc>
+      </w:tr>
+      <w:tr>
+        <w:tc>
+          <w:tcPr/>
+          <w:p>
+            <w:pPr>
+              <w:pStyle w:val="Compact"/>
+              <w:jc w:val="left"/>
+              <w:ind w:right="0" w:left="0" w:firstLine="0"/>
+              <w:spacing w:after="40" w:lineRule="auto" w:before="40" w:line="240"/>
+            </w:pPr>
+            <w:r>
+              <w:rPr>
+                <w:rStyle w:val="VerbatimChar"/>
+              </w:rPr>
+              <w:t xml:space="preserve">ctx.subject.display_text</w:t>
+            </w:r>
+          </w:p>
+        </w:tc>
+        <w:tc>
+          <w:tcPr/>
+          <w:p>
+            <w:pPr>
+              <w:pStyle w:val="Compact"/>
+              <w:jc w:val="left"/>
+              <w:ind w:right="0" w:left="0" w:firstLine="0"/>
+              <w:spacing w:after="40" w:lineRule="auto" w:before="40" w:line="240"/>
+            </w:pPr>
+            <w:r>
+              <w:t xml:space="preserve">The text a body link to the same target shows (e.g. </w:t>
+            </w:r>
+            <w:r>
+              <w:t xml:space="preserve">“</w:t>
+            </w:r>
+            <w:r>
+              <w:t xml:space="preserve">Figure 3</w:t>
+            </w:r>
+            <w:r>
+              <w:t xml:space="preserve">”</w:t>
+            </w:r>
+            <w:r>
+              <w:t xml:space="preserve">), with the specification prefix for another document. For an unresolved link, it is the authored text.</w:t>
+            </w:r>
+          </w:p>
+        </w:tc>
+      </w:tr>
+      <w:tr>
+        <w:tc>
+          <w:tcPr/>
+          <w:p>
+            <w:pPr>
+              <w:pStyle w:val="Compact"/>
+              <w:jc w:val="left"/>
+              <w:ind w:right="0" w:left="0" w:firstLine="0"/>
+              <w:spacing w:after="40" w:lineRule="auto" w:before="40" w:line="240"/>
+            </w:pPr>
+            <w:r>
+              <w:t xml:space="preserve">Return value</w:t>
+            </w:r>
+          </w:p>
+        </w:tc>
+        <w:tc>
+          <w:tcPr/>
+          <w:p>
+            <w:pPr>
+              <w:pStyle w:val="Compact"/>
+              <w:jc w:val="left"/>
+              <w:ind w:right="0" w:left="0" w:firstLine="0"/>
+              <w:spacing w:after="40" w:lineRule="auto" w:before="40" w:line="240"/>
+            </w:pPr>
+            <w:r>
+              <w:t xml:space="preserve">A string in the tool’s own hyperlink syntax that replaces the link in the source.</w:t>
+            </w:r>
+          </w:p>
+        </w:tc>
+      </w:tr>
+    </w:tbl>
+    <w:p>
+      <w:pPr>
+        <w:pStyle w:val="BodyText"/>
+      </w:pPr>
+      <w:r>
+        <w:t xml:space="preserve">Citation links (</w:t>
+      </w:r>
+      <w:r>
+        <w:rPr>
+          <w:rStyle w:val="VerbatimChar"/>
+        </w:rPr>
+        <w:t xml:space="preserve">@cite</w:t>
+      </w:r>
+      <w:r>
+        <w:t xml:space="preserve">,</w:t>
+      </w:r>
+      <w:r>
+        <w:t xml:space="preserve"> </w:t>
+      </w:r>
+      <w:r>
+        <w:rPr>
+          <w:rStyle w:val="VerbatimChar"/>
+        </w:rPr>
+        <w:t xml:space="preserve">@citep</w:t>
+      </w:r>
+      <w:r>
+        <w:t xml:space="preserve">) have no target anchor, so the pipeline leaves them verbatim and does not call the hook for them. A link preceded by</w:t>
+      </w:r>
+      <w:r>
+        <w:t xml:space="preserve"> </w:t>
+      </w:r>
+      <w:r>
+        <w:rPr>
+          <w:rStyle w:val="VerbatimChar"/>
+        </w:rPr>
+        <w:t xml:space="preserve">~</w:t>
+      </w:r>
+      <w:r>
+        <w:t xml:space="preserve"> </w:t>
+      </w:r>
+      <w:r>
+        <w:t xml:space="preserve">is literal text: it is neither registered nor rewritten (</w:t>
+      </w:r>
+      <w:r>
+        <w:rPr>
+          <w:rStyle w:val="VerbatimChar"/>
+        </w:rPr>
+        <w:t xml:space="preserve">~</w:t>
+      </w:r>
+      <w:r>
+        <w:t xml:space="preserve"> </w:t>
+      </w:r>
+      <w:r>
+        <w:t xml:space="preserve">is PlantUML’s escape, so the diagram shows the plain text). To ignore links inside the tool’s comments, also declare</w:t>
+      </w:r>
+      <w:r>
+        <w:t xml:space="preserve"> </w:t>
+      </w:r>
+      <w:r>
+        <w:rPr>
+          <w:rStyle w:val="VerbatimChar"/>
+        </w:rPr>
+        <w:t xml:space="preserve">mask_comments</w:t>
+      </w:r>
+      <w:r>
+        <w:t xml:space="preserve">; registration then scans its result.</w:t>
+      </w:r>
+    </w:p>
+    <w:bookmarkEnd w:id="43"/>
+    <w:bookmarkEnd w:id="44"/>
+    <w:bookmarkStart w:id="45" w:name="SPEC-sec13"/>
+    <w:p>
+      <w:pPr>
+        <w:pStyle w:val="Heading1"/>
+        <w:numPr>
+          <w:ilvl w:val="0"/>
+          <w:numId w:val="100"/>
+        </w:numPr>
+      </w:pPr>
+      <w:r>
+        <w:t xml:space="preserve">Migrating models</w:t>
+      </w:r>
+    </w:p>
+    <w:p>
+      <w:pPr>
+        <w:pStyle w:val="FirstParagraph"/>
+      </w:pPr>
+      <w:r>
+        <w:t xml:space="preserve">Existing models keep working without changes. Use this list to check yours.</w:t>
+      </w:r>
+    </w:p>
+    <w:p>
+      <w:pPr>
+        <w:numPr>
+          <w:ilvl w:val="0"/>
+          <w:numId w:val="1005"/>
+        </w:numPr>
+        <w:pStyle w:val="Compact"/>
+      </w:pPr>
+      <w:r>
+        <w:rPr>
+          <w:bCs/>
+          <w:b/>
+        </w:rPr>
+        <w:t xml:space="preserve">Override of PLANTUML with</w:t>
+      </w:r>
+      <w:r>
+        <w:rPr>
+          <w:bCs/>
+          <w:b/>
+        </w:rPr>
+        <w:t xml:space="preserve"> </w:t>
+      </w:r>
+      <w:r>
+        <w:rPr>
+          <w:rStyle w:val="VerbatimChar"/>
+          <w:bCs/>
+          <w:b/>
+        </w:rPr>
+        <w:t xml:space="preserve">hooks = {}</w:t>
+      </w:r>
+      <w:r>
+        <w:rPr>
+          <w:bCs/>
+          <w:b/>
+        </w:rPr>
+        <w:t xml:space="preserve">, or a type that</w:t>
+      </w:r>
+      <w:r>
+        <w:rPr>
+          <w:bCs/>
+          <w:b/>
+        </w:rPr>
+        <w:t xml:space="preserve"> </w:t>
+      </w:r>
+      <w:r>
+        <w:rPr>
+          <w:rStyle w:val="VerbatimChar"/>
+          <w:bCs/>
+          <w:b/>
+        </w:rPr>
+        <w:t xml:space="preserve">extends</w:t>
+      </w:r>
+      <w:r>
+        <w:rPr>
+          <w:bCs/>
+          <w:b/>
+        </w:rPr>
+        <w:t xml:space="preserve"> </w:t>
+      </w:r>
+      <w:r>
+        <w:rPr>
+          <w:bCs/>
+          <w:b/>
+        </w:rPr>
+        <w:t xml:space="preserve">PLANTUML:</w:t>
+      </w:r>
+      <w:r>
+        <w:t xml:space="preserve"> </w:t>
+      </w:r>
+      <w:r>
+        <w:t xml:space="preserve">nothing to do. The type keeps or inherits every default hook, so it gets diagram links and the SVG rendition automatically.</w:t>
+      </w:r>
+    </w:p>
+    <w:p>
+      <w:pPr>
+        <w:numPr>
+          <w:ilvl w:val="0"/>
+          <w:numId w:val="1005"/>
+        </w:numPr>
+        <w:pStyle w:val="Compact"/>
+      </w:pPr>
+      <w:r>
+        <w:rPr>
+          <w:bCs/>
+          <w:b/>
+        </w:rPr>
+        <w:t xml:space="preserve">Override with your own</w:t>
+      </w:r>
+      <w:r>
+        <w:rPr>
+          <w:bCs/>
+          <w:b/>
+        </w:rPr>
+        <w:t xml:space="preserve"> </w:t>
+      </w:r>
+      <w:r>
+        <w:rPr>
+          <w:rStyle w:val="VerbatimChar"/>
+          <w:bCs/>
+          <w:b/>
+        </w:rPr>
+        <w:t xml:space="preserve">prepare_task</w:t>
+      </w:r>
+      <w:r>
+        <w:rPr>
+          <w:bCs/>
+          <w:b/>
+        </w:rPr>
+        <w:t xml:space="preserve"> </w:t>
+      </w:r>
+      <w:r>
+        <w:rPr>
+          <w:bCs/>
+          <w:b/>
+        </w:rPr>
+        <w:t xml:space="preserve">and</w:t>
+      </w:r>
+      <w:r>
+        <w:rPr>
+          <w:bCs/>
+          <w:b/>
+        </w:rPr>
+        <w:t xml:space="preserve"> </w:t>
+      </w:r>
+      <w:r>
+        <w:rPr>
+          <w:rStyle w:val="VerbatimChar"/>
+          <w:bCs/>
+          <w:b/>
+        </w:rPr>
+        <w:t xml:space="preserve">handle_result</w:t>
+      </w:r>
+      <w:r>
+        <w:rPr>
+          <w:bCs/>
+          <w:b/>
+        </w:rPr>
+        <w:t xml:space="preserve">:</w:t>
+      </w:r>
+      <w:r>
+        <w:t xml:space="preserve"> </w:t>
+      </w:r>
+      <w:r>
+        <w:t xml:space="preserve">nothing breaks; output stays PNG, and the source already arrives with links rewritten. To get clickable links in HTML, also render an SVG and add</w:t>
+      </w:r>
+      <w:r>
+        <w:t xml:space="preserve"> </w:t>
+      </w:r>
+      <w:r>
+        <w:rPr>
+          <w:rStyle w:val="VerbatimChar"/>
+        </w:rPr>
+        <w:t xml:space="preserve">"svg_paths":[...]</w:t>
+      </w:r>
+      <w:r>
+        <w:t xml:space="preserve"> </w:t>
+      </w:r>
+      <w:r>
+        <w:t xml:space="preserve">to the</w:t>
+      </w:r>
+      <w:r>
+        <w:t xml:space="preserve"> </w:t>
+      </w:r>
+      <w:r>
+        <w:rPr>
+          <w:rStyle w:val="VerbatimChar"/>
+        </w:rPr>
+        <w:t xml:space="preserve">resolved_ast</w:t>
+      </w:r>
+      <w:r>
+        <w:t xml:space="preserve">.</w:t>
+      </w:r>
+    </w:p>
+    <w:p>
+      <w:pPr>
+        <w:numPr>
+          <w:ilvl w:val="0"/>
+          <w:numId w:val="1005"/>
+        </w:numPr>
+        <w:pStyle w:val="Compact"/>
+      </w:pPr>
+      <w:r>
+        <w:rPr>
+          <w:bCs/>
+          <w:b/>
+        </w:rPr>
+        <w:t xml:space="preserve">Override of</w:t>
+      </w:r>
+      <w:r>
+        <w:rPr>
+          <w:bCs/>
+          <w:b/>
+        </w:rPr>
+        <w:t xml:space="preserve"> </w:t>
+      </w:r>
+      <w:r>
+        <w:rPr>
+          <w:rStyle w:val="VerbatimChar"/>
+          <w:bCs/>
+          <w:b/>
+        </w:rPr>
+        <w:t xml:space="preserve">prepare_task</w:t>
+      </w:r>
+      <w:r>
+        <w:rPr>
+          <w:bCs/>
+          <w:b/>
+        </w:rPr>
+        <w:t xml:space="preserve"> </w:t>
+      </w:r>
+      <w:r>
+        <w:rPr>
+          <w:bCs/>
+          <w:b/>
+        </w:rPr>
+        <w:t xml:space="preserve">only:</w:t>
+      </w:r>
+      <w:r>
+        <w:t xml:space="preserve"> </w:t>
+      </w:r>
+      <w:r>
+        <w:t xml:space="preserve">keep</w:t>
+      </w:r>
+      <w:r>
+        <w:t xml:space="preserve"> </w:t>
+      </w:r>
+      <w:r>
+        <w:rPr>
+          <w:rStyle w:val="VerbatimChar"/>
+        </w:rPr>
+        <w:t xml:space="preserve">hash</w:t>
+      </w:r>
+      <w:r>
+        <w:t xml:space="preserve"> </w:t>
+      </w:r>
+      <w:r>
+        <w:t xml:space="preserve">and</w:t>
+      </w:r>
+      <w:r>
+        <w:t xml:space="preserve"> </w:t>
+      </w:r>
+      <w:r>
+        <w:rPr>
+          <w:rStyle w:val="VerbatimChar"/>
+        </w:rPr>
+        <w:t xml:space="preserve">diagrams_path</w:t>
+      </w:r>
+      <w:r>
+        <w:t xml:space="preserve"> </w:t>
+      </w:r>
+      <w:r>
+        <w:t xml:space="preserve">(and, optionally,</w:t>
+      </w:r>
+      <w:r>
+        <w:t xml:space="preserve"> </w:t>
+      </w:r>
+      <w:r>
+        <w:rPr>
+          <w:rStyle w:val="VerbatimChar"/>
+        </w:rPr>
+        <w:t xml:space="preserve">relative_dir</w:t>
+      </w:r>
+      <w:r>
+        <w:t xml:space="preserve"> </w:t>
+      </w:r>
+      <w:r>
+        <w:t xml:space="preserve">and</w:t>
+      </w:r>
+      <w:r>
+        <w:t xml:space="preserve"> </w:t>
+      </w:r>
+      <w:r>
+        <w:rPr>
+          <w:rStyle w:val="VerbatimChar"/>
+        </w:rPr>
+        <w:t xml:space="preserve">relative_path</w:t>
+      </w:r>
+      <w:r>
+        <w:t xml:space="preserve">) in</w:t>
+      </w:r>
+      <w:r>
+        <w:t xml:space="preserve"> </w:t>
+      </w:r>
+      <w:r>
+        <w:rPr>
+          <w:rStyle w:val="VerbatimChar"/>
+        </w:rPr>
+        <w:t xml:space="preserve">task.context</w:t>
+      </w:r>
+      <w:r>
+        <w:t xml:space="preserve">, and keep a PNG</w:t>
+      </w:r>
+      <w:r>
+        <w:t xml:space="preserve"> </w:t>
+      </w:r>
+      <w:r>
+        <w:rPr>
+          <w:rStyle w:val="VerbatimChar"/>
+        </w:rPr>
+        <w:t xml:space="preserve">output_path</w:t>
+      </w:r>
+      <w:r>
+        <w:t xml:space="preserve">. The default</w:t>
+      </w:r>
+      <w:r>
+        <w:t xml:space="preserve"> </w:t>
+      </w:r>
+      <w:r>
+        <w:rPr>
+          <w:rStyle w:val="VerbatimChar"/>
+        </w:rPr>
+        <w:t xml:space="preserve">handle_result</w:t>
+      </w:r>
+      <w:r>
+        <w:t xml:space="preserve"> </w:t>
+      </w:r>
+      <w:r>
+        <w:t xml:space="preserve">then still finds the PNG.</w:t>
+      </w:r>
+    </w:p>
+    <w:p>
+      <w:pPr>
+        <w:numPr>
+          <w:ilvl w:val="0"/>
+          <w:numId w:val="1005"/>
+        </w:numPr>
+        <w:pStyle w:val="Compact"/>
+      </w:pPr>
+      <w:r>
+        <w:rPr>
+          <w:bCs/>
+          <w:b/>
+        </w:rPr>
+        <w:t xml:space="preserve">Model</w:t>
+      </w:r>
+      <w:r>
+        <w:rPr>
+          <w:bCs/>
+          <w:b/>
+        </w:rPr>
+        <w:t xml:space="preserve"> </w:t>
+      </w:r>
+      <w:r>
+        <w:rPr>
+          <w:rStyle w:val="VerbatimChar"/>
+          <w:bCs/>
+          <w:b/>
+        </w:rPr>
+        <w:t xml:space="preserve">html.lua</w:t>
+      </w:r>
+      <w:r>
+        <w:rPr>
+          <w:bCs/>
+          <w:b/>
+        </w:rPr>
+        <w:t xml:space="preserve"> </w:t>
+      </w:r>
+      <w:r>
+        <w:rPr>
+          <w:bCs/>
+          <w:b/>
+        </w:rPr>
+        <w:t xml:space="preserve">that replaces the default filter:</w:t>
+      </w:r>
+      <w:r>
+        <w:t xml:space="preserve"> </w:t>
+      </w:r>
+      <w:r>
+        <w:t xml:space="preserve">the diagram shows as the PNG. To get clickable links, port the default filter’s handling of images with an</w:t>
+      </w:r>
+      <w:r>
+        <w:t xml:space="preserve"> </w:t>
+      </w:r>
+      <w:r>
+        <w:rPr>
+          <w:rStyle w:val="VerbatimChar"/>
+        </w:rPr>
+        <w:t xml:space="preserve">svg</w:t>
+      </w:r>
+      <w:r>
+        <w:t xml:space="preserve"> </w:t>
+      </w:r>
+      <w:r>
+        <w:t xml:space="preserve">attribute (</w:t>
+      </w:r>
+      <w:r>
+        <w:rPr>
+          <w:rStyle w:val="VerbatimChar"/>
+        </w:rPr>
+        <w:t xml:space="preserve">inline_svg</w:t>
+      </w:r>
+      <w:r>
+        <w:t xml:space="preserve">).</w:t>
+      </w:r>
+    </w:p>
+    <w:p>
+      <w:pPr>
+        <w:numPr>
+          <w:ilvl w:val="0"/>
+          <w:numId w:val="1005"/>
+        </w:numPr>
+        <w:pStyle w:val="Compact"/>
+      </w:pPr>
+      <w:r>
+        <w:rPr>
+          <w:bCs/>
+          <w:b/>
+        </w:rPr>
+        <w:t xml:space="preserve">Model</w:t>
+      </w:r>
+      <w:r>
+        <w:rPr>
+          <w:bCs/>
+          <w:b/>
+        </w:rPr>
+        <w:t xml:space="preserve"> </w:t>
+      </w:r>
+      <w:r>
+        <w:rPr>
+          <w:rStyle w:val="VerbatimChar"/>
+          <w:bCs/>
+          <w:b/>
+        </w:rPr>
+        <w:t xml:space="preserve">base.css</w:t>
+      </w:r>
+      <w:r>
+        <w:rPr>
+          <w:bCs/>
+          <w:b/>
+        </w:rPr>
+        <w:t xml:space="preserve"> </w:t>
+      </w:r>
+      <w:r>
+        <w:rPr>
+          <w:bCs/>
+          <w:b/>
+        </w:rPr>
+        <w:t xml:space="preserve">or</w:t>
+      </w:r>
+      <w:r>
+        <w:rPr>
+          <w:bCs/>
+          <w:b/>
+        </w:rPr>
+        <w:t xml:space="preserve"> </w:t>
+      </w:r>
+      <w:r>
+        <w:rPr>
+          <w:rStyle w:val="VerbatimChar"/>
+          <w:bCs/>
+          <w:b/>
+        </w:rPr>
+        <w:t xml:space="preserve">sidebar.js</w:t>
+      </w:r>
+      <w:r>
+        <w:rPr>
+          <w:bCs/>
+          <w:b/>
+        </w:rPr>
+        <w:t xml:space="preserve"> </w:t>
+      </w:r>
+      <w:r>
+        <w:rPr>
+          <w:bCs/>
+          <w:b/>
+        </w:rPr>
+        <w:t xml:space="preserve">overrides:</w:t>
+      </w:r>
+      <w:r>
+        <w:t xml:space="preserve"> </w:t>
+      </w:r>
+      <w:r>
+        <w:t xml:space="preserve">add the</w:t>
+      </w:r>
+      <w:r>
+        <w:t xml:space="preserve"> </w:t>
+      </w:r>
+      <w:r>
+        <w:rPr>
+          <w:rStyle w:val="VerbatimChar"/>
+        </w:rPr>
+        <w:t xml:space="preserve">svg.speccompiler-diagram { max-width: 100%; height: auto; }</w:t>
+      </w:r>
+      <w:r>
+        <w:t xml:space="preserve"> </w:t>
+      </w:r>
+      <w:r>
+        <w:t xml:space="preserve">rule, and find the clicked anchor with</w:t>
+      </w:r>
+      <w:r>
+        <w:t xml:space="preserve"> </w:t>
+      </w:r>
+      <w:r>
+        <w:rPr>
+          <w:rStyle w:val="VerbatimChar"/>
+        </w:rPr>
+        <w:t xml:space="preserve">closest('a')</w:t>
+      </w:r>
+      <w:r>
+        <w:t xml:space="preserve">, reading</w:t>
+      </w:r>
+      <w:r>
+        <w:t xml:space="preserve"> </w:t>
+      </w:r>
+      <w:r>
+        <w:rPr>
+          <w:rStyle w:val="VerbatimChar"/>
+        </w:rPr>
+        <w:t xml:space="preserve">href</w:t>
+      </w:r>
+      <w:r>
+        <w:t xml:space="preserve"> </w:t>
+      </w:r>
+      <w:r>
+        <w:t xml:space="preserve">or</w:t>
+      </w:r>
+      <w:r>
+        <w:t xml:space="preserve"> </w:t>
+      </w:r>
+      <w:r>
+        <w:rPr>
+          <w:rStyle w:val="VerbatimChar"/>
+        </w:rPr>
+        <w:t xml:space="preserve">xlink:href</w:t>
+      </w:r>
+      <w:r>
+        <w:t xml:space="preserve">.</w:t>
+      </w:r>
+    </w:p>
+    <w:p>
+      <w:pPr>
+        <w:numPr>
+          <w:ilvl w:val="0"/>
+          <w:numId w:val="1005"/>
+        </w:numPr>
+        <w:pStyle w:val="Compact"/>
+      </w:pPr>
+      <w:r>
+        <w:rPr>
+          <w:bCs/>
+          <w:b/>
+        </w:rPr>
+        <w:t xml:space="preserve">Traceability or coverage queries:</w:t>
+      </w:r>
+      <w:r>
+        <w:t xml:space="preserve"> </w:t>
+      </w:r>
+      <w:r>
+        <w:t xml:space="preserve">a diagram link is an ordinary relation of the enclosing object, so it counts like a body link. Use</w:t>
+      </w:r>
+      <w:r>
+        <w:t xml:space="preserve"> </w:t>
+      </w:r>
+      <w:r>
+        <w:rPr>
+          <w:rStyle w:val="VerbatimChar"/>
+        </w:rPr>
+        <w:t xml:space="preserve">COUNT(DISTINCT ...)</w:t>
+      </w:r>
+      <w:r>
+        <w:t xml:space="preserve"> </w:t>
+      </w:r>
+      <w:r>
+        <w:t xml:space="preserve">where a body link and a diagram link to the same target must count once.</w:t>
+      </w:r>
+    </w:p>
+    <w:p>
+      <w:pPr>
+        <w:numPr>
+          <w:ilvl w:val="0"/>
+          <w:numId w:val="1005"/>
+        </w:numPr>
+        <w:pStyle w:val="Compact"/>
+      </w:pPr>
+      <w:r>
+        <w:rPr>
+          <w:bCs/>
+          <w:b/>
+        </w:rPr>
+        <w:t xml:space="preserve">Other source-based float types:</w:t>
+      </w:r>
+      <w:r>
+        <w:t xml:space="preserve"> </w:t>
+      </w:r>
+      <w:r>
+        <w:t xml:space="preserve">declare</w:t>
+      </w:r>
+      <w:r>
+        <w:t xml:space="preserve"> </w:t>
+      </w:r>
+      <w:r>
+        <w:rPr>
+          <w:rStyle w:val="VerbatimChar"/>
+        </w:rPr>
+        <w:t xml:space="preserve">format_link</w:t>
+      </w:r>
+      <w:r>
+        <w:t xml:space="preserve"> </w:t>
+      </w:r>
+      <w:r>
+        <w:t xml:space="preserve">(and</w:t>
+      </w:r>
+      <w:r>
+        <w:t xml:space="preserve"> </w:t>
+      </w:r>
+      <w:r>
+        <w:rPr>
+          <w:rStyle w:val="VerbatimChar"/>
+        </w:rPr>
+        <w:t xml:space="preserve">mask_comments</w:t>
+      </w:r>
+      <w:r>
+        <w:t xml:space="preserve"> </w:t>
+      </w:r>
+      <w:r>
+        <w:t xml:space="preserve">for the tool’s comment syntax) to opt in.</w:t>
+      </w:r>
+    </w:p>
+    <w:bookmarkEnd w:id="45"/>
+    <w:bookmarkStart w:id="46" w:name="SPEC-sec14"/>
+    <w:p>
+      <w:pPr>
+        <w:pStyle w:val="Heading1"/>
+        <w:numPr>
+          <w:ilvl w:val="0"/>
+          <w:numId w:val="100"/>
+        </w:numPr>
+      </w:pPr>
+      <w:r>
+        <w:t xml:space="preserve">Project integration</w:t>
+      </w:r>
+    </w:p>
+    <w:p>
+      <w:pPr>
+        <w:spacing w:line="20" w:lineRule="exact" w:before="0" w:after="0"/>
+        <w:rPr>
+          <w:sz w:val="2"/>
+        </w:rPr>
+      </w:pPr>
+      <w:bookmarkStart w:id="53074" w:name="listing-src-model-project-yaml"/>
+      <w:bookmarkEnd w:id="53074"/>
+    </w:p>
+    <w:p>
+      <w:pPr>
+        <w:pStyle w:val="Caption"/>
+        <w:keepNext/>
+      </w:pPr>
+      <w:r>
+        <w:t xml:space="preserve">Listing </w:t>
+      </w:r>
+      <w:r>
+        <w:fldChar w:fldCharType="begin"/>
+      </w:r>
+      <w:r>
+        <w:instrText xml:space="preserve"> SEQ LISTING \* ARABIC </w:instrText>
+      </w:r>
+      <w:r>
+        <w:fldChar w:fldCharType="separate"/>
+      </w:r>
+      <w:r>
+        <w:t>19</w:t>
+      </w:r>
+      <w:r>
+        <w:fldChar w:fldCharType="end"/>
+      </w:r>
+      <w:r>
+        <w:t xml:space="preserve"> :  Using a custom model in project.yaml</w:t>
+      </w:r>
+    </w:p>
+    <w:p>
+      <w:pPr>
+        <w:pStyle w:val="SourceCode"/>
+      </w:pPr>
+      <w:r>
+        <w:rPr>
+          <w:rStyle w:val="FunctionTok"/>
+        </w:rPr>
+        <w:t xml:space="preserve">project</w:t>
+      </w:r>
+      <w:r>
+        <w:rPr>
+          <w:rStyle w:val="KeywordTok"/>
+        </w:rPr>
+        <w:t xml:space="preserve">:</w:t>
+      </w:r>
+      <w:r>
+        <w:br/>
+      </w:r>
+      <w:r>
+        <w:rPr>
+          <w:rStyle w:val="AttributeTok"/>
+        </w:rPr>
+        <w:t xml:space="preserve">  </w:t>
+      </w:r>
+      <w:r>
+        <w:rPr>
+          <w:rStyle w:val="FunctionTok"/>
+        </w:rPr>
+        <w:t xml:space="preserve">code</w:t>
+      </w:r>
+      <w:r>
+        <w:rPr>
+          <w:rStyle w:val="KeywordTok"/>
+        </w:rPr>
+        <w:t xml:space="preserve">:</w:t>
+      </w:r>
+      <w:r>
+        <w:rPr>
+          <w:rStyle w:val="AttributeTok"/>
+        </w:rPr>
+        <w:t xml:space="preserve"> MYPROJ</w:t>
+      </w:r>
+      <w:r>
+        <w:br/>
+      </w:r>
+      <w:r>
+        <w:rPr>
+          <w:rStyle w:val="AttributeTok"/>
+        </w:rPr>
+        <w:t xml:space="preserve">  </w:t>
+      </w:r>
+      <w:r>
+        <w:rPr>
+          <w:rStyle w:val="FunctionTok"/>
+        </w:rPr>
+        <w:t xml:space="preserve">name</w:t>
+      </w:r>
+      <w:r>
+        <w:rPr>
+          <w:rStyle w:val="KeywordTok"/>
+        </w:rPr>
+        <w:t xml:space="preserve">:</w:t>
+      </w:r>
+      <w:r>
+        <w:rPr>
+          <w:rStyle w:val="AttributeTok"/>
+        </w:rPr>
+        <w:t xml:space="preserve"> My Project</w:t>
+      </w:r>
+      <w:r>
+        <w:br/>
+      </w:r>
+      <w:r>
+        <w:br/>
+      </w:r>
+      <w:r>
+        <w:rPr>
+          <w:rStyle w:val="FunctionTok"/>
+        </w:rPr>
+        <w:t xml:space="preserve">template</w:t>
+      </w:r>
+      <w:r>
+        <w:rPr>
+          <w:rStyle w:val="KeywordTok"/>
+        </w:rPr>
+        <w:t xml:space="preserve">:</w:t>
+      </w:r>
+      <w:r>
+        <w:rPr>
+          <w:rStyle w:val="AttributeTok"/>
+        </w:rPr>
+        <w:t xml:space="preserve"> mymodel</w:t>
+      </w:r>
+      <w:r>
+        <w:rPr>
+          <w:rStyle w:val="CommentTok"/>
+        </w:rPr>
+        <w:t xml:space="preserve">   # Loads models/default/ then models/mymodel/</w:t>
+      </w:r>
+      <w:r>
+        <w:br/>
+      </w:r>
+      <w:r>
+        <w:br/>
+      </w:r>
+      <w:r>
+        <w:rPr>
+          <w:rStyle w:val="FunctionTok"/>
+        </w:rPr>
+        <w:t xml:space="preserve">doc_files</w:t>
+      </w:r>
+      <w:r>
+        <w:rPr>
+          <w:rStyle w:val="KeywordTok"/>
+        </w:rPr>
+        <w:t xml:space="preserve">:</w:t>
+      </w:r>
+      <w:r>
+        <w:br/>
+      </w:r>
+      <w:r>
+        <w:rPr>
+          <w:rStyle w:val="AttributeTok"/>
+        </w:rPr>
+        <w:t xml:space="preserve">  </w:t>
+      </w:r>
+      <w:r>
+        <w:rPr>
+          <w:rStyle w:val="KeywordTok"/>
+        </w:rPr>
+        <w:t xml:space="preserve">-</w:t>
+      </w:r>
+      <w:r>
+        <w:rPr>
+          <w:rStyle w:val="AttributeTok"/>
+        </w:rPr>
+        <w:t xml:space="preserve"> srs.md</w:t>
+      </w:r>
+    </w:p>
+    <w:bookmarkEnd w:id="46"/>
+    <w:bookmarkStart w:id="47" w:name="SPEC-sec15"/>
+    <w:p>
+      <w:pPr>
+        <w:pStyle w:val="Heading1"/>
+        <w:numPr>
+          <w:ilvl w:val="0"/>
+          <w:numId w:val="100"/>
+        </w:numPr>
+      </w:pPr>
+      <w:r>
+        <w:t xml:space="preserve">Troubleshooting</w:t>
+      </w:r>
+    </w:p>
+    <w:p>
+      <w:pPr>
+        <w:pStyle w:val="FirstParagraph"/>
+      </w:pPr>
+      <w:r>
+        <w:rPr>
+          <w:bCs/>
+          <w:b/>
+        </w:rPr>
+        <w:t xml:space="preserve">A type does not load.</w:t>
+      </w:r>
+      <w:r>
+        <w:t xml:space="preserve"> </w:t>
+      </w:r>
+      <w:r>
+        <w:t xml:space="preserve">Check the file location and returned descriptor. The kind must match its category directory. Type-load errors stop the build. View module load errors produce warnings.</w:t>
+      </w:r>
+    </w:p>
+    <w:p>
+      <w:pPr>
+        <w:pStyle w:val="BodyText"/>
+      </w:pPr>
+      <w:r>
+        <w:rPr>
+          <w:bCs/>
+          <w:b/>
+        </w:rPr>
+        <w:t xml:space="preserve">The host rejects a hook.</w:t>
+      </w:r>
+      <w:r>
+        <w:t xml:space="preserve"> </w:t>
+      </w:r>
+      <w:r>
+        <w:t xml:space="preserve">Check that the hook is valid for the descriptor kind. Put all custom behavior in</w:t>
+      </w:r>
+      <w:r>
+        <w:t xml:space="preserve"> </w:t>
+      </w:r>
+      <w:r>
+        <w:rPr>
+          <w:rStyle w:val="VerbatimChar"/>
+        </w:rPr>
+        <w:t xml:space="preserve">hooks</w:t>
+      </w:r>
+      <w:r>
+        <w:t xml:space="preserve">.</w:t>
+      </w:r>
+    </w:p>
+    <w:p>
+      <w:pPr>
+        <w:pStyle w:val="BodyText"/>
+      </w:pPr>
+      <w:r>
+        <w:rPr>
+          <w:bCs/>
+          <w:b/>
+        </w:rPr>
+        <w:t xml:space="preserve">An overlay does not replace a type.</w:t>
+      </w:r>
+      <w:r>
+        <w:t xml:space="preserve"> </w:t>
+      </w:r>
+      <w:r>
+        <w:t xml:space="preserve">Use the same case-sensitive</w:t>
+      </w:r>
+      <w:r>
+        <w:t xml:space="preserve"> </w:t>
+      </w:r>
+      <w:r>
+        <w:rPr>
+          <w:rStyle w:val="VerbatimChar"/>
+        </w:rPr>
+        <w:t xml:space="preserve">schema.id</w:t>
+      </w:r>
+      <w:r>
+        <w:t xml:space="preserve"> </w:t>
+      </w:r>
+      <w:r>
+        <w:t xml:space="preserve">and kind as the base descriptor.</w:t>
+      </w:r>
+    </w:p>
+    <w:p>
+      <w:pPr>
+        <w:pStyle w:val="BodyText"/>
+      </w:pPr>
+      <w:r>
+        <w:rPr>
+          <w:bCs/>
+          <w:b/>
+        </w:rPr>
+        <w:t xml:space="preserve">A render hook produces no output.</w:t>
+      </w:r>
+      <w:r>
+        <w:t xml:space="preserve"> </w:t>
+      </w:r>
+      <w:r>
+        <w:t xml:space="preserve">A</w:t>
+      </w:r>
+      <w:r>
+        <w:t xml:space="preserve"> </w:t>
+      </w:r>
+      <w:r>
+        <w:rPr>
+          <w:rStyle w:val="VerbatimChar"/>
+        </w:rPr>
+        <w:t xml:space="preserve">TABLE_VIEW</w:t>
+      </w:r>
+      <w:r>
+        <w:t xml:space="preserve"> </w:t>
+      </w:r>
+      <w:r>
+        <w:t xml:space="preserve">subtype must declare</w:t>
+      </w:r>
+      <w:r>
+        <w:t xml:space="preserve"> </w:t>
+      </w:r>
+      <w:r>
+        <w:rPr>
+          <w:rStyle w:val="VerbatimChar"/>
+        </w:rPr>
+        <w:t xml:space="preserve">build_block</w:t>
+      </w:r>
+      <w:r>
+        <w:t xml:space="preserve">. An object hook that returns</w:t>
+      </w:r>
+      <w:r>
+        <w:t xml:space="preserve"> </w:t>
+      </w:r>
+      <w:r>
+        <w:rPr>
+          <w:rStyle w:val="VerbatimChar"/>
+        </w:rPr>
+        <w:t xml:space="preserve">nil</w:t>
+      </w:r>
+      <w:r>
+        <w:t xml:space="preserve"> </w:t>
+      </w:r>
+      <w:r>
+        <w:t xml:space="preserve">retains the original element. Return the generated blocks to replace it.</w:t>
+      </w:r>
+    </w:p>
+    <w:p>
+      <w:pPr>
+        <w:pStyle w:val="BodyText"/>
+      </w:pPr>
+      <w:r>
+        <w:rPr>
+          <w:bCs/>
+          <w:b/>
+        </w:rPr>
+        <w:t xml:space="preserve">An external renderer runs for unchanged input.</w:t>
+      </w:r>
+      <w:r>
+        <w:t xml:space="preserve"> </w:t>
+      </w:r>
+      <w:r>
+        <w:t xml:space="preserve">Include the content hash in</w:t>
+      </w:r>
+      <w:r>
+        <w:t xml:space="preserve"> </w:t>
+      </w:r>
+      <w:r>
+        <w:rPr>
+          <w:rStyle w:val="VerbatimChar"/>
+        </w:rPr>
+        <w:t xml:space="preserve">output_path</w:t>
+      </w:r>
+      <w:r>
+        <w:t xml:space="preserve"> </w:t>
+      </w:r>
+      <w:r>
+        <w:t xml:space="preserve">to use the file cache.</w:t>
+      </w:r>
+    </w:p>
+    <w:bookmarkEnd w:id="47"/>
+    <w:bookmarkStart w:id="53" w:name="SPEC-sec16"/>
+    <w:p>
+      <w:pPr>
+        <w:pStyle w:val="Heading1"/>
+        <w:numPr>
+          <w:ilvl w:val="0"/>
+          <w:numId w:val="100"/>
+        </w:numPr>
+      </w:pPr>
+      <w:r>
+        <w:t xml:space="preserve">Pointers</w:t>
+      </w:r>
+    </w:p>
+    <w:p>
+      <w:pPr>
+        <w:numPr>
+          <w:ilvl w:val="0"/>
+          <w:numId w:val="1006"/>
+        </w:numPr>
+        <w:pStyle w:val="Compact"/>
+      </w:pPr>
+      <w:hyperlink r:id="rId48">
+        <w:r>
+          <w:rPr>
+            <w:rStyle w:val="Hyperlink"/>
+          </w:rPr>
+          <w:t xml:space="preserve">User manual</w:t>
+        </w:r>
+      </w:hyperlink>
+      <w:r>
+        <w:t xml:space="preserve"> </w:t>
+      </w:r>
+      <w:r>
+        <w:t xml:space="preserve">— day-to-day authoring syntax.</w:t>
+      </w:r>
+    </w:p>
+    <w:p>
+      <w:pPr>
+        <w:numPr>
+          <w:ilvl w:val="0"/>
+          <w:numId w:val="1006"/>
+        </w:numPr>
+        <w:pStyle w:val="Compact"/>
+      </w:pPr>
+      <w:r>
+        <w:t xml:space="preserve">Engineering docs — the</w:t>
+      </w:r>
+      <w:r>
+        <w:t xml:space="preserve"> </w:t>
+      </w:r>
+      <w:hyperlink r:id="rId49">
+        <w:r>
+          <w:rPr>
+            <w:rStyle w:val="Hyperlink"/>
+          </w:rPr>
+          <w:t xml:space="preserve">type system SDD</w:t>
+        </w:r>
+      </w:hyperlink>
+      <w:r>
+        <w:t xml:space="preserve"> </w:t>
+      </w:r>
+      <w:r>
+        <w:t xml:space="preserve">defines the contract.</w:t>
+      </w:r>
+      <w:r>
+        <w:t xml:space="preserve"> </w:t>
+      </w:r>
       <w:hyperlink r:id="rId50">
+        <w:r>
+          <w:rPr>
+            <w:rStyle w:val="Hyperlink"/>
+          </w:rPr>
+          <w:t xml:space="preserve">Type discovery</w:t>
+        </w:r>
+      </w:hyperlink>
+      <w:r>
+        <w:t xml:space="preserve"> </w:t>
+      </w:r>
+      <w:r>
+        <w:t xml:space="preserve">and</w:t>
+      </w:r>
+      <w:r>
+        <w:t xml:space="preserve"> </w:t>
+      </w:r>
+      <w:hyperlink r:id="rId51">
+        <w:r>
+          <w:rPr>
+            <w:rStyle w:val="Hyperlink"/>
+          </w:rPr>
+          <w:t xml:space="preserve">model design</w:t>
+        </w:r>
+      </w:hyperlink>
+      <w:r>
+        <w:t xml:space="preserve"> </w:t>
+      </w:r>
+      <w:r>
+        <w:t xml:space="preserve">define internal behavior.</w:t>
+      </w:r>
+    </w:p>
+    <w:p>
+      <w:pPr>
+        <w:numPr>
+          <w:ilvl w:val="0"/>
+          <w:numId w:val="1006"/>
+        </w:numPr>
+        <w:pStyle w:val="Compact"/>
+      </w:pPr>
+      <w:hyperlink r:id="rId52">
         <w:r>
           <w:rPr>
             <w:rStyle w:val="Hyperlink"/>
@@ -22915,7 +25632,7 @@
         <w:t xml:space="preserve">— vocabulary reference.</w:t>
       </w:r>
     </w:p>
-    <w:bookmarkEnd w:id="51"/>
+    <w:bookmarkEnd w:id="53"/>
     <w:sectPr>
       <w:footerReference r:id="rId9200" w:type="default"/>
       <w:headerReference r:id="rId9101" w:type="default"/>
@@ -22934,14 +25651,14 @@
 <w:ftr xmlns:w="http://schemas.openxmlformats.org/wordprocessingml/2006/main" xmlns:r="http://schemas.openxmlformats.org/officeDocument/2006/relationships">
   <w:tbl>
     <w:tblPr>
-      <w:tblW w:type="pct" w:w="5000"/>
+      <w:tblW w:w="5000" w:type="pct"/>
       <w:tblBorders>
-        <w:top w:space="1" w:color="CCCCCC" w:val="single" w:sz="4"/>
-        <w:bottom w:space="0" w:color="auto" w:val="none" w:sz="0"/>
-        <w:left w:space="0" w:color="auto" w:val="none" w:sz="0"/>
-        <w:right w:space="0" w:color="auto" w:val="none" w:sz="0"/>
-        <w:insideH w:space="0" w:color="auto" w:val="none" w:sz="0"/>
-        <w:insideV w:space="0" w:color="auto" w:val="none" w:sz="0"/>
+        <w:top w:space="1" w:val="single" w:color="CCCCCC" w:sz="4"/>
+        <w:bottom w:space="0" w:val="none" w:color="auto" w:sz="0"/>
+        <w:left w:space="0" w:val="none" w:color="auto" w:sz="0"/>
+        <w:right w:space="0" w:val="none" w:color="auto" w:sz="0"/>
+        <w:insideH w:space="0" w:val="none" w:color="auto" w:sz="0"/>
+        <w:insideV w:space="0" w:val="none" w:color="auto" w:sz="0"/>
       </w:tblBorders>
       <w:tblLayout w:type="fixed"/>
     </w:tblPr>
@@ -22953,7 +25670,7 @@
     <w:tr>
       <w:tc>
         <w:tcPr>
-          <w:tcW w:type="pct" w:w="1667"/>
+          <w:tcW w:w="1667" w:type="pct"/>
         </w:tcPr>
         <w:p>
           <w:pPr>
@@ -22967,7 +25684,7 @@
       </w:tc>
       <w:tc>
         <w:tcPr>
-          <w:tcW w:type="pct" w:w="1667"/>
+          <w:tcW w:w="1667" w:type="pct"/>
         </w:tcPr>
         <w:p>
           <w:pPr>
@@ -22981,7 +25698,7 @@
       </w:tc>
       <w:tc>
         <w:tcPr>
-          <w:tcW w:type="pct" w:w="1667"/>
+          <w:tcW w:w="1667" w:type="pct"/>
         </w:tcPr>
         <w:p>
           <w:pPr>
@@ -23493,6 +26210,66 @@
     </w:lvlOverride>
   </w:num>
   <w:num w:numId="1004">
+    <w:abstractNumId w:val="99411"/>
+    <w:lvlOverride w:ilvl="0">
+      <w:startOverride w:val="1"/>
+    </w:lvlOverride>
+    <w:lvlOverride w:ilvl="1">
+      <w:startOverride w:val="1"/>
+    </w:lvlOverride>
+    <w:lvlOverride w:ilvl="2">
+      <w:startOverride w:val="1"/>
+    </w:lvlOverride>
+    <w:lvlOverride w:ilvl="3">
+      <w:startOverride w:val="1"/>
+    </w:lvlOverride>
+    <w:lvlOverride w:ilvl="4">
+      <w:startOverride w:val="1"/>
+    </w:lvlOverride>
+    <w:lvlOverride w:ilvl="5">
+      <w:startOverride w:val="1"/>
+    </w:lvlOverride>
+    <w:lvlOverride w:ilvl="6">
+      <w:startOverride w:val="1"/>
+    </w:lvlOverride>
+    <w:lvlOverride w:ilvl="7">
+      <w:startOverride w:val="1"/>
+    </w:lvlOverride>
+    <w:lvlOverride w:ilvl="8">
+      <w:startOverride w:val="1"/>
+    </w:lvlOverride>
+  </w:num>
+  <w:num w:numId="1005">
+    <w:abstractNumId w:val="99411"/>
+    <w:lvlOverride w:ilvl="0">
+      <w:startOverride w:val="1"/>
+    </w:lvlOverride>
+    <w:lvlOverride w:ilvl="1">
+      <w:startOverride w:val="1"/>
+    </w:lvlOverride>
+    <w:lvlOverride w:ilvl="2">
+      <w:startOverride w:val="1"/>
+    </w:lvlOverride>
+    <w:lvlOverride w:ilvl="3">
+      <w:startOverride w:val="1"/>
+    </w:lvlOverride>
+    <w:lvlOverride w:ilvl="4">
+      <w:startOverride w:val="1"/>
+    </w:lvlOverride>
+    <w:lvlOverride w:ilvl="5">
+      <w:startOverride w:val="1"/>
+    </w:lvlOverride>
+    <w:lvlOverride w:ilvl="6">
+      <w:startOverride w:val="1"/>
+    </w:lvlOverride>
+    <w:lvlOverride w:ilvl="7">
+      <w:startOverride w:val="1"/>
+    </w:lvlOverride>
+    <w:lvlOverride w:ilvl="8">
+      <w:startOverride w:val="1"/>
+    </w:lvlOverride>
+  </w:num>
+  <w:num w:numId="1006">
     <w:abstractNumId w:val="991"/>
   </w:num>
   <w:num w:numId="100">
@@ -24222,18 +26999,18 @@
     <w:basedOn w:val="VerbatimChar"/>
     <w:rPr/>
   </w:style>
-  <w:style w:customStyle="1" w:styleId="SpecObjectHeader" w:type="paragraph">
+  <w:style w:styleId="SpecObjectHeader" w:customStyle="1" w:type="paragraph">
     <w:name w:val="Spec Object Header"/>
     <w:basedOn w:val="Normal"/>
     <w:next w:val="FirstParagraph"/>
     <w:qFormat/>
     <w:pPr>
       <w:keepNext/>
-      <w:spacing w:after="120" w:lineRule="auto" w:line="276" w:before="280"/>
+      <w:spacing w:after="120" w:lineRule="auto" w:before="280" w:line="276"/>
       <w:outlineLvl w:val="0"/>
     </w:pPr>
     <w:rPr>
-      <w:rFonts w:ascii="Calibri Light" w:hAnsi="Calibri Light" w:cs="Calibri Light"/>
+      <w:rFonts w:hAnsi="Calibri Light" w:cs="Calibri Light" w:ascii="Calibri Light"/>
       <w:b/>
       <w:bCs/>
       <w:color w:val="0F4C64"/>

--- a/manual/downloads/creating-a-model.docx
+++ b/manual/downloads/creating-a-model.docx
@@ -415,7 +415,7 @@
     </w:p>
     <w:p>
       <w:pPr>
-        <w:spacing w:line="20" w:lineRule="exact" w:before="0" w:after="0"/>
+        <w:spacing w:before="0" w:lineRule="exact" w:after="0" w:line="20"/>
         <w:rPr>
           <w:sz w:val="2"/>
         </w:rPr>
@@ -963,7 +963,7 @@
     </w:p>
     <w:p>
       <w:pPr>
-        <w:spacing w:line="20" w:lineRule="exact" w:before="0" w:after="0"/>
+        <w:spacing w:before="0" w:lineRule="exact" w:after="0" w:line="20"/>
         <w:rPr>
           <w:sz w:val="2"/>
         </w:rPr>
@@ -1074,7 +1074,7 @@
     </w:p>
     <w:p>
       <w:pPr>
-        <w:spacing w:line="20" w:lineRule="exact" w:before="0" w:after="0"/>
+        <w:spacing w:before="0" w:lineRule="exact" w:after="0" w:line="20"/>
         <w:rPr>
           <w:sz w:val="2"/>
         </w:rPr>
@@ -1889,7 +1889,7 @@
     </w:p>
     <w:p>
       <w:pPr>
-        <w:spacing w:line="20" w:lineRule="exact" w:before="0" w:after="0"/>
+        <w:spacing w:before="0" w:lineRule="exact" w:after="0" w:line="20"/>
         <w:rPr>
           <w:sz w:val="2"/>
         </w:rPr>
@@ -2236,7 +2236,7 @@
     </w:p>
     <w:p>
       <w:pPr>
-        <w:spacing w:line="20" w:lineRule="exact" w:before="0" w:after="0"/>
+        <w:spacing w:before="0" w:lineRule="exact" w:after="0" w:line="20"/>
         <w:rPr>
           <w:sz w:val="2"/>
         </w:rPr>
@@ -2426,7 +2426,7 @@
     </w:p>
     <w:p>
       <w:pPr>
-        <w:spacing w:line="20" w:lineRule="exact" w:before="0" w:after="0"/>
+        <w:spacing w:before="0" w:lineRule="exact" w:after="0" w:line="20"/>
         <w:rPr>
           <w:sz w:val="2"/>
         </w:rPr>
@@ -2666,7 +2666,7 @@
     </w:p>
     <w:p>
       <w:pPr>
-        <w:spacing w:line="20" w:lineRule="exact" w:before="0" w:after="0"/>
+        <w:spacing w:before="0" w:lineRule="exact" w:after="0" w:line="20"/>
         <w:rPr>
           <w:sz w:val="2"/>
         </w:rPr>
@@ -2708,12 +2708,12 @@
         <w:tblLook w:firstRow="1" w:lastRow="0" w:firstColumn="0" w:lastColumn="0" w:noHBand="0" w:noVBand="0" w:val="0020"/>
         <w:jc w:val="start"/>
         <w:tblBorders>
-          <w:top w:space="0" w:val="single" w:color="000000" w:sz="6"/>
-          <w:left w:space="0" w:val="single" w:color="000000" w:sz="6"/>
-          <w:bottom w:space="0" w:val="single" w:color="000000" w:sz="6"/>
-          <w:right w:space="0" w:val="single" w:color="000000" w:sz="6"/>
-          <w:insideH w:space="0" w:val="single" w:color="000000" w:sz="6"/>
-          <w:insideV w:space="0" w:val="single" w:color="000000" w:sz="6"/>
+          <w:top w:val="single" w:space="0" w:color="000000" w:sz="6"/>
+          <w:left w:val="single" w:space="0" w:color="000000" w:sz="6"/>
+          <w:bottom w:val="single" w:space="0" w:color="000000" w:sz="6"/>
+          <w:right w:val="single" w:space="0" w:color="000000" w:sz="6"/>
+          <w:insideH w:val="single" w:space="0" w:color="000000" w:sz="6"/>
+          <w:insideV w:val="single" w:space="0" w:color="000000" w:sz="6"/>
         </w:tblBorders>
         <w:tblCellMar>
           <w:top w:w="57" w:type="dxa"/>
@@ -2734,14 +2734,14 @@
         </w:trPr>
         <w:tc>
           <w:tcPr>
-            <w:shd w:color="auto" w:val="clear" w:fill="E8E8E8"/>
+            <w:shd w:val="clear" w:color="auto" w:fill="E8E8E8"/>
           </w:tcPr>
           <w:p>
             <w:pPr>
               <w:pStyle w:val="Compact"/>
               <w:jc w:val="left"/>
-              <w:ind w:right="0" w:left="0" w:firstLine="0"/>
-              <w:spacing w:after="40" w:lineRule="auto" w:before="40" w:line="240"/>
+              <w:ind w:left="0" w:firstLine="0" w:right="0"/>
+              <w:spacing w:lineRule="auto" w:before="40" w:after="40" w:line="240"/>
             </w:pPr>
             <w:r>
               <w:rPr>
@@ -2753,14 +2753,14 @@
         </w:tc>
         <w:tc>
           <w:tcPr>
-            <w:shd w:color="auto" w:val="clear" w:fill="E8E8E8"/>
+            <w:shd w:val="clear" w:color="auto" w:fill="E8E8E8"/>
           </w:tcPr>
           <w:p>
             <w:pPr>
               <w:pStyle w:val="Compact"/>
               <w:jc w:val="left"/>
-              <w:ind w:right="0" w:left="0" w:firstLine="0"/>
-              <w:spacing w:after="40" w:lineRule="auto" w:before="40" w:line="240"/>
+              <w:ind w:left="0" w:firstLine="0" w:right="0"/>
+              <w:spacing w:lineRule="auto" w:before="40" w:after="40" w:line="240"/>
             </w:pPr>
             <w:r>
               <w:rPr>
@@ -2773,14 +2773,14 @@
         </w:tc>
         <w:tc>
           <w:tcPr>
-            <w:shd w:color="auto" w:val="clear" w:fill="E8E8E8"/>
+            <w:shd w:val="clear" w:color="auto" w:fill="E8E8E8"/>
           </w:tcPr>
           <w:p>
             <w:pPr>
               <w:pStyle w:val="Compact"/>
               <w:jc w:val="left"/>
-              <w:ind w:right="0" w:left="0" w:firstLine="0"/>
-              <w:spacing w:after="40" w:lineRule="auto" w:before="40" w:line="240"/>
+              <w:ind w:left="0" w:firstLine="0" w:right="0"/>
+              <w:spacing w:lineRule="auto" w:before="40" w:after="40" w:line="240"/>
             </w:pPr>
             <w:r>
               <w:rPr>
@@ -2792,14 +2792,14 @@
         </w:tc>
         <w:tc>
           <w:tcPr>
-            <w:shd w:color="auto" w:val="clear" w:fill="E8E8E8"/>
+            <w:shd w:val="clear" w:color="auto" w:fill="E8E8E8"/>
           </w:tcPr>
           <w:p>
             <w:pPr>
               <w:pStyle w:val="Compact"/>
               <w:jc w:val="left"/>
-              <w:ind w:right="0" w:left="0" w:firstLine="0"/>
-              <w:spacing w:after="40" w:lineRule="auto" w:before="40" w:line="240"/>
+              <w:ind w:left="0" w:firstLine="0" w:right="0"/>
+              <w:spacing w:lineRule="auto" w:before="40" w:after="40" w:line="240"/>
             </w:pPr>
             <w:r>
               <w:rPr>
@@ -2817,8 +2817,8 @@
             <w:pPr>
               <w:pStyle w:val="Compact"/>
               <w:jc w:val="left"/>
-              <w:ind w:right="0" w:left="0" w:firstLine="0"/>
-              <w:spacing w:after="40" w:lineRule="auto" w:before="40" w:line="240"/>
+              <w:ind w:left="0" w:firstLine="0" w:right="0"/>
+              <w:spacing w:lineRule="auto" w:before="40" w:after="40" w:line="240"/>
             </w:pPr>
             <w:r>
               <w:t xml:space="preserve">Object</w:t>
@@ -2831,8 +2831,8 @@
             <w:pPr>
               <w:pStyle w:val="Compact"/>
               <w:jc w:val="left"/>
-              <w:ind w:right="0" w:left="0" w:firstLine="0"/>
-              <w:spacing w:after="40" w:lineRule="auto" w:before="40" w:line="240"/>
+              <w:ind w:left="0" w:firstLine="0" w:right="0"/>
+              <w:spacing w:lineRule="auto" w:before="40" w:after="40" w:line="240"/>
             </w:pPr>
             <w:r>
               <w:rPr>
@@ -2848,8 +2848,8 @@
             <w:pPr>
               <w:pStyle w:val="Compact"/>
               <w:jc w:val="left"/>
-              <w:ind w:right="0" w:left="0" w:firstLine="0"/>
-              <w:spacing w:after="40" w:lineRule="auto" w:before="40" w:line="240"/>
+              <w:ind w:left="0" w:firstLine="0" w:right="0"/>
+              <w:spacing w:lineRule="auto" w:before="40" w:after="40" w:line="240"/>
             </w:pPr>
             <w:r>
               <w:rPr>
@@ -2865,8 +2865,8 @@
             <w:pPr>
               <w:pStyle w:val="Compact"/>
               <w:jc w:val="left"/>
-              <w:ind w:right="0" w:left="0" w:firstLine="0"/>
-              <w:spacing w:after="40" w:lineRule="auto" w:before="40" w:line="240"/>
+              <w:ind w:left="0" w:firstLine="0" w:right="0"/>
+              <w:spacing w:lineRule="auto" w:before="40" w:after="40" w:line="240"/>
             </w:pPr>
             <w:r>
               <w:t xml:space="preserve">none (omit</w:t>
@@ -2902,8 +2902,8 @@
             <w:pPr>
               <w:pStyle w:val="Compact"/>
               <w:jc w:val="left"/>
-              <w:ind w:right="0" w:left="0" w:firstLine="0"/>
-              <w:spacing w:after="40" w:lineRule="auto" w:before="40" w:line="240"/>
+              <w:ind w:left="0" w:firstLine="0" w:right="0"/>
+              <w:spacing w:lineRule="auto" w:before="40" w:after="40" w:line="240"/>
             </w:pPr>
             <w:r>
               <w:t xml:space="preserve">Float</w:t>
@@ -2916,8 +2916,8 @@
             <w:pPr>
               <w:pStyle w:val="Compact"/>
               <w:jc w:val="left"/>
-              <w:ind w:right="0" w:left="0" w:firstLine="0"/>
-              <w:spacing w:after="40" w:lineRule="auto" w:before="40" w:line="240"/>
+              <w:ind w:left="0" w:firstLine="0" w:right="0"/>
+              <w:spacing w:lineRule="auto" w:before="40" w:after="40" w:line="240"/>
             </w:pPr>
             <w:r>
               <w:rPr>
@@ -2933,8 +2933,8 @@
             <w:pPr>
               <w:pStyle w:val="Compact"/>
               <w:jc w:val="left"/>
-              <w:ind w:right="0" w:left="0" w:firstLine="0"/>
-              <w:spacing w:after="40" w:lineRule="auto" w:before="40" w:line="240"/>
+              <w:ind w:left="0" w:firstLine="0" w:right="0"/>
+              <w:spacing w:lineRule="auto" w:before="40" w:after="40" w:line="240"/>
             </w:pPr>
             <w:r>
               <w:rPr>
@@ -2950,8 +2950,8 @@
             <w:pPr>
               <w:pStyle w:val="Compact"/>
               <w:jc w:val="left"/>
-              <w:ind w:right="0" w:left="0" w:firstLine="0"/>
-              <w:spacing w:after="40" w:lineRule="auto" w:before="40" w:line="240"/>
+              <w:ind w:left="0" w:firstLine="0" w:right="0"/>
+              <w:spacing w:lineRule="auto" w:before="40" w:after="40" w:line="240"/>
             </w:pPr>
             <w:r>
               <w:rPr>
@@ -3026,8 +3026,8 @@
             <w:pPr>
               <w:pStyle w:val="Compact"/>
               <w:jc w:val="left"/>
-              <w:ind w:right="0" w:left="0" w:firstLine="0"/>
-              <w:spacing w:after="40" w:lineRule="auto" w:before="40" w:line="240"/>
+              <w:ind w:left="0" w:firstLine="0" w:right="0"/>
+              <w:spacing w:lineRule="auto" w:before="40" w:after="40" w:line="240"/>
             </w:pPr>
             <w:r>
               <w:t xml:space="preserve">Relation</w:t>
@@ -3040,8 +3040,8 @@
             <w:pPr>
               <w:pStyle w:val="Compact"/>
               <w:jc w:val="left"/>
-              <w:ind w:right="0" w:left="0" w:firstLine="0"/>
-              <w:spacing w:after="40" w:lineRule="auto" w:before="40" w:line="240"/>
+              <w:ind w:left="0" w:firstLine="0" w:right="0"/>
+              <w:spacing w:lineRule="auto" w:before="40" w:after="40" w:line="240"/>
             </w:pPr>
             <w:r>
               <w:rPr>
@@ -3057,8 +3057,8 @@
             <w:pPr>
               <w:pStyle w:val="Compact"/>
               <w:jc w:val="left"/>
-              <w:ind w:right="0" w:left="0" w:firstLine="0"/>
-              <w:spacing w:after="40" w:lineRule="auto" w:before="40" w:line="240"/>
+              <w:ind w:left="0" w:firstLine="0" w:right="0"/>
+              <w:spacing w:lineRule="auto" w:before="40" w:after="40" w:line="240"/>
             </w:pPr>
             <w:r>
               <w:rPr>
@@ -3074,8 +3074,8 @@
             <w:pPr>
               <w:pStyle w:val="Compact"/>
               <w:jc w:val="left"/>
-              <w:ind w:right="0" w:left="0" w:firstLine="0"/>
-              <w:spacing w:after="40" w:lineRule="auto" w:before="40" w:line="240"/>
+              <w:ind w:left="0" w:firstLine="0" w:right="0"/>
+              <w:spacing w:lineRule="auto" w:before="40" w:after="40" w:line="240"/>
             </w:pPr>
             <w:r>
               <w:t xml:space="preserve">none,</w:t>
@@ -3111,8 +3111,8 @@
             <w:pPr>
               <w:pStyle w:val="Compact"/>
               <w:jc w:val="left"/>
-              <w:ind w:right="0" w:left="0" w:firstLine="0"/>
-              <w:spacing w:after="40" w:lineRule="auto" w:before="40" w:line="240"/>
+              <w:ind w:left="0" w:firstLine="0" w:right="0"/>
+              <w:spacing w:lineRule="auto" w:before="40" w:after="40" w:line="240"/>
             </w:pPr>
             <w:r>
               <w:t xml:space="preserve">View</w:t>
@@ -3125,8 +3125,8 @@
             <w:pPr>
               <w:pStyle w:val="Compact"/>
               <w:jc w:val="left"/>
-              <w:ind w:right="0" w:left="0" w:firstLine="0"/>
-              <w:spacing w:after="40" w:lineRule="auto" w:before="40" w:line="240"/>
+              <w:ind w:left="0" w:firstLine="0" w:right="0"/>
+              <w:spacing w:lineRule="auto" w:before="40" w:after="40" w:line="240"/>
             </w:pPr>
             <w:r>
               <w:rPr>
@@ -3142,8 +3142,8 @@
             <w:pPr>
               <w:pStyle w:val="Compact"/>
               <w:jc w:val="left"/>
-              <w:ind w:right="0" w:left="0" w:firstLine="0"/>
-              <w:spacing w:after="40" w:lineRule="auto" w:before="40" w:line="240"/>
+              <w:ind w:left="0" w:firstLine="0" w:right="0"/>
+              <w:spacing w:lineRule="auto" w:before="40" w:after="40" w:line="240"/>
             </w:pPr>
             <w:r>
               <w:rPr>
@@ -3159,8 +3159,8 @@
             <w:pPr>
               <w:pStyle w:val="Compact"/>
               <w:jc w:val="left"/>
-              <w:ind w:right="0" w:left="0" w:firstLine="0"/>
-              <w:spacing w:after="40" w:lineRule="auto" w:before="40" w:line="240"/>
+              <w:ind w:left="0" w:firstLine="0" w:right="0"/>
+              <w:spacing w:lineRule="auto" w:before="40" w:after="40" w:line="240"/>
             </w:pPr>
             <w:r>
               <w:rPr>
@@ -3214,8 +3214,8 @@
             <w:pPr>
               <w:pStyle w:val="Compact"/>
               <w:jc w:val="left"/>
-              <w:ind w:right="0" w:left="0" w:firstLine="0"/>
-              <w:spacing w:after="40" w:lineRule="auto" w:before="40" w:line="240"/>
+              <w:ind w:left="0" w:firstLine="0" w:right="0"/>
+              <w:spacing w:lineRule="auto" w:before="40" w:after="40" w:line="240"/>
             </w:pPr>
             <w:r>
               <w:t xml:space="preserve">Specification</w:t>
@@ -3228,8 +3228,8 @@
             <w:pPr>
               <w:pStyle w:val="Compact"/>
               <w:jc w:val="left"/>
-              <w:ind w:right="0" w:left="0" w:firstLine="0"/>
-              <w:spacing w:after="40" w:lineRule="auto" w:before="40" w:line="240"/>
+              <w:ind w:left="0" w:firstLine="0" w:right="0"/>
+              <w:spacing w:lineRule="auto" w:before="40" w:after="40" w:line="240"/>
             </w:pPr>
             <w:r>
               <w:rPr>
@@ -3245,8 +3245,8 @@
             <w:pPr>
               <w:pStyle w:val="Compact"/>
               <w:jc w:val="left"/>
-              <w:ind w:right="0" w:left="0" w:firstLine="0"/>
-              <w:spacing w:after="40" w:lineRule="auto" w:before="40" w:line="240"/>
+              <w:ind w:left="0" w:firstLine="0" w:right="0"/>
+              <w:spacing w:lineRule="auto" w:before="40" w:after="40" w:line="240"/>
             </w:pPr>
             <w:r>
               <w:rPr>
@@ -3262,8 +3262,8 @@
             <w:pPr>
               <w:pStyle w:val="Compact"/>
               <w:jc w:val="left"/>
-              <w:ind w:right="0" w:left="0" w:firstLine="0"/>
-              <w:spacing w:after="40" w:lineRule="auto" w:before="40" w:line="240"/>
+              <w:ind w:left="0" w:firstLine="0" w:right="0"/>
+              <w:spacing w:lineRule="auto" w:before="40" w:after="40" w:line="240"/>
             </w:pPr>
             <w:r>
               <w:t xml:space="preserve">none (omit</w:t>
@@ -3290,8 +3290,8 @@
             <w:pPr>
               <w:pStyle w:val="Compact"/>
               <w:jc w:val="left"/>
-              <w:ind w:right="0" w:left="0" w:firstLine="0"/>
-              <w:spacing w:after="40" w:lineRule="auto" w:before="40" w:line="240"/>
+              <w:ind w:left="0" w:firstLine="0" w:right="0"/>
+              <w:spacing w:lineRule="auto" w:before="40" w:after="40" w:line="240"/>
             </w:pPr>
             <w:r>
               <w:t xml:space="preserve">Analyze query</w:t>
@@ -3304,8 +3304,8 @@
             <w:pPr>
               <w:pStyle w:val="Compact"/>
               <w:jc w:val="left"/>
-              <w:ind w:right="0" w:left="0" w:firstLine="0"/>
-              <w:spacing w:after="40" w:lineRule="auto" w:before="40" w:line="240"/>
+              <w:ind w:left="0" w:firstLine="0" w:right="0"/>
+              <w:spacing w:lineRule="auto" w:before="40" w:after="40" w:line="240"/>
             </w:pPr>
             <w:r>
               <w:rPr>
@@ -3321,8 +3321,8 @@
             <w:pPr>
               <w:pStyle w:val="Compact"/>
               <w:jc w:val="left"/>
-              <w:ind w:right="0" w:left="0" w:firstLine="0"/>
-              <w:spacing w:after="40" w:lineRule="auto" w:before="40" w:line="240"/>
+              <w:ind w:left="0" w:firstLine="0" w:right="0"/>
+              <w:spacing w:lineRule="auto" w:before="40" w:after="40" w:line="240"/>
             </w:pPr>
             <w:r>
               <w:rPr>
@@ -3338,8 +3338,8 @@
             <w:pPr>
               <w:pStyle w:val="Compact"/>
               <w:jc w:val="left"/>
-              <w:ind w:right="0" w:left="0" w:firstLine="0"/>
-              <w:spacing w:after="40" w:lineRule="auto" w:before="40" w:line="240"/>
+              <w:ind w:left="0" w:firstLine="0" w:right="0"/>
+              <w:spacing w:lineRule="auto" w:before="40" w:after="40" w:line="240"/>
             </w:pPr>
             <w:r>
               <w:rPr>
@@ -3623,7 +3623,7 @@
     </w:p>
     <w:p>
       <w:pPr>
-        <w:spacing w:line="20" w:lineRule="exact" w:before="0" w:after="0"/>
+        <w:spacing w:before="0" w:lineRule="exact" w:after="0" w:line="20"/>
         <w:rPr>
           <w:sz w:val="2"/>
         </w:rPr>
@@ -3665,12 +3665,12 @@
         <w:tblLook w:firstRow="1" w:lastRow="0" w:firstColumn="0" w:lastColumn="0" w:noHBand="0" w:noVBand="0" w:val="0020"/>
         <w:jc w:val="start"/>
         <w:tblBorders>
-          <w:top w:space="0" w:val="single" w:color="000000" w:sz="6"/>
-          <w:left w:space="0" w:val="single" w:color="000000" w:sz="6"/>
-          <w:bottom w:space="0" w:val="single" w:color="000000" w:sz="6"/>
-          <w:right w:space="0" w:val="single" w:color="000000" w:sz="6"/>
-          <w:insideH w:space="0" w:val="single" w:color="000000" w:sz="6"/>
-          <w:insideV w:space="0" w:val="single" w:color="000000" w:sz="6"/>
+          <w:top w:val="single" w:space="0" w:color="000000" w:sz="6"/>
+          <w:left w:val="single" w:space="0" w:color="000000" w:sz="6"/>
+          <w:bottom w:val="single" w:space="0" w:color="000000" w:sz="6"/>
+          <w:right w:val="single" w:space="0" w:color="000000" w:sz="6"/>
+          <w:insideH w:val="single" w:space="0" w:color="000000" w:sz="6"/>
+          <w:insideV w:val="single" w:space="0" w:color="000000" w:sz="6"/>
         </w:tblBorders>
         <w:tblCellMar>
           <w:top w:w="57" w:type="dxa"/>
@@ -3692,14 +3692,14 @@
         </w:trPr>
         <w:tc>
           <w:tcPr>
-            <w:shd w:color="auto" w:val="clear" w:fill="E8E8E8"/>
+            <w:shd w:val="clear" w:color="auto" w:fill="E8E8E8"/>
           </w:tcPr>
           <w:p>
             <w:pPr>
               <w:pStyle w:val="Compact"/>
               <w:jc w:val="left"/>
-              <w:ind w:right="0" w:left="0" w:firstLine="0"/>
-              <w:spacing w:after="40" w:lineRule="auto" w:before="40" w:line="240"/>
+              <w:ind w:left="0" w:firstLine="0" w:right="0"/>
+              <w:spacing w:lineRule="auto" w:before="40" w:after="40" w:line="240"/>
             </w:pPr>
             <w:r>
               <w:rPr>
@@ -3711,14 +3711,14 @@
         </w:tc>
         <w:tc>
           <w:tcPr>
-            <w:shd w:color="auto" w:val="clear" w:fill="E8E8E8"/>
+            <w:shd w:val="clear" w:color="auto" w:fill="E8E8E8"/>
           </w:tcPr>
           <w:p>
             <w:pPr>
               <w:pStyle w:val="Compact"/>
               <w:jc w:val="left"/>
-              <w:ind w:right="0" w:left="0" w:firstLine="0"/>
-              <w:spacing w:after="40" w:lineRule="auto" w:before="40" w:line="240"/>
+              <w:ind w:left="0" w:firstLine="0" w:right="0"/>
+              <w:spacing w:lineRule="auto" w:before="40" w:after="40" w:line="240"/>
             </w:pPr>
             <w:r>
               <w:rPr>
@@ -3730,14 +3730,14 @@
         </w:tc>
         <w:tc>
           <w:tcPr>
-            <w:shd w:color="auto" w:val="clear" w:fill="E8E8E8"/>
+            <w:shd w:val="clear" w:color="auto" w:fill="E8E8E8"/>
           </w:tcPr>
           <w:p>
             <w:pPr>
               <w:pStyle w:val="Compact"/>
               <w:jc w:val="left"/>
-              <w:ind w:right="0" w:left="0" w:firstLine="0"/>
-              <w:spacing w:after="40" w:lineRule="auto" w:before="40" w:line="240"/>
+              <w:ind w:left="0" w:firstLine="0" w:right="0"/>
+              <w:spacing w:lineRule="auto" w:before="40" w:after="40" w:line="240"/>
             </w:pPr>
             <w:r>
               <w:rPr>
@@ -3749,14 +3749,14 @@
         </w:tc>
         <w:tc>
           <w:tcPr>
-            <w:shd w:color="auto" w:val="clear" w:fill="E8E8E8"/>
+            <w:shd w:val="clear" w:color="auto" w:fill="E8E8E8"/>
           </w:tcPr>
           <w:p>
             <w:pPr>
               <w:pStyle w:val="Compact"/>
               <w:jc w:val="left"/>
-              <w:ind w:right="0" w:left="0" w:firstLine="0"/>
-              <w:spacing w:after="40" w:lineRule="auto" w:before="40" w:line="240"/>
+              <w:ind w:left="0" w:firstLine="0" w:right="0"/>
+              <w:spacing w:lineRule="auto" w:before="40" w:after="40" w:line="240"/>
             </w:pPr>
             <w:r>
               <w:rPr>
@@ -3768,14 +3768,14 @@
         </w:tc>
         <w:tc>
           <w:tcPr>
-            <w:shd w:color="auto" w:val="clear" w:fill="E8E8E8"/>
+            <w:shd w:val="clear" w:color="auto" w:fill="E8E8E8"/>
           </w:tcPr>
           <w:p>
             <w:pPr>
               <w:pStyle w:val="Compact"/>
               <w:jc w:val="left"/>
-              <w:ind w:right="0" w:left="0" w:firstLine="0"/>
-              <w:spacing w:after="40" w:lineRule="auto" w:before="40" w:line="240"/>
+              <w:ind w:left="0" w:firstLine="0" w:right="0"/>
+              <w:spacing w:lineRule="auto" w:before="40" w:after="40" w:line="240"/>
             </w:pPr>
             <w:r>
               <w:rPr>
@@ -3793,8 +3793,8 @@
             <w:pPr>
               <w:pStyle w:val="Compact"/>
               <w:jc w:val="left"/>
-              <w:ind w:right="0" w:left="0" w:firstLine="0"/>
-              <w:spacing w:after="40" w:lineRule="auto" w:before="40" w:line="240"/>
+              <w:ind w:left="0" w:firstLine="0" w:right="0"/>
+              <w:spacing w:lineRule="auto" w:before="40" w:after="40" w:line="240"/>
             </w:pPr>
             <w:r>
               <w:rPr>
@@ -3810,8 +3810,8 @@
             <w:pPr>
               <w:pStyle w:val="Compact"/>
               <w:jc w:val="left"/>
-              <w:ind w:right="0" w:left="0" w:firstLine="0"/>
-              <w:spacing w:after="40" w:lineRule="auto" w:before="40" w:line="240"/>
+              <w:ind w:left="0" w:firstLine="0" w:right="0"/>
+              <w:spacing w:lineRule="auto" w:before="40" w:after="40" w:line="240"/>
             </w:pPr>
             <w:r>
               <w:t xml:space="preserve">object, specification, float, view</w:t>
@@ -3824,8 +3824,8 @@
             <w:pPr>
               <w:pStyle w:val="Compact"/>
               <w:jc w:val="left"/>
-              <w:ind w:right="0" w:left="0" w:firstLine="0"/>
-              <w:spacing w:after="40" w:lineRule="auto" w:before="40" w:line="240"/>
+              <w:ind w:left="0" w:firstLine="0" w:right="0"/>
+              <w:spacing w:lineRule="auto" w:before="40" w:after="40" w:line="240"/>
             </w:pPr>
             <w:r>
               <w:t xml:space="preserve">render</w:t>
@@ -3838,8 +3838,8 @@
             <w:pPr>
               <w:pStyle w:val="Compact"/>
               <w:jc w:val="left"/>
-              <w:ind w:right="0" w:left="0" w:firstLine="0"/>
-              <w:spacing w:after="40" w:lineRule="auto" w:before="40" w:line="240"/>
+              <w:ind w:left="0" w:firstLine="0" w:right="0"/>
+              <w:spacing w:lineRule="auto" w:before="40" w:after="40" w:line="240"/>
             </w:pPr>
             <w:r>
               <w:t xml:space="preserve">Pandoc Block(s) / Inlines</w:t>
@@ -3852,8 +3852,8 @@
             <w:pPr>
               <w:pStyle w:val="Compact"/>
               <w:jc w:val="left"/>
-              <w:ind w:right="0" w:left="0" w:firstLine="0"/>
-              <w:spacing w:after="40" w:lineRule="auto" w:before="40" w:line="240"/>
+              <w:ind w:left="0" w:firstLine="0" w:right="0"/>
+              <w:spacing w:lineRule="auto" w:before="40" w:after="40" w:line="240"/>
             </w:pPr>
             <w:r>
               <w:t xml:space="preserve">EMIT, when the element of this type is being rendered.</w:t>
@@ -3868,8 +3868,8 @@
             <w:pPr>
               <w:pStyle w:val="Compact"/>
               <w:jc w:val="left"/>
-              <w:ind w:right="0" w:left="0" w:firstLine="0"/>
-              <w:spacing w:after="40" w:lineRule="auto" w:before="40" w:line="240"/>
+              <w:ind w:left="0" w:firstLine="0" w:right="0"/>
+              <w:spacing w:lineRule="auto" w:before="40" w:after="40" w:line="240"/>
             </w:pPr>
             <w:r>
               <w:rPr>
@@ -3885,8 +3885,8 @@
             <w:pPr>
               <w:pStyle w:val="Compact"/>
               <w:jc w:val="left"/>
-              <w:ind w:right="0" w:left="0" w:firstLine="0"/>
-              <w:spacing w:after="40" w:lineRule="auto" w:before="40" w:line="240"/>
+              <w:ind w:left="0" w:firstLine="0" w:right="0"/>
+              <w:spacing w:lineRule="auto" w:before="40" w:after="40" w:line="240"/>
             </w:pPr>
             <w:r>
               <w:t xml:space="preserve">view</w:t>
@@ -3899,8 +3899,8 @@
             <w:pPr>
               <w:pStyle w:val="Compact"/>
               <w:jc w:val="left"/>
-              <w:ind w:right="0" w:left="0" w:firstLine="0"/>
-              <w:spacing w:after="40" w:lineRule="auto" w:before="40" w:line="240"/>
+              <w:ind w:left="0" w:firstLine="0" w:right="0"/>
+              <w:spacing w:lineRule="auto" w:before="40" w:after="40" w:line="240"/>
             </w:pPr>
             <w:r>
               <w:t xml:space="preserve">render</w:t>
@@ -3913,8 +3913,8 @@
             <w:pPr>
               <w:pStyle w:val="Compact"/>
               <w:jc w:val="left"/>
-              <w:ind w:right="0" w:left="0" w:firstLine="0"/>
-              <w:spacing w:after="40" w:lineRule="auto" w:before="40" w:line="240"/>
+              <w:ind w:left="0" w:firstLine="0" w:right="0"/>
+              <w:spacing w:lineRule="auto" w:before="40" w:after="40" w:line="240"/>
             </w:pPr>
             <w:r>
               <w:t xml:space="preserve">Pandoc Block</w:t>
@@ -3927,8 +3927,8 @@
             <w:pPr>
               <w:pStyle w:val="Compact"/>
               <w:jc w:val="left"/>
-              <w:ind w:right="0" w:left="0" w:firstLine="0"/>
-              <w:spacing w:after="40" w:lineRule="auto" w:before="40" w:line="240"/>
+              <w:ind w:left="0" w:firstLine="0" w:right="0"/>
+              <w:spacing w:lineRule="auto" w:before="40" w:after="40" w:line="240"/>
             </w:pPr>
             <w:r>
               <w:t xml:space="preserve">EMIT, for a block view written as a fenced</w:t>
@@ -3958,8 +3958,8 @@
             <w:pPr>
               <w:pStyle w:val="Compact"/>
               <w:jc w:val="left"/>
-              <w:ind w:right="0" w:left="0" w:firstLine="0"/>
-              <w:spacing w:after="40" w:lineRule="auto" w:before="40" w:line="240"/>
+              <w:ind w:left="0" w:firstLine="0" w:right="0"/>
+              <w:spacing w:lineRule="auto" w:before="40" w:after="40" w:line="240"/>
             </w:pPr>
             <w:r>
               <w:rPr>
@@ -3975,8 +3975,8 @@
             <w:pPr>
               <w:pStyle w:val="Compact"/>
               <w:jc w:val="left"/>
-              <w:ind w:right="0" w:left="0" w:firstLine="0"/>
-              <w:spacing w:after="40" w:lineRule="auto" w:before="40" w:line="240"/>
+              <w:ind w:left="0" w:firstLine="0" w:right="0"/>
+              <w:spacing w:lineRule="auto" w:before="40" w:after="40" w:line="240"/>
             </w:pPr>
             <w:r>
               <w:t xml:space="preserve">relation</w:t>
@@ -3989,8 +3989,8 @@
             <w:pPr>
               <w:pStyle w:val="Compact"/>
               <w:jc w:val="left"/>
-              <w:ind w:right="0" w:left="0" w:firstLine="0"/>
-              <w:spacing w:after="40" w:lineRule="auto" w:before="40" w:line="240"/>
+              <w:ind w:left="0" w:firstLine="0" w:right="0"/>
+              <w:spacing w:lineRule="auto" w:before="40" w:after="40" w:line="240"/>
             </w:pPr>
             <w:r>
               <w:t xml:space="preserve">render</w:t>
@@ -4003,8 +4003,8 @@
             <w:pPr>
               <w:pStyle w:val="Compact"/>
               <w:jc w:val="left"/>
-              <w:ind w:right="0" w:left="0" w:firstLine="0"/>
-              <w:spacing w:after="40" w:lineRule="auto" w:before="40" w:line="240"/>
+              <w:ind w:left="0" w:firstLine="0" w:right="0"/>
+              <w:spacing w:lineRule="auto" w:before="40" w:after="40" w:line="240"/>
             </w:pPr>
             <w:r>
               <w:t xml:space="preserve">display string (or</w:t>
@@ -4029,8 +4029,8 @@
             <w:pPr>
               <w:pStyle w:val="Compact"/>
               <w:jc w:val="left"/>
-              <w:ind w:right="0" w:left="0" w:firstLine="0"/>
-              <w:spacing w:after="40" w:lineRule="auto" w:before="40" w:line="240"/>
+              <w:ind w:left="0" w:firstLine="0" w:right="0"/>
+              <w:spacing w:lineRule="auto" w:before="40" w:after="40" w:line="240"/>
             </w:pPr>
             <w:r>
               <w:t xml:space="preserve">EMIT, to produce the visible text of a link of this relation type.</w:t>
@@ -4045,8 +4045,8 @@
             <w:pPr>
               <w:pStyle w:val="Compact"/>
               <w:jc w:val="left"/>
-              <w:ind w:right="0" w:left="0" w:firstLine="0"/>
-              <w:spacing w:after="40" w:lineRule="auto" w:before="40" w:line="240"/>
+              <w:ind w:left="0" w:firstLine="0" w:right="0"/>
+              <w:spacing w:lineRule="auto" w:before="40" w:after="40" w:line="240"/>
             </w:pPr>
             <w:r>
               <w:rPr>
@@ -4062,8 +4062,8 @@
             <w:pPr>
               <w:pStyle w:val="Compact"/>
               <w:jc w:val="left"/>
-              <w:ind w:right="0" w:left="0" w:firstLine="0"/>
-              <w:spacing w:after="40" w:lineRule="auto" w:before="40" w:line="240"/>
+              <w:ind w:left="0" w:firstLine="0" w:right="0"/>
+              <w:spacing w:lineRule="auto" w:before="40" w:after="40" w:line="240"/>
             </w:pPr>
             <w:r>
               <w:t xml:space="preserve">analyze</w:t>
@@ -4076,8 +4076,8 @@
             <w:pPr>
               <w:pStyle w:val="Compact"/>
               <w:jc w:val="left"/>
-              <w:ind w:right="0" w:left="0" w:firstLine="0"/>
-              <w:spacing w:after="40" w:lineRule="auto" w:before="40" w:line="240"/>
+              <w:ind w:left="0" w:firstLine="0" w:right="0"/>
+              <w:spacing w:lineRule="auto" w:before="40" w:after="40" w:line="240"/>
             </w:pPr>
             <w:r>
               <w:t xml:space="preserve">render</w:t>
@@ -4090,8 +4090,8 @@
             <w:pPr>
               <w:pStyle w:val="Compact"/>
               <w:jc w:val="left"/>
-              <w:ind w:right="0" w:left="0" w:firstLine="0"/>
-              <w:spacing w:after="40" w:lineRule="auto" w:before="40" w:line="240"/>
+              <w:ind w:left="0" w:firstLine="0" w:right="0"/>
+              <w:spacing w:lineRule="auto" w:before="40" w:after="40" w:line="240"/>
             </w:pPr>
             <w:r>
               <w:t xml:space="preserve">diagnostic string</w:t>
@@ -4104,8 +4104,8 @@
             <w:pPr>
               <w:pStyle w:val="Compact"/>
               <w:jc w:val="left"/>
-              <w:ind w:right="0" w:left="0" w:firstLine="0"/>
-              <w:spacing w:after="40" w:lineRule="auto" w:before="40" w:line="240"/>
+              <w:ind w:left="0" w:firstLine="0" w:right="0"/>
+              <w:spacing w:lineRule="auto" w:before="40" w:after="40" w:line="240"/>
             </w:pPr>
             <w:r>
               <w:t xml:space="preserve">ANALYZE, once per row the SQL view returns.</w:t>
@@ -4120,8 +4120,8 @@
             <w:pPr>
               <w:pStyle w:val="Compact"/>
               <w:jc w:val="left"/>
-              <w:ind w:right="0" w:left="0" w:firstLine="0"/>
-              <w:spacing w:after="40" w:lineRule="auto" w:before="40" w:line="240"/>
+              <w:ind w:left="0" w:firstLine="0" w:right="0"/>
+              <w:spacing w:lineRule="auto" w:before="40" w:after="40" w:line="240"/>
             </w:pPr>
             <w:r>
               <w:rPr>
@@ -4137,8 +4137,8 @@
             <w:pPr>
               <w:pStyle w:val="Compact"/>
               <w:jc w:val="left"/>
-              <w:ind w:right="0" w:left="0" w:firstLine="0"/>
-              <w:spacing w:after="40" w:lineRule="auto" w:before="40" w:line="240"/>
+              <w:ind w:left="0" w:firstLine="0" w:right="0"/>
+              <w:spacing w:lineRule="auto" w:before="40" w:after="40" w:line="240"/>
             </w:pPr>
             <w:r>
               <w:t xml:space="preserve">view</w:t>
@@ -4151,8 +4151,8 @@
             <w:pPr>
               <w:pStyle w:val="Compact"/>
               <w:jc w:val="left"/>
-              <w:ind w:right="0" w:left="0" w:firstLine="0"/>
-              <w:spacing w:after="40" w:lineRule="auto" w:before="40" w:line="240"/>
+              <w:ind w:left="0" w:firstLine="0" w:right="0"/>
+              <w:spacing w:lineRule="auto" w:before="40" w:after="40" w:line="240"/>
             </w:pPr>
             <w:r>
               <w:t xml:space="preserve">data</w:t>
@@ -4165,8 +4165,8 @@
             <w:pPr>
               <w:pStyle w:val="Compact"/>
               <w:jc w:val="left"/>
-              <w:ind w:right="0" w:left="0" w:firstLine="0"/>
-              <w:spacing w:after="40" w:lineRule="auto" w:before="40" w:line="240"/>
+              <w:ind w:left="0" w:firstLine="0" w:right="0"/>
+              <w:spacing w:lineRule="auto" w:before="40" w:after="40" w:line="240"/>
             </w:pPr>
             <w:r>
               <w:rPr>
@@ -4182,8 +4182,8 @@
             <w:pPr>
               <w:pStyle w:val="Compact"/>
               <w:jc w:val="left"/>
-              <w:ind w:right="0" w:left="0" w:firstLine="0"/>
-              <w:spacing w:after="40" w:lineRule="auto" w:before="40" w:line="240"/>
+              <w:ind w:left="0" w:firstLine="0" w:right="0"/>
+              <w:spacing w:lineRule="auto" w:before="40" w:after="40" w:line="240"/>
             </w:pPr>
             <w:r>
               <w:t xml:space="preserve">When a chart/data view needs its dataset (</w:t>
@@ -4207,8 +4207,8 @@
             <w:pPr>
               <w:pStyle w:val="Compact"/>
               <w:jc w:val="left"/>
-              <w:ind w:right="0" w:left="0" w:firstLine="0"/>
-              <w:spacing w:after="40" w:lineRule="auto" w:before="40" w:line="240"/>
+              <w:ind w:left="0" w:firstLine="0" w:right="0"/>
+              <w:spacing w:lineRule="auto" w:before="40" w:after="40" w:line="240"/>
             </w:pPr>
             <w:r>
               <w:rPr>
@@ -4224,8 +4224,8 @@
             <w:pPr>
               <w:pStyle w:val="Compact"/>
               <w:jc w:val="left"/>
-              <w:ind w:right="0" w:left="0" w:firstLine="0"/>
-              <w:spacing w:after="40" w:lineRule="auto" w:before="40" w:line="240"/>
+              <w:ind w:left="0" w:firstLine="0" w:right="0"/>
+              <w:spacing w:lineRule="auto" w:before="40" w:after="40" w:line="240"/>
             </w:pPr>
             <w:r>
               <w:t xml:space="preserve">view</w:t>
@@ -4238,8 +4238,8 @@
             <w:pPr>
               <w:pStyle w:val="Compact"/>
               <w:jc w:val="left"/>
-              <w:ind w:right="0" w:left="0" w:firstLine="0"/>
-              <w:spacing w:after="40" w:lineRule="auto" w:before="40" w:line="240"/>
+              <w:ind w:left="0" w:firstLine="0" w:right="0"/>
+              <w:spacing w:lineRule="auto" w:before="40" w:after="40" w:line="240"/>
             </w:pPr>
             <w:r>
               <w:t xml:space="preserve">data</w:t>
@@ -4252,8 +4252,8 @@
             <w:pPr>
               <w:pStyle w:val="Compact"/>
               <w:jc w:val="left"/>
-              <w:ind w:right="0" w:left="0" w:firstLine="0"/>
-              <w:spacing w:after="40" w:lineRule="auto" w:before="40" w:line="240"/>
+              <w:ind w:left="0" w:firstLine="0" w:right="0"/>
+              <w:spacing w:lineRule="auto" w:before="40" w:after="40" w:line="240"/>
             </w:pPr>
             <w:r>
               <w:t xml:space="preserve">Pandoc Block</w:t>
@@ -4266,8 +4266,8 @@
             <w:pPr>
               <w:pStyle w:val="Compact"/>
               <w:jc w:val="left"/>
-              <w:ind w:right="0" w:left="0" w:firstLine="0"/>
-              <w:spacing w:after="40" w:lineRule="auto" w:before="40" w:line="240"/>
+              <w:ind w:left="0" w:firstLine="0" w:right="0"/>
+              <w:spacing w:lineRule="auto" w:before="40" w:after="40" w:line="240"/>
             </w:pPr>
             <w:r>
               <w:t xml:space="preserve">When a</w:t>
@@ -4297,8 +4297,8 @@
             <w:pPr>
               <w:pStyle w:val="Compact"/>
               <w:jc w:val="left"/>
-              <w:ind w:right="0" w:left="0" w:firstLine="0"/>
-              <w:spacing w:after="40" w:lineRule="auto" w:before="40" w:line="240"/>
+              <w:ind w:left="0" w:firstLine="0" w:right="0"/>
+              <w:spacing w:lineRule="auto" w:before="40" w:after="40" w:line="240"/>
             </w:pPr>
             <w:r>
               <w:rPr>
@@ -4314,8 +4314,8 @@
             <w:pPr>
               <w:pStyle w:val="Compact"/>
               <w:jc w:val="left"/>
-              <w:ind w:right="0" w:left="0" w:firstLine="0"/>
-              <w:spacing w:after="40" w:lineRule="auto" w:before="40" w:line="240"/>
+              <w:ind w:left="0" w:firstLine="0" w:right="0"/>
+              <w:spacing w:lineRule="auto" w:before="40" w:after="40" w:line="240"/>
             </w:pPr>
             <w:r>
               <w:t xml:space="preserve">float</w:t>
@@ -4328,8 +4328,8 @@
             <w:pPr>
               <w:pStyle w:val="Compact"/>
               <w:jc w:val="left"/>
-              <w:ind w:right="0" w:left="0" w:firstLine="0"/>
-              <w:spacing w:after="40" w:lineRule="auto" w:before="40" w:line="240"/>
+              <w:ind w:left="0" w:firstLine="0" w:right="0"/>
+              <w:spacing w:lineRule="auto" w:before="40" w:after="40" w:line="240"/>
             </w:pPr>
             <w:r>
               <w:t xml:space="preserve">data</w:t>
@@ -4342,8 +4342,8 @@
             <w:pPr>
               <w:pStyle w:val="Compact"/>
               <w:jc w:val="left"/>
-              <w:ind w:right="0" w:left="0" w:firstLine="0"/>
-              <w:spacing w:after="40" w:lineRule="auto" w:before="40" w:line="240"/>
+              <w:ind w:left="0" w:firstLine="0" w:right="0"/>
+              <w:spacing w:lineRule="auto" w:before="40" w:after="40" w:line="240"/>
             </w:pPr>
             <w:r>
               <w:t xml:space="preserve">resolved-AST string</w:t>
@@ -4356,8 +4356,8 @@
             <w:pPr>
               <w:pStyle w:val="Compact"/>
               <w:jc w:val="left"/>
-              <w:ind w:right="0" w:left="0" w:firstLine="0"/>
-              <w:spacing w:after="40" w:lineRule="auto" w:before="40" w:line="240"/>
+              <w:ind w:left="0" w:firstLine="0" w:right="0"/>
+              <w:spacing w:lineRule="auto" w:before="40" w:after="40" w:line="240"/>
             </w:pPr>
             <w:r>
               <w:t xml:space="preserve">TRANSFORM, to resolve a float internally (</w:t>
@@ -4393,8 +4393,8 @@
             <w:pPr>
               <w:pStyle w:val="Compact"/>
               <w:jc w:val="left"/>
-              <w:ind w:right="0" w:left="0" w:firstLine="0"/>
-              <w:spacing w:after="40" w:lineRule="auto" w:before="40" w:line="240"/>
+              <w:ind w:left="0" w:firstLine="0" w:right="0"/>
+              <w:spacing w:lineRule="auto" w:before="40" w:after="40" w:line="240"/>
             </w:pPr>
             <w:r>
               <w:rPr>
@@ -4410,8 +4410,8 @@
             <w:pPr>
               <w:pStyle w:val="Compact"/>
               <w:jc w:val="left"/>
-              <w:ind w:right="0" w:left="0" w:firstLine="0"/>
-              <w:spacing w:after="40" w:lineRule="auto" w:before="40" w:line="240"/>
+              <w:ind w:left="0" w:firstLine="0" w:right="0"/>
+              <w:spacing w:lineRule="auto" w:before="40" w:after="40" w:line="240"/>
             </w:pPr>
             <w:r>
               <w:t xml:space="preserve">float</w:t>
@@ -4424,8 +4424,8 @@
             <w:pPr>
               <w:pStyle w:val="Compact"/>
               <w:jc w:val="left"/>
-              <w:ind w:right="0" w:left="0" w:firstLine="0"/>
-              <w:spacing w:after="40" w:lineRule="auto" w:before="40" w:line="240"/>
+              <w:ind w:left="0" w:firstLine="0" w:right="0"/>
+              <w:spacing w:lineRule="auto" w:before="40" w:after="40" w:line="240"/>
             </w:pPr>
             <w:r>
               <w:t xml:space="preserve">data</w:t>
@@ -4438,8 +4438,8 @@
             <w:pPr>
               <w:pStyle w:val="Compact"/>
               <w:jc w:val="left"/>
-              <w:ind w:right="0" w:left="0" w:firstLine="0"/>
-              <w:spacing w:after="40" w:lineRule="auto" w:before="40" w:line="240"/>
+              <w:ind w:left="0" w:firstLine="0" w:right="0"/>
+              <w:spacing w:lineRule="auto" w:before="40" w:after="40" w:line="240"/>
             </w:pPr>
             <w:r>
               <w:t xml:space="preserve">task table (or</w:t>
@@ -4467,8 +4467,8 @@
             <w:pPr>
               <w:pStyle w:val="Compact"/>
               <w:jc w:val="left"/>
-              <w:ind w:right="0" w:left="0" w:firstLine="0"/>
-              <w:spacing w:after="40" w:lineRule="auto" w:before="40" w:line="240"/>
+              <w:ind w:left="0" w:firstLine="0" w:right="0"/>
+              <w:spacing w:lineRule="auto" w:before="40" w:after="40" w:line="240"/>
             </w:pPr>
             <w:r>
               <w:t xml:space="preserve">TRANSFORM, to spawn an external tool (</w:t>
@@ -4504,8 +4504,8 @@
             <w:pPr>
               <w:pStyle w:val="Compact"/>
               <w:jc w:val="left"/>
-              <w:ind w:right="0" w:left="0" w:firstLine="0"/>
-              <w:spacing w:after="40" w:lineRule="auto" w:before="40" w:line="240"/>
+              <w:ind w:left="0" w:firstLine="0" w:right="0"/>
+              <w:spacing w:lineRule="auto" w:before="40" w:after="40" w:line="240"/>
             </w:pPr>
             <w:r>
               <w:rPr>
@@ -4521,8 +4521,8 @@
             <w:pPr>
               <w:pStyle w:val="Compact"/>
               <w:jc w:val="left"/>
-              <w:ind w:right="0" w:left="0" w:firstLine="0"/>
-              <w:spacing w:after="40" w:lineRule="auto" w:before="40" w:line="240"/>
+              <w:ind w:left="0" w:firstLine="0" w:right="0"/>
+              <w:spacing w:lineRule="auto" w:before="40" w:after="40" w:line="240"/>
             </w:pPr>
             <w:r>
               <w:t xml:space="preserve">float</w:t>
@@ -4535,8 +4535,8 @@
             <w:pPr>
               <w:pStyle w:val="Compact"/>
               <w:jc w:val="left"/>
-              <w:ind w:right="0" w:left="0" w:firstLine="0"/>
-              <w:spacing w:after="40" w:lineRule="auto" w:before="40" w:line="240"/>
+              <w:ind w:left="0" w:firstLine="0" w:right="0"/>
+              <w:spacing w:lineRule="auto" w:before="40" w:after="40" w:line="240"/>
             </w:pPr>
             <w:r>
               <w:t xml:space="preserve">data</w:t>
@@ -4549,8 +4549,8 @@
             <w:pPr>
               <w:pStyle w:val="Compact"/>
               <w:jc w:val="left"/>
-              <w:ind w:right="0" w:left="0" w:firstLine="0"/>
-              <w:spacing w:after="40" w:lineRule="auto" w:before="40" w:line="240"/>
+              <w:ind w:left="0" w:firstLine="0" w:right="0"/>
+              <w:spacing w:lineRule="auto" w:before="40" w:after="40" w:line="240"/>
             </w:pPr>
             <w:r>
               <w:t xml:space="preserve">(writes resolved AST)</w:t>
@@ -4563,8 +4563,8 @@
             <w:pPr>
               <w:pStyle w:val="Compact"/>
               <w:jc w:val="left"/>
-              <w:ind w:right="0" w:left="0" w:firstLine="0"/>
-              <w:spacing w:after="40" w:lineRule="auto" w:before="40" w:line="240"/>
+              <w:ind w:left="0" w:firstLine="0" w:right="0"/>
+              <w:spacing w:lineRule="auto" w:before="40" w:after="40" w:line="240"/>
             </w:pPr>
             <w:r>
               <w:t xml:space="preserve">After the external tool finishes (</w:t>
@@ -4612,8 +4612,8 @@
             <w:pPr>
               <w:pStyle w:val="Compact"/>
               <w:jc w:val="left"/>
-              <w:ind w:right="0" w:left="0" w:firstLine="0"/>
-              <w:spacing w:after="40" w:lineRule="auto" w:before="40" w:line="240"/>
+              <w:ind w:left="0" w:firstLine="0" w:right="0"/>
+              <w:spacing w:lineRule="auto" w:before="40" w:after="40" w:line="240"/>
             </w:pPr>
             <w:r>
               <w:rPr>
@@ -4629,8 +4629,8 @@
             <w:pPr>
               <w:pStyle w:val="Compact"/>
               <w:jc w:val="left"/>
-              <w:ind w:right="0" w:left="0" w:firstLine="0"/>
-              <w:spacing w:after="40" w:lineRule="auto" w:before="40" w:line="240"/>
+              <w:ind w:left="0" w:firstLine="0" w:right="0"/>
+              <w:spacing w:lineRule="auto" w:before="40" w:after="40" w:line="240"/>
             </w:pPr>
             <w:r>
               <w:t xml:space="preserve">float</w:t>
@@ -4643,8 +4643,8 @@
             <w:pPr>
               <w:pStyle w:val="Compact"/>
               <w:jc w:val="left"/>
-              <w:ind w:right="0" w:left="0" w:firstLine="0"/>
-              <w:spacing w:after="40" w:lineRule="auto" w:before="40" w:line="240"/>
+              <w:ind w:left="0" w:firstLine="0" w:right="0"/>
+              <w:spacing w:lineRule="auto" w:before="40" w:after="40" w:line="240"/>
             </w:pPr>
             <w:r>
               <w:t xml:space="preserve">data</w:t>
@@ -4657,8 +4657,8 @@
             <w:pPr>
               <w:pStyle w:val="Compact"/>
               <w:jc w:val="left"/>
-              <w:ind w:right="0" w:left="0" w:firstLine="0"/>
-              <w:spacing w:after="40" w:lineRule="auto" w:before="40" w:line="240"/>
+              <w:ind w:left="0" w:firstLine="0" w:right="0"/>
+              <w:spacing w:lineRule="auto" w:before="40" w:after="40" w:line="240"/>
             </w:pPr>
             <w:r>
               <w:t xml:space="preserve">link in the source’s native syntax (string)</w:t>
@@ -4671,8 +4671,8 @@
             <w:pPr>
               <w:pStyle w:val="Compact"/>
               <w:jc w:val="left"/>
-              <w:ind w:right="0" w:left="0" w:firstLine="0"/>
-              <w:spacing w:after="40" w:lineRule="auto" w:before="40" w:line="240"/>
+              <w:ind w:left="0" w:firstLine="0" w:right="0"/>
+              <w:spacing w:lineRule="auto" w:before="40" w:after="40" w:line="240"/>
             </w:pPr>
             <w:r>
               <w:t xml:space="preserve">TRANSFORM, before</w:t>
@@ -4720,8 +4720,8 @@
             <w:pPr>
               <w:pStyle w:val="Compact"/>
               <w:jc w:val="left"/>
-              <w:ind w:right="0" w:left="0" w:firstLine="0"/>
-              <w:spacing w:after="40" w:lineRule="auto" w:before="40" w:line="240"/>
+              <w:ind w:left="0" w:firstLine="0" w:right="0"/>
+              <w:spacing w:lineRule="auto" w:before="40" w:after="40" w:line="240"/>
             </w:pPr>
             <w:r>
               <w:rPr>
@@ -4737,8 +4737,8 @@
             <w:pPr>
               <w:pStyle w:val="Compact"/>
               <w:jc w:val="left"/>
-              <w:ind w:right="0" w:left="0" w:firstLine="0"/>
-              <w:spacing w:after="40" w:lineRule="auto" w:before="40" w:line="240"/>
+              <w:ind w:left="0" w:firstLine="0" w:right="0"/>
+              <w:spacing w:lineRule="auto" w:before="40" w:after="40" w:line="240"/>
             </w:pPr>
             <w:r>
               <w:t xml:space="preserve">float</w:t>
@@ -4751,8 +4751,8 @@
             <w:pPr>
               <w:pStyle w:val="Compact"/>
               <w:jc w:val="left"/>
-              <w:ind w:right="0" w:left="0" w:firstLine="0"/>
-              <w:spacing w:after="40" w:lineRule="auto" w:before="40" w:line="240"/>
+              <w:ind w:left="0" w:firstLine="0" w:right="0"/>
+              <w:spacing w:lineRule="auto" w:before="40" w:after="40" w:line="240"/>
             </w:pPr>
             <w:r>
               <w:t xml:space="preserve">data</w:t>
@@ -4765,8 +4765,8 @@
             <w:pPr>
               <w:pStyle w:val="Compact"/>
               <w:jc w:val="left"/>
-              <w:ind w:right="0" w:left="0" w:firstLine="0"/>
-              <w:spacing w:after="40" w:lineRule="auto" w:before="40" w:line="240"/>
+              <w:ind w:left="0" w:firstLine="0" w:right="0"/>
+              <w:spacing w:lineRule="auto" w:before="40" w:after="40" w:line="240"/>
             </w:pPr>
             <w:r>
               <w:t xml:space="preserve">source with comments blanked (string)</w:t>
@@ -4779,8 +4779,8 @@
             <w:pPr>
               <w:pStyle w:val="Compact"/>
               <w:jc w:val="left"/>
-              <w:ind w:right="0" w:left="0" w:firstLine="0"/>
-              <w:spacing w:after="40" w:lineRule="auto" w:before="40" w:line="240"/>
+              <w:ind w:left="0" w:firstLine="0" w:right="0"/>
+              <w:spacing w:lineRule="auto" w:before="40" w:after="40" w:line="240"/>
             </w:pPr>
             <w:r>
               <w:t xml:space="preserve">INITIALIZE, before links in the float source are registered (</w:t>
@@ -4816,8 +4816,8 @@
             <w:pPr>
               <w:pStyle w:val="Compact"/>
               <w:jc w:val="left"/>
-              <w:ind w:right="0" w:left="0" w:firstLine="0"/>
-              <w:spacing w:after="40" w:lineRule="auto" w:before="40" w:line="240"/>
+              <w:ind w:left="0" w:firstLine="0" w:right="0"/>
+              <w:spacing w:lineRule="auto" w:before="40" w:after="40" w:line="240"/>
             </w:pPr>
             <w:r>
               <w:rPr>
@@ -4833,8 +4833,8 @@
             <w:pPr>
               <w:pStyle w:val="Compact"/>
               <w:jc w:val="left"/>
-              <w:ind w:right="0" w:left="0" w:firstLine="0"/>
-              <w:spacing w:after="40" w:lineRule="auto" w:before="40" w:line="240"/>
+              <w:ind w:left="0" w:firstLine="0" w:right="0"/>
+              <w:spacing w:lineRule="auto" w:before="40" w:after="40" w:line="240"/>
             </w:pPr>
             <w:r>
               <w:t xml:space="preserve">relation</w:t>
@@ -4847,8 +4847,8 @@
             <w:pPr>
               <w:pStyle w:val="Compact"/>
               <w:jc w:val="left"/>
-              <w:ind w:right="0" w:left="0" w:firstLine="0"/>
-              <w:spacing w:after="40" w:lineRule="auto" w:before="40" w:line="240"/>
+              <w:ind w:left="0" w:firstLine="0" w:right="0"/>
+              <w:spacing w:lineRule="auto" w:before="40" w:after="40" w:line="240"/>
             </w:pPr>
             <w:r>
               <w:t xml:space="preserve">data</w:t>
@@ -4861,8 +4861,8 @@
             <w:pPr>
               <w:pStyle w:val="Compact"/>
               <w:jc w:val="left"/>
-              <w:ind w:right="0" w:left="0" w:firstLine="0"/>
-              <w:spacing w:after="40" w:lineRule="auto" w:before="40" w:line="240"/>
+              <w:ind w:left="0" w:firstLine="0" w:right="0"/>
+              <w:spacing w:lineRule="auto" w:before="40" w:after="40" w:line="240"/>
             </w:pPr>
             <w:r>
               <w:rPr>
@@ -4878,8 +4878,8 @@
             <w:pPr>
               <w:pStyle w:val="Compact"/>
               <w:jc w:val="left"/>
-              <w:ind w:right="0" w:left="0" w:firstLine="0"/>
-              <w:spacing w:after="40" w:lineRule="auto" w:before="40" w:line="240"/>
+              <w:ind w:left="0" w:firstLine="0" w:right="0"/>
+              <w:spacing w:lineRule="auto" w:before="40" w:after="40" w:line="240"/>
             </w:pPr>
             <w:r>
               <w:t xml:space="preserve">ANALYZE, to resolve a link of this relation type (</w:t>
@@ -4974,7 +4974,7 @@
     </w:p>
     <w:p>
       <w:pPr>
-        <w:spacing w:line="20" w:lineRule="exact" w:before="0" w:after="0"/>
+        <w:spacing w:before="0" w:lineRule="exact" w:after="0" w:line="20"/>
         <w:rPr>
           <w:sz w:val="2"/>
         </w:rPr>
@@ -5016,12 +5016,12 @@
         <w:tblLook w:firstRow="1" w:lastRow="0" w:firstColumn="0" w:lastColumn="0" w:noHBand="0" w:noVBand="0" w:val="0020"/>
         <w:jc w:val="start"/>
         <w:tblBorders>
-          <w:top w:space="0" w:val="single" w:color="000000" w:sz="6"/>
-          <w:left w:space="0" w:val="single" w:color="000000" w:sz="6"/>
-          <w:bottom w:space="0" w:val="single" w:color="000000" w:sz="6"/>
-          <w:right w:space="0" w:val="single" w:color="000000" w:sz="6"/>
-          <w:insideH w:space="0" w:val="single" w:color="000000" w:sz="6"/>
-          <w:insideV w:space="0" w:val="single" w:color="000000" w:sz="6"/>
+          <w:top w:val="single" w:space="0" w:color="000000" w:sz="6"/>
+          <w:left w:val="single" w:space="0" w:color="000000" w:sz="6"/>
+          <w:bottom w:val="single" w:space="0" w:color="000000" w:sz="6"/>
+          <w:right w:val="single" w:space="0" w:color="000000" w:sz="6"/>
+          <w:insideH w:val="single" w:space="0" w:color="000000" w:sz="6"/>
+          <w:insideV w:val="single" w:space="0" w:color="000000" w:sz="6"/>
         </w:tblBorders>
         <w:tblCellMar>
           <w:top w:w="57" w:type="dxa"/>
@@ -5040,14 +5040,14 @@
         </w:trPr>
         <w:tc>
           <w:tcPr>
-            <w:shd w:color="auto" w:val="clear" w:fill="E8E8E8"/>
+            <w:shd w:val="clear" w:color="auto" w:fill="E8E8E8"/>
           </w:tcPr>
           <w:p>
             <w:pPr>
               <w:pStyle w:val="Compact"/>
               <w:jc w:val="left"/>
-              <w:ind w:right="0" w:left="0" w:firstLine="0"/>
-              <w:spacing w:after="40" w:lineRule="auto" w:before="40" w:line="240"/>
+              <w:ind w:left="0" w:firstLine="0" w:right="0"/>
+              <w:spacing w:lineRule="auto" w:before="40" w:after="40" w:line="240"/>
             </w:pPr>
             <w:r>
               <w:rPr>
@@ -5059,14 +5059,14 @@
         </w:tc>
         <w:tc>
           <w:tcPr>
-            <w:shd w:color="auto" w:val="clear" w:fill="E8E8E8"/>
+            <w:shd w:val="clear" w:color="auto" w:fill="E8E8E8"/>
           </w:tcPr>
           <w:p>
             <w:pPr>
               <w:pStyle w:val="Compact"/>
               <w:jc w:val="left"/>
-              <w:ind w:right="0" w:left="0" w:firstLine="0"/>
-              <w:spacing w:after="40" w:lineRule="auto" w:before="40" w:line="240"/>
+              <w:ind w:left="0" w:firstLine="0" w:right="0"/>
+              <w:spacing w:lineRule="auto" w:before="40" w:after="40" w:line="240"/>
             </w:pPr>
             <w:r>
               <w:rPr>
@@ -5084,8 +5084,8 @@
             <w:pPr>
               <w:pStyle w:val="Compact"/>
               <w:jc w:val="left"/>
-              <w:ind w:right="0" w:left="0" w:firstLine="0"/>
-              <w:spacing w:after="40" w:lineRule="auto" w:before="40" w:line="240"/>
+              <w:ind w:left="0" w:firstLine="0" w:right="0"/>
+              <w:spacing w:lineRule="auto" w:before="40" w:after="40" w:line="240"/>
             </w:pPr>
             <w:r>
               <w:rPr>
@@ -5101,8 +5101,8 @@
             <w:pPr>
               <w:pStyle w:val="Compact"/>
               <w:jc w:val="left"/>
-              <w:ind w:right="0" w:left="0" w:firstLine="0"/>
-              <w:spacing w:after="40" w:lineRule="auto" w:before="40" w:line="240"/>
+              <w:ind w:left="0" w:firstLine="0" w:right="0"/>
+              <w:spacing w:lineRule="auto" w:before="40" w:after="40" w:line="240"/>
             </w:pPr>
             <w:r>
               <w:t xml:space="preserve">The hook-specific payload. Examples include an object, float, view parameters, relation target, or analyze-query row.</w:t>
@@ -5117,8 +5117,8 @@
             <w:pPr>
               <w:pStyle w:val="Compact"/>
               <w:jc w:val="left"/>
-              <w:ind w:right="0" w:left="0" w:firstLine="0"/>
-              <w:spacing w:after="40" w:lineRule="auto" w:before="40" w:line="240"/>
+              <w:ind w:left="0" w:firstLine="0" w:right="0"/>
+              <w:spacing w:lineRule="auto" w:before="40" w:after="40" w:line="240"/>
             </w:pPr>
             <w:r>
               <w:rPr>
@@ -5134,8 +5134,8 @@
             <w:pPr>
               <w:pStyle w:val="Compact"/>
               <w:jc w:val="left"/>
-              <w:ind w:right="0" w:left="0" w:firstLine="0"/>
-              <w:spacing w:after="40" w:lineRule="auto" w:before="40" w:line="240"/>
+              <w:ind w:left="0" w:firstLine="0" w:right="0"/>
+              <w:spacing w:lineRule="auto" w:before="40" w:after="40" w:line="240"/>
             </w:pPr>
             <w:r>
               <w:t xml:space="preserve">The</w:t>
@@ -5165,8 +5165,8 @@
             <w:pPr>
               <w:pStyle w:val="Compact"/>
               <w:jc w:val="left"/>
-              <w:ind w:right="0" w:left="0" w:firstLine="0"/>
-              <w:spacing w:after="40" w:lineRule="auto" w:before="40" w:line="240"/>
+              <w:ind w:left="0" w:firstLine="0" w:right="0"/>
+              <w:spacing w:lineRule="auto" w:before="40" w:after="40" w:line="240"/>
             </w:pPr>
             <w:r>
               <w:rPr>
@@ -5182,8 +5182,8 @@
             <w:pPr>
               <w:pStyle w:val="Compact"/>
               <w:jc w:val="left"/>
-              <w:ind w:right="0" w:left="0" w:firstLine="0"/>
-              <w:spacing w:after="40" w:lineRule="auto" w:before="40" w:line="240"/>
+              <w:ind w:left="0" w:firstLine="0" w:right="0"/>
+              <w:spacing w:lineRule="auto" w:before="40" w:after="40" w:line="240"/>
             </w:pPr>
             <w:r>
               <w:t xml:space="preserve">Identifier of the specification being processed. Present on both tiers.</w:t>
@@ -5198,8 +5198,8 @@
             <w:pPr>
               <w:pStyle w:val="Compact"/>
               <w:jc w:val="left"/>
-              <w:ind w:right="0" w:left="0" w:firstLine="0"/>
-              <w:spacing w:after="40" w:lineRule="auto" w:before="40" w:line="240"/>
+              <w:ind w:left="0" w:firstLine="0" w:right="0"/>
+              <w:spacing w:lineRule="auto" w:before="40" w:after="40" w:line="240"/>
             </w:pPr>
             <w:r>
               <w:rPr>
@@ -5215,8 +5215,8 @@
             <w:pPr>
               <w:pStyle w:val="Compact"/>
               <w:jc w:val="left"/>
-              <w:ind w:right="0" w:left="0" w:firstLine="0"/>
-              <w:spacing w:after="40" w:lineRule="auto" w:before="40" w:line="240"/>
+              <w:ind w:left="0" w:firstLine="0" w:right="0"/>
+              <w:spacing w:lineRule="auto" w:before="40" w:after="40" w:line="240"/>
             </w:pPr>
             <w:r>
               <w:t xml:space="preserve">Logger (</w:t>
@@ -5252,8 +5252,8 @@
             <w:pPr>
               <w:pStyle w:val="Compact"/>
               <w:jc w:val="left"/>
-              <w:ind w:right="0" w:left="0" w:firstLine="0"/>
-              <w:spacing w:after="40" w:lineRule="auto" w:before="40" w:line="240"/>
+              <w:ind w:left="0" w:firstLine="0" w:right="0"/>
+              <w:spacing w:lineRule="auto" w:before="40" w:after="40" w:line="240"/>
             </w:pPr>
             <w:r>
               <w:rPr>
@@ -5269,8 +5269,8 @@
             <w:pPr>
               <w:pStyle w:val="Compact"/>
               <w:jc w:val="left"/>
-              <w:ind w:right="0" w:left="0" w:firstLine="0"/>
-              <w:spacing w:after="40" w:lineRule="auto" w:before="40" w:line="240"/>
+              <w:ind w:left="0" w:firstLine="0" w:right="0"/>
+              <w:spacing w:lineRule="auto" w:before="40" w:after="40" w:line="240"/>
             </w:pPr>
             <w:r>
               <w:t xml:space="preserve">The Pandoc module.</w:t>
@@ -5301,8 +5301,8 @@
             <w:pPr>
               <w:pStyle w:val="Compact"/>
               <w:jc w:val="left"/>
-              <w:ind w:right="0" w:left="0" w:firstLine="0"/>
-              <w:spacing w:after="40" w:lineRule="auto" w:before="40" w:line="240"/>
+              <w:ind w:left="0" w:firstLine="0" w:right="0"/>
+              <w:spacing w:lineRule="auto" w:before="40" w:after="40" w:line="240"/>
             </w:pPr>
             <w:r>
               <w:rPr>
@@ -5318,8 +5318,8 @@
             <w:pPr>
               <w:pStyle w:val="Compact"/>
               <w:jc w:val="left"/>
-              <w:ind w:right="0" w:left="0" w:firstLine="0"/>
-              <w:spacing w:after="40" w:lineRule="auto" w:before="40" w:line="240"/>
+              <w:ind w:left="0" w:firstLine="0" w:right="0"/>
+              <w:spacing w:lineRule="auto" w:before="40" w:after="40" w:line="240"/>
             </w:pPr>
             <w:r>
               <w:t xml:space="preserve">Target output format (</w:t>
@@ -5389,8 +5389,8 @@
             <w:pPr>
               <w:pStyle w:val="Compact"/>
               <w:jc w:val="left"/>
-              <w:ind w:right="0" w:left="0" w:firstLine="0"/>
-              <w:spacing w:after="40" w:lineRule="auto" w:before="40" w:line="240"/>
+              <w:ind w:left="0" w:firstLine="0" w:right="0"/>
+              <w:spacing w:lineRule="auto" w:before="40" w:after="40" w:line="240"/>
             </w:pPr>
             <w:r>
               <w:rPr>
@@ -5430,8 +5430,8 @@
             <w:pPr>
               <w:pStyle w:val="Compact"/>
               <w:jc w:val="left"/>
-              <w:ind w:right="0" w:left="0" w:firstLine="0"/>
-              <w:spacing w:after="40" w:lineRule="auto" w:before="40" w:line="240"/>
+              <w:ind w:left="0" w:firstLine="0" w:right="0"/>
+              <w:spacing w:lineRule="auto" w:before="40" w:after="40" w:line="240"/>
             </w:pPr>
             <w:r>
               <w:t xml:space="preserve">Diagnostics sink, model name, and project config. These fields are always in the render tier. A data context contains them when available.</w:t>
@@ -5446,8 +5446,8 @@
             <w:pPr>
               <w:pStyle w:val="Compact"/>
               <w:jc w:val="left"/>
-              <w:ind w:right="0" w:left="0" w:firstLine="0"/>
-              <w:spacing w:after="40" w:lineRule="auto" w:before="40" w:line="240"/>
+              <w:ind w:left="0" w:firstLine="0" w:right="0"/>
+              <w:spacing w:lineRule="auto" w:before="40" w:after="40" w:line="240"/>
             </w:pPr>
             <w:r>
               <w:rPr>
@@ -5463,8 +5463,8 @@
             <w:pPr>
               <w:pStyle w:val="Compact"/>
               <w:jc w:val="left"/>
-              <w:ind w:right="0" w:left="0" w:firstLine="0"/>
-              <w:spacing w:after="40" w:lineRule="auto" w:before="40" w:line="240"/>
+              <w:ind w:left="0" w:firstLine="0" w:right="0"/>
+              <w:spacing w:lineRule="auto" w:before="40" w:after="40" w:line="240"/>
             </w:pPr>
             <w:r>
               <w:t xml:space="preserve">The registry, for cross-hook dispatch (e.g. </w:t>
@@ -5551,7 +5551,7 @@
     </w:p>
     <w:p>
       <w:pPr>
-        <w:spacing w:line="20" w:lineRule="exact" w:before="0" w:after="0"/>
+        <w:spacing w:before="0" w:lineRule="exact" w:after="0" w:line="20"/>
         <w:rPr>
           <w:sz w:val="2"/>
         </w:rPr>
@@ -7827,7 +7827,7 @@
     </w:p>
     <w:p>
       <w:pPr>
-        <w:spacing w:line="20" w:lineRule="exact" w:before="0" w:after="0"/>
+        <w:spacing w:before="0" w:lineRule="exact" w:after="0" w:line="20"/>
         <w:rPr>
           <w:sz w:val="2"/>
         </w:rPr>
@@ -8040,7 +8040,7 @@
     </w:p>
     <w:p>
       <w:pPr>
-        <w:spacing w:line="20" w:lineRule="exact" w:before="0" w:after="0"/>
+        <w:spacing w:before="0" w:lineRule="exact" w:after="0" w:line="20"/>
         <w:rPr>
           <w:sz w:val="2"/>
         </w:rPr>
@@ -8581,7 +8581,7 @@
     </w:p>
     <w:p>
       <w:pPr>
-        <w:spacing w:line="20" w:lineRule="exact" w:before="0" w:after="0"/>
+        <w:spacing w:before="0" w:lineRule="exact" w:after="0" w:line="20"/>
         <w:rPr>
           <w:sz w:val="2"/>
         </w:rPr>
@@ -9608,7 +9608,7 @@
     </w:p>
     <w:p>
       <w:pPr>
-        <w:spacing w:line="20" w:lineRule="exact" w:before="0" w:after="0"/>
+        <w:spacing w:before="0" w:lineRule="exact" w:after="0" w:line="20"/>
         <w:rPr>
           <w:sz w:val="2"/>
         </w:rPr>
@@ -10783,7 +10783,7 @@
     </w:p>
     <w:p>
       <w:pPr>
-        <w:spacing w:line="20" w:lineRule="exact" w:before="0" w:after="0"/>
+        <w:spacing w:before="0" w:lineRule="exact" w:after="0" w:line="20"/>
         <w:rPr>
           <w:sz w:val="2"/>
         </w:rPr>
@@ -13090,7 +13090,7 @@
     </w:p>
     <w:p>
       <w:pPr>
-        <w:spacing w:line="20" w:lineRule="exact" w:before="0" w:after="0"/>
+        <w:spacing w:before="0" w:lineRule="exact" w:after="0" w:line="20"/>
         <w:rPr>
           <w:sz w:val="2"/>
         </w:rPr>
@@ -13539,7 +13539,7 @@
     </w:p>
     <w:p>
       <w:pPr>
-        <w:spacing w:line="20" w:lineRule="exact" w:before="0" w:after="0"/>
+        <w:spacing w:before="0" w:lineRule="exact" w:after="0" w:line="20"/>
         <w:rPr>
           <w:sz w:val="2"/>
         </w:rPr>
@@ -13709,7 +13709,7 @@
     </w:p>
     <w:p>
       <w:pPr>
-        <w:spacing w:line="20" w:lineRule="exact" w:before="0" w:after="0"/>
+        <w:spacing w:before="0" w:lineRule="exact" w:after="0" w:line="20"/>
         <w:rPr>
           <w:sz w:val="2"/>
         </w:rPr>
@@ -14476,7 +14476,7 @@
     </w:p>
     <w:p>
       <w:pPr>
-        <w:spacing w:line="20" w:lineRule="exact" w:before="0" w:after="0"/>
+        <w:spacing w:before="0" w:lineRule="exact" w:after="0" w:line="20"/>
         <w:rPr>
           <w:sz w:val="2"/>
         </w:rPr>
@@ -14518,12 +14518,12 @@
         <w:tblLook w:firstRow="1" w:lastRow="0" w:firstColumn="0" w:lastColumn="0" w:noHBand="0" w:noVBand="0" w:val="0020"/>
         <w:jc w:val="start"/>
         <w:tblBorders>
-          <w:top w:space="0" w:val="single" w:color="000000" w:sz="6"/>
-          <w:left w:space="0" w:val="single" w:color="000000" w:sz="6"/>
-          <w:bottom w:space="0" w:val="single" w:color="000000" w:sz="6"/>
-          <w:right w:space="0" w:val="single" w:color="000000" w:sz="6"/>
-          <w:insideH w:space="0" w:val="single" w:color="000000" w:sz="6"/>
-          <w:insideV w:space="0" w:val="single" w:color="000000" w:sz="6"/>
+          <w:top w:val="single" w:space="0" w:color="000000" w:sz="6"/>
+          <w:left w:val="single" w:space="0" w:color="000000" w:sz="6"/>
+          <w:bottom w:val="single" w:space="0" w:color="000000" w:sz="6"/>
+          <w:right w:val="single" w:space="0" w:color="000000" w:sz="6"/>
+          <w:insideH w:val="single" w:space="0" w:color="000000" w:sz="6"/>
+          <w:insideV w:val="single" w:space="0" w:color="000000" w:sz="6"/>
         </w:tblBorders>
         <w:tblCellMar>
           <w:top w:w="57" w:type="dxa"/>
@@ -14544,14 +14544,14 @@
         </w:trPr>
         <w:tc>
           <w:tcPr>
-            <w:shd w:color="auto" w:val="clear" w:fill="E8E8E8"/>
+            <w:shd w:val="clear" w:color="auto" w:fill="E8E8E8"/>
           </w:tcPr>
           <w:p>
             <w:pPr>
               <w:pStyle w:val="Compact"/>
               <w:jc w:val="left"/>
-              <w:ind w:right="0" w:left="0" w:firstLine="0"/>
-              <w:spacing w:after="40" w:lineRule="auto" w:before="40" w:line="240"/>
+              <w:ind w:left="0" w:firstLine="0" w:right="0"/>
+              <w:spacing w:lineRule="auto" w:before="40" w:after="40" w:line="240"/>
             </w:pPr>
             <w:r>
               <w:rPr>
@@ -14563,14 +14563,14 @@
         </w:tc>
         <w:tc>
           <w:tcPr>
-            <w:shd w:color="auto" w:val="clear" w:fill="E8E8E8"/>
+            <w:shd w:val="clear" w:color="auto" w:fill="E8E8E8"/>
           </w:tcPr>
           <w:p>
             <w:pPr>
               <w:pStyle w:val="Compact"/>
               <w:jc w:val="left"/>
-              <w:ind w:right="0" w:left="0" w:firstLine="0"/>
-              <w:spacing w:after="40" w:lineRule="auto" w:before="40" w:line="240"/>
+              <w:ind w:left="0" w:firstLine="0" w:right="0"/>
+              <w:spacing w:lineRule="auto" w:before="40" w:after="40" w:line="240"/>
             </w:pPr>
             <w:r>
               <w:rPr>
@@ -14582,14 +14582,14 @@
         </w:tc>
         <w:tc>
           <w:tcPr>
-            <w:shd w:color="auto" w:val="clear" w:fill="E8E8E8"/>
+            <w:shd w:val="clear" w:color="auto" w:fill="E8E8E8"/>
           </w:tcPr>
           <w:p>
             <w:pPr>
               <w:pStyle w:val="Compact"/>
               <w:jc w:val="left"/>
-              <w:ind w:right="0" w:left="0" w:firstLine="0"/>
-              <w:spacing w:after="40" w:lineRule="auto" w:before="40" w:line="240"/>
+              <w:ind w:left="0" w:firstLine="0" w:right="0"/>
+              <w:spacing w:lineRule="auto" w:before="40" w:after="40" w:line="240"/>
             </w:pPr>
             <w:r>
               <w:rPr>
@@ -14601,14 +14601,14 @@
         </w:tc>
         <w:tc>
           <w:tcPr>
-            <w:shd w:color="auto" w:val="clear" w:fill="E8E8E8"/>
+            <w:shd w:val="clear" w:color="auto" w:fill="E8E8E8"/>
           </w:tcPr>
           <w:p>
             <w:pPr>
               <w:pStyle w:val="Compact"/>
               <w:jc w:val="left"/>
-              <w:ind w:right="0" w:left="0" w:firstLine="0"/>
-              <w:spacing w:after="40" w:lineRule="auto" w:before="40" w:line="240"/>
+              <w:ind w:left="0" w:firstLine="0" w:right="0"/>
+              <w:spacing w:lineRule="auto" w:before="40" w:after="40" w:line="240"/>
             </w:pPr>
             <w:r>
               <w:rPr>
@@ -14626,8 +14626,8 @@
             <w:pPr>
               <w:pStyle w:val="Compact"/>
               <w:jc w:val="left"/>
-              <w:ind w:right="0" w:left="0" w:firstLine="0"/>
-              <w:spacing w:after="40" w:lineRule="auto" w:before="40" w:line="240"/>
+              <w:ind w:left="0" w:firstLine="0" w:right="0"/>
+              <w:spacing w:lineRule="auto" w:before="40" w:after="40" w:line="240"/>
             </w:pPr>
             <w:r>
               <w:rPr>
@@ -14643,8 +14643,8 @@
             <w:pPr>
               <w:pStyle w:val="Compact"/>
               <w:jc w:val="left"/>
-              <w:ind w:right="0" w:left="0" w:firstLine="0"/>
-              <w:spacing w:after="40" w:lineRule="auto" w:before="40" w:line="240"/>
+              <w:ind w:left="0" w:firstLine="0" w:right="0"/>
+              <w:spacing w:lineRule="auto" w:before="40" w:after="40" w:line="240"/>
             </w:pPr>
             <w:r>
               <w:t xml:space="preserve">string</w:t>
@@ -14657,8 +14657,8 @@
             <w:pPr>
               <w:pStyle w:val="Compact"/>
               <w:jc w:val="left"/>
-              <w:ind w:right="0" w:left="0" w:firstLine="0"/>
-              <w:spacing w:after="40" w:lineRule="auto" w:before="40" w:line="240"/>
+              <w:ind w:left="0" w:firstLine="0" w:right="0"/>
+              <w:spacing w:lineRule="auto" w:before="40" w:after="40" w:line="240"/>
             </w:pPr>
             <w:r>
               <w:t xml:space="preserve">required</w:t>
@@ -14671,8 +14671,8 @@
             <w:pPr>
               <w:pStyle w:val="Compact"/>
               <w:jc w:val="left"/>
-              <w:ind w:right="0" w:left="0" w:firstLine="0"/>
-              <w:spacing w:after="40" w:lineRule="auto" w:before="40" w:line="240"/>
+              <w:ind w:left="0" w:firstLine="0" w:right="0"/>
+              <w:spacing w:lineRule="auto" w:before="40" w:after="40" w:line="240"/>
             </w:pPr>
             <w:r>
               <w:t xml:space="preserve">Unique identifier (uppercase convention).</w:t>
@@ -14687,8 +14687,8 @@
             <w:pPr>
               <w:pStyle w:val="Compact"/>
               <w:jc w:val="left"/>
-              <w:ind w:right="0" w:left="0" w:firstLine="0"/>
-              <w:spacing w:after="40" w:lineRule="auto" w:before="40" w:line="240"/>
+              <w:ind w:left="0" w:firstLine="0" w:right="0"/>
+              <w:spacing w:lineRule="auto" w:before="40" w:after="40" w:line="240"/>
             </w:pPr>
             <w:r>
               <w:rPr>
@@ -14704,8 +14704,8 @@
             <w:pPr>
               <w:pStyle w:val="Compact"/>
               <w:jc w:val="left"/>
-              <w:ind w:right="0" w:left="0" w:firstLine="0"/>
-              <w:spacing w:after="40" w:lineRule="auto" w:before="40" w:line="240"/>
+              <w:ind w:left="0" w:firstLine="0" w:right="0"/>
+              <w:spacing w:lineRule="auto" w:before="40" w:after="40" w:line="240"/>
             </w:pPr>
             <w:r>
               <w:t xml:space="preserve">string</w:t>
@@ -14718,8 +14718,8 @@
             <w:pPr>
               <w:pStyle w:val="Compact"/>
               <w:jc w:val="left"/>
-              <w:ind w:right="0" w:left="0" w:firstLine="0"/>
-              <w:spacing w:after="40" w:lineRule="auto" w:before="40" w:line="240"/>
+              <w:ind w:left="0" w:firstLine="0" w:right="0"/>
+              <w:spacing w:lineRule="auto" w:before="40" w:after="40" w:line="240"/>
             </w:pPr>
             <w:r>
               <w:t xml:space="preserve">same as</w:t>
@@ -14741,8 +14741,8 @@
             <w:pPr>
               <w:pStyle w:val="Compact"/>
               <w:jc w:val="left"/>
-              <w:ind w:right="0" w:left="0" w:firstLine="0"/>
-              <w:spacing w:after="40" w:lineRule="auto" w:before="40" w:line="240"/>
+              <w:ind w:left="0" w:firstLine="0" w:right="0"/>
+              <w:spacing w:lineRule="auto" w:before="40" w:after="40" w:line="240"/>
             </w:pPr>
             <w:r>
               <w:t xml:space="preserve">Human-readable name.</w:t>
@@ -14757,8 +14757,8 @@
             <w:pPr>
               <w:pStyle w:val="Compact"/>
               <w:jc w:val="left"/>
-              <w:ind w:right="0" w:left="0" w:firstLine="0"/>
-              <w:spacing w:after="40" w:lineRule="auto" w:before="40" w:line="240"/>
+              <w:ind w:left="0" w:firstLine="0" w:right="0"/>
+              <w:spacing w:lineRule="auto" w:before="40" w:after="40" w:line="240"/>
             </w:pPr>
             <w:r>
               <w:rPr>
@@ -14774,8 +14774,8 @@
             <w:pPr>
               <w:pStyle w:val="Compact"/>
               <w:jc w:val="left"/>
-              <w:ind w:right="0" w:left="0" w:firstLine="0"/>
-              <w:spacing w:after="40" w:lineRule="auto" w:before="40" w:line="240"/>
+              <w:ind w:left="0" w:firstLine="0" w:right="0"/>
+              <w:spacing w:lineRule="auto" w:before="40" w:after="40" w:line="240"/>
             </w:pPr>
             <w:r>
               <w:t xml:space="preserve">string</w:t>
@@ -14788,8 +14788,8 @@
             <w:pPr>
               <w:pStyle w:val="Compact"/>
               <w:jc w:val="left"/>
-              <w:ind w:right="0" w:left="0" w:firstLine="0"/>
-              <w:spacing w:after="40" w:lineRule="auto" w:before="40" w:line="240"/>
+              <w:ind w:left="0" w:firstLine="0" w:right="0"/>
+              <w:spacing w:lineRule="auto" w:before="40" w:after="40" w:line="240"/>
             </w:pPr>
             <w:r>
               <w:rPr>
@@ -14805,8 +14805,8 @@
             <w:pPr>
               <w:pStyle w:val="Compact"/>
               <w:jc w:val="left"/>
-              <w:ind w:right="0" w:left="0" w:firstLine="0"/>
-              <w:spacing w:after="40" w:lineRule="auto" w:before="40" w:line="240"/>
+              <w:ind w:left="0" w:firstLine="0" w:right="0"/>
+              <w:spacing w:lineRule="auto" w:before="40" w:after="40" w:line="240"/>
             </w:pPr>
             <w:r>
               <w:t xml:space="preserve">Description text.</w:t>
@@ -14821,8 +14821,8 @@
             <w:pPr>
               <w:pStyle w:val="Compact"/>
               <w:jc w:val="left"/>
-              <w:ind w:right="0" w:left="0" w:firstLine="0"/>
-              <w:spacing w:after="40" w:lineRule="auto" w:before="40" w:line="240"/>
+              <w:ind w:left="0" w:firstLine="0" w:right="0"/>
+              <w:spacing w:lineRule="auto" w:before="40" w:after="40" w:line="240"/>
             </w:pPr>
             <w:r>
               <w:rPr>
@@ -14838,8 +14838,8 @@
             <w:pPr>
               <w:pStyle w:val="Compact"/>
               <w:jc w:val="left"/>
-              <w:ind w:right="0" w:left="0" w:firstLine="0"/>
-              <w:spacing w:after="40" w:lineRule="auto" w:before="40" w:line="240"/>
+              <w:ind w:left="0" w:firstLine="0" w:right="0"/>
+              <w:spacing w:lineRule="auto" w:before="40" w:after="40" w:line="240"/>
             </w:pPr>
             <w:r>
               <w:t xml:space="preserve">string</w:t>
@@ -14852,8 +14852,8 @@
             <w:pPr>
               <w:pStyle w:val="Compact"/>
               <w:jc w:val="left"/>
-              <w:ind w:right="0" w:left="0" w:firstLine="0"/>
-              <w:spacing w:after="40" w:lineRule="auto" w:before="40" w:line="240"/>
+              <w:ind w:left="0" w:firstLine="0" w:right="0"/>
+              <w:spacing w:lineRule="auto" w:before="40" w:after="40" w:line="240"/>
             </w:pPr>
             <w:r>
               <w:t xml:space="preserve">nil</w:t>
@@ -14866,8 +14866,8 @@
             <w:pPr>
               <w:pStyle w:val="Compact"/>
               <w:jc w:val="left"/>
-              <w:ind w:right="0" w:left="0" w:firstLine="0"/>
-              <w:spacing w:after="40" w:lineRule="auto" w:before="40" w:line="240"/>
+              <w:ind w:left="0" w:firstLine="0" w:right="0"/>
+              <w:spacing w:lineRule="auto" w:before="40" w:after="40" w:line="240"/>
             </w:pPr>
             <w:r>
               <w:t xml:space="preserve">Base type for attribute + hook inheritance (e.g. </w:t>
@@ -14891,8 +14891,8 @@
             <w:pPr>
               <w:pStyle w:val="Compact"/>
               <w:jc w:val="left"/>
-              <w:ind w:right="0" w:left="0" w:firstLine="0"/>
-              <w:spacing w:after="40" w:lineRule="auto" w:before="40" w:line="240"/>
+              <w:ind w:left="0" w:firstLine="0" w:right="0"/>
+              <w:spacing w:lineRule="auto" w:before="40" w:after="40" w:line="240"/>
             </w:pPr>
             <w:r>
               <w:rPr>
@@ -14908,8 +14908,8 @@
             <w:pPr>
               <w:pStyle w:val="Compact"/>
               <w:jc w:val="left"/>
-              <w:ind w:right="0" w:left="0" w:firstLine="0"/>
-              <w:spacing w:after="40" w:lineRule="auto" w:before="40" w:line="240"/>
+              <w:ind w:left="0" w:firstLine="0" w:right="0"/>
+              <w:spacing w:lineRule="auto" w:before="40" w:after="40" w:line="240"/>
             </w:pPr>
             <w:r>
               <w:t xml:space="preserve">boolean</w:t>
@@ -14922,8 +14922,8 @@
             <w:pPr>
               <w:pStyle w:val="Compact"/>
               <w:jc w:val="left"/>
-              <w:ind w:right="0" w:left="0" w:firstLine="0"/>
-              <w:spacing w:after="40" w:lineRule="auto" w:before="40" w:line="240"/>
+              <w:ind w:left="0" w:firstLine="0" w:right="0"/>
+              <w:spacing w:lineRule="auto" w:before="40" w:after="40" w:line="240"/>
             </w:pPr>
             <w:r>
               <w:t xml:space="preserve">false</w:t>
@@ -14936,8 +14936,8 @@
             <w:pPr>
               <w:pStyle w:val="Compact"/>
               <w:jc w:val="left"/>
-              <w:ind w:right="0" w:left="0" w:firstLine="0"/>
-              <w:spacing w:after="40" w:lineRule="auto" w:before="40" w:line="240"/>
+              <w:ind w:left="0" w:firstLine="0" w:right="0"/>
+              <w:spacing w:lineRule="auto" w:before="40" w:after="40" w:line="240"/>
             </w:pPr>
             <w:r>
               <w:t xml:space="preserve">Headers without an explicit type match this type.</w:t>
@@ -14952,8 +14952,8 @@
             <w:pPr>
               <w:pStyle w:val="Compact"/>
               <w:jc w:val="left"/>
-              <w:ind w:right="0" w:left="0" w:firstLine="0"/>
-              <w:spacing w:after="40" w:lineRule="auto" w:before="40" w:line="240"/>
+              <w:ind w:left="0" w:firstLine="0" w:right="0"/>
+              <w:spacing w:lineRule="auto" w:before="40" w:after="40" w:line="240"/>
             </w:pPr>
             <w:r>
               <w:rPr>
@@ -14969,8 +14969,8 @@
             <w:pPr>
               <w:pStyle w:val="Compact"/>
               <w:jc w:val="left"/>
-              <w:ind w:right="0" w:left="0" w:firstLine="0"/>
-              <w:spacing w:after="40" w:lineRule="auto" w:before="40" w:line="240"/>
+              <w:ind w:left="0" w:firstLine="0" w:right="0"/>
+              <w:spacing w:lineRule="auto" w:before="40" w:after="40" w:line="240"/>
             </w:pPr>
             <w:r>
               <w:t xml:space="preserve">boolean</w:t>
@@ -14983,8 +14983,8 @@
             <w:pPr>
               <w:pStyle w:val="Compact"/>
               <w:jc w:val="left"/>
-              <w:ind w:right="0" w:left="0" w:firstLine="0"/>
-              <w:spacing w:after="40" w:lineRule="auto" w:before="40" w:line="240"/>
+              <w:ind w:left="0" w:firstLine="0" w:right="0"/>
+              <w:spacing w:lineRule="auto" w:before="40" w:after="40" w:line="240"/>
             </w:pPr>
             <w:r>
               <w:t xml:space="preserve">false</w:t>
@@ -14997,8 +14997,8 @@
             <w:pPr>
               <w:pStyle w:val="Compact"/>
               <w:jc w:val="left"/>
-              <w:ind w:right="0" w:left="0" w:firstLine="0"/>
-              <w:spacing w:after="40" w:lineRule="auto" w:before="40" w:line="240"/>
+              <w:ind w:left="0" w:firstLine="0" w:right="0"/>
+              <w:spacing w:lineRule="auto" w:before="40" w:after="40" w:line="240"/>
             </w:pPr>
             <w:r>
               <w:t xml:space="preserve">Hierarchical object (contains children with their own PIDs).</w:t>
@@ -15013,8 +15013,8 @@
             <w:pPr>
               <w:pStyle w:val="Compact"/>
               <w:jc w:val="left"/>
-              <w:ind w:right="0" w:left="0" w:firstLine="0"/>
-              <w:spacing w:after="40" w:lineRule="auto" w:before="40" w:line="240"/>
+              <w:ind w:left="0" w:firstLine="0" w:right="0"/>
+              <w:spacing w:lineRule="auto" w:before="40" w:after="40" w:line="240"/>
             </w:pPr>
             <w:r>
               <w:rPr>
@@ -15030,8 +15030,8 @@
             <w:pPr>
               <w:pStyle w:val="Compact"/>
               <w:jc w:val="left"/>
-              <w:ind w:right="0" w:left="0" w:firstLine="0"/>
-              <w:spacing w:after="40" w:lineRule="auto" w:before="40" w:line="240"/>
+              <w:ind w:left="0" w:firstLine="0" w:right="0"/>
+              <w:spacing w:lineRule="auto" w:before="40" w:after="40" w:line="240"/>
             </w:pPr>
             <w:r>
               <w:t xml:space="preserve">boolean</w:t>
@@ -15044,8 +15044,8 @@
             <w:pPr>
               <w:pStyle w:val="Compact"/>
               <w:jc w:val="left"/>
-              <w:ind w:right="0" w:left="0" w:firstLine="0"/>
-              <w:spacing w:after="40" w:lineRule="auto" w:before="40" w:line="240"/>
+              <w:ind w:left="0" w:firstLine="0" w:right="0"/>
+              <w:spacing w:lineRule="auto" w:before="40" w:after="40" w:line="240"/>
             </w:pPr>
             <w:r>
               <w:t xml:space="preserve">false</w:t>
@@ -15058,8 +15058,8 @@
             <w:pPr>
               <w:pStyle w:val="Compact"/>
               <w:jc w:val="left"/>
-              <w:ind w:right="0" w:left="0" w:firstLine="0"/>
-              <w:spacing w:after="40" w:lineRule="auto" w:before="40" w:line="240"/>
+              <w:ind w:left="0" w:firstLine="0" w:right="0"/>
+              <w:spacing w:lineRule="auto" w:before="40" w:after="40" w:line="240"/>
             </w:pPr>
             <w:r>
               <w:t xml:space="preserve">The specification must contain at least one object of this type.</w:t>
@@ -15074,8 +15074,8 @@
             <w:pPr>
               <w:pStyle w:val="Compact"/>
               <w:jc w:val="left"/>
-              <w:ind w:right="0" w:left="0" w:firstLine="0"/>
-              <w:spacing w:after="40" w:lineRule="auto" w:before="40" w:line="240"/>
+              <w:ind w:left="0" w:firstLine="0" w:right="0"/>
+              <w:spacing w:lineRule="auto" w:before="40" w:after="40" w:line="240"/>
             </w:pPr>
             <w:r>
               <w:rPr>
@@ -15091,8 +15091,8 @@
             <w:pPr>
               <w:pStyle w:val="Compact"/>
               <w:jc w:val="left"/>
-              <w:ind w:right="0" w:left="0" w:firstLine="0"/>
-              <w:spacing w:after="40" w:lineRule="auto" w:before="40" w:line="240"/>
+              <w:ind w:left="0" w:firstLine="0" w:right="0"/>
+              <w:spacing w:lineRule="auto" w:before="40" w:after="40" w:line="240"/>
             </w:pPr>
             <w:r>
               <w:t xml:space="preserve">string</w:t>
@@ -15105,8 +15105,8 @@
             <w:pPr>
               <w:pStyle w:val="Compact"/>
               <w:jc w:val="left"/>
-              <w:ind w:right="0" w:left="0" w:firstLine="0"/>
-              <w:spacing w:after="40" w:lineRule="auto" w:before="40" w:line="240"/>
+              <w:ind w:left="0" w:firstLine="0" w:right="0"/>
+              <w:spacing w:lineRule="auto" w:before="40" w:after="40" w:line="240"/>
             </w:pPr>
             <w:r>
               <w:t xml:space="preserve">nil</w:t>
@@ -15119,8 +15119,8 @@
             <w:pPr>
               <w:pStyle w:val="Compact"/>
               <w:jc w:val="left"/>
-              <w:ind w:right="0" w:left="0" w:firstLine="0"/>
-              <w:spacing w:after="40" w:lineRule="auto" w:before="40" w:line="240"/>
+              <w:ind w:left="0" w:firstLine="0" w:right="0"/>
+              <w:spacing w:lineRule="auto" w:before="40" w:after="40" w:line="240"/>
             </w:pPr>
             <w:r>
               <w:t xml:space="preserve">Prefix for auto-generated PIDs.</w:t>
@@ -15135,8 +15135,8 @@
             <w:pPr>
               <w:pStyle w:val="Compact"/>
               <w:jc w:val="left"/>
-              <w:ind w:right="0" w:left="0" w:firstLine="0"/>
-              <w:spacing w:after="40" w:lineRule="auto" w:before="40" w:line="240"/>
+              <w:ind w:left="0" w:firstLine="0" w:right="0"/>
+              <w:spacing w:lineRule="auto" w:before="40" w:after="40" w:line="240"/>
             </w:pPr>
             <w:r>
               <w:rPr>
@@ -15152,8 +15152,8 @@
             <w:pPr>
               <w:pStyle w:val="Compact"/>
               <w:jc w:val="left"/>
-              <w:ind w:right="0" w:left="0" w:firstLine="0"/>
-              <w:spacing w:after="40" w:lineRule="auto" w:before="40" w:line="240"/>
+              <w:ind w:left="0" w:firstLine="0" w:right="0"/>
+              <w:spacing w:lineRule="auto" w:before="40" w:after="40" w:line="240"/>
             </w:pPr>
             <w:r>
               <w:t xml:space="preserve">string</w:t>
@@ -15166,8 +15166,8 @@
             <w:pPr>
               <w:pStyle w:val="Compact"/>
               <w:jc w:val="left"/>
-              <w:ind w:right="0" w:left="0" w:firstLine="0"/>
-              <w:spacing w:after="40" w:lineRule="auto" w:before="40" w:line="240"/>
+              <w:ind w:left="0" w:firstLine="0" w:right="0"/>
+              <w:spacing w:lineRule="auto" w:before="40" w:after="40" w:line="240"/>
             </w:pPr>
             <w:r>
               <w:t xml:space="preserve">nil</w:t>
@@ -15180,8 +15180,8 @@
             <w:pPr>
               <w:pStyle w:val="Compact"/>
               <w:jc w:val="left"/>
-              <w:ind w:right="0" w:left="0" w:firstLine="0"/>
-              <w:spacing w:after="40" w:lineRule="auto" w:before="40" w:line="240"/>
+              <w:ind w:left="0" w:firstLine="0" w:right="0"/>
+              <w:spacing w:lineRule="auto" w:before="40" w:after="40" w:line="240"/>
             </w:pPr>
             <w:r>
               <w:t xml:space="preserve">Printf format (e.g. </w:t>
@@ -15205,8 +15205,8 @@
             <w:pPr>
               <w:pStyle w:val="Compact"/>
               <w:jc w:val="left"/>
-              <w:ind w:right="0" w:left="0" w:firstLine="0"/>
-              <w:spacing w:after="40" w:lineRule="auto" w:before="40" w:line="240"/>
+              <w:ind w:left="0" w:firstLine="0" w:right="0"/>
+              <w:spacing w:lineRule="auto" w:before="40" w:after="40" w:line="240"/>
             </w:pPr>
             <w:r>
               <w:rPr>
@@ -15222,8 +15222,8 @@
             <w:pPr>
               <w:pStyle w:val="Compact"/>
               <w:jc w:val="left"/>
-              <w:ind w:right="0" w:left="0" w:firstLine="0"/>
-              <w:spacing w:after="40" w:lineRule="auto" w:before="40" w:line="240"/>
+              <w:ind w:left="0" w:firstLine="0" w:right="0"/>
+              <w:spacing w:lineRule="auto" w:before="40" w:after="40" w:line="240"/>
             </w:pPr>
             <w:r>
               <w:t xml:space="preserve">list</w:t>
@@ -15236,8 +15236,8 @@
             <w:pPr>
               <w:pStyle w:val="Compact"/>
               <w:jc w:val="left"/>
-              <w:ind w:right="0" w:left="0" w:firstLine="0"/>
-              <w:spacing w:after="40" w:lineRule="auto" w:before="40" w:line="240"/>
+              <w:ind w:left="0" w:firstLine="0" w:right="0"/>
+              <w:spacing w:lineRule="auto" w:before="40" w:after="40" w:line="240"/>
             </w:pPr>
             <w:r>
               <w:t xml:space="preserve">nil</w:t>
@@ -15250,8 +15250,8 @@
             <w:pPr>
               <w:pStyle w:val="Compact"/>
               <w:jc w:val="left"/>
-              <w:ind w:right="0" w:left="0" w:firstLine="0"/>
-              <w:spacing w:after="40" w:lineRule="auto" w:before="40" w:line="240"/>
+              <w:ind w:left="0" w:firstLine="0" w:right="0"/>
+              <w:spacing w:lineRule="auto" w:before="40" w:after="40" w:line="240"/>
             </w:pPr>
             <w:r>
               <w:t xml:space="preserve">Alternative identifiers for syntax matching.</w:t>
@@ -15266,8 +15266,8 @@
             <w:pPr>
               <w:pStyle w:val="Compact"/>
               <w:jc w:val="left"/>
-              <w:ind w:right="0" w:left="0" w:firstLine="0"/>
-              <w:spacing w:after="40" w:lineRule="auto" w:before="40" w:line="240"/>
+              <w:ind w:left="0" w:firstLine="0" w:right="0"/>
+              <w:spacing w:lineRule="auto" w:before="40" w:after="40" w:line="240"/>
             </w:pPr>
             <w:r>
               <w:rPr>
@@ -15283,8 +15283,8 @@
             <w:pPr>
               <w:pStyle w:val="Compact"/>
               <w:jc w:val="left"/>
-              <w:ind w:right="0" w:left="0" w:firstLine="0"/>
-              <w:spacing w:after="40" w:lineRule="auto" w:before="40" w:line="240"/>
+              <w:ind w:left="0" w:firstLine="0" w:right="0"/>
+              <w:spacing w:lineRule="auto" w:before="40" w:after="40" w:line="240"/>
             </w:pPr>
             <w:r>
               <w:t xml:space="preserve">list</w:t>
@@ -15297,8 +15297,8 @@
             <w:pPr>
               <w:pStyle w:val="Compact"/>
               <w:jc w:val="left"/>
-              <w:ind w:right="0" w:left="0" w:firstLine="0"/>
-              <w:spacing w:after="40" w:lineRule="auto" w:before="40" w:line="240"/>
+              <w:ind w:left="0" w:firstLine="0" w:right="0"/>
+              <w:spacing w:lineRule="auto" w:before="40" w:after="40" w:line="240"/>
             </w:pPr>
             <w:r>
               <w:t xml:space="preserve">nil</w:t>
@@ -15311,8 +15311,8 @@
             <w:pPr>
               <w:pStyle w:val="Compact"/>
               <w:jc w:val="left"/>
-              <w:ind w:right="0" w:left="0" w:firstLine="0"/>
-              <w:spacing w:after="40" w:lineRule="auto" w:before="40" w:line="240"/>
+              <w:ind w:left="0" w:firstLine="0" w:right="0"/>
+              <w:spacing w:lineRule="auto" w:before="40" w:after="40" w:line="240"/>
             </w:pPr>
             <w:r>
               <w:t xml:space="preserve">Titles that auto-resolve to this type (e.g. </w:t>
@@ -15351,8 +15351,8 @@
             <w:pPr>
               <w:pStyle w:val="Compact"/>
               <w:jc w:val="left"/>
-              <w:ind w:right="0" w:left="0" w:firstLine="0"/>
-              <w:spacing w:after="40" w:lineRule="auto" w:before="40" w:line="240"/>
+              <w:ind w:left="0" w:firstLine="0" w:right="0"/>
+              <w:spacing w:lineRule="auto" w:before="40" w:after="40" w:line="240"/>
             </w:pPr>
             <w:r>
               <w:rPr>
@@ -15368,8 +15368,8 @@
             <w:pPr>
               <w:pStyle w:val="Compact"/>
               <w:jc w:val="left"/>
-              <w:ind w:right="0" w:left="0" w:firstLine="0"/>
-              <w:spacing w:after="40" w:lineRule="auto" w:before="40" w:line="240"/>
+              <w:ind w:left="0" w:firstLine="0" w:right="0"/>
+              <w:spacing w:lineRule="auto" w:before="40" w:after="40" w:line="240"/>
             </w:pPr>
             <w:r>
               <w:t xml:space="preserve">list</w:t>
@@ -15382,8 +15382,8 @@
             <w:pPr>
               <w:pStyle w:val="Compact"/>
               <w:jc w:val="left"/>
-              <w:ind w:right="0" w:left="0" w:firstLine="0"/>
-              <w:spacing w:after="40" w:lineRule="auto" w:before="40" w:line="240"/>
+              <w:ind w:left="0" w:firstLine="0" w:right="0"/>
+              <w:spacing w:lineRule="auto" w:before="40" w:after="40" w:line="240"/>
             </w:pPr>
             <w:r>
               <w:t xml:space="preserve">nil</w:t>
@@ -15396,8 +15396,8 @@
             <w:pPr>
               <w:pStyle w:val="Compact"/>
               <w:jc w:val="left"/>
-              <w:ind w:right="0" w:left="0" w:firstLine="0"/>
-              <w:spacing w:after="40" w:lineRule="auto" w:before="40" w:line="240"/>
+              <w:ind w:left="0" w:firstLine="0" w:right="0"/>
+              <w:spacing w:lineRule="auto" w:before="40" w:after="40" w:line="240"/>
             </w:pPr>
             <w:r>
               <w:t xml:space="preserve">Attribute definitions (see below).</w:t>
@@ -15422,7 +15422,7 @@
     </w:p>
     <w:p>
       <w:pPr>
-        <w:spacing w:line="20" w:lineRule="exact" w:before="0" w:after="0"/>
+        <w:spacing w:before="0" w:lineRule="exact" w:after="0" w:line="20"/>
         <w:rPr>
           <w:sz w:val="2"/>
         </w:rPr>
@@ -15464,12 +15464,12 @@
         <w:tblLook w:firstRow="1" w:lastRow="0" w:firstColumn="0" w:lastColumn="0" w:noHBand="0" w:noVBand="0" w:val="0020"/>
         <w:jc w:val="start"/>
         <w:tblBorders>
-          <w:top w:space="0" w:val="single" w:color="000000" w:sz="6"/>
-          <w:left w:space="0" w:val="single" w:color="000000" w:sz="6"/>
-          <w:bottom w:space="0" w:val="single" w:color="000000" w:sz="6"/>
-          <w:right w:space="0" w:val="single" w:color="000000" w:sz="6"/>
-          <w:insideH w:space="0" w:val="single" w:color="000000" w:sz="6"/>
-          <w:insideV w:space="0" w:val="single" w:color="000000" w:sz="6"/>
+          <w:top w:val="single" w:space="0" w:color="000000" w:sz="6"/>
+          <w:left w:val="single" w:space="0" w:color="000000" w:sz="6"/>
+          <w:bottom w:val="single" w:space="0" w:color="000000" w:sz="6"/>
+          <w:right w:val="single" w:space="0" w:color="000000" w:sz="6"/>
+          <w:insideH w:val="single" w:space="0" w:color="000000" w:sz="6"/>
+          <w:insideV w:val="single" w:space="0" w:color="000000" w:sz="6"/>
         </w:tblBorders>
         <w:tblCellMar>
           <w:top w:w="57" w:type="dxa"/>
@@ -15490,14 +15490,14 @@
         </w:trPr>
         <w:tc>
           <w:tcPr>
-            <w:shd w:color="auto" w:val="clear" w:fill="E8E8E8"/>
+            <w:shd w:val="clear" w:color="auto" w:fill="E8E8E8"/>
           </w:tcPr>
           <w:p>
             <w:pPr>
               <w:pStyle w:val="Compact"/>
               <w:jc w:val="left"/>
-              <w:ind w:right="0" w:left="0" w:firstLine="0"/>
-              <w:spacing w:after="40" w:lineRule="auto" w:before="40" w:line="240"/>
+              <w:ind w:left="0" w:firstLine="0" w:right="0"/>
+              <w:spacing w:lineRule="auto" w:before="40" w:after="40" w:line="240"/>
             </w:pPr>
             <w:r>
               <w:rPr>
@@ -15509,14 +15509,14 @@
         </w:tc>
         <w:tc>
           <w:tcPr>
-            <w:shd w:color="auto" w:val="clear" w:fill="E8E8E8"/>
+            <w:shd w:val="clear" w:color="auto" w:fill="E8E8E8"/>
           </w:tcPr>
           <w:p>
             <w:pPr>
               <w:pStyle w:val="Compact"/>
               <w:jc w:val="left"/>
-              <w:ind w:right="0" w:left="0" w:firstLine="0"/>
-              <w:spacing w:after="40" w:lineRule="auto" w:before="40" w:line="240"/>
+              <w:ind w:left="0" w:firstLine="0" w:right="0"/>
+              <w:spacing w:lineRule="auto" w:before="40" w:after="40" w:line="240"/>
             </w:pPr>
             <w:r>
               <w:rPr>
@@ -15528,14 +15528,14 @@
         </w:tc>
         <w:tc>
           <w:tcPr>
-            <w:shd w:color="auto" w:val="clear" w:fill="E8E8E8"/>
+            <w:shd w:val="clear" w:color="auto" w:fill="E8E8E8"/>
           </w:tcPr>
           <w:p>
             <w:pPr>
               <w:pStyle w:val="Compact"/>
               <w:jc w:val="left"/>
-              <w:ind w:right="0" w:left="0" w:firstLine="0"/>
-              <w:spacing w:after="40" w:lineRule="auto" w:before="40" w:line="240"/>
+              <w:ind w:left="0" w:firstLine="0" w:right="0"/>
+              <w:spacing w:lineRule="auto" w:before="40" w:after="40" w:line="240"/>
             </w:pPr>
             <w:r>
               <w:rPr>
@@ -15547,14 +15547,14 @@
         </w:tc>
         <w:tc>
           <w:tcPr>
-            <w:shd w:color="auto" w:val="clear" w:fill="E8E8E8"/>
+            <w:shd w:val="clear" w:color="auto" w:fill="E8E8E8"/>
           </w:tcPr>
           <w:p>
             <w:pPr>
               <w:pStyle w:val="Compact"/>
               <w:jc w:val="left"/>
-              <w:ind w:right="0" w:left="0" w:firstLine="0"/>
-              <w:spacing w:after="40" w:lineRule="auto" w:before="40" w:line="240"/>
+              <w:ind w:left="0" w:firstLine="0" w:right="0"/>
+              <w:spacing w:lineRule="auto" w:before="40" w:after="40" w:line="240"/>
             </w:pPr>
             <w:r>
               <w:rPr>
@@ -15572,8 +15572,8 @@
             <w:pPr>
               <w:pStyle w:val="Compact"/>
               <w:jc w:val="left"/>
-              <w:ind w:right="0" w:left="0" w:firstLine="0"/>
-              <w:spacing w:after="40" w:lineRule="auto" w:before="40" w:line="240"/>
+              <w:ind w:left="0" w:firstLine="0" w:right="0"/>
+              <w:spacing w:lineRule="auto" w:before="40" w:after="40" w:line="240"/>
             </w:pPr>
             <w:r>
               <w:rPr>
@@ -15589,8 +15589,8 @@
             <w:pPr>
               <w:pStyle w:val="Compact"/>
               <w:jc w:val="left"/>
-              <w:ind w:right="0" w:left="0" w:firstLine="0"/>
-              <w:spacing w:after="40" w:lineRule="auto" w:before="40" w:line="240"/>
+              <w:ind w:left="0" w:firstLine="0" w:right="0"/>
+              <w:spacing w:lineRule="auto" w:before="40" w:after="40" w:line="240"/>
             </w:pPr>
             <w:r>
               <w:t xml:space="preserve">string</w:t>
@@ -15603,8 +15603,8 @@
             <w:pPr>
               <w:pStyle w:val="Compact"/>
               <w:jc w:val="left"/>
-              <w:ind w:right="0" w:left="0" w:firstLine="0"/>
-              <w:spacing w:after="40" w:lineRule="auto" w:before="40" w:line="240"/>
+              <w:ind w:left="0" w:firstLine="0" w:right="0"/>
+              <w:spacing w:lineRule="auto" w:before="40" w:after="40" w:line="240"/>
             </w:pPr>
             <w:r>
               <w:t xml:space="preserve">required</w:t>
@@ -15617,8 +15617,8 @@
             <w:pPr>
               <w:pStyle w:val="Compact"/>
               <w:jc w:val="left"/>
-              <w:ind w:right="0" w:left="0" w:firstLine="0"/>
-              <w:spacing w:after="40" w:lineRule="auto" w:before="40" w:line="240"/>
+              <w:ind w:left="0" w:firstLine="0" w:right="0"/>
+              <w:spacing w:lineRule="auto" w:before="40" w:after="40" w:line="240"/>
             </w:pPr>
             <w:r>
               <w:t xml:space="preserve">Attribute identifier.</w:t>
@@ -15633,8 +15633,8 @@
             <w:pPr>
               <w:pStyle w:val="Compact"/>
               <w:jc w:val="left"/>
-              <w:ind w:right="0" w:left="0" w:firstLine="0"/>
-              <w:spacing w:after="40" w:lineRule="auto" w:before="40" w:line="240"/>
+              <w:ind w:left="0" w:firstLine="0" w:right="0"/>
+              <w:spacing w:lineRule="auto" w:before="40" w:after="40" w:line="240"/>
             </w:pPr>
             <w:r>
               <w:rPr>
@@ -15650,8 +15650,8 @@
             <w:pPr>
               <w:pStyle w:val="Compact"/>
               <w:jc w:val="left"/>
-              <w:ind w:right="0" w:left="0" w:firstLine="0"/>
-              <w:spacing w:after="40" w:lineRule="auto" w:before="40" w:line="240"/>
+              <w:ind w:left="0" w:firstLine="0" w:right="0"/>
+              <w:spacing w:lineRule="auto" w:before="40" w:after="40" w:line="240"/>
             </w:pPr>
             <w:r>
               <w:t xml:space="preserve">string</w:t>
@@ -15664,8 +15664,8 @@
             <w:pPr>
               <w:pStyle w:val="Compact"/>
               <w:jc w:val="left"/>
-              <w:ind w:right="0" w:left="0" w:firstLine="0"/>
-              <w:spacing w:after="40" w:lineRule="auto" w:before="40" w:line="240"/>
+              <w:ind w:left="0" w:firstLine="0" w:right="0"/>
+              <w:spacing w:lineRule="auto" w:before="40" w:after="40" w:line="240"/>
             </w:pPr>
             <w:r>
               <w:rPr>
@@ -15681,8 +15681,8 @@
             <w:pPr>
               <w:pStyle w:val="Compact"/>
               <w:jc w:val="left"/>
-              <w:ind w:right="0" w:left="0" w:firstLine="0"/>
-              <w:spacing w:after="40" w:lineRule="auto" w:before="40" w:line="240"/>
+              <w:ind w:left="0" w:firstLine="0" w:right="0"/>
+              <w:spacing w:lineRule="auto" w:before="40" w:after="40" w:line="240"/>
             </w:pPr>
             <w:r>
               <w:t xml:space="preserve">One of:</w:t>
@@ -15796,8 +15796,8 @@
             <w:pPr>
               <w:pStyle w:val="Compact"/>
               <w:jc w:val="left"/>
-              <w:ind w:right="0" w:left="0" w:firstLine="0"/>
-              <w:spacing w:after="40" w:lineRule="auto" w:before="40" w:line="240"/>
+              <w:ind w:left="0" w:firstLine="0" w:right="0"/>
+              <w:spacing w:lineRule="auto" w:before="40" w:after="40" w:line="240"/>
             </w:pPr>
             <w:r>
               <w:rPr>
@@ -15813,8 +15813,8 @@
             <w:pPr>
               <w:pStyle w:val="Compact"/>
               <w:jc w:val="left"/>
-              <w:ind w:right="0" w:left="0" w:firstLine="0"/>
-              <w:spacing w:after="40" w:lineRule="auto" w:before="40" w:line="240"/>
+              <w:ind w:left="0" w:firstLine="0" w:right="0"/>
+              <w:spacing w:lineRule="auto" w:before="40" w:after="40" w:line="240"/>
             </w:pPr>
             <w:r>
               <w:t xml:space="preserve">integer</w:t>
@@ -15827,8 +15827,8 @@
             <w:pPr>
               <w:pStyle w:val="Compact"/>
               <w:jc w:val="left"/>
-              <w:ind w:right="0" w:left="0" w:firstLine="0"/>
-              <w:spacing w:after="40" w:lineRule="auto" w:before="40" w:line="240"/>
+              <w:ind w:left="0" w:firstLine="0" w:right="0"/>
+              <w:spacing w:lineRule="auto" w:before="40" w:after="40" w:line="240"/>
             </w:pPr>
             <w:r>
               <w:t xml:space="preserve">0</w:t>
@@ -15841,8 +15841,8 @@
             <w:pPr>
               <w:pStyle w:val="Compact"/>
               <w:jc w:val="left"/>
-              <w:ind w:right="0" w:left="0" w:firstLine="0"/>
-              <w:spacing w:after="40" w:lineRule="auto" w:before="40" w:line="240"/>
+              <w:ind w:left="0" w:firstLine="0" w:right="0"/>
+              <w:spacing w:lineRule="auto" w:before="40" w:after="40" w:line="240"/>
             </w:pPr>
             <w:r>
               <w:t xml:space="preserve">0 = optional, 1 = required.</w:t>
@@ -15857,8 +15857,8 @@
             <w:pPr>
               <w:pStyle w:val="Compact"/>
               <w:jc w:val="left"/>
-              <w:ind w:right="0" w:left="0" w:firstLine="0"/>
-              <w:spacing w:after="40" w:lineRule="auto" w:before="40" w:line="240"/>
+              <w:ind w:left="0" w:firstLine="0" w:right="0"/>
+              <w:spacing w:lineRule="auto" w:before="40" w:after="40" w:line="240"/>
             </w:pPr>
             <w:r>
               <w:rPr>
@@ -15874,8 +15874,8 @@
             <w:pPr>
               <w:pStyle w:val="Compact"/>
               <w:jc w:val="left"/>
-              <w:ind w:right="0" w:left="0" w:firstLine="0"/>
-              <w:spacing w:after="40" w:lineRule="auto" w:before="40" w:line="240"/>
+              <w:ind w:left="0" w:firstLine="0" w:right="0"/>
+              <w:spacing w:lineRule="auto" w:before="40" w:after="40" w:line="240"/>
             </w:pPr>
             <w:r>
               <w:t xml:space="preserve">integer</w:t>
@@ -15888,8 +15888,8 @@
             <w:pPr>
               <w:pStyle w:val="Compact"/>
               <w:jc w:val="left"/>
-              <w:ind w:right="0" w:left="0" w:firstLine="0"/>
-              <w:spacing w:after="40" w:lineRule="auto" w:before="40" w:line="240"/>
+              <w:ind w:left="0" w:firstLine="0" w:right="0"/>
+              <w:spacing w:lineRule="auto" w:before="40" w:after="40" w:line="240"/>
             </w:pPr>
             <w:r>
               <w:t xml:space="preserve">1</w:t>
@@ -15902,8 +15902,8 @@
             <w:pPr>
               <w:pStyle w:val="Compact"/>
               <w:jc w:val="left"/>
-              <w:ind w:right="0" w:left="0" w:firstLine="0"/>
-              <w:spacing w:after="40" w:lineRule="auto" w:before="40" w:line="240"/>
+              <w:ind w:left="0" w:firstLine="0" w:right="0"/>
+              <w:spacing w:lineRule="auto" w:before="40" w:after="40" w:line="240"/>
             </w:pPr>
             <w:r>
               <w:t xml:space="preserve">Maximum number of values.</w:t>
@@ -15918,8 +15918,8 @@
             <w:pPr>
               <w:pStyle w:val="Compact"/>
               <w:jc w:val="left"/>
-              <w:ind w:right="0" w:left="0" w:firstLine="0"/>
-              <w:spacing w:after="40" w:lineRule="auto" w:before="40" w:line="240"/>
+              <w:ind w:left="0" w:firstLine="0" w:right="0"/>
+              <w:spacing w:lineRule="auto" w:before="40" w:after="40" w:line="240"/>
             </w:pPr>
             <w:r>
               <w:rPr>
@@ -15950,8 +15950,8 @@
             <w:pPr>
               <w:pStyle w:val="Compact"/>
               <w:jc w:val="left"/>
-              <w:ind w:right="0" w:left="0" w:firstLine="0"/>
-              <w:spacing w:after="40" w:lineRule="auto" w:before="40" w:line="240"/>
+              <w:ind w:left="0" w:firstLine="0" w:right="0"/>
+              <w:spacing w:lineRule="auto" w:before="40" w:after="40" w:line="240"/>
             </w:pPr>
             <w:r>
               <w:t xml:space="preserve">number</w:t>
@@ -15964,8 +15964,8 @@
             <w:pPr>
               <w:pStyle w:val="Compact"/>
               <w:jc w:val="left"/>
-              <w:ind w:right="0" w:left="0" w:firstLine="0"/>
-              <w:spacing w:after="40" w:lineRule="auto" w:before="40" w:line="240"/>
+              <w:ind w:left="0" w:firstLine="0" w:right="0"/>
+              <w:spacing w:lineRule="auto" w:before="40" w:after="40" w:line="240"/>
             </w:pPr>
             <w:r>
               <w:t xml:space="preserve">nil</w:t>
@@ -15978,8 +15978,8 @@
             <w:pPr>
               <w:pStyle w:val="Compact"/>
               <w:jc w:val="left"/>
-              <w:ind w:right="0" w:left="0" w:firstLine="0"/>
-              <w:spacing w:after="40" w:lineRule="auto" w:before="40" w:line="240"/>
+              <w:ind w:left="0" w:firstLine="0" w:right="0"/>
+              <w:spacing w:lineRule="auto" w:before="40" w:after="40" w:line="240"/>
             </w:pPr>
             <w:r>
               <w:t xml:space="preserve">Bounds for numeric types.</w:t>
@@ -15994,8 +15994,8 @@
             <w:pPr>
               <w:pStyle w:val="Compact"/>
               <w:jc w:val="left"/>
-              <w:ind w:right="0" w:left="0" w:firstLine="0"/>
-              <w:spacing w:after="40" w:lineRule="auto" w:before="40" w:line="240"/>
+              <w:ind w:left="0" w:firstLine="0" w:right="0"/>
+              <w:spacing w:lineRule="auto" w:before="40" w:after="40" w:line="240"/>
             </w:pPr>
             <w:r>
               <w:rPr>
@@ -16011,8 +16011,8 @@
             <w:pPr>
               <w:pStyle w:val="Compact"/>
               <w:jc w:val="left"/>
-              <w:ind w:right="0" w:left="0" w:firstLine="0"/>
-              <w:spacing w:after="40" w:lineRule="auto" w:before="40" w:line="240"/>
+              <w:ind w:left="0" w:firstLine="0" w:right="0"/>
+              <w:spacing w:lineRule="auto" w:before="40" w:after="40" w:line="240"/>
             </w:pPr>
             <w:r>
               <w:t xml:space="preserve">list</w:t>
@@ -16025,8 +16025,8 @@
             <w:pPr>
               <w:pStyle w:val="Compact"/>
               <w:jc w:val="left"/>
-              <w:ind w:right="0" w:left="0" w:firstLine="0"/>
-              <w:spacing w:after="40" w:lineRule="auto" w:before="40" w:line="240"/>
+              <w:ind w:left="0" w:firstLine="0" w:right="0"/>
+              <w:spacing w:lineRule="auto" w:before="40" w:after="40" w:line="240"/>
             </w:pPr>
             <w:r>
               <w:t xml:space="preserve">nil</w:t>
@@ -16039,8 +16039,8 @@
             <w:pPr>
               <w:pStyle w:val="Compact"/>
               <w:jc w:val="left"/>
-              <w:ind w:right="0" w:left="0" w:firstLine="0"/>
-              <w:spacing w:after="40" w:lineRule="auto" w:before="40" w:line="240"/>
+              <w:ind w:left="0" w:firstLine="0" w:right="0"/>
+              <w:spacing w:lineRule="auto" w:before="40" w:after="40" w:line="240"/>
             </w:pPr>
             <w:r>
               <w:t xml:space="preserve">Required when</w:t>
@@ -16067,8 +16067,8 @@
             <w:pPr>
               <w:pStyle w:val="Compact"/>
               <w:jc w:val="left"/>
-              <w:ind w:right="0" w:left="0" w:firstLine="0"/>
-              <w:spacing w:after="40" w:lineRule="auto" w:before="40" w:line="240"/>
+              <w:ind w:left="0" w:firstLine="0" w:right="0"/>
+              <w:spacing w:lineRule="auto" w:before="40" w:after="40" w:line="240"/>
             </w:pPr>
             <w:r>
               <w:rPr>
@@ -16084,8 +16084,8 @@
             <w:pPr>
               <w:pStyle w:val="Compact"/>
               <w:jc w:val="left"/>
-              <w:ind w:right="0" w:left="0" w:firstLine="0"/>
-              <w:spacing w:after="40" w:lineRule="auto" w:before="40" w:line="240"/>
+              <w:ind w:left="0" w:firstLine="0" w:right="0"/>
+              <w:spacing w:lineRule="auto" w:before="40" w:after="40" w:line="240"/>
             </w:pPr>
             <w:r>
               <w:t xml:space="preserve">string</w:t>
@@ -16098,8 +16098,8 @@
             <w:pPr>
               <w:pStyle w:val="Compact"/>
               <w:jc w:val="left"/>
-              <w:ind w:right="0" w:left="0" w:firstLine="0"/>
-              <w:spacing w:after="40" w:lineRule="auto" w:before="40" w:line="240"/>
+              <w:ind w:left="0" w:firstLine="0" w:right="0"/>
+              <w:spacing w:lineRule="auto" w:before="40" w:after="40" w:line="240"/>
             </w:pPr>
             <w:r>
               <w:t xml:space="preserve">auto</w:t>
@@ -16112,8 +16112,8 @@
             <w:pPr>
               <w:pStyle w:val="Compact"/>
               <w:jc w:val="left"/>
-              <w:ind w:right="0" w:left="0" w:firstLine="0"/>
-              <w:spacing w:after="40" w:lineRule="auto" w:before="40" w:line="240"/>
+              <w:ind w:left="0" w:firstLine="0" w:right="0"/>
+              <w:spacing w:lineRule="auto" w:before="40" w:after="40" w:line="240"/>
             </w:pPr>
             <w:r>
               <w:t xml:space="preserve">Override the auto-generated datatype id. For</w:t>
@@ -16165,7 +16165,7 @@
     </w:p>
     <w:p>
       <w:pPr>
-        <w:spacing w:line="20" w:lineRule="exact" w:before="0" w:after="0"/>
+        <w:spacing w:before="0" w:lineRule="exact" w:after="0" w:line="20"/>
         <w:rPr>
           <w:sz w:val="2"/>
         </w:rPr>
@@ -16207,12 +16207,12 @@
         <w:tblLook w:firstRow="1" w:lastRow="0" w:firstColumn="0" w:lastColumn="0" w:noHBand="0" w:noVBand="0" w:val="0020"/>
         <w:jc w:val="start"/>
         <w:tblBorders>
-          <w:top w:space="0" w:val="single" w:color="000000" w:sz="6"/>
-          <w:left w:space="0" w:val="single" w:color="000000" w:sz="6"/>
-          <w:bottom w:space="0" w:val="single" w:color="000000" w:sz="6"/>
-          <w:right w:space="0" w:val="single" w:color="000000" w:sz="6"/>
-          <w:insideH w:space="0" w:val="single" w:color="000000" w:sz="6"/>
-          <w:insideV w:space="0" w:val="single" w:color="000000" w:sz="6"/>
+          <w:top w:val="single" w:space="0" w:color="000000" w:sz="6"/>
+          <w:left w:val="single" w:space="0" w:color="000000" w:sz="6"/>
+          <w:bottom w:val="single" w:space="0" w:color="000000" w:sz="6"/>
+          <w:right w:val="single" w:space="0" w:color="000000" w:sz="6"/>
+          <w:insideH w:val="single" w:space="0" w:color="000000" w:sz="6"/>
+          <w:insideV w:val="single" w:space="0" w:color="000000" w:sz="6"/>
         </w:tblBorders>
         <w:tblCellMar>
           <w:top w:w="57" w:type="dxa"/>
@@ -16233,14 +16233,14 @@
         </w:trPr>
         <w:tc>
           <w:tcPr>
-            <w:shd w:color="auto" w:val="clear" w:fill="E8E8E8"/>
+            <w:shd w:val="clear" w:color="auto" w:fill="E8E8E8"/>
           </w:tcPr>
           <w:p>
             <w:pPr>
               <w:pStyle w:val="Compact"/>
               <w:jc w:val="left"/>
-              <w:ind w:right="0" w:left="0" w:firstLine="0"/>
-              <w:spacing w:after="40" w:lineRule="auto" w:before="40" w:line="240"/>
+              <w:ind w:left="0" w:firstLine="0" w:right="0"/>
+              <w:spacing w:lineRule="auto" w:before="40" w:after="40" w:line="240"/>
             </w:pPr>
             <w:r>
               <w:rPr>
@@ -16252,14 +16252,14 @@
         </w:tc>
         <w:tc>
           <w:tcPr>
-            <w:shd w:color="auto" w:val="clear" w:fill="E8E8E8"/>
+            <w:shd w:val="clear" w:color="auto" w:fill="E8E8E8"/>
           </w:tcPr>
           <w:p>
             <w:pPr>
               <w:pStyle w:val="Compact"/>
               <w:jc w:val="left"/>
-              <w:ind w:right="0" w:left="0" w:firstLine="0"/>
-              <w:spacing w:after="40" w:lineRule="auto" w:before="40" w:line="240"/>
+              <w:ind w:left="0" w:firstLine="0" w:right="0"/>
+              <w:spacing w:lineRule="auto" w:before="40" w:after="40" w:line="240"/>
             </w:pPr>
             <w:r>
               <w:rPr>
@@ -16271,14 +16271,14 @@
         </w:tc>
         <w:tc>
           <w:tcPr>
-            <w:shd w:color="auto" w:val="clear" w:fill="E8E8E8"/>
+            <w:shd w:val="clear" w:color="auto" w:fill="E8E8E8"/>
           </w:tcPr>
           <w:p>
             <w:pPr>
               <w:pStyle w:val="Compact"/>
               <w:jc w:val="left"/>
-              <w:ind w:right="0" w:left="0" w:firstLine="0"/>
-              <w:spacing w:after="40" w:lineRule="auto" w:before="40" w:line="240"/>
+              <w:ind w:left="0" w:firstLine="0" w:right="0"/>
+              <w:spacing w:lineRule="auto" w:before="40" w:after="40" w:line="240"/>
             </w:pPr>
             <w:r>
               <w:rPr>
@@ -16290,14 +16290,14 @@
         </w:tc>
         <w:tc>
           <w:tcPr>
-            <w:shd w:color="auto" w:val="clear" w:fill="E8E8E8"/>
+            <w:shd w:val="clear" w:color="auto" w:fill="E8E8E8"/>
           </w:tcPr>
           <w:p>
             <w:pPr>
               <w:pStyle w:val="Compact"/>
               <w:jc w:val="left"/>
-              <w:ind w:right="0" w:left="0" w:firstLine="0"/>
-              <w:spacing w:after="40" w:lineRule="auto" w:before="40" w:line="240"/>
+              <w:ind w:left="0" w:firstLine="0" w:right="0"/>
+              <w:spacing w:lineRule="auto" w:before="40" w:after="40" w:line="240"/>
             </w:pPr>
             <w:r>
               <w:rPr>
@@ -16315,8 +16315,8 @@
             <w:pPr>
               <w:pStyle w:val="Compact"/>
               <w:jc w:val="left"/>
-              <w:ind w:right="0" w:left="0" w:firstLine="0"/>
-              <w:spacing w:after="40" w:lineRule="auto" w:before="40" w:line="240"/>
+              <w:ind w:left="0" w:firstLine="0" w:right="0"/>
+              <w:spacing w:lineRule="auto" w:before="40" w:after="40" w:line="240"/>
             </w:pPr>
             <w:r>
               <w:rPr>
@@ -16332,8 +16332,8 @@
             <w:pPr>
               <w:pStyle w:val="Compact"/>
               <w:jc w:val="left"/>
-              <w:ind w:right="0" w:left="0" w:firstLine="0"/>
-              <w:spacing w:after="40" w:lineRule="auto" w:before="40" w:line="240"/>
+              <w:ind w:left="0" w:firstLine="0" w:right="0"/>
+              <w:spacing w:lineRule="auto" w:before="40" w:after="40" w:line="240"/>
             </w:pPr>
             <w:r>
               <w:t xml:space="preserve">string</w:t>
@@ -16346,8 +16346,8 @@
             <w:pPr>
               <w:pStyle w:val="Compact"/>
               <w:jc w:val="left"/>
-              <w:ind w:right="0" w:left="0" w:firstLine="0"/>
-              <w:spacing w:after="40" w:lineRule="auto" w:before="40" w:line="240"/>
+              <w:ind w:left="0" w:firstLine="0" w:right="0"/>
+              <w:spacing w:lineRule="auto" w:before="40" w:after="40" w:line="240"/>
             </w:pPr>
             <w:r>
               <w:t xml:space="preserve">required</w:t>
@@ -16360,8 +16360,8 @@
             <w:pPr>
               <w:pStyle w:val="Compact"/>
               <w:jc w:val="left"/>
-              <w:ind w:right="0" w:left="0" w:firstLine="0"/>
-              <w:spacing w:after="40" w:lineRule="auto" w:before="40" w:line="240"/>
+              <w:ind w:left="0" w:firstLine="0" w:right="0"/>
+              <w:spacing w:lineRule="auto" w:before="40" w:after="40" w:line="240"/>
             </w:pPr>
             <w:r>
               <w:t xml:space="preserve">Unique identifier.</w:t>
@@ -16376,8 +16376,8 @@
             <w:pPr>
               <w:pStyle w:val="Compact"/>
               <w:jc w:val="left"/>
-              <w:ind w:right="0" w:left="0" w:firstLine="0"/>
-              <w:spacing w:after="40" w:lineRule="auto" w:before="40" w:line="240"/>
+              <w:ind w:left="0" w:firstLine="0" w:right="0"/>
+              <w:spacing w:lineRule="auto" w:before="40" w:after="40" w:line="240"/>
             </w:pPr>
             <w:r>
               <w:rPr>
@@ -16393,8 +16393,8 @@
             <w:pPr>
               <w:pStyle w:val="Compact"/>
               <w:jc w:val="left"/>
-              <w:ind w:right="0" w:left="0" w:firstLine="0"/>
-              <w:spacing w:after="40" w:lineRule="auto" w:before="40" w:line="240"/>
+              <w:ind w:left="0" w:firstLine="0" w:right="0"/>
+              <w:spacing w:lineRule="auto" w:before="40" w:after="40" w:line="240"/>
             </w:pPr>
             <w:r>
               <w:t xml:space="preserve">string</w:t>
@@ -16407,8 +16407,8 @@
             <w:pPr>
               <w:pStyle w:val="Compact"/>
               <w:jc w:val="left"/>
-              <w:ind w:right="0" w:left="0" w:firstLine="0"/>
-              <w:spacing w:after="40" w:lineRule="auto" w:before="40" w:line="240"/>
+              <w:ind w:left="0" w:firstLine="0" w:right="0"/>
+              <w:spacing w:lineRule="auto" w:before="40" w:after="40" w:line="240"/>
             </w:pPr>
             <w:r>
               <w:t xml:space="preserve">same as</w:t>
@@ -16430,8 +16430,8 @@
             <w:pPr>
               <w:pStyle w:val="Compact"/>
               <w:jc w:val="left"/>
-              <w:ind w:right="0" w:left="0" w:firstLine="0"/>
-              <w:spacing w:after="40" w:lineRule="auto" w:before="40" w:line="240"/>
+              <w:ind w:left="0" w:firstLine="0" w:right="0"/>
+              <w:spacing w:lineRule="auto" w:before="40" w:after="40" w:line="240"/>
             </w:pPr>
             <w:r>
               <w:t xml:space="preserve">Human-readable name.</w:t>
@@ -16446,8 +16446,8 @@
             <w:pPr>
               <w:pStyle w:val="Compact"/>
               <w:jc w:val="left"/>
-              <w:ind w:right="0" w:left="0" w:firstLine="0"/>
-              <w:spacing w:after="40" w:lineRule="auto" w:before="40" w:line="240"/>
+              <w:ind w:left="0" w:firstLine="0" w:right="0"/>
+              <w:spacing w:lineRule="auto" w:before="40" w:after="40" w:line="240"/>
             </w:pPr>
             <w:r>
               <w:rPr>
@@ -16463,8 +16463,8 @@
             <w:pPr>
               <w:pStyle w:val="Compact"/>
               <w:jc w:val="left"/>
-              <w:ind w:right="0" w:left="0" w:firstLine="0"/>
-              <w:spacing w:after="40" w:lineRule="auto" w:before="40" w:line="240"/>
+              <w:ind w:left="0" w:firstLine="0" w:right="0"/>
+              <w:spacing w:lineRule="auto" w:before="40" w:after="40" w:line="240"/>
             </w:pPr>
             <w:r>
               <w:t xml:space="preserve">string</w:t>
@@ -16477,8 +16477,8 @@
             <w:pPr>
               <w:pStyle w:val="Compact"/>
               <w:jc w:val="left"/>
-              <w:ind w:right="0" w:left="0" w:firstLine="0"/>
-              <w:spacing w:after="40" w:lineRule="auto" w:before="40" w:line="240"/>
+              <w:ind w:left="0" w:firstLine="0" w:right="0"/>
+              <w:spacing w:lineRule="auto" w:before="40" w:after="40" w:line="240"/>
             </w:pPr>
             <w:r>
               <w:rPr>
@@ -16494,8 +16494,8 @@
             <w:pPr>
               <w:pStyle w:val="Compact"/>
               <w:jc w:val="left"/>
-              <w:ind w:right="0" w:left="0" w:firstLine="0"/>
-              <w:spacing w:after="40" w:lineRule="auto" w:before="40" w:line="240"/>
+              <w:ind w:left="0" w:firstLine="0" w:right="0"/>
+              <w:spacing w:lineRule="auto" w:before="40" w:after="40" w:line="240"/>
             </w:pPr>
             <w:r>
               <w:t xml:space="preserve">Description text.</w:t>
@@ -16510,8 +16510,8 @@
             <w:pPr>
               <w:pStyle w:val="Compact"/>
               <w:jc w:val="left"/>
-              <w:ind w:right="0" w:left="0" w:firstLine="0"/>
-              <w:spacing w:after="40" w:lineRule="auto" w:before="40" w:line="240"/>
+              <w:ind w:left="0" w:firstLine="0" w:right="0"/>
+              <w:spacing w:lineRule="auto" w:before="40" w:after="40" w:line="240"/>
             </w:pPr>
             <w:r>
               <w:rPr>
@@ -16527,8 +16527,8 @@
             <w:pPr>
               <w:pStyle w:val="Compact"/>
               <w:jc w:val="left"/>
-              <w:ind w:right="0" w:left="0" w:firstLine="0"/>
-              <w:spacing w:after="40" w:lineRule="auto" w:before="40" w:line="240"/>
+              <w:ind w:left="0" w:firstLine="0" w:right="0"/>
+              <w:spacing w:lineRule="auto" w:before="40" w:after="40" w:line="240"/>
             </w:pPr>
             <w:r>
               <w:t xml:space="preserve">string</w:t>
@@ -16541,8 +16541,8 @@
             <w:pPr>
               <w:pStyle w:val="Compact"/>
               <w:jc w:val="left"/>
-              <w:ind w:right="0" w:left="0" w:firstLine="0"/>
-              <w:spacing w:after="40" w:lineRule="auto" w:before="40" w:line="240"/>
+              <w:ind w:left="0" w:firstLine="0" w:right="0"/>
+              <w:spacing w:lineRule="auto" w:before="40" w:after="40" w:line="240"/>
             </w:pPr>
             <w:r>
               <w:t xml:space="preserve">same as</w:t>
@@ -16564,8 +16564,8 @@
             <w:pPr>
               <w:pStyle w:val="Compact"/>
               <w:jc w:val="left"/>
-              <w:ind w:right="0" w:left="0" w:firstLine="0"/>
-              <w:spacing w:after="40" w:lineRule="auto" w:before="40" w:line="240"/>
+              <w:ind w:left="0" w:firstLine="0" w:right="0"/>
+              <w:spacing w:lineRule="auto" w:before="40" w:after="40" w:line="240"/>
             </w:pPr>
             <w:r>
               <w:t xml:space="preserve">Prefix used in output captions (e.g. </w:t>
@@ -16589,8 +16589,8 @@
             <w:pPr>
               <w:pStyle w:val="Compact"/>
               <w:jc w:val="left"/>
-              <w:ind w:right="0" w:left="0" w:firstLine="0"/>
-              <w:spacing w:after="40" w:lineRule="auto" w:before="40" w:line="240"/>
+              <w:ind w:left="0" w:firstLine="0" w:right="0"/>
+              <w:spacing w:lineRule="auto" w:before="40" w:after="40" w:line="240"/>
             </w:pPr>
             <w:r>
               <w:rPr>
@@ -16606,8 +16606,8 @@
             <w:pPr>
               <w:pStyle w:val="Compact"/>
               <w:jc w:val="left"/>
-              <w:ind w:right="0" w:left="0" w:firstLine="0"/>
-              <w:spacing w:after="40" w:lineRule="auto" w:before="40" w:line="240"/>
+              <w:ind w:left="0" w:firstLine="0" w:right="0"/>
+              <w:spacing w:lineRule="auto" w:before="40" w:after="40" w:line="240"/>
             </w:pPr>
             <w:r>
               <w:t xml:space="preserve">string</w:t>
@@ -16620,8 +16620,8 @@
             <w:pPr>
               <w:pStyle w:val="Compact"/>
               <w:jc w:val="left"/>
-              <w:ind w:right="0" w:left="0" w:firstLine="0"/>
-              <w:spacing w:after="40" w:lineRule="auto" w:before="40" w:line="240"/>
+              <w:ind w:left="0" w:firstLine="0" w:right="0"/>
+              <w:spacing w:lineRule="auto" w:before="40" w:after="40" w:line="240"/>
             </w:pPr>
             <w:r>
               <w:t xml:space="preserve">same as</w:t>
@@ -16643,8 +16643,8 @@
             <w:pPr>
               <w:pStyle w:val="Compact"/>
               <w:jc w:val="left"/>
-              <w:ind w:right="0" w:left="0" w:firstLine="0"/>
-              <w:spacing w:after="40" w:lineRule="auto" w:before="40" w:line="240"/>
+              <w:ind w:left="0" w:firstLine="0" w:right="0"/>
+              <w:spacing w:lineRule="auto" w:before="40" w:after="40" w:line="240"/>
             </w:pPr>
             <w:r>
               <w:t xml:space="preserve">Counter sharing group. Floats with the same</w:t>
@@ -16674,8 +16674,8 @@
             <w:pPr>
               <w:pStyle w:val="Compact"/>
               <w:jc w:val="left"/>
-              <w:ind w:right="0" w:left="0" w:firstLine="0"/>
-              <w:spacing w:after="40" w:lineRule="auto" w:before="40" w:line="240"/>
+              <w:ind w:left="0" w:firstLine="0" w:right="0"/>
+              <w:spacing w:lineRule="auto" w:before="40" w:after="40" w:line="240"/>
             </w:pPr>
             <w:r>
               <w:rPr>
@@ -16691,8 +16691,8 @@
             <w:pPr>
               <w:pStyle w:val="Compact"/>
               <w:jc w:val="left"/>
-              <w:ind w:right="0" w:left="0" w:firstLine="0"/>
-              <w:spacing w:after="40" w:lineRule="auto" w:before="40" w:line="240"/>
+              <w:ind w:left="0" w:firstLine="0" w:right="0"/>
+              <w:spacing w:lineRule="auto" w:before="40" w:after="40" w:line="240"/>
             </w:pPr>
             <w:r>
               <w:t xml:space="preserve">list</w:t>
@@ -16705,8 +16705,8 @@
             <w:pPr>
               <w:pStyle w:val="Compact"/>
               <w:jc w:val="left"/>
-              <w:ind w:right="0" w:left="0" w:firstLine="0"/>
-              <w:spacing w:after="40" w:lineRule="auto" w:before="40" w:line="240"/>
+              <w:ind w:left="0" w:firstLine="0" w:right="0"/>
+              <w:spacing w:lineRule="auto" w:before="40" w:after="40" w:line="240"/>
             </w:pPr>
             <w:r>
               <w:t xml:space="preserve">nil</w:t>
@@ -16719,8 +16719,8 @@
             <w:pPr>
               <w:pStyle w:val="Compact"/>
               <w:jc w:val="left"/>
-              <w:ind w:right="0" w:left="0" w:firstLine="0"/>
-              <w:spacing w:after="40" w:lineRule="auto" w:before="40" w:line="240"/>
+              <w:ind w:left="0" w:firstLine="0" w:right="0"/>
+              <w:spacing w:lineRule="auto" w:before="40" w:after="40" w:line="240"/>
             </w:pPr>
             <w:r>
               <w:t xml:space="preserve">Alternative fence prefixes.</w:t>
@@ -16735,8 +16735,8 @@
             <w:pPr>
               <w:pStyle w:val="Compact"/>
               <w:jc w:val="left"/>
-              <w:ind w:right="0" w:left="0" w:firstLine="0"/>
-              <w:spacing w:after="40" w:lineRule="auto" w:before="40" w:line="240"/>
+              <w:ind w:left="0" w:firstLine="0" w:right="0"/>
+              <w:spacing w:lineRule="auto" w:before="40" w:after="40" w:line="240"/>
             </w:pPr>
             <w:r>
               <w:rPr>
@@ -16752,8 +16752,8 @@
             <w:pPr>
               <w:pStyle w:val="Compact"/>
               <w:jc w:val="left"/>
-              <w:ind w:right="0" w:left="0" w:firstLine="0"/>
-              <w:spacing w:after="40" w:lineRule="auto" w:before="40" w:line="240"/>
+              <w:ind w:left="0" w:firstLine="0" w:right="0"/>
+              <w:spacing w:lineRule="auto" w:before="40" w:after="40" w:line="240"/>
             </w:pPr>
             <w:r>
               <w:t xml:space="preserve">boolean</w:t>
@@ -16766,8 +16766,8 @@
             <w:pPr>
               <w:pStyle w:val="Compact"/>
               <w:jc w:val="left"/>
-              <w:ind w:right="0" w:left="0" w:firstLine="0"/>
-              <w:spacing w:after="40" w:lineRule="auto" w:before="40" w:line="240"/>
+              <w:ind w:left="0" w:firstLine="0" w:right="0"/>
+              <w:spacing w:lineRule="auto" w:before="40" w:after="40" w:line="240"/>
             </w:pPr>
             <w:r>
               <w:t xml:space="preserve">false</w:t>
@@ -16780,8 +16780,8 @@
             <w:pPr>
               <w:pStyle w:val="Compact"/>
               <w:jc w:val="left"/>
-              <w:ind w:right="0" w:left="0" w:firstLine="0"/>
-              <w:spacing w:after="40" w:lineRule="auto" w:before="40" w:line="240"/>
+              <w:ind w:left="0" w:firstLine="0" w:right="0"/>
+              <w:spacing w:lineRule="auto" w:before="40" w:after="40" w:line="240"/>
             </w:pPr>
             <w:r>
               <w:t xml:space="preserve">See</w:t>
@@ -16820,7 +16820,7 @@
     </w:p>
     <w:p>
       <w:pPr>
-        <w:spacing w:line="20" w:lineRule="exact" w:before="0" w:after="0"/>
+        <w:spacing w:before="0" w:lineRule="exact" w:after="0" w:line="20"/>
         <w:rPr>
           <w:sz w:val="2"/>
         </w:rPr>
@@ -16862,12 +16862,12 @@
         <w:tblLook w:firstRow="1" w:lastRow="0" w:firstColumn="0" w:lastColumn="0" w:noHBand="0" w:noVBand="0" w:val="0020"/>
         <w:jc w:val="start"/>
         <w:tblBorders>
-          <w:top w:space="0" w:val="single" w:color="000000" w:sz="6"/>
-          <w:left w:space="0" w:val="single" w:color="000000" w:sz="6"/>
-          <w:bottom w:space="0" w:val="single" w:color="000000" w:sz="6"/>
-          <w:right w:space="0" w:val="single" w:color="000000" w:sz="6"/>
-          <w:insideH w:space="0" w:val="single" w:color="000000" w:sz="6"/>
-          <w:insideV w:space="0" w:val="single" w:color="000000" w:sz="6"/>
+          <w:top w:val="single" w:space="0" w:color="000000" w:sz="6"/>
+          <w:left w:val="single" w:space="0" w:color="000000" w:sz="6"/>
+          <w:bottom w:val="single" w:space="0" w:color="000000" w:sz="6"/>
+          <w:right w:val="single" w:space="0" w:color="000000" w:sz="6"/>
+          <w:insideH w:val="single" w:space="0" w:color="000000" w:sz="6"/>
+          <w:insideV w:val="single" w:space="0" w:color="000000" w:sz="6"/>
         </w:tblBorders>
         <w:tblCellMar>
           <w:top w:w="57" w:type="dxa"/>
@@ -16888,14 +16888,14 @@
         </w:trPr>
         <w:tc>
           <w:tcPr>
-            <w:shd w:color="auto" w:val="clear" w:fill="E8E8E8"/>
+            <w:shd w:val="clear" w:color="auto" w:fill="E8E8E8"/>
           </w:tcPr>
           <w:p>
             <w:pPr>
               <w:pStyle w:val="Compact"/>
               <w:jc w:val="left"/>
-              <w:ind w:right="0" w:left="0" w:firstLine="0"/>
-              <w:spacing w:after="40" w:lineRule="auto" w:before="40" w:line="240"/>
+              <w:ind w:left="0" w:firstLine="0" w:right="0"/>
+              <w:spacing w:lineRule="auto" w:before="40" w:after="40" w:line="240"/>
             </w:pPr>
             <w:r>
               <w:rPr>
@@ -16907,14 +16907,14 @@
         </w:tc>
         <w:tc>
           <w:tcPr>
-            <w:shd w:color="auto" w:val="clear" w:fill="E8E8E8"/>
+            <w:shd w:val="clear" w:color="auto" w:fill="E8E8E8"/>
           </w:tcPr>
           <w:p>
             <w:pPr>
               <w:pStyle w:val="Compact"/>
               <w:jc w:val="left"/>
-              <w:ind w:right="0" w:left="0" w:firstLine="0"/>
-              <w:spacing w:after="40" w:lineRule="auto" w:before="40" w:line="240"/>
+              <w:ind w:left="0" w:firstLine="0" w:right="0"/>
+              <w:spacing w:lineRule="auto" w:before="40" w:after="40" w:line="240"/>
             </w:pPr>
             <w:r>
               <w:rPr>
@@ -16926,14 +16926,14 @@
         </w:tc>
         <w:tc>
           <w:tcPr>
-            <w:shd w:color="auto" w:val="clear" w:fill="E8E8E8"/>
+            <w:shd w:val="clear" w:color="auto" w:fill="E8E8E8"/>
           </w:tcPr>
           <w:p>
             <w:pPr>
               <w:pStyle w:val="Compact"/>
               <w:jc w:val="left"/>
-              <w:ind w:right="0" w:left="0" w:firstLine="0"/>
-              <w:spacing w:after="40" w:lineRule="auto" w:before="40" w:line="240"/>
+              <w:ind w:left="0" w:firstLine="0" w:right="0"/>
+              <w:spacing w:lineRule="auto" w:before="40" w:after="40" w:line="240"/>
             </w:pPr>
             <w:r>
               <w:rPr>
@@ -16945,14 +16945,14 @@
         </w:tc>
         <w:tc>
           <w:tcPr>
-            <w:shd w:color="auto" w:val="clear" w:fill="E8E8E8"/>
+            <w:shd w:val="clear" w:color="auto" w:fill="E8E8E8"/>
           </w:tcPr>
           <w:p>
             <w:pPr>
               <w:pStyle w:val="Compact"/>
               <w:jc w:val="left"/>
-              <w:ind w:right="0" w:left="0" w:firstLine="0"/>
-              <w:spacing w:after="40" w:lineRule="auto" w:before="40" w:line="240"/>
+              <w:ind w:left="0" w:firstLine="0" w:right="0"/>
+              <w:spacing w:lineRule="auto" w:before="40" w:after="40" w:line="240"/>
             </w:pPr>
             <w:r>
               <w:rPr>
@@ -16970,8 +16970,8 @@
             <w:pPr>
               <w:pStyle w:val="Compact"/>
               <w:jc w:val="left"/>
-              <w:ind w:right="0" w:left="0" w:firstLine="0"/>
-              <w:spacing w:after="40" w:lineRule="auto" w:before="40" w:line="240"/>
+              <w:ind w:left="0" w:firstLine="0" w:right="0"/>
+              <w:spacing w:lineRule="auto" w:before="40" w:after="40" w:line="240"/>
             </w:pPr>
             <w:r>
               <w:rPr>
@@ -16987,8 +16987,8 @@
             <w:pPr>
               <w:pStyle w:val="Compact"/>
               <w:jc w:val="left"/>
-              <w:ind w:right="0" w:left="0" w:firstLine="0"/>
-              <w:spacing w:after="40" w:lineRule="auto" w:before="40" w:line="240"/>
+              <w:ind w:left="0" w:firstLine="0" w:right="0"/>
+              <w:spacing w:lineRule="auto" w:before="40" w:after="40" w:line="240"/>
             </w:pPr>
             <w:r>
               <w:t xml:space="preserve">string</w:t>
@@ -17001,8 +17001,8 @@
             <w:pPr>
               <w:pStyle w:val="Compact"/>
               <w:jc w:val="left"/>
-              <w:ind w:right="0" w:left="0" w:firstLine="0"/>
-              <w:spacing w:after="40" w:lineRule="auto" w:before="40" w:line="240"/>
+              <w:ind w:left="0" w:firstLine="0" w:right="0"/>
+              <w:spacing w:lineRule="auto" w:before="40" w:after="40" w:line="240"/>
             </w:pPr>
             <w:r>
               <w:t xml:space="preserve">required</w:t>
@@ -17015,8 +17015,8 @@
             <w:pPr>
               <w:pStyle w:val="Compact"/>
               <w:jc w:val="left"/>
-              <w:ind w:right="0" w:left="0" w:firstLine="0"/>
-              <w:spacing w:after="40" w:lineRule="auto" w:before="40" w:line="240"/>
+              <w:ind w:left="0" w:firstLine="0" w:right="0"/>
+              <w:spacing w:lineRule="auto" w:before="40" w:after="40" w:line="240"/>
             </w:pPr>
             <w:r>
               <w:t xml:space="preserve">Unique identifier.</w:t>
@@ -17031,8 +17031,8 @@
             <w:pPr>
               <w:pStyle w:val="Compact"/>
               <w:jc w:val="left"/>
-              <w:ind w:right="0" w:left="0" w:firstLine="0"/>
-              <w:spacing w:after="40" w:lineRule="auto" w:before="40" w:line="240"/>
+              <w:ind w:left="0" w:firstLine="0" w:right="0"/>
+              <w:spacing w:lineRule="auto" w:before="40" w:after="40" w:line="240"/>
             </w:pPr>
             <w:r>
               <w:rPr>
@@ -17048,8 +17048,8 @@
             <w:pPr>
               <w:pStyle w:val="Compact"/>
               <w:jc w:val="left"/>
-              <w:ind w:right="0" w:left="0" w:firstLine="0"/>
-              <w:spacing w:after="40" w:lineRule="auto" w:before="40" w:line="240"/>
+              <w:ind w:left="0" w:firstLine="0" w:right="0"/>
+              <w:spacing w:lineRule="auto" w:before="40" w:after="40" w:line="240"/>
             </w:pPr>
             <w:r>
               <w:t xml:space="preserve">string</w:t>
@@ -17062,8 +17062,8 @@
             <w:pPr>
               <w:pStyle w:val="Compact"/>
               <w:jc w:val="left"/>
-              <w:ind w:right="0" w:left="0" w:firstLine="0"/>
-              <w:spacing w:after="40" w:lineRule="auto" w:before="40" w:line="240"/>
+              <w:ind w:left="0" w:firstLine="0" w:right="0"/>
+              <w:spacing w:lineRule="auto" w:before="40" w:after="40" w:line="240"/>
             </w:pPr>
             <w:r>
               <w:t xml:space="preserve">nil</w:t>
@@ -17076,8 +17076,8 @@
             <w:pPr>
               <w:pStyle w:val="Compact"/>
               <w:jc w:val="left"/>
-              <w:ind w:right="0" w:left="0" w:firstLine="0"/>
-              <w:spacing w:after="40" w:lineRule="auto" w:before="40" w:line="240"/>
+              <w:ind w:left="0" w:firstLine="0" w:right="0"/>
+              <w:spacing w:lineRule="auto" w:before="40" w:after="40" w:line="240"/>
             </w:pPr>
             <w:r>
               <w:t xml:space="preserve">Base relation type. Typically</w:t>
@@ -17164,8 +17164,8 @@
             <w:pPr>
               <w:pStyle w:val="Compact"/>
               <w:jc w:val="left"/>
-              <w:ind w:right="0" w:left="0" w:firstLine="0"/>
-              <w:spacing w:after="40" w:lineRule="auto" w:before="40" w:line="240"/>
+              <w:ind w:left="0" w:firstLine="0" w:right="0"/>
+              <w:spacing w:lineRule="auto" w:before="40" w:after="40" w:line="240"/>
             </w:pPr>
             <w:r>
               <w:rPr>
@@ -17181,8 +17181,8 @@
             <w:pPr>
               <w:pStyle w:val="Compact"/>
               <w:jc w:val="left"/>
-              <w:ind w:right="0" w:left="0" w:firstLine="0"/>
-              <w:spacing w:after="40" w:lineRule="auto" w:before="40" w:line="240"/>
+              <w:ind w:left="0" w:firstLine="0" w:right="0"/>
+              <w:spacing w:lineRule="auto" w:before="40" w:after="40" w:line="240"/>
             </w:pPr>
             <w:r>
               <w:t xml:space="preserve">string</w:t>
@@ -17195,8 +17195,8 @@
             <w:pPr>
               <w:pStyle w:val="Compact"/>
               <w:jc w:val="left"/>
-              <w:ind w:right="0" w:left="0" w:firstLine="0"/>
-              <w:spacing w:after="40" w:lineRule="auto" w:before="40" w:line="240"/>
+              <w:ind w:left="0" w:firstLine="0" w:right="0"/>
+              <w:spacing w:lineRule="auto" w:before="40" w:after="40" w:line="240"/>
             </w:pPr>
             <w:r>
               <w:t xml:space="preserve">inherited</w:t>
@@ -17209,8 +17209,8 @@
             <w:pPr>
               <w:pStyle w:val="Compact"/>
               <w:jc w:val="left"/>
-              <w:ind w:right="0" w:left="0" w:firstLine="0"/>
-              <w:spacing w:after="40" w:lineRule="auto" w:before="40" w:line="240"/>
+              <w:ind w:left="0" w:firstLine="0" w:right="0"/>
+              <w:spacing w:lineRule="auto" w:before="40" w:after="40" w:line="240"/>
             </w:pPr>
             <w:r>
               <w:t xml:space="preserve">Override the inherited selector (</w:t>
@@ -17249,8 +17249,8 @@
             <w:pPr>
               <w:pStyle w:val="Compact"/>
               <w:jc w:val="left"/>
-              <w:ind w:right="0" w:left="0" w:firstLine="0"/>
-              <w:spacing w:after="40" w:lineRule="auto" w:before="40" w:line="240"/>
+              <w:ind w:left="0" w:firstLine="0" w:right="0"/>
+              <w:spacing w:lineRule="auto" w:before="40" w:after="40" w:line="240"/>
             </w:pPr>
             <w:r>
               <w:rPr>
@@ -17266,8 +17266,8 @@
             <w:pPr>
               <w:pStyle w:val="Compact"/>
               <w:jc w:val="left"/>
-              <w:ind w:right="0" w:left="0" w:firstLine="0"/>
-              <w:spacing w:after="40" w:lineRule="auto" w:before="40" w:line="240"/>
+              <w:ind w:left="0" w:firstLine="0" w:right="0"/>
+              <w:spacing w:lineRule="auto" w:before="40" w:after="40" w:line="240"/>
             </w:pPr>
             <w:r>
               <w:t xml:space="preserve">string</w:t>
@@ -17280,8 +17280,8 @@
             <w:pPr>
               <w:pStyle w:val="Compact"/>
               <w:jc w:val="left"/>
-              <w:ind w:right="0" w:left="0" w:firstLine="0"/>
-              <w:spacing w:after="40" w:lineRule="auto" w:before="40" w:line="240"/>
+              <w:ind w:left="0" w:firstLine="0" w:right="0"/>
+              <w:spacing w:lineRule="auto" w:before="40" w:after="40" w:line="240"/>
             </w:pPr>
             <w:r>
               <w:t xml:space="preserve">nil</w:t>
@@ -17294,8 +17294,8 @@
             <w:pPr>
               <w:pStyle w:val="Compact"/>
               <w:jc w:val="left"/>
-              <w:ind w:right="0" w:left="0" w:firstLine="0"/>
-              <w:spacing w:after="40" w:lineRule="auto" w:before="40" w:line="240"/>
+              <w:ind w:left="0" w:firstLine="0" w:right="0"/>
+              <w:spacing w:lineRule="auto" w:before="40" w:after="40" w:line="240"/>
             </w:pPr>
             <w:r>
               <w:t xml:space="preserve">Constrain the source object type (nil = any).</w:t>
@@ -17310,8 +17310,8 @@
             <w:pPr>
               <w:pStyle w:val="Compact"/>
               <w:jc w:val="left"/>
-              <w:ind w:right="0" w:left="0" w:firstLine="0"/>
-              <w:spacing w:after="40" w:lineRule="auto" w:before="40" w:line="240"/>
+              <w:ind w:left="0" w:firstLine="0" w:right="0"/>
+              <w:spacing w:lineRule="auto" w:before="40" w:after="40" w:line="240"/>
             </w:pPr>
             <w:r>
               <w:rPr>
@@ -17327,8 +17327,8 @@
             <w:pPr>
               <w:pStyle w:val="Compact"/>
               <w:jc w:val="left"/>
-              <w:ind w:right="0" w:left="0" w:firstLine="0"/>
-              <w:spacing w:after="40" w:lineRule="auto" w:before="40" w:line="240"/>
+              <w:ind w:left="0" w:firstLine="0" w:right="0"/>
+              <w:spacing w:lineRule="auto" w:before="40" w:after="40" w:line="240"/>
             </w:pPr>
             <w:r>
               <w:t xml:space="preserve">string</w:t>
@@ -17341,8 +17341,8 @@
             <w:pPr>
               <w:pStyle w:val="Compact"/>
               <w:jc w:val="left"/>
-              <w:ind w:right="0" w:left="0" w:firstLine="0"/>
-              <w:spacing w:after="40" w:lineRule="auto" w:before="40" w:line="240"/>
+              <w:ind w:left="0" w:firstLine="0" w:right="0"/>
+              <w:spacing w:lineRule="auto" w:before="40" w:after="40" w:line="240"/>
             </w:pPr>
             <w:r>
               <w:t xml:space="preserve">nil</w:t>
@@ -17355,8 +17355,8 @@
             <w:pPr>
               <w:pStyle w:val="Compact"/>
               <w:jc w:val="left"/>
-              <w:ind w:right="0" w:left="0" w:firstLine="0"/>
-              <w:spacing w:after="40" w:lineRule="auto" w:before="40" w:line="240"/>
+              <w:ind w:left="0" w:firstLine="0" w:right="0"/>
+              <w:spacing w:lineRule="auto" w:before="40" w:after="40" w:line="240"/>
             </w:pPr>
             <w:r>
               <w:t xml:space="preserve">Constrain the target type (nil = any). Comma-separated list accepted.</w:t>
@@ -17371,8 +17371,8 @@
             <w:pPr>
               <w:pStyle w:val="Compact"/>
               <w:jc w:val="left"/>
-              <w:ind w:right="0" w:left="0" w:firstLine="0"/>
-              <w:spacing w:after="40" w:lineRule="auto" w:before="40" w:line="240"/>
+              <w:ind w:left="0" w:firstLine="0" w:right="0"/>
+              <w:spacing w:lineRule="auto" w:before="40" w:after="40" w:line="240"/>
             </w:pPr>
             <w:r>
               <w:rPr>
@@ -17388,8 +17388,8 @@
             <w:pPr>
               <w:pStyle w:val="Compact"/>
               <w:jc w:val="left"/>
-              <w:ind w:right="0" w:left="0" w:firstLine="0"/>
-              <w:spacing w:after="40" w:lineRule="auto" w:before="40" w:line="240"/>
+              <w:ind w:left="0" w:firstLine="0" w:right="0"/>
+              <w:spacing w:lineRule="auto" w:before="40" w:after="40" w:line="240"/>
             </w:pPr>
             <w:r>
               <w:t xml:space="preserve">string</w:t>
@@ -17402,8 +17402,8 @@
             <w:pPr>
               <w:pStyle w:val="Compact"/>
               <w:jc w:val="left"/>
-              <w:ind w:right="0" w:left="0" w:firstLine="0"/>
-              <w:spacing w:after="40" w:lineRule="auto" w:before="40" w:line="240"/>
+              <w:ind w:left="0" w:firstLine="0" w:right="0"/>
+              <w:spacing w:lineRule="auto" w:before="40" w:after="40" w:line="240"/>
             </w:pPr>
             <w:r>
               <w:t xml:space="preserve">nil</w:t>
@@ -17416,8 +17416,8 @@
             <w:pPr>
               <w:pStyle w:val="Compact"/>
               <w:jc w:val="left"/>
-              <w:ind w:right="0" w:left="0" w:firstLine="0"/>
-              <w:spacing w:after="40" w:lineRule="auto" w:before="40" w:line="240"/>
+              <w:ind w:left="0" w:firstLine="0" w:right="0"/>
+              <w:spacing w:lineRule="auto" w:before="40" w:after="40" w:line="240"/>
             </w:pPr>
             <w:r>
               <w:t xml:space="preserve">Constrain to links inside this attribute.</w:t>
@@ -17432,8 +17432,8 @@
             <w:pPr>
               <w:pStyle w:val="Compact"/>
               <w:jc w:val="left"/>
-              <w:ind w:right="0" w:left="0" w:firstLine="0"/>
-              <w:spacing w:after="40" w:lineRule="auto" w:before="40" w:line="240"/>
+              <w:ind w:left="0" w:firstLine="0" w:right="0"/>
+              <w:spacing w:lineRule="auto" w:before="40" w:after="40" w:line="240"/>
             </w:pPr>
             <w:r>
               <w:rPr>
@@ -17449,8 +17449,8 @@
             <w:pPr>
               <w:pStyle w:val="Compact"/>
               <w:jc w:val="left"/>
-              <w:ind w:right="0" w:left="0" w:firstLine="0"/>
-              <w:spacing w:after="40" w:lineRule="auto" w:before="40" w:line="240"/>
+              <w:ind w:left="0" w:firstLine="0" w:right="0"/>
+              <w:spacing w:lineRule="auto" w:before="40" w:after="40" w:line="240"/>
             </w:pPr>
             <w:r>
               <w:t xml:space="preserve">boolean</w:t>
@@ -17463,8 +17463,8 @@
             <w:pPr>
               <w:pStyle w:val="Compact"/>
               <w:jc w:val="left"/>
-              <w:ind w:right="0" w:left="0" w:firstLine="0"/>
-              <w:spacing w:after="40" w:lineRule="auto" w:before="40" w:line="240"/>
+              <w:ind w:left="0" w:firstLine="0" w:right="0"/>
+              <w:spacing w:lineRule="auto" w:before="40" w:after="40" w:line="240"/>
             </w:pPr>
             <w:r>
               <w:t xml:space="preserve">false</w:t>
@@ -17477,8 +17477,8 @@
             <w:pPr>
               <w:pStyle w:val="Compact"/>
               <w:jc w:val="left"/>
-              <w:ind w:right="0" w:left="0" w:firstLine="0"/>
-              <w:spacing w:after="40" w:lineRule="auto" w:before="40" w:line="240"/>
+              <w:ind w:left="0" w:firstLine="0" w:right="0"/>
+              <w:spacing w:lineRule="auto" w:before="40" w:after="40" w:line="240"/>
             </w:pPr>
             <w:r>
               <w:t xml:space="preserve">Derive from the containment hierarchy instead of an explicit link.</w:t>
@@ -17555,7 +17555,7 @@
     </w:p>
     <w:p>
       <w:pPr>
-        <w:spacing w:line="20" w:lineRule="exact" w:before="0" w:after="0"/>
+        <w:spacing w:before="0" w:lineRule="exact" w:after="0" w:line="20"/>
         <w:rPr>
           <w:sz w:val="2"/>
         </w:rPr>
@@ -17597,12 +17597,12 @@
         <w:tblLook w:firstRow="1" w:lastRow="0" w:firstColumn="0" w:lastColumn="0" w:noHBand="0" w:noVBand="0" w:val="0020"/>
         <w:jc w:val="start"/>
         <w:tblBorders>
-          <w:top w:space="0" w:val="single" w:color="000000" w:sz="6"/>
-          <w:left w:space="0" w:val="single" w:color="000000" w:sz="6"/>
-          <w:bottom w:space="0" w:val="single" w:color="000000" w:sz="6"/>
-          <w:right w:space="0" w:val="single" w:color="000000" w:sz="6"/>
-          <w:insideH w:space="0" w:val="single" w:color="000000" w:sz="6"/>
-          <w:insideV w:space="0" w:val="single" w:color="000000" w:sz="6"/>
+          <w:top w:val="single" w:space="0" w:color="000000" w:sz="6"/>
+          <w:left w:val="single" w:space="0" w:color="000000" w:sz="6"/>
+          <w:bottom w:val="single" w:space="0" w:color="000000" w:sz="6"/>
+          <w:right w:val="single" w:space="0" w:color="000000" w:sz="6"/>
+          <w:insideH w:val="single" w:space="0" w:color="000000" w:sz="6"/>
+          <w:insideV w:val="single" w:space="0" w:color="000000" w:sz="6"/>
         </w:tblBorders>
         <w:tblCellMar>
           <w:top w:w="57" w:type="dxa"/>
@@ -17623,14 +17623,14 @@
         </w:trPr>
         <w:tc>
           <w:tcPr>
-            <w:shd w:color="auto" w:val="clear" w:fill="E8E8E8"/>
+            <w:shd w:val="clear" w:color="auto" w:fill="E8E8E8"/>
           </w:tcPr>
           <w:p>
             <w:pPr>
               <w:pStyle w:val="Compact"/>
               <w:jc w:val="left"/>
-              <w:ind w:right="0" w:left="0" w:firstLine="0"/>
-              <w:spacing w:after="40" w:lineRule="auto" w:before="40" w:line="240"/>
+              <w:ind w:left="0" w:firstLine="0" w:right="0"/>
+              <w:spacing w:lineRule="auto" w:before="40" w:after="40" w:line="240"/>
             </w:pPr>
             <w:r>
               <w:rPr>
@@ -17642,14 +17642,14 @@
         </w:tc>
         <w:tc>
           <w:tcPr>
-            <w:shd w:color="auto" w:val="clear" w:fill="E8E8E8"/>
+            <w:shd w:val="clear" w:color="auto" w:fill="E8E8E8"/>
           </w:tcPr>
           <w:p>
             <w:pPr>
               <w:pStyle w:val="Compact"/>
               <w:jc w:val="left"/>
-              <w:ind w:right="0" w:left="0" w:firstLine="0"/>
-              <w:spacing w:after="40" w:lineRule="auto" w:before="40" w:line="240"/>
+              <w:ind w:left="0" w:firstLine="0" w:right="0"/>
+              <w:spacing w:lineRule="auto" w:before="40" w:after="40" w:line="240"/>
             </w:pPr>
             <w:r>
               <w:rPr>
@@ -17661,14 +17661,14 @@
         </w:tc>
         <w:tc>
           <w:tcPr>
-            <w:shd w:color="auto" w:val="clear" w:fill="E8E8E8"/>
+            <w:shd w:val="clear" w:color="auto" w:fill="E8E8E8"/>
           </w:tcPr>
           <w:p>
             <w:pPr>
               <w:pStyle w:val="Compact"/>
               <w:jc w:val="left"/>
-              <w:ind w:right="0" w:left="0" w:firstLine="0"/>
-              <w:spacing w:after="40" w:lineRule="auto" w:before="40" w:line="240"/>
+              <w:ind w:left="0" w:firstLine="0" w:right="0"/>
+              <w:spacing w:lineRule="auto" w:before="40" w:after="40" w:line="240"/>
             </w:pPr>
             <w:r>
               <w:rPr>
@@ -17680,14 +17680,14 @@
         </w:tc>
         <w:tc>
           <w:tcPr>
-            <w:shd w:color="auto" w:val="clear" w:fill="E8E8E8"/>
+            <w:shd w:val="clear" w:color="auto" w:fill="E8E8E8"/>
           </w:tcPr>
           <w:p>
             <w:pPr>
               <w:pStyle w:val="Compact"/>
               <w:jc w:val="left"/>
-              <w:ind w:right="0" w:left="0" w:firstLine="0"/>
-              <w:spacing w:after="40" w:lineRule="auto" w:before="40" w:line="240"/>
+              <w:ind w:left="0" w:firstLine="0" w:right="0"/>
+              <w:spacing w:lineRule="auto" w:before="40" w:after="40" w:line="240"/>
             </w:pPr>
             <w:r>
               <w:rPr>
@@ -17705,8 +17705,8 @@
             <w:pPr>
               <w:pStyle w:val="Compact"/>
               <w:jc w:val="left"/>
-              <w:ind w:right="0" w:left="0" w:firstLine="0"/>
-              <w:spacing w:after="40" w:lineRule="auto" w:before="40" w:line="240"/>
+              <w:ind w:left="0" w:firstLine="0" w:right="0"/>
+              <w:spacing w:lineRule="auto" w:before="40" w:after="40" w:line="240"/>
             </w:pPr>
             <w:r>
               <w:rPr>
@@ -17722,8 +17722,8 @@
             <w:pPr>
               <w:pStyle w:val="Compact"/>
               <w:jc w:val="left"/>
-              <w:ind w:right="0" w:left="0" w:firstLine="0"/>
-              <w:spacing w:after="40" w:lineRule="auto" w:before="40" w:line="240"/>
+              <w:ind w:left="0" w:firstLine="0" w:right="0"/>
+              <w:spacing w:lineRule="auto" w:before="40" w:after="40" w:line="240"/>
             </w:pPr>
             <w:r>
               <w:t xml:space="preserve">string</w:t>
@@ -17736,8 +17736,8 @@
             <w:pPr>
               <w:pStyle w:val="Compact"/>
               <w:jc w:val="left"/>
-              <w:ind w:right="0" w:left="0" w:firstLine="0"/>
-              <w:spacing w:after="40" w:lineRule="auto" w:before="40" w:line="240"/>
+              <w:ind w:left="0" w:firstLine="0" w:right="0"/>
+              <w:spacing w:lineRule="auto" w:before="40" w:after="40" w:line="240"/>
             </w:pPr>
             <w:r>
               <w:t xml:space="preserve">required</w:t>
@@ -17750,8 +17750,8 @@
             <w:pPr>
               <w:pStyle w:val="Compact"/>
               <w:jc w:val="left"/>
-              <w:ind w:right="0" w:left="0" w:firstLine="0"/>
-              <w:spacing w:after="40" w:lineRule="auto" w:before="40" w:line="240"/>
+              <w:ind w:left="0" w:firstLine="0" w:right="0"/>
+              <w:spacing w:lineRule="auto" w:before="40" w:after="40" w:line="240"/>
             </w:pPr>
             <w:r>
               <w:t xml:space="preserve">Unique identifier.</w:t>
@@ -17766,8 +17766,8 @@
             <w:pPr>
               <w:pStyle w:val="Compact"/>
               <w:jc w:val="left"/>
-              <w:ind w:right="0" w:left="0" w:firstLine="0"/>
-              <w:spacing w:after="40" w:lineRule="auto" w:before="40" w:line="240"/>
+              <w:ind w:left="0" w:firstLine="0" w:right="0"/>
+              <w:spacing w:lineRule="auto" w:before="40" w:after="40" w:line="240"/>
             </w:pPr>
             <w:r>
               <w:rPr>
@@ -17783,8 +17783,8 @@
             <w:pPr>
               <w:pStyle w:val="Compact"/>
               <w:jc w:val="left"/>
-              <w:ind w:right="0" w:left="0" w:firstLine="0"/>
-              <w:spacing w:after="40" w:lineRule="auto" w:before="40" w:line="240"/>
+              <w:ind w:left="0" w:firstLine="0" w:right="0"/>
+              <w:spacing w:lineRule="auto" w:before="40" w:after="40" w:line="240"/>
             </w:pPr>
             <w:r>
               <w:t xml:space="preserve">string</w:t>
@@ -17797,8 +17797,8 @@
             <w:pPr>
               <w:pStyle w:val="Compact"/>
               <w:jc w:val="left"/>
-              <w:ind w:right="0" w:left="0" w:firstLine="0"/>
-              <w:spacing w:after="40" w:lineRule="auto" w:before="40" w:line="240"/>
+              <w:ind w:left="0" w:firstLine="0" w:right="0"/>
+              <w:spacing w:lineRule="auto" w:before="40" w:after="40" w:line="240"/>
             </w:pPr>
             <w:r>
               <w:t xml:space="preserve">same as</w:t>
@@ -17820,8 +17820,8 @@
             <w:pPr>
               <w:pStyle w:val="Compact"/>
               <w:jc w:val="left"/>
-              <w:ind w:right="0" w:left="0" w:firstLine="0"/>
-              <w:spacing w:after="40" w:lineRule="auto" w:before="40" w:line="240"/>
+              <w:ind w:left="0" w:firstLine="0" w:right="0"/>
+              <w:spacing w:lineRule="auto" w:before="40" w:after="40" w:line="240"/>
             </w:pPr>
             <w:r>
               <w:t xml:space="preserve">Human-readable name.</w:t>
@@ -17836,8 +17836,8 @@
             <w:pPr>
               <w:pStyle w:val="Compact"/>
               <w:jc w:val="left"/>
-              <w:ind w:right="0" w:left="0" w:firstLine="0"/>
-              <w:spacing w:after="40" w:lineRule="auto" w:before="40" w:line="240"/>
+              <w:ind w:left="0" w:firstLine="0" w:right="0"/>
+              <w:spacing w:lineRule="auto" w:before="40" w:after="40" w:line="240"/>
             </w:pPr>
             <w:r>
               <w:rPr>
@@ -17853,8 +17853,8 @@
             <w:pPr>
               <w:pStyle w:val="Compact"/>
               <w:jc w:val="left"/>
-              <w:ind w:right="0" w:left="0" w:firstLine="0"/>
-              <w:spacing w:after="40" w:lineRule="auto" w:before="40" w:line="240"/>
+              <w:ind w:left="0" w:firstLine="0" w:right="0"/>
+              <w:spacing w:lineRule="auto" w:before="40" w:after="40" w:line="240"/>
             </w:pPr>
             <w:r>
               <w:t xml:space="preserve">string</w:t>
@@ -17867,8 +17867,8 @@
             <w:pPr>
               <w:pStyle w:val="Compact"/>
               <w:jc w:val="left"/>
-              <w:ind w:right="0" w:left="0" w:firstLine="0"/>
-              <w:spacing w:after="40" w:lineRule="auto" w:before="40" w:line="240"/>
+              <w:ind w:left="0" w:firstLine="0" w:right="0"/>
+              <w:spacing w:lineRule="auto" w:before="40" w:after="40" w:line="240"/>
             </w:pPr>
             <w:r>
               <w:t xml:space="preserve">nil</w:t>
@@ -17881,8 +17881,8 @@
             <w:pPr>
               <w:pStyle w:val="Compact"/>
               <w:jc w:val="left"/>
-              <w:ind w:right="0" w:left="0" w:firstLine="0"/>
-              <w:spacing w:after="40" w:lineRule="auto" w:before="40" w:line="240"/>
+              <w:ind w:left="0" w:firstLine="0" w:right="0"/>
+              <w:spacing w:lineRule="auto" w:before="40" w:after="40" w:line="240"/>
             </w:pPr>
             <w:r>
               <w:t xml:space="preserve">Prefix for inline-code dispatch (</w:t>
@@ -17921,8 +17921,8 @@
             <w:pPr>
               <w:pStyle w:val="Compact"/>
               <w:jc w:val="left"/>
-              <w:ind w:right="0" w:left="0" w:firstLine="0"/>
-              <w:spacing w:after="40" w:lineRule="auto" w:before="40" w:line="240"/>
+              <w:ind w:left="0" w:firstLine="0" w:right="0"/>
+              <w:spacing w:lineRule="auto" w:before="40" w:after="40" w:line="240"/>
             </w:pPr>
             <w:r>
               <w:rPr>
@@ -17938,8 +17938,8 @@
             <w:pPr>
               <w:pStyle w:val="Compact"/>
               <w:jc w:val="left"/>
-              <w:ind w:right="0" w:left="0" w:firstLine="0"/>
-              <w:spacing w:after="40" w:lineRule="auto" w:before="40" w:line="240"/>
+              <w:ind w:left="0" w:firstLine="0" w:right="0"/>
+              <w:spacing w:lineRule="auto" w:before="40" w:after="40" w:line="240"/>
             </w:pPr>
             <w:r>
               <w:t xml:space="preserve">list</w:t>
@@ -17952,8 +17952,8 @@
             <w:pPr>
               <w:pStyle w:val="Compact"/>
               <w:jc w:val="left"/>
-              <w:ind w:right="0" w:left="0" w:firstLine="0"/>
-              <w:spacing w:after="40" w:lineRule="auto" w:before="40" w:line="240"/>
+              <w:ind w:left="0" w:firstLine="0" w:right="0"/>
+              <w:spacing w:lineRule="auto" w:before="40" w:after="40" w:line="240"/>
             </w:pPr>
             <w:r>
               <w:t xml:space="preserve">nil</w:t>
@@ -17966,8 +17966,8 @@
             <w:pPr>
               <w:pStyle w:val="Compact"/>
               <w:jc w:val="left"/>
-              <w:ind w:right="0" w:left="0" w:firstLine="0"/>
-              <w:spacing w:after="40" w:lineRule="auto" w:before="40" w:line="240"/>
+              <w:ind w:left="0" w:firstLine="0" w:right="0"/>
+              <w:spacing w:lineRule="auto" w:before="40" w:after="40" w:line="240"/>
             </w:pPr>
             <w:r>
               <w:t xml:space="preserve">Alternative prefixes for the same view type.</w:t>
@@ -17982,8 +17982,8 @@
             <w:pPr>
               <w:pStyle w:val="Compact"/>
               <w:jc w:val="left"/>
-              <w:ind w:right="0" w:left="0" w:firstLine="0"/>
-              <w:spacing w:after="40" w:lineRule="auto" w:before="40" w:line="240"/>
+              <w:ind w:left="0" w:firstLine="0" w:right="0"/>
+              <w:spacing w:lineRule="auto" w:before="40" w:after="40" w:line="240"/>
             </w:pPr>
             <w:r>
               <w:rPr>
@@ -17999,8 +17999,8 @@
             <w:pPr>
               <w:pStyle w:val="Compact"/>
               <w:jc w:val="left"/>
-              <w:ind w:right="0" w:left="0" w:firstLine="0"/>
-              <w:spacing w:after="40" w:lineRule="auto" w:before="40" w:line="240"/>
+              <w:ind w:left="0" w:firstLine="0" w:right="0"/>
+              <w:spacing w:lineRule="auto" w:before="40" w:after="40" w:line="240"/>
             </w:pPr>
             <w:r>
               <w:t xml:space="preserve">string</w:t>
@@ -18013,8 +18013,8 @@
             <w:pPr>
               <w:pStyle w:val="Compact"/>
               <w:jc w:val="left"/>
-              <w:ind w:right="0" w:left="0" w:firstLine="0"/>
-              <w:spacing w:after="40" w:lineRule="auto" w:before="40" w:line="240"/>
+              <w:ind w:left="0" w:firstLine="0" w:right="0"/>
+              <w:spacing w:lineRule="auto" w:before="40" w:after="40" w:line="240"/>
             </w:pPr>
             <w:r>
               <w:t xml:space="preserve">nil</w:t>
@@ -18027,8 +18027,8 @@
             <w:pPr>
               <w:pStyle w:val="Compact"/>
               <w:jc w:val="left"/>
-              <w:ind w:right="0" w:left="0" w:firstLine="0"/>
-              <w:spacing w:after="40" w:lineRule="auto" w:before="40" w:line="240"/>
+              <w:ind w:left="0" w:firstLine="0" w:right="0"/>
+              <w:spacing w:lineRule="auto" w:before="40" w:after="40" w:line="240"/>
             </w:pPr>
             <w:r>
               <w:t xml:space="preserve">Strategy (</w:t>
@@ -18064,8 +18064,8 @@
             <w:pPr>
               <w:pStyle w:val="Compact"/>
               <w:jc w:val="left"/>
-              <w:ind w:right="0" w:left="0" w:firstLine="0"/>
-              <w:spacing w:after="40" w:lineRule="auto" w:before="40" w:line="240"/>
+              <w:ind w:left="0" w:firstLine="0" w:right="0"/>
+              <w:spacing w:lineRule="auto" w:before="40" w:after="40" w:line="240"/>
             </w:pPr>
             <w:r>
               <w:rPr>
@@ -18081,8 +18081,8 @@
             <w:pPr>
               <w:pStyle w:val="Compact"/>
               <w:jc w:val="left"/>
-              <w:ind w:right="0" w:left="0" w:firstLine="0"/>
-              <w:spacing w:after="40" w:lineRule="auto" w:before="40" w:line="240"/>
+              <w:ind w:left="0" w:firstLine="0" w:right="0"/>
+              <w:spacing w:lineRule="auto" w:before="40" w:after="40" w:line="240"/>
             </w:pPr>
             <w:r>
               <w:t xml:space="preserve">string</w:t>
@@ -18095,8 +18095,8 @@
             <w:pPr>
               <w:pStyle w:val="Compact"/>
               <w:jc w:val="left"/>
-              <w:ind w:right="0" w:left="0" w:firstLine="0"/>
-              <w:spacing w:after="40" w:lineRule="auto" w:before="40" w:line="240"/>
+              <w:ind w:left="0" w:firstLine="0" w:right="0"/>
+              <w:spacing w:lineRule="auto" w:before="40" w:after="40" w:line="240"/>
             </w:pPr>
             <w:r>
               <w:t xml:space="preserve">nil</w:t>
@@ -18109,8 +18109,8 @@
             <w:pPr>
               <w:pStyle w:val="Compact"/>
               <w:jc w:val="left"/>
-              <w:ind w:right="0" w:left="0" w:firstLine="0"/>
-              <w:spacing w:after="40" w:lineRule="auto" w:before="40" w:line="240"/>
+              <w:ind w:left="0" w:firstLine="0" w:right="0"/>
+              <w:spacing w:lineRule="auto" w:before="40" w:after="40" w:line="240"/>
             </w:pPr>
             <w:r>
               <w:t xml:space="preserve">Counter group for numbered views.</w:t>
@@ -18125,8 +18125,8 @@
             <w:pPr>
               <w:pStyle w:val="Compact"/>
               <w:jc w:val="left"/>
-              <w:ind w:right="0" w:left="0" w:firstLine="0"/>
-              <w:spacing w:after="40" w:lineRule="auto" w:before="40" w:line="240"/>
+              <w:ind w:left="0" w:firstLine="0" w:right="0"/>
+              <w:spacing w:lineRule="auto" w:before="40" w:after="40" w:line="240"/>
             </w:pPr>
             <w:r>
               <w:rPr>
@@ -18142,8 +18142,8 @@
             <w:pPr>
               <w:pStyle w:val="Compact"/>
               <w:jc w:val="left"/>
-              <w:ind w:right="0" w:left="0" w:firstLine="0"/>
-              <w:spacing w:after="40" w:lineRule="auto" w:before="40" w:line="240"/>
+              <w:ind w:left="0" w:firstLine="0" w:right="0"/>
+              <w:spacing w:lineRule="auto" w:before="40" w:after="40" w:line="240"/>
             </w:pPr>
             <w:r>
               <w:t xml:space="preserve">string</w:t>
@@ -18156,8 +18156,8 @@
             <w:pPr>
               <w:pStyle w:val="Compact"/>
               <w:jc w:val="left"/>
-              <w:ind w:right="0" w:left="0" w:firstLine="0"/>
-              <w:spacing w:after="40" w:lineRule="auto" w:before="40" w:line="240"/>
+              <w:ind w:left="0" w:firstLine="0" w:right="0"/>
+              <w:spacing w:lineRule="auto" w:before="40" w:after="40" w:line="240"/>
             </w:pPr>
             <w:r>
               <w:t xml:space="preserve">nil</w:t>
@@ -18170,8 +18170,8 @@
             <w:pPr>
               <w:pStyle w:val="Compact"/>
               <w:jc w:val="left"/>
-              <w:ind w:right="0" w:left="0" w:firstLine="0"/>
-              <w:spacing w:after="40" w:lineRule="auto" w:before="40" w:line="240"/>
+              <w:ind w:left="0" w:firstLine="0" w:right="0"/>
+              <w:spacing w:lineRule="auto" w:before="40" w:after="40" w:line="240"/>
             </w:pPr>
             <w:r>
               <w:t xml:space="preserve">The view-element subtype this view aggregates (e.g. </w:t>
@@ -18195,8 +18195,8 @@
             <w:pPr>
               <w:pStyle w:val="Compact"/>
               <w:jc w:val="left"/>
-              <w:ind w:right="0" w:left="0" w:firstLine="0"/>
-              <w:spacing w:after="40" w:lineRule="auto" w:before="40" w:line="240"/>
+              <w:ind w:left="0" w:firstLine="0" w:right="0"/>
+              <w:spacing w:lineRule="auto" w:before="40" w:after="40" w:line="240"/>
             </w:pPr>
             <w:r>
               <w:rPr>
@@ -18212,8 +18212,8 @@
             <w:pPr>
               <w:pStyle w:val="Compact"/>
               <w:jc w:val="left"/>
-              <w:ind w:right="0" w:left="0" w:firstLine="0"/>
-              <w:spacing w:after="40" w:lineRule="auto" w:before="40" w:line="240"/>
+              <w:ind w:left="0" w:firstLine="0" w:right="0"/>
+              <w:spacing w:lineRule="auto" w:before="40" w:after="40" w:line="240"/>
             </w:pPr>
             <w:r>
               <w:t xml:space="preserve">boolean</w:t>
@@ -18226,8 +18226,8 @@
             <w:pPr>
               <w:pStyle w:val="Compact"/>
               <w:jc w:val="left"/>
-              <w:ind w:right="0" w:left="0" w:firstLine="0"/>
-              <w:spacing w:after="40" w:lineRule="auto" w:before="40" w:line="240"/>
+              <w:ind w:left="0" w:firstLine="0" w:right="0"/>
+              <w:spacing w:lineRule="auto" w:before="40" w:after="40" w:line="240"/>
             </w:pPr>
             <w:r>
               <w:t xml:space="preserve">false</w:t>
@@ -18240,8 +18240,8 @@
             <w:pPr>
               <w:pStyle w:val="Compact"/>
               <w:jc w:val="left"/>
-              <w:ind w:right="0" w:left="0" w:firstLine="0"/>
-              <w:spacing w:after="40" w:lineRule="auto" w:before="40" w:line="240"/>
+              <w:ind w:left="0" w:firstLine="0" w:right="0"/>
+              <w:spacing w:lineRule="auto" w:before="40" w:after="40" w:line="240"/>
             </w:pPr>
             <w:r>
               <w:t xml:space="preserve">See</w:t>
@@ -18530,7 +18530,7 @@
     </w:p>
     <w:p>
       <w:pPr>
-        <w:spacing w:line="20" w:lineRule="exact" w:before="0" w:after="0"/>
+        <w:spacing w:before="0" w:lineRule="exact" w:after="0" w:line="20"/>
         <w:rPr>
           <w:sz w:val="2"/>
         </w:rPr>
@@ -19474,7 +19474,7 @@
     </w:p>
     <w:p>
       <w:pPr>
-        <w:spacing w:line="20" w:lineRule="exact" w:before="0" w:after="0"/>
+        <w:spacing w:before="0" w:lineRule="exact" w:after="0" w:line="20"/>
         <w:rPr>
           <w:sz w:val="2"/>
         </w:rPr>
@@ -19703,7 +19703,7 @@
     </w:p>
     <w:p>
       <w:pPr>
-        <w:spacing w:line="20" w:lineRule="exact" w:before="0" w:after="0"/>
+        <w:spacing w:before="0" w:lineRule="exact" w:after="0" w:line="20"/>
         <w:rPr>
           <w:sz w:val="2"/>
         </w:rPr>
@@ -23624,7 +23624,7 @@
     </w:p>
     <w:p>
       <w:pPr>
-        <w:spacing w:line="20" w:lineRule="exact" w:before="0" w:after="0"/>
+        <w:spacing w:before="0" w:lineRule="exact" w:after="0" w:line="20"/>
         <w:rPr>
           <w:sz w:val="2"/>
         </w:rPr>
@@ -23666,12 +23666,12 @@
         <w:tblLook w:firstRow="1" w:lastRow="0" w:firstColumn="0" w:lastColumn="0" w:noHBand="0" w:noVBand="0" w:val="0020"/>
         <w:jc w:val="start"/>
         <w:tblBorders>
-          <w:top w:space="0" w:val="single" w:color="000000" w:sz="6"/>
-          <w:left w:space="0" w:val="single" w:color="000000" w:sz="6"/>
-          <w:bottom w:space="0" w:val="single" w:color="000000" w:sz="6"/>
-          <w:right w:space="0" w:val="single" w:color="000000" w:sz="6"/>
-          <w:insideH w:space="0" w:val="single" w:color="000000" w:sz="6"/>
-          <w:insideV w:space="0" w:val="single" w:color="000000" w:sz="6"/>
+          <w:top w:val="single" w:space="0" w:color="000000" w:sz="6"/>
+          <w:left w:val="single" w:space="0" w:color="000000" w:sz="6"/>
+          <w:bottom w:val="single" w:space="0" w:color="000000" w:sz="6"/>
+          <w:right w:val="single" w:space="0" w:color="000000" w:sz="6"/>
+          <w:insideH w:val="single" w:space="0" w:color="000000" w:sz="6"/>
+          <w:insideV w:val="single" w:space="0" w:color="000000" w:sz="6"/>
         </w:tblBorders>
         <w:tblCellMar>
           <w:top w:w="57" w:type="dxa"/>
@@ -23690,14 +23690,14 @@
         </w:trPr>
         <w:tc>
           <w:tcPr>
-            <w:shd w:color="auto" w:val="clear" w:fill="E8E8E8"/>
+            <w:shd w:val="clear" w:color="auto" w:fill="E8E8E8"/>
           </w:tcPr>
           <w:p>
             <w:pPr>
               <w:pStyle w:val="Compact"/>
               <w:jc w:val="left"/>
-              <w:ind w:right="0" w:left="0" w:firstLine="0"/>
-              <w:spacing w:after="40" w:lineRule="auto" w:before="40" w:line="240"/>
+              <w:ind w:left="0" w:firstLine="0" w:right="0"/>
+              <w:spacing w:lineRule="auto" w:before="40" w:after="40" w:line="240"/>
             </w:pPr>
             <w:r>
               <w:rPr>
@@ -23709,14 +23709,14 @@
         </w:tc>
         <w:tc>
           <w:tcPr>
-            <w:shd w:color="auto" w:val="clear" w:fill="E8E8E8"/>
+            <w:shd w:val="clear" w:color="auto" w:fill="E8E8E8"/>
           </w:tcPr>
           <w:p>
             <w:pPr>
               <w:pStyle w:val="Compact"/>
               <w:jc w:val="left"/>
-              <w:ind w:right="0" w:left="0" w:firstLine="0"/>
-              <w:spacing w:after="40" w:lineRule="auto" w:before="40" w:line="240"/>
+              <w:ind w:left="0" w:firstLine="0" w:right="0"/>
+              <w:spacing w:lineRule="auto" w:before="40" w:after="40" w:line="240"/>
             </w:pPr>
             <w:r>
               <w:rPr>
@@ -23734,8 +23734,8 @@
             <w:pPr>
               <w:pStyle w:val="Compact"/>
               <w:jc w:val="left"/>
-              <w:ind w:right="0" w:left="0" w:firstLine="0"/>
-              <w:spacing w:after="40" w:lineRule="auto" w:before="40" w:line="240"/>
+              <w:ind w:left="0" w:firstLine="0" w:right="0"/>
+              <w:spacing w:lineRule="auto" w:before="40" w:after="40" w:line="240"/>
             </w:pPr>
             <w:r>
               <w:rPr>
@@ -23775,8 +23775,8 @@
             <w:pPr>
               <w:pStyle w:val="Compact"/>
               <w:jc w:val="left"/>
-              <w:ind w:right="0" w:left="0" w:firstLine="0"/>
-              <w:spacing w:after="40" w:lineRule="auto" w:before="40" w:line="240"/>
+              <w:ind w:left="0" w:firstLine="0" w:right="0"/>
+              <w:spacing w:lineRule="auto" w:before="40" w:after="40" w:line="240"/>
             </w:pPr>
             <w:r>
               <w:t xml:space="preserve">Process and options.</w:t>
@@ -23821,8 +23821,8 @@
             <w:pPr>
               <w:pStyle w:val="Compact"/>
               <w:jc w:val="left"/>
-              <w:ind w:right="0" w:left="0" w:firstLine="0"/>
-              <w:spacing w:after="40" w:lineRule="auto" w:before="40" w:line="240"/>
+              <w:ind w:left="0" w:firstLine="0" w:right="0"/>
+              <w:spacing w:lineRule="auto" w:before="40" w:after="40" w:line="240"/>
             </w:pPr>
             <w:r>
               <w:rPr>
@@ -23838,8 +23838,8 @@
             <w:pPr>
               <w:pStyle w:val="Compact"/>
               <w:jc w:val="left"/>
-              <w:ind w:right="0" w:left="0" w:firstLine="0"/>
-              <w:spacing w:after="40" w:lineRule="auto" w:before="40" w:line="240"/>
+              <w:ind w:left="0" w:firstLine="0" w:right="0"/>
+              <w:spacing w:lineRule="auto" w:before="40" w:after="40" w:line="240"/>
             </w:pPr>
             <w:r>
               <w:t xml:space="preserve">File-based cache key. If the file already exists, the process is not spawned —</w:t>
@@ -23869,8 +23869,8 @@
             <w:pPr>
               <w:pStyle w:val="Compact"/>
               <w:jc w:val="left"/>
-              <w:ind w:right="0" w:left="0" w:firstLine="0"/>
-              <w:spacing w:after="40" w:lineRule="auto" w:before="40" w:line="240"/>
+              <w:ind w:left="0" w:firstLine="0" w:right="0"/>
+              <w:spacing w:lineRule="auto" w:before="40" w:after="40" w:line="240"/>
             </w:pPr>
             <w:r>
               <w:rPr>
@@ -23886,8 +23886,8 @@
             <w:pPr>
               <w:pStyle w:val="Compact"/>
               <w:jc w:val="left"/>
-              <w:ind w:right="0" w:left="0" w:firstLine="0"/>
-              <w:spacing w:after="40" w:lineRule="auto" w:before="40" w:line="240"/>
+              <w:ind w:left="0" w:firstLine="0" w:right="0"/>
+              <w:spacing w:lineRule="auto" w:before="40" w:after="40" w:line="240"/>
             </w:pPr>
             <w:r>
               <w:t xml:space="preserve">Arbitrary table passed through to</w:t>
@@ -24134,7 +24134,7 @@
     </w:p>
     <w:p>
       <w:pPr>
-        <w:spacing w:line="20" w:lineRule="exact" w:before="0" w:after="0"/>
+        <w:spacing w:before="0" w:lineRule="exact" w:after="0" w:line="20"/>
         <w:rPr>
           <w:sz w:val="2"/>
         </w:rPr>
@@ -24176,12 +24176,12 @@
         <w:tblLook w:firstRow="1" w:lastRow="0" w:firstColumn="0" w:lastColumn="0" w:noHBand="0" w:noVBand="0" w:val="0020"/>
         <w:jc w:val="start"/>
         <w:tblBorders>
-          <w:top w:space="0" w:val="single" w:color="000000" w:sz="6"/>
-          <w:left w:space="0" w:val="single" w:color="000000" w:sz="6"/>
-          <w:bottom w:space="0" w:val="single" w:color="000000" w:sz="6"/>
-          <w:right w:space="0" w:val="single" w:color="000000" w:sz="6"/>
-          <w:insideH w:space="0" w:val="single" w:color="000000" w:sz="6"/>
-          <w:insideV w:space="0" w:val="single" w:color="000000" w:sz="6"/>
+          <w:top w:val="single" w:space="0" w:color="000000" w:sz="6"/>
+          <w:left w:val="single" w:space="0" w:color="000000" w:sz="6"/>
+          <w:bottom w:val="single" w:space="0" w:color="000000" w:sz="6"/>
+          <w:right w:val="single" w:space="0" w:color="000000" w:sz="6"/>
+          <w:insideH w:val="single" w:space="0" w:color="000000" w:sz="6"/>
+          <w:insideV w:val="single" w:space="0" w:color="000000" w:sz="6"/>
         </w:tblBorders>
         <w:tblCellMar>
           <w:top w:w="57" w:type="dxa"/>
@@ -24200,14 +24200,14 @@
         </w:trPr>
         <w:tc>
           <w:tcPr>
-            <w:shd w:color="auto" w:val="clear" w:fill="E8E8E8"/>
+            <w:shd w:val="clear" w:color="auto" w:fill="E8E8E8"/>
           </w:tcPr>
           <w:p>
             <w:pPr>
               <w:pStyle w:val="Compact"/>
               <w:jc w:val="left"/>
-              <w:ind w:right="0" w:left="0" w:firstLine="0"/>
-              <w:spacing w:after="40" w:lineRule="auto" w:before="40" w:line="240"/>
+              <w:ind w:left="0" w:firstLine="0" w:right="0"/>
+              <w:spacing w:lineRule="auto" w:before="40" w:after="40" w:line="240"/>
             </w:pPr>
             <w:r>
               <w:rPr>
@@ -24219,14 +24219,14 @@
         </w:tc>
         <w:tc>
           <w:tcPr>
-            <w:shd w:color="auto" w:val="clear" w:fill="E8E8E8"/>
+            <w:shd w:val="clear" w:color="auto" w:fill="E8E8E8"/>
           </w:tcPr>
           <w:p>
             <w:pPr>
               <w:pStyle w:val="Compact"/>
               <w:jc w:val="left"/>
-              <w:ind w:right="0" w:left="0" w:firstLine="0"/>
-              <w:spacing w:after="40" w:lineRule="auto" w:before="40" w:line="240"/>
+              <w:ind w:left="0" w:firstLine="0" w:right="0"/>
+              <w:spacing w:lineRule="auto" w:before="40" w:after="40" w:line="240"/>
             </w:pPr>
             <w:r>
               <w:rPr>
@@ -24244,8 +24244,8 @@
             <w:pPr>
               <w:pStyle w:val="Compact"/>
               <w:jc w:val="left"/>
-              <w:ind w:right="0" w:left="0" w:firstLine="0"/>
-              <w:spacing w:after="40" w:lineRule="auto" w:before="40" w:line="240"/>
+              <w:ind w:left="0" w:firstLine="0" w:right="0"/>
+              <w:spacing w:lineRule="auto" w:before="40" w:after="40" w:line="240"/>
             </w:pPr>
             <w:r>
               <w:rPr>
@@ -24261,8 +24261,8 @@
             <w:pPr>
               <w:pStyle w:val="Compact"/>
               <w:jc w:val="left"/>
-              <w:ind w:right="0" w:left="0" w:firstLine="0"/>
-              <w:spacing w:after="40" w:lineRule="auto" w:before="40" w:line="240"/>
+              <w:ind w:left="0" w:firstLine="0" w:right="0"/>
+              <w:spacing w:lineRule="auto" w:before="40" w:after="40" w:line="240"/>
             </w:pPr>
             <w:r>
               <w:t xml:space="preserve">Resolved target:</w:t>
@@ -24352,8 +24352,8 @@
             <w:pPr>
               <w:pStyle w:val="Compact"/>
               <w:jc w:val="left"/>
-              <w:ind w:right="0" w:left="0" w:firstLine="0"/>
-              <w:spacing w:after="40" w:lineRule="auto" w:before="40" w:line="240"/>
+              <w:ind w:left="0" w:firstLine="0" w:right="0"/>
+              <w:spacing w:lineRule="auto" w:before="40" w:after="40" w:line="240"/>
             </w:pPr>
             <w:r>
               <w:rPr>
@@ -24369,8 +24369,8 @@
             <w:pPr>
               <w:pStyle w:val="Compact"/>
               <w:jc w:val="left"/>
-              <w:ind w:right="0" w:left="0" w:firstLine="0"/>
-              <w:spacing w:after="40" w:lineRule="auto" w:before="40" w:line="240"/>
+              <w:ind w:left="0" w:firstLine="0" w:right="0"/>
+              <w:spacing w:lineRule="auto" w:before="40" w:after="40" w:line="240"/>
             </w:pPr>
             <w:r>
               <w:t xml:space="preserve">The text a body link to the same target shows (e.g. </w:t>
@@ -24397,8 +24397,8 @@
             <w:pPr>
               <w:pStyle w:val="Compact"/>
               <w:jc w:val="left"/>
-              <w:ind w:right="0" w:left="0" w:firstLine="0"/>
-              <w:spacing w:after="40" w:lineRule="auto" w:before="40" w:line="240"/>
+              <w:ind w:left="0" w:firstLine="0" w:right="0"/>
+              <w:spacing w:lineRule="auto" w:before="40" w:after="40" w:line="240"/>
             </w:pPr>
             <w:r>
               <w:t xml:space="preserve">Return value</w:t>
@@ -24411,8 +24411,8 @@
             <w:pPr>
               <w:pStyle w:val="Compact"/>
               <w:jc w:val="left"/>
-              <w:ind w:right="0" w:left="0" w:firstLine="0"/>
-              <w:spacing w:after="40" w:lineRule="auto" w:before="40" w:line="240"/>
+              <w:ind w:left="0" w:firstLine="0" w:right="0"/>
+              <w:spacing w:lineRule="auto" w:before="40" w:after="40" w:line="240"/>
             </w:pPr>
             <w:r>
               <w:t xml:space="preserve">A string in the tool’s own hyperlink syntax that replaces the link in the source.</w:t>
@@ -25146,7 +25146,7 @@
     </w:p>
     <w:p>
       <w:pPr>
-        <w:spacing w:line="20" w:lineRule="exact" w:before="0" w:after="0"/>
+        <w:spacing w:before="0" w:lineRule="exact" w:after="0" w:line="20"/>
         <w:rPr>
           <w:sz w:val="2"/>
         </w:rPr>
@@ -25648,17 +25648,17 @@
 </file>
 
 <file path=word/footer1.xml><?xml version="1.0" encoding="utf-8"?>
-<w:ftr xmlns:w="http://schemas.openxmlformats.org/wordprocessingml/2006/main" xmlns:r="http://schemas.openxmlformats.org/officeDocument/2006/relationships">
+<w:ftr xmlns:r="http://schemas.openxmlformats.org/officeDocument/2006/relationships" xmlns:w="http://schemas.openxmlformats.org/wordprocessingml/2006/main">
   <w:tbl>
     <w:tblPr>
       <w:tblW w:w="5000" w:type="pct"/>
       <w:tblBorders>
-        <w:top w:space="1" w:val="single" w:color="CCCCCC" w:sz="4"/>
-        <w:bottom w:space="0" w:val="none" w:color="auto" w:sz="0"/>
-        <w:left w:space="0" w:val="none" w:color="auto" w:sz="0"/>
-        <w:right w:space="0" w:val="none" w:color="auto" w:sz="0"/>
-        <w:insideH w:space="0" w:val="none" w:color="auto" w:sz="0"/>
-        <w:insideV w:space="0" w:val="none" w:color="auto" w:sz="0"/>
+        <w:top w:val="single" w:space="1" w:color="CCCCCC" w:sz="4"/>
+        <w:bottom w:val="none" w:space="0" w:color="auto" w:sz="0"/>
+        <w:left w:val="none" w:space="0" w:color="auto" w:sz="0"/>
+        <w:right w:val="none" w:space="0" w:color="auto" w:sz="0"/>
+        <w:insideH w:val="none" w:space="0" w:color="auto" w:sz="0"/>
+        <w:insideV w:val="none" w:space="0" w:color="auto" w:sz="0"/>
       </w:tblBorders>
       <w:tblLayout w:type="fixed"/>
     </w:tblPr>
@@ -25774,7 +25774,7 @@
 </file>
 
 <file path=word/header1.xml><?xml version="1.0" encoding="utf-8"?>
-<w:hdr xmlns:w="http://schemas.openxmlformats.org/wordprocessingml/2006/main" xmlns:r="http://schemas.openxmlformats.org/officeDocument/2006/relationships">
+<w:hdr xmlns:r="http://schemas.openxmlformats.org/officeDocument/2006/relationships" xmlns:w="http://schemas.openxmlformats.org/wordprocessingml/2006/main">
   <w:p>
     <w:pPr>
       <w:pStyle w:val="Header"/>
@@ -25784,7 +25784,7 @@
 </file>
 
 <file path=word/header2.xml><?xml version="1.0" encoding="utf-8"?>
-<w:hdr xmlns:w="http://schemas.openxmlformats.org/wordprocessingml/2006/main" xmlns:r="http://schemas.openxmlformats.org/officeDocument/2006/relationships">
+<w:hdr xmlns:r="http://schemas.openxmlformats.org/officeDocument/2006/relationships" xmlns:w="http://schemas.openxmlformats.org/wordprocessingml/2006/main">
   <w:p>
     <w:pPr>
       <w:pStyle w:val="Header"/>
@@ -25827,7 +25827,7 @@
       <w:lvlText w:val="%1"/>
       <w:lvlJc w:val="left"/>
       <w:pPr>
-        <w:ind w:hanging="0" w:left="0"/>
+        <w:ind w:left="0" w:hanging="0"/>
       </w:pPr>
     </w:lvl>
     <w:lvl w:ilvl="1">
@@ -25839,7 +25839,7 @@
       <w:lvlText w:val="%1.%2"/>
       <w:lvlJc w:val="left"/>
       <w:pPr>
-        <w:ind w:hanging="0" w:left="0"/>
+        <w:ind w:left="0" w:hanging="0"/>
       </w:pPr>
     </w:lvl>
     <w:lvl w:ilvl="2">
@@ -25851,7 +25851,7 @@
       <w:lvlText w:val="%1.%2.%3"/>
       <w:lvlJc w:val="left"/>
       <w:pPr>
-        <w:ind w:hanging="0" w:left="0"/>
+        <w:ind w:left="0" w:hanging="0"/>
       </w:pPr>
     </w:lvl>
     <w:lvl w:ilvl="3">
@@ -25863,7 +25863,7 @@
       <w:lvlText w:val="%1.%2.%3.%4"/>
       <w:lvlJc w:val="left"/>
       <w:pPr>
-        <w:ind w:hanging="0" w:left="0"/>
+        <w:ind w:left="0" w:hanging="0"/>
       </w:pPr>
     </w:lvl>
     <w:lvl w:ilvl="4">
@@ -25875,7 +25875,7 @@
       <w:lvlText w:val="%1.%2.%3.%4.%5"/>
       <w:lvlJc w:val="left"/>
       <w:pPr>
-        <w:ind w:hanging="0" w:left="0"/>
+        <w:ind w:left="0" w:hanging="0"/>
       </w:pPr>
     </w:lvl>
   </w:abstractNum>
@@ -26999,18 +26999,18 @@
     <w:basedOn w:val="VerbatimChar"/>
     <w:rPr/>
   </w:style>
-  <w:style w:styleId="SpecObjectHeader" w:customStyle="1" w:type="paragraph">
+  <w:style w:type="paragraph" w:customStyle="1" w:styleId="SpecObjectHeader">
     <w:name w:val="Spec Object Header"/>
     <w:basedOn w:val="Normal"/>
     <w:next w:val="FirstParagraph"/>
     <w:qFormat/>
     <w:pPr>
       <w:keepNext/>
-      <w:spacing w:after="120" w:lineRule="auto" w:before="280" w:line="276"/>
+      <w:spacing w:lineRule="auto" w:before="280" w:after="120" w:line="276"/>
       <w:outlineLvl w:val="0"/>
     </w:pPr>
     <w:rPr>
-      <w:rFonts w:hAnsi="Calibri Light" w:cs="Calibri Light" w:ascii="Calibri Light"/>
+      <w:rFonts w:cs="Calibri Light" w:hAnsi="Calibri Light" w:ascii="Calibri Light"/>
       <w:b/>
       <w:bCs/>
       <w:color w:val="0F4C64"/>
